--- a/项目文档/测试文档.docx
+++ b/项目文档/测试文档.docx
@@ -2769,7 +2769,7 @@
         </w:numPr>
         <w:spacing w:before="0" w:after="0" w:line="240" w:lineRule="auto"/>
         <w:rPr>
-          <w:rFonts w:ascii="黑体" w:hAnsi="黑体" w:cs="Segoe UI"/>
+          <w:rFonts w:ascii="黑体" w:hAnsi="黑体" w:cs="Segoe UI" w:hint="eastAsia"/>
           <w:color w:val="1F2328"/>
           <w:sz w:val="28"/>
           <w:szCs w:val="28"/>
@@ -2943,47 +2943,7 @@
           <w:sz w:val="28"/>
           <w:szCs w:val="28"/>
         </w:rPr>
-        <w:t>1.</w:t>
-      </w:r>
-      <w:r>
-        <w:rPr>
-          <w:rFonts w:ascii="黑体" w:eastAsia="黑体" w:hAnsi="黑体" w:hint="eastAsia"/>
-          <w:b w:val="0"/>
-          <w:bCs/>
-          <w:sz w:val="28"/>
-          <w:szCs w:val="28"/>
-        </w:rPr>
-        <w:t>2</w:t>
-      </w:r>
-      <w:r>
-        <w:rPr>
-          <w:rFonts w:ascii="黑体" w:eastAsia="黑体" w:hAnsi="黑体" w:hint="eastAsia"/>
-          <w:b w:val="0"/>
-          <w:bCs/>
-          <w:sz w:val="28"/>
-          <w:szCs w:val="28"/>
-        </w:rPr>
-        <w:t>系统</w:t>
-      </w:r>
-      <w:r>
-        <w:rPr>
-          <w:rFonts w:ascii="黑体" w:eastAsia="黑体" w:hAnsi="黑体" w:hint="eastAsia"/>
-          <w:b w:val="0"/>
-          <w:bCs/>
-          <w:sz w:val="28"/>
-          <w:szCs w:val="28"/>
-        </w:rPr>
-        <w:t>设计与实现</w:t>
-      </w:r>
-      <w:r>
-        <w:rPr>
-          <w:rFonts w:ascii="黑体" w:eastAsia="黑体" w:hAnsi="黑体" w:hint="eastAsia"/>
-          <w:b w:val="0"/>
-          <w:bCs/>
-          <w:sz w:val="28"/>
-          <w:szCs w:val="28"/>
-        </w:rPr>
-        <w:t>概述</w:t>
+        <w:t>1.2系统设计与实现概述</w:t>
       </w:r>
       <w:bookmarkEnd w:id="6"/>
     </w:p>
@@ -3358,7 +3318,7 @@
         <w:spacing w:after="0" w:line="240" w:lineRule="auto"/>
         <w:ind w:firstLine="420"/>
         <w:rPr>
-          <w:rFonts w:ascii="宋体" w:eastAsia="宋体" w:hAnsi="宋体"/>
+          <w:rFonts w:ascii="宋体" w:eastAsia="宋体" w:hAnsi="宋体" w:hint="eastAsia"/>
           <w:sz w:val="21"/>
           <w:szCs w:val="21"/>
         </w:rPr>
@@ -3423,7 +3383,7 @@
         <w:spacing w:after="0" w:line="240" w:lineRule="auto"/>
         <w:ind w:firstLine="420"/>
         <w:rPr>
-          <w:rFonts w:ascii="宋体" w:eastAsia="宋体" w:hAnsi="宋体"/>
+          <w:rFonts w:ascii="宋体" w:eastAsia="宋体" w:hAnsi="宋体" w:hint="eastAsia"/>
           <w:sz w:val="21"/>
           <w:szCs w:val="21"/>
         </w:rPr>
@@ -3488,7 +3448,7 @@
         <w:spacing w:after="0" w:line="240" w:lineRule="auto"/>
         <w:ind w:firstLine="420"/>
         <w:rPr>
-          <w:rFonts w:ascii="宋体" w:eastAsia="宋体" w:hAnsi="宋体"/>
+          <w:rFonts w:ascii="宋体" w:eastAsia="宋体" w:hAnsi="宋体" w:hint="eastAsia"/>
           <w:sz w:val="21"/>
           <w:szCs w:val="21"/>
         </w:rPr>
@@ -3553,7 +3513,7 @@
         <w:spacing w:after="0" w:line="240" w:lineRule="auto"/>
         <w:ind w:firstLine="420"/>
         <w:rPr>
-          <w:rFonts w:ascii="宋体" w:eastAsia="宋体" w:hAnsi="宋体"/>
+          <w:rFonts w:ascii="宋体" w:eastAsia="宋体" w:hAnsi="宋体" w:hint="eastAsia"/>
           <w:sz w:val="21"/>
           <w:szCs w:val="21"/>
         </w:rPr>
@@ -3609,9 +3569,8 @@
           <w:sz w:val="28"/>
           <w:szCs w:val="28"/>
         </w:rPr>
-        <w:t>文档</w:t>
+        <w:t>文档介</w:t>
       </w:r>
-      <w:proofErr w:type="gramStart"/>
       <w:r>
         <w:rPr>
           <w:rFonts w:ascii="黑体" w:eastAsia="黑体" w:hAnsi="黑体" w:hint="eastAsia"/>
@@ -3620,9 +3579,8 @@
           <w:sz w:val="28"/>
           <w:szCs w:val="28"/>
         </w:rPr>
-        <w:t>介</w:t>
+        <w:t>质</w:t>
       </w:r>
-      <w:proofErr w:type="gramEnd"/>
       <w:r>
         <w:rPr>
           <w:rFonts w:ascii="黑体" w:eastAsia="黑体" w:hAnsi="黑体" w:hint="eastAsia"/>
@@ -3631,7 +3589,7 @@
           <w:sz w:val="28"/>
           <w:szCs w:val="28"/>
         </w:rPr>
-        <w:t>值一致性测试</w:t>
+        <w:t>一致性测试</w:t>
       </w:r>
       <w:bookmarkEnd w:id="17"/>
     </w:p>
@@ -3640,7 +3598,7 @@
         <w:spacing w:after="0" w:line="240" w:lineRule="auto"/>
         <w:ind w:firstLine="420"/>
         <w:rPr>
-          <w:rFonts w:ascii="宋体" w:eastAsia="宋体" w:hAnsi="宋体"/>
+          <w:rFonts w:ascii="宋体" w:eastAsia="宋体" w:hAnsi="宋体" w:hint="eastAsia"/>
           <w:sz w:val="21"/>
           <w:szCs w:val="21"/>
         </w:rPr>
@@ -3725,7 +3683,7 @@
         <w:spacing w:after="0" w:line="240" w:lineRule="auto"/>
         <w:ind w:firstLine="420"/>
         <w:rPr>
-          <w:rFonts w:ascii="宋体" w:eastAsia="宋体" w:hAnsi="宋体"/>
+          <w:rFonts w:ascii="宋体" w:eastAsia="宋体" w:hAnsi="宋体" w:hint="eastAsia"/>
           <w:sz w:val="21"/>
           <w:szCs w:val="21"/>
         </w:rPr>
@@ -3856,12 +3814,8 @@
       </w:r>
     </w:p>
     <w:sectPr>
-      <w:headerReference w:type="even" r:id="rId10"/>
-      <w:headerReference w:type="default" r:id="rId11"/>
-      <w:footerReference w:type="even" r:id="rId12"/>
-      <w:footerReference w:type="default" r:id="rId13"/>
-      <w:headerReference w:type="first" r:id="rId14"/>
-      <w:footerReference w:type="first" r:id="rId15"/>
+      <w:headerReference w:type="default" r:id="rId10"/>
+      <w:footerReference w:type="default" r:id="rId11"/>
       <w:pgSz w:w="11906" w:h="16838"/>
       <w:pgMar w:top="1440" w:right="1800" w:bottom="1440" w:left="1800" w:header="851" w:footer="992" w:gutter="0"/>
       <w:cols w:space="425"/>
@@ -3903,19 +3857,6 @@
 </file>
 
 <file path=word/footer1.xml><?xml version="1.0" encoding="utf-8"?>
-<w:ftr xmlns:wpc="http://schemas.microsoft.com/office/word/2010/wordprocessingCanvas" xmlns:cx="http://schemas.microsoft.com/office/drawing/2014/chartex" xmlns:cx1="http://schemas.microsoft.com/office/drawing/2015/9/8/chartex" xmlns:cx2="http://schemas.microsoft.com/office/drawing/2015/10/21/chartex" xmlns:cx3="http://schemas.microsoft.com/office/drawing/2016/5/9/chartex" xmlns:cx4="http://schemas.microsoft.com/office/drawing/2016/5/10/chartex" xmlns:cx5="http://schemas.microsoft.com/office/drawing/2016/5/11/chartex" xmlns:cx6="http://schemas.microsoft.com/office/drawing/2016/5/12/chartex" xmlns:cx7="http://schemas.microsoft.com/office/drawing/2016/5/13/chartex" xmlns:cx8="http://schemas.microsoft.com/office/drawing/2016/5/14/chartex" xmlns:mc="http://schemas.openxmlformats.org/markup-compatibility/2006" xmlns:aink="http://schemas.microsoft.com/office/drawing/2016/ink" xmlns:am3d="http://schemas.microsoft.com/office/drawing/2017/model3d" xmlns:o="urn:schemas-microsoft-com:office:office" xmlns:oel="http://schemas.microsoft.com/office/2019/extlst" xmlns:r="http://schemas.openxmlformats.org/officeDocument/2006/relationships" xmlns:m="http://schemas.openxmlformats.org/officeDocument/2006/math" xmlns:v="urn:schemas-microsoft-com:vml" xmlns:wp14="http://schemas.microsoft.com/office/word/2010/wordprocessingDrawing" xmlns:wp="http://schemas.openxmlformats.org/drawingml/2006/wordprocessingDrawing" xmlns:w10="urn:schemas-microsoft-com:office:word" xmlns:w="http://schemas.openxmlformats.org/wordprocessingml/2006/main" xmlns:w14="http://schemas.microsoft.com/office/word/2010/wordml" xmlns:w15="http://schemas.microsoft.com/office/word/2012/wordml" xmlns:w16cex="http://schemas.microsoft.com/office/word/2018/wordml/cex" xmlns:w16cid="http://schemas.microsoft.com/office/word/2016/wordml/cid" xmlns:w16="http://schemas.microsoft.com/office/word/2018/wordml" xmlns:w16du="http://schemas.microsoft.com/office/word/2023/wordml/word16du" xmlns:w16sdtdh="http://schemas.microsoft.com/office/word/2020/wordml/sdtdatahash" xmlns:w16sdtfl="http://schemas.microsoft.com/office/word/2024/wordml/sdtformatlock" xmlns:w16se="http://schemas.microsoft.com/office/word/2015/wordml/symex" xmlns:wpg="http://schemas.microsoft.com/office/word/2010/wordprocessingGroup" xmlns:wpi="http://schemas.microsoft.com/office/word/2010/wordprocessingInk" xmlns:wne="http://schemas.microsoft.com/office/word/2006/wordml" xmlns:wps="http://schemas.microsoft.com/office/word/2010/wordprocessingShape" mc:Ignorable="w14 w15 w16se w16cid w16 w16cex w16sdtdh w16sdtfl w16du wp14">
-  <w:p>
-    <w:pPr>
-      <w:pStyle w:val="af0"/>
-      <w:rPr>
-        <w:rFonts w:hint="eastAsia"/>
-      </w:rPr>
-    </w:pPr>
-  </w:p>
-</w:ftr>
-</file>
-
-<file path=word/footer2.xml><?xml version="1.0" encoding="utf-8"?>
 <w:ftr xmlns:wpc="http://schemas.microsoft.com/office/word/2010/wordprocessingCanvas" xmlns:cx="http://schemas.microsoft.com/office/drawing/2014/chartex" xmlns:cx1="http://schemas.microsoft.com/office/drawing/2015/9/8/chartex" xmlns:cx2="http://schemas.microsoft.com/office/drawing/2015/10/21/chartex" xmlns:cx3="http://schemas.microsoft.com/office/drawing/2016/5/9/chartex" xmlns:cx4="http://schemas.microsoft.com/office/drawing/2016/5/10/chartex" xmlns:cx5="http://schemas.microsoft.com/office/drawing/2016/5/11/chartex" xmlns:cx6="http://schemas.microsoft.com/office/drawing/2016/5/12/chartex" xmlns:cx7="http://schemas.microsoft.com/office/drawing/2016/5/13/chartex" xmlns:cx8="http://schemas.microsoft.com/office/drawing/2016/5/14/chartex" xmlns:mc="http://schemas.openxmlformats.org/markup-compatibility/2006" xmlns:aink="http://schemas.microsoft.com/office/drawing/2016/ink" xmlns:am3d="http://schemas.microsoft.com/office/drawing/2017/model3d" xmlns:o="urn:schemas-microsoft-com:office:office" xmlns:oel="http://schemas.microsoft.com/office/2019/extlst" xmlns:r="http://schemas.openxmlformats.org/officeDocument/2006/relationships" xmlns:m="http://schemas.openxmlformats.org/officeDocument/2006/math" xmlns:v="urn:schemas-microsoft-com:vml" xmlns:wp14="http://schemas.microsoft.com/office/word/2010/wordprocessingDrawing" xmlns:wp="http://schemas.openxmlformats.org/drawingml/2006/wordprocessingDrawing" xmlns:w10="urn:schemas-microsoft-com:office:word" xmlns:w="http://schemas.openxmlformats.org/wordprocessingml/2006/main" xmlns:w14="http://schemas.microsoft.com/office/word/2010/wordml" xmlns:w15="http://schemas.microsoft.com/office/word/2012/wordml" xmlns:w16cex="http://schemas.microsoft.com/office/word/2018/wordml/cex" xmlns:w16cid="http://schemas.microsoft.com/office/word/2016/wordml/cid" xmlns:w16="http://schemas.microsoft.com/office/word/2018/wordml" xmlns:w16du="http://schemas.microsoft.com/office/word/2023/wordml/word16du" xmlns:w16sdtdh="http://schemas.microsoft.com/office/word/2020/wordml/sdtdatahash" xmlns:w16sdtfl="http://schemas.microsoft.com/office/word/2024/wordml/sdtformatlock" xmlns:w16se="http://schemas.microsoft.com/office/word/2015/wordml/symex" xmlns:wpg="http://schemas.microsoft.com/office/word/2010/wordprocessingGroup" xmlns:wpi="http://schemas.microsoft.com/office/word/2010/wordprocessingInk" xmlns:wne="http://schemas.microsoft.com/office/word/2006/wordml" xmlns:wps="http://schemas.microsoft.com/office/word/2010/wordprocessingShape" mc:Ignorable="w14 w15 w16se w16cid w16 w16cex w16sdtdh w16sdtfl w16du wp14">
   <w:sdt>
     <w:sdtPr>
@@ -3967,19 +3908,6 @@
 </w:ftr>
 </file>
 
-<file path=word/footer3.xml><?xml version="1.0" encoding="utf-8"?>
-<w:ftr xmlns:wpc="http://schemas.microsoft.com/office/word/2010/wordprocessingCanvas" xmlns:cx="http://schemas.microsoft.com/office/drawing/2014/chartex" xmlns:cx1="http://schemas.microsoft.com/office/drawing/2015/9/8/chartex" xmlns:cx2="http://schemas.microsoft.com/office/drawing/2015/10/21/chartex" xmlns:cx3="http://schemas.microsoft.com/office/drawing/2016/5/9/chartex" xmlns:cx4="http://schemas.microsoft.com/office/drawing/2016/5/10/chartex" xmlns:cx5="http://schemas.microsoft.com/office/drawing/2016/5/11/chartex" xmlns:cx6="http://schemas.microsoft.com/office/drawing/2016/5/12/chartex" xmlns:cx7="http://schemas.microsoft.com/office/drawing/2016/5/13/chartex" xmlns:cx8="http://schemas.microsoft.com/office/drawing/2016/5/14/chartex" xmlns:mc="http://schemas.openxmlformats.org/markup-compatibility/2006" xmlns:aink="http://schemas.microsoft.com/office/drawing/2016/ink" xmlns:am3d="http://schemas.microsoft.com/office/drawing/2017/model3d" xmlns:o="urn:schemas-microsoft-com:office:office" xmlns:oel="http://schemas.microsoft.com/office/2019/extlst" xmlns:r="http://schemas.openxmlformats.org/officeDocument/2006/relationships" xmlns:m="http://schemas.openxmlformats.org/officeDocument/2006/math" xmlns:v="urn:schemas-microsoft-com:vml" xmlns:wp14="http://schemas.microsoft.com/office/word/2010/wordprocessingDrawing" xmlns:wp="http://schemas.openxmlformats.org/drawingml/2006/wordprocessingDrawing" xmlns:w10="urn:schemas-microsoft-com:office:word" xmlns:w="http://schemas.openxmlformats.org/wordprocessingml/2006/main" xmlns:w14="http://schemas.microsoft.com/office/word/2010/wordml" xmlns:w15="http://schemas.microsoft.com/office/word/2012/wordml" xmlns:w16cex="http://schemas.microsoft.com/office/word/2018/wordml/cex" xmlns:w16cid="http://schemas.microsoft.com/office/word/2016/wordml/cid" xmlns:w16="http://schemas.microsoft.com/office/word/2018/wordml" xmlns:w16du="http://schemas.microsoft.com/office/word/2023/wordml/word16du" xmlns:w16sdtdh="http://schemas.microsoft.com/office/word/2020/wordml/sdtdatahash" xmlns:w16sdtfl="http://schemas.microsoft.com/office/word/2024/wordml/sdtformatlock" xmlns:w16se="http://schemas.microsoft.com/office/word/2015/wordml/symex" xmlns:wpg="http://schemas.microsoft.com/office/word/2010/wordprocessingGroup" xmlns:wpi="http://schemas.microsoft.com/office/word/2010/wordprocessingInk" xmlns:wne="http://schemas.microsoft.com/office/word/2006/wordml" xmlns:wps="http://schemas.microsoft.com/office/word/2010/wordprocessingShape" mc:Ignorable="w14 w15 w16se w16cid w16 w16cex w16sdtdh w16sdtfl w16du wp14">
-  <w:p>
-    <w:pPr>
-      <w:pStyle w:val="af0"/>
-      <w:rPr>
-        <w:rFonts w:hint="eastAsia"/>
-      </w:rPr>
-    </w:pPr>
-  </w:p>
-</w:ftr>
-</file>
-
 <file path=word/footnotes.xml><?xml version="1.0" encoding="utf-8"?>
 <w:footnotes xmlns:wpc="http://schemas.microsoft.com/office/word/2010/wordprocessingCanvas" xmlns:cx="http://schemas.microsoft.com/office/drawing/2014/chartex" xmlns:cx1="http://schemas.microsoft.com/office/drawing/2015/9/8/chartex" xmlns:cx2="http://schemas.microsoft.com/office/drawing/2015/10/21/chartex" xmlns:cx3="http://schemas.microsoft.com/office/drawing/2016/5/9/chartex" xmlns:cx4="http://schemas.microsoft.com/office/drawing/2016/5/10/chartex" xmlns:cx5="http://schemas.microsoft.com/office/drawing/2016/5/11/chartex" xmlns:cx6="http://schemas.microsoft.com/office/drawing/2016/5/12/chartex" xmlns:cx7="http://schemas.microsoft.com/office/drawing/2016/5/13/chartex" xmlns:cx8="http://schemas.microsoft.com/office/drawing/2016/5/14/chartex" xmlns:mc="http://schemas.openxmlformats.org/markup-compatibility/2006" xmlns:aink="http://schemas.microsoft.com/office/drawing/2016/ink" xmlns:am3d="http://schemas.microsoft.com/office/drawing/2017/model3d" xmlns:o="urn:schemas-microsoft-com:office:office" xmlns:oel="http://schemas.microsoft.com/office/2019/extlst" xmlns:r="http://schemas.openxmlformats.org/officeDocument/2006/relationships" xmlns:m="http://schemas.openxmlformats.org/officeDocument/2006/math" xmlns:v="urn:schemas-microsoft-com:vml" xmlns:wp14="http://schemas.microsoft.com/office/word/2010/wordprocessingDrawing" xmlns:wp="http://schemas.openxmlformats.org/drawingml/2006/wordprocessingDrawing" xmlns:w10="urn:schemas-microsoft-com:office:word" xmlns:w="http://schemas.openxmlformats.org/wordprocessingml/2006/main" xmlns:w14="http://schemas.microsoft.com/office/word/2010/wordml" xmlns:w15="http://schemas.microsoft.com/office/word/2012/wordml" xmlns:w16cex="http://schemas.microsoft.com/office/word/2018/wordml/cex" xmlns:w16cid="http://schemas.microsoft.com/office/word/2016/wordml/cid" xmlns:w16="http://schemas.microsoft.com/office/word/2018/wordml" xmlns:w16du="http://schemas.microsoft.com/office/word/2023/wordml/word16du" xmlns:w16sdtdh="http://schemas.microsoft.com/office/word/2020/wordml/sdtdatahash" xmlns:w16sdtfl="http://schemas.microsoft.com/office/word/2024/wordml/sdtformatlock" xmlns:w16se="http://schemas.microsoft.com/office/word/2015/wordml/symex" xmlns:wpg="http://schemas.microsoft.com/office/word/2010/wordprocessingGroup" xmlns:wpi="http://schemas.microsoft.com/office/word/2010/wordprocessingInk" xmlns:wne="http://schemas.microsoft.com/office/word/2006/wordml" xmlns:wps="http://schemas.microsoft.com/office/word/2010/wordprocessingShape" mc:Ignorable="w14 w15 w16se w16cid w16 w16cex w16sdtdh w16sdtfl w16du wp14">
   <w:footnote w:type="separator" w:id="-1">
@@ -4016,19 +3944,6 @@
   <w:p>
     <w:pPr>
       <w:pStyle w:val="ae"/>
-      <w:rPr>
-        <w:rFonts w:hint="eastAsia"/>
-      </w:rPr>
-    </w:pPr>
-  </w:p>
-</w:hdr>
-</file>
-
-<file path=word/header2.xml><?xml version="1.0" encoding="utf-8"?>
-<w:hdr xmlns:wpc="http://schemas.microsoft.com/office/word/2010/wordprocessingCanvas" xmlns:cx="http://schemas.microsoft.com/office/drawing/2014/chartex" xmlns:cx1="http://schemas.microsoft.com/office/drawing/2015/9/8/chartex" xmlns:cx2="http://schemas.microsoft.com/office/drawing/2015/10/21/chartex" xmlns:cx3="http://schemas.microsoft.com/office/drawing/2016/5/9/chartex" xmlns:cx4="http://schemas.microsoft.com/office/drawing/2016/5/10/chartex" xmlns:cx5="http://schemas.microsoft.com/office/drawing/2016/5/11/chartex" xmlns:cx6="http://schemas.microsoft.com/office/drawing/2016/5/12/chartex" xmlns:cx7="http://schemas.microsoft.com/office/drawing/2016/5/13/chartex" xmlns:cx8="http://schemas.microsoft.com/office/drawing/2016/5/14/chartex" xmlns:mc="http://schemas.openxmlformats.org/markup-compatibility/2006" xmlns:aink="http://schemas.microsoft.com/office/drawing/2016/ink" xmlns:am3d="http://schemas.microsoft.com/office/drawing/2017/model3d" xmlns:o="urn:schemas-microsoft-com:office:office" xmlns:oel="http://schemas.microsoft.com/office/2019/extlst" xmlns:r="http://schemas.openxmlformats.org/officeDocument/2006/relationships" xmlns:m="http://schemas.openxmlformats.org/officeDocument/2006/math" xmlns:v="urn:schemas-microsoft-com:vml" xmlns:wp14="http://schemas.microsoft.com/office/word/2010/wordprocessingDrawing" xmlns:wp="http://schemas.openxmlformats.org/drawingml/2006/wordprocessingDrawing" xmlns:w10="urn:schemas-microsoft-com:office:word" xmlns:w="http://schemas.openxmlformats.org/wordprocessingml/2006/main" xmlns:w14="http://schemas.microsoft.com/office/word/2010/wordml" xmlns:w15="http://schemas.microsoft.com/office/word/2012/wordml" xmlns:w16cex="http://schemas.microsoft.com/office/word/2018/wordml/cex" xmlns:w16cid="http://schemas.microsoft.com/office/word/2016/wordml/cid" xmlns:w16="http://schemas.microsoft.com/office/word/2018/wordml" xmlns:w16du="http://schemas.microsoft.com/office/word/2023/wordml/word16du" xmlns:w16sdtdh="http://schemas.microsoft.com/office/word/2020/wordml/sdtdatahash" xmlns:w16sdtfl="http://schemas.microsoft.com/office/word/2024/wordml/sdtformatlock" xmlns:w16se="http://schemas.microsoft.com/office/word/2015/wordml/symex" xmlns:wpg="http://schemas.microsoft.com/office/word/2010/wordprocessingGroup" xmlns:wpi="http://schemas.microsoft.com/office/word/2010/wordprocessingInk" xmlns:wne="http://schemas.microsoft.com/office/word/2006/wordml" xmlns:wps="http://schemas.microsoft.com/office/word/2010/wordprocessingShape" mc:Ignorable="w14 w15 w16se w16cid w16 w16cex w16sdtdh w16sdtfl w16du wp14">
-  <w:p>
-    <w:pPr>
-      <w:pStyle w:val="ae"/>
       <w:jc w:val="right"/>
       <w:rPr>
         <w:rFonts w:hint="eastAsia"/>
@@ -4040,19 +3955,6 @@
       </w:rPr>
       <w:t>详细设计说明书</w:t>
     </w:r>
-  </w:p>
-</w:hdr>
-</file>
-
-<file path=word/header3.xml><?xml version="1.0" encoding="utf-8"?>
-<w:hdr xmlns:wpc="http://schemas.microsoft.com/office/word/2010/wordprocessingCanvas" xmlns:cx="http://schemas.microsoft.com/office/drawing/2014/chartex" xmlns:cx1="http://schemas.microsoft.com/office/drawing/2015/9/8/chartex" xmlns:cx2="http://schemas.microsoft.com/office/drawing/2015/10/21/chartex" xmlns:cx3="http://schemas.microsoft.com/office/drawing/2016/5/9/chartex" xmlns:cx4="http://schemas.microsoft.com/office/drawing/2016/5/10/chartex" xmlns:cx5="http://schemas.microsoft.com/office/drawing/2016/5/11/chartex" xmlns:cx6="http://schemas.microsoft.com/office/drawing/2016/5/12/chartex" xmlns:cx7="http://schemas.microsoft.com/office/drawing/2016/5/13/chartex" xmlns:cx8="http://schemas.microsoft.com/office/drawing/2016/5/14/chartex" xmlns:mc="http://schemas.openxmlformats.org/markup-compatibility/2006" xmlns:aink="http://schemas.microsoft.com/office/drawing/2016/ink" xmlns:am3d="http://schemas.microsoft.com/office/drawing/2017/model3d" xmlns:o="urn:schemas-microsoft-com:office:office" xmlns:oel="http://schemas.microsoft.com/office/2019/extlst" xmlns:r="http://schemas.openxmlformats.org/officeDocument/2006/relationships" xmlns:m="http://schemas.openxmlformats.org/officeDocument/2006/math" xmlns:v="urn:schemas-microsoft-com:vml" xmlns:wp14="http://schemas.microsoft.com/office/word/2010/wordprocessingDrawing" xmlns:wp="http://schemas.openxmlformats.org/drawingml/2006/wordprocessingDrawing" xmlns:w10="urn:schemas-microsoft-com:office:word" xmlns:w="http://schemas.openxmlformats.org/wordprocessingml/2006/main" xmlns:w14="http://schemas.microsoft.com/office/word/2010/wordml" xmlns:w15="http://schemas.microsoft.com/office/word/2012/wordml" xmlns:w16cex="http://schemas.microsoft.com/office/word/2018/wordml/cex" xmlns:w16cid="http://schemas.microsoft.com/office/word/2016/wordml/cid" xmlns:w16="http://schemas.microsoft.com/office/word/2018/wordml" xmlns:w16du="http://schemas.microsoft.com/office/word/2023/wordml/word16du" xmlns:w16sdtdh="http://schemas.microsoft.com/office/word/2020/wordml/sdtdatahash" xmlns:w16sdtfl="http://schemas.microsoft.com/office/word/2024/wordml/sdtformatlock" xmlns:w16se="http://schemas.microsoft.com/office/word/2015/wordml/symex" xmlns:wpg="http://schemas.microsoft.com/office/word/2010/wordprocessingGroup" xmlns:wpi="http://schemas.microsoft.com/office/word/2010/wordprocessingInk" xmlns:wne="http://schemas.microsoft.com/office/word/2006/wordml" xmlns:wps="http://schemas.microsoft.com/office/word/2010/wordprocessingShape" mc:Ignorable="w14 w15 w16se w16cid w16 w16cex w16sdtdh w16sdtfl w16du wp14">
-  <w:p>
-    <w:pPr>
-      <w:pStyle w:val="ae"/>
-      <w:rPr>
-        <w:rFonts w:hint="eastAsia"/>
-      </w:rPr>
-    </w:pPr>
   </w:p>
 </w:hdr>
 </file>
@@ -9169,6 +9071,7 @@
   <w:style w:type="character" w:default="1" w:styleId="a0">
     <w:name w:val="Default Paragraph Font"/>
     <w:uiPriority w:val="1"/>
+    <w:semiHidden/>
     <w:unhideWhenUsed/>
   </w:style>
   <w:style w:type="table" w:default="1" w:styleId="a1">

--- a/项目文档/测试文档.docx
+++ b/项目文档/测试文档.docx
@@ -3048,7 +3048,103 @@
           <w:sz w:val="21"/>
           <w:szCs w:val="21"/>
         </w:rPr>
-        <w:t>系</w:t>
+        <w:tab/>
+      </w:r>
+      <w:r>
+        <w:rPr>
+          <w:sz w:val="21"/>
+          <w:szCs w:val="21"/>
+        </w:rPr>
+        <w:t xml:space="preserve">该项目采用前后端分离架构，前端使用 Vue.js 结合 Vue Router 和 Axios 实现页面路由控制与接口请求，后端基于 Spring Boot 构建，集成 </w:t>
+      </w:r>
+      <w:proofErr w:type="spellStart"/>
+      <w:r>
+        <w:rPr>
+          <w:sz w:val="21"/>
+          <w:szCs w:val="21"/>
+        </w:rPr>
+        <w:t>SpringMVC</w:t>
+      </w:r>
+      <w:proofErr w:type="spellEnd"/>
+      <w:r>
+        <w:rPr>
+          <w:sz w:val="21"/>
+          <w:szCs w:val="21"/>
+        </w:rPr>
+        <w:t xml:space="preserve"> 和 </w:t>
+      </w:r>
+      <w:proofErr w:type="spellStart"/>
+      <w:r>
+        <w:rPr>
+          <w:sz w:val="21"/>
+          <w:szCs w:val="21"/>
+        </w:rPr>
+        <w:t>MyBatis</w:t>
+      </w:r>
+      <w:proofErr w:type="spellEnd"/>
+      <w:r>
+        <w:rPr>
+          <w:sz w:val="21"/>
+          <w:szCs w:val="21"/>
+        </w:rPr>
+        <w:t xml:space="preserve"> 实现业务逻辑与数据库访问，数据持久化使用 MySQL 数据库，前后端通过 RESTful API 进行通信。在测试环境配置方面，后端使用 JUnit 和 Spring Boot Test 进行单元测试与集成测试，结合 Mockito 进行依赖模拟，确保各模块逻辑正确性</w:t>
+      </w:r>
+      <w:r>
+        <w:rPr>
+          <w:rFonts w:hint="eastAsia"/>
+          <w:sz w:val="21"/>
+          <w:szCs w:val="21"/>
+        </w:rPr>
+        <w:t>。</w:t>
+      </w:r>
+    </w:p>
+    <w:p>
+      <w:pPr>
+        <w:pStyle w:val="af5"/>
+        <w:spacing w:before="0" w:beforeAutospacing="0" w:after="0" w:afterAutospacing="0"/>
+        <w:ind w:firstLine="420"/>
+        <w:rPr>
+          <w:rFonts w:hint="eastAsia"/>
+          <w:sz w:val="21"/>
+          <w:szCs w:val="21"/>
+        </w:rPr>
+      </w:pPr>
+      <w:r>
+        <w:rPr>
+          <w:sz w:val="21"/>
+          <w:szCs w:val="21"/>
+        </w:rPr>
+        <w:t>前端测试使用 Jest 和 Vue Test Utils，支持组件单元测试和行为验证</w:t>
+      </w:r>
+      <w:r>
+        <w:rPr>
+          <w:rFonts w:hint="eastAsia"/>
+          <w:sz w:val="21"/>
+          <w:szCs w:val="21"/>
+        </w:rPr>
+        <w:t>。</w:t>
+      </w:r>
+      <w:r>
+        <w:rPr>
+          <w:sz w:val="21"/>
+          <w:szCs w:val="21"/>
+        </w:rPr>
+        <w:t>接口测试方面，使用 Postman 或 Apache JMeter 进行接口功能和性能测试</w:t>
+      </w:r>
+      <w:r>
+        <w:rPr>
+          <w:rFonts w:hint="eastAsia"/>
+          <w:sz w:val="21"/>
+          <w:szCs w:val="21"/>
+        </w:rPr>
+        <w:t>。</w:t>
+      </w:r>
+      <w:r>
+        <w:rPr>
+          <w:sz w:val="21"/>
+          <w:szCs w:val="21"/>
+        </w:rPr>
+        <w:t>数据库测试使用 H2 内存数据库进行回归验证，确保测试过程中的数据隔离和可控性。同时，项目可集成到 GitLab CI 或 GitHub Actions 等持续集成平台，自动执行测试用例并反馈测试结果。</w:t>
       </w:r>
     </w:p>
     <w:p>
@@ -3086,19 +3182,3780 @@
       </w:r>
       <w:bookmarkEnd w:id="9"/>
     </w:p>
+    <w:tbl>
+      <w:tblPr>
+        <w:tblStyle w:val="11"/>
+        <w:tblW w:w="0" w:type="auto"/>
+        <w:tblLayout w:type="fixed"/>
+        <w:tblLook w:val="04A0" w:firstRow="1" w:lastRow="0" w:firstColumn="1" w:lastColumn="0" w:noHBand="0" w:noVBand="1"/>
+      </w:tblPr>
+      <w:tblGrid>
+        <w:gridCol w:w="737"/>
+        <w:gridCol w:w="1889"/>
+        <w:gridCol w:w="1890"/>
+        <w:gridCol w:w="1890"/>
+        <w:gridCol w:w="1890"/>
+      </w:tblGrid>
+      <w:tr>
+        <w:tc>
+          <w:tcPr>
+            <w:tcW w:w="737" w:type="dxa"/>
+            <w:hideMark/>
+          </w:tcPr>
+          <w:p>
+            <w:pPr>
+              <w:spacing w:after="0" w:line="240" w:lineRule="auto"/>
+              <w:rPr>
+                <w:b/>
+                <w:bCs/>
+              </w:rPr>
+            </w:pPr>
+            <w:r>
+              <w:rPr>
+                <w:b/>
+                <w:bCs/>
+              </w:rPr>
+              <w:t>功能点</w:t>
+            </w:r>
+          </w:p>
+        </w:tc>
+        <w:tc>
+          <w:tcPr>
+            <w:tcW w:w="1889" w:type="dxa"/>
+            <w:hideMark/>
+          </w:tcPr>
+          <w:p>
+            <w:pPr>
+              <w:spacing w:after="0" w:line="240" w:lineRule="auto"/>
+              <w:rPr>
+                <w:b/>
+                <w:bCs/>
+              </w:rPr>
+            </w:pPr>
+            <w:r>
+              <w:rPr>
+                <w:b/>
+                <w:bCs/>
+              </w:rPr>
+              <w:t>检查（Inspection）</w:t>
+            </w:r>
+          </w:p>
+        </w:tc>
+        <w:tc>
+          <w:tcPr>
+            <w:tcW w:w="1890" w:type="dxa"/>
+            <w:hideMark/>
+          </w:tcPr>
+          <w:p>
+            <w:pPr>
+              <w:spacing w:after="0" w:line="240" w:lineRule="auto"/>
+              <w:rPr>
+                <w:b/>
+                <w:bCs/>
+              </w:rPr>
+            </w:pPr>
+            <w:r>
+              <w:rPr>
+                <w:b/>
+                <w:bCs/>
+              </w:rPr>
+              <w:t>分析（Analysis）</w:t>
+            </w:r>
+          </w:p>
+        </w:tc>
+        <w:tc>
+          <w:tcPr>
+            <w:tcW w:w="1890" w:type="dxa"/>
+            <w:hideMark/>
+          </w:tcPr>
+          <w:p>
+            <w:pPr>
+              <w:spacing w:after="0" w:line="240" w:lineRule="auto"/>
+              <w:rPr>
+                <w:b/>
+                <w:bCs/>
+              </w:rPr>
+            </w:pPr>
+            <w:r>
+              <w:rPr>
+                <w:b/>
+                <w:bCs/>
+              </w:rPr>
+              <w:t>演示（Demonstration）</w:t>
+            </w:r>
+          </w:p>
+        </w:tc>
+        <w:tc>
+          <w:tcPr>
+            <w:tcW w:w="1890" w:type="dxa"/>
+            <w:hideMark/>
+          </w:tcPr>
+          <w:p>
+            <w:pPr>
+              <w:spacing w:after="0" w:line="240" w:lineRule="auto"/>
+              <w:rPr>
+                <w:b/>
+                <w:bCs/>
+              </w:rPr>
+            </w:pPr>
+            <w:r>
+              <w:rPr>
+                <w:b/>
+                <w:bCs/>
+              </w:rPr>
+              <w:t>测试（Test）</w:t>
+            </w:r>
+          </w:p>
+        </w:tc>
+      </w:tr>
+      <w:tr>
+        <w:tc>
+          <w:tcPr>
+            <w:tcW w:w="737" w:type="dxa"/>
+            <w:hideMark/>
+          </w:tcPr>
+          <w:p>
+            <w:pPr>
+              <w:spacing w:after="0" w:line="240" w:lineRule="auto"/>
+              <w:rPr>
+                <w:rFonts w:ascii="宋体" w:eastAsia="宋体" w:hAnsi="宋体"/>
+                <w:sz w:val="21"/>
+                <w:szCs w:val="21"/>
+              </w:rPr>
+            </w:pPr>
+            <w:r>
+              <w:rPr>
+                <w:rFonts w:ascii="宋体" w:eastAsia="宋体" w:hAnsi="宋体"/>
+                <w:sz w:val="21"/>
+                <w:szCs w:val="21"/>
+              </w:rPr>
+              <w:lastRenderedPageBreak/>
+              <w:t>用户注册</w:t>
+            </w:r>
+          </w:p>
+        </w:tc>
+        <w:tc>
+          <w:tcPr>
+            <w:tcW w:w="1889" w:type="dxa"/>
+            <w:hideMark/>
+          </w:tcPr>
+          <w:p>
+            <w:pPr>
+              <w:spacing w:after="0" w:line="240" w:lineRule="auto"/>
+              <w:rPr>
+                <w:rFonts w:ascii="宋体" w:eastAsia="宋体" w:hAnsi="宋体"/>
+                <w:sz w:val="21"/>
+                <w:szCs w:val="21"/>
+              </w:rPr>
+            </w:pPr>
+            <w:r>
+              <w:rPr>
+                <w:rFonts w:ascii="宋体" w:eastAsia="宋体" w:hAnsi="宋体"/>
+                <w:sz w:val="21"/>
+                <w:szCs w:val="21"/>
+              </w:rPr>
+              <w:t>注册页面字段项、交互提示与表单样式是否清晰</w:t>
+            </w:r>
+          </w:p>
+        </w:tc>
+        <w:tc>
+          <w:tcPr>
+            <w:tcW w:w="1890" w:type="dxa"/>
+            <w:hideMark/>
+          </w:tcPr>
+          <w:p>
+            <w:pPr>
+              <w:spacing w:after="0" w:line="240" w:lineRule="auto"/>
+              <w:rPr>
+                <w:rFonts w:ascii="宋体" w:eastAsia="宋体" w:hAnsi="宋体"/>
+                <w:sz w:val="21"/>
+                <w:szCs w:val="21"/>
+              </w:rPr>
+            </w:pPr>
+            <w:r>
+              <w:rPr>
+                <w:rFonts w:ascii="宋体" w:eastAsia="宋体" w:hAnsi="宋体"/>
+                <w:sz w:val="21"/>
+                <w:szCs w:val="21"/>
+              </w:rPr>
+              <w:t>字段唯一性（用户名、手机号）、密码强度、校验流程是否完整</w:t>
+            </w:r>
+          </w:p>
+        </w:tc>
+        <w:tc>
+          <w:tcPr>
+            <w:tcW w:w="1890" w:type="dxa"/>
+            <w:hideMark/>
+          </w:tcPr>
+          <w:p>
+            <w:pPr>
+              <w:spacing w:after="0" w:line="240" w:lineRule="auto"/>
+              <w:rPr>
+                <w:rFonts w:ascii="宋体" w:eastAsia="宋体" w:hAnsi="宋体"/>
+                <w:sz w:val="21"/>
+                <w:szCs w:val="21"/>
+              </w:rPr>
+            </w:pPr>
+            <w:r>
+              <w:rPr>
+                <w:rFonts w:ascii="宋体" w:eastAsia="宋体" w:hAnsi="宋体"/>
+                <w:sz w:val="21"/>
+                <w:szCs w:val="21"/>
+              </w:rPr>
+              <w:t>使用有效信息注册用户，前后端流程顺畅，反馈注册成功信息</w:t>
+            </w:r>
+          </w:p>
+        </w:tc>
+        <w:tc>
+          <w:tcPr>
+            <w:tcW w:w="1890" w:type="dxa"/>
+            <w:hideMark/>
+          </w:tcPr>
+          <w:p>
+            <w:pPr>
+              <w:spacing w:after="0" w:line="240" w:lineRule="auto"/>
+              <w:rPr>
+                <w:rFonts w:ascii="宋体" w:eastAsia="宋体" w:hAnsi="宋体"/>
+                <w:sz w:val="21"/>
+                <w:szCs w:val="21"/>
+              </w:rPr>
+            </w:pPr>
+            <w:r>
+              <w:rPr>
+                <w:rFonts w:ascii="宋体" w:eastAsia="宋体" w:hAnsi="宋体"/>
+                <w:sz w:val="21"/>
+                <w:szCs w:val="21"/>
+              </w:rPr>
+              <w:t>输入已注册手机号、格式错误密码等异常，验证提示是否准确，后端是否防止重复入库</w:t>
+            </w:r>
+          </w:p>
+        </w:tc>
+      </w:tr>
+      <w:tr>
+        <w:tc>
+          <w:tcPr>
+            <w:tcW w:w="737" w:type="dxa"/>
+            <w:hideMark/>
+          </w:tcPr>
+          <w:p>
+            <w:pPr>
+              <w:spacing w:after="0" w:line="240" w:lineRule="auto"/>
+              <w:rPr>
+                <w:rFonts w:ascii="宋体" w:eastAsia="宋体" w:hAnsi="宋体"/>
+                <w:sz w:val="21"/>
+                <w:szCs w:val="21"/>
+              </w:rPr>
+            </w:pPr>
+            <w:r>
+              <w:rPr>
+                <w:rFonts w:ascii="宋体" w:eastAsia="宋体" w:hAnsi="宋体"/>
+                <w:sz w:val="21"/>
+                <w:szCs w:val="21"/>
+              </w:rPr>
+              <w:t>用户登录</w:t>
+            </w:r>
+          </w:p>
+        </w:tc>
+        <w:tc>
+          <w:tcPr>
+            <w:tcW w:w="1889" w:type="dxa"/>
+            <w:hideMark/>
+          </w:tcPr>
+          <w:p>
+            <w:pPr>
+              <w:spacing w:after="0" w:line="240" w:lineRule="auto"/>
+              <w:rPr>
+                <w:rFonts w:ascii="宋体" w:eastAsia="宋体" w:hAnsi="宋体"/>
+                <w:sz w:val="21"/>
+                <w:szCs w:val="21"/>
+              </w:rPr>
+            </w:pPr>
+            <w:r>
+              <w:rPr>
+                <w:rFonts w:ascii="宋体" w:eastAsia="宋体" w:hAnsi="宋体"/>
+                <w:sz w:val="21"/>
+                <w:szCs w:val="21"/>
+              </w:rPr>
+              <w:t>登录表单、按钮及跳转逻辑是否清晰</w:t>
+            </w:r>
+          </w:p>
+        </w:tc>
+        <w:tc>
+          <w:tcPr>
+            <w:tcW w:w="1890" w:type="dxa"/>
+            <w:hideMark/>
+          </w:tcPr>
+          <w:p>
+            <w:pPr>
+              <w:spacing w:after="0" w:line="240" w:lineRule="auto"/>
+              <w:rPr>
+                <w:rFonts w:ascii="宋体" w:eastAsia="宋体" w:hAnsi="宋体"/>
+                <w:sz w:val="21"/>
+                <w:szCs w:val="21"/>
+              </w:rPr>
+            </w:pPr>
+            <w:r>
+              <w:rPr>
+                <w:rFonts w:ascii="宋体" w:eastAsia="宋体" w:hAnsi="宋体"/>
+                <w:sz w:val="21"/>
+                <w:szCs w:val="21"/>
+              </w:rPr>
+              <w:t>身份验证流程、Token 生成与存储安全性</w:t>
+            </w:r>
+          </w:p>
+        </w:tc>
+        <w:tc>
+          <w:tcPr>
+            <w:tcW w:w="1890" w:type="dxa"/>
+            <w:hideMark/>
+          </w:tcPr>
+          <w:p>
+            <w:pPr>
+              <w:spacing w:after="0" w:line="240" w:lineRule="auto"/>
+              <w:rPr>
+                <w:rFonts w:ascii="宋体" w:eastAsia="宋体" w:hAnsi="宋体"/>
+                <w:sz w:val="21"/>
+                <w:szCs w:val="21"/>
+              </w:rPr>
+            </w:pPr>
+            <w:r>
+              <w:rPr>
+                <w:rFonts w:ascii="宋体" w:eastAsia="宋体" w:hAnsi="宋体"/>
+                <w:sz w:val="21"/>
+                <w:szCs w:val="21"/>
+              </w:rPr>
+              <w:t>成功登录后跳转主页，Token 写入本地存储，后续请求携带验证</w:t>
+            </w:r>
+          </w:p>
+        </w:tc>
+        <w:tc>
+          <w:tcPr>
+            <w:tcW w:w="1890" w:type="dxa"/>
+            <w:hideMark/>
+          </w:tcPr>
+          <w:p>
+            <w:pPr>
+              <w:spacing w:after="0" w:line="240" w:lineRule="auto"/>
+              <w:rPr>
+                <w:rFonts w:ascii="宋体" w:eastAsia="宋体" w:hAnsi="宋体"/>
+                <w:sz w:val="21"/>
+                <w:szCs w:val="21"/>
+              </w:rPr>
+            </w:pPr>
+            <w:r>
+              <w:rPr>
+                <w:rFonts w:ascii="宋体" w:eastAsia="宋体" w:hAnsi="宋体"/>
+                <w:sz w:val="21"/>
+                <w:szCs w:val="21"/>
+              </w:rPr>
+              <w:t>使用错误密码或无效用户登录，系统应返回明确错误提示，验证 Token 是否能正确鉴权</w:t>
+            </w:r>
+          </w:p>
+        </w:tc>
+      </w:tr>
+      <w:tr>
+        <w:tc>
+          <w:tcPr>
+            <w:tcW w:w="737" w:type="dxa"/>
+            <w:hideMark/>
+          </w:tcPr>
+          <w:p>
+            <w:pPr>
+              <w:spacing w:after="0" w:line="240" w:lineRule="auto"/>
+              <w:rPr>
+                <w:rFonts w:ascii="宋体" w:eastAsia="宋体" w:hAnsi="宋体"/>
+                <w:sz w:val="21"/>
+                <w:szCs w:val="21"/>
+              </w:rPr>
+            </w:pPr>
+            <w:r>
+              <w:rPr>
+                <w:rFonts w:ascii="宋体" w:eastAsia="宋体" w:hAnsi="宋体"/>
+                <w:sz w:val="21"/>
+                <w:szCs w:val="21"/>
+              </w:rPr>
+              <w:t>信息修改</w:t>
+            </w:r>
+          </w:p>
+        </w:tc>
+        <w:tc>
+          <w:tcPr>
+            <w:tcW w:w="1889" w:type="dxa"/>
+            <w:hideMark/>
+          </w:tcPr>
+          <w:p>
+            <w:pPr>
+              <w:spacing w:after="0" w:line="240" w:lineRule="auto"/>
+              <w:rPr>
+                <w:rFonts w:ascii="宋体" w:eastAsia="宋体" w:hAnsi="宋体"/>
+                <w:sz w:val="21"/>
+                <w:szCs w:val="21"/>
+              </w:rPr>
+            </w:pPr>
+            <w:r>
+              <w:rPr>
+                <w:rFonts w:ascii="宋体" w:eastAsia="宋体" w:hAnsi="宋体"/>
+                <w:sz w:val="21"/>
+                <w:szCs w:val="21"/>
+              </w:rPr>
+              <w:t>个人信息编辑页面字段展示与修改按钮响应</w:t>
+            </w:r>
+          </w:p>
+        </w:tc>
+        <w:tc>
+          <w:tcPr>
+            <w:tcW w:w="1890" w:type="dxa"/>
+            <w:hideMark/>
+          </w:tcPr>
+          <w:p>
+            <w:pPr>
+              <w:spacing w:after="0" w:line="240" w:lineRule="auto"/>
+              <w:rPr>
+                <w:rFonts w:ascii="宋体" w:eastAsia="宋体" w:hAnsi="宋体"/>
+                <w:sz w:val="21"/>
+                <w:szCs w:val="21"/>
+              </w:rPr>
+            </w:pPr>
+            <w:r>
+              <w:rPr>
+                <w:rFonts w:ascii="宋体" w:eastAsia="宋体" w:hAnsi="宋体"/>
+                <w:sz w:val="21"/>
+                <w:szCs w:val="21"/>
+              </w:rPr>
+              <w:t>字段格式校验、修改接口是否具备用户校验与更新逻辑</w:t>
+            </w:r>
+          </w:p>
+        </w:tc>
+        <w:tc>
+          <w:tcPr>
+            <w:tcW w:w="1890" w:type="dxa"/>
+            <w:hideMark/>
+          </w:tcPr>
+          <w:p>
+            <w:pPr>
+              <w:spacing w:after="0" w:line="240" w:lineRule="auto"/>
+              <w:rPr>
+                <w:rFonts w:ascii="宋体" w:eastAsia="宋体" w:hAnsi="宋体"/>
+                <w:sz w:val="21"/>
+                <w:szCs w:val="21"/>
+              </w:rPr>
+            </w:pPr>
+            <w:r>
+              <w:rPr>
+                <w:rFonts w:ascii="宋体" w:eastAsia="宋体" w:hAnsi="宋体"/>
+                <w:sz w:val="21"/>
+                <w:szCs w:val="21"/>
+              </w:rPr>
+              <w:t>修改昵称或生日后提交，页面应提示成功并刷新信息显示</w:t>
+            </w:r>
+          </w:p>
+        </w:tc>
+        <w:tc>
+          <w:tcPr>
+            <w:tcW w:w="1890" w:type="dxa"/>
+            <w:hideMark/>
+          </w:tcPr>
+          <w:p>
+            <w:pPr>
+              <w:spacing w:after="0" w:line="240" w:lineRule="auto"/>
+              <w:rPr>
+                <w:rFonts w:ascii="宋体" w:eastAsia="宋体" w:hAnsi="宋体"/>
+                <w:sz w:val="21"/>
+                <w:szCs w:val="21"/>
+              </w:rPr>
+            </w:pPr>
+            <w:r>
+              <w:rPr>
+                <w:rFonts w:ascii="宋体" w:eastAsia="宋体" w:hAnsi="宋体"/>
+                <w:sz w:val="21"/>
+                <w:szCs w:val="21"/>
+              </w:rPr>
+              <w:t>提交非法格式（如生日格式错误），检查前后端校验是否生效</w:t>
+            </w:r>
+          </w:p>
+        </w:tc>
+      </w:tr>
+      <w:tr>
+        <w:tc>
+          <w:tcPr>
+            <w:tcW w:w="737" w:type="dxa"/>
+            <w:hideMark/>
+          </w:tcPr>
+          <w:p>
+            <w:pPr>
+              <w:spacing w:after="0" w:line="240" w:lineRule="auto"/>
+              <w:rPr>
+                <w:rFonts w:ascii="宋体" w:eastAsia="宋体" w:hAnsi="宋体"/>
+                <w:sz w:val="21"/>
+                <w:szCs w:val="21"/>
+              </w:rPr>
+            </w:pPr>
+            <w:r>
+              <w:rPr>
+                <w:rFonts w:ascii="宋体" w:eastAsia="宋体" w:hAnsi="宋体"/>
+                <w:sz w:val="21"/>
+                <w:szCs w:val="21"/>
+              </w:rPr>
+              <w:t>密码修改</w:t>
+            </w:r>
+          </w:p>
+        </w:tc>
+        <w:tc>
+          <w:tcPr>
+            <w:tcW w:w="1889" w:type="dxa"/>
+            <w:hideMark/>
+          </w:tcPr>
+          <w:p>
+            <w:pPr>
+              <w:spacing w:after="0" w:line="240" w:lineRule="auto"/>
+              <w:rPr>
+                <w:rFonts w:ascii="宋体" w:eastAsia="宋体" w:hAnsi="宋体"/>
+                <w:sz w:val="21"/>
+                <w:szCs w:val="21"/>
+              </w:rPr>
+            </w:pPr>
+            <w:r>
+              <w:rPr>
+                <w:rFonts w:ascii="宋体" w:eastAsia="宋体" w:hAnsi="宋体"/>
+                <w:sz w:val="21"/>
+                <w:szCs w:val="21"/>
+              </w:rPr>
+              <w:t>原密码验证与新密码输入框逻辑是否合理</w:t>
+            </w:r>
+          </w:p>
+        </w:tc>
+        <w:tc>
+          <w:tcPr>
+            <w:tcW w:w="1890" w:type="dxa"/>
+            <w:hideMark/>
+          </w:tcPr>
+          <w:p>
+            <w:pPr>
+              <w:spacing w:after="0" w:line="240" w:lineRule="auto"/>
+              <w:rPr>
+                <w:rFonts w:ascii="宋体" w:eastAsia="宋体" w:hAnsi="宋体"/>
+                <w:sz w:val="21"/>
+                <w:szCs w:val="21"/>
+              </w:rPr>
+            </w:pPr>
+            <w:r>
+              <w:rPr>
+                <w:rFonts w:ascii="宋体" w:eastAsia="宋体" w:hAnsi="宋体"/>
+                <w:sz w:val="21"/>
+                <w:szCs w:val="21"/>
+              </w:rPr>
+              <w:t>密码修改逻辑是否涉及原密码确认、新密码加密、修改成功提示</w:t>
+            </w:r>
+          </w:p>
+        </w:tc>
+        <w:tc>
+          <w:tcPr>
+            <w:tcW w:w="1890" w:type="dxa"/>
+            <w:hideMark/>
+          </w:tcPr>
+          <w:p>
+            <w:pPr>
+              <w:spacing w:after="0" w:line="240" w:lineRule="auto"/>
+              <w:rPr>
+                <w:rFonts w:ascii="宋体" w:eastAsia="宋体" w:hAnsi="宋体"/>
+                <w:sz w:val="21"/>
+                <w:szCs w:val="21"/>
+              </w:rPr>
+            </w:pPr>
+            <w:r>
+              <w:rPr>
+                <w:rFonts w:ascii="宋体" w:eastAsia="宋体" w:hAnsi="宋体"/>
+                <w:sz w:val="21"/>
+                <w:szCs w:val="21"/>
+              </w:rPr>
+              <w:t>正确输入原密码并设置新密码，系统成功更新并提示</w:t>
+            </w:r>
+          </w:p>
+        </w:tc>
+        <w:tc>
+          <w:tcPr>
+            <w:tcW w:w="1890" w:type="dxa"/>
+            <w:hideMark/>
+          </w:tcPr>
+          <w:p>
+            <w:pPr>
+              <w:spacing w:after="0" w:line="240" w:lineRule="auto"/>
+              <w:rPr>
+                <w:rFonts w:ascii="宋体" w:eastAsia="宋体" w:hAnsi="宋体"/>
+                <w:sz w:val="21"/>
+                <w:szCs w:val="21"/>
+              </w:rPr>
+            </w:pPr>
+            <w:r>
+              <w:rPr>
+                <w:rFonts w:ascii="宋体" w:eastAsia="宋体" w:hAnsi="宋体"/>
+                <w:sz w:val="21"/>
+                <w:szCs w:val="21"/>
+              </w:rPr>
+              <w:t>输入错误原密码</w:t>
+            </w:r>
+            <w:proofErr w:type="gramStart"/>
+            <w:r>
+              <w:rPr>
+                <w:rFonts w:ascii="宋体" w:eastAsia="宋体" w:hAnsi="宋体"/>
+                <w:sz w:val="21"/>
+                <w:szCs w:val="21"/>
+              </w:rPr>
+              <w:t>或弱新密码</w:t>
+            </w:r>
+            <w:proofErr w:type="gramEnd"/>
+            <w:r>
+              <w:rPr>
+                <w:rFonts w:ascii="宋体" w:eastAsia="宋体" w:hAnsi="宋体"/>
+                <w:sz w:val="21"/>
+                <w:szCs w:val="21"/>
+              </w:rPr>
+              <w:t>，应提示并拒绝更新，验证加密结果是否更新入库</w:t>
+            </w:r>
+          </w:p>
+        </w:tc>
+      </w:tr>
+      <w:tr>
+        <w:tc>
+          <w:tcPr>
+            <w:tcW w:w="737" w:type="dxa"/>
+            <w:hideMark/>
+          </w:tcPr>
+          <w:p>
+            <w:pPr>
+              <w:spacing w:after="0" w:line="240" w:lineRule="auto"/>
+              <w:rPr>
+                <w:rFonts w:ascii="宋体" w:eastAsia="宋体" w:hAnsi="宋体"/>
+                <w:sz w:val="21"/>
+                <w:szCs w:val="21"/>
+              </w:rPr>
+            </w:pPr>
+            <w:r>
+              <w:rPr>
+                <w:rFonts w:ascii="宋体" w:eastAsia="宋体" w:hAnsi="宋体"/>
+                <w:sz w:val="21"/>
+                <w:szCs w:val="21"/>
+              </w:rPr>
+              <w:t>忘记密码</w:t>
+            </w:r>
+          </w:p>
+        </w:tc>
+        <w:tc>
+          <w:tcPr>
+            <w:tcW w:w="1889" w:type="dxa"/>
+            <w:hideMark/>
+          </w:tcPr>
+          <w:p>
+            <w:pPr>
+              <w:spacing w:after="0" w:line="240" w:lineRule="auto"/>
+              <w:rPr>
+                <w:rFonts w:ascii="宋体" w:eastAsia="宋体" w:hAnsi="宋体"/>
+                <w:sz w:val="21"/>
+                <w:szCs w:val="21"/>
+              </w:rPr>
+            </w:pPr>
+            <w:r>
+              <w:rPr>
+                <w:rFonts w:ascii="宋体" w:eastAsia="宋体" w:hAnsi="宋体"/>
+                <w:sz w:val="21"/>
+                <w:szCs w:val="21"/>
+              </w:rPr>
+              <w:t>验证码发送与验证逻辑是否合理，验证码页面提示是否明确</w:t>
+            </w:r>
+          </w:p>
+        </w:tc>
+        <w:tc>
+          <w:tcPr>
+            <w:tcW w:w="1890" w:type="dxa"/>
+            <w:hideMark/>
+          </w:tcPr>
+          <w:p>
+            <w:pPr>
+              <w:spacing w:after="0" w:line="240" w:lineRule="auto"/>
+              <w:rPr>
+                <w:rFonts w:ascii="宋体" w:eastAsia="宋体" w:hAnsi="宋体"/>
+                <w:sz w:val="21"/>
+                <w:szCs w:val="21"/>
+              </w:rPr>
+            </w:pPr>
+            <w:r>
+              <w:rPr>
+                <w:rFonts w:ascii="宋体" w:eastAsia="宋体" w:hAnsi="宋体"/>
+                <w:sz w:val="21"/>
+                <w:szCs w:val="21"/>
+              </w:rPr>
+              <w:t>验证码生成、发送、验证及有效期机制是否完整</w:t>
+            </w:r>
+          </w:p>
+        </w:tc>
+        <w:tc>
+          <w:tcPr>
+            <w:tcW w:w="1890" w:type="dxa"/>
+            <w:hideMark/>
+          </w:tcPr>
+          <w:p>
+            <w:pPr>
+              <w:spacing w:after="0" w:line="240" w:lineRule="auto"/>
+              <w:rPr>
+                <w:rFonts w:ascii="宋体" w:eastAsia="宋体" w:hAnsi="宋体"/>
+                <w:sz w:val="21"/>
+                <w:szCs w:val="21"/>
+              </w:rPr>
+            </w:pPr>
+            <w:r>
+              <w:rPr>
+                <w:rFonts w:ascii="宋体" w:eastAsia="宋体" w:hAnsi="宋体"/>
+                <w:sz w:val="21"/>
+                <w:szCs w:val="21"/>
+              </w:rPr>
+              <w:t>成功接收验证码并设置新密码，流程完整并反馈成功</w:t>
+            </w:r>
+          </w:p>
+        </w:tc>
+        <w:tc>
+          <w:tcPr>
+            <w:tcW w:w="1890" w:type="dxa"/>
+            <w:hideMark/>
+          </w:tcPr>
+          <w:p>
+            <w:pPr>
+              <w:spacing w:after="0" w:line="240" w:lineRule="auto"/>
+              <w:rPr>
+                <w:rFonts w:ascii="宋体" w:eastAsia="宋体" w:hAnsi="宋体"/>
+                <w:sz w:val="21"/>
+                <w:szCs w:val="21"/>
+              </w:rPr>
+            </w:pPr>
+            <w:r>
+              <w:rPr>
+                <w:rFonts w:ascii="宋体" w:eastAsia="宋体" w:hAnsi="宋体"/>
+                <w:sz w:val="21"/>
+                <w:szCs w:val="21"/>
+              </w:rPr>
+              <w:t>输入错误验证码或过期验证码，系统应拦截修改请求</w:t>
+            </w:r>
+          </w:p>
+        </w:tc>
+      </w:tr>
+      <w:tr>
+        <w:tc>
+          <w:tcPr>
+            <w:tcW w:w="737" w:type="dxa"/>
+            <w:hideMark/>
+          </w:tcPr>
+          <w:p>
+            <w:pPr>
+              <w:spacing w:after="0" w:line="240" w:lineRule="auto"/>
+              <w:rPr>
+                <w:rFonts w:ascii="宋体" w:eastAsia="宋体" w:hAnsi="宋体"/>
+                <w:sz w:val="21"/>
+                <w:szCs w:val="21"/>
+              </w:rPr>
+            </w:pPr>
+            <w:r>
+              <w:rPr>
+                <w:rFonts w:ascii="宋体" w:eastAsia="宋体" w:hAnsi="宋体"/>
+                <w:sz w:val="21"/>
+                <w:szCs w:val="21"/>
+              </w:rPr>
+              <w:t>角色权限管理</w:t>
+            </w:r>
+          </w:p>
+        </w:tc>
+        <w:tc>
+          <w:tcPr>
+            <w:tcW w:w="1889" w:type="dxa"/>
+            <w:hideMark/>
+          </w:tcPr>
+          <w:p>
+            <w:pPr>
+              <w:spacing w:after="0" w:line="240" w:lineRule="auto"/>
+              <w:rPr>
+                <w:rFonts w:ascii="宋体" w:eastAsia="宋体" w:hAnsi="宋体"/>
+                <w:sz w:val="21"/>
+                <w:szCs w:val="21"/>
+              </w:rPr>
+            </w:pPr>
+            <w:r>
+              <w:rPr>
+                <w:rFonts w:ascii="宋体" w:eastAsia="宋体" w:hAnsi="宋体"/>
+                <w:sz w:val="21"/>
+                <w:szCs w:val="21"/>
+              </w:rPr>
+              <w:t>用户角色字段在数据库中的定义、前端页面权限控制逻辑是否清晰</w:t>
+            </w:r>
+          </w:p>
+        </w:tc>
+        <w:tc>
+          <w:tcPr>
+            <w:tcW w:w="1890" w:type="dxa"/>
+            <w:hideMark/>
+          </w:tcPr>
+          <w:p>
+            <w:pPr>
+              <w:spacing w:after="0" w:line="240" w:lineRule="auto"/>
+              <w:rPr>
+                <w:rFonts w:ascii="宋体" w:eastAsia="宋体" w:hAnsi="宋体"/>
+                <w:sz w:val="21"/>
+                <w:szCs w:val="21"/>
+              </w:rPr>
+            </w:pPr>
+            <w:r>
+              <w:rPr>
+                <w:rFonts w:ascii="宋体" w:eastAsia="宋体" w:hAnsi="宋体"/>
+                <w:sz w:val="21"/>
+                <w:szCs w:val="21"/>
+              </w:rPr>
+              <w:t>权限控制是否能限制普通用户操作管理功能，管理员权限是否覆盖所需模块</w:t>
+            </w:r>
+          </w:p>
+        </w:tc>
+        <w:tc>
+          <w:tcPr>
+            <w:tcW w:w="1890" w:type="dxa"/>
+            <w:hideMark/>
+          </w:tcPr>
+          <w:p>
+            <w:pPr>
+              <w:spacing w:after="0" w:line="240" w:lineRule="auto"/>
+              <w:rPr>
+                <w:rFonts w:ascii="宋体" w:eastAsia="宋体" w:hAnsi="宋体"/>
+                <w:sz w:val="21"/>
+                <w:szCs w:val="21"/>
+              </w:rPr>
+            </w:pPr>
+            <w:r>
+              <w:rPr>
+                <w:rFonts w:ascii="宋体" w:eastAsia="宋体" w:hAnsi="宋体"/>
+                <w:sz w:val="21"/>
+                <w:szCs w:val="21"/>
+              </w:rPr>
+              <w:t>管理员可访问后台页面，普通用户受限，</w:t>
+            </w:r>
+            <w:proofErr w:type="gramStart"/>
+            <w:r>
+              <w:rPr>
+                <w:rFonts w:ascii="宋体" w:eastAsia="宋体" w:hAnsi="宋体"/>
+                <w:sz w:val="21"/>
+                <w:szCs w:val="21"/>
+              </w:rPr>
+              <w:t>仅访问</w:t>
+            </w:r>
+            <w:proofErr w:type="gramEnd"/>
+            <w:r>
+              <w:rPr>
+                <w:rFonts w:ascii="宋体" w:eastAsia="宋体" w:hAnsi="宋体"/>
+                <w:sz w:val="21"/>
+                <w:szCs w:val="21"/>
+              </w:rPr>
+              <w:t>健康记录等模块</w:t>
+            </w:r>
+          </w:p>
+        </w:tc>
+        <w:tc>
+          <w:tcPr>
+            <w:tcW w:w="1890" w:type="dxa"/>
+            <w:hideMark/>
+          </w:tcPr>
+          <w:p>
+            <w:pPr>
+              <w:spacing w:after="0" w:line="240" w:lineRule="auto"/>
+              <w:rPr>
+                <w:rFonts w:ascii="宋体" w:eastAsia="宋体" w:hAnsi="宋体"/>
+                <w:sz w:val="21"/>
+                <w:szCs w:val="21"/>
+              </w:rPr>
+            </w:pPr>
+            <w:r>
+              <w:rPr>
+                <w:rFonts w:ascii="宋体" w:eastAsia="宋体" w:hAnsi="宋体"/>
+                <w:sz w:val="21"/>
+                <w:szCs w:val="21"/>
+              </w:rPr>
+              <w:t>普通用户尝试访问后台页面应被拒绝并提示无权限，管理员操作需完整记录日志</w:t>
+            </w:r>
+          </w:p>
+        </w:tc>
+      </w:tr>
+      <w:tr>
+        <w:tc>
+          <w:tcPr>
+            <w:tcW w:w="737" w:type="dxa"/>
+            <w:hideMark/>
+          </w:tcPr>
+          <w:p>
+            <w:pPr>
+              <w:spacing w:after="0" w:line="240" w:lineRule="auto"/>
+              <w:rPr>
+                <w:rFonts w:ascii="宋体" w:eastAsia="宋体" w:hAnsi="宋体"/>
+                <w:sz w:val="21"/>
+                <w:szCs w:val="21"/>
+              </w:rPr>
+            </w:pPr>
+            <w:r>
+              <w:rPr>
+                <w:rFonts w:ascii="宋体" w:eastAsia="宋体" w:hAnsi="宋体"/>
+                <w:sz w:val="21"/>
+                <w:szCs w:val="21"/>
+              </w:rPr>
+              <w:t>资讯浏览</w:t>
+            </w:r>
+          </w:p>
+        </w:tc>
+        <w:tc>
+          <w:tcPr>
+            <w:tcW w:w="1889" w:type="dxa"/>
+            <w:hideMark/>
+          </w:tcPr>
+          <w:p>
+            <w:pPr>
+              <w:spacing w:after="0" w:line="240" w:lineRule="auto"/>
+              <w:rPr>
+                <w:rFonts w:ascii="宋体" w:eastAsia="宋体" w:hAnsi="宋体"/>
+                <w:sz w:val="21"/>
+                <w:szCs w:val="21"/>
+              </w:rPr>
+            </w:pPr>
+            <w:r>
+              <w:rPr>
+                <w:rFonts w:ascii="宋体" w:eastAsia="宋体" w:hAnsi="宋体"/>
+                <w:sz w:val="21"/>
+                <w:szCs w:val="21"/>
+              </w:rPr>
+              <w:t>资讯列表样式与分页加载功能是否清晰，标题摘要是否完整</w:t>
+            </w:r>
+          </w:p>
+        </w:tc>
+        <w:tc>
+          <w:tcPr>
+            <w:tcW w:w="1890" w:type="dxa"/>
+            <w:hideMark/>
+          </w:tcPr>
+          <w:p>
+            <w:pPr>
+              <w:spacing w:after="0" w:line="240" w:lineRule="auto"/>
+              <w:rPr>
+                <w:rFonts w:ascii="宋体" w:eastAsia="宋体" w:hAnsi="宋体"/>
+                <w:sz w:val="21"/>
+                <w:szCs w:val="21"/>
+              </w:rPr>
+            </w:pPr>
+            <w:r>
+              <w:rPr>
+                <w:rFonts w:ascii="宋体" w:eastAsia="宋体" w:hAnsi="宋体"/>
+                <w:sz w:val="21"/>
+                <w:szCs w:val="21"/>
+              </w:rPr>
+              <w:t>分页逻辑、加载顺序及性能优化策略</w:t>
+            </w:r>
+          </w:p>
+        </w:tc>
+        <w:tc>
+          <w:tcPr>
+            <w:tcW w:w="1890" w:type="dxa"/>
+            <w:hideMark/>
+          </w:tcPr>
+          <w:p>
+            <w:pPr>
+              <w:spacing w:after="0" w:line="240" w:lineRule="auto"/>
+              <w:rPr>
+                <w:rFonts w:ascii="宋体" w:eastAsia="宋体" w:hAnsi="宋体"/>
+                <w:sz w:val="21"/>
+                <w:szCs w:val="21"/>
+              </w:rPr>
+            </w:pPr>
+            <w:r>
+              <w:rPr>
+                <w:rFonts w:ascii="宋体" w:eastAsia="宋体" w:hAnsi="宋体"/>
+                <w:sz w:val="21"/>
+                <w:szCs w:val="21"/>
+              </w:rPr>
+              <w:t>用户浏览资讯首页，点击分页按钮加载更多内容，点击标题进入详情页</w:t>
+            </w:r>
+          </w:p>
+        </w:tc>
+        <w:tc>
+          <w:tcPr>
+            <w:tcW w:w="1890" w:type="dxa"/>
+            <w:hideMark/>
+          </w:tcPr>
+          <w:p>
+            <w:pPr>
+              <w:spacing w:after="0" w:line="240" w:lineRule="auto"/>
+              <w:rPr>
+                <w:rFonts w:ascii="宋体" w:eastAsia="宋体" w:hAnsi="宋体"/>
+                <w:sz w:val="21"/>
+                <w:szCs w:val="21"/>
+              </w:rPr>
+            </w:pPr>
+            <w:r>
+              <w:rPr>
+                <w:rFonts w:ascii="宋体" w:eastAsia="宋体" w:hAnsi="宋体"/>
+                <w:sz w:val="21"/>
+                <w:szCs w:val="21"/>
+              </w:rPr>
+              <w:t>刷新、翻页操作测试稳定性，断网时应有容错提示</w:t>
+            </w:r>
+          </w:p>
+        </w:tc>
+      </w:tr>
+      <w:tr>
+        <w:tc>
+          <w:tcPr>
+            <w:tcW w:w="737" w:type="dxa"/>
+            <w:hideMark/>
+          </w:tcPr>
+          <w:p>
+            <w:pPr>
+              <w:spacing w:after="0" w:line="240" w:lineRule="auto"/>
+              <w:rPr>
+                <w:rFonts w:ascii="宋体" w:eastAsia="宋体" w:hAnsi="宋体"/>
+                <w:sz w:val="21"/>
+                <w:szCs w:val="21"/>
+              </w:rPr>
+            </w:pPr>
+            <w:r>
+              <w:rPr>
+                <w:rFonts w:ascii="宋体" w:eastAsia="宋体" w:hAnsi="宋体"/>
+                <w:sz w:val="21"/>
+                <w:szCs w:val="21"/>
+              </w:rPr>
+              <w:t>资讯评论与互动</w:t>
+            </w:r>
+          </w:p>
+        </w:tc>
+        <w:tc>
+          <w:tcPr>
+            <w:tcW w:w="1889" w:type="dxa"/>
+            <w:hideMark/>
+          </w:tcPr>
+          <w:p>
+            <w:pPr>
+              <w:spacing w:after="0" w:line="240" w:lineRule="auto"/>
+              <w:rPr>
+                <w:rFonts w:ascii="宋体" w:eastAsia="宋体" w:hAnsi="宋体"/>
+                <w:sz w:val="21"/>
+                <w:szCs w:val="21"/>
+              </w:rPr>
+            </w:pPr>
+            <w:proofErr w:type="gramStart"/>
+            <w:r>
+              <w:rPr>
+                <w:rFonts w:ascii="宋体" w:eastAsia="宋体" w:hAnsi="宋体"/>
+                <w:sz w:val="21"/>
+                <w:szCs w:val="21"/>
+              </w:rPr>
+              <w:t>评论区</w:t>
+            </w:r>
+            <w:proofErr w:type="gramEnd"/>
+            <w:r>
+              <w:rPr>
+                <w:rFonts w:ascii="宋体" w:eastAsia="宋体" w:hAnsi="宋体"/>
+                <w:sz w:val="21"/>
+                <w:szCs w:val="21"/>
+              </w:rPr>
+              <w:t>样式、输入框响应与交互按钮（</w:t>
+            </w:r>
+            <w:proofErr w:type="gramStart"/>
+            <w:r>
+              <w:rPr>
+                <w:rFonts w:ascii="宋体" w:eastAsia="宋体" w:hAnsi="宋体"/>
+                <w:sz w:val="21"/>
+                <w:szCs w:val="21"/>
+              </w:rPr>
+              <w:t>点赞</w:t>
+            </w:r>
+            <w:proofErr w:type="gramEnd"/>
+            <w:r>
+              <w:rPr>
+                <w:rFonts w:ascii="宋体" w:eastAsia="宋体" w:hAnsi="宋体"/>
+                <w:sz w:val="21"/>
+                <w:szCs w:val="21"/>
+              </w:rPr>
+              <w:t>/回复）是否清晰</w:t>
+            </w:r>
+          </w:p>
+        </w:tc>
+        <w:tc>
+          <w:tcPr>
+            <w:tcW w:w="1890" w:type="dxa"/>
+            <w:hideMark/>
+          </w:tcPr>
+          <w:p>
+            <w:pPr>
+              <w:spacing w:after="0" w:line="240" w:lineRule="auto"/>
+              <w:rPr>
+                <w:rFonts w:ascii="宋体" w:eastAsia="宋体" w:hAnsi="宋体"/>
+                <w:sz w:val="21"/>
+                <w:szCs w:val="21"/>
+              </w:rPr>
+            </w:pPr>
+            <w:r>
+              <w:rPr>
+                <w:rFonts w:ascii="宋体" w:eastAsia="宋体" w:hAnsi="宋体"/>
+                <w:sz w:val="21"/>
+                <w:szCs w:val="21"/>
+              </w:rPr>
+              <w:t xml:space="preserve">评论树结构设计与 </w:t>
+            </w:r>
+            <w:proofErr w:type="spellStart"/>
+            <w:r>
+              <w:rPr>
+                <w:rFonts w:ascii="宋体" w:eastAsia="宋体" w:hAnsi="宋体"/>
+                <w:sz w:val="21"/>
+                <w:szCs w:val="21"/>
+              </w:rPr>
+              <w:t>parent_id</w:t>
+            </w:r>
+            <w:proofErr w:type="spellEnd"/>
+            <w:r>
+              <w:rPr>
+                <w:rFonts w:ascii="宋体" w:eastAsia="宋体" w:hAnsi="宋体"/>
+                <w:sz w:val="21"/>
+                <w:szCs w:val="21"/>
+              </w:rPr>
+              <w:t xml:space="preserve"> 关联逻辑，</w:t>
+            </w:r>
+            <w:proofErr w:type="gramStart"/>
+            <w:r>
+              <w:rPr>
+                <w:rFonts w:ascii="宋体" w:eastAsia="宋体" w:hAnsi="宋体"/>
+                <w:sz w:val="21"/>
+                <w:szCs w:val="21"/>
+              </w:rPr>
+              <w:t>点赞频率</w:t>
+            </w:r>
+            <w:proofErr w:type="gramEnd"/>
+            <w:r>
+              <w:rPr>
+                <w:rFonts w:ascii="宋体" w:eastAsia="宋体" w:hAnsi="宋体"/>
+                <w:sz w:val="21"/>
+                <w:szCs w:val="21"/>
+              </w:rPr>
+              <w:t>控制是否合理</w:t>
+            </w:r>
+          </w:p>
+        </w:tc>
+        <w:tc>
+          <w:tcPr>
+            <w:tcW w:w="1890" w:type="dxa"/>
+            <w:hideMark/>
+          </w:tcPr>
+          <w:p>
+            <w:pPr>
+              <w:spacing w:after="0" w:line="240" w:lineRule="auto"/>
+              <w:rPr>
+                <w:rFonts w:ascii="宋体" w:eastAsia="宋体" w:hAnsi="宋体"/>
+                <w:sz w:val="21"/>
+                <w:szCs w:val="21"/>
+              </w:rPr>
+            </w:pPr>
+            <w:r>
+              <w:rPr>
+                <w:rFonts w:ascii="宋体" w:eastAsia="宋体" w:hAnsi="宋体"/>
+                <w:sz w:val="21"/>
+                <w:szCs w:val="21"/>
+              </w:rPr>
+              <w:t>用户发布评论并收到实时更新，点击</w:t>
+            </w:r>
+            <w:proofErr w:type="gramStart"/>
+            <w:r>
+              <w:rPr>
+                <w:rFonts w:ascii="宋体" w:eastAsia="宋体" w:hAnsi="宋体"/>
+                <w:sz w:val="21"/>
+                <w:szCs w:val="21"/>
+              </w:rPr>
+              <w:t>点赞数</w:t>
+            </w:r>
+            <w:proofErr w:type="gramEnd"/>
+            <w:r>
+              <w:rPr>
+                <w:rFonts w:ascii="宋体" w:eastAsia="宋体" w:hAnsi="宋体"/>
+                <w:sz w:val="21"/>
+                <w:szCs w:val="21"/>
+              </w:rPr>
+              <w:t>即时刷新，回复评论后结构正常嵌套</w:t>
+            </w:r>
+          </w:p>
+        </w:tc>
+        <w:tc>
+          <w:tcPr>
+            <w:tcW w:w="1890" w:type="dxa"/>
+            <w:hideMark/>
+          </w:tcPr>
+          <w:p>
+            <w:pPr>
+              <w:spacing w:after="0" w:line="240" w:lineRule="auto"/>
+              <w:rPr>
+                <w:rFonts w:ascii="宋体" w:eastAsia="宋体" w:hAnsi="宋体"/>
+                <w:sz w:val="21"/>
+                <w:szCs w:val="21"/>
+              </w:rPr>
+            </w:pPr>
+            <w:r>
+              <w:rPr>
+                <w:rFonts w:ascii="宋体" w:eastAsia="宋体" w:hAnsi="宋体"/>
+                <w:sz w:val="21"/>
+                <w:szCs w:val="21"/>
+              </w:rPr>
+              <w:t>空评论、恶意脚本应被过滤，频繁</w:t>
+            </w:r>
+            <w:proofErr w:type="gramStart"/>
+            <w:r>
+              <w:rPr>
+                <w:rFonts w:ascii="宋体" w:eastAsia="宋体" w:hAnsi="宋体"/>
+                <w:sz w:val="21"/>
+                <w:szCs w:val="21"/>
+              </w:rPr>
+              <w:t>点赞应</w:t>
+            </w:r>
+            <w:proofErr w:type="gramEnd"/>
+            <w:r>
+              <w:rPr>
+                <w:rFonts w:ascii="宋体" w:eastAsia="宋体" w:hAnsi="宋体"/>
+                <w:sz w:val="21"/>
+                <w:szCs w:val="21"/>
+              </w:rPr>
+              <w:t>限制频率，数据应持久保存</w:t>
+            </w:r>
+          </w:p>
+        </w:tc>
+      </w:tr>
+      <w:tr>
+        <w:tc>
+          <w:tcPr>
+            <w:tcW w:w="737" w:type="dxa"/>
+            <w:hideMark/>
+          </w:tcPr>
+          <w:p>
+            <w:pPr>
+              <w:spacing w:after="0" w:line="240" w:lineRule="auto"/>
+              <w:rPr>
+                <w:rFonts w:ascii="宋体" w:eastAsia="宋体" w:hAnsi="宋体"/>
+                <w:sz w:val="21"/>
+                <w:szCs w:val="21"/>
+              </w:rPr>
+            </w:pPr>
+            <w:r>
+              <w:rPr>
+                <w:rFonts w:ascii="宋体" w:eastAsia="宋体" w:hAnsi="宋体"/>
+                <w:sz w:val="21"/>
+                <w:szCs w:val="21"/>
+              </w:rPr>
+              <w:t>资讯收藏</w:t>
+            </w:r>
+          </w:p>
+        </w:tc>
+        <w:tc>
+          <w:tcPr>
+            <w:tcW w:w="1889" w:type="dxa"/>
+            <w:hideMark/>
+          </w:tcPr>
+          <w:p>
+            <w:pPr>
+              <w:spacing w:after="0" w:line="240" w:lineRule="auto"/>
+              <w:rPr>
+                <w:rFonts w:ascii="宋体" w:eastAsia="宋体" w:hAnsi="宋体"/>
+                <w:sz w:val="21"/>
+                <w:szCs w:val="21"/>
+              </w:rPr>
+            </w:pPr>
+            <w:r>
+              <w:rPr>
+                <w:rFonts w:ascii="宋体" w:eastAsia="宋体" w:hAnsi="宋体"/>
+                <w:sz w:val="21"/>
+                <w:szCs w:val="21"/>
+              </w:rPr>
+              <w:t>收藏按钮显示、状态切换与个人中心收藏</w:t>
+            </w:r>
+            <w:proofErr w:type="gramStart"/>
+            <w:r>
+              <w:rPr>
+                <w:rFonts w:ascii="宋体" w:eastAsia="宋体" w:hAnsi="宋体"/>
+                <w:sz w:val="21"/>
+                <w:szCs w:val="21"/>
+              </w:rPr>
+              <w:t>页展示</w:t>
+            </w:r>
+            <w:proofErr w:type="gramEnd"/>
+            <w:r>
+              <w:rPr>
+                <w:rFonts w:ascii="宋体" w:eastAsia="宋体" w:hAnsi="宋体"/>
+                <w:sz w:val="21"/>
+                <w:szCs w:val="21"/>
+              </w:rPr>
+              <w:lastRenderedPageBreak/>
+              <w:t>是否完整</w:t>
+            </w:r>
+          </w:p>
+        </w:tc>
+        <w:tc>
+          <w:tcPr>
+            <w:tcW w:w="1890" w:type="dxa"/>
+            <w:hideMark/>
+          </w:tcPr>
+          <w:p>
+            <w:pPr>
+              <w:spacing w:after="0" w:line="240" w:lineRule="auto"/>
+              <w:rPr>
+                <w:rFonts w:ascii="宋体" w:eastAsia="宋体" w:hAnsi="宋体"/>
+                <w:sz w:val="21"/>
+                <w:szCs w:val="21"/>
+              </w:rPr>
+            </w:pPr>
+            <w:r>
+              <w:rPr>
+                <w:rFonts w:ascii="宋体" w:eastAsia="宋体" w:hAnsi="宋体"/>
+                <w:sz w:val="21"/>
+                <w:szCs w:val="21"/>
+              </w:rPr>
+              <w:lastRenderedPageBreak/>
+              <w:t>收藏表是否与用户 ID 和资讯 ID 建立唯一关联，</w:t>
+            </w:r>
+            <w:r>
+              <w:rPr>
+                <w:rFonts w:ascii="宋体" w:eastAsia="宋体" w:hAnsi="宋体"/>
+                <w:sz w:val="21"/>
+                <w:szCs w:val="21"/>
+              </w:rPr>
+              <w:lastRenderedPageBreak/>
+              <w:t>是否支持取消逻辑</w:t>
+            </w:r>
+          </w:p>
+        </w:tc>
+        <w:tc>
+          <w:tcPr>
+            <w:tcW w:w="1890" w:type="dxa"/>
+            <w:hideMark/>
+          </w:tcPr>
+          <w:p>
+            <w:pPr>
+              <w:spacing w:after="0" w:line="240" w:lineRule="auto"/>
+              <w:rPr>
+                <w:rFonts w:ascii="宋体" w:eastAsia="宋体" w:hAnsi="宋体"/>
+                <w:sz w:val="21"/>
+                <w:szCs w:val="21"/>
+              </w:rPr>
+            </w:pPr>
+            <w:r>
+              <w:rPr>
+                <w:rFonts w:ascii="宋体" w:eastAsia="宋体" w:hAnsi="宋体"/>
+                <w:sz w:val="21"/>
+                <w:szCs w:val="21"/>
+              </w:rPr>
+              <w:lastRenderedPageBreak/>
+              <w:t>用户收藏资讯后个人中心可见，取消后立即移</w:t>
+            </w:r>
+            <w:r>
+              <w:rPr>
+                <w:rFonts w:ascii="宋体" w:eastAsia="宋体" w:hAnsi="宋体"/>
+                <w:sz w:val="21"/>
+                <w:szCs w:val="21"/>
+              </w:rPr>
+              <w:lastRenderedPageBreak/>
+              <w:t>除，前端状态同步</w:t>
+            </w:r>
+          </w:p>
+        </w:tc>
+        <w:tc>
+          <w:tcPr>
+            <w:tcW w:w="1890" w:type="dxa"/>
+            <w:hideMark/>
+          </w:tcPr>
+          <w:p>
+            <w:pPr>
+              <w:spacing w:after="0" w:line="240" w:lineRule="auto"/>
+              <w:rPr>
+                <w:rFonts w:ascii="宋体" w:eastAsia="宋体" w:hAnsi="宋体"/>
+                <w:sz w:val="21"/>
+                <w:szCs w:val="21"/>
+              </w:rPr>
+            </w:pPr>
+            <w:r>
+              <w:rPr>
+                <w:rFonts w:ascii="宋体" w:eastAsia="宋体" w:hAnsi="宋体"/>
+                <w:sz w:val="21"/>
+                <w:szCs w:val="21"/>
+              </w:rPr>
+              <w:lastRenderedPageBreak/>
+              <w:t>重复收藏应无副作用，断网状态尝试收藏应提示</w:t>
+            </w:r>
+            <w:r>
+              <w:rPr>
+                <w:rFonts w:ascii="宋体" w:eastAsia="宋体" w:hAnsi="宋体"/>
+                <w:sz w:val="21"/>
+                <w:szCs w:val="21"/>
+              </w:rPr>
+              <w:lastRenderedPageBreak/>
+              <w:t>失败</w:t>
+            </w:r>
+          </w:p>
+        </w:tc>
+      </w:tr>
+      <w:tr>
+        <w:tc>
+          <w:tcPr>
+            <w:tcW w:w="737" w:type="dxa"/>
+            <w:hideMark/>
+          </w:tcPr>
+          <w:p>
+            <w:pPr>
+              <w:spacing w:after="0" w:line="240" w:lineRule="auto"/>
+              <w:rPr>
+                <w:rFonts w:ascii="宋体" w:eastAsia="宋体" w:hAnsi="宋体"/>
+                <w:sz w:val="21"/>
+                <w:szCs w:val="21"/>
+              </w:rPr>
+            </w:pPr>
+            <w:r>
+              <w:rPr>
+                <w:rFonts w:ascii="宋体" w:eastAsia="宋体" w:hAnsi="宋体"/>
+                <w:sz w:val="21"/>
+                <w:szCs w:val="21"/>
+              </w:rPr>
+              <w:lastRenderedPageBreak/>
+              <w:t>标签分类与搜索</w:t>
+            </w:r>
+          </w:p>
+        </w:tc>
+        <w:tc>
+          <w:tcPr>
+            <w:tcW w:w="1889" w:type="dxa"/>
+            <w:hideMark/>
+          </w:tcPr>
+          <w:p>
+            <w:pPr>
+              <w:spacing w:after="0" w:line="240" w:lineRule="auto"/>
+              <w:rPr>
+                <w:rFonts w:ascii="宋体" w:eastAsia="宋体" w:hAnsi="宋体"/>
+                <w:sz w:val="21"/>
+                <w:szCs w:val="21"/>
+              </w:rPr>
+            </w:pPr>
+            <w:r>
+              <w:rPr>
+                <w:rFonts w:ascii="宋体" w:eastAsia="宋体" w:hAnsi="宋体"/>
+                <w:sz w:val="21"/>
+                <w:szCs w:val="21"/>
+              </w:rPr>
+              <w:t>标签显示样式、搜索输入</w:t>
+            </w:r>
+            <w:proofErr w:type="gramStart"/>
+            <w:r>
+              <w:rPr>
+                <w:rFonts w:ascii="宋体" w:eastAsia="宋体" w:hAnsi="宋体"/>
+                <w:sz w:val="21"/>
+                <w:szCs w:val="21"/>
+              </w:rPr>
+              <w:t>框功能</w:t>
+            </w:r>
+            <w:proofErr w:type="gramEnd"/>
+            <w:r>
+              <w:rPr>
+                <w:rFonts w:ascii="宋体" w:eastAsia="宋体" w:hAnsi="宋体"/>
+                <w:sz w:val="21"/>
+                <w:szCs w:val="21"/>
+              </w:rPr>
+              <w:t>是否直观</w:t>
+            </w:r>
+          </w:p>
+        </w:tc>
+        <w:tc>
+          <w:tcPr>
+            <w:tcW w:w="1890" w:type="dxa"/>
+            <w:hideMark/>
+          </w:tcPr>
+          <w:p>
+            <w:pPr>
+              <w:spacing w:after="0" w:line="240" w:lineRule="auto"/>
+              <w:rPr>
+                <w:rFonts w:ascii="宋体" w:eastAsia="宋体" w:hAnsi="宋体"/>
+                <w:sz w:val="21"/>
+                <w:szCs w:val="21"/>
+              </w:rPr>
+            </w:pPr>
+            <w:r>
+              <w:rPr>
+                <w:rFonts w:ascii="宋体" w:eastAsia="宋体" w:hAnsi="宋体"/>
+                <w:sz w:val="21"/>
+                <w:szCs w:val="21"/>
+              </w:rPr>
+              <w:t>标签与资讯的多对多关系绑定是否合理，搜索关键词模糊匹配效果</w:t>
+            </w:r>
+          </w:p>
+        </w:tc>
+        <w:tc>
+          <w:tcPr>
+            <w:tcW w:w="1890" w:type="dxa"/>
+            <w:hideMark/>
+          </w:tcPr>
+          <w:p>
+            <w:pPr>
+              <w:spacing w:after="0" w:line="240" w:lineRule="auto"/>
+              <w:rPr>
+                <w:rFonts w:ascii="宋体" w:eastAsia="宋体" w:hAnsi="宋体"/>
+                <w:sz w:val="21"/>
+                <w:szCs w:val="21"/>
+              </w:rPr>
+            </w:pPr>
+            <w:r>
+              <w:rPr>
+                <w:rFonts w:ascii="宋体" w:eastAsia="宋体" w:hAnsi="宋体"/>
+                <w:sz w:val="21"/>
+                <w:szCs w:val="21"/>
+              </w:rPr>
+              <w:t>点击“运动保健”标签展示相关资讯，输入关键词搜索返回精准结果</w:t>
+            </w:r>
+          </w:p>
+        </w:tc>
+        <w:tc>
+          <w:tcPr>
+            <w:tcW w:w="1890" w:type="dxa"/>
+            <w:hideMark/>
+          </w:tcPr>
+          <w:p>
+            <w:pPr>
+              <w:spacing w:after="0" w:line="240" w:lineRule="auto"/>
+              <w:rPr>
+                <w:rFonts w:ascii="宋体" w:eastAsia="宋体" w:hAnsi="宋体"/>
+                <w:sz w:val="21"/>
+                <w:szCs w:val="21"/>
+              </w:rPr>
+            </w:pPr>
+            <w:r>
+              <w:rPr>
+                <w:rFonts w:ascii="宋体" w:eastAsia="宋体" w:hAnsi="宋体"/>
+                <w:sz w:val="21"/>
+                <w:szCs w:val="21"/>
+              </w:rPr>
+              <w:t>测试不存在标签、无效关键词是否返回</w:t>
+            </w:r>
+            <w:proofErr w:type="gramStart"/>
+            <w:r>
+              <w:rPr>
+                <w:rFonts w:ascii="宋体" w:eastAsia="宋体" w:hAnsi="宋体"/>
+                <w:sz w:val="21"/>
+                <w:szCs w:val="21"/>
+              </w:rPr>
+              <w:t>空内容</w:t>
+            </w:r>
+            <w:proofErr w:type="gramEnd"/>
+            <w:r>
+              <w:rPr>
+                <w:rFonts w:ascii="宋体" w:eastAsia="宋体" w:hAnsi="宋体"/>
+                <w:sz w:val="21"/>
+                <w:szCs w:val="21"/>
+              </w:rPr>
+              <w:t>或错误提示</w:t>
+            </w:r>
+          </w:p>
+        </w:tc>
+      </w:tr>
+      <w:tr>
+        <w:tc>
+          <w:tcPr>
+            <w:tcW w:w="737" w:type="dxa"/>
+            <w:hideMark/>
+          </w:tcPr>
+          <w:p>
+            <w:pPr>
+              <w:spacing w:after="0" w:line="240" w:lineRule="auto"/>
+              <w:rPr>
+                <w:rFonts w:ascii="宋体" w:eastAsia="宋体" w:hAnsi="宋体"/>
+                <w:sz w:val="21"/>
+                <w:szCs w:val="21"/>
+              </w:rPr>
+            </w:pPr>
+            <w:proofErr w:type="gramStart"/>
+            <w:r>
+              <w:rPr>
+                <w:rFonts w:ascii="宋体" w:eastAsia="宋体" w:hAnsi="宋体"/>
+                <w:sz w:val="21"/>
+                <w:szCs w:val="21"/>
+              </w:rPr>
+              <w:t>推荐与置顶</w:t>
+            </w:r>
+            <w:proofErr w:type="gramEnd"/>
+          </w:p>
+        </w:tc>
+        <w:tc>
+          <w:tcPr>
+            <w:tcW w:w="1889" w:type="dxa"/>
+            <w:hideMark/>
+          </w:tcPr>
+          <w:p>
+            <w:pPr>
+              <w:spacing w:after="0" w:line="240" w:lineRule="auto"/>
+              <w:rPr>
+                <w:rFonts w:ascii="宋体" w:eastAsia="宋体" w:hAnsi="宋体"/>
+                <w:sz w:val="21"/>
+                <w:szCs w:val="21"/>
+              </w:rPr>
+            </w:pPr>
+            <w:proofErr w:type="gramStart"/>
+            <w:r>
+              <w:rPr>
+                <w:rFonts w:ascii="宋体" w:eastAsia="宋体" w:hAnsi="宋体"/>
+                <w:sz w:val="21"/>
+                <w:szCs w:val="21"/>
+              </w:rPr>
+              <w:t>推荐与置顶</w:t>
+            </w:r>
+            <w:proofErr w:type="gramEnd"/>
+            <w:r>
+              <w:rPr>
+                <w:rFonts w:ascii="宋体" w:eastAsia="宋体" w:hAnsi="宋体"/>
+                <w:sz w:val="21"/>
+                <w:szCs w:val="21"/>
+              </w:rPr>
+              <w:t>标识在列表中是否明显，首页排序是否正确</w:t>
+            </w:r>
+          </w:p>
+        </w:tc>
+        <w:tc>
+          <w:tcPr>
+            <w:tcW w:w="1890" w:type="dxa"/>
+            <w:hideMark/>
+          </w:tcPr>
+          <w:p>
+            <w:pPr>
+              <w:spacing w:after="0" w:line="240" w:lineRule="auto"/>
+              <w:rPr>
+                <w:rFonts w:ascii="宋体" w:eastAsia="宋体" w:hAnsi="宋体"/>
+                <w:sz w:val="21"/>
+                <w:szCs w:val="21"/>
+              </w:rPr>
+            </w:pPr>
+            <w:r>
+              <w:rPr>
+                <w:rFonts w:ascii="宋体" w:eastAsia="宋体" w:hAnsi="宋体"/>
+                <w:sz w:val="21"/>
+                <w:szCs w:val="21"/>
+              </w:rPr>
+              <w:t>推荐权重、置顶优先逻辑是否会影响正常排序及分</w:t>
+            </w:r>
+            <w:proofErr w:type="gramStart"/>
+            <w:r>
+              <w:rPr>
+                <w:rFonts w:ascii="宋体" w:eastAsia="宋体" w:hAnsi="宋体"/>
+                <w:sz w:val="21"/>
+                <w:szCs w:val="21"/>
+              </w:rPr>
+              <w:t>页显示</w:t>
+            </w:r>
+            <w:proofErr w:type="gramEnd"/>
+          </w:p>
+        </w:tc>
+        <w:tc>
+          <w:tcPr>
+            <w:tcW w:w="1890" w:type="dxa"/>
+            <w:hideMark/>
+          </w:tcPr>
+          <w:p>
+            <w:pPr>
+              <w:spacing w:after="0" w:line="240" w:lineRule="auto"/>
+              <w:rPr>
+                <w:rFonts w:ascii="宋体" w:eastAsia="宋体" w:hAnsi="宋体"/>
+                <w:sz w:val="21"/>
+                <w:szCs w:val="21"/>
+              </w:rPr>
+            </w:pPr>
+            <w:r>
+              <w:rPr>
+                <w:rFonts w:ascii="宋体" w:eastAsia="宋体" w:hAnsi="宋体"/>
+                <w:sz w:val="21"/>
+                <w:szCs w:val="21"/>
+              </w:rPr>
+              <w:t>设置某条资讯为推荐后首页展示优先，设置为置顶后始终排在首位</w:t>
+            </w:r>
+          </w:p>
+        </w:tc>
+        <w:tc>
+          <w:tcPr>
+            <w:tcW w:w="1890" w:type="dxa"/>
+            <w:hideMark/>
+          </w:tcPr>
+          <w:p>
+            <w:pPr>
+              <w:spacing w:after="0" w:line="240" w:lineRule="auto"/>
+              <w:rPr>
+                <w:rFonts w:ascii="宋体" w:eastAsia="宋体" w:hAnsi="宋体"/>
+                <w:sz w:val="21"/>
+                <w:szCs w:val="21"/>
+              </w:rPr>
+            </w:pPr>
+            <w:r>
+              <w:rPr>
+                <w:rFonts w:ascii="宋体" w:eastAsia="宋体" w:hAnsi="宋体"/>
+                <w:sz w:val="21"/>
+                <w:szCs w:val="21"/>
+              </w:rPr>
+              <w:t>同时设置多条置顶资讯，检查排序一致性，撤销推荐或置</w:t>
+            </w:r>
+            <w:proofErr w:type="gramStart"/>
+            <w:r>
+              <w:rPr>
+                <w:rFonts w:ascii="宋体" w:eastAsia="宋体" w:hAnsi="宋体"/>
+                <w:sz w:val="21"/>
+                <w:szCs w:val="21"/>
+              </w:rPr>
+              <w:t>顶是否</w:t>
+            </w:r>
+            <w:proofErr w:type="gramEnd"/>
+            <w:r>
+              <w:rPr>
+                <w:rFonts w:ascii="宋体" w:eastAsia="宋体" w:hAnsi="宋体"/>
+                <w:sz w:val="21"/>
+                <w:szCs w:val="21"/>
+              </w:rPr>
+              <w:t>即时更新</w:t>
+            </w:r>
+          </w:p>
+        </w:tc>
+      </w:tr>
+      <w:tr>
+        <w:tc>
+          <w:tcPr>
+            <w:tcW w:w="737" w:type="dxa"/>
+            <w:hideMark/>
+          </w:tcPr>
+          <w:p>
+            <w:pPr>
+              <w:spacing w:after="0" w:line="240" w:lineRule="auto"/>
+              <w:rPr>
+                <w:rFonts w:ascii="宋体" w:eastAsia="宋体" w:hAnsi="宋体"/>
+                <w:sz w:val="21"/>
+                <w:szCs w:val="21"/>
+              </w:rPr>
+            </w:pPr>
+            <w:r>
+              <w:rPr>
+                <w:rFonts w:ascii="宋体" w:eastAsia="宋体" w:hAnsi="宋体"/>
+                <w:sz w:val="21"/>
+                <w:szCs w:val="21"/>
+              </w:rPr>
+              <w:t>健康模型配置</w:t>
+            </w:r>
+          </w:p>
+        </w:tc>
+        <w:tc>
+          <w:tcPr>
+            <w:tcW w:w="1889" w:type="dxa"/>
+            <w:hideMark/>
+          </w:tcPr>
+          <w:p>
+            <w:pPr>
+              <w:spacing w:after="0" w:line="240" w:lineRule="auto"/>
+              <w:rPr>
+                <w:rFonts w:ascii="宋体" w:eastAsia="宋体" w:hAnsi="宋体"/>
+                <w:sz w:val="21"/>
+                <w:szCs w:val="21"/>
+              </w:rPr>
+            </w:pPr>
+            <w:r>
+              <w:rPr>
+                <w:rFonts w:ascii="宋体" w:eastAsia="宋体" w:hAnsi="宋体"/>
+                <w:sz w:val="21"/>
+                <w:szCs w:val="21"/>
+              </w:rPr>
+              <w:t>模型配置界面字段是否完整、描述是否规范</w:t>
+            </w:r>
+          </w:p>
+        </w:tc>
+        <w:tc>
+          <w:tcPr>
+            <w:tcW w:w="1890" w:type="dxa"/>
+            <w:hideMark/>
+          </w:tcPr>
+          <w:p>
+            <w:pPr>
+              <w:spacing w:after="0" w:line="240" w:lineRule="auto"/>
+              <w:rPr>
+                <w:rFonts w:ascii="宋体" w:eastAsia="宋体" w:hAnsi="宋体"/>
+                <w:sz w:val="21"/>
+                <w:szCs w:val="21"/>
+              </w:rPr>
+            </w:pPr>
+            <w:r>
+              <w:rPr>
+                <w:rFonts w:ascii="宋体" w:eastAsia="宋体" w:hAnsi="宋体"/>
+                <w:sz w:val="21"/>
+                <w:szCs w:val="21"/>
+              </w:rPr>
+              <w:t>模型字段（如名称、单位、范围）是否满足不同健康指标需求</w:t>
+            </w:r>
+          </w:p>
+        </w:tc>
+        <w:tc>
+          <w:tcPr>
+            <w:tcW w:w="1890" w:type="dxa"/>
+            <w:hideMark/>
+          </w:tcPr>
+          <w:p>
+            <w:pPr>
+              <w:spacing w:after="0" w:line="240" w:lineRule="auto"/>
+              <w:rPr>
+                <w:rFonts w:ascii="宋体" w:eastAsia="宋体" w:hAnsi="宋体"/>
+                <w:sz w:val="21"/>
+                <w:szCs w:val="21"/>
+              </w:rPr>
+            </w:pPr>
+            <w:r>
+              <w:rPr>
+                <w:rFonts w:ascii="宋体" w:eastAsia="宋体" w:hAnsi="宋体"/>
+                <w:sz w:val="21"/>
+                <w:szCs w:val="21"/>
+              </w:rPr>
+              <w:t>在后台配置一个血压模型并保存，展示其在前端录入页面正确渲染</w:t>
+            </w:r>
+          </w:p>
+        </w:tc>
+        <w:tc>
+          <w:tcPr>
+            <w:tcW w:w="1890" w:type="dxa"/>
+            <w:hideMark/>
+          </w:tcPr>
+          <w:p>
+            <w:pPr>
+              <w:spacing w:after="0" w:line="240" w:lineRule="auto"/>
+              <w:rPr>
+                <w:rFonts w:ascii="宋体" w:eastAsia="宋体" w:hAnsi="宋体"/>
+                <w:sz w:val="21"/>
+                <w:szCs w:val="21"/>
+              </w:rPr>
+            </w:pPr>
+            <w:r>
+              <w:rPr>
+                <w:rFonts w:ascii="宋体" w:eastAsia="宋体" w:hAnsi="宋体"/>
+                <w:sz w:val="21"/>
+                <w:szCs w:val="21"/>
+              </w:rPr>
+              <w:t>提交异常单位名称、空白字段等情况，验证系统提示与处理是否正确</w:t>
+            </w:r>
+          </w:p>
+        </w:tc>
+      </w:tr>
+      <w:tr>
+        <w:tc>
+          <w:tcPr>
+            <w:tcW w:w="737" w:type="dxa"/>
+            <w:hideMark/>
+          </w:tcPr>
+          <w:p>
+            <w:pPr>
+              <w:spacing w:after="0" w:line="240" w:lineRule="auto"/>
+              <w:rPr>
+                <w:rFonts w:ascii="宋体" w:eastAsia="宋体" w:hAnsi="宋体"/>
+                <w:sz w:val="21"/>
+                <w:szCs w:val="21"/>
+              </w:rPr>
+            </w:pPr>
+            <w:r>
+              <w:rPr>
+                <w:rFonts w:ascii="宋体" w:eastAsia="宋体" w:hAnsi="宋体"/>
+                <w:sz w:val="21"/>
+                <w:szCs w:val="21"/>
+              </w:rPr>
+              <w:t>健康记录录入</w:t>
+            </w:r>
+          </w:p>
+        </w:tc>
+        <w:tc>
+          <w:tcPr>
+            <w:tcW w:w="1889" w:type="dxa"/>
+            <w:hideMark/>
+          </w:tcPr>
+          <w:p>
+            <w:pPr>
+              <w:spacing w:after="0" w:line="240" w:lineRule="auto"/>
+              <w:rPr>
+                <w:rFonts w:ascii="宋体" w:eastAsia="宋体" w:hAnsi="宋体"/>
+                <w:sz w:val="21"/>
+                <w:szCs w:val="21"/>
+              </w:rPr>
+            </w:pPr>
+            <w:r>
+              <w:rPr>
+                <w:rFonts w:ascii="宋体" w:eastAsia="宋体" w:hAnsi="宋体"/>
+                <w:sz w:val="21"/>
+                <w:szCs w:val="21"/>
+              </w:rPr>
+              <w:t>输入项是否与配置模型一致，界面控件是否合理</w:t>
+            </w:r>
+          </w:p>
+        </w:tc>
+        <w:tc>
+          <w:tcPr>
+            <w:tcW w:w="1890" w:type="dxa"/>
+            <w:hideMark/>
+          </w:tcPr>
+          <w:p>
+            <w:pPr>
+              <w:spacing w:after="0" w:line="240" w:lineRule="auto"/>
+              <w:rPr>
+                <w:rFonts w:ascii="宋体" w:eastAsia="宋体" w:hAnsi="宋体"/>
+                <w:sz w:val="21"/>
+                <w:szCs w:val="21"/>
+              </w:rPr>
+            </w:pPr>
+            <w:r>
+              <w:rPr>
+                <w:rFonts w:ascii="宋体" w:eastAsia="宋体" w:hAnsi="宋体"/>
+                <w:sz w:val="21"/>
+                <w:szCs w:val="21"/>
+              </w:rPr>
+              <w:t>表单校验逻辑（数值范围、时间</w:t>
+            </w:r>
+            <w:proofErr w:type="gramStart"/>
+            <w:r>
+              <w:rPr>
+                <w:rFonts w:ascii="宋体" w:eastAsia="宋体" w:hAnsi="宋体"/>
+                <w:sz w:val="21"/>
+                <w:szCs w:val="21"/>
+              </w:rPr>
+              <w:t>戳处理</w:t>
+            </w:r>
+            <w:proofErr w:type="gramEnd"/>
+            <w:r>
+              <w:rPr>
+                <w:rFonts w:ascii="宋体" w:eastAsia="宋体" w:hAnsi="宋体"/>
+                <w:sz w:val="21"/>
+                <w:szCs w:val="21"/>
+              </w:rPr>
+              <w:t>等）是否覆盖主要异常情况</w:t>
+            </w:r>
+          </w:p>
+        </w:tc>
+        <w:tc>
+          <w:tcPr>
+            <w:tcW w:w="1890" w:type="dxa"/>
+            <w:hideMark/>
+          </w:tcPr>
+          <w:p>
+            <w:pPr>
+              <w:spacing w:after="0" w:line="240" w:lineRule="auto"/>
+              <w:rPr>
+                <w:rFonts w:ascii="宋体" w:eastAsia="宋体" w:hAnsi="宋体"/>
+                <w:sz w:val="21"/>
+                <w:szCs w:val="21"/>
+              </w:rPr>
+            </w:pPr>
+            <w:r>
+              <w:rPr>
+                <w:rFonts w:ascii="宋体" w:eastAsia="宋体" w:hAnsi="宋体"/>
+                <w:sz w:val="21"/>
+                <w:szCs w:val="21"/>
+              </w:rPr>
+              <w:t>用户填写“血糖”数值后保存，系统更新图表区展示该记录</w:t>
+            </w:r>
+          </w:p>
+        </w:tc>
+        <w:tc>
+          <w:tcPr>
+            <w:tcW w:w="1890" w:type="dxa"/>
+            <w:hideMark/>
+          </w:tcPr>
+          <w:p>
+            <w:pPr>
+              <w:spacing w:after="0" w:line="240" w:lineRule="auto"/>
+              <w:rPr>
+                <w:rFonts w:ascii="宋体" w:eastAsia="宋体" w:hAnsi="宋体"/>
+                <w:sz w:val="21"/>
+                <w:szCs w:val="21"/>
+              </w:rPr>
+            </w:pPr>
+            <w:r>
+              <w:rPr>
+                <w:rFonts w:ascii="宋体" w:eastAsia="宋体" w:hAnsi="宋体"/>
+                <w:sz w:val="21"/>
+                <w:szCs w:val="21"/>
+              </w:rPr>
+              <w:t>输入非法字符、越界数值，检查后端是否正确拦截，数据库是否安全更新</w:t>
+            </w:r>
+          </w:p>
+        </w:tc>
+      </w:tr>
+      <w:tr>
+        <w:tc>
+          <w:tcPr>
+            <w:tcW w:w="737" w:type="dxa"/>
+            <w:hideMark/>
+          </w:tcPr>
+          <w:p>
+            <w:pPr>
+              <w:spacing w:after="0" w:line="240" w:lineRule="auto"/>
+              <w:rPr>
+                <w:rFonts w:ascii="宋体" w:eastAsia="宋体" w:hAnsi="宋体"/>
+                <w:sz w:val="21"/>
+                <w:szCs w:val="21"/>
+              </w:rPr>
+            </w:pPr>
+            <w:r>
+              <w:rPr>
+                <w:rFonts w:ascii="宋体" w:eastAsia="宋体" w:hAnsi="宋体"/>
+                <w:sz w:val="21"/>
+                <w:szCs w:val="21"/>
+              </w:rPr>
+              <w:t>数据可视化</w:t>
+            </w:r>
+          </w:p>
+        </w:tc>
+        <w:tc>
+          <w:tcPr>
+            <w:tcW w:w="1889" w:type="dxa"/>
+            <w:hideMark/>
+          </w:tcPr>
+          <w:p>
+            <w:pPr>
+              <w:spacing w:after="0" w:line="240" w:lineRule="auto"/>
+              <w:rPr>
+                <w:rFonts w:ascii="宋体" w:eastAsia="宋体" w:hAnsi="宋体"/>
+                <w:sz w:val="21"/>
+                <w:szCs w:val="21"/>
+              </w:rPr>
+            </w:pPr>
+            <w:r>
+              <w:rPr>
+                <w:rFonts w:ascii="宋体" w:eastAsia="宋体" w:hAnsi="宋体"/>
+                <w:sz w:val="21"/>
+                <w:szCs w:val="21"/>
+              </w:rPr>
+              <w:t>图表展示是否清晰、单位是否一致</w:t>
+            </w:r>
+          </w:p>
+        </w:tc>
+        <w:tc>
+          <w:tcPr>
+            <w:tcW w:w="1890" w:type="dxa"/>
+            <w:hideMark/>
+          </w:tcPr>
+          <w:p>
+            <w:pPr>
+              <w:spacing w:after="0" w:line="240" w:lineRule="auto"/>
+              <w:rPr>
+                <w:rFonts w:ascii="宋体" w:eastAsia="宋体" w:hAnsi="宋体"/>
+                <w:sz w:val="21"/>
+                <w:szCs w:val="21"/>
+              </w:rPr>
+            </w:pPr>
+            <w:r>
+              <w:rPr>
+                <w:rFonts w:ascii="宋体" w:eastAsia="宋体" w:hAnsi="宋体"/>
+                <w:sz w:val="21"/>
+                <w:szCs w:val="21"/>
+              </w:rPr>
+              <w:t>图表展示逻辑与数据匹配关系，是否支持按时间排序和区间查询</w:t>
+            </w:r>
+          </w:p>
+        </w:tc>
+        <w:tc>
+          <w:tcPr>
+            <w:tcW w:w="1890" w:type="dxa"/>
+            <w:hideMark/>
+          </w:tcPr>
+          <w:p>
+            <w:pPr>
+              <w:spacing w:after="0" w:line="240" w:lineRule="auto"/>
+              <w:rPr>
+                <w:rFonts w:ascii="宋体" w:eastAsia="宋体" w:hAnsi="宋体"/>
+                <w:sz w:val="21"/>
+                <w:szCs w:val="21"/>
+              </w:rPr>
+            </w:pPr>
+            <w:r>
+              <w:rPr>
+                <w:rFonts w:ascii="宋体" w:eastAsia="宋体" w:hAnsi="宋体"/>
+                <w:sz w:val="21"/>
+                <w:szCs w:val="21"/>
+              </w:rPr>
+              <w:t>用户查看“近30天体重记录”，图表动态渲染折线图</w:t>
+            </w:r>
+          </w:p>
+        </w:tc>
+        <w:tc>
+          <w:tcPr>
+            <w:tcW w:w="1890" w:type="dxa"/>
+            <w:hideMark/>
+          </w:tcPr>
+          <w:p>
+            <w:pPr>
+              <w:spacing w:after="0" w:line="240" w:lineRule="auto"/>
+              <w:rPr>
+                <w:rFonts w:ascii="宋体" w:eastAsia="宋体" w:hAnsi="宋体"/>
+                <w:sz w:val="21"/>
+                <w:szCs w:val="21"/>
+              </w:rPr>
+            </w:pPr>
+            <w:r>
+              <w:rPr>
+                <w:rFonts w:ascii="宋体" w:eastAsia="宋体" w:hAnsi="宋体"/>
+                <w:sz w:val="21"/>
+                <w:szCs w:val="21"/>
+              </w:rPr>
+              <w:t>插入连续记录后查看图表是否正确更新，测试不同浏览器或分辨率下的展示效果</w:t>
+            </w:r>
+          </w:p>
+        </w:tc>
+      </w:tr>
+      <w:tr>
+        <w:tc>
+          <w:tcPr>
+            <w:tcW w:w="737" w:type="dxa"/>
+            <w:hideMark/>
+          </w:tcPr>
+          <w:p>
+            <w:pPr>
+              <w:spacing w:after="0" w:line="240" w:lineRule="auto"/>
+              <w:rPr>
+                <w:rFonts w:ascii="宋体" w:eastAsia="宋体" w:hAnsi="宋体"/>
+                <w:sz w:val="21"/>
+                <w:szCs w:val="21"/>
+              </w:rPr>
+            </w:pPr>
+            <w:r>
+              <w:rPr>
+                <w:rFonts w:ascii="宋体" w:eastAsia="宋体" w:hAnsi="宋体"/>
+                <w:sz w:val="21"/>
+                <w:szCs w:val="21"/>
+              </w:rPr>
+              <w:t>消息接收与阅读</w:t>
+            </w:r>
+          </w:p>
+        </w:tc>
+        <w:tc>
+          <w:tcPr>
+            <w:tcW w:w="1889" w:type="dxa"/>
+            <w:hideMark/>
+          </w:tcPr>
+          <w:p>
+            <w:pPr>
+              <w:spacing w:after="0" w:line="240" w:lineRule="auto"/>
+              <w:rPr>
+                <w:rFonts w:ascii="宋体" w:eastAsia="宋体" w:hAnsi="宋体"/>
+                <w:sz w:val="21"/>
+                <w:szCs w:val="21"/>
+              </w:rPr>
+            </w:pPr>
+            <w:r>
+              <w:rPr>
+                <w:rFonts w:ascii="宋体" w:eastAsia="宋体" w:hAnsi="宋体"/>
+                <w:sz w:val="21"/>
+                <w:szCs w:val="21"/>
+              </w:rPr>
+              <w:t>消息列表展示是否清晰，是否能标记“已读”“未读”状态</w:t>
+            </w:r>
+          </w:p>
+        </w:tc>
+        <w:tc>
+          <w:tcPr>
+            <w:tcW w:w="1890" w:type="dxa"/>
+            <w:hideMark/>
+          </w:tcPr>
+          <w:p>
+            <w:pPr>
+              <w:spacing w:after="0" w:line="240" w:lineRule="auto"/>
+              <w:rPr>
+                <w:rFonts w:ascii="宋体" w:eastAsia="宋体" w:hAnsi="宋体"/>
+                <w:sz w:val="21"/>
+                <w:szCs w:val="21"/>
+              </w:rPr>
+            </w:pPr>
+            <w:r>
+              <w:rPr>
+                <w:rFonts w:ascii="宋体" w:eastAsia="宋体" w:hAnsi="宋体"/>
+                <w:sz w:val="21"/>
+                <w:szCs w:val="21"/>
+              </w:rPr>
+              <w:t>用户与消息的关联逻辑是否完整、是否支持状态更新追踪</w:t>
+            </w:r>
+          </w:p>
+        </w:tc>
+        <w:tc>
+          <w:tcPr>
+            <w:tcW w:w="1890" w:type="dxa"/>
+            <w:hideMark/>
+          </w:tcPr>
+          <w:p>
+            <w:pPr>
+              <w:spacing w:after="0" w:line="240" w:lineRule="auto"/>
+              <w:rPr>
+                <w:rFonts w:ascii="宋体" w:eastAsia="宋体" w:hAnsi="宋体"/>
+                <w:sz w:val="21"/>
+                <w:szCs w:val="21"/>
+              </w:rPr>
+            </w:pPr>
+            <w:r>
+              <w:rPr>
+                <w:rFonts w:ascii="宋体" w:eastAsia="宋体" w:hAnsi="宋体"/>
+                <w:sz w:val="21"/>
+                <w:szCs w:val="21"/>
+              </w:rPr>
+              <w:t>用户收到系统消息后点击查看详情，状态更新为“已读”</w:t>
+            </w:r>
+          </w:p>
+        </w:tc>
+        <w:tc>
+          <w:tcPr>
+            <w:tcW w:w="1890" w:type="dxa"/>
+            <w:hideMark/>
+          </w:tcPr>
+          <w:p>
+            <w:pPr>
+              <w:spacing w:after="0" w:line="240" w:lineRule="auto"/>
+              <w:rPr>
+                <w:rFonts w:ascii="宋体" w:eastAsia="宋体" w:hAnsi="宋体"/>
+                <w:sz w:val="21"/>
+                <w:szCs w:val="21"/>
+              </w:rPr>
+            </w:pPr>
+            <w:r>
+              <w:rPr>
+                <w:rFonts w:ascii="宋体" w:eastAsia="宋体" w:hAnsi="宋体"/>
+                <w:sz w:val="21"/>
+                <w:szCs w:val="21"/>
+              </w:rPr>
+              <w:t>切换账户检查是否消息独立展示，重复点击是否导致状态异常</w:t>
+            </w:r>
+          </w:p>
+        </w:tc>
+      </w:tr>
+      <w:tr>
+        <w:tc>
+          <w:tcPr>
+            <w:tcW w:w="737" w:type="dxa"/>
+            <w:hideMark/>
+          </w:tcPr>
+          <w:p>
+            <w:pPr>
+              <w:spacing w:after="0" w:line="240" w:lineRule="auto"/>
+              <w:rPr>
+                <w:rFonts w:ascii="宋体" w:eastAsia="宋体" w:hAnsi="宋体"/>
+                <w:sz w:val="21"/>
+                <w:szCs w:val="21"/>
+              </w:rPr>
+            </w:pPr>
+            <w:r>
+              <w:rPr>
+                <w:rFonts w:ascii="宋体" w:eastAsia="宋体" w:hAnsi="宋体"/>
+                <w:sz w:val="21"/>
+                <w:szCs w:val="21"/>
+              </w:rPr>
+              <w:t>实时提醒机制</w:t>
+            </w:r>
+          </w:p>
+        </w:tc>
+        <w:tc>
+          <w:tcPr>
+            <w:tcW w:w="1889" w:type="dxa"/>
+            <w:hideMark/>
+          </w:tcPr>
+          <w:p>
+            <w:pPr>
+              <w:spacing w:after="0" w:line="240" w:lineRule="auto"/>
+              <w:rPr>
+                <w:rFonts w:ascii="宋体" w:eastAsia="宋体" w:hAnsi="宋体"/>
+                <w:sz w:val="21"/>
+                <w:szCs w:val="21"/>
+              </w:rPr>
+            </w:pPr>
+            <w:r>
+              <w:rPr>
+                <w:rFonts w:ascii="宋体" w:eastAsia="宋体" w:hAnsi="宋体"/>
+                <w:sz w:val="21"/>
+                <w:szCs w:val="21"/>
+              </w:rPr>
+              <w:t>WebSocket 通道建立与断开重</w:t>
+            </w:r>
+            <w:proofErr w:type="gramStart"/>
+            <w:r>
+              <w:rPr>
+                <w:rFonts w:ascii="宋体" w:eastAsia="宋体" w:hAnsi="宋体"/>
+                <w:sz w:val="21"/>
+                <w:szCs w:val="21"/>
+              </w:rPr>
+              <w:t>连机制</w:t>
+            </w:r>
+            <w:proofErr w:type="gramEnd"/>
+            <w:r>
+              <w:rPr>
+                <w:rFonts w:ascii="宋体" w:eastAsia="宋体" w:hAnsi="宋体"/>
+                <w:sz w:val="21"/>
+                <w:szCs w:val="21"/>
+              </w:rPr>
+              <w:t>是否健全</w:t>
+            </w:r>
+          </w:p>
+        </w:tc>
+        <w:tc>
+          <w:tcPr>
+            <w:tcW w:w="1890" w:type="dxa"/>
+            <w:hideMark/>
+          </w:tcPr>
+          <w:p>
+            <w:pPr>
+              <w:spacing w:after="0" w:line="240" w:lineRule="auto"/>
+              <w:rPr>
+                <w:rFonts w:ascii="宋体" w:eastAsia="宋体" w:hAnsi="宋体"/>
+                <w:sz w:val="21"/>
+                <w:szCs w:val="21"/>
+              </w:rPr>
+            </w:pPr>
+            <w:r>
+              <w:rPr>
+                <w:rFonts w:ascii="宋体" w:eastAsia="宋体" w:hAnsi="宋体"/>
+                <w:sz w:val="21"/>
+                <w:szCs w:val="21"/>
+              </w:rPr>
+              <w:t>服务端推送触发条件、异常处理逻辑与前端监听策略</w:t>
+            </w:r>
+          </w:p>
+        </w:tc>
+        <w:tc>
+          <w:tcPr>
+            <w:tcW w:w="1890" w:type="dxa"/>
+            <w:hideMark/>
+          </w:tcPr>
+          <w:p>
+            <w:pPr>
+              <w:spacing w:after="0" w:line="240" w:lineRule="auto"/>
+              <w:rPr>
+                <w:rFonts w:ascii="宋体" w:eastAsia="宋体" w:hAnsi="宋体"/>
+                <w:sz w:val="21"/>
+                <w:szCs w:val="21"/>
+              </w:rPr>
+            </w:pPr>
+            <w:r>
+              <w:rPr>
+                <w:rFonts w:ascii="宋体" w:eastAsia="宋体" w:hAnsi="宋体"/>
+                <w:sz w:val="21"/>
+                <w:szCs w:val="21"/>
+              </w:rPr>
+              <w:t>评论被回复后，实时</w:t>
+            </w:r>
+            <w:proofErr w:type="gramStart"/>
+            <w:r>
+              <w:rPr>
+                <w:rFonts w:ascii="宋体" w:eastAsia="宋体" w:hAnsi="宋体"/>
+                <w:sz w:val="21"/>
+                <w:szCs w:val="21"/>
+              </w:rPr>
+              <w:t>收到弹窗提示</w:t>
+            </w:r>
+            <w:proofErr w:type="gramEnd"/>
+            <w:r>
+              <w:rPr>
+                <w:rFonts w:ascii="宋体" w:eastAsia="宋体" w:hAnsi="宋体"/>
+                <w:sz w:val="21"/>
+                <w:szCs w:val="21"/>
+              </w:rPr>
+              <w:t>，红点标记显示未读数量</w:t>
+            </w:r>
+          </w:p>
+        </w:tc>
+        <w:tc>
+          <w:tcPr>
+            <w:tcW w:w="1890" w:type="dxa"/>
+            <w:hideMark/>
+          </w:tcPr>
+          <w:p>
+            <w:pPr>
+              <w:spacing w:after="0" w:line="240" w:lineRule="auto"/>
+              <w:rPr>
+                <w:rFonts w:ascii="宋体" w:eastAsia="宋体" w:hAnsi="宋体"/>
+                <w:sz w:val="21"/>
+                <w:szCs w:val="21"/>
+              </w:rPr>
+            </w:pPr>
+            <w:r>
+              <w:rPr>
+                <w:rFonts w:ascii="宋体" w:eastAsia="宋体" w:hAnsi="宋体"/>
+                <w:sz w:val="21"/>
+                <w:szCs w:val="21"/>
+              </w:rPr>
+              <w:t>断开网络再恢复，验证是否能重连并接收消息，浏览器兼容性检查</w:t>
+            </w:r>
+          </w:p>
+        </w:tc>
+      </w:tr>
+      <w:tr>
+        <w:tc>
+          <w:tcPr>
+            <w:tcW w:w="737" w:type="dxa"/>
+            <w:hideMark/>
+          </w:tcPr>
+          <w:p>
+            <w:pPr>
+              <w:spacing w:after="0" w:line="240" w:lineRule="auto"/>
+              <w:rPr>
+                <w:rFonts w:ascii="宋体" w:eastAsia="宋体" w:hAnsi="宋体"/>
+                <w:sz w:val="21"/>
+                <w:szCs w:val="21"/>
+              </w:rPr>
+            </w:pPr>
+            <w:r>
+              <w:rPr>
+                <w:rFonts w:ascii="宋体" w:eastAsia="宋体" w:hAnsi="宋体"/>
+                <w:sz w:val="21"/>
+                <w:szCs w:val="21"/>
+              </w:rPr>
+              <w:t>消息列表与详情</w:t>
+            </w:r>
+          </w:p>
+        </w:tc>
+        <w:tc>
+          <w:tcPr>
+            <w:tcW w:w="1889" w:type="dxa"/>
+            <w:hideMark/>
+          </w:tcPr>
+          <w:p>
+            <w:pPr>
+              <w:spacing w:after="0" w:line="240" w:lineRule="auto"/>
+              <w:rPr>
+                <w:rFonts w:ascii="宋体" w:eastAsia="宋体" w:hAnsi="宋体"/>
+                <w:sz w:val="21"/>
+                <w:szCs w:val="21"/>
+              </w:rPr>
+            </w:pPr>
+            <w:r>
+              <w:rPr>
+                <w:rFonts w:ascii="宋体" w:eastAsia="宋体" w:hAnsi="宋体"/>
+                <w:sz w:val="21"/>
+                <w:szCs w:val="21"/>
+              </w:rPr>
+              <w:t>消息分</w:t>
+            </w:r>
+            <w:proofErr w:type="gramStart"/>
+            <w:r>
+              <w:rPr>
+                <w:rFonts w:ascii="宋体" w:eastAsia="宋体" w:hAnsi="宋体"/>
+                <w:sz w:val="21"/>
+                <w:szCs w:val="21"/>
+              </w:rPr>
+              <w:t>页展示</w:t>
+            </w:r>
+            <w:proofErr w:type="gramEnd"/>
+            <w:r>
+              <w:rPr>
+                <w:rFonts w:ascii="宋体" w:eastAsia="宋体" w:hAnsi="宋体"/>
+                <w:sz w:val="21"/>
+                <w:szCs w:val="21"/>
+              </w:rPr>
+              <w:t>是否流畅，详情页跳转是否准确</w:t>
+            </w:r>
+          </w:p>
+        </w:tc>
+        <w:tc>
+          <w:tcPr>
+            <w:tcW w:w="1890" w:type="dxa"/>
+            <w:hideMark/>
+          </w:tcPr>
+          <w:p>
+            <w:pPr>
+              <w:spacing w:after="0" w:line="240" w:lineRule="auto"/>
+              <w:rPr>
+                <w:rFonts w:ascii="宋体" w:eastAsia="宋体" w:hAnsi="宋体"/>
+                <w:sz w:val="21"/>
+                <w:szCs w:val="21"/>
+              </w:rPr>
+            </w:pPr>
+            <w:r>
+              <w:rPr>
+                <w:rFonts w:ascii="宋体" w:eastAsia="宋体" w:hAnsi="宋体"/>
+                <w:sz w:val="21"/>
+                <w:szCs w:val="21"/>
+              </w:rPr>
+              <w:t>消息结构设计（消息类型、关联对象、跳转链接）是否合理</w:t>
+            </w:r>
+          </w:p>
+        </w:tc>
+        <w:tc>
+          <w:tcPr>
+            <w:tcW w:w="1890" w:type="dxa"/>
+            <w:hideMark/>
+          </w:tcPr>
+          <w:p>
+            <w:pPr>
+              <w:spacing w:after="0" w:line="240" w:lineRule="auto"/>
+              <w:rPr>
+                <w:rFonts w:ascii="宋体" w:eastAsia="宋体" w:hAnsi="宋体"/>
+                <w:sz w:val="21"/>
+                <w:szCs w:val="21"/>
+              </w:rPr>
+            </w:pPr>
+            <w:r>
+              <w:rPr>
+                <w:rFonts w:ascii="宋体" w:eastAsia="宋体" w:hAnsi="宋体"/>
+                <w:sz w:val="21"/>
+                <w:szCs w:val="21"/>
+              </w:rPr>
+              <w:t>查看通知列表并进入某条评论提示消息，正确跳转至资讯详情页评论处</w:t>
+            </w:r>
+          </w:p>
+        </w:tc>
+        <w:tc>
+          <w:tcPr>
+            <w:tcW w:w="1890" w:type="dxa"/>
+            <w:hideMark/>
+          </w:tcPr>
+          <w:p>
+            <w:pPr>
+              <w:spacing w:after="0" w:line="240" w:lineRule="auto"/>
+              <w:rPr>
+                <w:rFonts w:ascii="宋体" w:eastAsia="宋体" w:hAnsi="宋体"/>
+                <w:sz w:val="21"/>
+                <w:szCs w:val="21"/>
+              </w:rPr>
+            </w:pPr>
+            <w:r>
+              <w:rPr>
+                <w:rFonts w:ascii="宋体" w:eastAsia="宋体" w:hAnsi="宋体"/>
+                <w:sz w:val="21"/>
+                <w:szCs w:val="21"/>
+              </w:rPr>
+              <w:t>快速翻页操作测试性能，查看历史</w:t>
+            </w:r>
+            <w:proofErr w:type="gramStart"/>
+            <w:r>
+              <w:rPr>
+                <w:rFonts w:ascii="宋体" w:eastAsia="宋体" w:hAnsi="宋体"/>
+                <w:sz w:val="21"/>
+                <w:szCs w:val="21"/>
+              </w:rPr>
+              <w:t>消息时链接应</w:t>
+            </w:r>
+            <w:proofErr w:type="gramEnd"/>
+            <w:r>
+              <w:rPr>
+                <w:rFonts w:ascii="宋体" w:eastAsia="宋体" w:hAnsi="宋体"/>
+                <w:sz w:val="21"/>
+                <w:szCs w:val="21"/>
+              </w:rPr>
+              <w:t>仍可访问</w:t>
+            </w:r>
+          </w:p>
+        </w:tc>
+      </w:tr>
+      <w:tr>
+        <w:tc>
+          <w:tcPr>
+            <w:tcW w:w="737" w:type="dxa"/>
+            <w:hideMark/>
+          </w:tcPr>
+          <w:p>
+            <w:pPr>
+              <w:spacing w:after="0" w:line="240" w:lineRule="auto"/>
+              <w:rPr>
+                <w:rFonts w:ascii="宋体" w:eastAsia="宋体" w:hAnsi="宋体"/>
+                <w:sz w:val="21"/>
+                <w:szCs w:val="21"/>
+              </w:rPr>
+            </w:pPr>
+            <w:r>
+              <w:rPr>
+                <w:rFonts w:ascii="宋体" w:eastAsia="宋体" w:hAnsi="宋体"/>
+                <w:sz w:val="21"/>
+                <w:szCs w:val="21"/>
+              </w:rPr>
+              <w:t xml:space="preserve">AI </w:t>
+            </w:r>
+            <w:r>
+              <w:rPr>
+                <w:rFonts w:ascii="宋体" w:eastAsia="宋体" w:hAnsi="宋体"/>
+                <w:sz w:val="21"/>
+                <w:szCs w:val="21"/>
+              </w:rPr>
+              <w:lastRenderedPageBreak/>
+              <w:t>问答</w:t>
+            </w:r>
+          </w:p>
+        </w:tc>
+        <w:tc>
+          <w:tcPr>
+            <w:tcW w:w="1889" w:type="dxa"/>
+            <w:hideMark/>
+          </w:tcPr>
+          <w:p>
+            <w:pPr>
+              <w:spacing w:after="0" w:line="240" w:lineRule="auto"/>
+              <w:rPr>
+                <w:rFonts w:ascii="宋体" w:eastAsia="宋体" w:hAnsi="宋体"/>
+                <w:sz w:val="21"/>
+                <w:szCs w:val="21"/>
+              </w:rPr>
+            </w:pPr>
+            <w:r>
+              <w:rPr>
+                <w:rFonts w:ascii="宋体" w:eastAsia="宋体" w:hAnsi="宋体"/>
+                <w:sz w:val="21"/>
+                <w:szCs w:val="21"/>
+              </w:rPr>
+              <w:lastRenderedPageBreak/>
+              <w:t>输入框、提交按</w:t>
+            </w:r>
+            <w:r>
+              <w:rPr>
+                <w:rFonts w:ascii="宋体" w:eastAsia="宋体" w:hAnsi="宋体"/>
+                <w:sz w:val="21"/>
+                <w:szCs w:val="21"/>
+              </w:rPr>
+              <w:lastRenderedPageBreak/>
+              <w:t>钮、答案区域是否排版清晰，响应是否顺畅</w:t>
+            </w:r>
+          </w:p>
+        </w:tc>
+        <w:tc>
+          <w:tcPr>
+            <w:tcW w:w="1890" w:type="dxa"/>
+            <w:hideMark/>
+          </w:tcPr>
+          <w:p>
+            <w:pPr>
+              <w:spacing w:after="0" w:line="240" w:lineRule="auto"/>
+              <w:rPr>
+                <w:rFonts w:ascii="宋体" w:eastAsia="宋体" w:hAnsi="宋体"/>
+                <w:sz w:val="21"/>
+                <w:szCs w:val="21"/>
+              </w:rPr>
+            </w:pPr>
+            <w:r>
+              <w:rPr>
+                <w:rFonts w:ascii="宋体" w:eastAsia="宋体" w:hAnsi="宋体"/>
+                <w:sz w:val="21"/>
+                <w:szCs w:val="21"/>
+              </w:rPr>
+              <w:lastRenderedPageBreak/>
+              <w:t>API 调用、</w:t>
+            </w:r>
+            <w:r>
+              <w:rPr>
+                <w:rFonts w:ascii="宋体" w:eastAsia="宋体" w:hAnsi="宋体"/>
+                <w:sz w:val="21"/>
+                <w:szCs w:val="21"/>
+              </w:rPr>
+              <w:lastRenderedPageBreak/>
+              <w:t>WebSocket 流式通信、问答缓存结构是否合理</w:t>
+            </w:r>
+          </w:p>
+        </w:tc>
+        <w:tc>
+          <w:tcPr>
+            <w:tcW w:w="1890" w:type="dxa"/>
+            <w:hideMark/>
+          </w:tcPr>
+          <w:p>
+            <w:pPr>
+              <w:spacing w:after="0" w:line="240" w:lineRule="auto"/>
+              <w:rPr>
+                <w:rFonts w:ascii="宋体" w:eastAsia="宋体" w:hAnsi="宋体"/>
+                <w:sz w:val="21"/>
+                <w:szCs w:val="21"/>
+              </w:rPr>
+            </w:pPr>
+            <w:r>
+              <w:rPr>
+                <w:rFonts w:ascii="宋体" w:eastAsia="宋体" w:hAnsi="宋体"/>
+                <w:sz w:val="21"/>
+                <w:szCs w:val="21"/>
+              </w:rPr>
+              <w:lastRenderedPageBreak/>
+              <w:t>用户输入问题，</w:t>
+            </w:r>
+            <w:r>
+              <w:rPr>
+                <w:rFonts w:ascii="宋体" w:eastAsia="宋体" w:hAnsi="宋体"/>
+                <w:sz w:val="21"/>
+                <w:szCs w:val="21"/>
+              </w:rPr>
+              <w:lastRenderedPageBreak/>
+              <w:t>AI 持续流式返回回答内容，支持上下文连续提问</w:t>
+            </w:r>
+          </w:p>
+        </w:tc>
+        <w:tc>
+          <w:tcPr>
+            <w:tcW w:w="1890" w:type="dxa"/>
+            <w:hideMark/>
+          </w:tcPr>
+          <w:p>
+            <w:pPr>
+              <w:spacing w:after="0" w:line="240" w:lineRule="auto"/>
+              <w:rPr>
+                <w:rFonts w:ascii="宋体" w:eastAsia="宋体" w:hAnsi="宋体"/>
+                <w:sz w:val="21"/>
+                <w:szCs w:val="21"/>
+              </w:rPr>
+            </w:pPr>
+            <w:r>
+              <w:rPr>
+                <w:rFonts w:ascii="宋体" w:eastAsia="宋体" w:hAnsi="宋体"/>
+                <w:sz w:val="21"/>
+                <w:szCs w:val="21"/>
+              </w:rPr>
+              <w:lastRenderedPageBreak/>
+              <w:t>中断网络后是否</w:t>
+            </w:r>
+            <w:r>
+              <w:rPr>
+                <w:rFonts w:ascii="宋体" w:eastAsia="宋体" w:hAnsi="宋体"/>
+                <w:sz w:val="21"/>
+                <w:szCs w:val="21"/>
+              </w:rPr>
+              <w:lastRenderedPageBreak/>
+              <w:t>重连、提交</w:t>
+            </w:r>
+            <w:proofErr w:type="gramStart"/>
+            <w:r>
+              <w:rPr>
+                <w:rFonts w:ascii="宋体" w:eastAsia="宋体" w:hAnsi="宋体"/>
+                <w:sz w:val="21"/>
+                <w:szCs w:val="21"/>
+              </w:rPr>
+              <w:t>空问题</w:t>
+            </w:r>
+            <w:proofErr w:type="gramEnd"/>
+            <w:r>
+              <w:rPr>
+                <w:rFonts w:ascii="宋体" w:eastAsia="宋体" w:hAnsi="宋体"/>
+                <w:sz w:val="21"/>
+                <w:szCs w:val="21"/>
+              </w:rPr>
+              <w:t>时系统是否拦截，连续对话记录能否正确保存</w:t>
+            </w:r>
+          </w:p>
+        </w:tc>
+      </w:tr>
+      <w:tr>
+        <w:tc>
+          <w:tcPr>
+            <w:tcW w:w="737" w:type="dxa"/>
+            <w:hideMark/>
+          </w:tcPr>
+          <w:p>
+            <w:pPr>
+              <w:spacing w:after="0" w:line="240" w:lineRule="auto"/>
+              <w:rPr>
+                <w:rFonts w:ascii="宋体" w:eastAsia="宋体" w:hAnsi="宋体"/>
+                <w:sz w:val="21"/>
+                <w:szCs w:val="21"/>
+              </w:rPr>
+            </w:pPr>
+            <w:r>
+              <w:rPr>
+                <w:rFonts w:ascii="宋体" w:eastAsia="宋体" w:hAnsi="宋体"/>
+                <w:sz w:val="21"/>
+                <w:szCs w:val="21"/>
+              </w:rPr>
+              <w:lastRenderedPageBreak/>
+              <w:t>首页可视化看板</w:t>
+            </w:r>
+          </w:p>
+        </w:tc>
+        <w:tc>
+          <w:tcPr>
+            <w:tcW w:w="1889" w:type="dxa"/>
+            <w:hideMark/>
+          </w:tcPr>
+          <w:p>
+            <w:pPr>
+              <w:spacing w:after="0" w:line="240" w:lineRule="auto"/>
+              <w:rPr>
+                <w:rFonts w:ascii="宋体" w:eastAsia="宋体" w:hAnsi="宋体"/>
+                <w:sz w:val="21"/>
+                <w:szCs w:val="21"/>
+              </w:rPr>
+            </w:pPr>
+            <w:r>
+              <w:rPr>
+                <w:rFonts w:ascii="宋体" w:eastAsia="宋体" w:hAnsi="宋体"/>
+                <w:sz w:val="21"/>
+                <w:szCs w:val="21"/>
+              </w:rPr>
+              <w:t>图表展示是否直观、数据刷新是否实时</w:t>
+            </w:r>
+          </w:p>
+        </w:tc>
+        <w:tc>
+          <w:tcPr>
+            <w:tcW w:w="1890" w:type="dxa"/>
+            <w:hideMark/>
+          </w:tcPr>
+          <w:p>
+            <w:pPr>
+              <w:spacing w:after="0" w:line="240" w:lineRule="auto"/>
+              <w:rPr>
+                <w:rFonts w:ascii="宋体" w:eastAsia="宋体" w:hAnsi="宋体"/>
+                <w:sz w:val="21"/>
+                <w:szCs w:val="21"/>
+              </w:rPr>
+            </w:pPr>
+            <w:r>
+              <w:rPr>
+                <w:rFonts w:ascii="宋体" w:eastAsia="宋体" w:hAnsi="宋体"/>
+                <w:sz w:val="21"/>
+                <w:szCs w:val="21"/>
+              </w:rPr>
+              <w:t>图表数据来源与指标提取逻辑是否正确，是否支持后台过滤筛选</w:t>
+            </w:r>
+          </w:p>
+        </w:tc>
+        <w:tc>
+          <w:tcPr>
+            <w:tcW w:w="1890" w:type="dxa"/>
+            <w:hideMark/>
+          </w:tcPr>
+          <w:p>
+            <w:pPr>
+              <w:spacing w:after="0" w:line="240" w:lineRule="auto"/>
+              <w:rPr>
+                <w:rFonts w:ascii="宋体" w:eastAsia="宋体" w:hAnsi="宋体"/>
+                <w:sz w:val="21"/>
+                <w:szCs w:val="21"/>
+              </w:rPr>
+            </w:pPr>
+            <w:r>
+              <w:rPr>
+                <w:rFonts w:ascii="宋体" w:eastAsia="宋体" w:hAnsi="宋体"/>
+                <w:sz w:val="21"/>
+                <w:szCs w:val="21"/>
+              </w:rPr>
+              <w:t>新用户注册或新增资讯后，图表指标实时更新</w:t>
+            </w:r>
+          </w:p>
+        </w:tc>
+        <w:tc>
+          <w:tcPr>
+            <w:tcW w:w="1890" w:type="dxa"/>
+            <w:hideMark/>
+          </w:tcPr>
+          <w:p>
+            <w:pPr>
+              <w:spacing w:after="0" w:line="240" w:lineRule="auto"/>
+              <w:rPr>
+                <w:rFonts w:ascii="宋体" w:eastAsia="宋体" w:hAnsi="宋体"/>
+                <w:sz w:val="21"/>
+                <w:szCs w:val="21"/>
+              </w:rPr>
+            </w:pPr>
+            <w:r>
+              <w:rPr>
+                <w:rFonts w:ascii="宋体" w:eastAsia="宋体" w:hAnsi="宋体"/>
+                <w:sz w:val="21"/>
+                <w:szCs w:val="21"/>
+              </w:rPr>
+              <w:t>切换日期范围、筛选条件验证图表是否随之变动，断网状态下是否容错</w:t>
+            </w:r>
+          </w:p>
+        </w:tc>
+      </w:tr>
+      <w:tr>
+        <w:tc>
+          <w:tcPr>
+            <w:tcW w:w="737" w:type="dxa"/>
+            <w:hideMark/>
+          </w:tcPr>
+          <w:p>
+            <w:pPr>
+              <w:spacing w:after="0" w:line="240" w:lineRule="auto"/>
+              <w:rPr>
+                <w:rFonts w:ascii="宋体" w:eastAsia="宋体" w:hAnsi="宋体"/>
+                <w:sz w:val="21"/>
+                <w:szCs w:val="21"/>
+              </w:rPr>
+            </w:pPr>
+            <w:r>
+              <w:rPr>
+                <w:rFonts w:ascii="宋体" w:eastAsia="宋体" w:hAnsi="宋体"/>
+                <w:sz w:val="21"/>
+                <w:szCs w:val="21"/>
+              </w:rPr>
+              <w:t>用户管理</w:t>
+            </w:r>
+          </w:p>
+        </w:tc>
+        <w:tc>
+          <w:tcPr>
+            <w:tcW w:w="1889" w:type="dxa"/>
+            <w:hideMark/>
+          </w:tcPr>
+          <w:p>
+            <w:pPr>
+              <w:spacing w:after="0" w:line="240" w:lineRule="auto"/>
+              <w:rPr>
+                <w:rFonts w:ascii="宋体" w:eastAsia="宋体" w:hAnsi="宋体"/>
+                <w:sz w:val="21"/>
+                <w:szCs w:val="21"/>
+              </w:rPr>
+            </w:pPr>
+            <w:r>
+              <w:rPr>
+                <w:rFonts w:ascii="宋体" w:eastAsia="宋体" w:hAnsi="宋体"/>
+                <w:sz w:val="21"/>
+                <w:szCs w:val="21"/>
+              </w:rPr>
+              <w:t>用户信息展示是否清晰、编辑按钮功能是否正常</w:t>
+            </w:r>
+          </w:p>
+        </w:tc>
+        <w:tc>
+          <w:tcPr>
+            <w:tcW w:w="1890" w:type="dxa"/>
+            <w:hideMark/>
+          </w:tcPr>
+          <w:p>
+            <w:pPr>
+              <w:spacing w:after="0" w:line="240" w:lineRule="auto"/>
+              <w:rPr>
+                <w:rFonts w:ascii="宋体" w:eastAsia="宋体" w:hAnsi="宋体"/>
+                <w:sz w:val="21"/>
+                <w:szCs w:val="21"/>
+              </w:rPr>
+            </w:pPr>
+            <w:r>
+              <w:rPr>
+                <w:rFonts w:ascii="宋体" w:eastAsia="宋体" w:hAnsi="宋体"/>
+                <w:sz w:val="21"/>
+                <w:szCs w:val="21"/>
+              </w:rPr>
+              <w:t>用户权限与禁用字段是否有效，操作日志是否准确记录</w:t>
+            </w:r>
+          </w:p>
+        </w:tc>
+        <w:tc>
+          <w:tcPr>
+            <w:tcW w:w="1890" w:type="dxa"/>
+            <w:hideMark/>
+          </w:tcPr>
+          <w:p>
+            <w:pPr>
+              <w:spacing w:after="0" w:line="240" w:lineRule="auto"/>
+              <w:rPr>
+                <w:rFonts w:ascii="宋体" w:eastAsia="宋体" w:hAnsi="宋体"/>
+                <w:sz w:val="21"/>
+                <w:szCs w:val="21"/>
+              </w:rPr>
+            </w:pPr>
+            <w:r>
+              <w:rPr>
+                <w:rFonts w:ascii="宋体" w:eastAsia="宋体" w:hAnsi="宋体"/>
+                <w:sz w:val="21"/>
+                <w:szCs w:val="21"/>
+              </w:rPr>
+              <w:t>管理员搜索用户并修改角色为管理员，记录日志并更新列表显示</w:t>
+            </w:r>
+          </w:p>
+        </w:tc>
+        <w:tc>
+          <w:tcPr>
+            <w:tcW w:w="1890" w:type="dxa"/>
+            <w:hideMark/>
+          </w:tcPr>
+          <w:p>
+            <w:pPr>
+              <w:spacing w:after="0" w:line="240" w:lineRule="auto"/>
+              <w:rPr>
+                <w:rFonts w:ascii="宋体" w:eastAsia="宋体" w:hAnsi="宋体"/>
+                <w:sz w:val="21"/>
+                <w:szCs w:val="21"/>
+              </w:rPr>
+            </w:pPr>
+            <w:r>
+              <w:rPr>
+                <w:rFonts w:ascii="宋体" w:eastAsia="宋体" w:hAnsi="宋体"/>
+                <w:sz w:val="21"/>
+                <w:szCs w:val="21"/>
+              </w:rPr>
+              <w:t>禁用用户后尝试登录应失败，查看后台日志是否准确记录操作信息</w:t>
+            </w:r>
+          </w:p>
+        </w:tc>
+      </w:tr>
+      <w:tr>
+        <w:tc>
+          <w:tcPr>
+            <w:tcW w:w="737" w:type="dxa"/>
+            <w:hideMark/>
+          </w:tcPr>
+          <w:p>
+            <w:pPr>
+              <w:spacing w:after="0" w:line="240" w:lineRule="auto"/>
+              <w:rPr>
+                <w:rFonts w:ascii="宋体" w:eastAsia="宋体" w:hAnsi="宋体"/>
+                <w:sz w:val="21"/>
+                <w:szCs w:val="21"/>
+              </w:rPr>
+            </w:pPr>
+            <w:r>
+              <w:rPr>
+                <w:rFonts w:ascii="宋体" w:eastAsia="宋体" w:hAnsi="宋体"/>
+                <w:sz w:val="21"/>
+                <w:szCs w:val="21"/>
+              </w:rPr>
+              <w:t>标签管理</w:t>
+            </w:r>
+          </w:p>
+        </w:tc>
+        <w:tc>
+          <w:tcPr>
+            <w:tcW w:w="1889" w:type="dxa"/>
+            <w:hideMark/>
+          </w:tcPr>
+          <w:p>
+            <w:pPr>
+              <w:spacing w:after="0" w:line="240" w:lineRule="auto"/>
+              <w:rPr>
+                <w:rFonts w:ascii="宋体" w:eastAsia="宋体" w:hAnsi="宋体"/>
+                <w:sz w:val="21"/>
+                <w:szCs w:val="21"/>
+              </w:rPr>
+            </w:pPr>
+            <w:r>
+              <w:rPr>
+                <w:rFonts w:ascii="宋体" w:eastAsia="宋体" w:hAnsi="宋体"/>
+                <w:sz w:val="21"/>
+                <w:szCs w:val="21"/>
+              </w:rPr>
+              <w:t>标签增删改页面逻辑是否清晰，是否能防止重名标签</w:t>
+            </w:r>
+          </w:p>
+        </w:tc>
+        <w:tc>
+          <w:tcPr>
+            <w:tcW w:w="1890" w:type="dxa"/>
+            <w:hideMark/>
+          </w:tcPr>
+          <w:p>
+            <w:pPr>
+              <w:spacing w:after="0" w:line="240" w:lineRule="auto"/>
+              <w:rPr>
+                <w:rFonts w:ascii="宋体" w:eastAsia="宋体" w:hAnsi="宋体"/>
+                <w:sz w:val="21"/>
+                <w:szCs w:val="21"/>
+              </w:rPr>
+            </w:pPr>
+            <w:r>
+              <w:rPr>
+                <w:rFonts w:ascii="宋体" w:eastAsia="宋体" w:hAnsi="宋体"/>
+                <w:sz w:val="21"/>
+                <w:szCs w:val="21"/>
+              </w:rPr>
+              <w:t>标签与资讯的关联更新是否同步，标签管理权限是否生效</w:t>
+            </w:r>
+          </w:p>
+        </w:tc>
+        <w:tc>
+          <w:tcPr>
+            <w:tcW w:w="1890" w:type="dxa"/>
+            <w:hideMark/>
+          </w:tcPr>
+          <w:p>
+            <w:pPr>
+              <w:spacing w:after="0" w:line="240" w:lineRule="auto"/>
+              <w:rPr>
+                <w:rFonts w:ascii="宋体" w:eastAsia="宋体" w:hAnsi="宋体"/>
+                <w:sz w:val="21"/>
+                <w:szCs w:val="21"/>
+              </w:rPr>
+            </w:pPr>
+            <w:r>
+              <w:rPr>
+                <w:rFonts w:ascii="宋体" w:eastAsia="宋体" w:hAnsi="宋体"/>
+                <w:sz w:val="21"/>
+                <w:szCs w:val="21"/>
+              </w:rPr>
+              <w:t>管理员新增“心理健康”标签并成功关联资讯，列表实时更新</w:t>
+            </w:r>
+          </w:p>
+        </w:tc>
+        <w:tc>
+          <w:tcPr>
+            <w:tcW w:w="1890" w:type="dxa"/>
+            <w:hideMark/>
+          </w:tcPr>
+          <w:p>
+            <w:pPr>
+              <w:spacing w:after="0" w:line="240" w:lineRule="auto"/>
+              <w:rPr>
+                <w:rFonts w:ascii="宋体" w:eastAsia="宋体" w:hAnsi="宋体"/>
+                <w:sz w:val="21"/>
+                <w:szCs w:val="21"/>
+              </w:rPr>
+            </w:pPr>
+            <w:r>
+              <w:rPr>
+                <w:rFonts w:ascii="宋体" w:eastAsia="宋体" w:hAnsi="宋体"/>
+                <w:sz w:val="21"/>
+                <w:szCs w:val="21"/>
+              </w:rPr>
+              <w:t>删除标签后验证是否同步解除绑定，编辑标签名是否影响展示</w:t>
+            </w:r>
+          </w:p>
+        </w:tc>
+      </w:tr>
+      <w:tr>
+        <w:tc>
+          <w:tcPr>
+            <w:tcW w:w="737" w:type="dxa"/>
+            <w:hideMark/>
+          </w:tcPr>
+          <w:p>
+            <w:pPr>
+              <w:spacing w:after="0" w:line="240" w:lineRule="auto"/>
+              <w:rPr>
+                <w:rFonts w:ascii="宋体" w:eastAsia="宋体" w:hAnsi="宋体"/>
+                <w:sz w:val="21"/>
+                <w:szCs w:val="21"/>
+              </w:rPr>
+            </w:pPr>
+            <w:r>
+              <w:rPr>
+                <w:rFonts w:ascii="宋体" w:eastAsia="宋体" w:hAnsi="宋体"/>
+                <w:sz w:val="21"/>
+                <w:szCs w:val="21"/>
+              </w:rPr>
+              <w:t>健康资讯管理</w:t>
+            </w:r>
+          </w:p>
+        </w:tc>
+        <w:tc>
+          <w:tcPr>
+            <w:tcW w:w="1889" w:type="dxa"/>
+            <w:hideMark/>
+          </w:tcPr>
+          <w:p>
+            <w:pPr>
+              <w:spacing w:after="0" w:line="240" w:lineRule="auto"/>
+              <w:rPr>
+                <w:rFonts w:ascii="宋体" w:eastAsia="宋体" w:hAnsi="宋体"/>
+                <w:sz w:val="21"/>
+                <w:szCs w:val="21"/>
+              </w:rPr>
+            </w:pPr>
+            <w:r>
+              <w:rPr>
+                <w:rFonts w:ascii="宋体" w:eastAsia="宋体" w:hAnsi="宋体"/>
+                <w:sz w:val="21"/>
+                <w:szCs w:val="21"/>
+              </w:rPr>
+              <w:t>资讯编辑界面、推荐/置顶开关状态是否可控</w:t>
+            </w:r>
+          </w:p>
+        </w:tc>
+        <w:tc>
+          <w:tcPr>
+            <w:tcW w:w="1890" w:type="dxa"/>
+            <w:hideMark/>
+          </w:tcPr>
+          <w:p>
+            <w:pPr>
+              <w:spacing w:after="0" w:line="240" w:lineRule="auto"/>
+              <w:rPr>
+                <w:rFonts w:ascii="宋体" w:eastAsia="宋体" w:hAnsi="宋体"/>
+                <w:sz w:val="21"/>
+                <w:szCs w:val="21"/>
+              </w:rPr>
+            </w:pPr>
+            <w:r>
+              <w:rPr>
+                <w:rFonts w:ascii="宋体" w:eastAsia="宋体" w:hAnsi="宋体"/>
+                <w:sz w:val="21"/>
+                <w:szCs w:val="21"/>
+              </w:rPr>
+              <w:t>资讯状态字段是否完整，编辑删除操作是否安全可追溯</w:t>
+            </w:r>
+          </w:p>
+        </w:tc>
+        <w:tc>
+          <w:tcPr>
+            <w:tcW w:w="1890" w:type="dxa"/>
+            <w:hideMark/>
+          </w:tcPr>
+          <w:p>
+            <w:pPr>
+              <w:spacing w:after="0" w:line="240" w:lineRule="auto"/>
+              <w:rPr>
+                <w:rFonts w:ascii="宋体" w:eastAsia="宋体" w:hAnsi="宋体"/>
+                <w:sz w:val="21"/>
+                <w:szCs w:val="21"/>
+              </w:rPr>
+            </w:pPr>
+            <w:r>
+              <w:rPr>
+                <w:rFonts w:ascii="宋体" w:eastAsia="宋体" w:hAnsi="宋体"/>
+                <w:sz w:val="21"/>
+                <w:szCs w:val="21"/>
+              </w:rPr>
+              <w:t>管理员发布新资讯并置顶，前端首页正确展示</w:t>
+            </w:r>
+          </w:p>
+        </w:tc>
+        <w:tc>
+          <w:tcPr>
+            <w:tcW w:w="1890" w:type="dxa"/>
+            <w:hideMark/>
+          </w:tcPr>
+          <w:p>
+            <w:pPr>
+              <w:spacing w:after="0" w:line="240" w:lineRule="auto"/>
+              <w:rPr>
+                <w:rFonts w:ascii="宋体" w:eastAsia="宋体" w:hAnsi="宋体"/>
+                <w:sz w:val="21"/>
+                <w:szCs w:val="21"/>
+              </w:rPr>
+            </w:pPr>
+            <w:r>
+              <w:rPr>
+                <w:rFonts w:ascii="宋体" w:eastAsia="宋体" w:hAnsi="宋体"/>
+                <w:sz w:val="21"/>
+                <w:szCs w:val="21"/>
+              </w:rPr>
+              <w:t>删除资讯应从前端消失</w:t>
+            </w:r>
+            <w:proofErr w:type="gramStart"/>
+            <w:r>
+              <w:rPr>
+                <w:rFonts w:ascii="宋体" w:eastAsia="宋体" w:hAnsi="宋体"/>
+                <w:sz w:val="21"/>
+                <w:szCs w:val="21"/>
+              </w:rPr>
+              <w:t>且数据</w:t>
+            </w:r>
+            <w:proofErr w:type="gramEnd"/>
+            <w:r>
+              <w:rPr>
+                <w:rFonts w:ascii="宋体" w:eastAsia="宋体" w:hAnsi="宋体"/>
+                <w:sz w:val="21"/>
+                <w:szCs w:val="21"/>
+              </w:rPr>
+              <w:t>移除，编辑后应立即更新展示内容</w:t>
+            </w:r>
+          </w:p>
+        </w:tc>
+      </w:tr>
+      <w:tr>
+        <w:tc>
+          <w:tcPr>
+            <w:tcW w:w="737" w:type="dxa"/>
+            <w:hideMark/>
+          </w:tcPr>
+          <w:p>
+            <w:pPr>
+              <w:spacing w:after="0" w:line="240" w:lineRule="auto"/>
+              <w:rPr>
+                <w:rFonts w:ascii="宋体" w:eastAsia="宋体" w:hAnsi="宋体"/>
+                <w:sz w:val="21"/>
+                <w:szCs w:val="21"/>
+              </w:rPr>
+            </w:pPr>
+            <w:r>
+              <w:rPr>
+                <w:rFonts w:ascii="宋体" w:eastAsia="宋体" w:hAnsi="宋体"/>
+                <w:sz w:val="21"/>
+                <w:szCs w:val="21"/>
+              </w:rPr>
+              <w:t>健康模型管理</w:t>
+            </w:r>
+          </w:p>
+        </w:tc>
+        <w:tc>
+          <w:tcPr>
+            <w:tcW w:w="1889" w:type="dxa"/>
+            <w:hideMark/>
+          </w:tcPr>
+          <w:p>
+            <w:pPr>
+              <w:spacing w:after="0" w:line="240" w:lineRule="auto"/>
+              <w:rPr>
+                <w:rFonts w:ascii="宋体" w:eastAsia="宋体" w:hAnsi="宋体"/>
+                <w:sz w:val="21"/>
+                <w:szCs w:val="21"/>
+              </w:rPr>
+            </w:pPr>
+            <w:r>
+              <w:rPr>
+                <w:rFonts w:ascii="宋体" w:eastAsia="宋体" w:hAnsi="宋体"/>
+                <w:sz w:val="21"/>
+                <w:szCs w:val="21"/>
+              </w:rPr>
+              <w:t>模型列表是否完整、编辑项是否易操作</w:t>
+            </w:r>
+          </w:p>
+        </w:tc>
+        <w:tc>
+          <w:tcPr>
+            <w:tcW w:w="1890" w:type="dxa"/>
+            <w:hideMark/>
+          </w:tcPr>
+          <w:p>
+            <w:pPr>
+              <w:spacing w:after="0" w:line="240" w:lineRule="auto"/>
+              <w:rPr>
+                <w:rFonts w:ascii="宋体" w:eastAsia="宋体" w:hAnsi="宋体"/>
+                <w:sz w:val="21"/>
+                <w:szCs w:val="21"/>
+              </w:rPr>
+            </w:pPr>
+            <w:r>
+              <w:rPr>
+                <w:rFonts w:ascii="宋体" w:eastAsia="宋体" w:hAnsi="宋体"/>
+                <w:sz w:val="21"/>
+                <w:szCs w:val="21"/>
+              </w:rPr>
+              <w:t>模型修改是否影响前端渲染逻辑及录入交互流程</w:t>
+            </w:r>
+          </w:p>
+        </w:tc>
+        <w:tc>
+          <w:tcPr>
+            <w:tcW w:w="1890" w:type="dxa"/>
+            <w:hideMark/>
+          </w:tcPr>
+          <w:p>
+            <w:pPr>
+              <w:spacing w:after="0" w:line="240" w:lineRule="auto"/>
+              <w:rPr>
+                <w:rFonts w:ascii="宋体" w:eastAsia="宋体" w:hAnsi="宋体"/>
+                <w:sz w:val="21"/>
+                <w:szCs w:val="21"/>
+              </w:rPr>
+            </w:pPr>
+            <w:r>
+              <w:rPr>
+                <w:rFonts w:ascii="宋体" w:eastAsia="宋体" w:hAnsi="宋体"/>
+                <w:sz w:val="21"/>
+                <w:szCs w:val="21"/>
+              </w:rPr>
+              <w:t>修改“体重”单位为“斤”，前端录入页面同步变更</w:t>
+            </w:r>
+          </w:p>
+        </w:tc>
+        <w:tc>
+          <w:tcPr>
+            <w:tcW w:w="1890" w:type="dxa"/>
+            <w:hideMark/>
+          </w:tcPr>
+          <w:p>
+            <w:pPr>
+              <w:spacing w:after="0" w:line="240" w:lineRule="auto"/>
+              <w:rPr>
+                <w:rFonts w:ascii="宋体" w:eastAsia="宋体" w:hAnsi="宋体"/>
+                <w:sz w:val="21"/>
+                <w:szCs w:val="21"/>
+              </w:rPr>
+            </w:pPr>
+            <w:r>
+              <w:rPr>
+                <w:rFonts w:ascii="宋体" w:eastAsia="宋体" w:hAnsi="宋体"/>
+                <w:sz w:val="21"/>
+                <w:szCs w:val="21"/>
+              </w:rPr>
+              <w:t>删除某模型后录入页面应移除相关项，新增模型是否立即可用</w:t>
+            </w:r>
+          </w:p>
+        </w:tc>
+      </w:tr>
+      <w:tr>
+        <w:tc>
+          <w:tcPr>
+            <w:tcW w:w="737" w:type="dxa"/>
+            <w:hideMark/>
+          </w:tcPr>
+          <w:p>
+            <w:pPr>
+              <w:spacing w:after="0" w:line="240" w:lineRule="auto"/>
+              <w:rPr>
+                <w:rFonts w:ascii="宋体" w:eastAsia="宋体" w:hAnsi="宋体"/>
+                <w:sz w:val="21"/>
+                <w:szCs w:val="21"/>
+              </w:rPr>
+            </w:pPr>
+            <w:r>
+              <w:rPr>
+                <w:rFonts w:ascii="宋体" w:eastAsia="宋体" w:hAnsi="宋体"/>
+                <w:sz w:val="21"/>
+                <w:szCs w:val="21"/>
+              </w:rPr>
+              <w:t>健康记录管理</w:t>
+            </w:r>
+          </w:p>
+        </w:tc>
+        <w:tc>
+          <w:tcPr>
+            <w:tcW w:w="1889" w:type="dxa"/>
+            <w:hideMark/>
+          </w:tcPr>
+          <w:p>
+            <w:pPr>
+              <w:spacing w:after="0" w:line="240" w:lineRule="auto"/>
+              <w:rPr>
+                <w:rFonts w:ascii="宋体" w:eastAsia="宋体" w:hAnsi="宋体"/>
+                <w:sz w:val="21"/>
+                <w:szCs w:val="21"/>
+              </w:rPr>
+            </w:pPr>
+            <w:r>
+              <w:rPr>
+                <w:rFonts w:ascii="宋体" w:eastAsia="宋体" w:hAnsi="宋体"/>
+                <w:sz w:val="21"/>
+                <w:szCs w:val="21"/>
+              </w:rPr>
+              <w:t>数据筛选功能是否精确、展示是否分页</w:t>
+            </w:r>
+          </w:p>
+        </w:tc>
+        <w:tc>
+          <w:tcPr>
+            <w:tcW w:w="1890" w:type="dxa"/>
+            <w:hideMark/>
+          </w:tcPr>
+          <w:p>
+            <w:pPr>
+              <w:spacing w:after="0" w:line="240" w:lineRule="auto"/>
+              <w:rPr>
+                <w:rFonts w:ascii="宋体" w:eastAsia="宋体" w:hAnsi="宋体"/>
+                <w:sz w:val="21"/>
+                <w:szCs w:val="21"/>
+              </w:rPr>
+            </w:pPr>
+            <w:r>
+              <w:rPr>
+                <w:rFonts w:ascii="宋体" w:eastAsia="宋体" w:hAnsi="宋体"/>
+                <w:sz w:val="21"/>
+                <w:szCs w:val="21"/>
+              </w:rPr>
+              <w:t>数据访问权限、敏感信息脱敏处理逻辑是否规范</w:t>
+            </w:r>
+          </w:p>
+        </w:tc>
+        <w:tc>
+          <w:tcPr>
+            <w:tcW w:w="1890" w:type="dxa"/>
+            <w:hideMark/>
+          </w:tcPr>
+          <w:p>
+            <w:pPr>
+              <w:spacing w:after="0" w:line="240" w:lineRule="auto"/>
+              <w:rPr>
+                <w:rFonts w:ascii="宋体" w:eastAsia="宋体" w:hAnsi="宋体"/>
+                <w:sz w:val="21"/>
+                <w:szCs w:val="21"/>
+              </w:rPr>
+            </w:pPr>
+            <w:r>
+              <w:rPr>
+                <w:rFonts w:ascii="宋体" w:eastAsia="宋体" w:hAnsi="宋体"/>
+                <w:sz w:val="21"/>
+                <w:szCs w:val="21"/>
+              </w:rPr>
+              <w:t>管理员查看指定用户过去一月健康记录，数据完整清晰</w:t>
+            </w:r>
+          </w:p>
+        </w:tc>
+        <w:tc>
+          <w:tcPr>
+            <w:tcW w:w="1890" w:type="dxa"/>
+            <w:hideMark/>
+          </w:tcPr>
+          <w:p>
+            <w:pPr>
+              <w:spacing w:after="0" w:line="240" w:lineRule="auto"/>
+              <w:rPr>
+                <w:rFonts w:ascii="宋体" w:eastAsia="宋体" w:hAnsi="宋体"/>
+                <w:sz w:val="21"/>
+                <w:szCs w:val="21"/>
+              </w:rPr>
+            </w:pPr>
+            <w:r>
+              <w:rPr>
+                <w:rFonts w:ascii="宋体" w:eastAsia="宋体" w:hAnsi="宋体"/>
+                <w:sz w:val="21"/>
+                <w:szCs w:val="21"/>
+              </w:rPr>
+              <w:t>输入不存在用户 ID 或时间范围，应提示无记录，分页加载正常</w:t>
+            </w:r>
+          </w:p>
+        </w:tc>
+      </w:tr>
+      <w:tr>
+        <w:tc>
+          <w:tcPr>
+            <w:tcW w:w="737" w:type="dxa"/>
+            <w:hideMark/>
+          </w:tcPr>
+          <w:p>
+            <w:pPr>
+              <w:spacing w:after="0" w:line="240" w:lineRule="auto"/>
+              <w:rPr>
+                <w:rFonts w:ascii="宋体" w:eastAsia="宋体" w:hAnsi="宋体" w:hint="eastAsia"/>
+                <w:sz w:val="21"/>
+                <w:szCs w:val="21"/>
+              </w:rPr>
+            </w:pPr>
+            <w:r>
+              <w:rPr>
+                <w:rFonts w:ascii="宋体" w:eastAsia="宋体" w:hAnsi="宋体"/>
+                <w:sz w:val="21"/>
+                <w:szCs w:val="21"/>
+              </w:rPr>
+              <w:t>消息管理</w:t>
+            </w:r>
+            <w:r>
+              <w:rPr>
+                <w:rFonts w:ascii="宋体" w:eastAsia="宋体" w:hAnsi="宋体" w:hint="eastAsia"/>
+                <w:sz w:val="21"/>
+                <w:szCs w:val="21"/>
+              </w:rPr>
+              <w:t>(</w:t>
+            </w:r>
+            <w:r>
+              <w:rPr>
+                <w:rFonts w:ascii="宋体" w:eastAsia="宋体" w:hAnsi="宋体"/>
+                <w:sz w:val="21"/>
+                <w:szCs w:val="21"/>
+              </w:rPr>
+              <w:t>系统推送</w:t>
+            </w:r>
+            <w:r>
+              <w:rPr>
+                <w:rFonts w:ascii="宋体" w:eastAsia="宋体" w:hAnsi="宋体" w:hint="eastAsia"/>
+                <w:sz w:val="21"/>
+                <w:szCs w:val="21"/>
+              </w:rPr>
+              <w:t>)</w:t>
+            </w:r>
+          </w:p>
+        </w:tc>
+        <w:tc>
+          <w:tcPr>
+            <w:tcW w:w="1889" w:type="dxa"/>
+            <w:hideMark/>
+          </w:tcPr>
+          <w:p>
+            <w:pPr>
+              <w:spacing w:after="0" w:line="240" w:lineRule="auto"/>
+              <w:rPr>
+                <w:rFonts w:ascii="宋体" w:eastAsia="宋体" w:hAnsi="宋体"/>
+                <w:sz w:val="21"/>
+                <w:szCs w:val="21"/>
+              </w:rPr>
+            </w:pPr>
+            <w:r>
+              <w:rPr>
+                <w:rFonts w:ascii="宋体" w:eastAsia="宋体" w:hAnsi="宋体"/>
+                <w:sz w:val="21"/>
+                <w:szCs w:val="21"/>
+              </w:rPr>
+              <w:t>消息创建页面字段与发送范围选择是否完整</w:t>
+            </w:r>
+          </w:p>
+        </w:tc>
+        <w:tc>
+          <w:tcPr>
+            <w:tcW w:w="1890" w:type="dxa"/>
+            <w:hideMark/>
+          </w:tcPr>
+          <w:p>
+            <w:pPr>
+              <w:spacing w:after="0" w:line="240" w:lineRule="auto"/>
+              <w:rPr>
+                <w:rFonts w:ascii="宋体" w:eastAsia="宋体" w:hAnsi="宋体"/>
+                <w:sz w:val="21"/>
+                <w:szCs w:val="21"/>
+              </w:rPr>
+            </w:pPr>
+            <w:r>
+              <w:rPr>
+                <w:rFonts w:ascii="宋体" w:eastAsia="宋体" w:hAnsi="宋体"/>
+                <w:sz w:val="21"/>
+                <w:szCs w:val="21"/>
+              </w:rPr>
+              <w:t>消息分类、发送记录与回溯机制是否规范</w:t>
+            </w:r>
+          </w:p>
+        </w:tc>
+        <w:tc>
+          <w:tcPr>
+            <w:tcW w:w="1890" w:type="dxa"/>
+            <w:hideMark/>
+          </w:tcPr>
+          <w:p>
+            <w:pPr>
+              <w:spacing w:after="0" w:line="240" w:lineRule="auto"/>
+              <w:rPr>
+                <w:rFonts w:ascii="宋体" w:eastAsia="宋体" w:hAnsi="宋体"/>
+                <w:sz w:val="21"/>
+                <w:szCs w:val="21"/>
+              </w:rPr>
+            </w:pPr>
+            <w:r>
+              <w:rPr>
+                <w:rFonts w:ascii="宋体" w:eastAsia="宋体" w:hAnsi="宋体"/>
+                <w:sz w:val="21"/>
+                <w:szCs w:val="21"/>
+              </w:rPr>
+              <w:t>管理员推送系统公告，所有用户收到并可查看详细内容</w:t>
+            </w:r>
+          </w:p>
+        </w:tc>
+        <w:tc>
+          <w:tcPr>
+            <w:tcW w:w="1890" w:type="dxa"/>
+            <w:hideMark/>
+          </w:tcPr>
+          <w:p>
+            <w:pPr>
+              <w:spacing w:after="0" w:line="240" w:lineRule="auto"/>
+              <w:rPr>
+                <w:rFonts w:ascii="宋体" w:eastAsia="宋体" w:hAnsi="宋体"/>
+                <w:sz w:val="21"/>
+                <w:szCs w:val="21"/>
+              </w:rPr>
+            </w:pPr>
+            <w:r>
+              <w:rPr>
+                <w:rFonts w:ascii="宋体" w:eastAsia="宋体" w:hAnsi="宋体"/>
+                <w:sz w:val="21"/>
+                <w:szCs w:val="21"/>
+              </w:rPr>
+              <w:t>验证消息是否按角色、用户正确发送，历史记录是否可搜索</w:t>
+            </w:r>
+          </w:p>
+        </w:tc>
+      </w:tr>
+      <w:tr>
+        <w:tc>
+          <w:tcPr>
+            <w:tcW w:w="737" w:type="dxa"/>
+            <w:hideMark/>
+          </w:tcPr>
+          <w:p>
+            <w:pPr>
+              <w:spacing w:after="0" w:line="240" w:lineRule="auto"/>
+              <w:rPr>
+                <w:rFonts w:ascii="宋体" w:eastAsia="宋体" w:hAnsi="宋体"/>
+                <w:sz w:val="21"/>
+                <w:szCs w:val="21"/>
+              </w:rPr>
+            </w:pPr>
+            <w:r>
+              <w:rPr>
+                <w:rFonts w:ascii="宋体" w:eastAsia="宋体" w:hAnsi="宋体"/>
+                <w:sz w:val="21"/>
+                <w:szCs w:val="21"/>
+              </w:rPr>
+              <w:t>评论管理</w:t>
+            </w:r>
+          </w:p>
+        </w:tc>
+        <w:tc>
+          <w:tcPr>
+            <w:tcW w:w="1889" w:type="dxa"/>
+            <w:hideMark/>
+          </w:tcPr>
+          <w:p>
+            <w:pPr>
+              <w:spacing w:after="0" w:line="240" w:lineRule="auto"/>
+              <w:rPr>
+                <w:rFonts w:ascii="宋体" w:eastAsia="宋体" w:hAnsi="宋体"/>
+                <w:sz w:val="21"/>
+                <w:szCs w:val="21"/>
+              </w:rPr>
+            </w:pPr>
+            <w:r>
+              <w:rPr>
+                <w:rFonts w:ascii="宋体" w:eastAsia="宋体" w:hAnsi="宋体"/>
+                <w:sz w:val="21"/>
+                <w:szCs w:val="21"/>
+              </w:rPr>
+              <w:t>评论列表展示与筛选功能是否完善</w:t>
+            </w:r>
+          </w:p>
+        </w:tc>
+        <w:tc>
+          <w:tcPr>
+            <w:tcW w:w="1890" w:type="dxa"/>
+            <w:hideMark/>
+          </w:tcPr>
+          <w:p>
+            <w:pPr>
+              <w:spacing w:after="0" w:line="240" w:lineRule="auto"/>
+              <w:rPr>
+                <w:rFonts w:ascii="宋体" w:eastAsia="宋体" w:hAnsi="宋体"/>
+                <w:sz w:val="21"/>
+                <w:szCs w:val="21"/>
+              </w:rPr>
+            </w:pPr>
+            <w:r>
+              <w:rPr>
+                <w:rFonts w:ascii="宋体" w:eastAsia="宋体" w:hAnsi="宋体"/>
+                <w:sz w:val="21"/>
+                <w:szCs w:val="21"/>
+              </w:rPr>
+              <w:t>评论内容审核流程、用户黑名单机制是否健全</w:t>
+            </w:r>
+          </w:p>
+        </w:tc>
+        <w:tc>
+          <w:tcPr>
+            <w:tcW w:w="1890" w:type="dxa"/>
+            <w:hideMark/>
+          </w:tcPr>
+          <w:p>
+            <w:pPr>
+              <w:spacing w:after="0" w:line="240" w:lineRule="auto"/>
+              <w:rPr>
+                <w:rFonts w:ascii="宋体" w:eastAsia="宋体" w:hAnsi="宋体"/>
+                <w:sz w:val="21"/>
+                <w:szCs w:val="21"/>
+              </w:rPr>
+            </w:pPr>
+            <w:r>
+              <w:rPr>
+                <w:rFonts w:ascii="宋体" w:eastAsia="宋体" w:hAnsi="宋体"/>
+                <w:sz w:val="21"/>
+                <w:szCs w:val="21"/>
+              </w:rPr>
+              <w:t>管理员屏蔽一条违规评论，前端立即移除</w:t>
+            </w:r>
+          </w:p>
+        </w:tc>
+        <w:tc>
+          <w:tcPr>
+            <w:tcW w:w="1890" w:type="dxa"/>
+            <w:hideMark/>
+          </w:tcPr>
+          <w:p>
+            <w:pPr>
+              <w:spacing w:after="0" w:line="240" w:lineRule="auto"/>
+              <w:rPr>
+                <w:rFonts w:ascii="宋体" w:eastAsia="宋体" w:hAnsi="宋体"/>
+                <w:sz w:val="21"/>
+                <w:szCs w:val="21"/>
+              </w:rPr>
+            </w:pPr>
+            <w:r>
+              <w:rPr>
+                <w:rFonts w:ascii="宋体" w:eastAsia="宋体" w:hAnsi="宋体"/>
+                <w:sz w:val="21"/>
+                <w:szCs w:val="21"/>
+              </w:rPr>
+              <w:t>黑名单用户再评论应被禁止，评论恢复后正常显示</w:t>
+            </w:r>
+          </w:p>
+        </w:tc>
+      </w:tr>
+    </w:tbl>
     <w:p>
       <w:pPr>
         <w:spacing w:after="0" w:line="240" w:lineRule="auto"/>
+      </w:pPr>
+    </w:p>
+    <w:p>
+      <w:pPr>
+        <w:spacing w:after="0" w:line="240" w:lineRule="auto"/>
         <w:rPr>
           <w:rFonts w:hint="eastAsia"/>
         </w:rPr>
       </w:pPr>
-      <w:r>
-        <w:rPr>
-          <w:rFonts w:hint="eastAsia"/>
-        </w:rPr>
-        <w:t>表</w:t>
-      </w:r>
     </w:p>
     <w:p>
       <w:pPr>
@@ -3121,6 +6978,7 @@
           <w:sz w:val="28"/>
           <w:szCs w:val="28"/>
         </w:rPr>
+        <w:lastRenderedPageBreak/>
         <w:t xml:space="preserve">2.3 </w:t>
       </w:r>
       <w:r>
@@ -3267,7 +7125,6 @@
         <w:rPr>
           <w:rFonts w:hint="eastAsia"/>
         </w:rPr>
-        <w:lastRenderedPageBreak/>
         <w:t>三、</w:t>
       </w:r>
       <w:r>
@@ -4373,6 +8230,304 @@
     </w:lvl>
   </w:abstractNum>
   <w:abstractNum w:abstractNumId="3" w15:restartNumberingAfterBreak="0">
+    <w:nsid w:val="0CD62EEF"/>
+    <w:multiLevelType w:val="multilevel"/>
+    <w:tmpl w:val="7024713A"/>
+    <w:lvl w:ilvl="0">
+      <w:start w:val="1"/>
+      <w:numFmt w:val="bullet"/>
+      <w:lvlText w:val=""/>
+      <w:lvlJc w:val="left"/>
+      <w:pPr>
+        <w:tabs>
+          <w:tab w:val="num" w:pos="720"/>
+        </w:tabs>
+        <w:ind w:left="720" w:hanging="360"/>
+      </w:pPr>
+      <w:rPr>
+        <w:rFonts w:ascii="Symbol" w:hAnsi="Symbol" w:hint="default"/>
+        <w:sz w:val="20"/>
+      </w:rPr>
+    </w:lvl>
+    <w:lvl w:ilvl="1">
+      <w:start w:val="1"/>
+      <w:numFmt w:val="bullet"/>
+      <w:lvlText w:val="o"/>
+      <w:lvlJc w:val="left"/>
+      <w:pPr>
+        <w:tabs>
+          <w:tab w:val="num" w:pos="1440"/>
+        </w:tabs>
+        <w:ind w:left="1440" w:hanging="360"/>
+      </w:pPr>
+      <w:rPr>
+        <w:rFonts w:ascii="Courier New" w:hAnsi="Courier New" w:hint="default"/>
+        <w:sz w:val="20"/>
+      </w:rPr>
+    </w:lvl>
+    <w:lvl w:ilvl="2" w:tentative="1">
+      <w:start w:val="1"/>
+      <w:numFmt w:val="bullet"/>
+      <w:lvlText w:val=""/>
+      <w:lvlJc w:val="left"/>
+      <w:pPr>
+        <w:tabs>
+          <w:tab w:val="num" w:pos="2160"/>
+        </w:tabs>
+        <w:ind w:left="2160" w:hanging="360"/>
+      </w:pPr>
+      <w:rPr>
+        <w:rFonts w:ascii="Wingdings" w:hAnsi="Wingdings" w:hint="default"/>
+        <w:sz w:val="20"/>
+      </w:rPr>
+    </w:lvl>
+    <w:lvl w:ilvl="3" w:tentative="1">
+      <w:start w:val="1"/>
+      <w:numFmt w:val="bullet"/>
+      <w:lvlText w:val=""/>
+      <w:lvlJc w:val="left"/>
+      <w:pPr>
+        <w:tabs>
+          <w:tab w:val="num" w:pos="2880"/>
+        </w:tabs>
+        <w:ind w:left="2880" w:hanging="360"/>
+      </w:pPr>
+      <w:rPr>
+        <w:rFonts w:ascii="Wingdings" w:hAnsi="Wingdings" w:hint="default"/>
+        <w:sz w:val="20"/>
+      </w:rPr>
+    </w:lvl>
+    <w:lvl w:ilvl="4" w:tentative="1">
+      <w:start w:val="1"/>
+      <w:numFmt w:val="bullet"/>
+      <w:lvlText w:val=""/>
+      <w:lvlJc w:val="left"/>
+      <w:pPr>
+        <w:tabs>
+          <w:tab w:val="num" w:pos="3600"/>
+        </w:tabs>
+        <w:ind w:left="3600" w:hanging="360"/>
+      </w:pPr>
+      <w:rPr>
+        <w:rFonts w:ascii="Wingdings" w:hAnsi="Wingdings" w:hint="default"/>
+        <w:sz w:val="20"/>
+      </w:rPr>
+    </w:lvl>
+    <w:lvl w:ilvl="5" w:tentative="1">
+      <w:start w:val="1"/>
+      <w:numFmt w:val="bullet"/>
+      <w:lvlText w:val=""/>
+      <w:lvlJc w:val="left"/>
+      <w:pPr>
+        <w:tabs>
+          <w:tab w:val="num" w:pos="4320"/>
+        </w:tabs>
+        <w:ind w:left="4320" w:hanging="360"/>
+      </w:pPr>
+      <w:rPr>
+        <w:rFonts w:ascii="Wingdings" w:hAnsi="Wingdings" w:hint="default"/>
+        <w:sz w:val="20"/>
+      </w:rPr>
+    </w:lvl>
+    <w:lvl w:ilvl="6" w:tentative="1">
+      <w:start w:val="1"/>
+      <w:numFmt w:val="bullet"/>
+      <w:lvlText w:val=""/>
+      <w:lvlJc w:val="left"/>
+      <w:pPr>
+        <w:tabs>
+          <w:tab w:val="num" w:pos="5040"/>
+        </w:tabs>
+        <w:ind w:left="5040" w:hanging="360"/>
+      </w:pPr>
+      <w:rPr>
+        <w:rFonts w:ascii="Wingdings" w:hAnsi="Wingdings" w:hint="default"/>
+        <w:sz w:val="20"/>
+      </w:rPr>
+    </w:lvl>
+    <w:lvl w:ilvl="7" w:tentative="1">
+      <w:start w:val="1"/>
+      <w:numFmt w:val="bullet"/>
+      <w:lvlText w:val=""/>
+      <w:lvlJc w:val="left"/>
+      <w:pPr>
+        <w:tabs>
+          <w:tab w:val="num" w:pos="5760"/>
+        </w:tabs>
+        <w:ind w:left="5760" w:hanging="360"/>
+      </w:pPr>
+      <w:rPr>
+        <w:rFonts w:ascii="Wingdings" w:hAnsi="Wingdings" w:hint="default"/>
+        <w:sz w:val="20"/>
+      </w:rPr>
+    </w:lvl>
+    <w:lvl w:ilvl="8" w:tentative="1">
+      <w:start w:val="1"/>
+      <w:numFmt w:val="bullet"/>
+      <w:lvlText w:val=""/>
+      <w:lvlJc w:val="left"/>
+      <w:pPr>
+        <w:tabs>
+          <w:tab w:val="num" w:pos="6480"/>
+        </w:tabs>
+        <w:ind w:left="6480" w:hanging="360"/>
+      </w:pPr>
+      <w:rPr>
+        <w:rFonts w:ascii="Wingdings" w:hAnsi="Wingdings" w:hint="default"/>
+        <w:sz w:val="20"/>
+      </w:rPr>
+    </w:lvl>
+  </w:abstractNum>
+  <w:abstractNum w:abstractNumId="4" w15:restartNumberingAfterBreak="0">
+    <w:nsid w:val="0E6D2068"/>
+    <w:multiLevelType w:val="multilevel"/>
+    <w:tmpl w:val="E2B6FAD2"/>
+    <w:lvl w:ilvl="0">
+      <w:start w:val="1"/>
+      <w:numFmt w:val="bullet"/>
+      <w:lvlText w:val=""/>
+      <w:lvlJc w:val="left"/>
+      <w:pPr>
+        <w:tabs>
+          <w:tab w:val="num" w:pos="720"/>
+        </w:tabs>
+        <w:ind w:left="720" w:hanging="360"/>
+      </w:pPr>
+      <w:rPr>
+        <w:rFonts w:ascii="Symbol" w:hAnsi="Symbol" w:hint="default"/>
+        <w:sz w:val="20"/>
+      </w:rPr>
+    </w:lvl>
+    <w:lvl w:ilvl="1">
+      <w:start w:val="1"/>
+      <w:numFmt w:val="bullet"/>
+      <w:lvlText w:val="o"/>
+      <w:lvlJc w:val="left"/>
+      <w:pPr>
+        <w:tabs>
+          <w:tab w:val="num" w:pos="1440"/>
+        </w:tabs>
+        <w:ind w:left="1440" w:hanging="360"/>
+      </w:pPr>
+      <w:rPr>
+        <w:rFonts w:ascii="Courier New" w:hAnsi="Courier New" w:hint="default"/>
+        <w:sz w:val="20"/>
+      </w:rPr>
+    </w:lvl>
+    <w:lvl w:ilvl="2" w:tentative="1">
+      <w:start w:val="1"/>
+      <w:numFmt w:val="bullet"/>
+      <w:lvlText w:val=""/>
+      <w:lvlJc w:val="left"/>
+      <w:pPr>
+        <w:tabs>
+          <w:tab w:val="num" w:pos="2160"/>
+        </w:tabs>
+        <w:ind w:left="2160" w:hanging="360"/>
+      </w:pPr>
+      <w:rPr>
+        <w:rFonts w:ascii="Wingdings" w:hAnsi="Wingdings" w:hint="default"/>
+        <w:sz w:val="20"/>
+      </w:rPr>
+    </w:lvl>
+    <w:lvl w:ilvl="3" w:tentative="1">
+      <w:start w:val="1"/>
+      <w:numFmt w:val="bullet"/>
+      <w:lvlText w:val=""/>
+      <w:lvlJc w:val="left"/>
+      <w:pPr>
+        <w:tabs>
+          <w:tab w:val="num" w:pos="2880"/>
+        </w:tabs>
+        <w:ind w:left="2880" w:hanging="360"/>
+      </w:pPr>
+      <w:rPr>
+        <w:rFonts w:ascii="Wingdings" w:hAnsi="Wingdings" w:hint="default"/>
+        <w:sz w:val="20"/>
+      </w:rPr>
+    </w:lvl>
+    <w:lvl w:ilvl="4" w:tentative="1">
+      <w:start w:val="1"/>
+      <w:numFmt w:val="bullet"/>
+      <w:lvlText w:val=""/>
+      <w:lvlJc w:val="left"/>
+      <w:pPr>
+        <w:tabs>
+          <w:tab w:val="num" w:pos="3600"/>
+        </w:tabs>
+        <w:ind w:left="3600" w:hanging="360"/>
+      </w:pPr>
+      <w:rPr>
+        <w:rFonts w:ascii="Wingdings" w:hAnsi="Wingdings" w:hint="default"/>
+        <w:sz w:val="20"/>
+      </w:rPr>
+    </w:lvl>
+    <w:lvl w:ilvl="5" w:tentative="1">
+      <w:start w:val="1"/>
+      <w:numFmt w:val="bullet"/>
+      <w:lvlText w:val=""/>
+      <w:lvlJc w:val="left"/>
+      <w:pPr>
+        <w:tabs>
+          <w:tab w:val="num" w:pos="4320"/>
+        </w:tabs>
+        <w:ind w:left="4320" w:hanging="360"/>
+      </w:pPr>
+      <w:rPr>
+        <w:rFonts w:ascii="Wingdings" w:hAnsi="Wingdings" w:hint="default"/>
+        <w:sz w:val="20"/>
+      </w:rPr>
+    </w:lvl>
+    <w:lvl w:ilvl="6" w:tentative="1">
+      <w:start w:val="1"/>
+      <w:numFmt w:val="bullet"/>
+      <w:lvlText w:val=""/>
+      <w:lvlJc w:val="left"/>
+      <w:pPr>
+        <w:tabs>
+          <w:tab w:val="num" w:pos="5040"/>
+        </w:tabs>
+        <w:ind w:left="5040" w:hanging="360"/>
+      </w:pPr>
+      <w:rPr>
+        <w:rFonts w:ascii="Wingdings" w:hAnsi="Wingdings" w:hint="default"/>
+        <w:sz w:val="20"/>
+      </w:rPr>
+    </w:lvl>
+    <w:lvl w:ilvl="7" w:tentative="1">
+      <w:start w:val="1"/>
+      <w:numFmt w:val="bullet"/>
+      <w:lvlText w:val=""/>
+      <w:lvlJc w:val="left"/>
+      <w:pPr>
+        <w:tabs>
+          <w:tab w:val="num" w:pos="5760"/>
+        </w:tabs>
+        <w:ind w:left="5760" w:hanging="360"/>
+      </w:pPr>
+      <w:rPr>
+        <w:rFonts w:ascii="Wingdings" w:hAnsi="Wingdings" w:hint="default"/>
+        <w:sz w:val="20"/>
+      </w:rPr>
+    </w:lvl>
+    <w:lvl w:ilvl="8" w:tentative="1">
+      <w:start w:val="1"/>
+      <w:numFmt w:val="bullet"/>
+      <w:lvlText w:val=""/>
+      <w:lvlJc w:val="left"/>
+      <w:pPr>
+        <w:tabs>
+          <w:tab w:val="num" w:pos="6480"/>
+        </w:tabs>
+        <w:ind w:left="6480" w:hanging="360"/>
+      </w:pPr>
+      <w:rPr>
+        <w:rFonts w:ascii="Wingdings" w:hAnsi="Wingdings" w:hint="default"/>
+        <w:sz w:val="20"/>
+      </w:rPr>
+    </w:lvl>
+  </w:abstractNum>
+  <w:abstractNum w:abstractNumId="5" w15:restartNumberingAfterBreak="0">
     <w:nsid w:val="1EA37E92"/>
     <w:multiLevelType w:val="multilevel"/>
     <w:tmpl w:val="D59EA294"/>
@@ -4517,7 +8672,7 @@
       </w:rPr>
     </w:lvl>
   </w:abstractNum>
-  <w:abstractNum w:abstractNumId="4" w15:restartNumberingAfterBreak="0">
+  <w:abstractNum w:abstractNumId="6" w15:restartNumberingAfterBreak="0">
     <w:nsid w:val="201E6953"/>
     <w:multiLevelType w:val="multilevel"/>
     <w:tmpl w:val="B3DCA746"/>
@@ -4662,7 +8817,7 @@
       </w:rPr>
     </w:lvl>
   </w:abstractNum>
-  <w:abstractNum w:abstractNumId="5" w15:restartNumberingAfterBreak="0">
+  <w:abstractNum w:abstractNumId="7" w15:restartNumberingAfterBreak="0">
     <w:nsid w:val="210F7C94"/>
     <w:multiLevelType w:val="multilevel"/>
     <w:tmpl w:val="3C6ECDB0"/>
@@ -4807,7 +8962,7 @@
       </w:rPr>
     </w:lvl>
   </w:abstractNum>
-  <w:abstractNum w:abstractNumId="6" w15:restartNumberingAfterBreak="0">
+  <w:abstractNum w:abstractNumId="8" w15:restartNumberingAfterBreak="0">
     <w:nsid w:val="226B16D7"/>
     <w:multiLevelType w:val="multilevel"/>
     <w:tmpl w:val="C26A108A"/>
@@ -4956,7 +9111,7 @@
       </w:rPr>
     </w:lvl>
   </w:abstractNum>
-  <w:abstractNum w:abstractNumId="7" w15:restartNumberingAfterBreak="0">
+  <w:abstractNum w:abstractNumId="9" w15:restartNumberingAfterBreak="0">
     <w:nsid w:val="24546085"/>
     <w:multiLevelType w:val="multilevel"/>
     <w:tmpl w:val="32BEE942"/>
@@ -5105,7 +9260,7 @@
       </w:rPr>
     </w:lvl>
   </w:abstractNum>
-  <w:abstractNum w:abstractNumId="8" w15:restartNumberingAfterBreak="0">
+  <w:abstractNum w:abstractNumId="10" w15:restartNumberingAfterBreak="0">
     <w:nsid w:val="24F20D01"/>
     <w:multiLevelType w:val="multilevel"/>
     <w:tmpl w:val="48CE7F36"/>
@@ -5250,7 +9405,7 @@
       </w:rPr>
     </w:lvl>
   </w:abstractNum>
-  <w:abstractNum w:abstractNumId="9" w15:restartNumberingAfterBreak="0">
+  <w:abstractNum w:abstractNumId="11" w15:restartNumberingAfterBreak="0">
     <w:nsid w:val="270D4D53"/>
     <w:multiLevelType w:val="multilevel"/>
     <w:tmpl w:val="456CA87E"/>
@@ -5399,7 +9554,7 @@
       </w:rPr>
     </w:lvl>
   </w:abstractNum>
-  <w:abstractNum w:abstractNumId="10" w15:restartNumberingAfterBreak="0">
+  <w:abstractNum w:abstractNumId="12" w15:restartNumberingAfterBreak="0">
     <w:nsid w:val="29862FF3"/>
     <w:multiLevelType w:val="multilevel"/>
     <w:tmpl w:val="812AC358"/>
@@ -5544,7 +9699,7 @@
       </w:rPr>
     </w:lvl>
   </w:abstractNum>
-  <w:abstractNum w:abstractNumId="11" w15:restartNumberingAfterBreak="0">
+  <w:abstractNum w:abstractNumId="13" w15:restartNumberingAfterBreak="0">
     <w:nsid w:val="2A3A3B90"/>
     <w:multiLevelType w:val="multilevel"/>
     <w:tmpl w:val="3E06E4BC"/>
@@ -5657,7 +9812,7 @@
       </w:rPr>
     </w:lvl>
   </w:abstractNum>
-  <w:abstractNum w:abstractNumId="12" w15:restartNumberingAfterBreak="0">
+  <w:abstractNum w:abstractNumId="14" w15:restartNumberingAfterBreak="0">
     <w:nsid w:val="2AF77FBD"/>
     <w:multiLevelType w:val="multilevel"/>
     <w:tmpl w:val="7CEC02EC"/>
@@ -5806,7 +9961,7 @@
       </w:rPr>
     </w:lvl>
   </w:abstractNum>
-  <w:abstractNum w:abstractNumId="13" w15:restartNumberingAfterBreak="0">
+  <w:abstractNum w:abstractNumId="15" w15:restartNumberingAfterBreak="0">
     <w:nsid w:val="337668C6"/>
     <w:multiLevelType w:val="multilevel"/>
     <w:tmpl w:val="7B7848B6"/>
@@ -5955,7 +10110,7 @@
       </w:rPr>
     </w:lvl>
   </w:abstractNum>
-  <w:abstractNum w:abstractNumId="14" w15:restartNumberingAfterBreak="0">
+  <w:abstractNum w:abstractNumId="16" w15:restartNumberingAfterBreak="0">
     <w:nsid w:val="35DC07A2"/>
     <w:multiLevelType w:val="hybridMultilevel"/>
     <w:tmpl w:val="1AFEE76C"/>
@@ -6044,7 +10199,7 @@
       </w:pPr>
     </w:lvl>
   </w:abstractNum>
-  <w:abstractNum w:abstractNumId="15" w15:restartNumberingAfterBreak="0">
+  <w:abstractNum w:abstractNumId="17" w15:restartNumberingAfterBreak="0">
     <w:nsid w:val="3ADD622C"/>
     <w:multiLevelType w:val="multilevel"/>
     <w:tmpl w:val="FE827892"/>
@@ -6193,7 +10348,7 @@
       </w:rPr>
     </w:lvl>
   </w:abstractNum>
-  <w:abstractNum w:abstractNumId="16" w15:restartNumberingAfterBreak="0">
+  <w:abstractNum w:abstractNumId="18" w15:restartNumberingAfterBreak="0">
     <w:nsid w:val="3FE45E32"/>
     <w:multiLevelType w:val="multilevel"/>
     <w:tmpl w:val="DF66FAB2"/>
@@ -6342,7 +10497,7 @@
       </w:rPr>
     </w:lvl>
   </w:abstractNum>
-  <w:abstractNum w:abstractNumId="17" w15:restartNumberingAfterBreak="0">
+  <w:abstractNum w:abstractNumId="19" w15:restartNumberingAfterBreak="0">
     <w:nsid w:val="40F365E8"/>
     <w:multiLevelType w:val="multilevel"/>
     <w:tmpl w:val="6ED211FE"/>
@@ -6491,7 +10646,7 @@
       </w:rPr>
     </w:lvl>
   </w:abstractNum>
-  <w:abstractNum w:abstractNumId="18" w15:restartNumberingAfterBreak="0">
+  <w:abstractNum w:abstractNumId="20" w15:restartNumberingAfterBreak="0">
     <w:nsid w:val="411177FA"/>
     <w:multiLevelType w:val="multilevel"/>
     <w:tmpl w:val="EFA2D1F4"/>
@@ -6640,7 +10795,156 @@
       </w:rPr>
     </w:lvl>
   </w:abstractNum>
-  <w:abstractNum w:abstractNumId="19" w15:restartNumberingAfterBreak="0">
+  <w:abstractNum w:abstractNumId="21" w15:restartNumberingAfterBreak="0">
+    <w:nsid w:val="42340257"/>
+    <w:multiLevelType w:val="multilevel"/>
+    <w:tmpl w:val="00BA2770"/>
+    <w:lvl w:ilvl="0">
+      <w:start w:val="1"/>
+      <w:numFmt w:val="bullet"/>
+      <w:lvlText w:val=""/>
+      <w:lvlJc w:val="left"/>
+      <w:pPr>
+        <w:tabs>
+          <w:tab w:val="num" w:pos="720"/>
+        </w:tabs>
+        <w:ind w:left="720" w:hanging="360"/>
+      </w:pPr>
+      <w:rPr>
+        <w:rFonts w:ascii="Symbol" w:hAnsi="Symbol" w:hint="default"/>
+        <w:sz w:val="20"/>
+      </w:rPr>
+    </w:lvl>
+    <w:lvl w:ilvl="1">
+      <w:start w:val="1"/>
+      <w:numFmt w:val="bullet"/>
+      <w:lvlText w:val="o"/>
+      <w:lvlJc w:val="left"/>
+      <w:pPr>
+        <w:tabs>
+          <w:tab w:val="num" w:pos="1440"/>
+        </w:tabs>
+        <w:ind w:left="1440" w:hanging="360"/>
+      </w:pPr>
+      <w:rPr>
+        <w:rFonts w:ascii="Courier New" w:hAnsi="Courier New" w:hint="default"/>
+        <w:sz w:val="20"/>
+      </w:rPr>
+    </w:lvl>
+    <w:lvl w:ilvl="2" w:tentative="1">
+      <w:start w:val="1"/>
+      <w:numFmt w:val="bullet"/>
+      <w:lvlText w:val=""/>
+      <w:lvlJc w:val="left"/>
+      <w:pPr>
+        <w:tabs>
+          <w:tab w:val="num" w:pos="2160"/>
+        </w:tabs>
+        <w:ind w:left="2160" w:hanging="360"/>
+      </w:pPr>
+      <w:rPr>
+        <w:rFonts w:ascii="Wingdings" w:hAnsi="Wingdings" w:hint="default"/>
+        <w:sz w:val="20"/>
+      </w:rPr>
+    </w:lvl>
+    <w:lvl w:ilvl="3" w:tentative="1">
+      <w:start w:val="1"/>
+      <w:numFmt w:val="bullet"/>
+      <w:lvlText w:val=""/>
+      <w:lvlJc w:val="left"/>
+      <w:pPr>
+        <w:tabs>
+          <w:tab w:val="num" w:pos="2880"/>
+        </w:tabs>
+        <w:ind w:left="2880" w:hanging="360"/>
+      </w:pPr>
+      <w:rPr>
+        <w:rFonts w:ascii="Wingdings" w:hAnsi="Wingdings" w:hint="default"/>
+        <w:sz w:val="20"/>
+      </w:rPr>
+    </w:lvl>
+    <w:lvl w:ilvl="4" w:tentative="1">
+      <w:start w:val="1"/>
+      <w:numFmt w:val="bullet"/>
+      <w:lvlText w:val=""/>
+      <w:lvlJc w:val="left"/>
+      <w:pPr>
+        <w:tabs>
+          <w:tab w:val="num" w:pos="3600"/>
+        </w:tabs>
+        <w:ind w:left="3600" w:hanging="360"/>
+      </w:pPr>
+      <w:rPr>
+        <w:rFonts w:ascii="Wingdings" w:hAnsi="Wingdings" w:hint="default"/>
+        <w:sz w:val="20"/>
+      </w:rPr>
+    </w:lvl>
+    <w:lvl w:ilvl="5" w:tentative="1">
+      <w:start w:val="1"/>
+      <w:numFmt w:val="bullet"/>
+      <w:lvlText w:val=""/>
+      <w:lvlJc w:val="left"/>
+      <w:pPr>
+        <w:tabs>
+          <w:tab w:val="num" w:pos="4320"/>
+        </w:tabs>
+        <w:ind w:left="4320" w:hanging="360"/>
+      </w:pPr>
+      <w:rPr>
+        <w:rFonts w:ascii="Wingdings" w:hAnsi="Wingdings" w:hint="default"/>
+        <w:sz w:val="20"/>
+      </w:rPr>
+    </w:lvl>
+    <w:lvl w:ilvl="6" w:tentative="1">
+      <w:start w:val="1"/>
+      <w:numFmt w:val="bullet"/>
+      <w:lvlText w:val=""/>
+      <w:lvlJc w:val="left"/>
+      <w:pPr>
+        <w:tabs>
+          <w:tab w:val="num" w:pos="5040"/>
+        </w:tabs>
+        <w:ind w:left="5040" w:hanging="360"/>
+      </w:pPr>
+      <w:rPr>
+        <w:rFonts w:ascii="Wingdings" w:hAnsi="Wingdings" w:hint="default"/>
+        <w:sz w:val="20"/>
+      </w:rPr>
+    </w:lvl>
+    <w:lvl w:ilvl="7" w:tentative="1">
+      <w:start w:val="1"/>
+      <w:numFmt w:val="bullet"/>
+      <w:lvlText w:val=""/>
+      <w:lvlJc w:val="left"/>
+      <w:pPr>
+        <w:tabs>
+          <w:tab w:val="num" w:pos="5760"/>
+        </w:tabs>
+        <w:ind w:left="5760" w:hanging="360"/>
+      </w:pPr>
+      <w:rPr>
+        <w:rFonts w:ascii="Wingdings" w:hAnsi="Wingdings" w:hint="default"/>
+        <w:sz w:val="20"/>
+      </w:rPr>
+    </w:lvl>
+    <w:lvl w:ilvl="8" w:tentative="1">
+      <w:start w:val="1"/>
+      <w:numFmt w:val="bullet"/>
+      <w:lvlText w:val=""/>
+      <w:lvlJc w:val="left"/>
+      <w:pPr>
+        <w:tabs>
+          <w:tab w:val="num" w:pos="6480"/>
+        </w:tabs>
+        <w:ind w:left="6480" w:hanging="360"/>
+      </w:pPr>
+      <w:rPr>
+        <w:rFonts w:ascii="Wingdings" w:hAnsi="Wingdings" w:hint="default"/>
+        <w:sz w:val="20"/>
+      </w:rPr>
+    </w:lvl>
+  </w:abstractNum>
+  <w:abstractNum w:abstractNumId="22" w15:restartNumberingAfterBreak="0">
     <w:nsid w:val="4BE12D97"/>
     <w:multiLevelType w:val="multilevel"/>
     <w:tmpl w:val="F3B2BC74"/>
@@ -6785,7 +11089,7 @@
       </w:rPr>
     </w:lvl>
   </w:abstractNum>
-  <w:abstractNum w:abstractNumId="20" w15:restartNumberingAfterBreak="0">
+  <w:abstractNum w:abstractNumId="23" w15:restartNumberingAfterBreak="0">
     <w:nsid w:val="4CBB5425"/>
     <w:multiLevelType w:val="multilevel"/>
     <w:tmpl w:val="92D44BB8"/>
@@ -6934,7 +11238,156 @@
       </w:rPr>
     </w:lvl>
   </w:abstractNum>
-  <w:abstractNum w:abstractNumId="21" w15:restartNumberingAfterBreak="0">
+  <w:abstractNum w:abstractNumId="24" w15:restartNumberingAfterBreak="0">
+    <w:nsid w:val="507C5C61"/>
+    <w:multiLevelType w:val="multilevel"/>
+    <w:tmpl w:val="6CCC2622"/>
+    <w:lvl w:ilvl="0">
+      <w:start w:val="1"/>
+      <w:numFmt w:val="bullet"/>
+      <w:lvlText w:val=""/>
+      <w:lvlJc w:val="left"/>
+      <w:pPr>
+        <w:tabs>
+          <w:tab w:val="num" w:pos="720"/>
+        </w:tabs>
+        <w:ind w:left="720" w:hanging="360"/>
+      </w:pPr>
+      <w:rPr>
+        <w:rFonts w:ascii="Symbol" w:hAnsi="Symbol" w:hint="default"/>
+        <w:sz w:val="20"/>
+      </w:rPr>
+    </w:lvl>
+    <w:lvl w:ilvl="1">
+      <w:start w:val="1"/>
+      <w:numFmt w:val="bullet"/>
+      <w:lvlText w:val="o"/>
+      <w:lvlJc w:val="left"/>
+      <w:pPr>
+        <w:tabs>
+          <w:tab w:val="num" w:pos="1440"/>
+        </w:tabs>
+        <w:ind w:left="1440" w:hanging="360"/>
+      </w:pPr>
+      <w:rPr>
+        <w:rFonts w:ascii="Courier New" w:hAnsi="Courier New" w:hint="default"/>
+        <w:sz w:val="20"/>
+      </w:rPr>
+    </w:lvl>
+    <w:lvl w:ilvl="2" w:tentative="1">
+      <w:start w:val="1"/>
+      <w:numFmt w:val="bullet"/>
+      <w:lvlText w:val=""/>
+      <w:lvlJc w:val="left"/>
+      <w:pPr>
+        <w:tabs>
+          <w:tab w:val="num" w:pos="2160"/>
+        </w:tabs>
+        <w:ind w:left="2160" w:hanging="360"/>
+      </w:pPr>
+      <w:rPr>
+        <w:rFonts w:ascii="Wingdings" w:hAnsi="Wingdings" w:hint="default"/>
+        <w:sz w:val="20"/>
+      </w:rPr>
+    </w:lvl>
+    <w:lvl w:ilvl="3" w:tentative="1">
+      <w:start w:val="1"/>
+      <w:numFmt w:val="bullet"/>
+      <w:lvlText w:val=""/>
+      <w:lvlJc w:val="left"/>
+      <w:pPr>
+        <w:tabs>
+          <w:tab w:val="num" w:pos="2880"/>
+        </w:tabs>
+        <w:ind w:left="2880" w:hanging="360"/>
+      </w:pPr>
+      <w:rPr>
+        <w:rFonts w:ascii="Wingdings" w:hAnsi="Wingdings" w:hint="default"/>
+        <w:sz w:val="20"/>
+      </w:rPr>
+    </w:lvl>
+    <w:lvl w:ilvl="4" w:tentative="1">
+      <w:start w:val="1"/>
+      <w:numFmt w:val="bullet"/>
+      <w:lvlText w:val=""/>
+      <w:lvlJc w:val="left"/>
+      <w:pPr>
+        <w:tabs>
+          <w:tab w:val="num" w:pos="3600"/>
+        </w:tabs>
+        <w:ind w:left="3600" w:hanging="360"/>
+      </w:pPr>
+      <w:rPr>
+        <w:rFonts w:ascii="Wingdings" w:hAnsi="Wingdings" w:hint="default"/>
+        <w:sz w:val="20"/>
+      </w:rPr>
+    </w:lvl>
+    <w:lvl w:ilvl="5" w:tentative="1">
+      <w:start w:val="1"/>
+      <w:numFmt w:val="bullet"/>
+      <w:lvlText w:val=""/>
+      <w:lvlJc w:val="left"/>
+      <w:pPr>
+        <w:tabs>
+          <w:tab w:val="num" w:pos="4320"/>
+        </w:tabs>
+        <w:ind w:left="4320" w:hanging="360"/>
+      </w:pPr>
+      <w:rPr>
+        <w:rFonts w:ascii="Wingdings" w:hAnsi="Wingdings" w:hint="default"/>
+        <w:sz w:val="20"/>
+      </w:rPr>
+    </w:lvl>
+    <w:lvl w:ilvl="6" w:tentative="1">
+      <w:start w:val="1"/>
+      <w:numFmt w:val="bullet"/>
+      <w:lvlText w:val=""/>
+      <w:lvlJc w:val="left"/>
+      <w:pPr>
+        <w:tabs>
+          <w:tab w:val="num" w:pos="5040"/>
+        </w:tabs>
+        <w:ind w:left="5040" w:hanging="360"/>
+      </w:pPr>
+      <w:rPr>
+        <w:rFonts w:ascii="Wingdings" w:hAnsi="Wingdings" w:hint="default"/>
+        <w:sz w:val="20"/>
+      </w:rPr>
+    </w:lvl>
+    <w:lvl w:ilvl="7" w:tentative="1">
+      <w:start w:val="1"/>
+      <w:numFmt w:val="bullet"/>
+      <w:lvlText w:val=""/>
+      <w:lvlJc w:val="left"/>
+      <w:pPr>
+        <w:tabs>
+          <w:tab w:val="num" w:pos="5760"/>
+        </w:tabs>
+        <w:ind w:left="5760" w:hanging="360"/>
+      </w:pPr>
+      <w:rPr>
+        <w:rFonts w:ascii="Wingdings" w:hAnsi="Wingdings" w:hint="default"/>
+        <w:sz w:val="20"/>
+      </w:rPr>
+    </w:lvl>
+    <w:lvl w:ilvl="8" w:tentative="1">
+      <w:start w:val="1"/>
+      <w:numFmt w:val="bullet"/>
+      <w:lvlText w:val=""/>
+      <w:lvlJc w:val="left"/>
+      <w:pPr>
+        <w:tabs>
+          <w:tab w:val="num" w:pos="6480"/>
+        </w:tabs>
+        <w:ind w:left="6480" w:hanging="360"/>
+      </w:pPr>
+      <w:rPr>
+        <w:rFonts w:ascii="Wingdings" w:hAnsi="Wingdings" w:hint="default"/>
+        <w:sz w:val="20"/>
+      </w:rPr>
+    </w:lvl>
+  </w:abstractNum>
+  <w:abstractNum w:abstractNumId="25" w15:restartNumberingAfterBreak="0">
     <w:nsid w:val="51B309DF"/>
     <w:multiLevelType w:val="multilevel"/>
     <w:tmpl w:val="E08AAD04"/>
@@ -7079,7 +11532,7 @@
       </w:rPr>
     </w:lvl>
   </w:abstractNum>
-  <w:abstractNum w:abstractNumId="22" w15:restartNumberingAfterBreak="0">
+  <w:abstractNum w:abstractNumId="26" w15:restartNumberingAfterBreak="0">
     <w:nsid w:val="52B231F7"/>
     <w:multiLevelType w:val="multilevel"/>
     <w:tmpl w:val="3136434A"/>
@@ -7228,7 +11681,7 @@
       </w:rPr>
     </w:lvl>
   </w:abstractNum>
-  <w:abstractNum w:abstractNumId="23" w15:restartNumberingAfterBreak="0">
+  <w:abstractNum w:abstractNumId="27" w15:restartNumberingAfterBreak="0">
     <w:nsid w:val="5414427D"/>
     <w:multiLevelType w:val="multilevel"/>
     <w:tmpl w:val="FCC0DABC"/>
@@ -7377,7 +11830,7 @@
       </w:rPr>
     </w:lvl>
   </w:abstractNum>
-  <w:abstractNum w:abstractNumId="24" w15:restartNumberingAfterBreak="0">
+  <w:abstractNum w:abstractNumId="28" w15:restartNumberingAfterBreak="0">
     <w:nsid w:val="582D0449"/>
     <w:multiLevelType w:val="multilevel"/>
     <w:tmpl w:val="2BC20994"/>
@@ -7522,7 +11975,7 @@
       </w:rPr>
     </w:lvl>
   </w:abstractNum>
-  <w:abstractNum w:abstractNumId="25" w15:restartNumberingAfterBreak="0">
+  <w:abstractNum w:abstractNumId="29" w15:restartNumberingAfterBreak="0">
     <w:nsid w:val="5AF659A5"/>
     <w:multiLevelType w:val="multilevel"/>
     <w:tmpl w:val="99E6731E"/>
@@ -7671,7 +12124,7 @@
       </w:rPr>
     </w:lvl>
   </w:abstractNum>
-  <w:abstractNum w:abstractNumId="26" w15:restartNumberingAfterBreak="0">
+  <w:abstractNum w:abstractNumId="30" w15:restartNumberingAfterBreak="0">
     <w:nsid w:val="5FEF1CC3"/>
     <w:multiLevelType w:val="multilevel"/>
     <w:tmpl w:val="4ECAFD18"/>
@@ -7784,7 +12237,7 @@
       </w:rPr>
     </w:lvl>
   </w:abstractNum>
-  <w:abstractNum w:abstractNumId="27" w15:restartNumberingAfterBreak="0">
+  <w:abstractNum w:abstractNumId="31" w15:restartNumberingAfterBreak="0">
     <w:nsid w:val="6018544A"/>
     <w:multiLevelType w:val="multilevel"/>
     <w:tmpl w:val="A8A4434C"/>
@@ -7929,7 +12382,7 @@
       </w:rPr>
     </w:lvl>
   </w:abstractNum>
-  <w:abstractNum w:abstractNumId="28" w15:restartNumberingAfterBreak="0">
+  <w:abstractNum w:abstractNumId="32" w15:restartNumberingAfterBreak="0">
     <w:nsid w:val="62B22110"/>
     <w:multiLevelType w:val="multilevel"/>
     <w:tmpl w:val="1D78FECA"/>
@@ -8078,7 +12531,7 @@
       </w:rPr>
     </w:lvl>
   </w:abstractNum>
-  <w:abstractNum w:abstractNumId="29" w15:restartNumberingAfterBreak="0">
+  <w:abstractNum w:abstractNumId="33" w15:restartNumberingAfterBreak="0">
     <w:nsid w:val="6F5D1276"/>
     <w:multiLevelType w:val="multilevel"/>
     <w:tmpl w:val="EFA4EA7A"/>
@@ -8227,7 +12680,7 @@
       </w:rPr>
     </w:lvl>
   </w:abstractNum>
-  <w:abstractNum w:abstractNumId="30" w15:restartNumberingAfterBreak="0">
+  <w:abstractNum w:abstractNumId="34" w15:restartNumberingAfterBreak="0">
     <w:nsid w:val="6F5E4438"/>
     <w:multiLevelType w:val="multilevel"/>
     <w:tmpl w:val="9D4616B6"/>
@@ -8376,98 +12829,262 @@
       </w:rPr>
     </w:lvl>
   </w:abstractNum>
+  <w:abstractNum w:abstractNumId="35" w15:restartNumberingAfterBreak="0">
+    <w:nsid w:val="79D66A1F"/>
+    <w:multiLevelType w:val="multilevel"/>
+    <w:tmpl w:val="CC22C870"/>
+    <w:lvl w:ilvl="0">
+      <w:start w:val="1"/>
+      <w:numFmt w:val="bullet"/>
+      <w:lvlText w:val=""/>
+      <w:lvlJc w:val="left"/>
+      <w:pPr>
+        <w:tabs>
+          <w:tab w:val="num" w:pos="720"/>
+        </w:tabs>
+        <w:ind w:left="720" w:hanging="360"/>
+      </w:pPr>
+      <w:rPr>
+        <w:rFonts w:ascii="Symbol" w:hAnsi="Symbol" w:hint="default"/>
+        <w:sz w:val="20"/>
+      </w:rPr>
+    </w:lvl>
+    <w:lvl w:ilvl="1">
+      <w:start w:val="1"/>
+      <w:numFmt w:val="bullet"/>
+      <w:lvlText w:val="o"/>
+      <w:lvlJc w:val="left"/>
+      <w:pPr>
+        <w:tabs>
+          <w:tab w:val="num" w:pos="1440"/>
+        </w:tabs>
+        <w:ind w:left="1440" w:hanging="360"/>
+      </w:pPr>
+      <w:rPr>
+        <w:rFonts w:ascii="Courier New" w:hAnsi="Courier New" w:hint="default"/>
+        <w:sz w:val="20"/>
+      </w:rPr>
+    </w:lvl>
+    <w:lvl w:ilvl="2" w:tentative="1">
+      <w:start w:val="1"/>
+      <w:numFmt w:val="bullet"/>
+      <w:lvlText w:val=""/>
+      <w:lvlJc w:val="left"/>
+      <w:pPr>
+        <w:tabs>
+          <w:tab w:val="num" w:pos="2160"/>
+        </w:tabs>
+        <w:ind w:left="2160" w:hanging="360"/>
+      </w:pPr>
+      <w:rPr>
+        <w:rFonts w:ascii="Wingdings" w:hAnsi="Wingdings" w:hint="default"/>
+        <w:sz w:val="20"/>
+      </w:rPr>
+    </w:lvl>
+    <w:lvl w:ilvl="3" w:tentative="1">
+      <w:start w:val="1"/>
+      <w:numFmt w:val="bullet"/>
+      <w:lvlText w:val=""/>
+      <w:lvlJc w:val="left"/>
+      <w:pPr>
+        <w:tabs>
+          <w:tab w:val="num" w:pos="2880"/>
+        </w:tabs>
+        <w:ind w:left="2880" w:hanging="360"/>
+      </w:pPr>
+      <w:rPr>
+        <w:rFonts w:ascii="Wingdings" w:hAnsi="Wingdings" w:hint="default"/>
+        <w:sz w:val="20"/>
+      </w:rPr>
+    </w:lvl>
+    <w:lvl w:ilvl="4" w:tentative="1">
+      <w:start w:val="1"/>
+      <w:numFmt w:val="bullet"/>
+      <w:lvlText w:val=""/>
+      <w:lvlJc w:val="left"/>
+      <w:pPr>
+        <w:tabs>
+          <w:tab w:val="num" w:pos="3600"/>
+        </w:tabs>
+        <w:ind w:left="3600" w:hanging="360"/>
+      </w:pPr>
+      <w:rPr>
+        <w:rFonts w:ascii="Wingdings" w:hAnsi="Wingdings" w:hint="default"/>
+        <w:sz w:val="20"/>
+      </w:rPr>
+    </w:lvl>
+    <w:lvl w:ilvl="5" w:tentative="1">
+      <w:start w:val="1"/>
+      <w:numFmt w:val="bullet"/>
+      <w:lvlText w:val=""/>
+      <w:lvlJc w:val="left"/>
+      <w:pPr>
+        <w:tabs>
+          <w:tab w:val="num" w:pos="4320"/>
+        </w:tabs>
+        <w:ind w:left="4320" w:hanging="360"/>
+      </w:pPr>
+      <w:rPr>
+        <w:rFonts w:ascii="Wingdings" w:hAnsi="Wingdings" w:hint="default"/>
+        <w:sz w:val="20"/>
+      </w:rPr>
+    </w:lvl>
+    <w:lvl w:ilvl="6" w:tentative="1">
+      <w:start w:val="1"/>
+      <w:numFmt w:val="bullet"/>
+      <w:lvlText w:val=""/>
+      <w:lvlJc w:val="left"/>
+      <w:pPr>
+        <w:tabs>
+          <w:tab w:val="num" w:pos="5040"/>
+        </w:tabs>
+        <w:ind w:left="5040" w:hanging="360"/>
+      </w:pPr>
+      <w:rPr>
+        <w:rFonts w:ascii="Wingdings" w:hAnsi="Wingdings" w:hint="default"/>
+        <w:sz w:val="20"/>
+      </w:rPr>
+    </w:lvl>
+    <w:lvl w:ilvl="7" w:tentative="1">
+      <w:start w:val="1"/>
+      <w:numFmt w:val="bullet"/>
+      <w:lvlText w:val=""/>
+      <w:lvlJc w:val="left"/>
+      <w:pPr>
+        <w:tabs>
+          <w:tab w:val="num" w:pos="5760"/>
+        </w:tabs>
+        <w:ind w:left="5760" w:hanging="360"/>
+      </w:pPr>
+      <w:rPr>
+        <w:rFonts w:ascii="Wingdings" w:hAnsi="Wingdings" w:hint="default"/>
+        <w:sz w:val="20"/>
+      </w:rPr>
+    </w:lvl>
+    <w:lvl w:ilvl="8" w:tentative="1">
+      <w:start w:val="1"/>
+      <w:numFmt w:val="bullet"/>
+      <w:lvlText w:val=""/>
+      <w:lvlJc w:val="left"/>
+      <w:pPr>
+        <w:tabs>
+          <w:tab w:val="num" w:pos="6480"/>
+        </w:tabs>
+        <w:ind w:left="6480" w:hanging="360"/>
+      </w:pPr>
+      <w:rPr>
+        <w:rFonts w:ascii="Wingdings" w:hAnsi="Wingdings" w:hint="default"/>
+        <w:sz w:val="20"/>
+      </w:rPr>
+    </w:lvl>
+  </w:abstractNum>
   <w:num w:numId="1" w16cid:durableId="34743455">
-    <w:abstractNumId w:val="26"/>
+    <w:abstractNumId w:val="30"/>
   </w:num>
   <w:num w:numId="2" w16cid:durableId="585310888">
+    <w:abstractNumId w:val="7"/>
+  </w:num>
+  <w:num w:numId="3" w16cid:durableId="1105419788">
+    <w:abstractNumId w:val="6"/>
+  </w:num>
+  <w:num w:numId="4" w16cid:durableId="900940171">
+    <w:abstractNumId w:val="25"/>
+  </w:num>
+  <w:num w:numId="5" w16cid:durableId="607128674">
+    <w:abstractNumId w:val="12"/>
+  </w:num>
+  <w:num w:numId="6" w16cid:durableId="915092588">
+    <w:abstractNumId w:val="31"/>
+  </w:num>
+  <w:num w:numId="7" w16cid:durableId="1268733585">
     <w:abstractNumId w:val="5"/>
   </w:num>
-  <w:num w:numId="3" w16cid:durableId="1105419788">
-    <w:abstractNumId w:val="4"/>
+  <w:num w:numId="8" w16cid:durableId="1331254319">
+    <w:abstractNumId w:val="28"/>
   </w:num>
-  <w:num w:numId="4" w16cid:durableId="900940171">
-    <w:abstractNumId w:val="21"/>
-  </w:num>
-  <w:num w:numId="5" w16cid:durableId="607128674">
+  <w:num w:numId="9" w16cid:durableId="1572697707">
     <w:abstractNumId w:val="10"/>
   </w:num>
-  <w:num w:numId="6" w16cid:durableId="915092588">
-    <w:abstractNumId w:val="27"/>
+  <w:num w:numId="10" w16cid:durableId="1107232155">
+    <w:abstractNumId w:val="22"/>
   </w:num>
-  <w:num w:numId="7" w16cid:durableId="1268733585">
-    <w:abstractNumId w:val="3"/>
-  </w:num>
-  <w:num w:numId="8" w16cid:durableId="1331254319">
-    <w:abstractNumId w:val="24"/>
-  </w:num>
-  <w:num w:numId="9" w16cid:durableId="1572697707">
+  <w:num w:numId="11" w16cid:durableId="856433471">
     <w:abstractNumId w:val="8"/>
   </w:num>
-  <w:num w:numId="10" w16cid:durableId="1107232155">
-    <w:abstractNumId w:val="19"/>
-  </w:num>
-  <w:num w:numId="11" w16cid:durableId="856433471">
-    <w:abstractNumId w:val="6"/>
-  </w:num>
   <w:num w:numId="12" w16cid:durableId="1494878074">
-    <w:abstractNumId w:val="28"/>
+    <w:abstractNumId w:val="32"/>
   </w:num>
   <w:num w:numId="13" w16cid:durableId="1975061453">
     <w:abstractNumId w:val="1"/>
   </w:num>
   <w:num w:numId="14" w16cid:durableId="1841848093">
-    <w:abstractNumId w:val="15"/>
+    <w:abstractNumId w:val="17"/>
   </w:num>
   <w:num w:numId="15" w16cid:durableId="388848602">
-    <w:abstractNumId w:val="7"/>
+    <w:abstractNumId w:val="9"/>
   </w:num>
   <w:num w:numId="16" w16cid:durableId="1982879906">
-    <w:abstractNumId w:val="23"/>
+    <w:abstractNumId w:val="27"/>
   </w:num>
   <w:num w:numId="17" w16cid:durableId="2131388721">
     <w:abstractNumId w:val="0"/>
   </w:num>
   <w:num w:numId="18" w16cid:durableId="1119565008">
-    <w:abstractNumId w:val="9"/>
+    <w:abstractNumId w:val="11"/>
   </w:num>
   <w:num w:numId="19" w16cid:durableId="1487279443">
-    <w:abstractNumId w:val="30"/>
+    <w:abstractNumId w:val="34"/>
   </w:num>
   <w:num w:numId="20" w16cid:durableId="1372072107">
+    <w:abstractNumId w:val="23"/>
+  </w:num>
+  <w:num w:numId="21" w16cid:durableId="1924877027">
+    <w:abstractNumId w:val="33"/>
+  </w:num>
+  <w:num w:numId="22" w16cid:durableId="665598743">
+    <w:abstractNumId w:val="18"/>
+  </w:num>
+  <w:num w:numId="23" w16cid:durableId="580649006">
+    <w:abstractNumId w:val="26"/>
+  </w:num>
+  <w:num w:numId="24" w16cid:durableId="136578452">
     <w:abstractNumId w:val="20"/>
   </w:num>
-  <w:num w:numId="21" w16cid:durableId="1924877027">
+  <w:num w:numId="25" w16cid:durableId="772895846">
+    <w:abstractNumId w:val="19"/>
+  </w:num>
+  <w:num w:numId="26" w16cid:durableId="1359430116">
+    <w:abstractNumId w:val="15"/>
+  </w:num>
+  <w:num w:numId="27" w16cid:durableId="39059687">
+    <w:abstractNumId w:val="14"/>
+  </w:num>
+  <w:num w:numId="28" w16cid:durableId="1142120600">
     <w:abstractNumId w:val="29"/>
   </w:num>
-  <w:num w:numId="22" w16cid:durableId="665598743">
+  <w:num w:numId="29" w16cid:durableId="762998037">
     <w:abstractNumId w:val="16"/>
   </w:num>
-  <w:num w:numId="23" w16cid:durableId="580649006">
-    <w:abstractNumId w:val="22"/>
-  </w:num>
-  <w:num w:numId="24" w16cid:durableId="136578452">
-    <w:abstractNumId w:val="18"/>
-  </w:num>
-  <w:num w:numId="25" w16cid:durableId="772895846">
-    <w:abstractNumId w:val="17"/>
-  </w:num>
-  <w:num w:numId="26" w16cid:durableId="1359430116">
+  <w:num w:numId="30" w16cid:durableId="766776756">
     <w:abstractNumId w:val="13"/>
-  </w:num>
-  <w:num w:numId="27" w16cid:durableId="39059687">
-    <w:abstractNumId w:val="12"/>
-  </w:num>
-  <w:num w:numId="28" w16cid:durableId="1142120600">
-    <w:abstractNumId w:val="25"/>
-  </w:num>
-  <w:num w:numId="29" w16cid:durableId="762998037">
-    <w:abstractNumId w:val="14"/>
-  </w:num>
-  <w:num w:numId="30" w16cid:durableId="766776756">
-    <w:abstractNumId w:val="11"/>
   </w:num>
   <w:num w:numId="31" w16cid:durableId="934171444">
     <w:abstractNumId w:val="2"/>
+  </w:num>
+  <w:num w:numId="32" w16cid:durableId="655960666">
+    <w:abstractNumId w:val="21"/>
+  </w:num>
+  <w:num w:numId="33" w16cid:durableId="354310633">
+    <w:abstractNumId w:val="35"/>
+  </w:num>
+  <w:num w:numId="34" w16cid:durableId="1857453484">
+    <w:abstractNumId w:val="4"/>
+  </w:num>
+  <w:num w:numId="35" w16cid:durableId="400491665">
+    <w:abstractNumId w:val="3"/>
+  </w:num>
+  <w:num w:numId="36" w16cid:durableId="505368961">
+    <w:abstractNumId w:val="24"/>
   </w:num>
 </w:numbering>
 </file>
@@ -9071,7 +13688,6 @@
   <w:style w:type="character" w:default="1" w:styleId="a0">
     <w:name w:val="Default Paragraph Font"/>
     <w:uiPriority w:val="1"/>
-    <w:semiHidden/>
     <w:unhideWhenUsed/>
   </w:style>
   <w:style w:type="table" w:default="1" w:styleId="a1">

--- a/项目文档/测试文档.docx
+++ b/项目文档/测试文档.docx
@@ -2864,27 +2864,7 @@
           <w:sz w:val="21"/>
           <w:szCs w:val="21"/>
         </w:rPr>
-        <w:t>此外，平台还提供丰富的健康资讯内容，用户可浏览、收藏、评论、</w:t>
-      </w:r>
-      <w:proofErr w:type="gramStart"/>
-      <w:r>
-        <w:rPr>
-          <w:rFonts w:ascii="宋体" w:eastAsia="宋体" w:hAnsi="宋体" w:cs="宋体"/>
-          <w:kern w:val="0"/>
-          <w:sz w:val="21"/>
-          <w:szCs w:val="21"/>
-        </w:rPr>
-        <w:t>点赞文章</w:t>
-      </w:r>
-      <w:proofErr w:type="gramEnd"/>
-      <w:r>
-        <w:rPr>
-          <w:rFonts w:ascii="宋体" w:eastAsia="宋体" w:hAnsi="宋体" w:cs="宋体"/>
-          <w:kern w:val="0"/>
-          <w:sz w:val="21"/>
-          <w:szCs w:val="21"/>
-        </w:rPr>
-        <w:t>，参与健康话题讨论；配合AI健康问答助手，提供专业的健康建议与知识补充。同时，系统还集成指标提醒、互动消息与系统通知等功能，确保用户能够及时获取重要信息。</w:t>
+        <w:t>此外，平台还提供丰富的健康资讯内容，用户可浏览、收藏、评论、点赞文章，参与健康话题讨论；配合AI健康问答助手，提供专业的健康建议与知识补充。同时，系统还集成指标提醒、互动消息与系统通知等功能，确保用户能够及时获取重要信息。</w:t>
       </w:r>
     </w:p>
     <w:p>
@@ -3168,6 +3148,7 @@
           <w:sz w:val="28"/>
           <w:szCs w:val="28"/>
         </w:rPr>
+        <w:lastRenderedPageBreak/>
         <w:t xml:space="preserve">2.2 </w:t>
       </w:r>
       <w:r>
@@ -3197,6 +3178,9 @@
         <w:gridCol w:w="1890"/>
       </w:tblGrid>
       <w:tr>
+        <w:trPr>
+          <w:tblHeader/>
+        </w:trPr>
         <w:tc>
           <w:tcPr>
             <w:tcW w:w="737" w:type="dxa"/>
@@ -3206,6 +3190,7 @@
             <w:pPr>
               <w:spacing w:after="0" w:line="240" w:lineRule="auto"/>
               <w:rPr>
+                <w:rFonts w:hint="eastAsia"/>
                 <w:b/>
                 <w:bCs/>
               </w:rPr>
@@ -3228,6 +3213,7 @@
             <w:pPr>
               <w:spacing w:after="0" w:line="240" w:lineRule="auto"/>
               <w:rPr>
+                <w:rFonts w:hint="eastAsia"/>
                 <w:b/>
                 <w:bCs/>
               </w:rPr>
@@ -3250,6 +3236,7 @@
             <w:pPr>
               <w:spacing w:after="0" w:line="240" w:lineRule="auto"/>
               <w:rPr>
+                <w:rFonts w:hint="eastAsia"/>
                 <w:b/>
                 <w:bCs/>
               </w:rPr>
@@ -3272,6 +3259,7 @@
             <w:pPr>
               <w:spacing w:after="0" w:line="240" w:lineRule="auto"/>
               <w:rPr>
+                <w:rFonts w:hint="eastAsia"/>
                 <w:b/>
                 <w:bCs/>
               </w:rPr>
@@ -3294,6 +3282,7 @@
             <w:pPr>
               <w:spacing w:after="0" w:line="240" w:lineRule="auto"/>
               <w:rPr>
+                <w:rFonts w:hint="eastAsia"/>
                 <w:b/>
                 <w:bCs/>
               </w:rPr>
@@ -3318,18 +3307,17 @@
             <w:pPr>
               <w:spacing w:after="0" w:line="240" w:lineRule="auto"/>
               <w:rPr>
+                <w:rFonts w:ascii="宋体" w:eastAsia="宋体" w:hAnsi="宋体" w:hint="eastAsia"/>
+                <w:sz w:val="21"/>
+                <w:szCs w:val="21"/>
+              </w:rPr>
+            </w:pPr>
+            <w:r>
+              <w:rPr>
                 <w:rFonts w:ascii="宋体" w:eastAsia="宋体" w:hAnsi="宋体"/>
                 <w:sz w:val="21"/>
                 <w:szCs w:val="21"/>
               </w:rPr>
-            </w:pPr>
-            <w:r>
-              <w:rPr>
-                <w:rFonts w:ascii="宋体" w:eastAsia="宋体" w:hAnsi="宋体"/>
-                <w:sz w:val="21"/>
-                <w:szCs w:val="21"/>
-              </w:rPr>
-              <w:lastRenderedPageBreak/>
               <w:t>用户注册</w:t>
             </w:r>
           </w:p>
@@ -3343,7 +3331,7 @@
             <w:pPr>
               <w:spacing w:after="0" w:line="240" w:lineRule="auto"/>
               <w:rPr>
-                <w:rFonts w:ascii="宋体" w:eastAsia="宋体" w:hAnsi="宋体"/>
+                <w:rFonts w:ascii="宋体" w:eastAsia="宋体" w:hAnsi="宋体" w:hint="eastAsia"/>
                 <w:sz w:val="21"/>
                 <w:szCs w:val="21"/>
               </w:rPr>
@@ -3367,7 +3355,7 @@
             <w:pPr>
               <w:spacing w:after="0" w:line="240" w:lineRule="auto"/>
               <w:rPr>
-                <w:rFonts w:ascii="宋体" w:eastAsia="宋体" w:hAnsi="宋体"/>
+                <w:rFonts w:ascii="宋体" w:eastAsia="宋体" w:hAnsi="宋体" w:hint="eastAsia"/>
                 <w:sz w:val="21"/>
                 <w:szCs w:val="21"/>
               </w:rPr>
@@ -3391,7 +3379,7 @@
             <w:pPr>
               <w:spacing w:after="0" w:line="240" w:lineRule="auto"/>
               <w:rPr>
-                <w:rFonts w:ascii="宋体" w:eastAsia="宋体" w:hAnsi="宋体"/>
+                <w:rFonts w:ascii="宋体" w:eastAsia="宋体" w:hAnsi="宋体" w:hint="eastAsia"/>
                 <w:sz w:val="21"/>
                 <w:szCs w:val="21"/>
               </w:rPr>
@@ -3415,7 +3403,7 @@
             <w:pPr>
               <w:spacing w:after="0" w:line="240" w:lineRule="auto"/>
               <w:rPr>
-                <w:rFonts w:ascii="宋体" w:eastAsia="宋体" w:hAnsi="宋体"/>
+                <w:rFonts w:ascii="宋体" w:eastAsia="宋体" w:hAnsi="宋体" w:hint="eastAsia"/>
                 <w:sz w:val="21"/>
                 <w:szCs w:val="21"/>
               </w:rPr>
@@ -3441,7 +3429,7 @@
             <w:pPr>
               <w:spacing w:after="0" w:line="240" w:lineRule="auto"/>
               <w:rPr>
-                <w:rFonts w:ascii="宋体" w:eastAsia="宋体" w:hAnsi="宋体"/>
+                <w:rFonts w:ascii="宋体" w:eastAsia="宋体" w:hAnsi="宋体" w:hint="eastAsia"/>
                 <w:sz w:val="21"/>
                 <w:szCs w:val="21"/>
               </w:rPr>
@@ -3465,7 +3453,7 @@
             <w:pPr>
               <w:spacing w:after="0" w:line="240" w:lineRule="auto"/>
               <w:rPr>
-                <w:rFonts w:ascii="宋体" w:eastAsia="宋体" w:hAnsi="宋体"/>
+                <w:rFonts w:ascii="宋体" w:eastAsia="宋体" w:hAnsi="宋体" w:hint="eastAsia"/>
                 <w:sz w:val="21"/>
                 <w:szCs w:val="21"/>
               </w:rPr>
@@ -3489,7 +3477,7 @@
             <w:pPr>
               <w:spacing w:after="0" w:line="240" w:lineRule="auto"/>
               <w:rPr>
-                <w:rFonts w:ascii="宋体" w:eastAsia="宋体" w:hAnsi="宋体"/>
+                <w:rFonts w:ascii="宋体" w:eastAsia="宋体" w:hAnsi="宋体" w:hint="eastAsia"/>
                 <w:sz w:val="21"/>
                 <w:szCs w:val="21"/>
               </w:rPr>
@@ -3513,7 +3501,7 @@
             <w:pPr>
               <w:spacing w:after="0" w:line="240" w:lineRule="auto"/>
               <w:rPr>
-                <w:rFonts w:ascii="宋体" w:eastAsia="宋体" w:hAnsi="宋体"/>
+                <w:rFonts w:ascii="宋体" w:eastAsia="宋体" w:hAnsi="宋体" w:hint="eastAsia"/>
                 <w:sz w:val="21"/>
                 <w:szCs w:val="21"/>
               </w:rPr>
@@ -3537,7 +3525,7 @@
             <w:pPr>
               <w:spacing w:after="0" w:line="240" w:lineRule="auto"/>
               <w:rPr>
-                <w:rFonts w:ascii="宋体" w:eastAsia="宋体" w:hAnsi="宋体"/>
+                <w:rFonts w:ascii="宋体" w:eastAsia="宋体" w:hAnsi="宋体" w:hint="eastAsia"/>
                 <w:sz w:val="21"/>
                 <w:szCs w:val="21"/>
               </w:rPr>
@@ -3563,7 +3551,7 @@
             <w:pPr>
               <w:spacing w:after="0" w:line="240" w:lineRule="auto"/>
               <w:rPr>
-                <w:rFonts w:ascii="宋体" w:eastAsia="宋体" w:hAnsi="宋体"/>
+                <w:rFonts w:ascii="宋体" w:eastAsia="宋体" w:hAnsi="宋体" w:hint="eastAsia"/>
                 <w:sz w:val="21"/>
                 <w:szCs w:val="21"/>
               </w:rPr>
@@ -3587,7 +3575,7 @@
             <w:pPr>
               <w:spacing w:after="0" w:line="240" w:lineRule="auto"/>
               <w:rPr>
-                <w:rFonts w:ascii="宋体" w:eastAsia="宋体" w:hAnsi="宋体"/>
+                <w:rFonts w:ascii="宋体" w:eastAsia="宋体" w:hAnsi="宋体" w:hint="eastAsia"/>
                 <w:sz w:val="21"/>
                 <w:szCs w:val="21"/>
               </w:rPr>
@@ -3611,7 +3599,7 @@
             <w:pPr>
               <w:spacing w:after="0" w:line="240" w:lineRule="auto"/>
               <w:rPr>
-                <w:rFonts w:ascii="宋体" w:eastAsia="宋体" w:hAnsi="宋体"/>
+                <w:rFonts w:ascii="宋体" w:eastAsia="宋体" w:hAnsi="宋体" w:hint="eastAsia"/>
                 <w:sz w:val="21"/>
                 <w:szCs w:val="21"/>
               </w:rPr>
@@ -3635,7 +3623,7 @@
             <w:pPr>
               <w:spacing w:after="0" w:line="240" w:lineRule="auto"/>
               <w:rPr>
-                <w:rFonts w:ascii="宋体" w:eastAsia="宋体" w:hAnsi="宋体"/>
+                <w:rFonts w:ascii="宋体" w:eastAsia="宋体" w:hAnsi="宋体" w:hint="eastAsia"/>
                 <w:sz w:val="21"/>
                 <w:szCs w:val="21"/>
               </w:rPr>
@@ -3659,7 +3647,7 @@
             <w:pPr>
               <w:spacing w:after="0" w:line="240" w:lineRule="auto"/>
               <w:rPr>
-                <w:rFonts w:ascii="宋体" w:eastAsia="宋体" w:hAnsi="宋体"/>
+                <w:rFonts w:ascii="宋体" w:eastAsia="宋体" w:hAnsi="宋体" w:hint="eastAsia"/>
                 <w:sz w:val="21"/>
                 <w:szCs w:val="21"/>
               </w:rPr>
@@ -3685,7 +3673,7 @@
             <w:pPr>
               <w:spacing w:after="0" w:line="240" w:lineRule="auto"/>
               <w:rPr>
-                <w:rFonts w:ascii="宋体" w:eastAsia="宋体" w:hAnsi="宋体"/>
+                <w:rFonts w:ascii="宋体" w:eastAsia="宋体" w:hAnsi="宋体" w:hint="eastAsia"/>
                 <w:sz w:val="21"/>
                 <w:szCs w:val="21"/>
               </w:rPr>
@@ -3709,7 +3697,7 @@
             <w:pPr>
               <w:spacing w:after="0" w:line="240" w:lineRule="auto"/>
               <w:rPr>
-                <w:rFonts w:ascii="宋体" w:eastAsia="宋体" w:hAnsi="宋体"/>
+                <w:rFonts w:ascii="宋体" w:eastAsia="宋体" w:hAnsi="宋体" w:hint="eastAsia"/>
                 <w:sz w:val="21"/>
                 <w:szCs w:val="21"/>
               </w:rPr>
@@ -3733,7 +3721,7 @@
             <w:pPr>
               <w:spacing w:after="0" w:line="240" w:lineRule="auto"/>
               <w:rPr>
-                <w:rFonts w:ascii="宋体" w:eastAsia="宋体" w:hAnsi="宋体"/>
+                <w:rFonts w:ascii="宋体" w:eastAsia="宋体" w:hAnsi="宋体" w:hint="eastAsia"/>
                 <w:sz w:val="21"/>
                 <w:szCs w:val="21"/>
               </w:rPr>
@@ -3757,7 +3745,7 @@
             <w:pPr>
               <w:spacing w:after="0" w:line="240" w:lineRule="auto"/>
               <w:rPr>
-                <w:rFonts w:ascii="宋体" w:eastAsia="宋体" w:hAnsi="宋体"/>
+                <w:rFonts w:ascii="宋体" w:eastAsia="宋体" w:hAnsi="宋体" w:hint="eastAsia"/>
                 <w:sz w:val="21"/>
                 <w:szCs w:val="21"/>
               </w:rPr>
@@ -3781,36 +3769,18 @@
             <w:pPr>
               <w:spacing w:after="0" w:line="240" w:lineRule="auto"/>
               <w:rPr>
+                <w:rFonts w:ascii="宋体" w:eastAsia="宋体" w:hAnsi="宋体" w:hint="eastAsia"/>
+                <w:sz w:val="21"/>
+                <w:szCs w:val="21"/>
+              </w:rPr>
+            </w:pPr>
+            <w:r>
+              <w:rPr>
                 <w:rFonts w:ascii="宋体" w:eastAsia="宋体" w:hAnsi="宋体"/>
                 <w:sz w:val="21"/>
                 <w:szCs w:val="21"/>
               </w:rPr>
-            </w:pPr>
-            <w:r>
-              <w:rPr>
-                <w:rFonts w:ascii="宋体" w:eastAsia="宋体" w:hAnsi="宋体"/>
-                <w:sz w:val="21"/>
-                <w:szCs w:val="21"/>
-              </w:rPr>
-              <w:t>输入错误原密码</w:t>
-            </w:r>
-            <w:proofErr w:type="gramStart"/>
-            <w:r>
-              <w:rPr>
-                <w:rFonts w:ascii="宋体" w:eastAsia="宋体" w:hAnsi="宋体"/>
-                <w:sz w:val="21"/>
-                <w:szCs w:val="21"/>
-              </w:rPr>
-              <w:t>或弱新密码</w:t>
-            </w:r>
-            <w:proofErr w:type="gramEnd"/>
-            <w:r>
-              <w:rPr>
-                <w:rFonts w:ascii="宋体" w:eastAsia="宋体" w:hAnsi="宋体"/>
-                <w:sz w:val="21"/>
-                <w:szCs w:val="21"/>
-              </w:rPr>
-              <w:t>，应提示并拒绝更新，验证加密结果是否更新入库</w:t>
+              <w:t>输入错误原密码或弱新密码，应提示并拒绝更新，验证加密结果是否更新入库</w:t>
             </w:r>
           </w:p>
         </w:tc>
@@ -3825,7 +3795,7 @@
             <w:pPr>
               <w:spacing w:after="0" w:line="240" w:lineRule="auto"/>
               <w:rPr>
-                <w:rFonts w:ascii="宋体" w:eastAsia="宋体" w:hAnsi="宋体"/>
+                <w:rFonts w:ascii="宋体" w:eastAsia="宋体" w:hAnsi="宋体" w:hint="eastAsia"/>
                 <w:sz w:val="21"/>
                 <w:szCs w:val="21"/>
               </w:rPr>
@@ -3849,7 +3819,7 @@
             <w:pPr>
               <w:spacing w:after="0" w:line="240" w:lineRule="auto"/>
               <w:rPr>
-                <w:rFonts w:ascii="宋体" w:eastAsia="宋体" w:hAnsi="宋体"/>
+                <w:rFonts w:ascii="宋体" w:eastAsia="宋体" w:hAnsi="宋体" w:hint="eastAsia"/>
                 <w:sz w:val="21"/>
                 <w:szCs w:val="21"/>
               </w:rPr>
@@ -3873,7 +3843,7 @@
             <w:pPr>
               <w:spacing w:after="0" w:line="240" w:lineRule="auto"/>
               <w:rPr>
-                <w:rFonts w:ascii="宋体" w:eastAsia="宋体" w:hAnsi="宋体"/>
+                <w:rFonts w:ascii="宋体" w:eastAsia="宋体" w:hAnsi="宋体" w:hint="eastAsia"/>
                 <w:sz w:val="21"/>
                 <w:szCs w:val="21"/>
               </w:rPr>
@@ -3897,7 +3867,7 @@
             <w:pPr>
               <w:spacing w:after="0" w:line="240" w:lineRule="auto"/>
               <w:rPr>
-                <w:rFonts w:ascii="宋体" w:eastAsia="宋体" w:hAnsi="宋体"/>
+                <w:rFonts w:ascii="宋体" w:eastAsia="宋体" w:hAnsi="宋体" w:hint="eastAsia"/>
                 <w:sz w:val="21"/>
                 <w:szCs w:val="21"/>
               </w:rPr>
@@ -3921,7 +3891,7 @@
             <w:pPr>
               <w:spacing w:after="0" w:line="240" w:lineRule="auto"/>
               <w:rPr>
-                <w:rFonts w:ascii="宋体" w:eastAsia="宋体" w:hAnsi="宋体"/>
+                <w:rFonts w:ascii="宋体" w:eastAsia="宋体" w:hAnsi="宋体" w:hint="eastAsia"/>
                 <w:sz w:val="21"/>
                 <w:szCs w:val="21"/>
               </w:rPr>
@@ -3947,7 +3917,7 @@
             <w:pPr>
               <w:spacing w:after="0" w:line="240" w:lineRule="auto"/>
               <w:rPr>
-                <w:rFonts w:ascii="宋体" w:eastAsia="宋体" w:hAnsi="宋体"/>
+                <w:rFonts w:ascii="宋体" w:eastAsia="宋体" w:hAnsi="宋体" w:hint="eastAsia"/>
                 <w:sz w:val="21"/>
                 <w:szCs w:val="21"/>
               </w:rPr>
@@ -3971,7 +3941,7 @@
             <w:pPr>
               <w:spacing w:after="0" w:line="240" w:lineRule="auto"/>
               <w:rPr>
-                <w:rFonts w:ascii="宋体" w:eastAsia="宋体" w:hAnsi="宋体"/>
+                <w:rFonts w:ascii="宋体" w:eastAsia="宋体" w:hAnsi="宋体" w:hint="eastAsia"/>
                 <w:sz w:val="21"/>
                 <w:szCs w:val="21"/>
               </w:rPr>
@@ -3995,7 +3965,7 @@
             <w:pPr>
               <w:spacing w:after="0" w:line="240" w:lineRule="auto"/>
               <w:rPr>
-                <w:rFonts w:ascii="宋体" w:eastAsia="宋体" w:hAnsi="宋体"/>
+                <w:rFonts w:ascii="宋体" w:eastAsia="宋体" w:hAnsi="宋体" w:hint="eastAsia"/>
                 <w:sz w:val="21"/>
                 <w:szCs w:val="21"/>
               </w:rPr>
@@ -4019,36 +3989,18 @@
             <w:pPr>
               <w:spacing w:after="0" w:line="240" w:lineRule="auto"/>
               <w:rPr>
+                <w:rFonts w:ascii="宋体" w:eastAsia="宋体" w:hAnsi="宋体" w:hint="eastAsia"/>
+                <w:sz w:val="21"/>
+                <w:szCs w:val="21"/>
+              </w:rPr>
+            </w:pPr>
+            <w:r>
+              <w:rPr>
                 <w:rFonts w:ascii="宋体" w:eastAsia="宋体" w:hAnsi="宋体"/>
                 <w:sz w:val="21"/>
                 <w:szCs w:val="21"/>
               </w:rPr>
-            </w:pPr>
-            <w:r>
-              <w:rPr>
-                <w:rFonts w:ascii="宋体" w:eastAsia="宋体" w:hAnsi="宋体"/>
-                <w:sz w:val="21"/>
-                <w:szCs w:val="21"/>
-              </w:rPr>
-              <w:t>管理员可访问后台页面，普通用户受限，</w:t>
-            </w:r>
-            <w:proofErr w:type="gramStart"/>
-            <w:r>
-              <w:rPr>
-                <w:rFonts w:ascii="宋体" w:eastAsia="宋体" w:hAnsi="宋体"/>
-                <w:sz w:val="21"/>
-                <w:szCs w:val="21"/>
-              </w:rPr>
-              <w:t>仅访问</w:t>
-            </w:r>
-            <w:proofErr w:type="gramEnd"/>
-            <w:r>
-              <w:rPr>
-                <w:rFonts w:ascii="宋体" w:eastAsia="宋体" w:hAnsi="宋体"/>
-                <w:sz w:val="21"/>
-                <w:szCs w:val="21"/>
-              </w:rPr>
-              <w:t>健康记录等模块</w:t>
+              <w:t>管理员可访问后台页面，普通用户受限，仅访问健康记录等模块</w:t>
             </w:r>
           </w:p>
         </w:tc>
@@ -4061,7 +4013,7 @@
             <w:pPr>
               <w:spacing w:after="0" w:line="240" w:lineRule="auto"/>
               <w:rPr>
-                <w:rFonts w:ascii="宋体" w:eastAsia="宋体" w:hAnsi="宋体"/>
+                <w:rFonts w:ascii="宋体" w:eastAsia="宋体" w:hAnsi="宋体" w:hint="eastAsia"/>
                 <w:sz w:val="21"/>
                 <w:szCs w:val="21"/>
               </w:rPr>
@@ -4087,7 +4039,7 @@
             <w:pPr>
               <w:spacing w:after="0" w:line="240" w:lineRule="auto"/>
               <w:rPr>
-                <w:rFonts w:ascii="宋体" w:eastAsia="宋体" w:hAnsi="宋体"/>
+                <w:rFonts w:ascii="宋体" w:eastAsia="宋体" w:hAnsi="宋体" w:hint="eastAsia"/>
                 <w:sz w:val="21"/>
                 <w:szCs w:val="21"/>
               </w:rPr>
@@ -4111,7 +4063,7 @@
             <w:pPr>
               <w:spacing w:after="0" w:line="240" w:lineRule="auto"/>
               <w:rPr>
-                <w:rFonts w:ascii="宋体" w:eastAsia="宋体" w:hAnsi="宋体"/>
+                <w:rFonts w:ascii="宋体" w:eastAsia="宋体" w:hAnsi="宋体" w:hint="eastAsia"/>
                 <w:sz w:val="21"/>
                 <w:szCs w:val="21"/>
               </w:rPr>
@@ -4135,7 +4087,7 @@
             <w:pPr>
               <w:spacing w:after="0" w:line="240" w:lineRule="auto"/>
               <w:rPr>
-                <w:rFonts w:ascii="宋体" w:eastAsia="宋体" w:hAnsi="宋体"/>
+                <w:rFonts w:ascii="宋体" w:eastAsia="宋体" w:hAnsi="宋体" w:hint="eastAsia"/>
                 <w:sz w:val="21"/>
                 <w:szCs w:val="21"/>
               </w:rPr>
@@ -4159,7 +4111,7 @@
             <w:pPr>
               <w:spacing w:after="0" w:line="240" w:lineRule="auto"/>
               <w:rPr>
-                <w:rFonts w:ascii="宋体" w:eastAsia="宋体" w:hAnsi="宋体"/>
+                <w:rFonts w:ascii="宋体" w:eastAsia="宋体" w:hAnsi="宋体" w:hint="eastAsia"/>
                 <w:sz w:val="21"/>
                 <w:szCs w:val="21"/>
               </w:rPr>
@@ -4183,7 +4135,7 @@
             <w:pPr>
               <w:spacing w:after="0" w:line="240" w:lineRule="auto"/>
               <w:rPr>
-                <w:rFonts w:ascii="宋体" w:eastAsia="宋体" w:hAnsi="宋体"/>
+                <w:rFonts w:ascii="宋体" w:eastAsia="宋体" w:hAnsi="宋体" w:hint="eastAsia"/>
                 <w:sz w:val="21"/>
                 <w:szCs w:val="21"/>
               </w:rPr>
@@ -4209,18 +4161,27 @@
             <w:pPr>
               <w:spacing w:after="0" w:line="240" w:lineRule="auto"/>
               <w:rPr>
+                <w:rFonts w:ascii="宋体" w:eastAsia="宋体" w:hAnsi="宋体" w:hint="eastAsia"/>
+                <w:sz w:val="21"/>
+                <w:szCs w:val="21"/>
+              </w:rPr>
+            </w:pPr>
+            <w:r>
+              <w:rPr>
                 <w:rFonts w:ascii="宋体" w:eastAsia="宋体" w:hAnsi="宋体"/>
                 <w:sz w:val="21"/>
                 <w:szCs w:val="21"/>
               </w:rPr>
-            </w:pPr>
+              <w:t>资讯评论与互</w:t>
+            </w:r>
             <w:r>
               <w:rPr>
                 <w:rFonts w:ascii="宋体" w:eastAsia="宋体" w:hAnsi="宋体"/>
                 <w:sz w:val="21"/>
                 <w:szCs w:val="21"/>
               </w:rPr>
-              <w:t>资讯评论与互动</w:t>
+              <w:lastRenderedPageBreak/>
+              <w:t>动</w:t>
             </w:r>
           </w:p>
         </w:tc>
@@ -4233,46 +4194,28 @@
             <w:pPr>
               <w:spacing w:after="0" w:line="240" w:lineRule="auto"/>
               <w:rPr>
+                <w:rFonts w:ascii="宋体" w:eastAsia="宋体" w:hAnsi="宋体" w:hint="eastAsia"/>
+                <w:sz w:val="21"/>
+                <w:szCs w:val="21"/>
+              </w:rPr>
+            </w:pPr>
+            <w:r>
+              <w:rPr>
                 <w:rFonts w:ascii="宋体" w:eastAsia="宋体" w:hAnsi="宋体"/>
                 <w:sz w:val="21"/>
                 <w:szCs w:val="21"/>
               </w:rPr>
-            </w:pPr>
-            <w:proofErr w:type="gramStart"/>
+              <w:lastRenderedPageBreak/>
+              <w:t>评论区样式、输入框响应与交互按钮（点赞/回</w:t>
+            </w:r>
             <w:r>
               <w:rPr>
                 <w:rFonts w:ascii="宋体" w:eastAsia="宋体" w:hAnsi="宋体"/>
                 <w:sz w:val="21"/>
                 <w:szCs w:val="21"/>
               </w:rPr>
-              <w:t>评论区</w:t>
-            </w:r>
-            <w:proofErr w:type="gramEnd"/>
-            <w:r>
-              <w:rPr>
-                <w:rFonts w:ascii="宋体" w:eastAsia="宋体" w:hAnsi="宋体"/>
-                <w:sz w:val="21"/>
-                <w:szCs w:val="21"/>
-              </w:rPr>
-              <w:t>样式、输入框响应与交互按钮（</w:t>
-            </w:r>
-            <w:proofErr w:type="gramStart"/>
-            <w:r>
-              <w:rPr>
-                <w:rFonts w:ascii="宋体" w:eastAsia="宋体" w:hAnsi="宋体"/>
-                <w:sz w:val="21"/>
-                <w:szCs w:val="21"/>
-              </w:rPr>
-              <w:t>点赞</w:t>
-            </w:r>
-            <w:proofErr w:type="gramEnd"/>
-            <w:r>
-              <w:rPr>
-                <w:rFonts w:ascii="宋体" w:eastAsia="宋体" w:hAnsi="宋体"/>
-                <w:sz w:val="21"/>
-                <w:szCs w:val="21"/>
-              </w:rPr>
-              <w:t>/回复）是否清晰</w:t>
+              <w:lastRenderedPageBreak/>
+              <w:t>复）是否清晰</w:t>
             </w:r>
           </w:p>
         </w:tc>
@@ -4285,54 +4228,46 @@
             <w:pPr>
               <w:spacing w:after="0" w:line="240" w:lineRule="auto"/>
               <w:rPr>
+                <w:rFonts w:ascii="宋体" w:eastAsia="宋体" w:hAnsi="宋体" w:hint="eastAsia"/>
+                <w:sz w:val="21"/>
+                <w:szCs w:val="21"/>
+              </w:rPr>
+            </w:pPr>
+            <w:r>
+              <w:rPr>
                 <w:rFonts w:ascii="宋体" w:eastAsia="宋体" w:hAnsi="宋体"/>
                 <w:sz w:val="21"/>
                 <w:szCs w:val="21"/>
               </w:rPr>
-            </w:pPr>
+              <w:lastRenderedPageBreak/>
+              <w:t xml:space="preserve">评论树结构设计与 </w:t>
+            </w:r>
+            <w:proofErr w:type="spellStart"/>
             <w:r>
               <w:rPr>
                 <w:rFonts w:ascii="宋体" w:eastAsia="宋体" w:hAnsi="宋体"/>
                 <w:sz w:val="21"/>
                 <w:szCs w:val="21"/>
               </w:rPr>
-              <w:t xml:space="preserve">评论树结构设计与 </w:t>
-            </w:r>
-            <w:proofErr w:type="spellStart"/>
+              <w:t>parent_id</w:t>
+            </w:r>
+            <w:proofErr w:type="spellEnd"/>
             <w:r>
               <w:rPr>
                 <w:rFonts w:ascii="宋体" w:eastAsia="宋体" w:hAnsi="宋体"/>
                 <w:sz w:val="21"/>
                 <w:szCs w:val="21"/>
               </w:rPr>
-              <w:t>parent_id</w:t>
-            </w:r>
-            <w:proofErr w:type="spellEnd"/>
+              <w:t xml:space="preserve"> 关联逻辑，点赞频</w:t>
+            </w:r>
             <w:r>
               <w:rPr>
                 <w:rFonts w:ascii="宋体" w:eastAsia="宋体" w:hAnsi="宋体"/>
                 <w:sz w:val="21"/>
                 <w:szCs w:val="21"/>
               </w:rPr>
-              <w:t xml:space="preserve"> 关联逻辑，</w:t>
-            </w:r>
-            <w:proofErr w:type="gramStart"/>
-            <w:r>
-              <w:rPr>
-                <w:rFonts w:ascii="宋体" w:eastAsia="宋体" w:hAnsi="宋体"/>
-                <w:sz w:val="21"/>
-                <w:szCs w:val="21"/>
-              </w:rPr>
-              <w:t>点赞频率</w:t>
-            </w:r>
-            <w:proofErr w:type="gramEnd"/>
-            <w:r>
-              <w:rPr>
-                <w:rFonts w:ascii="宋体" w:eastAsia="宋体" w:hAnsi="宋体"/>
-                <w:sz w:val="21"/>
-                <w:szCs w:val="21"/>
-              </w:rPr>
-              <w:t>控制是否合理</w:t>
+              <w:lastRenderedPageBreak/>
+              <w:t>率控制是否合理</w:t>
             </w:r>
           </w:p>
         </w:tc>
@@ -4345,36 +4280,28 @@
             <w:pPr>
               <w:spacing w:after="0" w:line="240" w:lineRule="auto"/>
               <w:rPr>
+                <w:rFonts w:ascii="宋体" w:eastAsia="宋体" w:hAnsi="宋体" w:hint="eastAsia"/>
+                <w:sz w:val="21"/>
+                <w:szCs w:val="21"/>
+              </w:rPr>
+            </w:pPr>
+            <w:r>
+              <w:rPr>
                 <w:rFonts w:ascii="宋体" w:eastAsia="宋体" w:hAnsi="宋体"/>
                 <w:sz w:val="21"/>
                 <w:szCs w:val="21"/>
               </w:rPr>
-            </w:pPr>
+              <w:lastRenderedPageBreak/>
+              <w:t>用户发布评论并收到实时更新，点击点赞数即时</w:t>
+            </w:r>
             <w:r>
               <w:rPr>
                 <w:rFonts w:ascii="宋体" w:eastAsia="宋体" w:hAnsi="宋体"/>
                 <w:sz w:val="21"/>
                 <w:szCs w:val="21"/>
               </w:rPr>
-              <w:t>用户发布评论并收到实时更新，点击</w:t>
-            </w:r>
-            <w:proofErr w:type="gramStart"/>
-            <w:r>
-              <w:rPr>
-                <w:rFonts w:ascii="宋体" w:eastAsia="宋体" w:hAnsi="宋体"/>
-                <w:sz w:val="21"/>
-                <w:szCs w:val="21"/>
-              </w:rPr>
-              <w:t>点赞数</w:t>
-            </w:r>
-            <w:proofErr w:type="gramEnd"/>
-            <w:r>
-              <w:rPr>
-                <w:rFonts w:ascii="宋体" w:eastAsia="宋体" w:hAnsi="宋体"/>
-                <w:sz w:val="21"/>
-                <w:szCs w:val="21"/>
-              </w:rPr>
-              <w:t>即时刷新，回复评论后结构正常嵌套</w:t>
+              <w:lastRenderedPageBreak/>
+              <w:t>刷新，回复评论后结构正常嵌套</w:t>
             </w:r>
           </w:p>
         </w:tc>
@@ -4387,36 +4314,28 @@
             <w:pPr>
               <w:spacing w:after="0" w:line="240" w:lineRule="auto"/>
               <w:rPr>
+                <w:rFonts w:ascii="宋体" w:eastAsia="宋体" w:hAnsi="宋体" w:hint="eastAsia"/>
+                <w:sz w:val="21"/>
+                <w:szCs w:val="21"/>
+              </w:rPr>
+            </w:pPr>
+            <w:r>
+              <w:rPr>
                 <w:rFonts w:ascii="宋体" w:eastAsia="宋体" w:hAnsi="宋体"/>
                 <w:sz w:val="21"/>
                 <w:szCs w:val="21"/>
               </w:rPr>
-            </w:pPr>
+              <w:lastRenderedPageBreak/>
+              <w:t>空评论、恶意脚本应被过滤，频繁点赞应限制频</w:t>
+            </w:r>
             <w:r>
               <w:rPr>
                 <w:rFonts w:ascii="宋体" w:eastAsia="宋体" w:hAnsi="宋体"/>
                 <w:sz w:val="21"/>
                 <w:szCs w:val="21"/>
               </w:rPr>
-              <w:t>空评论、恶意脚本应被过滤，频繁</w:t>
-            </w:r>
-            <w:proofErr w:type="gramStart"/>
-            <w:r>
-              <w:rPr>
-                <w:rFonts w:ascii="宋体" w:eastAsia="宋体" w:hAnsi="宋体"/>
-                <w:sz w:val="21"/>
-                <w:szCs w:val="21"/>
-              </w:rPr>
-              <w:t>点赞应</w:t>
-            </w:r>
-            <w:proofErr w:type="gramEnd"/>
-            <w:r>
-              <w:rPr>
-                <w:rFonts w:ascii="宋体" w:eastAsia="宋体" w:hAnsi="宋体"/>
-                <w:sz w:val="21"/>
-                <w:szCs w:val="21"/>
-              </w:rPr>
-              <w:t>限制频率，数据应持久保存</w:t>
+              <w:lastRenderedPageBreak/>
+              <w:t>率，数据应持久保存</w:t>
             </w:r>
           </w:p>
         </w:tc>
@@ -4431,17 +4350,18 @@
             <w:pPr>
               <w:spacing w:after="0" w:line="240" w:lineRule="auto"/>
               <w:rPr>
+                <w:rFonts w:ascii="宋体" w:eastAsia="宋体" w:hAnsi="宋体" w:hint="eastAsia"/>
+                <w:sz w:val="21"/>
+                <w:szCs w:val="21"/>
+              </w:rPr>
+            </w:pPr>
+            <w:r>
+              <w:rPr>
                 <w:rFonts w:ascii="宋体" w:eastAsia="宋体" w:hAnsi="宋体"/>
                 <w:sz w:val="21"/>
                 <w:szCs w:val="21"/>
               </w:rPr>
-            </w:pPr>
-            <w:r>
-              <w:rPr>
-                <w:rFonts w:ascii="宋体" w:eastAsia="宋体" w:hAnsi="宋体"/>
-                <w:sz w:val="21"/>
-                <w:szCs w:val="21"/>
-              </w:rPr>
+              <w:lastRenderedPageBreak/>
               <w:t>资讯收藏</w:t>
             </w:r>
           </w:p>
@@ -4455,37 +4375,18 @@
             <w:pPr>
               <w:spacing w:after="0" w:line="240" w:lineRule="auto"/>
               <w:rPr>
+                <w:rFonts w:ascii="宋体" w:eastAsia="宋体" w:hAnsi="宋体" w:hint="eastAsia"/>
+                <w:sz w:val="21"/>
+                <w:szCs w:val="21"/>
+              </w:rPr>
+            </w:pPr>
+            <w:r>
+              <w:rPr>
                 <w:rFonts w:ascii="宋体" w:eastAsia="宋体" w:hAnsi="宋体"/>
                 <w:sz w:val="21"/>
                 <w:szCs w:val="21"/>
               </w:rPr>
-            </w:pPr>
-            <w:r>
-              <w:rPr>
-                <w:rFonts w:ascii="宋体" w:eastAsia="宋体" w:hAnsi="宋体"/>
-                <w:sz w:val="21"/>
-                <w:szCs w:val="21"/>
-              </w:rPr>
-              <w:t>收藏按钮显示、状态切换与个人中心收藏</w:t>
-            </w:r>
-            <w:proofErr w:type="gramStart"/>
-            <w:r>
-              <w:rPr>
-                <w:rFonts w:ascii="宋体" w:eastAsia="宋体" w:hAnsi="宋体"/>
-                <w:sz w:val="21"/>
-                <w:szCs w:val="21"/>
-              </w:rPr>
-              <w:t>页展示</w:t>
-            </w:r>
-            <w:proofErr w:type="gramEnd"/>
-            <w:r>
-              <w:rPr>
-                <w:rFonts w:ascii="宋体" w:eastAsia="宋体" w:hAnsi="宋体"/>
-                <w:sz w:val="21"/>
-                <w:szCs w:val="21"/>
-              </w:rPr>
-              <w:lastRenderedPageBreak/>
-              <w:t>是否完整</w:t>
+              <w:t>收藏按钮显示、状态切换与个人中心收藏页展示是否完整</w:t>
             </w:r>
           </w:p>
         </w:tc>
@@ -4498,28 +4399,18 @@
             <w:pPr>
               <w:spacing w:after="0" w:line="240" w:lineRule="auto"/>
               <w:rPr>
+                <w:rFonts w:ascii="宋体" w:eastAsia="宋体" w:hAnsi="宋体" w:hint="eastAsia"/>
+                <w:sz w:val="21"/>
+                <w:szCs w:val="21"/>
+              </w:rPr>
+            </w:pPr>
+            <w:r>
+              <w:rPr>
                 <w:rFonts w:ascii="宋体" w:eastAsia="宋体" w:hAnsi="宋体"/>
                 <w:sz w:val="21"/>
                 <w:szCs w:val="21"/>
               </w:rPr>
-            </w:pPr>
-            <w:r>
-              <w:rPr>
-                <w:rFonts w:ascii="宋体" w:eastAsia="宋体" w:hAnsi="宋体"/>
-                <w:sz w:val="21"/>
-                <w:szCs w:val="21"/>
-              </w:rPr>
-              <w:lastRenderedPageBreak/>
-              <w:t>收藏表是否与用户 ID 和资讯 ID 建立唯一关联，</w:t>
-            </w:r>
-            <w:r>
-              <w:rPr>
-                <w:rFonts w:ascii="宋体" w:eastAsia="宋体" w:hAnsi="宋体"/>
-                <w:sz w:val="21"/>
-                <w:szCs w:val="21"/>
-              </w:rPr>
-              <w:lastRenderedPageBreak/>
-              <w:t>是否支持取消逻辑</w:t>
+              <w:t>收藏表是否与用户 ID 和资讯 ID 建立唯一关联，是否支持取消逻辑</w:t>
             </w:r>
           </w:p>
         </w:tc>
@@ -4532,28 +4423,18 @@
             <w:pPr>
               <w:spacing w:after="0" w:line="240" w:lineRule="auto"/>
               <w:rPr>
+                <w:rFonts w:ascii="宋体" w:eastAsia="宋体" w:hAnsi="宋体" w:hint="eastAsia"/>
+                <w:sz w:val="21"/>
+                <w:szCs w:val="21"/>
+              </w:rPr>
+            </w:pPr>
+            <w:r>
+              <w:rPr>
                 <w:rFonts w:ascii="宋体" w:eastAsia="宋体" w:hAnsi="宋体"/>
                 <w:sz w:val="21"/>
                 <w:szCs w:val="21"/>
               </w:rPr>
-            </w:pPr>
-            <w:r>
-              <w:rPr>
-                <w:rFonts w:ascii="宋体" w:eastAsia="宋体" w:hAnsi="宋体"/>
-                <w:sz w:val="21"/>
-                <w:szCs w:val="21"/>
-              </w:rPr>
-              <w:lastRenderedPageBreak/>
-              <w:t>用户收藏资讯后个人中心可见，取消后立即移</w:t>
-            </w:r>
-            <w:r>
-              <w:rPr>
-                <w:rFonts w:ascii="宋体" w:eastAsia="宋体" w:hAnsi="宋体"/>
-                <w:sz w:val="21"/>
-                <w:szCs w:val="21"/>
-              </w:rPr>
-              <w:lastRenderedPageBreak/>
-              <w:t>除，前端状态同步</w:t>
+              <w:t>用户收藏资讯后个人中心可见，取消后立即移除，前端状态同步</w:t>
             </w:r>
           </w:p>
         </w:tc>
@@ -4566,28 +4447,18 @@
             <w:pPr>
               <w:spacing w:after="0" w:line="240" w:lineRule="auto"/>
               <w:rPr>
+                <w:rFonts w:ascii="宋体" w:eastAsia="宋体" w:hAnsi="宋体" w:hint="eastAsia"/>
+                <w:sz w:val="21"/>
+                <w:szCs w:val="21"/>
+              </w:rPr>
+            </w:pPr>
+            <w:r>
+              <w:rPr>
                 <w:rFonts w:ascii="宋体" w:eastAsia="宋体" w:hAnsi="宋体"/>
                 <w:sz w:val="21"/>
                 <w:szCs w:val="21"/>
               </w:rPr>
-            </w:pPr>
-            <w:r>
-              <w:rPr>
-                <w:rFonts w:ascii="宋体" w:eastAsia="宋体" w:hAnsi="宋体"/>
-                <w:sz w:val="21"/>
-                <w:szCs w:val="21"/>
-              </w:rPr>
-              <w:lastRenderedPageBreak/>
-              <w:t>重复收藏应无副作用，断网状态尝试收藏应提示</w:t>
-            </w:r>
-            <w:r>
-              <w:rPr>
-                <w:rFonts w:ascii="宋体" w:eastAsia="宋体" w:hAnsi="宋体"/>
-                <w:sz w:val="21"/>
-                <w:szCs w:val="21"/>
-              </w:rPr>
-              <w:lastRenderedPageBreak/>
-              <w:t>失败</w:t>
+              <w:t>重复收藏应无副作用，断网状态尝试收藏应提示失败</w:t>
             </w:r>
           </w:p>
         </w:tc>
@@ -4602,18 +4473,17 @@
             <w:pPr>
               <w:spacing w:after="0" w:line="240" w:lineRule="auto"/>
               <w:rPr>
+                <w:rFonts w:ascii="宋体" w:eastAsia="宋体" w:hAnsi="宋体" w:hint="eastAsia"/>
+                <w:sz w:val="21"/>
+                <w:szCs w:val="21"/>
+              </w:rPr>
+            </w:pPr>
+            <w:r>
+              <w:rPr>
                 <w:rFonts w:ascii="宋体" w:eastAsia="宋体" w:hAnsi="宋体"/>
                 <w:sz w:val="21"/>
                 <w:szCs w:val="21"/>
               </w:rPr>
-            </w:pPr>
-            <w:r>
-              <w:rPr>
-                <w:rFonts w:ascii="宋体" w:eastAsia="宋体" w:hAnsi="宋体"/>
-                <w:sz w:val="21"/>
-                <w:szCs w:val="21"/>
-              </w:rPr>
-              <w:lastRenderedPageBreak/>
               <w:t>标签分类与搜索</w:t>
             </w:r>
           </w:p>
@@ -4627,36 +4497,18 @@
             <w:pPr>
               <w:spacing w:after="0" w:line="240" w:lineRule="auto"/>
               <w:rPr>
+                <w:rFonts w:ascii="宋体" w:eastAsia="宋体" w:hAnsi="宋体" w:hint="eastAsia"/>
+                <w:sz w:val="21"/>
+                <w:szCs w:val="21"/>
+              </w:rPr>
+            </w:pPr>
+            <w:r>
+              <w:rPr>
                 <w:rFonts w:ascii="宋体" w:eastAsia="宋体" w:hAnsi="宋体"/>
                 <w:sz w:val="21"/>
                 <w:szCs w:val="21"/>
               </w:rPr>
-            </w:pPr>
-            <w:r>
-              <w:rPr>
-                <w:rFonts w:ascii="宋体" w:eastAsia="宋体" w:hAnsi="宋体"/>
-                <w:sz w:val="21"/>
-                <w:szCs w:val="21"/>
-              </w:rPr>
-              <w:t>标签显示样式、搜索输入</w:t>
-            </w:r>
-            <w:proofErr w:type="gramStart"/>
-            <w:r>
-              <w:rPr>
-                <w:rFonts w:ascii="宋体" w:eastAsia="宋体" w:hAnsi="宋体"/>
-                <w:sz w:val="21"/>
-                <w:szCs w:val="21"/>
-              </w:rPr>
-              <w:t>框功能</w:t>
-            </w:r>
-            <w:proofErr w:type="gramEnd"/>
-            <w:r>
-              <w:rPr>
-                <w:rFonts w:ascii="宋体" w:eastAsia="宋体" w:hAnsi="宋体"/>
-                <w:sz w:val="21"/>
-                <w:szCs w:val="21"/>
-              </w:rPr>
-              <w:t>是否直观</w:t>
+              <w:t>标签显示样式、搜索输入框功能是否直观</w:t>
             </w:r>
           </w:p>
         </w:tc>
@@ -4669,7 +4521,7 @@
             <w:pPr>
               <w:spacing w:after="0" w:line="240" w:lineRule="auto"/>
               <w:rPr>
-                <w:rFonts w:ascii="宋体" w:eastAsia="宋体" w:hAnsi="宋体"/>
+                <w:rFonts w:ascii="宋体" w:eastAsia="宋体" w:hAnsi="宋体" w:hint="eastAsia"/>
                 <w:sz w:val="21"/>
                 <w:szCs w:val="21"/>
               </w:rPr>
@@ -4693,7 +4545,7 @@
             <w:pPr>
               <w:spacing w:after="0" w:line="240" w:lineRule="auto"/>
               <w:rPr>
-                <w:rFonts w:ascii="宋体" w:eastAsia="宋体" w:hAnsi="宋体"/>
+                <w:rFonts w:ascii="宋体" w:eastAsia="宋体" w:hAnsi="宋体" w:hint="eastAsia"/>
                 <w:sz w:val="21"/>
                 <w:szCs w:val="21"/>
               </w:rPr>
@@ -4717,36 +4569,18 @@
             <w:pPr>
               <w:spacing w:after="0" w:line="240" w:lineRule="auto"/>
               <w:rPr>
+                <w:rFonts w:ascii="宋体" w:eastAsia="宋体" w:hAnsi="宋体" w:hint="eastAsia"/>
+                <w:sz w:val="21"/>
+                <w:szCs w:val="21"/>
+              </w:rPr>
+            </w:pPr>
+            <w:r>
+              <w:rPr>
                 <w:rFonts w:ascii="宋体" w:eastAsia="宋体" w:hAnsi="宋体"/>
                 <w:sz w:val="21"/>
                 <w:szCs w:val="21"/>
               </w:rPr>
-            </w:pPr>
-            <w:r>
-              <w:rPr>
-                <w:rFonts w:ascii="宋体" w:eastAsia="宋体" w:hAnsi="宋体"/>
-                <w:sz w:val="21"/>
-                <w:szCs w:val="21"/>
-              </w:rPr>
-              <w:t>测试不存在标签、无效关键词是否返回</w:t>
-            </w:r>
-            <w:proofErr w:type="gramStart"/>
-            <w:r>
-              <w:rPr>
-                <w:rFonts w:ascii="宋体" w:eastAsia="宋体" w:hAnsi="宋体"/>
-                <w:sz w:val="21"/>
-                <w:szCs w:val="21"/>
-              </w:rPr>
-              <w:t>空内容</w:t>
-            </w:r>
-            <w:proofErr w:type="gramEnd"/>
-            <w:r>
-              <w:rPr>
-                <w:rFonts w:ascii="宋体" w:eastAsia="宋体" w:hAnsi="宋体"/>
-                <w:sz w:val="21"/>
-                <w:szCs w:val="21"/>
-              </w:rPr>
-              <w:t>或错误提示</w:t>
+              <w:t>测试不存在标签、无效关键词是否返回空内容或错误提示</w:t>
             </w:r>
           </w:p>
         </w:tc>
@@ -4761,21 +4595,19 @@
             <w:pPr>
               <w:spacing w:after="0" w:line="240" w:lineRule="auto"/>
               <w:rPr>
+                <w:rFonts w:ascii="宋体" w:eastAsia="宋体" w:hAnsi="宋体" w:hint="eastAsia"/>
+                <w:sz w:val="21"/>
+                <w:szCs w:val="21"/>
+              </w:rPr>
+            </w:pPr>
+            <w:r>
+              <w:rPr>
                 <w:rFonts w:ascii="宋体" w:eastAsia="宋体" w:hAnsi="宋体"/>
                 <w:sz w:val="21"/>
                 <w:szCs w:val="21"/>
               </w:rPr>
-            </w:pPr>
-            <w:proofErr w:type="gramStart"/>
-            <w:r>
-              <w:rPr>
-                <w:rFonts w:ascii="宋体" w:eastAsia="宋体" w:hAnsi="宋体"/>
-                <w:sz w:val="21"/>
-                <w:szCs w:val="21"/>
-              </w:rPr>
               <w:t>推荐与置顶</w:t>
             </w:r>
-            <w:proofErr w:type="gramEnd"/>
           </w:p>
         </w:tc>
         <w:tc>
@@ -4787,28 +4619,18 @@
             <w:pPr>
               <w:spacing w:after="0" w:line="240" w:lineRule="auto"/>
               <w:rPr>
+                <w:rFonts w:ascii="宋体" w:eastAsia="宋体" w:hAnsi="宋体" w:hint="eastAsia"/>
+                <w:sz w:val="21"/>
+                <w:szCs w:val="21"/>
+              </w:rPr>
+            </w:pPr>
+            <w:r>
+              <w:rPr>
                 <w:rFonts w:ascii="宋体" w:eastAsia="宋体" w:hAnsi="宋体"/>
                 <w:sz w:val="21"/>
                 <w:szCs w:val="21"/>
               </w:rPr>
-            </w:pPr>
-            <w:proofErr w:type="gramStart"/>
-            <w:r>
-              <w:rPr>
-                <w:rFonts w:ascii="宋体" w:eastAsia="宋体" w:hAnsi="宋体"/>
-                <w:sz w:val="21"/>
-                <w:szCs w:val="21"/>
-              </w:rPr>
-              <w:t>推荐与置顶</w:t>
-            </w:r>
-            <w:proofErr w:type="gramEnd"/>
-            <w:r>
-              <w:rPr>
-                <w:rFonts w:ascii="宋体" w:eastAsia="宋体" w:hAnsi="宋体"/>
-                <w:sz w:val="21"/>
-                <w:szCs w:val="21"/>
-              </w:rPr>
-              <w:t>标识在列表中是否明显，首页排序是否正确</w:t>
+              <w:t>推荐与置顶标识在列表中是否明显，首页排序是否正确</w:t>
             </w:r>
           </w:p>
         </w:tc>
@@ -4821,29 +4643,19 @@
             <w:pPr>
               <w:spacing w:after="0" w:line="240" w:lineRule="auto"/>
               <w:rPr>
+                <w:rFonts w:ascii="宋体" w:eastAsia="宋体" w:hAnsi="宋体" w:hint="eastAsia"/>
+                <w:sz w:val="21"/>
+                <w:szCs w:val="21"/>
+              </w:rPr>
+            </w:pPr>
+            <w:r>
+              <w:rPr>
                 <w:rFonts w:ascii="宋体" w:eastAsia="宋体" w:hAnsi="宋体"/>
                 <w:sz w:val="21"/>
                 <w:szCs w:val="21"/>
               </w:rPr>
-            </w:pPr>
-            <w:r>
-              <w:rPr>
-                <w:rFonts w:ascii="宋体" w:eastAsia="宋体" w:hAnsi="宋体"/>
-                <w:sz w:val="21"/>
-                <w:szCs w:val="21"/>
-              </w:rPr>
-              <w:t>推荐权重、置顶优先逻辑是否会影响正常排序及分</w:t>
-            </w:r>
-            <w:proofErr w:type="gramStart"/>
-            <w:r>
-              <w:rPr>
-                <w:rFonts w:ascii="宋体" w:eastAsia="宋体" w:hAnsi="宋体"/>
-                <w:sz w:val="21"/>
-                <w:szCs w:val="21"/>
-              </w:rPr>
-              <w:t>页显示</w:t>
-            </w:r>
-            <w:proofErr w:type="gramEnd"/>
+              <w:t>推荐权重、置顶优先逻辑是否会影响正常排序及分页显示</w:t>
+            </w:r>
           </w:p>
         </w:tc>
         <w:tc>
@@ -4855,7 +4667,7 @@
             <w:pPr>
               <w:spacing w:after="0" w:line="240" w:lineRule="auto"/>
               <w:rPr>
-                <w:rFonts w:ascii="宋体" w:eastAsia="宋体" w:hAnsi="宋体"/>
+                <w:rFonts w:ascii="宋体" w:eastAsia="宋体" w:hAnsi="宋体" w:hint="eastAsia"/>
                 <w:sz w:val="21"/>
                 <w:szCs w:val="21"/>
               </w:rPr>
@@ -4879,36 +4691,18 @@
             <w:pPr>
               <w:spacing w:after="0" w:line="240" w:lineRule="auto"/>
               <w:rPr>
+                <w:rFonts w:ascii="宋体" w:eastAsia="宋体" w:hAnsi="宋体" w:hint="eastAsia"/>
+                <w:sz w:val="21"/>
+                <w:szCs w:val="21"/>
+              </w:rPr>
+            </w:pPr>
+            <w:r>
+              <w:rPr>
                 <w:rFonts w:ascii="宋体" w:eastAsia="宋体" w:hAnsi="宋体"/>
                 <w:sz w:val="21"/>
                 <w:szCs w:val="21"/>
               </w:rPr>
-            </w:pPr>
-            <w:r>
-              <w:rPr>
-                <w:rFonts w:ascii="宋体" w:eastAsia="宋体" w:hAnsi="宋体"/>
-                <w:sz w:val="21"/>
-                <w:szCs w:val="21"/>
-              </w:rPr>
-              <w:t>同时设置多条置顶资讯，检查排序一致性，撤销推荐或置</w:t>
-            </w:r>
-            <w:proofErr w:type="gramStart"/>
-            <w:r>
-              <w:rPr>
-                <w:rFonts w:ascii="宋体" w:eastAsia="宋体" w:hAnsi="宋体"/>
-                <w:sz w:val="21"/>
-                <w:szCs w:val="21"/>
-              </w:rPr>
-              <w:t>顶是否</w:t>
-            </w:r>
-            <w:proofErr w:type="gramEnd"/>
-            <w:r>
-              <w:rPr>
-                <w:rFonts w:ascii="宋体" w:eastAsia="宋体" w:hAnsi="宋体"/>
-                <w:sz w:val="21"/>
-                <w:szCs w:val="21"/>
-              </w:rPr>
-              <w:t>即时更新</w:t>
+              <w:t>同时设置多条置顶资讯，检查排序一致性，撤销推荐或置顶是否即时更新</w:t>
             </w:r>
           </w:p>
         </w:tc>
@@ -4923,7 +4717,7 @@
             <w:pPr>
               <w:spacing w:after="0" w:line="240" w:lineRule="auto"/>
               <w:rPr>
-                <w:rFonts w:ascii="宋体" w:eastAsia="宋体" w:hAnsi="宋体"/>
+                <w:rFonts w:ascii="宋体" w:eastAsia="宋体" w:hAnsi="宋体" w:hint="eastAsia"/>
                 <w:sz w:val="21"/>
                 <w:szCs w:val="21"/>
               </w:rPr>
@@ -4947,7 +4741,7 @@
             <w:pPr>
               <w:spacing w:after="0" w:line="240" w:lineRule="auto"/>
               <w:rPr>
-                <w:rFonts w:ascii="宋体" w:eastAsia="宋体" w:hAnsi="宋体"/>
+                <w:rFonts w:ascii="宋体" w:eastAsia="宋体" w:hAnsi="宋体" w:hint="eastAsia"/>
                 <w:sz w:val="21"/>
                 <w:szCs w:val="21"/>
               </w:rPr>
@@ -4971,7 +4765,7 @@
             <w:pPr>
               <w:spacing w:after="0" w:line="240" w:lineRule="auto"/>
               <w:rPr>
-                <w:rFonts w:ascii="宋体" w:eastAsia="宋体" w:hAnsi="宋体"/>
+                <w:rFonts w:ascii="宋体" w:eastAsia="宋体" w:hAnsi="宋体" w:hint="eastAsia"/>
                 <w:sz w:val="21"/>
                 <w:szCs w:val="21"/>
               </w:rPr>
@@ -4995,7 +4789,7 @@
             <w:pPr>
               <w:spacing w:after="0" w:line="240" w:lineRule="auto"/>
               <w:rPr>
-                <w:rFonts w:ascii="宋体" w:eastAsia="宋体" w:hAnsi="宋体"/>
+                <w:rFonts w:ascii="宋体" w:eastAsia="宋体" w:hAnsi="宋体" w:hint="eastAsia"/>
                 <w:sz w:val="21"/>
                 <w:szCs w:val="21"/>
               </w:rPr>
@@ -5019,7 +4813,7 @@
             <w:pPr>
               <w:spacing w:after="0" w:line="240" w:lineRule="auto"/>
               <w:rPr>
-                <w:rFonts w:ascii="宋体" w:eastAsia="宋体" w:hAnsi="宋体"/>
+                <w:rFonts w:ascii="宋体" w:eastAsia="宋体" w:hAnsi="宋体" w:hint="eastAsia"/>
                 <w:sz w:val="21"/>
                 <w:szCs w:val="21"/>
               </w:rPr>
@@ -5045,7 +4839,7 @@
             <w:pPr>
               <w:spacing w:after="0" w:line="240" w:lineRule="auto"/>
               <w:rPr>
-                <w:rFonts w:ascii="宋体" w:eastAsia="宋体" w:hAnsi="宋体"/>
+                <w:rFonts w:ascii="宋体" w:eastAsia="宋体" w:hAnsi="宋体" w:hint="eastAsia"/>
                 <w:sz w:val="21"/>
                 <w:szCs w:val="21"/>
               </w:rPr>
@@ -5069,7 +4863,7 @@
             <w:pPr>
               <w:spacing w:after="0" w:line="240" w:lineRule="auto"/>
               <w:rPr>
-                <w:rFonts w:ascii="宋体" w:eastAsia="宋体" w:hAnsi="宋体"/>
+                <w:rFonts w:ascii="宋体" w:eastAsia="宋体" w:hAnsi="宋体" w:hint="eastAsia"/>
                 <w:sz w:val="21"/>
                 <w:szCs w:val="21"/>
               </w:rPr>
@@ -5093,36 +4887,18 @@
             <w:pPr>
               <w:spacing w:after="0" w:line="240" w:lineRule="auto"/>
               <w:rPr>
+                <w:rFonts w:ascii="宋体" w:eastAsia="宋体" w:hAnsi="宋体" w:hint="eastAsia"/>
+                <w:sz w:val="21"/>
+                <w:szCs w:val="21"/>
+              </w:rPr>
+            </w:pPr>
+            <w:r>
+              <w:rPr>
                 <w:rFonts w:ascii="宋体" w:eastAsia="宋体" w:hAnsi="宋体"/>
                 <w:sz w:val="21"/>
                 <w:szCs w:val="21"/>
               </w:rPr>
-            </w:pPr>
-            <w:r>
-              <w:rPr>
-                <w:rFonts w:ascii="宋体" w:eastAsia="宋体" w:hAnsi="宋体"/>
-                <w:sz w:val="21"/>
-                <w:szCs w:val="21"/>
-              </w:rPr>
-              <w:t>表单校验逻辑（数值范围、时间</w:t>
-            </w:r>
-            <w:proofErr w:type="gramStart"/>
-            <w:r>
-              <w:rPr>
-                <w:rFonts w:ascii="宋体" w:eastAsia="宋体" w:hAnsi="宋体"/>
-                <w:sz w:val="21"/>
-                <w:szCs w:val="21"/>
-              </w:rPr>
-              <w:t>戳处理</w:t>
-            </w:r>
-            <w:proofErr w:type="gramEnd"/>
-            <w:r>
-              <w:rPr>
-                <w:rFonts w:ascii="宋体" w:eastAsia="宋体" w:hAnsi="宋体"/>
-                <w:sz w:val="21"/>
-                <w:szCs w:val="21"/>
-              </w:rPr>
-              <w:t>等）是否覆盖主要异常情况</w:t>
+              <w:t>表单校验逻辑（数值范围、时间戳处理等）是否覆盖主要异常情况</w:t>
             </w:r>
           </w:p>
         </w:tc>
@@ -5135,7 +4911,7 @@
             <w:pPr>
               <w:spacing w:after="0" w:line="240" w:lineRule="auto"/>
               <w:rPr>
-                <w:rFonts w:ascii="宋体" w:eastAsia="宋体" w:hAnsi="宋体"/>
+                <w:rFonts w:ascii="宋体" w:eastAsia="宋体" w:hAnsi="宋体" w:hint="eastAsia"/>
                 <w:sz w:val="21"/>
                 <w:szCs w:val="21"/>
               </w:rPr>
@@ -5159,7 +4935,7 @@
             <w:pPr>
               <w:spacing w:after="0" w:line="240" w:lineRule="auto"/>
               <w:rPr>
-                <w:rFonts w:ascii="宋体" w:eastAsia="宋体" w:hAnsi="宋体"/>
+                <w:rFonts w:ascii="宋体" w:eastAsia="宋体" w:hAnsi="宋体" w:hint="eastAsia"/>
                 <w:sz w:val="21"/>
                 <w:szCs w:val="21"/>
               </w:rPr>
@@ -5185,7 +4961,7 @@
             <w:pPr>
               <w:spacing w:after="0" w:line="240" w:lineRule="auto"/>
               <w:rPr>
-                <w:rFonts w:ascii="宋体" w:eastAsia="宋体" w:hAnsi="宋体"/>
+                <w:rFonts w:ascii="宋体" w:eastAsia="宋体" w:hAnsi="宋体" w:hint="eastAsia"/>
                 <w:sz w:val="21"/>
                 <w:szCs w:val="21"/>
               </w:rPr>
@@ -5209,7 +4985,7 @@
             <w:pPr>
               <w:spacing w:after="0" w:line="240" w:lineRule="auto"/>
               <w:rPr>
-                <w:rFonts w:ascii="宋体" w:eastAsia="宋体" w:hAnsi="宋体"/>
+                <w:rFonts w:ascii="宋体" w:eastAsia="宋体" w:hAnsi="宋体" w:hint="eastAsia"/>
                 <w:sz w:val="21"/>
                 <w:szCs w:val="21"/>
               </w:rPr>
@@ -5233,7 +5009,7 @@
             <w:pPr>
               <w:spacing w:after="0" w:line="240" w:lineRule="auto"/>
               <w:rPr>
-                <w:rFonts w:ascii="宋体" w:eastAsia="宋体" w:hAnsi="宋体"/>
+                <w:rFonts w:ascii="宋体" w:eastAsia="宋体" w:hAnsi="宋体" w:hint="eastAsia"/>
                 <w:sz w:val="21"/>
                 <w:szCs w:val="21"/>
               </w:rPr>
@@ -5257,7 +5033,7 @@
             <w:pPr>
               <w:spacing w:after="0" w:line="240" w:lineRule="auto"/>
               <w:rPr>
-                <w:rFonts w:ascii="宋体" w:eastAsia="宋体" w:hAnsi="宋体"/>
+                <w:rFonts w:ascii="宋体" w:eastAsia="宋体" w:hAnsi="宋体" w:hint="eastAsia"/>
                 <w:sz w:val="21"/>
                 <w:szCs w:val="21"/>
               </w:rPr>
@@ -5281,7 +5057,7 @@
             <w:pPr>
               <w:spacing w:after="0" w:line="240" w:lineRule="auto"/>
               <w:rPr>
-                <w:rFonts w:ascii="宋体" w:eastAsia="宋体" w:hAnsi="宋体"/>
+                <w:rFonts w:ascii="宋体" w:eastAsia="宋体" w:hAnsi="宋体" w:hint="eastAsia"/>
                 <w:sz w:val="21"/>
                 <w:szCs w:val="21"/>
               </w:rPr>
@@ -5307,7 +5083,7 @@
             <w:pPr>
               <w:spacing w:after="0" w:line="240" w:lineRule="auto"/>
               <w:rPr>
-                <w:rFonts w:ascii="宋体" w:eastAsia="宋体" w:hAnsi="宋体"/>
+                <w:rFonts w:ascii="宋体" w:eastAsia="宋体" w:hAnsi="宋体" w:hint="eastAsia"/>
                 <w:sz w:val="21"/>
                 <w:szCs w:val="21"/>
               </w:rPr>
@@ -5331,7 +5107,7 @@
             <w:pPr>
               <w:spacing w:after="0" w:line="240" w:lineRule="auto"/>
               <w:rPr>
-                <w:rFonts w:ascii="宋体" w:eastAsia="宋体" w:hAnsi="宋体"/>
+                <w:rFonts w:ascii="宋体" w:eastAsia="宋体" w:hAnsi="宋体" w:hint="eastAsia"/>
                 <w:sz w:val="21"/>
                 <w:szCs w:val="21"/>
               </w:rPr>
@@ -5355,7 +5131,7 @@
             <w:pPr>
               <w:spacing w:after="0" w:line="240" w:lineRule="auto"/>
               <w:rPr>
-                <w:rFonts w:ascii="宋体" w:eastAsia="宋体" w:hAnsi="宋体"/>
+                <w:rFonts w:ascii="宋体" w:eastAsia="宋体" w:hAnsi="宋体" w:hint="eastAsia"/>
                 <w:sz w:val="21"/>
                 <w:szCs w:val="21"/>
               </w:rPr>
@@ -5379,7 +5155,7 @@
             <w:pPr>
               <w:spacing w:after="0" w:line="240" w:lineRule="auto"/>
               <w:rPr>
-                <w:rFonts w:ascii="宋体" w:eastAsia="宋体" w:hAnsi="宋体"/>
+                <w:rFonts w:ascii="宋体" w:eastAsia="宋体" w:hAnsi="宋体" w:hint="eastAsia"/>
                 <w:sz w:val="21"/>
                 <w:szCs w:val="21"/>
               </w:rPr>
@@ -5403,7 +5179,7 @@
             <w:pPr>
               <w:spacing w:after="0" w:line="240" w:lineRule="auto"/>
               <w:rPr>
-                <w:rFonts w:ascii="宋体" w:eastAsia="宋体" w:hAnsi="宋体"/>
+                <w:rFonts w:ascii="宋体" w:eastAsia="宋体" w:hAnsi="宋体" w:hint="eastAsia"/>
                 <w:sz w:val="21"/>
                 <w:szCs w:val="21"/>
               </w:rPr>
@@ -5429,7 +5205,7 @@
             <w:pPr>
               <w:spacing w:after="0" w:line="240" w:lineRule="auto"/>
               <w:rPr>
-                <w:rFonts w:ascii="宋体" w:eastAsia="宋体" w:hAnsi="宋体"/>
+                <w:rFonts w:ascii="宋体" w:eastAsia="宋体" w:hAnsi="宋体" w:hint="eastAsia"/>
                 <w:sz w:val="21"/>
                 <w:szCs w:val="21"/>
               </w:rPr>
@@ -5453,36 +5229,18 @@
             <w:pPr>
               <w:spacing w:after="0" w:line="240" w:lineRule="auto"/>
               <w:rPr>
+                <w:rFonts w:ascii="宋体" w:eastAsia="宋体" w:hAnsi="宋体" w:hint="eastAsia"/>
+                <w:sz w:val="21"/>
+                <w:szCs w:val="21"/>
+              </w:rPr>
+            </w:pPr>
+            <w:r>
+              <w:rPr>
                 <w:rFonts w:ascii="宋体" w:eastAsia="宋体" w:hAnsi="宋体"/>
                 <w:sz w:val="21"/>
                 <w:szCs w:val="21"/>
               </w:rPr>
-            </w:pPr>
-            <w:r>
-              <w:rPr>
-                <w:rFonts w:ascii="宋体" w:eastAsia="宋体" w:hAnsi="宋体"/>
-                <w:sz w:val="21"/>
-                <w:szCs w:val="21"/>
-              </w:rPr>
-              <w:t>WebSocket 通道建立与断开重</w:t>
-            </w:r>
-            <w:proofErr w:type="gramStart"/>
-            <w:r>
-              <w:rPr>
-                <w:rFonts w:ascii="宋体" w:eastAsia="宋体" w:hAnsi="宋体"/>
-                <w:sz w:val="21"/>
-                <w:szCs w:val="21"/>
-              </w:rPr>
-              <w:t>连机制</w:t>
-            </w:r>
-            <w:proofErr w:type="gramEnd"/>
-            <w:r>
-              <w:rPr>
-                <w:rFonts w:ascii="宋体" w:eastAsia="宋体" w:hAnsi="宋体"/>
-                <w:sz w:val="21"/>
-                <w:szCs w:val="21"/>
-              </w:rPr>
-              <w:t>是否健全</w:t>
+              <w:t>WebSocket 通道建立与断开重连机制是否健全</w:t>
             </w:r>
           </w:p>
         </w:tc>
@@ -5495,18 +5253,27 @@
             <w:pPr>
               <w:spacing w:after="0" w:line="240" w:lineRule="auto"/>
               <w:rPr>
+                <w:rFonts w:ascii="宋体" w:eastAsia="宋体" w:hAnsi="宋体" w:hint="eastAsia"/>
+                <w:sz w:val="21"/>
+                <w:szCs w:val="21"/>
+              </w:rPr>
+            </w:pPr>
+            <w:r>
+              <w:rPr>
                 <w:rFonts w:ascii="宋体" w:eastAsia="宋体" w:hAnsi="宋体"/>
                 <w:sz w:val="21"/>
                 <w:szCs w:val="21"/>
               </w:rPr>
-            </w:pPr>
+              <w:t>服务端推送触发条件、异常处理逻辑与前端监听</w:t>
+            </w:r>
             <w:r>
               <w:rPr>
                 <w:rFonts w:ascii="宋体" w:eastAsia="宋体" w:hAnsi="宋体"/>
                 <w:sz w:val="21"/>
                 <w:szCs w:val="21"/>
               </w:rPr>
-              <w:t>服务端推送触发条件、异常处理逻辑与前端监听策略</w:t>
+              <w:lastRenderedPageBreak/>
+              <w:t>策略</w:t>
             </w:r>
           </w:p>
         </w:tc>
@@ -5519,36 +5286,28 @@
             <w:pPr>
               <w:spacing w:after="0" w:line="240" w:lineRule="auto"/>
               <w:rPr>
+                <w:rFonts w:ascii="宋体" w:eastAsia="宋体" w:hAnsi="宋体" w:hint="eastAsia"/>
+                <w:sz w:val="21"/>
+                <w:szCs w:val="21"/>
+              </w:rPr>
+            </w:pPr>
+            <w:r>
+              <w:rPr>
                 <w:rFonts w:ascii="宋体" w:eastAsia="宋体" w:hAnsi="宋体"/>
                 <w:sz w:val="21"/>
                 <w:szCs w:val="21"/>
               </w:rPr>
-            </w:pPr>
+              <w:lastRenderedPageBreak/>
+              <w:t>评论被回复后，实时收到弹窗提示，红点标记显</w:t>
+            </w:r>
             <w:r>
               <w:rPr>
                 <w:rFonts w:ascii="宋体" w:eastAsia="宋体" w:hAnsi="宋体"/>
                 <w:sz w:val="21"/>
                 <w:szCs w:val="21"/>
               </w:rPr>
-              <w:t>评论被回复后，实时</w:t>
-            </w:r>
-            <w:proofErr w:type="gramStart"/>
-            <w:r>
-              <w:rPr>
-                <w:rFonts w:ascii="宋体" w:eastAsia="宋体" w:hAnsi="宋体"/>
-                <w:sz w:val="21"/>
-                <w:szCs w:val="21"/>
-              </w:rPr>
-              <w:t>收到弹窗提示</w:t>
-            </w:r>
-            <w:proofErr w:type="gramEnd"/>
-            <w:r>
-              <w:rPr>
-                <w:rFonts w:ascii="宋体" w:eastAsia="宋体" w:hAnsi="宋体"/>
-                <w:sz w:val="21"/>
-                <w:szCs w:val="21"/>
-              </w:rPr>
-              <w:t>，红点标记显示未读数量</w:t>
+              <w:lastRenderedPageBreak/>
+              <w:t>示未读数量</w:t>
             </w:r>
           </w:p>
         </w:tc>
@@ -5561,18 +5320,28 @@
             <w:pPr>
               <w:spacing w:after="0" w:line="240" w:lineRule="auto"/>
               <w:rPr>
+                <w:rFonts w:ascii="宋体" w:eastAsia="宋体" w:hAnsi="宋体" w:hint="eastAsia"/>
+                <w:sz w:val="21"/>
+                <w:szCs w:val="21"/>
+              </w:rPr>
+            </w:pPr>
+            <w:r>
+              <w:rPr>
                 <w:rFonts w:ascii="宋体" w:eastAsia="宋体" w:hAnsi="宋体"/>
                 <w:sz w:val="21"/>
                 <w:szCs w:val="21"/>
               </w:rPr>
-            </w:pPr>
+              <w:lastRenderedPageBreak/>
+              <w:t>断开网络再恢复，验证是否能重连并接收消</w:t>
+            </w:r>
             <w:r>
               <w:rPr>
                 <w:rFonts w:ascii="宋体" w:eastAsia="宋体" w:hAnsi="宋体"/>
                 <w:sz w:val="21"/>
                 <w:szCs w:val="21"/>
               </w:rPr>
-              <w:t>断开网络再恢复，验证是否能重连并接收消息，浏览器兼容性检查</w:t>
+              <w:lastRenderedPageBreak/>
+              <w:t>息，浏览器兼容性检查</w:t>
             </w:r>
           </w:p>
         </w:tc>
@@ -5587,17 +5356,18 @@
             <w:pPr>
               <w:spacing w:after="0" w:line="240" w:lineRule="auto"/>
               <w:rPr>
+                <w:rFonts w:ascii="宋体" w:eastAsia="宋体" w:hAnsi="宋体" w:hint="eastAsia"/>
+                <w:sz w:val="21"/>
+                <w:szCs w:val="21"/>
+              </w:rPr>
+            </w:pPr>
+            <w:r>
+              <w:rPr>
                 <w:rFonts w:ascii="宋体" w:eastAsia="宋体" w:hAnsi="宋体"/>
                 <w:sz w:val="21"/>
                 <w:szCs w:val="21"/>
               </w:rPr>
-            </w:pPr>
-            <w:r>
-              <w:rPr>
-                <w:rFonts w:ascii="宋体" w:eastAsia="宋体" w:hAnsi="宋体"/>
-                <w:sz w:val="21"/>
-                <w:szCs w:val="21"/>
-              </w:rPr>
+              <w:lastRenderedPageBreak/>
               <w:t>消息列表与详情</w:t>
             </w:r>
           </w:p>
@@ -5611,36 +5381,18 @@
             <w:pPr>
               <w:spacing w:after="0" w:line="240" w:lineRule="auto"/>
               <w:rPr>
+                <w:rFonts w:ascii="宋体" w:eastAsia="宋体" w:hAnsi="宋体" w:hint="eastAsia"/>
+                <w:sz w:val="21"/>
+                <w:szCs w:val="21"/>
+              </w:rPr>
+            </w:pPr>
+            <w:r>
+              <w:rPr>
                 <w:rFonts w:ascii="宋体" w:eastAsia="宋体" w:hAnsi="宋体"/>
                 <w:sz w:val="21"/>
                 <w:szCs w:val="21"/>
               </w:rPr>
-            </w:pPr>
-            <w:r>
-              <w:rPr>
-                <w:rFonts w:ascii="宋体" w:eastAsia="宋体" w:hAnsi="宋体"/>
-                <w:sz w:val="21"/>
-                <w:szCs w:val="21"/>
-              </w:rPr>
-              <w:t>消息分</w:t>
-            </w:r>
-            <w:proofErr w:type="gramStart"/>
-            <w:r>
-              <w:rPr>
-                <w:rFonts w:ascii="宋体" w:eastAsia="宋体" w:hAnsi="宋体"/>
-                <w:sz w:val="21"/>
-                <w:szCs w:val="21"/>
-              </w:rPr>
-              <w:t>页展示</w:t>
-            </w:r>
-            <w:proofErr w:type="gramEnd"/>
-            <w:r>
-              <w:rPr>
-                <w:rFonts w:ascii="宋体" w:eastAsia="宋体" w:hAnsi="宋体"/>
-                <w:sz w:val="21"/>
-                <w:szCs w:val="21"/>
-              </w:rPr>
-              <w:t>是否流畅，详情页跳转是否准确</w:t>
+              <w:t>消息分页展示是否流畅，详情页跳转是否准确</w:t>
             </w:r>
           </w:p>
         </w:tc>
@@ -5653,7 +5405,7 @@
             <w:pPr>
               <w:spacing w:after="0" w:line="240" w:lineRule="auto"/>
               <w:rPr>
-                <w:rFonts w:ascii="宋体" w:eastAsia="宋体" w:hAnsi="宋体"/>
+                <w:rFonts w:ascii="宋体" w:eastAsia="宋体" w:hAnsi="宋体" w:hint="eastAsia"/>
                 <w:sz w:val="21"/>
                 <w:szCs w:val="21"/>
               </w:rPr>
@@ -5677,7 +5429,7 @@
             <w:pPr>
               <w:spacing w:after="0" w:line="240" w:lineRule="auto"/>
               <w:rPr>
-                <w:rFonts w:ascii="宋体" w:eastAsia="宋体" w:hAnsi="宋体"/>
+                <w:rFonts w:ascii="宋体" w:eastAsia="宋体" w:hAnsi="宋体" w:hint="eastAsia"/>
                 <w:sz w:val="21"/>
                 <w:szCs w:val="21"/>
               </w:rPr>
@@ -5701,36 +5453,18 @@
             <w:pPr>
               <w:spacing w:after="0" w:line="240" w:lineRule="auto"/>
               <w:rPr>
+                <w:rFonts w:ascii="宋体" w:eastAsia="宋体" w:hAnsi="宋体" w:hint="eastAsia"/>
+                <w:sz w:val="21"/>
+                <w:szCs w:val="21"/>
+              </w:rPr>
+            </w:pPr>
+            <w:r>
+              <w:rPr>
                 <w:rFonts w:ascii="宋体" w:eastAsia="宋体" w:hAnsi="宋体"/>
                 <w:sz w:val="21"/>
                 <w:szCs w:val="21"/>
               </w:rPr>
-            </w:pPr>
-            <w:r>
-              <w:rPr>
-                <w:rFonts w:ascii="宋体" w:eastAsia="宋体" w:hAnsi="宋体"/>
-                <w:sz w:val="21"/>
-                <w:szCs w:val="21"/>
-              </w:rPr>
-              <w:t>快速翻页操作测试性能，查看历史</w:t>
-            </w:r>
-            <w:proofErr w:type="gramStart"/>
-            <w:r>
-              <w:rPr>
-                <w:rFonts w:ascii="宋体" w:eastAsia="宋体" w:hAnsi="宋体"/>
-                <w:sz w:val="21"/>
-                <w:szCs w:val="21"/>
-              </w:rPr>
-              <w:t>消息时链接应</w:t>
-            </w:r>
-            <w:proofErr w:type="gramEnd"/>
-            <w:r>
-              <w:rPr>
-                <w:rFonts w:ascii="宋体" w:eastAsia="宋体" w:hAnsi="宋体"/>
-                <w:sz w:val="21"/>
-                <w:szCs w:val="21"/>
-              </w:rPr>
-              <w:t>仍可访问</w:t>
+              <w:t>快速翻页操作测试性能，查看历史消息时链接应仍可访问</w:t>
             </w:r>
           </w:p>
         </w:tc>
@@ -5745,27 +5479,18 @@
             <w:pPr>
               <w:spacing w:after="0" w:line="240" w:lineRule="auto"/>
               <w:rPr>
+                <w:rFonts w:ascii="宋体" w:eastAsia="宋体" w:hAnsi="宋体" w:hint="eastAsia"/>
+                <w:sz w:val="21"/>
+                <w:szCs w:val="21"/>
+              </w:rPr>
+            </w:pPr>
+            <w:r>
+              <w:rPr>
                 <w:rFonts w:ascii="宋体" w:eastAsia="宋体" w:hAnsi="宋体"/>
                 <w:sz w:val="21"/>
                 <w:szCs w:val="21"/>
               </w:rPr>
-            </w:pPr>
-            <w:r>
-              <w:rPr>
-                <w:rFonts w:ascii="宋体" w:eastAsia="宋体" w:hAnsi="宋体"/>
-                <w:sz w:val="21"/>
-                <w:szCs w:val="21"/>
-              </w:rPr>
-              <w:t xml:space="preserve">AI </w:t>
-            </w:r>
-            <w:r>
-              <w:rPr>
-                <w:rFonts w:ascii="宋体" w:eastAsia="宋体" w:hAnsi="宋体"/>
-                <w:sz w:val="21"/>
-                <w:szCs w:val="21"/>
-              </w:rPr>
-              <w:lastRenderedPageBreak/>
-              <w:t>问答</w:t>
+              <w:t>AI 问答</w:t>
             </w:r>
           </w:p>
         </w:tc>
@@ -5778,28 +5503,18 @@
             <w:pPr>
               <w:spacing w:after="0" w:line="240" w:lineRule="auto"/>
               <w:rPr>
+                <w:rFonts w:ascii="宋体" w:eastAsia="宋体" w:hAnsi="宋体" w:hint="eastAsia"/>
+                <w:sz w:val="21"/>
+                <w:szCs w:val="21"/>
+              </w:rPr>
+            </w:pPr>
+            <w:r>
+              <w:rPr>
                 <w:rFonts w:ascii="宋体" w:eastAsia="宋体" w:hAnsi="宋体"/>
                 <w:sz w:val="21"/>
                 <w:szCs w:val="21"/>
               </w:rPr>
-            </w:pPr>
-            <w:r>
-              <w:rPr>
-                <w:rFonts w:ascii="宋体" w:eastAsia="宋体" w:hAnsi="宋体"/>
-                <w:sz w:val="21"/>
-                <w:szCs w:val="21"/>
-              </w:rPr>
-              <w:lastRenderedPageBreak/>
-              <w:t>输入框、提交按</w:t>
-            </w:r>
-            <w:r>
-              <w:rPr>
-                <w:rFonts w:ascii="宋体" w:eastAsia="宋体" w:hAnsi="宋体"/>
-                <w:sz w:val="21"/>
-                <w:szCs w:val="21"/>
-              </w:rPr>
-              <w:lastRenderedPageBreak/>
-              <w:t>钮、答案区域是否排版清晰，响应是否顺畅</w:t>
+              <w:t>输入框、提交按钮、答案区域是否排版清晰，响应是否顺畅</w:t>
             </w:r>
           </w:p>
         </w:tc>
@@ -5812,28 +5527,18 @@
             <w:pPr>
               <w:spacing w:after="0" w:line="240" w:lineRule="auto"/>
               <w:rPr>
+                <w:rFonts w:ascii="宋体" w:eastAsia="宋体" w:hAnsi="宋体" w:hint="eastAsia"/>
+                <w:sz w:val="21"/>
+                <w:szCs w:val="21"/>
+              </w:rPr>
+            </w:pPr>
+            <w:r>
+              <w:rPr>
                 <w:rFonts w:ascii="宋体" w:eastAsia="宋体" w:hAnsi="宋体"/>
                 <w:sz w:val="21"/>
                 <w:szCs w:val="21"/>
               </w:rPr>
-            </w:pPr>
-            <w:r>
-              <w:rPr>
-                <w:rFonts w:ascii="宋体" w:eastAsia="宋体" w:hAnsi="宋体"/>
-                <w:sz w:val="21"/>
-                <w:szCs w:val="21"/>
-              </w:rPr>
-              <w:lastRenderedPageBreak/>
-              <w:t>API 调用、</w:t>
-            </w:r>
-            <w:r>
-              <w:rPr>
-                <w:rFonts w:ascii="宋体" w:eastAsia="宋体" w:hAnsi="宋体"/>
-                <w:sz w:val="21"/>
-                <w:szCs w:val="21"/>
-              </w:rPr>
-              <w:lastRenderedPageBreak/>
-              <w:t>WebSocket 流式通信、问答缓存结构是否合理</w:t>
+              <w:t>API 调用、WebSocket 流式通信、问答缓存结构是否合理</w:t>
             </w:r>
           </w:p>
         </w:tc>
@@ -5846,28 +5551,18 @@
             <w:pPr>
               <w:spacing w:after="0" w:line="240" w:lineRule="auto"/>
               <w:rPr>
+                <w:rFonts w:ascii="宋体" w:eastAsia="宋体" w:hAnsi="宋体" w:hint="eastAsia"/>
+                <w:sz w:val="21"/>
+                <w:szCs w:val="21"/>
+              </w:rPr>
+            </w:pPr>
+            <w:r>
+              <w:rPr>
                 <w:rFonts w:ascii="宋体" w:eastAsia="宋体" w:hAnsi="宋体"/>
                 <w:sz w:val="21"/>
                 <w:szCs w:val="21"/>
               </w:rPr>
-            </w:pPr>
-            <w:r>
-              <w:rPr>
-                <w:rFonts w:ascii="宋体" w:eastAsia="宋体" w:hAnsi="宋体"/>
-                <w:sz w:val="21"/>
-                <w:szCs w:val="21"/>
-              </w:rPr>
-              <w:lastRenderedPageBreak/>
-              <w:t>用户输入问题，</w:t>
-            </w:r>
-            <w:r>
-              <w:rPr>
-                <w:rFonts w:ascii="宋体" w:eastAsia="宋体" w:hAnsi="宋体"/>
-                <w:sz w:val="21"/>
-                <w:szCs w:val="21"/>
-              </w:rPr>
-              <w:lastRenderedPageBreak/>
-              <w:t>AI 持续流式返回回答内容，支持上下文连续提问</w:t>
+              <w:t>用户输入问题，AI 持续流式返回回答内容，支持上下文连续提问</w:t>
             </w:r>
           </w:p>
         </w:tc>
@@ -5880,46 +5575,18 @@
             <w:pPr>
               <w:spacing w:after="0" w:line="240" w:lineRule="auto"/>
               <w:rPr>
+                <w:rFonts w:ascii="宋体" w:eastAsia="宋体" w:hAnsi="宋体" w:hint="eastAsia"/>
+                <w:sz w:val="21"/>
+                <w:szCs w:val="21"/>
+              </w:rPr>
+            </w:pPr>
+            <w:r>
+              <w:rPr>
                 <w:rFonts w:ascii="宋体" w:eastAsia="宋体" w:hAnsi="宋体"/>
                 <w:sz w:val="21"/>
                 <w:szCs w:val="21"/>
               </w:rPr>
-            </w:pPr>
-            <w:r>
-              <w:rPr>
-                <w:rFonts w:ascii="宋体" w:eastAsia="宋体" w:hAnsi="宋体"/>
-                <w:sz w:val="21"/>
-                <w:szCs w:val="21"/>
-              </w:rPr>
-              <w:lastRenderedPageBreak/>
-              <w:t>中断网络后是否</w:t>
-            </w:r>
-            <w:r>
-              <w:rPr>
-                <w:rFonts w:ascii="宋体" w:eastAsia="宋体" w:hAnsi="宋体"/>
-                <w:sz w:val="21"/>
-                <w:szCs w:val="21"/>
-              </w:rPr>
-              <w:lastRenderedPageBreak/>
-              <w:t>重连、提交</w:t>
-            </w:r>
-            <w:proofErr w:type="gramStart"/>
-            <w:r>
-              <w:rPr>
-                <w:rFonts w:ascii="宋体" w:eastAsia="宋体" w:hAnsi="宋体"/>
-                <w:sz w:val="21"/>
-                <w:szCs w:val="21"/>
-              </w:rPr>
-              <w:t>空问题</w:t>
-            </w:r>
-            <w:proofErr w:type="gramEnd"/>
-            <w:r>
-              <w:rPr>
-                <w:rFonts w:ascii="宋体" w:eastAsia="宋体" w:hAnsi="宋体"/>
-                <w:sz w:val="21"/>
-                <w:szCs w:val="21"/>
-              </w:rPr>
-              <w:t>时系统是否拦截，连续对话记录能否正确保存</w:t>
+              <w:t>中断网络后是否重连、提交空问题时系统是否拦截，连续对话记录能否正确保存</w:t>
             </w:r>
           </w:p>
         </w:tc>
@@ -5934,18 +5601,17 @@
             <w:pPr>
               <w:spacing w:after="0" w:line="240" w:lineRule="auto"/>
               <w:rPr>
+                <w:rFonts w:ascii="宋体" w:eastAsia="宋体" w:hAnsi="宋体" w:hint="eastAsia"/>
+                <w:sz w:val="21"/>
+                <w:szCs w:val="21"/>
+              </w:rPr>
+            </w:pPr>
+            <w:r>
+              <w:rPr>
                 <w:rFonts w:ascii="宋体" w:eastAsia="宋体" w:hAnsi="宋体"/>
                 <w:sz w:val="21"/>
                 <w:szCs w:val="21"/>
               </w:rPr>
-            </w:pPr>
-            <w:r>
-              <w:rPr>
-                <w:rFonts w:ascii="宋体" w:eastAsia="宋体" w:hAnsi="宋体"/>
-                <w:sz w:val="21"/>
-                <w:szCs w:val="21"/>
-              </w:rPr>
-              <w:lastRenderedPageBreak/>
               <w:t>首页可视化看板</w:t>
             </w:r>
           </w:p>
@@ -5959,7 +5625,7 @@
             <w:pPr>
               <w:spacing w:after="0" w:line="240" w:lineRule="auto"/>
               <w:rPr>
-                <w:rFonts w:ascii="宋体" w:eastAsia="宋体" w:hAnsi="宋体"/>
+                <w:rFonts w:ascii="宋体" w:eastAsia="宋体" w:hAnsi="宋体" w:hint="eastAsia"/>
                 <w:sz w:val="21"/>
                 <w:szCs w:val="21"/>
               </w:rPr>
@@ -5983,7 +5649,7 @@
             <w:pPr>
               <w:spacing w:after="0" w:line="240" w:lineRule="auto"/>
               <w:rPr>
-                <w:rFonts w:ascii="宋体" w:eastAsia="宋体" w:hAnsi="宋体"/>
+                <w:rFonts w:ascii="宋体" w:eastAsia="宋体" w:hAnsi="宋体" w:hint="eastAsia"/>
                 <w:sz w:val="21"/>
                 <w:szCs w:val="21"/>
               </w:rPr>
@@ -6007,7 +5673,7 @@
             <w:pPr>
               <w:spacing w:after="0" w:line="240" w:lineRule="auto"/>
               <w:rPr>
-                <w:rFonts w:ascii="宋体" w:eastAsia="宋体" w:hAnsi="宋体"/>
+                <w:rFonts w:ascii="宋体" w:eastAsia="宋体" w:hAnsi="宋体" w:hint="eastAsia"/>
                 <w:sz w:val="21"/>
                 <w:szCs w:val="21"/>
               </w:rPr>
@@ -6031,7 +5697,7 @@
             <w:pPr>
               <w:spacing w:after="0" w:line="240" w:lineRule="auto"/>
               <w:rPr>
-                <w:rFonts w:ascii="宋体" w:eastAsia="宋体" w:hAnsi="宋体"/>
+                <w:rFonts w:ascii="宋体" w:eastAsia="宋体" w:hAnsi="宋体" w:hint="eastAsia"/>
                 <w:sz w:val="21"/>
                 <w:szCs w:val="21"/>
               </w:rPr>
@@ -6057,7 +5723,7 @@
             <w:pPr>
               <w:spacing w:after="0" w:line="240" w:lineRule="auto"/>
               <w:rPr>
-                <w:rFonts w:ascii="宋体" w:eastAsia="宋体" w:hAnsi="宋体"/>
+                <w:rFonts w:ascii="宋体" w:eastAsia="宋体" w:hAnsi="宋体" w:hint="eastAsia"/>
                 <w:sz w:val="21"/>
                 <w:szCs w:val="21"/>
               </w:rPr>
@@ -6081,7 +5747,7 @@
             <w:pPr>
               <w:spacing w:after="0" w:line="240" w:lineRule="auto"/>
               <w:rPr>
-                <w:rFonts w:ascii="宋体" w:eastAsia="宋体" w:hAnsi="宋体"/>
+                <w:rFonts w:ascii="宋体" w:eastAsia="宋体" w:hAnsi="宋体" w:hint="eastAsia"/>
                 <w:sz w:val="21"/>
                 <w:szCs w:val="21"/>
               </w:rPr>
@@ -6105,7 +5771,7 @@
             <w:pPr>
               <w:spacing w:after="0" w:line="240" w:lineRule="auto"/>
               <w:rPr>
-                <w:rFonts w:ascii="宋体" w:eastAsia="宋体" w:hAnsi="宋体"/>
+                <w:rFonts w:ascii="宋体" w:eastAsia="宋体" w:hAnsi="宋体" w:hint="eastAsia"/>
                 <w:sz w:val="21"/>
                 <w:szCs w:val="21"/>
               </w:rPr>
@@ -6129,7 +5795,7 @@
             <w:pPr>
               <w:spacing w:after="0" w:line="240" w:lineRule="auto"/>
               <w:rPr>
-                <w:rFonts w:ascii="宋体" w:eastAsia="宋体" w:hAnsi="宋体"/>
+                <w:rFonts w:ascii="宋体" w:eastAsia="宋体" w:hAnsi="宋体" w:hint="eastAsia"/>
                 <w:sz w:val="21"/>
                 <w:szCs w:val="21"/>
               </w:rPr>
@@ -6153,7 +5819,7 @@
             <w:pPr>
               <w:spacing w:after="0" w:line="240" w:lineRule="auto"/>
               <w:rPr>
-                <w:rFonts w:ascii="宋体" w:eastAsia="宋体" w:hAnsi="宋体"/>
+                <w:rFonts w:ascii="宋体" w:eastAsia="宋体" w:hAnsi="宋体" w:hint="eastAsia"/>
                 <w:sz w:val="21"/>
                 <w:szCs w:val="21"/>
               </w:rPr>
@@ -6179,7 +5845,7 @@
             <w:pPr>
               <w:spacing w:after="0" w:line="240" w:lineRule="auto"/>
               <w:rPr>
-                <w:rFonts w:ascii="宋体" w:eastAsia="宋体" w:hAnsi="宋体"/>
+                <w:rFonts w:ascii="宋体" w:eastAsia="宋体" w:hAnsi="宋体" w:hint="eastAsia"/>
                 <w:sz w:val="21"/>
                 <w:szCs w:val="21"/>
               </w:rPr>
@@ -6203,7 +5869,7 @@
             <w:pPr>
               <w:spacing w:after="0" w:line="240" w:lineRule="auto"/>
               <w:rPr>
-                <w:rFonts w:ascii="宋体" w:eastAsia="宋体" w:hAnsi="宋体"/>
+                <w:rFonts w:ascii="宋体" w:eastAsia="宋体" w:hAnsi="宋体" w:hint="eastAsia"/>
                 <w:sz w:val="21"/>
                 <w:szCs w:val="21"/>
               </w:rPr>
@@ -6227,7 +5893,7 @@
             <w:pPr>
               <w:spacing w:after="0" w:line="240" w:lineRule="auto"/>
               <w:rPr>
-                <w:rFonts w:ascii="宋体" w:eastAsia="宋体" w:hAnsi="宋体"/>
+                <w:rFonts w:ascii="宋体" w:eastAsia="宋体" w:hAnsi="宋体" w:hint="eastAsia"/>
                 <w:sz w:val="21"/>
                 <w:szCs w:val="21"/>
               </w:rPr>
@@ -6251,7 +5917,7 @@
             <w:pPr>
               <w:spacing w:after="0" w:line="240" w:lineRule="auto"/>
               <w:rPr>
-                <w:rFonts w:ascii="宋体" w:eastAsia="宋体" w:hAnsi="宋体"/>
+                <w:rFonts w:ascii="宋体" w:eastAsia="宋体" w:hAnsi="宋体" w:hint="eastAsia"/>
                 <w:sz w:val="21"/>
                 <w:szCs w:val="21"/>
               </w:rPr>
@@ -6275,7 +5941,7 @@
             <w:pPr>
               <w:spacing w:after="0" w:line="240" w:lineRule="auto"/>
               <w:rPr>
-                <w:rFonts w:ascii="宋体" w:eastAsia="宋体" w:hAnsi="宋体"/>
+                <w:rFonts w:ascii="宋体" w:eastAsia="宋体" w:hAnsi="宋体" w:hint="eastAsia"/>
                 <w:sz w:val="21"/>
                 <w:szCs w:val="21"/>
               </w:rPr>
@@ -6301,7 +5967,7 @@
             <w:pPr>
               <w:spacing w:after="0" w:line="240" w:lineRule="auto"/>
               <w:rPr>
-                <w:rFonts w:ascii="宋体" w:eastAsia="宋体" w:hAnsi="宋体"/>
+                <w:rFonts w:ascii="宋体" w:eastAsia="宋体" w:hAnsi="宋体" w:hint="eastAsia"/>
                 <w:sz w:val="21"/>
                 <w:szCs w:val="21"/>
               </w:rPr>
@@ -6325,7 +5991,7 @@
             <w:pPr>
               <w:spacing w:after="0" w:line="240" w:lineRule="auto"/>
               <w:rPr>
-                <w:rFonts w:ascii="宋体" w:eastAsia="宋体" w:hAnsi="宋体"/>
+                <w:rFonts w:ascii="宋体" w:eastAsia="宋体" w:hAnsi="宋体" w:hint="eastAsia"/>
                 <w:sz w:val="21"/>
                 <w:szCs w:val="21"/>
               </w:rPr>
@@ -6349,7 +6015,7 @@
             <w:pPr>
               <w:spacing w:after="0" w:line="240" w:lineRule="auto"/>
               <w:rPr>
-                <w:rFonts w:ascii="宋体" w:eastAsia="宋体" w:hAnsi="宋体"/>
+                <w:rFonts w:ascii="宋体" w:eastAsia="宋体" w:hAnsi="宋体" w:hint="eastAsia"/>
                 <w:sz w:val="21"/>
                 <w:szCs w:val="21"/>
               </w:rPr>
@@ -6373,7 +6039,7 @@
             <w:pPr>
               <w:spacing w:after="0" w:line="240" w:lineRule="auto"/>
               <w:rPr>
-                <w:rFonts w:ascii="宋体" w:eastAsia="宋体" w:hAnsi="宋体"/>
+                <w:rFonts w:ascii="宋体" w:eastAsia="宋体" w:hAnsi="宋体" w:hint="eastAsia"/>
                 <w:sz w:val="21"/>
                 <w:szCs w:val="21"/>
               </w:rPr>
@@ -6397,36 +6063,18 @@
             <w:pPr>
               <w:spacing w:after="0" w:line="240" w:lineRule="auto"/>
               <w:rPr>
+                <w:rFonts w:ascii="宋体" w:eastAsia="宋体" w:hAnsi="宋体" w:hint="eastAsia"/>
+                <w:sz w:val="21"/>
+                <w:szCs w:val="21"/>
+              </w:rPr>
+            </w:pPr>
+            <w:r>
+              <w:rPr>
                 <w:rFonts w:ascii="宋体" w:eastAsia="宋体" w:hAnsi="宋体"/>
                 <w:sz w:val="21"/>
                 <w:szCs w:val="21"/>
               </w:rPr>
-            </w:pPr>
-            <w:r>
-              <w:rPr>
-                <w:rFonts w:ascii="宋体" w:eastAsia="宋体" w:hAnsi="宋体"/>
-                <w:sz w:val="21"/>
-                <w:szCs w:val="21"/>
-              </w:rPr>
-              <w:t>删除资讯应从前端消失</w:t>
-            </w:r>
-            <w:proofErr w:type="gramStart"/>
-            <w:r>
-              <w:rPr>
-                <w:rFonts w:ascii="宋体" w:eastAsia="宋体" w:hAnsi="宋体"/>
-                <w:sz w:val="21"/>
-                <w:szCs w:val="21"/>
-              </w:rPr>
-              <w:t>且数据</w:t>
-            </w:r>
-            <w:proofErr w:type="gramEnd"/>
-            <w:r>
-              <w:rPr>
-                <w:rFonts w:ascii="宋体" w:eastAsia="宋体" w:hAnsi="宋体"/>
-                <w:sz w:val="21"/>
-                <w:szCs w:val="21"/>
-              </w:rPr>
-              <w:t>移除，编辑后应立即更新展示内容</w:t>
+              <w:t>删除资讯应从前端消失且数据移除，编辑后应立即更新展示内容</w:t>
             </w:r>
           </w:p>
         </w:tc>
@@ -6441,7 +6089,7 @@
             <w:pPr>
               <w:spacing w:after="0" w:line="240" w:lineRule="auto"/>
               <w:rPr>
-                <w:rFonts w:ascii="宋体" w:eastAsia="宋体" w:hAnsi="宋体"/>
+                <w:rFonts w:ascii="宋体" w:eastAsia="宋体" w:hAnsi="宋体" w:hint="eastAsia"/>
                 <w:sz w:val="21"/>
                 <w:szCs w:val="21"/>
               </w:rPr>
@@ -6465,7 +6113,7 @@
             <w:pPr>
               <w:spacing w:after="0" w:line="240" w:lineRule="auto"/>
               <w:rPr>
-                <w:rFonts w:ascii="宋体" w:eastAsia="宋体" w:hAnsi="宋体"/>
+                <w:rFonts w:ascii="宋体" w:eastAsia="宋体" w:hAnsi="宋体" w:hint="eastAsia"/>
                 <w:sz w:val="21"/>
                 <w:szCs w:val="21"/>
               </w:rPr>
@@ -6489,7 +6137,7 @@
             <w:pPr>
               <w:spacing w:after="0" w:line="240" w:lineRule="auto"/>
               <w:rPr>
-                <w:rFonts w:ascii="宋体" w:eastAsia="宋体" w:hAnsi="宋体"/>
+                <w:rFonts w:ascii="宋体" w:eastAsia="宋体" w:hAnsi="宋体" w:hint="eastAsia"/>
                 <w:sz w:val="21"/>
                 <w:szCs w:val="21"/>
               </w:rPr>
@@ -6513,7 +6161,7 @@
             <w:pPr>
               <w:spacing w:after="0" w:line="240" w:lineRule="auto"/>
               <w:rPr>
-                <w:rFonts w:ascii="宋体" w:eastAsia="宋体" w:hAnsi="宋体"/>
+                <w:rFonts w:ascii="宋体" w:eastAsia="宋体" w:hAnsi="宋体" w:hint="eastAsia"/>
                 <w:sz w:val="21"/>
                 <w:szCs w:val="21"/>
               </w:rPr>
@@ -6537,7 +6185,7 @@
             <w:pPr>
               <w:spacing w:after="0" w:line="240" w:lineRule="auto"/>
               <w:rPr>
-                <w:rFonts w:ascii="宋体" w:eastAsia="宋体" w:hAnsi="宋体"/>
+                <w:rFonts w:ascii="宋体" w:eastAsia="宋体" w:hAnsi="宋体" w:hint="eastAsia"/>
                 <w:sz w:val="21"/>
                 <w:szCs w:val="21"/>
               </w:rPr>
@@ -6563,7 +6211,7 @@
             <w:pPr>
               <w:spacing w:after="0" w:line="240" w:lineRule="auto"/>
               <w:rPr>
-                <w:rFonts w:ascii="宋体" w:eastAsia="宋体" w:hAnsi="宋体"/>
+                <w:rFonts w:ascii="宋体" w:eastAsia="宋体" w:hAnsi="宋体" w:hint="eastAsia"/>
                 <w:sz w:val="21"/>
                 <w:szCs w:val="21"/>
               </w:rPr>
@@ -6587,7 +6235,7 @@
             <w:pPr>
               <w:spacing w:after="0" w:line="240" w:lineRule="auto"/>
               <w:rPr>
-                <w:rFonts w:ascii="宋体" w:eastAsia="宋体" w:hAnsi="宋体"/>
+                <w:rFonts w:ascii="宋体" w:eastAsia="宋体" w:hAnsi="宋体" w:hint="eastAsia"/>
                 <w:sz w:val="21"/>
                 <w:szCs w:val="21"/>
               </w:rPr>
@@ -6611,7 +6259,7 @@
             <w:pPr>
               <w:spacing w:after="0" w:line="240" w:lineRule="auto"/>
               <w:rPr>
-                <w:rFonts w:ascii="宋体" w:eastAsia="宋体" w:hAnsi="宋体"/>
+                <w:rFonts w:ascii="宋体" w:eastAsia="宋体" w:hAnsi="宋体" w:hint="eastAsia"/>
                 <w:sz w:val="21"/>
                 <w:szCs w:val="21"/>
               </w:rPr>
@@ -6635,7 +6283,7 @@
             <w:pPr>
               <w:spacing w:after="0" w:line="240" w:lineRule="auto"/>
               <w:rPr>
-                <w:rFonts w:ascii="宋体" w:eastAsia="宋体" w:hAnsi="宋体"/>
+                <w:rFonts w:ascii="宋体" w:eastAsia="宋体" w:hAnsi="宋体" w:hint="eastAsia"/>
                 <w:sz w:val="21"/>
                 <w:szCs w:val="21"/>
               </w:rPr>
@@ -6659,7 +6307,7 @@
             <w:pPr>
               <w:spacing w:after="0" w:line="240" w:lineRule="auto"/>
               <w:rPr>
-                <w:rFonts w:ascii="宋体" w:eastAsia="宋体" w:hAnsi="宋体"/>
+                <w:rFonts w:ascii="宋体" w:eastAsia="宋体" w:hAnsi="宋体" w:hint="eastAsia"/>
                 <w:sz w:val="21"/>
                 <w:szCs w:val="21"/>
               </w:rPr>
@@ -6704,6 +6352,7 @@
                 <w:sz w:val="21"/>
                 <w:szCs w:val="21"/>
               </w:rPr>
+              <w:lastRenderedPageBreak/>
               <w:t>(</w:t>
             </w:r>
             <w:r>
@@ -6733,18 +6382,28 @@
             <w:pPr>
               <w:spacing w:after="0" w:line="240" w:lineRule="auto"/>
               <w:rPr>
+                <w:rFonts w:ascii="宋体" w:eastAsia="宋体" w:hAnsi="宋体" w:hint="eastAsia"/>
+                <w:sz w:val="21"/>
+                <w:szCs w:val="21"/>
+              </w:rPr>
+            </w:pPr>
+            <w:r>
+              <w:rPr>
                 <w:rFonts w:ascii="宋体" w:eastAsia="宋体" w:hAnsi="宋体"/>
                 <w:sz w:val="21"/>
                 <w:szCs w:val="21"/>
               </w:rPr>
-            </w:pPr>
+              <w:lastRenderedPageBreak/>
+              <w:t>消息创建页面字段与发送范围选</w:t>
+            </w:r>
             <w:r>
               <w:rPr>
                 <w:rFonts w:ascii="宋体" w:eastAsia="宋体" w:hAnsi="宋体"/>
                 <w:sz w:val="21"/>
                 <w:szCs w:val="21"/>
               </w:rPr>
-              <w:t>消息创建页面字段与发送范围选择是否完整</w:t>
+              <w:lastRenderedPageBreak/>
+              <w:t>择是否完整</w:t>
             </w:r>
           </w:p>
         </w:tc>
@@ -6757,18 +6416,28 @@
             <w:pPr>
               <w:spacing w:after="0" w:line="240" w:lineRule="auto"/>
               <w:rPr>
+                <w:rFonts w:ascii="宋体" w:eastAsia="宋体" w:hAnsi="宋体" w:hint="eastAsia"/>
+                <w:sz w:val="21"/>
+                <w:szCs w:val="21"/>
+              </w:rPr>
+            </w:pPr>
+            <w:r>
+              <w:rPr>
                 <w:rFonts w:ascii="宋体" w:eastAsia="宋体" w:hAnsi="宋体"/>
                 <w:sz w:val="21"/>
                 <w:szCs w:val="21"/>
               </w:rPr>
-            </w:pPr>
+              <w:lastRenderedPageBreak/>
+              <w:t>消息分类、发送记录与回溯机制</w:t>
+            </w:r>
             <w:r>
               <w:rPr>
                 <w:rFonts w:ascii="宋体" w:eastAsia="宋体" w:hAnsi="宋体"/>
                 <w:sz w:val="21"/>
                 <w:szCs w:val="21"/>
               </w:rPr>
-              <w:t>消息分类、发送记录与回溯机制是否规范</w:t>
+              <w:lastRenderedPageBreak/>
+              <w:t>是否规范</w:t>
             </w:r>
           </w:p>
         </w:tc>
@@ -6781,18 +6450,28 @@
             <w:pPr>
               <w:spacing w:after="0" w:line="240" w:lineRule="auto"/>
               <w:rPr>
+                <w:rFonts w:ascii="宋体" w:eastAsia="宋体" w:hAnsi="宋体" w:hint="eastAsia"/>
+                <w:sz w:val="21"/>
+                <w:szCs w:val="21"/>
+              </w:rPr>
+            </w:pPr>
+            <w:r>
+              <w:rPr>
                 <w:rFonts w:ascii="宋体" w:eastAsia="宋体" w:hAnsi="宋体"/>
                 <w:sz w:val="21"/>
                 <w:szCs w:val="21"/>
               </w:rPr>
-            </w:pPr>
+              <w:lastRenderedPageBreak/>
+              <w:t>管理员推送系统公告，所有用户</w:t>
+            </w:r>
             <w:r>
               <w:rPr>
                 <w:rFonts w:ascii="宋体" w:eastAsia="宋体" w:hAnsi="宋体"/>
                 <w:sz w:val="21"/>
                 <w:szCs w:val="21"/>
               </w:rPr>
-              <w:t>管理员推送系统公告，所有用户收到并可查看详细内容</w:t>
+              <w:lastRenderedPageBreak/>
+              <w:t>收到并可查看详细内容</w:t>
             </w:r>
           </w:p>
         </w:tc>
@@ -6805,18 +6484,28 @@
             <w:pPr>
               <w:spacing w:after="0" w:line="240" w:lineRule="auto"/>
               <w:rPr>
+                <w:rFonts w:ascii="宋体" w:eastAsia="宋体" w:hAnsi="宋体" w:hint="eastAsia"/>
+                <w:sz w:val="21"/>
+                <w:szCs w:val="21"/>
+              </w:rPr>
+            </w:pPr>
+            <w:r>
+              <w:rPr>
                 <w:rFonts w:ascii="宋体" w:eastAsia="宋体" w:hAnsi="宋体"/>
                 <w:sz w:val="21"/>
                 <w:szCs w:val="21"/>
               </w:rPr>
-            </w:pPr>
+              <w:lastRenderedPageBreak/>
+              <w:t>验证消息是否按角色、用户正确</w:t>
+            </w:r>
             <w:r>
               <w:rPr>
                 <w:rFonts w:ascii="宋体" w:eastAsia="宋体" w:hAnsi="宋体"/>
                 <w:sz w:val="21"/>
                 <w:szCs w:val="21"/>
               </w:rPr>
-              <w:t>验证消息是否按角色、用户正确发送，历史记录是否可搜索</w:t>
+              <w:lastRenderedPageBreak/>
+              <w:t>发送，历史记录是否可搜索</w:t>
             </w:r>
           </w:p>
         </w:tc>
@@ -6831,17 +6520,18 @@
             <w:pPr>
               <w:spacing w:after="0" w:line="240" w:lineRule="auto"/>
               <w:rPr>
+                <w:rFonts w:ascii="宋体" w:eastAsia="宋体" w:hAnsi="宋体" w:hint="eastAsia"/>
+                <w:sz w:val="21"/>
+                <w:szCs w:val="21"/>
+              </w:rPr>
+            </w:pPr>
+            <w:r>
+              <w:rPr>
                 <w:rFonts w:ascii="宋体" w:eastAsia="宋体" w:hAnsi="宋体"/>
                 <w:sz w:val="21"/>
                 <w:szCs w:val="21"/>
               </w:rPr>
-            </w:pPr>
-            <w:r>
-              <w:rPr>
-                <w:rFonts w:ascii="宋体" w:eastAsia="宋体" w:hAnsi="宋体"/>
-                <w:sz w:val="21"/>
-                <w:szCs w:val="21"/>
-              </w:rPr>
+              <w:lastRenderedPageBreak/>
               <w:t>评论管理</w:t>
             </w:r>
           </w:p>
@@ -6855,7 +6545,7 @@
             <w:pPr>
               <w:spacing w:after="0" w:line="240" w:lineRule="auto"/>
               <w:rPr>
-                <w:rFonts w:ascii="宋体" w:eastAsia="宋体" w:hAnsi="宋体"/>
+                <w:rFonts w:ascii="宋体" w:eastAsia="宋体" w:hAnsi="宋体" w:hint="eastAsia"/>
                 <w:sz w:val="21"/>
                 <w:szCs w:val="21"/>
               </w:rPr>
@@ -6879,7 +6569,7 @@
             <w:pPr>
               <w:spacing w:after="0" w:line="240" w:lineRule="auto"/>
               <w:rPr>
-                <w:rFonts w:ascii="宋体" w:eastAsia="宋体" w:hAnsi="宋体"/>
+                <w:rFonts w:ascii="宋体" w:eastAsia="宋体" w:hAnsi="宋体" w:hint="eastAsia"/>
                 <w:sz w:val="21"/>
                 <w:szCs w:val="21"/>
               </w:rPr>
@@ -6903,7 +6593,7 @@
             <w:pPr>
               <w:spacing w:after="0" w:line="240" w:lineRule="auto"/>
               <w:rPr>
-                <w:rFonts w:ascii="宋体" w:eastAsia="宋体" w:hAnsi="宋体"/>
+                <w:rFonts w:ascii="宋体" w:eastAsia="宋体" w:hAnsi="宋体" w:hint="eastAsia"/>
                 <w:sz w:val="21"/>
                 <w:szCs w:val="21"/>
               </w:rPr>
@@ -6927,7 +6617,7 @@
             <w:pPr>
               <w:spacing w:after="0" w:line="240" w:lineRule="auto"/>
               <w:rPr>
-                <w:rFonts w:ascii="宋体" w:eastAsia="宋体" w:hAnsi="宋体"/>
+                <w:rFonts w:ascii="宋体" w:eastAsia="宋体" w:hAnsi="宋体" w:hint="eastAsia"/>
                 <w:sz w:val="21"/>
                 <w:szCs w:val="21"/>
               </w:rPr>
@@ -6947,6 +6637,9 @@
     <w:p>
       <w:pPr>
         <w:spacing w:after="0" w:line="240" w:lineRule="auto"/>
+        <w:rPr>
+          <w:rFonts w:hint="eastAsia"/>
+        </w:rPr>
       </w:pPr>
     </w:p>
     <w:p>
@@ -6978,7 +6671,6 @@
           <w:sz w:val="28"/>
           <w:szCs w:val="28"/>
         </w:rPr>
-        <w:lastRenderedPageBreak/>
         <w:t xml:space="preserve">2.3 </w:t>
       </w:r>
       <w:r>
@@ -6998,11 +6690,60 @@
         <w:pStyle w:val="af5"/>
         <w:spacing w:before="0" w:beforeAutospacing="0" w:after="0" w:afterAutospacing="0"/>
         <w:rPr>
+          <w:sz w:val="21"/>
+          <w:szCs w:val="21"/>
+        </w:rPr>
+      </w:pPr>
+      <w:r>
+        <w:rPr>
+          <w:sz w:val="21"/>
+          <w:szCs w:val="21"/>
+        </w:rPr>
+        <w:tab/>
+      </w:r>
+      <w:r>
+        <w:rPr>
+          <w:sz w:val="21"/>
+          <w:szCs w:val="21"/>
+        </w:rPr>
+        <w:t>测试实施阶段包括测试环境的搭建、测试数据的准备、测试用例的执行以及缺陷的记录与跟踪。测试人员根据项目部署需求，配置前端 Vue 页面、后端 Spring Boot 服务、MySQL 数据库和 WebSocket 服务，确保所有模块之间能够正常通信。测试用例覆盖系统所有功能模块，包括用户注册登录、健康数据录入、AI 问答互动、消息推送等。</w:t>
+      </w:r>
+    </w:p>
+    <w:p>
+      <w:pPr>
+        <w:pStyle w:val="af5"/>
+        <w:spacing w:before="0" w:beforeAutospacing="0" w:after="0" w:afterAutospacing="0"/>
+        <w:ind w:firstLine="420"/>
+        <w:rPr>
+          <w:sz w:val="21"/>
+          <w:szCs w:val="21"/>
+        </w:rPr>
+      </w:pPr>
+      <w:r>
+        <w:rPr>
+          <w:sz w:val="21"/>
+          <w:szCs w:val="21"/>
+        </w:rPr>
+        <w:t>测试人员根据不同类型的测试用例，手动输入边界数据、无效数据以及正常数据，检查系统是否按照预期响应。接口测试使用 Postman 发送各种请求，验证请求参数和返回结果的正确性。性能测试使用 JMeter 模拟多用户访问接口，观察系统响应时间和并发处理能力。前端页面通过实际点击与操作，验证跳转逻辑、按钮响应、表单校验是否符合设计要求。WebSocket 长连接场景中，通过断网重连、消息发送与接收操作检验连接稳定性与数据同步机制。</w:t>
+      </w:r>
+    </w:p>
+    <w:p>
+      <w:pPr>
+        <w:pStyle w:val="af5"/>
+        <w:spacing w:before="0" w:beforeAutospacing="0" w:after="0" w:afterAutospacing="0"/>
+        <w:ind w:firstLine="420"/>
+        <w:rPr>
           <w:rFonts w:hint="eastAsia"/>
+          <w:sz w:val="21"/>
+          <w:szCs w:val="21"/>
         </w:rPr>
       </w:pPr>
       <w:r>
-        <w:t>数</w:t>
+        <w:rPr>
+          <w:sz w:val="21"/>
+          <w:szCs w:val="21"/>
+        </w:rPr>
+        <w:t>缺陷发现后记录至缺陷跟踪系统，明确缺陷描述、重现步骤与影响模块，提交至开发人员处理。缺陷修复后再次执行相关测试用例，验证是否恢复正常并观察是否产生新的问题。测试过程保持日志记录与状态更新，确保每一个测试行为均有可溯路径与责任人。各类测试任务按模块和时间分工执行，确保实施过程持续、有序开展。</w:t>
       </w:r>
     </w:p>
     <w:p>
@@ -7043,39 +6784,36 @@
     </w:p>
     <w:p>
       <w:pPr>
-        <w:spacing w:after="0" w:line="240" w:lineRule="auto"/>
-        <w:rPr>
-          <w:rFonts w:ascii="宋体" w:eastAsia="宋体" w:hAnsi="宋体" w:cs="宋体" w:hint="eastAsia"/>
-          <w:kern w:val="0"/>
+        <w:pStyle w:val="3"/>
+        <w:spacing w:before="0" w:after="0" w:line="240" w:lineRule="auto"/>
+        <w:rPr>
           <w:sz w:val="24"/>
+          <w:szCs w:val="24"/>
         </w:rPr>
       </w:pPr>
       <w:r>
         <w:rPr>
-          <w:rFonts w:ascii="宋体" w:eastAsia="宋体" w:hAnsi="宋体" w:cs="宋体" w:hint="eastAsia"/>
-          <w:kern w:val="0"/>
+          <w:rFonts w:hint="eastAsia"/>
           <w:sz w:val="24"/>
-        </w:rPr>
-        <w:t>2</w:t>
+          <w:szCs w:val="24"/>
+        </w:rPr>
+        <w:t xml:space="preserve">1. </w:t>
+      </w:r>
+      <w:r>
+        <w:rPr>
+          <w:rFonts w:hint="eastAsia"/>
+          <w:sz w:val="24"/>
+          <w:szCs w:val="24"/>
+        </w:rPr>
+        <w:t>功能验证通过准则</w:t>
       </w:r>
     </w:p>
     <w:p>
       <w:pPr>
         <w:spacing w:after="0" w:line="240" w:lineRule="auto"/>
-        <w:jc w:val="center"/>
-        <w:rPr>
-          <w:rFonts w:ascii="宋体" w:eastAsia="宋体" w:hAnsi="宋体" w:cs="宋体" w:hint="eastAsia"/>
-          <w:kern w:val="0"/>
-          <w:sz w:val="24"/>
-        </w:rPr>
-      </w:pPr>
-    </w:p>
-    <w:p>
-      <w:pPr>
-        <w:spacing w:after="0" w:line="240" w:lineRule="auto"/>
-        <w:jc w:val="center"/>
-        <w:rPr>
-          <w:rFonts w:ascii="黑体" w:eastAsia="黑体" w:hAnsi="黑体" w:cs="宋体" w:hint="eastAsia"/>
+        <w:ind w:firstLine="360"/>
+        <w:rPr>
+          <w:rFonts w:ascii="宋体" w:eastAsia="宋体" w:hAnsi="宋体" w:cs="宋体"/>
           <w:kern w:val="0"/>
           <w:sz w:val="21"/>
           <w:szCs w:val="21"/>
@@ -7083,27 +6821,505 @@
       </w:pPr>
       <w:r>
         <w:rPr>
-          <w:rFonts w:ascii="黑体" w:eastAsia="黑体" w:hAnsi="黑体" w:cs="宋体" w:hint="eastAsia"/>
+          <w:rFonts w:ascii="宋体" w:eastAsia="宋体" w:hAnsi="宋体" w:cs="宋体"/>
           <w:kern w:val="0"/>
           <w:sz w:val="21"/>
           <w:szCs w:val="21"/>
         </w:rPr>
-        <w:t>图1：</w:t>
+        <w:t>所有 IADT 分解中列出的用例均已执行且结果通过，无阻塞性缺陷（Severity=Critical/Blocker）。</w:t>
       </w:r>
-      <w:r>
-        <w:rPr>
-          <w:rFonts w:ascii="黑体" w:eastAsia="黑体" w:hAnsi="黑体" w:cs="宋体" w:hint="eastAsia"/>
+    </w:p>
+    <w:p>
+      <w:pPr>
+        <w:spacing w:after="0" w:line="240" w:lineRule="auto"/>
+        <w:ind w:firstLine="360"/>
+        <w:rPr>
+          <w:rFonts w:ascii="宋体" w:eastAsia="宋体" w:hAnsi="宋体" w:cs="宋体"/>
           <w:kern w:val="0"/>
           <w:sz w:val="21"/>
           <w:szCs w:val="21"/>
         </w:rPr>
-        <w:t>数据库E-R图</w:t>
+      </w:pPr>
+      <w:r>
+        <w:rPr>
+          <w:rFonts w:ascii="宋体" w:eastAsia="宋体" w:hAnsi="宋体" w:cs="宋体"/>
+          <w:kern w:val="0"/>
+          <w:sz w:val="21"/>
+          <w:szCs w:val="21"/>
+        </w:rPr>
+        <w:t>各模块基本流程（用户注册／登录、资讯浏览与互动、健康记录录入、消息接收推送、AI 问答、后台管理）均可按预期正向执行，且在异常输入（边界值、空值、错误格式）下能给出正确的错误提示或保护性失败。</w:t>
       </w:r>
     </w:p>
     <w:p>
       <w:pPr>
         <w:spacing w:after="0" w:line="240" w:lineRule="auto"/>
-        <w:jc w:val="center"/>
+        <w:ind w:firstLine="360"/>
+        <w:rPr>
+          <w:rFonts w:ascii="宋体" w:eastAsia="宋体" w:hAnsi="宋体" w:cs="宋体"/>
+          <w:kern w:val="0"/>
+          <w:sz w:val="21"/>
+          <w:szCs w:val="21"/>
+        </w:rPr>
+      </w:pPr>
+      <w:r>
+        <w:rPr>
+          <w:rFonts w:ascii="宋体" w:eastAsia="宋体" w:hAnsi="宋体" w:cs="宋体"/>
+          <w:kern w:val="0"/>
+          <w:sz w:val="21"/>
+          <w:szCs w:val="21"/>
+        </w:rPr>
+        <w:t>业务权限控制严格生效：普通用户无法访问或操作管理员接口，管理员可正常执行管理操作且操作日志准确记录。</w:t>
+      </w:r>
+    </w:p>
+    <w:p>
+      <w:pPr>
+        <w:spacing w:after="0" w:line="240" w:lineRule="auto"/>
+        <w:ind w:firstLine="360"/>
+        <w:rPr>
+          <w:rFonts w:ascii="宋体" w:eastAsia="宋体" w:hAnsi="宋体" w:cs="宋体"/>
+          <w:kern w:val="0"/>
+          <w:sz w:val="21"/>
+          <w:szCs w:val="21"/>
+        </w:rPr>
+      </w:pPr>
+      <w:r>
+        <w:rPr>
+          <w:rFonts w:ascii="宋体" w:eastAsia="宋体" w:hAnsi="宋体" w:cs="宋体"/>
+          <w:kern w:val="0"/>
+          <w:sz w:val="21"/>
+          <w:szCs w:val="21"/>
+        </w:rPr>
+        <w:t>数据一致性和持久化：所有写操作（注册、修改、收藏、评论、模型配置、健康记录）在 UI、API 和数据库三者间同步一致，无丢失或重复。</w:t>
+      </w:r>
+    </w:p>
+    <w:p>
+      <w:pPr>
+        <w:pStyle w:val="3"/>
+        <w:spacing w:before="0" w:after="0" w:line="240" w:lineRule="auto"/>
+        <w:rPr>
+          <w:sz w:val="24"/>
+          <w:szCs w:val="24"/>
+        </w:rPr>
+      </w:pPr>
+      <w:r>
+        <w:rPr>
+          <w:rFonts w:hint="eastAsia"/>
+          <w:sz w:val="24"/>
+          <w:szCs w:val="24"/>
+        </w:rPr>
+        <w:lastRenderedPageBreak/>
+        <w:t>2</w:t>
+      </w:r>
+      <w:r>
+        <w:rPr>
+          <w:rFonts w:hint="eastAsia"/>
+          <w:sz w:val="24"/>
+          <w:szCs w:val="24"/>
+        </w:rPr>
+        <w:t xml:space="preserve">. </w:t>
+      </w:r>
+      <w:r>
+        <w:rPr>
+          <w:rFonts w:hint="eastAsia"/>
+          <w:sz w:val="24"/>
+          <w:szCs w:val="24"/>
+        </w:rPr>
+        <w:t>接口与性能通过准则功能</w:t>
+      </w:r>
+    </w:p>
+    <w:p>
+      <w:pPr>
+        <w:spacing w:after="0" w:line="240" w:lineRule="auto"/>
+        <w:ind w:firstLine="360"/>
+        <w:rPr>
+          <w:rFonts w:ascii="宋体" w:eastAsia="宋体" w:hAnsi="宋体" w:cs="宋体"/>
+          <w:kern w:val="0"/>
+          <w:sz w:val="21"/>
+          <w:szCs w:val="21"/>
+        </w:rPr>
+      </w:pPr>
+      <w:r>
+        <w:rPr>
+          <w:rFonts w:ascii="宋体" w:eastAsia="宋体" w:hAnsi="宋体" w:cs="宋体"/>
+          <w:kern w:val="0"/>
+          <w:sz w:val="21"/>
+          <w:szCs w:val="21"/>
+        </w:rPr>
+        <w:t>所有后端 RESTful API 接口均返回正确的 HTTP 状态码（200/201/400/401</w:t>
+      </w:r>
+      <w:r>
+        <w:rPr>
+          <w:rFonts w:ascii="宋体" w:eastAsia="宋体" w:hAnsi="宋体" w:cs="宋体" w:hint="eastAsia"/>
+          <w:kern w:val="0"/>
+          <w:sz w:val="21"/>
+          <w:szCs w:val="21"/>
+        </w:rPr>
+        <w:t xml:space="preserve"> </w:t>
+      </w:r>
+      <w:r>
+        <w:rPr>
+          <w:rFonts w:ascii="宋体" w:eastAsia="宋体" w:hAnsi="宋体" w:cs="宋体"/>
+          <w:kern w:val="0"/>
+          <w:sz w:val="21"/>
+          <w:szCs w:val="21"/>
+        </w:rPr>
+        <w:t>/403/404/500 等），错误信息字段规范且可本地化。</w:t>
+      </w:r>
+    </w:p>
+    <w:p>
+      <w:pPr>
+        <w:spacing w:after="0" w:line="240" w:lineRule="auto"/>
+        <w:ind w:firstLine="360"/>
+        <w:rPr>
+          <w:rFonts w:ascii="宋体" w:eastAsia="宋体" w:hAnsi="宋体" w:cs="宋体"/>
+          <w:kern w:val="0"/>
+          <w:sz w:val="21"/>
+          <w:szCs w:val="21"/>
+        </w:rPr>
+      </w:pPr>
+      <w:r>
+        <w:rPr>
+          <w:rFonts w:ascii="宋体" w:eastAsia="宋体" w:hAnsi="宋体" w:cs="宋体"/>
+          <w:kern w:val="0"/>
+          <w:sz w:val="21"/>
+          <w:szCs w:val="21"/>
+        </w:rPr>
+        <w:t>单个接口的 95% 响应时间 ≤ 500ms，最大响应时间 ≤ 2s（在标准测试环境下）。</w:t>
+      </w:r>
+    </w:p>
+    <w:p>
+      <w:pPr>
+        <w:spacing w:after="0" w:line="240" w:lineRule="auto"/>
+        <w:ind w:firstLine="360"/>
+        <w:rPr>
+          <w:rFonts w:ascii="宋体" w:eastAsia="宋体" w:hAnsi="宋体" w:cs="宋体"/>
+          <w:kern w:val="0"/>
+          <w:sz w:val="21"/>
+          <w:szCs w:val="21"/>
+        </w:rPr>
+      </w:pPr>
+      <w:r>
+        <w:rPr>
+          <w:rFonts w:ascii="宋体" w:eastAsia="宋体" w:hAnsi="宋体" w:cs="宋体"/>
+          <w:kern w:val="0"/>
+          <w:sz w:val="21"/>
+          <w:szCs w:val="21"/>
+        </w:rPr>
+        <w:t>并发压力测试（1000 RPS）无服务崩溃、内存泄漏或严重超时，核心业务接口（查询列表、健康记录录入）平均响应 ≤ 800ms。</w:t>
+      </w:r>
+    </w:p>
+    <w:p>
+      <w:pPr>
+        <w:pStyle w:val="3"/>
+        <w:spacing w:before="0" w:after="0" w:line="240" w:lineRule="auto"/>
+        <w:rPr>
+          <w:sz w:val="24"/>
+          <w:szCs w:val="24"/>
+        </w:rPr>
+      </w:pPr>
+      <w:r>
+        <w:rPr>
+          <w:rFonts w:hint="eastAsia"/>
+          <w:sz w:val="24"/>
+          <w:szCs w:val="24"/>
+        </w:rPr>
+        <w:t>3</w:t>
+      </w:r>
+      <w:r>
+        <w:rPr>
+          <w:rFonts w:hint="eastAsia"/>
+          <w:sz w:val="24"/>
+          <w:szCs w:val="24"/>
+        </w:rPr>
+        <w:t xml:space="preserve">. </w:t>
+      </w:r>
+      <w:r>
+        <w:rPr>
+          <w:rFonts w:hint="eastAsia"/>
+          <w:sz w:val="24"/>
+          <w:szCs w:val="24"/>
+        </w:rPr>
+        <w:t>安全与稳定性通过准则功能</w:t>
+      </w:r>
+    </w:p>
+    <w:p>
+      <w:pPr>
+        <w:spacing w:after="0" w:line="240" w:lineRule="auto"/>
+        <w:ind w:firstLine="360"/>
+        <w:rPr>
+          <w:rFonts w:ascii="宋体" w:eastAsia="宋体" w:hAnsi="宋体" w:cs="宋体"/>
+          <w:kern w:val="0"/>
+          <w:sz w:val="21"/>
+          <w:szCs w:val="21"/>
+        </w:rPr>
+      </w:pPr>
+      <w:r>
+        <w:rPr>
+          <w:rFonts w:ascii="宋体" w:eastAsia="宋体" w:hAnsi="宋体" w:cs="宋体"/>
+          <w:kern w:val="0"/>
+          <w:sz w:val="21"/>
+          <w:szCs w:val="21"/>
+        </w:rPr>
+        <w:t>所有测试用例执行覆盖率 ≥ 8</w:t>
+      </w:r>
+      <w:r>
+        <w:rPr>
+          <w:rFonts w:ascii="宋体" w:eastAsia="宋体" w:hAnsi="宋体" w:cs="宋体" w:hint="eastAsia"/>
+          <w:kern w:val="0"/>
+          <w:sz w:val="21"/>
+          <w:szCs w:val="21"/>
+        </w:rPr>
+        <w:t>0</w:t>
+      </w:r>
+      <w:r>
+        <w:rPr>
+          <w:rFonts w:ascii="宋体" w:eastAsia="宋体" w:hAnsi="宋体" w:cs="宋体"/>
+          <w:kern w:val="0"/>
+          <w:sz w:val="21"/>
+          <w:szCs w:val="21"/>
+        </w:rPr>
+        <w:t>%，关键模块（用户管理、权限控制、数据处理）覆盖率 ≥ 9</w:t>
+      </w:r>
+      <w:r>
+        <w:rPr>
+          <w:rFonts w:ascii="宋体" w:eastAsia="宋体" w:hAnsi="宋体" w:cs="宋体" w:hint="eastAsia"/>
+          <w:kern w:val="0"/>
+          <w:sz w:val="21"/>
+          <w:szCs w:val="21"/>
+        </w:rPr>
+        <w:t>0</w:t>
+      </w:r>
+      <w:r>
+        <w:rPr>
+          <w:rFonts w:ascii="宋体" w:eastAsia="宋体" w:hAnsi="宋体" w:cs="宋体"/>
+          <w:kern w:val="0"/>
+          <w:sz w:val="21"/>
+          <w:szCs w:val="21"/>
+        </w:rPr>
+        <w:t>%。</w:t>
+      </w:r>
+    </w:p>
+    <w:p>
+      <w:pPr>
+        <w:spacing w:after="0" w:line="240" w:lineRule="auto"/>
+        <w:ind w:firstLine="360"/>
+        <w:rPr>
+          <w:rFonts w:ascii="宋体" w:eastAsia="宋体" w:hAnsi="宋体" w:cs="宋体"/>
+          <w:kern w:val="0"/>
+          <w:sz w:val="21"/>
+          <w:szCs w:val="21"/>
+        </w:rPr>
+      </w:pPr>
+      <w:r>
+        <w:rPr>
+          <w:rFonts w:ascii="宋体" w:eastAsia="宋体" w:hAnsi="宋体" w:cs="宋体"/>
+          <w:kern w:val="0"/>
+          <w:sz w:val="21"/>
+          <w:szCs w:val="21"/>
+        </w:rPr>
+        <w:t>未发现 SQL 注入、XSS、CSRF、未授权访问等高危安全缺陷。</w:t>
+      </w:r>
+    </w:p>
+    <w:p>
+      <w:pPr>
+        <w:spacing w:after="0" w:line="240" w:lineRule="auto"/>
+        <w:ind w:firstLine="360"/>
+        <w:rPr>
+          <w:rFonts w:ascii="宋体" w:eastAsia="宋体" w:hAnsi="宋体" w:cs="宋体"/>
+          <w:kern w:val="0"/>
+          <w:sz w:val="21"/>
+          <w:szCs w:val="21"/>
+        </w:rPr>
+      </w:pPr>
+      <w:r>
+        <w:rPr>
+          <w:rFonts w:ascii="宋体" w:eastAsia="宋体" w:hAnsi="宋体" w:cs="宋体"/>
+          <w:kern w:val="0"/>
+          <w:sz w:val="21"/>
+          <w:szCs w:val="21"/>
+        </w:rPr>
+        <w:t>JWT 验证、密码加盐加密（</w:t>
+      </w:r>
+      <w:proofErr w:type="spellStart"/>
+      <w:r>
+        <w:rPr>
+          <w:rFonts w:ascii="宋体" w:eastAsia="宋体" w:hAnsi="宋体" w:cs="宋体"/>
+          <w:kern w:val="0"/>
+          <w:sz w:val="21"/>
+          <w:szCs w:val="21"/>
+        </w:rPr>
+        <w:t>bcrypt</w:t>
+      </w:r>
+      <w:proofErr w:type="spellEnd"/>
+      <w:r>
+        <w:rPr>
+          <w:rFonts w:ascii="宋体" w:eastAsia="宋体" w:hAnsi="宋体" w:cs="宋体"/>
+          <w:kern w:val="0"/>
+          <w:sz w:val="21"/>
+          <w:szCs w:val="21"/>
+        </w:rPr>
+        <w:t>）和 HTTPS 传输生效，通过自动化扫描和手工渗透测试验证。</w:t>
+      </w:r>
+    </w:p>
+    <w:p>
+      <w:pPr>
+        <w:spacing w:after="0" w:line="240" w:lineRule="auto"/>
+        <w:ind w:firstLine="360"/>
+        <w:rPr>
+          <w:rFonts w:ascii="宋体" w:eastAsia="宋体" w:hAnsi="宋体" w:cs="宋体"/>
+          <w:kern w:val="0"/>
+          <w:sz w:val="21"/>
+          <w:szCs w:val="21"/>
+        </w:rPr>
+      </w:pPr>
+      <w:r>
+        <w:rPr>
+          <w:rFonts w:ascii="宋体" w:eastAsia="宋体" w:hAnsi="宋体" w:cs="宋体"/>
+          <w:kern w:val="0"/>
+          <w:sz w:val="21"/>
+          <w:szCs w:val="21"/>
+        </w:rPr>
+        <w:t>前端单页应用无内存泄漏、路由切换无页面残留、WebSocket 断线重连机制稳定。</w:t>
+      </w:r>
+    </w:p>
+    <w:p>
+      <w:pPr>
+        <w:pStyle w:val="3"/>
+        <w:spacing w:before="0" w:after="0" w:line="240" w:lineRule="auto"/>
+        <w:rPr>
+          <w:sz w:val="24"/>
+          <w:szCs w:val="24"/>
+        </w:rPr>
+      </w:pPr>
+      <w:r>
+        <w:rPr>
+          <w:rFonts w:hint="eastAsia"/>
+          <w:sz w:val="24"/>
+          <w:szCs w:val="24"/>
+        </w:rPr>
+        <w:t>4</w:t>
+      </w:r>
+      <w:r>
+        <w:rPr>
+          <w:rFonts w:hint="eastAsia"/>
+          <w:sz w:val="24"/>
+          <w:szCs w:val="24"/>
+        </w:rPr>
+        <w:t xml:space="preserve">. </w:t>
+      </w:r>
+      <w:r>
+        <w:rPr>
+          <w:rFonts w:hint="eastAsia"/>
+          <w:sz w:val="24"/>
+          <w:szCs w:val="24"/>
+        </w:rPr>
+        <w:t>可用性与用户体验通过准则</w:t>
+      </w:r>
+    </w:p>
+    <w:p>
+      <w:pPr>
+        <w:spacing w:after="0" w:line="240" w:lineRule="auto"/>
+        <w:ind w:firstLine="360"/>
+        <w:rPr>
+          <w:rFonts w:ascii="宋体" w:eastAsia="宋体" w:hAnsi="宋体" w:cs="宋体"/>
+          <w:kern w:val="0"/>
+          <w:sz w:val="21"/>
+          <w:szCs w:val="21"/>
+        </w:rPr>
+      </w:pPr>
+      <w:r>
+        <w:rPr>
+          <w:rFonts w:ascii="宋体" w:eastAsia="宋体" w:hAnsi="宋体" w:cs="宋体"/>
+          <w:kern w:val="0"/>
+          <w:sz w:val="21"/>
+          <w:szCs w:val="21"/>
+        </w:rPr>
+        <w:t>表单校验（前端+后端）全部生效，无明显死角；错误提示文案准确、可理解。</w:t>
+      </w:r>
+    </w:p>
+    <w:p>
+      <w:pPr>
+        <w:spacing w:after="0" w:line="240" w:lineRule="auto"/>
+        <w:ind w:firstLine="360"/>
+        <w:rPr>
+          <w:rFonts w:ascii="宋体" w:eastAsia="宋体" w:hAnsi="宋体" w:cs="宋体"/>
+          <w:kern w:val="0"/>
+          <w:sz w:val="21"/>
+          <w:szCs w:val="21"/>
+        </w:rPr>
+      </w:pPr>
+      <w:r>
+        <w:rPr>
+          <w:rFonts w:ascii="宋体" w:eastAsia="宋体" w:hAnsi="宋体" w:cs="宋体"/>
+          <w:kern w:val="0"/>
+          <w:sz w:val="21"/>
+          <w:szCs w:val="21"/>
+        </w:rPr>
+        <w:t xml:space="preserve">主要页面加载首屏时间 ≤ 1 s，路由切换 ≤ 300 </w:t>
+      </w:r>
+      <w:proofErr w:type="spellStart"/>
+      <w:r>
+        <w:rPr>
+          <w:rFonts w:ascii="宋体" w:eastAsia="宋体" w:hAnsi="宋体" w:cs="宋体"/>
+          <w:kern w:val="0"/>
+          <w:sz w:val="21"/>
+          <w:szCs w:val="21"/>
+        </w:rPr>
+        <w:t>ms</w:t>
+      </w:r>
+      <w:proofErr w:type="spellEnd"/>
+      <w:r>
+        <w:rPr>
+          <w:rFonts w:ascii="宋体" w:eastAsia="宋体" w:hAnsi="宋体" w:cs="宋体"/>
+          <w:kern w:val="0"/>
+          <w:sz w:val="21"/>
+          <w:szCs w:val="21"/>
+        </w:rPr>
+        <w:t>；页面自适应主流</w:t>
+      </w:r>
+      <w:r>
+        <w:rPr>
+          <w:rFonts w:ascii="宋体" w:eastAsia="宋体" w:hAnsi="宋体" w:cs="宋体" w:hint="eastAsia"/>
+          <w:kern w:val="0"/>
+          <w:sz w:val="21"/>
+          <w:szCs w:val="21"/>
+        </w:rPr>
+        <w:t>浏览器</w:t>
+      </w:r>
+      <w:r>
+        <w:rPr>
+          <w:rFonts w:ascii="宋体" w:eastAsia="宋体" w:hAnsi="宋体" w:cs="宋体"/>
+          <w:kern w:val="0"/>
+          <w:sz w:val="21"/>
+          <w:szCs w:val="21"/>
+        </w:rPr>
+        <w:t>分辨率无布局溢出。</w:t>
+      </w:r>
+    </w:p>
+    <w:p>
+      <w:pPr>
+        <w:spacing w:after="0" w:line="240" w:lineRule="auto"/>
+        <w:ind w:firstLine="360"/>
+        <w:rPr>
+          <w:rFonts w:ascii="宋体" w:eastAsia="宋体" w:hAnsi="宋体" w:cs="宋体"/>
+          <w:kern w:val="0"/>
+          <w:sz w:val="21"/>
+          <w:szCs w:val="21"/>
+        </w:rPr>
+      </w:pPr>
+      <w:r>
+        <w:rPr>
+          <w:rFonts w:ascii="宋体" w:eastAsia="宋体" w:hAnsi="宋体" w:cs="宋体"/>
+          <w:kern w:val="0"/>
+          <w:sz w:val="21"/>
+          <w:szCs w:val="21"/>
+        </w:rPr>
+        <w:t>边缘场景（无网络、接口异常、空数据）均有友好容错提示，不出现空白页或未捕获异常。</w:t>
+      </w:r>
+    </w:p>
+    <w:p>
+      <w:pPr>
+        <w:spacing w:after="0" w:line="240" w:lineRule="auto"/>
         <w:rPr>
           <w:rFonts w:ascii="黑体" w:eastAsia="黑体" w:hAnsi="黑体" w:cs="宋体" w:hint="eastAsia"/>
           <w:kern w:val="0"/>
@@ -7416,6 +7632,7 @@
           <w:sz w:val="28"/>
           <w:szCs w:val="28"/>
         </w:rPr>
+        <w:lastRenderedPageBreak/>
         <w:t xml:space="preserve">3.5 </w:t>
       </w:r>
       <w:r>
@@ -8528,6 +8745,119 @@
     </w:lvl>
   </w:abstractNum>
   <w:abstractNum w:abstractNumId="5" w15:restartNumberingAfterBreak="0">
+    <w:nsid w:val="189710BC"/>
+    <w:multiLevelType w:val="multilevel"/>
+    <w:tmpl w:val="4BE2A86A"/>
+    <w:lvl w:ilvl="0">
+      <w:start w:val="1"/>
+      <w:numFmt w:val="decimal"/>
+      <w:lvlText w:val="%1."/>
+      <w:lvlJc w:val="left"/>
+      <w:pPr>
+        <w:tabs>
+          <w:tab w:val="num" w:pos="720"/>
+        </w:tabs>
+        <w:ind w:left="720" w:hanging="360"/>
+      </w:pPr>
+    </w:lvl>
+    <w:lvl w:ilvl="1" w:tentative="1">
+      <w:start w:val="1"/>
+      <w:numFmt w:val="decimal"/>
+      <w:lvlText w:val="%2."/>
+      <w:lvlJc w:val="left"/>
+      <w:pPr>
+        <w:tabs>
+          <w:tab w:val="num" w:pos="1440"/>
+        </w:tabs>
+        <w:ind w:left="1440" w:hanging="360"/>
+      </w:pPr>
+    </w:lvl>
+    <w:lvl w:ilvl="2" w:tentative="1">
+      <w:start w:val="1"/>
+      <w:numFmt w:val="decimal"/>
+      <w:lvlText w:val="%3."/>
+      <w:lvlJc w:val="left"/>
+      <w:pPr>
+        <w:tabs>
+          <w:tab w:val="num" w:pos="2160"/>
+        </w:tabs>
+        <w:ind w:left="2160" w:hanging="360"/>
+      </w:pPr>
+    </w:lvl>
+    <w:lvl w:ilvl="3" w:tentative="1">
+      <w:start w:val="1"/>
+      <w:numFmt w:val="decimal"/>
+      <w:lvlText w:val="%4."/>
+      <w:lvlJc w:val="left"/>
+      <w:pPr>
+        <w:tabs>
+          <w:tab w:val="num" w:pos="2880"/>
+        </w:tabs>
+        <w:ind w:left="2880" w:hanging="360"/>
+      </w:pPr>
+    </w:lvl>
+    <w:lvl w:ilvl="4" w:tentative="1">
+      <w:start w:val="1"/>
+      <w:numFmt w:val="decimal"/>
+      <w:lvlText w:val="%5."/>
+      <w:lvlJc w:val="left"/>
+      <w:pPr>
+        <w:tabs>
+          <w:tab w:val="num" w:pos="3600"/>
+        </w:tabs>
+        <w:ind w:left="3600" w:hanging="360"/>
+      </w:pPr>
+    </w:lvl>
+    <w:lvl w:ilvl="5" w:tentative="1">
+      <w:start w:val="1"/>
+      <w:numFmt w:val="decimal"/>
+      <w:lvlText w:val="%6."/>
+      <w:lvlJc w:val="left"/>
+      <w:pPr>
+        <w:tabs>
+          <w:tab w:val="num" w:pos="4320"/>
+        </w:tabs>
+        <w:ind w:left="4320" w:hanging="360"/>
+      </w:pPr>
+    </w:lvl>
+    <w:lvl w:ilvl="6" w:tentative="1">
+      <w:start w:val="1"/>
+      <w:numFmt w:val="decimal"/>
+      <w:lvlText w:val="%7."/>
+      <w:lvlJc w:val="left"/>
+      <w:pPr>
+        <w:tabs>
+          <w:tab w:val="num" w:pos="5040"/>
+        </w:tabs>
+        <w:ind w:left="5040" w:hanging="360"/>
+      </w:pPr>
+    </w:lvl>
+    <w:lvl w:ilvl="7" w:tentative="1">
+      <w:start w:val="1"/>
+      <w:numFmt w:val="decimal"/>
+      <w:lvlText w:val="%8."/>
+      <w:lvlJc w:val="left"/>
+      <w:pPr>
+        <w:tabs>
+          <w:tab w:val="num" w:pos="5760"/>
+        </w:tabs>
+        <w:ind w:left="5760" w:hanging="360"/>
+      </w:pPr>
+    </w:lvl>
+    <w:lvl w:ilvl="8" w:tentative="1">
+      <w:start w:val="1"/>
+      <w:numFmt w:val="decimal"/>
+      <w:lvlText w:val="%9."/>
+      <w:lvlJc w:val="left"/>
+      <w:pPr>
+        <w:tabs>
+          <w:tab w:val="num" w:pos="6480"/>
+        </w:tabs>
+        <w:ind w:left="6480" w:hanging="360"/>
+      </w:pPr>
+    </w:lvl>
+  </w:abstractNum>
+  <w:abstractNum w:abstractNumId="6" w15:restartNumberingAfterBreak="0">
     <w:nsid w:val="1EA37E92"/>
     <w:multiLevelType w:val="multilevel"/>
     <w:tmpl w:val="D59EA294"/>
@@ -8672,7 +9002,7 @@
       </w:rPr>
     </w:lvl>
   </w:abstractNum>
-  <w:abstractNum w:abstractNumId="6" w15:restartNumberingAfterBreak="0">
+  <w:abstractNum w:abstractNumId="7" w15:restartNumberingAfterBreak="0">
     <w:nsid w:val="201E6953"/>
     <w:multiLevelType w:val="multilevel"/>
     <w:tmpl w:val="B3DCA746"/>
@@ -8817,7 +9147,7 @@
       </w:rPr>
     </w:lvl>
   </w:abstractNum>
-  <w:abstractNum w:abstractNumId="7" w15:restartNumberingAfterBreak="0">
+  <w:abstractNum w:abstractNumId="8" w15:restartNumberingAfterBreak="0">
     <w:nsid w:val="210F7C94"/>
     <w:multiLevelType w:val="multilevel"/>
     <w:tmpl w:val="3C6ECDB0"/>
@@ -8962,7 +9292,7 @@
       </w:rPr>
     </w:lvl>
   </w:abstractNum>
-  <w:abstractNum w:abstractNumId="8" w15:restartNumberingAfterBreak="0">
+  <w:abstractNum w:abstractNumId="9" w15:restartNumberingAfterBreak="0">
     <w:nsid w:val="226B16D7"/>
     <w:multiLevelType w:val="multilevel"/>
     <w:tmpl w:val="C26A108A"/>
@@ -9111,7 +9441,120 @@
       </w:rPr>
     </w:lvl>
   </w:abstractNum>
-  <w:abstractNum w:abstractNumId="9" w15:restartNumberingAfterBreak="0">
+  <w:abstractNum w:abstractNumId="10" w15:restartNumberingAfterBreak="0">
+    <w:nsid w:val="2294407B"/>
+    <w:multiLevelType w:val="multilevel"/>
+    <w:tmpl w:val="DB38B2C8"/>
+    <w:lvl w:ilvl="0">
+      <w:start w:val="1"/>
+      <w:numFmt w:val="decimal"/>
+      <w:lvlText w:val="%1."/>
+      <w:lvlJc w:val="left"/>
+      <w:pPr>
+        <w:tabs>
+          <w:tab w:val="num" w:pos="720"/>
+        </w:tabs>
+        <w:ind w:left="720" w:hanging="360"/>
+      </w:pPr>
+    </w:lvl>
+    <w:lvl w:ilvl="1" w:tentative="1">
+      <w:start w:val="1"/>
+      <w:numFmt w:val="decimal"/>
+      <w:lvlText w:val="%2."/>
+      <w:lvlJc w:val="left"/>
+      <w:pPr>
+        <w:tabs>
+          <w:tab w:val="num" w:pos="1440"/>
+        </w:tabs>
+        <w:ind w:left="1440" w:hanging="360"/>
+      </w:pPr>
+    </w:lvl>
+    <w:lvl w:ilvl="2" w:tentative="1">
+      <w:start w:val="1"/>
+      <w:numFmt w:val="decimal"/>
+      <w:lvlText w:val="%3."/>
+      <w:lvlJc w:val="left"/>
+      <w:pPr>
+        <w:tabs>
+          <w:tab w:val="num" w:pos="2160"/>
+        </w:tabs>
+        <w:ind w:left="2160" w:hanging="360"/>
+      </w:pPr>
+    </w:lvl>
+    <w:lvl w:ilvl="3" w:tentative="1">
+      <w:start w:val="1"/>
+      <w:numFmt w:val="decimal"/>
+      <w:lvlText w:val="%4."/>
+      <w:lvlJc w:val="left"/>
+      <w:pPr>
+        <w:tabs>
+          <w:tab w:val="num" w:pos="2880"/>
+        </w:tabs>
+        <w:ind w:left="2880" w:hanging="360"/>
+      </w:pPr>
+    </w:lvl>
+    <w:lvl w:ilvl="4" w:tentative="1">
+      <w:start w:val="1"/>
+      <w:numFmt w:val="decimal"/>
+      <w:lvlText w:val="%5."/>
+      <w:lvlJc w:val="left"/>
+      <w:pPr>
+        <w:tabs>
+          <w:tab w:val="num" w:pos="3600"/>
+        </w:tabs>
+        <w:ind w:left="3600" w:hanging="360"/>
+      </w:pPr>
+    </w:lvl>
+    <w:lvl w:ilvl="5" w:tentative="1">
+      <w:start w:val="1"/>
+      <w:numFmt w:val="decimal"/>
+      <w:lvlText w:val="%6."/>
+      <w:lvlJc w:val="left"/>
+      <w:pPr>
+        <w:tabs>
+          <w:tab w:val="num" w:pos="4320"/>
+        </w:tabs>
+        <w:ind w:left="4320" w:hanging="360"/>
+      </w:pPr>
+    </w:lvl>
+    <w:lvl w:ilvl="6" w:tentative="1">
+      <w:start w:val="1"/>
+      <w:numFmt w:val="decimal"/>
+      <w:lvlText w:val="%7."/>
+      <w:lvlJc w:val="left"/>
+      <w:pPr>
+        <w:tabs>
+          <w:tab w:val="num" w:pos="5040"/>
+        </w:tabs>
+        <w:ind w:left="5040" w:hanging="360"/>
+      </w:pPr>
+    </w:lvl>
+    <w:lvl w:ilvl="7" w:tentative="1">
+      <w:start w:val="1"/>
+      <w:numFmt w:val="decimal"/>
+      <w:lvlText w:val="%8."/>
+      <w:lvlJc w:val="left"/>
+      <w:pPr>
+        <w:tabs>
+          <w:tab w:val="num" w:pos="5760"/>
+        </w:tabs>
+        <w:ind w:left="5760" w:hanging="360"/>
+      </w:pPr>
+    </w:lvl>
+    <w:lvl w:ilvl="8" w:tentative="1">
+      <w:start w:val="1"/>
+      <w:numFmt w:val="decimal"/>
+      <w:lvlText w:val="%9."/>
+      <w:lvlJc w:val="left"/>
+      <w:pPr>
+        <w:tabs>
+          <w:tab w:val="num" w:pos="6480"/>
+        </w:tabs>
+        <w:ind w:left="6480" w:hanging="360"/>
+      </w:pPr>
+    </w:lvl>
+  </w:abstractNum>
+  <w:abstractNum w:abstractNumId="11" w15:restartNumberingAfterBreak="0">
     <w:nsid w:val="24546085"/>
     <w:multiLevelType w:val="multilevel"/>
     <w:tmpl w:val="32BEE942"/>
@@ -9260,7 +9703,7 @@
       </w:rPr>
     </w:lvl>
   </w:abstractNum>
-  <w:abstractNum w:abstractNumId="10" w15:restartNumberingAfterBreak="0">
+  <w:abstractNum w:abstractNumId="12" w15:restartNumberingAfterBreak="0">
     <w:nsid w:val="24F20D01"/>
     <w:multiLevelType w:val="multilevel"/>
     <w:tmpl w:val="48CE7F36"/>
@@ -9405,7 +9848,7 @@
       </w:rPr>
     </w:lvl>
   </w:abstractNum>
-  <w:abstractNum w:abstractNumId="11" w15:restartNumberingAfterBreak="0">
+  <w:abstractNum w:abstractNumId="13" w15:restartNumberingAfterBreak="0">
     <w:nsid w:val="270D4D53"/>
     <w:multiLevelType w:val="multilevel"/>
     <w:tmpl w:val="456CA87E"/>
@@ -9554,7 +9997,7 @@
       </w:rPr>
     </w:lvl>
   </w:abstractNum>
-  <w:abstractNum w:abstractNumId="12" w15:restartNumberingAfterBreak="0">
+  <w:abstractNum w:abstractNumId="14" w15:restartNumberingAfterBreak="0">
     <w:nsid w:val="29862FF3"/>
     <w:multiLevelType w:val="multilevel"/>
     <w:tmpl w:val="812AC358"/>
@@ -9699,7 +10142,7 @@
       </w:rPr>
     </w:lvl>
   </w:abstractNum>
-  <w:abstractNum w:abstractNumId="13" w15:restartNumberingAfterBreak="0">
+  <w:abstractNum w:abstractNumId="15" w15:restartNumberingAfterBreak="0">
     <w:nsid w:val="2A3A3B90"/>
     <w:multiLevelType w:val="multilevel"/>
     <w:tmpl w:val="3E06E4BC"/>
@@ -9812,7 +10255,7 @@
       </w:rPr>
     </w:lvl>
   </w:abstractNum>
-  <w:abstractNum w:abstractNumId="14" w15:restartNumberingAfterBreak="0">
+  <w:abstractNum w:abstractNumId="16" w15:restartNumberingAfterBreak="0">
     <w:nsid w:val="2AF77FBD"/>
     <w:multiLevelType w:val="multilevel"/>
     <w:tmpl w:val="7CEC02EC"/>
@@ -9961,7 +10404,7 @@
       </w:rPr>
     </w:lvl>
   </w:abstractNum>
-  <w:abstractNum w:abstractNumId="15" w15:restartNumberingAfterBreak="0">
+  <w:abstractNum w:abstractNumId="17" w15:restartNumberingAfterBreak="0">
     <w:nsid w:val="337668C6"/>
     <w:multiLevelType w:val="multilevel"/>
     <w:tmpl w:val="7B7848B6"/>
@@ -10110,7 +10553,7 @@
       </w:rPr>
     </w:lvl>
   </w:abstractNum>
-  <w:abstractNum w:abstractNumId="16" w15:restartNumberingAfterBreak="0">
+  <w:abstractNum w:abstractNumId="18" w15:restartNumberingAfterBreak="0">
     <w:nsid w:val="35DC07A2"/>
     <w:multiLevelType w:val="hybridMultilevel"/>
     <w:tmpl w:val="1AFEE76C"/>
@@ -10199,7 +10642,7 @@
       </w:pPr>
     </w:lvl>
   </w:abstractNum>
-  <w:abstractNum w:abstractNumId="17" w15:restartNumberingAfterBreak="0">
+  <w:abstractNum w:abstractNumId="19" w15:restartNumberingAfterBreak="0">
     <w:nsid w:val="3ADD622C"/>
     <w:multiLevelType w:val="multilevel"/>
     <w:tmpl w:val="FE827892"/>
@@ -10348,7 +10791,120 @@
       </w:rPr>
     </w:lvl>
   </w:abstractNum>
-  <w:abstractNum w:abstractNumId="18" w15:restartNumberingAfterBreak="0">
+  <w:abstractNum w:abstractNumId="20" w15:restartNumberingAfterBreak="0">
+    <w:nsid w:val="3D3C5786"/>
+    <w:multiLevelType w:val="multilevel"/>
+    <w:tmpl w:val="F246FBA6"/>
+    <w:lvl w:ilvl="0">
+      <w:start w:val="1"/>
+      <w:numFmt w:val="decimal"/>
+      <w:lvlText w:val="%1."/>
+      <w:lvlJc w:val="left"/>
+      <w:pPr>
+        <w:tabs>
+          <w:tab w:val="num" w:pos="720"/>
+        </w:tabs>
+        <w:ind w:left="720" w:hanging="360"/>
+      </w:pPr>
+    </w:lvl>
+    <w:lvl w:ilvl="1" w:tentative="1">
+      <w:start w:val="1"/>
+      <w:numFmt w:val="decimal"/>
+      <w:lvlText w:val="%2."/>
+      <w:lvlJc w:val="left"/>
+      <w:pPr>
+        <w:tabs>
+          <w:tab w:val="num" w:pos="1440"/>
+        </w:tabs>
+        <w:ind w:left="1440" w:hanging="360"/>
+      </w:pPr>
+    </w:lvl>
+    <w:lvl w:ilvl="2" w:tentative="1">
+      <w:start w:val="1"/>
+      <w:numFmt w:val="decimal"/>
+      <w:lvlText w:val="%3."/>
+      <w:lvlJc w:val="left"/>
+      <w:pPr>
+        <w:tabs>
+          <w:tab w:val="num" w:pos="2160"/>
+        </w:tabs>
+        <w:ind w:left="2160" w:hanging="360"/>
+      </w:pPr>
+    </w:lvl>
+    <w:lvl w:ilvl="3" w:tentative="1">
+      <w:start w:val="1"/>
+      <w:numFmt w:val="decimal"/>
+      <w:lvlText w:val="%4."/>
+      <w:lvlJc w:val="left"/>
+      <w:pPr>
+        <w:tabs>
+          <w:tab w:val="num" w:pos="2880"/>
+        </w:tabs>
+        <w:ind w:left="2880" w:hanging="360"/>
+      </w:pPr>
+    </w:lvl>
+    <w:lvl w:ilvl="4" w:tentative="1">
+      <w:start w:val="1"/>
+      <w:numFmt w:val="decimal"/>
+      <w:lvlText w:val="%5."/>
+      <w:lvlJc w:val="left"/>
+      <w:pPr>
+        <w:tabs>
+          <w:tab w:val="num" w:pos="3600"/>
+        </w:tabs>
+        <w:ind w:left="3600" w:hanging="360"/>
+      </w:pPr>
+    </w:lvl>
+    <w:lvl w:ilvl="5" w:tentative="1">
+      <w:start w:val="1"/>
+      <w:numFmt w:val="decimal"/>
+      <w:lvlText w:val="%6."/>
+      <w:lvlJc w:val="left"/>
+      <w:pPr>
+        <w:tabs>
+          <w:tab w:val="num" w:pos="4320"/>
+        </w:tabs>
+        <w:ind w:left="4320" w:hanging="360"/>
+      </w:pPr>
+    </w:lvl>
+    <w:lvl w:ilvl="6" w:tentative="1">
+      <w:start w:val="1"/>
+      <w:numFmt w:val="decimal"/>
+      <w:lvlText w:val="%7."/>
+      <w:lvlJc w:val="left"/>
+      <w:pPr>
+        <w:tabs>
+          <w:tab w:val="num" w:pos="5040"/>
+        </w:tabs>
+        <w:ind w:left="5040" w:hanging="360"/>
+      </w:pPr>
+    </w:lvl>
+    <w:lvl w:ilvl="7" w:tentative="1">
+      <w:start w:val="1"/>
+      <w:numFmt w:val="decimal"/>
+      <w:lvlText w:val="%8."/>
+      <w:lvlJc w:val="left"/>
+      <w:pPr>
+        <w:tabs>
+          <w:tab w:val="num" w:pos="5760"/>
+        </w:tabs>
+        <w:ind w:left="5760" w:hanging="360"/>
+      </w:pPr>
+    </w:lvl>
+    <w:lvl w:ilvl="8" w:tentative="1">
+      <w:start w:val="1"/>
+      <w:numFmt w:val="decimal"/>
+      <w:lvlText w:val="%9."/>
+      <w:lvlJc w:val="left"/>
+      <w:pPr>
+        <w:tabs>
+          <w:tab w:val="num" w:pos="6480"/>
+        </w:tabs>
+        <w:ind w:left="6480" w:hanging="360"/>
+      </w:pPr>
+    </w:lvl>
+  </w:abstractNum>
+  <w:abstractNum w:abstractNumId="21" w15:restartNumberingAfterBreak="0">
     <w:nsid w:val="3FE45E32"/>
     <w:multiLevelType w:val="multilevel"/>
     <w:tmpl w:val="DF66FAB2"/>
@@ -10497,7 +11053,7 @@
       </w:rPr>
     </w:lvl>
   </w:abstractNum>
-  <w:abstractNum w:abstractNumId="19" w15:restartNumberingAfterBreak="0">
+  <w:abstractNum w:abstractNumId="22" w15:restartNumberingAfterBreak="0">
     <w:nsid w:val="40F365E8"/>
     <w:multiLevelType w:val="multilevel"/>
     <w:tmpl w:val="6ED211FE"/>
@@ -10646,7 +11202,7 @@
       </w:rPr>
     </w:lvl>
   </w:abstractNum>
-  <w:abstractNum w:abstractNumId="20" w15:restartNumberingAfterBreak="0">
+  <w:abstractNum w:abstractNumId="23" w15:restartNumberingAfterBreak="0">
     <w:nsid w:val="411177FA"/>
     <w:multiLevelType w:val="multilevel"/>
     <w:tmpl w:val="EFA2D1F4"/>
@@ -10795,7 +11351,7 @@
       </w:rPr>
     </w:lvl>
   </w:abstractNum>
-  <w:abstractNum w:abstractNumId="21" w15:restartNumberingAfterBreak="0">
+  <w:abstractNum w:abstractNumId="24" w15:restartNumberingAfterBreak="0">
     <w:nsid w:val="42340257"/>
     <w:multiLevelType w:val="multilevel"/>
     <w:tmpl w:val="00BA2770"/>
@@ -10944,7 +11500,120 @@
       </w:rPr>
     </w:lvl>
   </w:abstractNum>
-  <w:abstractNum w:abstractNumId="22" w15:restartNumberingAfterBreak="0">
+  <w:abstractNum w:abstractNumId="25" w15:restartNumberingAfterBreak="0">
+    <w:nsid w:val="4B670248"/>
+    <w:multiLevelType w:val="multilevel"/>
+    <w:tmpl w:val="7C42708C"/>
+    <w:lvl w:ilvl="0">
+      <w:start w:val="1"/>
+      <w:numFmt w:val="decimal"/>
+      <w:lvlText w:val="%1."/>
+      <w:lvlJc w:val="left"/>
+      <w:pPr>
+        <w:tabs>
+          <w:tab w:val="num" w:pos="720"/>
+        </w:tabs>
+        <w:ind w:left="720" w:hanging="360"/>
+      </w:pPr>
+    </w:lvl>
+    <w:lvl w:ilvl="1" w:tentative="1">
+      <w:start w:val="1"/>
+      <w:numFmt w:val="decimal"/>
+      <w:lvlText w:val="%2."/>
+      <w:lvlJc w:val="left"/>
+      <w:pPr>
+        <w:tabs>
+          <w:tab w:val="num" w:pos="1440"/>
+        </w:tabs>
+        <w:ind w:left="1440" w:hanging="360"/>
+      </w:pPr>
+    </w:lvl>
+    <w:lvl w:ilvl="2" w:tentative="1">
+      <w:start w:val="1"/>
+      <w:numFmt w:val="decimal"/>
+      <w:lvlText w:val="%3."/>
+      <w:lvlJc w:val="left"/>
+      <w:pPr>
+        <w:tabs>
+          <w:tab w:val="num" w:pos="2160"/>
+        </w:tabs>
+        <w:ind w:left="2160" w:hanging="360"/>
+      </w:pPr>
+    </w:lvl>
+    <w:lvl w:ilvl="3" w:tentative="1">
+      <w:start w:val="1"/>
+      <w:numFmt w:val="decimal"/>
+      <w:lvlText w:val="%4."/>
+      <w:lvlJc w:val="left"/>
+      <w:pPr>
+        <w:tabs>
+          <w:tab w:val="num" w:pos="2880"/>
+        </w:tabs>
+        <w:ind w:left="2880" w:hanging="360"/>
+      </w:pPr>
+    </w:lvl>
+    <w:lvl w:ilvl="4" w:tentative="1">
+      <w:start w:val="1"/>
+      <w:numFmt w:val="decimal"/>
+      <w:lvlText w:val="%5."/>
+      <w:lvlJc w:val="left"/>
+      <w:pPr>
+        <w:tabs>
+          <w:tab w:val="num" w:pos="3600"/>
+        </w:tabs>
+        <w:ind w:left="3600" w:hanging="360"/>
+      </w:pPr>
+    </w:lvl>
+    <w:lvl w:ilvl="5" w:tentative="1">
+      <w:start w:val="1"/>
+      <w:numFmt w:val="decimal"/>
+      <w:lvlText w:val="%6."/>
+      <w:lvlJc w:val="left"/>
+      <w:pPr>
+        <w:tabs>
+          <w:tab w:val="num" w:pos="4320"/>
+        </w:tabs>
+        <w:ind w:left="4320" w:hanging="360"/>
+      </w:pPr>
+    </w:lvl>
+    <w:lvl w:ilvl="6" w:tentative="1">
+      <w:start w:val="1"/>
+      <w:numFmt w:val="decimal"/>
+      <w:lvlText w:val="%7."/>
+      <w:lvlJc w:val="left"/>
+      <w:pPr>
+        <w:tabs>
+          <w:tab w:val="num" w:pos="5040"/>
+        </w:tabs>
+        <w:ind w:left="5040" w:hanging="360"/>
+      </w:pPr>
+    </w:lvl>
+    <w:lvl w:ilvl="7" w:tentative="1">
+      <w:start w:val="1"/>
+      <w:numFmt w:val="decimal"/>
+      <w:lvlText w:val="%8."/>
+      <w:lvlJc w:val="left"/>
+      <w:pPr>
+        <w:tabs>
+          <w:tab w:val="num" w:pos="5760"/>
+        </w:tabs>
+        <w:ind w:left="5760" w:hanging="360"/>
+      </w:pPr>
+    </w:lvl>
+    <w:lvl w:ilvl="8" w:tentative="1">
+      <w:start w:val="1"/>
+      <w:numFmt w:val="decimal"/>
+      <w:lvlText w:val="%9."/>
+      <w:lvlJc w:val="left"/>
+      <w:pPr>
+        <w:tabs>
+          <w:tab w:val="num" w:pos="6480"/>
+        </w:tabs>
+        <w:ind w:left="6480" w:hanging="360"/>
+      </w:pPr>
+    </w:lvl>
+  </w:abstractNum>
+  <w:abstractNum w:abstractNumId="26" w15:restartNumberingAfterBreak="0">
     <w:nsid w:val="4BE12D97"/>
     <w:multiLevelType w:val="multilevel"/>
     <w:tmpl w:val="F3B2BC74"/>
@@ -11089,7 +11758,7 @@
       </w:rPr>
     </w:lvl>
   </w:abstractNum>
-  <w:abstractNum w:abstractNumId="23" w15:restartNumberingAfterBreak="0">
+  <w:abstractNum w:abstractNumId="27" w15:restartNumberingAfterBreak="0">
     <w:nsid w:val="4CBB5425"/>
     <w:multiLevelType w:val="multilevel"/>
     <w:tmpl w:val="92D44BB8"/>
@@ -11238,7 +11907,7 @@
       </w:rPr>
     </w:lvl>
   </w:abstractNum>
-  <w:abstractNum w:abstractNumId="24" w15:restartNumberingAfterBreak="0">
+  <w:abstractNum w:abstractNumId="28" w15:restartNumberingAfterBreak="0">
     <w:nsid w:val="507C5C61"/>
     <w:multiLevelType w:val="multilevel"/>
     <w:tmpl w:val="6CCC2622"/>
@@ -11387,7 +12056,7 @@
       </w:rPr>
     </w:lvl>
   </w:abstractNum>
-  <w:abstractNum w:abstractNumId="25" w15:restartNumberingAfterBreak="0">
+  <w:abstractNum w:abstractNumId="29" w15:restartNumberingAfterBreak="0">
     <w:nsid w:val="51B309DF"/>
     <w:multiLevelType w:val="multilevel"/>
     <w:tmpl w:val="E08AAD04"/>
@@ -11532,7 +12201,7 @@
       </w:rPr>
     </w:lvl>
   </w:abstractNum>
-  <w:abstractNum w:abstractNumId="26" w15:restartNumberingAfterBreak="0">
+  <w:abstractNum w:abstractNumId="30" w15:restartNumberingAfterBreak="0">
     <w:nsid w:val="52B231F7"/>
     <w:multiLevelType w:val="multilevel"/>
     <w:tmpl w:val="3136434A"/>
@@ -11681,7 +12350,7 @@
       </w:rPr>
     </w:lvl>
   </w:abstractNum>
-  <w:abstractNum w:abstractNumId="27" w15:restartNumberingAfterBreak="0">
+  <w:abstractNum w:abstractNumId="31" w15:restartNumberingAfterBreak="0">
     <w:nsid w:val="5414427D"/>
     <w:multiLevelType w:val="multilevel"/>
     <w:tmpl w:val="FCC0DABC"/>
@@ -11830,7 +12499,7 @@
       </w:rPr>
     </w:lvl>
   </w:abstractNum>
-  <w:abstractNum w:abstractNumId="28" w15:restartNumberingAfterBreak="0">
+  <w:abstractNum w:abstractNumId="32" w15:restartNumberingAfterBreak="0">
     <w:nsid w:val="582D0449"/>
     <w:multiLevelType w:val="multilevel"/>
     <w:tmpl w:val="2BC20994"/>
@@ -11975,7 +12644,7 @@
       </w:rPr>
     </w:lvl>
   </w:abstractNum>
-  <w:abstractNum w:abstractNumId="29" w15:restartNumberingAfterBreak="0">
+  <w:abstractNum w:abstractNumId="33" w15:restartNumberingAfterBreak="0">
     <w:nsid w:val="5AF659A5"/>
     <w:multiLevelType w:val="multilevel"/>
     <w:tmpl w:val="99E6731E"/>
@@ -12124,7 +12793,7 @@
       </w:rPr>
     </w:lvl>
   </w:abstractNum>
-  <w:abstractNum w:abstractNumId="30" w15:restartNumberingAfterBreak="0">
+  <w:abstractNum w:abstractNumId="34" w15:restartNumberingAfterBreak="0">
     <w:nsid w:val="5FEF1CC3"/>
     <w:multiLevelType w:val="multilevel"/>
     <w:tmpl w:val="4ECAFD18"/>
@@ -12237,7 +12906,7 @@
       </w:rPr>
     </w:lvl>
   </w:abstractNum>
-  <w:abstractNum w:abstractNumId="31" w15:restartNumberingAfterBreak="0">
+  <w:abstractNum w:abstractNumId="35" w15:restartNumberingAfterBreak="0">
     <w:nsid w:val="6018544A"/>
     <w:multiLevelType w:val="multilevel"/>
     <w:tmpl w:val="A8A4434C"/>
@@ -12382,7 +13051,7 @@
       </w:rPr>
     </w:lvl>
   </w:abstractNum>
-  <w:abstractNum w:abstractNumId="32" w15:restartNumberingAfterBreak="0">
+  <w:abstractNum w:abstractNumId="36" w15:restartNumberingAfterBreak="0">
     <w:nsid w:val="62B22110"/>
     <w:multiLevelType w:val="multilevel"/>
     <w:tmpl w:val="1D78FECA"/>
@@ -12531,7 +13200,7 @@
       </w:rPr>
     </w:lvl>
   </w:abstractNum>
-  <w:abstractNum w:abstractNumId="33" w15:restartNumberingAfterBreak="0">
+  <w:abstractNum w:abstractNumId="37" w15:restartNumberingAfterBreak="0">
     <w:nsid w:val="6F5D1276"/>
     <w:multiLevelType w:val="multilevel"/>
     <w:tmpl w:val="EFA4EA7A"/>
@@ -12680,7 +13349,7 @@
       </w:rPr>
     </w:lvl>
   </w:abstractNum>
-  <w:abstractNum w:abstractNumId="34" w15:restartNumberingAfterBreak="0">
+  <w:abstractNum w:abstractNumId="38" w15:restartNumberingAfterBreak="0">
     <w:nsid w:val="6F5E4438"/>
     <w:multiLevelType w:val="multilevel"/>
     <w:tmpl w:val="9D4616B6"/>
@@ -12829,7 +13498,7 @@
       </w:rPr>
     </w:lvl>
   </w:abstractNum>
-  <w:abstractNum w:abstractNumId="35" w15:restartNumberingAfterBreak="0">
+  <w:abstractNum w:abstractNumId="39" w15:restartNumberingAfterBreak="0">
     <w:nsid w:val="79D66A1F"/>
     <w:multiLevelType w:val="multilevel"/>
     <w:tmpl w:val="CC22C870"/>
@@ -12979,103 +13648,103 @@
     </w:lvl>
   </w:abstractNum>
   <w:num w:numId="1" w16cid:durableId="34743455">
-    <w:abstractNumId w:val="30"/>
+    <w:abstractNumId w:val="34"/>
   </w:num>
   <w:num w:numId="2" w16cid:durableId="585310888">
+    <w:abstractNumId w:val="8"/>
+  </w:num>
+  <w:num w:numId="3" w16cid:durableId="1105419788">
     <w:abstractNumId w:val="7"/>
   </w:num>
-  <w:num w:numId="3" w16cid:durableId="1105419788">
+  <w:num w:numId="4" w16cid:durableId="900940171">
+    <w:abstractNumId w:val="29"/>
+  </w:num>
+  <w:num w:numId="5" w16cid:durableId="607128674">
+    <w:abstractNumId w:val="14"/>
+  </w:num>
+  <w:num w:numId="6" w16cid:durableId="915092588">
+    <w:abstractNumId w:val="35"/>
+  </w:num>
+  <w:num w:numId="7" w16cid:durableId="1268733585">
     <w:abstractNumId w:val="6"/>
   </w:num>
-  <w:num w:numId="4" w16cid:durableId="900940171">
-    <w:abstractNumId w:val="25"/>
+  <w:num w:numId="8" w16cid:durableId="1331254319">
+    <w:abstractNumId w:val="32"/>
   </w:num>
-  <w:num w:numId="5" w16cid:durableId="607128674">
+  <w:num w:numId="9" w16cid:durableId="1572697707">
     <w:abstractNumId w:val="12"/>
   </w:num>
-  <w:num w:numId="6" w16cid:durableId="915092588">
-    <w:abstractNumId w:val="31"/>
-  </w:num>
-  <w:num w:numId="7" w16cid:durableId="1268733585">
-    <w:abstractNumId w:val="5"/>
-  </w:num>
-  <w:num w:numId="8" w16cid:durableId="1331254319">
-    <w:abstractNumId w:val="28"/>
-  </w:num>
-  <w:num w:numId="9" w16cid:durableId="1572697707">
-    <w:abstractNumId w:val="10"/>
-  </w:num>
   <w:num w:numId="10" w16cid:durableId="1107232155">
-    <w:abstractNumId w:val="22"/>
+    <w:abstractNumId w:val="26"/>
   </w:num>
   <w:num w:numId="11" w16cid:durableId="856433471">
-    <w:abstractNumId w:val="8"/>
+    <w:abstractNumId w:val="9"/>
   </w:num>
   <w:num w:numId="12" w16cid:durableId="1494878074">
-    <w:abstractNumId w:val="32"/>
+    <w:abstractNumId w:val="36"/>
   </w:num>
   <w:num w:numId="13" w16cid:durableId="1975061453">
     <w:abstractNumId w:val="1"/>
   </w:num>
   <w:num w:numId="14" w16cid:durableId="1841848093">
-    <w:abstractNumId w:val="17"/>
+    <w:abstractNumId w:val="19"/>
   </w:num>
   <w:num w:numId="15" w16cid:durableId="388848602">
-    <w:abstractNumId w:val="9"/>
+    <w:abstractNumId w:val="11"/>
   </w:num>
   <w:num w:numId="16" w16cid:durableId="1982879906">
-    <w:abstractNumId w:val="27"/>
+    <w:abstractNumId w:val="31"/>
   </w:num>
   <w:num w:numId="17" w16cid:durableId="2131388721">
     <w:abstractNumId w:val="0"/>
   </w:num>
   <w:num w:numId="18" w16cid:durableId="1119565008">
-    <w:abstractNumId w:val="11"/>
+    <w:abstractNumId w:val="13"/>
   </w:num>
   <w:num w:numId="19" w16cid:durableId="1487279443">
-    <w:abstractNumId w:val="34"/>
+    <w:abstractNumId w:val="38"/>
   </w:num>
   <w:num w:numId="20" w16cid:durableId="1372072107">
+    <w:abstractNumId w:val="27"/>
+  </w:num>
+  <w:num w:numId="21" w16cid:durableId="1924877027">
+    <w:abstractNumId w:val="37"/>
+  </w:num>
+  <w:num w:numId="22" w16cid:durableId="665598743">
+    <w:abstractNumId w:val="21"/>
+  </w:num>
+  <w:num w:numId="23" w16cid:durableId="580649006">
+    <w:abstractNumId w:val="30"/>
+  </w:num>
+  <w:num w:numId="24" w16cid:durableId="136578452">
     <w:abstractNumId w:val="23"/>
   </w:num>
-  <w:num w:numId="21" w16cid:durableId="1924877027">
+  <w:num w:numId="25" w16cid:durableId="772895846">
+    <w:abstractNumId w:val="22"/>
+  </w:num>
+  <w:num w:numId="26" w16cid:durableId="1359430116">
+    <w:abstractNumId w:val="17"/>
+  </w:num>
+  <w:num w:numId="27" w16cid:durableId="39059687">
+    <w:abstractNumId w:val="16"/>
+  </w:num>
+  <w:num w:numId="28" w16cid:durableId="1142120600">
     <w:abstractNumId w:val="33"/>
   </w:num>
-  <w:num w:numId="22" w16cid:durableId="665598743">
+  <w:num w:numId="29" w16cid:durableId="762998037">
     <w:abstractNumId w:val="18"/>
   </w:num>
-  <w:num w:numId="23" w16cid:durableId="580649006">
-    <w:abstractNumId w:val="26"/>
-  </w:num>
-  <w:num w:numId="24" w16cid:durableId="136578452">
-    <w:abstractNumId w:val="20"/>
-  </w:num>
-  <w:num w:numId="25" w16cid:durableId="772895846">
-    <w:abstractNumId w:val="19"/>
-  </w:num>
-  <w:num w:numId="26" w16cid:durableId="1359430116">
+  <w:num w:numId="30" w16cid:durableId="766776756">
     <w:abstractNumId w:val="15"/>
-  </w:num>
-  <w:num w:numId="27" w16cid:durableId="39059687">
-    <w:abstractNumId w:val="14"/>
-  </w:num>
-  <w:num w:numId="28" w16cid:durableId="1142120600">
-    <w:abstractNumId w:val="29"/>
-  </w:num>
-  <w:num w:numId="29" w16cid:durableId="762998037">
-    <w:abstractNumId w:val="16"/>
-  </w:num>
-  <w:num w:numId="30" w16cid:durableId="766776756">
-    <w:abstractNumId w:val="13"/>
   </w:num>
   <w:num w:numId="31" w16cid:durableId="934171444">
     <w:abstractNumId w:val="2"/>
   </w:num>
   <w:num w:numId="32" w16cid:durableId="655960666">
-    <w:abstractNumId w:val="21"/>
+    <w:abstractNumId w:val="24"/>
   </w:num>
   <w:num w:numId="33" w16cid:durableId="354310633">
-    <w:abstractNumId w:val="35"/>
+    <w:abstractNumId w:val="39"/>
   </w:num>
   <w:num w:numId="34" w16cid:durableId="1857453484">
     <w:abstractNumId w:val="4"/>
@@ -13084,7 +13753,19 @@
     <w:abstractNumId w:val="3"/>
   </w:num>
   <w:num w:numId="36" w16cid:durableId="505368961">
-    <w:abstractNumId w:val="24"/>
+    <w:abstractNumId w:val="28"/>
+  </w:num>
+  <w:num w:numId="37" w16cid:durableId="705184383">
+    <w:abstractNumId w:val="10"/>
+  </w:num>
+  <w:num w:numId="38" w16cid:durableId="195702120">
+    <w:abstractNumId w:val="25"/>
+  </w:num>
+  <w:num w:numId="39" w16cid:durableId="918639429">
+    <w:abstractNumId w:val="5"/>
+  </w:num>
+  <w:num w:numId="40" w16cid:durableId="1577276893">
+    <w:abstractNumId w:val="20"/>
   </w:num>
 </w:numbering>
 </file>

--- a/项目文档/测试文档.docx
+++ b/项目文档/测试文档.docx
@@ -336,6 +336,7 @@
         </w:rPr>
         <w:t>“</w:t>
       </w:r>
+      <w:bookmarkStart w:id="0" w:name="_Hlk197524816"/>
       <w:r>
         <w:rPr>
           <w:rFonts w:ascii="黑体" w:eastAsia="黑体" w:hAnsi="黑体"/>
@@ -387,6 +388,7 @@
         <w:t>系统</w:t>
       </w:r>
     </w:p>
+    <w:bookmarkEnd w:id="0"/>
     <w:p>
       <w:pPr>
         <w:spacing w:after="0" w:line="240" w:lineRule="auto"/>
@@ -917,7 +919,7 @@
           <w:rFonts w:ascii="楷体" w:eastAsia="楷体" w:hAnsi="楷体" w:hint="eastAsia"/>
           <w:sz w:val="24"/>
         </w:rPr>
-        <w:t>一</w:t>
+        <w:t>七</w:t>
       </w:r>
       <w:r>
         <w:rPr>
@@ -2775,11 +2777,11 @@
           <w:szCs w:val="28"/>
         </w:rPr>
       </w:pPr>
-      <w:bookmarkStart w:id="0" w:name="_Toc196901144"/>
+      <w:bookmarkStart w:id="1" w:name="_Toc196901144"/>
       <w:r>
         <w:t>概述</w:t>
       </w:r>
-      <w:bookmarkEnd w:id="0"/>
+      <w:bookmarkEnd w:id="1"/>
     </w:p>
     <w:p>
       <w:pPr>
@@ -2792,11 +2794,11 @@
           <w:szCs w:val="28"/>
         </w:rPr>
       </w:pPr>
-      <w:bookmarkStart w:id="1" w:name="_Toc389420013"/>
-      <w:bookmarkStart w:id="2" w:name="_Toc405321183"/>
-      <w:bookmarkStart w:id="3" w:name="_Toc406504168"/>
-      <w:bookmarkStart w:id="4" w:name="_Toc184726242"/>
-      <w:bookmarkStart w:id="5" w:name="_Toc196901145"/>
+      <w:bookmarkStart w:id="2" w:name="_Toc389420013"/>
+      <w:bookmarkStart w:id="3" w:name="_Toc405321183"/>
+      <w:bookmarkStart w:id="4" w:name="_Toc406504168"/>
+      <w:bookmarkStart w:id="5" w:name="_Toc184726242"/>
+      <w:bookmarkStart w:id="6" w:name="_Toc196901145"/>
       <w:r>
         <w:rPr>
           <w:rFonts w:ascii="黑体" w:eastAsia="黑体" w:hAnsi="黑体" w:hint="eastAsia"/>
@@ -2807,10 +2809,10 @@
         </w:rPr>
         <w:t>1.1</w:t>
       </w:r>
-      <w:bookmarkEnd w:id="1"/>
       <w:bookmarkEnd w:id="2"/>
       <w:bookmarkEnd w:id="3"/>
       <w:bookmarkEnd w:id="4"/>
+      <w:bookmarkEnd w:id="5"/>
       <w:r>
         <w:rPr>
           <w:rFonts w:ascii="黑体" w:eastAsia="黑体" w:hAnsi="黑体" w:hint="eastAsia"/>
@@ -2821,7 +2823,7 @@
         </w:rPr>
         <w:t>系统需求概述</w:t>
       </w:r>
-      <w:bookmarkEnd w:id="5"/>
+      <w:bookmarkEnd w:id="6"/>
     </w:p>
     <w:p>
       <w:pPr>
@@ -2914,7 +2916,7 @@
           <w:szCs w:val="28"/>
         </w:rPr>
       </w:pPr>
-      <w:bookmarkStart w:id="6" w:name="_Toc196901146"/>
+      <w:bookmarkStart w:id="7" w:name="_Toc196901146"/>
       <w:r>
         <w:rPr>
           <w:rFonts w:ascii="黑体" w:eastAsia="黑体" w:hAnsi="黑体" w:hint="eastAsia"/>
@@ -2925,7 +2927,7 @@
         </w:rPr>
         <w:t>1.2系统设计与实现概述</w:t>
       </w:r>
-      <w:bookmarkEnd w:id="6"/>
+      <w:bookmarkEnd w:id="7"/>
     </w:p>
     <w:p>
       <w:pPr>
@@ -2963,7 +2965,7 @@
           <w:rFonts w:hint="eastAsia"/>
         </w:rPr>
       </w:pPr>
-      <w:bookmarkStart w:id="7" w:name="_Toc196901147"/>
+      <w:bookmarkStart w:id="8" w:name="_Toc196901147"/>
       <w:r>
         <w:rPr>
           <w:rFonts w:hint="eastAsia"/>
@@ -2976,7 +2978,7 @@
         </w:rPr>
         <w:t>测试计划</w:t>
       </w:r>
-      <w:bookmarkEnd w:id="7"/>
+      <w:bookmarkEnd w:id="8"/>
     </w:p>
     <w:p>
       <w:pPr>
@@ -2990,7 +2992,7 @@
           <w:szCs w:val="28"/>
         </w:rPr>
       </w:pPr>
-      <w:bookmarkStart w:id="8" w:name="_Toc196901148"/>
+      <w:bookmarkStart w:id="9" w:name="_Toc196901148"/>
       <w:r>
         <w:rPr>
           <w:rFonts w:ascii="黑体" w:eastAsia="黑体" w:hAnsi="黑体"/>
@@ -3011,7 +3013,7 @@
         </w:rPr>
         <w:t>测试环境</w:t>
       </w:r>
-      <w:bookmarkEnd w:id="8"/>
+      <w:bookmarkEnd w:id="9"/>
     </w:p>
     <w:p>
       <w:pPr>
@@ -3035,39 +3037,7 @@
           <w:sz w:val="21"/>
           <w:szCs w:val="21"/>
         </w:rPr>
-        <w:t xml:space="preserve">该项目采用前后端分离架构，前端使用 Vue.js 结合 Vue Router 和 Axios 实现页面路由控制与接口请求，后端基于 Spring Boot 构建，集成 </w:t>
-      </w:r>
-      <w:proofErr w:type="spellStart"/>
-      <w:r>
-        <w:rPr>
-          <w:sz w:val="21"/>
-          <w:szCs w:val="21"/>
-        </w:rPr>
-        <w:t>SpringMVC</w:t>
-      </w:r>
-      <w:proofErr w:type="spellEnd"/>
-      <w:r>
-        <w:rPr>
-          <w:sz w:val="21"/>
-          <w:szCs w:val="21"/>
-        </w:rPr>
-        <w:t xml:space="preserve"> 和 </w:t>
-      </w:r>
-      <w:proofErr w:type="spellStart"/>
-      <w:r>
-        <w:rPr>
-          <w:sz w:val="21"/>
-          <w:szCs w:val="21"/>
-        </w:rPr>
-        <w:t>MyBatis</w:t>
-      </w:r>
-      <w:proofErr w:type="spellEnd"/>
-      <w:r>
-        <w:rPr>
-          <w:sz w:val="21"/>
-          <w:szCs w:val="21"/>
-        </w:rPr>
-        <w:t xml:space="preserve"> 实现业务逻辑与数据库访问，数据持久化使用 MySQL 数据库，前后端通过 RESTful API 进行通信。在测试环境配置方面，后端使用 JUnit 和 Spring Boot Test 进行单元测试与集成测试，结合 Mockito 进行依赖模拟，确保各模块逻辑正确性</w:t>
+        <w:t>该项目采用前后端分离架构，前端使用 Vue.js 结合 Vue Router 和 Axios 实现页面路由控制与接口请求，后端基于 Spring Boot 构建，集成 SpringMVC 和 MyBatis 实现业务逻辑与数据库访问，数据持久化使用 MySQL 数据库，前后端通过 RESTful API 进行通信。在测试环境配置方面，后端使用 JUnit 和 Spring Boot Test 进行单元测试与集成测试，结合 Mockito 进行依赖模拟，确保各模块逻辑正确性</w:t>
       </w:r>
       <w:r>
         <w:rPr>
@@ -3139,7 +3109,7 @@
           <w:szCs w:val="28"/>
         </w:rPr>
       </w:pPr>
-      <w:bookmarkStart w:id="9" w:name="_Toc196901149"/>
+      <w:bookmarkStart w:id="10" w:name="_Toc196901149"/>
       <w:r>
         <w:rPr>
           <w:rFonts w:ascii="黑体" w:eastAsia="黑体" w:hAnsi="黑体"/>
@@ -3161,7 +3131,7 @@
         </w:rPr>
         <w:t>测试需求IADT分解</w:t>
       </w:r>
-      <w:bookmarkEnd w:id="9"/>
+      <w:bookmarkEnd w:id="10"/>
     </w:p>
     <w:tbl>
       <w:tblPr>
@@ -4024,7 +3994,23 @@
                 <w:sz w:val="21"/>
                 <w:szCs w:val="21"/>
               </w:rPr>
-              <w:t>普通用户尝试访问后台页面应被拒绝并提示无权限，管理员操作需完整记录日志</w:t>
+              <w:t>普通用户</w:t>
+            </w:r>
+            <w:r>
+              <w:rPr>
+                <w:rFonts w:ascii="宋体" w:eastAsia="宋体" w:hAnsi="宋体" w:hint="eastAsia"/>
+                <w:sz w:val="21"/>
+                <w:szCs w:val="21"/>
+              </w:rPr>
+              <w:t>的操作界面无相关按钮进入</w:t>
+            </w:r>
+            <w:r>
+              <w:rPr>
+                <w:rFonts w:ascii="宋体" w:eastAsia="宋体" w:hAnsi="宋体"/>
+                <w:sz w:val="21"/>
+                <w:szCs w:val="21"/>
+              </w:rPr>
+              <w:t>访问后台</w:t>
             </w:r>
           </w:p>
         </w:tc>
@@ -4240,25 +4226,7 @@
                 <w:szCs w:val="21"/>
               </w:rPr>
               <w:lastRenderedPageBreak/>
-              <w:t xml:space="preserve">评论树结构设计与 </w:t>
-            </w:r>
-            <w:proofErr w:type="spellStart"/>
-            <w:r>
-              <w:rPr>
-                <w:rFonts w:ascii="宋体" w:eastAsia="宋体" w:hAnsi="宋体"/>
-                <w:sz w:val="21"/>
-                <w:szCs w:val="21"/>
-              </w:rPr>
-              <w:t>parent_id</w:t>
-            </w:r>
-            <w:proofErr w:type="spellEnd"/>
-            <w:r>
-              <w:rPr>
-                <w:rFonts w:ascii="宋体" w:eastAsia="宋体" w:hAnsi="宋体"/>
-                <w:sz w:val="21"/>
-                <w:szCs w:val="21"/>
-              </w:rPr>
-              <w:t xml:space="preserve"> 关联逻辑，点赞频</w:t>
+              <w:t>评论树结构设计与 parent_id 关联逻辑，点赞频</w:t>
             </w:r>
             <w:r>
               <w:rPr>
@@ -6580,7 +6548,23 @@
                 <w:sz w:val="21"/>
                 <w:szCs w:val="21"/>
               </w:rPr>
-              <w:t>评论内容审核流程、用户黑名单机制是否健全</w:t>
+              <w:t>评论内容审核流程、用户</w:t>
+            </w:r>
+            <w:r>
+              <w:rPr>
+                <w:rFonts w:ascii="宋体" w:eastAsia="宋体" w:hAnsi="宋体" w:hint="eastAsia"/>
+                <w:sz w:val="21"/>
+                <w:szCs w:val="21"/>
+              </w:rPr>
+              <w:t>禁言</w:t>
+            </w:r>
+            <w:r>
+              <w:rPr>
+                <w:rFonts w:ascii="宋体" w:eastAsia="宋体" w:hAnsi="宋体"/>
+                <w:sz w:val="21"/>
+                <w:szCs w:val="21"/>
+              </w:rPr>
+              <w:t>机制是否健全</w:t>
             </w:r>
           </w:p>
         </w:tc>
@@ -6624,11 +6608,19 @@
             </w:pPr>
             <w:r>
               <w:rPr>
-                <w:rFonts w:ascii="宋体" w:eastAsia="宋体" w:hAnsi="宋体"/>
-                <w:sz w:val="21"/>
-                <w:szCs w:val="21"/>
-              </w:rPr>
-              <w:t>黑名单用户再评论应被禁止，评论恢复后正常显示</w:t>
+                <w:rFonts w:ascii="宋体" w:eastAsia="宋体" w:hAnsi="宋体" w:hint="eastAsia"/>
+                <w:sz w:val="21"/>
+                <w:szCs w:val="21"/>
+              </w:rPr>
+              <w:t>被禁言</w:t>
+            </w:r>
+            <w:r>
+              <w:rPr>
+                <w:rFonts w:ascii="宋体" w:eastAsia="宋体" w:hAnsi="宋体"/>
+                <w:sz w:val="21"/>
+                <w:szCs w:val="21"/>
+              </w:rPr>
+              <w:t>用户再评论应被禁止，评论恢复后正常显示</w:t>
             </w:r>
           </w:p>
         </w:tc>
@@ -6637,14 +6629,26 @@
     <w:p>
       <w:pPr>
         <w:spacing w:after="0" w:line="240" w:lineRule="auto"/>
-        <w:rPr>
-          <w:rFonts w:hint="eastAsia"/>
-        </w:rPr>
-      </w:pPr>
+        <w:jc w:val="center"/>
+        <w:rPr>
+          <w:rFonts w:ascii="黑体" w:eastAsia="黑体" w:hAnsi="黑体" w:hint="eastAsia"/>
+          <w:sz w:val="21"/>
+          <w:szCs w:val="21"/>
+        </w:rPr>
+      </w:pPr>
+      <w:r>
+        <w:rPr>
+          <w:rFonts w:ascii="黑体" w:eastAsia="黑体" w:hAnsi="黑体" w:hint="eastAsia"/>
+          <w:sz w:val="21"/>
+          <w:szCs w:val="21"/>
+        </w:rPr>
+        <w:t>表1：测试需求IDAT分解表</w:t>
+      </w:r>
     </w:p>
     <w:p>
       <w:pPr>
         <w:spacing w:after="0" w:line="240" w:lineRule="auto"/>
+        <w:jc w:val="center"/>
         <w:rPr>
           <w:rFonts w:hint="eastAsia"/>
         </w:rPr>
@@ -6662,7 +6666,7 @@
           <w:szCs w:val="28"/>
         </w:rPr>
       </w:pPr>
-      <w:bookmarkStart w:id="10" w:name="_Toc196901150"/>
+      <w:bookmarkStart w:id="11" w:name="_Toc196901150"/>
       <w:r>
         <w:rPr>
           <w:rFonts w:ascii="黑体" w:eastAsia="黑体" w:hAnsi="黑体"/>
@@ -6683,13 +6687,14 @@
         </w:rPr>
         <w:t>测试实施</w:t>
       </w:r>
-      <w:bookmarkEnd w:id="10"/>
+      <w:bookmarkEnd w:id="11"/>
     </w:p>
     <w:p>
       <w:pPr>
         <w:pStyle w:val="af5"/>
         <w:spacing w:before="0" w:beforeAutospacing="0" w:after="0" w:afterAutospacing="0"/>
         <w:rPr>
+          <w:rFonts w:hint="eastAsia"/>
           <w:sz w:val="21"/>
           <w:szCs w:val="21"/>
         </w:rPr>
@@ -6700,12 +6705,6 @@
           <w:szCs w:val="21"/>
         </w:rPr>
         <w:tab/>
-      </w:r>
-      <w:r>
-        <w:rPr>
-          <w:sz w:val="21"/>
-          <w:szCs w:val="21"/>
-        </w:rPr>
         <w:t>测试实施阶段包括测试环境的搭建、测试数据的准备、测试用例的执行以及缺陷的记录与跟踪。测试人员根据项目部署需求，配置前端 Vue 页面、后端 Spring Boot 服务、MySQL 数据库和 WebSocket 服务，确保所有模块之间能够正常通信。测试用例覆盖系统所有功能模块，包括用户注册登录、健康数据录入、AI 问答互动、消息推送等。</w:t>
       </w:r>
     </w:p>
@@ -6715,6 +6714,7 @@
         <w:spacing w:before="0" w:beforeAutospacing="0" w:after="0" w:afterAutospacing="0"/>
         <w:ind w:firstLine="420"/>
         <w:rPr>
+          <w:rFonts w:hint="eastAsia"/>
           <w:sz w:val="21"/>
           <w:szCs w:val="21"/>
         </w:rPr>
@@ -6769,7 +6769,7 @@
           <w:szCs w:val="28"/>
         </w:rPr>
       </w:pPr>
-      <w:bookmarkStart w:id="11" w:name="_Toc196901151"/>
+      <w:bookmarkStart w:id="12" w:name="_Toc196901151"/>
       <w:r>
         <w:rPr>
           <w:rFonts w:ascii="黑体" w:eastAsia="黑体" w:hAnsi="黑体" w:hint="eastAsia"/>
@@ -6780,13 +6780,14 @@
         </w:rPr>
         <w:t>2.4通过准则</w:t>
       </w:r>
-      <w:bookmarkEnd w:id="11"/>
+      <w:bookmarkEnd w:id="12"/>
     </w:p>
     <w:p>
       <w:pPr>
         <w:pStyle w:val="3"/>
         <w:spacing w:before="0" w:after="0" w:line="240" w:lineRule="auto"/>
         <w:rPr>
+          <w:rFonts w:hint="eastAsia"/>
           <w:sz w:val="24"/>
           <w:szCs w:val="24"/>
         </w:rPr>
@@ -6813,12 +6814,30 @@
         <w:spacing w:after="0" w:line="240" w:lineRule="auto"/>
         <w:ind w:firstLine="360"/>
         <w:rPr>
+          <w:rFonts w:ascii="宋体" w:eastAsia="宋体" w:hAnsi="宋体" w:cs="宋体" w:hint="eastAsia"/>
+          <w:kern w:val="0"/>
+          <w:sz w:val="21"/>
+          <w:szCs w:val="21"/>
+        </w:rPr>
+      </w:pPr>
+      <w:r>
+        <w:rPr>
           <w:rFonts w:ascii="宋体" w:eastAsia="宋体" w:hAnsi="宋体" w:cs="宋体"/>
           <w:kern w:val="0"/>
           <w:sz w:val="21"/>
           <w:szCs w:val="21"/>
         </w:rPr>
-      </w:pPr>
+        <w:t>所有 IADT 分解中列出的用例均已执行且结果通过，无阻塞性缺陷（Severity=</w:t>
+      </w:r>
+      <w:r>
+        <w:rPr>
+          <w:rFonts w:ascii="宋体" w:eastAsia="宋体" w:hAnsi="宋体" w:cs="宋体" w:hint="eastAsia"/>
+          <w:kern w:val="0"/>
+          <w:sz w:val="21"/>
+          <w:szCs w:val="21"/>
+        </w:rPr>
+        <w:t xml:space="preserve"> </w:t>
+      </w:r>
       <w:r>
         <w:rPr>
           <w:rFonts w:ascii="宋体" w:eastAsia="宋体" w:hAnsi="宋体" w:cs="宋体"/>
@@ -6826,19 +6845,40 @@
           <w:sz w:val="21"/>
           <w:szCs w:val="21"/>
         </w:rPr>
-        <w:t>所有 IADT 分解中列出的用例均已执行且结果通过，无阻塞性缺陷（Severity=Critical/Blocker）。</w:t>
+        <w:t>Critical/Blocker）。</w:t>
       </w:r>
     </w:p>
     <w:p>
       <w:pPr>
         <w:spacing w:after="0" w:line="240" w:lineRule="auto"/>
         <w:ind w:firstLine="360"/>
+        <w:rPr>
+          <w:rFonts w:ascii="宋体" w:eastAsia="宋体" w:hAnsi="宋体" w:cs="宋体" w:hint="eastAsia"/>
+          <w:kern w:val="0"/>
+          <w:sz w:val="21"/>
+          <w:szCs w:val="21"/>
+        </w:rPr>
+      </w:pPr>
+      <w:r>
         <w:rPr>
           <w:rFonts w:ascii="宋体" w:eastAsia="宋体" w:hAnsi="宋体" w:cs="宋体"/>
           <w:kern w:val="0"/>
           <w:sz w:val="21"/>
           <w:szCs w:val="21"/>
         </w:rPr>
+        <w:t>各模块基本流程（用户注册／登录、资讯浏览与互动、健康记录录入、消息接收推送、AI 问答、后台管理）均可按预期正向执行，且在异常输入（边界值、空值、错误格式）下能给出正确的错误提示或保护性失败。</w:t>
+      </w:r>
+    </w:p>
+    <w:p>
+      <w:pPr>
+        <w:spacing w:after="0" w:line="240" w:lineRule="auto"/>
+        <w:ind w:firstLine="360"/>
+        <w:rPr>
+          <w:rFonts w:ascii="宋体" w:eastAsia="宋体" w:hAnsi="宋体" w:cs="宋体" w:hint="eastAsia"/>
+          <w:kern w:val="0"/>
+          <w:sz w:val="21"/>
+          <w:szCs w:val="21"/>
+        </w:rPr>
       </w:pPr>
       <w:r>
         <w:rPr>
@@ -6847,19 +6887,76 @@
           <w:sz w:val="21"/>
           <w:szCs w:val="21"/>
         </w:rPr>
-        <w:t>各模块基本流程（用户注册／登录、资讯浏览与互动、健康记录录入、消息接收推送、AI 问答、后台管理）均可按预期正向执行，且在异常输入（边界值、空值、错误格式）下能给出正确的错误提示或保护性失败。</w:t>
+        <w:t>业务权限控制严格生效：普通用户无法访问或操作管理员接口，管理员可正常执行管理操作且操作日志准确记录。</w:t>
       </w:r>
     </w:p>
     <w:p>
       <w:pPr>
         <w:spacing w:after="0" w:line="240" w:lineRule="auto"/>
         <w:ind w:firstLine="360"/>
+        <w:rPr>
+          <w:rFonts w:ascii="宋体" w:eastAsia="宋体" w:hAnsi="宋体" w:cs="宋体" w:hint="eastAsia"/>
+          <w:kern w:val="0"/>
+          <w:sz w:val="21"/>
+          <w:szCs w:val="21"/>
+        </w:rPr>
+      </w:pPr>
+      <w:r>
         <w:rPr>
           <w:rFonts w:ascii="宋体" w:eastAsia="宋体" w:hAnsi="宋体" w:cs="宋体"/>
           <w:kern w:val="0"/>
           <w:sz w:val="21"/>
           <w:szCs w:val="21"/>
         </w:rPr>
+        <w:t>数据一致性和持久化：所有写操作（注册、修改、收藏、评论、模型配置、健康记录）在 UI、API 和数据库三者间同步一致，无丢失或重复。</w:t>
+      </w:r>
+    </w:p>
+    <w:p>
+      <w:pPr>
+        <w:pStyle w:val="3"/>
+        <w:spacing w:before="0" w:after="0" w:line="240" w:lineRule="auto"/>
+        <w:rPr>
+          <w:rFonts w:hint="eastAsia"/>
+          <w:sz w:val="24"/>
+          <w:szCs w:val="24"/>
+        </w:rPr>
+      </w:pPr>
+      <w:r>
+        <w:rPr>
+          <w:rFonts w:hint="eastAsia"/>
+          <w:sz w:val="24"/>
+          <w:szCs w:val="24"/>
+        </w:rPr>
+        <w:lastRenderedPageBreak/>
+        <w:t>2</w:t>
+      </w:r>
+      <w:r>
+        <w:rPr>
+          <w:rFonts w:hint="eastAsia"/>
+          <w:sz w:val="24"/>
+          <w:szCs w:val="24"/>
+        </w:rPr>
+        <w:t xml:space="preserve">. </w:t>
+      </w:r>
+      <w:r>
+        <w:rPr>
+          <w:rFonts w:hint="eastAsia"/>
+          <w:sz w:val="24"/>
+          <w:szCs w:val="24"/>
+        </w:rPr>
+        <w:t>接口与性能通过准则功能</w:t>
+      </w:r>
+    </w:p>
+    <w:p>
+      <w:pPr>
+        <w:spacing w:after="0" w:line="240" w:lineRule="auto"/>
+        <w:ind w:firstLine="360"/>
+        <w:rPr>
+          <w:rFonts w:ascii="宋体" w:eastAsia="宋体" w:hAnsi="宋体" w:cs="宋体" w:hint="eastAsia"/>
+          <w:kern w:val="0"/>
+          <w:sz w:val="21"/>
+          <w:szCs w:val="21"/>
+        </w:rPr>
       </w:pPr>
       <w:r>
         <w:rPr>
@@ -6868,19 +6965,37 @@
           <w:sz w:val="21"/>
           <w:szCs w:val="21"/>
         </w:rPr>
-        <w:t>业务权限控制严格生效：普通用户无法访问或操作管理员接口，管理员可正常执行管理操作且操作日志准确记录。</w:t>
+        <w:t>所有后端 RESTful API 接口均返回正确的 HTTP 状态码（200/201/400/401</w:t>
       </w:r>
-    </w:p>
-    <w:p>
-      <w:pPr>
-        <w:spacing w:after="0" w:line="240" w:lineRule="auto"/>
-        <w:ind w:firstLine="360"/>
+      <w:r>
+        <w:rPr>
+          <w:rFonts w:ascii="宋体" w:eastAsia="宋体" w:hAnsi="宋体" w:cs="宋体" w:hint="eastAsia"/>
+          <w:kern w:val="0"/>
+          <w:sz w:val="21"/>
+          <w:szCs w:val="21"/>
+        </w:rPr>
+        <w:t xml:space="preserve"> </w:t>
+      </w:r>
+      <w:r>
         <w:rPr>
           <w:rFonts w:ascii="宋体" w:eastAsia="宋体" w:hAnsi="宋体" w:cs="宋体"/>
           <w:kern w:val="0"/>
           <w:sz w:val="21"/>
           <w:szCs w:val="21"/>
         </w:rPr>
+        <w:t>/403/404/500 等），错误信息字段规范且可本地化。</w:t>
+      </w:r>
+    </w:p>
+    <w:p>
+      <w:pPr>
+        <w:spacing w:after="0" w:line="240" w:lineRule="auto"/>
+        <w:ind w:firstLine="360"/>
+        <w:rPr>
+          <w:rFonts w:ascii="宋体" w:eastAsia="宋体" w:hAnsi="宋体" w:cs="宋体" w:hint="eastAsia"/>
+          <w:kern w:val="0"/>
+          <w:sz w:val="21"/>
+          <w:szCs w:val="21"/>
+        </w:rPr>
       </w:pPr>
       <w:r>
         <w:rPr>
@@ -6889,54 +7004,75 @@
           <w:sz w:val="21"/>
           <w:szCs w:val="21"/>
         </w:rPr>
-        <w:t>数据一致性和持久化：所有写操作（注册、修改、收藏、评论、模型配置、健康记录）在 UI、API 和数据库三者间同步一致，无丢失或重复。</w:t>
+        <w:t>单个接口的 95% 响应时间 ≤ 500ms，最大响应时间 ≤ 2s（在标准测试环境下）。</w:t>
       </w:r>
     </w:p>
     <w:p>
       <w:pPr>
-        <w:pStyle w:val="3"/>
-        <w:spacing w:before="0" w:after="0" w:line="240" w:lineRule="auto"/>
-        <w:rPr>
-          <w:sz w:val="24"/>
-          <w:szCs w:val="24"/>
-        </w:rPr>
-      </w:pPr>
-      <w:r>
-        <w:rPr>
-          <w:rFonts w:hint="eastAsia"/>
-          <w:sz w:val="24"/>
-          <w:szCs w:val="24"/>
-        </w:rPr>
-        <w:lastRenderedPageBreak/>
-        <w:t>2</w:t>
-      </w:r>
-      <w:r>
-        <w:rPr>
-          <w:rFonts w:hint="eastAsia"/>
-          <w:sz w:val="24"/>
-          <w:szCs w:val="24"/>
-        </w:rPr>
-        <w:t xml:space="preserve">. </w:t>
-      </w:r>
-      <w:r>
-        <w:rPr>
-          <w:rFonts w:hint="eastAsia"/>
-          <w:sz w:val="24"/>
-          <w:szCs w:val="24"/>
-        </w:rPr>
-        <w:t>接口与性能通过准则功能</w:t>
-      </w:r>
-    </w:p>
-    <w:p>
-      <w:pPr>
         <w:spacing w:after="0" w:line="240" w:lineRule="auto"/>
         <w:ind w:firstLine="360"/>
+        <w:rPr>
+          <w:rFonts w:ascii="宋体" w:eastAsia="宋体" w:hAnsi="宋体" w:cs="宋体" w:hint="eastAsia"/>
+          <w:kern w:val="0"/>
+          <w:sz w:val="21"/>
+          <w:szCs w:val="21"/>
+        </w:rPr>
+      </w:pPr>
+      <w:r>
         <w:rPr>
           <w:rFonts w:ascii="宋体" w:eastAsia="宋体" w:hAnsi="宋体" w:cs="宋体"/>
           <w:kern w:val="0"/>
           <w:sz w:val="21"/>
           <w:szCs w:val="21"/>
         </w:rPr>
+        <w:t>并发压力测试（1000 RPS）无服务崩溃、内存泄漏或严重超时，核心业务接口（查询列表、健康记录录入）平均响应 ≤ 800ms。</w:t>
+      </w:r>
+    </w:p>
+    <w:p>
+      <w:pPr>
+        <w:pStyle w:val="3"/>
+        <w:spacing w:before="0" w:after="0" w:line="240" w:lineRule="auto"/>
+        <w:rPr>
+          <w:rFonts w:hint="eastAsia"/>
+          <w:sz w:val="24"/>
+          <w:szCs w:val="24"/>
+        </w:rPr>
+      </w:pPr>
+      <w:r>
+        <w:rPr>
+          <w:rFonts w:hint="eastAsia"/>
+          <w:sz w:val="24"/>
+          <w:szCs w:val="24"/>
+        </w:rPr>
+        <w:t>3</w:t>
+      </w:r>
+      <w:r>
+        <w:rPr>
+          <w:rFonts w:hint="eastAsia"/>
+          <w:sz w:val="24"/>
+          <w:szCs w:val="24"/>
+        </w:rPr>
+        <w:t xml:space="preserve">. </w:t>
+      </w:r>
+      <w:r>
+        <w:rPr>
+          <w:rFonts w:hint="eastAsia"/>
+          <w:sz w:val="24"/>
+          <w:szCs w:val="24"/>
+        </w:rPr>
+        <w:t>安全与稳定性通过准则功能</w:t>
+      </w:r>
+    </w:p>
+    <w:p>
+      <w:pPr>
+        <w:spacing w:after="0" w:line="240" w:lineRule="auto"/>
+        <w:ind w:firstLine="360"/>
+        <w:rPr>
+          <w:rFonts w:ascii="宋体" w:eastAsia="宋体" w:hAnsi="宋体" w:cs="宋体" w:hint="eastAsia"/>
+          <w:kern w:val="0"/>
+          <w:sz w:val="21"/>
+          <w:szCs w:val="21"/>
+        </w:rPr>
       </w:pPr>
       <w:r>
         <w:rPr>
@@ -6945,7 +7081,7 @@
           <w:sz w:val="21"/>
           <w:szCs w:val="21"/>
         </w:rPr>
-        <w:t>所有后端 RESTful API 接口均返回正确的 HTTP 状态码（200/201/400/401</w:t>
+        <w:t>所有测试用例执行覆盖率 ≥ 8</w:t>
       </w:r>
       <w:r>
         <w:rPr>
@@ -6954,7 +7090,7 @@
           <w:sz w:val="21"/>
           <w:szCs w:val="21"/>
         </w:rPr>
-        <w:t xml:space="preserve"> </w:t>
+        <w:t>0</w:t>
       </w:r>
       <w:r>
         <w:rPr>
@@ -6963,19 +7099,37 @@
           <w:sz w:val="21"/>
           <w:szCs w:val="21"/>
         </w:rPr>
-        <w:t>/403/404/500 等），错误信息字段规范且可本地化。</w:t>
+        <w:t>%，关键模块（用户管理、权限控制、数据处理）覆盖率 ≥ 9</w:t>
       </w:r>
-    </w:p>
-    <w:p>
-      <w:pPr>
-        <w:spacing w:after="0" w:line="240" w:lineRule="auto"/>
-        <w:ind w:firstLine="360"/>
+      <w:r>
+        <w:rPr>
+          <w:rFonts w:ascii="宋体" w:eastAsia="宋体" w:hAnsi="宋体" w:cs="宋体" w:hint="eastAsia"/>
+          <w:kern w:val="0"/>
+          <w:sz w:val="21"/>
+          <w:szCs w:val="21"/>
+        </w:rPr>
+        <w:t>0</w:t>
+      </w:r>
+      <w:r>
         <w:rPr>
           <w:rFonts w:ascii="宋体" w:eastAsia="宋体" w:hAnsi="宋体" w:cs="宋体"/>
           <w:kern w:val="0"/>
           <w:sz w:val="21"/>
           <w:szCs w:val="21"/>
         </w:rPr>
+        <w:t>%。</w:t>
+      </w:r>
+    </w:p>
+    <w:p>
+      <w:pPr>
+        <w:spacing w:after="0" w:line="240" w:lineRule="auto"/>
+        <w:ind w:firstLine="360"/>
+        <w:rPr>
+          <w:rFonts w:ascii="宋体" w:eastAsia="宋体" w:hAnsi="宋体" w:cs="宋体" w:hint="eastAsia"/>
+          <w:kern w:val="0"/>
+          <w:sz w:val="21"/>
+          <w:szCs w:val="21"/>
+        </w:rPr>
       </w:pPr>
       <w:r>
         <w:rPr>
@@ -6984,19 +7138,40 @@
           <w:sz w:val="21"/>
           <w:szCs w:val="21"/>
         </w:rPr>
-        <w:t>单个接口的 95% 响应时间 ≤ 500ms，最大响应时间 ≤ 2s（在标准测试环境下）。</w:t>
+        <w:t>未发现 SQL 注入、XSS、CSRF、未授权访问等高危安全缺陷。</w:t>
       </w:r>
     </w:p>
     <w:p>
       <w:pPr>
         <w:spacing w:after="0" w:line="240" w:lineRule="auto"/>
         <w:ind w:firstLine="360"/>
+        <w:rPr>
+          <w:rFonts w:ascii="宋体" w:eastAsia="宋体" w:hAnsi="宋体" w:cs="宋体" w:hint="eastAsia"/>
+          <w:kern w:val="0"/>
+          <w:sz w:val="21"/>
+          <w:szCs w:val="21"/>
+        </w:rPr>
+      </w:pPr>
+      <w:r>
         <w:rPr>
           <w:rFonts w:ascii="宋体" w:eastAsia="宋体" w:hAnsi="宋体" w:cs="宋体"/>
           <w:kern w:val="0"/>
           <w:sz w:val="21"/>
           <w:szCs w:val="21"/>
         </w:rPr>
+        <w:t>JWT 验证、密码加盐加密（bcrypt）和 HTTPS 传输生效，通过自动化扫描和手工渗透测试验证。</w:t>
+      </w:r>
+    </w:p>
+    <w:p>
+      <w:pPr>
+        <w:spacing w:after="0" w:line="240" w:lineRule="auto"/>
+        <w:ind w:firstLine="360"/>
+        <w:rPr>
+          <w:rFonts w:ascii="宋体" w:eastAsia="宋体" w:hAnsi="宋体" w:cs="宋体" w:hint="eastAsia"/>
+          <w:kern w:val="0"/>
+          <w:sz w:val="21"/>
+          <w:szCs w:val="21"/>
+        </w:rPr>
       </w:pPr>
       <w:r>
         <w:rPr>
@@ -7005,7 +7180,7 @@
           <w:sz w:val="21"/>
           <w:szCs w:val="21"/>
         </w:rPr>
-        <w:t>并发压力测试（1000 RPS）无服务崩溃、内存泄漏或严重超时，核心业务接口（查询列表、健康记录录入）平均响应 ≤ 800ms。</w:t>
+        <w:t>前端单页应用无内存泄漏、路由切换无页面残留、WebSocket 断线重连机制稳定。</w:t>
       </w:r>
     </w:p>
     <w:p>
@@ -7013,24 +7188,25 @@
         <w:pStyle w:val="3"/>
         <w:spacing w:before="0" w:after="0" w:line="240" w:lineRule="auto"/>
         <w:rPr>
-          <w:sz w:val="24"/>
-          <w:szCs w:val="24"/>
-        </w:rPr>
-      </w:pPr>
-      <w:r>
-        <w:rPr>
           <w:rFonts w:hint="eastAsia"/>
           <w:sz w:val="24"/>
           <w:szCs w:val="24"/>
         </w:rPr>
-        <w:t>3</w:t>
-      </w:r>
+      </w:pPr>
       <w:r>
         <w:rPr>
           <w:rFonts w:hint="eastAsia"/>
           <w:sz w:val="24"/>
           <w:szCs w:val="24"/>
         </w:rPr>
+        <w:t>4</w:t>
+      </w:r>
+      <w:r>
+        <w:rPr>
+          <w:rFonts w:hint="eastAsia"/>
+          <w:sz w:val="24"/>
+          <w:szCs w:val="24"/>
+        </w:rPr>
         <w:t xml:space="preserve">. </w:t>
       </w:r>
       <w:r>
@@ -7039,19 +7215,40 @@
           <w:sz w:val="24"/>
           <w:szCs w:val="24"/>
         </w:rPr>
-        <w:t>安全与稳定性通过准则功能</w:t>
+        <w:t>可用性与用户体验通过准则</w:t>
       </w:r>
     </w:p>
     <w:p>
       <w:pPr>
         <w:spacing w:after="0" w:line="240" w:lineRule="auto"/>
         <w:ind w:firstLine="360"/>
+        <w:rPr>
+          <w:rFonts w:ascii="宋体" w:eastAsia="宋体" w:hAnsi="宋体" w:cs="宋体" w:hint="eastAsia"/>
+          <w:kern w:val="0"/>
+          <w:sz w:val="21"/>
+          <w:szCs w:val="21"/>
+        </w:rPr>
+      </w:pPr>
+      <w:r>
         <w:rPr>
           <w:rFonts w:ascii="宋体" w:eastAsia="宋体" w:hAnsi="宋体" w:cs="宋体"/>
           <w:kern w:val="0"/>
           <w:sz w:val="21"/>
           <w:szCs w:val="21"/>
         </w:rPr>
+        <w:t>表单校验（前端+后端）全部生效，无明显死角；错误提示文案准确、可理解。</w:t>
+      </w:r>
+    </w:p>
+    <w:p>
+      <w:pPr>
+        <w:spacing w:after="0" w:line="240" w:lineRule="auto"/>
+        <w:ind w:firstLine="360"/>
+        <w:rPr>
+          <w:rFonts w:ascii="宋体" w:eastAsia="宋体" w:hAnsi="宋体" w:cs="宋体" w:hint="eastAsia"/>
+          <w:kern w:val="0"/>
+          <w:sz w:val="21"/>
+          <w:szCs w:val="21"/>
+        </w:rPr>
       </w:pPr>
       <w:r>
         <w:rPr>
@@ -7060,7 +7257,7 @@
           <w:sz w:val="21"/>
           <w:szCs w:val="21"/>
         </w:rPr>
-        <w:t>所有测试用例执行覆盖率 ≥ 8</w:t>
+        <w:t>主要页面加载首屏时间 ≤ 1 s，路由切换 ≤ 300 ms；页面自适应主流</w:t>
       </w:r>
       <w:r>
         <w:rPr>
@@ -7069,7 +7266,7 @@
           <w:sz w:val="21"/>
           <w:szCs w:val="21"/>
         </w:rPr>
-        <w:t>0</w:t>
+        <w:t>浏览器</w:t>
       </w:r>
       <w:r>
         <w:rPr>
@@ -7078,17 +7275,20 @@
           <w:sz w:val="21"/>
           <w:szCs w:val="21"/>
         </w:rPr>
-        <w:t>%，关键模块（用户管理、权限控制、数据处理）覆盖率 ≥ 9</w:t>
+        <w:t>分辨率无布局溢出。</w:t>
       </w:r>
-      <w:r>
+    </w:p>
+    <w:p>
+      <w:pPr>
+        <w:spacing w:after="0" w:line="240" w:lineRule="auto"/>
+        <w:ind w:firstLine="360"/>
         <w:rPr>
           <w:rFonts w:ascii="宋体" w:eastAsia="宋体" w:hAnsi="宋体" w:cs="宋体" w:hint="eastAsia"/>
           <w:kern w:val="0"/>
           <w:sz w:val="21"/>
           <w:szCs w:val="21"/>
         </w:rPr>
-        <w:t>0</w:t>
-      </w:r>
+      </w:pPr>
       <w:r>
         <w:rPr>
           <w:rFonts w:ascii="宋体" w:eastAsia="宋体" w:hAnsi="宋体" w:cs="宋体"/>
@@ -7096,224 +7296,6 @@
           <w:sz w:val="21"/>
           <w:szCs w:val="21"/>
         </w:rPr>
-        <w:t>%。</w:t>
-      </w:r>
-    </w:p>
-    <w:p>
-      <w:pPr>
-        <w:spacing w:after="0" w:line="240" w:lineRule="auto"/>
-        <w:ind w:firstLine="360"/>
-        <w:rPr>
-          <w:rFonts w:ascii="宋体" w:eastAsia="宋体" w:hAnsi="宋体" w:cs="宋体"/>
-          <w:kern w:val="0"/>
-          <w:sz w:val="21"/>
-          <w:szCs w:val="21"/>
-        </w:rPr>
-      </w:pPr>
-      <w:r>
-        <w:rPr>
-          <w:rFonts w:ascii="宋体" w:eastAsia="宋体" w:hAnsi="宋体" w:cs="宋体"/>
-          <w:kern w:val="0"/>
-          <w:sz w:val="21"/>
-          <w:szCs w:val="21"/>
-        </w:rPr>
-        <w:t>未发现 SQL 注入、XSS、CSRF、未授权访问等高危安全缺陷。</w:t>
-      </w:r>
-    </w:p>
-    <w:p>
-      <w:pPr>
-        <w:spacing w:after="0" w:line="240" w:lineRule="auto"/>
-        <w:ind w:firstLine="360"/>
-        <w:rPr>
-          <w:rFonts w:ascii="宋体" w:eastAsia="宋体" w:hAnsi="宋体" w:cs="宋体"/>
-          <w:kern w:val="0"/>
-          <w:sz w:val="21"/>
-          <w:szCs w:val="21"/>
-        </w:rPr>
-      </w:pPr>
-      <w:r>
-        <w:rPr>
-          <w:rFonts w:ascii="宋体" w:eastAsia="宋体" w:hAnsi="宋体" w:cs="宋体"/>
-          <w:kern w:val="0"/>
-          <w:sz w:val="21"/>
-          <w:szCs w:val="21"/>
-        </w:rPr>
-        <w:t>JWT 验证、密码加盐加密（</w:t>
-      </w:r>
-      <w:proofErr w:type="spellStart"/>
-      <w:r>
-        <w:rPr>
-          <w:rFonts w:ascii="宋体" w:eastAsia="宋体" w:hAnsi="宋体" w:cs="宋体"/>
-          <w:kern w:val="0"/>
-          <w:sz w:val="21"/>
-          <w:szCs w:val="21"/>
-        </w:rPr>
-        <w:t>bcrypt</w:t>
-      </w:r>
-      <w:proofErr w:type="spellEnd"/>
-      <w:r>
-        <w:rPr>
-          <w:rFonts w:ascii="宋体" w:eastAsia="宋体" w:hAnsi="宋体" w:cs="宋体"/>
-          <w:kern w:val="0"/>
-          <w:sz w:val="21"/>
-          <w:szCs w:val="21"/>
-        </w:rPr>
-        <w:t>）和 HTTPS 传输生效，通过自动化扫描和手工渗透测试验证。</w:t>
-      </w:r>
-    </w:p>
-    <w:p>
-      <w:pPr>
-        <w:spacing w:after="0" w:line="240" w:lineRule="auto"/>
-        <w:ind w:firstLine="360"/>
-        <w:rPr>
-          <w:rFonts w:ascii="宋体" w:eastAsia="宋体" w:hAnsi="宋体" w:cs="宋体"/>
-          <w:kern w:val="0"/>
-          <w:sz w:val="21"/>
-          <w:szCs w:val="21"/>
-        </w:rPr>
-      </w:pPr>
-      <w:r>
-        <w:rPr>
-          <w:rFonts w:ascii="宋体" w:eastAsia="宋体" w:hAnsi="宋体" w:cs="宋体"/>
-          <w:kern w:val="0"/>
-          <w:sz w:val="21"/>
-          <w:szCs w:val="21"/>
-        </w:rPr>
-        <w:t>前端单页应用无内存泄漏、路由切换无页面残留、WebSocket 断线重连机制稳定。</w:t>
-      </w:r>
-    </w:p>
-    <w:p>
-      <w:pPr>
-        <w:pStyle w:val="3"/>
-        <w:spacing w:before="0" w:after="0" w:line="240" w:lineRule="auto"/>
-        <w:rPr>
-          <w:sz w:val="24"/>
-          <w:szCs w:val="24"/>
-        </w:rPr>
-      </w:pPr>
-      <w:r>
-        <w:rPr>
-          <w:rFonts w:hint="eastAsia"/>
-          <w:sz w:val="24"/>
-          <w:szCs w:val="24"/>
-        </w:rPr>
-        <w:t>4</w:t>
-      </w:r>
-      <w:r>
-        <w:rPr>
-          <w:rFonts w:hint="eastAsia"/>
-          <w:sz w:val="24"/>
-          <w:szCs w:val="24"/>
-        </w:rPr>
-        <w:t xml:space="preserve">. </w:t>
-      </w:r>
-      <w:r>
-        <w:rPr>
-          <w:rFonts w:hint="eastAsia"/>
-          <w:sz w:val="24"/>
-          <w:szCs w:val="24"/>
-        </w:rPr>
-        <w:t>可用性与用户体验通过准则</w:t>
-      </w:r>
-    </w:p>
-    <w:p>
-      <w:pPr>
-        <w:spacing w:after="0" w:line="240" w:lineRule="auto"/>
-        <w:ind w:firstLine="360"/>
-        <w:rPr>
-          <w:rFonts w:ascii="宋体" w:eastAsia="宋体" w:hAnsi="宋体" w:cs="宋体"/>
-          <w:kern w:val="0"/>
-          <w:sz w:val="21"/>
-          <w:szCs w:val="21"/>
-        </w:rPr>
-      </w:pPr>
-      <w:r>
-        <w:rPr>
-          <w:rFonts w:ascii="宋体" w:eastAsia="宋体" w:hAnsi="宋体" w:cs="宋体"/>
-          <w:kern w:val="0"/>
-          <w:sz w:val="21"/>
-          <w:szCs w:val="21"/>
-        </w:rPr>
-        <w:t>表单校验（前端+后端）全部生效，无明显死角；错误提示文案准确、可理解。</w:t>
-      </w:r>
-    </w:p>
-    <w:p>
-      <w:pPr>
-        <w:spacing w:after="0" w:line="240" w:lineRule="auto"/>
-        <w:ind w:firstLine="360"/>
-        <w:rPr>
-          <w:rFonts w:ascii="宋体" w:eastAsia="宋体" w:hAnsi="宋体" w:cs="宋体"/>
-          <w:kern w:val="0"/>
-          <w:sz w:val="21"/>
-          <w:szCs w:val="21"/>
-        </w:rPr>
-      </w:pPr>
-      <w:r>
-        <w:rPr>
-          <w:rFonts w:ascii="宋体" w:eastAsia="宋体" w:hAnsi="宋体" w:cs="宋体"/>
-          <w:kern w:val="0"/>
-          <w:sz w:val="21"/>
-          <w:szCs w:val="21"/>
-        </w:rPr>
-        <w:t xml:space="preserve">主要页面加载首屏时间 ≤ 1 s，路由切换 ≤ 300 </w:t>
-      </w:r>
-      <w:proofErr w:type="spellStart"/>
-      <w:r>
-        <w:rPr>
-          <w:rFonts w:ascii="宋体" w:eastAsia="宋体" w:hAnsi="宋体" w:cs="宋体"/>
-          <w:kern w:val="0"/>
-          <w:sz w:val="21"/>
-          <w:szCs w:val="21"/>
-        </w:rPr>
-        <w:t>ms</w:t>
-      </w:r>
-      <w:proofErr w:type="spellEnd"/>
-      <w:r>
-        <w:rPr>
-          <w:rFonts w:ascii="宋体" w:eastAsia="宋体" w:hAnsi="宋体" w:cs="宋体"/>
-          <w:kern w:val="0"/>
-          <w:sz w:val="21"/>
-          <w:szCs w:val="21"/>
-        </w:rPr>
-        <w:t>；页面自适应主流</w:t>
-      </w:r>
-      <w:r>
-        <w:rPr>
-          <w:rFonts w:ascii="宋体" w:eastAsia="宋体" w:hAnsi="宋体" w:cs="宋体" w:hint="eastAsia"/>
-          <w:kern w:val="0"/>
-          <w:sz w:val="21"/>
-          <w:szCs w:val="21"/>
-        </w:rPr>
-        <w:t>浏览器</w:t>
-      </w:r>
-      <w:r>
-        <w:rPr>
-          <w:rFonts w:ascii="宋体" w:eastAsia="宋体" w:hAnsi="宋体" w:cs="宋体"/>
-          <w:kern w:val="0"/>
-          <w:sz w:val="21"/>
-          <w:szCs w:val="21"/>
-        </w:rPr>
-        <w:t>分辨率无布局溢出。</w:t>
-      </w:r>
-    </w:p>
-    <w:p>
-      <w:pPr>
-        <w:spacing w:after="0" w:line="240" w:lineRule="auto"/>
-        <w:ind w:firstLine="360"/>
-        <w:rPr>
-          <w:rFonts w:ascii="宋体" w:eastAsia="宋体" w:hAnsi="宋体" w:cs="宋体"/>
-          <w:kern w:val="0"/>
-          <w:sz w:val="21"/>
-          <w:szCs w:val="21"/>
-        </w:rPr>
-      </w:pPr>
-      <w:r>
-        <w:rPr>
-          <w:rFonts w:ascii="宋体" w:eastAsia="宋体" w:hAnsi="宋体" w:cs="宋体"/>
-          <w:kern w:val="0"/>
-          <w:sz w:val="21"/>
-          <w:szCs w:val="21"/>
-        </w:rPr>
         <w:t>边缘场景（无网络、接口异常、空数据）均有友好容错提示，不出现空白页或未捕获异常。</w:t>
       </w:r>
     </w:p>
@@ -7336,7 +7318,7 @@
           <w:rFonts w:hint="eastAsia"/>
         </w:rPr>
       </w:pPr>
-      <w:bookmarkStart w:id="12" w:name="_Toc196901152"/>
+      <w:bookmarkStart w:id="13" w:name="_Toc196901152"/>
       <w:r>
         <w:rPr>
           <w:rFonts w:hint="eastAsia"/>
@@ -7349,7 +7331,7 @@
         </w:rPr>
         <w:t>测试程序</w:t>
       </w:r>
-      <w:bookmarkEnd w:id="12"/>
+      <w:bookmarkEnd w:id="13"/>
     </w:p>
     <w:p>
       <w:pPr>
@@ -7363,7 +7345,7 @@
           <w:szCs w:val="28"/>
         </w:rPr>
       </w:pPr>
-      <w:bookmarkStart w:id="13" w:name="_Toc196901153"/>
+      <w:bookmarkStart w:id="14" w:name="_Toc196901153"/>
       <w:r>
         <w:rPr>
           <w:rFonts w:ascii="黑体" w:eastAsia="黑体" w:hAnsi="黑体"/>
@@ -7384,7 +7366,7 @@
         </w:rPr>
         <w:t>测试程序组成</w:t>
       </w:r>
-      <w:bookmarkEnd w:id="13"/>
+      <w:bookmarkEnd w:id="14"/>
     </w:p>
     <w:p>
       <w:pPr>
@@ -7402,7 +7384,26 @@
           <w:sz w:val="21"/>
           <w:szCs w:val="21"/>
         </w:rPr>
-        <w:t>用</w:t>
+        <w:t>测试程序的组成包括功能测试、性能测试、接口测试、文档与介质一致性测试以及自由操作测试五个部分，分别覆盖系统的主要质量属性和用户体验要求。</w:t>
+      </w:r>
+    </w:p>
+    <w:p>
+      <w:pPr>
+        <w:spacing w:after="0" w:line="240" w:lineRule="auto"/>
+        <w:ind w:firstLine="420"/>
+        <w:rPr>
+          <w:rFonts w:ascii="宋体" w:eastAsia="宋体" w:hAnsi="宋体" w:hint="eastAsia"/>
+          <w:sz w:val="21"/>
+          <w:szCs w:val="21"/>
+        </w:rPr>
+      </w:pPr>
+      <w:r>
+        <w:rPr>
+          <w:rFonts w:ascii="宋体" w:eastAsia="宋体" w:hAnsi="宋体"/>
+          <w:sz w:val="21"/>
+          <w:szCs w:val="21"/>
+        </w:rPr>
+        <w:t>功能测试侧重验证系统各模块是否按需求文档正常运行，确保用户登录、数据录入、信息展示等核心功能在各种输入条件下表现一致。性能测试评估系统在不同负载下的响应时间、并发处理能力及资源消耗情况，识别可能存在的性能瓶颈。接口测试关注前后端、系统与第三方服务之间的数据交互，确保接口请求格式正确、参数校验到位、返回结果稳定可靠。文档与介质一致性测试用于检查部署系统与说明文档是否一致，保证使用者按照文档步骤能顺利完成安装与操作。自由操作测试在非预设路径下由测试人员随意操作系统，以发现隐藏的异常行为和使用上的不便之处，提高系统的健壮性和用户友好性。</w:t>
       </w:r>
     </w:p>
     <w:p>
@@ -7428,7 +7429,7 @@
           <w:szCs w:val="28"/>
         </w:rPr>
       </w:pPr>
-      <w:bookmarkStart w:id="14" w:name="_Toc196901154"/>
+      <w:bookmarkStart w:id="15" w:name="_Toc196901154"/>
       <w:r>
         <w:rPr>
           <w:rFonts w:ascii="黑体" w:eastAsia="黑体" w:hAnsi="黑体"/>
@@ -7449,31 +7450,3997 @@
         </w:rPr>
         <w:t>功能测试</w:t>
       </w:r>
-      <w:bookmarkEnd w:id="14"/>
+      <w:bookmarkEnd w:id="15"/>
     </w:p>
+    <w:tbl>
+      <w:tblPr>
+        <w:tblStyle w:val="11"/>
+        <w:tblW w:w="0" w:type="auto"/>
+        <w:tblLook w:val="04A0" w:firstRow="1" w:lastRow="0" w:firstColumn="1" w:lastColumn="0" w:noHBand="0" w:noVBand="1"/>
+      </w:tblPr>
+      <w:tblGrid>
+        <w:gridCol w:w="497"/>
+        <w:gridCol w:w="916"/>
+        <w:gridCol w:w="2385"/>
+        <w:gridCol w:w="2035"/>
+        <w:gridCol w:w="1825"/>
+        <w:gridCol w:w="638"/>
+      </w:tblGrid>
+      <w:tr>
+        <w:trPr>
+          <w:tblHeader/>
+        </w:trPr>
+        <w:tc>
+          <w:tcPr>
+            <w:tcW w:w="0" w:type="auto"/>
+            <w:hideMark/>
+          </w:tcPr>
+          <w:p>
+            <w:pPr>
+              <w:spacing w:after="0" w:line="240" w:lineRule="auto"/>
+              <w:rPr>
+                <w:rFonts w:ascii="宋体" w:eastAsia="宋体" w:hAnsi="宋体" w:hint="eastAsia"/>
+                <w:b/>
+                <w:bCs/>
+                <w:sz w:val="21"/>
+                <w:szCs w:val="21"/>
+              </w:rPr>
+            </w:pPr>
+            <w:r>
+              <w:rPr>
+                <w:rFonts w:ascii="宋体" w:eastAsia="宋体" w:hAnsi="宋体"/>
+                <w:b/>
+                <w:bCs/>
+                <w:sz w:val="21"/>
+                <w:szCs w:val="21"/>
+              </w:rPr>
+              <w:t>序号</w:t>
+            </w:r>
+          </w:p>
+        </w:tc>
+        <w:tc>
+          <w:tcPr>
+            <w:tcW w:w="0" w:type="auto"/>
+            <w:hideMark/>
+          </w:tcPr>
+          <w:p>
+            <w:pPr>
+              <w:spacing w:after="0" w:line="240" w:lineRule="auto"/>
+              <w:rPr>
+                <w:rFonts w:ascii="宋体" w:eastAsia="宋体" w:hAnsi="宋体" w:hint="eastAsia"/>
+                <w:b/>
+                <w:bCs/>
+                <w:sz w:val="21"/>
+                <w:szCs w:val="21"/>
+              </w:rPr>
+            </w:pPr>
+            <w:r>
+              <w:rPr>
+                <w:rFonts w:ascii="宋体" w:eastAsia="宋体" w:hAnsi="宋体"/>
+                <w:b/>
+                <w:bCs/>
+                <w:sz w:val="21"/>
+                <w:szCs w:val="21"/>
+              </w:rPr>
+              <w:t>需求规格</w:t>
+            </w:r>
+          </w:p>
+        </w:tc>
+        <w:tc>
+          <w:tcPr>
+            <w:tcW w:w="0" w:type="auto"/>
+            <w:hideMark/>
+          </w:tcPr>
+          <w:p>
+            <w:pPr>
+              <w:spacing w:after="0" w:line="240" w:lineRule="auto"/>
+              <w:rPr>
+                <w:rFonts w:ascii="宋体" w:eastAsia="宋体" w:hAnsi="宋体" w:hint="eastAsia"/>
+                <w:b/>
+                <w:bCs/>
+                <w:sz w:val="21"/>
+                <w:szCs w:val="21"/>
+              </w:rPr>
+            </w:pPr>
+            <w:r>
+              <w:rPr>
+                <w:rFonts w:ascii="宋体" w:eastAsia="宋体" w:hAnsi="宋体"/>
+                <w:b/>
+                <w:bCs/>
+                <w:sz w:val="21"/>
+                <w:szCs w:val="21"/>
+              </w:rPr>
+              <w:t>操作步骤</w:t>
+            </w:r>
+          </w:p>
+        </w:tc>
+        <w:tc>
+          <w:tcPr>
+            <w:tcW w:w="0" w:type="auto"/>
+            <w:hideMark/>
+          </w:tcPr>
+          <w:p>
+            <w:pPr>
+              <w:spacing w:after="0" w:line="240" w:lineRule="auto"/>
+              <w:rPr>
+                <w:rFonts w:ascii="宋体" w:eastAsia="宋体" w:hAnsi="宋体" w:hint="eastAsia"/>
+                <w:b/>
+                <w:bCs/>
+                <w:sz w:val="21"/>
+                <w:szCs w:val="21"/>
+              </w:rPr>
+            </w:pPr>
+            <w:r>
+              <w:rPr>
+                <w:rFonts w:ascii="宋体" w:eastAsia="宋体" w:hAnsi="宋体"/>
+                <w:b/>
+                <w:bCs/>
+                <w:sz w:val="21"/>
+                <w:szCs w:val="21"/>
+              </w:rPr>
+              <w:t>期望输出</w:t>
+            </w:r>
+          </w:p>
+        </w:tc>
+        <w:tc>
+          <w:tcPr>
+            <w:tcW w:w="0" w:type="auto"/>
+            <w:hideMark/>
+          </w:tcPr>
+          <w:p>
+            <w:pPr>
+              <w:spacing w:after="0" w:line="240" w:lineRule="auto"/>
+              <w:rPr>
+                <w:rFonts w:ascii="宋体" w:eastAsia="宋体" w:hAnsi="宋体" w:hint="eastAsia"/>
+                <w:b/>
+                <w:bCs/>
+                <w:sz w:val="21"/>
+                <w:szCs w:val="21"/>
+              </w:rPr>
+            </w:pPr>
+            <w:r>
+              <w:rPr>
+                <w:rFonts w:ascii="宋体" w:eastAsia="宋体" w:hAnsi="宋体"/>
+                <w:b/>
+                <w:bCs/>
+                <w:sz w:val="21"/>
+                <w:szCs w:val="21"/>
+              </w:rPr>
+              <w:t>实际输出</w:t>
+            </w:r>
+          </w:p>
+        </w:tc>
+        <w:tc>
+          <w:tcPr>
+            <w:tcW w:w="0" w:type="auto"/>
+            <w:hideMark/>
+          </w:tcPr>
+          <w:p>
+            <w:pPr>
+              <w:spacing w:after="0" w:line="240" w:lineRule="auto"/>
+              <w:rPr>
+                <w:rFonts w:ascii="宋体" w:eastAsia="宋体" w:hAnsi="宋体" w:hint="eastAsia"/>
+                <w:b/>
+                <w:bCs/>
+                <w:sz w:val="21"/>
+                <w:szCs w:val="21"/>
+              </w:rPr>
+            </w:pPr>
+            <w:r>
+              <w:rPr>
+                <w:rFonts w:ascii="宋体" w:eastAsia="宋体" w:hAnsi="宋体"/>
+                <w:b/>
+                <w:bCs/>
+                <w:sz w:val="21"/>
+                <w:szCs w:val="21"/>
+              </w:rPr>
+              <w:t>通过与否</w:t>
+            </w:r>
+          </w:p>
+        </w:tc>
+      </w:tr>
+      <w:tr>
+        <w:tc>
+          <w:tcPr>
+            <w:tcW w:w="0" w:type="auto"/>
+            <w:hideMark/>
+          </w:tcPr>
+          <w:p>
+            <w:pPr>
+              <w:spacing w:after="0" w:line="240" w:lineRule="auto"/>
+              <w:rPr>
+                <w:rFonts w:ascii="宋体" w:eastAsia="宋体" w:hAnsi="宋体" w:hint="eastAsia"/>
+                <w:sz w:val="21"/>
+                <w:szCs w:val="21"/>
+              </w:rPr>
+            </w:pPr>
+            <w:r>
+              <w:rPr>
+                <w:rFonts w:ascii="宋体" w:eastAsia="宋体" w:hAnsi="宋体" w:hint="eastAsia"/>
+                <w:sz w:val="21"/>
+                <w:szCs w:val="21"/>
+              </w:rPr>
+              <w:t>a</w:t>
+            </w:r>
+            <w:r>
+              <w:rPr>
+                <w:rFonts w:ascii="宋体" w:eastAsia="宋体" w:hAnsi="宋体"/>
+                <w:sz w:val="21"/>
+                <w:szCs w:val="21"/>
+              </w:rPr>
+              <w:t>1</w:t>
+            </w:r>
+          </w:p>
+        </w:tc>
+        <w:tc>
+          <w:tcPr>
+            <w:tcW w:w="0" w:type="auto"/>
+            <w:hideMark/>
+          </w:tcPr>
+          <w:p>
+            <w:pPr>
+              <w:spacing w:after="0" w:line="240" w:lineRule="auto"/>
+              <w:rPr>
+                <w:rFonts w:ascii="宋体" w:eastAsia="宋体" w:hAnsi="宋体" w:hint="eastAsia"/>
+                <w:sz w:val="21"/>
+                <w:szCs w:val="21"/>
+              </w:rPr>
+            </w:pPr>
+            <w:r>
+              <w:rPr>
+                <w:rFonts w:ascii="宋体" w:eastAsia="宋体" w:hAnsi="宋体"/>
+                <w:sz w:val="21"/>
+                <w:szCs w:val="21"/>
+              </w:rPr>
+              <w:t>用户注册</w:t>
+            </w:r>
+          </w:p>
+        </w:tc>
+        <w:tc>
+          <w:tcPr>
+            <w:tcW w:w="0" w:type="auto"/>
+            <w:hideMark/>
+          </w:tcPr>
+          <w:p>
+            <w:pPr>
+              <w:spacing w:after="0" w:line="240" w:lineRule="auto"/>
+              <w:rPr>
+                <w:rFonts w:ascii="宋体" w:eastAsia="宋体" w:hAnsi="宋体" w:hint="eastAsia"/>
+                <w:sz w:val="21"/>
+                <w:szCs w:val="21"/>
+              </w:rPr>
+            </w:pPr>
+            <w:r>
+              <w:rPr>
+                <w:rFonts w:ascii="宋体" w:eastAsia="宋体" w:hAnsi="宋体"/>
+                <w:sz w:val="21"/>
+                <w:szCs w:val="21"/>
+              </w:rPr>
+              <w:t>输入用户名、密码、手机号后点击注册按钮</w:t>
+            </w:r>
+          </w:p>
+        </w:tc>
+        <w:tc>
+          <w:tcPr>
+            <w:tcW w:w="0" w:type="auto"/>
+            <w:hideMark/>
+          </w:tcPr>
+          <w:p>
+            <w:pPr>
+              <w:spacing w:after="0" w:line="240" w:lineRule="auto"/>
+              <w:rPr>
+                <w:rFonts w:ascii="宋体" w:eastAsia="宋体" w:hAnsi="宋体" w:hint="eastAsia"/>
+                <w:sz w:val="21"/>
+                <w:szCs w:val="21"/>
+              </w:rPr>
+            </w:pPr>
+            <w:r>
+              <w:rPr>
+                <w:rFonts w:ascii="宋体" w:eastAsia="宋体" w:hAnsi="宋体"/>
+                <w:sz w:val="21"/>
+                <w:szCs w:val="21"/>
+              </w:rPr>
+              <w:t>提示注册成功，跳转至登录页面</w:t>
+            </w:r>
+          </w:p>
+        </w:tc>
+        <w:tc>
+          <w:tcPr>
+            <w:tcW w:w="0" w:type="auto"/>
+            <w:hideMark/>
+          </w:tcPr>
+          <w:p>
+            <w:pPr>
+              <w:spacing w:after="0" w:line="240" w:lineRule="auto"/>
+              <w:rPr>
+                <w:rFonts w:ascii="宋体" w:eastAsia="宋体" w:hAnsi="宋体" w:hint="eastAsia"/>
+                <w:sz w:val="21"/>
+                <w:szCs w:val="21"/>
+              </w:rPr>
+            </w:pPr>
+            <w:r>
+              <w:rPr>
+                <w:rFonts w:ascii="宋体" w:eastAsia="宋体" w:hAnsi="宋体"/>
+                <w:sz w:val="21"/>
+                <w:szCs w:val="21"/>
+              </w:rPr>
+              <w:t>成功跳转登录页，提示“注册</w:t>
+            </w:r>
+            <w:r>
+              <w:rPr>
+                <w:rFonts w:ascii="宋体" w:eastAsia="宋体" w:hAnsi="宋体"/>
+                <w:sz w:val="21"/>
+                <w:szCs w:val="21"/>
+              </w:rPr>
+              <w:lastRenderedPageBreak/>
+              <w:t>成功”</w:t>
+            </w:r>
+          </w:p>
+        </w:tc>
+        <w:tc>
+          <w:tcPr>
+            <w:tcW w:w="0" w:type="auto"/>
+            <w:hideMark/>
+          </w:tcPr>
+          <w:p>
+            <w:pPr>
+              <w:spacing w:after="0" w:line="240" w:lineRule="auto"/>
+              <w:rPr>
+                <w:rFonts w:ascii="宋体" w:eastAsia="宋体" w:hAnsi="宋体" w:hint="eastAsia"/>
+                <w:sz w:val="21"/>
+                <w:szCs w:val="21"/>
+              </w:rPr>
+            </w:pPr>
+            <w:r>
+              <w:rPr>
+                <w:rFonts w:ascii="宋体" w:eastAsia="宋体" w:hAnsi="宋体"/>
+                <w:sz w:val="21"/>
+                <w:szCs w:val="21"/>
+              </w:rPr>
+              <w:lastRenderedPageBreak/>
+              <w:t>是</w:t>
+            </w:r>
+          </w:p>
+        </w:tc>
+      </w:tr>
+      <w:tr>
+        <w:tc>
+          <w:tcPr>
+            <w:tcW w:w="0" w:type="auto"/>
+            <w:hideMark/>
+          </w:tcPr>
+          <w:p>
+            <w:pPr>
+              <w:spacing w:after="0" w:line="240" w:lineRule="auto"/>
+              <w:rPr>
+                <w:rFonts w:ascii="宋体" w:eastAsia="宋体" w:hAnsi="宋体" w:hint="eastAsia"/>
+                <w:sz w:val="21"/>
+                <w:szCs w:val="21"/>
+              </w:rPr>
+            </w:pPr>
+            <w:r>
+              <w:rPr>
+                <w:rFonts w:ascii="宋体" w:eastAsia="宋体" w:hAnsi="宋体" w:hint="eastAsia"/>
+                <w:sz w:val="21"/>
+                <w:szCs w:val="21"/>
+              </w:rPr>
+              <w:t>a</w:t>
+            </w:r>
+            <w:r>
+              <w:rPr>
+                <w:rFonts w:ascii="宋体" w:eastAsia="宋体" w:hAnsi="宋体"/>
+                <w:sz w:val="21"/>
+                <w:szCs w:val="21"/>
+              </w:rPr>
+              <w:t>2</w:t>
+            </w:r>
+          </w:p>
+        </w:tc>
+        <w:tc>
+          <w:tcPr>
+            <w:tcW w:w="0" w:type="auto"/>
+            <w:hideMark/>
+          </w:tcPr>
+          <w:p>
+            <w:pPr>
+              <w:spacing w:after="0" w:line="240" w:lineRule="auto"/>
+              <w:rPr>
+                <w:rFonts w:ascii="宋体" w:eastAsia="宋体" w:hAnsi="宋体" w:hint="eastAsia"/>
+                <w:sz w:val="21"/>
+                <w:szCs w:val="21"/>
+              </w:rPr>
+            </w:pPr>
+            <w:r>
+              <w:rPr>
+                <w:rFonts w:ascii="宋体" w:eastAsia="宋体" w:hAnsi="宋体"/>
+                <w:sz w:val="21"/>
+                <w:szCs w:val="21"/>
+              </w:rPr>
+              <w:t>用户登录</w:t>
+            </w:r>
+          </w:p>
+        </w:tc>
+        <w:tc>
+          <w:tcPr>
+            <w:tcW w:w="0" w:type="auto"/>
+            <w:hideMark/>
+          </w:tcPr>
+          <w:p>
+            <w:pPr>
+              <w:spacing w:after="0" w:line="240" w:lineRule="auto"/>
+              <w:rPr>
+                <w:rFonts w:ascii="宋体" w:eastAsia="宋体" w:hAnsi="宋体" w:hint="eastAsia"/>
+                <w:sz w:val="21"/>
+                <w:szCs w:val="21"/>
+              </w:rPr>
+            </w:pPr>
+            <w:r>
+              <w:rPr>
+                <w:rFonts w:ascii="宋体" w:eastAsia="宋体" w:hAnsi="宋体"/>
+                <w:sz w:val="21"/>
+                <w:szCs w:val="21"/>
+              </w:rPr>
+              <w:t>输入已注册用户名与密码点击登录</w:t>
+            </w:r>
+          </w:p>
+        </w:tc>
+        <w:tc>
+          <w:tcPr>
+            <w:tcW w:w="0" w:type="auto"/>
+            <w:hideMark/>
+          </w:tcPr>
+          <w:p>
+            <w:pPr>
+              <w:spacing w:after="0" w:line="240" w:lineRule="auto"/>
+              <w:rPr>
+                <w:rFonts w:ascii="宋体" w:eastAsia="宋体" w:hAnsi="宋体" w:hint="eastAsia"/>
+                <w:sz w:val="21"/>
+                <w:szCs w:val="21"/>
+              </w:rPr>
+            </w:pPr>
+            <w:r>
+              <w:rPr>
+                <w:rFonts w:ascii="宋体" w:eastAsia="宋体" w:hAnsi="宋体"/>
+                <w:sz w:val="21"/>
+                <w:szCs w:val="21"/>
+              </w:rPr>
+              <w:t>系统生成 JWT 并跳转至首页</w:t>
+            </w:r>
+          </w:p>
+        </w:tc>
+        <w:tc>
+          <w:tcPr>
+            <w:tcW w:w="0" w:type="auto"/>
+            <w:hideMark/>
+          </w:tcPr>
+          <w:p>
+            <w:pPr>
+              <w:spacing w:after="0" w:line="240" w:lineRule="auto"/>
+              <w:rPr>
+                <w:rFonts w:ascii="宋体" w:eastAsia="宋体" w:hAnsi="宋体" w:hint="eastAsia"/>
+                <w:sz w:val="21"/>
+                <w:szCs w:val="21"/>
+              </w:rPr>
+            </w:pPr>
+            <w:r>
+              <w:rPr>
+                <w:rFonts w:ascii="宋体" w:eastAsia="宋体" w:hAnsi="宋体"/>
+                <w:sz w:val="21"/>
+                <w:szCs w:val="21"/>
+              </w:rPr>
+              <w:t>首页成功加载，浏览器存储 Token</w:t>
+            </w:r>
+          </w:p>
+        </w:tc>
+        <w:tc>
+          <w:tcPr>
+            <w:tcW w:w="0" w:type="auto"/>
+            <w:hideMark/>
+          </w:tcPr>
+          <w:p>
+            <w:pPr>
+              <w:spacing w:after="0" w:line="240" w:lineRule="auto"/>
+              <w:rPr>
+                <w:rFonts w:ascii="宋体" w:eastAsia="宋体" w:hAnsi="宋体" w:hint="eastAsia"/>
+                <w:sz w:val="21"/>
+                <w:szCs w:val="21"/>
+              </w:rPr>
+            </w:pPr>
+            <w:r>
+              <w:rPr>
+                <w:rFonts w:ascii="宋体" w:eastAsia="宋体" w:hAnsi="宋体"/>
+                <w:sz w:val="21"/>
+                <w:szCs w:val="21"/>
+              </w:rPr>
+              <w:t>是</w:t>
+            </w:r>
+          </w:p>
+        </w:tc>
+      </w:tr>
+      <w:tr>
+        <w:tc>
+          <w:tcPr>
+            <w:tcW w:w="0" w:type="auto"/>
+            <w:hideMark/>
+          </w:tcPr>
+          <w:p>
+            <w:pPr>
+              <w:spacing w:after="0" w:line="240" w:lineRule="auto"/>
+              <w:rPr>
+                <w:rFonts w:ascii="宋体" w:eastAsia="宋体" w:hAnsi="宋体" w:hint="eastAsia"/>
+                <w:sz w:val="21"/>
+                <w:szCs w:val="21"/>
+              </w:rPr>
+            </w:pPr>
+            <w:r>
+              <w:rPr>
+                <w:rFonts w:ascii="宋体" w:eastAsia="宋体" w:hAnsi="宋体" w:hint="eastAsia"/>
+                <w:sz w:val="21"/>
+                <w:szCs w:val="21"/>
+              </w:rPr>
+              <w:t>a</w:t>
+            </w:r>
+            <w:r>
+              <w:rPr>
+                <w:rFonts w:ascii="宋体" w:eastAsia="宋体" w:hAnsi="宋体"/>
+                <w:sz w:val="21"/>
+                <w:szCs w:val="21"/>
+              </w:rPr>
+              <w:t>3</w:t>
+            </w:r>
+          </w:p>
+        </w:tc>
+        <w:tc>
+          <w:tcPr>
+            <w:tcW w:w="0" w:type="auto"/>
+            <w:hideMark/>
+          </w:tcPr>
+          <w:p>
+            <w:pPr>
+              <w:spacing w:after="0" w:line="240" w:lineRule="auto"/>
+              <w:rPr>
+                <w:rFonts w:ascii="宋体" w:eastAsia="宋体" w:hAnsi="宋体" w:hint="eastAsia"/>
+                <w:sz w:val="21"/>
+                <w:szCs w:val="21"/>
+              </w:rPr>
+            </w:pPr>
+            <w:r>
+              <w:rPr>
+                <w:rFonts w:ascii="宋体" w:eastAsia="宋体" w:hAnsi="宋体"/>
+                <w:sz w:val="21"/>
+                <w:szCs w:val="21"/>
+              </w:rPr>
+              <w:t>信息修改</w:t>
+            </w:r>
+          </w:p>
+        </w:tc>
+        <w:tc>
+          <w:tcPr>
+            <w:tcW w:w="0" w:type="auto"/>
+            <w:hideMark/>
+          </w:tcPr>
+          <w:p>
+            <w:pPr>
+              <w:spacing w:after="0" w:line="240" w:lineRule="auto"/>
+              <w:rPr>
+                <w:rFonts w:ascii="宋体" w:eastAsia="宋体" w:hAnsi="宋体" w:hint="eastAsia"/>
+                <w:sz w:val="21"/>
+                <w:szCs w:val="21"/>
+              </w:rPr>
+            </w:pPr>
+            <w:r>
+              <w:rPr>
+                <w:rFonts w:ascii="宋体" w:eastAsia="宋体" w:hAnsi="宋体"/>
+                <w:sz w:val="21"/>
+                <w:szCs w:val="21"/>
+              </w:rPr>
+              <w:t>登录后进入个人中心，修改昵称与性别并保存</w:t>
+            </w:r>
+          </w:p>
+        </w:tc>
+        <w:tc>
+          <w:tcPr>
+            <w:tcW w:w="0" w:type="auto"/>
+            <w:hideMark/>
+          </w:tcPr>
+          <w:p>
+            <w:pPr>
+              <w:spacing w:after="0" w:line="240" w:lineRule="auto"/>
+              <w:rPr>
+                <w:rFonts w:ascii="宋体" w:eastAsia="宋体" w:hAnsi="宋体" w:hint="eastAsia"/>
+                <w:sz w:val="21"/>
+                <w:szCs w:val="21"/>
+              </w:rPr>
+            </w:pPr>
+            <w:r>
+              <w:rPr>
+                <w:rFonts w:ascii="宋体" w:eastAsia="宋体" w:hAnsi="宋体"/>
+                <w:sz w:val="21"/>
+                <w:szCs w:val="21"/>
+              </w:rPr>
+              <w:t>修改成功提示，界面显示更新后的信息</w:t>
+            </w:r>
+          </w:p>
+        </w:tc>
+        <w:tc>
+          <w:tcPr>
+            <w:tcW w:w="0" w:type="auto"/>
+            <w:hideMark/>
+          </w:tcPr>
+          <w:p>
+            <w:pPr>
+              <w:spacing w:after="0" w:line="240" w:lineRule="auto"/>
+              <w:rPr>
+                <w:rFonts w:ascii="宋体" w:eastAsia="宋体" w:hAnsi="宋体" w:hint="eastAsia"/>
+                <w:sz w:val="21"/>
+                <w:szCs w:val="21"/>
+              </w:rPr>
+            </w:pPr>
+            <w:r>
+              <w:rPr>
+                <w:rFonts w:ascii="宋体" w:eastAsia="宋体" w:hAnsi="宋体"/>
+                <w:sz w:val="21"/>
+                <w:szCs w:val="21"/>
+              </w:rPr>
+              <w:t>修改成功，页面显示最新数据</w:t>
+            </w:r>
+          </w:p>
+        </w:tc>
+        <w:tc>
+          <w:tcPr>
+            <w:tcW w:w="0" w:type="auto"/>
+            <w:hideMark/>
+          </w:tcPr>
+          <w:p>
+            <w:pPr>
+              <w:spacing w:after="0" w:line="240" w:lineRule="auto"/>
+              <w:rPr>
+                <w:rFonts w:ascii="宋体" w:eastAsia="宋体" w:hAnsi="宋体" w:hint="eastAsia"/>
+                <w:sz w:val="21"/>
+                <w:szCs w:val="21"/>
+              </w:rPr>
+            </w:pPr>
+            <w:r>
+              <w:rPr>
+                <w:rFonts w:ascii="宋体" w:eastAsia="宋体" w:hAnsi="宋体"/>
+                <w:sz w:val="21"/>
+                <w:szCs w:val="21"/>
+              </w:rPr>
+              <w:t>是</w:t>
+            </w:r>
+          </w:p>
+        </w:tc>
+      </w:tr>
+      <w:tr>
+        <w:tc>
+          <w:tcPr>
+            <w:tcW w:w="0" w:type="auto"/>
+            <w:hideMark/>
+          </w:tcPr>
+          <w:p>
+            <w:pPr>
+              <w:spacing w:after="0" w:line="240" w:lineRule="auto"/>
+              <w:rPr>
+                <w:rFonts w:ascii="宋体" w:eastAsia="宋体" w:hAnsi="宋体" w:hint="eastAsia"/>
+                <w:sz w:val="21"/>
+                <w:szCs w:val="21"/>
+              </w:rPr>
+            </w:pPr>
+            <w:r>
+              <w:rPr>
+                <w:rFonts w:ascii="宋体" w:eastAsia="宋体" w:hAnsi="宋体" w:hint="eastAsia"/>
+                <w:sz w:val="21"/>
+                <w:szCs w:val="21"/>
+              </w:rPr>
+              <w:t>a</w:t>
+            </w:r>
+            <w:r>
+              <w:rPr>
+                <w:rFonts w:ascii="宋体" w:eastAsia="宋体" w:hAnsi="宋体"/>
+                <w:sz w:val="21"/>
+                <w:szCs w:val="21"/>
+              </w:rPr>
+              <w:t>4</w:t>
+            </w:r>
+          </w:p>
+        </w:tc>
+        <w:tc>
+          <w:tcPr>
+            <w:tcW w:w="0" w:type="auto"/>
+            <w:hideMark/>
+          </w:tcPr>
+          <w:p>
+            <w:pPr>
+              <w:spacing w:after="0" w:line="240" w:lineRule="auto"/>
+              <w:rPr>
+                <w:rFonts w:ascii="宋体" w:eastAsia="宋体" w:hAnsi="宋体" w:hint="eastAsia"/>
+                <w:sz w:val="21"/>
+                <w:szCs w:val="21"/>
+              </w:rPr>
+            </w:pPr>
+            <w:r>
+              <w:rPr>
+                <w:rFonts w:ascii="宋体" w:eastAsia="宋体" w:hAnsi="宋体"/>
+                <w:sz w:val="21"/>
+                <w:szCs w:val="21"/>
+              </w:rPr>
+              <w:t>密码修改</w:t>
+            </w:r>
+          </w:p>
+        </w:tc>
+        <w:tc>
+          <w:tcPr>
+            <w:tcW w:w="0" w:type="auto"/>
+            <w:hideMark/>
+          </w:tcPr>
+          <w:p>
+            <w:pPr>
+              <w:spacing w:after="0" w:line="240" w:lineRule="auto"/>
+              <w:rPr>
+                <w:rFonts w:ascii="宋体" w:eastAsia="宋体" w:hAnsi="宋体" w:hint="eastAsia"/>
+                <w:sz w:val="21"/>
+                <w:szCs w:val="21"/>
+              </w:rPr>
+            </w:pPr>
+            <w:r>
+              <w:rPr>
+                <w:rFonts w:ascii="宋体" w:eastAsia="宋体" w:hAnsi="宋体"/>
+                <w:sz w:val="21"/>
+                <w:szCs w:val="21"/>
+              </w:rPr>
+              <w:t>输入原密码与新密码点击确认</w:t>
+            </w:r>
+          </w:p>
+        </w:tc>
+        <w:tc>
+          <w:tcPr>
+            <w:tcW w:w="0" w:type="auto"/>
+            <w:hideMark/>
+          </w:tcPr>
+          <w:p>
+            <w:pPr>
+              <w:spacing w:after="0" w:line="240" w:lineRule="auto"/>
+              <w:rPr>
+                <w:rFonts w:ascii="宋体" w:eastAsia="宋体" w:hAnsi="宋体" w:hint="eastAsia"/>
+                <w:sz w:val="21"/>
+                <w:szCs w:val="21"/>
+              </w:rPr>
+            </w:pPr>
+            <w:r>
+              <w:rPr>
+                <w:rFonts w:ascii="宋体" w:eastAsia="宋体" w:hAnsi="宋体"/>
+                <w:sz w:val="21"/>
+                <w:szCs w:val="21"/>
+              </w:rPr>
+              <w:t>提示密码修改成功，需重新登录</w:t>
+            </w:r>
+          </w:p>
+        </w:tc>
+        <w:tc>
+          <w:tcPr>
+            <w:tcW w:w="0" w:type="auto"/>
+            <w:hideMark/>
+          </w:tcPr>
+          <w:p>
+            <w:pPr>
+              <w:spacing w:after="0" w:line="240" w:lineRule="auto"/>
+              <w:rPr>
+                <w:rFonts w:ascii="宋体" w:eastAsia="宋体" w:hAnsi="宋体" w:hint="eastAsia"/>
+                <w:sz w:val="21"/>
+                <w:szCs w:val="21"/>
+              </w:rPr>
+            </w:pPr>
+            <w:r>
+              <w:rPr>
+                <w:rFonts w:ascii="宋体" w:eastAsia="宋体" w:hAnsi="宋体"/>
+                <w:sz w:val="21"/>
+                <w:szCs w:val="21"/>
+              </w:rPr>
+              <w:t>弹出提示框并跳转登录页</w:t>
+            </w:r>
+          </w:p>
+        </w:tc>
+        <w:tc>
+          <w:tcPr>
+            <w:tcW w:w="0" w:type="auto"/>
+            <w:hideMark/>
+          </w:tcPr>
+          <w:p>
+            <w:pPr>
+              <w:spacing w:after="0" w:line="240" w:lineRule="auto"/>
+              <w:rPr>
+                <w:rFonts w:ascii="宋体" w:eastAsia="宋体" w:hAnsi="宋体" w:hint="eastAsia"/>
+                <w:sz w:val="21"/>
+                <w:szCs w:val="21"/>
+              </w:rPr>
+            </w:pPr>
+            <w:r>
+              <w:rPr>
+                <w:rFonts w:ascii="宋体" w:eastAsia="宋体" w:hAnsi="宋体"/>
+                <w:sz w:val="21"/>
+                <w:szCs w:val="21"/>
+              </w:rPr>
+              <w:t>是</w:t>
+            </w:r>
+          </w:p>
+        </w:tc>
+      </w:tr>
+      <w:tr>
+        <w:tc>
+          <w:tcPr>
+            <w:tcW w:w="0" w:type="auto"/>
+            <w:hideMark/>
+          </w:tcPr>
+          <w:p>
+            <w:pPr>
+              <w:spacing w:after="0" w:line="240" w:lineRule="auto"/>
+              <w:rPr>
+                <w:rFonts w:ascii="宋体" w:eastAsia="宋体" w:hAnsi="宋体" w:hint="eastAsia"/>
+                <w:sz w:val="21"/>
+                <w:szCs w:val="21"/>
+              </w:rPr>
+            </w:pPr>
+            <w:r>
+              <w:rPr>
+                <w:rFonts w:ascii="宋体" w:eastAsia="宋体" w:hAnsi="宋体" w:hint="eastAsia"/>
+                <w:sz w:val="21"/>
+                <w:szCs w:val="21"/>
+              </w:rPr>
+              <w:t>a4</w:t>
+            </w:r>
+          </w:p>
+        </w:tc>
+        <w:tc>
+          <w:tcPr>
+            <w:tcW w:w="0" w:type="auto"/>
+            <w:hideMark/>
+          </w:tcPr>
+          <w:p>
+            <w:pPr>
+              <w:spacing w:after="0" w:line="240" w:lineRule="auto"/>
+              <w:rPr>
+                <w:rFonts w:ascii="宋体" w:eastAsia="宋体" w:hAnsi="宋体" w:hint="eastAsia"/>
+                <w:sz w:val="21"/>
+                <w:szCs w:val="21"/>
+              </w:rPr>
+            </w:pPr>
+            <w:r>
+              <w:rPr>
+                <w:rFonts w:ascii="宋体" w:eastAsia="宋体" w:hAnsi="宋体"/>
+                <w:sz w:val="21"/>
+                <w:szCs w:val="21"/>
+              </w:rPr>
+              <w:t>忘记密码</w:t>
+            </w:r>
+          </w:p>
+        </w:tc>
+        <w:tc>
+          <w:tcPr>
+            <w:tcW w:w="0" w:type="auto"/>
+            <w:hideMark/>
+          </w:tcPr>
+          <w:p>
+            <w:pPr>
+              <w:spacing w:after="0" w:line="240" w:lineRule="auto"/>
+              <w:rPr>
+                <w:rFonts w:ascii="宋体" w:eastAsia="宋体" w:hAnsi="宋体" w:hint="eastAsia"/>
+                <w:sz w:val="21"/>
+                <w:szCs w:val="21"/>
+              </w:rPr>
+            </w:pPr>
+            <w:r>
+              <w:rPr>
+                <w:rFonts w:ascii="宋体" w:eastAsia="宋体" w:hAnsi="宋体"/>
+                <w:sz w:val="21"/>
+                <w:szCs w:val="21"/>
+              </w:rPr>
+              <w:t>点击“忘记密码”，输入手机号获取验证码并设置新密码</w:t>
+            </w:r>
+          </w:p>
+        </w:tc>
+        <w:tc>
+          <w:tcPr>
+            <w:tcW w:w="0" w:type="auto"/>
+            <w:hideMark/>
+          </w:tcPr>
+          <w:p>
+            <w:pPr>
+              <w:spacing w:after="0" w:line="240" w:lineRule="auto"/>
+              <w:rPr>
+                <w:rFonts w:ascii="宋体" w:eastAsia="宋体" w:hAnsi="宋体" w:hint="eastAsia"/>
+                <w:sz w:val="21"/>
+                <w:szCs w:val="21"/>
+              </w:rPr>
+            </w:pPr>
+            <w:r>
+              <w:rPr>
+                <w:rFonts w:ascii="宋体" w:eastAsia="宋体" w:hAnsi="宋体"/>
+                <w:sz w:val="21"/>
+                <w:szCs w:val="21"/>
+              </w:rPr>
+              <w:t>提示密码重置成功，跳转至登录页面</w:t>
+            </w:r>
+          </w:p>
+        </w:tc>
+        <w:tc>
+          <w:tcPr>
+            <w:tcW w:w="0" w:type="auto"/>
+            <w:hideMark/>
+          </w:tcPr>
+          <w:p>
+            <w:pPr>
+              <w:spacing w:after="0" w:line="240" w:lineRule="auto"/>
+              <w:rPr>
+                <w:rFonts w:ascii="宋体" w:eastAsia="宋体" w:hAnsi="宋体" w:hint="eastAsia"/>
+                <w:sz w:val="21"/>
+                <w:szCs w:val="21"/>
+              </w:rPr>
+            </w:pPr>
+            <w:r>
+              <w:rPr>
+                <w:rFonts w:ascii="宋体" w:eastAsia="宋体" w:hAnsi="宋体"/>
+                <w:sz w:val="21"/>
+                <w:szCs w:val="21"/>
+              </w:rPr>
+              <w:t>重置提示正常，回到登录界面</w:t>
+            </w:r>
+          </w:p>
+        </w:tc>
+        <w:tc>
+          <w:tcPr>
+            <w:tcW w:w="0" w:type="auto"/>
+            <w:hideMark/>
+          </w:tcPr>
+          <w:p>
+            <w:pPr>
+              <w:spacing w:after="0" w:line="240" w:lineRule="auto"/>
+              <w:rPr>
+                <w:rFonts w:ascii="宋体" w:eastAsia="宋体" w:hAnsi="宋体" w:hint="eastAsia"/>
+                <w:sz w:val="21"/>
+                <w:szCs w:val="21"/>
+              </w:rPr>
+            </w:pPr>
+            <w:r>
+              <w:rPr>
+                <w:rFonts w:ascii="宋体" w:eastAsia="宋体" w:hAnsi="宋体"/>
+                <w:sz w:val="21"/>
+                <w:szCs w:val="21"/>
+              </w:rPr>
+              <w:t>是</w:t>
+            </w:r>
+          </w:p>
+        </w:tc>
+      </w:tr>
+      <w:tr>
+        <w:tc>
+          <w:tcPr>
+            <w:tcW w:w="0" w:type="auto"/>
+            <w:hideMark/>
+          </w:tcPr>
+          <w:p>
+            <w:pPr>
+              <w:spacing w:after="0" w:line="240" w:lineRule="auto"/>
+              <w:rPr>
+                <w:rFonts w:ascii="宋体" w:eastAsia="宋体" w:hAnsi="宋体" w:hint="eastAsia"/>
+                <w:sz w:val="21"/>
+                <w:szCs w:val="21"/>
+              </w:rPr>
+            </w:pPr>
+            <w:r>
+              <w:rPr>
+                <w:rFonts w:ascii="宋体" w:eastAsia="宋体" w:hAnsi="宋体" w:hint="eastAsia"/>
+                <w:sz w:val="21"/>
+                <w:szCs w:val="21"/>
+              </w:rPr>
+              <w:t>a5</w:t>
+            </w:r>
+          </w:p>
+        </w:tc>
+        <w:tc>
+          <w:tcPr>
+            <w:tcW w:w="0" w:type="auto"/>
+            <w:hideMark/>
+          </w:tcPr>
+          <w:p>
+            <w:pPr>
+              <w:spacing w:after="0" w:line="240" w:lineRule="auto"/>
+              <w:rPr>
+                <w:rFonts w:ascii="宋体" w:eastAsia="宋体" w:hAnsi="宋体" w:hint="eastAsia"/>
+                <w:sz w:val="21"/>
+                <w:szCs w:val="21"/>
+              </w:rPr>
+            </w:pPr>
+            <w:r>
+              <w:rPr>
+                <w:rFonts w:ascii="宋体" w:eastAsia="宋体" w:hAnsi="宋体"/>
+                <w:sz w:val="21"/>
+                <w:szCs w:val="21"/>
+              </w:rPr>
+              <w:t>权限控制</w:t>
+            </w:r>
+          </w:p>
+        </w:tc>
+        <w:tc>
+          <w:tcPr>
+            <w:tcW w:w="0" w:type="auto"/>
+            <w:hideMark/>
+          </w:tcPr>
+          <w:p>
+            <w:pPr>
+              <w:spacing w:after="0" w:line="240" w:lineRule="auto"/>
+              <w:rPr>
+                <w:rFonts w:ascii="宋体" w:eastAsia="宋体" w:hAnsi="宋体" w:hint="eastAsia"/>
+                <w:sz w:val="21"/>
+                <w:szCs w:val="21"/>
+              </w:rPr>
+            </w:pPr>
+            <w:r>
+              <w:rPr>
+                <w:rFonts w:ascii="宋体" w:eastAsia="宋体" w:hAnsi="宋体"/>
+                <w:sz w:val="21"/>
+                <w:szCs w:val="21"/>
+              </w:rPr>
+              <w:t>使用普通用户账号访问后台管理页面</w:t>
+            </w:r>
+          </w:p>
+        </w:tc>
+        <w:tc>
+          <w:tcPr>
+            <w:tcW w:w="0" w:type="auto"/>
+            <w:hideMark/>
+          </w:tcPr>
+          <w:p>
+            <w:pPr>
+              <w:spacing w:after="0" w:line="240" w:lineRule="auto"/>
+              <w:rPr>
+                <w:rFonts w:ascii="宋体" w:eastAsia="宋体" w:hAnsi="宋体" w:hint="eastAsia"/>
+                <w:sz w:val="21"/>
+                <w:szCs w:val="21"/>
+              </w:rPr>
+            </w:pPr>
+            <w:r>
+              <w:rPr>
+                <w:rFonts w:ascii="宋体" w:eastAsia="宋体" w:hAnsi="宋体"/>
+                <w:sz w:val="21"/>
+                <w:szCs w:val="21"/>
+              </w:rPr>
+              <w:t>提示权限不足，访问被拒绝</w:t>
+            </w:r>
+          </w:p>
+        </w:tc>
+        <w:tc>
+          <w:tcPr>
+            <w:tcW w:w="0" w:type="auto"/>
+            <w:hideMark/>
+          </w:tcPr>
+          <w:p>
+            <w:pPr>
+              <w:spacing w:after="0" w:line="240" w:lineRule="auto"/>
+              <w:rPr>
+                <w:rFonts w:ascii="宋体" w:eastAsia="宋体" w:hAnsi="宋体" w:hint="eastAsia"/>
+                <w:sz w:val="21"/>
+                <w:szCs w:val="21"/>
+              </w:rPr>
+            </w:pPr>
+            <w:r>
+              <w:rPr>
+                <w:rFonts w:ascii="宋体" w:eastAsia="宋体" w:hAnsi="宋体"/>
+                <w:sz w:val="21"/>
+                <w:szCs w:val="21"/>
+              </w:rPr>
+              <w:t>普通用户</w:t>
+            </w:r>
+            <w:r>
+              <w:rPr>
+                <w:rFonts w:ascii="宋体" w:eastAsia="宋体" w:hAnsi="宋体" w:hint="eastAsia"/>
+                <w:sz w:val="21"/>
+                <w:szCs w:val="21"/>
+              </w:rPr>
+              <w:t>的操作界面无相关按钮访问</w:t>
+            </w:r>
+            <w:r>
+              <w:rPr>
+                <w:rFonts w:ascii="宋体" w:eastAsia="宋体" w:hAnsi="宋体"/>
+                <w:sz w:val="21"/>
+                <w:szCs w:val="21"/>
+              </w:rPr>
+              <w:t>后台</w:t>
+            </w:r>
+          </w:p>
+        </w:tc>
+        <w:tc>
+          <w:tcPr>
+            <w:tcW w:w="0" w:type="auto"/>
+            <w:hideMark/>
+          </w:tcPr>
+          <w:p>
+            <w:pPr>
+              <w:spacing w:after="0" w:line="240" w:lineRule="auto"/>
+              <w:rPr>
+                <w:rFonts w:ascii="宋体" w:eastAsia="宋体" w:hAnsi="宋体" w:hint="eastAsia"/>
+                <w:sz w:val="21"/>
+                <w:szCs w:val="21"/>
+              </w:rPr>
+            </w:pPr>
+            <w:r>
+              <w:rPr>
+                <w:rFonts w:ascii="宋体" w:eastAsia="宋体" w:hAnsi="宋体"/>
+                <w:sz w:val="21"/>
+                <w:szCs w:val="21"/>
+              </w:rPr>
+              <w:t>是</w:t>
+            </w:r>
+          </w:p>
+        </w:tc>
+      </w:tr>
+      <w:tr>
+        <w:tc>
+          <w:tcPr>
+            <w:tcW w:w="0" w:type="auto"/>
+            <w:hideMark/>
+          </w:tcPr>
+          <w:p>
+            <w:pPr>
+              <w:spacing w:after="0" w:line="240" w:lineRule="auto"/>
+              <w:rPr>
+                <w:rFonts w:ascii="宋体" w:eastAsia="宋体" w:hAnsi="宋体" w:hint="eastAsia"/>
+                <w:sz w:val="21"/>
+                <w:szCs w:val="21"/>
+              </w:rPr>
+            </w:pPr>
+            <w:r>
+              <w:rPr>
+                <w:rFonts w:ascii="宋体" w:eastAsia="宋体" w:hAnsi="宋体" w:hint="eastAsia"/>
+                <w:sz w:val="21"/>
+                <w:szCs w:val="21"/>
+              </w:rPr>
+              <w:t>b1</w:t>
+            </w:r>
+          </w:p>
+        </w:tc>
+        <w:tc>
+          <w:tcPr>
+            <w:tcW w:w="0" w:type="auto"/>
+            <w:hideMark/>
+          </w:tcPr>
+          <w:p>
+            <w:pPr>
+              <w:spacing w:after="0" w:line="240" w:lineRule="auto"/>
+              <w:rPr>
+                <w:rFonts w:ascii="宋体" w:eastAsia="宋体" w:hAnsi="宋体" w:hint="eastAsia"/>
+                <w:sz w:val="21"/>
+                <w:szCs w:val="21"/>
+              </w:rPr>
+            </w:pPr>
+            <w:r>
+              <w:rPr>
+                <w:rFonts w:ascii="宋体" w:eastAsia="宋体" w:hAnsi="宋体"/>
+                <w:sz w:val="21"/>
+                <w:szCs w:val="21"/>
+              </w:rPr>
+              <w:t>资讯浏览</w:t>
+            </w:r>
+          </w:p>
+        </w:tc>
+        <w:tc>
+          <w:tcPr>
+            <w:tcW w:w="0" w:type="auto"/>
+            <w:hideMark/>
+          </w:tcPr>
+          <w:p>
+            <w:pPr>
+              <w:spacing w:after="0" w:line="240" w:lineRule="auto"/>
+              <w:rPr>
+                <w:rFonts w:ascii="宋体" w:eastAsia="宋体" w:hAnsi="宋体" w:hint="eastAsia"/>
+                <w:sz w:val="21"/>
+                <w:szCs w:val="21"/>
+              </w:rPr>
+            </w:pPr>
+            <w:r>
+              <w:rPr>
+                <w:rFonts w:ascii="宋体" w:eastAsia="宋体" w:hAnsi="宋体"/>
+                <w:sz w:val="21"/>
+                <w:szCs w:val="21"/>
+              </w:rPr>
+              <w:t>进入资讯页面，滚动浏览并点击任意资讯条目</w:t>
+            </w:r>
+          </w:p>
+        </w:tc>
+        <w:tc>
+          <w:tcPr>
+            <w:tcW w:w="0" w:type="auto"/>
+            <w:hideMark/>
+          </w:tcPr>
+          <w:p>
+            <w:pPr>
+              <w:spacing w:after="0" w:line="240" w:lineRule="auto"/>
+              <w:rPr>
+                <w:rFonts w:ascii="宋体" w:eastAsia="宋体" w:hAnsi="宋体" w:hint="eastAsia"/>
+                <w:sz w:val="21"/>
+                <w:szCs w:val="21"/>
+              </w:rPr>
+            </w:pPr>
+            <w:r>
+              <w:rPr>
+                <w:rFonts w:ascii="宋体" w:eastAsia="宋体" w:hAnsi="宋体"/>
+                <w:sz w:val="21"/>
+                <w:szCs w:val="21"/>
+              </w:rPr>
+              <w:t>展示资讯详情内容</w:t>
+            </w:r>
+          </w:p>
+        </w:tc>
+        <w:tc>
+          <w:tcPr>
+            <w:tcW w:w="0" w:type="auto"/>
+            <w:hideMark/>
+          </w:tcPr>
+          <w:p>
+            <w:pPr>
+              <w:spacing w:after="0" w:line="240" w:lineRule="auto"/>
+              <w:rPr>
+                <w:rFonts w:ascii="宋体" w:eastAsia="宋体" w:hAnsi="宋体" w:hint="eastAsia"/>
+                <w:sz w:val="21"/>
+                <w:szCs w:val="21"/>
+              </w:rPr>
+            </w:pPr>
+            <w:r>
+              <w:rPr>
+                <w:rFonts w:ascii="宋体" w:eastAsia="宋体" w:hAnsi="宋体"/>
+                <w:sz w:val="21"/>
+                <w:szCs w:val="21"/>
+              </w:rPr>
+              <w:t>页面正确跳转并展示全文</w:t>
+            </w:r>
+          </w:p>
+        </w:tc>
+        <w:tc>
+          <w:tcPr>
+            <w:tcW w:w="0" w:type="auto"/>
+            <w:hideMark/>
+          </w:tcPr>
+          <w:p>
+            <w:pPr>
+              <w:spacing w:after="0" w:line="240" w:lineRule="auto"/>
+              <w:rPr>
+                <w:rFonts w:ascii="宋体" w:eastAsia="宋体" w:hAnsi="宋体" w:hint="eastAsia"/>
+                <w:sz w:val="21"/>
+                <w:szCs w:val="21"/>
+              </w:rPr>
+            </w:pPr>
+            <w:r>
+              <w:rPr>
+                <w:rFonts w:ascii="宋体" w:eastAsia="宋体" w:hAnsi="宋体"/>
+                <w:sz w:val="21"/>
+                <w:szCs w:val="21"/>
+              </w:rPr>
+              <w:t>是</w:t>
+            </w:r>
+          </w:p>
+        </w:tc>
+      </w:tr>
+      <w:tr>
+        <w:tc>
+          <w:tcPr>
+            <w:tcW w:w="0" w:type="auto"/>
+            <w:hideMark/>
+          </w:tcPr>
+          <w:p>
+            <w:pPr>
+              <w:spacing w:after="0" w:line="240" w:lineRule="auto"/>
+              <w:rPr>
+                <w:rFonts w:ascii="宋体" w:eastAsia="宋体" w:hAnsi="宋体" w:hint="eastAsia"/>
+                <w:sz w:val="21"/>
+                <w:szCs w:val="21"/>
+              </w:rPr>
+            </w:pPr>
+            <w:r>
+              <w:rPr>
+                <w:rFonts w:ascii="宋体" w:eastAsia="宋体" w:hAnsi="宋体" w:hint="eastAsia"/>
+                <w:sz w:val="21"/>
+                <w:szCs w:val="21"/>
+              </w:rPr>
+              <w:t>b2</w:t>
+            </w:r>
+          </w:p>
+        </w:tc>
+        <w:tc>
+          <w:tcPr>
+            <w:tcW w:w="0" w:type="auto"/>
+            <w:hideMark/>
+          </w:tcPr>
+          <w:p>
+            <w:pPr>
+              <w:spacing w:after="0" w:line="240" w:lineRule="auto"/>
+              <w:rPr>
+                <w:rFonts w:ascii="宋体" w:eastAsia="宋体" w:hAnsi="宋体" w:hint="eastAsia"/>
+                <w:sz w:val="21"/>
+                <w:szCs w:val="21"/>
+              </w:rPr>
+            </w:pPr>
+            <w:r>
+              <w:rPr>
+                <w:rFonts w:ascii="宋体" w:eastAsia="宋体" w:hAnsi="宋体"/>
+                <w:sz w:val="21"/>
+                <w:szCs w:val="21"/>
+              </w:rPr>
+              <w:t>资讯评论</w:t>
+            </w:r>
+          </w:p>
+        </w:tc>
+        <w:tc>
+          <w:tcPr>
+            <w:tcW w:w="0" w:type="auto"/>
+            <w:hideMark/>
+          </w:tcPr>
+          <w:p>
+            <w:pPr>
+              <w:spacing w:after="0" w:line="240" w:lineRule="auto"/>
+              <w:rPr>
+                <w:rFonts w:ascii="宋体" w:eastAsia="宋体" w:hAnsi="宋体" w:hint="eastAsia"/>
+                <w:sz w:val="21"/>
+                <w:szCs w:val="21"/>
+              </w:rPr>
+            </w:pPr>
+            <w:r>
+              <w:rPr>
+                <w:rFonts w:ascii="宋体" w:eastAsia="宋体" w:hAnsi="宋体"/>
+                <w:sz w:val="21"/>
+                <w:szCs w:val="21"/>
+              </w:rPr>
+              <w:t>在资讯详情页输入评论并点击发布</w:t>
+            </w:r>
+          </w:p>
+        </w:tc>
+        <w:tc>
+          <w:tcPr>
+            <w:tcW w:w="0" w:type="auto"/>
+            <w:hideMark/>
+          </w:tcPr>
+          <w:p>
+            <w:pPr>
+              <w:spacing w:after="0" w:line="240" w:lineRule="auto"/>
+              <w:rPr>
+                <w:rFonts w:ascii="宋体" w:eastAsia="宋体" w:hAnsi="宋体" w:hint="eastAsia"/>
+                <w:sz w:val="21"/>
+                <w:szCs w:val="21"/>
+              </w:rPr>
+            </w:pPr>
+            <w:r>
+              <w:rPr>
+                <w:rFonts w:ascii="宋体" w:eastAsia="宋体" w:hAnsi="宋体"/>
+                <w:sz w:val="21"/>
+                <w:szCs w:val="21"/>
+              </w:rPr>
+              <w:t>评论区新增该评论，显示用户名与时间</w:t>
+            </w:r>
+          </w:p>
+        </w:tc>
+        <w:tc>
+          <w:tcPr>
+            <w:tcW w:w="0" w:type="auto"/>
+            <w:hideMark/>
+          </w:tcPr>
+          <w:p>
+            <w:pPr>
+              <w:spacing w:after="0" w:line="240" w:lineRule="auto"/>
+              <w:rPr>
+                <w:rFonts w:ascii="宋体" w:eastAsia="宋体" w:hAnsi="宋体" w:hint="eastAsia"/>
+                <w:sz w:val="21"/>
+                <w:szCs w:val="21"/>
+              </w:rPr>
+            </w:pPr>
+            <w:r>
+              <w:rPr>
+                <w:rFonts w:ascii="宋体" w:eastAsia="宋体" w:hAnsi="宋体"/>
+                <w:sz w:val="21"/>
+                <w:szCs w:val="21"/>
+              </w:rPr>
+              <w:t>评论显示在页面底部，附带时间戳</w:t>
+            </w:r>
+          </w:p>
+        </w:tc>
+        <w:tc>
+          <w:tcPr>
+            <w:tcW w:w="0" w:type="auto"/>
+            <w:hideMark/>
+          </w:tcPr>
+          <w:p>
+            <w:pPr>
+              <w:spacing w:after="0" w:line="240" w:lineRule="auto"/>
+              <w:rPr>
+                <w:rFonts w:ascii="宋体" w:eastAsia="宋体" w:hAnsi="宋体" w:hint="eastAsia"/>
+                <w:sz w:val="21"/>
+                <w:szCs w:val="21"/>
+              </w:rPr>
+            </w:pPr>
+            <w:r>
+              <w:rPr>
+                <w:rFonts w:ascii="宋体" w:eastAsia="宋体" w:hAnsi="宋体"/>
+                <w:sz w:val="21"/>
+                <w:szCs w:val="21"/>
+              </w:rPr>
+              <w:t>是</w:t>
+            </w:r>
+          </w:p>
+        </w:tc>
+      </w:tr>
+      <w:tr>
+        <w:tc>
+          <w:tcPr>
+            <w:tcW w:w="0" w:type="auto"/>
+            <w:hideMark/>
+          </w:tcPr>
+          <w:p>
+            <w:pPr>
+              <w:spacing w:after="0" w:line="240" w:lineRule="auto"/>
+              <w:rPr>
+                <w:rFonts w:ascii="宋体" w:eastAsia="宋体" w:hAnsi="宋体" w:hint="eastAsia"/>
+                <w:sz w:val="21"/>
+                <w:szCs w:val="21"/>
+              </w:rPr>
+            </w:pPr>
+            <w:r>
+              <w:rPr>
+                <w:rFonts w:ascii="宋体" w:eastAsia="宋体" w:hAnsi="宋体" w:hint="eastAsia"/>
+                <w:sz w:val="21"/>
+                <w:szCs w:val="21"/>
+              </w:rPr>
+              <w:t>b2</w:t>
+            </w:r>
+          </w:p>
+        </w:tc>
+        <w:tc>
+          <w:tcPr>
+            <w:tcW w:w="0" w:type="auto"/>
+            <w:hideMark/>
+          </w:tcPr>
+          <w:p>
+            <w:pPr>
+              <w:spacing w:after="0" w:line="240" w:lineRule="auto"/>
+              <w:rPr>
+                <w:rFonts w:ascii="宋体" w:eastAsia="宋体" w:hAnsi="宋体" w:hint="eastAsia"/>
+                <w:sz w:val="21"/>
+                <w:szCs w:val="21"/>
+              </w:rPr>
+            </w:pPr>
+            <w:r>
+              <w:rPr>
+                <w:rFonts w:ascii="宋体" w:eastAsia="宋体" w:hAnsi="宋体"/>
+                <w:sz w:val="21"/>
+                <w:szCs w:val="21"/>
+              </w:rPr>
+              <w:t>资讯点赞</w:t>
+            </w:r>
+          </w:p>
+        </w:tc>
+        <w:tc>
+          <w:tcPr>
+            <w:tcW w:w="0" w:type="auto"/>
+            <w:hideMark/>
+          </w:tcPr>
+          <w:p>
+            <w:pPr>
+              <w:spacing w:after="0" w:line="240" w:lineRule="auto"/>
+              <w:rPr>
+                <w:rFonts w:ascii="宋体" w:eastAsia="宋体" w:hAnsi="宋体" w:hint="eastAsia"/>
+                <w:sz w:val="21"/>
+                <w:szCs w:val="21"/>
+              </w:rPr>
+            </w:pPr>
+            <w:r>
+              <w:rPr>
+                <w:rFonts w:ascii="宋体" w:eastAsia="宋体" w:hAnsi="宋体"/>
+                <w:sz w:val="21"/>
+                <w:szCs w:val="21"/>
+              </w:rPr>
+              <w:t>点击资讯评论下的点赞按钮</w:t>
+            </w:r>
+          </w:p>
+        </w:tc>
+        <w:tc>
+          <w:tcPr>
+            <w:tcW w:w="0" w:type="auto"/>
+            <w:hideMark/>
+          </w:tcPr>
+          <w:p>
+            <w:pPr>
+              <w:spacing w:after="0" w:line="240" w:lineRule="auto"/>
+              <w:rPr>
+                <w:rFonts w:ascii="宋体" w:eastAsia="宋体" w:hAnsi="宋体" w:hint="eastAsia"/>
+                <w:sz w:val="21"/>
+                <w:szCs w:val="21"/>
+              </w:rPr>
+            </w:pPr>
+            <w:r>
+              <w:rPr>
+                <w:rFonts w:ascii="宋体" w:eastAsia="宋体" w:hAnsi="宋体"/>
+                <w:sz w:val="21"/>
+                <w:szCs w:val="21"/>
+              </w:rPr>
+              <w:t>点赞数加一，按钮状态变化</w:t>
+            </w:r>
+          </w:p>
+        </w:tc>
+        <w:tc>
+          <w:tcPr>
+            <w:tcW w:w="0" w:type="auto"/>
+            <w:hideMark/>
+          </w:tcPr>
+          <w:p>
+            <w:pPr>
+              <w:spacing w:after="0" w:line="240" w:lineRule="auto"/>
+              <w:rPr>
+                <w:rFonts w:ascii="宋体" w:eastAsia="宋体" w:hAnsi="宋体" w:hint="eastAsia"/>
+                <w:sz w:val="21"/>
+                <w:szCs w:val="21"/>
+              </w:rPr>
+            </w:pPr>
+            <w:r>
+              <w:rPr>
+                <w:rFonts w:ascii="宋体" w:eastAsia="宋体" w:hAnsi="宋体"/>
+                <w:sz w:val="21"/>
+                <w:szCs w:val="21"/>
+              </w:rPr>
+              <w:t>点赞数更新，按钮图标变色</w:t>
+            </w:r>
+          </w:p>
+        </w:tc>
+        <w:tc>
+          <w:tcPr>
+            <w:tcW w:w="0" w:type="auto"/>
+            <w:hideMark/>
+          </w:tcPr>
+          <w:p>
+            <w:pPr>
+              <w:spacing w:after="0" w:line="240" w:lineRule="auto"/>
+              <w:rPr>
+                <w:rFonts w:ascii="宋体" w:eastAsia="宋体" w:hAnsi="宋体" w:hint="eastAsia"/>
+                <w:sz w:val="21"/>
+                <w:szCs w:val="21"/>
+              </w:rPr>
+            </w:pPr>
+            <w:r>
+              <w:rPr>
+                <w:rFonts w:ascii="宋体" w:eastAsia="宋体" w:hAnsi="宋体"/>
+                <w:sz w:val="21"/>
+                <w:szCs w:val="21"/>
+              </w:rPr>
+              <w:t>是</w:t>
+            </w:r>
+          </w:p>
+        </w:tc>
+      </w:tr>
+      <w:tr>
+        <w:tc>
+          <w:tcPr>
+            <w:tcW w:w="0" w:type="auto"/>
+            <w:hideMark/>
+          </w:tcPr>
+          <w:p>
+            <w:pPr>
+              <w:spacing w:after="0" w:line="240" w:lineRule="auto"/>
+              <w:rPr>
+                <w:rFonts w:ascii="宋体" w:eastAsia="宋体" w:hAnsi="宋体" w:hint="eastAsia"/>
+                <w:sz w:val="21"/>
+                <w:szCs w:val="21"/>
+              </w:rPr>
+            </w:pPr>
+            <w:r>
+              <w:rPr>
+                <w:rFonts w:ascii="宋体" w:eastAsia="宋体" w:hAnsi="宋体" w:hint="eastAsia"/>
+                <w:sz w:val="21"/>
+                <w:szCs w:val="21"/>
+              </w:rPr>
+              <w:t>b3</w:t>
+            </w:r>
+          </w:p>
+        </w:tc>
+        <w:tc>
+          <w:tcPr>
+            <w:tcW w:w="0" w:type="auto"/>
+            <w:hideMark/>
+          </w:tcPr>
+          <w:p>
+            <w:pPr>
+              <w:spacing w:after="0" w:line="240" w:lineRule="auto"/>
+              <w:rPr>
+                <w:rFonts w:ascii="宋体" w:eastAsia="宋体" w:hAnsi="宋体" w:hint="eastAsia"/>
+                <w:sz w:val="21"/>
+                <w:szCs w:val="21"/>
+              </w:rPr>
+            </w:pPr>
+            <w:r>
+              <w:rPr>
+                <w:rFonts w:ascii="宋体" w:eastAsia="宋体" w:hAnsi="宋体"/>
+                <w:sz w:val="21"/>
+                <w:szCs w:val="21"/>
+              </w:rPr>
+              <w:t>资讯收藏</w:t>
+            </w:r>
+          </w:p>
+        </w:tc>
+        <w:tc>
+          <w:tcPr>
+            <w:tcW w:w="0" w:type="auto"/>
+            <w:hideMark/>
+          </w:tcPr>
+          <w:p>
+            <w:pPr>
+              <w:spacing w:after="0" w:line="240" w:lineRule="auto"/>
+              <w:rPr>
+                <w:rFonts w:ascii="宋体" w:eastAsia="宋体" w:hAnsi="宋体" w:hint="eastAsia"/>
+                <w:sz w:val="21"/>
+                <w:szCs w:val="21"/>
+              </w:rPr>
+            </w:pPr>
+            <w:r>
+              <w:rPr>
+                <w:rFonts w:ascii="宋体" w:eastAsia="宋体" w:hAnsi="宋体"/>
+                <w:sz w:val="21"/>
+                <w:szCs w:val="21"/>
+              </w:rPr>
+              <w:t>点击资讯详情页收藏按钮</w:t>
+            </w:r>
+          </w:p>
+        </w:tc>
+        <w:tc>
+          <w:tcPr>
+            <w:tcW w:w="0" w:type="auto"/>
+            <w:hideMark/>
+          </w:tcPr>
+          <w:p>
+            <w:pPr>
+              <w:spacing w:after="0" w:line="240" w:lineRule="auto"/>
+              <w:rPr>
+                <w:rFonts w:ascii="宋体" w:eastAsia="宋体" w:hAnsi="宋体" w:hint="eastAsia"/>
+                <w:sz w:val="21"/>
+                <w:szCs w:val="21"/>
+              </w:rPr>
+            </w:pPr>
+            <w:r>
+              <w:rPr>
+                <w:rFonts w:ascii="宋体" w:eastAsia="宋体" w:hAnsi="宋体"/>
+                <w:sz w:val="21"/>
+                <w:szCs w:val="21"/>
+              </w:rPr>
+              <w:t>提示收藏成功，资讯加入个人收藏列表</w:t>
+            </w:r>
+          </w:p>
+        </w:tc>
+        <w:tc>
+          <w:tcPr>
+            <w:tcW w:w="0" w:type="auto"/>
+            <w:hideMark/>
+          </w:tcPr>
+          <w:p>
+            <w:pPr>
+              <w:spacing w:after="0" w:line="240" w:lineRule="auto"/>
+              <w:rPr>
+                <w:rFonts w:ascii="宋体" w:eastAsia="宋体" w:hAnsi="宋体" w:hint="eastAsia"/>
+                <w:sz w:val="21"/>
+                <w:szCs w:val="21"/>
+              </w:rPr>
+            </w:pPr>
+            <w:r>
+              <w:rPr>
+                <w:rFonts w:ascii="宋体" w:eastAsia="宋体" w:hAnsi="宋体"/>
+                <w:sz w:val="21"/>
+                <w:szCs w:val="21"/>
+              </w:rPr>
+              <w:t>收藏按钮状态改变，提示收藏成功</w:t>
+            </w:r>
+          </w:p>
+        </w:tc>
+        <w:tc>
+          <w:tcPr>
+            <w:tcW w:w="0" w:type="auto"/>
+            <w:hideMark/>
+          </w:tcPr>
+          <w:p>
+            <w:pPr>
+              <w:spacing w:after="0" w:line="240" w:lineRule="auto"/>
+              <w:rPr>
+                <w:rFonts w:ascii="宋体" w:eastAsia="宋体" w:hAnsi="宋体" w:hint="eastAsia"/>
+                <w:sz w:val="21"/>
+                <w:szCs w:val="21"/>
+              </w:rPr>
+            </w:pPr>
+            <w:r>
+              <w:rPr>
+                <w:rFonts w:ascii="宋体" w:eastAsia="宋体" w:hAnsi="宋体"/>
+                <w:sz w:val="21"/>
+                <w:szCs w:val="21"/>
+              </w:rPr>
+              <w:t>是</w:t>
+            </w:r>
+          </w:p>
+        </w:tc>
+      </w:tr>
+      <w:tr>
+        <w:tc>
+          <w:tcPr>
+            <w:tcW w:w="0" w:type="auto"/>
+            <w:hideMark/>
+          </w:tcPr>
+          <w:p>
+            <w:pPr>
+              <w:spacing w:after="0" w:line="240" w:lineRule="auto"/>
+              <w:rPr>
+                <w:rFonts w:ascii="宋体" w:eastAsia="宋体" w:hAnsi="宋体" w:hint="eastAsia"/>
+                <w:sz w:val="21"/>
+                <w:szCs w:val="21"/>
+              </w:rPr>
+            </w:pPr>
+            <w:r>
+              <w:rPr>
+                <w:rFonts w:ascii="宋体" w:eastAsia="宋体" w:hAnsi="宋体" w:hint="eastAsia"/>
+                <w:sz w:val="21"/>
+                <w:szCs w:val="21"/>
+              </w:rPr>
+              <w:t>b4</w:t>
+            </w:r>
+          </w:p>
+        </w:tc>
+        <w:tc>
+          <w:tcPr>
+            <w:tcW w:w="0" w:type="auto"/>
+            <w:hideMark/>
+          </w:tcPr>
+          <w:p>
+            <w:pPr>
+              <w:spacing w:after="0" w:line="240" w:lineRule="auto"/>
+              <w:rPr>
+                <w:rFonts w:ascii="宋体" w:eastAsia="宋体" w:hAnsi="宋体" w:hint="eastAsia"/>
+                <w:sz w:val="21"/>
+                <w:szCs w:val="21"/>
+              </w:rPr>
+            </w:pPr>
+            <w:r>
+              <w:rPr>
+                <w:rFonts w:ascii="宋体" w:eastAsia="宋体" w:hAnsi="宋体"/>
+                <w:sz w:val="21"/>
+                <w:szCs w:val="21"/>
+              </w:rPr>
+              <w:t>资讯搜索</w:t>
+            </w:r>
+          </w:p>
+        </w:tc>
+        <w:tc>
+          <w:tcPr>
+            <w:tcW w:w="0" w:type="auto"/>
+            <w:hideMark/>
+          </w:tcPr>
+          <w:p>
+            <w:pPr>
+              <w:spacing w:after="0" w:line="240" w:lineRule="auto"/>
+              <w:rPr>
+                <w:rFonts w:ascii="宋体" w:eastAsia="宋体" w:hAnsi="宋体" w:hint="eastAsia"/>
+                <w:sz w:val="21"/>
+                <w:szCs w:val="21"/>
+              </w:rPr>
+            </w:pPr>
+            <w:r>
+              <w:rPr>
+                <w:rFonts w:ascii="宋体" w:eastAsia="宋体" w:hAnsi="宋体"/>
+                <w:sz w:val="21"/>
+                <w:szCs w:val="21"/>
+              </w:rPr>
+              <w:t>在搜索框输入关键词后点击搜索</w:t>
+            </w:r>
+          </w:p>
+        </w:tc>
+        <w:tc>
+          <w:tcPr>
+            <w:tcW w:w="0" w:type="auto"/>
+            <w:hideMark/>
+          </w:tcPr>
+          <w:p>
+            <w:pPr>
+              <w:spacing w:after="0" w:line="240" w:lineRule="auto"/>
+              <w:rPr>
+                <w:rFonts w:ascii="宋体" w:eastAsia="宋体" w:hAnsi="宋体" w:hint="eastAsia"/>
+                <w:sz w:val="21"/>
+                <w:szCs w:val="21"/>
+              </w:rPr>
+            </w:pPr>
+            <w:r>
+              <w:rPr>
+                <w:rFonts w:ascii="宋体" w:eastAsia="宋体" w:hAnsi="宋体"/>
+                <w:sz w:val="21"/>
+                <w:szCs w:val="21"/>
+              </w:rPr>
+              <w:t>返回匹配的资讯标题列表</w:t>
+            </w:r>
+          </w:p>
+        </w:tc>
+        <w:tc>
+          <w:tcPr>
+            <w:tcW w:w="0" w:type="auto"/>
+            <w:hideMark/>
+          </w:tcPr>
+          <w:p>
+            <w:pPr>
+              <w:spacing w:after="0" w:line="240" w:lineRule="auto"/>
+              <w:rPr>
+                <w:rFonts w:ascii="宋体" w:eastAsia="宋体" w:hAnsi="宋体" w:hint="eastAsia"/>
+                <w:sz w:val="21"/>
+                <w:szCs w:val="21"/>
+              </w:rPr>
+            </w:pPr>
+            <w:r>
+              <w:rPr>
+                <w:rFonts w:ascii="宋体" w:eastAsia="宋体" w:hAnsi="宋体"/>
+                <w:sz w:val="21"/>
+                <w:szCs w:val="21"/>
+              </w:rPr>
+              <w:t>成功加载含关键词资讯条目</w:t>
+            </w:r>
+          </w:p>
+        </w:tc>
+        <w:tc>
+          <w:tcPr>
+            <w:tcW w:w="0" w:type="auto"/>
+            <w:hideMark/>
+          </w:tcPr>
+          <w:p>
+            <w:pPr>
+              <w:spacing w:after="0" w:line="240" w:lineRule="auto"/>
+              <w:rPr>
+                <w:rFonts w:ascii="宋体" w:eastAsia="宋体" w:hAnsi="宋体" w:hint="eastAsia"/>
+                <w:sz w:val="21"/>
+                <w:szCs w:val="21"/>
+              </w:rPr>
+            </w:pPr>
+            <w:r>
+              <w:rPr>
+                <w:rFonts w:ascii="宋体" w:eastAsia="宋体" w:hAnsi="宋体"/>
+                <w:sz w:val="21"/>
+                <w:szCs w:val="21"/>
+              </w:rPr>
+              <w:t>是</w:t>
+            </w:r>
+          </w:p>
+        </w:tc>
+      </w:tr>
+      <w:tr>
+        <w:tc>
+          <w:tcPr>
+            <w:tcW w:w="0" w:type="auto"/>
+            <w:hideMark/>
+          </w:tcPr>
+          <w:p>
+            <w:pPr>
+              <w:spacing w:after="0" w:line="240" w:lineRule="auto"/>
+              <w:rPr>
+                <w:rFonts w:ascii="宋体" w:eastAsia="宋体" w:hAnsi="宋体" w:hint="eastAsia"/>
+                <w:sz w:val="21"/>
+                <w:szCs w:val="21"/>
+              </w:rPr>
+            </w:pPr>
+            <w:r>
+              <w:rPr>
+                <w:rFonts w:ascii="宋体" w:eastAsia="宋体" w:hAnsi="宋体" w:hint="eastAsia"/>
+                <w:sz w:val="21"/>
+                <w:szCs w:val="21"/>
+              </w:rPr>
+              <w:t>b4</w:t>
+            </w:r>
+          </w:p>
+        </w:tc>
+        <w:tc>
+          <w:tcPr>
+            <w:tcW w:w="0" w:type="auto"/>
+            <w:hideMark/>
+          </w:tcPr>
+          <w:p>
+            <w:pPr>
+              <w:spacing w:after="0" w:line="240" w:lineRule="auto"/>
+              <w:rPr>
+                <w:rFonts w:ascii="宋体" w:eastAsia="宋体" w:hAnsi="宋体" w:hint="eastAsia"/>
+                <w:sz w:val="21"/>
+                <w:szCs w:val="21"/>
+              </w:rPr>
+            </w:pPr>
+            <w:r>
+              <w:rPr>
+                <w:rFonts w:ascii="宋体" w:eastAsia="宋体" w:hAnsi="宋体"/>
+                <w:sz w:val="21"/>
+                <w:szCs w:val="21"/>
+              </w:rPr>
+              <w:t>标签筛选</w:t>
+            </w:r>
+          </w:p>
+        </w:tc>
+        <w:tc>
+          <w:tcPr>
+            <w:tcW w:w="0" w:type="auto"/>
+            <w:hideMark/>
+          </w:tcPr>
+          <w:p>
+            <w:pPr>
+              <w:spacing w:after="0" w:line="240" w:lineRule="auto"/>
+              <w:rPr>
+                <w:rFonts w:ascii="宋体" w:eastAsia="宋体" w:hAnsi="宋体" w:hint="eastAsia"/>
+                <w:sz w:val="21"/>
+                <w:szCs w:val="21"/>
+              </w:rPr>
+            </w:pPr>
+            <w:r>
+              <w:rPr>
+                <w:rFonts w:ascii="宋体" w:eastAsia="宋体" w:hAnsi="宋体"/>
+                <w:sz w:val="21"/>
+                <w:szCs w:val="21"/>
+              </w:rPr>
+              <w:t>点击某一资讯标签</w:t>
+            </w:r>
+          </w:p>
+        </w:tc>
+        <w:tc>
+          <w:tcPr>
+            <w:tcW w:w="0" w:type="auto"/>
+            <w:hideMark/>
+          </w:tcPr>
+          <w:p>
+            <w:pPr>
+              <w:spacing w:after="0" w:line="240" w:lineRule="auto"/>
+              <w:rPr>
+                <w:rFonts w:ascii="宋体" w:eastAsia="宋体" w:hAnsi="宋体" w:hint="eastAsia"/>
+                <w:sz w:val="21"/>
+                <w:szCs w:val="21"/>
+              </w:rPr>
+            </w:pPr>
+            <w:r>
+              <w:rPr>
+                <w:rFonts w:ascii="宋体" w:eastAsia="宋体" w:hAnsi="宋体"/>
+                <w:sz w:val="21"/>
+                <w:szCs w:val="21"/>
+              </w:rPr>
+              <w:t>展示该标签下的全部相关资讯</w:t>
+            </w:r>
+          </w:p>
+        </w:tc>
+        <w:tc>
+          <w:tcPr>
+            <w:tcW w:w="0" w:type="auto"/>
+            <w:hideMark/>
+          </w:tcPr>
+          <w:p>
+            <w:pPr>
+              <w:spacing w:after="0" w:line="240" w:lineRule="auto"/>
+              <w:rPr>
+                <w:rFonts w:ascii="宋体" w:eastAsia="宋体" w:hAnsi="宋体" w:hint="eastAsia"/>
+                <w:sz w:val="21"/>
+                <w:szCs w:val="21"/>
+              </w:rPr>
+            </w:pPr>
+            <w:r>
+              <w:rPr>
+                <w:rFonts w:ascii="宋体" w:eastAsia="宋体" w:hAnsi="宋体"/>
+                <w:sz w:val="21"/>
+                <w:szCs w:val="21"/>
+              </w:rPr>
+              <w:t>展示相应分类资讯列表</w:t>
+            </w:r>
+          </w:p>
+        </w:tc>
+        <w:tc>
+          <w:tcPr>
+            <w:tcW w:w="0" w:type="auto"/>
+            <w:hideMark/>
+          </w:tcPr>
+          <w:p>
+            <w:pPr>
+              <w:spacing w:after="0" w:line="240" w:lineRule="auto"/>
+              <w:rPr>
+                <w:rFonts w:ascii="宋体" w:eastAsia="宋体" w:hAnsi="宋体" w:hint="eastAsia"/>
+                <w:sz w:val="21"/>
+                <w:szCs w:val="21"/>
+              </w:rPr>
+            </w:pPr>
+            <w:r>
+              <w:rPr>
+                <w:rFonts w:ascii="宋体" w:eastAsia="宋体" w:hAnsi="宋体"/>
+                <w:sz w:val="21"/>
+                <w:szCs w:val="21"/>
+              </w:rPr>
+              <w:t>是</w:t>
+            </w:r>
+          </w:p>
+        </w:tc>
+      </w:tr>
+      <w:tr>
+        <w:tc>
+          <w:tcPr>
+            <w:tcW w:w="0" w:type="auto"/>
+            <w:hideMark/>
+          </w:tcPr>
+          <w:p>
+            <w:pPr>
+              <w:spacing w:after="0" w:line="240" w:lineRule="auto"/>
+              <w:rPr>
+                <w:rFonts w:ascii="宋体" w:eastAsia="宋体" w:hAnsi="宋体" w:hint="eastAsia"/>
+                <w:sz w:val="21"/>
+                <w:szCs w:val="21"/>
+              </w:rPr>
+            </w:pPr>
+            <w:r>
+              <w:rPr>
+                <w:rFonts w:ascii="宋体" w:eastAsia="宋体" w:hAnsi="宋体" w:hint="eastAsia"/>
+                <w:sz w:val="21"/>
+                <w:szCs w:val="21"/>
+              </w:rPr>
+              <w:t>c2</w:t>
+            </w:r>
+          </w:p>
+        </w:tc>
+        <w:tc>
+          <w:tcPr>
+            <w:tcW w:w="0" w:type="auto"/>
+            <w:hideMark/>
+          </w:tcPr>
+          <w:p>
+            <w:pPr>
+              <w:spacing w:after="0" w:line="240" w:lineRule="auto"/>
+              <w:rPr>
+                <w:rFonts w:ascii="宋体" w:eastAsia="宋体" w:hAnsi="宋体" w:hint="eastAsia"/>
+                <w:sz w:val="21"/>
+                <w:szCs w:val="21"/>
+              </w:rPr>
+            </w:pPr>
+            <w:r>
+              <w:rPr>
+                <w:rFonts w:ascii="宋体" w:eastAsia="宋体" w:hAnsi="宋体"/>
+                <w:sz w:val="21"/>
+                <w:szCs w:val="21"/>
+              </w:rPr>
+              <w:t>健康数据录入</w:t>
+            </w:r>
+          </w:p>
+        </w:tc>
+        <w:tc>
+          <w:tcPr>
+            <w:tcW w:w="0" w:type="auto"/>
+            <w:hideMark/>
+          </w:tcPr>
+          <w:p>
+            <w:pPr>
+              <w:spacing w:after="0" w:line="240" w:lineRule="auto"/>
+              <w:rPr>
+                <w:rFonts w:ascii="宋体" w:eastAsia="宋体" w:hAnsi="宋体" w:hint="eastAsia"/>
+                <w:sz w:val="21"/>
+                <w:szCs w:val="21"/>
+              </w:rPr>
+            </w:pPr>
+            <w:r>
+              <w:rPr>
+                <w:rFonts w:ascii="宋体" w:eastAsia="宋体" w:hAnsi="宋体"/>
+                <w:sz w:val="21"/>
+                <w:szCs w:val="21"/>
+              </w:rPr>
+              <w:t>填写血压值、日期并点击保存按钮</w:t>
+            </w:r>
+          </w:p>
+        </w:tc>
+        <w:tc>
+          <w:tcPr>
+            <w:tcW w:w="0" w:type="auto"/>
+            <w:hideMark/>
+          </w:tcPr>
+          <w:p>
+            <w:pPr>
+              <w:spacing w:after="0" w:line="240" w:lineRule="auto"/>
+              <w:rPr>
+                <w:rFonts w:ascii="宋体" w:eastAsia="宋体" w:hAnsi="宋体" w:hint="eastAsia"/>
+                <w:sz w:val="21"/>
+                <w:szCs w:val="21"/>
+              </w:rPr>
+            </w:pPr>
+            <w:r>
+              <w:rPr>
+                <w:rFonts w:ascii="宋体" w:eastAsia="宋体" w:hAnsi="宋体"/>
+                <w:sz w:val="21"/>
+                <w:szCs w:val="21"/>
+              </w:rPr>
+              <w:t>提示保存成功，图表区域更新数据点</w:t>
+            </w:r>
+          </w:p>
+        </w:tc>
+        <w:tc>
+          <w:tcPr>
+            <w:tcW w:w="0" w:type="auto"/>
+            <w:hideMark/>
+          </w:tcPr>
+          <w:p>
+            <w:pPr>
+              <w:spacing w:after="0" w:line="240" w:lineRule="auto"/>
+              <w:rPr>
+                <w:rFonts w:ascii="宋体" w:eastAsia="宋体" w:hAnsi="宋体" w:hint="eastAsia"/>
+                <w:sz w:val="21"/>
+                <w:szCs w:val="21"/>
+              </w:rPr>
+            </w:pPr>
+            <w:r>
+              <w:rPr>
+                <w:rFonts w:ascii="宋体" w:eastAsia="宋体" w:hAnsi="宋体"/>
+                <w:sz w:val="21"/>
+                <w:szCs w:val="21"/>
+              </w:rPr>
+              <w:t>页面提示保存成功，图表刷新</w:t>
+            </w:r>
+          </w:p>
+        </w:tc>
+        <w:tc>
+          <w:tcPr>
+            <w:tcW w:w="0" w:type="auto"/>
+            <w:hideMark/>
+          </w:tcPr>
+          <w:p>
+            <w:pPr>
+              <w:spacing w:after="0" w:line="240" w:lineRule="auto"/>
+              <w:rPr>
+                <w:rFonts w:ascii="宋体" w:eastAsia="宋体" w:hAnsi="宋体" w:hint="eastAsia"/>
+                <w:sz w:val="21"/>
+                <w:szCs w:val="21"/>
+              </w:rPr>
+            </w:pPr>
+            <w:r>
+              <w:rPr>
+                <w:rFonts w:ascii="宋体" w:eastAsia="宋体" w:hAnsi="宋体"/>
+                <w:sz w:val="21"/>
+                <w:szCs w:val="21"/>
+              </w:rPr>
+              <w:t>是</w:t>
+            </w:r>
+          </w:p>
+        </w:tc>
+      </w:tr>
+      <w:tr>
+        <w:tc>
+          <w:tcPr>
+            <w:tcW w:w="0" w:type="auto"/>
+            <w:hideMark/>
+          </w:tcPr>
+          <w:p>
+            <w:pPr>
+              <w:spacing w:after="0" w:line="240" w:lineRule="auto"/>
+              <w:rPr>
+                <w:rFonts w:ascii="宋体" w:eastAsia="宋体" w:hAnsi="宋体" w:hint="eastAsia"/>
+                <w:sz w:val="21"/>
+                <w:szCs w:val="21"/>
+              </w:rPr>
+            </w:pPr>
+            <w:r>
+              <w:rPr>
+                <w:rFonts w:ascii="宋体" w:eastAsia="宋体" w:hAnsi="宋体" w:hint="eastAsia"/>
+                <w:sz w:val="21"/>
+                <w:szCs w:val="21"/>
+              </w:rPr>
+              <w:t>c3</w:t>
+            </w:r>
+          </w:p>
+        </w:tc>
+        <w:tc>
+          <w:tcPr>
+            <w:tcW w:w="0" w:type="auto"/>
+            <w:hideMark/>
+          </w:tcPr>
+          <w:p>
+            <w:pPr>
+              <w:spacing w:after="0" w:line="240" w:lineRule="auto"/>
+              <w:rPr>
+                <w:rFonts w:ascii="宋体" w:eastAsia="宋体" w:hAnsi="宋体" w:hint="eastAsia"/>
+                <w:sz w:val="21"/>
+                <w:szCs w:val="21"/>
+              </w:rPr>
+            </w:pPr>
+            <w:r>
+              <w:rPr>
+                <w:rFonts w:ascii="宋体" w:eastAsia="宋体" w:hAnsi="宋体"/>
+                <w:sz w:val="21"/>
+                <w:szCs w:val="21"/>
+              </w:rPr>
+              <w:t>健康图表展示</w:t>
+            </w:r>
+          </w:p>
+        </w:tc>
+        <w:tc>
+          <w:tcPr>
+            <w:tcW w:w="0" w:type="auto"/>
+            <w:hideMark/>
+          </w:tcPr>
+          <w:p>
+            <w:pPr>
+              <w:spacing w:after="0" w:line="240" w:lineRule="auto"/>
+              <w:rPr>
+                <w:rFonts w:ascii="宋体" w:eastAsia="宋体" w:hAnsi="宋体" w:hint="eastAsia"/>
+                <w:sz w:val="21"/>
+                <w:szCs w:val="21"/>
+              </w:rPr>
+            </w:pPr>
+            <w:r>
+              <w:rPr>
+                <w:rFonts w:ascii="宋体" w:eastAsia="宋体" w:hAnsi="宋体"/>
+                <w:sz w:val="21"/>
+                <w:szCs w:val="21"/>
+              </w:rPr>
+              <w:t>进入健康记录页面</w:t>
+            </w:r>
+          </w:p>
+        </w:tc>
+        <w:tc>
+          <w:tcPr>
+            <w:tcW w:w="0" w:type="auto"/>
+            <w:hideMark/>
+          </w:tcPr>
+          <w:p>
+            <w:pPr>
+              <w:spacing w:after="0" w:line="240" w:lineRule="auto"/>
+              <w:rPr>
+                <w:rFonts w:ascii="宋体" w:eastAsia="宋体" w:hAnsi="宋体" w:hint="eastAsia"/>
+                <w:sz w:val="21"/>
+                <w:szCs w:val="21"/>
+              </w:rPr>
+            </w:pPr>
+            <w:r>
+              <w:rPr>
+                <w:rFonts w:ascii="宋体" w:eastAsia="宋体" w:hAnsi="宋体"/>
+                <w:sz w:val="21"/>
+                <w:szCs w:val="21"/>
+              </w:rPr>
+              <w:t>展示折线图与柱状图，数据按时间排序</w:t>
+            </w:r>
+          </w:p>
+        </w:tc>
+        <w:tc>
+          <w:tcPr>
+            <w:tcW w:w="0" w:type="auto"/>
+            <w:hideMark/>
+          </w:tcPr>
+          <w:p>
+            <w:pPr>
+              <w:spacing w:after="0" w:line="240" w:lineRule="auto"/>
+              <w:rPr>
+                <w:rFonts w:ascii="宋体" w:eastAsia="宋体" w:hAnsi="宋体" w:hint="eastAsia"/>
+                <w:sz w:val="21"/>
+                <w:szCs w:val="21"/>
+              </w:rPr>
+            </w:pPr>
+            <w:r>
+              <w:rPr>
+                <w:rFonts w:ascii="宋体" w:eastAsia="宋体" w:hAnsi="宋体"/>
+                <w:sz w:val="21"/>
+                <w:szCs w:val="21"/>
+              </w:rPr>
+              <w:t>图表正常加载，数据趋势清晰</w:t>
+            </w:r>
+          </w:p>
+        </w:tc>
+        <w:tc>
+          <w:tcPr>
+            <w:tcW w:w="0" w:type="auto"/>
+            <w:hideMark/>
+          </w:tcPr>
+          <w:p>
+            <w:pPr>
+              <w:spacing w:after="0" w:line="240" w:lineRule="auto"/>
+              <w:rPr>
+                <w:rFonts w:ascii="宋体" w:eastAsia="宋体" w:hAnsi="宋体" w:hint="eastAsia"/>
+                <w:sz w:val="21"/>
+                <w:szCs w:val="21"/>
+              </w:rPr>
+            </w:pPr>
+            <w:r>
+              <w:rPr>
+                <w:rFonts w:ascii="宋体" w:eastAsia="宋体" w:hAnsi="宋体"/>
+                <w:sz w:val="21"/>
+                <w:szCs w:val="21"/>
+              </w:rPr>
+              <w:t>是</w:t>
+            </w:r>
+          </w:p>
+        </w:tc>
+      </w:tr>
+      <w:tr>
+        <w:tc>
+          <w:tcPr>
+            <w:tcW w:w="0" w:type="auto"/>
+            <w:hideMark/>
+          </w:tcPr>
+          <w:p>
+            <w:pPr>
+              <w:spacing w:after="0" w:line="240" w:lineRule="auto"/>
+              <w:rPr>
+                <w:rFonts w:ascii="宋体" w:eastAsia="宋体" w:hAnsi="宋体" w:hint="eastAsia"/>
+                <w:sz w:val="21"/>
+                <w:szCs w:val="21"/>
+              </w:rPr>
+            </w:pPr>
+            <w:r>
+              <w:rPr>
+                <w:rFonts w:ascii="宋体" w:eastAsia="宋体" w:hAnsi="宋体" w:hint="eastAsia"/>
+                <w:sz w:val="21"/>
+                <w:szCs w:val="21"/>
+              </w:rPr>
+              <w:t>d1</w:t>
+            </w:r>
+          </w:p>
+        </w:tc>
+        <w:tc>
+          <w:tcPr>
+            <w:tcW w:w="0" w:type="auto"/>
+            <w:hideMark/>
+          </w:tcPr>
+          <w:p>
+            <w:pPr>
+              <w:spacing w:after="0" w:line="240" w:lineRule="auto"/>
+              <w:rPr>
+                <w:rFonts w:ascii="宋体" w:eastAsia="宋体" w:hAnsi="宋体" w:hint="eastAsia"/>
+                <w:sz w:val="21"/>
+                <w:szCs w:val="21"/>
+              </w:rPr>
+            </w:pPr>
+            <w:r>
+              <w:rPr>
+                <w:rFonts w:ascii="宋体" w:eastAsia="宋体" w:hAnsi="宋体"/>
+                <w:sz w:val="21"/>
+                <w:szCs w:val="21"/>
+              </w:rPr>
+              <w:t>消息接收与阅读</w:t>
+            </w:r>
+          </w:p>
+        </w:tc>
+        <w:tc>
+          <w:tcPr>
+            <w:tcW w:w="0" w:type="auto"/>
+            <w:hideMark/>
+          </w:tcPr>
+          <w:p>
+            <w:pPr>
+              <w:spacing w:after="0" w:line="240" w:lineRule="auto"/>
+              <w:rPr>
+                <w:rFonts w:ascii="宋体" w:eastAsia="宋体" w:hAnsi="宋体" w:hint="eastAsia"/>
+                <w:sz w:val="21"/>
+                <w:szCs w:val="21"/>
+              </w:rPr>
+            </w:pPr>
+            <w:r>
+              <w:rPr>
+                <w:rFonts w:ascii="宋体" w:eastAsia="宋体" w:hAnsi="宋体"/>
+                <w:sz w:val="21"/>
+                <w:szCs w:val="21"/>
+              </w:rPr>
+              <w:t>登录后收到一条新消息并点击消息图标</w:t>
+            </w:r>
+          </w:p>
+        </w:tc>
+        <w:tc>
+          <w:tcPr>
+            <w:tcW w:w="0" w:type="auto"/>
+            <w:hideMark/>
+          </w:tcPr>
+          <w:p>
+            <w:pPr>
+              <w:spacing w:after="0" w:line="240" w:lineRule="auto"/>
+              <w:rPr>
+                <w:rFonts w:ascii="宋体" w:eastAsia="宋体" w:hAnsi="宋体" w:hint="eastAsia"/>
+                <w:sz w:val="21"/>
+                <w:szCs w:val="21"/>
+              </w:rPr>
+            </w:pPr>
+            <w:r>
+              <w:rPr>
+                <w:rFonts w:ascii="宋体" w:eastAsia="宋体" w:hAnsi="宋体"/>
+                <w:sz w:val="21"/>
+                <w:szCs w:val="21"/>
+              </w:rPr>
+              <w:t>跳转至消息详情页面，消息标记为已读</w:t>
+            </w:r>
+          </w:p>
+        </w:tc>
+        <w:tc>
+          <w:tcPr>
+            <w:tcW w:w="0" w:type="auto"/>
+            <w:hideMark/>
+          </w:tcPr>
+          <w:p>
+            <w:pPr>
+              <w:spacing w:after="0" w:line="240" w:lineRule="auto"/>
+              <w:rPr>
+                <w:rFonts w:ascii="宋体" w:eastAsia="宋体" w:hAnsi="宋体" w:hint="eastAsia"/>
+                <w:sz w:val="21"/>
+                <w:szCs w:val="21"/>
+              </w:rPr>
+            </w:pPr>
+            <w:r>
+              <w:rPr>
+                <w:rFonts w:ascii="宋体" w:eastAsia="宋体" w:hAnsi="宋体"/>
+                <w:sz w:val="21"/>
+                <w:szCs w:val="21"/>
+              </w:rPr>
+              <w:t>成功跳转，红点消失，消息状态更新</w:t>
+            </w:r>
+          </w:p>
+        </w:tc>
+        <w:tc>
+          <w:tcPr>
+            <w:tcW w:w="0" w:type="auto"/>
+            <w:hideMark/>
+          </w:tcPr>
+          <w:p>
+            <w:pPr>
+              <w:spacing w:after="0" w:line="240" w:lineRule="auto"/>
+              <w:rPr>
+                <w:rFonts w:ascii="宋体" w:eastAsia="宋体" w:hAnsi="宋体" w:hint="eastAsia"/>
+                <w:sz w:val="21"/>
+                <w:szCs w:val="21"/>
+              </w:rPr>
+            </w:pPr>
+            <w:r>
+              <w:rPr>
+                <w:rFonts w:ascii="宋体" w:eastAsia="宋体" w:hAnsi="宋体"/>
+                <w:sz w:val="21"/>
+                <w:szCs w:val="21"/>
+              </w:rPr>
+              <w:t>是</w:t>
+            </w:r>
+          </w:p>
+        </w:tc>
+      </w:tr>
+      <w:tr>
+        <w:tc>
+          <w:tcPr>
+            <w:tcW w:w="0" w:type="auto"/>
+            <w:hideMark/>
+          </w:tcPr>
+          <w:p>
+            <w:pPr>
+              <w:spacing w:after="0" w:line="240" w:lineRule="auto"/>
+              <w:rPr>
+                <w:rFonts w:ascii="宋体" w:eastAsia="宋体" w:hAnsi="宋体" w:hint="eastAsia"/>
+                <w:sz w:val="21"/>
+                <w:szCs w:val="21"/>
+              </w:rPr>
+            </w:pPr>
+            <w:r>
+              <w:rPr>
+                <w:rFonts w:ascii="宋体" w:eastAsia="宋体" w:hAnsi="宋体" w:hint="eastAsia"/>
+                <w:sz w:val="21"/>
+                <w:szCs w:val="21"/>
+              </w:rPr>
+              <w:t>d2</w:t>
+            </w:r>
+          </w:p>
+        </w:tc>
+        <w:tc>
+          <w:tcPr>
+            <w:tcW w:w="0" w:type="auto"/>
+            <w:hideMark/>
+          </w:tcPr>
+          <w:p>
+            <w:pPr>
+              <w:spacing w:after="0" w:line="240" w:lineRule="auto"/>
+              <w:rPr>
+                <w:rFonts w:ascii="宋体" w:eastAsia="宋体" w:hAnsi="宋体" w:hint="eastAsia"/>
+                <w:sz w:val="21"/>
+                <w:szCs w:val="21"/>
+              </w:rPr>
+            </w:pPr>
+            <w:r>
+              <w:rPr>
+                <w:rFonts w:ascii="宋体" w:eastAsia="宋体" w:hAnsi="宋体"/>
+                <w:sz w:val="21"/>
+                <w:szCs w:val="21"/>
+              </w:rPr>
+              <w:t>实时消息提醒</w:t>
+            </w:r>
+          </w:p>
+        </w:tc>
+        <w:tc>
+          <w:tcPr>
+            <w:tcW w:w="0" w:type="auto"/>
+            <w:hideMark/>
+          </w:tcPr>
+          <w:p>
+            <w:pPr>
+              <w:spacing w:after="0" w:line="240" w:lineRule="auto"/>
+              <w:rPr>
+                <w:rFonts w:ascii="宋体" w:eastAsia="宋体" w:hAnsi="宋体" w:hint="eastAsia"/>
+                <w:sz w:val="21"/>
+                <w:szCs w:val="21"/>
+              </w:rPr>
+            </w:pPr>
+            <w:r>
+              <w:rPr>
+                <w:rFonts w:ascii="宋体" w:eastAsia="宋体" w:hAnsi="宋体"/>
+                <w:sz w:val="21"/>
+                <w:szCs w:val="21"/>
+              </w:rPr>
+              <w:t>使用两个浏览器用户 A 回复用户 B 评论</w:t>
+            </w:r>
+          </w:p>
+        </w:tc>
+        <w:tc>
+          <w:tcPr>
+            <w:tcW w:w="0" w:type="auto"/>
+            <w:hideMark/>
+          </w:tcPr>
+          <w:p>
+            <w:pPr>
+              <w:spacing w:after="0" w:line="240" w:lineRule="auto"/>
+              <w:rPr>
+                <w:rFonts w:ascii="宋体" w:eastAsia="宋体" w:hAnsi="宋体" w:hint="eastAsia"/>
+                <w:sz w:val="21"/>
+                <w:szCs w:val="21"/>
+              </w:rPr>
+            </w:pPr>
+            <w:r>
+              <w:rPr>
+                <w:rFonts w:ascii="宋体" w:eastAsia="宋体" w:hAnsi="宋体"/>
+                <w:sz w:val="21"/>
+                <w:szCs w:val="21"/>
+              </w:rPr>
+              <w:t>用户 B 页面右上角弹出红点提醒</w:t>
+            </w:r>
+          </w:p>
+        </w:tc>
+        <w:tc>
+          <w:tcPr>
+            <w:tcW w:w="0" w:type="auto"/>
+            <w:hideMark/>
+          </w:tcPr>
+          <w:p>
+            <w:pPr>
+              <w:spacing w:after="0" w:line="240" w:lineRule="auto"/>
+              <w:rPr>
+                <w:rFonts w:ascii="宋体" w:eastAsia="宋体" w:hAnsi="宋体" w:hint="eastAsia"/>
+                <w:sz w:val="21"/>
+                <w:szCs w:val="21"/>
+              </w:rPr>
+            </w:pPr>
+            <w:r>
+              <w:rPr>
+                <w:rFonts w:ascii="宋体" w:eastAsia="宋体" w:hAnsi="宋体"/>
+                <w:sz w:val="21"/>
+                <w:szCs w:val="21"/>
+              </w:rPr>
+              <w:t>页面立即显示红点并弹出提示</w:t>
+            </w:r>
+          </w:p>
+        </w:tc>
+        <w:tc>
+          <w:tcPr>
+            <w:tcW w:w="0" w:type="auto"/>
+            <w:hideMark/>
+          </w:tcPr>
+          <w:p>
+            <w:pPr>
+              <w:spacing w:after="0" w:line="240" w:lineRule="auto"/>
+              <w:rPr>
+                <w:rFonts w:ascii="宋体" w:eastAsia="宋体" w:hAnsi="宋体" w:hint="eastAsia"/>
+                <w:sz w:val="21"/>
+                <w:szCs w:val="21"/>
+              </w:rPr>
+            </w:pPr>
+            <w:r>
+              <w:rPr>
+                <w:rFonts w:ascii="宋体" w:eastAsia="宋体" w:hAnsi="宋体"/>
+                <w:sz w:val="21"/>
+                <w:szCs w:val="21"/>
+              </w:rPr>
+              <w:t>是</w:t>
+            </w:r>
+          </w:p>
+        </w:tc>
+      </w:tr>
+      <w:tr>
+        <w:tc>
+          <w:tcPr>
+            <w:tcW w:w="0" w:type="auto"/>
+            <w:hideMark/>
+          </w:tcPr>
+          <w:p>
+            <w:pPr>
+              <w:spacing w:after="0" w:line="240" w:lineRule="auto"/>
+              <w:rPr>
+                <w:rFonts w:ascii="宋体" w:eastAsia="宋体" w:hAnsi="宋体" w:hint="eastAsia"/>
+                <w:sz w:val="21"/>
+                <w:szCs w:val="21"/>
+              </w:rPr>
+            </w:pPr>
+            <w:r>
+              <w:rPr>
+                <w:rFonts w:ascii="宋体" w:eastAsia="宋体" w:hAnsi="宋体" w:hint="eastAsia"/>
+                <w:sz w:val="21"/>
+                <w:szCs w:val="21"/>
+              </w:rPr>
+              <w:t>d3</w:t>
+            </w:r>
+          </w:p>
+        </w:tc>
+        <w:tc>
+          <w:tcPr>
+            <w:tcW w:w="0" w:type="auto"/>
+            <w:hideMark/>
+          </w:tcPr>
+          <w:p>
+            <w:pPr>
+              <w:spacing w:after="0" w:line="240" w:lineRule="auto"/>
+              <w:rPr>
+                <w:rFonts w:ascii="宋体" w:eastAsia="宋体" w:hAnsi="宋体" w:hint="eastAsia"/>
+                <w:sz w:val="21"/>
+                <w:szCs w:val="21"/>
+              </w:rPr>
+            </w:pPr>
+            <w:r>
+              <w:rPr>
+                <w:rFonts w:ascii="宋体" w:eastAsia="宋体" w:hAnsi="宋体"/>
+                <w:sz w:val="21"/>
+                <w:szCs w:val="21"/>
+              </w:rPr>
+              <w:t>消息分</w:t>
+            </w:r>
+            <w:r>
+              <w:rPr>
+                <w:rFonts w:ascii="宋体" w:eastAsia="宋体" w:hAnsi="宋体"/>
+                <w:sz w:val="21"/>
+                <w:szCs w:val="21"/>
+              </w:rPr>
+              <w:lastRenderedPageBreak/>
+              <w:t>页浏览</w:t>
+            </w:r>
+          </w:p>
+        </w:tc>
+        <w:tc>
+          <w:tcPr>
+            <w:tcW w:w="0" w:type="auto"/>
+            <w:hideMark/>
+          </w:tcPr>
+          <w:p>
+            <w:pPr>
+              <w:spacing w:after="0" w:line="240" w:lineRule="auto"/>
+              <w:rPr>
+                <w:rFonts w:ascii="宋体" w:eastAsia="宋体" w:hAnsi="宋体" w:hint="eastAsia"/>
+                <w:sz w:val="21"/>
+                <w:szCs w:val="21"/>
+              </w:rPr>
+            </w:pPr>
+            <w:r>
+              <w:rPr>
+                <w:rFonts w:ascii="宋体" w:eastAsia="宋体" w:hAnsi="宋体"/>
+                <w:sz w:val="21"/>
+                <w:szCs w:val="21"/>
+              </w:rPr>
+              <w:lastRenderedPageBreak/>
+              <w:t>滚动消息列表到底部</w:t>
+            </w:r>
+          </w:p>
+        </w:tc>
+        <w:tc>
+          <w:tcPr>
+            <w:tcW w:w="0" w:type="auto"/>
+            <w:hideMark/>
+          </w:tcPr>
+          <w:p>
+            <w:pPr>
+              <w:spacing w:after="0" w:line="240" w:lineRule="auto"/>
+              <w:rPr>
+                <w:rFonts w:ascii="宋体" w:eastAsia="宋体" w:hAnsi="宋体" w:hint="eastAsia"/>
+                <w:sz w:val="21"/>
+                <w:szCs w:val="21"/>
+              </w:rPr>
+            </w:pPr>
+            <w:r>
+              <w:rPr>
+                <w:rFonts w:ascii="宋体" w:eastAsia="宋体" w:hAnsi="宋体"/>
+                <w:sz w:val="21"/>
+                <w:szCs w:val="21"/>
+              </w:rPr>
+              <w:t>加载更多消息并追</w:t>
+            </w:r>
+            <w:r>
+              <w:rPr>
+                <w:rFonts w:ascii="宋体" w:eastAsia="宋体" w:hAnsi="宋体"/>
+                <w:sz w:val="21"/>
+                <w:szCs w:val="21"/>
+              </w:rPr>
+              <w:lastRenderedPageBreak/>
+              <w:t>加显示</w:t>
+            </w:r>
+          </w:p>
+        </w:tc>
+        <w:tc>
+          <w:tcPr>
+            <w:tcW w:w="0" w:type="auto"/>
+            <w:hideMark/>
+          </w:tcPr>
+          <w:p>
+            <w:pPr>
+              <w:spacing w:after="0" w:line="240" w:lineRule="auto"/>
+              <w:rPr>
+                <w:rFonts w:ascii="宋体" w:eastAsia="宋体" w:hAnsi="宋体" w:hint="eastAsia"/>
+                <w:sz w:val="21"/>
+                <w:szCs w:val="21"/>
+              </w:rPr>
+            </w:pPr>
+            <w:r>
+              <w:rPr>
+                <w:rFonts w:ascii="宋体" w:eastAsia="宋体" w:hAnsi="宋体"/>
+                <w:sz w:val="21"/>
+                <w:szCs w:val="21"/>
+              </w:rPr>
+              <w:lastRenderedPageBreak/>
+              <w:t>成功加载新消息</w:t>
+            </w:r>
+            <w:r>
+              <w:rPr>
+                <w:rFonts w:ascii="宋体" w:eastAsia="宋体" w:hAnsi="宋体"/>
+                <w:sz w:val="21"/>
+                <w:szCs w:val="21"/>
+              </w:rPr>
+              <w:lastRenderedPageBreak/>
+              <w:t>内容</w:t>
+            </w:r>
+          </w:p>
+        </w:tc>
+        <w:tc>
+          <w:tcPr>
+            <w:tcW w:w="0" w:type="auto"/>
+            <w:hideMark/>
+          </w:tcPr>
+          <w:p>
+            <w:pPr>
+              <w:spacing w:after="0" w:line="240" w:lineRule="auto"/>
+              <w:rPr>
+                <w:rFonts w:ascii="宋体" w:eastAsia="宋体" w:hAnsi="宋体" w:hint="eastAsia"/>
+                <w:sz w:val="21"/>
+                <w:szCs w:val="21"/>
+              </w:rPr>
+            </w:pPr>
+            <w:r>
+              <w:rPr>
+                <w:rFonts w:ascii="宋体" w:eastAsia="宋体" w:hAnsi="宋体"/>
+                <w:sz w:val="21"/>
+                <w:szCs w:val="21"/>
+              </w:rPr>
+              <w:lastRenderedPageBreak/>
+              <w:t>是</w:t>
+            </w:r>
+          </w:p>
+        </w:tc>
+      </w:tr>
+      <w:tr>
+        <w:tc>
+          <w:tcPr>
+            <w:tcW w:w="0" w:type="auto"/>
+            <w:hideMark/>
+          </w:tcPr>
+          <w:p>
+            <w:pPr>
+              <w:spacing w:after="0" w:line="240" w:lineRule="auto"/>
+              <w:rPr>
+                <w:rFonts w:ascii="宋体" w:eastAsia="宋体" w:hAnsi="宋体" w:hint="eastAsia"/>
+                <w:sz w:val="21"/>
+                <w:szCs w:val="21"/>
+              </w:rPr>
+            </w:pPr>
+            <w:r>
+              <w:rPr>
+                <w:rFonts w:ascii="宋体" w:eastAsia="宋体" w:hAnsi="宋体" w:hint="eastAsia"/>
+                <w:sz w:val="21"/>
+                <w:szCs w:val="21"/>
+              </w:rPr>
+              <w:t>e1</w:t>
+            </w:r>
+          </w:p>
+        </w:tc>
+        <w:tc>
+          <w:tcPr>
+            <w:tcW w:w="0" w:type="auto"/>
+            <w:hideMark/>
+          </w:tcPr>
+          <w:p>
+            <w:pPr>
+              <w:spacing w:after="0" w:line="240" w:lineRule="auto"/>
+              <w:rPr>
+                <w:rFonts w:ascii="宋体" w:eastAsia="宋体" w:hAnsi="宋体" w:hint="eastAsia"/>
+                <w:sz w:val="21"/>
+                <w:szCs w:val="21"/>
+              </w:rPr>
+            </w:pPr>
+            <w:r>
+              <w:rPr>
+                <w:rFonts w:ascii="宋体" w:eastAsia="宋体" w:hAnsi="宋体"/>
+                <w:sz w:val="21"/>
+                <w:szCs w:val="21"/>
+              </w:rPr>
+              <w:t>AI 问答提交问题</w:t>
+            </w:r>
+          </w:p>
+        </w:tc>
+        <w:tc>
+          <w:tcPr>
+            <w:tcW w:w="0" w:type="auto"/>
+            <w:hideMark/>
+          </w:tcPr>
+          <w:p>
+            <w:pPr>
+              <w:spacing w:after="0" w:line="240" w:lineRule="auto"/>
+              <w:rPr>
+                <w:rFonts w:ascii="宋体" w:eastAsia="宋体" w:hAnsi="宋体" w:hint="eastAsia"/>
+                <w:sz w:val="21"/>
+                <w:szCs w:val="21"/>
+              </w:rPr>
+            </w:pPr>
+            <w:r>
+              <w:rPr>
+                <w:rFonts w:ascii="宋体" w:eastAsia="宋体" w:hAnsi="宋体"/>
+                <w:sz w:val="21"/>
+                <w:szCs w:val="21"/>
+              </w:rPr>
+              <w:t>输入“什么是健康饮食”并点击发送</w:t>
+            </w:r>
+          </w:p>
+        </w:tc>
+        <w:tc>
+          <w:tcPr>
+            <w:tcW w:w="0" w:type="auto"/>
+            <w:hideMark/>
+          </w:tcPr>
+          <w:p>
+            <w:pPr>
+              <w:spacing w:after="0" w:line="240" w:lineRule="auto"/>
+              <w:rPr>
+                <w:rFonts w:ascii="宋体" w:eastAsia="宋体" w:hAnsi="宋体" w:hint="eastAsia"/>
+                <w:sz w:val="21"/>
+                <w:szCs w:val="21"/>
+              </w:rPr>
+            </w:pPr>
+            <w:r>
+              <w:rPr>
+                <w:rFonts w:ascii="宋体" w:eastAsia="宋体" w:hAnsi="宋体"/>
+                <w:sz w:val="21"/>
+                <w:szCs w:val="21"/>
+              </w:rPr>
+              <w:t>系统流式展示AI回复内容</w:t>
+            </w:r>
+          </w:p>
+        </w:tc>
+        <w:tc>
+          <w:tcPr>
+            <w:tcW w:w="0" w:type="auto"/>
+            <w:hideMark/>
+          </w:tcPr>
+          <w:p>
+            <w:pPr>
+              <w:spacing w:after="0" w:line="240" w:lineRule="auto"/>
+              <w:rPr>
+                <w:rFonts w:ascii="宋体" w:eastAsia="宋体" w:hAnsi="宋体" w:hint="eastAsia"/>
+                <w:sz w:val="21"/>
+                <w:szCs w:val="21"/>
+              </w:rPr>
+            </w:pPr>
+            <w:r>
+              <w:rPr>
+                <w:rFonts w:ascii="宋体" w:eastAsia="宋体" w:hAnsi="宋体"/>
+                <w:sz w:val="21"/>
+                <w:szCs w:val="21"/>
+              </w:rPr>
+              <w:t>回答逐字展示，效果流畅</w:t>
+            </w:r>
+          </w:p>
+        </w:tc>
+        <w:tc>
+          <w:tcPr>
+            <w:tcW w:w="0" w:type="auto"/>
+            <w:hideMark/>
+          </w:tcPr>
+          <w:p>
+            <w:pPr>
+              <w:spacing w:after="0" w:line="240" w:lineRule="auto"/>
+              <w:rPr>
+                <w:rFonts w:ascii="宋体" w:eastAsia="宋体" w:hAnsi="宋体" w:hint="eastAsia"/>
+                <w:sz w:val="21"/>
+                <w:szCs w:val="21"/>
+              </w:rPr>
+            </w:pPr>
+            <w:r>
+              <w:rPr>
+                <w:rFonts w:ascii="宋体" w:eastAsia="宋体" w:hAnsi="宋体"/>
+                <w:sz w:val="21"/>
+                <w:szCs w:val="21"/>
+              </w:rPr>
+              <w:t>是</w:t>
+            </w:r>
+          </w:p>
+        </w:tc>
+      </w:tr>
+      <w:tr>
+        <w:tc>
+          <w:tcPr>
+            <w:tcW w:w="0" w:type="auto"/>
+            <w:hideMark/>
+          </w:tcPr>
+          <w:p>
+            <w:pPr>
+              <w:spacing w:after="0" w:line="240" w:lineRule="auto"/>
+              <w:rPr>
+                <w:rFonts w:ascii="宋体" w:eastAsia="宋体" w:hAnsi="宋体" w:hint="eastAsia"/>
+                <w:sz w:val="21"/>
+                <w:szCs w:val="21"/>
+              </w:rPr>
+            </w:pPr>
+            <w:r>
+              <w:rPr>
+                <w:rFonts w:ascii="宋体" w:eastAsia="宋体" w:hAnsi="宋体" w:hint="eastAsia"/>
+                <w:sz w:val="21"/>
+                <w:szCs w:val="21"/>
+              </w:rPr>
+              <w:t>e2</w:t>
+            </w:r>
+          </w:p>
+        </w:tc>
+        <w:tc>
+          <w:tcPr>
+            <w:tcW w:w="0" w:type="auto"/>
+            <w:hideMark/>
+          </w:tcPr>
+          <w:p>
+            <w:pPr>
+              <w:spacing w:after="0" w:line="240" w:lineRule="auto"/>
+              <w:rPr>
+                <w:rFonts w:ascii="宋体" w:eastAsia="宋体" w:hAnsi="宋体" w:hint="eastAsia"/>
+                <w:sz w:val="21"/>
+                <w:szCs w:val="21"/>
+              </w:rPr>
+            </w:pPr>
+            <w:r>
+              <w:rPr>
+                <w:rFonts w:ascii="宋体" w:eastAsia="宋体" w:hAnsi="宋体"/>
+                <w:sz w:val="21"/>
+                <w:szCs w:val="21"/>
+              </w:rPr>
+              <w:t>AI 历史记录查看</w:t>
+            </w:r>
+          </w:p>
+        </w:tc>
+        <w:tc>
+          <w:tcPr>
+            <w:tcW w:w="0" w:type="auto"/>
+            <w:hideMark/>
+          </w:tcPr>
+          <w:p>
+            <w:pPr>
+              <w:spacing w:after="0" w:line="240" w:lineRule="auto"/>
+              <w:rPr>
+                <w:rFonts w:ascii="宋体" w:eastAsia="宋体" w:hAnsi="宋体" w:hint="eastAsia"/>
+                <w:sz w:val="21"/>
+                <w:szCs w:val="21"/>
+              </w:rPr>
+            </w:pPr>
+            <w:r>
+              <w:rPr>
+                <w:rFonts w:ascii="宋体" w:eastAsia="宋体" w:hAnsi="宋体"/>
+                <w:sz w:val="21"/>
+                <w:szCs w:val="21"/>
+              </w:rPr>
+              <w:t>进入历史问答记录页面</w:t>
+            </w:r>
+          </w:p>
+        </w:tc>
+        <w:tc>
+          <w:tcPr>
+            <w:tcW w:w="0" w:type="auto"/>
+            <w:hideMark/>
+          </w:tcPr>
+          <w:p>
+            <w:pPr>
+              <w:spacing w:after="0" w:line="240" w:lineRule="auto"/>
+              <w:rPr>
+                <w:rFonts w:ascii="宋体" w:eastAsia="宋体" w:hAnsi="宋体" w:hint="eastAsia"/>
+                <w:sz w:val="21"/>
+                <w:szCs w:val="21"/>
+              </w:rPr>
+            </w:pPr>
+            <w:r>
+              <w:rPr>
+                <w:rFonts w:ascii="宋体" w:eastAsia="宋体" w:hAnsi="宋体"/>
+                <w:sz w:val="21"/>
+                <w:szCs w:val="21"/>
+              </w:rPr>
+              <w:t>展示过往问答的内容与时间</w:t>
+            </w:r>
+          </w:p>
+        </w:tc>
+        <w:tc>
+          <w:tcPr>
+            <w:tcW w:w="0" w:type="auto"/>
+            <w:hideMark/>
+          </w:tcPr>
+          <w:p>
+            <w:pPr>
+              <w:spacing w:after="0" w:line="240" w:lineRule="auto"/>
+              <w:rPr>
+                <w:rFonts w:ascii="宋体" w:eastAsia="宋体" w:hAnsi="宋体" w:hint="eastAsia"/>
+                <w:sz w:val="21"/>
+                <w:szCs w:val="21"/>
+              </w:rPr>
+            </w:pPr>
+            <w:r>
+              <w:rPr>
+                <w:rFonts w:ascii="宋体" w:eastAsia="宋体" w:hAnsi="宋体"/>
+                <w:sz w:val="21"/>
+                <w:szCs w:val="21"/>
+              </w:rPr>
+              <w:t>问答记录加载完整，按时间排序</w:t>
+            </w:r>
+          </w:p>
+        </w:tc>
+        <w:tc>
+          <w:tcPr>
+            <w:tcW w:w="0" w:type="auto"/>
+            <w:hideMark/>
+          </w:tcPr>
+          <w:p>
+            <w:pPr>
+              <w:spacing w:after="0" w:line="240" w:lineRule="auto"/>
+              <w:rPr>
+                <w:rFonts w:ascii="宋体" w:eastAsia="宋体" w:hAnsi="宋体" w:hint="eastAsia"/>
+                <w:sz w:val="21"/>
+                <w:szCs w:val="21"/>
+              </w:rPr>
+            </w:pPr>
+            <w:r>
+              <w:rPr>
+                <w:rFonts w:ascii="宋体" w:eastAsia="宋体" w:hAnsi="宋体"/>
+                <w:sz w:val="21"/>
+                <w:szCs w:val="21"/>
+              </w:rPr>
+              <w:t>是</w:t>
+            </w:r>
+          </w:p>
+        </w:tc>
+      </w:tr>
+      <w:tr>
+        <w:tc>
+          <w:tcPr>
+            <w:tcW w:w="0" w:type="auto"/>
+            <w:hideMark/>
+          </w:tcPr>
+          <w:p>
+            <w:pPr>
+              <w:spacing w:after="0" w:line="240" w:lineRule="auto"/>
+              <w:rPr>
+                <w:rFonts w:ascii="宋体" w:eastAsia="宋体" w:hAnsi="宋体" w:hint="eastAsia"/>
+                <w:sz w:val="21"/>
+                <w:szCs w:val="21"/>
+              </w:rPr>
+            </w:pPr>
+            <w:r>
+              <w:rPr>
+                <w:rFonts w:ascii="宋体" w:eastAsia="宋体" w:hAnsi="宋体" w:hint="eastAsia"/>
+                <w:sz w:val="21"/>
+                <w:szCs w:val="21"/>
+              </w:rPr>
+              <w:t>f1</w:t>
+            </w:r>
+          </w:p>
+        </w:tc>
+        <w:tc>
+          <w:tcPr>
+            <w:tcW w:w="0" w:type="auto"/>
+            <w:hideMark/>
+          </w:tcPr>
+          <w:p>
+            <w:pPr>
+              <w:spacing w:after="0" w:line="240" w:lineRule="auto"/>
+              <w:rPr>
+                <w:rFonts w:ascii="宋体" w:eastAsia="宋体" w:hAnsi="宋体" w:hint="eastAsia"/>
+                <w:sz w:val="21"/>
+                <w:szCs w:val="21"/>
+              </w:rPr>
+            </w:pPr>
+            <w:r>
+              <w:rPr>
+                <w:rFonts w:ascii="宋体" w:eastAsia="宋体" w:hAnsi="宋体"/>
+                <w:sz w:val="21"/>
+                <w:szCs w:val="21"/>
+              </w:rPr>
+              <w:t>后台首页看板</w:t>
+            </w:r>
+          </w:p>
+        </w:tc>
+        <w:tc>
+          <w:tcPr>
+            <w:tcW w:w="0" w:type="auto"/>
+            <w:hideMark/>
+          </w:tcPr>
+          <w:p>
+            <w:pPr>
+              <w:spacing w:after="0" w:line="240" w:lineRule="auto"/>
+              <w:rPr>
+                <w:rFonts w:ascii="宋体" w:eastAsia="宋体" w:hAnsi="宋体" w:hint="eastAsia"/>
+                <w:sz w:val="21"/>
+                <w:szCs w:val="21"/>
+              </w:rPr>
+            </w:pPr>
+            <w:r>
+              <w:rPr>
+                <w:rFonts w:ascii="宋体" w:eastAsia="宋体" w:hAnsi="宋体"/>
+                <w:sz w:val="21"/>
+                <w:szCs w:val="21"/>
+              </w:rPr>
+              <w:t>管理员登录后台系统首页</w:t>
+            </w:r>
+          </w:p>
+        </w:tc>
+        <w:tc>
+          <w:tcPr>
+            <w:tcW w:w="0" w:type="auto"/>
+            <w:hideMark/>
+          </w:tcPr>
+          <w:p>
+            <w:pPr>
+              <w:spacing w:after="0" w:line="240" w:lineRule="auto"/>
+              <w:rPr>
+                <w:rFonts w:ascii="宋体" w:eastAsia="宋体" w:hAnsi="宋体" w:hint="eastAsia"/>
+                <w:sz w:val="21"/>
+                <w:szCs w:val="21"/>
+              </w:rPr>
+            </w:pPr>
+            <w:r>
+              <w:rPr>
+                <w:rFonts w:ascii="宋体" w:eastAsia="宋体" w:hAnsi="宋体"/>
+                <w:sz w:val="21"/>
+                <w:szCs w:val="21"/>
+              </w:rPr>
+              <w:t>展示图表数据：注册用户数、活跃度等</w:t>
+            </w:r>
+          </w:p>
+        </w:tc>
+        <w:tc>
+          <w:tcPr>
+            <w:tcW w:w="0" w:type="auto"/>
+            <w:hideMark/>
+          </w:tcPr>
+          <w:p>
+            <w:pPr>
+              <w:spacing w:after="0" w:line="240" w:lineRule="auto"/>
+              <w:rPr>
+                <w:rFonts w:ascii="宋体" w:eastAsia="宋体" w:hAnsi="宋体" w:hint="eastAsia"/>
+                <w:sz w:val="21"/>
+                <w:szCs w:val="21"/>
+              </w:rPr>
+            </w:pPr>
+            <w:r>
+              <w:rPr>
+                <w:rFonts w:ascii="宋体" w:eastAsia="宋体" w:hAnsi="宋体"/>
+                <w:sz w:val="21"/>
+                <w:szCs w:val="21"/>
+              </w:rPr>
+              <w:t>图表正常加载，数据准确</w:t>
+            </w:r>
+          </w:p>
+        </w:tc>
+        <w:tc>
+          <w:tcPr>
+            <w:tcW w:w="0" w:type="auto"/>
+            <w:hideMark/>
+          </w:tcPr>
+          <w:p>
+            <w:pPr>
+              <w:spacing w:after="0" w:line="240" w:lineRule="auto"/>
+              <w:rPr>
+                <w:rFonts w:ascii="宋体" w:eastAsia="宋体" w:hAnsi="宋体" w:hint="eastAsia"/>
+                <w:sz w:val="21"/>
+                <w:szCs w:val="21"/>
+              </w:rPr>
+            </w:pPr>
+            <w:r>
+              <w:rPr>
+                <w:rFonts w:ascii="宋体" w:eastAsia="宋体" w:hAnsi="宋体"/>
+                <w:sz w:val="21"/>
+                <w:szCs w:val="21"/>
+              </w:rPr>
+              <w:t>是</w:t>
+            </w:r>
+          </w:p>
+        </w:tc>
+      </w:tr>
+      <w:tr>
+        <w:tc>
+          <w:tcPr>
+            <w:tcW w:w="0" w:type="auto"/>
+            <w:hideMark/>
+          </w:tcPr>
+          <w:p>
+            <w:pPr>
+              <w:spacing w:after="0" w:line="240" w:lineRule="auto"/>
+              <w:rPr>
+                <w:rFonts w:ascii="宋体" w:eastAsia="宋体" w:hAnsi="宋体" w:hint="eastAsia"/>
+                <w:sz w:val="21"/>
+                <w:szCs w:val="21"/>
+              </w:rPr>
+            </w:pPr>
+            <w:r>
+              <w:rPr>
+                <w:rFonts w:ascii="宋体" w:eastAsia="宋体" w:hAnsi="宋体" w:hint="eastAsia"/>
+                <w:sz w:val="21"/>
+                <w:szCs w:val="21"/>
+              </w:rPr>
+              <w:t>f</w:t>
+            </w:r>
+            <w:r>
+              <w:rPr>
+                <w:rFonts w:ascii="宋体" w:eastAsia="宋体" w:hAnsi="宋体"/>
+                <w:sz w:val="21"/>
+                <w:szCs w:val="21"/>
+              </w:rPr>
+              <w:t>2</w:t>
+            </w:r>
+          </w:p>
+        </w:tc>
+        <w:tc>
+          <w:tcPr>
+            <w:tcW w:w="0" w:type="auto"/>
+            <w:hideMark/>
+          </w:tcPr>
+          <w:p>
+            <w:pPr>
+              <w:spacing w:after="0" w:line="240" w:lineRule="auto"/>
+              <w:rPr>
+                <w:rFonts w:ascii="宋体" w:eastAsia="宋体" w:hAnsi="宋体" w:hint="eastAsia"/>
+                <w:sz w:val="21"/>
+                <w:szCs w:val="21"/>
+              </w:rPr>
+            </w:pPr>
+            <w:r>
+              <w:rPr>
+                <w:rFonts w:ascii="宋体" w:eastAsia="宋体" w:hAnsi="宋体"/>
+                <w:sz w:val="21"/>
+                <w:szCs w:val="21"/>
+              </w:rPr>
+              <w:t>后台用户管理</w:t>
+            </w:r>
+          </w:p>
+        </w:tc>
+        <w:tc>
+          <w:tcPr>
+            <w:tcW w:w="0" w:type="auto"/>
+            <w:hideMark/>
+          </w:tcPr>
+          <w:p>
+            <w:pPr>
+              <w:spacing w:after="0" w:line="240" w:lineRule="auto"/>
+              <w:rPr>
+                <w:rFonts w:ascii="宋体" w:eastAsia="宋体" w:hAnsi="宋体" w:hint="eastAsia"/>
+                <w:sz w:val="21"/>
+                <w:szCs w:val="21"/>
+              </w:rPr>
+            </w:pPr>
+            <w:r>
+              <w:rPr>
+                <w:rFonts w:ascii="宋体" w:eastAsia="宋体" w:hAnsi="宋体"/>
+                <w:sz w:val="21"/>
+                <w:szCs w:val="21"/>
+              </w:rPr>
+              <w:t>管理员修改某用户昵称并保存</w:t>
+            </w:r>
+          </w:p>
+        </w:tc>
+        <w:tc>
+          <w:tcPr>
+            <w:tcW w:w="0" w:type="auto"/>
+            <w:hideMark/>
+          </w:tcPr>
+          <w:p>
+            <w:pPr>
+              <w:spacing w:after="0" w:line="240" w:lineRule="auto"/>
+              <w:rPr>
+                <w:rFonts w:ascii="宋体" w:eastAsia="宋体" w:hAnsi="宋体" w:hint="eastAsia"/>
+                <w:sz w:val="21"/>
+                <w:szCs w:val="21"/>
+              </w:rPr>
+            </w:pPr>
+            <w:r>
+              <w:rPr>
+                <w:rFonts w:ascii="宋体" w:eastAsia="宋体" w:hAnsi="宋体"/>
+                <w:sz w:val="21"/>
+                <w:szCs w:val="21"/>
+              </w:rPr>
+              <w:t>显示更新成功，列表中对应用户数据刷新</w:t>
+            </w:r>
+          </w:p>
+        </w:tc>
+        <w:tc>
+          <w:tcPr>
+            <w:tcW w:w="0" w:type="auto"/>
+            <w:hideMark/>
+          </w:tcPr>
+          <w:p>
+            <w:pPr>
+              <w:spacing w:after="0" w:line="240" w:lineRule="auto"/>
+              <w:rPr>
+                <w:rFonts w:ascii="宋体" w:eastAsia="宋体" w:hAnsi="宋体" w:hint="eastAsia"/>
+                <w:sz w:val="21"/>
+                <w:szCs w:val="21"/>
+              </w:rPr>
+            </w:pPr>
+            <w:r>
+              <w:rPr>
+                <w:rFonts w:ascii="宋体" w:eastAsia="宋体" w:hAnsi="宋体"/>
+                <w:sz w:val="21"/>
+                <w:szCs w:val="21"/>
+              </w:rPr>
+              <w:t>修改生效，刷新后数据显示一致</w:t>
+            </w:r>
+          </w:p>
+        </w:tc>
+        <w:tc>
+          <w:tcPr>
+            <w:tcW w:w="0" w:type="auto"/>
+            <w:hideMark/>
+          </w:tcPr>
+          <w:p>
+            <w:pPr>
+              <w:spacing w:after="0" w:line="240" w:lineRule="auto"/>
+              <w:rPr>
+                <w:rFonts w:ascii="宋体" w:eastAsia="宋体" w:hAnsi="宋体" w:hint="eastAsia"/>
+                <w:sz w:val="21"/>
+                <w:szCs w:val="21"/>
+              </w:rPr>
+            </w:pPr>
+            <w:r>
+              <w:rPr>
+                <w:rFonts w:ascii="宋体" w:eastAsia="宋体" w:hAnsi="宋体"/>
+                <w:sz w:val="21"/>
+                <w:szCs w:val="21"/>
+              </w:rPr>
+              <w:t>是</w:t>
+            </w:r>
+          </w:p>
+        </w:tc>
+      </w:tr>
+      <w:tr>
+        <w:tc>
+          <w:tcPr>
+            <w:tcW w:w="0" w:type="auto"/>
+            <w:hideMark/>
+          </w:tcPr>
+          <w:p>
+            <w:pPr>
+              <w:spacing w:after="0" w:line="240" w:lineRule="auto"/>
+              <w:rPr>
+                <w:rFonts w:ascii="宋体" w:eastAsia="宋体" w:hAnsi="宋体" w:hint="eastAsia"/>
+                <w:sz w:val="21"/>
+                <w:szCs w:val="21"/>
+              </w:rPr>
+            </w:pPr>
+            <w:r>
+              <w:rPr>
+                <w:rFonts w:ascii="宋体" w:eastAsia="宋体" w:hAnsi="宋体" w:hint="eastAsia"/>
+                <w:sz w:val="21"/>
+                <w:szCs w:val="21"/>
+              </w:rPr>
+              <w:t>f4</w:t>
+            </w:r>
+          </w:p>
+        </w:tc>
+        <w:tc>
+          <w:tcPr>
+            <w:tcW w:w="0" w:type="auto"/>
+            <w:hideMark/>
+          </w:tcPr>
+          <w:p>
+            <w:pPr>
+              <w:spacing w:after="0" w:line="240" w:lineRule="auto"/>
+              <w:rPr>
+                <w:rFonts w:ascii="宋体" w:eastAsia="宋体" w:hAnsi="宋体" w:hint="eastAsia"/>
+                <w:sz w:val="21"/>
+                <w:szCs w:val="21"/>
+              </w:rPr>
+            </w:pPr>
+            <w:r>
+              <w:rPr>
+                <w:rFonts w:ascii="宋体" w:eastAsia="宋体" w:hAnsi="宋体"/>
+                <w:sz w:val="21"/>
+                <w:szCs w:val="21"/>
+              </w:rPr>
+              <w:t>后台资讯管理</w:t>
+            </w:r>
+          </w:p>
+        </w:tc>
+        <w:tc>
+          <w:tcPr>
+            <w:tcW w:w="0" w:type="auto"/>
+            <w:hideMark/>
+          </w:tcPr>
+          <w:p>
+            <w:pPr>
+              <w:spacing w:after="0" w:line="240" w:lineRule="auto"/>
+              <w:rPr>
+                <w:rFonts w:ascii="宋体" w:eastAsia="宋体" w:hAnsi="宋体" w:hint="eastAsia"/>
+                <w:sz w:val="21"/>
+                <w:szCs w:val="21"/>
+              </w:rPr>
+            </w:pPr>
+            <w:r>
+              <w:rPr>
+                <w:rFonts w:ascii="宋体" w:eastAsia="宋体" w:hAnsi="宋体"/>
+                <w:sz w:val="21"/>
+                <w:szCs w:val="21"/>
+              </w:rPr>
+              <w:t>管理员发布一条新资讯</w:t>
+            </w:r>
+          </w:p>
+        </w:tc>
+        <w:tc>
+          <w:tcPr>
+            <w:tcW w:w="0" w:type="auto"/>
+            <w:hideMark/>
+          </w:tcPr>
+          <w:p>
+            <w:pPr>
+              <w:spacing w:after="0" w:line="240" w:lineRule="auto"/>
+              <w:rPr>
+                <w:rFonts w:ascii="宋体" w:eastAsia="宋体" w:hAnsi="宋体" w:hint="eastAsia"/>
+                <w:sz w:val="21"/>
+                <w:szCs w:val="21"/>
+              </w:rPr>
+            </w:pPr>
+            <w:r>
+              <w:rPr>
+                <w:rFonts w:ascii="宋体" w:eastAsia="宋体" w:hAnsi="宋体"/>
+                <w:sz w:val="21"/>
+                <w:szCs w:val="21"/>
+              </w:rPr>
+              <w:t>提示发布成功，前端资讯页面可见该内容</w:t>
+            </w:r>
+          </w:p>
+        </w:tc>
+        <w:tc>
+          <w:tcPr>
+            <w:tcW w:w="0" w:type="auto"/>
+            <w:hideMark/>
+          </w:tcPr>
+          <w:p>
+            <w:pPr>
+              <w:spacing w:after="0" w:line="240" w:lineRule="auto"/>
+              <w:rPr>
+                <w:rFonts w:ascii="宋体" w:eastAsia="宋体" w:hAnsi="宋体" w:hint="eastAsia"/>
+                <w:sz w:val="21"/>
+                <w:szCs w:val="21"/>
+              </w:rPr>
+            </w:pPr>
+            <w:r>
+              <w:rPr>
+                <w:rFonts w:ascii="宋体" w:eastAsia="宋体" w:hAnsi="宋体"/>
+                <w:sz w:val="21"/>
+                <w:szCs w:val="21"/>
+              </w:rPr>
+              <w:t>成功发布，资讯首页同步展示</w:t>
+            </w:r>
+          </w:p>
+        </w:tc>
+        <w:tc>
+          <w:tcPr>
+            <w:tcW w:w="0" w:type="auto"/>
+            <w:hideMark/>
+          </w:tcPr>
+          <w:p>
+            <w:pPr>
+              <w:spacing w:after="0" w:line="240" w:lineRule="auto"/>
+              <w:rPr>
+                <w:rFonts w:ascii="宋体" w:eastAsia="宋体" w:hAnsi="宋体" w:hint="eastAsia"/>
+                <w:sz w:val="21"/>
+                <w:szCs w:val="21"/>
+              </w:rPr>
+            </w:pPr>
+            <w:r>
+              <w:rPr>
+                <w:rFonts w:ascii="宋体" w:eastAsia="宋体" w:hAnsi="宋体"/>
+                <w:sz w:val="21"/>
+                <w:szCs w:val="21"/>
+              </w:rPr>
+              <w:t>是</w:t>
+            </w:r>
+          </w:p>
+        </w:tc>
+      </w:tr>
+      <w:tr>
+        <w:tc>
+          <w:tcPr>
+            <w:tcW w:w="0" w:type="auto"/>
+            <w:hideMark/>
+          </w:tcPr>
+          <w:p>
+            <w:pPr>
+              <w:spacing w:after="0" w:line="240" w:lineRule="auto"/>
+              <w:rPr>
+                <w:rFonts w:ascii="宋体" w:eastAsia="宋体" w:hAnsi="宋体" w:hint="eastAsia"/>
+                <w:sz w:val="21"/>
+                <w:szCs w:val="21"/>
+              </w:rPr>
+            </w:pPr>
+            <w:r>
+              <w:rPr>
+                <w:rFonts w:ascii="宋体" w:eastAsia="宋体" w:hAnsi="宋体" w:hint="eastAsia"/>
+                <w:sz w:val="21"/>
+                <w:szCs w:val="21"/>
+              </w:rPr>
+              <w:t>c1</w:t>
+            </w:r>
+          </w:p>
+        </w:tc>
+        <w:tc>
+          <w:tcPr>
+            <w:tcW w:w="0" w:type="auto"/>
+            <w:hideMark/>
+          </w:tcPr>
+          <w:p>
+            <w:pPr>
+              <w:spacing w:after="0" w:line="240" w:lineRule="auto"/>
+              <w:rPr>
+                <w:rFonts w:ascii="宋体" w:eastAsia="宋体" w:hAnsi="宋体" w:hint="eastAsia"/>
+                <w:sz w:val="21"/>
+                <w:szCs w:val="21"/>
+              </w:rPr>
+            </w:pPr>
+            <w:r>
+              <w:rPr>
+                <w:rFonts w:ascii="宋体" w:eastAsia="宋体" w:hAnsi="宋体"/>
+                <w:sz w:val="21"/>
+                <w:szCs w:val="21"/>
+              </w:rPr>
+              <w:t>后台健康模型配置</w:t>
+            </w:r>
+          </w:p>
+        </w:tc>
+        <w:tc>
+          <w:tcPr>
+            <w:tcW w:w="0" w:type="auto"/>
+            <w:hideMark/>
+          </w:tcPr>
+          <w:p>
+            <w:pPr>
+              <w:spacing w:after="0" w:line="240" w:lineRule="auto"/>
+              <w:rPr>
+                <w:rFonts w:ascii="宋体" w:eastAsia="宋体" w:hAnsi="宋体" w:hint="eastAsia"/>
+                <w:sz w:val="21"/>
+                <w:szCs w:val="21"/>
+              </w:rPr>
+            </w:pPr>
+            <w:r>
+              <w:rPr>
+                <w:rFonts w:ascii="宋体" w:eastAsia="宋体" w:hAnsi="宋体"/>
+                <w:sz w:val="21"/>
+                <w:szCs w:val="21"/>
+              </w:rPr>
+              <w:t>新增一项指标“心率”，设置单位为 bpm 并保存</w:t>
+            </w:r>
+          </w:p>
+        </w:tc>
+        <w:tc>
+          <w:tcPr>
+            <w:tcW w:w="0" w:type="auto"/>
+            <w:hideMark/>
+          </w:tcPr>
+          <w:p>
+            <w:pPr>
+              <w:spacing w:after="0" w:line="240" w:lineRule="auto"/>
+              <w:rPr>
+                <w:rFonts w:ascii="宋体" w:eastAsia="宋体" w:hAnsi="宋体" w:hint="eastAsia"/>
+                <w:sz w:val="21"/>
+                <w:szCs w:val="21"/>
+              </w:rPr>
+            </w:pPr>
+            <w:r>
+              <w:rPr>
+                <w:rFonts w:ascii="宋体" w:eastAsia="宋体" w:hAnsi="宋体"/>
+                <w:sz w:val="21"/>
+                <w:szCs w:val="21"/>
+              </w:rPr>
+              <w:t>模型列表中显示新指标，前端录入页面新增对应项</w:t>
+            </w:r>
+          </w:p>
+        </w:tc>
+        <w:tc>
+          <w:tcPr>
+            <w:tcW w:w="0" w:type="auto"/>
+            <w:hideMark/>
+          </w:tcPr>
+          <w:p>
+            <w:pPr>
+              <w:spacing w:after="0" w:line="240" w:lineRule="auto"/>
+              <w:rPr>
+                <w:rFonts w:ascii="宋体" w:eastAsia="宋体" w:hAnsi="宋体" w:hint="eastAsia"/>
+                <w:sz w:val="21"/>
+                <w:szCs w:val="21"/>
+              </w:rPr>
+            </w:pPr>
+            <w:r>
+              <w:rPr>
+                <w:rFonts w:ascii="宋体" w:eastAsia="宋体" w:hAnsi="宋体"/>
+                <w:sz w:val="21"/>
+                <w:szCs w:val="21"/>
+              </w:rPr>
+              <w:t>模型管理页及前端录入项同步更新</w:t>
+            </w:r>
+          </w:p>
+        </w:tc>
+        <w:tc>
+          <w:tcPr>
+            <w:tcW w:w="0" w:type="auto"/>
+            <w:hideMark/>
+          </w:tcPr>
+          <w:p>
+            <w:pPr>
+              <w:spacing w:after="0" w:line="240" w:lineRule="auto"/>
+              <w:rPr>
+                <w:rFonts w:ascii="宋体" w:eastAsia="宋体" w:hAnsi="宋体" w:hint="eastAsia"/>
+                <w:sz w:val="21"/>
+                <w:szCs w:val="21"/>
+              </w:rPr>
+            </w:pPr>
+            <w:r>
+              <w:rPr>
+                <w:rFonts w:ascii="宋体" w:eastAsia="宋体" w:hAnsi="宋体"/>
+                <w:sz w:val="21"/>
+                <w:szCs w:val="21"/>
+              </w:rPr>
+              <w:t>是</w:t>
+            </w:r>
+          </w:p>
+        </w:tc>
+      </w:tr>
+      <w:tr>
+        <w:tc>
+          <w:tcPr>
+            <w:tcW w:w="0" w:type="auto"/>
+            <w:hideMark/>
+          </w:tcPr>
+          <w:p>
+            <w:pPr>
+              <w:spacing w:after="0" w:line="240" w:lineRule="auto"/>
+              <w:rPr>
+                <w:rFonts w:ascii="宋体" w:eastAsia="宋体" w:hAnsi="宋体" w:hint="eastAsia"/>
+                <w:sz w:val="21"/>
+                <w:szCs w:val="21"/>
+              </w:rPr>
+            </w:pPr>
+            <w:r>
+              <w:rPr>
+                <w:rFonts w:ascii="宋体" w:eastAsia="宋体" w:hAnsi="宋体" w:hint="eastAsia"/>
+                <w:sz w:val="21"/>
+                <w:szCs w:val="21"/>
+              </w:rPr>
+              <w:t>f6</w:t>
+            </w:r>
+          </w:p>
+        </w:tc>
+        <w:tc>
+          <w:tcPr>
+            <w:tcW w:w="0" w:type="auto"/>
+            <w:hideMark/>
+          </w:tcPr>
+          <w:p>
+            <w:pPr>
+              <w:spacing w:after="0" w:line="240" w:lineRule="auto"/>
+              <w:rPr>
+                <w:rFonts w:ascii="宋体" w:eastAsia="宋体" w:hAnsi="宋体" w:hint="eastAsia"/>
+                <w:sz w:val="21"/>
+                <w:szCs w:val="21"/>
+              </w:rPr>
+            </w:pPr>
+            <w:r>
+              <w:rPr>
+                <w:rFonts w:ascii="宋体" w:eastAsia="宋体" w:hAnsi="宋体"/>
+                <w:sz w:val="21"/>
+                <w:szCs w:val="21"/>
+              </w:rPr>
+              <w:t>后台健康数据查看</w:t>
+            </w:r>
+          </w:p>
+        </w:tc>
+        <w:tc>
+          <w:tcPr>
+            <w:tcW w:w="0" w:type="auto"/>
+            <w:hideMark/>
+          </w:tcPr>
+          <w:p>
+            <w:pPr>
+              <w:spacing w:after="0" w:line="240" w:lineRule="auto"/>
+              <w:rPr>
+                <w:rFonts w:ascii="宋体" w:eastAsia="宋体" w:hAnsi="宋体" w:hint="eastAsia"/>
+                <w:sz w:val="21"/>
+                <w:szCs w:val="21"/>
+              </w:rPr>
+            </w:pPr>
+            <w:r>
+              <w:rPr>
+                <w:rFonts w:ascii="宋体" w:eastAsia="宋体" w:hAnsi="宋体"/>
+                <w:sz w:val="21"/>
+                <w:szCs w:val="21"/>
+              </w:rPr>
+              <w:t>管理员在后台搜索某用户的健康记录</w:t>
+            </w:r>
+          </w:p>
+        </w:tc>
+        <w:tc>
+          <w:tcPr>
+            <w:tcW w:w="0" w:type="auto"/>
+            <w:hideMark/>
+          </w:tcPr>
+          <w:p>
+            <w:pPr>
+              <w:spacing w:after="0" w:line="240" w:lineRule="auto"/>
+              <w:rPr>
+                <w:rFonts w:ascii="宋体" w:eastAsia="宋体" w:hAnsi="宋体" w:hint="eastAsia"/>
+                <w:sz w:val="21"/>
+                <w:szCs w:val="21"/>
+              </w:rPr>
+            </w:pPr>
+            <w:r>
+              <w:rPr>
+                <w:rFonts w:ascii="宋体" w:eastAsia="宋体" w:hAnsi="宋体"/>
+                <w:sz w:val="21"/>
+                <w:szCs w:val="21"/>
+              </w:rPr>
+              <w:t>返回该用户所有历史数据条目</w:t>
+            </w:r>
+          </w:p>
+        </w:tc>
+        <w:tc>
+          <w:tcPr>
+            <w:tcW w:w="0" w:type="auto"/>
+            <w:hideMark/>
+          </w:tcPr>
+          <w:p>
+            <w:pPr>
+              <w:spacing w:after="0" w:line="240" w:lineRule="auto"/>
+              <w:rPr>
+                <w:rFonts w:ascii="宋体" w:eastAsia="宋体" w:hAnsi="宋体" w:hint="eastAsia"/>
+                <w:sz w:val="21"/>
+                <w:szCs w:val="21"/>
+              </w:rPr>
+            </w:pPr>
+            <w:r>
+              <w:rPr>
+                <w:rFonts w:ascii="宋体" w:eastAsia="宋体" w:hAnsi="宋体"/>
+                <w:sz w:val="21"/>
+                <w:szCs w:val="21"/>
+              </w:rPr>
+              <w:t>数据表格按时间显示健康记录</w:t>
+            </w:r>
+          </w:p>
+        </w:tc>
+        <w:tc>
+          <w:tcPr>
+            <w:tcW w:w="0" w:type="auto"/>
+            <w:hideMark/>
+          </w:tcPr>
+          <w:p>
+            <w:pPr>
+              <w:spacing w:after="0" w:line="240" w:lineRule="auto"/>
+              <w:rPr>
+                <w:rFonts w:ascii="宋体" w:eastAsia="宋体" w:hAnsi="宋体" w:hint="eastAsia"/>
+                <w:sz w:val="21"/>
+                <w:szCs w:val="21"/>
+              </w:rPr>
+            </w:pPr>
+            <w:r>
+              <w:rPr>
+                <w:rFonts w:ascii="宋体" w:eastAsia="宋体" w:hAnsi="宋体"/>
+                <w:sz w:val="21"/>
+                <w:szCs w:val="21"/>
+              </w:rPr>
+              <w:t>是</w:t>
+            </w:r>
+          </w:p>
+        </w:tc>
+      </w:tr>
+      <w:tr>
+        <w:tc>
+          <w:tcPr>
+            <w:tcW w:w="0" w:type="auto"/>
+            <w:hideMark/>
+          </w:tcPr>
+          <w:p>
+            <w:pPr>
+              <w:spacing w:after="0" w:line="240" w:lineRule="auto"/>
+              <w:rPr>
+                <w:rFonts w:ascii="宋体" w:eastAsia="宋体" w:hAnsi="宋体" w:hint="eastAsia"/>
+                <w:sz w:val="21"/>
+                <w:szCs w:val="21"/>
+              </w:rPr>
+            </w:pPr>
+            <w:r>
+              <w:rPr>
+                <w:rFonts w:ascii="宋体" w:eastAsia="宋体" w:hAnsi="宋体" w:hint="eastAsia"/>
+                <w:sz w:val="21"/>
+                <w:szCs w:val="21"/>
+              </w:rPr>
+              <w:t>f7</w:t>
+            </w:r>
+          </w:p>
+        </w:tc>
+        <w:tc>
+          <w:tcPr>
+            <w:tcW w:w="0" w:type="auto"/>
+            <w:hideMark/>
+          </w:tcPr>
+          <w:p>
+            <w:pPr>
+              <w:spacing w:after="0" w:line="240" w:lineRule="auto"/>
+              <w:rPr>
+                <w:rFonts w:ascii="宋体" w:eastAsia="宋体" w:hAnsi="宋体" w:hint="eastAsia"/>
+                <w:sz w:val="21"/>
+                <w:szCs w:val="21"/>
+              </w:rPr>
+            </w:pPr>
+            <w:r>
+              <w:rPr>
+                <w:rFonts w:ascii="宋体" w:eastAsia="宋体" w:hAnsi="宋体"/>
+                <w:sz w:val="21"/>
+                <w:szCs w:val="21"/>
+              </w:rPr>
+              <w:t>后台消息发布</w:t>
+            </w:r>
+          </w:p>
+        </w:tc>
+        <w:tc>
+          <w:tcPr>
+            <w:tcW w:w="0" w:type="auto"/>
+            <w:hideMark/>
+          </w:tcPr>
+          <w:p>
+            <w:pPr>
+              <w:spacing w:after="0" w:line="240" w:lineRule="auto"/>
+              <w:rPr>
+                <w:rFonts w:ascii="宋体" w:eastAsia="宋体" w:hAnsi="宋体" w:hint="eastAsia"/>
+                <w:sz w:val="21"/>
+                <w:szCs w:val="21"/>
+              </w:rPr>
+            </w:pPr>
+            <w:r>
+              <w:rPr>
+                <w:rFonts w:ascii="宋体" w:eastAsia="宋体" w:hAnsi="宋体"/>
+                <w:sz w:val="21"/>
+                <w:szCs w:val="21"/>
+              </w:rPr>
+              <w:t>管理员输入标题与内容并点击发送</w:t>
+            </w:r>
+          </w:p>
+        </w:tc>
+        <w:tc>
+          <w:tcPr>
+            <w:tcW w:w="0" w:type="auto"/>
+            <w:hideMark/>
+          </w:tcPr>
+          <w:p>
+            <w:pPr>
+              <w:spacing w:after="0" w:line="240" w:lineRule="auto"/>
+              <w:rPr>
+                <w:rFonts w:ascii="宋体" w:eastAsia="宋体" w:hAnsi="宋体" w:hint="eastAsia"/>
+                <w:sz w:val="21"/>
+                <w:szCs w:val="21"/>
+              </w:rPr>
+            </w:pPr>
+            <w:r>
+              <w:rPr>
+                <w:rFonts w:ascii="宋体" w:eastAsia="宋体" w:hAnsi="宋体"/>
+                <w:sz w:val="21"/>
+                <w:szCs w:val="21"/>
+              </w:rPr>
+              <w:t>用户登录后接收到该消息并在列表中展示</w:t>
+            </w:r>
+          </w:p>
+        </w:tc>
+        <w:tc>
+          <w:tcPr>
+            <w:tcW w:w="0" w:type="auto"/>
+            <w:hideMark/>
+          </w:tcPr>
+          <w:p>
+            <w:pPr>
+              <w:spacing w:after="0" w:line="240" w:lineRule="auto"/>
+              <w:rPr>
+                <w:rFonts w:ascii="宋体" w:eastAsia="宋体" w:hAnsi="宋体" w:hint="eastAsia"/>
+                <w:sz w:val="21"/>
+                <w:szCs w:val="21"/>
+              </w:rPr>
+            </w:pPr>
+            <w:r>
+              <w:rPr>
+                <w:rFonts w:ascii="宋体" w:eastAsia="宋体" w:hAnsi="宋体"/>
+                <w:sz w:val="21"/>
+                <w:szCs w:val="21"/>
+              </w:rPr>
+              <w:t>消息成功发送，用户端同步显示</w:t>
+            </w:r>
+          </w:p>
+        </w:tc>
+        <w:tc>
+          <w:tcPr>
+            <w:tcW w:w="0" w:type="auto"/>
+            <w:hideMark/>
+          </w:tcPr>
+          <w:p>
+            <w:pPr>
+              <w:spacing w:after="0" w:line="240" w:lineRule="auto"/>
+              <w:rPr>
+                <w:rFonts w:ascii="宋体" w:eastAsia="宋体" w:hAnsi="宋体" w:hint="eastAsia"/>
+                <w:sz w:val="21"/>
+                <w:szCs w:val="21"/>
+              </w:rPr>
+            </w:pPr>
+            <w:r>
+              <w:rPr>
+                <w:rFonts w:ascii="宋体" w:eastAsia="宋体" w:hAnsi="宋体"/>
+                <w:sz w:val="21"/>
+                <w:szCs w:val="21"/>
+              </w:rPr>
+              <w:t>是</w:t>
+            </w:r>
+          </w:p>
+        </w:tc>
+      </w:tr>
+    </w:tbl>
     <w:p>
       <w:pPr>
         <w:spacing w:after="0" w:line="240" w:lineRule="auto"/>
-        <w:ind w:firstLine="420"/>
-        <w:rPr>
-          <w:rFonts w:ascii="宋体" w:eastAsia="宋体" w:hAnsi="宋体" w:hint="eastAsia"/>
+        <w:jc w:val="center"/>
+        <w:rPr>
+          <w:rFonts w:ascii="黑体" w:eastAsia="黑体" w:hAnsi="黑体"/>
           <w:sz w:val="21"/>
           <w:szCs w:val="21"/>
         </w:rPr>
       </w:pPr>
       <w:r>
         <w:rPr>
-          <w:rFonts w:ascii="宋体" w:eastAsia="宋体" w:hAnsi="宋体"/>
+          <w:rFonts w:ascii="黑体" w:eastAsia="黑体" w:hAnsi="黑体" w:hint="eastAsia"/>
           <w:sz w:val="21"/>
           <w:szCs w:val="21"/>
         </w:rPr>
-        <w:t>该</w:t>
+        <w:t>表</w:t>
+      </w:r>
+      <w:r>
+        <w:rPr>
+          <w:rFonts w:ascii="黑体" w:eastAsia="黑体" w:hAnsi="黑体" w:hint="eastAsia"/>
+          <w:sz w:val="21"/>
+          <w:szCs w:val="21"/>
+        </w:rPr>
+        <w:t>2</w:t>
+      </w:r>
+      <w:r>
+        <w:rPr>
+          <w:rFonts w:ascii="黑体" w:eastAsia="黑体" w:hAnsi="黑体" w:hint="eastAsia"/>
+          <w:sz w:val="21"/>
+          <w:szCs w:val="21"/>
+        </w:rPr>
+        <w:t>：</w:t>
+      </w:r>
+      <w:r>
+        <w:rPr>
+          <w:rFonts w:ascii="黑体" w:eastAsia="黑体" w:hAnsi="黑体" w:hint="eastAsia"/>
+          <w:sz w:val="21"/>
+          <w:szCs w:val="21"/>
+        </w:rPr>
+        <w:t>功能</w:t>
+      </w:r>
+      <w:r>
+        <w:rPr>
+          <w:rFonts w:ascii="黑体" w:eastAsia="黑体" w:hAnsi="黑体" w:hint="eastAsia"/>
+          <w:sz w:val="21"/>
+          <w:szCs w:val="21"/>
+        </w:rPr>
+        <w:t>测试表</w:t>
       </w:r>
     </w:p>
     <w:p>
       <w:pPr>
         <w:spacing w:after="0" w:line="240" w:lineRule="auto"/>
-        <w:ind w:firstLine="420"/>
+        <w:jc w:val="center"/>
         <w:rPr>
           <w:rFonts w:ascii="宋体" w:eastAsia="宋体" w:hAnsi="宋体" w:hint="eastAsia"/>
           <w:sz w:val="21"/>
@@ -7493,7 +11460,7 @@
           <w:szCs w:val="28"/>
         </w:rPr>
       </w:pPr>
-      <w:bookmarkStart w:id="15" w:name="_Toc196901155"/>
+      <w:bookmarkStart w:id="16" w:name="_Toc196901155"/>
       <w:r>
         <w:rPr>
           <w:rFonts w:ascii="黑体" w:eastAsia="黑体" w:hAnsi="黑体"/>
@@ -7514,7 +11481,7 @@
         </w:rPr>
         <w:t>性能测试</w:t>
       </w:r>
-      <w:bookmarkEnd w:id="15"/>
+      <w:bookmarkEnd w:id="16"/>
     </w:p>
     <w:p>
       <w:pPr>
@@ -7558,7 +11525,7 @@
           <w:szCs w:val="28"/>
         </w:rPr>
       </w:pPr>
-      <w:bookmarkStart w:id="16" w:name="_Toc196901156"/>
+      <w:bookmarkStart w:id="17" w:name="_Toc196901156"/>
       <w:r>
         <w:rPr>
           <w:rFonts w:ascii="黑体" w:eastAsia="黑体" w:hAnsi="黑体"/>
@@ -7579,7 +11546,7 @@
         </w:rPr>
         <w:t>接口测试</w:t>
       </w:r>
-      <w:bookmarkEnd w:id="16"/>
+      <w:bookmarkEnd w:id="17"/>
     </w:p>
     <w:p>
       <w:pPr>
@@ -7623,7 +11590,7 @@
           <w:szCs w:val="28"/>
         </w:rPr>
       </w:pPr>
-      <w:bookmarkStart w:id="17" w:name="_Toc196901157"/>
+      <w:bookmarkStart w:id="18" w:name="_Toc196901157"/>
       <w:r>
         <w:rPr>
           <w:rFonts w:ascii="黑体" w:eastAsia="黑体" w:hAnsi="黑体" w:hint="eastAsia"/>
@@ -7632,7 +11599,6 @@
           <w:sz w:val="28"/>
           <w:szCs w:val="28"/>
         </w:rPr>
-        <w:lastRenderedPageBreak/>
         <w:t xml:space="preserve">3.5 </w:t>
       </w:r>
       <w:r>
@@ -7665,7 +11631,7 @@
         </w:rPr>
         <w:t>一致性测试</w:t>
       </w:r>
-      <w:bookmarkEnd w:id="17"/>
+      <w:bookmarkEnd w:id="18"/>
     </w:p>
     <w:p>
       <w:pPr>
@@ -7709,7 +11675,7 @@
           <w:szCs w:val="28"/>
         </w:rPr>
       </w:pPr>
-      <w:bookmarkStart w:id="18" w:name="_Toc196901158"/>
+      <w:bookmarkStart w:id="19" w:name="_Toc196901158"/>
       <w:r>
         <w:rPr>
           <w:rFonts w:ascii="黑体" w:eastAsia="黑体" w:hAnsi="黑体"/>
@@ -7718,6 +11684,7 @@
           <w:sz w:val="28"/>
           <w:szCs w:val="28"/>
         </w:rPr>
+        <w:lastRenderedPageBreak/>
         <w:t>3.</w:t>
       </w:r>
       <w:r>
@@ -7750,12 +11717,1777 @@
         </w:rPr>
         <w:t>自由操作测试</w:t>
       </w:r>
-      <w:bookmarkEnd w:id="18"/>
+      <w:bookmarkEnd w:id="19"/>
     </w:p>
+    <w:tbl>
+      <w:tblPr>
+        <w:tblStyle w:val="11"/>
+        <w:tblW w:w="0" w:type="auto"/>
+        <w:tblLook w:val="04A0" w:firstRow="1" w:lastRow="0" w:firstColumn="1" w:lastColumn="0" w:noHBand="0" w:noVBand="1"/>
+      </w:tblPr>
+      <w:tblGrid>
+        <w:gridCol w:w="482"/>
+        <w:gridCol w:w="889"/>
+        <w:gridCol w:w="2268"/>
+        <w:gridCol w:w="2003"/>
+        <w:gridCol w:w="1866"/>
+        <w:gridCol w:w="788"/>
+      </w:tblGrid>
+      <w:tr>
+        <w:tc>
+          <w:tcPr>
+            <w:tcW w:w="0" w:type="auto"/>
+            <w:hideMark/>
+          </w:tcPr>
+          <w:p>
+            <w:pPr>
+              <w:spacing w:after="0" w:line="240" w:lineRule="auto"/>
+              <w:rPr>
+                <w:rFonts w:ascii="宋体" w:eastAsia="宋体" w:hAnsi="宋体" w:hint="eastAsia"/>
+                <w:b/>
+                <w:bCs/>
+                <w:sz w:val="21"/>
+                <w:szCs w:val="21"/>
+              </w:rPr>
+            </w:pPr>
+            <w:r>
+              <w:rPr>
+                <w:rFonts w:ascii="宋体" w:eastAsia="宋体" w:hAnsi="宋体"/>
+                <w:b/>
+                <w:bCs/>
+                <w:sz w:val="21"/>
+                <w:szCs w:val="21"/>
+              </w:rPr>
+              <w:t>序号</w:t>
+            </w:r>
+          </w:p>
+        </w:tc>
+        <w:tc>
+          <w:tcPr>
+            <w:tcW w:w="0" w:type="auto"/>
+            <w:hideMark/>
+          </w:tcPr>
+          <w:p>
+            <w:pPr>
+              <w:spacing w:after="0" w:line="240" w:lineRule="auto"/>
+              <w:rPr>
+                <w:rFonts w:ascii="宋体" w:eastAsia="宋体" w:hAnsi="宋体" w:hint="eastAsia"/>
+                <w:b/>
+                <w:bCs/>
+                <w:sz w:val="21"/>
+                <w:szCs w:val="21"/>
+              </w:rPr>
+            </w:pPr>
+            <w:r>
+              <w:rPr>
+                <w:rFonts w:ascii="宋体" w:eastAsia="宋体" w:hAnsi="宋体"/>
+                <w:b/>
+                <w:bCs/>
+                <w:sz w:val="21"/>
+                <w:szCs w:val="21"/>
+              </w:rPr>
+              <w:t>需求规格</w:t>
+            </w:r>
+          </w:p>
+        </w:tc>
+        <w:tc>
+          <w:tcPr>
+            <w:tcW w:w="0" w:type="auto"/>
+            <w:hideMark/>
+          </w:tcPr>
+          <w:p>
+            <w:pPr>
+              <w:spacing w:after="0" w:line="240" w:lineRule="auto"/>
+              <w:rPr>
+                <w:rFonts w:ascii="宋体" w:eastAsia="宋体" w:hAnsi="宋体" w:hint="eastAsia"/>
+                <w:b/>
+                <w:bCs/>
+                <w:sz w:val="21"/>
+                <w:szCs w:val="21"/>
+              </w:rPr>
+            </w:pPr>
+            <w:r>
+              <w:rPr>
+                <w:rFonts w:ascii="宋体" w:eastAsia="宋体" w:hAnsi="宋体"/>
+                <w:b/>
+                <w:bCs/>
+                <w:sz w:val="21"/>
+                <w:szCs w:val="21"/>
+              </w:rPr>
+              <w:t>操作步骤</w:t>
+            </w:r>
+          </w:p>
+        </w:tc>
+        <w:tc>
+          <w:tcPr>
+            <w:tcW w:w="0" w:type="auto"/>
+            <w:hideMark/>
+          </w:tcPr>
+          <w:p>
+            <w:pPr>
+              <w:spacing w:after="0" w:line="240" w:lineRule="auto"/>
+              <w:rPr>
+                <w:rFonts w:ascii="宋体" w:eastAsia="宋体" w:hAnsi="宋体" w:hint="eastAsia"/>
+                <w:b/>
+                <w:bCs/>
+                <w:sz w:val="21"/>
+                <w:szCs w:val="21"/>
+              </w:rPr>
+            </w:pPr>
+            <w:r>
+              <w:rPr>
+                <w:rFonts w:ascii="宋体" w:eastAsia="宋体" w:hAnsi="宋体"/>
+                <w:b/>
+                <w:bCs/>
+                <w:sz w:val="21"/>
+                <w:szCs w:val="21"/>
+              </w:rPr>
+              <w:t>期望输出</w:t>
+            </w:r>
+          </w:p>
+        </w:tc>
+        <w:tc>
+          <w:tcPr>
+            <w:tcW w:w="1866" w:type="dxa"/>
+            <w:hideMark/>
+          </w:tcPr>
+          <w:p>
+            <w:pPr>
+              <w:spacing w:after="0" w:line="240" w:lineRule="auto"/>
+              <w:rPr>
+                <w:rFonts w:ascii="宋体" w:eastAsia="宋体" w:hAnsi="宋体" w:hint="eastAsia"/>
+                <w:b/>
+                <w:bCs/>
+                <w:sz w:val="21"/>
+                <w:szCs w:val="21"/>
+              </w:rPr>
+            </w:pPr>
+            <w:r>
+              <w:rPr>
+                <w:rFonts w:ascii="宋体" w:eastAsia="宋体" w:hAnsi="宋体"/>
+                <w:b/>
+                <w:bCs/>
+                <w:sz w:val="21"/>
+                <w:szCs w:val="21"/>
+              </w:rPr>
+              <w:t>实际输出</w:t>
+            </w:r>
+          </w:p>
+        </w:tc>
+        <w:tc>
+          <w:tcPr>
+            <w:tcW w:w="788" w:type="dxa"/>
+            <w:hideMark/>
+          </w:tcPr>
+          <w:p>
+            <w:pPr>
+              <w:spacing w:after="0" w:line="240" w:lineRule="auto"/>
+              <w:rPr>
+                <w:rFonts w:ascii="宋体" w:eastAsia="宋体" w:hAnsi="宋体" w:hint="eastAsia"/>
+                <w:b/>
+                <w:bCs/>
+                <w:sz w:val="21"/>
+                <w:szCs w:val="21"/>
+              </w:rPr>
+            </w:pPr>
+            <w:r>
+              <w:rPr>
+                <w:rFonts w:ascii="宋体" w:eastAsia="宋体" w:hAnsi="宋体"/>
+                <w:b/>
+                <w:bCs/>
+                <w:sz w:val="21"/>
+                <w:szCs w:val="21"/>
+              </w:rPr>
+              <w:t>通过与否</w:t>
+            </w:r>
+          </w:p>
+        </w:tc>
+      </w:tr>
+      <w:tr>
+        <w:tc>
+          <w:tcPr>
+            <w:tcW w:w="0" w:type="auto"/>
+            <w:hideMark/>
+          </w:tcPr>
+          <w:p>
+            <w:pPr>
+              <w:spacing w:after="0" w:line="240" w:lineRule="auto"/>
+              <w:rPr>
+                <w:rFonts w:ascii="宋体" w:eastAsia="宋体" w:hAnsi="宋体" w:hint="eastAsia"/>
+                <w:sz w:val="21"/>
+                <w:szCs w:val="21"/>
+              </w:rPr>
+            </w:pPr>
+            <w:r>
+              <w:rPr>
+                <w:rFonts w:ascii="宋体" w:eastAsia="宋体" w:hAnsi="宋体"/>
+                <w:sz w:val="21"/>
+                <w:szCs w:val="21"/>
+              </w:rPr>
+              <w:t>1</w:t>
+            </w:r>
+          </w:p>
+        </w:tc>
+        <w:tc>
+          <w:tcPr>
+            <w:tcW w:w="0" w:type="auto"/>
+            <w:hideMark/>
+          </w:tcPr>
+          <w:p>
+            <w:pPr>
+              <w:spacing w:after="0" w:line="240" w:lineRule="auto"/>
+              <w:rPr>
+                <w:rFonts w:ascii="宋体" w:eastAsia="宋体" w:hAnsi="宋体" w:hint="eastAsia"/>
+                <w:sz w:val="21"/>
+                <w:szCs w:val="21"/>
+              </w:rPr>
+            </w:pPr>
+            <w:r>
+              <w:rPr>
+                <w:rFonts w:ascii="宋体" w:eastAsia="宋体" w:hAnsi="宋体"/>
+                <w:sz w:val="21"/>
+                <w:szCs w:val="21"/>
+              </w:rPr>
+              <w:t>用户注册异常处理</w:t>
+            </w:r>
+          </w:p>
+        </w:tc>
+        <w:tc>
+          <w:tcPr>
+            <w:tcW w:w="0" w:type="auto"/>
+            <w:hideMark/>
+          </w:tcPr>
+          <w:p>
+            <w:pPr>
+              <w:spacing w:after="0" w:line="240" w:lineRule="auto"/>
+              <w:rPr>
+                <w:rFonts w:ascii="宋体" w:eastAsia="宋体" w:hAnsi="宋体" w:hint="eastAsia"/>
+                <w:sz w:val="21"/>
+                <w:szCs w:val="21"/>
+              </w:rPr>
+            </w:pPr>
+            <w:r>
+              <w:rPr>
+                <w:rFonts w:ascii="宋体" w:eastAsia="宋体" w:hAnsi="宋体"/>
+                <w:sz w:val="21"/>
+                <w:szCs w:val="21"/>
+              </w:rPr>
+              <w:t>输入空用户名、密码、</w:t>
+            </w:r>
+            <w:r>
+              <w:rPr>
+                <w:rFonts w:ascii="宋体" w:eastAsia="宋体" w:hAnsi="宋体" w:hint="eastAsia"/>
+                <w:sz w:val="21"/>
+                <w:szCs w:val="21"/>
+              </w:rPr>
+              <w:t>账号</w:t>
+            </w:r>
+            <w:r>
+              <w:rPr>
+                <w:rFonts w:ascii="宋体" w:eastAsia="宋体" w:hAnsi="宋体"/>
+                <w:sz w:val="21"/>
+                <w:szCs w:val="21"/>
+              </w:rPr>
+              <w:t>点击注册</w:t>
+            </w:r>
+          </w:p>
+        </w:tc>
+        <w:tc>
+          <w:tcPr>
+            <w:tcW w:w="0" w:type="auto"/>
+            <w:hideMark/>
+          </w:tcPr>
+          <w:p>
+            <w:pPr>
+              <w:spacing w:after="0" w:line="240" w:lineRule="auto"/>
+              <w:rPr>
+                <w:rFonts w:ascii="宋体" w:eastAsia="宋体" w:hAnsi="宋体" w:hint="eastAsia"/>
+                <w:sz w:val="21"/>
+                <w:szCs w:val="21"/>
+              </w:rPr>
+            </w:pPr>
+            <w:r>
+              <w:rPr>
+                <w:rFonts w:ascii="宋体" w:eastAsia="宋体" w:hAnsi="宋体"/>
+                <w:sz w:val="21"/>
+                <w:szCs w:val="21"/>
+              </w:rPr>
+              <w:t>系统提示“</w:t>
+            </w:r>
+            <w:r>
+              <w:rPr>
+                <w:rFonts w:ascii="宋体" w:eastAsia="宋体" w:hAnsi="宋体" w:hint="eastAsia"/>
+                <w:sz w:val="21"/>
+                <w:szCs w:val="21"/>
+              </w:rPr>
+              <w:t>账号密码或用户名不能为空</w:t>
+            </w:r>
+            <w:r>
+              <w:rPr>
+                <w:rFonts w:ascii="宋体" w:eastAsia="宋体" w:hAnsi="宋体"/>
+                <w:sz w:val="21"/>
+                <w:szCs w:val="21"/>
+              </w:rPr>
+              <w:t>”，注册不成功</w:t>
+            </w:r>
+          </w:p>
+        </w:tc>
+        <w:tc>
+          <w:tcPr>
+            <w:tcW w:w="1866" w:type="dxa"/>
+            <w:hideMark/>
+          </w:tcPr>
+          <w:p>
+            <w:pPr>
+              <w:spacing w:after="0" w:line="240" w:lineRule="auto"/>
+              <w:rPr>
+                <w:rFonts w:ascii="宋体" w:eastAsia="宋体" w:hAnsi="宋体" w:hint="eastAsia"/>
+                <w:sz w:val="21"/>
+                <w:szCs w:val="21"/>
+              </w:rPr>
+            </w:pPr>
+            <w:r>
+              <w:rPr>
+                <w:rFonts w:ascii="宋体" w:eastAsia="宋体" w:hAnsi="宋体"/>
+                <w:sz w:val="21"/>
+                <w:szCs w:val="21"/>
+              </w:rPr>
+              <w:t>弹出提示“</w:t>
+            </w:r>
+            <w:r>
+              <w:rPr>
+                <w:rFonts w:ascii="宋体" w:eastAsia="宋体" w:hAnsi="宋体" w:hint="eastAsia"/>
+                <w:sz w:val="21"/>
+                <w:szCs w:val="21"/>
+              </w:rPr>
+              <w:t>填写校验，账号密码或用户名不能为空</w:t>
+            </w:r>
+            <w:r>
+              <w:rPr>
+                <w:rFonts w:ascii="宋体" w:eastAsia="宋体" w:hAnsi="宋体"/>
+                <w:sz w:val="21"/>
+                <w:szCs w:val="21"/>
+              </w:rPr>
+              <w:t>，无注册行为</w:t>
+            </w:r>
+          </w:p>
+        </w:tc>
+        <w:tc>
+          <w:tcPr>
+            <w:tcW w:w="788" w:type="dxa"/>
+            <w:hideMark/>
+          </w:tcPr>
+          <w:p>
+            <w:pPr>
+              <w:spacing w:after="0" w:line="240" w:lineRule="auto"/>
+              <w:rPr>
+                <w:rFonts w:ascii="宋体" w:eastAsia="宋体" w:hAnsi="宋体" w:hint="eastAsia"/>
+                <w:sz w:val="21"/>
+                <w:szCs w:val="21"/>
+              </w:rPr>
+            </w:pPr>
+            <w:r>
+              <w:rPr>
+                <w:rFonts w:ascii="宋体" w:eastAsia="宋体" w:hAnsi="宋体"/>
+                <w:sz w:val="21"/>
+                <w:szCs w:val="21"/>
+              </w:rPr>
+              <w:t>是</w:t>
+            </w:r>
+          </w:p>
+        </w:tc>
+      </w:tr>
+      <w:tr>
+        <w:tc>
+          <w:tcPr>
+            <w:tcW w:w="0" w:type="auto"/>
+            <w:hideMark/>
+          </w:tcPr>
+          <w:p>
+            <w:pPr>
+              <w:spacing w:after="0" w:line="240" w:lineRule="auto"/>
+              <w:rPr>
+                <w:rFonts w:ascii="宋体" w:eastAsia="宋体" w:hAnsi="宋体" w:hint="eastAsia"/>
+                <w:sz w:val="21"/>
+                <w:szCs w:val="21"/>
+              </w:rPr>
+            </w:pPr>
+            <w:r>
+              <w:rPr>
+                <w:rFonts w:ascii="宋体" w:eastAsia="宋体" w:hAnsi="宋体"/>
+                <w:sz w:val="21"/>
+                <w:szCs w:val="21"/>
+              </w:rPr>
+              <w:t>2</w:t>
+            </w:r>
+          </w:p>
+        </w:tc>
+        <w:tc>
+          <w:tcPr>
+            <w:tcW w:w="0" w:type="auto"/>
+            <w:hideMark/>
+          </w:tcPr>
+          <w:p>
+            <w:pPr>
+              <w:spacing w:after="0" w:line="240" w:lineRule="auto"/>
+              <w:rPr>
+                <w:rFonts w:ascii="宋体" w:eastAsia="宋体" w:hAnsi="宋体" w:hint="eastAsia"/>
+                <w:sz w:val="21"/>
+                <w:szCs w:val="21"/>
+              </w:rPr>
+            </w:pPr>
+            <w:r>
+              <w:rPr>
+                <w:rFonts w:ascii="宋体" w:eastAsia="宋体" w:hAnsi="宋体" w:hint="eastAsia"/>
+                <w:sz w:val="21"/>
+                <w:szCs w:val="21"/>
+              </w:rPr>
+              <w:t>SQL注入</w:t>
+            </w:r>
+            <w:r>
+              <w:rPr>
+                <w:rFonts w:ascii="宋体" w:eastAsia="宋体" w:hAnsi="宋体"/>
+                <w:sz w:val="21"/>
+                <w:szCs w:val="21"/>
+              </w:rPr>
+              <w:t>限制</w:t>
+            </w:r>
+          </w:p>
+        </w:tc>
+        <w:tc>
+          <w:tcPr>
+            <w:tcW w:w="0" w:type="auto"/>
+            <w:hideMark/>
+          </w:tcPr>
+          <w:p>
+            <w:pPr>
+              <w:spacing w:after="0" w:line="240" w:lineRule="auto"/>
+              <w:rPr>
+                <w:rFonts w:ascii="宋体" w:eastAsia="宋体" w:hAnsi="宋体" w:hint="eastAsia"/>
+                <w:sz w:val="21"/>
+                <w:szCs w:val="21"/>
+              </w:rPr>
+            </w:pPr>
+            <w:r>
+              <w:rPr>
+                <w:rFonts w:ascii="宋体" w:eastAsia="宋体" w:hAnsi="宋体" w:hint="eastAsia"/>
+                <w:sz w:val="21"/>
+                <w:szCs w:val="21"/>
+              </w:rPr>
+              <w:t>输入</w:t>
+            </w:r>
+            <w:r>
+              <w:rPr>
+                <w:rFonts w:ascii="宋体" w:eastAsia="宋体" w:hAnsi="宋体" w:hint="eastAsia"/>
+                <w:sz w:val="21"/>
+                <w:szCs w:val="21"/>
+              </w:rPr>
+              <w:t>‘ or 1=1#</w:t>
+            </w:r>
+            <w:r>
+              <w:rPr>
+                <w:rFonts w:ascii="宋体" w:eastAsia="宋体" w:hAnsi="宋体"/>
+                <w:sz w:val="21"/>
+                <w:szCs w:val="21"/>
+              </w:rPr>
+              <w:t>登录尝试</w:t>
+            </w:r>
+          </w:p>
+        </w:tc>
+        <w:tc>
+          <w:tcPr>
+            <w:tcW w:w="0" w:type="auto"/>
+            <w:hideMark/>
+          </w:tcPr>
+          <w:p>
+            <w:pPr>
+              <w:spacing w:after="0" w:line="240" w:lineRule="auto"/>
+              <w:rPr>
+                <w:rFonts w:ascii="宋体" w:eastAsia="宋体" w:hAnsi="宋体" w:hint="eastAsia"/>
+                <w:sz w:val="21"/>
+                <w:szCs w:val="21"/>
+              </w:rPr>
+            </w:pPr>
+            <w:r>
+              <w:rPr>
+                <w:rFonts w:ascii="宋体" w:eastAsia="宋体" w:hAnsi="宋体"/>
+                <w:sz w:val="21"/>
+                <w:szCs w:val="21"/>
+              </w:rPr>
+              <w:t>系统提示</w:t>
+            </w:r>
+            <w:r>
+              <w:rPr>
+                <w:rFonts w:ascii="宋体" w:eastAsia="宋体" w:hAnsi="宋体" w:hint="eastAsia"/>
+                <w:sz w:val="21"/>
+                <w:szCs w:val="21"/>
+              </w:rPr>
+              <w:t>账户不存在，无法登录</w:t>
+            </w:r>
+          </w:p>
+        </w:tc>
+        <w:tc>
+          <w:tcPr>
+            <w:tcW w:w="1866" w:type="dxa"/>
+            <w:hideMark/>
+          </w:tcPr>
+          <w:p>
+            <w:pPr>
+              <w:spacing w:after="0" w:line="240" w:lineRule="auto"/>
+              <w:rPr>
+                <w:rFonts w:ascii="宋体" w:eastAsia="宋体" w:hAnsi="宋体" w:hint="eastAsia"/>
+                <w:sz w:val="21"/>
+                <w:szCs w:val="21"/>
+              </w:rPr>
+            </w:pPr>
+            <w:r>
+              <w:rPr>
+                <w:rFonts w:ascii="宋体" w:eastAsia="宋体" w:hAnsi="宋体"/>
+                <w:sz w:val="21"/>
+                <w:szCs w:val="21"/>
+              </w:rPr>
+              <w:t>系统</w:t>
+            </w:r>
+            <w:r>
+              <w:rPr>
+                <w:rFonts w:ascii="宋体" w:eastAsia="宋体" w:hAnsi="宋体" w:hint="eastAsia"/>
+                <w:sz w:val="21"/>
+                <w:szCs w:val="21"/>
+              </w:rPr>
+              <w:t>弹窗</w:t>
+            </w:r>
+            <w:r>
+              <w:rPr>
+                <w:rFonts w:ascii="宋体" w:eastAsia="宋体" w:hAnsi="宋体"/>
+                <w:sz w:val="21"/>
+                <w:szCs w:val="21"/>
+              </w:rPr>
+              <w:t>提示</w:t>
+            </w:r>
+            <w:r>
+              <w:rPr>
+                <w:rFonts w:ascii="宋体" w:eastAsia="宋体" w:hAnsi="宋体" w:hint="eastAsia"/>
+                <w:sz w:val="21"/>
+                <w:szCs w:val="21"/>
+              </w:rPr>
+              <w:t>账户不存在</w:t>
+            </w:r>
+          </w:p>
+        </w:tc>
+        <w:tc>
+          <w:tcPr>
+            <w:tcW w:w="788" w:type="dxa"/>
+            <w:hideMark/>
+          </w:tcPr>
+          <w:p>
+            <w:pPr>
+              <w:spacing w:after="0" w:line="240" w:lineRule="auto"/>
+              <w:rPr>
+                <w:rFonts w:ascii="宋体" w:eastAsia="宋体" w:hAnsi="宋体" w:hint="eastAsia"/>
+                <w:sz w:val="21"/>
+                <w:szCs w:val="21"/>
+              </w:rPr>
+            </w:pPr>
+            <w:r>
+              <w:rPr>
+                <w:rFonts w:ascii="宋体" w:eastAsia="宋体" w:hAnsi="宋体"/>
+                <w:sz w:val="21"/>
+                <w:szCs w:val="21"/>
+              </w:rPr>
+              <w:t>是</w:t>
+            </w:r>
+          </w:p>
+        </w:tc>
+      </w:tr>
+      <w:tr>
+        <w:tc>
+          <w:tcPr>
+            <w:tcW w:w="0" w:type="auto"/>
+            <w:hideMark/>
+          </w:tcPr>
+          <w:p>
+            <w:pPr>
+              <w:spacing w:after="0" w:line="240" w:lineRule="auto"/>
+              <w:rPr>
+                <w:rFonts w:ascii="宋体" w:eastAsia="宋体" w:hAnsi="宋体" w:hint="eastAsia"/>
+                <w:sz w:val="21"/>
+                <w:szCs w:val="21"/>
+              </w:rPr>
+            </w:pPr>
+            <w:r>
+              <w:rPr>
+                <w:rFonts w:ascii="宋体" w:eastAsia="宋体" w:hAnsi="宋体"/>
+                <w:sz w:val="21"/>
+                <w:szCs w:val="21"/>
+              </w:rPr>
+              <w:t>3</w:t>
+            </w:r>
+          </w:p>
+        </w:tc>
+        <w:tc>
+          <w:tcPr>
+            <w:tcW w:w="0" w:type="auto"/>
+            <w:hideMark/>
+          </w:tcPr>
+          <w:p>
+            <w:pPr>
+              <w:spacing w:after="0" w:line="240" w:lineRule="auto"/>
+              <w:rPr>
+                <w:rFonts w:ascii="宋体" w:eastAsia="宋体" w:hAnsi="宋体" w:hint="eastAsia"/>
+                <w:sz w:val="21"/>
+                <w:szCs w:val="21"/>
+              </w:rPr>
+            </w:pPr>
+            <w:r>
+              <w:rPr>
+                <w:rFonts w:ascii="宋体" w:eastAsia="宋体" w:hAnsi="宋体"/>
+                <w:sz w:val="21"/>
+                <w:szCs w:val="21"/>
+              </w:rPr>
+              <w:t>资讯加载容错</w:t>
+            </w:r>
+          </w:p>
+        </w:tc>
+        <w:tc>
+          <w:tcPr>
+            <w:tcW w:w="0" w:type="auto"/>
+            <w:hideMark/>
+          </w:tcPr>
+          <w:p>
+            <w:pPr>
+              <w:spacing w:after="0" w:line="240" w:lineRule="auto"/>
+              <w:rPr>
+                <w:rFonts w:ascii="宋体" w:eastAsia="宋体" w:hAnsi="宋体" w:hint="eastAsia"/>
+                <w:sz w:val="21"/>
+                <w:szCs w:val="21"/>
+              </w:rPr>
+            </w:pPr>
+            <w:r>
+              <w:rPr>
+                <w:rFonts w:ascii="宋体" w:eastAsia="宋体" w:hAnsi="宋体"/>
+                <w:sz w:val="21"/>
+                <w:szCs w:val="21"/>
+              </w:rPr>
+              <w:t>刷新资讯页面多次直到触发请求失败</w:t>
+            </w:r>
+          </w:p>
+        </w:tc>
+        <w:tc>
+          <w:tcPr>
+            <w:tcW w:w="0" w:type="auto"/>
+            <w:hideMark/>
+          </w:tcPr>
+          <w:p>
+            <w:pPr>
+              <w:spacing w:after="0" w:line="240" w:lineRule="auto"/>
+              <w:rPr>
+                <w:rFonts w:ascii="宋体" w:eastAsia="宋体" w:hAnsi="宋体" w:hint="eastAsia"/>
+                <w:sz w:val="21"/>
+                <w:szCs w:val="21"/>
+              </w:rPr>
+            </w:pPr>
+            <w:r>
+              <w:rPr>
+                <w:rFonts w:ascii="宋体" w:eastAsia="宋体" w:hAnsi="宋体"/>
+                <w:sz w:val="21"/>
+                <w:szCs w:val="21"/>
+              </w:rPr>
+              <w:t>显示加载失败提示，允许用户重试</w:t>
+            </w:r>
+          </w:p>
+        </w:tc>
+        <w:tc>
+          <w:tcPr>
+            <w:tcW w:w="1866" w:type="dxa"/>
+            <w:hideMark/>
+          </w:tcPr>
+          <w:p>
+            <w:pPr>
+              <w:spacing w:after="0" w:line="240" w:lineRule="auto"/>
+              <w:rPr>
+                <w:rFonts w:ascii="宋体" w:eastAsia="宋体" w:hAnsi="宋体" w:hint="eastAsia"/>
+                <w:sz w:val="21"/>
+                <w:szCs w:val="21"/>
+              </w:rPr>
+            </w:pPr>
+            <w:r>
+              <w:rPr>
+                <w:rFonts w:ascii="宋体" w:eastAsia="宋体" w:hAnsi="宋体"/>
+                <w:sz w:val="21"/>
+                <w:szCs w:val="21"/>
+              </w:rPr>
+              <w:t>页面弹出“加载失败，请重试”</w:t>
+            </w:r>
+          </w:p>
+        </w:tc>
+        <w:tc>
+          <w:tcPr>
+            <w:tcW w:w="788" w:type="dxa"/>
+            <w:hideMark/>
+          </w:tcPr>
+          <w:p>
+            <w:pPr>
+              <w:spacing w:after="0" w:line="240" w:lineRule="auto"/>
+              <w:rPr>
+                <w:rFonts w:ascii="宋体" w:eastAsia="宋体" w:hAnsi="宋体" w:hint="eastAsia"/>
+                <w:sz w:val="21"/>
+                <w:szCs w:val="21"/>
+              </w:rPr>
+            </w:pPr>
+            <w:r>
+              <w:rPr>
+                <w:rFonts w:ascii="宋体" w:eastAsia="宋体" w:hAnsi="宋体"/>
+                <w:sz w:val="21"/>
+                <w:szCs w:val="21"/>
+              </w:rPr>
+              <w:t>是</w:t>
+            </w:r>
+          </w:p>
+        </w:tc>
+      </w:tr>
+      <w:tr>
+        <w:tc>
+          <w:tcPr>
+            <w:tcW w:w="0" w:type="auto"/>
+            <w:hideMark/>
+          </w:tcPr>
+          <w:p>
+            <w:pPr>
+              <w:spacing w:after="0" w:line="240" w:lineRule="auto"/>
+              <w:rPr>
+                <w:rFonts w:ascii="宋体" w:eastAsia="宋体" w:hAnsi="宋体" w:hint="eastAsia"/>
+                <w:sz w:val="21"/>
+                <w:szCs w:val="21"/>
+              </w:rPr>
+            </w:pPr>
+            <w:r>
+              <w:rPr>
+                <w:rFonts w:ascii="宋体" w:eastAsia="宋体" w:hAnsi="宋体"/>
+                <w:sz w:val="21"/>
+                <w:szCs w:val="21"/>
+              </w:rPr>
+              <w:t>4</w:t>
+            </w:r>
+          </w:p>
+        </w:tc>
+        <w:tc>
+          <w:tcPr>
+            <w:tcW w:w="0" w:type="auto"/>
+            <w:hideMark/>
+          </w:tcPr>
+          <w:p>
+            <w:pPr>
+              <w:spacing w:after="0" w:line="240" w:lineRule="auto"/>
+              <w:rPr>
+                <w:rFonts w:ascii="宋体" w:eastAsia="宋体" w:hAnsi="宋体" w:hint="eastAsia"/>
+                <w:sz w:val="21"/>
+                <w:szCs w:val="21"/>
+              </w:rPr>
+            </w:pPr>
+            <w:r>
+              <w:rPr>
+                <w:rFonts w:ascii="宋体" w:eastAsia="宋体" w:hAnsi="宋体"/>
+                <w:sz w:val="21"/>
+                <w:szCs w:val="21"/>
+              </w:rPr>
+              <w:t>健康数据异常值</w:t>
+            </w:r>
+          </w:p>
+        </w:tc>
+        <w:tc>
+          <w:tcPr>
+            <w:tcW w:w="0" w:type="auto"/>
+            <w:hideMark/>
+          </w:tcPr>
+          <w:p>
+            <w:pPr>
+              <w:spacing w:after="0" w:line="240" w:lineRule="auto"/>
+              <w:rPr>
+                <w:rFonts w:ascii="宋体" w:eastAsia="宋体" w:hAnsi="宋体" w:hint="eastAsia"/>
+                <w:sz w:val="21"/>
+                <w:szCs w:val="21"/>
+              </w:rPr>
+            </w:pPr>
+            <w:r>
+              <w:rPr>
+                <w:rFonts w:ascii="宋体" w:eastAsia="宋体" w:hAnsi="宋体"/>
+                <w:sz w:val="21"/>
+                <w:szCs w:val="21"/>
+              </w:rPr>
+              <w:t>输入一个极端高的血压值如“1000”点击保存</w:t>
+            </w:r>
+          </w:p>
+        </w:tc>
+        <w:tc>
+          <w:tcPr>
+            <w:tcW w:w="0" w:type="auto"/>
+            <w:hideMark/>
+          </w:tcPr>
+          <w:p>
+            <w:pPr>
+              <w:spacing w:after="0" w:line="240" w:lineRule="auto"/>
+              <w:rPr>
+                <w:rFonts w:ascii="宋体" w:eastAsia="宋体" w:hAnsi="宋体" w:hint="eastAsia"/>
+                <w:sz w:val="21"/>
+                <w:szCs w:val="21"/>
+              </w:rPr>
+            </w:pPr>
+            <w:r>
+              <w:rPr>
+                <w:rFonts w:ascii="宋体" w:eastAsia="宋体" w:hAnsi="宋体"/>
+                <w:sz w:val="21"/>
+                <w:szCs w:val="21"/>
+              </w:rPr>
+              <w:t>系统提示数值异常</w:t>
+            </w:r>
+          </w:p>
+        </w:tc>
+        <w:tc>
+          <w:tcPr>
+            <w:tcW w:w="1866" w:type="dxa"/>
+            <w:hideMark/>
+          </w:tcPr>
+          <w:p>
+            <w:pPr>
+              <w:spacing w:after="0" w:line="240" w:lineRule="auto"/>
+              <w:rPr>
+                <w:rFonts w:ascii="宋体" w:eastAsia="宋体" w:hAnsi="宋体" w:hint="eastAsia"/>
+                <w:sz w:val="21"/>
+                <w:szCs w:val="21"/>
+              </w:rPr>
+            </w:pPr>
+            <w:r>
+              <w:rPr>
+                <w:rFonts w:ascii="宋体" w:eastAsia="宋体" w:hAnsi="宋体" w:hint="eastAsia"/>
+                <w:sz w:val="21"/>
+                <w:szCs w:val="21"/>
+              </w:rPr>
+              <w:t>推送</w:t>
+            </w:r>
+            <w:r>
+              <w:rPr>
+                <w:rFonts w:ascii="宋体" w:eastAsia="宋体" w:hAnsi="宋体"/>
+                <w:sz w:val="21"/>
+                <w:szCs w:val="21"/>
+              </w:rPr>
+              <w:t>“数值超出合理范围”</w:t>
+            </w:r>
+            <w:r>
+              <w:rPr>
+                <w:rFonts w:ascii="宋体" w:eastAsia="宋体" w:hAnsi="宋体" w:hint="eastAsia"/>
+                <w:sz w:val="21"/>
+                <w:szCs w:val="21"/>
+              </w:rPr>
+              <w:t>消息</w:t>
+            </w:r>
+          </w:p>
+        </w:tc>
+        <w:tc>
+          <w:tcPr>
+            <w:tcW w:w="788" w:type="dxa"/>
+            <w:hideMark/>
+          </w:tcPr>
+          <w:p>
+            <w:pPr>
+              <w:spacing w:after="0" w:line="240" w:lineRule="auto"/>
+              <w:rPr>
+                <w:rFonts w:ascii="宋体" w:eastAsia="宋体" w:hAnsi="宋体" w:hint="eastAsia"/>
+                <w:sz w:val="21"/>
+                <w:szCs w:val="21"/>
+              </w:rPr>
+            </w:pPr>
+            <w:r>
+              <w:rPr>
+                <w:rFonts w:ascii="宋体" w:eastAsia="宋体" w:hAnsi="宋体"/>
+                <w:sz w:val="21"/>
+                <w:szCs w:val="21"/>
+              </w:rPr>
+              <w:t>是</w:t>
+            </w:r>
+          </w:p>
+        </w:tc>
+      </w:tr>
+      <w:tr>
+        <w:tc>
+          <w:tcPr>
+            <w:tcW w:w="0" w:type="auto"/>
+            <w:hideMark/>
+          </w:tcPr>
+          <w:p>
+            <w:pPr>
+              <w:spacing w:after="0" w:line="240" w:lineRule="auto"/>
+              <w:rPr>
+                <w:rFonts w:ascii="宋体" w:eastAsia="宋体" w:hAnsi="宋体" w:hint="eastAsia"/>
+                <w:sz w:val="21"/>
+                <w:szCs w:val="21"/>
+              </w:rPr>
+            </w:pPr>
+            <w:r>
+              <w:rPr>
+                <w:rFonts w:ascii="宋体" w:eastAsia="宋体" w:hAnsi="宋体"/>
+                <w:sz w:val="21"/>
+                <w:szCs w:val="21"/>
+              </w:rPr>
+              <w:t>5</w:t>
+            </w:r>
+          </w:p>
+        </w:tc>
+        <w:tc>
+          <w:tcPr>
+            <w:tcW w:w="0" w:type="auto"/>
+            <w:hideMark/>
+          </w:tcPr>
+          <w:p>
+            <w:pPr>
+              <w:spacing w:after="0" w:line="240" w:lineRule="auto"/>
+              <w:rPr>
+                <w:rFonts w:ascii="宋体" w:eastAsia="宋体" w:hAnsi="宋体" w:hint="eastAsia"/>
+                <w:sz w:val="21"/>
+                <w:szCs w:val="21"/>
+              </w:rPr>
+            </w:pPr>
+            <w:r>
+              <w:rPr>
+                <w:rFonts w:ascii="宋体" w:eastAsia="宋体" w:hAnsi="宋体"/>
+                <w:sz w:val="21"/>
+                <w:szCs w:val="21"/>
+              </w:rPr>
+              <w:t>AI问答连续对话</w:t>
+            </w:r>
+          </w:p>
+        </w:tc>
+        <w:tc>
+          <w:tcPr>
+            <w:tcW w:w="0" w:type="auto"/>
+            <w:hideMark/>
+          </w:tcPr>
+          <w:p>
+            <w:pPr>
+              <w:spacing w:after="0" w:line="240" w:lineRule="auto"/>
+              <w:rPr>
+                <w:rFonts w:ascii="宋体" w:eastAsia="宋体" w:hAnsi="宋体" w:hint="eastAsia"/>
+                <w:sz w:val="21"/>
+                <w:szCs w:val="21"/>
+              </w:rPr>
+            </w:pPr>
+            <w:r>
+              <w:rPr>
+                <w:rFonts w:ascii="宋体" w:eastAsia="宋体" w:hAnsi="宋体"/>
+                <w:sz w:val="21"/>
+                <w:szCs w:val="21"/>
+              </w:rPr>
+              <w:t>连续输入多个问题快速点击发送</w:t>
+            </w:r>
+          </w:p>
+        </w:tc>
+        <w:tc>
+          <w:tcPr>
+            <w:tcW w:w="0" w:type="auto"/>
+            <w:hideMark/>
+          </w:tcPr>
+          <w:p>
+            <w:pPr>
+              <w:spacing w:after="0" w:line="240" w:lineRule="auto"/>
+              <w:rPr>
+                <w:rFonts w:ascii="宋体" w:eastAsia="宋体" w:hAnsi="宋体" w:hint="eastAsia"/>
+                <w:sz w:val="21"/>
+                <w:szCs w:val="21"/>
+              </w:rPr>
+            </w:pPr>
+            <w:r>
+              <w:rPr>
+                <w:rFonts w:ascii="宋体" w:eastAsia="宋体" w:hAnsi="宋体"/>
+                <w:sz w:val="21"/>
+                <w:szCs w:val="21"/>
+              </w:rPr>
+              <w:t>AI 按顺序回答所有问题不出现卡顿或丢失</w:t>
+            </w:r>
+          </w:p>
+        </w:tc>
+        <w:tc>
+          <w:tcPr>
+            <w:tcW w:w="1866" w:type="dxa"/>
+            <w:hideMark/>
+          </w:tcPr>
+          <w:p>
+            <w:pPr>
+              <w:spacing w:after="0" w:line="240" w:lineRule="auto"/>
+              <w:rPr>
+                <w:rFonts w:ascii="宋体" w:eastAsia="宋体" w:hAnsi="宋体" w:hint="eastAsia"/>
+                <w:sz w:val="21"/>
+                <w:szCs w:val="21"/>
+              </w:rPr>
+            </w:pPr>
+            <w:r>
+              <w:rPr>
+                <w:rFonts w:ascii="宋体" w:eastAsia="宋体" w:hAnsi="宋体"/>
+                <w:sz w:val="21"/>
+                <w:szCs w:val="21"/>
+              </w:rPr>
+              <w:t>所有提问逐个响应，输出完整</w:t>
+            </w:r>
+          </w:p>
+        </w:tc>
+        <w:tc>
+          <w:tcPr>
+            <w:tcW w:w="788" w:type="dxa"/>
+            <w:hideMark/>
+          </w:tcPr>
+          <w:p>
+            <w:pPr>
+              <w:spacing w:after="0" w:line="240" w:lineRule="auto"/>
+              <w:rPr>
+                <w:rFonts w:ascii="宋体" w:eastAsia="宋体" w:hAnsi="宋体" w:hint="eastAsia"/>
+                <w:sz w:val="21"/>
+                <w:szCs w:val="21"/>
+              </w:rPr>
+            </w:pPr>
+            <w:r>
+              <w:rPr>
+                <w:rFonts w:ascii="宋体" w:eastAsia="宋体" w:hAnsi="宋体"/>
+                <w:sz w:val="21"/>
+                <w:szCs w:val="21"/>
+              </w:rPr>
+              <w:t>是</w:t>
+            </w:r>
+          </w:p>
+        </w:tc>
+      </w:tr>
+      <w:tr>
+        <w:tc>
+          <w:tcPr>
+            <w:tcW w:w="0" w:type="auto"/>
+            <w:hideMark/>
+          </w:tcPr>
+          <w:p>
+            <w:pPr>
+              <w:spacing w:after="0" w:line="240" w:lineRule="auto"/>
+              <w:rPr>
+                <w:rFonts w:ascii="宋体" w:eastAsia="宋体" w:hAnsi="宋体" w:hint="eastAsia"/>
+                <w:sz w:val="21"/>
+                <w:szCs w:val="21"/>
+              </w:rPr>
+            </w:pPr>
+            <w:r>
+              <w:rPr>
+                <w:rFonts w:ascii="宋体" w:eastAsia="宋体" w:hAnsi="宋体"/>
+                <w:sz w:val="21"/>
+                <w:szCs w:val="21"/>
+              </w:rPr>
+              <w:t>6</w:t>
+            </w:r>
+          </w:p>
+        </w:tc>
+        <w:tc>
+          <w:tcPr>
+            <w:tcW w:w="0" w:type="auto"/>
+            <w:hideMark/>
+          </w:tcPr>
+          <w:p>
+            <w:pPr>
+              <w:spacing w:after="0" w:line="240" w:lineRule="auto"/>
+              <w:rPr>
+                <w:rFonts w:ascii="宋体" w:eastAsia="宋体" w:hAnsi="宋体" w:hint="eastAsia"/>
+                <w:sz w:val="21"/>
+                <w:szCs w:val="21"/>
+              </w:rPr>
+            </w:pPr>
+            <w:r>
+              <w:rPr>
+                <w:rFonts w:ascii="宋体" w:eastAsia="宋体" w:hAnsi="宋体"/>
+                <w:sz w:val="21"/>
+                <w:szCs w:val="21"/>
+              </w:rPr>
+              <w:t>后台管理边界测试</w:t>
+            </w:r>
+          </w:p>
+        </w:tc>
+        <w:tc>
+          <w:tcPr>
+            <w:tcW w:w="0" w:type="auto"/>
+            <w:hideMark/>
+          </w:tcPr>
+          <w:p>
+            <w:pPr>
+              <w:spacing w:after="0" w:line="240" w:lineRule="auto"/>
+              <w:rPr>
+                <w:rFonts w:ascii="宋体" w:eastAsia="宋体" w:hAnsi="宋体" w:hint="eastAsia"/>
+                <w:sz w:val="21"/>
+                <w:szCs w:val="21"/>
+              </w:rPr>
+            </w:pPr>
+            <w:r>
+              <w:rPr>
+                <w:rFonts w:ascii="宋体" w:eastAsia="宋体" w:hAnsi="宋体"/>
+                <w:sz w:val="21"/>
+                <w:szCs w:val="21"/>
+              </w:rPr>
+              <w:t>管理员快速重复点击“新增资讯”按钮</w:t>
+            </w:r>
+          </w:p>
+        </w:tc>
+        <w:tc>
+          <w:tcPr>
+            <w:tcW w:w="0" w:type="auto"/>
+            <w:hideMark/>
+          </w:tcPr>
+          <w:p>
+            <w:pPr>
+              <w:spacing w:after="0" w:line="240" w:lineRule="auto"/>
+              <w:rPr>
+                <w:rFonts w:ascii="宋体" w:eastAsia="宋体" w:hAnsi="宋体" w:hint="eastAsia"/>
+                <w:sz w:val="21"/>
+                <w:szCs w:val="21"/>
+              </w:rPr>
+            </w:pPr>
+            <w:r>
+              <w:rPr>
+                <w:rFonts w:ascii="宋体" w:eastAsia="宋体" w:hAnsi="宋体"/>
+                <w:sz w:val="21"/>
+                <w:szCs w:val="21"/>
+              </w:rPr>
+              <w:t>只弹出一个新增窗口，系统能处理连续点击</w:t>
+            </w:r>
+          </w:p>
+        </w:tc>
+        <w:tc>
+          <w:tcPr>
+            <w:tcW w:w="1866" w:type="dxa"/>
+            <w:hideMark/>
+          </w:tcPr>
+          <w:p>
+            <w:pPr>
+              <w:spacing w:after="0" w:line="240" w:lineRule="auto"/>
+              <w:rPr>
+                <w:rFonts w:ascii="宋体" w:eastAsia="宋体" w:hAnsi="宋体" w:hint="eastAsia"/>
+                <w:sz w:val="21"/>
+                <w:szCs w:val="21"/>
+              </w:rPr>
+            </w:pPr>
+            <w:r>
+              <w:rPr>
+                <w:rFonts w:ascii="宋体" w:eastAsia="宋体" w:hAnsi="宋体"/>
+                <w:sz w:val="21"/>
+                <w:szCs w:val="21"/>
+              </w:rPr>
+              <w:t>界面只显示一个弹窗，未出现错误或重叠</w:t>
+            </w:r>
+          </w:p>
+        </w:tc>
+        <w:tc>
+          <w:tcPr>
+            <w:tcW w:w="788" w:type="dxa"/>
+            <w:hideMark/>
+          </w:tcPr>
+          <w:p>
+            <w:pPr>
+              <w:spacing w:after="0" w:line="240" w:lineRule="auto"/>
+              <w:rPr>
+                <w:rFonts w:ascii="宋体" w:eastAsia="宋体" w:hAnsi="宋体" w:hint="eastAsia"/>
+                <w:sz w:val="21"/>
+                <w:szCs w:val="21"/>
+              </w:rPr>
+            </w:pPr>
+            <w:r>
+              <w:rPr>
+                <w:rFonts w:ascii="宋体" w:eastAsia="宋体" w:hAnsi="宋体"/>
+                <w:sz w:val="21"/>
+                <w:szCs w:val="21"/>
+              </w:rPr>
+              <w:t>是</w:t>
+            </w:r>
+          </w:p>
+        </w:tc>
+      </w:tr>
+      <w:tr>
+        <w:tc>
+          <w:tcPr>
+            <w:tcW w:w="0" w:type="auto"/>
+            <w:hideMark/>
+          </w:tcPr>
+          <w:p>
+            <w:pPr>
+              <w:spacing w:after="0" w:line="240" w:lineRule="auto"/>
+              <w:rPr>
+                <w:rFonts w:ascii="宋体" w:eastAsia="宋体" w:hAnsi="宋体" w:hint="eastAsia"/>
+                <w:sz w:val="21"/>
+                <w:szCs w:val="21"/>
+              </w:rPr>
+            </w:pPr>
+            <w:r>
+              <w:rPr>
+                <w:rFonts w:ascii="宋体" w:eastAsia="宋体" w:hAnsi="宋体"/>
+                <w:sz w:val="21"/>
+                <w:szCs w:val="21"/>
+              </w:rPr>
+              <w:t>7</w:t>
+            </w:r>
+          </w:p>
+        </w:tc>
+        <w:tc>
+          <w:tcPr>
+            <w:tcW w:w="0" w:type="auto"/>
+            <w:hideMark/>
+          </w:tcPr>
+          <w:p>
+            <w:pPr>
+              <w:spacing w:after="0" w:line="240" w:lineRule="auto"/>
+              <w:rPr>
+                <w:rFonts w:ascii="宋体" w:eastAsia="宋体" w:hAnsi="宋体" w:hint="eastAsia"/>
+                <w:sz w:val="21"/>
+                <w:szCs w:val="21"/>
+              </w:rPr>
+            </w:pPr>
+            <w:r>
+              <w:rPr>
+                <w:rFonts w:ascii="宋体" w:eastAsia="宋体" w:hAnsi="宋体"/>
+                <w:sz w:val="21"/>
+                <w:szCs w:val="21"/>
+              </w:rPr>
+              <w:t>页面异常恢复</w:t>
+            </w:r>
+          </w:p>
+        </w:tc>
+        <w:tc>
+          <w:tcPr>
+            <w:tcW w:w="0" w:type="auto"/>
+            <w:hideMark/>
+          </w:tcPr>
+          <w:p>
+            <w:pPr>
+              <w:spacing w:after="0" w:line="240" w:lineRule="auto"/>
+              <w:rPr>
+                <w:rFonts w:ascii="宋体" w:eastAsia="宋体" w:hAnsi="宋体" w:hint="eastAsia"/>
+                <w:sz w:val="21"/>
+                <w:szCs w:val="21"/>
+              </w:rPr>
+            </w:pPr>
+            <w:r>
+              <w:rPr>
+                <w:rFonts w:ascii="宋体" w:eastAsia="宋体" w:hAnsi="宋体"/>
+                <w:sz w:val="21"/>
+                <w:szCs w:val="21"/>
+              </w:rPr>
+              <w:t>手动关闭浏览器后重新打开再次登录</w:t>
+            </w:r>
+          </w:p>
+        </w:tc>
+        <w:tc>
+          <w:tcPr>
+            <w:tcW w:w="0" w:type="auto"/>
+            <w:hideMark/>
+          </w:tcPr>
+          <w:p>
+            <w:pPr>
+              <w:spacing w:after="0" w:line="240" w:lineRule="auto"/>
+              <w:rPr>
+                <w:rFonts w:ascii="宋体" w:eastAsia="宋体" w:hAnsi="宋体" w:hint="eastAsia"/>
+                <w:sz w:val="21"/>
+                <w:szCs w:val="21"/>
+              </w:rPr>
+            </w:pPr>
+            <w:r>
+              <w:rPr>
+                <w:rFonts w:ascii="宋体" w:eastAsia="宋体" w:hAnsi="宋体"/>
+                <w:sz w:val="21"/>
+                <w:szCs w:val="21"/>
+              </w:rPr>
+              <w:t>系统自动恢复会话或回到首页</w:t>
+            </w:r>
+          </w:p>
+        </w:tc>
+        <w:tc>
+          <w:tcPr>
+            <w:tcW w:w="1866" w:type="dxa"/>
+            <w:hideMark/>
+          </w:tcPr>
+          <w:p>
+            <w:pPr>
+              <w:spacing w:after="0" w:line="240" w:lineRule="auto"/>
+              <w:rPr>
+                <w:rFonts w:ascii="宋体" w:eastAsia="宋体" w:hAnsi="宋体" w:hint="eastAsia"/>
+                <w:sz w:val="21"/>
+                <w:szCs w:val="21"/>
+              </w:rPr>
+            </w:pPr>
+            <w:r>
+              <w:rPr>
+                <w:rFonts w:ascii="宋体" w:eastAsia="宋体" w:hAnsi="宋体"/>
+                <w:sz w:val="21"/>
+                <w:szCs w:val="21"/>
+              </w:rPr>
+              <w:t>成功登录后跳转到首页</w:t>
+            </w:r>
+          </w:p>
+        </w:tc>
+        <w:tc>
+          <w:tcPr>
+            <w:tcW w:w="788" w:type="dxa"/>
+            <w:hideMark/>
+          </w:tcPr>
+          <w:p>
+            <w:pPr>
+              <w:spacing w:after="0" w:line="240" w:lineRule="auto"/>
+              <w:rPr>
+                <w:rFonts w:ascii="宋体" w:eastAsia="宋体" w:hAnsi="宋体" w:hint="eastAsia"/>
+                <w:sz w:val="21"/>
+                <w:szCs w:val="21"/>
+              </w:rPr>
+            </w:pPr>
+            <w:r>
+              <w:rPr>
+                <w:rFonts w:ascii="宋体" w:eastAsia="宋体" w:hAnsi="宋体"/>
+                <w:sz w:val="21"/>
+                <w:szCs w:val="21"/>
+              </w:rPr>
+              <w:t>是</w:t>
+            </w:r>
+          </w:p>
+        </w:tc>
+      </w:tr>
+      <w:tr>
+        <w:tc>
+          <w:tcPr>
+            <w:tcW w:w="0" w:type="auto"/>
+            <w:hideMark/>
+          </w:tcPr>
+          <w:p>
+            <w:pPr>
+              <w:spacing w:after="0" w:line="240" w:lineRule="auto"/>
+              <w:rPr>
+                <w:rFonts w:ascii="宋体" w:eastAsia="宋体" w:hAnsi="宋体" w:hint="eastAsia"/>
+                <w:sz w:val="21"/>
+                <w:szCs w:val="21"/>
+              </w:rPr>
+            </w:pPr>
+            <w:r>
+              <w:rPr>
+                <w:rFonts w:ascii="宋体" w:eastAsia="宋体" w:hAnsi="宋体"/>
+                <w:sz w:val="21"/>
+                <w:szCs w:val="21"/>
+              </w:rPr>
+              <w:t>8</w:t>
+            </w:r>
+          </w:p>
+        </w:tc>
+        <w:tc>
+          <w:tcPr>
+            <w:tcW w:w="0" w:type="auto"/>
+            <w:hideMark/>
+          </w:tcPr>
+          <w:p>
+            <w:pPr>
+              <w:spacing w:after="0" w:line="240" w:lineRule="auto"/>
+              <w:rPr>
+                <w:rFonts w:ascii="宋体" w:eastAsia="宋体" w:hAnsi="宋体" w:hint="eastAsia"/>
+                <w:sz w:val="21"/>
+                <w:szCs w:val="21"/>
+              </w:rPr>
+            </w:pPr>
+            <w:r>
+              <w:rPr>
+                <w:rFonts w:ascii="宋体" w:eastAsia="宋体" w:hAnsi="宋体"/>
+                <w:sz w:val="21"/>
+                <w:szCs w:val="21"/>
+              </w:rPr>
+              <w:t>消息图标响应</w:t>
+            </w:r>
+          </w:p>
+        </w:tc>
+        <w:tc>
+          <w:tcPr>
+            <w:tcW w:w="0" w:type="auto"/>
+            <w:hideMark/>
+          </w:tcPr>
+          <w:p>
+            <w:pPr>
+              <w:spacing w:after="0" w:line="240" w:lineRule="auto"/>
+              <w:rPr>
+                <w:rFonts w:ascii="宋体" w:eastAsia="宋体" w:hAnsi="宋体" w:hint="eastAsia"/>
+                <w:sz w:val="21"/>
+                <w:szCs w:val="21"/>
+              </w:rPr>
+            </w:pPr>
+            <w:r>
+              <w:rPr>
+                <w:rFonts w:ascii="宋体" w:eastAsia="宋体" w:hAnsi="宋体"/>
+                <w:sz w:val="21"/>
+                <w:szCs w:val="21"/>
+              </w:rPr>
+              <w:t>在用户页面连续快速点击消息图标</w:t>
+            </w:r>
+          </w:p>
+        </w:tc>
+        <w:tc>
+          <w:tcPr>
+            <w:tcW w:w="0" w:type="auto"/>
+            <w:hideMark/>
+          </w:tcPr>
+          <w:p>
+            <w:pPr>
+              <w:spacing w:after="0" w:line="240" w:lineRule="auto"/>
+              <w:rPr>
+                <w:rFonts w:ascii="宋体" w:eastAsia="宋体" w:hAnsi="宋体" w:hint="eastAsia"/>
+                <w:sz w:val="21"/>
+                <w:szCs w:val="21"/>
+              </w:rPr>
+            </w:pPr>
+            <w:r>
+              <w:rPr>
+                <w:rFonts w:ascii="宋体" w:eastAsia="宋体" w:hAnsi="宋体"/>
+                <w:sz w:val="21"/>
+                <w:szCs w:val="21"/>
+              </w:rPr>
+              <w:t>弹出窗口正常显示，不出现错位或重叠</w:t>
+            </w:r>
+          </w:p>
+        </w:tc>
+        <w:tc>
+          <w:tcPr>
+            <w:tcW w:w="1866" w:type="dxa"/>
+            <w:hideMark/>
+          </w:tcPr>
+          <w:p>
+            <w:pPr>
+              <w:spacing w:after="0" w:line="240" w:lineRule="auto"/>
+              <w:rPr>
+                <w:rFonts w:ascii="宋体" w:eastAsia="宋体" w:hAnsi="宋体" w:hint="eastAsia"/>
+                <w:sz w:val="21"/>
+                <w:szCs w:val="21"/>
+              </w:rPr>
+            </w:pPr>
+            <w:r>
+              <w:rPr>
+                <w:rFonts w:ascii="宋体" w:eastAsia="宋体" w:hAnsi="宋体"/>
+                <w:sz w:val="21"/>
+                <w:szCs w:val="21"/>
+              </w:rPr>
+              <w:t>弹窗显示正常</w:t>
+            </w:r>
+          </w:p>
+        </w:tc>
+        <w:tc>
+          <w:tcPr>
+            <w:tcW w:w="788" w:type="dxa"/>
+            <w:hideMark/>
+          </w:tcPr>
+          <w:p>
+            <w:pPr>
+              <w:spacing w:after="0" w:line="240" w:lineRule="auto"/>
+              <w:rPr>
+                <w:rFonts w:ascii="宋体" w:eastAsia="宋体" w:hAnsi="宋体" w:hint="eastAsia"/>
+                <w:sz w:val="21"/>
+                <w:szCs w:val="21"/>
+              </w:rPr>
+            </w:pPr>
+            <w:r>
+              <w:rPr>
+                <w:rFonts w:ascii="宋体" w:eastAsia="宋体" w:hAnsi="宋体"/>
+                <w:sz w:val="21"/>
+                <w:szCs w:val="21"/>
+              </w:rPr>
+              <w:t>是</w:t>
+            </w:r>
+          </w:p>
+        </w:tc>
+      </w:tr>
+      <w:tr>
+        <w:tc>
+          <w:tcPr>
+            <w:tcW w:w="0" w:type="auto"/>
+            <w:hideMark/>
+          </w:tcPr>
+          <w:p>
+            <w:pPr>
+              <w:spacing w:after="0" w:line="240" w:lineRule="auto"/>
+              <w:rPr>
+                <w:rFonts w:ascii="宋体" w:eastAsia="宋体" w:hAnsi="宋体" w:hint="eastAsia"/>
+                <w:sz w:val="21"/>
+                <w:szCs w:val="21"/>
+              </w:rPr>
+            </w:pPr>
+            <w:r>
+              <w:rPr>
+                <w:rFonts w:ascii="宋体" w:eastAsia="宋体" w:hAnsi="宋体"/>
+                <w:sz w:val="21"/>
+                <w:szCs w:val="21"/>
+              </w:rPr>
+              <w:t>9</w:t>
+            </w:r>
+          </w:p>
+        </w:tc>
+        <w:tc>
+          <w:tcPr>
+            <w:tcW w:w="0" w:type="auto"/>
+            <w:hideMark/>
+          </w:tcPr>
+          <w:p>
+            <w:pPr>
+              <w:spacing w:after="0" w:line="240" w:lineRule="auto"/>
+              <w:rPr>
+                <w:rFonts w:ascii="宋体" w:eastAsia="宋体" w:hAnsi="宋体" w:hint="eastAsia"/>
+                <w:sz w:val="21"/>
+                <w:szCs w:val="21"/>
+              </w:rPr>
+            </w:pPr>
+            <w:r>
+              <w:rPr>
+                <w:rFonts w:ascii="宋体" w:eastAsia="宋体" w:hAnsi="宋体"/>
+                <w:sz w:val="21"/>
+                <w:szCs w:val="21"/>
+              </w:rPr>
+              <w:t>标签切换延迟测试</w:t>
+            </w:r>
+          </w:p>
+        </w:tc>
+        <w:tc>
+          <w:tcPr>
+            <w:tcW w:w="0" w:type="auto"/>
+            <w:hideMark/>
+          </w:tcPr>
+          <w:p>
+            <w:pPr>
+              <w:spacing w:after="0" w:line="240" w:lineRule="auto"/>
+              <w:rPr>
+                <w:rFonts w:ascii="宋体" w:eastAsia="宋体" w:hAnsi="宋体" w:hint="eastAsia"/>
+                <w:sz w:val="21"/>
+                <w:szCs w:val="21"/>
+              </w:rPr>
+            </w:pPr>
+            <w:r>
+              <w:rPr>
+                <w:rFonts w:ascii="宋体" w:eastAsia="宋体" w:hAnsi="宋体"/>
+                <w:sz w:val="21"/>
+                <w:szCs w:val="21"/>
+              </w:rPr>
+              <w:t>在健康记录页面快速切换“日”、“周”、“月”统计选项</w:t>
+            </w:r>
+          </w:p>
+        </w:tc>
+        <w:tc>
+          <w:tcPr>
+            <w:tcW w:w="0" w:type="auto"/>
+            <w:hideMark/>
+          </w:tcPr>
+          <w:p>
+            <w:pPr>
+              <w:spacing w:after="0" w:line="240" w:lineRule="auto"/>
+              <w:rPr>
+                <w:rFonts w:ascii="宋体" w:eastAsia="宋体" w:hAnsi="宋体" w:hint="eastAsia"/>
+                <w:sz w:val="21"/>
+                <w:szCs w:val="21"/>
+              </w:rPr>
+            </w:pPr>
+            <w:r>
+              <w:rPr>
+                <w:rFonts w:ascii="宋体" w:eastAsia="宋体" w:hAnsi="宋体"/>
+                <w:sz w:val="21"/>
+                <w:szCs w:val="21"/>
+              </w:rPr>
+              <w:t>图表能及时响应且不出现卡顿</w:t>
+            </w:r>
+          </w:p>
+        </w:tc>
+        <w:tc>
+          <w:tcPr>
+            <w:tcW w:w="1866" w:type="dxa"/>
+            <w:hideMark/>
+          </w:tcPr>
+          <w:p>
+            <w:pPr>
+              <w:spacing w:after="0" w:line="240" w:lineRule="auto"/>
+              <w:rPr>
+                <w:rFonts w:ascii="宋体" w:eastAsia="宋体" w:hAnsi="宋体" w:hint="eastAsia"/>
+                <w:sz w:val="21"/>
+                <w:szCs w:val="21"/>
+              </w:rPr>
+            </w:pPr>
+            <w:r>
+              <w:rPr>
+                <w:rFonts w:ascii="宋体" w:eastAsia="宋体" w:hAnsi="宋体"/>
+                <w:sz w:val="21"/>
+                <w:szCs w:val="21"/>
+              </w:rPr>
+              <w:t>切换流畅，数据图表刷新同步</w:t>
+            </w:r>
+          </w:p>
+        </w:tc>
+        <w:tc>
+          <w:tcPr>
+            <w:tcW w:w="788" w:type="dxa"/>
+            <w:hideMark/>
+          </w:tcPr>
+          <w:p>
+            <w:pPr>
+              <w:spacing w:after="0" w:line="240" w:lineRule="auto"/>
+              <w:rPr>
+                <w:rFonts w:ascii="宋体" w:eastAsia="宋体" w:hAnsi="宋体" w:hint="eastAsia"/>
+                <w:sz w:val="21"/>
+                <w:szCs w:val="21"/>
+              </w:rPr>
+            </w:pPr>
+            <w:r>
+              <w:rPr>
+                <w:rFonts w:ascii="宋体" w:eastAsia="宋体" w:hAnsi="宋体"/>
+                <w:sz w:val="21"/>
+                <w:szCs w:val="21"/>
+              </w:rPr>
+              <w:t>是</w:t>
+            </w:r>
+          </w:p>
+        </w:tc>
+      </w:tr>
+      <w:tr>
+        <w:tc>
+          <w:tcPr>
+            <w:tcW w:w="0" w:type="auto"/>
+            <w:hideMark/>
+          </w:tcPr>
+          <w:p>
+            <w:pPr>
+              <w:spacing w:after="0" w:line="240" w:lineRule="auto"/>
+              <w:rPr>
+                <w:rFonts w:ascii="宋体" w:eastAsia="宋体" w:hAnsi="宋体" w:hint="eastAsia"/>
+                <w:sz w:val="21"/>
+                <w:szCs w:val="21"/>
+              </w:rPr>
+            </w:pPr>
+            <w:r>
+              <w:rPr>
+                <w:rFonts w:ascii="宋体" w:eastAsia="宋体" w:hAnsi="宋体"/>
+                <w:sz w:val="21"/>
+                <w:szCs w:val="21"/>
+              </w:rPr>
+              <w:t>10</w:t>
+            </w:r>
+          </w:p>
+        </w:tc>
+        <w:tc>
+          <w:tcPr>
+            <w:tcW w:w="0" w:type="auto"/>
+            <w:hideMark/>
+          </w:tcPr>
+          <w:p>
+            <w:pPr>
+              <w:spacing w:after="0" w:line="240" w:lineRule="auto"/>
+              <w:rPr>
+                <w:rFonts w:ascii="宋体" w:eastAsia="宋体" w:hAnsi="宋体" w:hint="eastAsia"/>
+                <w:sz w:val="21"/>
+                <w:szCs w:val="21"/>
+              </w:rPr>
+            </w:pPr>
+            <w:r>
+              <w:rPr>
+                <w:rFonts w:ascii="宋体" w:eastAsia="宋体" w:hAnsi="宋体"/>
+                <w:sz w:val="21"/>
+                <w:szCs w:val="21"/>
+              </w:rPr>
+              <w:t>收藏与取消收藏</w:t>
+            </w:r>
+          </w:p>
+        </w:tc>
+        <w:tc>
+          <w:tcPr>
+            <w:tcW w:w="0" w:type="auto"/>
+            <w:hideMark/>
+          </w:tcPr>
+          <w:p>
+            <w:pPr>
+              <w:spacing w:after="0" w:line="240" w:lineRule="auto"/>
+              <w:rPr>
+                <w:rFonts w:ascii="宋体" w:eastAsia="宋体" w:hAnsi="宋体" w:hint="eastAsia"/>
+                <w:sz w:val="21"/>
+                <w:szCs w:val="21"/>
+              </w:rPr>
+            </w:pPr>
+            <w:r>
+              <w:rPr>
+                <w:rFonts w:ascii="宋体" w:eastAsia="宋体" w:hAnsi="宋体"/>
+                <w:sz w:val="21"/>
+                <w:szCs w:val="21"/>
+              </w:rPr>
+              <w:t>点击收藏资讯后快速取消，再重复操作数次</w:t>
+            </w:r>
+          </w:p>
+        </w:tc>
+        <w:tc>
+          <w:tcPr>
+            <w:tcW w:w="0" w:type="auto"/>
+            <w:hideMark/>
+          </w:tcPr>
+          <w:p>
+            <w:pPr>
+              <w:spacing w:after="0" w:line="240" w:lineRule="auto"/>
+              <w:rPr>
+                <w:rFonts w:ascii="宋体" w:eastAsia="宋体" w:hAnsi="宋体" w:hint="eastAsia"/>
+                <w:sz w:val="21"/>
+                <w:szCs w:val="21"/>
+              </w:rPr>
+            </w:pPr>
+            <w:r>
+              <w:rPr>
+                <w:rFonts w:ascii="宋体" w:eastAsia="宋体" w:hAnsi="宋体"/>
+                <w:sz w:val="21"/>
+                <w:szCs w:val="21"/>
+              </w:rPr>
+              <w:t>状态能正确切换，不产生错误提示</w:t>
+            </w:r>
+          </w:p>
+        </w:tc>
+        <w:tc>
+          <w:tcPr>
+            <w:tcW w:w="1866" w:type="dxa"/>
+            <w:hideMark/>
+          </w:tcPr>
+          <w:p>
+            <w:pPr>
+              <w:spacing w:after="0" w:line="240" w:lineRule="auto"/>
+              <w:rPr>
+                <w:rFonts w:ascii="宋体" w:eastAsia="宋体" w:hAnsi="宋体" w:hint="eastAsia"/>
+                <w:sz w:val="21"/>
+                <w:szCs w:val="21"/>
+              </w:rPr>
+            </w:pPr>
+            <w:r>
+              <w:rPr>
+                <w:rFonts w:ascii="宋体" w:eastAsia="宋体" w:hAnsi="宋体"/>
+                <w:sz w:val="21"/>
+                <w:szCs w:val="21"/>
+              </w:rPr>
+              <w:t>收藏状态随操作正确切换</w:t>
+            </w:r>
+          </w:p>
+        </w:tc>
+        <w:tc>
+          <w:tcPr>
+            <w:tcW w:w="788" w:type="dxa"/>
+            <w:hideMark/>
+          </w:tcPr>
+          <w:p>
+            <w:pPr>
+              <w:spacing w:after="0" w:line="240" w:lineRule="auto"/>
+              <w:rPr>
+                <w:rFonts w:ascii="宋体" w:eastAsia="宋体" w:hAnsi="宋体" w:hint="eastAsia"/>
+                <w:sz w:val="21"/>
+                <w:szCs w:val="21"/>
+              </w:rPr>
+            </w:pPr>
+            <w:r>
+              <w:rPr>
+                <w:rFonts w:ascii="宋体" w:eastAsia="宋体" w:hAnsi="宋体"/>
+                <w:sz w:val="21"/>
+                <w:szCs w:val="21"/>
+              </w:rPr>
+              <w:t>是</w:t>
+            </w:r>
+          </w:p>
+        </w:tc>
+      </w:tr>
+    </w:tbl>
     <w:p>
       <w:pPr>
         <w:spacing w:after="0" w:line="240" w:lineRule="auto"/>
-        <w:ind w:firstLine="420"/>
+        <w:jc w:val="center"/>
         <w:rPr>
           <w:rFonts w:ascii="宋体" w:eastAsia="宋体" w:hAnsi="宋体" w:hint="eastAsia"/>
           <w:sz w:val="21"/>
@@ -7764,17 +13496,48 @@
       </w:pPr>
       <w:r>
         <w:rPr>
-          <w:rFonts w:ascii="宋体" w:eastAsia="宋体" w:hAnsi="宋体"/>
+          <w:rFonts w:ascii="黑体" w:eastAsia="黑体" w:hAnsi="黑体" w:hint="eastAsia"/>
           <w:sz w:val="21"/>
           <w:szCs w:val="21"/>
         </w:rPr>
-        <w:t>后</w:t>
+        <w:t>表</w:t>
+      </w:r>
+      <w:r>
+        <w:rPr>
+          <w:rFonts w:ascii="黑体" w:eastAsia="黑体" w:hAnsi="黑体" w:hint="eastAsia"/>
+          <w:sz w:val="21"/>
+          <w:szCs w:val="21"/>
+        </w:rPr>
+        <w:t>7</w:t>
+      </w:r>
+      <w:r>
+        <w:rPr>
+          <w:rFonts w:ascii="黑体" w:eastAsia="黑体" w:hAnsi="黑体" w:hint="eastAsia"/>
+          <w:sz w:val="21"/>
+          <w:szCs w:val="21"/>
+        </w:rPr>
+        <w:t>：</w:t>
+      </w:r>
+      <w:r>
+        <w:rPr>
+          <w:rFonts w:ascii="黑体" w:eastAsia="黑体" w:hAnsi="黑体" w:hint="eastAsia"/>
+          <w:sz w:val="21"/>
+          <w:szCs w:val="21"/>
+        </w:rPr>
+        <w:t>自由</w:t>
+      </w:r>
+      <w:r>
+        <w:rPr>
+          <w:rFonts w:ascii="黑体" w:eastAsia="黑体" w:hAnsi="黑体" w:hint="eastAsia"/>
+          <w:sz w:val="21"/>
+          <w:szCs w:val="21"/>
+        </w:rPr>
+        <w:t>测试表</w:t>
       </w:r>
     </w:p>
     <w:p>
       <w:pPr>
         <w:spacing w:after="0" w:line="240" w:lineRule="auto"/>
-        <w:ind w:firstLine="420"/>
         <w:rPr>
           <w:rFonts w:ascii="宋体" w:eastAsia="宋体" w:hAnsi="宋体" w:hint="eastAsia"/>
           <w:sz w:val="21"/>
@@ -7790,7 +13553,7 @@
           <w:rFonts w:hint="eastAsia"/>
         </w:rPr>
       </w:pPr>
-      <w:bookmarkStart w:id="19" w:name="_Toc196901159"/>
+      <w:bookmarkStart w:id="20" w:name="_Toc196901159"/>
       <w:r>
         <w:rPr>
           <w:rFonts w:hint="eastAsia"/>
@@ -7803,7 +13566,7 @@
         </w:rPr>
         <w:t>测试实施与缺陷跟踪</w:t>
       </w:r>
-      <w:bookmarkEnd w:id="19"/>
+      <w:bookmarkEnd w:id="20"/>
     </w:p>
     <w:p>
       <w:pPr>
@@ -7817,7 +13580,7 @@
           <w:szCs w:val="28"/>
         </w:rPr>
       </w:pPr>
-      <w:bookmarkStart w:id="20" w:name="_Toc196901160"/>
+      <w:bookmarkStart w:id="21" w:name="_Toc196901160"/>
       <w:r>
         <w:rPr>
           <w:rFonts w:ascii="黑体" w:eastAsia="黑体" w:hAnsi="黑体"/>
@@ -7838,7 +13601,7 @@
         </w:rPr>
         <w:t>外</w:t>
       </w:r>
-      <w:bookmarkEnd w:id="20"/>
+      <w:bookmarkEnd w:id="21"/>
     </w:p>
     <w:p>
       <w:pPr>
@@ -7850,7 +13613,7 @@
           <w:szCs w:val="24"/>
         </w:rPr>
       </w:pPr>
-      <w:bookmarkStart w:id="21" w:name="_Toc196901161"/>
+      <w:bookmarkStart w:id="22" w:name="_Toc196901161"/>
       <w:r>
         <w:rPr>
           <w:rFonts w:hint="eastAsia"/>
@@ -7867,7 +13630,7 @@
         </w:rPr>
         <w:t>用</w:t>
       </w:r>
-      <w:bookmarkEnd w:id="21"/>
+      <w:bookmarkEnd w:id="22"/>
     </w:p>
     <w:p>
       <w:pPr>
@@ -14369,6 +20132,7 @@
   <w:style w:type="character" w:default="1" w:styleId="a0">
     <w:name w:val="Default Paragraph Font"/>
     <w:uiPriority w:val="1"/>
+    <w:semiHidden/>
     <w:unhideWhenUsed/>
   </w:style>
   <w:style w:type="table" w:default="1" w:styleId="a1">

--- a/项目文档/测试文档.docx
+++ b/项目文档/测试文档.docx
@@ -11391,7 +11391,7 @@
         <w:spacing w:after="0" w:line="240" w:lineRule="auto"/>
         <w:jc w:val="center"/>
         <w:rPr>
-          <w:rFonts w:ascii="黑体" w:eastAsia="黑体" w:hAnsi="黑体"/>
+          <w:rFonts w:ascii="黑体" w:eastAsia="黑体" w:hAnsi="黑体" w:hint="eastAsia"/>
           <w:sz w:val="21"/>
           <w:szCs w:val="21"/>
         </w:rPr>
@@ -11505,13 +11505,53 @@
     <w:p>
       <w:pPr>
         <w:spacing w:after="0" w:line="240" w:lineRule="auto"/>
-        <w:ind w:firstLine="420"/>
-        <w:rPr>
-          <w:rFonts w:ascii="宋体" w:eastAsia="宋体" w:hAnsi="宋体" w:hint="eastAsia"/>
+        <w:jc w:val="center"/>
+        <w:rPr>
+          <w:rFonts w:ascii="黑体" w:eastAsia="黑体" w:hAnsi="黑体" w:hint="eastAsia"/>
           <w:sz w:val="21"/>
           <w:szCs w:val="21"/>
         </w:rPr>
       </w:pPr>
+      <w:r>
+        <w:rPr>
+          <w:rFonts w:ascii="黑体" w:eastAsia="黑体" w:hAnsi="黑体" w:hint="eastAsia"/>
+          <w:sz w:val="21"/>
+          <w:szCs w:val="21"/>
+        </w:rPr>
+        <w:t>表</w:t>
+      </w:r>
+      <w:r>
+        <w:rPr>
+          <w:rFonts w:ascii="黑体" w:eastAsia="黑体" w:hAnsi="黑体" w:hint="eastAsia"/>
+          <w:sz w:val="21"/>
+          <w:szCs w:val="21"/>
+        </w:rPr>
+        <w:t>3</w:t>
+      </w:r>
+      <w:r>
+        <w:rPr>
+          <w:rFonts w:ascii="黑体" w:eastAsia="黑体" w:hAnsi="黑体" w:hint="eastAsia"/>
+          <w:sz w:val="21"/>
+          <w:szCs w:val="21"/>
+        </w:rPr>
+        <w:t>：</w:t>
+      </w:r>
+      <w:r>
+        <w:rPr>
+          <w:rFonts w:ascii="黑体" w:eastAsia="黑体" w:hAnsi="黑体" w:hint="eastAsia"/>
+          <w:sz w:val="21"/>
+          <w:szCs w:val="21"/>
+        </w:rPr>
+        <w:t>功能</w:t>
+      </w:r>
+      <w:r>
+        <w:rPr>
+          <w:rFonts w:ascii="黑体" w:eastAsia="黑体" w:hAnsi="黑体" w:hint="eastAsia"/>
+          <w:sz w:val="21"/>
+          <w:szCs w:val="21"/>
+        </w:rPr>
+        <w:t>测试表</w:t>
+      </w:r>
     </w:p>
     <w:p>
       <w:pPr>
@@ -11553,7 +11593,7 @@
         <w:spacing w:after="0" w:line="240" w:lineRule="auto"/>
         <w:ind w:firstLine="420"/>
         <w:rPr>
-          <w:rFonts w:ascii="宋体" w:eastAsia="宋体" w:hAnsi="宋体" w:hint="eastAsia"/>
+          <w:rFonts w:ascii="宋体" w:eastAsia="宋体" w:hAnsi="宋体"/>
           <w:sz w:val="21"/>
           <w:szCs w:val="21"/>
         </w:rPr>
@@ -11570,13 +11610,53 @@
     <w:p>
       <w:pPr>
         <w:spacing w:after="0" w:line="240" w:lineRule="auto"/>
-        <w:ind w:firstLine="420"/>
-        <w:rPr>
-          <w:rFonts w:ascii="宋体" w:eastAsia="宋体" w:hAnsi="宋体" w:hint="eastAsia"/>
+        <w:jc w:val="center"/>
+        <w:rPr>
+          <w:rFonts w:ascii="黑体" w:eastAsia="黑体" w:hAnsi="黑体" w:hint="eastAsia"/>
           <w:sz w:val="21"/>
           <w:szCs w:val="21"/>
         </w:rPr>
       </w:pPr>
+      <w:r>
+        <w:rPr>
+          <w:rFonts w:ascii="黑体" w:eastAsia="黑体" w:hAnsi="黑体" w:hint="eastAsia"/>
+          <w:sz w:val="21"/>
+          <w:szCs w:val="21"/>
+        </w:rPr>
+        <w:t>表</w:t>
+      </w:r>
+      <w:r>
+        <w:rPr>
+          <w:rFonts w:ascii="黑体" w:eastAsia="黑体" w:hAnsi="黑体" w:hint="eastAsia"/>
+          <w:sz w:val="21"/>
+          <w:szCs w:val="21"/>
+        </w:rPr>
+        <w:t>4</w:t>
+      </w:r>
+      <w:r>
+        <w:rPr>
+          <w:rFonts w:ascii="黑体" w:eastAsia="黑体" w:hAnsi="黑体" w:hint="eastAsia"/>
+          <w:sz w:val="21"/>
+          <w:szCs w:val="21"/>
+        </w:rPr>
+        <w:t>：</w:t>
+      </w:r>
+      <w:r>
+        <w:rPr>
+          <w:rFonts w:ascii="黑体" w:eastAsia="黑体" w:hAnsi="黑体" w:hint="eastAsia"/>
+          <w:sz w:val="21"/>
+          <w:szCs w:val="21"/>
+        </w:rPr>
+        <w:t>功能</w:t>
+      </w:r>
+      <w:r>
+        <w:rPr>
+          <w:rFonts w:ascii="黑体" w:eastAsia="黑体" w:hAnsi="黑体" w:hint="eastAsia"/>
+          <w:sz w:val="21"/>
+          <w:szCs w:val="21"/>
+        </w:rPr>
+        <w:t>测试表</w:t>
+      </w:r>
     </w:p>
     <w:p>
       <w:pPr>
@@ -11633,35 +11713,1273 @@
       </w:r>
       <w:bookmarkEnd w:id="18"/>
     </w:p>
+    <w:tbl>
+      <w:tblPr>
+        <w:tblStyle w:val="11"/>
+        <w:tblW w:w="0" w:type="auto"/>
+        <w:tblLook w:val="04A0" w:firstRow="1" w:lastRow="0" w:firstColumn="1" w:lastColumn="0" w:noHBand="0" w:noVBand="1"/>
+      </w:tblPr>
+      <w:tblGrid>
+        <w:gridCol w:w="427"/>
+        <w:gridCol w:w="1352"/>
+        <w:gridCol w:w="2631"/>
+        <w:gridCol w:w="1681"/>
+        <w:gridCol w:w="1561"/>
+        <w:gridCol w:w="644"/>
+      </w:tblGrid>
+      <w:tr>
+        <w:tc>
+          <w:tcPr>
+            <w:tcW w:w="0" w:type="auto"/>
+            <w:hideMark/>
+          </w:tcPr>
+          <w:p>
+            <w:pPr>
+              <w:spacing w:after="0" w:line="240" w:lineRule="auto"/>
+              <w:rPr>
+                <w:rFonts w:ascii="宋体" w:eastAsia="宋体" w:hAnsi="宋体"/>
+                <w:b/>
+                <w:bCs/>
+                <w:sz w:val="21"/>
+                <w:szCs w:val="21"/>
+              </w:rPr>
+            </w:pPr>
+            <w:r>
+              <w:rPr>
+                <w:rFonts w:ascii="宋体" w:eastAsia="宋体" w:hAnsi="宋体"/>
+                <w:b/>
+                <w:bCs/>
+                <w:sz w:val="21"/>
+                <w:szCs w:val="21"/>
+              </w:rPr>
+              <w:t>序号</w:t>
+            </w:r>
+          </w:p>
+        </w:tc>
+        <w:tc>
+          <w:tcPr>
+            <w:tcW w:w="1352" w:type="dxa"/>
+            <w:hideMark/>
+          </w:tcPr>
+          <w:p>
+            <w:pPr>
+              <w:spacing w:after="0" w:line="240" w:lineRule="auto"/>
+              <w:rPr>
+                <w:rFonts w:ascii="宋体" w:eastAsia="宋体" w:hAnsi="宋体"/>
+                <w:b/>
+                <w:bCs/>
+                <w:sz w:val="21"/>
+                <w:szCs w:val="21"/>
+              </w:rPr>
+            </w:pPr>
+            <w:r>
+              <w:rPr>
+                <w:rFonts w:ascii="宋体" w:eastAsia="宋体" w:hAnsi="宋体"/>
+                <w:b/>
+                <w:bCs/>
+                <w:sz w:val="21"/>
+                <w:szCs w:val="21"/>
+              </w:rPr>
+              <w:t>需求规格</w:t>
+            </w:r>
+          </w:p>
+        </w:tc>
+        <w:tc>
+          <w:tcPr>
+            <w:tcW w:w="2631" w:type="dxa"/>
+            <w:hideMark/>
+          </w:tcPr>
+          <w:p>
+            <w:pPr>
+              <w:spacing w:after="0" w:line="240" w:lineRule="auto"/>
+              <w:rPr>
+                <w:rFonts w:ascii="宋体" w:eastAsia="宋体" w:hAnsi="宋体"/>
+                <w:b/>
+                <w:bCs/>
+                <w:sz w:val="21"/>
+                <w:szCs w:val="21"/>
+              </w:rPr>
+            </w:pPr>
+            <w:r>
+              <w:rPr>
+                <w:rFonts w:ascii="宋体" w:eastAsia="宋体" w:hAnsi="宋体"/>
+                <w:b/>
+                <w:bCs/>
+                <w:sz w:val="21"/>
+                <w:szCs w:val="21"/>
+              </w:rPr>
+              <w:t>操作步骤</w:t>
+            </w:r>
+          </w:p>
+        </w:tc>
+        <w:tc>
+          <w:tcPr>
+            <w:tcW w:w="1681" w:type="dxa"/>
+            <w:hideMark/>
+          </w:tcPr>
+          <w:p>
+            <w:pPr>
+              <w:spacing w:after="0" w:line="240" w:lineRule="auto"/>
+              <w:rPr>
+                <w:rFonts w:ascii="宋体" w:eastAsia="宋体" w:hAnsi="宋体"/>
+                <w:b/>
+                <w:bCs/>
+                <w:sz w:val="21"/>
+                <w:szCs w:val="21"/>
+              </w:rPr>
+            </w:pPr>
+            <w:r>
+              <w:rPr>
+                <w:rFonts w:ascii="宋体" w:eastAsia="宋体" w:hAnsi="宋体"/>
+                <w:b/>
+                <w:bCs/>
+                <w:sz w:val="21"/>
+                <w:szCs w:val="21"/>
+              </w:rPr>
+              <w:t>期望输出</w:t>
+            </w:r>
+          </w:p>
+        </w:tc>
+        <w:tc>
+          <w:tcPr>
+            <w:tcW w:w="1561" w:type="dxa"/>
+            <w:hideMark/>
+          </w:tcPr>
+          <w:p>
+            <w:pPr>
+              <w:spacing w:after="0" w:line="240" w:lineRule="auto"/>
+              <w:rPr>
+                <w:rFonts w:ascii="宋体" w:eastAsia="宋体" w:hAnsi="宋体"/>
+                <w:b/>
+                <w:bCs/>
+                <w:sz w:val="21"/>
+                <w:szCs w:val="21"/>
+              </w:rPr>
+            </w:pPr>
+            <w:r>
+              <w:rPr>
+                <w:rFonts w:ascii="宋体" w:eastAsia="宋体" w:hAnsi="宋体"/>
+                <w:b/>
+                <w:bCs/>
+                <w:sz w:val="21"/>
+                <w:szCs w:val="21"/>
+              </w:rPr>
+              <w:t>实际输出</w:t>
+            </w:r>
+          </w:p>
+        </w:tc>
+        <w:tc>
+          <w:tcPr>
+            <w:tcW w:w="644" w:type="dxa"/>
+            <w:hideMark/>
+          </w:tcPr>
+          <w:p>
+            <w:pPr>
+              <w:spacing w:after="0" w:line="240" w:lineRule="auto"/>
+              <w:rPr>
+                <w:rFonts w:ascii="宋体" w:eastAsia="宋体" w:hAnsi="宋体"/>
+                <w:b/>
+                <w:bCs/>
+                <w:sz w:val="21"/>
+                <w:szCs w:val="21"/>
+              </w:rPr>
+            </w:pPr>
+            <w:r>
+              <w:rPr>
+                <w:rFonts w:ascii="宋体" w:eastAsia="宋体" w:hAnsi="宋体"/>
+                <w:b/>
+                <w:bCs/>
+                <w:sz w:val="21"/>
+                <w:szCs w:val="21"/>
+              </w:rPr>
+              <w:t>通过与否</w:t>
+            </w:r>
+          </w:p>
+        </w:tc>
+      </w:tr>
+      <w:tr>
+        <w:tc>
+          <w:tcPr>
+            <w:tcW w:w="0" w:type="auto"/>
+            <w:hideMark/>
+          </w:tcPr>
+          <w:p>
+            <w:pPr>
+              <w:spacing w:after="0" w:line="240" w:lineRule="auto"/>
+              <w:rPr>
+                <w:rFonts w:ascii="宋体" w:eastAsia="宋体" w:hAnsi="宋体"/>
+                <w:sz w:val="21"/>
+                <w:szCs w:val="21"/>
+              </w:rPr>
+            </w:pPr>
+            <w:r>
+              <w:rPr>
+                <w:rFonts w:ascii="宋体" w:eastAsia="宋体" w:hAnsi="宋体"/>
+                <w:sz w:val="21"/>
+                <w:szCs w:val="21"/>
+              </w:rPr>
+              <w:t>1</w:t>
+            </w:r>
+          </w:p>
+        </w:tc>
+        <w:tc>
+          <w:tcPr>
+            <w:tcW w:w="1352" w:type="dxa"/>
+            <w:hideMark/>
+          </w:tcPr>
+          <w:p>
+            <w:pPr>
+              <w:spacing w:after="0" w:line="240" w:lineRule="auto"/>
+              <w:rPr>
+                <w:rFonts w:ascii="宋体" w:eastAsia="宋体" w:hAnsi="宋体"/>
+                <w:sz w:val="21"/>
+                <w:szCs w:val="21"/>
+              </w:rPr>
+            </w:pPr>
+            <w:r>
+              <w:rPr>
+                <w:rFonts w:ascii="宋体" w:eastAsia="宋体" w:hAnsi="宋体"/>
+                <w:sz w:val="21"/>
+                <w:szCs w:val="21"/>
+              </w:rPr>
+              <w:t>用户手册一致性</w:t>
+            </w:r>
+          </w:p>
+        </w:tc>
+        <w:tc>
+          <w:tcPr>
+            <w:tcW w:w="2631" w:type="dxa"/>
+            <w:hideMark/>
+          </w:tcPr>
+          <w:p>
+            <w:pPr>
+              <w:spacing w:after="0" w:line="240" w:lineRule="auto"/>
+              <w:rPr>
+                <w:rFonts w:ascii="宋体" w:eastAsia="宋体" w:hAnsi="宋体"/>
+                <w:sz w:val="21"/>
+                <w:szCs w:val="21"/>
+              </w:rPr>
+            </w:pPr>
+            <w:r>
+              <w:rPr>
+                <w:rFonts w:ascii="宋体" w:eastAsia="宋体" w:hAnsi="宋体"/>
+                <w:sz w:val="21"/>
+                <w:szCs w:val="21"/>
+              </w:rPr>
+              <w:t>打开用户手册，查阅“AI问答功能”描述内容</w:t>
+            </w:r>
+          </w:p>
+        </w:tc>
+        <w:tc>
+          <w:tcPr>
+            <w:tcW w:w="1681" w:type="dxa"/>
+            <w:hideMark/>
+          </w:tcPr>
+          <w:p>
+            <w:pPr>
+              <w:spacing w:after="0" w:line="240" w:lineRule="auto"/>
+              <w:rPr>
+                <w:rFonts w:ascii="宋体" w:eastAsia="宋体" w:hAnsi="宋体"/>
+                <w:sz w:val="21"/>
+                <w:szCs w:val="21"/>
+              </w:rPr>
+            </w:pPr>
+            <w:r>
+              <w:rPr>
+                <w:rFonts w:ascii="宋体" w:eastAsia="宋体" w:hAnsi="宋体"/>
+                <w:sz w:val="21"/>
+                <w:szCs w:val="21"/>
+              </w:rPr>
+              <w:t>与系统实际界面字段、交互</w:t>
+            </w:r>
+            <w:r>
+              <w:rPr>
+                <w:rFonts w:ascii="宋体" w:eastAsia="宋体" w:hAnsi="宋体"/>
+                <w:sz w:val="21"/>
+                <w:szCs w:val="21"/>
+              </w:rPr>
+              <w:lastRenderedPageBreak/>
+              <w:t>一致</w:t>
+            </w:r>
+          </w:p>
+        </w:tc>
+        <w:tc>
+          <w:tcPr>
+            <w:tcW w:w="1561" w:type="dxa"/>
+            <w:hideMark/>
+          </w:tcPr>
+          <w:p>
+            <w:pPr>
+              <w:spacing w:after="0" w:line="240" w:lineRule="auto"/>
+              <w:rPr>
+                <w:rFonts w:ascii="宋体" w:eastAsia="宋体" w:hAnsi="宋体"/>
+                <w:sz w:val="21"/>
+                <w:szCs w:val="21"/>
+              </w:rPr>
+            </w:pPr>
+            <w:r>
+              <w:rPr>
+                <w:rFonts w:ascii="宋体" w:eastAsia="宋体" w:hAnsi="宋体"/>
+                <w:sz w:val="21"/>
+                <w:szCs w:val="21"/>
+              </w:rPr>
+              <w:lastRenderedPageBreak/>
+              <w:t>描述与系统界面字段一致</w:t>
+            </w:r>
+          </w:p>
+        </w:tc>
+        <w:tc>
+          <w:tcPr>
+            <w:tcW w:w="644" w:type="dxa"/>
+            <w:hideMark/>
+          </w:tcPr>
+          <w:p>
+            <w:pPr>
+              <w:spacing w:after="0" w:line="240" w:lineRule="auto"/>
+              <w:rPr>
+                <w:rFonts w:ascii="宋体" w:eastAsia="宋体" w:hAnsi="宋体"/>
+                <w:sz w:val="21"/>
+                <w:szCs w:val="21"/>
+              </w:rPr>
+            </w:pPr>
+            <w:r>
+              <w:rPr>
+                <w:rFonts w:ascii="宋体" w:eastAsia="宋体" w:hAnsi="宋体"/>
+                <w:sz w:val="21"/>
+                <w:szCs w:val="21"/>
+              </w:rPr>
+              <w:t>通过</w:t>
+            </w:r>
+          </w:p>
+        </w:tc>
+      </w:tr>
+      <w:tr>
+        <w:tc>
+          <w:tcPr>
+            <w:tcW w:w="0" w:type="auto"/>
+            <w:hideMark/>
+          </w:tcPr>
+          <w:p>
+            <w:pPr>
+              <w:spacing w:after="0" w:line="240" w:lineRule="auto"/>
+              <w:rPr>
+                <w:rFonts w:ascii="宋体" w:eastAsia="宋体" w:hAnsi="宋体"/>
+                <w:sz w:val="21"/>
+                <w:szCs w:val="21"/>
+              </w:rPr>
+            </w:pPr>
+            <w:r>
+              <w:rPr>
+                <w:rFonts w:ascii="宋体" w:eastAsia="宋体" w:hAnsi="宋体"/>
+                <w:sz w:val="21"/>
+                <w:szCs w:val="21"/>
+              </w:rPr>
+              <w:t>2</w:t>
+            </w:r>
+          </w:p>
+        </w:tc>
+        <w:tc>
+          <w:tcPr>
+            <w:tcW w:w="1352" w:type="dxa"/>
+            <w:hideMark/>
+          </w:tcPr>
+          <w:p>
+            <w:pPr>
+              <w:spacing w:after="0" w:line="240" w:lineRule="auto"/>
+              <w:rPr>
+                <w:rFonts w:ascii="宋体" w:eastAsia="宋体" w:hAnsi="宋体"/>
+                <w:sz w:val="21"/>
+                <w:szCs w:val="21"/>
+              </w:rPr>
+            </w:pPr>
+            <w:r>
+              <w:rPr>
+                <w:rFonts w:ascii="宋体" w:eastAsia="宋体" w:hAnsi="宋体"/>
+                <w:sz w:val="21"/>
+                <w:szCs w:val="21"/>
+              </w:rPr>
+              <w:t>安装部署文档一致性</w:t>
+            </w:r>
+          </w:p>
+        </w:tc>
+        <w:tc>
+          <w:tcPr>
+            <w:tcW w:w="2631" w:type="dxa"/>
+            <w:hideMark/>
+          </w:tcPr>
+          <w:p>
+            <w:pPr>
+              <w:spacing w:after="0" w:line="240" w:lineRule="auto"/>
+              <w:rPr>
+                <w:rFonts w:ascii="宋体" w:eastAsia="宋体" w:hAnsi="宋体"/>
+                <w:sz w:val="21"/>
+                <w:szCs w:val="21"/>
+              </w:rPr>
+            </w:pPr>
+            <w:r>
+              <w:rPr>
+                <w:rFonts w:ascii="宋体" w:eastAsia="宋体" w:hAnsi="宋体"/>
+                <w:sz w:val="21"/>
+                <w:szCs w:val="21"/>
+              </w:rPr>
+              <w:t>根据部署文档在Windows 11环境中配置前后端项目</w:t>
+            </w:r>
+          </w:p>
+        </w:tc>
+        <w:tc>
+          <w:tcPr>
+            <w:tcW w:w="1681" w:type="dxa"/>
+            <w:hideMark/>
+          </w:tcPr>
+          <w:p>
+            <w:pPr>
+              <w:spacing w:after="0" w:line="240" w:lineRule="auto"/>
+              <w:rPr>
+                <w:rFonts w:ascii="宋体" w:eastAsia="宋体" w:hAnsi="宋体"/>
+                <w:sz w:val="21"/>
+                <w:szCs w:val="21"/>
+              </w:rPr>
+            </w:pPr>
+            <w:r>
+              <w:rPr>
+                <w:rFonts w:ascii="宋体" w:eastAsia="宋体" w:hAnsi="宋体"/>
+                <w:sz w:val="21"/>
+                <w:szCs w:val="21"/>
+              </w:rPr>
+              <w:t>系统可正常运行，服务启动无误</w:t>
+            </w:r>
+          </w:p>
+        </w:tc>
+        <w:tc>
+          <w:tcPr>
+            <w:tcW w:w="1561" w:type="dxa"/>
+            <w:hideMark/>
+          </w:tcPr>
+          <w:p>
+            <w:pPr>
+              <w:spacing w:after="0" w:line="240" w:lineRule="auto"/>
+              <w:rPr>
+                <w:rFonts w:ascii="宋体" w:eastAsia="宋体" w:hAnsi="宋体"/>
+                <w:sz w:val="21"/>
+                <w:szCs w:val="21"/>
+              </w:rPr>
+            </w:pPr>
+            <w:r>
+              <w:rPr>
+                <w:rFonts w:ascii="宋体" w:eastAsia="宋体" w:hAnsi="宋体"/>
+                <w:sz w:val="21"/>
+                <w:szCs w:val="21"/>
+              </w:rPr>
+              <w:t>系统运行正常，接口联通</w:t>
+            </w:r>
+          </w:p>
+        </w:tc>
+        <w:tc>
+          <w:tcPr>
+            <w:tcW w:w="644" w:type="dxa"/>
+            <w:hideMark/>
+          </w:tcPr>
+          <w:p>
+            <w:pPr>
+              <w:spacing w:after="0" w:line="240" w:lineRule="auto"/>
+              <w:rPr>
+                <w:rFonts w:ascii="宋体" w:eastAsia="宋体" w:hAnsi="宋体"/>
+                <w:sz w:val="21"/>
+                <w:szCs w:val="21"/>
+              </w:rPr>
+            </w:pPr>
+            <w:r>
+              <w:rPr>
+                <w:rFonts w:ascii="宋体" w:eastAsia="宋体" w:hAnsi="宋体"/>
+                <w:sz w:val="21"/>
+                <w:szCs w:val="21"/>
+              </w:rPr>
+              <w:t>通过</w:t>
+            </w:r>
+          </w:p>
+        </w:tc>
+      </w:tr>
+      <w:tr>
+        <w:tc>
+          <w:tcPr>
+            <w:tcW w:w="0" w:type="auto"/>
+            <w:hideMark/>
+          </w:tcPr>
+          <w:p>
+            <w:pPr>
+              <w:spacing w:after="0" w:line="240" w:lineRule="auto"/>
+              <w:rPr>
+                <w:rFonts w:ascii="宋体" w:eastAsia="宋体" w:hAnsi="宋体"/>
+                <w:sz w:val="21"/>
+                <w:szCs w:val="21"/>
+              </w:rPr>
+            </w:pPr>
+            <w:r>
+              <w:rPr>
+                <w:rFonts w:ascii="宋体" w:eastAsia="宋体" w:hAnsi="宋体"/>
+                <w:sz w:val="21"/>
+                <w:szCs w:val="21"/>
+              </w:rPr>
+              <w:t>3</w:t>
+            </w:r>
+          </w:p>
+        </w:tc>
+        <w:tc>
+          <w:tcPr>
+            <w:tcW w:w="1352" w:type="dxa"/>
+            <w:hideMark/>
+          </w:tcPr>
+          <w:p>
+            <w:pPr>
+              <w:spacing w:after="0" w:line="240" w:lineRule="auto"/>
+              <w:rPr>
+                <w:rFonts w:ascii="宋体" w:eastAsia="宋体" w:hAnsi="宋体"/>
+                <w:sz w:val="21"/>
+                <w:szCs w:val="21"/>
+              </w:rPr>
+            </w:pPr>
+            <w:r>
+              <w:rPr>
+                <w:rFonts w:ascii="宋体" w:eastAsia="宋体" w:hAnsi="宋体"/>
+                <w:sz w:val="21"/>
+                <w:szCs w:val="21"/>
+              </w:rPr>
+              <w:t>系统功能说明书</w:t>
+            </w:r>
+          </w:p>
+        </w:tc>
+        <w:tc>
+          <w:tcPr>
+            <w:tcW w:w="2631" w:type="dxa"/>
+            <w:hideMark/>
+          </w:tcPr>
+          <w:p>
+            <w:pPr>
+              <w:spacing w:after="0" w:line="240" w:lineRule="auto"/>
+              <w:rPr>
+                <w:rFonts w:ascii="宋体" w:eastAsia="宋体" w:hAnsi="宋体"/>
+                <w:sz w:val="21"/>
+                <w:szCs w:val="21"/>
+              </w:rPr>
+            </w:pPr>
+            <w:r>
+              <w:rPr>
+                <w:rFonts w:ascii="宋体" w:eastAsia="宋体" w:hAnsi="宋体"/>
+                <w:sz w:val="21"/>
+                <w:szCs w:val="21"/>
+              </w:rPr>
+              <w:t>检查“健康记录管理”功能文档说明是否覆盖所有实际界面操作项</w:t>
+            </w:r>
+          </w:p>
+        </w:tc>
+        <w:tc>
+          <w:tcPr>
+            <w:tcW w:w="1681" w:type="dxa"/>
+            <w:hideMark/>
+          </w:tcPr>
+          <w:p>
+            <w:pPr>
+              <w:spacing w:after="0" w:line="240" w:lineRule="auto"/>
+              <w:rPr>
+                <w:rFonts w:ascii="宋体" w:eastAsia="宋体" w:hAnsi="宋体"/>
+                <w:sz w:val="21"/>
+                <w:szCs w:val="21"/>
+              </w:rPr>
+            </w:pPr>
+            <w:r>
+              <w:rPr>
+                <w:rFonts w:ascii="宋体" w:eastAsia="宋体" w:hAnsi="宋体"/>
+                <w:sz w:val="21"/>
+                <w:szCs w:val="21"/>
+              </w:rPr>
+              <w:t>所有列出字段、筛选项、按钮与系统一致</w:t>
+            </w:r>
+          </w:p>
+        </w:tc>
+        <w:tc>
+          <w:tcPr>
+            <w:tcW w:w="1561" w:type="dxa"/>
+            <w:hideMark/>
+          </w:tcPr>
+          <w:p>
+            <w:pPr>
+              <w:spacing w:after="0" w:line="240" w:lineRule="auto"/>
+              <w:rPr>
+                <w:rFonts w:ascii="宋体" w:eastAsia="宋体" w:hAnsi="宋体"/>
+                <w:sz w:val="21"/>
+                <w:szCs w:val="21"/>
+              </w:rPr>
+            </w:pPr>
+            <w:r>
+              <w:rPr>
+                <w:rFonts w:ascii="宋体" w:eastAsia="宋体" w:hAnsi="宋体"/>
+                <w:sz w:val="21"/>
+                <w:szCs w:val="21"/>
+              </w:rPr>
+              <w:t>字段、按钮及交互与系统保持一致</w:t>
+            </w:r>
+          </w:p>
+        </w:tc>
+        <w:tc>
+          <w:tcPr>
+            <w:tcW w:w="644" w:type="dxa"/>
+            <w:hideMark/>
+          </w:tcPr>
+          <w:p>
+            <w:pPr>
+              <w:spacing w:after="0" w:line="240" w:lineRule="auto"/>
+              <w:rPr>
+                <w:rFonts w:ascii="宋体" w:eastAsia="宋体" w:hAnsi="宋体"/>
+                <w:sz w:val="21"/>
+                <w:szCs w:val="21"/>
+              </w:rPr>
+            </w:pPr>
+            <w:r>
+              <w:rPr>
+                <w:rFonts w:ascii="宋体" w:eastAsia="宋体" w:hAnsi="宋体"/>
+                <w:sz w:val="21"/>
+                <w:szCs w:val="21"/>
+              </w:rPr>
+              <w:t>通过</w:t>
+            </w:r>
+          </w:p>
+        </w:tc>
+      </w:tr>
+      <w:tr>
+        <w:tc>
+          <w:tcPr>
+            <w:tcW w:w="0" w:type="auto"/>
+            <w:hideMark/>
+          </w:tcPr>
+          <w:p>
+            <w:pPr>
+              <w:spacing w:after="0" w:line="240" w:lineRule="auto"/>
+              <w:rPr>
+                <w:rFonts w:ascii="宋体" w:eastAsia="宋体" w:hAnsi="宋体"/>
+                <w:sz w:val="21"/>
+                <w:szCs w:val="21"/>
+              </w:rPr>
+            </w:pPr>
+            <w:r>
+              <w:rPr>
+                <w:rFonts w:ascii="宋体" w:eastAsia="宋体" w:hAnsi="宋体"/>
+                <w:sz w:val="21"/>
+                <w:szCs w:val="21"/>
+              </w:rPr>
+              <w:t>4</w:t>
+            </w:r>
+          </w:p>
+        </w:tc>
+        <w:tc>
+          <w:tcPr>
+            <w:tcW w:w="1352" w:type="dxa"/>
+            <w:hideMark/>
+          </w:tcPr>
+          <w:p>
+            <w:pPr>
+              <w:spacing w:after="0" w:line="240" w:lineRule="auto"/>
+              <w:rPr>
+                <w:rFonts w:ascii="宋体" w:eastAsia="宋体" w:hAnsi="宋体"/>
+                <w:sz w:val="21"/>
+                <w:szCs w:val="21"/>
+              </w:rPr>
+            </w:pPr>
+            <w:r>
+              <w:rPr>
+                <w:rFonts w:ascii="宋体" w:eastAsia="宋体" w:hAnsi="宋体"/>
+                <w:sz w:val="21"/>
+                <w:szCs w:val="21"/>
+              </w:rPr>
+              <w:t>接口文档一致性</w:t>
+            </w:r>
+          </w:p>
+        </w:tc>
+        <w:tc>
+          <w:tcPr>
+            <w:tcW w:w="2631" w:type="dxa"/>
+            <w:hideMark/>
+          </w:tcPr>
+          <w:p>
+            <w:pPr>
+              <w:spacing w:after="0" w:line="240" w:lineRule="auto"/>
+              <w:rPr>
+                <w:rFonts w:ascii="宋体" w:eastAsia="宋体" w:hAnsi="宋体"/>
+                <w:sz w:val="21"/>
+                <w:szCs w:val="21"/>
+              </w:rPr>
+            </w:pPr>
+            <w:r>
+              <w:rPr>
+                <w:rFonts w:ascii="宋体" w:eastAsia="宋体" w:hAnsi="宋体"/>
+                <w:sz w:val="21"/>
+                <w:szCs w:val="21"/>
+              </w:rPr>
+              <w:t>使用Postman验证“/api/message/unread”接口说明与响应格式一致</w:t>
+            </w:r>
+          </w:p>
+        </w:tc>
+        <w:tc>
+          <w:tcPr>
+            <w:tcW w:w="1681" w:type="dxa"/>
+            <w:hideMark/>
+          </w:tcPr>
+          <w:p>
+            <w:pPr>
+              <w:spacing w:after="0" w:line="240" w:lineRule="auto"/>
+              <w:rPr>
+                <w:rFonts w:ascii="宋体" w:eastAsia="宋体" w:hAnsi="宋体"/>
+                <w:sz w:val="21"/>
+                <w:szCs w:val="21"/>
+              </w:rPr>
+            </w:pPr>
+            <w:r>
+              <w:rPr>
+                <w:rFonts w:ascii="宋体" w:eastAsia="宋体" w:hAnsi="宋体"/>
+                <w:sz w:val="21"/>
+                <w:szCs w:val="21"/>
+              </w:rPr>
+              <w:t>返回JSON字段符合接口文档说明</w:t>
+            </w:r>
+          </w:p>
+        </w:tc>
+        <w:tc>
+          <w:tcPr>
+            <w:tcW w:w="1561" w:type="dxa"/>
+            <w:hideMark/>
+          </w:tcPr>
+          <w:p>
+            <w:pPr>
+              <w:spacing w:after="0" w:line="240" w:lineRule="auto"/>
+              <w:rPr>
+                <w:rFonts w:ascii="宋体" w:eastAsia="宋体" w:hAnsi="宋体"/>
+                <w:sz w:val="21"/>
+                <w:szCs w:val="21"/>
+              </w:rPr>
+            </w:pPr>
+            <w:r>
+              <w:rPr>
+                <w:rFonts w:ascii="宋体" w:eastAsia="宋体" w:hAnsi="宋体"/>
+                <w:sz w:val="21"/>
+                <w:szCs w:val="21"/>
+              </w:rPr>
+              <w:t>返回字段完整，与接口文档描述一致</w:t>
+            </w:r>
+          </w:p>
+        </w:tc>
+        <w:tc>
+          <w:tcPr>
+            <w:tcW w:w="644" w:type="dxa"/>
+            <w:hideMark/>
+          </w:tcPr>
+          <w:p>
+            <w:pPr>
+              <w:spacing w:after="0" w:line="240" w:lineRule="auto"/>
+              <w:rPr>
+                <w:rFonts w:ascii="宋体" w:eastAsia="宋体" w:hAnsi="宋体"/>
+                <w:sz w:val="21"/>
+                <w:szCs w:val="21"/>
+              </w:rPr>
+            </w:pPr>
+            <w:r>
+              <w:rPr>
+                <w:rFonts w:ascii="宋体" w:eastAsia="宋体" w:hAnsi="宋体"/>
+                <w:sz w:val="21"/>
+                <w:szCs w:val="21"/>
+              </w:rPr>
+              <w:t>通过</w:t>
+            </w:r>
+          </w:p>
+        </w:tc>
+      </w:tr>
+      <w:tr>
+        <w:tc>
+          <w:tcPr>
+            <w:tcW w:w="0" w:type="auto"/>
+            <w:hideMark/>
+          </w:tcPr>
+          <w:p>
+            <w:pPr>
+              <w:spacing w:after="0" w:line="240" w:lineRule="auto"/>
+              <w:rPr>
+                <w:rFonts w:ascii="宋体" w:eastAsia="宋体" w:hAnsi="宋体"/>
+                <w:sz w:val="21"/>
+                <w:szCs w:val="21"/>
+              </w:rPr>
+            </w:pPr>
+            <w:r>
+              <w:rPr>
+                <w:rFonts w:ascii="宋体" w:eastAsia="宋体" w:hAnsi="宋体"/>
+                <w:sz w:val="21"/>
+                <w:szCs w:val="21"/>
+              </w:rPr>
+              <w:t>5</w:t>
+            </w:r>
+          </w:p>
+        </w:tc>
+        <w:tc>
+          <w:tcPr>
+            <w:tcW w:w="1352" w:type="dxa"/>
+            <w:hideMark/>
+          </w:tcPr>
+          <w:p>
+            <w:pPr>
+              <w:spacing w:after="0" w:line="240" w:lineRule="auto"/>
+              <w:rPr>
+                <w:rFonts w:ascii="宋体" w:eastAsia="宋体" w:hAnsi="宋体"/>
+                <w:sz w:val="21"/>
+                <w:szCs w:val="21"/>
+              </w:rPr>
+            </w:pPr>
+            <w:r>
+              <w:rPr>
+                <w:rFonts w:ascii="宋体" w:eastAsia="宋体" w:hAnsi="宋体"/>
+                <w:sz w:val="21"/>
+                <w:szCs w:val="21"/>
+              </w:rPr>
+              <w:t>数据字典一致性</w:t>
+            </w:r>
+          </w:p>
+        </w:tc>
+        <w:tc>
+          <w:tcPr>
+            <w:tcW w:w="2631" w:type="dxa"/>
+            <w:hideMark/>
+          </w:tcPr>
+          <w:p>
+            <w:pPr>
+              <w:spacing w:after="0" w:line="240" w:lineRule="auto"/>
+              <w:rPr>
+                <w:rFonts w:ascii="宋体" w:eastAsia="宋体" w:hAnsi="宋体"/>
+                <w:sz w:val="21"/>
+                <w:szCs w:val="21"/>
+              </w:rPr>
+            </w:pPr>
+            <w:r>
+              <w:rPr>
+                <w:rFonts w:ascii="宋体" w:eastAsia="宋体" w:hAnsi="宋体"/>
+                <w:sz w:val="21"/>
+                <w:szCs w:val="21"/>
+              </w:rPr>
+              <w:t>检查“用户表”字段定义与数据库结构是否一致</w:t>
+            </w:r>
+          </w:p>
+        </w:tc>
+        <w:tc>
+          <w:tcPr>
+            <w:tcW w:w="1681" w:type="dxa"/>
+            <w:hideMark/>
+          </w:tcPr>
+          <w:p>
+            <w:pPr>
+              <w:spacing w:after="0" w:line="240" w:lineRule="auto"/>
+              <w:rPr>
+                <w:rFonts w:ascii="宋体" w:eastAsia="宋体" w:hAnsi="宋体"/>
+                <w:sz w:val="21"/>
+                <w:szCs w:val="21"/>
+              </w:rPr>
+            </w:pPr>
+            <w:r>
+              <w:rPr>
+                <w:rFonts w:ascii="宋体" w:eastAsia="宋体" w:hAnsi="宋体"/>
+                <w:sz w:val="21"/>
+                <w:szCs w:val="21"/>
+              </w:rPr>
+              <w:t>字段名、类型、注释与数据库结构一致</w:t>
+            </w:r>
+          </w:p>
+        </w:tc>
+        <w:tc>
+          <w:tcPr>
+            <w:tcW w:w="1561" w:type="dxa"/>
+            <w:hideMark/>
+          </w:tcPr>
+          <w:p>
+            <w:pPr>
+              <w:spacing w:after="0" w:line="240" w:lineRule="auto"/>
+              <w:rPr>
+                <w:rFonts w:ascii="宋体" w:eastAsia="宋体" w:hAnsi="宋体"/>
+                <w:sz w:val="21"/>
+                <w:szCs w:val="21"/>
+              </w:rPr>
+            </w:pPr>
+            <w:r>
+              <w:rPr>
+                <w:rFonts w:ascii="宋体" w:eastAsia="宋体" w:hAnsi="宋体"/>
+                <w:sz w:val="21"/>
+                <w:szCs w:val="21"/>
+              </w:rPr>
+              <w:t>所有字段一致</w:t>
+            </w:r>
+          </w:p>
+        </w:tc>
+        <w:tc>
+          <w:tcPr>
+            <w:tcW w:w="644" w:type="dxa"/>
+            <w:hideMark/>
+          </w:tcPr>
+          <w:p>
+            <w:pPr>
+              <w:spacing w:after="0" w:line="240" w:lineRule="auto"/>
+              <w:rPr>
+                <w:rFonts w:ascii="宋体" w:eastAsia="宋体" w:hAnsi="宋体"/>
+                <w:sz w:val="21"/>
+                <w:szCs w:val="21"/>
+              </w:rPr>
+            </w:pPr>
+            <w:r>
+              <w:rPr>
+                <w:rFonts w:ascii="宋体" w:eastAsia="宋体" w:hAnsi="宋体"/>
+                <w:sz w:val="21"/>
+                <w:szCs w:val="21"/>
+              </w:rPr>
+              <w:t>通过</w:t>
+            </w:r>
+          </w:p>
+        </w:tc>
+      </w:tr>
+      <w:tr>
+        <w:tc>
+          <w:tcPr>
+            <w:tcW w:w="0" w:type="auto"/>
+            <w:hideMark/>
+          </w:tcPr>
+          <w:p>
+            <w:pPr>
+              <w:spacing w:after="0" w:line="240" w:lineRule="auto"/>
+              <w:rPr>
+                <w:rFonts w:ascii="宋体" w:eastAsia="宋体" w:hAnsi="宋体"/>
+                <w:sz w:val="21"/>
+                <w:szCs w:val="21"/>
+              </w:rPr>
+            </w:pPr>
+            <w:r>
+              <w:rPr>
+                <w:rFonts w:ascii="宋体" w:eastAsia="宋体" w:hAnsi="宋体"/>
+                <w:sz w:val="21"/>
+                <w:szCs w:val="21"/>
+              </w:rPr>
+              <w:t>6</w:t>
+            </w:r>
+          </w:p>
+        </w:tc>
+        <w:tc>
+          <w:tcPr>
+            <w:tcW w:w="1352" w:type="dxa"/>
+            <w:hideMark/>
+          </w:tcPr>
+          <w:p>
+            <w:pPr>
+              <w:spacing w:after="0" w:line="240" w:lineRule="auto"/>
+              <w:rPr>
+                <w:rFonts w:ascii="宋体" w:eastAsia="宋体" w:hAnsi="宋体"/>
+                <w:sz w:val="21"/>
+                <w:szCs w:val="21"/>
+              </w:rPr>
+            </w:pPr>
+            <w:r>
+              <w:rPr>
+                <w:rFonts w:ascii="宋体" w:eastAsia="宋体" w:hAnsi="宋体"/>
+                <w:sz w:val="21"/>
+                <w:szCs w:val="21"/>
+              </w:rPr>
+              <w:t>后台操作指南</w:t>
+            </w:r>
+          </w:p>
+        </w:tc>
+        <w:tc>
+          <w:tcPr>
+            <w:tcW w:w="2631" w:type="dxa"/>
+            <w:hideMark/>
+          </w:tcPr>
+          <w:p>
+            <w:pPr>
+              <w:spacing w:after="0" w:line="240" w:lineRule="auto"/>
+              <w:rPr>
+                <w:rFonts w:ascii="宋体" w:eastAsia="宋体" w:hAnsi="宋体"/>
+                <w:sz w:val="21"/>
+                <w:szCs w:val="21"/>
+              </w:rPr>
+            </w:pPr>
+            <w:r>
+              <w:rPr>
+                <w:rFonts w:ascii="宋体" w:eastAsia="宋体" w:hAnsi="宋体"/>
+                <w:sz w:val="21"/>
+                <w:szCs w:val="21"/>
+              </w:rPr>
+              <w:t>依照操作指南登录管理员后台并发布健康资讯</w:t>
+            </w:r>
+          </w:p>
+        </w:tc>
+        <w:tc>
+          <w:tcPr>
+            <w:tcW w:w="1681" w:type="dxa"/>
+            <w:hideMark/>
+          </w:tcPr>
+          <w:p>
+            <w:pPr>
+              <w:spacing w:after="0" w:line="240" w:lineRule="auto"/>
+              <w:rPr>
+                <w:rFonts w:ascii="宋体" w:eastAsia="宋体" w:hAnsi="宋体"/>
+                <w:sz w:val="21"/>
+                <w:szCs w:val="21"/>
+              </w:rPr>
+            </w:pPr>
+            <w:r>
+              <w:rPr>
+                <w:rFonts w:ascii="宋体" w:eastAsia="宋体" w:hAnsi="宋体"/>
+                <w:sz w:val="21"/>
+                <w:szCs w:val="21"/>
+              </w:rPr>
+              <w:t>成功发布资讯，操作步骤与指南一致</w:t>
+            </w:r>
+          </w:p>
+        </w:tc>
+        <w:tc>
+          <w:tcPr>
+            <w:tcW w:w="1561" w:type="dxa"/>
+            <w:hideMark/>
+          </w:tcPr>
+          <w:p>
+            <w:pPr>
+              <w:spacing w:after="0" w:line="240" w:lineRule="auto"/>
+              <w:rPr>
+                <w:rFonts w:ascii="宋体" w:eastAsia="宋体" w:hAnsi="宋体"/>
+                <w:sz w:val="21"/>
+                <w:szCs w:val="21"/>
+              </w:rPr>
+            </w:pPr>
+            <w:r>
+              <w:rPr>
+                <w:rFonts w:ascii="宋体" w:eastAsia="宋体" w:hAnsi="宋体"/>
+                <w:sz w:val="21"/>
+                <w:szCs w:val="21"/>
+              </w:rPr>
+              <w:t>发布成功，指南步骤准确</w:t>
+            </w:r>
+          </w:p>
+        </w:tc>
+        <w:tc>
+          <w:tcPr>
+            <w:tcW w:w="644" w:type="dxa"/>
+            <w:hideMark/>
+          </w:tcPr>
+          <w:p>
+            <w:pPr>
+              <w:spacing w:after="0" w:line="240" w:lineRule="auto"/>
+              <w:rPr>
+                <w:rFonts w:ascii="宋体" w:eastAsia="宋体" w:hAnsi="宋体"/>
+                <w:sz w:val="21"/>
+                <w:szCs w:val="21"/>
+              </w:rPr>
+            </w:pPr>
+            <w:r>
+              <w:rPr>
+                <w:rFonts w:ascii="宋体" w:eastAsia="宋体" w:hAnsi="宋体"/>
+                <w:sz w:val="21"/>
+                <w:szCs w:val="21"/>
+              </w:rPr>
+              <w:t>通过</w:t>
+            </w:r>
+          </w:p>
+        </w:tc>
+      </w:tr>
+      <w:tr>
+        <w:tc>
+          <w:tcPr>
+            <w:tcW w:w="0" w:type="auto"/>
+            <w:hideMark/>
+          </w:tcPr>
+          <w:p>
+            <w:pPr>
+              <w:spacing w:after="0" w:line="240" w:lineRule="auto"/>
+              <w:rPr>
+                <w:rFonts w:ascii="宋体" w:eastAsia="宋体" w:hAnsi="宋体"/>
+                <w:sz w:val="21"/>
+                <w:szCs w:val="21"/>
+              </w:rPr>
+            </w:pPr>
+            <w:r>
+              <w:rPr>
+                <w:rFonts w:ascii="宋体" w:eastAsia="宋体" w:hAnsi="宋体"/>
+                <w:sz w:val="21"/>
+                <w:szCs w:val="21"/>
+              </w:rPr>
+              <w:t>7</w:t>
+            </w:r>
+          </w:p>
+        </w:tc>
+        <w:tc>
+          <w:tcPr>
+            <w:tcW w:w="1352" w:type="dxa"/>
+            <w:hideMark/>
+          </w:tcPr>
+          <w:p>
+            <w:pPr>
+              <w:spacing w:after="0" w:line="240" w:lineRule="auto"/>
+              <w:rPr>
+                <w:rFonts w:ascii="宋体" w:eastAsia="宋体" w:hAnsi="宋体"/>
+                <w:sz w:val="21"/>
+                <w:szCs w:val="21"/>
+              </w:rPr>
+            </w:pPr>
+            <w:r>
+              <w:rPr>
+                <w:rFonts w:ascii="宋体" w:eastAsia="宋体" w:hAnsi="宋体"/>
+                <w:sz w:val="21"/>
+                <w:szCs w:val="21"/>
+              </w:rPr>
+              <w:t>ER图与数据库结构</w:t>
+            </w:r>
+          </w:p>
+        </w:tc>
+        <w:tc>
+          <w:tcPr>
+            <w:tcW w:w="2631" w:type="dxa"/>
+            <w:hideMark/>
+          </w:tcPr>
+          <w:p>
+            <w:pPr>
+              <w:spacing w:after="0" w:line="240" w:lineRule="auto"/>
+              <w:rPr>
+                <w:rFonts w:ascii="宋体" w:eastAsia="宋体" w:hAnsi="宋体"/>
+                <w:sz w:val="21"/>
+                <w:szCs w:val="21"/>
+              </w:rPr>
+            </w:pPr>
+            <w:r>
+              <w:rPr>
+                <w:rFonts w:ascii="宋体" w:eastAsia="宋体" w:hAnsi="宋体"/>
+                <w:sz w:val="21"/>
+                <w:szCs w:val="21"/>
+              </w:rPr>
+              <w:t>对照ER图检查各实体与字段是否与MySQL建表结构一致</w:t>
+            </w:r>
+          </w:p>
+        </w:tc>
+        <w:tc>
+          <w:tcPr>
+            <w:tcW w:w="1681" w:type="dxa"/>
+            <w:hideMark/>
+          </w:tcPr>
+          <w:p>
+            <w:pPr>
+              <w:spacing w:after="0" w:line="240" w:lineRule="auto"/>
+              <w:rPr>
+                <w:rFonts w:ascii="宋体" w:eastAsia="宋体" w:hAnsi="宋体"/>
+                <w:sz w:val="21"/>
+                <w:szCs w:val="21"/>
+              </w:rPr>
+            </w:pPr>
+            <w:r>
+              <w:rPr>
+                <w:rFonts w:ascii="宋体" w:eastAsia="宋体" w:hAnsi="宋体"/>
+                <w:sz w:val="21"/>
+                <w:szCs w:val="21"/>
+              </w:rPr>
+              <w:t>所有实体、主键、外键定义一致</w:t>
+            </w:r>
+          </w:p>
+        </w:tc>
+        <w:tc>
+          <w:tcPr>
+            <w:tcW w:w="1561" w:type="dxa"/>
+            <w:hideMark/>
+          </w:tcPr>
+          <w:p>
+            <w:pPr>
+              <w:spacing w:after="0" w:line="240" w:lineRule="auto"/>
+              <w:rPr>
+                <w:rFonts w:ascii="宋体" w:eastAsia="宋体" w:hAnsi="宋体"/>
+                <w:sz w:val="21"/>
+                <w:szCs w:val="21"/>
+              </w:rPr>
+            </w:pPr>
+            <w:r>
+              <w:rPr>
+                <w:rFonts w:ascii="宋体" w:eastAsia="宋体" w:hAnsi="宋体"/>
+                <w:sz w:val="21"/>
+                <w:szCs w:val="21"/>
+              </w:rPr>
+              <w:t>实体关系图与数据库结构一致</w:t>
+            </w:r>
+          </w:p>
+        </w:tc>
+        <w:tc>
+          <w:tcPr>
+            <w:tcW w:w="644" w:type="dxa"/>
+            <w:hideMark/>
+          </w:tcPr>
+          <w:p>
+            <w:pPr>
+              <w:spacing w:after="0" w:line="240" w:lineRule="auto"/>
+              <w:rPr>
+                <w:rFonts w:ascii="宋体" w:eastAsia="宋体" w:hAnsi="宋体"/>
+                <w:sz w:val="21"/>
+                <w:szCs w:val="21"/>
+              </w:rPr>
+            </w:pPr>
+            <w:r>
+              <w:rPr>
+                <w:rFonts w:ascii="宋体" w:eastAsia="宋体" w:hAnsi="宋体"/>
+                <w:sz w:val="21"/>
+                <w:szCs w:val="21"/>
+              </w:rPr>
+              <w:t>通过</w:t>
+            </w:r>
+          </w:p>
+        </w:tc>
+      </w:tr>
+    </w:tbl>
     <w:p>
       <w:pPr>
         <w:spacing w:after="0" w:line="240" w:lineRule="auto"/>
-        <w:ind w:firstLine="420"/>
-        <w:rPr>
-          <w:rFonts w:ascii="宋体" w:eastAsia="宋体" w:hAnsi="宋体" w:hint="eastAsia"/>
+        <w:jc w:val="center"/>
+        <w:rPr>
+          <w:rFonts w:ascii="黑体" w:eastAsia="黑体" w:hAnsi="黑体" w:hint="eastAsia"/>
           <w:sz w:val="21"/>
           <w:szCs w:val="21"/>
         </w:rPr>
       </w:pPr>
       <w:r>
         <w:rPr>
-          <w:rFonts w:ascii="宋体" w:eastAsia="宋体" w:hAnsi="宋体" w:hint="eastAsia"/>
+          <w:rFonts w:ascii="黑体" w:eastAsia="黑体" w:hAnsi="黑体" w:hint="eastAsia"/>
           <w:sz w:val="21"/>
           <w:szCs w:val="21"/>
         </w:rPr>
-        <w:t>该</w:t>
+        <w:t>表</w:t>
       </w:r>
-    </w:p>
-    <w:p>
-      <w:pPr>
-        <w:spacing w:after="0" w:line="240" w:lineRule="auto"/>
-        <w:ind w:firstLine="420"/>
-        <w:rPr>
-          <w:rFonts w:ascii="宋体" w:eastAsia="宋体" w:hAnsi="宋体" w:hint="eastAsia"/>
+      <w:r>
+        <w:rPr>
+          <w:rFonts w:ascii="黑体" w:eastAsia="黑体" w:hAnsi="黑体" w:hint="eastAsia"/>
           <w:sz w:val="21"/>
           <w:szCs w:val="21"/>
         </w:rPr>
-      </w:pPr>
+        <w:t>5</w:t>
+      </w:r>
+      <w:r>
+        <w:rPr>
+          <w:rFonts w:ascii="黑体" w:eastAsia="黑体" w:hAnsi="黑体" w:hint="eastAsia"/>
+          <w:sz w:val="21"/>
+          <w:szCs w:val="21"/>
+        </w:rPr>
+        <w:t>：</w:t>
+      </w:r>
+      <w:r>
+        <w:rPr>
+          <w:rFonts w:ascii="黑体" w:eastAsia="黑体" w:hAnsi="黑体" w:hint="eastAsia"/>
+          <w:sz w:val="21"/>
+          <w:szCs w:val="21"/>
+        </w:rPr>
+        <w:t>文档介值一致性</w:t>
+      </w:r>
+      <w:r>
+        <w:rPr>
+          <w:rFonts w:ascii="黑体" w:eastAsia="黑体" w:hAnsi="黑体" w:hint="eastAsia"/>
+          <w:sz w:val="21"/>
+          <w:szCs w:val="21"/>
+        </w:rPr>
+        <w:t>测试表</w:t>
+      </w:r>
     </w:p>
     <w:p>
       <w:pPr>
@@ -11684,7 +13002,6 @@
           <w:sz w:val="28"/>
           <w:szCs w:val="28"/>
         </w:rPr>
-        <w:lastRenderedPageBreak/>
         <w:t>3.</w:t>
       </w:r>
       <w:r>
@@ -12944,7 +14261,16 @@
                 <w:sz w:val="21"/>
                 <w:szCs w:val="21"/>
               </w:rPr>
-              <w:t>页面异常恢复</w:t>
+              <w:t>页面异</w:t>
+            </w:r>
+            <w:r>
+              <w:rPr>
+                <w:rFonts w:ascii="宋体" w:eastAsia="宋体" w:hAnsi="宋体"/>
+                <w:sz w:val="21"/>
+                <w:szCs w:val="21"/>
+              </w:rPr>
+              <w:lastRenderedPageBreak/>
+              <w:t>常恢复</w:t>
             </w:r>
           </w:p>
         </w:tc>
@@ -12968,7 +14294,17 @@
                 <w:sz w:val="21"/>
                 <w:szCs w:val="21"/>
               </w:rPr>
-              <w:t>手动关闭浏览器后重新打开再次登录</w:t>
+              <w:lastRenderedPageBreak/>
+              <w:t>手动关闭浏览器后重</w:t>
+            </w:r>
+            <w:r>
+              <w:rPr>
+                <w:rFonts w:ascii="宋体" w:eastAsia="宋体" w:hAnsi="宋体"/>
+                <w:sz w:val="21"/>
+                <w:szCs w:val="21"/>
+              </w:rPr>
+              <w:lastRenderedPageBreak/>
+              <w:t>新打开再次登录</w:t>
             </w:r>
           </w:p>
         </w:tc>
@@ -12992,7 +14328,17 @@
                 <w:sz w:val="21"/>
                 <w:szCs w:val="21"/>
               </w:rPr>
-              <w:t>系统自动恢复会话或回到首页</w:t>
+              <w:lastRenderedPageBreak/>
+              <w:t>系统自动恢复会话</w:t>
+            </w:r>
+            <w:r>
+              <w:rPr>
+                <w:rFonts w:ascii="宋体" w:eastAsia="宋体" w:hAnsi="宋体"/>
+                <w:sz w:val="21"/>
+                <w:szCs w:val="21"/>
+              </w:rPr>
+              <w:lastRenderedPageBreak/>
+              <w:t>或回到首页</w:t>
             </w:r>
           </w:p>
         </w:tc>
@@ -13016,7 +14362,17 @@
                 <w:sz w:val="21"/>
                 <w:szCs w:val="21"/>
               </w:rPr>
-              <w:t>成功登录后跳转到首页</w:t>
+              <w:lastRenderedPageBreak/>
+              <w:t>成功登录后跳转</w:t>
+            </w:r>
+            <w:r>
+              <w:rPr>
+                <w:rFonts w:ascii="宋体" w:eastAsia="宋体" w:hAnsi="宋体"/>
+                <w:sz w:val="21"/>
+                <w:szCs w:val="21"/>
+              </w:rPr>
+              <w:lastRenderedPageBreak/>
+              <w:t>到首页</w:t>
             </w:r>
           </w:p>
         </w:tc>
@@ -13040,6 +14396,7 @@
                 <w:sz w:val="21"/>
                 <w:szCs w:val="21"/>
               </w:rPr>
+              <w:lastRenderedPageBreak/>
               <w:t>是</w:t>
             </w:r>
           </w:p>
@@ -13508,7 +14865,7 @@
           <w:sz w:val="21"/>
           <w:szCs w:val="21"/>
         </w:rPr>
-        <w:t>7</w:t>
+        <w:t>6</w:t>
       </w:r>
       <w:r>
         <w:rPr>
@@ -20132,7 +21489,6 @@
   <w:style w:type="character" w:default="1" w:styleId="a0">
     <w:name w:val="Default Paragraph Font"/>
     <w:uiPriority w:val="1"/>
-    <w:semiHidden/>
     <w:unhideWhenUsed/>
   </w:style>
   <w:style w:type="table" w:default="1" w:styleId="a1">

--- a/项目文档/测试文档.docx
+++ b/项目文档/测试文档.docx
@@ -974,7 +974,7 @@
       <w:pPr>
         <w:pStyle w:val="TOC1"/>
         <w:tabs>
-          <w:tab w:val="left" w:pos="840"/>
+          <w:tab w:val="left" w:pos="880"/>
         </w:tabs>
         <w:rPr>
           <w:rFonts w:asciiTheme="minorHAnsi" w:eastAsiaTheme="minorEastAsia" w:hAnsiTheme="minorHAnsi" w:cstheme="minorBidi" w:hint="eastAsia"/>
@@ -1002,7 +1002,7 @@
         </w:rPr>
         <w:fldChar w:fldCharType="separate"/>
       </w:r>
-      <w:hyperlink w:anchor="_Toc196901144" w:history="1">
+      <w:hyperlink w:anchor="_Toc197613756" w:history="1">
         <w:r>
           <w:rPr>
             <w:rStyle w:val="af3"/>
@@ -1058,7 +1058,7 @@
             <w:noProof/>
             <w:webHidden/>
           </w:rPr>
-          <w:instrText>PAGEREF _Toc196901144 \h</w:instrText>
+          <w:instrText>PAGEREF _Toc197613756 \h</w:instrText>
         </w:r>
         <w:r>
           <w:rPr>
@@ -1114,7 +1114,7 @@
           <w14:ligatures w14:val="standardContextual"/>
         </w:rPr>
       </w:pPr>
-      <w:hyperlink w:anchor="_Toc196901145" w:history="1">
+      <w:hyperlink w:anchor="_Toc197613757" w:history="1">
         <w:r>
           <w:rPr>
             <w:rStyle w:val="af3"/>
@@ -1153,7 +1153,7 @@
             <w:noProof/>
             <w:webHidden/>
           </w:rPr>
-          <w:instrText>PAGEREF _Toc196901145 \h</w:instrText>
+          <w:instrText>PAGEREF _Toc197613757 \h</w:instrText>
         </w:r>
         <w:r>
           <w:rPr>
@@ -1209,7 +1209,7 @@
           <w14:ligatures w14:val="standardContextual"/>
         </w:rPr>
       </w:pPr>
-      <w:hyperlink w:anchor="_Toc196901146" w:history="1">
+      <w:hyperlink w:anchor="_Toc197613758" w:history="1">
         <w:r>
           <w:rPr>
             <w:rStyle w:val="af3"/>
@@ -1248,7 +1248,7 @@
             <w:noProof/>
             <w:webHidden/>
           </w:rPr>
-          <w:instrText>PAGEREF _Toc196901146 \h</w:instrText>
+          <w:instrText>PAGEREF _Toc197613758 \h</w:instrText>
         </w:r>
         <w:r>
           <w:rPr>
@@ -1302,7 +1302,7 @@
           <w14:ligatures w14:val="standardContextual"/>
         </w:rPr>
       </w:pPr>
-      <w:hyperlink w:anchor="_Toc196901147" w:history="1">
+      <w:hyperlink w:anchor="_Toc197613759" w:history="1">
         <w:r>
           <w:rPr>
             <w:rStyle w:val="af3"/>
@@ -1340,7 +1340,7 @@
             <w:noProof/>
             <w:webHidden/>
           </w:rPr>
-          <w:instrText>PAGEREF _Toc196901147 \h</w:instrText>
+          <w:instrText>PAGEREF _Toc197613759 \h</w:instrText>
         </w:r>
         <w:r>
           <w:rPr>
@@ -1396,7 +1396,7 @@
           <w14:ligatures w14:val="standardContextual"/>
         </w:rPr>
       </w:pPr>
-      <w:hyperlink w:anchor="_Toc196901148" w:history="1">
+      <w:hyperlink w:anchor="_Toc197613760" w:history="1">
         <w:r>
           <w:rPr>
             <w:rStyle w:val="af3"/>
@@ -1435,7 +1435,7 @@
             <w:noProof/>
             <w:webHidden/>
           </w:rPr>
-          <w:instrText>PAGEREF _Toc196901148 \h</w:instrText>
+          <w:instrText>PAGEREF _Toc197613760 \h</w:instrText>
         </w:r>
         <w:r>
           <w:rPr>
@@ -1491,7 +1491,7 @@
           <w14:ligatures w14:val="standardContextual"/>
         </w:rPr>
       </w:pPr>
-      <w:hyperlink w:anchor="_Toc196901149" w:history="1">
+      <w:hyperlink w:anchor="_Toc197613761" w:history="1">
         <w:r>
           <w:rPr>
             <w:rStyle w:val="af3"/>
@@ -1530,289 +1530,7 @@
             <w:noProof/>
             <w:webHidden/>
           </w:rPr>
-          <w:instrText>PAGEREF _Toc196901149 \h</w:instrText>
-        </w:r>
-        <w:r>
-          <w:rPr>
-            <w:rFonts w:hint="eastAsia"/>
-            <w:noProof/>
-            <w:webHidden/>
-          </w:rPr>
-          <w:instrText xml:space="preserve"> </w:instrText>
-        </w:r>
-        <w:r>
-          <w:rPr>
-            <w:rFonts w:hint="eastAsia"/>
-            <w:noProof/>
-            <w:webHidden/>
-          </w:rPr>
-        </w:r>
-        <w:r>
-          <w:rPr>
-            <w:rFonts w:hint="eastAsia"/>
-            <w:noProof/>
-            <w:webHidden/>
-          </w:rPr>
-          <w:fldChar w:fldCharType="separate"/>
-        </w:r>
-        <w:r>
-          <w:rPr>
-            <w:rFonts w:hint="eastAsia"/>
-            <w:noProof/>
-            <w:webHidden/>
-          </w:rPr>
-          <w:t>3</w:t>
-        </w:r>
-        <w:r>
-          <w:rPr>
-            <w:rFonts w:hint="eastAsia"/>
-            <w:noProof/>
-            <w:webHidden/>
-          </w:rPr>
-          <w:fldChar w:fldCharType="end"/>
-        </w:r>
-      </w:hyperlink>
-    </w:p>
-    <w:p>
-      <w:pPr>
-        <w:pStyle w:val="TOC2"/>
-        <w:tabs>
-          <w:tab w:val="right" w:leader="dot" w:pos="8296"/>
-        </w:tabs>
-        <w:ind w:left="440"/>
-        <w:rPr>
-          <w:rFonts w:asciiTheme="minorHAnsi" w:eastAsiaTheme="minorEastAsia" w:hAnsiTheme="minorHAnsi" w:cstheme="minorBidi" w:hint="eastAsia"/>
-          <w:noProof/>
-          <w14:ligatures w14:val="standardContextual"/>
-        </w:rPr>
-      </w:pPr>
-      <w:hyperlink w:anchor="_Toc196901150" w:history="1">
-        <w:r>
-          <w:rPr>
-            <w:rStyle w:val="af3"/>
-            <w:rFonts w:ascii="黑体" w:eastAsia="黑体" w:hAnsi="黑体" w:hint="eastAsia"/>
-            <w:bCs/>
-            <w:noProof/>
-          </w:rPr>
-          <w:t>2.3 测试实施</w:t>
-        </w:r>
-        <w:r>
-          <w:rPr>
-            <w:rFonts w:hint="eastAsia"/>
-            <w:noProof/>
-            <w:webHidden/>
-          </w:rPr>
-          <w:tab/>
-        </w:r>
-        <w:r>
-          <w:rPr>
-            <w:rFonts w:hint="eastAsia"/>
-            <w:noProof/>
-            <w:webHidden/>
-          </w:rPr>
-          <w:fldChar w:fldCharType="begin"/>
-        </w:r>
-        <w:r>
-          <w:rPr>
-            <w:rFonts w:hint="eastAsia"/>
-            <w:noProof/>
-            <w:webHidden/>
-          </w:rPr>
-          <w:instrText xml:space="preserve"> </w:instrText>
-        </w:r>
-        <w:r>
-          <w:rPr>
-            <w:noProof/>
-            <w:webHidden/>
-          </w:rPr>
-          <w:instrText>PAGEREF _Toc196901150 \h</w:instrText>
-        </w:r>
-        <w:r>
-          <w:rPr>
-            <w:rFonts w:hint="eastAsia"/>
-            <w:noProof/>
-            <w:webHidden/>
-          </w:rPr>
-          <w:instrText xml:space="preserve"> </w:instrText>
-        </w:r>
-        <w:r>
-          <w:rPr>
-            <w:rFonts w:hint="eastAsia"/>
-            <w:noProof/>
-            <w:webHidden/>
-          </w:rPr>
-        </w:r>
-        <w:r>
-          <w:rPr>
-            <w:rFonts w:hint="eastAsia"/>
-            <w:noProof/>
-            <w:webHidden/>
-          </w:rPr>
-          <w:fldChar w:fldCharType="separate"/>
-        </w:r>
-        <w:r>
-          <w:rPr>
-            <w:rFonts w:hint="eastAsia"/>
-            <w:noProof/>
-            <w:webHidden/>
-          </w:rPr>
-          <w:t>3</w:t>
-        </w:r>
-        <w:r>
-          <w:rPr>
-            <w:rFonts w:hint="eastAsia"/>
-            <w:noProof/>
-            <w:webHidden/>
-          </w:rPr>
-          <w:fldChar w:fldCharType="end"/>
-        </w:r>
-      </w:hyperlink>
-    </w:p>
-    <w:p>
-      <w:pPr>
-        <w:pStyle w:val="TOC2"/>
-        <w:tabs>
-          <w:tab w:val="right" w:leader="dot" w:pos="8296"/>
-        </w:tabs>
-        <w:ind w:left="440"/>
-        <w:rPr>
-          <w:rFonts w:asciiTheme="minorHAnsi" w:eastAsiaTheme="minorEastAsia" w:hAnsiTheme="minorHAnsi" w:cstheme="minorBidi" w:hint="eastAsia"/>
-          <w:noProof/>
-          <w14:ligatures w14:val="standardContextual"/>
-        </w:rPr>
-      </w:pPr>
-      <w:hyperlink w:anchor="_Toc196901151" w:history="1">
-        <w:r>
-          <w:rPr>
-            <w:rStyle w:val="af3"/>
-            <w:rFonts w:ascii="黑体" w:eastAsia="黑体" w:hAnsi="黑体" w:hint="eastAsia"/>
-            <w:bCs/>
-            <w:noProof/>
-          </w:rPr>
-          <w:t>2.4通过准则</w:t>
-        </w:r>
-        <w:r>
-          <w:rPr>
-            <w:rFonts w:hint="eastAsia"/>
-            <w:noProof/>
-            <w:webHidden/>
-          </w:rPr>
-          <w:tab/>
-        </w:r>
-        <w:r>
-          <w:rPr>
-            <w:rFonts w:hint="eastAsia"/>
-            <w:noProof/>
-            <w:webHidden/>
-          </w:rPr>
-          <w:fldChar w:fldCharType="begin"/>
-        </w:r>
-        <w:r>
-          <w:rPr>
-            <w:rFonts w:hint="eastAsia"/>
-            <w:noProof/>
-            <w:webHidden/>
-          </w:rPr>
-          <w:instrText xml:space="preserve"> </w:instrText>
-        </w:r>
-        <w:r>
-          <w:rPr>
-            <w:noProof/>
-            <w:webHidden/>
-          </w:rPr>
-          <w:instrText>PAGEREF _Toc196901151 \h</w:instrText>
-        </w:r>
-        <w:r>
-          <w:rPr>
-            <w:rFonts w:hint="eastAsia"/>
-            <w:noProof/>
-            <w:webHidden/>
-          </w:rPr>
-          <w:instrText xml:space="preserve"> </w:instrText>
-        </w:r>
-        <w:r>
-          <w:rPr>
-            <w:rFonts w:hint="eastAsia"/>
-            <w:noProof/>
-            <w:webHidden/>
-          </w:rPr>
-        </w:r>
-        <w:r>
-          <w:rPr>
-            <w:rFonts w:hint="eastAsia"/>
-            <w:noProof/>
-            <w:webHidden/>
-          </w:rPr>
-          <w:fldChar w:fldCharType="separate"/>
-        </w:r>
-        <w:r>
-          <w:rPr>
-            <w:rFonts w:hint="eastAsia"/>
-            <w:noProof/>
-            <w:webHidden/>
-          </w:rPr>
-          <w:t>3</w:t>
-        </w:r>
-        <w:r>
-          <w:rPr>
-            <w:rFonts w:hint="eastAsia"/>
-            <w:noProof/>
-            <w:webHidden/>
-          </w:rPr>
-          <w:fldChar w:fldCharType="end"/>
-        </w:r>
-      </w:hyperlink>
-    </w:p>
-    <w:p>
-      <w:pPr>
-        <w:pStyle w:val="TOC1"/>
-        <w:rPr>
-          <w:rFonts w:asciiTheme="minorHAnsi" w:eastAsiaTheme="minorEastAsia" w:hAnsiTheme="minorHAnsi" w:cstheme="minorBidi" w:hint="eastAsia"/>
-          <w:b w:val="0"/>
-          <w:bCs w:val="0"/>
-          <w:noProof/>
-          <w14:ligatures w14:val="standardContextual"/>
-        </w:rPr>
-      </w:pPr>
-      <w:hyperlink w:anchor="_Toc196901152" w:history="1">
-        <w:r>
-          <w:rPr>
-            <w:rStyle w:val="af3"/>
-            <w:rFonts w:hint="eastAsia"/>
-            <w:noProof/>
-          </w:rPr>
-          <w:t>三、测试程序</w:t>
-        </w:r>
-        <w:r>
-          <w:rPr>
-            <w:rFonts w:hint="eastAsia"/>
-            <w:noProof/>
-            <w:webHidden/>
-          </w:rPr>
-          <w:tab/>
-        </w:r>
-        <w:r>
-          <w:rPr>
-            <w:rFonts w:hint="eastAsia"/>
-            <w:noProof/>
-            <w:webHidden/>
-          </w:rPr>
-          <w:fldChar w:fldCharType="begin"/>
-        </w:r>
-        <w:r>
-          <w:rPr>
-            <w:rFonts w:hint="eastAsia"/>
-            <w:noProof/>
-            <w:webHidden/>
-          </w:rPr>
-          <w:instrText xml:space="preserve"> </w:instrText>
-        </w:r>
-        <w:r>
-          <w:rPr>
-            <w:noProof/>
-            <w:webHidden/>
-          </w:rPr>
-          <w:instrText>PAGEREF _Toc196901152 \h</w:instrText>
+          <w:instrText>PAGEREF _Toc197613761 \h</w:instrText>
         </w:r>
         <w:r>
           <w:rPr>
@@ -1868,7 +1586,649 @@
           <w14:ligatures w14:val="standardContextual"/>
         </w:rPr>
       </w:pPr>
-      <w:hyperlink w:anchor="_Toc196901153" w:history="1">
+      <w:hyperlink w:anchor="_Toc197613762" w:history="1">
+        <w:r>
+          <w:rPr>
+            <w:rStyle w:val="af3"/>
+            <w:rFonts w:ascii="黑体" w:eastAsia="黑体" w:hAnsi="黑体" w:hint="eastAsia"/>
+            <w:bCs/>
+            <w:noProof/>
+          </w:rPr>
+          <w:t>2.3 测试实施</w:t>
+        </w:r>
+        <w:r>
+          <w:rPr>
+            <w:rFonts w:hint="eastAsia"/>
+            <w:noProof/>
+            <w:webHidden/>
+          </w:rPr>
+          <w:tab/>
+        </w:r>
+        <w:r>
+          <w:rPr>
+            <w:rFonts w:hint="eastAsia"/>
+            <w:noProof/>
+            <w:webHidden/>
+          </w:rPr>
+          <w:fldChar w:fldCharType="begin"/>
+        </w:r>
+        <w:r>
+          <w:rPr>
+            <w:rFonts w:hint="eastAsia"/>
+            <w:noProof/>
+            <w:webHidden/>
+          </w:rPr>
+          <w:instrText xml:space="preserve"> </w:instrText>
+        </w:r>
+        <w:r>
+          <w:rPr>
+            <w:noProof/>
+            <w:webHidden/>
+          </w:rPr>
+          <w:instrText>PAGEREF _Toc197613762 \h</w:instrText>
+        </w:r>
+        <w:r>
+          <w:rPr>
+            <w:rFonts w:hint="eastAsia"/>
+            <w:noProof/>
+            <w:webHidden/>
+          </w:rPr>
+          <w:instrText xml:space="preserve"> </w:instrText>
+        </w:r>
+        <w:r>
+          <w:rPr>
+            <w:rFonts w:hint="eastAsia"/>
+            <w:noProof/>
+            <w:webHidden/>
+          </w:rPr>
+        </w:r>
+        <w:r>
+          <w:rPr>
+            <w:rFonts w:hint="eastAsia"/>
+            <w:noProof/>
+            <w:webHidden/>
+          </w:rPr>
+          <w:fldChar w:fldCharType="separate"/>
+        </w:r>
+        <w:r>
+          <w:rPr>
+            <w:rFonts w:hint="eastAsia"/>
+            <w:noProof/>
+            <w:webHidden/>
+          </w:rPr>
+          <w:t>7</w:t>
+        </w:r>
+        <w:r>
+          <w:rPr>
+            <w:rFonts w:hint="eastAsia"/>
+            <w:noProof/>
+            <w:webHidden/>
+          </w:rPr>
+          <w:fldChar w:fldCharType="end"/>
+        </w:r>
+      </w:hyperlink>
+    </w:p>
+    <w:p>
+      <w:pPr>
+        <w:pStyle w:val="TOC2"/>
+        <w:tabs>
+          <w:tab w:val="right" w:leader="dot" w:pos="8296"/>
+        </w:tabs>
+        <w:ind w:left="440"/>
+        <w:rPr>
+          <w:rFonts w:asciiTheme="minorHAnsi" w:eastAsiaTheme="minorEastAsia" w:hAnsiTheme="minorHAnsi" w:cstheme="minorBidi" w:hint="eastAsia"/>
+          <w:noProof/>
+          <w14:ligatures w14:val="standardContextual"/>
+        </w:rPr>
+      </w:pPr>
+      <w:hyperlink w:anchor="_Toc197613763" w:history="1">
+        <w:r>
+          <w:rPr>
+            <w:rStyle w:val="af3"/>
+            <w:rFonts w:ascii="黑体" w:eastAsia="黑体" w:hAnsi="黑体" w:hint="eastAsia"/>
+            <w:bCs/>
+            <w:noProof/>
+          </w:rPr>
+          <w:t>2.4通过准则</w:t>
+        </w:r>
+        <w:r>
+          <w:rPr>
+            <w:rFonts w:hint="eastAsia"/>
+            <w:noProof/>
+            <w:webHidden/>
+          </w:rPr>
+          <w:tab/>
+        </w:r>
+        <w:r>
+          <w:rPr>
+            <w:rFonts w:hint="eastAsia"/>
+            <w:noProof/>
+            <w:webHidden/>
+          </w:rPr>
+          <w:fldChar w:fldCharType="begin"/>
+        </w:r>
+        <w:r>
+          <w:rPr>
+            <w:rFonts w:hint="eastAsia"/>
+            <w:noProof/>
+            <w:webHidden/>
+          </w:rPr>
+          <w:instrText xml:space="preserve"> </w:instrText>
+        </w:r>
+        <w:r>
+          <w:rPr>
+            <w:noProof/>
+            <w:webHidden/>
+          </w:rPr>
+          <w:instrText>PAGEREF _Toc197613763 \h</w:instrText>
+        </w:r>
+        <w:r>
+          <w:rPr>
+            <w:rFonts w:hint="eastAsia"/>
+            <w:noProof/>
+            <w:webHidden/>
+          </w:rPr>
+          <w:instrText xml:space="preserve"> </w:instrText>
+        </w:r>
+        <w:r>
+          <w:rPr>
+            <w:rFonts w:hint="eastAsia"/>
+            <w:noProof/>
+            <w:webHidden/>
+          </w:rPr>
+        </w:r>
+        <w:r>
+          <w:rPr>
+            <w:rFonts w:hint="eastAsia"/>
+            <w:noProof/>
+            <w:webHidden/>
+          </w:rPr>
+          <w:fldChar w:fldCharType="separate"/>
+        </w:r>
+        <w:r>
+          <w:rPr>
+            <w:rFonts w:hint="eastAsia"/>
+            <w:noProof/>
+            <w:webHidden/>
+          </w:rPr>
+          <w:t>7</w:t>
+        </w:r>
+        <w:r>
+          <w:rPr>
+            <w:rFonts w:hint="eastAsia"/>
+            <w:noProof/>
+            <w:webHidden/>
+          </w:rPr>
+          <w:fldChar w:fldCharType="end"/>
+        </w:r>
+      </w:hyperlink>
+    </w:p>
+    <w:p>
+      <w:pPr>
+        <w:pStyle w:val="TOC3"/>
+        <w:rPr>
+          <w:rFonts w:asciiTheme="minorHAnsi" w:eastAsiaTheme="minorEastAsia" w:hAnsiTheme="minorHAnsi" w:cstheme="minorBidi" w:hint="eastAsia"/>
+          <w:noProof/>
+          <w14:ligatures w14:val="standardContextual"/>
+        </w:rPr>
+      </w:pPr>
+      <w:hyperlink w:anchor="_Toc197613764" w:history="1">
+        <w:r>
+          <w:rPr>
+            <w:rStyle w:val="af3"/>
+            <w:rFonts w:hint="eastAsia"/>
+            <w:noProof/>
+          </w:rPr>
+          <w:t>2.4.1. 功能验证通过准则</w:t>
+        </w:r>
+        <w:r>
+          <w:rPr>
+            <w:rFonts w:hint="eastAsia"/>
+            <w:noProof/>
+            <w:webHidden/>
+          </w:rPr>
+          <w:tab/>
+        </w:r>
+        <w:r>
+          <w:rPr>
+            <w:rFonts w:hint="eastAsia"/>
+            <w:noProof/>
+            <w:webHidden/>
+          </w:rPr>
+          <w:fldChar w:fldCharType="begin"/>
+        </w:r>
+        <w:r>
+          <w:rPr>
+            <w:rFonts w:hint="eastAsia"/>
+            <w:noProof/>
+            <w:webHidden/>
+          </w:rPr>
+          <w:instrText xml:space="preserve"> </w:instrText>
+        </w:r>
+        <w:r>
+          <w:rPr>
+            <w:noProof/>
+            <w:webHidden/>
+          </w:rPr>
+          <w:instrText>PAGEREF _Toc197613764 \h</w:instrText>
+        </w:r>
+        <w:r>
+          <w:rPr>
+            <w:rFonts w:hint="eastAsia"/>
+            <w:noProof/>
+            <w:webHidden/>
+          </w:rPr>
+          <w:instrText xml:space="preserve"> </w:instrText>
+        </w:r>
+        <w:r>
+          <w:rPr>
+            <w:rFonts w:hint="eastAsia"/>
+            <w:noProof/>
+            <w:webHidden/>
+          </w:rPr>
+        </w:r>
+        <w:r>
+          <w:rPr>
+            <w:rFonts w:hint="eastAsia"/>
+            <w:noProof/>
+            <w:webHidden/>
+          </w:rPr>
+          <w:fldChar w:fldCharType="separate"/>
+        </w:r>
+        <w:r>
+          <w:rPr>
+            <w:rFonts w:hint="eastAsia"/>
+            <w:noProof/>
+            <w:webHidden/>
+          </w:rPr>
+          <w:t>7</w:t>
+        </w:r>
+        <w:r>
+          <w:rPr>
+            <w:rFonts w:hint="eastAsia"/>
+            <w:noProof/>
+            <w:webHidden/>
+          </w:rPr>
+          <w:fldChar w:fldCharType="end"/>
+        </w:r>
+      </w:hyperlink>
+    </w:p>
+    <w:p>
+      <w:pPr>
+        <w:pStyle w:val="TOC3"/>
+        <w:rPr>
+          <w:rFonts w:asciiTheme="minorHAnsi" w:eastAsiaTheme="minorEastAsia" w:hAnsiTheme="minorHAnsi" w:cstheme="minorBidi" w:hint="eastAsia"/>
+          <w:noProof/>
+          <w14:ligatures w14:val="standardContextual"/>
+        </w:rPr>
+      </w:pPr>
+      <w:hyperlink w:anchor="_Toc197613765" w:history="1">
+        <w:r>
+          <w:rPr>
+            <w:rStyle w:val="af3"/>
+            <w:rFonts w:hint="eastAsia"/>
+            <w:noProof/>
+          </w:rPr>
+          <w:t>2.4.2. 接口与性能通过准则功能</w:t>
+        </w:r>
+        <w:r>
+          <w:rPr>
+            <w:rFonts w:hint="eastAsia"/>
+            <w:noProof/>
+            <w:webHidden/>
+          </w:rPr>
+          <w:tab/>
+        </w:r>
+        <w:r>
+          <w:rPr>
+            <w:rFonts w:hint="eastAsia"/>
+            <w:noProof/>
+            <w:webHidden/>
+          </w:rPr>
+          <w:fldChar w:fldCharType="begin"/>
+        </w:r>
+        <w:r>
+          <w:rPr>
+            <w:rFonts w:hint="eastAsia"/>
+            <w:noProof/>
+            <w:webHidden/>
+          </w:rPr>
+          <w:instrText xml:space="preserve"> </w:instrText>
+        </w:r>
+        <w:r>
+          <w:rPr>
+            <w:noProof/>
+            <w:webHidden/>
+          </w:rPr>
+          <w:instrText>PAGEREF _Toc197613765 \h</w:instrText>
+        </w:r>
+        <w:r>
+          <w:rPr>
+            <w:rFonts w:hint="eastAsia"/>
+            <w:noProof/>
+            <w:webHidden/>
+          </w:rPr>
+          <w:instrText xml:space="preserve"> </w:instrText>
+        </w:r>
+        <w:r>
+          <w:rPr>
+            <w:rFonts w:hint="eastAsia"/>
+            <w:noProof/>
+            <w:webHidden/>
+          </w:rPr>
+        </w:r>
+        <w:r>
+          <w:rPr>
+            <w:rFonts w:hint="eastAsia"/>
+            <w:noProof/>
+            <w:webHidden/>
+          </w:rPr>
+          <w:fldChar w:fldCharType="separate"/>
+        </w:r>
+        <w:r>
+          <w:rPr>
+            <w:rFonts w:hint="eastAsia"/>
+            <w:noProof/>
+            <w:webHidden/>
+          </w:rPr>
+          <w:t>8</w:t>
+        </w:r>
+        <w:r>
+          <w:rPr>
+            <w:rFonts w:hint="eastAsia"/>
+            <w:noProof/>
+            <w:webHidden/>
+          </w:rPr>
+          <w:fldChar w:fldCharType="end"/>
+        </w:r>
+      </w:hyperlink>
+    </w:p>
+    <w:p>
+      <w:pPr>
+        <w:pStyle w:val="TOC3"/>
+        <w:rPr>
+          <w:rFonts w:asciiTheme="minorHAnsi" w:eastAsiaTheme="minorEastAsia" w:hAnsiTheme="minorHAnsi" w:cstheme="minorBidi" w:hint="eastAsia"/>
+          <w:noProof/>
+          <w14:ligatures w14:val="standardContextual"/>
+        </w:rPr>
+      </w:pPr>
+      <w:hyperlink w:anchor="_Toc197613766" w:history="1">
+        <w:r>
+          <w:rPr>
+            <w:rStyle w:val="af3"/>
+            <w:rFonts w:hint="eastAsia"/>
+            <w:noProof/>
+          </w:rPr>
+          <w:t>2.4.3. 安全与稳定性通过准则功能</w:t>
+        </w:r>
+        <w:r>
+          <w:rPr>
+            <w:rFonts w:hint="eastAsia"/>
+            <w:noProof/>
+            <w:webHidden/>
+          </w:rPr>
+          <w:tab/>
+        </w:r>
+        <w:r>
+          <w:rPr>
+            <w:rFonts w:hint="eastAsia"/>
+            <w:noProof/>
+            <w:webHidden/>
+          </w:rPr>
+          <w:fldChar w:fldCharType="begin"/>
+        </w:r>
+        <w:r>
+          <w:rPr>
+            <w:rFonts w:hint="eastAsia"/>
+            <w:noProof/>
+            <w:webHidden/>
+          </w:rPr>
+          <w:instrText xml:space="preserve"> </w:instrText>
+        </w:r>
+        <w:r>
+          <w:rPr>
+            <w:noProof/>
+            <w:webHidden/>
+          </w:rPr>
+          <w:instrText>PAGEREF _Toc197613766 \h</w:instrText>
+        </w:r>
+        <w:r>
+          <w:rPr>
+            <w:rFonts w:hint="eastAsia"/>
+            <w:noProof/>
+            <w:webHidden/>
+          </w:rPr>
+          <w:instrText xml:space="preserve"> </w:instrText>
+        </w:r>
+        <w:r>
+          <w:rPr>
+            <w:rFonts w:hint="eastAsia"/>
+            <w:noProof/>
+            <w:webHidden/>
+          </w:rPr>
+        </w:r>
+        <w:r>
+          <w:rPr>
+            <w:rFonts w:hint="eastAsia"/>
+            <w:noProof/>
+            <w:webHidden/>
+          </w:rPr>
+          <w:fldChar w:fldCharType="separate"/>
+        </w:r>
+        <w:r>
+          <w:rPr>
+            <w:rFonts w:hint="eastAsia"/>
+            <w:noProof/>
+            <w:webHidden/>
+          </w:rPr>
+          <w:t>8</w:t>
+        </w:r>
+        <w:r>
+          <w:rPr>
+            <w:rFonts w:hint="eastAsia"/>
+            <w:noProof/>
+            <w:webHidden/>
+          </w:rPr>
+          <w:fldChar w:fldCharType="end"/>
+        </w:r>
+      </w:hyperlink>
+    </w:p>
+    <w:p>
+      <w:pPr>
+        <w:pStyle w:val="TOC3"/>
+        <w:rPr>
+          <w:rFonts w:asciiTheme="minorHAnsi" w:eastAsiaTheme="minorEastAsia" w:hAnsiTheme="minorHAnsi" w:cstheme="minorBidi" w:hint="eastAsia"/>
+          <w:noProof/>
+          <w14:ligatures w14:val="standardContextual"/>
+        </w:rPr>
+      </w:pPr>
+      <w:hyperlink w:anchor="_Toc197613767" w:history="1">
+        <w:r>
+          <w:rPr>
+            <w:rStyle w:val="af3"/>
+            <w:rFonts w:hint="eastAsia"/>
+            <w:noProof/>
+          </w:rPr>
+          <w:t>2.4.4. 可用性与用户体验通过准则</w:t>
+        </w:r>
+        <w:r>
+          <w:rPr>
+            <w:rFonts w:hint="eastAsia"/>
+            <w:noProof/>
+            <w:webHidden/>
+          </w:rPr>
+          <w:tab/>
+        </w:r>
+        <w:r>
+          <w:rPr>
+            <w:rFonts w:hint="eastAsia"/>
+            <w:noProof/>
+            <w:webHidden/>
+          </w:rPr>
+          <w:fldChar w:fldCharType="begin"/>
+        </w:r>
+        <w:r>
+          <w:rPr>
+            <w:rFonts w:hint="eastAsia"/>
+            <w:noProof/>
+            <w:webHidden/>
+          </w:rPr>
+          <w:instrText xml:space="preserve"> </w:instrText>
+        </w:r>
+        <w:r>
+          <w:rPr>
+            <w:noProof/>
+            <w:webHidden/>
+          </w:rPr>
+          <w:instrText>PAGEREF _Toc197613767 \h</w:instrText>
+        </w:r>
+        <w:r>
+          <w:rPr>
+            <w:rFonts w:hint="eastAsia"/>
+            <w:noProof/>
+            <w:webHidden/>
+          </w:rPr>
+          <w:instrText xml:space="preserve"> </w:instrText>
+        </w:r>
+        <w:r>
+          <w:rPr>
+            <w:rFonts w:hint="eastAsia"/>
+            <w:noProof/>
+            <w:webHidden/>
+          </w:rPr>
+        </w:r>
+        <w:r>
+          <w:rPr>
+            <w:rFonts w:hint="eastAsia"/>
+            <w:noProof/>
+            <w:webHidden/>
+          </w:rPr>
+          <w:fldChar w:fldCharType="separate"/>
+        </w:r>
+        <w:r>
+          <w:rPr>
+            <w:rFonts w:hint="eastAsia"/>
+            <w:noProof/>
+            <w:webHidden/>
+          </w:rPr>
+          <w:t>8</w:t>
+        </w:r>
+        <w:r>
+          <w:rPr>
+            <w:rFonts w:hint="eastAsia"/>
+            <w:noProof/>
+            <w:webHidden/>
+          </w:rPr>
+          <w:fldChar w:fldCharType="end"/>
+        </w:r>
+      </w:hyperlink>
+    </w:p>
+    <w:p>
+      <w:pPr>
+        <w:pStyle w:val="TOC1"/>
+        <w:rPr>
+          <w:rFonts w:asciiTheme="minorHAnsi" w:eastAsiaTheme="minorEastAsia" w:hAnsiTheme="minorHAnsi" w:cstheme="minorBidi" w:hint="eastAsia"/>
+          <w:b w:val="0"/>
+          <w:bCs w:val="0"/>
+          <w:noProof/>
+          <w14:ligatures w14:val="standardContextual"/>
+        </w:rPr>
+      </w:pPr>
+      <w:hyperlink w:anchor="_Toc197613768" w:history="1">
+        <w:r>
+          <w:rPr>
+            <w:rStyle w:val="af3"/>
+            <w:rFonts w:hint="eastAsia"/>
+            <w:noProof/>
+          </w:rPr>
+          <w:t>三、测试程序</w:t>
+        </w:r>
+        <w:r>
+          <w:rPr>
+            <w:rFonts w:hint="eastAsia"/>
+            <w:noProof/>
+            <w:webHidden/>
+          </w:rPr>
+          <w:tab/>
+        </w:r>
+        <w:r>
+          <w:rPr>
+            <w:rFonts w:hint="eastAsia"/>
+            <w:noProof/>
+            <w:webHidden/>
+          </w:rPr>
+          <w:fldChar w:fldCharType="begin"/>
+        </w:r>
+        <w:r>
+          <w:rPr>
+            <w:rFonts w:hint="eastAsia"/>
+            <w:noProof/>
+            <w:webHidden/>
+          </w:rPr>
+          <w:instrText xml:space="preserve"> </w:instrText>
+        </w:r>
+        <w:r>
+          <w:rPr>
+            <w:noProof/>
+            <w:webHidden/>
+          </w:rPr>
+          <w:instrText>PAGEREF _Toc197613768 \h</w:instrText>
+        </w:r>
+        <w:r>
+          <w:rPr>
+            <w:rFonts w:hint="eastAsia"/>
+            <w:noProof/>
+            <w:webHidden/>
+          </w:rPr>
+          <w:instrText xml:space="preserve"> </w:instrText>
+        </w:r>
+        <w:r>
+          <w:rPr>
+            <w:rFonts w:hint="eastAsia"/>
+            <w:noProof/>
+            <w:webHidden/>
+          </w:rPr>
+        </w:r>
+        <w:r>
+          <w:rPr>
+            <w:rFonts w:hint="eastAsia"/>
+            <w:noProof/>
+            <w:webHidden/>
+          </w:rPr>
+          <w:fldChar w:fldCharType="separate"/>
+        </w:r>
+        <w:r>
+          <w:rPr>
+            <w:rFonts w:hint="eastAsia"/>
+            <w:noProof/>
+            <w:webHidden/>
+          </w:rPr>
+          <w:t>8</w:t>
+        </w:r>
+        <w:r>
+          <w:rPr>
+            <w:rFonts w:hint="eastAsia"/>
+            <w:noProof/>
+            <w:webHidden/>
+          </w:rPr>
+          <w:fldChar w:fldCharType="end"/>
+        </w:r>
+      </w:hyperlink>
+    </w:p>
+    <w:p>
+      <w:pPr>
+        <w:pStyle w:val="TOC2"/>
+        <w:tabs>
+          <w:tab w:val="right" w:leader="dot" w:pos="8296"/>
+        </w:tabs>
+        <w:ind w:left="440"/>
+        <w:rPr>
+          <w:rFonts w:asciiTheme="minorHAnsi" w:eastAsiaTheme="minorEastAsia" w:hAnsiTheme="minorHAnsi" w:cstheme="minorBidi" w:hint="eastAsia"/>
+          <w:noProof/>
+          <w14:ligatures w14:val="standardContextual"/>
+        </w:rPr>
+      </w:pPr>
+      <w:hyperlink w:anchor="_Toc197613769" w:history="1">
         <w:r>
           <w:rPr>
             <w:rStyle w:val="af3"/>
@@ -1907,7 +2267,7 @@
             <w:noProof/>
             <w:webHidden/>
           </w:rPr>
-          <w:instrText>PAGEREF _Toc196901153 \h</w:instrText>
+          <w:instrText>PAGEREF _Toc197613769 \h</w:instrText>
         </w:r>
         <w:r>
           <w:rPr>
@@ -1938,7 +2298,7 @@
             <w:noProof/>
             <w:webHidden/>
           </w:rPr>
-          <w:t>4</w:t>
+          <w:t>8</w:t>
         </w:r>
         <w:r>
           <w:rPr>
@@ -1963,7 +2323,7 @@
           <w14:ligatures w14:val="standardContextual"/>
         </w:rPr>
       </w:pPr>
-      <w:hyperlink w:anchor="_Toc196901154" w:history="1">
+      <w:hyperlink w:anchor="_Toc197613770" w:history="1">
         <w:r>
           <w:rPr>
             <w:rStyle w:val="af3"/>
@@ -2002,7 +2362,7 @@
             <w:noProof/>
             <w:webHidden/>
           </w:rPr>
-          <w:instrText>PAGEREF _Toc196901154 \h</w:instrText>
+          <w:instrText>PAGEREF _Toc197613770 \h</w:instrText>
         </w:r>
         <w:r>
           <w:rPr>
@@ -2033,7 +2393,7 @@
             <w:noProof/>
             <w:webHidden/>
           </w:rPr>
-          <w:t>4</w:t>
+          <w:t>8</w:t>
         </w:r>
         <w:r>
           <w:rPr>
@@ -2058,7 +2418,7 @@
           <w14:ligatures w14:val="standardContextual"/>
         </w:rPr>
       </w:pPr>
-      <w:hyperlink w:anchor="_Toc196901155" w:history="1">
+      <w:hyperlink w:anchor="_Toc197613771" w:history="1">
         <w:r>
           <w:rPr>
             <w:rStyle w:val="af3"/>
@@ -2097,7 +2457,7 @@
             <w:noProof/>
             <w:webHidden/>
           </w:rPr>
-          <w:instrText>PAGEREF _Toc196901155 \h</w:instrText>
+          <w:instrText>PAGEREF _Toc197613771 \h</w:instrText>
         </w:r>
         <w:r>
           <w:rPr>
@@ -2128,7 +2488,7 @@
             <w:noProof/>
             <w:webHidden/>
           </w:rPr>
-          <w:t>4</w:t>
+          <w:t>10</w:t>
         </w:r>
         <w:r>
           <w:rPr>
@@ -2153,7 +2513,7 @@
           <w14:ligatures w14:val="standardContextual"/>
         </w:rPr>
       </w:pPr>
-      <w:hyperlink w:anchor="_Toc196901156" w:history="1">
+      <w:hyperlink w:anchor="_Toc197613772" w:history="1">
         <w:r>
           <w:rPr>
             <w:rStyle w:val="af3"/>
@@ -2192,7 +2552,7 @@
             <w:noProof/>
             <w:webHidden/>
           </w:rPr>
-          <w:instrText>PAGEREF _Toc196901156 \h</w:instrText>
+          <w:instrText>PAGEREF _Toc197613772 \h</w:instrText>
         </w:r>
         <w:r>
           <w:rPr>
@@ -2223,7 +2583,7 @@
             <w:noProof/>
             <w:webHidden/>
           </w:rPr>
-          <w:t>4</w:t>
+          <w:t>11</w:t>
         </w:r>
         <w:r>
           <w:rPr>
@@ -2248,7 +2608,7 @@
           <w14:ligatures w14:val="standardContextual"/>
         </w:rPr>
       </w:pPr>
-      <w:hyperlink w:anchor="_Toc196901157" w:history="1">
+      <w:hyperlink w:anchor="_Toc197613773" w:history="1">
         <w:r>
           <w:rPr>
             <w:rStyle w:val="af3"/>
@@ -2256,7 +2616,7 @@
             <w:bCs/>
             <w:noProof/>
           </w:rPr>
-          <w:t>3.5 文档介值一致性测试</w:t>
+          <w:t>3.5 文档介质一致性测试</w:t>
         </w:r>
         <w:r>
           <w:rPr>
@@ -2287,7 +2647,7 @@
             <w:noProof/>
             <w:webHidden/>
           </w:rPr>
-          <w:instrText>PAGEREF _Toc196901157 \h</w:instrText>
+          <w:instrText>PAGEREF _Toc197613773 \h</w:instrText>
         </w:r>
         <w:r>
           <w:rPr>
@@ -2318,7 +2678,7 @@
             <w:noProof/>
             <w:webHidden/>
           </w:rPr>
-          <w:t>4</w:t>
+          <w:t>12</w:t>
         </w:r>
         <w:r>
           <w:rPr>
@@ -2343,7 +2703,7 @@
           <w14:ligatures w14:val="standardContextual"/>
         </w:rPr>
       </w:pPr>
-      <w:hyperlink w:anchor="_Toc196901158" w:history="1">
+      <w:hyperlink w:anchor="_Toc197613774" w:history="1">
         <w:r>
           <w:rPr>
             <w:rStyle w:val="af3"/>
@@ -2382,7 +2742,7 @@
             <w:noProof/>
             <w:webHidden/>
           </w:rPr>
-          <w:instrText>PAGEREF _Toc196901158 \h</w:instrText>
+          <w:instrText>PAGEREF _Toc197613774 \h</w:instrText>
         </w:r>
         <w:r>
           <w:rPr>
@@ -2413,7 +2773,7 @@
             <w:noProof/>
             <w:webHidden/>
           </w:rPr>
-          <w:t>4</w:t>
+          <w:t>12</w:t>
         </w:r>
         <w:r>
           <w:rPr>
@@ -2436,7 +2796,7 @@
           <w14:ligatures w14:val="standardContextual"/>
         </w:rPr>
       </w:pPr>
-      <w:hyperlink w:anchor="_Toc196901159" w:history="1">
+      <w:hyperlink w:anchor="_Toc197613775" w:history="1">
         <w:r>
           <w:rPr>
             <w:rStyle w:val="af3"/>
@@ -2474,7 +2834,7 @@
             <w:noProof/>
             <w:webHidden/>
           </w:rPr>
-          <w:instrText>PAGEREF _Toc196901159 \h</w:instrText>
+          <w:instrText>PAGEREF _Toc197613775 \h</w:instrText>
         </w:r>
         <w:r>
           <w:rPr>
@@ -2505,7 +2865,7 @@
             <w:noProof/>
             <w:webHidden/>
           </w:rPr>
-          <w:t>4</w:t>
+          <w:t>13</w:t>
         </w:r>
         <w:r>
           <w:rPr>
@@ -2530,7 +2890,7 @@
           <w14:ligatures w14:val="standardContextual"/>
         </w:rPr>
       </w:pPr>
-      <w:hyperlink w:anchor="_Toc196901160" w:history="1">
+      <w:hyperlink w:anchor="_Toc197613776" w:history="1">
         <w:r>
           <w:rPr>
             <w:rStyle w:val="af3"/>
@@ -2538,7 +2898,7 @@
             <w:bCs/>
             <w:noProof/>
           </w:rPr>
-          <w:t>4.1外</w:t>
+          <w:t>4.1测试实施</w:t>
         </w:r>
         <w:r>
           <w:rPr>
@@ -2569,7 +2929,7 @@
             <w:noProof/>
             <w:webHidden/>
           </w:rPr>
-          <w:instrText>PAGEREF _Toc196901160 \h</w:instrText>
+          <w:instrText>PAGEREF _Toc197613776 \h</w:instrText>
         </w:r>
         <w:r>
           <w:rPr>
@@ -2600,7 +2960,7 @@
             <w:noProof/>
             <w:webHidden/>
           </w:rPr>
-          <w:t>4</w:t>
+          <w:t>13</w:t>
         </w:r>
         <w:r>
           <w:rPr>
@@ -2614,21 +2974,26 @@
     </w:p>
     <w:p>
       <w:pPr>
-        <w:pStyle w:val="TOC3"/>
+        <w:pStyle w:val="TOC2"/>
+        <w:tabs>
+          <w:tab w:val="right" w:leader="dot" w:pos="8296"/>
+        </w:tabs>
+        <w:ind w:left="440"/>
         <w:rPr>
           <w:rFonts w:asciiTheme="minorHAnsi" w:eastAsiaTheme="minorEastAsia" w:hAnsiTheme="minorHAnsi" w:cstheme="minorBidi" w:hint="eastAsia"/>
           <w:noProof/>
           <w14:ligatures w14:val="standardContextual"/>
         </w:rPr>
       </w:pPr>
-      <w:hyperlink w:anchor="_Toc196901161" w:history="1">
+      <w:hyperlink w:anchor="_Toc197613777" w:history="1">
         <w:r>
           <w:rPr>
             <w:rStyle w:val="af3"/>
-            <w:rFonts w:hint="eastAsia"/>
+            <w:rFonts w:ascii="黑体" w:eastAsia="黑体" w:hAnsi="黑体" w:hint="eastAsia"/>
+            <w:bCs/>
             <w:noProof/>
           </w:rPr>
-          <w:t>1. 用</w:t>
+          <w:t>4.2缺陷跟踪</w:t>
         </w:r>
         <w:r>
           <w:rPr>
@@ -2659,7 +3024,7 @@
             <w:noProof/>
             <w:webHidden/>
           </w:rPr>
-          <w:instrText>PAGEREF _Toc196901161 \h</w:instrText>
+          <w:instrText>PAGEREF _Toc197613777 \h</w:instrText>
         </w:r>
         <w:r>
           <w:rPr>
@@ -2690,7 +3055,7 @@
             <w:noProof/>
             <w:webHidden/>
           </w:rPr>
-          <w:t>4</w:t>
+          <w:t>14</w:t>
         </w:r>
         <w:r>
           <w:rPr>
@@ -2777,7 +3142,7 @@
           <w:szCs w:val="28"/>
         </w:rPr>
       </w:pPr>
-      <w:bookmarkStart w:id="1" w:name="_Toc196901144"/>
+      <w:bookmarkStart w:id="1" w:name="_Toc197613756"/>
       <w:r>
         <w:t>概述</w:t>
       </w:r>
@@ -2798,7 +3163,7 @@
       <w:bookmarkStart w:id="3" w:name="_Toc405321183"/>
       <w:bookmarkStart w:id="4" w:name="_Toc406504168"/>
       <w:bookmarkStart w:id="5" w:name="_Toc184726242"/>
-      <w:bookmarkStart w:id="6" w:name="_Toc196901145"/>
+      <w:bookmarkStart w:id="6" w:name="_Toc197613757"/>
       <w:r>
         <w:rPr>
           <w:rFonts w:ascii="黑体" w:eastAsia="黑体" w:hAnsi="黑体" w:hint="eastAsia"/>
@@ -2844,7 +3209,25 @@
           <w:sz w:val="21"/>
           <w:szCs w:val="21"/>
         </w:rPr>
-        <w:t>在“健康 ——&gt; 以人为本”的理念指导下，本系统旨在打造一套集健康指标采集、可视化分析、健康资讯互动、AI问答与个性化提醒于一体的综合健康管理平台。系统通过采集用户的身高、体重、血压、血糖、步数等关键健康指标，并以图表的方式进行直观展示，帮助用户全面了解自身健康状态。</w:t>
+        <w:t>在“健康 ——&gt; 以人为本”的理念指导下，本系统旨在打造一套集健康指标采集、可视化分析、健康资讯互动、</w:t>
+      </w:r>
+      <w:r>
+        <w:rPr>
+          <w:rFonts w:ascii="Times New Roman" w:eastAsia="宋体" w:hAnsi="Times New Roman"/>
+          <w:kern w:val="0"/>
+          <w:sz w:val="21"/>
+          <w:szCs w:val="21"/>
+        </w:rPr>
+        <w:t>AI</w:t>
+      </w:r>
+      <w:r>
+        <w:rPr>
+          <w:rFonts w:ascii="宋体" w:eastAsia="宋体" w:hAnsi="宋体" w:cs="宋体"/>
+          <w:kern w:val="0"/>
+          <w:sz w:val="21"/>
+          <w:szCs w:val="21"/>
+        </w:rPr>
+        <w:t>问答与个性化提醒于一体的综合健康管理平台。系统通过采集用户的身高、体重、血压、血糖、步数等关键健康指标，并以图表的方式进行直观展示，帮助用户全面了解自身健康状态。</w:t>
       </w:r>
     </w:p>
     <w:p>
@@ -2866,7 +3249,45 @@
           <w:sz w:val="21"/>
           <w:szCs w:val="21"/>
         </w:rPr>
-        <w:t>此外，平台还提供丰富的健康资讯内容，用户可浏览、收藏、评论、点赞文章，参与健康话题讨论；配合AI健康问答助手，提供专业的健康建议与知识补充。同时，系统还集成指标提醒、互动消息与系统通知等功能，确保用户能够及时获取重要信息。</w:t>
+        <w:t>此外，平台还提供丰富的健康资讯内容，用户可浏览、收藏、评论、</w:t>
+      </w:r>
+      <w:proofErr w:type="gramStart"/>
+      <w:r>
+        <w:rPr>
+          <w:rFonts w:ascii="宋体" w:eastAsia="宋体" w:hAnsi="宋体" w:cs="宋体"/>
+          <w:kern w:val="0"/>
+          <w:sz w:val="21"/>
+          <w:szCs w:val="21"/>
+        </w:rPr>
+        <w:t>点赞文章</w:t>
+      </w:r>
+      <w:proofErr w:type="gramEnd"/>
+      <w:r>
+        <w:rPr>
+          <w:rFonts w:ascii="宋体" w:eastAsia="宋体" w:hAnsi="宋体" w:cs="宋体"/>
+          <w:kern w:val="0"/>
+          <w:sz w:val="21"/>
+          <w:szCs w:val="21"/>
+        </w:rPr>
+        <w:t>，参与健康话题讨论；配合</w:t>
+      </w:r>
+      <w:r>
+        <w:rPr>
+          <w:rFonts w:ascii="Times New Roman" w:eastAsia="宋体" w:hAnsi="Times New Roman"/>
+          <w:kern w:val="0"/>
+          <w:sz w:val="21"/>
+          <w:szCs w:val="21"/>
+        </w:rPr>
+        <w:t>AI</w:t>
+      </w:r>
+      <w:r>
+        <w:rPr>
+          <w:rFonts w:ascii="宋体" w:eastAsia="宋体" w:hAnsi="宋体" w:cs="宋体"/>
+          <w:kern w:val="0"/>
+          <w:sz w:val="21"/>
+          <w:szCs w:val="21"/>
+        </w:rPr>
+        <w:t>健康问答助手，提供专业的健康建议与知识补充。同时，系统还集成指标提醒、互动消息与系统通知等功能，确保用户能够及时获取重要信息。</w:t>
       </w:r>
     </w:p>
     <w:p>
@@ -2916,7 +3337,7 @@
           <w:szCs w:val="28"/>
         </w:rPr>
       </w:pPr>
-      <w:bookmarkStart w:id="7" w:name="_Toc196901146"/>
+      <w:bookmarkStart w:id="7" w:name="_Toc197613758"/>
       <w:r>
         <w:rPr>
           <w:rFonts w:ascii="黑体" w:eastAsia="黑体" w:hAnsi="黑体" w:hint="eastAsia"/>
@@ -2965,7 +3386,7 @@
           <w:rFonts w:hint="eastAsia"/>
         </w:rPr>
       </w:pPr>
-      <w:bookmarkStart w:id="8" w:name="_Toc196901147"/>
+      <w:bookmarkStart w:id="8" w:name="_Toc197613759"/>
       <w:r>
         <w:rPr>
           <w:rFonts w:hint="eastAsia"/>
@@ -2992,7 +3413,7 @@
           <w:szCs w:val="28"/>
         </w:rPr>
       </w:pPr>
-      <w:bookmarkStart w:id="9" w:name="_Toc196901148"/>
+      <w:bookmarkStart w:id="9" w:name="_Toc197613760"/>
       <w:r>
         <w:rPr>
           <w:rFonts w:ascii="黑体" w:eastAsia="黑体" w:hAnsi="黑体"/>
@@ -3037,7 +3458,184 @@
           <w:sz w:val="21"/>
           <w:szCs w:val="21"/>
         </w:rPr>
-        <w:t>该项目采用前后端分离架构，前端使用 Vue.js 结合 Vue Router 和 Axios 实现页面路由控制与接口请求，后端基于 Spring Boot 构建，集成 SpringMVC 和 MyBatis 实现业务逻辑与数据库访问，数据持久化使用 MySQL 数据库，前后端通过 RESTful API 进行通信。在测试环境配置方面，后端使用 JUnit 和 Spring Boot Test 进行单元测试与集成测试，结合 Mockito 进行依赖模拟，确保各模块逻辑正确性</w:t>
+        <w:t>该项目采用前后端分离架构，前端使用</w:t>
+      </w:r>
+      <w:r>
+        <w:rPr>
+          <w:rFonts w:ascii="Times New Roman" w:hAnsi="Times New Roman" w:cs="Times New Roman"/>
+          <w:sz w:val="21"/>
+          <w:szCs w:val="21"/>
+        </w:rPr>
+        <w:t xml:space="preserve"> Vue.js </w:t>
+      </w:r>
+      <w:r>
+        <w:rPr>
+          <w:sz w:val="21"/>
+          <w:szCs w:val="21"/>
+        </w:rPr>
+        <w:t xml:space="preserve">结合 </w:t>
+      </w:r>
+      <w:r>
+        <w:rPr>
+          <w:rFonts w:ascii="Times New Roman" w:hAnsi="Times New Roman" w:cs="Times New Roman"/>
+          <w:sz w:val="21"/>
+          <w:szCs w:val="21"/>
+        </w:rPr>
+        <w:t>Vue Router</w:t>
+      </w:r>
+      <w:r>
+        <w:rPr>
+          <w:sz w:val="21"/>
+          <w:szCs w:val="21"/>
+        </w:rPr>
+        <w:t xml:space="preserve"> 和 </w:t>
+      </w:r>
+      <w:r>
+        <w:rPr>
+          <w:rFonts w:ascii="Times New Roman" w:hAnsi="Times New Roman" w:cs="Times New Roman"/>
+          <w:sz w:val="21"/>
+          <w:szCs w:val="21"/>
+        </w:rPr>
+        <w:t>Axios</w:t>
+      </w:r>
+      <w:r>
+        <w:rPr>
+          <w:sz w:val="21"/>
+          <w:szCs w:val="21"/>
+        </w:rPr>
+        <w:t xml:space="preserve"> 实现页面路由控制与接口请求，后端基于 </w:t>
+      </w:r>
+      <w:r>
+        <w:rPr>
+          <w:rFonts w:ascii="Times New Roman" w:hAnsi="Times New Roman" w:cs="Times New Roman"/>
+          <w:sz w:val="21"/>
+          <w:szCs w:val="21"/>
+        </w:rPr>
+        <w:t>Spring Boot</w:t>
+      </w:r>
+      <w:r>
+        <w:rPr>
+          <w:sz w:val="21"/>
+          <w:szCs w:val="21"/>
+        </w:rPr>
+        <w:t xml:space="preserve"> 构建，集成</w:t>
+      </w:r>
+      <w:r>
+        <w:rPr>
+          <w:rFonts w:ascii="Times New Roman" w:hAnsi="Times New Roman" w:cs="Times New Roman"/>
+          <w:sz w:val="21"/>
+          <w:szCs w:val="21"/>
+        </w:rPr>
+        <w:t xml:space="preserve"> </w:t>
+      </w:r>
+      <w:proofErr w:type="spellStart"/>
+      <w:r>
+        <w:rPr>
+          <w:rFonts w:ascii="Times New Roman" w:hAnsi="Times New Roman" w:cs="Times New Roman"/>
+          <w:sz w:val="21"/>
+          <w:szCs w:val="21"/>
+        </w:rPr>
+        <w:t>SpringMVC</w:t>
+      </w:r>
+      <w:proofErr w:type="spellEnd"/>
+      <w:r>
+        <w:rPr>
+          <w:sz w:val="21"/>
+          <w:szCs w:val="21"/>
+        </w:rPr>
+        <w:t xml:space="preserve"> 和 </w:t>
+      </w:r>
+      <w:proofErr w:type="spellStart"/>
+      <w:r>
+        <w:rPr>
+          <w:rFonts w:ascii="Times New Roman" w:hAnsi="Times New Roman" w:cs="Times New Roman"/>
+          <w:sz w:val="21"/>
+          <w:szCs w:val="21"/>
+        </w:rPr>
+        <w:t>MyBatis</w:t>
+      </w:r>
+      <w:proofErr w:type="spellEnd"/>
+      <w:r>
+        <w:rPr>
+          <w:sz w:val="21"/>
+          <w:szCs w:val="21"/>
+        </w:rPr>
+        <w:t xml:space="preserve"> 实现业务逻辑与数据库访问，数据持久化使用 </w:t>
+      </w:r>
+      <w:r>
+        <w:rPr>
+          <w:rFonts w:ascii="Times New Roman" w:hAnsi="Times New Roman" w:cs="Times New Roman"/>
+          <w:sz w:val="21"/>
+          <w:szCs w:val="21"/>
+        </w:rPr>
+        <w:t xml:space="preserve">MySQL </w:t>
+      </w:r>
+      <w:r>
+        <w:rPr>
+          <w:sz w:val="21"/>
+          <w:szCs w:val="21"/>
+        </w:rPr>
+        <w:t xml:space="preserve">数据库，前后端通过 </w:t>
+      </w:r>
+      <w:r>
+        <w:rPr>
+          <w:rFonts w:ascii="Times New Roman" w:hAnsi="Times New Roman" w:cs="Times New Roman"/>
+          <w:sz w:val="21"/>
+          <w:szCs w:val="21"/>
+        </w:rPr>
+        <w:t>RESTful API</w:t>
+      </w:r>
+      <w:r>
+        <w:rPr>
+          <w:sz w:val="21"/>
+          <w:szCs w:val="21"/>
+        </w:rPr>
+        <w:t xml:space="preserve"> 进行通信。在测试环境配置方面，后端使用 </w:t>
+      </w:r>
+      <w:r>
+        <w:rPr>
+          <w:rFonts w:ascii="Times New Roman" w:hAnsi="Times New Roman" w:cs="Times New Roman"/>
+          <w:sz w:val="21"/>
+          <w:szCs w:val="21"/>
+        </w:rPr>
+        <w:t xml:space="preserve">JUnit </w:t>
+      </w:r>
+      <w:r>
+        <w:rPr>
+          <w:sz w:val="21"/>
+          <w:szCs w:val="21"/>
+        </w:rPr>
+        <w:t xml:space="preserve">和 </w:t>
+      </w:r>
+      <w:r>
+        <w:rPr>
+          <w:rFonts w:ascii="Times New Roman" w:hAnsi="Times New Roman" w:cs="Times New Roman"/>
+          <w:sz w:val="21"/>
+          <w:szCs w:val="21"/>
+        </w:rPr>
+        <w:t>Spring Boot Test</w:t>
+      </w:r>
+      <w:r>
+        <w:rPr>
+          <w:sz w:val="21"/>
+          <w:szCs w:val="21"/>
+        </w:rPr>
+        <w:t xml:space="preserve"> 进行单元测试与集成测试，结合 </w:t>
+      </w:r>
+      <w:r>
+        <w:rPr>
+          <w:rFonts w:ascii="Times New Roman" w:hAnsi="Times New Roman" w:cs="Times New Roman"/>
+          <w:sz w:val="21"/>
+          <w:szCs w:val="21"/>
+        </w:rPr>
+        <w:t>Mockito</w:t>
+      </w:r>
+      <w:r>
+        <w:rPr>
+          <w:sz w:val="21"/>
+          <w:szCs w:val="21"/>
+        </w:rPr>
+        <w:t xml:space="preserve"> 进行依赖模拟，确保各模块逻辑正确性</w:t>
       </w:r>
       <w:r>
         <w:rPr>
@@ -3064,7 +3662,37 @@
           <w:sz w:val="21"/>
           <w:szCs w:val="21"/>
         </w:rPr>
-        <w:t>前端测试使用 Jest 和 Vue Test Utils，支持组件单元测试和行为验证</w:t>
+        <w:t xml:space="preserve">前端测试使用 </w:t>
+      </w:r>
+      <w:r>
+        <w:rPr>
+          <w:rFonts w:ascii="Times New Roman" w:hAnsi="Times New Roman" w:cs="Times New Roman"/>
+          <w:sz w:val="21"/>
+          <w:szCs w:val="21"/>
+        </w:rPr>
+        <w:t>Jest</w:t>
+      </w:r>
+      <w:r>
+        <w:rPr>
+          <w:sz w:val="21"/>
+          <w:szCs w:val="21"/>
+        </w:rPr>
+        <w:t xml:space="preserve"> 和 </w:t>
+      </w:r>
+      <w:r>
+        <w:rPr>
+          <w:rFonts w:ascii="Times New Roman" w:hAnsi="Times New Roman" w:cs="Times New Roman"/>
+          <w:sz w:val="21"/>
+          <w:szCs w:val="21"/>
+        </w:rPr>
+        <w:t>Vue Test Utils</w:t>
+      </w:r>
+      <w:r>
+        <w:rPr>
+          <w:sz w:val="21"/>
+          <w:szCs w:val="21"/>
+        </w:rPr>
+        <w:t>，支持组件单元测试和行为验证</w:t>
       </w:r>
       <w:r>
         <w:rPr>
@@ -3076,17 +3704,63 @@
       </w:r>
       <w:r>
         <w:rPr>
-          <w:sz w:val="21"/>
-          <w:szCs w:val="21"/>
-        </w:rPr>
-        <w:t>接口测试方面，使用 Postman 或 Apache JMeter 进行接口功能和性能测试</w:t>
-      </w:r>
-      <w:r>
-        <w:rPr>
           <w:rFonts w:hint="eastAsia"/>
           <w:sz w:val="21"/>
           <w:szCs w:val="21"/>
         </w:rPr>
+        <w:t>分别使用</w:t>
+      </w:r>
+      <w:r>
+        <w:rPr>
+          <w:rFonts w:ascii="Times New Roman" w:hAnsi="Times New Roman" w:cs="Times New Roman"/>
+          <w:sz w:val="21"/>
+          <w:szCs w:val="21"/>
+        </w:rPr>
+        <w:t>Postman</w:t>
+      </w:r>
+      <w:r>
+        <w:rPr>
+          <w:sz w:val="21"/>
+          <w:szCs w:val="21"/>
+        </w:rPr>
+        <w:t xml:space="preserve"> </w:t>
+      </w:r>
+      <w:r>
+        <w:rPr>
+          <w:rFonts w:hint="eastAsia"/>
+          <w:sz w:val="21"/>
+          <w:szCs w:val="21"/>
+        </w:rPr>
+        <w:t>与</w:t>
+      </w:r>
+      <w:r>
+        <w:rPr>
+          <w:sz w:val="21"/>
+          <w:szCs w:val="21"/>
+        </w:rPr>
+        <w:t xml:space="preserve"> </w:t>
+      </w:r>
+      <w:r>
+        <w:rPr>
+          <w:rFonts w:ascii="Times New Roman" w:hAnsi="Times New Roman" w:cs="Times New Roman"/>
+          <w:sz w:val="21"/>
+          <w:szCs w:val="21"/>
+        </w:rPr>
+        <w:t>Apache JMeter</w:t>
+      </w:r>
+      <w:r>
+        <w:rPr>
+          <w:sz w:val="21"/>
+          <w:szCs w:val="21"/>
+        </w:rPr>
+        <w:t xml:space="preserve"> 进行接口功能和性能测试</w:t>
+      </w:r>
+      <w:r>
+        <w:rPr>
+          <w:rFonts w:hint="eastAsia"/>
+          <w:sz w:val="21"/>
+          <w:szCs w:val="21"/>
+        </w:rPr>
         <w:t>。</w:t>
       </w:r>
       <w:r>
@@ -3094,7 +3768,52 @@
           <w:sz w:val="21"/>
           <w:szCs w:val="21"/>
         </w:rPr>
-        <w:t>数据库测试使用 H2 内存数据库进行回归验证，确保测试过程中的数据隔离和可控性。同时，项目可集成到 GitLab CI 或 GitHub Actions 等持续集成平台，自动执行测试用例并反馈测试结果。</w:t>
+        <w:t>数据库测试使用</w:t>
+      </w:r>
+      <w:r>
+        <w:rPr>
+          <w:rFonts w:ascii="Times New Roman" w:hAnsi="Times New Roman" w:cs="Times New Roman"/>
+          <w:sz w:val="21"/>
+          <w:szCs w:val="21"/>
+        </w:rPr>
+        <w:t xml:space="preserve"> H2</w:t>
+      </w:r>
+      <w:r>
+        <w:rPr>
+          <w:sz w:val="21"/>
+          <w:szCs w:val="21"/>
+        </w:rPr>
+        <w:t xml:space="preserve"> 内存数据库进行回归验证，确保测试过程中的数据隔离和可控性。同时，项目可集成到 </w:t>
+      </w:r>
+      <w:r>
+        <w:rPr>
+          <w:rFonts w:ascii="Times New Roman" w:hAnsi="Times New Roman" w:cs="Times New Roman"/>
+          <w:sz w:val="21"/>
+          <w:szCs w:val="21"/>
+        </w:rPr>
+        <w:t>GitLab CI</w:t>
+      </w:r>
+      <w:r>
+        <w:rPr>
+          <w:sz w:val="21"/>
+          <w:szCs w:val="21"/>
+        </w:rPr>
+        <w:t xml:space="preserve"> 或 </w:t>
+      </w:r>
+      <w:r>
+        <w:rPr>
+          <w:rFonts w:ascii="Times New Roman" w:hAnsi="Times New Roman" w:cs="Times New Roman"/>
+          <w:sz w:val="21"/>
+          <w:szCs w:val="21"/>
+        </w:rPr>
+        <w:t>GitHub Actions</w:t>
+      </w:r>
+      <w:r>
+        <w:rPr>
+          <w:sz w:val="21"/>
+          <w:szCs w:val="21"/>
+        </w:rPr>
+        <w:t xml:space="preserve"> 等持续集成平台，自动执行测试用例并反馈测试结果。</w:t>
       </w:r>
     </w:p>
     <w:p>
@@ -3109,7 +3828,7 @@
           <w:szCs w:val="28"/>
         </w:rPr>
       </w:pPr>
-      <w:bookmarkStart w:id="10" w:name="_Toc196901149"/>
+      <w:bookmarkStart w:id="10" w:name="_Toc197613761"/>
       <w:r>
         <w:rPr>
           <w:rFonts w:ascii="黑体" w:eastAsia="黑体" w:hAnsi="黑体"/>
@@ -3750,7 +4469,25 @@
                 <w:sz w:val="21"/>
                 <w:szCs w:val="21"/>
               </w:rPr>
-              <w:t>输入错误原密码或弱新密码，应提示并拒绝更新，验证加密结果是否更新入库</w:t>
+              <w:t>输入错误原密码</w:t>
+            </w:r>
+            <w:proofErr w:type="gramStart"/>
+            <w:r>
+              <w:rPr>
+                <w:rFonts w:ascii="宋体" w:eastAsia="宋体" w:hAnsi="宋体"/>
+                <w:sz w:val="21"/>
+                <w:szCs w:val="21"/>
+              </w:rPr>
+              <w:t>或弱新密码</w:t>
+            </w:r>
+            <w:proofErr w:type="gramEnd"/>
+            <w:r>
+              <w:rPr>
+                <w:rFonts w:ascii="宋体" w:eastAsia="宋体" w:hAnsi="宋体"/>
+                <w:sz w:val="21"/>
+                <w:szCs w:val="21"/>
+              </w:rPr>
+              <w:t>，应提示并拒绝更新，验证加密结果是否更新入库</w:t>
             </w:r>
           </w:p>
         </w:tc>
@@ -3970,7 +4707,25 @@
                 <w:sz w:val="21"/>
                 <w:szCs w:val="21"/>
               </w:rPr>
-              <w:t>管理员可访问后台页面，普通用户受限，仅访问健康记录等模块</w:t>
+              <w:t>管理员可访问后台页面，普通用户受限，</w:t>
+            </w:r>
+            <w:proofErr w:type="gramStart"/>
+            <w:r>
+              <w:rPr>
+                <w:rFonts w:ascii="宋体" w:eastAsia="宋体" w:hAnsi="宋体"/>
+                <w:sz w:val="21"/>
+                <w:szCs w:val="21"/>
+              </w:rPr>
+              <w:t>仅访问</w:t>
+            </w:r>
+            <w:proofErr w:type="gramEnd"/>
+            <w:r>
+              <w:rPr>
+                <w:rFonts w:ascii="宋体" w:eastAsia="宋体" w:hAnsi="宋体"/>
+                <w:sz w:val="21"/>
+                <w:szCs w:val="21"/>
+              </w:rPr>
+              <w:t>健康记录等模块</w:t>
             </w:r>
           </w:p>
         </w:tc>
@@ -4185,6 +4940,7 @@
                 <w:szCs w:val="21"/>
               </w:rPr>
             </w:pPr>
+            <w:proofErr w:type="gramStart"/>
             <w:r>
               <w:rPr>
                 <w:rFonts w:ascii="宋体" w:eastAsia="宋体" w:hAnsi="宋体"/>
@@ -4192,7 +4948,34 @@
                 <w:szCs w:val="21"/>
               </w:rPr>
               <w:lastRenderedPageBreak/>
-              <w:t>评论区样式、输入框响应与交互按钮（点赞/回</w:t>
+              <w:t>评论区</w:t>
+            </w:r>
+            <w:proofErr w:type="gramEnd"/>
+            <w:r>
+              <w:rPr>
+                <w:rFonts w:ascii="宋体" w:eastAsia="宋体" w:hAnsi="宋体"/>
+                <w:sz w:val="21"/>
+                <w:szCs w:val="21"/>
+              </w:rPr>
+              <w:t>样式、输入框响应与交互按钮（</w:t>
+            </w:r>
+            <w:proofErr w:type="gramStart"/>
+            <w:r>
+              <w:rPr>
+                <w:rFonts w:ascii="宋体" w:eastAsia="宋体" w:hAnsi="宋体"/>
+                <w:sz w:val="21"/>
+                <w:szCs w:val="21"/>
+              </w:rPr>
+              <w:t>点赞</w:t>
+            </w:r>
+            <w:proofErr w:type="gramEnd"/>
+            <w:r>
+              <w:rPr>
+                <w:rFonts w:ascii="宋体" w:eastAsia="宋体" w:hAnsi="宋体"/>
+                <w:sz w:val="21"/>
+                <w:szCs w:val="21"/>
+              </w:rPr>
+              <w:t>/回</w:t>
             </w:r>
             <w:r>
               <w:rPr>
@@ -4226,7 +5009,34 @@
                 <w:szCs w:val="21"/>
               </w:rPr>
               <w:lastRenderedPageBreak/>
-              <w:t>评论树结构设计与 parent_id 关联逻辑，点赞频</w:t>
+              <w:t xml:space="preserve">评论树结构设计与 </w:t>
+            </w:r>
+            <w:proofErr w:type="spellStart"/>
+            <w:r>
+              <w:rPr>
+                <w:rFonts w:ascii="宋体" w:eastAsia="宋体" w:hAnsi="宋体"/>
+                <w:sz w:val="21"/>
+                <w:szCs w:val="21"/>
+              </w:rPr>
+              <w:t>parent_id</w:t>
+            </w:r>
+            <w:proofErr w:type="spellEnd"/>
+            <w:r>
+              <w:rPr>
+                <w:rFonts w:ascii="宋体" w:eastAsia="宋体" w:hAnsi="宋体"/>
+                <w:sz w:val="21"/>
+                <w:szCs w:val="21"/>
+              </w:rPr>
+              <w:t xml:space="preserve"> 关联逻辑，</w:t>
+            </w:r>
+            <w:proofErr w:type="gramStart"/>
+            <w:r>
+              <w:rPr>
+                <w:rFonts w:ascii="宋体" w:eastAsia="宋体" w:hAnsi="宋体"/>
+                <w:sz w:val="21"/>
+                <w:szCs w:val="21"/>
+              </w:rPr>
+              <w:t>点赞频</w:t>
             </w:r>
             <w:r>
               <w:rPr>
@@ -4235,7 +5045,16 @@
                 <w:szCs w:val="21"/>
               </w:rPr>
               <w:lastRenderedPageBreak/>
-              <w:t>率控制是否合理</w:t>
+              <w:t>率</w:t>
+            </w:r>
+            <w:proofErr w:type="gramEnd"/>
+            <w:r>
+              <w:rPr>
+                <w:rFonts w:ascii="宋体" w:eastAsia="宋体" w:hAnsi="宋体"/>
+                <w:sz w:val="21"/>
+                <w:szCs w:val="21"/>
+              </w:rPr>
+              <w:t>控制是否合理</w:t>
             </w:r>
           </w:p>
         </w:tc>
@@ -4260,7 +5079,25 @@
                 <w:szCs w:val="21"/>
               </w:rPr>
               <w:lastRenderedPageBreak/>
-              <w:t>用户发布评论并收到实时更新，点击点赞数即时</w:t>
+              <w:t>用户发布评论并收到实时更新，点击</w:t>
+            </w:r>
+            <w:proofErr w:type="gramStart"/>
+            <w:r>
+              <w:rPr>
+                <w:rFonts w:ascii="宋体" w:eastAsia="宋体" w:hAnsi="宋体"/>
+                <w:sz w:val="21"/>
+                <w:szCs w:val="21"/>
+              </w:rPr>
+              <w:t>点赞数</w:t>
+            </w:r>
+            <w:proofErr w:type="gramEnd"/>
+            <w:r>
+              <w:rPr>
+                <w:rFonts w:ascii="宋体" w:eastAsia="宋体" w:hAnsi="宋体"/>
+                <w:sz w:val="21"/>
+                <w:szCs w:val="21"/>
+              </w:rPr>
+              <w:t>即时</w:t>
             </w:r>
             <w:r>
               <w:rPr>
@@ -4294,7 +5131,25 @@
                 <w:szCs w:val="21"/>
               </w:rPr>
               <w:lastRenderedPageBreak/>
-              <w:t>空评论、恶意脚本应被过滤，频繁点赞应限制频</w:t>
+              <w:t>空评论、恶意脚本应被过滤，频繁</w:t>
+            </w:r>
+            <w:proofErr w:type="gramStart"/>
+            <w:r>
+              <w:rPr>
+                <w:rFonts w:ascii="宋体" w:eastAsia="宋体" w:hAnsi="宋体"/>
+                <w:sz w:val="21"/>
+                <w:szCs w:val="21"/>
+              </w:rPr>
+              <w:t>点赞应</w:t>
+            </w:r>
+            <w:proofErr w:type="gramEnd"/>
+            <w:r>
+              <w:rPr>
+                <w:rFonts w:ascii="宋体" w:eastAsia="宋体" w:hAnsi="宋体"/>
+                <w:sz w:val="21"/>
+                <w:szCs w:val="21"/>
+              </w:rPr>
+              <w:t>限制频</w:t>
             </w:r>
             <w:r>
               <w:rPr>
@@ -4354,7 +5209,25 @@
                 <w:sz w:val="21"/>
                 <w:szCs w:val="21"/>
               </w:rPr>
-              <w:t>收藏按钮显示、状态切换与个人中心收藏页展示是否完整</w:t>
+              <w:t>收藏按钮显示、状态切换与个人中心收藏</w:t>
+            </w:r>
+            <w:proofErr w:type="gramStart"/>
+            <w:r>
+              <w:rPr>
+                <w:rFonts w:ascii="宋体" w:eastAsia="宋体" w:hAnsi="宋体"/>
+                <w:sz w:val="21"/>
+                <w:szCs w:val="21"/>
+              </w:rPr>
+              <w:t>页展示</w:t>
+            </w:r>
+            <w:proofErr w:type="gramEnd"/>
+            <w:r>
+              <w:rPr>
+                <w:rFonts w:ascii="宋体" w:eastAsia="宋体" w:hAnsi="宋体"/>
+                <w:sz w:val="21"/>
+                <w:szCs w:val="21"/>
+              </w:rPr>
+              <w:t>是否完整</w:t>
             </w:r>
           </w:p>
         </w:tc>
@@ -4476,7 +5349,25 @@
                 <w:sz w:val="21"/>
                 <w:szCs w:val="21"/>
               </w:rPr>
-              <w:t>标签显示样式、搜索输入框功能是否直观</w:t>
+              <w:t>标签显示样式、搜索输入</w:t>
+            </w:r>
+            <w:proofErr w:type="gramStart"/>
+            <w:r>
+              <w:rPr>
+                <w:rFonts w:ascii="宋体" w:eastAsia="宋体" w:hAnsi="宋体"/>
+                <w:sz w:val="21"/>
+                <w:szCs w:val="21"/>
+              </w:rPr>
+              <w:t>框功能</w:t>
+            </w:r>
+            <w:proofErr w:type="gramEnd"/>
+            <w:r>
+              <w:rPr>
+                <w:rFonts w:ascii="宋体" w:eastAsia="宋体" w:hAnsi="宋体"/>
+                <w:sz w:val="21"/>
+                <w:szCs w:val="21"/>
+              </w:rPr>
+              <w:t>是否直观</w:t>
             </w:r>
           </w:p>
         </w:tc>
@@ -4548,7 +5439,25 @@
                 <w:sz w:val="21"/>
                 <w:szCs w:val="21"/>
               </w:rPr>
-              <w:t>测试不存在标签、无效关键词是否返回空内容或错误提示</w:t>
+              <w:t>测试不存在标签、无效关键词是否返回</w:t>
+            </w:r>
+            <w:proofErr w:type="gramStart"/>
+            <w:r>
+              <w:rPr>
+                <w:rFonts w:ascii="宋体" w:eastAsia="宋体" w:hAnsi="宋体"/>
+                <w:sz w:val="21"/>
+                <w:szCs w:val="21"/>
+              </w:rPr>
+              <w:t>空内容</w:t>
+            </w:r>
+            <w:proofErr w:type="gramEnd"/>
+            <w:r>
+              <w:rPr>
+                <w:rFonts w:ascii="宋体" w:eastAsia="宋体" w:hAnsi="宋体"/>
+                <w:sz w:val="21"/>
+                <w:szCs w:val="21"/>
+              </w:rPr>
+              <w:t>或错误提示</w:t>
             </w:r>
           </w:p>
         </w:tc>
@@ -4568,6 +5477,7 @@
                 <w:szCs w:val="21"/>
               </w:rPr>
             </w:pPr>
+            <w:proofErr w:type="gramStart"/>
             <w:r>
               <w:rPr>
                 <w:rFonts w:ascii="宋体" w:eastAsia="宋体" w:hAnsi="宋体"/>
@@ -4576,6 +5486,7 @@
               </w:rPr>
               <w:t>推荐与置顶</w:t>
             </w:r>
+            <w:proofErr w:type="gramEnd"/>
           </w:p>
         </w:tc>
         <w:tc>
@@ -4592,13 +5503,23 @@
                 <w:szCs w:val="21"/>
               </w:rPr>
             </w:pPr>
-            <w:r>
-              <w:rPr>
-                <w:rFonts w:ascii="宋体" w:eastAsia="宋体" w:hAnsi="宋体"/>
-                <w:sz w:val="21"/>
-                <w:szCs w:val="21"/>
-              </w:rPr>
-              <w:t>推荐与置顶标识在列表中是否明显，首页排序是否正确</w:t>
+            <w:proofErr w:type="gramStart"/>
+            <w:r>
+              <w:rPr>
+                <w:rFonts w:ascii="宋体" w:eastAsia="宋体" w:hAnsi="宋体"/>
+                <w:sz w:val="21"/>
+                <w:szCs w:val="21"/>
+              </w:rPr>
+              <w:t>推荐与置顶</w:t>
+            </w:r>
+            <w:proofErr w:type="gramEnd"/>
+            <w:r>
+              <w:rPr>
+                <w:rFonts w:ascii="宋体" w:eastAsia="宋体" w:hAnsi="宋体"/>
+                <w:sz w:val="21"/>
+                <w:szCs w:val="21"/>
+              </w:rPr>
+              <w:t>标识在列表中是否明显，首页排序是否正确</w:t>
             </w:r>
           </w:p>
         </w:tc>
@@ -4622,8 +5543,18 @@
                 <w:sz w:val="21"/>
                 <w:szCs w:val="21"/>
               </w:rPr>
-              <w:t>推荐权重、置顶优先逻辑是否会影响正常排序及分页显示</w:t>
-            </w:r>
+              <w:t>推荐权重、置顶优先逻辑是否会影响正常排序及分</w:t>
+            </w:r>
+            <w:proofErr w:type="gramStart"/>
+            <w:r>
+              <w:rPr>
+                <w:rFonts w:ascii="宋体" w:eastAsia="宋体" w:hAnsi="宋体"/>
+                <w:sz w:val="21"/>
+                <w:szCs w:val="21"/>
+              </w:rPr>
+              <w:t>页显示</w:t>
+            </w:r>
+            <w:proofErr w:type="gramEnd"/>
           </w:p>
         </w:tc>
         <w:tc>
@@ -4670,7 +5601,25 @@
                 <w:sz w:val="21"/>
                 <w:szCs w:val="21"/>
               </w:rPr>
-              <w:t>同时设置多条置顶资讯，检查排序一致性，撤销推荐或置顶是否即时更新</w:t>
+              <w:t>同时设置多条置顶资讯，检查排序一致性，撤销推荐或置</w:t>
+            </w:r>
+            <w:proofErr w:type="gramStart"/>
+            <w:r>
+              <w:rPr>
+                <w:rFonts w:ascii="宋体" w:eastAsia="宋体" w:hAnsi="宋体"/>
+                <w:sz w:val="21"/>
+                <w:szCs w:val="21"/>
+              </w:rPr>
+              <w:t>顶是否</w:t>
+            </w:r>
+            <w:proofErr w:type="gramEnd"/>
+            <w:r>
+              <w:rPr>
+                <w:rFonts w:ascii="宋体" w:eastAsia="宋体" w:hAnsi="宋体"/>
+                <w:sz w:val="21"/>
+                <w:szCs w:val="21"/>
+              </w:rPr>
+              <w:t>即时更新</w:t>
             </w:r>
           </w:p>
         </w:tc>
@@ -4866,7 +5815,25 @@
                 <w:sz w:val="21"/>
                 <w:szCs w:val="21"/>
               </w:rPr>
-              <w:t>表单校验逻辑（数值范围、时间戳处理等）是否覆盖主要异常情况</w:t>
+              <w:t>表单校验逻辑（数值范围、时间</w:t>
+            </w:r>
+            <w:proofErr w:type="gramStart"/>
+            <w:r>
+              <w:rPr>
+                <w:rFonts w:ascii="宋体" w:eastAsia="宋体" w:hAnsi="宋体"/>
+                <w:sz w:val="21"/>
+                <w:szCs w:val="21"/>
+              </w:rPr>
+              <w:t>戳处理</w:t>
+            </w:r>
+            <w:proofErr w:type="gramEnd"/>
+            <w:r>
+              <w:rPr>
+                <w:rFonts w:ascii="宋体" w:eastAsia="宋体" w:hAnsi="宋体"/>
+                <w:sz w:val="21"/>
+                <w:szCs w:val="21"/>
+              </w:rPr>
+              <w:t>等）是否覆盖主要异常情况</w:t>
             </w:r>
           </w:p>
         </w:tc>
@@ -5208,7 +6175,25 @@
                 <w:sz w:val="21"/>
                 <w:szCs w:val="21"/>
               </w:rPr>
-              <w:t>WebSocket 通道建立与断开重连机制是否健全</w:t>
+              <w:t>WebSocket 通道建立与断开重</w:t>
+            </w:r>
+            <w:proofErr w:type="gramStart"/>
+            <w:r>
+              <w:rPr>
+                <w:rFonts w:ascii="宋体" w:eastAsia="宋体" w:hAnsi="宋体"/>
+                <w:sz w:val="21"/>
+                <w:szCs w:val="21"/>
+              </w:rPr>
+              <w:t>连机制</w:t>
+            </w:r>
+            <w:proofErr w:type="gramEnd"/>
+            <w:r>
+              <w:rPr>
+                <w:rFonts w:ascii="宋体" w:eastAsia="宋体" w:hAnsi="宋体"/>
+                <w:sz w:val="21"/>
+                <w:szCs w:val="21"/>
+              </w:rPr>
+              <w:t>是否健全</w:t>
             </w:r>
           </w:p>
         </w:tc>
@@ -5266,7 +6251,25 @@
                 <w:szCs w:val="21"/>
               </w:rPr>
               <w:lastRenderedPageBreak/>
-              <w:t>评论被回复后，实时收到弹窗提示，红点标记显</w:t>
+              <w:t>评论被回复后，实时</w:t>
+            </w:r>
+            <w:proofErr w:type="gramStart"/>
+            <w:r>
+              <w:rPr>
+                <w:rFonts w:ascii="宋体" w:eastAsia="宋体" w:hAnsi="宋体"/>
+                <w:sz w:val="21"/>
+                <w:szCs w:val="21"/>
+              </w:rPr>
+              <w:t>收到弹窗提示</w:t>
+            </w:r>
+            <w:proofErr w:type="gramEnd"/>
+            <w:r>
+              <w:rPr>
+                <w:rFonts w:ascii="宋体" w:eastAsia="宋体" w:hAnsi="宋体"/>
+                <w:sz w:val="21"/>
+                <w:szCs w:val="21"/>
+              </w:rPr>
+              <w:t>，红点标记显</w:t>
             </w:r>
             <w:r>
               <w:rPr>
@@ -5360,7 +6363,25 @@
                 <w:sz w:val="21"/>
                 <w:szCs w:val="21"/>
               </w:rPr>
-              <w:t>消息分页展示是否流畅，详情页跳转是否准确</w:t>
+              <w:t>消息分</w:t>
+            </w:r>
+            <w:proofErr w:type="gramStart"/>
+            <w:r>
+              <w:rPr>
+                <w:rFonts w:ascii="宋体" w:eastAsia="宋体" w:hAnsi="宋体"/>
+                <w:sz w:val="21"/>
+                <w:szCs w:val="21"/>
+              </w:rPr>
+              <w:t>页展示</w:t>
+            </w:r>
+            <w:proofErr w:type="gramEnd"/>
+            <w:r>
+              <w:rPr>
+                <w:rFonts w:ascii="宋体" w:eastAsia="宋体" w:hAnsi="宋体"/>
+                <w:sz w:val="21"/>
+                <w:szCs w:val="21"/>
+              </w:rPr>
+              <w:t>是否流畅，详情页跳转是否准确</w:t>
             </w:r>
           </w:p>
         </w:tc>
@@ -5432,7 +6453,25 @@
                 <w:sz w:val="21"/>
                 <w:szCs w:val="21"/>
               </w:rPr>
-              <w:t>快速翻页操作测试性能，查看历史消息时链接应仍可访问</w:t>
+              <w:t>快速翻页操作测试性能，查看历史</w:t>
+            </w:r>
+            <w:proofErr w:type="gramStart"/>
+            <w:r>
+              <w:rPr>
+                <w:rFonts w:ascii="宋体" w:eastAsia="宋体" w:hAnsi="宋体"/>
+                <w:sz w:val="21"/>
+                <w:szCs w:val="21"/>
+              </w:rPr>
+              <w:t>消息时链接应</w:t>
+            </w:r>
+            <w:proofErr w:type="gramEnd"/>
+            <w:r>
+              <w:rPr>
+                <w:rFonts w:ascii="宋体" w:eastAsia="宋体" w:hAnsi="宋体"/>
+                <w:sz w:val="21"/>
+                <w:szCs w:val="21"/>
+              </w:rPr>
+              <w:t>仍可访问</w:t>
             </w:r>
           </w:p>
         </w:tc>
@@ -5554,7 +6593,25 @@
                 <w:sz w:val="21"/>
                 <w:szCs w:val="21"/>
               </w:rPr>
-              <w:t>中断网络后是否重连、提交空问题时系统是否拦截，连续对话记录能否正确保存</w:t>
+              <w:t>中断网络后是否重连、提交</w:t>
+            </w:r>
+            <w:proofErr w:type="gramStart"/>
+            <w:r>
+              <w:rPr>
+                <w:rFonts w:ascii="宋体" w:eastAsia="宋体" w:hAnsi="宋体"/>
+                <w:sz w:val="21"/>
+                <w:szCs w:val="21"/>
+              </w:rPr>
+              <w:t>空问题</w:t>
+            </w:r>
+            <w:proofErr w:type="gramEnd"/>
+            <w:r>
+              <w:rPr>
+                <w:rFonts w:ascii="宋体" w:eastAsia="宋体" w:hAnsi="宋体"/>
+                <w:sz w:val="21"/>
+                <w:szCs w:val="21"/>
+              </w:rPr>
+              <w:t>时系统是否拦截，连续对话记录能否正确保存</w:t>
             </w:r>
           </w:p>
         </w:tc>
@@ -6042,7 +7099,25 @@
                 <w:sz w:val="21"/>
                 <w:szCs w:val="21"/>
               </w:rPr>
-              <w:t>删除资讯应从前端消失且数据移除，编辑后应立即更新展示内容</w:t>
+              <w:t>删除资讯应从前端消失</w:t>
+            </w:r>
+            <w:proofErr w:type="gramStart"/>
+            <w:r>
+              <w:rPr>
+                <w:rFonts w:ascii="宋体" w:eastAsia="宋体" w:hAnsi="宋体"/>
+                <w:sz w:val="21"/>
+                <w:szCs w:val="21"/>
+              </w:rPr>
+              <w:t>且数据</w:t>
+            </w:r>
+            <w:proofErr w:type="gramEnd"/>
+            <w:r>
+              <w:rPr>
+                <w:rFonts w:ascii="宋体" w:eastAsia="宋体" w:hAnsi="宋体"/>
+                <w:sz w:val="21"/>
+                <w:szCs w:val="21"/>
+              </w:rPr>
+              <w:t>移除，编辑后应立即更新展示内容</w:t>
             </w:r>
           </w:p>
         </w:tc>
@@ -6666,7 +7741,7 @@
           <w:szCs w:val="28"/>
         </w:rPr>
       </w:pPr>
-      <w:bookmarkStart w:id="11" w:name="_Toc196901150"/>
+      <w:bookmarkStart w:id="11" w:name="_Toc197613762"/>
       <w:r>
         <w:rPr>
           <w:rFonts w:ascii="黑体" w:eastAsia="黑体" w:hAnsi="黑体"/>
@@ -6724,7 +7799,23 @@
           <w:sz w:val="21"/>
           <w:szCs w:val="21"/>
         </w:rPr>
-        <w:t>测试人员根据不同类型的测试用例，手动输入边界数据、无效数据以及正常数据，检查系统是否按照预期响应。接口测试使用 Postman 发送各种请求，验证请求参数和返回结果的正确性。性能测试使用 JMeter 模拟多用户访问接口，观察系统响应时间和并发处理能力。前端页面通过实际点击与操作，验证跳转逻辑、按钮响应、表单校验是否符合设计要求。WebSocket 长连接场景中，通过断网重连、消息发送与接收操作检验连接稳定性与数据同步机制。</w:t>
+        <w:t>测试人员根据不同类型的测试用例，手动输入边界数据、无效数据以及正常数据，检查系统是否按照预期响应。接口测试使用 Postman 发送各种请求，验证请求参数和返回结果的正确性。性能测试使用 JMeter 模拟多用户访问接口，观察系统响应时间和并发处理能力。前端页面通过实际点击与操作，验证跳转逻辑、按钮响应、表单校验是否符合设计要求。WebSocket 长连接场景中，通过</w:t>
+      </w:r>
+      <w:proofErr w:type="gramStart"/>
+      <w:r>
+        <w:rPr>
+          <w:sz w:val="21"/>
+          <w:szCs w:val="21"/>
+        </w:rPr>
+        <w:t>断网重连</w:t>
+      </w:r>
+      <w:proofErr w:type="gramEnd"/>
+      <w:r>
+        <w:rPr>
+          <w:sz w:val="21"/>
+          <w:szCs w:val="21"/>
+        </w:rPr>
+        <w:t>、消息发送与接收操作检验连接稳定性与数据同步机制。</w:t>
       </w:r>
     </w:p>
     <w:p>
@@ -6743,7 +7834,39 @@
           <w:sz w:val="21"/>
           <w:szCs w:val="21"/>
         </w:rPr>
-        <w:t>缺陷发现后记录至缺陷跟踪系统，明确缺陷描述、重现步骤与影响模块，提交至开发人员处理。缺陷修复后再次执行相关测试用例，验证是否恢复正常并观察是否产生新的问题。测试过程保持日志记录与状态更新，确保每一个测试行为均有可溯路径与责任人。各类测试任务按模块和时间分工执行，确保实施过程持续、有序开展。</w:t>
+        <w:t>缺陷发现</w:t>
+      </w:r>
+      <w:proofErr w:type="gramStart"/>
+      <w:r>
+        <w:rPr>
+          <w:sz w:val="21"/>
+          <w:szCs w:val="21"/>
+        </w:rPr>
+        <w:t>后记录至</w:t>
+      </w:r>
+      <w:proofErr w:type="gramEnd"/>
+      <w:r>
+        <w:rPr>
+          <w:sz w:val="21"/>
+          <w:szCs w:val="21"/>
+        </w:rPr>
+        <w:t>缺陷跟踪系统，明确缺陷描述、重现步骤与影响模块，提交</w:t>
+      </w:r>
+      <w:proofErr w:type="gramStart"/>
+      <w:r>
+        <w:rPr>
+          <w:sz w:val="21"/>
+          <w:szCs w:val="21"/>
+        </w:rPr>
+        <w:t>至开发</w:t>
+      </w:r>
+      <w:proofErr w:type="gramEnd"/>
+      <w:r>
+        <w:rPr>
+          <w:sz w:val="21"/>
+          <w:szCs w:val="21"/>
+        </w:rPr>
+        <w:t>人员处理。缺陷修复后再次执行相关测试用例，验证是否恢复正常并观察是否产生新的问题。测试过程保持日志记录与状态更新，确保每一个测试行为均有可溯路径与责任人。各类测试任务按模块和时间分工执行，确保实施过程持续、有序开展。</w:t>
       </w:r>
     </w:p>
     <w:p>
@@ -6769,7 +7892,7 @@
           <w:szCs w:val="28"/>
         </w:rPr>
       </w:pPr>
-      <w:bookmarkStart w:id="12" w:name="_Toc196901151"/>
+      <w:bookmarkStart w:id="12" w:name="_Toc197613763"/>
       <w:r>
         <w:rPr>
           <w:rFonts w:ascii="黑体" w:eastAsia="黑体" w:hAnsi="黑体" w:hint="eastAsia"/>
@@ -6792,12 +7915,21 @@
           <w:szCs w:val="24"/>
         </w:rPr>
       </w:pPr>
+      <w:bookmarkStart w:id="13" w:name="_Toc197613764"/>
       <w:r>
         <w:rPr>
           <w:rFonts w:hint="eastAsia"/>
           <w:sz w:val="24"/>
           <w:szCs w:val="24"/>
         </w:rPr>
+        <w:t>2.4.</w:t>
+      </w:r>
+      <w:r>
+        <w:rPr>
+          <w:rFonts w:hint="eastAsia"/>
+          <w:sz w:val="24"/>
+          <w:szCs w:val="24"/>
+        </w:rPr>
         <w:t xml:space="preserve">1. </w:t>
       </w:r>
       <w:r>
@@ -6808,6 +7940,7 @@
         </w:rPr>
         <w:t>功能验证通过准则</w:t>
       </w:r>
+      <w:bookmarkEnd w:id="13"/>
     </w:p>
     <w:p>
       <w:pPr>
@@ -6827,7 +7960,27 @@
           <w:sz w:val="21"/>
           <w:szCs w:val="21"/>
         </w:rPr>
-        <w:t>所有 IADT 分解中列出的用例均已执行且结果通过，无阻塞性缺陷（Severity=</w:t>
+        <w:t>所有 IADT 分解中列出的</w:t>
+      </w:r>
+      <w:proofErr w:type="gramStart"/>
+      <w:r>
+        <w:rPr>
+          <w:rFonts w:ascii="宋体" w:eastAsia="宋体" w:hAnsi="宋体" w:cs="宋体"/>
+          <w:kern w:val="0"/>
+          <w:sz w:val="21"/>
+          <w:szCs w:val="21"/>
+        </w:rPr>
+        <w:t>用例均</w:t>
+      </w:r>
+      <w:proofErr w:type="gramEnd"/>
+      <w:r>
+        <w:rPr>
+          <w:rFonts w:ascii="宋体" w:eastAsia="宋体" w:hAnsi="宋体" w:cs="宋体"/>
+          <w:kern w:val="0"/>
+          <w:sz w:val="21"/>
+          <w:szCs w:val="21"/>
+        </w:rPr>
+        <w:t>已执行且结果通过，无阻塞性缺陷（Severity=</w:t>
       </w:r>
       <w:r>
         <w:rPr>
@@ -6921,6 +8074,7 @@
           <w:szCs w:val="24"/>
         </w:rPr>
       </w:pPr>
+      <w:bookmarkStart w:id="14" w:name="_Toc197613765"/>
       <w:r>
         <w:rPr>
           <w:rFonts w:hint="eastAsia"/>
@@ -6928,6 +8082,14 @@
           <w:szCs w:val="24"/>
         </w:rPr>
         <w:lastRenderedPageBreak/>
+        <w:t>2.4.</w:t>
+      </w:r>
+      <w:r>
+        <w:rPr>
+          <w:rFonts w:hint="eastAsia"/>
+          <w:sz w:val="24"/>
+          <w:szCs w:val="24"/>
+        </w:rPr>
         <w:t>2</w:t>
       </w:r>
       <w:r>
@@ -6946,6 +8108,7 @@
         </w:rPr>
         <w:t>接口与性能通过准则功能</w:t>
       </w:r>
+      <w:bookmarkEnd w:id="14"/>
     </w:p>
     <w:p>
       <w:pPr>
@@ -7025,7 +8188,27 @@
           <w:sz w:val="21"/>
           <w:szCs w:val="21"/>
         </w:rPr>
-        <w:t>并发压力测试（1000 RPS）无服务崩溃、内存泄漏或严重超时，核心业务接口（查询列表、健康记录录入）平均响应 ≤ 800ms。</w:t>
+        <w:t>并发压力测试（1000 RPS）无服务崩溃、内存泄漏或严重超时，核心业务接口（查询列表、健康记录录入）</w:t>
+      </w:r>
+      <w:proofErr w:type="gramStart"/>
+      <w:r>
+        <w:rPr>
+          <w:rFonts w:ascii="宋体" w:eastAsia="宋体" w:hAnsi="宋体" w:cs="宋体"/>
+          <w:kern w:val="0"/>
+          <w:sz w:val="21"/>
+          <w:szCs w:val="21"/>
+        </w:rPr>
+        <w:t>平均响应</w:t>
+      </w:r>
+      <w:proofErr w:type="gramEnd"/>
+      <w:r>
+        <w:rPr>
+          <w:rFonts w:ascii="宋体" w:eastAsia="宋体" w:hAnsi="宋体" w:cs="宋体"/>
+          <w:kern w:val="0"/>
+          <w:sz w:val="21"/>
+          <w:szCs w:val="21"/>
+        </w:rPr>
+        <w:t xml:space="preserve"> ≤ 800ms。</w:t>
       </w:r>
     </w:p>
     <w:p>
@@ -7038,12 +8221,21 @@
           <w:szCs w:val="24"/>
         </w:rPr>
       </w:pPr>
+      <w:bookmarkStart w:id="15" w:name="_Toc197613766"/>
       <w:r>
         <w:rPr>
           <w:rFonts w:hint="eastAsia"/>
           <w:sz w:val="24"/>
           <w:szCs w:val="24"/>
         </w:rPr>
+        <w:t>2.4.</w:t>
+      </w:r>
+      <w:r>
+        <w:rPr>
+          <w:rFonts w:hint="eastAsia"/>
+          <w:sz w:val="24"/>
+          <w:szCs w:val="24"/>
+        </w:rPr>
         <w:t>3</w:t>
       </w:r>
       <w:r>
@@ -7062,6 +8254,7 @@
         </w:rPr>
         <w:t>安全与稳定性通过准则功能</w:t>
       </w:r>
+      <w:bookmarkEnd w:id="15"/>
     </w:p>
     <w:p>
       <w:pPr>
@@ -7159,7 +8352,27 @@
           <w:sz w:val="21"/>
           <w:szCs w:val="21"/>
         </w:rPr>
-        <w:t>JWT 验证、密码加盐加密（bcrypt）和 HTTPS 传输生效，通过自动化扫描和手工渗透测试验证。</w:t>
+        <w:t>JWT 验证、密码加盐加密（</w:t>
+      </w:r>
+      <w:proofErr w:type="spellStart"/>
+      <w:r>
+        <w:rPr>
+          <w:rFonts w:ascii="宋体" w:eastAsia="宋体" w:hAnsi="宋体" w:cs="宋体"/>
+          <w:kern w:val="0"/>
+          <w:sz w:val="21"/>
+          <w:szCs w:val="21"/>
+        </w:rPr>
+        <w:t>bcrypt</w:t>
+      </w:r>
+      <w:proofErr w:type="spellEnd"/>
+      <w:r>
+        <w:rPr>
+          <w:rFonts w:ascii="宋体" w:eastAsia="宋体" w:hAnsi="宋体" w:cs="宋体"/>
+          <w:kern w:val="0"/>
+          <w:sz w:val="21"/>
+          <w:szCs w:val="21"/>
+        </w:rPr>
+        <w:t>）和 HTTPS 传输生效，通过自动化扫描和手工渗透测试验证。</w:t>
       </w:r>
     </w:p>
     <w:p>
@@ -7180,7 +8393,27 @@
           <w:sz w:val="21"/>
           <w:szCs w:val="21"/>
         </w:rPr>
-        <w:t>前端单页应用无内存泄漏、路由切换无页面残留、WebSocket 断线重连机制稳定。</w:t>
+        <w:t>前端单页应用无内存泄漏、路由切换无页面残留、WebSocket 断线重</w:t>
+      </w:r>
+      <w:proofErr w:type="gramStart"/>
+      <w:r>
+        <w:rPr>
+          <w:rFonts w:ascii="宋体" w:eastAsia="宋体" w:hAnsi="宋体" w:cs="宋体"/>
+          <w:kern w:val="0"/>
+          <w:sz w:val="21"/>
+          <w:szCs w:val="21"/>
+        </w:rPr>
+        <w:t>连机制</w:t>
+      </w:r>
+      <w:proofErr w:type="gramEnd"/>
+      <w:r>
+        <w:rPr>
+          <w:rFonts w:ascii="宋体" w:eastAsia="宋体" w:hAnsi="宋体" w:cs="宋体"/>
+          <w:kern w:val="0"/>
+          <w:sz w:val="21"/>
+          <w:szCs w:val="21"/>
+        </w:rPr>
+        <w:t>稳定。</w:t>
       </w:r>
     </w:p>
     <w:p>
@@ -7193,12 +8426,21 @@
           <w:szCs w:val="24"/>
         </w:rPr>
       </w:pPr>
+      <w:bookmarkStart w:id="16" w:name="_Toc197613767"/>
       <w:r>
         <w:rPr>
           <w:rFonts w:hint="eastAsia"/>
           <w:sz w:val="24"/>
           <w:szCs w:val="24"/>
         </w:rPr>
+        <w:t>2.4.</w:t>
+      </w:r>
+      <w:r>
+        <w:rPr>
+          <w:rFonts w:hint="eastAsia"/>
+          <w:sz w:val="24"/>
+          <w:szCs w:val="24"/>
+        </w:rPr>
         <w:t>4</w:t>
       </w:r>
       <w:r>
@@ -7217,6 +8459,7 @@
         </w:rPr>
         <w:t>可用性与用户体验通过准则</w:t>
       </w:r>
+      <w:bookmarkEnd w:id="16"/>
     </w:p>
     <w:p>
       <w:pPr>
@@ -7257,7 +8500,47 @@
           <w:sz w:val="21"/>
           <w:szCs w:val="21"/>
         </w:rPr>
-        <w:t>主要页面加载首屏时间 ≤ 1 s，路由切换 ≤ 300 ms；页面自适应主流</w:t>
+        <w:t>主要页面加载首</w:t>
+      </w:r>
+      <w:proofErr w:type="gramStart"/>
+      <w:r>
+        <w:rPr>
+          <w:rFonts w:ascii="宋体" w:eastAsia="宋体" w:hAnsi="宋体" w:cs="宋体"/>
+          <w:kern w:val="0"/>
+          <w:sz w:val="21"/>
+          <w:szCs w:val="21"/>
+        </w:rPr>
+        <w:t>屏时间</w:t>
+      </w:r>
+      <w:proofErr w:type="gramEnd"/>
+      <w:r>
+        <w:rPr>
+          <w:rFonts w:ascii="宋体" w:eastAsia="宋体" w:hAnsi="宋体" w:cs="宋体"/>
+          <w:kern w:val="0"/>
+          <w:sz w:val="21"/>
+          <w:szCs w:val="21"/>
+        </w:rPr>
+        <w:t xml:space="preserve"> ≤ 1 s，路由切换 ≤ 300 </w:t>
+      </w:r>
+      <w:proofErr w:type="spellStart"/>
+      <w:r>
+        <w:rPr>
+          <w:rFonts w:ascii="宋体" w:eastAsia="宋体" w:hAnsi="宋体" w:cs="宋体"/>
+          <w:kern w:val="0"/>
+          <w:sz w:val="21"/>
+          <w:szCs w:val="21"/>
+        </w:rPr>
+        <w:t>ms</w:t>
+      </w:r>
+      <w:proofErr w:type="spellEnd"/>
+      <w:r>
+        <w:rPr>
+          <w:rFonts w:ascii="宋体" w:eastAsia="宋体" w:hAnsi="宋体" w:cs="宋体"/>
+          <w:kern w:val="0"/>
+          <w:sz w:val="21"/>
+          <w:szCs w:val="21"/>
+        </w:rPr>
+        <w:t>；页面自适应主流</w:t>
       </w:r>
       <w:r>
         <w:rPr>
@@ -7318,7 +8601,7 @@
           <w:rFonts w:hint="eastAsia"/>
         </w:rPr>
       </w:pPr>
-      <w:bookmarkStart w:id="13" w:name="_Toc196901152"/>
+      <w:bookmarkStart w:id="17" w:name="_Toc197613768"/>
       <w:r>
         <w:rPr>
           <w:rFonts w:hint="eastAsia"/>
@@ -7331,7 +8614,7 @@
         </w:rPr>
         <w:t>测试程序</w:t>
       </w:r>
-      <w:bookmarkEnd w:id="13"/>
+      <w:bookmarkEnd w:id="17"/>
     </w:p>
     <w:p>
       <w:pPr>
@@ -7345,7 +8628,7 @@
           <w:szCs w:val="28"/>
         </w:rPr>
       </w:pPr>
-      <w:bookmarkStart w:id="14" w:name="_Toc196901153"/>
+      <w:bookmarkStart w:id="18" w:name="_Toc197613769"/>
       <w:r>
         <w:rPr>
           <w:rFonts w:ascii="黑体" w:eastAsia="黑体" w:hAnsi="黑体"/>
@@ -7366,7 +8649,7 @@
         </w:rPr>
         <w:t>测试程序组成</w:t>
       </w:r>
-      <w:bookmarkEnd w:id="14"/>
+      <w:bookmarkEnd w:id="18"/>
     </w:p>
     <w:p>
       <w:pPr>
@@ -7403,7 +8686,25 @@
           <w:sz w:val="21"/>
           <w:szCs w:val="21"/>
         </w:rPr>
-        <w:t>功能测试侧重验证系统各模块是否按需求文档正常运行，确保用户登录、数据录入、信息展示等核心功能在各种输入条件下表现一致。性能测试评估系统在不同负载下的响应时间、并发处理能力及资源消耗情况，识别可能存在的性能瓶颈。接口测试关注前后端、系统与第三方服务之间的数据交互，确保接口请求格式正确、参数校验到位、返回结果稳定可靠。文档与介质一致性测试用于检查部署系统与说明文档是否一致，保证使用者按照文档步骤能顺利完成安装与操作。自由操作测试在非预设路径下由测试人员随意操作系统，以发现隐藏的异常行为和使用上的不便之处，提高系统的健壮性和用户友好性。</w:t>
+        <w:t>功能测试侧重验证系统各模块是否按需求文档正常运行，确保用户登录、数据录入、信息展示等核心功能在各种输入条件下表现一致。性能测试评估系统在不同负载下的响应时间、并发处理能力及资源消耗情况，识别可能存在的性能瓶颈。接口测试关注前后端、系统与第三</w:t>
+      </w:r>
+      <w:proofErr w:type="gramStart"/>
+      <w:r>
+        <w:rPr>
+          <w:rFonts w:ascii="宋体" w:eastAsia="宋体" w:hAnsi="宋体"/>
+          <w:sz w:val="21"/>
+          <w:szCs w:val="21"/>
+        </w:rPr>
+        <w:t>方服务</w:t>
+      </w:r>
+      <w:proofErr w:type="gramEnd"/>
+      <w:r>
+        <w:rPr>
+          <w:rFonts w:ascii="宋体" w:eastAsia="宋体" w:hAnsi="宋体"/>
+          <w:sz w:val="21"/>
+          <w:szCs w:val="21"/>
+        </w:rPr>
+        <w:t>之间的数据交互，确保接口请求格式正确、参数校验到位、返回结果稳定可靠。文档与介质一致性测试用于检查部署系统与说明文档是否一致，保证使用者按照文档步骤能顺利完成安装与操作。自由操作测试在非预设路径下由测试人员随意操作系统，以发现隐藏的异常行为和使用上的不便之处，提高系统的健壮性和用户友好性。</w:t>
       </w:r>
     </w:p>
     <w:p>
@@ -7429,7 +8730,7 @@
           <w:szCs w:val="28"/>
         </w:rPr>
       </w:pPr>
-      <w:bookmarkStart w:id="15" w:name="_Toc196901154"/>
+      <w:bookmarkStart w:id="19" w:name="_Toc197613770"/>
       <w:r>
         <w:rPr>
           <w:rFonts w:ascii="黑体" w:eastAsia="黑体" w:hAnsi="黑体"/>
@@ -7450,7 +8751,7 @@
         </w:rPr>
         <w:t>功能测试</w:t>
       </w:r>
-      <w:bookmarkEnd w:id="15"/>
+      <w:bookmarkEnd w:id="19"/>
     </w:p>
     <w:tbl>
       <w:tblPr>
@@ -8806,13 +10107,23 @@
                 <w:szCs w:val="21"/>
               </w:rPr>
             </w:pPr>
-            <w:r>
-              <w:rPr>
-                <w:rFonts w:ascii="宋体" w:eastAsia="宋体" w:hAnsi="宋体"/>
-                <w:sz w:val="21"/>
-                <w:szCs w:val="21"/>
-              </w:rPr>
-              <w:t>评论区新增该评论，显示用户名与时间</w:t>
+            <w:proofErr w:type="gramStart"/>
+            <w:r>
+              <w:rPr>
+                <w:rFonts w:ascii="宋体" w:eastAsia="宋体" w:hAnsi="宋体"/>
+                <w:sz w:val="21"/>
+                <w:szCs w:val="21"/>
+              </w:rPr>
+              <w:t>评论区</w:t>
+            </w:r>
+            <w:proofErr w:type="gramEnd"/>
+            <w:r>
+              <w:rPr>
+                <w:rFonts w:ascii="宋体" w:eastAsia="宋体" w:hAnsi="宋体"/>
+                <w:sz w:val="21"/>
+                <w:szCs w:val="21"/>
+              </w:rPr>
+              <w:t>新增该评论，显示用户名与时间</w:t>
             </w:r>
           </w:p>
         </w:tc>
@@ -8904,6 +10215,7 @@
                 <w:szCs w:val="21"/>
               </w:rPr>
             </w:pPr>
+            <w:proofErr w:type="gramStart"/>
             <w:r>
               <w:rPr>
                 <w:rFonts w:ascii="宋体" w:eastAsia="宋体" w:hAnsi="宋体"/>
@@ -8912,6 +10224,7 @@
               </w:rPr>
               <w:t>资讯点赞</w:t>
             </w:r>
+            <w:proofErr w:type="gramEnd"/>
           </w:p>
         </w:tc>
         <w:tc>
@@ -8934,8 +10247,18 @@
                 <w:sz w:val="21"/>
                 <w:szCs w:val="21"/>
               </w:rPr>
-              <w:t>点击资讯评论下的点赞按钮</w:t>
-            </w:r>
+              <w:t>点击资讯评论下</w:t>
+            </w:r>
+            <w:proofErr w:type="gramStart"/>
+            <w:r>
+              <w:rPr>
+                <w:rFonts w:ascii="宋体" w:eastAsia="宋体" w:hAnsi="宋体"/>
+                <w:sz w:val="21"/>
+                <w:szCs w:val="21"/>
+              </w:rPr>
+              <w:t>的点赞按钮</w:t>
+            </w:r>
+            <w:proofErr w:type="gramEnd"/>
           </w:p>
         </w:tc>
         <w:tc>
@@ -8952,13 +10275,23 @@
                 <w:szCs w:val="21"/>
               </w:rPr>
             </w:pPr>
-            <w:r>
-              <w:rPr>
-                <w:rFonts w:ascii="宋体" w:eastAsia="宋体" w:hAnsi="宋体"/>
-                <w:sz w:val="21"/>
-                <w:szCs w:val="21"/>
-              </w:rPr>
-              <w:t>点赞数加一，按钮状态变化</w:t>
+            <w:proofErr w:type="gramStart"/>
+            <w:r>
+              <w:rPr>
+                <w:rFonts w:ascii="宋体" w:eastAsia="宋体" w:hAnsi="宋体"/>
+                <w:sz w:val="21"/>
+                <w:szCs w:val="21"/>
+              </w:rPr>
+              <w:t>点赞数</w:t>
+            </w:r>
+            <w:proofErr w:type="gramEnd"/>
+            <w:r>
+              <w:rPr>
+                <w:rFonts w:ascii="宋体" w:eastAsia="宋体" w:hAnsi="宋体"/>
+                <w:sz w:val="21"/>
+                <w:szCs w:val="21"/>
+              </w:rPr>
+              <w:t>加一，按钮状态变化</w:t>
             </w:r>
           </w:p>
         </w:tc>
@@ -8976,13 +10309,23 @@
                 <w:szCs w:val="21"/>
               </w:rPr>
             </w:pPr>
-            <w:r>
-              <w:rPr>
-                <w:rFonts w:ascii="宋体" w:eastAsia="宋体" w:hAnsi="宋体"/>
-                <w:sz w:val="21"/>
-                <w:szCs w:val="21"/>
-              </w:rPr>
-              <w:t>点赞数更新，按钮图标变色</w:t>
+            <w:proofErr w:type="gramStart"/>
+            <w:r>
+              <w:rPr>
+                <w:rFonts w:ascii="宋体" w:eastAsia="宋体" w:hAnsi="宋体"/>
+                <w:sz w:val="21"/>
+                <w:szCs w:val="21"/>
+              </w:rPr>
+              <w:t>点赞数</w:t>
+            </w:r>
+            <w:proofErr w:type="gramEnd"/>
+            <w:r>
+              <w:rPr>
+                <w:rFonts w:ascii="宋体" w:eastAsia="宋体" w:hAnsi="宋体"/>
+                <w:sz w:val="21"/>
+                <w:szCs w:val="21"/>
+              </w:rPr>
+              <w:t>更新，按钮图标变色</w:t>
             </w:r>
           </w:p>
         </w:tc>
@@ -9366,13 +10709,23 @@
                 <w:szCs w:val="21"/>
               </w:rPr>
             </w:pPr>
-            <w:r>
-              <w:rPr>
-                <w:rFonts w:ascii="宋体" w:eastAsia="宋体" w:hAnsi="宋体"/>
-                <w:sz w:val="21"/>
-                <w:szCs w:val="21"/>
-              </w:rPr>
-              <w:t>点击某一资讯标签</w:t>
+            <w:proofErr w:type="gramStart"/>
+            <w:r>
+              <w:rPr>
+                <w:rFonts w:ascii="宋体" w:eastAsia="宋体" w:hAnsi="宋体"/>
+                <w:sz w:val="21"/>
+                <w:szCs w:val="21"/>
+              </w:rPr>
+              <w:t>点击某</w:t>
+            </w:r>
+            <w:proofErr w:type="gramEnd"/>
+            <w:r>
+              <w:rPr>
+                <w:rFonts w:ascii="宋体" w:eastAsia="宋体" w:hAnsi="宋体"/>
+                <w:sz w:val="21"/>
+                <w:szCs w:val="21"/>
+              </w:rPr>
+              <w:t>一资讯标签</w:t>
             </w:r>
           </w:p>
         </w:tc>
@@ -11391,7 +12744,7 @@
         <w:spacing w:after="0" w:line="240" w:lineRule="auto"/>
         <w:jc w:val="center"/>
         <w:rPr>
-          <w:rFonts w:ascii="黑体" w:eastAsia="黑体" w:hAnsi="黑体" w:hint="eastAsia"/>
+          <w:rFonts w:ascii="黑体" w:eastAsia="黑体" w:hAnsi="黑体"/>
           <w:sz w:val="21"/>
           <w:szCs w:val="21"/>
         </w:rPr>
@@ -11442,7 +12795,7 @@
         <w:spacing w:after="0" w:line="240" w:lineRule="auto"/>
         <w:jc w:val="center"/>
         <w:rPr>
-          <w:rFonts w:ascii="宋体" w:eastAsia="宋体" w:hAnsi="宋体" w:hint="eastAsia"/>
+          <w:rFonts w:ascii="黑体" w:eastAsia="黑体" w:hAnsi="黑体" w:hint="eastAsia"/>
           <w:sz w:val="21"/>
           <w:szCs w:val="21"/>
         </w:rPr>
@@ -11452,6 +12805,26 @@
       <w:pPr>
         <w:pStyle w:val="2"/>
         <w:spacing w:before="0" w:after="0" w:line="240" w:lineRule="auto"/>
+        <w:rPr>
+          <w:rFonts w:ascii="黑体" w:eastAsia="黑体" w:hAnsi="黑体"/>
+          <w:b w:val="0"/>
+          <w:bCs/>
+          <w:sz w:val="28"/>
+          <w:szCs w:val="28"/>
+        </w:rPr>
+      </w:pPr>
+      <w:bookmarkStart w:id="20" w:name="_Toc197613771"/>
+      <w:r>
+        <w:rPr>
+          <w:rFonts w:ascii="黑体" w:eastAsia="黑体" w:hAnsi="黑体"/>
+          <w:b w:val="0"/>
+          <w:bCs/>
+          <w:sz w:val="28"/>
+          <w:szCs w:val="28"/>
+        </w:rPr>
+        <w:t xml:space="preserve">3.3 </w:t>
+      </w:r>
+      <w:r>
         <w:rPr>
           <w:rFonts w:ascii="黑体" w:eastAsia="黑体" w:hAnsi="黑体" w:hint="eastAsia"/>
           <w:b w:val="0"/>
@@ -11459,8 +12832,626 @@
           <w:sz w:val="28"/>
           <w:szCs w:val="28"/>
         </w:rPr>
-      </w:pPr>
-      <w:bookmarkStart w:id="16" w:name="_Toc196901155"/>
+        <w:t>性能测试</w:t>
+      </w:r>
+      <w:bookmarkEnd w:id="20"/>
+    </w:p>
+    <w:tbl>
+      <w:tblPr>
+        <w:tblStyle w:val="11"/>
+        <w:tblW w:w="0" w:type="auto"/>
+        <w:tblLook w:val="04A0" w:firstRow="1" w:lastRow="0" w:firstColumn="1" w:lastColumn="0" w:noHBand="0" w:noVBand="1"/>
+      </w:tblPr>
+      <w:tblGrid>
+        <w:gridCol w:w="462"/>
+        <w:gridCol w:w="1518"/>
+        <w:gridCol w:w="2781"/>
+        <w:gridCol w:w="1373"/>
+        <w:gridCol w:w="1374"/>
+        <w:gridCol w:w="788"/>
+      </w:tblGrid>
+      <w:tr>
+        <w:tc>
+          <w:tcPr>
+            <w:tcW w:w="0" w:type="auto"/>
+            <w:hideMark/>
+          </w:tcPr>
+          <w:p>
+            <w:pPr>
+              <w:rPr>
+                <w:b/>
+                <w:bCs/>
+              </w:rPr>
+            </w:pPr>
+            <w:r>
+              <w:rPr>
+                <w:b/>
+                <w:bCs/>
+              </w:rPr>
+              <w:t>序号</w:t>
+            </w:r>
+          </w:p>
+        </w:tc>
+        <w:tc>
+          <w:tcPr>
+            <w:tcW w:w="1518" w:type="dxa"/>
+            <w:hideMark/>
+          </w:tcPr>
+          <w:p>
+            <w:pPr>
+              <w:rPr>
+                <w:b/>
+                <w:bCs/>
+              </w:rPr>
+            </w:pPr>
+            <w:r>
+              <w:rPr>
+                <w:b/>
+                <w:bCs/>
+              </w:rPr>
+              <w:t>需求规格</w:t>
+            </w:r>
+          </w:p>
+        </w:tc>
+        <w:tc>
+          <w:tcPr>
+            <w:tcW w:w="2781" w:type="dxa"/>
+            <w:hideMark/>
+          </w:tcPr>
+          <w:p>
+            <w:pPr>
+              <w:rPr>
+                <w:b/>
+                <w:bCs/>
+              </w:rPr>
+            </w:pPr>
+            <w:r>
+              <w:rPr>
+                <w:b/>
+                <w:bCs/>
+              </w:rPr>
+              <w:t>操作步骤</w:t>
+            </w:r>
+          </w:p>
+        </w:tc>
+        <w:tc>
+          <w:tcPr>
+            <w:tcW w:w="1373" w:type="dxa"/>
+            <w:hideMark/>
+          </w:tcPr>
+          <w:p>
+            <w:pPr>
+              <w:rPr>
+                <w:b/>
+                <w:bCs/>
+              </w:rPr>
+            </w:pPr>
+            <w:r>
+              <w:rPr>
+                <w:b/>
+                <w:bCs/>
+              </w:rPr>
+              <w:t>期望输出</w:t>
+            </w:r>
+          </w:p>
+        </w:tc>
+        <w:tc>
+          <w:tcPr>
+            <w:tcW w:w="1374" w:type="dxa"/>
+            <w:hideMark/>
+          </w:tcPr>
+          <w:p>
+            <w:pPr>
+              <w:rPr>
+                <w:b/>
+                <w:bCs/>
+              </w:rPr>
+            </w:pPr>
+            <w:r>
+              <w:rPr>
+                <w:b/>
+                <w:bCs/>
+              </w:rPr>
+              <w:t>实际输出</w:t>
+            </w:r>
+          </w:p>
+        </w:tc>
+        <w:tc>
+          <w:tcPr>
+            <w:tcW w:w="788" w:type="dxa"/>
+            <w:hideMark/>
+          </w:tcPr>
+          <w:p>
+            <w:pPr>
+              <w:rPr>
+                <w:b/>
+                <w:bCs/>
+              </w:rPr>
+            </w:pPr>
+            <w:r>
+              <w:rPr>
+                <w:b/>
+                <w:bCs/>
+              </w:rPr>
+              <w:t>通过与否</w:t>
+            </w:r>
+          </w:p>
+        </w:tc>
+      </w:tr>
+      <w:tr>
+        <w:tc>
+          <w:tcPr>
+            <w:tcW w:w="0" w:type="auto"/>
+            <w:hideMark/>
+          </w:tcPr>
+          <w:p>
+            <w:r>
+              <w:t>1</w:t>
+            </w:r>
+          </w:p>
+        </w:tc>
+        <w:tc>
+          <w:tcPr>
+            <w:tcW w:w="1518" w:type="dxa"/>
+            <w:hideMark/>
+          </w:tcPr>
+          <w:p>
+            <w:r>
+              <w:t>获取资讯列表接口应在 500ms 内响应</w:t>
+            </w:r>
+          </w:p>
+        </w:tc>
+        <w:tc>
+          <w:tcPr>
+            <w:tcW w:w="2781" w:type="dxa"/>
+            <w:hideMark/>
+          </w:tcPr>
+          <w:p>
+            <w:r>
+              <w:t>使用 JMeter 向 /</w:t>
+            </w:r>
+            <w:proofErr w:type="spellStart"/>
+            <w:r>
+              <w:t>api</w:t>
+            </w:r>
+            <w:proofErr w:type="spellEnd"/>
+            <w:r>
+              <w:t xml:space="preserve">/news/list 接口并发发送 100 </w:t>
+            </w:r>
+            <w:proofErr w:type="gramStart"/>
+            <w:r>
+              <w:t>个</w:t>
+            </w:r>
+            <w:proofErr w:type="gramEnd"/>
+            <w:r>
+              <w:t>请求</w:t>
+            </w:r>
+          </w:p>
+        </w:tc>
+        <w:tc>
+          <w:tcPr>
+            <w:tcW w:w="1373" w:type="dxa"/>
+            <w:hideMark/>
+          </w:tcPr>
+          <w:p>
+            <w:r>
+              <w:t>平均响应时间 ≤ 500ms，成功率 100%</w:t>
+            </w:r>
+          </w:p>
+        </w:tc>
+        <w:tc>
+          <w:tcPr>
+            <w:tcW w:w="1374" w:type="dxa"/>
+            <w:hideMark/>
+          </w:tcPr>
+          <w:p>
+            <w:r>
+              <w:t>平均响应时间：412ms，成功率：100%</w:t>
+            </w:r>
+          </w:p>
+        </w:tc>
+        <w:tc>
+          <w:tcPr>
+            <w:tcW w:w="788" w:type="dxa"/>
+            <w:hideMark/>
+          </w:tcPr>
+          <w:p>
+            <w:r>
+              <w:t>通过</w:t>
+            </w:r>
+          </w:p>
+        </w:tc>
+      </w:tr>
+      <w:tr>
+        <w:tc>
+          <w:tcPr>
+            <w:tcW w:w="0" w:type="auto"/>
+            <w:hideMark/>
+          </w:tcPr>
+          <w:p>
+            <w:r>
+              <w:t>2</w:t>
+            </w:r>
+          </w:p>
+        </w:tc>
+        <w:tc>
+          <w:tcPr>
+            <w:tcW w:w="1518" w:type="dxa"/>
+            <w:hideMark/>
+          </w:tcPr>
+          <w:p>
+            <w:r>
+              <w:t>用户登录接口支持 50 并发用户</w:t>
+            </w:r>
+          </w:p>
+        </w:tc>
+        <w:tc>
+          <w:tcPr>
+            <w:tcW w:w="2781" w:type="dxa"/>
+            <w:hideMark/>
+          </w:tcPr>
+          <w:p>
+            <w:r>
+              <w:t>使用 JMeter 模拟 50 用户同时调用 /</w:t>
+            </w:r>
+            <w:proofErr w:type="spellStart"/>
+            <w:r>
+              <w:t>api</w:t>
+            </w:r>
+            <w:proofErr w:type="spellEnd"/>
+            <w:r>
+              <w:t>/user/login 接口</w:t>
+            </w:r>
+          </w:p>
+        </w:tc>
+        <w:tc>
+          <w:tcPr>
+            <w:tcW w:w="1373" w:type="dxa"/>
+            <w:hideMark/>
+          </w:tcPr>
+          <w:p>
+            <w:r>
+              <w:t>所有请求返回状态码 200，平均</w:t>
+            </w:r>
+            <w:r>
+              <w:lastRenderedPageBreak/>
+              <w:t>响应时间 ≤ 800ms</w:t>
+            </w:r>
+          </w:p>
+        </w:tc>
+        <w:tc>
+          <w:tcPr>
+            <w:tcW w:w="1374" w:type="dxa"/>
+            <w:hideMark/>
+          </w:tcPr>
+          <w:p>
+            <w:r>
+              <w:lastRenderedPageBreak/>
+              <w:t>所有请求状态码正常，平均响应时</w:t>
+            </w:r>
+            <w:r>
+              <w:lastRenderedPageBreak/>
+              <w:t>间 673ms</w:t>
+            </w:r>
+          </w:p>
+        </w:tc>
+        <w:tc>
+          <w:tcPr>
+            <w:tcW w:w="788" w:type="dxa"/>
+            <w:hideMark/>
+          </w:tcPr>
+          <w:p>
+            <w:r>
+              <w:lastRenderedPageBreak/>
+              <w:t>通过</w:t>
+            </w:r>
+          </w:p>
+        </w:tc>
+      </w:tr>
+      <w:tr>
+        <w:tc>
+          <w:tcPr>
+            <w:tcW w:w="0" w:type="auto"/>
+            <w:hideMark/>
+          </w:tcPr>
+          <w:p>
+            <w:r>
+              <w:t>3</w:t>
+            </w:r>
+          </w:p>
+        </w:tc>
+        <w:tc>
+          <w:tcPr>
+            <w:tcW w:w="1518" w:type="dxa"/>
+            <w:hideMark/>
+          </w:tcPr>
+          <w:p>
+            <w:r>
+              <w:t>AI 问答接口响应时间 ≤ 3 秒</w:t>
+            </w:r>
+          </w:p>
+        </w:tc>
+        <w:tc>
+          <w:tcPr>
+            <w:tcW w:w="2781" w:type="dxa"/>
+            <w:hideMark/>
+          </w:tcPr>
+          <w:p>
+            <w:r>
+              <w:t>使用 JMeter 循环向 /</w:t>
+            </w:r>
+            <w:proofErr w:type="spellStart"/>
+            <w:r>
+              <w:t>api</w:t>
+            </w:r>
+            <w:proofErr w:type="spellEnd"/>
+            <w:r>
+              <w:t>/ai/chat 提交问题，模拟实时回答</w:t>
+            </w:r>
+          </w:p>
+        </w:tc>
+        <w:tc>
+          <w:tcPr>
+            <w:tcW w:w="1373" w:type="dxa"/>
+            <w:hideMark/>
+          </w:tcPr>
+          <w:p>
+            <w:r>
+              <w:t>最大响应时间 ≤ 3s，系统无超时</w:t>
+            </w:r>
+          </w:p>
+        </w:tc>
+        <w:tc>
+          <w:tcPr>
+            <w:tcW w:w="1374" w:type="dxa"/>
+            <w:hideMark/>
+          </w:tcPr>
+          <w:p>
+            <w:r>
+              <w:t>最大响应时间 2.5s，系统无错误响应</w:t>
+            </w:r>
+          </w:p>
+        </w:tc>
+        <w:tc>
+          <w:tcPr>
+            <w:tcW w:w="788" w:type="dxa"/>
+            <w:hideMark/>
+          </w:tcPr>
+          <w:p>
+            <w:r>
+              <w:t>通过</w:t>
+            </w:r>
+          </w:p>
+        </w:tc>
+      </w:tr>
+      <w:tr>
+        <w:tc>
+          <w:tcPr>
+            <w:tcW w:w="0" w:type="auto"/>
+            <w:hideMark/>
+          </w:tcPr>
+          <w:p>
+            <w:r>
+              <w:t>4</w:t>
+            </w:r>
+          </w:p>
+        </w:tc>
+        <w:tc>
+          <w:tcPr>
+            <w:tcW w:w="1518" w:type="dxa"/>
+            <w:hideMark/>
+          </w:tcPr>
+          <w:p>
+            <w:r>
+              <w:t>首页数据看板接口抗压能力</w:t>
+            </w:r>
+          </w:p>
+        </w:tc>
+        <w:tc>
+          <w:tcPr>
+            <w:tcW w:w="2781" w:type="dxa"/>
+            <w:hideMark/>
+          </w:tcPr>
+          <w:p>
+            <w:r>
+              <w:t>使用 JMeter 向 /</w:t>
+            </w:r>
+            <w:proofErr w:type="spellStart"/>
+            <w:r>
+              <w:t>api</w:t>
+            </w:r>
+            <w:proofErr w:type="spellEnd"/>
+            <w:r>
+              <w:t>/dashboard/overview 接口发送 500 请求</w:t>
+            </w:r>
+          </w:p>
+        </w:tc>
+        <w:tc>
+          <w:tcPr>
+            <w:tcW w:w="1373" w:type="dxa"/>
+            <w:hideMark/>
+          </w:tcPr>
+          <w:p>
+            <w:r>
+              <w:t>成功率 100%，无系统崩溃</w:t>
+            </w:r>
+          </w:p>
+        </w:tc>
+        <w:tc>
+          <w:tcPr>
+            <w:tcW w:w="1374" w:type="dxa"/>
+            <w:hideMark/>
+          </w:tcPr>
+          <w:p>
+            <w:r>
+              <w:t>成功率 100%，CPU 占用控制好</w:t>
+            </w:r>
+          </w:p>
+        </w:tc>
+        <w:tc>
+          <w:tcPr>
+            <w:tcW w:w="788" w:type="dxa"/>
+            <w:hideMark/>
+          </w:tcPr>
+          <w:p>
+            <w:r>
+              <w:t>通过</w:t>
+            </w:r>
+          </w:p>
+        </w:tc>
+      </w:tr>
+      <w:tr>
+        <w:tc>
+          <w:tcPr>
+            <w:tcW w:w="0" w:type="auto"/>
+            <w:hideMark/>
+          </w:tcPr>
+          <w:p>
+            <w:r>
+              <w:t>5</w:t>
+            </w:r>
+          </w:p>
+        </w:tc>
+        <w:tc>
+          <w:tcPr>
+            <w:tcW w:w="1518" w:type="dxa"/>
+            <w:hideMark/>
+          </w:tcPr>
+          <w:p>
+            <w:r>
+              <w:t>评论发布接口高并发下保持正确性</w:t>
+            </w:r>
+          </w:p>
+        </w:tc>
+        <w:tc>
+          <w:tcPr>
+            <w:tcW w:w="2781" w:type="dxa"/>
+            <w:hideMark/>
+          </w:tcPr>
+          <w:p>
+            <w:r>
+              <w:t>使用 JMeter 向 /</w:t>
+            </w:r>
+            <w:proofErr w:type="spellStart"/>
+            <w:r>
+              <w:t>api</w:t>
+            </w:r>
+            <w:proofErr w:type="spellEnd"/>
+            <w:r>
+              <w:t>/comment/add 同时发送 200 条评论数据请求</w:t>
+            </w:r>
+          </w:p>
+        </w:tc>
+        <w:tc>
+          <w:tcPr>
+            <w:tcW w:w="1373" w:type="dxa"/>
+            <w:hideMark/>
+          </w:tcPr>
+          <w:p>
+            <w:r>
+              <w:t>每条评论均被记录，系统不丢数据</w:t>
+            </w:r>
+          </w:p>
+        </w:tc>
+        <w:tc>
+          <w:tcPr>
+            <w:tcW w:w="1374" w:type="dxa"/>
+            <w:hideMark/>
+          </w:tcPr>
+          <w:p>
+            <w:r>
+              <w:t>所有评论写入成功，数据库无冲突</w:t>
+            </w:r>
+          </w:p>
+        </w:tc>
+        <w:tc>
+          <w:tcPr>
+            <w:tcW w:w="788" w:type="dxa"/>
+            <w:hideMark/>
+          </w:tcPr>
+          <w:p>
+            <w:r>
+              <w:t>通过</w:t>
+            </w:r>
+          </w:p>
+        </w:tc>
+      </w:tr>
+    </w:tbl>
+    <w:p>
+      <w:pPr>
+        <w:spacing w:after="0" w:line="240" w:lineRule="auto"/>
+        <w:jc w:val="center"/>
+        <w:rPr>
+          <w:rFonts w:ascii="黑体" w:eastAsia="黑体" w:hAnsi="黑体"/>
+          <w:sz w:val="21"/>
+          <w:szCs w:val="21"/>
+        </w:rPr>
+      </w:pPr>
+      <w:r>
+        <w:rPr>
+          <w:rFonts w:ascii="黑体" w:eastAsia="黑体" w:hAnsi="黑体" w:hint="eastAsia"/>
+          <w:sz w:val="21"/>
+          <w:szCs w:val="21"/>
+        </w:rPr>
+        <w:t>表</w:t>
+      </w:r>
+      <w:r>
+        <w:rPr>
+          <w:rFonts w:ascii="黑体" w:eastAsia="黑体" w:hAnsi="黑体" w:hint="eastAsia"/>
+          <w:sz w:val="21"/>
+          <w:szCs w:val="21"/>
+        </w:rPr>
+        <w:t>3</w:t>
+      </w:r>
+      <w:r>
+        <w:rPr>
+          <w:rFonts w:ascii="黑体" w:eastAsia="黑体" w:hAnsi="黑体" w:hint="eastAsia"/>
+          <w:sz w:val="21"/>
+          <w:szCs w:val="21"/>
+        </w:rPr>
+        <w:t>：</w:t>
+      </w:r>
+      <w:r>
+        <w:rPr>
+          <w:rFonts w:ascii="黑体" w:eastAsia="黑体" w:hAnsi="黑体" w:hint="eastAsia"/>
+          <w:sz w:val="21"/>
+          <w:szCs w:val="21"/>
+        </w:rPr>
+        <w:t>功能</w:t>
+      </w:r>
+      <w:r>
+        <w:rPr>
+          <w:rFonts w:ascii="黑体" w:eastAsia="黑体" w:hAnsi="黑体" w:hint="eastAsia"/>
+          <w:sz w:val="21"/>
+          <w:szCs w:val="21"/>
+        </w:rPr>
+        <w:t>测试表</w:t>
+      </w:r>
+    </w:p>
+    <w:p>
+      <w:pPr>
+        <w:spacing w:after="0" w:line="240" w:lineRule="auto"/>
+        <w:jc w:val="center"/>
+        <w:rPr>
+          <w:rFonts w:ascii="黑体" w:eastAsia="黑体" w:hAnsi="黑体" w:hint="eastAsia"/>
+          <w:sz w:val="21"/>
+          <w:szCs w:val="21"/>
+        </w:rPr>
+      </w:pPr>
+    </w:p>
+    <w:p>
+      <w:pPr>
+        <w:pStyle w:val="2"/>
+        <w:spacing w:before="0" w:after="0" w:line="240" w:lineRule="auto"/>
+        <w:rPr>
+          <w:rFonts w:ascii="黑体" w:eastAsia="黑体" w:hAnsi="黑体" w:hint="eastAsia"/>
+          <w:b w:val="0"/>
+          <w:bCs/>
+          <w:sz w:val="28"/>
+          <w:szCs w:val="28"/>
+        </w:rPr>
+      </w:pPr>
+      <w:bookmarkStart w:id="21" w:name="_Toc197613772"/>
       <w:r>
         <w:rPr>
           <w:rFonts w:ascii="黑体" w:eastAsia="黑体" w:hAnsi="黑体"/>
@@ -11469,7 +13460,7 @@
           <w:sz w:val="28"/>
           <w:szCs w:val="28"/>
         </w:rPr>
-        <w:t xml:space="preserve">3.3 </w:t>
+        <w:t xml:space="preserve">3.4 </w:t>
       </w:r>
       <w:r>
         <w:rPr>
@@ -11479,27 +13470,1476 @@
           <w:sz w:val="28"/>
           <w:szCs w:val="28"/>
         </w:rPr>
-        <w:t>性能测试</w:t>
+        <w:t>接口测试</w:t>
       </w:r>
-      <w:bookmarkEnd w:id="16"/>
+      <w:bookmarkEnd w:id="21"/>
     </w:p>
+    <w:tbl>
+      <w:tblPr>
+        <w:tblStyle w:val="af2"/>
+        <w:tblW w:w="0" w:type="auto"/>
+        <w:tblLook w:val="04A0" w:firstRow="1" w:lastRow="0" w:firstColumn="1" w:lastColumn="0" w:noHBand="0" w:noVBand="1"/>
+      </w:tblPr>
+      <w:tblGrid>
+        <w:gridCol w:w="472"/>
+        <w:gridCol w:w="657"/>
+        <w:gridCol w:w="2977"/>
+        <w:gridCol w:w="1772"/>
+        <w:gridCol w:w="1772"/>
+        <w:gridCol w:w="646"/>
+      </w:tblGrid>
+      <w:tr>
+        <w:tc>
+          <w:tcPr>
+            <w:tcW w:w="0" w:type="auto"/>
+            <w:hideMark/>
+          </w:tcPr>
+          <w:p>
+            <w:pPr>
+              <w:spacing w:after="0" w:line="240" w:lineRule="auto"/>
+              <w:rPr>
+                <w:rFonts w:ascii="宋体" w:eastAsia="宋体" w:hAnsi="宋体"/>
+                <w:b/>
+                <w:bCs/>
+                <w:sz w:val="21"/>
+                <w:szCs w:val="21"/>
+              </w:rPr>
+            </w:pPr>
+            <w:r>
+              <w:rPr>
+                <w:rFonts w:ascii="宋体" w:eastAsia="宋体" w:hAnsi="宋体"/>
+                <w:b/>
+                <w:bCs/>
+                <w:sz w:val="21"/>
+                <w:szCs w:val="21"/>
+              </w:rPr>
+              <w:t>序号</w:t>
+            </w:r>
+          </w:p>
+        </w:tc>
+        <w:tc>
+          <w:tcPr>
+            <w:tcW w:w="657" w:type="dxa"/>
+            <w:hideMark/>
+          </w:tcPr>
+          <w:p>
+            <w:pPr>
+              <w:spacing w:after="0" w:line="240" w:lineRule="auto"/>
+              <w:rPr>
+                <w:rFonts w:ascii="宋体" w:eastAsia="宋体" w:hAnsi="宋体"/>
+                <w:b/>
+                <w:bCs/>
+                <w:sz w:val="21"/>
+                <w:szCs w:val="21"/>
+              </w:rPr>
+            </w:pPr>
+            <w:r>
+              <w:rPr>
+                <w:rFonts w:ascii="宋体" w:eastAsia="宋体" w:hAnsi="宋体"/>
+                <w:b/>
+                <w:bCs/>
+                <w:sz w:val="21"/>
+                <w:szCs w:val="21"/>
+              </w:rPr>
+              <w:t>需求规格</w:t>
+            </w:r>
+          </w:p>
+        </w:tc>
+        <w:tc>
+          <w:tcPr>
+            <w:tcW w:w="2977" w:type="dxa"/>
+            <w:hideMark/>
+          </w:tcPr>
+          <w:p>
+            <w:pPr>
+              <w:spacing w:after="0" w:line="240" w:lineRule="auto"/>
+              <w:rPr>
+                <w:rFonts w:ascii="宋体" w:eastAsia="宋体" w:hAnsi="宋体"/>
+                <w:b/>
+                <w:bCs/>
+                <w:sz w:val="21"/>
+                <w:szCs w:val="21"/>
+              </w:rPr>
+            </w:pPr>
+            <w:r>
+              <w:rPr>
+                <w:rFonts w:ascii="宋体" w:eastAsia="宋体" w:hAnsi="宋体"/>
+                <w:b/>
+                <w:bCs/>
+                <w:sz w:val="21"/>
+                <w:szCs w:val="21"/>
+              </w:rPr>
+              <w:t>操作步骤</w:t>
+            </w:r>
+          </w:p>
+        </w:tc>
+        <w:tc>
+          <w:tcPr>
+            <w:tcW w:w="1772" w:type="dxa"/>
+            <w:hideMark/>
+          </w:tcPr>
+          <w:p>
+            <w:pPr>
+              <w:spacing w:after="0" w:line="240" w:lineRule="auto"/>
+              <w:rPr>
+                <w:rFonts w:ascii="宋体" w:eastAsia="宋体" w:hAnsi="宋体"/>
+                <w:b/>
+                <w:bCs/>
+                <w:sz w:val="21"/>
+                <w:szCs w:val="21"/>
+              </w:rPr>
+            </w:pPr>
+            <w:r>
+              <w:rPr>
+                <w:rFonts w:ascii="宋体" w:eastAsia="宋体" w:hAnsi="宋体"/>
+                <w:b/>
+                <w:bCs/>
+                <w:sz w:val="21"/>
+                <w:szCs w:val="21"/>
+              </w:rPr>
+              <w:t>期望输出</w:t>
+            </w:r>
+          </w:p>
+        </w:tc>
+        <w:tc>
+          <w:tcPr>
+            <w:tcW w:w="1772" w:type="dxa"/>
+            <w:hideMark/>
+          </w:tcPr>
+          <w:p>
+            <w:pPr>
+              <w:spacing w:after="0" w:line="240" w:lineRule="auto"/>
+              <w:rPr>
+                <w:rFonts w:ascii="宋体" w:eastAsia="宋体" w:hAnsi="宋体"/>
+                <w:b/>
+                <w:bCs/>
+                <w:sz w:val="21"/>
+                <w:szCs w:val="21"/>
+              </w:rPr>
+            </w:pPr>
+            <w:r>
+              <w:rPr>
+                <w:rFonts w:ascii="宋体" w:eastAsia="宋体" w:hAnsi="宋体"/>
+                <w:b/>
+                <w:bCs/>
+                <w:sz w:val="21"/>
+                <w:szCs w:val="21"/>
+              </w:rPr>
+              <w:t>实际输出</w:t>
+            </w:r>
+          </w:p>
+        </w:tc>
+        <w:tc>
+          <w:tcPr>
+            <w:tcW w:w="646" w:type="dxa"/>
+            <w:hideMark/>
+          </w:tcPr>
+          <w:p>
+            <w:pPr>
+              <w:spacing w:after="0" w:line="240" w:lineRule="auto"/>
+              <w:rPr>
+                <w:rFonts w:ascii="宋体" w:eastAsia="宋体" w:hAnsi="宋体"/>
+                <w:b/>
+                <w:bCs/>
+                <w:sz w:val="21"/>
+                <w:szCs w:val="21"/>
+              </w:rPr>
+            </w:pPr>
+            <w:r>
+              <w:rPr>
+                <w:rFonts w:ascii="宋体" w:eastAsia="宋体" w:hAnsi="宋体"/>
+                <w:b/>
+                <w:bCs/>
+                <w:sz w:val="21"/>
+                <w:szCs w:val="21"/>
+              </w:rPr>
+              <w:t>通过与否</w:t>
+            </w:r>
+          </w:p>
+        </w:tc>
+      </w:tr>
+      <w:tr>
+        <w:tc>
+          <w:tcPr>
+            <w:tcW w:w="0" w:type="auto"/>
+            <w:hideMark/>
+          </w:tcPr>
+          <w:p>
+            <w:pPr>
+              <w:spacing w:after="0" w:line="240" w:lineRule="auto"/>
+              <w:rPr>
+                <w:rFonts w:ascii="宋体" w:eastAsia="宋体" w:hAnsi="宋体"/>
+                <w:sz w:val="21"/>
+                <w:szCs w:val="21"/>
+              </w:rPr>
+            </w:pPr>
+            <w:r>
+              <w:rPr>
+                <w:rFonts w:ascii="宋体" w:eastAsia="宋体" w:hAnsi="宋体"/>
+                <w:sz w:val="21"/>
+                <w:szCs w:val="21"/>
+              </w:rPr>
+              <w:t>1</w:t>
+            </w:r>
+          </w:p>
+        </w:tc>
+        <w:tc>
+          <w:tcPr>
+            <w:tcW w:w="657" w:type="dxa"/>
+            <w:hideMark/>
+          </w:tcPr>
+          <w:p>
+            <w:pPr>
+              <w:spacing w:after="0" w:line="240" w:lineRule="auto"/>
+              <w:rPr>
+                <w:rFonts w:ascii="宋体" w:eastAsia="宋体" w:hAnsi="宋体"/>
+                <w:sz w:val="21"/>
+                <w:szCs w:val="21"/>
+              </w:rPr>
+            </w:pPr>
+            <w:r>
+              <w:rPr>
+                <w:rFonts w:ascii="宋体" w:eastAsia="宋体" w:hAnsi="宋体"/>
+                <w:sz w:val="21"/>
+                <w:szCs w:val="21"/>
+              </w:rPr>
+              <w:t>登录接口</w:t>
+            </w:r>
+          </w:p>
+        </w:tc>
+        <w:tc>
+          <w:tcPr>
+            <w:tcW w:w="2977" w:type="dxa"/>
+            <w:hideMark/>
+          </w:tcPr>
+          <w:p>
+            <w:pPr>
+              <w:spacing w:after="0" w:line="240" w:lineRule="auto"/>
+              <w:rPr>
+                <w:rFonts w:ascii="宋体" w:eastAsia="宋体" w:hAnsi="宋体"/>
+                <w:sz w:val="21"/>
+                <w:szCs w:val="21"/>
+              </w:rPr>
+            </w:pPr>
+            <w:r>
+              <w:rPr>
+                <w:rFonts w:ascii="宋体" w:eastAsia="宋体" w:hAnsi="宋体"/>
+                <w:sz w:val="21"/>
+                <w:szCs w:val="21"/>
+              </w:rPr>
+              <w:t>使用 Postman 向 /</w:t>
+            </w:r>
+            <w:proofErr w:type="spellStart"/>
+            <w:r>
+              <w:rPr>
+                <w:rFonts w:ascii="宋体" w:eastAsia="宋体" w:hAnsi="宋体"/>
+                <w:sz w:val="21"/>
+                <w:szCs w:val="21"/>
+              </w:rPr>
+              <w:t>api</w:t>
+            </w:r>
+            <w:proofErr w:type="spellEnd"/>
+            <w:r>
+              <w:rPr>
+                <w:rFonts w:ascii="宋体" w:eastAsia="宋体" w:hAnsi="宋体"/>
+                <w:sz w:val="21"/>
+                <w:szCs w:val="21"/>
+              </w:rPr>
+              <w:t>/auth/login 发送 POST 请求，附带用户名和密码</w:t>
+            </w:r>
+          </w:p>
+        </w:tc>
+        <w:tc>
+          <w:tcPr>
+            <w:tcW w:w="1772" w:type="dxa"/>
+            <w:hideMark/>
+          </w:tcPr>
+          <w:p>
+            <w:pPr>
+              <w:spacing w:after="0" w:line="240" w:lineRule="auto"/>
+              <w:rPr>
+                <w:rFonts w:ascii="宋体" w:eastAsia="宋体" w:hAnsi="宋体"/>
+                <w:sz w:val="21"/>
+                <w:szCs w:val="21"/>
+              </w:rPr>
+            </w:pPr>
+            <w:r>
+              <w:rPr>
+                <w:rFonts w:ascii="宋体" w:eastAsia="宋体" w:hAnsi="宋体"/>
+                <w:sz w:val="21"/>
+                <w:szCs w:val="21"/>
+              </w:rPr>
+              <w:t>返回 200 状态码，包含 token 字段</w:t>
+            </w:r>
+          </w:p>
+        </w:tc>
+        <w:tc>
+          <w:tcPr>
+            <w:tcW w:w="1772" w:type="dxa"/>
+            <w:hideMark/>
+          </w:tcPr>
+          <w:p>
+            <w:pPr>
+              <w:spacing w:after="0" w:line="240" w:lineRule="auto"/>
+              <w:rPr>
+                <w:rFonts w:ascii="宋体" w:eastAsia="宋体" w:hAnsi="宋体"/>
+                <w:sz w:val="21"/>
+                <w:szCs w:val="21"/>
+              </w:rPr>
+            </w:pPr>
+            <w:r>
+              <w:rPr>
+                <w:rFonts w:ascii="宋体" w:eastAsia="宋体" w:hAnsi="宋体"/>
+                <w:sz w:val="21"/>
+                <w:szCs w:val="21"/>
+              </w:rPr>
+              <w:t>状态码 200，响应体中含 token 字段</w:t>
+            </w:r>
+          </w:p>
+        </w:tc>
+        <w:tc>
+          <w:tcPr>
+            <w:tcW w:w="646" w:type="dxa"/>
+            <w:hideMark/>
+          </w:tcPr>
+          <w:p>
+            <w:pPr>
+              <w:spacing w:after="0" w:line="240" w:lineRule="auto"/>
+              <w:rPr>
+                <w:rFonts w:ascii="宋体" w:eastAsia="宋体" w:hAnsi="宋体"/>
+                <w:sz w:val="21"/>
+                <w:szCs w:val="21"/>
+              </w:rPr>
+            </w:pPr>
+            <w:r>
+              <w:rPr>
+                <w:rFonts w:ascii="宋体" w:eastAsia="宋体" w:hAnsi="宋体"/>
+                <w:sz w:val="21"/>
+                <w:szCs w:val="21"/>
+              </w:rPr>
+              <w:t>通过</w:t>
+            </w:r>
+          </w:p>
+        </w:tc>
+      </w:tr>
+      <w:tr>
+        <w:tc>
+          <w:tcPr>
+            <w:tcW w:w="0" w:type="auto"/>
+            <w:hideMark/>
+          </w:tcPr>
+          <w:p>
+            <w:pPr>
+              <w:spacing w:after="0" w:line="240" w:lineRule="auto"/>
+              <w:rPr>
+                <w:rFonts w:ascii="宋体" w:eastAsia="宋体" w:hAnsi="宋体"/>
+                <w:sz w:val="21"/>
+                <w:szCs w:val="21"/>
+              </w:rPr>
+            </w:pPr>
+            <w:r>
+              <w:rPr>
+                <w:rFonts w:ascii="宋体" w:eastAsia="宋体" w:hAnsi="宋体"/>
+                <w:sz w:val="21"/>
+                <w:szCs w:val="21"/>
+              </w:rPr>
+              <w:t>2</w:t>
+            </w:r>
+          </w:p>
+        </w:tc>
+        <w:tc>
+          <w:tcPr>
+            <w:tcW w:w="657" w:type="dxa"/>
+            <w:hideMark/>
+          </w:tcPr>
+          <w:p>
+            <w:pPr>
+              <w:spacing w:after="0" w:line="240" w:lineRule="auto"/>
+              <w:rPr>
+                <w:rFonts w:ascii="宋体" w:eastAsia="宋体" w:hAnsi="宋体"/>
+                <w:sz w:val="21"/>
+                <w:szCs w:val="21"/>
+              </w:rPr>
+            </w:pPr>
+            <w:r>
+              <w:rPr>
+                <w:rFonts w:ascii="宋体" w:eastAsia="宋体" w:hAnsi="宋体"/>
+                <w:sz w:val="21"/>
+                <w:szCs w:val="21"/>
+              </w:rPr>
+              <w:t>获取用户信息接口</w:t>
+            </w:r>
+          </w:p>
+        </w:tc>
+        <w:tc>
+          <w:tcPr>
+            <w:tcW w:w="2977" w:type="dxa"/>
+            <w:hideMark/>
+          </w:tcPr>
+          <w:p>
+            <w:pPr>
+              <w:spacing w:after="0" w:line="240" w:lineRule="auto"/>
+              <w:rPr>
+                <w:rFonts w:ascii="宋体" w:eastAsia="宋体" w:hAnsi="宋体"/>
+                <w:sz w:val="21"/>
+                <w:szCs w:val="21"/>
+              </w:rPr>
+            </w:pPr>
+            <w:r>
+              <w:rPr>
+                <w:rFonts w:ascii="宋体" w:eastAsia="宋体" w:hAnsi="宋体"/>
+                <w:sz w:val="21"/>
+                <w:szCs w:val="21"/>
+              </w:rPr>
+              <w:t>携带 token 向 /</w:t>
+            </w:r>
+            <w:proofErr w:type="spellStart"/>
+            <w:r>
+              <w:rPr>
+                <w:rFonts w:ascii="宋体" w:eastAsia="宋体" w:hAnsi="宋体"/>
+                <w:sz w:val="21"/>
+                <w:szCs w:val="21"/>
+              </w:rPr>
+              <w:t>api</w:t>
+            </w:r>
+            <w:proofErr w:type="spellEnd"/>
+            <w:r>
+              <w:rPr>
+                <w:rFonts w:ascii="宋体" w:eastAsia="宋体" w:hAnsi="宋体"/>
+                <w:sz w:val="21"/>
+                <w:szCs w:val="21"/>
+              </w:rPr>
+              <w:t>/user/info 发送 GET 请求</w:t>
+            </w:r>
+          </w:p>
+        </w:tc>
+        <w:tc>
+          <w:tcPr>
+            <w:tcW w:w="1772" w:type="dxa"/>
+            <w:hideMark/>
+          </w:tcPr>
+          <w:p>
+            <w:pPr>
+              <w:spacing w:after="0" w:line="240" w:lineRule="auto"/>
+              <w:rPr>
+                <w:rFonts w:ascii="宋体" w:eastAsia="宋体" w:hAnsi="宋体"/>
+                <w:sz w:val="21"/>
+                <w:szCs w:val="21"/>
+              </w:rPr>
+            </w:pPr>
+            <w:r>
+              <w:rPr>
+                <w:rFonts w:ascii="宋体" w:eastAsia="宋体" w:hAnsi="宋体"/>
+                <w:sz w:val="21"/>
+                <w:szCs w:val="21"/>
+              </w:rPr>
+              <w:t>返回用户基本信息（用户名、角色、手机号）</w:t>
+            </w:r>
+          </w:p>
+        </w:tc>
+        <w:tc>
+          <w:tcPr>
+            <w:tcW w:w="1772" w:type="dxa"/>
+            <w:hideMark/>
+          </w:tcPr>
+          <w:p>
+            <w:pPr>
+              <w:spacing w:after="0" w:line="240" w:lineRule="auto"/>
+              <w:rPr>
+                <w:rFonts w:ascii="宋体" w:eastAsia="宋体" w:hAnsi="宋体"/>
+                <w:sz w:val="21"/>
+                <w:szCs w:val="21"/>
+              </w:rPr>
+            </w:pPr>
+            <w:r>
+              <w:rPr>
+                <w:rFonts w:ascii="宋体" w:eastAsia="宋体" w:hAnsi="宋体"/>
+                <w:sz w:val="21"/>
+                <w:szCs w:val="21"/>
+              </w:rPr>
+              <w:t>返回信息完整，字段与文档一致</w:t>
+            </w:r>
+          </w:p>
+        </w:tc>
+        <w:tc>
+          <w:tcPr>
+            <w:tcW w:w="646" w:type="dxa"/>
+            <w:hideMark/>
+          </w:tcPr>
+          <w:p>
+            <w:pPr>
+              <w:spacing w:after="0" w:line="240" w:lineRule="auto"/>
+              <w:rPr>
+                <w:rFonts w:ascii="宋体" w:eastAsia="宋体" w:hAnsi="宋体"/>
+                <w:sz w:val="21"/>
+                <w:szCs w:val="21"/>
+              </w:rPr>
+            </w:pPr>
+            <w:r>
+              <w:rPr>
+                <w:rFonts w:ascii="宋体" w:eastAsia="宋体" w:hAnsi="宋体"/>
+                <w:sz w:val="21"/>
+                <w:szCs w:val="21"/>
+              </w:rPr>
+              <w:t>通过</w:t>
+            </w:r>
+          </w:p>
+        </w:tc>
+      </w:tr>
+      <w:tr>
+        <w:tc>
+          <w:tcPr>
+            <w:tcW w:w="0" w:type="auto"/>
+            <w:hideMark/>
+          </w:tcPr>
+          <w:p>
+            <w:pPr>
+              <w:spacing w:after="0" w:line="240" w:lineRule="auto"/>
+              <w:rPr>
+                <w:rFonts w:ascii="宋体" w:eastAsia="宋体" w:hAnsi="宋体"/>
+                <w:sz w:val="21"/>
+                <w:szCs w:val="21"/>
+              </w:rPr>
+            </w:pPr>
+            <w:r>
+              <w:rPr>
+                <w:rFonts w:ascii="宋体" w:eastAsia="宋体" w:hAnsi="宋体"/>
+                <w:sz w:val="21"/>
+                <w:szCs w:val="21"/>
+              </w:rPr>
+              <w:t>3</w:t>
+            </w:r>
+          </w:p>
+        </w:tc>
+        <w:tc>
+          <w:tcPr>
+            <w:tcW w:w="657" w:type="dxa"/>
+            <w:hideMark/>
+          </w:tcPr>
+          <w:p>
+            <w:pPr>
+              <w:spacing w:after="0" w:line="240" w:lineRule="auto"/>
+              <w:rPr>
+                <w:rFonts w:ascii="宋体" w:eastAsia="宋体" w:hAnsi="宋体"/>
+                <w:sz w:val="21"/>
+                <w:szCs w:val="21"/>
+              </w:rPr>
+            </w:pPr>
+            <w:r>
+              <w:rPr>
+                <w:rFonts w:ascii="宋体" w:eastAsia="宋体" w:hAnsi="宋体"/>
+                <w:sz w:val="21"/>
+                <w:szCs w:val="21"/>
+              </w:rPr>
+              <w:t>获取未读消息接口</w:t>
+            </w:r>
+          </w:p>
+        </w:tc>
+        <w:tc>
+          <w:tcPr>
+            <w:tcW w:w="2977" w:type="dxa"/>
+            <w:hideMark/>
+          </w:tcPr>
+          <w:p>
+            <w:pPr>
+              <w:spacing w:after="0" w:line="240" w:lineRule="auto"/>
+              <w:rPr>
+                <w:rFonts w:ascii="宋体" w:eastAsia="宋体" w:hAnsi="宋体"/>
+                <w:sz w:val="21"/>
+                <w:szCs w:val="21"/>
+              </w:rPr>
+            </w:pPr>
+            <w:r>
+              <w:rPr>
+                <w:rFonts w:ascii="宋体" w:eastAsia="宋体" w:hAnsi="宋体"/>
+                <w:sz w:val="21"/>
+                <w:szCs w:val="21"/>
+              </w:rPr>
+              <w:t>向 /</w:t>
+            </w:r>
+            <w:proofErr w:type="spellStart"/>
+            <w:r>
+              <w:rPr>
+                <w:rFonts w:ascii="宋体" w:eastAsia="宋体" w:hAnsi="宋体"/>
+                <w:sz w:val="21"/>
+                <w:szCs w:val="21"/>
+              </w:rPr>
+              <w:t>api</w:t>
+            </w:r>
+            <w:proofErr w:type="spellEnd"/>
+            <w:r>
+              <w:rPr>
+                <w:rFonts w:ascii="宋体" w:eastAsia="宋体" w:hAnsi="宋体"/>
+                <w:sz w:val="21"/>
+                <w:szCs w:val="21"/>
+              </w:rPr>
+              <w:t>/message/unread 发送 GET 请求，Header 含有效 token</w:t>
+            </w:r>
+          </w:p>
+        </w:tc>
+        <w:tc>
+          <w:tcPr>
+            <w:tcW w:w="1772" w:type="dxa"/>
+            <w:hideMark/>
+          </w:tcPr>
+          <w:p>
+            <w:pPr>
+              <w:spacing w:after="0" w:line="240" w:lineRule="auto"/>
+              <w:rPr>
+                <w:rFonts w:ascii="宋体" w:eastAsia="宋体" w:hAnsi="宋体"/>
+                <w:sz w:val="21"/>
+                <w:szCs w:val="21"/>
+              </w:rPr>
+            </w:pPr>
+            <w:r>
+              <w:rPr>
+                <w:rFonts w:ascii="宋体" w:eastAsia="宋体" w:hAnsi="宋体"/>
+                <w:sz w:val="21"/>
+                <w:szCs w:val="21"/>
+              </w:rPr>
+              <w:t>返回状态码 200，消息列表为 JSON 格式，含未读消息数量</w:t>
+            </w:r>
+          </w:p>
+        </w:tc>
+        <w:tc>
+          <w:tcPr>
+            <w:tcW w:w="1772" w:type="dxa"/>
+            <w:hideMark/>
+          </w:tcPr>
+          <w:p>
+            <w:pPr>
+              <w:spacing w:after="0" w:line="240" w:lineRule="auto"/>
+              <w:rPr>
+                <w:rFonts w:ascii="宋体" w:eastAsia="宋体" w:hAnsi="宋体"/>
+                <w:sz w:val="21"/>
+                <w:szCs w:val="21"/>
+              </w:rPr>
+            </w:pPr>
+            <w:r>
+              <w:rPr>
+                <w:rFonts w:ascii="宋体" w:eastAsia="宋体" w:hAnsi="宋体"/>
+                <w:sz w:val="21"/>
+                <w:szCs w:val="21"/>
+              </w:rPr>
+              <w:t>返回正常，格式符合预期</w:t>
+            </w:r>
+          </w:p>
+        </w:tc>
+        <w:tc>
+          <w:tcPr>
+            <w:tcW w:w="646" w:type="dxa"/>
+            <w:hideMark/>
+          </w:tcPr>
+          <w:p>
+            <w:pPr>
+              <w:spacing w:after="0" w:line="240" w:lineRule="auto"/>
+              <w:rPr>
+                <w:rFonts w:ascii="宋体" w:eastAsia="宋体" w:hAnsi="宋体"/>
+                <w:sz w:val="21"/>
+                <w:szCs w:val="21"/>
+              </w:rPr>
+            </w:pPr>
+            <w:r>
+              <w:rPr>
+                <w:rFonts w:ascii="宋体" w:eastAsia="宋体" w:hAnsi="宋体"/>
+                <w:sz w:val="21"/>
+                <w:szCs w:val="21"/>
+              </w:rPr>
+              <w:t>通过</w:t>
+            </w:r>
+          </w:p>
+        </w:tc>
+      </w:tr>
+      <w:tr>
+        <w:tc>
+          <w:tcPr>
+            <w:tcW w:w="0" w:type="auto"/>
+            <w:hideMark/>
+          </w:tcPr>
+          <w:p>
+            <w:pPr>
+              <w:spacing w:after="0" w:line="240" w:lineRule="auto"/>
+              <w:rPr>
+                <w:rFonts w:ascii="宋体" w:eastAsia="宋体" w:hAnsi="宋体"/>
+                <w:sz w:val="21"/>
+                <w:szCs w:val="21"/>
+              </w:rPr>
+            </w:pPr>
+            <w:r>
+              <w:rPr>
+                <w:rFonts w:ascii="宋体" w:eastAsia="宋体" w:hAnsi="宋体"/>
+                <w:sz w:val="21"/>
+                <w:szCs w:val="21"/>
+              </w:rPr>
+              <w:t>4</w:t>
+            </w:r>
+          </w:p>
+        </w:tc>
+        <w:tc>
+          <w:tcPr>
+            <w:tcW w:w="657" w:type="dxa"/>
+            <w:hideMark/>
+          </w:tcPr>
+          <w:p>
+            <w:pPr>
+              <w:spacing w:after="0" w:line="240" w:lineRule="auto"/>
+              <w:rPr>
+                <w:rFonts w:ascii="宋体" w:eastAsia="宋体" w:hAnsi="宋体"/>
+                <w:sz w:val="21"/>
+                <w:szCs w:val="21"/>
+              </w:rPr>
+            </w:pPr>
+            <w:r>
+              <w:rPr>
+                <w:rFonts w:ascii="宋体" w:eastAsia="宋体" w:hAnsi="宋体"/>
+                <w:sz w:val="21"/>
+                <w:szCs w:val="21"/>
+              </w:rPr>
+              <w:t>标记消息已读接口</w:t>
+            </w:r>
+          </w:p>
+        </w:tc>
+        <w:tc>
+          <w:tcPr>
+            <w:tcW w:w="2977" w:type="dxa"/>
+            <w:hideMark/>
+          </w:tcPr>
+          <w:p>
+            <w:pPr>
+              <w:spacing w:after="0" w:line="240" w:lineRule="auto"/>
+              <w:rPr>
+                <w:rFonts w:ascii="宋体" w:eastAsia="宋体" w:hAnsi="宋体"/>
+                <w:sz w:val="21"/>
+                <w:szCs w:val="21"/>
+              </w:rPr>
+            </w:pPr>
+            <w:r>
+              <w:rPr>
+                <w:rFonts w:ascii="宋体" w:eastAsia="宋体" w:hAnsi="宋体"/>
+                <w:sz w:val="21"/>
+                <w:szCs w:val="21"/>
+              </w:rPr>
+              <w:t>向 /</w:t>
+            </w:r>
+            <w:proofErr w:type="spellStart"/>
+            <w:r>
+              <w:rPr>
+                <w:rFonts w:ascii="宋体" w:eastAsia="宋体" w:hAnsi="宋体"/>
+                <w:sz w:val="21"/>
+                <w:szCs w:val="21"/>
+              </w:rPr>
+              <w:t>api</w:t>
+            </w:r>
+            <w:proofErr w:type="spellEnd"/>
+            <w:r>
+              <w:rPr>
+                <w:rFonts w:ascii="宋体" w:eastAsia="宋体" w:hAnsi="宋体"/>
+                <w:sz w:val="21"/>
+                <w:szCs w:val="21"/>
+              </w:rPr>
+              <w:t xml:space="preserve">/message/mark-read 发送 PUT 请求，Body </w:t>
+            </w:r>
+            <w:proofErr w:type="gramStart"/>
+            <w:r>
+              <w:rPr>
+                <w:rFonts w:ascii="宋体" w:eastAsia="宋体" w:hAnsi="宋体"/>
+                <w:sz w:val="21"/>
+                <w:szCs w:val="21"/>
+              </w:rPr>
+              <w:t>含消息</w:t>
+            </w:r>
+            <w:proofErr w:type="gramEnd"/>
+            <w:r>
+              <w:rPr>
+                <w:rFonts w:ascii="宋体" w:eastAsia="宋体" w:hAnsi="宋体"/>
+                <w:sz w:val="21"/>
+                <w:szCs w:val="21"/>
+              </w:rPr>
+              <w:t xml:space="preserve"> ID</w:t>
+            </w:r>
+          </w:p>
+        </w:tc>
+        <w:tc>
+          <w:tcPr>
+            <w:tcW w:w="1772" w:type="dxa"/>
+            <w:hideMark/>
+          </w:tcPr>
+          <w:p>
+            <w:pPr>
+              <w:spacing w:after="0" w:line="240" w:lineRule="auto"/>
+              <w:rPr>
+                <w:rFonts w:ascii="宋体" w:eastAsia="宋体" w:hAnsi="宋体"/>
+                <w:sz w:val="21"/>
+                <w:szCs w:val="21"/>
+              </w:rPr>
+            </w:pPr>
+            <w:r>
+              <w:rPr>
+                <w:rFonts w:ascii="宋体" w:eastAsia="宋体" w:hAnsi="宋体"/>
+                <w:sz w:val="21"/>
+                <w:szCs w:val="21"/>
+              </w:rPr>
+              <w:t>返回操作成功提示，状态码 200</w:t>
+            </w:r>
+          </w:p>
+        </w:tc>
+        <w:tc>
+          <w:tcPr>
+            <w:tcW w:w="1772" w:type="dxa"/>
+            <w:hideMark/>
+          </w:tcPr>
+          <w:p>
+            <w:pPr>
+              <w:spacing w:after="0" w:line="240" w:lineRule="auto"/>
+              <w:rPr>
+                <w:rFonts w:ascii="宋体" w:eastAsia="宋体" w:hAnsi="宋体"/>
+                <w:sz w:val="21"/>
+                <w:szCs w:val="21"/>
+              </w:rPr>
+            </w:pPr>
+            <w:r>
+              <w:rPr>
+                <w:rFonts w:ascii="宋体" w:eastAsia="宋体" w:hAnsi="宋体"/>
+                <w:sz w:val="21"/>
+                <w:szCs w:val="21"/>
+              </w:rPr>
+              <w:t>提示“消息已标记为已读”，状态码 200</w:t>
+            </w:r>
+          </w:p>
+        </w:tc>
+        <w:tc>
+          <w:tcPr>
+            <w:tcW w:w="646" w:type="dxa"/>
+            <w:hideMark/>
+          </w:tcPr>
+          <w:p>
+            <w:pPr>
+              <w:spacing w:after="0" w:line="240" w:lineRule="auto"/>
+              <w:rPr>
+                <w:rFonts w:ascii="宋体" w:eastAsia="宋体" w:hAnsi="宋体"/>
+                <w:sz w:val="21"/>
+                <w:szCs w:val="21"/>
+              </w:rPr>
+            </w:pPr>
+            <w:r>
+              <w:rPr>
+                <w:rFonts w:ascii="宋体" w:eastAsia="宋体" w:hAnsi="宋体"/>
+                <w:sz w:val="21"/>
+                <w:szCs w:val="21"/>
+              </w:rPr>
+              <w:t>通过</w:t>
+            </w:r>
+          </w:p>
+        </w:tc>
+      </w:tr>
+      <w:tr>
+        <w:tc>
+          <w:tcPr>
+            <w:tcW w:w="0" w:type="auto"/>
+            <w:hideMark/>
+          </w:tcPr>
+          <w:p>
+            <w:pPr>
+              <w:spacing w:after="0" w:line="240" w:lineRule="auto"/>
+              <w:rPr>
+                <w:rFonts w:ascii="宋体" w:eastAsia="宋体" w:hAnsi="宋体"/>
+                <w:sz w:val="21"/>
+                <w:szCs w:val="21"/>
+              </w:rPr>
+            </w:pPr>
+            <w:r>
+              <w:rPr>
+                <w:rFonts w:ascii="宋体" w:eastAsia="宋体" w:hAnsi="宋体"/>
+                <w:sz w:val="21"/>
+                <w:szCs w:val="21"/>
+              </w:rPr>
+              <w:t>5</w:t>
+            </w:r>
+          </w:p>
+        </w:tc>
+        <w:tc>
+          <w:tcPr>
+            <w:tcW w:w="657" w:type="dxa"/>
+            <w:hideMark/>
+          </w:tcPr>
+          <w:p>
+            <w:pPr>
+              <w:spacing w:after="0" w:line="240" w:lineRule="auto"/>
+              <w:rPr>
+                <w:rFonts w:ascii="宋体" w:eastAsia="宋体" w:hAnsi="宋体"/>
+                <w:sz w:val="21"/>
+                <w:szCs w:val="21"/>
+              </w:rPr>
+            </w:pPr>
+            <w:r>
+              <w:rPr>
+                <w:rFonts w:ascii="宋体" w:eastAsia="宋体" w:hAnsi="宋体"/>
+                <w:sz w:val="21"/>
+                <w:szCs w:val="21"/>
+              </w:rPr>
+              <w:t>发布健康资讯接口</w:t>
+            </w:r>
+          </w:p>
+        </w:tc>
+        <w:tc>
+          <w:tcPr>
+            <w:tcW w:w="2977" w:type="dxa"/>
+            <w:hideMark/>
+          </w:tcPr>
+          <w:p>
+            <w:pPr>
+              <w:spacing w:after="0" w:line="240" w:lineRule="auto"/>
+              <w:rPr>
+                <w:rFonts w:ascii="宋体" w:eastAsia="宋体" w:hAnsi="宋体"/>
+                <w:sz w:val="21"/>
+                <w:szCs w:val="21"/>
+              </w:rPr>
+            </w:pPr>
+            <w:r>
+              <w:rPr>
+                <w:rFonts w:ascii="宋体" w:eastAsia="宋体" w:hAnsi="宋体"/>
+                <w:sz w:val="21"/>
+                <w:szCs w:val="21"/>
+              </w:rPr>
+              <w:t>管理员登录后向 /</w:t>
+            </w:r>
+            <w:proofErr w:type="spellStart"/>
+            <w:r>
+              <w:rPr>
+                <w:rFonts w:ascii="宋体" w:eastAsia="宋体" w:hAnsi="宋体"/>
+                <w:sz w:val="21"/>
+                <w:szCs w:val="21"/>
+              </w:rPr>
+              <w:t>api</w:t>
+            </w:r>
+            <w:proofErr w:type="spellEnd"/>
+            <w:r>
+              <w:rPr>
+                <w:rFonts w:ascii="宋体" w:eastAsia="宋体" w:hAnsi="宋体"/>
+                <w:sz w:val="21"/>
+                <w:szCs w:val="21"/>
+              </w:rPr>
+              <w:t>/news/create 发送 POST 请求，含资讯标题和内容</w:t>
+            </w:r>
+          </w:p>
+        </w:tc>
+        <w:tc>
+          <w:tcPr>
+            <w:tcW w:w="1772" w:type="dxa"/>
+            <w:hideMark/>
+          </w:tcPr>
+          <w:p>
+            <w:pPr>
+              <w:spacing w:after="0" w:line="240" w:lineRule="auto"/>
+              <w:rPr>
+                <w:rFonts w:ascii="宋体" w:eastAsia="宋体" w:hAnsi="宋体"/>
+                <w:sz w:val="21"/>
+                <w:szCs w:val="21"/>
+              </w:rPr>
+            </w:pPr>
+            <w:r>
+              <w:rPr>
+                <w:rFonts w:ascii="宋体" w:eastAsia="宋体" w:hAnsi="宋体"/>
+                <w:sz w:val="21"/>
+                <w:szCs w:val="21"/>
+              </w:rPr>
+              <w:t>返回创建成功提示，状态码 200，</w:t>
+            </w:r>
+            <w:proofErr w:type="gramStart"/>
+            <w:r>
+              <w:rPr>
+                <w:rFonts w:ascii="宋体" w:eastAsia="宋体" w:hAnsi="宋体"/>
+                <w:sz w:val="21"/>
+                <w:szCs w:val="21"/>
+              </w:rPr>
+              <w:t>响应体含资讯</w:t>
+            </w:r>
+            <w:proofErr w:type="gramEnd"/>
+            <w:r>
+              <w:rPr>
+                <w:rFonts w:ascii="宋体" w:eastAsia="宋体" w:hAnsi="宋体"/>
+                <w:sz w:val="21"/>
+                <w:szCs w:val="21"/>
+              </w:rPr>
+              <w:t xml:space="preserve"> ID</w:t>
+            </w:r>
+          </w:p>
+        </w:tc>
+        <w:tc>
+          <w:tcPr>
+            <w:tcW w:w="1772" w:type="dxa"/>
+            <w:hideMark/>
+          </w:tcPr>
+          <w:p>
+            <w:pPr>
+              <w:spacing w:after="0" w:line="240" w:lineRule="auto"/>
+              <w:rPr>
+                <w:rFonts w:ascii="宋体" w:eastAsia="宋体" w:hAnsi="宋体"/>
+                <w:sz w:val="21"/>
+                <w:szCs w:val="21"/>
+              </w:rPr>
+            </w:pPr>
+            <w:r>
+              <w:rPr>
+                <w:rFonts w:ascii="宋体" w:eastAsia="宋体" w:hAnsi="宋体"/>
+                <w:sz w:val="21"/>
+                <w:szCs w:val="21"/>
+              </w:rPr>
+              <w:t>创建成功，返回新建资讯 ID</w:t>
+            </w:r>
+          </w:p>
+        </w:tc>
+        <w:tc>
+          <w:tcPr>
+            <w:tcW w:w="646" w:type="dxa"/>
+            <w:hideMark/>
+          </w:tcPr>
+          <w:p>
+            <w:pPr>
+              <w:spacing w:after="0" w:line="240" w:lineRule="auto"/>
+              <w:rPr>
+                <w:rFonts w:ascii="宋体" w:eastAsia="宋体" w:hAnsi="宋体"/>
+                <w:sz w:val="21"/>
+                <w:szCs w:val="21"/>
+              </w:rPr>
+            </w:pPr>
+            <w:r>
+              <w:rPr>
+                <w:rFonts w:ascii="宋体" w:eastAsia="宋体" w:hAnsi="宋体"/>
+                <w:sz w:val="21"/>
+                <w:szCs w:val="21"/>
+              </w:rPr>
+              <w:t>通过</w:t>
+            </w:r>
+          </w:p>
+        </w:tc>
+      </w:tr>
+      <w:tr>
+        <w:tc>
+          <w:tcPr>
+            <w:tcW w:w="0" w:type="auto"/>
+            <w:hideMark/>
+          </w:tcPr>
+          <w:p>
+            <w:pPr>
+              <w:spacing w:after="0" w:line="240" w:lineRule="auto"/>
+              <w:rPr>
+                <w:rFonts w:ascii="宋体" w:eastAsia="宋体" w:hAnsi="宋体"/>
+                <w:sz w:val="21"/>
+                <w:szCs w:val="21"/>
+              </w:rPr>
+            </w:pPr>
+            <w:r>
+              <w:rPr>
+                <w:rFonts w:ascii="宋体" w:eastAsia="宋体" w:hAnsi="宋体"/>
+                <w:sz w:val="21"/>
+                <w:szCs w:val="21"/>
+              </w:rPr>
+              <w:t>6</w:t>
+            </w:r>
+          </w:p>
+        </w:tc>
+        <w:tc>
+          <w:tcPr>
+            <w:tcW w:w="657" w:type="dxa"/>
+            <w:hideMark/>
+          </w:tcPr>
+          <w:p>
+            <w:pPr>
+              <w:spacing w:after="0" w:line="240" w:lineRule="auto"/>
+              <w:rPr>
+                <w:rFonts w:ascii="宋体" w:eastAsia="宋体" w:hAnsi="宋体"/>
+                <w:sz w:val="21"/>
+                <w:szCs w:val="21"/>
+              </w:rPr>
+            </w:pPr>
+            <w:r>
+              <w:rPr>
+                <w:rFonts w:ascii="宋体" w:eastAsia="宋体" w:hAnsi="宋体"/>
+                <w:sz w:val="21"/>
+                <w:szCs w:val="21"/>
+              </w:rPr>
+              <w:t>获取健康</w:t>
+            </w:r>
+            <w:r>
+              <w:rPr>
+                <w:rFonts w:ascii="宋体" w:eastAsia="宋体" w:hAnsi="宋体"/>
+                <w:sz w:val="21"/>
+                <w:szCs w:val="21"/>
+              </w:rPr>
+              <w:lastRenderedPageBreak/>
+              <w:t>记录接口</w:t>
+            </w:r>
+          </w:p>
+        </w:tc>
+        <w:tc>
+          <w:tcPr>
+            <w:tcW w:w="2977" w:type="dxa"/>
+            <w:hideMark/>
+          </w:tcPr>
+          <w:p>
+            <w:pPr>
+              <w:spacing w:after="0" w:line="240" w:lineRule="auto"/>
+              <w:rPr>
+                <w:rFonts w:ascii="宋体" w:eastAsia="宋体" w:hAnsi="宋体"/>
+                <w:sz w:val="21"/>
+                <w:szCs w:val="21"/>
+              </w:rPr>
+            </w:pPr>
+            <w:r>
+              <w:rPr>
+                <w:rFonts w:ascii="宋体" w:eastAsia="宋体" w:hAnsi="宋体"/>
+                <w:sz w:val="21"/>
+                <w:szCs w:val="21"/>
+              </w:rPr>
+              <w:lastRenderedPageBreak/>
+              <w:t>向 /</w:t>
+            </w:r>
+            <w:proofErr w:type="spellStart"/>
+            <w:r>
+              <w:rPr>
+                <w:rFonts w:ascii="宋体" w:eastAsia="宋体" w:hAnsi="宋体"/>
+                <w:sz w:val="21"/>
+                <w:szCs w:val="21"/>
+              </w:rPr>
+              <w:t>api</w:t>
+            </w:r>
+            <w:proofErr w:type="spellEnd"/>
+            <w:r>
+              <w:rPr>
+                <w:rFonts w:ascii="宋体" w:eastAsia="宋体" w:hAnsi="宋体"/>
+                <w:sz w:val="21"/>
+                <w:szCs w:val="21"/>
+              </w:rPr>
+              <w:t>/record/list 发送 GET 请求，附带时间筛选参数</w:t>
+            </w:r>
+            <w:r>
+              <w:rPr>
+                <w:rFonts w:ascii="宋体" w:eastAsia="宋体" w:hAnsi="宋体"/>
+                <w:sz w:val="21"/>
+                <w:szCs w:val="21"/>
+              </w:rPr>
+              <w:lastRenderedPageBreak/>
+              <w:t>和分页参数</w:t>
+            </w:r>
+          </w:p>
+        </w:tc>
+        <w:tc>
+          <w:tcPr>
+            <w:tcW w:w="1772" w:type="dxa"/>
+            <w:hideMark/>
+          </w:tcPr>
+          <w:p>
+            <w:pPr>
+              <w:spacing w:after="0" w:line="240" w:lineRule="auto"/>
+              <w:rPr>
+                <w:rFonts w:ascii="宋体" w:eastAsia="宋体" w:hAnsi="宋体"/>
+                <w:sz w:val="21"/>
+                <w:szCs w:val="21"/>
+              </w:rPr>
+            </w:pPr>
+            <w:r>
+              <w:rPr>
+                <w:rFonts w:ascii="宋体" w:eastAsia="宋体" w:hAnsi="宋体"/>
+                <w:sz w:val="21"/>
+                <w:szCs w:val="21"/>
+              </w:rPr>
+              <w:lastRenderedPageBreak/>
+              <w:t>返回状态码 200，健康记录</w:t>
+            </w:r>
+            <w:r>
+              <w:rPr>
+                <w:rFonts w:ascii="宋体" w:eastAsia="宋体" w:hAnsi="宋体"/>
+                <w:sz w:val="21"/>
+                <w:szCs w:val="21"/>
+              </w:rPr>
+              <w:lastRenderedPageBreak/>
+              <w:t>列表分页返回</w:t>
+            </w:r>
+          </w:p>
+        </w:tc>
+        <w:tc>
+          <w:tcPr>
+            <w:tcW w:w="1772" w:type="dxa"/>
+            <w:hideMark/>
+          </w:tcPr>
+          <w:p>
+            <w:pPr>
+              <w:spacing w:after="0" w:line="240" w:lineRule="auto"/>
+              <w:rPr>
+                <w:rFonts w:ascii="宋体" w:eastAsia="宋体" w:hAnsi="宋体"/>
+                <w:sz w:val="21"/>
+                <w:szCs w:val="21"/>
+              </w:rPr>
+            </w:pPr>
+            <w:r>
+              <w:rPr>
+                <w:rFonts w:ascii="宋体" w:eastAsia="宋体" w:hAnsi="宋体"/>
+                <w:sz w:val="21"/>
+                <w:szCs w:val="21"/>
+              </w:rPr>
+              <w:lastRenderedPageBreak/>
+              <w:t>返回分</w:t>
+            </w:r>
+            <w:proofErr w:type="gramStart"/>
+            <w:r>
+              <w:rPr>
+                <w:rFonts w:ascii="宋体" w:eastAsia="宋体" w:hAnsi="宋体"/>
+                <w:sz w:val="21"/>
+                <w:szCs w:val="21"/>
+              </w:rPr>
+              <w:t>页数据</w:t>
+            </w:r>
+            <w:proofErr w:type="gramEnd"/>
+            <w:r>
+              <w:rPr>
+                <w:rFonts w:ascii="宋体" w:eastAsia="宋体" w:hAnsi="宋体"/>
+                <w:sz w:val="21"/>
+                <w:szCs w:val="21"/>
+              </w:rPr>
+              <w:t>正确，字段完整</w:t>
+            </w:r>
+          </w:p>
+        </w:tc>
+        <w:tc>
+          <w:tcPr>
+            <w:tcW w:w="646" w:type="dxa"/>
+            <w:hideMark/>
+          </w:tcPr>
+          <w:p>
+            <w:pPr>
+              <w:spacing w:after="0" w:line="240" w:lineRule="auto"/>
+              <w:rPr>
+                <w:rFonts w:ascii="宋体" w:eastAsia="宋体" w:hAnsi="宋体"/>
+                <w:sz w:val="21"/>
+                <w:szCs w:val="21"/>
+              </w:rPr>
+            </w:pPr>
+            <w:r>
+              <w:rPr>
+                <w:rFonts w:ascii="宋体" w:eastAsia="宋体" w:hAnsi="宋体"/>
+                <w:sz w:val="21"/>
+                <w:szCs w:val="21"/>
+              </w:rPr>
+              <w:t>通过</w:t>
+            </w:r>
+          </w:p>
+        </w:tc>
+      </w:tr>
+      <w:tr>
+        <w:tc>
+          <w:tcPr>
+            <w:tcW w:w="0" w:type="auto"/>
+            <w:hideMark/>
+          </w:tcPr>
+          <w:p>
+            <w:pPr>
+              <w:spacing w:after="0" w:line="240" w:lineRule="auto"/>
+              <w:rPr>
+                <w:rFonts w:ascii="宋体" w:eastAsia="宋体" w:hAnsi="宋体"/>
+                <w:sz w:val="21"/>
+                <w:szCs w:val="21"/>
+              </w:rPr>
+            </w:pPr>
+            <w:r>
+              <w:rPr>
+                <w:rFonts w:ascii="宋体" w:eastAsia="宋体" w:hAnsi="宋体"/>
+                <w:sz w:val="21"/>
+                <w:szCs w:val="21"/>
+              </w:rPr>
+              <w:t>7</w:t>
+            </w:r>
+          </w:p>
+        </w:tc>
+        <w:tc>
+          <w:tcPr>
+            <w:tcW w:w="657" w:type="dxa"/>
+            <w:hideMark/>
+          </w:tcPr>
+          <w:p>
+            <w:pPr>
+              <w:spacing w:after="0" w:line="240" w:lineRule="auto"/>
+              <w:rPr>
+                <w:rFonts w:ascii="宋体" w:eastAsia="宋体" w:hAnsi="宋体"/>
+                <w:sz w:val="21"/>
+                <w:szCs w:val="21"/>
+              </w:rPr>
+            </w:pPr>
+            <w:r>
+              <w:rPr>
+                <w:rFonts w:ascii="宋体" w:eastAsia="宋体" w:hAnsi="宋体"/>
+                <w:sz w:val="21"/>
+                <w:szCs w:val="21"/>
+              </w:rPr>
+              <w:t>标签列表接口</w:t>
+            </w:r>
+          </w:p>
+        </w:tc>
+        <w:tc>
+          <w:tcPr>
+            <w:tcW w:w="2977" w:type="dxa"/>
+            <w:hideMark/>
+          </w:tcPr>
+          <w:p>
+            <w:pPr>
+              <w:spacing w:after="0" w:line="240" w:lineRule="auto"/>
+              <w:rPr>
+                <w:rFonts w:ascii="宋体" w:eastAsia="宋体" w:hAnsi="宋体"/>
+                <w:sz w:val="21"/>
+                <w:szCs w:val="21"/>
+              </w:rPr>
+            </w:pPr>
+            <w:r>
+              <w:rPr>
+                <w:rFonts w:ascii="宋体" w:eastAsia="宋体" w:hAnsi="宋体"/>
+                <w:sz w:val="21"/>
+                <w:szCs w:val="21"/>
+              </w:rPr>
+              <w:t>向 /</w:t>
+            </w:r>
+            <w:proofErr w:type="spellStart"/>
+            <w:r>
+              <w:rPr>
+                <w:rFonts w:ascii="宋体" w:eastAsia="宋体" w:hAnsi="宋体"/>
+                <w:sz w:val="21"/>
+                <w:szCs w:val="21"/>
+              </w:rPr>
+              <w:t>api</w:t>
+            </w:r>
+            <w:proofErr w:type="spellEnd"/>
+            <w:r>
+              <w:rPr>
+                <w:rFonts w:ascii="宋体" w:eastAsia="宋体" w:hAnsi="宋体"/>
+                <w:sz w:val="21"/>
+                <w:szCs w:val="21"/>
+              </w:rPr>
+              <w:t>/tag/list 发送 GET 请求</w:t>
+            </w:r>
+          </w:p>
+        </w:tc>
+        <w:tc>
+          <w:tcPr>
+            <w:tcW w:w="1772" w:type="dxa"/>
+            <w:hideMark/>
+          </w:tcPr>
+          <w:p>
+            <w:pPr>
+              <w:spacing w:after="0" w:line="240" w:lineRule="auto"/>
+              <w:rPr>
+                <w:rFonts w:ascii="宋体" w:eastAsia="宋体" w:hAnsi="宋体"/>
+                <w:sz w:val="21"/>
+                <w:szCs w:val="21"/>
+              </w:rPr>
+            </w:pPr>
+            <w:r>
+              <w:rPr>
+                <w:rFonts w:ascii="宋体" w:eastAsia="宋体" w:hAnsi="宋体"/>
+                <w:sz w:val="21"/>
+                <w:szCs w:val="21"/>
+              </w:rPr>
+              <w:t>返回标签列表，状态码 200，格式为 JSON 数组</w:t>
+            </w:r>
+          </w:p>
+        </w:tc>
+        <w:tc>
+          <w:tcPr>
+            <w:tcW w:w="1772" w:type="dxa"/>
+            <w:hideMark/>
+          </w:tcPr>
+          <w:p>
+            <w:pPr>
+              <w:spacing w:after="0" w:line="240" w:lineRule="auto"/>
+              <w:rPr>
+                <w:rFonts w:ascii="宋体" w:eastAsia="宋体" w:hAnsi="宋体"/>
+                <w:sz w:val="21"/>
+                <w:szCs w:val="21"/>
+              </w:rPr>
+            </w:pPr>
+            <w:r>
+              <w:rPr>
+                <w:rFonts w:ascii="宋体" w:eastAsia="宋体" w:hAnsi="宋体"/>
+                <w:sz w:val="21"/>
+                <w:szCs w:val="21"/>
+              </w:rPr>
+              <w:t>标签列表正常返回，字段包含 id 和 name</w:t>
+            </w:r>
+          </w:p>
+        </w:tc>
+        <w:tc>
+          <w:tcPr>
+            <w:tcW w:w="646" w:type="dxa"/>
+            <w:hideMark/>
+          </w:tcPr>
+          <w:p>
+            <w:pPr>
+              <w:spacing w:after="0" w:line="240" w:lineRule="auto"/>
+              <w:rPr>
+                <w:rFonts w:ascii="宋体" w:eastAsia="宋体" w:hAnsi="宋体"/>
+                <w:sz w:val="21"/>
+                <w:szCs w:val="21"/>
+              </w:rPr>
+            </w:pPr>
+            <w:r>
+              <w:rPr>
+                <w:rFonts w:ascii="宋体" w:eastAsia="宋体" w:hAnsi="宋体"/>
+                <w:sz w:val="21"/>
+                <w:szCs w:val="21"/>
+              </w:rPr>
+              <w:t>通过</w:t>
+            </w:r>
+          </w:p>
+        </w:tc>
+      </w:tr>
+    </w:tbl>
     <w:p>
       <w:pPr>
         <w:spacing w:after="0" w:line="240" w:lineRule="auto"/>
-        <w:ind w:firstLine="420"/>
-        <w:rPr>
-          <w:rFonts w:ascii="宋体" w:eastAsia="宋体" w:hAnsi="宋体" w:hint="eastAsia"/>
+        <w:jc w:val="center"/>
+        <w:rPr>
+          <w:rFonts w:ascii="黑体" w:eastAsia="黑体" w:hAnsi="黑体"/>
           <w:sz w:val="21"/>
           <w:szCs w:val="21"/>
         </w:rPr>
       </w:pPr>
       <w:r>
         <w:rPr>
-          <w:rFonts w:ascii="宋体" w:eastAsia="宋体" w:hAnsi="宋体"/>
+          <w:rFonts w:ascii="黑体" w:eastAsia="黑体" w:hAnsi="黑体" w:hint="eastAsia"/>
           <w:sz w:val="21"/>
           <w:szCs w:val="21"/>
         </w:rPr>
-        <w:t>本</w:t>
+        <w:t>表</w:t>
+      </w:r>
+      <w:r>
+        <w:rPr>
+          <w:rFonts w:ascii="黑体" w:eastAsia="黑体" w:hAnsi="黑体" w:hint="eastAsia"/>
+          <w:sz w:val="21"/>
+          <w:szCs w:val="21"/>
+        </w:rPr>
+        <w:t>4</w:t>
+      </w:r>
+      <w:r>
+        <w:rPr>
+          <w:rFonts w:ascii="黑体" w:eastAsia="黑体" w:hAnsi="黑体" w:hint="eastAsia"/>
+          <w:sz w:val="21"/>
+          <w:szCs w:val="21"/>
+        </w:rPr>
+        <w:t>：</w:t>
+      </w:r>
+      <w:r>
+        <w:rPr>
+          <w:rFonts w:ascii="黑体" w:eastAsia="黑体" w:hAnsi="黑体" w:hint="eastAsia"/>
+          <w:sz w:val="21"/>
+          <w:szCs w:val="21"/>
+        </w:rPr>
+        <w:t>接口</w:t>
+      </w:r>
+      <w:r>
+        <w:rPr>
+          <w:rFonts w:ascii="黑体" w:eastAsia="黑体" w:hAnsi="黑体" w:hint="eastAsia"/>
+          <w:sz w:val="21"/>
+          <w:szCs w:val="21"/>
+        </w:rPr>
+        <w:t>测试表</w:t>
       </w:r>
     </w:p>
     <w:p>
@@ -11512,46 +14952,6 @@
           <w:szCs w:val="21"/>
         </w:rPr>
       </w:pPr>
-      <w:r>
-        <w:rPr>
-          <w:rFonts w:ascii="黑体" w:eastAsia="黑体" w:hAnsi="黑体" w:hint="eastAsia"/>
-          <w:sz w:val="21"/>
-          <w:szCs w:val="21"/>
-        </w:rPr>
-        <w:t>表</w:t>
-      </w:r>
-      <w:r>
-        <w:rPr>
-          <w:rFonts w:ascii="黑体" w:eastAsia="黑体" w:hAnsi="黑体" w:hint="eastAsia"/>
-          <w:sz w:val="21"/>
-          <w:szCs w:val="21"/>
-        </w:rPr>
-        <w:t>3</w:t>
-      </w:r>
-      <w:r>
-        <w:rPr>
-          <w:rFonts w:ascii="黑体" w:eastAsia="黑体" w:hAnsi="黑体" w:hint="eastAsia"/>
-          <w:sz w:val="21"/>
-          <w:szCs w:val="21"/>
-        </w:rPr>
-        <w:t>：</w:t>
-      </w:r>
-      <w:r>
-        <w:rPr>
-          <w:rFonts w:ascii="黑体" w:eastAsia="黑体" w:hAnsi="黑体" w:hint="eastAsia"/>
-          <w:sz w:val="21"/>
-          <w:szCs w:val="21"/>
-        </w:rPr>
-        <w:t>功能</w:t>
-      </w:r>
-      <w:r>
-        <w:rPr>
-          <w:rFonts w:ascii="黑体" w:eastAsia="黑体" w:hAnsi="黑体" w:hint="eastAsia"/>
-          <w:sz w:val="21"/>
-          <w:szCs w:val="21"/>
-        </w:rPr>
-        <w:t>测试表</w:t>
-      </w:r>
     </w:p>
     <w:p>
       <w:pPr>
@@ -11565,17 +14965,7 @@
           <w:szCs w:val="28"/>
         </w:rPr>
       </w:pPr>
-      <w:bookmarkStart w:id="17" w:name="_Toc196901156"/>
-      <w:r>
-        <w:rPr>
-          <w:rFonts w:ascii="黑体" w:eastAsia="黑体" w:hAnsi="黑体"/>
-          <w:b w:val="0"/>
-          <w:bCs/>
-          <w:sz w:val="28"/>
-          <w:szCs w:val="28"/>
-        </w:rPr>
-        <w:t xml:space="preserve">3.4 </w:t>
-      </w:r>
+      <w:bookmarkStart w:id="22" w:name="_Toc197613773"/>
       <w:r>
         <w:rPr>
           <w:rFonts w:ascii="黑体" w:eastAsia="黑体" w:hAnsi="黑体" w:hint="eastAsia"/>
@@ -11584,84 +14974,9 @@
           <w:sz w:val="28"/>
           <w:szCs w:val="28"/>
         </w:rPr>
-        <w:t>接口测试</w:t>
-      </w:r>
-      <w:bookmarkEnd w:id="17"/>
-    </w:p>
-    <w:p>
-      <w:pPr>
-        <w:spacing w:after="0" w:line="240" w:lineRule="auto"/>
-        <w:ind w:firstLine="420"/>
-        <w:rPr>
-          <w:rFonts w:ascii="宋体" w:eastAsia="宋体" w:hAnsi="宋体"/>
-          <w:sz w:val="21"/>
-          <w:szCs w:val="21"/>
-        </w:rPr>
-      </w:pPr>
-      <w:r>
-        <w:rPr>
-          <w:rFonts w:ascii="宋体" w:eastAsia="宋体" w:hAnsi="宋体"/>
-          <w:sz w:val="21"/>
-          <w:szCs w:val="21"/>
-        </w:rPr>
-        <w:t>消</w:t>
-      </w:r>
-    </w:p>
-    <w:p>
-      <w:pPr>
-        <w:spacing w:after="0" w:line="240" w:lineRule="auto"/>
-        <w:jc w:val="center"/>
-        <w:rPr>
-          <w:rFonts w:ascii="黑体" w:eastAsia="黑体" w:hAnsi="黑体" w:hint="eastAsia"/>
-          <w:sz w:val="21"/>
-          <w:szCs w:val="21"/>
-        </w:rPr>
-      </w:pPr>
-      <w:r>
-        <w:rPr>
-          <w:rFonts w:ascii="黑体" w:eastAsia="黑体" w:hAnsi="黑体" w:hint="eastAsia"/>
-          <w:sz w:val="21"/>
-          <w:szCs w:val="21"/>
-        </w:rPr>
-        <w:t>表</w:t>
+        <w:t xml:space="preserve">3.5 </w:t>
       </w:r>
       <w:r>
-        <w:rPr>
-          <w:rFonts w:ascii="黑体" w:eastAsia="黑体" w:hAnsi="黑体" w:hint="eastAsia"/>
-          <w:sz w:val="21"/>
-          <w:szCs w:val="21"/>
-        </w:rPr>
-        <w:t>4</w:t>
-      </w:r>
-      <w:r>
-        <w:rPr>
-          <w:rFonts w:ascii="黑体" w:eastAsia="黑体" w:hAnsi="黑体" w:hint="eastAsia"/>
-          <w:sz w:val="21"/>
-          <w:szCs w:val="21"/>
-        </w:rPr>
-        <w:t>：</w:t>
-      </w:r>
-      <w:r>
-        <w:rPr>
-          <w:rFonts w:ascii="黑体" w:eastAsia="黑体" w:hAnsi="黑体" w:hint="eastAsia"/>
-          <w:sz w:val="21"/>
-          <w:szCs w:val="21"/>
-        </w:rPr>
-        <w:t>功能</w:t>
-      </w:r>
-      <w:r>
-        <w:rPr>
-          <w:rFonts w:ascii="黑体" w:eastAsia="黑体" w:hAnsi="黑体" w:hint="eastAsia"/>
-          <w:sz w:val="21"/>
-          <w:szCs w:val="21"/>
-        </w:rPr>
-        <w:t>测试表</w:t>
-      </w:r>
-    </w:p>
-    <w:p>
-      <w:pPr>
-        <w:pStyle w:val="2"/>
-        <w:spacing w:before="0" w:after="0" w:line="240" w:lineRule="auto"/>
         <w:rPr>
           <w:rFonts w:ascii="黑体" w:eastAsia="黑体" w:hAnsi="黑体" w:hint="eastAsia"/>
           <w:b w:val="0"/>
@@ -11669,8 +14984,8 @@
           <w:sz w:val="28"/>
           <w:szCs w:val="28"/>
         </w:rPr>
-      </w:pPr>
-      <w:bookmarkStart w:id="18" w:name="_Toc196901157"/>
+        <w:t>文档介</w:t>
+      </w:r>
       <w:r>
         <w:rPr>
           <w:rFonts w:ascii="黑体" w:eastAsia="黑体" w:hAnsi="黑体" w:hint="eastAsia"/>
@@ -11679,7 +14994,7 @@
           <w:sz w:val="28"/>
           <w:szCs w:val="28"/>
         </w:rPr>
-        <w:t xml:space="preserve">3.5 </w:t>
+        <w:t>质</w:t>
       </w:r>
       <w:r>
         <w:rPr>
@@ -11689,29 +15004,9 @@
           <w:sz w:val="28"/>
           <w:szCs w:val="28"/>
         </w:rPr>
-        <w:t>文档介</w:t>
-      </w:r>
-      <w:r>
-        <w:rPr>
-          <w:rFonts w:ascii="黑体" w:eastAsia="黑体" w:hAnsi="黑体" w:hint="eastAsia"/>
-          <w:b w:val="0"/>
-          <w:bCs/>
-          <w:sz w:val="28"/>
-          <w:szCs w:val="28"/>
-        </w:rPr>
-        <w:t>质</w:t>
-      </w:r>
-      <w:r>
-        <w:rPr>
-          <w:rFonts w:ascii="黑体" w:eastAsia="黑体" w:hAnsi="黑体" w:hint="eastAsia"/>
-          <w:b w:val="0"/>
-          <w:bCs/>
-          <w:sz w:val="28"/>
-          <w:szCs w:val="28"/>
-        </w:rPr>
         <w:t>一致性测试</w:t>
       </w:r>
-      <w:bookmarkEnd w:id="18"/>
+      <w:bookmarkEnd w:id="22"/>
     </w:p>
     <w:tbl>
       <w:tblPr>
@@ -11737,7 +15032,7 @@
             <w:pPr>
               <w:spacing w:after="0" w:line="240" w:lineRule="auto"/>
               <w:rPr>
-                <w:rFonts w:ascii="宋体" w:eastAsia="宋体" w:hAnsi="宋体"/>
+                <w:rFonts w:ascii="宋体" w:eastAsia="宋体" w:hAnsi="宋体" w:hint="eastAsia"/>
                 <w:b/>
                 <w:bCs/>
                 <w:sz w:val="21"/>
@@ -11765,7 +15060,7 @@
             <w:pPr>
               <w:spacing w:after="0" w:line="240" w:lineRule="auto"/>
               <w:rPr>
-                <w:rFonts w:ascii="宋体" w:eastAsia="宋体" w:hAnsi="宋体"/>
+                <w:rFonts w:ascii="宋体" w:eastAsia="宋体" w:hAnsi="宋体" w:hint="eastAsia"/>
                 <w:b/>
                 <w:bCs/>
                 <w:sz w:val="21"/>
@@ -11793,7 +15088,7 @@
             <w:pPr>
               <w:spacing w:after="0" w:line="240" w:lineRule="auto"/>
               <w:rPr>
-                <w:rFonts w:ascii="宋体" w:eastAsia="宋体" w:hAnsi="宋体"/>
+                <w:rFonts w:ascii="宋体" w:eastAsia="宋体" w:hAnsi="宋体" w:hint="eastAsia"/>
                 <w:b/>
                 <w:bCs/>
                 <w:sz w:val="21"/>
@@ -11821,7 +15116,7 @@
             <w:pPr>
               <w:spacing w:after="0" w:line="240" w:lineRule="auto"/>
               <w:rPr>
-                <w:rFonts w:ascii="宋体" w:eastAsia="宋体" w:hAnsi="宋体"/>
+                <w:rFonts w:ascii="宋体" w:eastAsia="宋体" w:hAnsi="宋体" w:hint="eastAsia"/>
                 <w:b/>
                 <w:bCs/>
                 <w:sz w:val="21"/>
@@ -11849,7 +15144,7 @@
             <w:pPr>
               <w:spacing w:after="0" w:line="240" w:lineRule="auto"/>
               <w:rPr>
-                <w:rFonts w:ascii="宋体" w:eastAsia="宋体" w:hAnsi="宋体"/>
+                <w:rFonts w:ascii="宋体" w:eastAsia="宋体" w:hAnsi="宋体" w:hint="eastAsia"/>
                 <w:b/>
                 <w:bCs/>
                 <w:sz w:val="21"/>
@@ -11877,7 +15172,7 @@
             <w:pPr>
               <w:spacing w:after="0" w:line="240" w:lineRule="auto"/>
               <w:rPr>
-                <w:rFonts w:ascii="宋体" w:eastAsia="宋体" w:hAnsi="宋体"/>
+                <w:rFonts w:ascii="宋体" w:eastAsia="宋体" w:hAnsi="宋体" w:hint="eastAsia"/>
                 <w:b/>
                 <w:bCs/>
                 <w:sz w:val="21"/>
@@ -11907,7 +15202,7 @@
             <w:pPr>
               <w:spacing w:after="0" w:line="240" w:lineRule="auto"/>
               <w:rPr>
-                <w:rFonts w:ascii="宋体" w:eastAsia="宋体" w:hAnsi="宋体"/>
+                <w:rFonts w:ascii="宋体" w:eastAsia="宋体" w:hAnsi="宋体" w:hint="eastAsia"/>
                 <w:sz w:val="21"/>
                 <w:szCs w:val="21"/>
               </w:rPr>
@@ -11931,7 +15226,7 @@
             <w:pPr>
               <w:spacing w:after="0" w:line="240" w:lineRule="auto"/>
               <w:rPr>
-                <w:rFonts w:ascii="宋体" w:eastAsia="宋体" w:hAnsi="宋体"/>
+                <w:rFonts w:ascii="宋体" w:eastAsia="宋体" w:hAnsi="宋体" w:hint="eastAsia"/>
                 <w:sz w:val="21"/>
                 <w:szCs w:val="21"/>
               </w:rPr>
@@ -11955,7 +15250,7 @@
             <w:pPr>
               <w:spacing w:after="0" w:line="240" w:lineRule="auto"/>
               <w:rPr>
-                <w:rFonts w:ascii="宋体" w:eastAsia="宋体" w:hAnsi="宋体"/>
+                <w:rFonts w:ascii="宋体" w:eastAsia="宋体" w:hAnsi="宋体" w:hint="eastAsia"/>
                 <w:sz w:val="21"/>
                 <w:szCs w:val="21"/>
               </w:rPr>
@@ -11979,27 +15274,18 @@
             <w:pPr>
               <w:spacing w:after="0" w:line="240" w:lineRule="auto"/>
               <w:rPr>
-                <w:rFonts w:ascii="宋体" w:eastAsia="宋体" w:hAnsi="宋体"/>
-                <w:sz w:val="21"/>
-                <w:szCs w:val="21"/>
-              </w:rPr>
-            </w:pPr>
-            <w:r>
-              <w:rPr>
-                <w:rFonts w:ascii="宋体" w:eastAsia="宋体" w:hAnsi="宋体"/>
-                <w:sz w:val="21"/>
-                <w:szCs w:val="21"/>
-              </w:rPr>
-              <w:t>与系统实际界面字段、交互</w:t>
-            </w:r>
-            <w:r>
-              <w:rPr>
-                <w:rFonts w:ascii="宋体" w:eastAsia="宋体" w:hAnsi="宋体"/>
-                <w:sz w:val="21"/>
-                <w:szCs w:val="21"/>
-              </w:rPr>
-              <w:lastRenderedPageBreak/>
-              <w:t>一致</w:t>
+                <w:rFonts w:ascii="宋体" w:eastAsia="宋体" w:hAnsi="宋体" w:hint="eastAsia"/>
+                <w:sz w:val="21"/>
+                <w:szCs w:val="21"/>
+              </w:rPr>
+            </w:pPr>
+            <w:r>
+              <w:rPr>
+                <w:rFonts w:ascii="宋体" w:eastAsia="宋体" w:hAnsi="宋体"/>
+                <w:sz w:val="21"/>
+                <w:szCs w:val="21"/>
+              </w:rPr>
+              <w:t>与系统实际界面字段、交互一致</w:t>
             </w:r>
           </w:p>
         </w:tc>
@@ -12012,18 +15298,17 @@
             <w:pPr>
               <w:spacing w:after="0" w:line="240" w:lineRule="auto"/>
               <w:rPr>
-                <w:rFonts w:ascii="宋体" w:eastAsia="宋体" w:hAnsi="宋体"/>
-                <w:sz w:val="21"/>
-                <w:szCs w:val="21"/>
-              </w:rPr>
-            </w:pPr>
-            <w:r>
-              <w:rPr>
-                <w:rFonts w:ascii="宋体" w:eastAsia="宋体" w:hAnsi="宋体"/>
-                <w:sz w:val="21"/>
-                <w:szCs w:val="21"/>
-              </w:rPr>
-              <w:lastRenderedPageBreak/>
+                <w:rFonts w:ascii="宋体" w:eastAsia="宋体" w:hAnsi="宋体" w:hint="eastAsia"/>
+                <w:sz w:val="21"/>
+                <w:szCs w:val="21"/>
+              </w:rPr>
+            </w:pPr>
+            <w:r>
+              <w:rPr>
+                <w:rFonts w:ascii="宋体" w:eastAsia="宋体" w:hAnsi="宋体"/>
+                <w:sz w:val="21"/>
+                <w:szCs w:val="21"/>
+              </w:rPr>
               <w:t>描述与系统界面字段一致</w:t>
             </w:r>
           </w:p>
@@ -12037,7 +15322,7 @@
             <w:pPr>
               <w:spacing w:after="0" w:line="240" w:lineRule="auto"/>
               <w:rPr>
-                <w:rFonts w:ascii="宋体" w:eastAsia="宋体" w:hAnsi="宋体"/>
+                <w:rFonts w:ascii="宋体" w:eastAsia="宋体" w:hAnsi="宋体" w:hint="eastAsia"/>
                 <w:sz w:val="21"/>
                 <w:szCs w:val="21"/>
               </w:rPr>
@@ -12063,7 +15348,7 @@
             <w:pPr>
               <w:spacing w:after="0" w:line="240" w:lineRule="auto"/>
               <w:rPr>
-                <w:rFonts w:ascii="宋体" w:eastAsia="宋体" w:hAnsi="宋体"/>
+                <w:rFonts w:ascii="宋体" w:eastAsia="宋体" w:hAnsi="宋体" w:hint="eastAsia"/>
                 <w:sz w:val="21"/>
                 <w:szCs w:val="21"/>
               </w:rPr>
@@ -12087,7 +15372,7 @@
             <w:pPr>
               <w:spacing w:after="0" w:line="240" w:lineRule="auto"/>
               <w:rPr>
-                <w:rFonts w:ascii="宋体" w:eastAsia="宋体" w:hAnsi="宋体"/>
+                <w:rFonts w:ascii="宋体" w:eastAsia="宋体" w:hAnsi="宋体" w:hint="eastAsia"/>
                 <w:sz w:val="21"/>
                 <w:szCs w:val="21"/>
               </w:rPr>
@@ -12111,7 +15396,7 @@
             <w:pPr>
               <w:spacing w:after="0" w:line="240" w:lineRule="auto"/>
               <w:rPr>
-                <w:rFonts w:ascii="宋体" w:eastAsia="宋体" w:hAnsi="宋体"/>
+                <w:rFonts w:ascii="宋体" w:eastAsia="宋体" w:hAnsi="宋体" w:hint="eastAsia"/>
                 <w:sz w:val="21"/>
                 <w:szCs w:val="21"/>
               </w:rPr>
@@ -12135,7 +15420,7 @@
             <w:pPr>
               <w:spacing w:after="0" w:line="240" w:lineRule="auto"/>
               <w:rPr>
-                <w:rFonts w:ascii="宋体" w:eastAsia="宋体" w:hAnsi="宋体"/>
+                <w:rFonts w:ascii="宋体" w:eastAsia="宋体" w:hAnsi="宋体" w:hint="eastAsia"/>
                 <w:sz w:val="21"/>
                 <w:szCs w:val="21"/>
               </w:rPr>
@@ -12159,7 +15444,7 @@
             <w:pPr>
               <w:spacing w:after="0" w:line="240" w:lineRule="auto"/>
               <w:rPr>
-                <w:rFonts w:ascii="宋体" w:eastAsia="宋体" w:hAnsi="宋体"/>
+                <w:rFonts w:ascii="宋体" w:eastAsia="宋体" w:hAnsi="宋体" w:hint="eastAsia"/>
                 <w:sz w:val="21"/>
                 <w:szCs w:val="21"/>
               </w:rPr>
@@ -12183,7 +15468,7 @@
             <w:pPr>
               <w:spacing w:after="0" w:line="240" w:lineRule="auto"/>
               <w:rPr>
-                <w:rFonts w:ascii="宋体" w:eastAsia="宋体" w:hAnsi="宋体"/>
+                <w:rFonts w:ascii="宋体" w:eastAsia="宋体" w:hAnsi="宋体" w:hint="eastAsia"/>
                 <w:sz w:val="21"/>
                 <w:szCs w:val="21"/>
               </w:rPr>
@@ -12209,7 +15494,7 @@
             <w:pPr>
               <w:spacing w:after="0" w:line="240" w:lineRule="auto"/>
               <w:rPr>
-                <w:rFonts w:ascii="宋体" w:eastAsia="宋体" w:hAnsi="宋体"/>
+                <w:rFonts w:ascii="宋体" w:eastAsia="宋体" w:hAnsi="宋体" w:hint="eastAsia"/>
                 <w:sz w:val="21"/>
                 <w:szCs w:val="21"/>
               </w:rPr>
@@ -12233,7 +15518,7 @@
             <w:pPr>
               <w:spacing w:after="0" w:line="240" w:lineRule="auto"/>
               <w:rPr>
-                <w:rFonts w:ascii="宋体" w:eastAsia="宋体" w:hAnsi="宋体"/>
+                <w:rFonts w:ascii="宋体" w:eastAsia="宋体" w:hAnsi="宋体" w:hint="eastAsia"/>
                 <w:sz w:val="21"/>
                 <w:szCs w:val="21"/>
               </w:rPr>
@@ -12257,7 +15542,7 @@
             <w:pPr>
               <w:spacing w:after="0" w:line="240" w:lineRule="auto"/>
               <w:rPr>
-                <w:rFonts w:ascii="宋体" w:eastAsia="宋体" w:hAnsi="宋体"/>
+                <w:rFonts w:ascii="宋体" w:eastAsia="宋体" w:hAnsi="宋体" w:hint="eastAsia"/>
                 <w:sz w:val="21"/>
                 <w:szCs w:val="21"/>
               </w:rPr>
@@ -12281,7 +15566,7 @@
             <w:pPr>
               <w:spacing w:after="0" w:line="240" w:lineRule="auto"/>
               <w:rPr>
-                <w:rFonts w:ascii="宋体" w:eastAsia="宋体" w:hAnsi="宋体"/>
+                <w:rFonts w:ascii="宋体" w:eastAsia="宋体" w:hAnsi="宋体" w:hint="eastAsia"/>
                 <w:sz w:val="21"/>
                 <w:szCs w:val="21"/>
               </w:rPr>
@@ -12305,18 +15590,36 @@
             <w:pPr>
               <w:spacing w:after="0" w:line="240" w:lineRule="auto"/>
               <w:rPr>
-                <w:rFonts w:ascii="宋体" w:eastAsia="宋体" w:hAnsi="宋体"/>
-                <w:sz w:val="21"/>
-                <w:szCs w:val="21"/>
-              </w:rPr>
-            </w:pPr>
-            <w:r>
-              <w:rPr>
-                <w:rFonts w:ascii="宋体" w:eastAsia="宋体" w:hAnsi="宋体"/>
-                <w:sz w:val="21"/>
-                <w:szCs w:val="21"/>
-              </w:rPr>
-              <w:t>字段、按钮及交互与系统保持一致</w:t>
+                <w:rFonts w:ascii="宋体" w:eastAsia="宋体" w:hAnsi="宋体" w:hint="eastAsia"/>
+                <w:sz w:val="21"/>
+                <w:szCs w:val="21"/>
+              </w:rPr>
+            </w:pPr>
+            <w:r>
+              <w:rPr>
+                <w:rFonts w:ascii="宋体" w:eastAsia="宋体" w:hAnsi="宋体"/>
+                <w:sz w:val="21"/>
+                <w:szCs w:val="21"/>
+              </w:rPr>
+              <w:t>字段、按钮及</w:t>
+            </w:r>
+            <w:proofErr w:type="gramStart"/>
+            <w:r>
+              <w:rPr>
+                <w:rFonts w:ascii="宋体" w:eastAsia="宋体" w:hAnsi="宋体"/>
+                <w:sz w:val="21"/>
+                <w:szCs w:val="21"/>
+              </w:rPr>
+              <w:t>交互与</w:t>
+            </w:r>
+            <w:proofErr w:type="gramEnd"/>
+            <w:r>
+              <w:rPr>
+                <w:rFonts w:ascii="宋体" w:eastAsia="宋体" w:hAnsi="宋体"/>
+                <w:sz w:val="21"/>
+                <w:szCs w:val="21"/>
+              </w:rPr>
+              <w:t>系统保持一致</w:t>
             </w:r>
           </w:p>
         </w:tc>
@@ -12329,7 +15632,7 @@
             <w:pPr>
               <w:spacing w:after="0" w:line="240" w:lineRule="auto"/>
               <w:rPr>
-                <w:rFonts w:ascii="宋体" w:eastAsia="宋体" w:hAnsi="宋体"/>
+                <w:rFonts w:ascii="宋体" w:eastAsia="宋体" w:hAnsi="宋体" w:hint="eastAsia"/>
                 <w:sz w:val="21"/>
                 <w:szCs w:val="21"/>
               </w:rPr>
@@ -12355,7 +15658,7 @@
             <w:pPr>
               <w:spacing w:after="0" w:line="240" w:lineRule="auto"/>
               <w:rPr>
-                <w:rFonts w:ascii="宋体" w:eastAsia="宋体" w:hAnsi="宋体"/>
+                <w:rFonts w:ascii="宋体" w:eastAsia="宋体" w:hAnsi="宋体" w:hint="eastAsia"/>
                 <w:sz w:val="21"/>
                 <w:szCs w:val="21"/>
               </w:rPr>
@@ -12379,7 +15682,7 @@
             <w:pPr>
               <w:spacing w:after="0" w:line="240" w:lineRule="auto"/>
               <w:rPr>
-                <w:rFonts w:ascii="宋体" w:eastAsia="宋体" w:hAnsi="宋体"/>
+                <w:rFonts w:ascii="宋体" w:eastAsia="宋体" w:hAnsi="宋体" w:hint="eastAsia"/>
                 <w:sz w:val="21"/>
                 <w:szCs w:val="21"/>
               </w:rPr>
@@ -12403,18 +15706,36 @@
             <w:pPr>
               <w:spacing w:after="0" w:line="240" w:lineRule="auto"/>
               <w:rPr>
-                <w:rFonts w:ascii="宋体" w:eastAsia="宋体" w:hAnsi="宋体"/>
-                <w:sz w:val="21"/>
-                <w:szCs w:val="21"/>
-              </w:rPr>
-            </w:pPr>
-            <w:r>
-              <w:rPr>
-                <w:rFonts w:ascii="宋体" w:eastAsia="宋体" w:hAnsi="宋体"/>
-                <w:sz w:val="21"/>
-                <w:szCs w:val="21"/>
-              </w:rPr>
-              <w:t>使用Postman验证“/api/message/unread”接口说明与响应格式一致</w:t>
+                <w:rFonts w:ascii="宋体" w:eastAsia="宋体" w:hAnsi="宋体" w:hint="eastAsia"/>
+                <w:sz w:val="21"/>
+                <w:szCs w:val="21"/>
+              </w:rPr>
+            </w:pPr>
+            <w:r>
+              <w:rPr>
+                <w:rFonts w:ascii="宋体" w:eastAsia="宋体" w:hAnsi="宋体"/>
+                <w:sz w:val="21"/>
+                <w:szCs w:val="21"/>
+              </w:rPr>
+              <w:t>使用Postman验证“/</w:t>
+            </w:r>
+            <w:proofErr w:type="spellStart"/>
+            <w:r>
+              <w:rPr>
+                <w:rFonts w:ascii="宋体" w:eastAsia="宋体" w:hAnsi="宋体"/>
+                <w:sz w:val="21"/>
+                <w:szCs w:val="21"/>
+              </w:rPr>
+              <w:t>api</w:t>
+            </w:r>
+            <w:proofErr w:type="spellEnd"/>
+            <w:r>
+              <w:rPr>
+                <w:rFonts w:ascii="宋体" w:eastAsia="宋体" w:hAnsi="宋体"/>
+                <w:sz w:val="21"/>
+                <w:szCs w:val="21"/>
+              </w:rPr>
+              <w:t>/message/unread”接口说明与响应格式一致</w:t>
             </w:r>
           </w:p>
         </w:tc>
@@ -12427,7 +15748,7 @@
             <w:pPr>
               <w:spacing w:after="0" w:line="240" w:lineRule="auto"/>
               <w:rPr>
-                <w:rFonts w:ascii="宋体" w:eastAsia="宋体" w:hAnsi="宋体"/>
+                <w:rFonts w:ascii="宋体" w:eastAsia="宋体" w:hAnsi="宋体" w:hint="eastAsia"/>
                 <w:sz w:val="21"/>
                 <w:szCs w:val="21"/>
               </w:rPr>
@@ -12451,7 +15772,7 @@
             <w:pPr>
               <w:spacing w:after="0" w:line="240" w:lineRule="auto"/>
               <w:rPr>
-                <w:rFonts w:ascii="宋体" w:eastAsia="宋体" w:hAnsi="宋体"/>
+                <w:rFonts w:ascii="宋体" w:eastAsia="宋体" w:hAnsi="宋体" w:hint="eastAsia"/>
                 <w:sz w:val="21"/>
                 <w:szCs w:val="21"/>
               </w:rPr>
@@ -12475,7 +15796,7 @@
             <w:pPr>
               <w:spacing w:after="0" w:line="240" w:lineRule="auto"/>
               <w:rPr>
-                <w:rFonts w:ascii="宋体" w:eastAsia="宋体" w:hAnsi="宋体"/>
+                <w:rFonts w:ascii="宋体" w:eastAsia="宋体" w:hAnsi="宋体" w:hint="eastAsia"/>
                 <w:sz w:val="21"/>
                 <w:szCs w:val="21"/>
               </w:rPr>
@@ -12501,7 +15822,7 @@
             <w:pPr>
               <w:spacing w:after="0" w:line="240" w:lineRule="auto"/>
               <w:rPr>
-                <w:rFonts w:ascii="宋体" w:eastAsia="宋体" w:hAnsi="宋体"/>
+                <w:rFonts w:ascii="宋体" w:eastAsia="宋体" w:hAnsi="宋体" w:hint="eastAsia"/>
                 <w:sz w:val="21"/>
                 <w:szCs w:val="21"/>
               </w:rPr>
@@ -12525,7 +15846,7 @@
             <w:pPr>
               <w:spacing w:after="0" w:line="240" w:lineRule="auto"/>
               <w:rPr>
-                <w:rFonts w:ascii="宋体" w:eastAsia="宋体" w:hAnsi="宋体"/>
+                <w:rFonts w:ascii="宋体" w:eastAsia="宋体" w:hAnsi="宋体" w:hint="eastAsia"/>
                 <w:sz w:val="21"/>
                 <w:szCs w:val="21"/>
               </w:rPr>
@@ -12549,7 +15870,7 @@
             <w:pPr>
               <w:spacing w:after="0" w:line="240" w:lineRule="auto"/>
               <w:rPr>
-                <w:rFonts w:ascii="宋体" w:eastAsia="宋体" w:hAnsi="宋体"/>
+                <w:rFonts w:ascii="宋体" w:eastAsia="宋体" w:hAnsi="宋体" w:hint="eastAsia"/>
                 <w:sz w:val="21"/>
                 <w:szCs w:val="21"/>
               </w:rPr>
@@ -12573,7 +15894,7 @@
             <w:pPr>
               <w:spacing w:after="0" w:line="240" w:lineRule="auto"/>
               <w:rPr>
-                <w:rFonts w:ascii="宋体" w:eastAsia="宋体" w:hAnsi="宋体"/>
+                <w:rFonts w:ascii="宋体" w:eastAsia="宋体" w:hAnsi="宋体" w:hint="eastAsia"/>
                 <w:sz w:val="21"/>
                 <w:szCs w:val="21"/>
               </w:rPr>
@@ -12597,7 +15918,7 @@
             <w:pPr>
               <w:spacing w:after="0" w:line="240" w:lineRule="auto"/>
               <w:rPr>
-                <w:rFonts w:ascii="宋体" w:eastAsia="宋体" w:hAnsi="宋体"/>
+                <w:rFonts w:ascii="宋体" w:eastAsia="宋体" w:hAnsi="宋体" w:hint="eastAsia"/>
                 <w:sz w:val="21"/>
                 <w:szCs w:val="21"/>
               </w:rPr>
@@ -12621,7 +15942,7 @@
             <w:pPr>
               <w:spacing w:after="0" w:line="240" w:lineRule="auto"/>
               <w:rPr>
-                <w:rFonts w:ascii="宋体" w:eastAsia="宋体" w:hAnsi="宋体"/>
+                <w:rFonts w:ascii="宋体" w:eastAsia="宋体" w:hAnsi="宋体" w:hint="eastAsia"/>
                 <w:sz w:val="21"/>
                 <w:szCs w:val="21"/>
               </w:rPr>
@@ -12647,7 +15968,7 @@
             <w:pPr>
               <w:spacing w:after="0" w:line="240" w:lineRule="auto"/>
               <w:rPr>
-                <w:rFonts w:ascii="宋体" w:eastAsia="宋体" w:hAnsi="宋体"/>
+                <w:rFonts w:ascii="宋体" w:eastAsia="宋体" w:hAnsi="宋体" w:hint="eastAsia"/>
                 <w:sz w:val="21"/>
                 <w:szCs w:val="21"/>
               </w:rPr>
@@ -12671,7 +15992,7 @@
             <w:pPr>
               <w:spacing w:after="0" w:line="240" w:lineRule="auto"/>
               <w:rPr>
-                <w:rFonts w:ascii="宋体" w:eastAsia="宋体" w:hAnsi="宋体"/>
+                <w:rFonts w:ascii="宋体" w:eastAsia="宋体" w:hAnsi="宋体" w:hint="eastAsia"/>
                 <w:sz w:val="21"/>
                 <w:szCs w:val="21"/>
               </w:rPr>
@@ -12695,7 +16016,7 @@
             <w:pPr>
               <w:spacing w:after="0" w:line="240" w:lineRule="auto"/>
               <w:rPr>
-                <w:rFonts w:ascii="宋体" w:eastAsia="宋体" w:hAnsi="宋体"/>
+                <w:rFonts w:ascii="宋体" w:eastAsia="宋体" w:hAnsi="宋体" w:hint="eastAsia"/>
                 <w:sz w:val="21"/>
                 <w:szCs w:val="21"/>
               </w:rPr>
@@ -12719,7 +16040,7 @@
             <w:pPr>
               <w:spacing w:after="0" w:line="240" w:lineRule="auto"/>
               <w:rPr>
-                <w:rFonts w:ascii="宋体" w:eastAsia="宋体" w:hAnsi="宋体"/>
+                <w:rFonts w:ascii="宋体" w:eastAsia="宋体" w:hAnsi="宋体" w:hint="eastAsia"/>
                 <w:sz w:val="21"/>
                 <w:szCs w:val="21"/>
               </w:rPr>
@@ -12743,7 +16064,7 @@
             <w:pPr>
               <w:spacing w:after="0" w:line="240" w:lineRule="auto"/>
               <w:rPr>
-                <w:rFonts w:ascii="宋体" w:eastAsia="宋体" w:hAnsi="宋体"/>
+                <w:rFonts w:ascii="宋体" w:eastAsia="宋体" w:hAnsi="宋体" w:hint="eastAsia"/>
                 <w:sz w:val="21"/>
                 <w:szCs w:val="21"/>
               </w:rPr>
@@ -12767,7 +16088,7 @@
             <w:pPr>
               <w:spacing w:after="0" w:line="240" w:lineRule="auto"/>
               <w:rPr>
-                <w:rFonts w:ascii="宋体" w:eastAsia="宋体" w:hAnsi="宋体"/>
+                <w:rFonts w:ascii="宋体" w:eastAsia="宋体" w:hAnsi="宋体" w:hint="eastAsia"/>
                 <w:sz w:val="21"/>
                 <w:szCs w:val="21"/>
               </w:rPr>
@@ -12793,7 +16114,7 @@
             <w:pPr>
               <w:spacing w:after="0" w:line="240" w:lineRule="auto"/>
               <w:rPr>
-                <w:rFonts w:ascii="宋体" w:eastAsia="宋体" w:hAnsi="宋体"/>
+                <w:rFonts w:ascii="宋体" w:eastAsia="宋体" w:hAnsi="宋体" w:hint="eastAsia"/>
                 <w:sz w:val="21"/>
                 <w:szCs w:val="21"/>
               </w:rPr>
@@ -12817,7 +16138,7 @@
             <w:pPr>
               <w:spacing w:after="0" w:line="240" w:lineRule="auto"/>
               <w:rPr>
-                <w:rFonts w:ascii="宋体" w:eastAsia="宋体" w:hAnsi="宋体"/>
+                <w:rFonts w:ascii="宋体" w:eastAsia="宋体" w:hAnsi="宋体" w:hint="eastAsia"/>
                 <w:sz w:val="21"/>
                 <w:szCs w:val="21"/>
               </w:rPr>
@@ -12841,7 +16162,7 @@
             <w:pPr>
               <w:spacing w:after="0" w:line="240" w:lineRule="auto"/>
               <w:rPr>
-                <w:rFonts w:ascii="宋体" w:eastAsia="宋体" w:hAnsi="宋体"/>
+                <w:rFonts w:ascii="宋体" w:eastAsia="宋体" w:hAnsi="宋体" w:hint="eastAsia"/>
                 <w:sz w:val="21"/>
                 <w:szCs w:val="21"/>
               </w:rPr>
@@ -12865,18 +16186,36 @@
             <w:pPr>
               <w:spacing w:after="0" w:line="240" w:lineRule="auto"/>
               <w:rPr>
-                <w:rFonts w:ascii="宋体" w:eastAsia="宋体" w:hAnsi="宋体"/>
-                <w:sz w:val="21"/>
-                <w:szCs w:val="21"/>
-              </w:rPr>
-            </w:pPr>
-            <w:r>
-              <w:rPr>
-                <w:rFonts w:ascii="宋体" w:eastAsia="宋体" w:hAnsi="宋体"/>
-                <w:sz w:val="21"/>
-                <w:szCs w:val="21"/>
-              </w:rPr>
-              <w:t>所有实体、主键、外键定义一致</w:t>
+                <w:rFonts w:ascii="宋体" w:eastAsia="宋体" w:hAnsi="宋体" w:hint="eastAsia"/>
+                <w:sz w:val="21"/>
+                <w:szCs w:val="21"/>
+              </w:rPr>
+            </w:pPr>
+            <w:r>
+              <w:rPr>
+                <w:rFonts w:ascii="宋体" w:eastAsia="宋体" w:hAnsi="宋体"/>
+                <w:sz w:val="21"/>
+                <w:szCs w:val="21"/>
+              </w:rPr>
+              <w:t>所有实体、主键、</w:t>
+            </w:r>
+            <w:proofErr w:type="gramStart"/>
+            <w:r>
+              <w:rPr>
+                <w:rFonts w:ascii="宋体" w:eastAsia="宋体" w:hAnsi="宋体"/>
+                <w:sz w:val="21"/>
+                <w:szCs w:val="21"/>
+              </w:rPr>
+              <w:t>外键定义</w:t>
+            </w:r>
+            <w:proofErr w:type="gramEnd"/>
+            <w:r>
+              <w:rPr>
+                <w:rFonts w:ascii="宋体" w:eastAsia="宋体" w:hAnsi="宋体"/>
+                <w:sz w:val="21"/>
+                <w:szCs w:val="21"/>
+              </w:rPr>
+              <w:t>一致</w:t>
             </w:r>
           </w:p>
         </w:tc>
@@ -12889,7 +16228,7 @@
             <w:pPr>
               <w:spacing w:after="0" w:line="240" w:lineRule="auto"/>
               <w:rPr>
-                <w:rFonts w:ascii="宋体" w:eastAsia="宋体" w:hAnsi="宋体"/>
+                <w:rFonts w:ascii="宋体" w:eastAsia="宋体" w:hAnsi="宋体" w:hint="eastAsia"/>
                 <w:sz w:val="21"/>
                 <w:szCs w:val="21"/>
               </w:rPr>
@@ -12913,7 +16252,7 @@
             <w:pPr>
               <w:spacing w:after="0" w:line="240" w:lineRule="auto"/>
               <w:rPr>
-                <w:rFonts w:ascii="宋体" w:eastAsia="宋体" w:hAnsi="宋体"/>
+                <w:rFonts w:ascii="宋体" w:eastAsia="宋体" w:hAnsi="宋体" w:hint="eastAsia"/>
                 <w:sz w:val="21"/>
                 <w:szCs w:val="21"/>
               </w:rPr>
@@ -12935,18 +16274,26 @@
         <w:spacing w:after="0" w:line="240" w:lineRule="auto"/>
         <w:jc w:val="center"/>
         <w:rPr>
+          <w:rFonts w:ascii="黑体" w:eastAsia="黑体" w:hAnsi="黑体"/>
+          <w:sz w:val="21"/>
+          <w:szCs w:val="21"/>
+        </w:rPr>
+      </w:pPr>
+      <w:r>
+        <w:rPr>
           <w:rFonts w:ascii="黑体" w:eastAsia="黑体" w:hAnsi="黑体" w:hint="eastAsia"/>
           <w:sz w:val="21"/>
           <w:szCs w:val="21"/>
         </w:rPr>
-      </w:pPr>
+        <w:t>表</w:t>
+      </w:r>
       <w:r>
         <w:rPr>
           <w:rFonts w:ascii="黑体" w:eastAsia="黑体" w:hAnsi="黑体" w:hint="eastAsia"/>
           <w:sz w:val="21"/>
           <w:szCs w:val="21"/>
         </w:rPr>
-        <w:t>表</w:t>
+        <w:t>5</w:t>
       </w:r>
       <w:r>
         <w:rPr>
@@ -12954,7 +16301,7 @@
           <w:sz w:val="21"/>
           <w:szCs w:val="21"/>
         </w:rPr>
-        <w:t>5</w:t>
+        <w:t>：</w:t>
       </w:r>
       <w:r>
         <w:rPr>
@@ -12962,24 +16309,45 @@
           <w:sz w:val="21"/>
           <w:szCs w:val="21"/>
         </w:rPr>
-        <w:t>：</w:t>
+        <w:t>文档</w:t>
       </w:r>
+      <w:proofErr w:type="gramStart"/>
       <w:r>
         <w:rPr>
           <w:rFonts w:ascii="黑体" w:eastAsia="黑体" w:hAnsi="黑体" w:hint="eastAsia"/>
           <w:sz w:val="21"/>
           <w:szCs w:val="21"/>
         </w:rPr>
-        <w:t>文档介值一致性</w:t>
+        <w:t>介</w:t>
       </w:r>
+      <w:proofErr w:type="gramEnd"/>
       <w:r>
         <w:rPr>
           <w:rFonts w:ascii="黑体" w:eastAsia="黑体" w:hAnsi="黑体" w:hint="eastAsia"/>
           <w:sz w:val="21"/>
           <w:szCs w:val="21"/>
         </w:rPr>
+        <w:t>值一致性</w:t>
+      </w:r>
+      <w:r>
+        <w:rPr>
+          <w:rFonts w:ascii="黑体" w:eastAsia="黑体" w:hAnsi="黑体" w:hint="eastAsia"/>
+          <w:sz w:val="21"/>
+          <w:szCs w:val="21"/>
+        </w:rPr>
         <w:t>测试表</w:t>
       </w:r>
+    </w:p>
+    <w:p>
+      <w:pPr>
+        <w:spacing w:after="0" w:line="240" w:lineRule="auto"/>
+        <w:jc w:val="center"/>
+        <w:rPr>
+          <w:rFonts w:ascii="黑体" w:eastAsia="黑体" w:hAnsi="黑体" w:hint="eastAsia"/>
+          <w:sz w:val="21"/>
+          <w:szCs w:val="21"/>
+        </w:rPr>
+      </w:pPr>
     </w:p>
     <w:p>
       <w:pPr>
@@ -12993,7 +16361,7 @@
           <w:szCs w:val="28"/>
         </w:rPr>
       </w:pPr>
-      <w:bookmarkStart w:id="19" w:name="_Toc196901158"/>
+      <w:bookmarkStart w:id="23" w:name="_Toc197613774"/>
       <w:r>
         <w:rPr>
           <w:rFonts w:ascii="黑体" w:eastAsia="黑体" w:hAnsi="黑体"/>
@@ -13034,7 +16402,7 @@
         </w:rPr>
         <w:t>自由操作测试</w:t>
       </w:r>
-      <w:bookmarkEnd w:id="19"/>
+      <w:bookmarkEnd w:id="23"/>
     </w:p>
     <w:tbl>
       <w:tblPr>
@@ -13043,17 +16411,17 @@
         <w:tblLook w:val="04A0" w:firstRow="1" w:lastRow="0" w:firstColumn="1" w:lastColumn="0" w:noHBand="0" w:noVBand="1"/>
       </w:tblPr>
       <w:tblGrid>
-        <w:gridCol w:w="482"/>
-        <w:gridCol w:w="889"/>
-        <w:gridCol w:w="2268"/>
-        <w:gridCol w:w="2003"/>
-        <w:gridCol w:w="1866"/>
-        <w:gridCol w:w="788"/>
+        <w:gridCol w:w="427"/>
+        <w:gridCol w:w="902"/>
+        <w:gridCol w:w="2285"/>
+        <w:gridCol w:w="2015"/>
+        <w:gridCol w:w="1872"/>
+        <w:gridCol w:w="795"/>
       </w:tblGrid>
       <w:tr>
         <w:tc>
           <w:tcPr>
-            <w:tcW w:w="0" w:type="auto"/>
+            <w:tcW w:w="279" w:type="dxa"/>
             <w:hideMark/>
           </w:tcPr>
           <w:p>
@@ -13081,7 +16449,7 @@
         </w:tc>
         <w:tc>
           <w:tcPr>
-            <w:tcW w:w="0" w:type="auto"/>
+            <w:tcW w:w="912" w:type="dxa"/>
             <w:hideMark/>
           </w:tcPr>
           <w:p>
@@ -13109,7 +16477,7 @@
         </w:tc>
         <w:tc>
           <w:tcPr>
-            <w:tcW w:w="0" w:type="auto"/>
+            <w:tcW w:w="2327" w:type="dxa"/>
             <w:hideMark/>
           </w:tcPr>
           <w:p>
@@ -13137,7 +16505,7 @@
         </w:tc>
         <w:tc>
           <w:tcPr>
-            <w:tcW w:w="0" w:type="auto"/>
+            <w:tcW w:w="2055" w:type="dxa"/>
             <w:hideMark/>
           </w:tcPr>
           <w:p>
@@ -13165,7 +16533,7 @@
         </w:tc>
         <w:tc>
           <w:tcPr>
-            <w:tcW w:w="1866" w:type="dxa"/>
+            <w:tcW w:w="1914" w:type="dxa"/>
             <w:hideMark/>
           </w:tcPr>
           <w:p>
@@ -13193,7 +16561,7 @@
         </w:tc>
         <w:tc>
           <w:tcPr>
-            <w:tcW w:w="788" w:type="dxa"/>
+            <w:tcW w:w="808" w:type="dxa"/>
             <w:hideMark/>
           </w:tcPr>
           <w:p>
@@ -13223,21 +16591,21 @@
       <w:tr>
         <w:tc>
           <w:tcPr>
-            <w:tcW w:w="0" w:type="auto"/>
-            <w:hideMark/>
-          </w:tcPr>
-          <w:p>
-            <w:pPr>
-              <w:spacing w:after="0" w:line="240" w:lineRule="auto"/>
-              <w:rPr>
-                <w:rFonts w:ascii="宋体" w:eastAsia="宋体" w:hAnsi="宋体" w:hint="eastAsia"/>
-                <w:sz w:val="21"/>
-                <w:szCs w:val="21"/>
-              </w:rPr>
-            </w:pPr>
-            <w:r>
-              <w:rPr>
-                <w:rFonts w:ascii="宋体" w:eastAsia="宋体" w:hAnsi="宋体"/>
+            <w:tcW w:w="279" w:type="dxa"/>
+            <w:hideMark/>
+          </w:tcPr>
+          <w:p>
+            <w:pPr>
+              <w:spacing w:after="0" w:line="240" w:lineRule="auto"/>
+              <w:rPr>
+                <w:rFonts w:ascii="Times New Roman" w:eastAsia="宋体" w:hAnsi="Times New Roman"/>
+                <w:sz w:val="21"/>
+                <w:szCs w:val="21"/>
+              </w:rPr>
+            </w:pPr>
+            <w:r>
+              <w:rPr>
+                <w:rFonts w:ascii="Times New Roman" w:eastAsia="宋体" w:hAnsi="Times New Roman"/>
                 <w:sz w:val="21"/>
                 <w:szCs w:val="21"/>
               </w:rPr>
@@ -13247,7 +16615,7 @@
         </w:tc>
         <w:tc>
           <w:tcPr>
-            <w:tcW w:w="0" w:type="auto"/>
+            <w:tcW w:w="912" w:type="dxa"/>
             <w:hideMark/>
           </w:tcPr>
           <w:p>
@@ -13271,7 +16639,7 @@
         </w:tc>
         <w:tc>
           <w:tcPr>
-            <w:tcW w:w="0" w:type="auto"/>
+            <w:tcW w:w="2327" w:type="dxa"/>
             <w:hideMark/>
           </w:tcPr>
           <w:p>
@@ -13311,7 +16679,7 @@
         </w:tc>
         <w:tc>
           <w:tcPr>
-            <w:tcW w:w="0" w:type="auto"/>
+            <w:tcW w:w="2055" w:type="dxa"/>
             <w:hideMark/>
           </w:tcPr>
           <w:p>
@@ -13351,7 +16719,7 @@
         </w:tc>
         <w:tc>
           <w:tcPr>
-            <w:tcW w:w="1866" w:type="dxa"/>
+            <w:tcW w:w="1914" w:type="dxa"/>
             <w:hideMark/>
           </w:tcPr>
           <w:p>
@@ -13391,7 +16759,7 @@
         </w:tc>
         <w:tc>
           <w:tcPr>
-            <w:tcW w:w="788" w:type="dxa"/>
+            <w:tcW w:w="808" w:type="dxa"/>
             <w:hideMark/>
           </w:tcPr>
           <w:p>
@@ -13417,53 +16785,65 @@
       <w:tr>
         <w:tc>
           <w:tcPr>
-            <w:tcW w:w="0" w:type="auto"/>
-            <w:hideMark/>
-          </w:tcPr>
-          <w:p>
-            <w:pPr>
-              <w:spacing w:after="0" w:line="240" w:lineRule="auto"/>
-              <w:rPr>
-                <w:rFonts w:ascii="宋体" w:eastAsia="宋体" w:hAnsi="宋体" w:hint="eastAsia"/>
-                <w:sz w:val="21"/>
-                <w:szCs w:val="21"/>
-              </w:rPr>
-            </w:pPr>
-            <w:r>
-              <w:rPr>
-                <w:rFonts w:ascii="宋体" w:eastAsia="宋体" w:hAnsi="宋体"/>
-                <w:sz w:val="21"/>
-                <w:szCs w:val="21"/>
-              </w:rPr>
+            <w:tcW w:w="279" w:type="dxa"/>
+            <w:hideMark/>
+          </w:tcPr>
+          <w:p>
+            <w:pPr>
+              <w:spacing w:after="0" w:line="240" w:lineRule="auto"/>
+              <w:rPr>
+                <w:rFonts w:ascii="Times New Roman" w:eastAsia="宋体" w:hAnsi="Times New Roman"/>
+                <w:sz w:val="21"/>
+                <w:szCs w:val="21"/>
+              </w:rPr>
+            </w:pPr>
+            <w:r>
+              <w:rPr>
+                <w:rFonts w:ascii="Times New Roman" w:eastAsia="宋体" w:hAnsi="Times New Roman"/>
+                <w:sz w:val="21"/>
+                <w:szCs w:val="21"/>
+              </w:rPr>
+              <w:lastRenderedPageBreak/>
               <w:t>2</w:t>
             </w:r>
           </w:p>
         </w:tc>
         <w:tc>
           <w:tcPr>
-            <w:tcW w:w="0" w:type="auto"/>
-            <w:hideMark/>
-          </w:tcPr>
-          <w:p>
-            <w:pPr>
-              <w:spacing w:after="0" w:line="240" w:lineRule="auto"/>
-              <w:rPr>
-                <w:rFonts w:ascii="宋体" w:eastAsia="宋体" w:hAnsi="宋体" w:hint="eastAsia"/>
-                <w:sz w:val="21"/>
-                <w:szCs w:val="21"/>
-              </w:rPr>
-            </w:pPr>
-            <w:r>
-              <w:rPr>
-                <w:rFonts w:ascii="宋体" w:eastAsia="宋体" w:hAnsi="宋体" w:hint="eastAsia"/>
-                <w:sz w:val="21"/>
-                <w:szCs w:val="21"/>
-              </w:rPr>
-              <w:t>SQL注入</w:t>
-            </w:r>
-            <w:r>
-              <w:rPr>
-                <w:rFonts w:ascii="宋体" w:eastAsia="宋体" w:hAnsi="宋体"/>
+            <w:tcW w:w="912" w:type="dxa"/>
+            <w:hideMark/>
+          </w:tcPr>
+          <w:p>
+            <w:pPr>
+              <w:spacing w:after="0" w:line="240" w:lineRule="auto"/>
+              <w:rPr>
+                <w:rFonts w:ascii="Times New Roman" w:eastAsia="宋体" w:hAnsi="Times New Roman" w:hint="eastAsia"/>
+                <w:color w:val="000000"/>
+                <w:sz w:val="24"/>
+              </w:rPr>
+            </w:pPr>
+            <w:r>
+              <w:rPr>
+                <w:rFonts w:ascii="Times New Roman" w:eastAsia="宋体" w:hAnsi="Times New Roman" w:hint="eastAsia"/>
+                <w:color w:val="000000"/>
+                <w:sz w:val="21"/>
+                <w:szCs w:val="21"/>
+              </w:rPr>
+              <w:t>SQL</w:t>
+            </w:r>
+            <w:r>
+              <w:rPr>
+                <w:rFonts w:ascii="Times New Roman" w:eastAsia="宋体" w:hAnsi="Times New Roman" w:hint="eastAsia"/>
+                <w:color w:val="000000"/>
+                <w:sz w:val="21"/>
+                <w:szCs w:val="21"/>
+              </w:rPr>
+              <w:t>注入</w:t>
+            </w:r>
+            <w:r>
+              <w:rPr>
+                <w:rFonts w:ascii="Times New Roman" w:eastAsia="宋体" w:hAnsi="Times New Roman"/>
+                <w:color w:val="000000"/>
                 <w:sz w:val="21"/>
                 <w:szCs w:val="21"/>
               </w:rPr>
@@ -13473,7 +16853,7 @@
         </w:tc>
         <w:tc>
           <w:tcPr>
-            <w:tcW w:w="0" w:type="auto"/>
+            <w:tcW w:w="2327" w:type="dxa"/>
             <w:hideMark/>
           </w:tcPr>
           <w:p>
@@ -13493,13 +16873,23 @@
               </w:rPr>
               <w:t>输入</w:t>
             </w:r>
-            <w:r>
-              <w:rPr>
-                <w:rFonts w:ascii="宋体" w:eastAsia="宋体" w:hAnsi="宋体" w:hint="eastAsia"/>
-                <w:sz w:val="21"/>
-                <w:szCs w:val="21"/>
-              </w:rPr>
-              <w:t>‘ or 1=1#</w:t>
+            <w:proofErr w:type="gramStart"/>
+            <w:r>
+              <w:rPr>
+                <w:rFonts w:ascii="宋体" w:eastAsia="宋体" w:hAnsi="宋体" w:hint="eastAsia"/>
+                <w:sz w:val="21"/>
+                <w:szCs w:val="21"/>
+              </w:rPr>
+              <w:t>‘</w:t>
+            </w:r>
+            <w:proofErr w:type="gramEnd"/>
+            <w:r>
+              <w:rPr>
+                <w:rFonts w:ascii="宋体" w:eastAsia="宋体" w:hAnsi="宋体" w:hint="eastAsia"/>
+                <w:sz w:val="21"/>
+                <w:szCs w:val="21"/>
+              </w:rPr>
+              <w:t xml:space="preserve"> or 1=1#</w:t>
             </w:r>
             <w:r>
               <w:rPr>
@@ -13513,7 +16903,7 @@
         </w:tc>
         <w:tc>
           <w:tcPr>
-            <w:tcW w:w="0" w:type="auto"/>
+            <w:tcW w:w="2055" w:type="dxa"/>
             <w:hideMark/>
           </w:tcPr>
           <w:p>
@@ -13545,18 +16935,19 @@
         </w:tc>
         <w:tc>
           <w:tcPr>
-            <w:tcW w:w="1866" w:type="dxa"/>
-            <w:hideMark/>
-          </w:tcPr>
-          <w:p>
-            <w:pPr>
-              <w:spacing w:after="0" w:line="240" w:lineRule="auto"/>
-              <w:rPr>
-                <w:rFonts w:ascii="宋体" w:eastAsia="宋体" w:hAnsi="宋体" w:hint="eastAsia"/>
-                <w:sz w:val="21"/>
-                <w:szCs w:val="21"/>
-              </w:rPr>
-            </w:pPr>
+            <w:tcW w:w="1914" w:type="dxa"/>
+            <w:hideMark/>
+          </w:tcPr>
+          <w:p>
+            <w:pPr>
+              <w:spacing w:after="0" w:line="240" w:lineRule="auto"/>
+              <w:rPr>
+                <w:rFonts w:ascii="宋体" w:eastAsia="宋体" w:hAnsi="宋体" w:hint="eastAsia"/>
+                <w:sz w:val="21"/>
+                <w:szCs w:val="21"/>
+              </w:rPr>
+            </w:pPr>
+            <w:proofErr w:type="gramStart"/>
             <w:r>
               <w:rPr>
                 <w:rFonts w:ascii="宋体" w:eastAsia="宋体" w:hAnsi="宋体"/>
@@ -13581,6 +16972,7 @@
               </w:rPr>
               <w:t>提示</w:t>
             </w:r>
+            <w:proofErr w:type="gramEnd"/>
             <w:r>
               <w:rPr>
                 <w:rFonts w:ascii="宋体" w:eastAsia="宋体" w:hAnsi="宋体" w:hint="eastAsia"/>
@@ -13593,7 +16985,7 @@
         </w:tc>
         <w:tc>
           <w:tcPr>
-            <w:tcW w:w="788" w:type="dxa"/>
+            <w:tcW w:w="808" w:type="dxa"/>
             <w:hideMark/>
           </w:tcPr>
           <w:p>
@@ -13619,21 +17011,22 @@
       <w:tr>
         <w:tc>
           <w:tcPr>
-            <w:tcW w:w="0" w:type="auto"/>
-            <w:hideMark/>
-          </w:tcPr>
-          <w:p>
-            <w:pPr>
-              <w:spacing w:after="0" w:line="240" w:lineRule="auto"/>
-              <w:rPr>
-                <w:rFonts w:ascii="宋体" w:eastAsia="宋体" w:hAnsi="宋体" w:hint="eastAsia"/>
-                <w:sz w:val="21"/>
-                <w:szCs w:val="21"/>
-              </w:rPr>
-            </w:pPr>
-            <w:r>
-              <w:rPr>
-                <w:rFonts w:ascii="宋体" w:eastAsia="宋体" w:hAnsi="宋体"/>
+            <w:tcW w:w="279" w:type="dxa"/>
+            <w:hideMark/>
+          </w:tcPr>
+          <w:p>
+            <w:pPr>
+              <w:spacing w:after="0" w:line="240" w:lineRule="auto"/>
+              <w:rPr>
+                <w:rFonts w:ascii="宋体" w:eastAsia="宋体" w:hAnsi="宋体" w:hint="eastAsia"/>
+                <w:sz w:val="21"/>
+                <w:szCs w:val="21"/>
+              </w:rPr>
+            </w:pPr>
+            <w:r>
+              <w:rPr>
+                <w:rFonts w:ascii="Times New Roman" w:eastAsia="宋体" w:hAnsi="Times New Roman"/>
+                <w:color w:val="000000"/>
                 <w:sz w:val="21"/>
                 <w:szCs w:val="21"/>
               </w:rPr>
@@ -13643,7 +17036,7 @@
         </w:tc>
         <w:tc>
           <w:tcPr>
-            <w:tcW w:w="0" w:type="auto"/>
+            <w:tcW w:w="912" w:type="dxa"/>
             <w:hideMark/>
           </w:tcPr>
           <w:p>
@@ -13667,7 +17060,7 @@
         </w:tc>
         <w:tc>
           <w:tcPr>
-            <w:tcW w:w="0" w:type="auto"/>
+            <w:tcW w:w="2327" w:type="dxa"/>
             <w:hideMark/>
           </w:tcPr>
           <w:p>
@@ -13691,7 +17084,7 @@
         </w:tc>
         <w:tc>
           <w:tcPr>
-            <w:tcW w:w="0" w:type="auto"/>
+            <w:tcW w:w="2055" w:type="dxa"/>
             <w:hideMark/>
           </w:tcPr>
           <w:p>
@@ -13715,7 +17108,7 @@
         </w:tc>
         <w:tc>
           <w:tcPr>
-            <w:tcW w:w="1866" w:type="dxa"/>
+            <w:tcW w:w="1914" w:type="dxa"/>
             <w:hideMark/>
           </w:tcPr>
           <w:p>
@@ -13739,7 +17132,7 @@
         </w:tc>
         <w:tc>
           <w:tcPr>
-            <w:tcW w:w="788" w:type="dxa"/>
+            <w:tcW w:w="808" w:type="dxa"/>
             <w:hideMark/>
           </w:tcPr>
           <w:p>
@@ -13765,21 +17158,22 @@
       <w:tr>
         <w:tc>
           <w:tcPr>
-            <w:tcW w:w="0" w:type="auto"/>
-            <w:hideMark/>
-          </w:tcPr>
-          <w:p>
-            <w:pPr>
-              <w:spacing w:after="0" w:line="240" w:lineRule="auto"/>
-              <w:rPr>
-                <w:rFonts w:ascii="宋体" w:eastAsia="宋体" w:hAnsi="宋体" w:hint="eastAsia"/>
-                <w:sz w:val="21"/>
-                <w:szCs w:val="21"/>
-              </w:rPr>
-            </w:pPr>
-            <w:r>
-              <w:rPr>
-                <w:rFonts w:ascii="宋体" w:eastAsia="宋体" w:hAnsi="宋体"/>
+            <w:tcW w:w="279" w:type="dxa"/>
+            <w:hideMark/>
+          </w:tcPr>
+          <w:p>
+            <w:pPr>
+              <w:spacing w:after="0" w:line="240" w:lineRule="auto"/>
+              <w:rPr>
+                <w:rFonts w:ascii="宋体" w:eastAsia="宋体" w:hAnsi="宋体" w:hint="eastAsia"/>
+                <w:sz w:val="21"/>
+                <w:szCs w:val="21"/>
+              </w:rPr>
+            </w:pPr>
+            <w:r>
+              <w:rPr>
+                <w:rFonts w:ascii="Times New Roman" w:eastAsia="宋体" w:hAnsi="Times New Roman"/>
+                <w:color w:val="000000"/>
                 <w:sz w:val="21"/>
                 <w:szCs w:val="21"/>
               </w:rPr>
@@ -13789,7 +17183,7 @@
         </w:tc>
         <w:tc>
           <w:tcPr>
-            <w:tcW w:w="0" w:type="auto"/>
+            <w:tcW w:w="912" w:type="dxa"/>
             <w:hideMark/>
           </w:tcPr>
           <w:p>
@@ -13813,31 +17207,49 @@
         </w:tc>
         <w:tc>
           <w:tcPr>
-            <w:tcW w:w="0" w:type="auto"/>
-            <w:hideMark/>
-          </w:tcPr>
-          <w:p>
-            <w:pPr>
-              <w:spacing w:after="0" w:line="240" w:lineRule="auto"/>
-              <w:rPr>
-                <w:rFonts w:ascii="宋体" w:eastAsia="宋体" w:hAnsi="宋体" w:hint="eastAsia"/>
-                <w:sz w:val="21"/>
-                <w:szCs w:val="21"/>
-              </w:rPr>
-            </w:pPr>
-            <w:r>
-              <w:rPr>
-                <w:rFonts w:ascii="宋体" w:eastAsia="宋体" w:hAnsi="宋体"/>
-                <w:sz w:val="21"/>
-                <w:szCs w:val="21"/>
-              </w:rPr>
-              <w:t>输入一个极端高的血压值如“1000”点击保存</w:t>
-            </w:r>
-          </w:p>
-        </w:tc>
-        <w:tc>
-          <w:tcPr>
-            <w:tcW w:w="0" w:type="auto"/>
+            <w:tcW w:w="2327" w:type="dxa"/>
+            <w:hideMark/>
+          </w:tcPr>
+          <w:p>
+            <w:pPr>
+              <w:spacing w:after="0" w:line="240" w:lineRule="auto"/>
+              <w:rPr>
+                <w:rFonts w:ascii="宋体" w:eastAsia="宋体" w:hAnsi="宋体" w:hint="eastAsia"/>
+                <w:sz w:val="21"/>
+                <w:szCs w:val="21"/>
+              </w:rPr>
+            </w:pPr>
+            <w:r>
+              <w:rPr>
+                <w:rFonts w:ascii="宋体" w:eastAsia="宋体" w:hAnsi="宋体"/>
+                <w:sz w:val="21"/>
+                <w:szCs w:val="21"/>
+              </w:rPr>
+              <w:t>输入一个</w:t>
+            </w:r>
+            <w:proofErr w:type="gramStart"/>
+            <w:r>
+              <w:rPr>
+                <w:rFonts w:ascii="宋体" w:eastAsia="宋体" w:hAnsi="宋体"/>
+                <w:sz w:val="21"/>
+                <w:szCs w:val="21"/>
+              </w:rPr>
+              <w:t>极端高</w:t>
+            </w:r>
+            <w:proofErr w:type="gramEnd"/>
+            <w:r>
+              <w:rPr>
+                <w:rFonts w:ascii="宋体" w:eastAsia="宋体" w:hAnsi="宋体"/>
+                <w:sz w:val="21"/>
+                <w:szCs w:val="21"/>
+              </w:rPr>
+              <w:t>的血压值如“1000”点击保存</w:t>
+            </w:r>
+          </w:p>
+        </w:tc>
+        <w:tc>
+          <w:tcPr>
+            <w:tcW w:w="2055" w:type="dxa"/>
             <w:hideMark/>
           </w:tcPr>
           <w:p>
@@ -13861,7 +17273,7 @@
         </w:tc>
         <w:tc>
           <w:tcPr>
-            <w:tcW w:w="1866" w:type="dxa"/>
+            <w:tcW w:w="1914" w:type="dxa"/>
             <w:hideMark/>
           </w:tcPr>
           <w:p>
@@ -13901,7 +17313,7 @@
         </w:tc>
         <w:tc>
           <w:tcPr>
-            <w:tcW w:w="788" w:type="dxa"/>
+            <w:tcW w:w="808" w:type="dxa"/>
             <w:hideMark/>
           </w:tcPr>
           <w:p>
@@ -13927,21 +17339,22 @@
       <w:tr>
         <w:tc>
           <w:tcPr>
-            <w:tcW w:w="0" w:type="auto"/>
-            <w:hideMark/>
-          </w:tcPr>
-          <w:p>
-            <w:pPr>
-              <w:spacing w:after="0" w:line="240" w:lineRule="auto"/>
-              <w:rPr>
-                <w:rFonts w:ascii="宋体" w:eastAsia="宋体" w:hAnsi="宋体" w:hint="eastAsia"/>
-                <w:sz w:val="21"/>
-                <w:szCs w:val="21"/>
-              </w:rPr>
-            </w:pPr>
-            <w:r>
-              <w:rPr>
-                <w:rFonts w:ascii="宋体" w:eastAsia="宋体" w:hAnsi="宋体"/>
+            <w:tcW w:w="279" w:type="dxa"/>
+            <w:hideMark/>
+          </w:tcPr>
+          <w:p>
+            <w:pPr>
+              <w:spacing w:after="0" w:line="240" w:lineRule="auto"/>
+              <w:rPr>
+                <w:rFonts w:ascii="宋体" w:eastAsia="宋体" w:hAnsi="宋体" w:hint="eastAsia"/>
+                <w:sz w:val="21"/>
+                <w:szCs w:val="21"/>
+              </w:rPr>
+            </w:pPr>
+            <w:r>
+              <w:rPr>
+                <w:rFonts w:ascii="Times New Roman" w:eastAsia="宋体" w:hAnsi="Times New Roman"/>
+                <w:color w:val="000000"/>
                 <w:sz w:val="21"/>
                 <w:szCs w:val="21"/>
               </w:rPr>
@@ -13951,7 +17364,7 @@
         </w:tc>
         <w:tc>
           <w:tcPr>
-            <w:tcW w:w="0" w:type="auto"/>
+            <w:tcW w:w="912" w:type="dxa"/>
             <w:hideMark/>
           </w:tcPr>
           <w:p>
@@ -13975,7 +17388,7 @@
         </w:tc>
         <w:tc>
           <w:tcPr>
-            <w:tcW w:w="0" w:type="auto"/>
+            <w:tcW w:w="2327" w:type="dxa"/>
             <w:hideMark/>
           </w:tcPr>
           <w:p>
@@ -13999,31 +17412,39 @@
         </w:tc>
         <w:tc>
           <w:tcPr>
-            <w:tcW w:w="0" w:type="auto"/>
-            <w:hideMark/>
-          </w:tcPr>
-          <w:p>
-            <w:pPr>
-              <w:spacing w:after="0" w:line="240" w:lineRule="auto"/>
-              <w:rPr>
-                <w:rFonts w:ascii="宋体" w:eastAsia="宋体" w:hAnsi="宋体" w:hint="eastAsia"/>
-                <w:sz w:val="21"/>
-                <w:szCs w:val="21"/>
-              </w:rPr>
-            </w:pPr>
-            <w:r>
-              <w:rPr>
-                <w:rFonts w:ascii="宋体" w:eastAsia="宋体" w:hAnsi="宋体"/>
-                <w:sz w:val="21"/>
-                <w:szCs w:val="21"/>
-              </w:rPr>
-              <w:t>AI 按顺序回答所有问题不出现卡顿或丢失</w:t>
-            </w:r>
-          </w:p>
-        </w:tc>
-        <w:tc>
-          <w:tcPr>
-            <w:tcW w:w="1866" w:type="dxa"/>
+            <w:tcW w:w="2055" w:type="dxa"/>
+            <w:hideMark/>
+          </w:tcPr>
+          <w:p>
+            <w:pPr>
+              <w:spacing w:after="0" w:line="240" w:lineRule="auto"/>
+              <w:rPr>
+                <w:rFonts w:ascii="宋体" w:eastAsia="宋体" w:hAnsi="宋体" w:hint="eastAsia"/>
+                <w:sz w:val="21"/>
+                <w:szCs w:val="21"/>
+              </w:rPr>
+            </w:pPr>
+            <w:r>
+              <w:rPr>
+                <w:rFonts w:ascii="Times New Roman" w:eastAsia="宋体" w:hAnsi="Times New Roman"/>
+                <w:sz w:val="21"/>
+                <w:szCs w:val="21"/>
+              </w:rPr>
+              <w:t>AI</w:t>
+            </w:r>
+            <w:r>
+              <w:rPr>
+                <w:rFonts w:ascii="宋体" w:eastAsia="宋体" w:hAnsi="宋体"/>
+                <w:sz w:val="21"/>
+                <w:szCs w:val="21"/>
+              </w:rPr>
+              <w:t xml:space="preserve"> 按顺序回答所有问题不出现卡顿或丢失</w:t>
+            </w:r>
+          </w:p>
+        </w:tc>
+        <w:tc>
+          <w:tcPr>
+            <w:tcW w:w="1914" w:type="dxa"/>
             <w:hideMark/>
           </w:tcPr>
           <w:p>
@@ -14047,7 +17468,7 @@
         </w:tc>
         <w:tc>
           <w:tcPr>
-            <w:tcW w:w="788" w:type="dxa"/>
+            <w:tcW w:w="808" w:type="dxa"/>
             <w:hideMark/>
           </w:tcPr>
           <w:p>
@@ -14073,21 +17494,22 @@
       <w:tr>
         <w:tc>
           <w:tcPr>
-            <w:tcW w:w="0" w:type="auto"/>
-            <w:hideMark/>
-          </w:tcPr>
-          <w:p>
-            <w:pPr>
-              <w:spacing w:after="0" w:line="240" w:lineRule="auto"/>
-              <w:rPr>
-                <w:rFonts w:ascii="宋体" w:eastAsia="宋体" w:hAnsi="宋体" w:hint="eastAsia"/>
-                <w:sz w:val="21"/>
-                <w:szCs w:val="21"/>
-              </w:rPr>
-            </w:pPr>
-            <w:r>
-              <w:rPr>
-                <w:rFonts w:ascii="宋体" w:eastAsia="宋体" w:hAnsi="宋体"/>
+            <w:tcW w:w="279" w:type="dxa"/>
+            <w:hideMark/>
+          </w:tcPr>
+          <w:p>
+            <w:pPr>
+              <w:spacing w:after="0" w:line="240" w:lineRule="auto"/>
+              <w:rPr>
+                <w:rFonts w:ascii="宋体" w:eastAsia="宋体" w:hAnsi="宋体" w:hint="eastAsia"/>
+                <w:sz w:val="21"/>
+                <w:szCs w:val="21"/>
+              </w:rPr>
+            </w:pPr>
+            <w:r>
+              <w:rPr>
+                <w:rFonts w:ascii="Times New Roman" w:eastAsia="宋体" w:hAnsi="Times New Roman"/>
+                <w:color w:val="000000"/>
                 <w:sz w:val="21"/>
                 <w:szCs w:val="21"/>
               </w:rPr>
@@ -14097,7 +17519,7 @@
         </w:tc>
         <w:tc>
           <w:tcPr>
-            <w:tcW w:w="0" w:type="auto"/>
+            <w:tcW w:w="912" w:type="dxa"/>
             <w:hideMark/>
           </w:tcPr>
           <w:p>
@@ -14121,7 +17543,7 @@
         </w:tc>
         <w:tc>
           <w:tcPr>
-            <w:tcW w:w="0" w:type="auto"/>
+            <w:tcW w:w="2327" w:type="dxa"/>
             <w:hideMark/>
           </w:tcPr>
           <w:p>
@@ -14145,7 +17567,7 @@
         </w:tc>
         <w:tc>
           <w:tcPr>
-            <w:tcW w:w="0" w:type="auto"/>
+            <w:tcW w:w="2055" w:type="dxa"/>
             <w:hideMark/>
           </w:tcPr>
           <w:p>
@@ -14169,7 +17591,7 @@
         </w:tc>
         <w:tc>
           <w:tcPr>
-            <w:tcW w:w="1866" w:type="dxa"/>
+            <w:tcW w:w="1914" w:type="dxa"/>
             <w:hideMark/>
           </w:tcPr>
           <w:p>
@@ -14193,7 +17615,7 @@
         </w:tc>
         <w:tc>
           <w:tcPr>
-            <w:tcW w:w="788" w:type="dxa"/>
+            <w:tcW w:w="808" w:type="dxa"/>
             <w:hideMark/>
           </w:tcPr>
           <w:p>
@@ -14219,21 +17641,22 @@
       <w:tr>
         <w:tc>
           <w:tcPr>
-            <w:tcW w:w="0" w:type="auto"/>
-            <w:hideMark/>
-          </w:tcPr>
-          <w:p>
-            <w:pPr>
-              <w:spacing w:after="0" w:line="240" w:lineRule="auto"/>
-              <w:rPr>
-                <w:rFonts w:ascii="宋体" w:eastAsia="宋体" w:hAnsi="宋体" w:hint="eastAsia"/>
-                <w:sz w:val="21"/>
-                <w:szCs w:val="21"/>
-              </w:rPr>
-            </w:pPr>
-            <w:r>
-              <w:rPr>
-                <w:rFonts w:ascii="宋体" w:eastAsia="宋体" w:hAnsi="宋体"/>
+            <w:tcW w:w="279" w:type="dxa"/>
+            <w:hideMark/>
+          </w:tcPr>
+          <w:p>
+            <w:pPr>
+              <w:spacing w:after="0" w:line="240" w:lineRule="auto"/>
+              <w:rPr>
+                <w:rFonts w:ascii="宋体" w:eastAsia="宋体" w:hAnsi="宋体" w:hint="eastAsia"/>
+                <w:sz w:val="21"/>
+                <w:szCs w:val="21"/>
+              </w:rPr>
+            </w:pPr>
+            <w:r>
+              <w:rPr>
+                <w:rFonts w:ascii="Times New Roman" w:eastAsia="宋体" w:hAnsi="Times New Roman"/>
+                <w:color w:val="000000"/>
                 <w:sz w:val="21"/>
                 <w:szCs w:val="21"/>
               </w:rPr>
@@ -14243,160 +17666,120 @@
         </w:tc>
         <w:tc>
           <w:tcPr>
-            <w:tcW w:w="0" w:type="auto"/>
-            <w:hideMark/>
-          </w:tcPr>
-          <w:p>
-            <w:pPr>
-              <w:spacing w:after="0" w:line="240" w:lineRule="auto"/>
-              <w:rPr>
-                <w:rFonts w:ascii="宋体" w:eastAsia="宋体" w:hAnsi="宋体" w:hint="eastAsia"/>
-                <w:sz w:val="21"/>
-                <w:szCs w:val="21"/>
-              </w:rPr>
-            </w:pPr>
-            <w:r>
-              <w:rPr>
-                <w:rFonts w:ascii="宋体" w:eastAsia="宋体" w:hAnsi="宋体"/>
-                <w:sz w:val="21"/>
-                <w:szCs w:val="21"/>
-              </w:rPr>
-              <w:t>页面异</w:t>
-            </w:r>
-            <w:r>
-              <w:rPr>
-                <w:rFonts w:ascii="宋体" w:eastAsia="宋体" w:hAnsi="宋体"/>
-                <w:sz w:val="21"/>
-                <w:szCs w:val="21"/>
-              </w:rPr>
-              <w:lastRenderedPageBreak/>
-              <w:t>常恢复</w:t>
-            </w:r>
-          </w:p>
-        </w:tc>
-        <w:tc>
-          <w:tcPr>
-            <w:tcW w:w="0" w:type="auto"/>
-            <w:hideMark/>
-          </w:tcPr>
-          <w:p>
-            <w:pPr>
-              <w:spacing w:after="0" w:line="240" w:lineRule="auto"/>
-              <w:rPr>
-                <w:rFonts w:ascii="宋体" w:eastAsia="宋体" w:hAnsi="宋体" w:hint="eastAsia"/>
-                <w:sz w:val="21"/>
-                <w:szCs w:val="21"/>
-              </w:rPr>
-            </w:pPr>
-            <w:r>
-              <w:rPr>
-                <w:rFonts w:ascii="宋体" w:eastAsia="宋体" w:hAnsi="宋体"/>
-                <w:sz w:val="21"/>
-                <w:szCs w:val="21"/>
-              </w:rPr>
-              <w:lastRenderedPageBreak/>
-              <w:t>手动关闭浏览器后重</w:t>
-            </w:r>
-            <w:r>
-              <w:rPr>
-                <w:rFonts w:ascii="宋体" w:eastAsia="宋体" w:hAnsi="宋体"/>
-                <w:sz w:val="21"/>
-                <w:szCs w:val="21"/>
-              </w:rPr>
-              <w:lastRenderedPageBreak/>
-              <w:t>新打开再次登录</w:t>
-            </w:r>
-          </w:p>
-        </w:tc>
-        <w:tc>
-          <w:tcPr>
-            <w:tcW w:w="0" w:type="auto"/>
-            <w:hideMark/>
-          </w:tcPr>
-          <w:p>
-            <w:pPr>
-              <w:spacing w:after="0" w:line="240" w:lineRule="auto"/>
-              <w:rPr>
-                <w:rFonts w:ascii="宋体" w:eastAsia="宋体" w:hAnsi="宋体" w:hint="eastAsia"/>
-                <w:sz w:val="21"/>
-                <w:szCs w:val="21"/>
-              </w:rPr>
-            </w:pPr>
-            <w:r>
-              <w:rPr>
-                <w:rFonts w:ascii="宋体" w:eastAsia="宋体" w:hAnsi="宋体"/>
-                <w:sz w:val="21"/>
-                <w:szCs w:val="21"/>
-              </w:rPr>
-              <w:lastRenderedPageBreak/>
-              <w:t>系统自动恢复会话</w:t>
-            </w:r>
-            <w:r>
-              <w:rPr>
-                <w:rFonts w:ascii="宋体" w:eastAsia="宋体" w:hAnsi="宋体"/>
-                <w:sz w:val="21"/>
-                <w:szCs w:val="21"/>
-              </w:rPr>
-              <w:lastRenderedPageBreak/>
-              <w:t>或回到首页</w:t>
-            </w:r>
-          </w:p>
-        </w:tc>
-        <w:tc>
-          <w:tcPr>
-            <w:tcW w:w="1866" w:type="dxa"/>
-            <w:hideMark/>
-          </w:tcPr>
-          <w:p>
-            <w:pPr>
-              <w:spacing w:after="0" w:line="240" w:lineRule="auto"/>
-              <w:rPr>
-                <w:rFonts w:ascii="宋体" w:eastAsia="宋体" w:hAnsi="宋体" w:hint="eastAsia"/>
-                <w:sz w:val="21"/>
-                <w:szCs w:val="21"/>
-              </w:rPr>
-            </w:pPr>
-            <w:r>
-              <w:rPr>
-                <w:rFonts w:ascii="宋体" w:eastAsia="宋体" w:hAnsi="宋体"/>
-                <w:sz w:val="21"/>
-                <w:szCs w:val="21"/>
-              </w:rPr>
-              <w:lastRenderedPageBreak/>
-              <w:t>成功登录后跳转</w:t>
-            </w:r>
-            <w:r>
-              <w:rPr>
-                <w:rFonts w:ascii="宋体" w:eastAsia="宋体" w:hAnsi="宋体"/>
-                <w:sz w:val="21"/>
-                <w:szCs w:val="21"/>
-              </w:rPr>
-              <w:lastRenderedPageBreak/>
-              <w:t>到首页</w:t>
-            </w:r>
-          </w:p>
-        </w:tc>
-        <w:tc>
-          <w:tcPr>
-            <w:tcW w:w="788" w:type="dxa"/>
-            <w:hideMark/>
-          </w:tcPr>
-          <w:p>
-            <w:pPr>
-              <w:spacing w:after="0" w:line="240" w:lineRule="auto"/>
-              <w:rPr>
-                <w:rFonts w:ascii="宋体" w:eastAsia="宋体" w:hAnsi="宋体" w:hint="eastAsia"/>
-                <w:sz w:val="21"/>
-                <w:szCs w:val="21"/>
-              </w:rPr>
-            </w:pPr>
-            <w:r>
-              <w:rPr>
-                <w:rFonts w:ascii="宋体" w:eastAsia="宋体" w:hAnsi="宋体"/>
-                <w:sz w:val="21"/>
-                <w:szCs w:val="21"/>
-              </w:rPr>
-              <w:lastRenderedPageBreak/>
+            <w:tcW w:w="912" w:type="dxa"/>
+            <w:hideMark/>
+          </w:tcPr>
+          <w:p>
+            <w:pPr>
+              <w:spacing w:after="0" w:line="240" w:lineRule="auto"/>
+              <w:rPr>
+                <w:rFonts w:ascii="宋体" w:eastAsia="宋体" w:hAnsi="宋体" w:hint="eastAsia"/>
+                <w:sz w:val="21"/>
+                <w:szCs w:val="21"/>
+              </w:rPr>
+            </w:pPr>
+            <w:r>
+              <w:rPr>
+                <w:rFonts w:ascii="宋体" w:eastAsia="宋体" w:hAnsi="宋体"/>
+                <w:sz w:val="21"/>
+                <w:szCs w:val="21"/>
+              </w:rPr>
+              <w:t>页面异常恢复</w:t>
+            </w:r>
+          </w:p>
+        </w:tc>
+        <w:tc>
+          <w:tcPr>
+            <w:tcW w:w="2327" w:type="dxa"/>
+            <w:hideMark/>
+          </w:tcPr>
+          <w:p>
+            <w:pPr>
+              <w:spacing w:after="0" w:line="240" w:lineRule="auto"/>
+              <w:rPr>
+                <w:rFonts w:ascii="宋体" w:eastAsia="宋体" w:hAnsi="宋体" w:hint="eastAsia"/>
+                <w:sz w:val="21"/>
+                <w:szCs w:val="21"/>
+              </w:rPr>
+            </w:pPr>
+            <w:r>
+              <w:rPr>
+                <w:rFonts w:ascii="宋体" w:eastAsia="宋体" w:hAnsi="宋体"/>
+                <w:sz w:val="21"/>
+                <w:szCs w:val="21"/>
+              </w:rPr>
+              <w:t>手动关闭浏览器后重新打开再次登录</w:t>
+            </w:r>
+          </w:p>
+        </w:tc>
+        <w:tc>
+          <w:tcPr>
+            <w:tcW w:w="2055" w:type="dxa"/>
+            <w:hideMark/>
+          </w:tcPr>
+          <w:p>
+            <w:pPr>
+              <w:spacing w:after="0" w:line="240" w:lineRule="auto"/>
+              <w:rPr>
+                <w:rFonts w:ascii="宋体" w:eastAsia="宋体" w:hAnsi="宋体" w:hint="eastAsia"/>
+                <w:sz w:val="21"/>
+                <w:szCs w:val="21"/>
+              </w:rPr>
+            </w:pPr>
+            <w:r>
+              <w:rPr>
+                <w:rFonts w:ascii="宋体" w:eastAsia="宋体" w:hAnsi="宋体"/>
+                <w:sz w:val="21"/>
+                <w:szCs w:val="21"/>
+              </w:rPr>
+              <w:t>系统自动恢复会话或回到首页</w:t>
+            </w:r>
+          </w:p>
+        </w:tc>
+        <w:tc>
+          <w:tcPr>
+            <w:tcW w:w="1914" w:type="dxa"/>
+            <w:hideMark/>
+          </w:tcPr>
+          <w:p>
+            <w:pPr>
+              <w:spacing w:after="0" w:line="240" w:lineRule="auto"/>
+              <w:rPr>
+                <w:rFonts w:ascii="宋体" w:eastAsia="宋体" w:hAnsi="宋体" w:hint="eastAsia"/>
+                <w:sz w:val="21"/>
+                <w:szCs w:val="21"/>
+              </w:rPr>
+            </w:pPr>
+            <w:r>
+              <w:rPr>
+                <w:rFonts w:ascii="宋体" w:eastAsia="宋体" w:hAnsi="宋体"/>
+                <w:sz w:val="21"/>
+                <w:szCs w:val="21"/>
+              </w:rPr>
+              <w:t>成功登录后跳转到首页</w:t>
+            </w:r>
+          </w:p>
+        </w:tc>
+        <w:tc>
+          <w:tcPr>
+            <w:tcW w:w="808" w:type="dxa"/>
+            <w:hideMark/>
+          </w:tcPr>
+          <w:p>
+            <w:pPr>
+              <w:spacing w:after="0" w:line="240" w:lineRule="auto"/>
+              <w:rPr>
+                <w:rFonts w:ascii="宋体" w:eastAsia="宋体" w:hAnsi="宋体" w:hint="eastAsia"/>
+                <w:sz w:val="21"/>
+                <w:szCs w:val="21"/>
+              </w:rPr>
+            </w:pPr>
+            <w:r>
+              <w:rPr>
+                <w:rFonts w:ascii="宋体" w:eastAsia="宋体" w:hAnsi="宋体"/>
+                <w:sz w:val="21"/>
+                <w:szCs w:val="21"/>
+              </w:rPr>
               <w:t>是</w:t>
             </w:r>
           </w:p>
@@ -14405,21 +17788,22 @@
       <w:tr>
         <w:tc>
           <w:tcPr>
-            <w:tcW w:w="0" w:type="auto"/>
-            <w:hideMark/>
-          </w:tcPr>
-          <w:p>
-            <w:pPr>
-              <w:spacing w:after="0" w:line="240" w:lineRule="auto"/>
-              <w:rPr>
-                <w:rFonts w:ascii="宋体" w:eastAsia="宋体" w:hAnsi="宋体" w:hint="eastAsia"/>
-                <w:sz w:val="21"/>
-                <w:szCs w:val="21"/>
-              </w:rPr>
-            </w:pPr>
-            <w:r>
-              <w:rPr>
-                <w:rFonts w:ascii="宋体" w:eastAsia="宋体" w:hAnsi="宋体"/>
+            <w:tcW w:w="279" w:type="dxa"/>
+            <w:hideMark/>
+          </w:tcPr>
+          <w:p>
+            <w:pPr>
+              <w:spacing w:after="0" w:line="240" w:lineRule="auto"/>
+              <w:rPr>
+                <w:rFonts w:ascii="宋体" w:eastAsia="宋体" w:hAnsi="宋体" w:hint="eastAsia"/>
+                <w:sz w:val="21"/>
+                <w:szCs w:val="21"/>
+              </w:rPr>
+            </w:pPr>
+            <w:r>
+              <w:rPr>
+                <w:rFonts w:ascii="Times New Roman" w:eastAsia="宋体" w:hAnsi="Times New Roman"/>
+                <w:color w:val="000000"/>
                 <w:sz w:val="21"/>
                 <w:szCs w:val="21"/>
               </w:rPr>
@@ -14429,7 +17813,7 @@
         </w:tc>
         <w:tc>
           <w:tcPr>
-            <w:tcW w:w="0" w:type="auto"/>
+            <w:tcW w:w="912" w:type="dxa"/>
             <w:hideMark/>
           </w:tcPr>
           <w:p>
@@ -14453,7 +17837,7 @@
         </w:tc>
         <w:tc>
           <w:tcPr>
-            <w:tcW w:w="0" w:type="auto"/>
+            <w:tcW w:w="2327" w:type="dxa"/>
             <w:hideMark/>
           </w:tcPr>
           <w:p>
@@ -14477,7 +17861,7 @@
         </w:tc>
         <w:tc>
           <w:tcPr>
-            <w:tcW w:w="0" w:type="auto"/>
+            <w:tcW w:w="2055" w:type="dxa"/>
             <w:hideMark/>
           </w:tcPr>
           <w:p>
@@ -14501,31 +17885,41 @@
         </w:tc>
         <w:tc>
           <w:tcPr>
-            <w:tcW w:w="1866" w:type="dxa"/>
-            <w:hideMark/>
-          </w:tcPr>
-          <w:p>
-            <w:pPr>
-              <w:spacing w:after="0" w:line="240" w:lineRule="auto"/>
-              <w:rPr>
-                <w:rFonts w:ascii="宋体" w:eastAsia="宋体" w:hAnsi="宋体" w:hint="eastAsia"/>
-                <w:sz w:val="21"/>
-                <w:szCs w:val="21"/>
-              </w:rPr>
-            </w:pPr>
-            <w:r>
-              <w:rPr>
-                <w:rFonts w:ascii="宋体" w:eastAsia="宋体" w:hAnsi="宋体"/>
-                <w:sz w:val="21"/>
-                <w:szCs w:val="21"/>
-              </w:rPr>
-              <w:t>弹窗显示正常</w:t>
-            </w:r>
-          </w:p>
-        </w:tc>
-        <w:tc>
-          <w:tcPr>
-            <w:tcW w:w="788" w:type="dxa"/>
+            <w:tcW w:w="1914" w:type="dxa"/>
+            <w:hideMark/>
+          </w:tcPr>
+          <w:p>
+            <w:pPr>
+              <w:spacing w:after="0" w:line="240" w:lineRule="auto"/>
+              <w:rPr>
+                <w:rFonts w:ascii="宋体" w:eastAsia="宋体" w:hAnsi="宋体" w:hint="eastAsia"/>
+                <w:sz w:val="21"/>
+                <w:szCs w:val="21"/>
+              </w:rPr>
+            </w:pPr>
+            <w:proofErr w:type="gramStart"/>
+            <w:r>
+              <w:rPr>
+                <w:rFonts w:ascii="宋体" w:eastAsia="宋体" w:hAnsi="宋体"/>
+                <w:sz w:val="21"/>
+                <w:szCs w:val="21"/>
+              </w:rPr>
+              <w:t>弹窗显示</w:t>
+            </w:r>
+            <w:proofErr w:type="gramEnd"/>
+            <w:r>
+              <w:rPr>
+                <w:rFonts w:ascii="宋体" w:eastAsia="宋体" w:hAnsi="宋体"/>
+                <w:sz w:val="21"/>
+                <w:szCs w:val="21"/>
+              </w:rPr>
+              <w:t>正常</w:t>
+            </w:r>
+          </w:p>
+        </w:tc>
+        <w:tc>
+          <w:tcPr>
+            <w:tcW w:w="808" w:type="dxa"/>
             <w:hideMark/>
           </w:tcPr>
           <w:p>
@@ -14551,21 +17945,22 @@
       <w:tr>
         <w:tc>
           <w:tcPr>
-            <w:tcW w:w="0" w:type="auto"/>
-            <w:hideMark/>
-          </w:tcPr>
-          <w:p>
-            <w:pPr>
-              <w:spacing w:after="0" w:line="240" w:lineRule="auto"/>
-              <w:rPr>
-                <w:rFonts w:ascii="宋体" w:eastAsia="宋体" w:hAnsi="宋体" w:hint="eastAsia"/>
-                <w:sz w:val="21"/>
-                <w:szCs w:val="21"/>
-              </w:rPr>
-            </w:pPr>
-            <w:r>
-              <w:rPr>
-                <w:rFonts w:ascii="宋体" w:eastAsia="宋体" w:hAnsi="宋体"/>
+            <w:tcW w:w="279" w:type="dxa"/>
+            <w:hideMark/>
+          </w:tcPr>
+          <w:p>
+            <w:pPr>
+              <w:spacing w:after="0" w:line="240" w:lineRule="auto"/>
+              <w:rPr>
+                <w:rFonts w:ascii="宋体" w:eastAsia="宋体" w:hAnsi="宋体" w:hint="eastAsia"/>
+                <w:sz w:val="21"/>
+                <w:szCs w:val="21"/>
+              </w:rPr>
+            </w:pPr>
+            <w:r>
+              <w:rPr>
+                <w:rFonts w:ascii="Times New Roman" w:eastAsia="宋体" w:hAnsi="Times New Roman"/>
+                <w:color w:val="000000"/>
                 <w:sz w:val="21"/>
                 <w:szCs w:val="21"/>
               </w:rPr>
@@ -14575,7 +17970,7 @@
         </w:tc>
         <w:tc>
           <w:tcPr>
-            <w:tcW w:w="0" w:type="auto"/>
+            <w:tcW w:w="912" w:type="dxa"/>
             <w:hideMark/>
           </w:tcPr>
           <w:p>
@@ -14599,7 +17994,7 @@
         </w:tc>
         <w:tc>
           <w:tcPr>
-            <w:tcW w:w="0" w:type="auto"/>
+            <w:tcW w:w="2327" w:type="dxa"/>
             <w:hideMark/>
           </w:tcPr>
           <w:p>
@@ -14623,7 +18018,7 @@
         </w:tc>
         <w:tc>
           <w:tcPr>
-            <w:tcW w:w="0" w:type="auto"/>
+            <w:tcW w:w="2055" w:type="dxa"/>
             <w:hideMark/>
           </w:tcPr>
           <w:p>
@@ -14647,7 +18042,7 @@
         </w:tc>
         <w:tc>
           <w:tcPr>
-            <w:tcW w:w="1866" w:type="dxa"/>
+            <w:tcW w:w="1914" w:type="dxa"/>
             <w:hideMark/>
           </w:tcPr>
           <w:p>
@@ -14671,7 +18066,7 @@
         </w:tc>
         <w:tc>
           <w:tcPr>
-            <w:tcW w:w="788" w:type="dxa"/>
+            <w:tcW w:w="808" w:type="dxa"/>
             <w:hideMark/>
           </w:tcPr>
           <w:p>
@@ -14697,21 +18092,22 @@
       <w:tr>
         <w:tc>
           <w:tcPr>
-            <w:tcW w:w="0" w:type="auto"/>
-            <w:hideMark/>
-          </w:tcPr>
-          <w:p>
-            <w:pPr>
-              <w:spacing w:after="0" w:line="240" w:lineRule="auto"/>
-              <w:rPr>
-                <w:rFonts w:ascii="宋体" w:eastAsia="宋体" w:hAnsi="宋体" w:hint="eastAsia"/>
-                <w:sz w:val="21"/>
-                <w:szCs w:val="21"/>
-              </w:rPr>
-            </w:pPr>
-            <w:r>
-              <w:rPr>
-                <w:rFonts w:ascii="宋体" w:eastAsia="宋体" w:hAnsi="宋体"/>
+            <w:tcW w:w="279" w:type="dxa"/>
+            <w:hideMark/>
+          </w:tcPr>
+          <w:p>
+            <w:pPr>
+              <w:spacing w:after="0" w:line="240" w:lineRule="auto"/>
+              <w:rPr>
+                <w:rFonts w:ascii="宋体" w:eastAsia="宋体" w:hAnsi="宋体" w:hint="eastAsia"/>
+                <w:sz w:val="21"/>
+                <w:szCs w:val="21"/>
+              </w:rPr>
+            </w:pPr>
+            <w:r>
+              <w:rPr>
+                <w:rFonts w:ascii="Times New Roman" w:eastAsia="宋体" w:hAnsi="Times New Roman"/>
+                <w:color w:val="000000"/>
                 <w:sz w:val="21"/>
                 <w:szCs w:val="21"/>
               </w:rPr>
@@ -14721,7 +18117,7 @@
         </w:tc>
         <w:tc>
           <w:tcPr>
-            <w:tcW w:w="0" w:type="auto"/>
+            <w:tcW w:w="912" w:type="dxa"/>
             <w:hideMark/>
           </w:tcPr>
           <w:p>
@@ -14745,7 +18141,7 @@
         </w:tc>
         <w:tc>
           <w:tcPr>
-            <w:tcW w:w="0" w:type="auto"/>
+            <w:tcW w:w="2327" w:type="dxa"/>
             <w:hideMark/>
           </w:tcPr>
           <w:p>
@@ -14769,7 +18165,7 @@
         </w:tc>
         <w:tc>
           <w:tcPr>
-            <w:tcW w:w="0" w:type="auto"/>
+            <w:tcW w:w="2055" w:type="dxa"/>
             <w:hideMark/>
           </w:tcPr>
           <w:p>
@@ -14793,31 +18189,49 @@
         </w:tc>
         <w:tc>
           <w:tcPr>
-            <w:tcW w:w="1866" w:type="dxa"/>
-            <w:hideMark/>
-          </w:tcPr>
-          <w:p>
-            <w:pPr>
-              <w:spacing w:after="0" w:line="240" w:lineRule="auto"/>
-              <w:rPr>
-                <w:rFonts w:ascii="宋体" w:eastAsia="宋体" w:hAnsi="宋体" w:hint="eastAsia"/>
-                <w:sz w:val="21"/>
-                <w:szCs w:val="21"/>
-              </w:rPr>
-            </w:pPr>
-            <w:r>
-              <w:rPr>
-                <w:rFonts w:ascii="宋体" w:eastAsia="宋体" w:hAnsi="宋体"/>
-                <w:sz w:val="21"/>
-                <w:szCs w:val="21"/>
-              </w:rPr>
-              <w:t>收藏状态随操作正确切换</w:t>
-            </w:r>
-          </w:p>
-        </w:tc>
-        <w:tc>
-          <w:tcPr>
-            <w:tcW w:w="788" w:type="dxa"/>
+            <w:tcW w:w="1914" w:type="dxa"/>
+            <w:hideMark/>
+          </w:tcPr>
+          <w:p>
+            <w:pPr>
+              <w:spacing w:after="0" w:line="240" w:lineRule="auto"/>
+              <w:rPr>
+                <w:rFonts w:ascii="宋体" w:eastAsia="宋体" w:hAnsi="宋体" w:hint="eastAsia"/>
+                <w:sz w:val="21"/>
+                <w:szCs w:val="21"/>
+              </w:rPr>
+            </w:pPr>
+            <w:r>
+              <w:rPr>
+                <w:rFonts w:ascii="宋体" w:eastAsia="宋体" w:hAnsi="宋体"/>
+                <w:sz w:val="21"/>
+                <w:szCs w:val="21"/>
+              </w:rPr>
+              <w:t>收藏状态</w:t>
+            </w:r>
+            <w:proofErr w:type="gramStart"/>
+            <w:r>
+              <w:rPr>
+                <w:rFonts w:ascii="宋体" w:eastAsia="宋体" w:hAnsi="宋体"/>
+                <w:sz w:val="21"/>
+                <w:szCs w:val="21"/>
+              </w:rPr>
+              <w:t>随操作</w:t>
+            </w:r>
+            <w:proofErr w:type="gramEnd"/>
+            <w:r>
+              <w:rPr>
+                <w:rFonts w:ascii="宋体" w:eastAsia="宋体" w:hAnsi="宋体"/>
+                <w:sz w:val="21"/>
+                <w:szCs w:val="21"/>
+              </w:rPr>
+              <w:t>正确切换</w:t>
+            </w:r>
+          </w:p>
+        </w:tc>
+        <w:tc>
+          <w:tcPr>
+            <w:tcW w:w="808" w:type="dxa"/>
             <w:hideMark/>
           </w:tcPr>
           <w:p>
@@ -14910,7 +18324,7 @@
           <w:rFonts w:hint="eastAsia"/>
         </w:rPr>
       </w:pPr>
-      <w:bookmarkStart w:id="20" w:name="_Toc196901159"/>
+      <w:bookmarkStart w:id="24" w:name="_Toc197613775"/>
       <w:r>
         <w:rPr>
           <w:rFonts w:hint="eastAsia"/>
@@ -14923,7 +18337,7 @@
         </w:rPr>
         <w:t>测试实施与缺陷跟踪</w:t>
       </w:r>
-      <w:bookmarkEnd w:id="20"/>
+      <w:bookmarkEnd w:id="24"/>
     </w:p>
     <w:p>
       <w:pPr>
@@ -14937,7 +18351,7 @@
           <w:szCs w:val="28"/>
         </w:rPr>
       </w:pPr>
-      <w:bookmarkStart w:id="21" w:name="_Toc196901160"/>
+      <w:bookmarkStart w:id="25" w:name="_Toc197613776"/>
       <w:r>
         <w:rPr>
           <w:rFonts w:ascii="黑体" w:eastAsia="黑体" w:hAnsi="黑体"/>
@@ -14950,44 +18364,1025 @@
       </w:r>
       <w:r>
         <w:rPr>
+          <w:rFonts w:ascii="黑体" w:eastAsia="黑体" w:hAnsi="黑体"/>
+          <w:b w:val="0"/>
+          <w:bCs/>
+          <w:sz w:val="28"/>
+          <w:szCs w:val="28"/>
+        </w:rPr>
+        <w:t>测试实施</w:t>
+      </w:r>
+      <w:bookmarkEnd w:id="25"/>
+    </w:p>
+    <w:p>
+      <w:pPr>
+        <w:spacing w:after="0" w:line="240" w:lineRule="auto"/>
+        <w:ind w:firstLine="360"/>
+        <w:rPr>
+          <w:rFonts w:ascii="宋体" w:eastAsia="宋体" w:hAnsi="宋体"/>
+          <w:bCs/>
+          <w:color w:val="000000"/>
+          <w:sz w:val="24"/>
+        </w:rPr>
+      </w:pPr>
+      <w:r>
+        <w:rPr>
+          <w:rFonts w:ascii="宋体" w:eastAsia="宋体" w:hAnsi="宋体"/>
+          <w:bCs/>
+          <w:color w:val="000000"/>
+          <w:sz w:val="24"/>
+        </w:rPr>
+        <w:t>系统测试将依照《测试计划》和《测试用例文档》逐项执行，覆盖功能测试、性能测试、安全性测试、兼容性测试和用户体验测试等方面。测试过程中采用手工与自动化相结合的方式：</w:t>
+      </w:r>
+    </w:p>
+    <w:p>
+      <w:pPr>
+        <w:spacing w:after="0" w:line="240" w:lineRule="auto"/>
+        <w:ind w:left="360"/>
+        <w:rPr>
+          <w:rFonts w:ascii="宋体" w:eastAsia="宋体" w:hAnsi="宋体"/>
+          <w:bCs/>
+          <w:color w:val="000000"/>
+          <w:sz w:val="24"/>
+        </w:rPr>
+      </w:pPr>
+      <w:r>
+        <w:rPr>
+          <w:rFonts w:ascii="宋体" w:eastAsia="宋体" w:hAnsi="宋体"/>
+          <w:bCs/>
+          <w:color w:val="000000"/>
+          <w:sz w:val="24"/>
+        </w:rPr>
+        <w:t>功能测试使用浏览器及实际操作界面进行验证；</w:t>
+      </w:r>
+    </w:p>
+    <w:p>
+      <w:pPr>
+        <w:spacing w:after="0" w:line="240" w:lineRule="auto"/>
+        <w:ind w:left="360"/>
+        <w:rPr>
+          <w:rFonts w:ascii="宋体" w:eastAsia="宋体" w:hAnsi="宋体"/>
+          <w:bCs/>
+          <w:color w:val="000000"/>
+          <w:sz w:val="24"/>
+        </w:rPr>
+      </w:pPr>
+      <w:r>
+        <w:rPr>
+          <w:rFonts w:ascii="宋体" w:eastAsia="宋体" w:hAnsi="宋体"/>
+          <w:bCs/>
+          <w:color w:val="000000"/>
+          <w:sz w:val="24"/>
+        </w:rPr>
+        <w:t xml:space="preserve">接口测试主要使用 </w:t>
+      </w:r>
+      <w:r>
+        <w:rPr>
+          <w:rFonts w:ascii="Times New Roman" w:eastAsia="宋体" w:hAnsi="Times New Roman"/>
+          <w:color w:val="000000"/>
+          <w:sz w:val="24"/>
+        </w:rPr>
+        <w:t>Postman</w:t>
+      </w:r>
+      <w:r>
+        <w:rPr>
+          <w:rFonts w:ascii="宋体" w:eastAsia="宋体" w:hAnsi="宋体"/>
+          <w:bCs/>
+          <w:color w:val="000000"/>
+          <w:sz w:val="24"/>
+        </w:rPr>
+        <w:t>工具进行批量验证；</w:t>
+      </w:r>
+    </w:p>
+    <w:p>
+      <w:pPr>
+        <w:spacing w:after="0" w:line="240" w:lineRule="auto"/>
+        <w:ind w:left="360"/>
+        <w:rPr>
+          <w:rFonts w:ascii="宋体" w:eastAsia="宋体" w:hAnsi="宋体"/>
+          <w:bCs/>
+          <w:color w:val="000000"/>
+          <w:sz w:val="24"/>
+        </w:rPr>
+      </w:pPr>
+      <w:r>
+        <w:rPr>
+          <w:rFonts w:ascii="宋体" w:eastAsia="宋体" w:hAnsi="宋体"/>
+          <w:bCs/>
+          <w:color w:val="000000"/>
+          <w:sz w:val="24"/>
+        </w:rPr>
+        <w:t xml:space="preserve">性能测试采用 </w:t>
+      </w:r>
+      <w:r>
+        <w:rPr>
+          <w:rFonts w:ascii="Times New Roman" w:eastAsia="宋体" w:hAnsi="Times New Roman"/>
+          <w:color w:val="000000"/>
+          <w:sz w:val="24"/>
+        </w:rPr>
+        <w:t>Apache JMeter</w:t>
+      </w:r>
+      <w:r>
+        <w:rPr>
+          <w:rFonts w:ascii="宋体" w:eastAsia="宋体" w:hAnsi="宋体"/>
+          <w:bCs/>
+          <w:color w:val="000000"/>
+          <w:sz w:val="24"/>
+        </w:rPr>
+        <w:t xml:space="preserve"> 工具进行压力模拟；</w:t>
+      </w:r>
+    </w:p>
+    <w:p>
+      <w:pPr>
+        <w:spacing w:after="0" w:line="240" w:lineRule="auto"/>
+        <w:ind w:left="360"/>
+        <w:rPr>
+          <w:rFonts w:ascii="宋体" w:eastAsia="宋体" w:hAnsi="宋体"/>
+          <w:bCs/>
+          <w:color w:val="000000"/>
+          <w:sz w:val="24"/>
+        </w:rPr>
+      </w:pPr>
+      <w:r>
+        <w:rPr>
+          <w:rFonts w:ascii="宋体" w:eastAsia="宋体" w:hAnsi="宋体" w:hint="eastAsia"/>
+          <w:bCs/>
+          <w:color w:val="000000"/>
+          <w:sz w:val="24"/>
+        </w:rPr>
+        <w:t>单元</w:t>
+      </w:r>
+      <w:r>
+        <w:rPr>
+          <w:rFonts w:ascii="宋体" w:eastAsia="宋体" w:hAnsi="宋体"/>
+          <w:bCs/>
+          <w:color w:val="000000"/>
+          <w:sz w:val="24"/>
+        </w:rPr>
+        <w:t>测试通过</w:t>
+      </w:r>
+      <w:proofErr w:type="spellStart"/>
+      <w:r>
+        <w:rPr>
+          <w:rFonts w:ascii="Times New Roman" w:eastAsia="宋体" w:hAnsi="Times New Roman"/>
+          <w:bCs/>
+          <w:color w:val="000000"/>
+          <w:sz w:val="24"/>
+        </w:rPr>
+        <w:t>Junit,Mockito</w:t>
+      </w:r>
+      <w:proofErr w:type="spellEnd"/>
+      <w:r>
+        <w:rPr>
+          <w:rFonts w:ascii="宋体" w:eastAsia="宋体" w:hAnsi="宋体"/>
+          <w:bCs/>
+          <w:color w:val="000000"/>
+          <w:sz w:val="24"/>
+        </w:rPr>
+        <w:t>模拟等手段进行验证；</w:t>
+      </w:r>
+    </w:p>
+    <w:p>
+      <w:pPr>
+        <w:spacing w:after="0" w:line="240" w:lineRule="auto"/>
+        <w:ind w:left="360"/>
+        <w:rPr>
+          <w:rFonts w:ascii="宋体" w:eastAsia="宋体" w:hAnsi="宋体"/>
+          <w:bCs/>
+          <w:color w:val="000000"/>
+          <w:sz w:val="24"/>
+        </w:rPr>
+      </w:pPr>
+      <w:r>
+        <w:rPr>
+          <w:rFonts w:ascii="宋体" w:eastAsia="宋体" w:hAnsi="宋体" w:hint="eastAsia"/>
+          <w:bCs/>
+          <w:color w:val="000000"/>
+          <w:sz w:val="24"/>
+        </w:rPr>
+        <w:t>自由</w:t>
+      </w:r>
+      <w:r>
+        <w:rPr>
+          <w:rFonts w:ascii="宋体" w:eastAsia="宋体" w:hAnsi="宋体"/>
+          <w:bCs/>
+          <w:color w:val="000000"/>
+          <w:sz w:val="24"/>
+        </w:rPr>
+        <w:t>测试通过人工体验流程，结合用户反馈进行评估。</w:t>
+      </w:r>
+    </w:p>
+    <w:p>
+      <w:pPr>
+        <w:spacing w:after="0" w:line="240" w:lineRule="auto"/>
+        <w:ind w:firstLine="360"/>
+        <w:rPr>
+          <w:rFonts w:ascii="宋体" w:eastAsia="宋体" w:hAnsi="宋体"/>
+          <w:bCs/>
+          <w:color w:val="000000"/>
+          <w:sz w:val="24"/>
+        </w:rPr>
+      </w:pPr>
+      <w:r>
+        <w:rPr>
+          <w:rFonts w:ascii="宋体" w:eastAsia="宋体" w:hAnsi="宋体"/>
+          <w:bCs/>
+          <w:color w:val="000000"/>
+          <w:sz w:val="24"/>
+        </w:rPr>
+        <w:t>测试过程中，每条测试用例的执行结果将被详细记录在测试报告中，并标注是否通过。如发现问题，将立即生成缺陷记录，并提交至缺陷管理平台进行处理。</w:t>
+      </w:r>
+    </w:p>
+    <w:p>
+      <w:pPr>
+        <w:spacing w:after="0" w:line="240" w:lineRule="auto"/>
+        <w:rPr>
+          <w:rFonts w:ascii="宋体" w:eastAsia="宋体" w:hAnsi="宋体" w:hint="eastAsia"/>
+          <w:bCs/>
+          <w:color w:val="000000"/>
+          <w:sz w:val="24"/>
+        </w:rPr>
+      </w:pPr>
+    </w:p>
+    <w:p>
+      <w:pPr>
+        <w:pStyle w:val="2"/>
+        <w:spacing w:before="0" w:after="0" w:line="240" w:lineRule="auto"/>
+        <w:rPr>
           <w:rFonts w:ascii="黑体" w:eastAsia="黑体" w:hAnsi="黑体" w:hint="eastAsia"/>
           <w:b w:val="0"/>
           <w:bCs/>
           <w:sz w:val="28"/>
           <w:szCs w:val="28"/>
         </w:rPr>
-        <w:t>外</w:t>
+      </w:pPr>
+      <w:bookmarkStart w:id="26" w:name="_Toc197613777"/>
+      <w:r>
+        <w:rPr>
+          <w:rFonts w:ascii="黑体" w:eastAsia="黑体" w:hAnsi="黑体"/>
+          <w:b w:val="0"/>
+          <w:bCs/>
+          <w:sz w:val="28"/>
+          <w:szCs w:val="28"/>
+        </w:rPr>
+        <w:lastRenderedPageBreak/>
+        <w:t>4.</w:t>
       </w:r>
-      <w:bookmarkEnd w:id="21"/>
+      <w:r>
+        <w:rPr>
+          <w:rFonts w:ascii="黑体" w:eastAsia="黑体" w:hAnsi="黑体" w:hint="eastAsia"/>
+          <w:b w:val="0"/>
+          <w:bCs/>
+          <w:sz w:val="28"/>
+          <w:szCs w:val="28"/>
+        </w:rPr>
+        <w:t>2</w:t>
+      </w:r>
+      <w:r>
+        <w:rPr>
+          <w:rFonts w:ascii="黑体" w:eastAsia="黑体" w:hAnsi="黑体"/>
+          <w:b w:val="0"/>
+          <w:bCs/>
+          <w:sz w:val="28"/>
+          <w:szCs w:val="28"/>
+        </w:rPr>
+        <w:t>缺陷跟踪</w:t>
+      </w:r>
+      <w:bookmarkEnd w:id="26"/>
     </w:p>
     <w:p>
       <w:pPr>
-        <w:pStyle w:val="3"/>
-        <w:spacing w:before="0" w:after="0" w:line="240" w:lineRule="auto"/>
-        <w:rPr>
-          <w:rFonts w:hint="eastAsia"/>
+        <w:spacing w:after="0" w:line="240" w:lineRule="auto"/>
+        <w:ind w:firstLine="360"/>
+        <w:rPr>
+          <w:rFonts w:ascii="宋体" w:eastAsia="宋体" w:hAnsi="宋体"/>
+          <w:bCs/>
+          <w:color w:val="000000"/>
           <w:sz w:val="24"/>
-          <w:szCs w:val="24"/>
-        </w:rPr>
-      </w:pPr>
-      <w:bookmarkStart w:id="22" w:name="_Toc196901161"/>
+        </w:rPr>
+      </w:pPr>
       <w:r>
         <w:rPr>
-          <w:rFonts w:hint="eastAsia"/>
+          <w:rFonts w:ascii="宋体" w:eastAsia="宋体" w:hAnsi="宋体"/>
+          <w:bCs/>
+          <w:color w:val="000000"/>
           <w:sz w:val="24"/>
-          <w:szCs w:val="24"/>
-        </w:rPr>
-        <w:t xml:space="preserve">1. </w:t>
+        </w:rPr>
+        <w:t>本系统采用集中式缺陷跟踪机制，使用</w:t>
       </w:r>
       <w:r>
         <w:rPr>
-          <w:rFonts w:hint="eastAsia"/>
+          <w:rFonts w:ascii="Times New Roman" w:eastAsia="宋体" w:hAnsi="Times New Roman"/>
+          <w:color w:val="000000"/>
           <w:sz w:val="24"/>
-          <w:szCs w:val="24"/>
-        </w:rPr>
-        <w:t>用</w:t>
+        </w:rPr>
+        <w:t>excel</w:t>
       </w:r>
-      <w:bookmarkEnd w:id="22"/>
+      <w:r>
+        <w:rPr>
+          <w:rFonts w:ascii="宋体" w:eastAsia="宋体" w:hAnsi="宋体"/>
+          <w:bCs/>
+          <w:color w:val="000000"/>
+          <w:sz w:val="24"/>
+        </w:rPr>
+        <w:t>，</w:t>
+      </w:r>
+      <w:r>
+        <w:rPr>
+          <w:rFonts w:ascii="宋体" w:eastAsia="宋体" w:hAnsi="宋体" w:hint="eastAsia"/>
+          <w:bCs/>
+          <w:color w:val="000000"/>
+          <w:sz w:val="24"/>
+        </w:rPr>
+        <w:t>在组长的电脑上</w:t>
+      </w:r>
+      <w:r>
+        <w:rPr>
+          <w:rFonts w:ascii="宋体" w:eastAsia="宋体" w:hAnsi="宋体"/>
+          <w:bCs/>
+          <w:color w:val="000000"/>
+          <w:sz w:val="24"/>
+        </w:rPr>
+        <w:t>记录每个缺陷的编号、描述、严重程度、发现时间、责任人、处理状态与修复时间。缺陷生命周期包括以下阶段：</w:t>
+      </w:r>
+    </w:p>
+    <w:p>
+      <w:pPr>
+        <w:numPr>
+          <w:ilvl w:val="0"/>
+          <w:numId w:val="42"/>
+        </w:numPr>
+        <w:spacing w:after="0" w:line="240" w:lineRule="auto"/>
+        <w:rPr>
+          <w:rFonts w:ascii="宋体" w:eastAsia="宋体" w:hAnsi="宋体"/>
+          <w:color w:val="000000"/>
+          <w:sz w:val="24"/>
+        </w:rPr>
+      </w:pPr>
+      <w:r>
+        <w:rPr>
+          <w:rFonts w:ascii="宋体" w:eastAsia="宋体" w:hAnsi="宋体"/>
+          <w:color w:val="000000"/>
+          <w:sz w:val="24"/>
+        </w:rPr>
+        <w:t>提交：测试人员记录缺陷，详细描述复现步骤、期望结果与实际表现；</w:t>
+      </w:r>
+    </w:p>
+    <w:p>
+      <w:pPr>
+        <w:numPr>
+          <w:ilvl w:val="0"/>
+          <w:numId w:val="42"/>
+        </w:numPr>
+        <w:spacing w:after="0" w:line="240" w:lineRule="auto"/>
+        <w:rPr>
+          <w:rFonts w:ascii="宋体" w:eastAsia="宋体" w:hAnsi="宋体"/>
+          <w:color w:val="000000"/>
+          <w:sz w:val="24"/>
+        </w:rPr>
+      </w:pPr>
+      <w:r>
+        <w:rPr>
+          <w:rFonts w:ascii="宋体" w:eastAsia="宋体" w:hAnsi="宋体"/>
+          <w:color w:val="000000"/>
+          <w:sz w:val="24"/>
+        </w:rPr>
+        <w:t>确认：开发人员确认缺陷有效性，并评估修复工作量；</w:t>
+      </w:r>
+    </w:p>
+    <w:p>
+      <w:pPr>
+        <w:numPr>
+          <w:ilvl w:val="0"/>
+          <w:numId w:val="42"/>
+        </w:numPr>
+        <w:spacing w:after="0" w:line="240" w:lineRule="auto"/>
+        <w:rPr>
+          <w:rFonts w:ascii="宋体" w:eastAsia="宋体" w:hAnsi="宋体"/>
+          <w:color w:val="000000"/>
+          <w:sz w:val="24"/>
+        </w:rPr>
+      </w:pPr>
+      <w:r>
+        <w:rPr>
+          <w:rFonts w:ascii="宋体" w:eastAsia="宋体" w:hAnsi="宋体"/>
+          <w:color w:val="000000"/>
+          <w:sz w:val="24"/>
+        </w:rPr>
+        <w:t>处理：开发人员进行修复，提交更新代码；</w:t>
+      </w:r>
+    </w:p>
+    <w:p>
+      <w:pPr>
+        <w:numPr>
+          <w:ilvl w:val="0"/>
+          <w:numId w:val="42"/>
+        </w:numPr>
+        <w:spacing w:after="0" w:line="240" w:lineRule="auto"/>
+        <w:rPr>
+          <w:rFonts w:ascii="宋体" w:eastAsia="宋体" w:hAnsi="宋体"/>
+          <w:color w:val="000000"/>
+          <w:sz w:val="24"/>
+        </w:rPr>
+      </w:pPr>
+      <w:r>
+        <w:rPr>
+          <w:rFonts w:ascii="宋体" w:eastAsia="宋体" w:hAnsi="宋体"/>
+          <w:color w:val="000000"/>
+          <w:sz w:val="24"/>
+        </w:rPr>
+        <w:t>验证：测试人员重新验证修复效果，确认缺陷已解决；</w:t>
+      </w:r>
+    </w:p>
+    <w:p>
+      <w:pPr>
+        <w:numPr>
+          <w:ilvl w:val="0"/>
+          <w:numId w:val="42"/>
+        </w:numPr>
+        <w:spacing w:after="0" w:line="240" w:lineRule="auto"/>
+        <w:rPr>
+          <w:rFonts w:ascii="宋体" w:eastAsia="宋体" w:hAnsi="宋体"/>
+          <w:color w:val="000000"/>
+          <w:sz w:val="24"/>
+        </w:rPr>
+      </w:pPr>
+      <w:r>
+        <w:rPr>
+          <w:rFonts w:ascii="宋体" w:eastAsia="宋体" w:hAnsi="宋体"/>
+          <w:color w:val="000000"/>
+          <w:sz w:val="24"/>
+        </w:rPr>
+        <w:t>关闭：缺陷验证通过后，标记为“已关闭”。</w:t>
+      </w:r>
+    </w:p>
+    <w:p>
+      <w:pPr>
+        <w:spacing w:after="0" w:line="240" w:lineRule="auto"/>
+        <w:ind w:firstLine="360"/>
+        <w:rPr>
+          <w:rFonts w:ascii="宋体" w:eastAsia="宋体" w:hAnsi="宋体"/>
+          <w:bCs/>
+          <w:color w:val="000000"/>
+          <w:sz w:val="24"/>
+        </w:rPr>
+      </w:pPr>
+      <w:r>
+        <w:rPr>
+          <w:rFonts w:ascii="宋体" w:eastAsia="宋体" w:hAnsi="宋体"/>
+          <w:bCs/>
+          <w:color w:val="000000"/>
+          <w:sz w:val="24"/>
+        </w:rPr>
+        <w:t>为确保缺陷处理的可控性，系统定义缺陷等级如下：</w:t>
+      </w:r>
+    </w:p>
+    <w:tbl>
+      <w:tblPr>
+        <w:tblStyle w:val="11"/>
+        <w:tblW w:w="0" w:type="auto"/>
+        <w:jc w:val="center"/>
+        <w:tblLook w:val="04A0" w:firstRow="1" w:lastRow="0" w:firstColumn="1" w:lastColumn="0" w:noHBand="0" w:noVBand="1"/>
+      </w:tblPr>
+      <w:tblGrid>
+        <w:gridCol w:w="1060"/>
+        <w:gridCol w:w="3366"/>
+        <w:gridCol w:w="1686"/>
+      </w:tblGrid>
+      <w:tr>
+        <w:trPr>
+          <w:jc w:val="center"/>
+        </w:trPr>
+        <w:tc>
+          <w:tcPr>
+            <w:tcW w:w="0" w:type="auto"/>
+            <w:hideMark/>
+          </w:tcPr>
+          <w:p>
+            <w:pPr>
+              <w:spacing w:after="0" w:line="240" w:lineRule="auto"/>
+              <w:rPr>
+                <w:rFonts w:ascii="宋体" w:eastAsia="宋体" w:hAnsi="宋体"/>
+                <w:b/>
+                <w:bCs/>
+                <w:color w:val="000000"/>
+                <w:sz w:val="21"/>
+                <w:szCs w:val="21"/>
+              </w:rPr>
+            </w:pPr>
+            <w:r>
+              <w:rPr>
+                <w:rFonts w:ascii="宋体" w:eastAsia="宋体" w:hAnsi="宋体"/>
+                <w:b/>
+                <w:bCs/>
+                <w:color w:val="000000"/>
+                <w:sz w:val="21"/>
+                <w:szCs w:val="21"/>
+              </w:rPr>
+              <w:t>严重程度</w:t>
+            </w:r>
+          </w:p>
+        </w:tc>
+        <w:tc>
+          <w:tcPr>
+            <w:tcW w:w="0" w:type="auto"/>
+            <w:hideMark/>
+          </w:tcPr>
+          <w:p>
+            <w:pPr>
+              <w:spacing w:after="0" w:line="240" w:lineRule="auto"/>
+              <w:rPr>
+                <w:rFonts w:ascii="宋体" w:eastAsia="宋体" w:hAnsi="宋体"/>
+                <w:b/>
+                <w:bCs/>
+                <w:color w:val="000000"/>
+                <w:sz w:val="21"/>
+                <w:szCs w:val="21"/>
+              </w:rPr>
+            </w:pPr>
+            <w:r>
+              <w:rPr>
+                <w:rFonts w:ascii="宋体" w:eastAsia="宋体" w:hAnsi="宋体"/>
+                <w:b/>
+                <w:bCs/>
+                <w:color w:val="000000"/>
+                <w:sz w:val="21"/>
+                <w:szCs w:val="21"/>
+              </w:rPr>
+              <w:t>描述</w:t>
+            </w:r>
+          </w:p>
+        </w:tc>
+        <w:tc>
+          <w:tcPr>
+            <w:tcW w:w="0" w:type="auto"/>
+            <w:hideMark/>
+          </w:tcPr>
+          <w:p>
+            <w:pPr>
+              <w:spacing w:after="0" w:line="240" w:lineRule="auto"/>
+              <w:rPr>
+                <w:rFonts w:ascii="宋体" w:eastAsia="宋体" w:hAnsi="宋体"/>
+                <w:b/>
+                <w:bCs/>
+                <w:color w:val="000000"/>
+                <w:sz w:val="21"/>
+                <w:szCs w:val="21"/>
+              </w:rPr>
+            </w:pPr>
+            <w:r>
+              <w:rPr>
+                <w:rFonts w:ascii="宋体" w:eastAsia="宋体" w:hAnsi="宋体"/>
+                <w:b/>
+                <w:bCs/>
+                <w:color w:val="000000"/>
+                <w:sz w:val="21"/>
+                <w:szCs w:val="21"/>
+              </w:rPr>
+              <w:t>响应时间要求</w:t>
+            </w:r>
+          </w:p>
+        </w:tc>
+      </w:tr>
+      <w:tr>
+        <w:trPr>
+          <w:jc w:val="center"/>
+        </w:trPr>
+        <w:tc>
+          <w:tcPr>
+            <w:tcW w:w="0" w:type="auto"/>
+            <w:hideMark/>
+          </w:tcPr>
+          <w:p>
+            <w:pPr>
+              <w:spacing w:after="0" w:line="240" w:lineRule="auto"/>
+              <w:rPr>
+                <w:rFonts w:ascii="宋体" w:eastAsia="宋体" w:hAnsi="宋体"/>
+                <w:bCs/>
+                <w:color w:val="000000"/>
+                <w:sz w:val="21"/>
+                <w:szCs w:val="21"/>
+              </w:rPr>
+            </w:pPr>
+            <w:r>
+              <w:rPr>
+                <w:rFonts w:ascii="宋体" w:eastAsia="宋体" w:hAnsi="宋体"/>
+                <w:bCs/>
+                <w:color w:val="000000"/>
+                <w:sz w:val="21"/>
+                <w:szCs w:val="21"/>
+              </w:rPr>
+              <w:t>致命</w:t>
+            </w:r>
+          </w:p>
+        </w:tc>
+        <w:tc>
+          <w:tcPr>
+            <w:tcW w:w="0" w:type="auto"/>
+            <w:hideMark/>
+          </w:tcPr>
+          <w:p>
+            <w:pPr>
+              <w:spacing w:after="0" w:line="240" w:lineRule="auto"/>
+              <w:rPr>
+                <w:rFonts w:ascii="宋体" w:eastAsia="宋体" w:hAnsi="宋体"/>
+                <w:bCs/>
+                <w:color w:val="000000"/>
+                <w:sz w:val="21"/>
+                <w:szCs w:val="21"/>
+              </w:rPr>
+            </w:pPr>
+            <w:r>
+              <w:rPr>
+                <w:rFonts w:ascii="宋体" w:eastAsia="宋体" w:hAnsi="宋体"/>
+                <w:bCs/>
+                <w:color w:val="000000"/>
+                <w:sz w:val="21"/>
+                <w:szCs w:val="21"/>
+              </w:rPr>
+              <w:t>导致系统崩溃或功能中断</w:t>
+            </w:r>
+          </w:p>
+        </w:tc>
+        <w:tc>
+          <w:tcPr>
+            <w:tcW w:w="0" w:type="auto"/>
+            <w:hideMark/>
+          </w:tcPr>
+          <w:p>
+            <w:pPr>
+              <w:spacing w:after="0" w:line="240" w:lineRule="auto"/>
+              <w:rPr>
+                <w:rFonts w:ascii="宋体" w:eastAsia="宋体" w:hAnsi="宋体"/>
+                <w:bCs/>
+                <w:color w:val="000000"/>
+                <w:sz w:val="21"/>
+                <w:szCs w:val="21"/>
+              </w:rPr>
+            </w:pPr>
+            <w:r>
+              <w:rPr>
+                <w:rFonts w:ascii="宋体" w:eastAsia="宋体" w:hAnsi="宋体"/>
+                <w:bCs/>
+                <w:color w:val="000000"/>
+                <w:sz w:val="21"/>
+                <w:szCs w:val="21"/>
+              </w:rPr>
+              <w:t>立即处理</w:t>
+            </w:r>
+          </w:p>
+        </w:tc>
+      </w:tr>
+      <w:tr>
+        <w:trPr>
+          <w:jc w:val="center"/>
+        </w:trPr>
+        <w:tc>
+          <w:tcPr>
+            <w:tcW w:w="0" w:type="auto"/>
+            <w:hideMark/>
+          </w:tcPr>
+          <w:p>
+            <w:pPr>
+              <w:spacing w:after="0" w:line="240" w:lineRule="auto"/>
+              <w:rPr>
+                <w:rFonts w:ascii="宋体" w:eastAsia="宋体" w:hAnsi="宋体"/>
+                <w:bCs/>
+                <w:color w:val="000000"/>
+                <w:sz w:val="21"/>
+                <w:szCs w:val="21"/>
+              </w:rPr>
+            </w:pPr>
+            <w:r>
+              <w:rPr>
+                <w:rFonts w:ascii="宋体" w:eastAsia="宋体" w:hAnsi="宋体"/>
+                <w:bCs/>
+                <w:color w:val="000000"/>
+                <w:sz w:val="21"/>
+                <w:szCs w:val="21"/>
+              </w:rPr>
+              <w:t>严重</w:t>
+            </w:r>
+          </w:p>
+        </w:tc>
+        <w:tc>
+          <w:tcPr>
+            <w:tcW w:w="0" w:type="auto"/>
+            <w:hideMark/>
+          </w:tcPr>
+          <w:p>
+            <w:pPr>
+              <w:spacing w:after="0" w:line="240" w:lineRule="auto"/>
+              <w:rPr>
+                <w:rFonts w:ascii="宋体" w:eastAsia="宋体" w:hAnsi="宋体"/>
+                <w:bCs/>
+                <w:color w:val="000000"/>
+                <w:sz w:val="21"/>
+                <w:szCs w:val="21"/>
+              </w:rPr>
+            </w:pPr>
+            <w:r>
+              <w:rPr>
+                <w:rFonts w:ascii="宋体" w:eastAsia="宋体" w:hAnsi="宋体"/>
+                <w:bCs/>
+                <w:color w:val="000000"/>
+                <w:sz w:val="21"/>
+                <w:szCs w:val="21"/>
+              </w:rPr>
+              <w:t>影响主要功能使用，存在明显错误</w:t>
+            </w:r>
+          </w:p>
+        </w:tc>
+        <w:tc>
+          <w:tcPr>
+            <w:tcW w:w="0" w:type="auto"/>
+            <w:hideMark/>
+          </w:tcPr>
+          <w:p>
+            <w:pPr>
+              <w:spacing w:after="0" w:line="240" w:lineRule="auto"/>
+              <w:rPr>
+                <w:rFonts w:ascii="宋体" w:eastAsia="宋体" w:hAnsi="宋体"/>
+                <w:bCs/>
+                <w:color w:val="000000"/>
+                <w:sz w:val="21"/>
+                <w:szCs w:val="21"/>
+              </w:rPr>
+            </w:pPr>
+            <w:r>
+              <w:rPr>
+                <w:rFonts w:ascii="宋体" w:eastAsia="宋体" w:hAnsi="宋体"/>
+                <w:bCs/>
+                <w:color w:val="000000"/>
+                <w:sz w:val="21"/>
+                <w:szCs w:val="21"/>
+              </w:rPr>
+              <w:t>1 日内</w:t>
+            </w:r>
+          </w:p>
+        </w:tc>
+      </w:tr>
+      <w:tr>
+        <w:trPr>
+          <w:jc w:val="center"/>
+        </w:trPr>
+        <w:tc>
+          <w:tcPr>
+            <w:tcW w:w="0" w:type="auto"/>
+            <w:hideMark/>
+          </w:tcPr>
+          <w:p>
+            <w:pPr>
+              <w:spacing w:after="0" w:line="240" w:lineRule="auto"/>
+              <w:rPr>
+                <w:rFonts w:ascii="宋体" w:eastAsia="宋体" w:hAnsi="宋体"/>
+                <w:bCs/>
+                <w:color w:val="000000"/>
+                <w:sz w:val="21"/>
+                <w:szCs w:val="21"/>
+              </w:rPr>
+            </w:pPr>
+            <w:r>
+              <w:rPr>
+                <w:rFonts w:ascii="宋体" w:eastAsia="宋体" w:hAnsi="宋体"/>
+                <w:bCs/>
+                <w:color w:val="000000"/>
+                <w:sz w:val="21"/>
+                <w:szCs w:val="21"/>
+              </w:rPr>
+              <w:t>一般</w:t>
+            </w:r>
+          </w:p>
+        </w:tc>
+        <w:tc>
+          <w:tcPr>
+            <w:tcW w:w="0" w:type="auto"/>
+            <w:hideMark/>
+          </w:tcPr>
+          <w:p>
+            <w:pPr>
+              <w:spacing w:after="0" w:line="240" w:lineRule="auto"/>
+              <w:rPr>
+                <w:rFonts w:ascii="宋体" w:eastAsia="宋体" w:hAnsi="宋体"/>
+                <w:bCs/>
+                <w:color w:val="000000"/>
+                <w:sz w:val="21"/>
+                <w:szCs w:val="21"/>
+              </w:rPr>
+            </w:pPr>
+            <w:r>
+              <w:rPr>
+                <w:rFonts w:ascii="宋体" w:eastAsia="宋体" w:hAnsi="宋体"/>
+                <w:bCs/>
+                <w:color w:val="000000"/>
+                <w:sz w:val="21"/>
+                <w:szCs w:val="21"/>
+              </w:rPr>
+              <w:t>不影响主要功能，但用户体验较差</w:t>
+            </w:r>
+          </w:p>
+        </w:tc>
+        <w:tc>
+          <w:tcPr>
+            <w:tcW w:w="0" w:type="auto"/>
+            <w:hideMark/>
+          </w:tcPr>
+          <w:p>
+            <w:pPr>
+              <w:spacing w:after="0" w:line="240" w:lineRule="auto"/>
+              <w:rPr>
+                <w:rFonts w:ascii="宋体" w:eastAsia="宋体" w:hAnsi="宋体"/>
+                <w:bCs/>
+                <w:color w:val="000000"/>
+                <w:sz w:val="21"/>
+                <w:szCs w:val="21"/>
+              </w:rPr>
+            </w:pPr>
+            <w:r>
+              <w:rPr>
+                <w:rFonts w:ascii="宋体" w:eastAsia="宋体" w:hAnsi="宋体"/>
+                <w:bCs/>
+                <w:color w:val="000000"/>
+                <w:sz w:val="21"/>
+                <w:szCs w:val="21"/>
+              </w:rPr>
+              <w:t>3 日内</w:t>
+            </w:r>
+          </w:p>
+        </w:tc>
+      </w:tr>
+      <w:tr>
+        <w:trPr>
+          <w:jc w:val="center"/>
+        </w:trPr>
+        <w:tc>
+          <w:tcPr>
+            <w:tcW w:w="0" w:type="auto"/>
+            <w:hideMark/>
+          </w:tcPr>
+          <w:p>
+            <w:pPr>
+              <w:spacing w:after="0" w:line="240" w:lineRule="auto"/>
+              <w:rPr>
+                <w:rFonts w:ascii="宋体" w:eastAsia="宋体" w:hAnsi="宋体"/>
+                <w:bCs/>
+                <w:color w:val="000000"/>
+                <w:sz w:val="21"/>
+                <w:szCs w:val="21"/>
+              </w:rPr>
+            </w:pPr>
+            <w:r>
+              <w:rPr>
+                <w:rFonts w:ascii="宋体" w:eastAsia="宋体" w:hAnsi="宋体"/>
+                <w:bCs/>
+                <w:color w:val="000000"/>
+                <w:sz w:val="21"/>
+                <w:szCs w:val="21"/>
+              </w:rPr>
+              <w:t>轻微</w:t>
+            </w:r>
+          </w:p>
+        </w:tc>
+        <w:tc>
+          <w:tcPr>
+            <w:tcW w:w="0" w:type="auto"/>
+            <w:hideMark/>
+          </w:tcPr>
+          <w:p>
+            <w:pPr>
+              <w:spacing w:after="0" w:line="240" w:lineRule="auto"/>
+              <w:rPr>
+                <w:rFonts w:ascii="宋体" w:eastAsia="宋体" w:hAnsi="宋体"/>
+                <w:bCs/>
+                <w:color w:val="000000"/>
+                <w:sz w:val="21"/>
+                <w:szCs w:val="21"/>
+              </w:rPr>
+            </w:pPr>
+            <w:r>
+              <w:rPr>
+                <w:rFonts w:ascii="宋体" w:eastAsia="宋体" w:hAnsi="宋体"/>
+                <w:bCs/>
+                <w:color w:val="000000"/>
+                <w:sz w:val="21"/>
+                <w:szCs w:val="21"/>
+              </w:rPr>
+              <w:t>文字错误或 UI 细节问题</w:t>
+            </w:r>
+          </w:p>
+        </w:tc>
+        <w:tc>
+          <w:tcPr>
+            <w:tcW w:w="0" w:type="auto"/>
+            <w:hideMark/>
+          </w:tcPr>
+          <w:p>
+            <w:pPr>
+              <w:spacing w:after="0" w:line="240" w:lineRule="auto"/>
+              <w:rPr>
+                <w:rFonts w:ascii="宋体" w:eastAsia="宋体" w:hAnsi="宋体"/>
+                <w:bCs/>
+                <w:color w:val="000000"/>
+                <w:sz w:val="21"/>
+                <w:szCs w:val="21"/>
+              </w:rPr>
+            </w:pPr>
+            <w:r>
+              <w:rPr>
+                <w:rFonts w:ascii="宋体" w:eastAsia="宋体" w:hAnsi="宋体"/>
+                <w:bCs/>
+                <w:color w:val="000000"/>
+                <w:sz w:val="21"/>
+                <w:szCs w:val="21"/>
+              </w:rPr>
+              <w:t>下一个版本处理</w:t>
+            </w:r>
+          </w:p>
+        </w:tc>
+      </w:tr>
+    </w:tbl>
+    <w:p>
+      <w:pPr>
+        <w:spacing w:after="0" w:line="240" w:lineRule="auto"/>
+        <w:jc w:val="center"/>
+        <w:rPr>
+          <w:rFonts w:ascii="宋体" w:eastAsia="宋体" w:hAnsi="宋体" w:hint="eastAsia"/>
+          <w:sz w:val="21"/>
+          <w:szCs w:val="21"/>
+        </w:rPr>
+      </w:pPr>
+      <w:r>
+        <w:rPr>
+          <w:rFonts w:ascii="宋体" w:eastAsia="宋体" w:hAnsi="宋体" w:hint="eastAsia"/>
+          <w:sz w:val="21"/>
+          <w:szCs w:val="21"/>
+        </w:rPr>
+        <w:t>表</w:t>
+      </w:r>
+      <w:r>
+        <w:rPr>
+          <w:rFonts w:ascii="宋体" w:eastAsia="宋体" w:hAnsi="宋体" w:hint="eastAsia"/>
+          <w:sz w:val="21"/>
+          <w:szCs w:val="21"/>
+        </w:rPr>
+        <w:t>7</w:t>
+      </w:r>
+      <w:r>
+        <w:rPr>
+          <w:rFonts w:ascii="宋体" w:eastAsia="宋体" w:hAnsi="宋体" w:hint="eastAsia"/>
+          <w:sz w:val="21"/>
+          <w:szCs w:val="21"/>
+        </w:rPr>
+        <w:t>：</w:t>
+      </w:r>
+      <w:r>
+        <w:rPr>
+          <w:rFonts w:ascii="宋体" w:eastAsia="宋体" w:hAnsi="宋体" w:hint="eastAsia"/>
+          <w:sz w:val="21"/>
+          <w:szCs w:val="21"/>
+        </w:rPr>
+        <w:t>缺陷等级定义</w:t>
+      </w:r>
+      <w:r>
+        <w:rPr>
+          <w:rFonts w:ascii="宋体" w:eastAsia="宋体" w:hAnsi="宋体" w:hint="eastAsia"/>
+          <w:sz w:val="21"/>
+          <w:szCs w:val="21"/>
+        </w:rPr>
+        <w:t>表</w:t>
+      </w:r>
+    </w:p>
+    <w:p>
+      <w:pPr>
+        <w:spacing w:after="0" w:line="240" w:lineRule="auto"/>
+        <w:ind w:firstLine="420"/>
+        <w:rPr>
+          <w:rFonts w:ascii="宋体" w:eastAsia="宋体" w:hAnsi="宋体"/>
+          <w:bCs/>
+          <w:color w:val="000000"/>
+          <w:sz w:val="24"/>
+        </w:rPr>
+      </w:pPr>
+      <w:r>
+        <w:rPr>
+          <w:rFonts w:ascii="宋体" w:eastAsia="宋体" w:hAnsi="宋体"/>
+          <w:bCs/>
+          <w:color w:val="000000"/>
+          <w:sz w:val="24"/>
+        </w:rPr>
+        <w:t>系统测试将在全部高优先级缺陷关闭后进入验收阶段，确保交付软件的质量可控、功能完整、性能稳定。</w:t>
+      </w:r>
+    </w:p>
+    <w:p>
+      <w:pPr>
+        <w:spacing w:after="0" w:line="240" w:lineRule="auto"/>
+        <w:rPr>
+          <w:rFonts w:ascii="宋体" w:eastAsia="宋体" w:hAnsi="宋体" w:hint="eastAsia"/>
+          <w:bCs/>
+          <w:color w:val="000000"/>
+          <w:sz w:val="24"/>
+        </w:rPr>
+      </w:pPr>
     </w:p>
     <w:p>
       <w:pPr>
@@ -14998,14 +19393,6 @@
           <w:szCs w:val="21"/>
         </w:rPr>
       </w:pPr>
-      <w:r>
-        <w:rPr>
-          <w:rFonts w:ascii="宋体" w:eastAsia="宋体" w:hAnsi="宋体" w:hint="eastAsia"/>
-          <w:sz w:val="21"/>
-          <w:szCs w:val="21"/>
-        </w:rPr>
-        <w:t>功</w:t>
-      </w:r>
     </w:p>
     <w:sectPr>
       <w:headerReference w:type="default" r:id="rId10"/>
@@ -17674,6 +22061,155 @@
     </w:lvl>
   </w:abstractNum>
   <w:abstractNum w:abstractNumId="18" w15:restartNumberingAfterBreak="0">
+    <w:nsid w:val="34A851BB"/>
+    <w:multiLevelType w:val="multilevel"/>
+    <w:tmpl w:val="824ABA3E"/>
+    <w:lvl w:ilvl="0">
+      <w:start w:val="1"/>
+      <w:numFmt w:val="bullet"/>
+      <w:lvlText w:val=""/>
+      <w:lvlJc w:val="left"/>
+      <w:pPr>
+        <w:tabs>
+          <w:tab w:val="num" w:pos="720"/>
+        </w:tabs>
+        <w:ind w:left="720" w:hanging="360"/>
+      </w:pPr>
+      <w:rPr>
+        <w:rFonts w:ascii="Symbol" w:hAnsi="Symbol" w:hint="default"/>
+        <w:sz w:val="20"/>
+      </w:rPr>
+    </w:lvl>
+    <w:lvl w:ilvl="1" w:tentative="1">
+      <w:start w:val="1"/>
+      <w:numFmt w:val="bullet"/>
+      <w:lvlText w:val="o"/>
+      <w:lvlJc w:val="left"/>
+      <w:pPr>
+        <w:tabs>
+          <w:tab w:val="num" w:pos="1440"/>
+        </w:tabs>
+        <w:ind w:left="1440" w:hanging="360"/>
+      </w:pPr>
+      <w:rPr>
+        <w:rFonts w:ascii="Courier New" w:hAnsi="Courier New" w:hint="default"/>
+        <w:sz w:val="20"/>
+      </w:rPr>
+    </w:lvl>
+    <w:lvl w:ilvl="2" w:tentative="1">
+      <w:start w:val="1"/>
+      <w:numFmt w:val="bullet"/>
+      <w:lvlText w:val=""/>
+      <w:lvlJc w:val="left"/>
+      <w:pPr>
+        <w:tabs>
+          <w:tab w:val="num" w:pos="2160"/>
+        </w:tabs>
+        <w:ind w:left="2160" w:hanging="360"/>
+      </w:pPr>
+      <w:rPr>
+        <w:rFonts w:ascii="Wingdings" w:hAnsi="Wingdings" w:hint="default"/>
+        <w:sz w:val="20"/>
+      </w:rPr>
+    </w:lvl>
+    <w:lvl w:ilvl="3" w:tentative="1">
+      <w:start w:val="1"/>
+      <w:numFmt w:val="bullet"/>
+      <w:lvlText w:val=""/>
+      <w:lvlJc w:val="left"/>
+      <w:pPr>
+        <w:tabs>
+          <w:tab w:val="num" w:pos="2880"/>
+        </w:tabs>
+        <w:ind w:left="2880" w:hanging="360"/>
+      </w:pPr>
+      <w:rPr>
+        <w:rFonts w:ascii="Wingdings" w:hAnsi="Wingdings" w:hint="default"/>
+        <w:sz w:val="20"/>
+      </w:rPr>
+    </w:lvl>
+    <w:lvl w:ilvl="4" w:tentative="1">
+      <w:start w:val="1"/>
+      <w:numFmt w:val="bullet"/>
+      <w:lvlText w:val=""/>
+      <w:lvlJc w:val="left"/>
+      <w:pPr>
+        <w:tabs>
+          <w:tab w:val="num" w:pos="3600"/>
+        </w:tabs>
+        <w:ind w:left="3600" w:hanging="360"/>
+      </w:pPr>
+      <w:rPr>
+        <w:rFonts w:ascii="Wingdings" w:hAnsi="Wingdings" w:hint="default"/>
+        <w:sz w:val="20"/>
+      </w:rPr>
+    </w:lvl>
+    <w:lvl w:ilvl="5" w:tentative="1">
+      <w:start w:val="1"/>
+      <w:numFmt w:val="bullet"/>
+      <w:lvlText w:val=""/>
+      <w:lvlJc w:val="left"/>
+      <w:pPr>
+        <w:tabs>
+          <w:tab w:val="num" w:pos="4320"/>
+        </w:tabs>
+        <w:ind w:left="4320" w:hanging="360"/>
+      </w:pPr>
+      <w:rPr>
+        <w:rFonts w:ascii="Wingdings" w:hAnsi="Wingdings" w:hint="default"/>
+        <w:sz w:val="20"/>
+      </w:rPr>
+    </w:lvl>
+    <w:lvl w:ilvl="6" w:tentative="1">
+      <w:start w:val="1"/>
+      <w:numFmt w:val="bullet"/>
+      <w:lvlText w:val=""/>
+      <w:lvlJc w:val="left"/>
+      <w:pPr>
+        <w:tabs>
+          <w:tab w:val="num" w:pos="5040"/>
+        </w:tabs>
+        <w:ind w:left="5040" w:hanging="360"/>
+      </w:pPr>
+      <w:rPr>
+        <w:rFonts w:ascii="Wingdings" w:hAnsi="Wingdings" w:hint="default"/>
+        <w:sz w:val="20"/>
+      </w:rPr>
+    </w:lvl>
+    <w:lvl w:ilvl="7" w:tentative="1">
+      <w:start w:val="1"/>
+      <w:numFmt w:val="bullet"/>
+      <w:lvlText w:val=""/>
+      <w:lvlJc w:val="left"/>
+      <w:pPr>
+        <w:tabs>
+          <w:tab w:val="num" w:pos="5760"/>
+        </w:tabs>
+        <w:ind w:left="5760" w:hanging="360"/>
+      </w:pPr>
+      <w:rPr>
+        <w:rFonts w:ascii="Wingdings" w:hAnsi="Wingdings" w:hint="default"/>
+        <w:sz w:val="20"/>
+      </w:rPr>
+    </w:lvl>
+    <w:lvl w:ilvl="8" w:tentative="1">
+      <w:start w:val="1"/>
+      <w:numFmt w:val="bullet"/>
+      <w:lvlText w:val=""/>
+      <w:lvlJc w:val="left"/>
+      <w:pPr>
+        <w:tabs>
+          <w:tab w:val="num" w:pos="6480"/>
+        </w:tabs>
+        <w:ind w:left="6480" w:hanging="360"/>
+      </w:pPr>
+      <w:rPr>
+        <w:rFonts w:ascii="Wingdings" w:hAnsi="Wingdings" w:hint="default"/>
+        <w:sz w:val="20"/>
+      </w:rPr>
+    </w:lvl>
+  </w:abstractNum>
+  <w:abstractNum w:abstractNumId="19" w15:restartNumberingAfterBreak="0">
     <w:nsid w:val="35DC07A2"/>
     <w:multiLevelType w:val="hybridMultilevel"/>
     <w:tmpl w:val="1AFEE76C"/>
@@ -17762,7 +22298,7 @@
       </w:pPr>
     </w:lvl>
   </w:abstractNum>
-  <w:abstractNum w:abstractNumId="19" w15:restartNumberingAfterBreak="0">
+  <w:abstractNum w:abstractNumId="20" w15:restartNumberingAfterBreak="0">
     <w:nsid w:val="3ADD622C"/>
     <w:multiLevelType w:val="multilevel"/>
     <w:tmpl w:val="FE827892"/>
@@ -17911,7 +22447,7 @@
       </w:rPr>
     </w:lvl>
   </w:abstractNum>
-  <w:abstractNum w:abstractNumId="20" w15:restartNumberingAfterBreak="0">
+  <w:abstractNum w:abstractNumId="21" w15:restartNumberingAfterBreak="0">
     <w:nsid w:val="3D3C5786"/>
     <w:multiLevelType w:val="multilevel"/>
     <w:tmpl w:val="F246FBA6"/>
@@ -18024,7 +22560,120 @@
       </w:pPr>
     </w:lvl>
   </w:abstractNum>
-  <w:abstractNum w:abstractNumId="21" w15:restartNumberingAfterBreak="0">
+  <w:abstractNum w:abstractNumId="22" w15:restartNumberingAfterBreak="0">
+    <w:nsid w:val="3F8227E0"/>
+    <w:multiLevelType w:val="multilevel"/>
+    <w:tmpl w:val="11AEC25E"/>
+    <w:lvl w:ilvl="0">
+      <w:start w:val="1"/>
+      <w:numFmt w:val="decimal"/>
+      <w:lvlText w:val="%1."/>
+      <w:lvlJc w:val="left"/>
+      <w:pPr>
+        <w:tabs>
+          <w:tab w:val="num" w:pos="720"/>
+        </w:tabs>
+        <w:ind w:left="720" w:hanging="360"/>
+      </w:pPr>
+    </w:lvl>
+    <w:lvl w:ilvl="1" w:tentative="1">
+      <w:start w:val="1"/>
+      <w:numFmt w:val="decimal"/>
+      <w:lvlText w:val="%2."/>
+      <w:lvlJc w:val="left"/>
+      <w:pPr>
+        <w:tabs>
+          <w:tab w:val="num" w:pos="1440"/>
+        </w:tabs>
+        <w:ind w:left="1440" w:hanging="360"/>
+      </w:pPr>
+    </w:lvl>
+    <w:lvl w:ilvl="2" w:tentative="1">
+      <w:start w:val="1"/>
+      <w:numFmt w:val="decimal"/>
+      <w:lvlText w:val="%3."/>
+      <w:lvlJc w:val="left"/>
+      <w:pPr>
+        <w:tabs>
+          <w:tab w:val="num" w:pos="2160"/>
+        </w:tabs>
+        <w:ind w:left="2160" w:hanging="360"/>
+      </w:pPr>
+    </w:lvl>
+    <w:lvl w:ilvl="3" w:tentative="1">
+      <w:start w:val="1"/>
+      <w:numFmt w:val="decimal"/>
+      <w:lvlText w:val="%4."/>
+      <w:lvlJc w:val="left"/>
+      <w:pPr>
+        <w:tabs>
+          <w:tab w:val="num" w:pos="2880"/>
+        </w:tabs>
+        <w:ind w:left="2880" w:hanging="360"/>
+      </w:pPr>
+    </w:lvl>
+    <w:lvl w:ilvl="4" w:tentative="1">
+      <w:start w:val="1"/>
+      <w:numFmt w:val="decimal"/>
+      <w:lvlText w:val="%5."/>
+      <w:lvlJc w:val="left"/>
+      <w:pPr>
+        <w:tabs>
+          <w:tab w:val="num" w:pos="3600"/>
+        </w:tabs>
+        <w:ind w:left="3600" w:hanging="360"/>
+      </w:pPr>
+    </w:lvl>
+    <w:lvl w:ilvl="5" w:tentative="1">
+      <w:start w:val="1"/>
+      <w:numFmt w:val="decimal"/>
+      <w:lvlText w:val="%6."/>
+      <w:lvlJc w:val="left"/>
+      <w:pPr>
+        <w:tabs>
+          <w:tab w:val="num" w:pos="4320"/>
+        </w:tabs>
+        <w:ind w:left="4320" w:hanging="360"/>
+      </w:pPr>
+    </w:lvl>
+    <w:lvl w:ilvl="6" w:tentative="1">
+      <w:start w:val="1"/>
+      <w:numFmt w:val="decimal"/>
+      <w:lvlText w:val="%7."/>
+      <w:lvlJc w:val="left"/>
+      <w:pPr>
+        <w:tabs>
+          <w:tab w:val="num" w:pos="5040"/>
+        </w:tabs>
+        <w:ind w:left="5040" w:hanging="360"/>
+      </w:pPr>
+    </w:lvl>
+    <w:lvl w:ilvl="7" w:tentative="1">
+      <w:start w:val="1"/>
+      <w:numFmt w:val="decimal"/>
+      <w:lvlText w:val="%8."/>
+      <w:lvlJc w:val="left"/>
+      <w:pPr>
+        <w:tabs>
+          <w:tab w:val="num" w:pos="5760"/>
+        </w:tabs>
+        <w:ind w:left="5760" w:hanging="360"/>
+      </w:pPr>
+    </w:lvl>
+    <w:lvl w:ilvl="8" w:tentative="1">
+      <w:start w:val="1"/>
+      <w:numFmt w:val="decimal"/>
+      <w:lvlText w:val="%9."/>
+      <w:lvlJc w:val="left"/>
+      <w:pPr>
+        <w:tabs>
+          <w:tab w:val="num" w:pos="6480"/>
+        </w:tabs>
+        <w:ind w:left="6480" w:hanging="360"/>
+      </w:pPr>
+    </w:lvl>
+  </w:abstractNum>
+  <w:abstractNum w:abstractNumId="23" w15:restartNumberingAfterBreak="0">
     <w:nsid w:val="3FE45E32"/>
     <w:multiLevelType w:val="multilevel"/>
     <w:tmpl w:val="DF66FAB2"/>
@@ -18173,7 +22822,7 @@
       </w:rPr>
     </w:lvl>
   </w:abstractNum>
-  <w:abstractNum w:abstractNumId="22" w15:restartNumberingAfterBreak="0">
+  <w:abstractNum w:abstractNumId="24" w15:restartNumberingAfterBreak="0">
     <w:nsid w:val="40F365E8"/>
     <w:multiLevelType w:val="multilevel"/>
     <w:tmpl w:val="6ED211FE"/>
@@ -18322,7 +22971,7 @@
       </w:rPr>
     </w:lvl>
   </w:abstractNum>
-  <w:abstractNum w:abstractNumId="23" w15:restartNumberingAfterBreak="0">
+  <w:abstractNum w:abstractNumId="25" w15:restartNumberingAfterBreak="0">
     <w:nsid w:val="411177FA"/>
     <w:multiLevelType w:val="multilevel"/>
     <w:tmpl w:val="EFA2D1F4"/>
@@ -18471,7 +23120,7 @@
       </w:rPr>
     </w:lvl>
   </w:abstractNum>
-  <w:abstractNum w:abstractNumId="24" w15:restartNumberingAfterBreak="0">
+  <w:abstractNum w:abstractNumId="26" w15:restartNumberingAfterBreak="0">
     <w:nsid w:val="42340257"/>
     <w:multiLevelType w:val="multilevel"/>
     <w:tmpl w:val="00BA2770"/>
@@ -18620,7 +23269,7 @@
       </w:rPr>
     </w:lvl>
   </w:abstractNum>
-  <w:abstractNum w:abstractNumId="25" w15:restartNumberingAfterBreak="0">
+  <w:abstractNum w:abstractNumId="27" w15:restartNumberingAfterBreak="0">
     <w:nsid w:val="4B670248"/>
     <w:multiLevelType w:val="multilevel"/>
     <w:tmpl w:val="7C42708C"/>
@@ -18733,7 +23382,7 @@
       </w:pPr>
     </w:lvl>
   </w:abstractNum>
-  <w:abstractNum w:abstractNumId="26" w15:restartNumberingAfterBreak="0">
+  <w:abstractNum w:abstractNumId="28" w15:restartNumberingAfterBreak="0">
     <w:nsid w:val="4BE12D97"/>
     <w:multiLevelType w:val="multilevel"/>
     <w:tmpl w:val="F3B2BC74"/>
@@ -18878,7 +23527,7 @@
       </w:rPr>
     </w:lvl>
   </w:abstractNum>
-  <w:abstractNum w:abstractNumId="27" w15:restartNumberingAfterBreak="0">
+  <w:abstractNum w:abstractNumId="29" w15:restartNumberingAfterBreak="0">
     <w:nsid w:val="4CBB5425"/>
     <w:multiLevelType w:val="multilevel"/>
     <w:tmpl w:val="92D44BB8"/>
@@ -19027,7 +23676,7 @@
       </w:rPr>
     </w:lvl>
   </w:abstractNum>
-  <w:abstractNum w:abstractNumId="28" w15:restartNumberingAfterBreak="0">
+  <w:abstractNum w:abstractNumId="30" w15:restartNumberingAfterBreak="0">
     <w:nsid w:val="507C5C61"/>
     <w:multiLevelType w:val="multilevel"/>
     <w:tmpl w:val="6CCC2622"/>
@@ -19176,7 +23825,7 @@
       </w:rPr>
     </w:lvl>
   </w:abstractNum>
-  <w:abstractNum w:abstractNumId="29" w15:restartNumberingAfterBreak="0">
+  <w:abstractNum w:abstractNumId="31" w15:restartNumberingAfterBreak="0">
     <w:nsid w:val="51B309DF"/>
     <w:multiLevelType w:val="multilevel"/>
     <w:tmpl w:val="E08AAD04"/>
@@ -19321,7 +23970,7 @@
       </w:rPr>
     </w:lvl>
   </w:abstractNum>
-  <w:abstractNum w:abstractNumId="30" w15:restartNumberingAfterBreak="0">
+  <w:abstractNum w:abstractNumId="32" w15:restartNumberingAfterBreak="0">
     <w:nsid w:val="52B231F7"/>
     <w:multiLevelType w:val="multilevel"/>
     <w:tmpl w:val="3136434A"/>
@@ -19470,7 +24119,7 @@
       </w:rPr>
     </w:lvl>
   </w:abstractNum>
-  <w:abstractNum w:abstractNumId="31" w15:restartNumberingAfterBreak="0">
+  <w:abstractNum w:abstractNumId="33" w15:restartNumberingAfterBreak="0">
     <w:nsid w:val="5414427D"/>
     <w:multiLevelType w:val="multilevel"/>
     <w:tmpl w:val="FCC0DABC"/>
@@ -19619,7 +24268,7 @@
       </w:rPr>
     </w:lvl>
   </w:abstractNum>
-  <w:abstractNum w:abstractNumId="32" w15:restartNumberingAfterBreak="0">
+  <w:abstractNum w:abstractNumId="34" w15:restartNumberingAfterBreak="0">
     <w:nsid w:val="582D0449"/>
     <w:multiLevelType w:val="multilevel"/>
     <w:tmpl w:val="2BC20994"/>
@@ -19764,7 +24413,7 @@
       </w:rPr>
     </w:lvl>
   </w:abstractNum>
-  <w:abstractNum w:abstractNumId="33" w15:restartNumberingAfterBreak="0">
+  <w:abstractNum w:abstractNumId="35" w15:restartNumberingAfterBreak="0">
     <w:nsid w:val="5AF659A5"/>
     <w:multiLevelType w:val="multilevel"/>
     <w:tmpl w:val="99E6731E"/>
@@ -19913,7 +24562,7 @@
       </w:rPr>
     </w:lvl>
   </w:abstractNum>
-  <w:abstractNum w:abstractNumId="34" w15:restartNumberingAfterBreak="0">
+  <w:abstractNum w:abstractNumId="36" w15:restartNumberingAfterBreak="0">
     <w:nsid w:val="5FEF1CC3"/>
     <w:multiLevelType w:val="multilevel"/>
     <w:tmpl w:val="4ECAFD18"/>
@@ -20026,7 +24675,7 @@
       </w:rPr>
     </w:lvl>
   </w:abstractNum>
-  <w:abstractNum w:abstractNumId="35" w15:restartNumberingAfterBreak="0">
+  <w:abstractNum w:abstractNumId="37" w15:restartNumberingAfterBreak="0">
     <w:nsid w:val="6018544A"/>
     <w:multiLevelType w:val="multilevel"/>
     <w:tmpl w:val="A8A4434C"/>
@@ -20171,7 +24820,7 @@
       </w:rPr>
     </w:lvl>
   </w:abstractNum>
-  <w:abstractNum w:abstractNumId="36" w15:restartNumberingAfterBreak="0">
+  <w:abstractNum w:abstractNumId="38" w15:restartNumberingAfterBreak="0">
     <w:nsid w:val="62B22110"/>
     <w:multiLevelType w:val="multilevel"/>
     <w:tmpl w:val="1D78FECA"/>
@@ -20320,7 +24969,7 @@
       </w:rPr>
     </w:lvl>
   </w:abstractNum>
-  <w:abstractNum w:abstractNumId="37" w15:restartNumberingAfterBreak="0">
+  <w:abstractNum w:abstractNumId="39" w15:restartNumberingAfterBreak="0">
     <w:nsid w:val="6F5D1276"/>
     <w:multiLevelType w:val="multilevel"/>
     <w:tmpl w:val="EFA4EA7A"/>
@@ -20469,7 +25118,7 @@
       </w:rPr>
     </w:lvl>
   </w:abstractNum>
-  <w:abstractNum w:abstractNumId="38" w15:restartNumberingAfterBreak="0">
+  <w:abstractNum w:abstractNumId="40" w15:restartNumberingAfterBreak="0">
     <w:nsid w:val="6F5E4438"/>
     <w:multiLevelType w:val="multilevel"/>
     <w:tmpl w:val="9D4616B6"/>
@@ -20618,7 +25267,7 @@
       </w:rPr>
     </w:lvl>
   </w:abstractNum>
-  <w:abstractNum w:abstractNumId="39" w15:restartNumberingAfterBreak="0">
+  <w:abstractNum w:abstractNumId="41" w15:restartNumberingAfterBreak="0">
     <w:nsid w:val="79D66A1F"/>
     <w:multiLevelType w:val="multilevel"/>
     <w:tmpl w:val="CC22C870"/>
@@ -20768,7 +25417,7 @@
     </w:lvl>
   </w:abstractNum>
   <w:num w:numId="1" w16cid:durableId="34743455">
-    <w:abstractNumId w:val="34"/>
+    <w:abstractNumId w:val="36"/>
   </w:num>
   <w:num w:numId="2" w16cid:durableId="585310888">
     <w:abstractNumId w:val="8"/>
@@ -20777,43 +25426,43 @@
     <w:abstractNumId w:val="7"/>
   </w:num>
   <w:num w:numId="4" w16cid:durableId="900940171">
-    <w:abstractNumId w:val="29"/>
+    <w:abstractNumId w:val="31"/>
   </w:num>
   <w:num w:numId="5" w16cid:durableId="607128674">
     <w:abstractNumId w:val="14"/>
   </w:num>
   <w:num w:numId="6" w16cid:durableId="915092588">
-    <w:abstractNumId w:val="35"/>
+    <w:abstractNumId w:val="37"/>
   </w:num>
   <w:num w:numId="7" w16cid:durableId="1268733585">
     <w:abstractNumId w:val="6"/>
   </w:num>
   <w:num w:numId="8" w16cid:durableId="1331254319">
-    <w:abstractNumId w:val="32"/>
+    <w:abstractNumId w:val="34"/>
   </w:num>
   <w:num w:numId="9" w16cid:durableId="1572697707">
     <w:abstractNumId w:val="12"/>
   </w:num>
   <w:num w:numId="10" w16cid:durableId="1107232155">
-    <w:abstractNumId w:val="26"/>
+    <w:abstractNumId w:val="28"/>
   </w:num>
   <w:num w:numId="11" w16cid:durableId="856433471">
     <w:abstractNumId w:val="9"/>
   </w:num>
   <w:num w:numId="12" w16cid:durableId="1494878074">
-    <w:abstractNumId w:val="36"/>
+    <w:abstractNumId w:val="38"/>
   </w:num>
   <w:num w:numId="13" w16cid:durableId="1975061453">
     <w:abstractNumId w:val="1"/>
   </w:num>
   <w:num w:numId="14" w16cid:durableId="1841848093">
-    <w:abstractNumId w:val="19"/>
+    <w:abstractNumId w:val="20"/>
   </w:num>
   <w:num w:numId="15" w16cid:durableId="388848602">
     <w:abstractNumId w:val="11"/>
   </w:num>
   <w:num w:numId="16" w16cid:durableId="1982879906">
-    <w:abstractNumId w:val="31"/>
+    <w:abstractNumId w:val="33"/>
   </w:num>
   <w:num w:numId="17" w16cid:durableId="2131388721">
     <w:abstractNumId w:val="0"/>
@@ -20822,25 +25471,25 @@
     <w:abstractNumId w:val="13"/>
   </w:num>
   <w:num w:numId="19" w16cid:durableId="1487279443">
-    <w:abstractNumId w:val="38"/>
+    <w:abstractNumId w:val="40"/>
   </w:num>
   <w:num w:numId="20" w16cid:durableId="1372072107">
-    <w:abstractNumId w:val="27"/>
+    <w:abstractNumId w:val="29"/>
   </w:num>
   <w:num w:numId="21" w16cid:durableId="1924877027">
-    <w:abstractNumId w:val="37"/>
+    <w:abstractNumId w:val="39"/>
   </w:num>
   <w:num w:numId="22" w16cid:durableId="665598743">
-    <w:abstractNumId w:val="21"/>
+    <w:abstractNumId w:val="23"/>
   </w:num>
   <w:num w:numId="23" w16cid:durableId="580649006">
-    <w:abstractNumId w:val="30"/>
+    <w:abstractNumId w:val="32"/>
   </w:num>
   <w:num w:numId="24" w16cid:durableId="136578452">
-    <w:abstractNumId w:val="23"/>
+    <w:abstractNumId w:val="25"/>
   </w:num>
   <w:num w:numId="25" w16cid:durableId="772895846">
-    <w:abstractNumId w:val="22"/>
+    <w:abstractNumId w:val="24"/>
   </w:num>
   <w:num w:numId="26" w16cid:durableId="1359430116">
     <w:abstractNumId w:val="17"/>
@@ -20849,10 +25498,10 @@
     <w:abstractNumId w:val="16"/>
   </w:num>
   <w:num w:numId="28" w16cid:durableId="1142120600">
-    <w:abstractNumId w:val="33"/>
+    <w:abstractNumId w:val="35"/>
   </w:num>
   <w:num w:numId="29" w16cid:durableId="762998037">
-    <w:abstractNumId w:val="18"/>
+    <w:abstractNumId w:val="19"/>
   </w:num>
   <w:num w:numId="30" w16cid:durableId="766776756">
     <w:abstractNumId w:val="15"/>
@@ -20861,10 +25510,10 @@
     <w:abstractNumId w:val="2"/>
   </w:num>
   <w:num w:numId="32" w16cid:durableId="655960666">
-    <w:abstractNumId w:val="24"/>
+    <w:abstractNumId w:val="26"/>
   </w:num>
   <w:num w:numId="33" w16cid:durableId="354310633">
-    <w:abstractNumId w:val="39"/>
+    <w:abstractNumId w:val="41"/>
   </w:num>
   <w:num w:numId="34" w16cid:durableId="1857453484">
     <w:abstractNumId w:val="4"/>
@@ -20873,19 +25522,25 @@
     <w:abstractNumId w:val="3"/>
   </w:num>
   <w:num w:numId="36" w16cid:durableId="505368961">
-    <w:abstractNumId w:val="28"/>
+    <w:abstractNumId w:val="30"/>
   </w:num>
   <w:num w:numId="37" w16cid:durableId="705184383">
     <w:abstractNumId w:val="10"/>
   </w:num>
   <w:num w:numId="38" w16cid:durableId="195702120">
-    <w:abstractNumId w:val="25"/>
+    <w:abstractNumId w:val="27"/>
   </w:num>
   <w:num w:numId="39" w16cid:durableId="918639429">
     <w:abstractNumId w:val="5"/>
   </w:num>
   <w:num w:numId="40" w16cid:durableId="1577276893">
-    <w:abstractNumId w:val="20"/>
+    <w:abstractNumId w:val="21"/>
+  </w:num>
+  <w:num w:numId="41" w16cid:durableId="943994558">
+    <w:abstractNumId w:val="18"/>
+  </w:num>
+  <w:num w:numId="42" w16cid:durableId="600648859">
+    <w:abstractNumId w:val="22"/>
   </w:num>
 </w:numbering>
 </file>

--- a/项目文档/测试文档.docx
+++ b/项目文档/测试文档.docx
@@ -12744,7 +12744,7 @@
         <w:spacing w:after="0" w:line="240" w:lineRule="auto"/>
         <w:jc w:val="center"/>
         <w:rPr>
-          <w:rFonts w:ascii="黑体" w:eastAsia="黑体" w:hAnsi="黑体"/>
+          <w:rFonts w:ascii="黑体" w:eastAsia="黑体" w:hAnsi="黑体" w:hint="eastAsia"/>
           <w:sz w:val="21"/>
           <w:szCs w:val="21"/>
         </w:rPr>
@@ -12806,7 +12806,7 @@
         <w:pStyle w:val="2"/>
         <w:spacing w:before="0" w:after="0" w:line="240" w:lineRule="auto"/>
         <w:rPr>
-          <w:rFonts w:ascii="黑体" w:eastAsia="黑体" w:hAnsi="黑体"/>
+          <w:rFonts w:ascii="黑体" w:eastAsia="黑体" w:hAnsi="黑体" w:hint="eastAsia"/>
           <w:b w:val="0"/>
           <w:bCs/>
           <w:sz w:val="28"/>
@@ -12859,6 +12859,7 @@
           <w:p>
             <w:pPr>
               <w:rPr>
+                <w:rFonts w:hint="eastAsia"/>
                 <w:b/>
                 <w:bCs/>
               </w:rPr>
@@ -12880,6 +12881,7 @@
           <w:p>
             <w:pPr>
               <w:rPr>
+                <w:rFonts w:hint="eastAsia"/>
                 <w:b/>
                 <w:bCs/>
               </w:rPr>
@@ -12901,6 +12903,7 @@
           <w:p>
             <w:pPr>
               <w:rPr>
+                <w:rFonts w:hint="eastAsia"/>
                 <w:b/>
                 <w:bCs/>
               </w:rPr>
@@ -12922,6 +12925,7 @@
           <w:p>
             <w:pPr>
               <w:rPr>
+                <w:rFonts w:hint="eastAsia"/>
                 <w:b/>
                 <w:bCs/>
               </w:rPr>
@@ -12943,6 +12947,7 @@
           <w:p>
             <w:pPr>
               <w:rPr>
+                <w:rFonts w:hint="eastAsia"/>
                 <w:b/>
                 <w:bCs/>
               </w:rPr>
@@ -12964,6 +12969,7 @@
           <w:p>
             <w:pPr>
               <w:rPr>
+                <w:rFonts w:hint="eastAsia"/>
                 <w:b/>
                 <w:bCs/>
               </w:rPr>
@@ -12985,6 +12991,11 @@
             <w:hideMark/>
           </w:tcPr>
           <w:p>
+            <w:pPr>
+              <w:rPr>
+                <w:rFonts w:hint="eastAsia"/>
+              </w:rPr>
+            </w:pPr>
             <w:r>
               <w:t>1</w:t>
             </w:r>
@@ -12996,6 +13007,11 @@
             <w:hideMark/>
           </w:tcPr>
           <w:p>
+            <w:pPr>
+              <w:rPr>
+                <w:rFonts w:hint="eastAsia"/>
+              </w:rPr>
+            </w:pPr>
             <w:r>
               <w:t>获取资讯列表接口应在 500ms 内响应</w:t>
             </w:r>
@@ -13007,6 +13023,11 @@
             <w:hideMark/>
           </w:tcPr>
           <w:p>
+            <w:pPr>
+              <w:rPr>
+                <w:rFonts w:hint="eastAsia"/>
+              </w:rPr>
+            </w:pPr>
             <w:r>
               <w:t>使用 JMeter 向 /</w:t>
             </w:r>
@@ -13034,6 +13055,11 @@
             <w:hideMark/>
           </w:tcPr>
           <w:p>
+            <w:pPr>
+              <w:rPr>
+                <w:rFonts w:hint="eastAsia"/>
+              </w:rPr>
+            </w:pPr>
             <w:r>
               <w:t>平均响应时间 ≤ 500ms，成功率 100%</w:t>
             </w:r>
@@ -13045,6 +13071,11 @@
             <w:hideMark/>
           </w:tcPr>
           <w:p>
+            <w:pPr>
+              <w:rPr>
+                <w:rFonts w:hint="eastAsia"/>
+              </w:rPr>
+            </w:pPr>
             <w:r>
               <w:t>平均响应时间：412ms，成功率：100%</w:t>
             </w:r>
@@ -13056,6 +13087,11 @@
             <w:hideMark/>
           </w:tcPr>
           <w:p>
+            <w:pPr>
+              <w:rPr>
+                <w:rFonts w:hint="eastAsia"/>
+              </w:rPr>
+            </w:pPr>
             <w:r>
               <w:t>通过</w:t>
             </w:r>
@@ -13069,6 +13105,11 @@
             <w:hideMark/>
           </w:tcPr>
           <w:p>
+            <w:pPr>
+              <w:rPr>
+                <w:rFonts w:hint="eastAsia"/>
+              </w:rPr>
+            </w:pPr>
             <w:r>
               <w:t>2</w:t>
             </w:r>
@@ -13080,6 +13121,11 @@
             <w:hideMark/>
           </w:tcPr>
           <w:p>
+            <w:pPr>
+              <w:rPr>
+                <w:rFonts w:hint="eastAsia"/>
+              </w:rPr>
+            </w:pPr>
             <w:r>
               <w:t>用户登录接口支持 50 并发用户</w:t>
             </w:r>
@@ -13091,6 +13137,11 @@
             <w:hideMark/>
           </w:tcPr>
           <w:p>
+            <w:pPr>
+              <w:rPr>
+                <w:rFonts w:hint="eastAsia"/>
+              </w:rPr>
+            </w:pPr>
             <w:r>
               <w:t>使用 JMeter 模拟 50 用户同时调用 /</w:t>
             </w:r>
@@ -13110,6 +13161,11 @@
             <w:hideMark/>
           </w:tcPr>
           <w:p>
+            <w:pPr>
+              <w:rPr>
+                <w:rFonts w:hint="eastAsia"/>
+              </w:rPr>
+            </w:pPr>
             <w:r>
               <w:t>所有请求返回状态码 200，平均</w:t>
             </w:r>
@@ -13125,6 +13181,11 @@
             <w:hideMark/>
           </w:tcPr>
           <w:p>
+            <w:pPr>
+              <w:rPr>
+                <w:rFonts w:hint="eastAsia"/>
+              </w:rPr>
+            </w:pPr>
             <w:r>
               <w:lastRenderedPageBreak/>
               <w:t>所有请求状态码正常，平均响应时</w:t>
@@ -13141,6 +13202,11 @@
             <w:hideMark/>
           </w:tcPr>
           <w:p>
+            <w:pPr>
+              <w:rPr>
+                <w:rFonts w:hint="eastAsia"/>
+              </w:rPr>
+            </w:pPr>
             <w:r>
               <w:lastRenderedPageBreak/>
               <w:t>通过</w:t>
@@ -13155,6 +13221,11 @@
             <w:hideMark/>
           </w:tcPr>
           <w:p>
+            <w:pPr>
+              <w:rPr>
+                <w:rFonts w:hint="eastAsia"/>
+              </w:rPr>
+            </w:pPr>
             <w:r>
               <w:t>3</w:t>
             </w:r>
@@ -13166,6 +13237,11 @@
             <w:hideMark/>
           </w:tcPr>
           <w:p>
+            <w:pPr>
+              <w:rPr>
+                <w:rFonts w:hint="eastAsia"/>
+              </w:rPr>
+            </w:pPr>
             <w:r>
               <w:t>AI 问答接口响应时间 ≤ 3 秒</w:t>
             </w:r>
@@ -13177,6 +13253,11 @@
             <w:hideMark/>
           </w:tcPr>
           <w:p>
+            <w:pPr>
+              <w:rPr>
+                <w:rFonts w:hint="eastAsia"/>
+              </w:rPr>
+            </w:pPr>
             <w:r>
               <w:t>使用 JMeter 循环向 /</w:t>
             </w:r>
@@ -13196,6 +13277,11 @@
             <w:hideMark/>
           </w:tcPr>
           <w:p>
+            <w:pPr>
+              <w:rPr>
+                <w:rFonts w:hint="eastAsia"/>
+              </w:rPr>
+            </w:pPr>
             <w:r>
               <w:t>最大响应时间 ≤ 3s，系统无超时</w:t>
             </w:r>
@@ -13207,6 +13293,11 @@
             <w:hideMark/>
           </w:tcPr>
           <w:p>
+            <w:pPr>
+              <w:rPr>
+                <w:rFonts w:hint="eastAsia"/>
+              </w:rPr>
+            </w:pPr>
             <w:r>
               <w:t>最大响应时间 2.5s，系统无错误响应</w:t>
             </w:r>
@@ -13218,6 +13309,11 @@
             <w:hideMark/>
           </w:tcPr>
           <w:p>
+            <w:pPr>
+              <w:rPr>
+                <w:rFonts w:hint="eastAsia"/>
+              </w:rPr>
+            </w:pPr>
             <w:r>
               <w:t>通过</w:t>
             </w:r>
@@ -13231,6 +13327,11 @@
             <w:hideMark/>
           </w:tcPr>
           <w:p>
+            <w:pPr>
+              <w:rPr>
+                <w:rFonts w:hint="eastAsia"/>
+              </w:rPr>
+            </w:pPr>
             <w:r>
               <w:t>4</w:t>
             </w:r>
@@ -13242,6 +13343,11 @@
             <w:hideMark/>
           </w:tcPr>
           <w:p>
+            <w:pPr>
+              <w:rPr>
+                <w:rFonts w:hint="eastAsia"/>
+              </w:rPr>
+            </w:pPr>
             <w:r>
               <w:t>首页数据看板接口抗压能力</w:t>
             </w:r>
@@ -13253,6 +13359,11 @@
             <w:hideMark/>
           </w:tcPr>
           <w:p>
+            <w:pPr>
+              <w:rPr>
+                <w:rFonts w:hint="eastAsia"/>
+              </w:rPr>
+            </w:pPr>
             <w:r>
               <w:t>使用 JMeter 向 /</w:t>
             </w:r>
@@ -13272,6 +13383,11 @@
             <w:hideMark/>
           </w:tcPr>
           <w:p>
+            <w:pPr>
+              <w:rPr>
+                <w:rFonts w:hint="eastAsia"/>
+              </w:rPr>
+            </w:pPr>
             <w:r>
               <w:t>成功率 100%，无系统崩溃</w:t>
             </w:r>
@@ -13283,6 +13399,11 @@
             <w:hideMark/>
           </w:tcPr>
           <w:p>
+            <w:pPr>
+              <w:rPr>
+                <w:rFonts w:hint="eastAsia"/>
+              </w:rPr>
+            </w:pPr>
             <w:r>
               <w:t>成功率 100%，CPU 占用控制好</w:t>
             </w:r>
@@ -13294,6 +13415,11 @@
             <w:hideMark/>
           </w:tcPr>
           <w:p>
+            <w:pPr>
+              <w:rPr>
+                <w:rFonts w:hint="eastAsia"/>
+              </w:rPr>
+            </w:pPr>
             <w:r>
               <w:t>通过</w:t>
             </w:r>
@@ -13307,6 +13433,11 @@
             <w:hideMark/>
           </w:tcPr>
           <w:p>
+            <w:pPr>
+              <w:rPr>
+                <w:rFonts w:hint="eastAsia"/>
+              </w:rPr>
+            </w:pPr>
             <w:r>
               <w:t>5</w:t>
             </w:r>
@@ -13318,6 +13449,11 @@
             <w:hideMark/>
           </w:tcPr>
           <w:p>
+            <w:pPr>
+              <w:rPr>
+                <w:rFonts w:hint="eastAsia"/>
+              </w:rPr>
+            </w:pPr>
             <w:r>
               <w:t>评论发布接口高并发下保持正确性</w:t>
             </w:r>
@@ -13329,6 +13465,11 @@
             <w:hideMark/>
           </w:tcPr>
           <w:p>
+            <w:pPr>
+              <w:rPr>
+                <w:rFonts w:hint="eastAsia"/>
+              </w:rPr>
+            </w:pPr>
             <w:r>
               <w:t>使用 JMeter 向 /</w:t>
             </w:r>
@@ -13348,6 +13489,11 @@
             <w:hideMark/>
           </w:tcPr>
           <w:p>
+            <w:pPr>
+              <w:rPr>
+                <w:rFonts w:hint="eastAsia"/>
+              </w:rPr>
+            </w:pPr>
             <w:r>
               <w:t>每条评论均被记录，系统不丢数据</w:t>
             </w:r>
@@ -13359,6 +13505,11 @@
             <w:hideMark/>
           </w:tcPr>
           <w:p>
+            <w:pPr>
+              <w:rPr>
+                <w:rFonts w:hint="eastAsia"/>
+              </w:rPr>
+            </w:pPr>
             <w:r>
               <w:t>所有评论写入成功，数据库无冲突</w:t>
             </w:r>
@@ -13370,6 +13521,11 @@
             <w:hideMark/>
           </w:tcPr>
           <w:p>
+            <w:pPr>
+              <w:rPr>
+                <w:rFonts w:hint="eastAsia"/>
+              </w:rPr>
+            </w:pPr>
             <w:r>
               <w:t>通过</w:t>
             </w:r>
@@ -13382,7 +13538,7 @@
         <w:spacing w:after="0" w:line="240" w:lineRule="auto"/>
         <w:jc w:val="center"/>
         <w:rPr>
-          <w:rFonts w:ascii="黑体" w:eastAsia="黑体" w:hAnsi="黑体"/>
+          <w:rFonts w:ascii="黑体" w:eastAsia="黑体" w:hAnsi="黑体" w:hint="eastAsia"/>
           <w:sz w:val="21"/>
           <w:szCs w:val="21"/>
         </w:rPr>
@@ -13498,7 +13654,7 @@
             <w:pPr>
               <w:spacing w:after="0" w:line="240" w:lineRule="auto"/>
               <w:rPr>
-                <w:rFonts w:ascii="宋体" w:eastAsia="宋体" w:hAnsi="宋体"/>
+                <w:rFonts w:ascii="宋体" w:eastAsia="宋体" w:hAnsi="宋体" w:hint="eastAsia"/>
                 <w:b/>
                 <w:bCs/>
                 <w:sz w:val="21"/>
@@ -13526,7 +13682,7 @@
             <w:pPr>
               <w:spacing w:after="0" w:line="240" w:lineRule="auto"/>
               <w:rPr>
-                <w:rFonts w:ascii="宋体" w:eastAsia="宋体" w:hAnsi="宋体"/>
+                <w:rFonts w:ascii="宋体" w:eastAsia="宋体" w:hAnsi="宋体" w:hint="eastAsia"/>
                 <w:b/>
                 <w:bCs/>
                 <w:sz w:val="21"/>
@@ -13554,7 +13710,7 @@
             <w:pPr>
               <w:spacing w:after="0" w:line="240" w:lineRule="auto"/>
               <w:rPr>
-                <w:rFonts w:ascii="宋体" w:eastAsia="宋体" w:hAnsi="宋体"/>
+                <w:rFonts w:ascii="宋体" w:eastAsia="宋体" w:hAnsi="宋体" w:hint="eastAsia"/>
                 <w:b/>
                 <w:bCs/>
                 <w:sz w:val="21"/>
@@ -13582,7 +13738,7 @@
             <w:pPr>
               <w:spacing w:after="0" w:line="240" w:lineRule="auto"/>
               <w:rPr>
-                <w:rFonts w:ascii="宋体" w:eastAsia="宋体" w:hAnsi="宋体"/>
+                <w:rFonts w:ascii="宋体" w:eastAsia="宋体" w:hAnsi="宋体" w:hint="eastAsia"/>
                 <w:b/>
                 <w:bCs/>
                 <w:sz w:val="21"/>
@@ -13610,7 +13766,7 @@
             <w:pPr>
               <w:spacing w:after="0" w:line="240" w:lineRule="auto"/>
               <w:rPr>
-                <w:rFonts w:ascii="宋体" w:eastAsia="宋体" w:hAnsi="宋体"/>
+                <w:rFonts w:ascii="宋体" w:eastAsia="宋体" w:hAnsi="宋体" w:hint="eastAsia"/>
                 <w:b/>
                 <w:bCs/>
                 <w:sz w:val="21"/>
@@ -13638,7 +13794,7 @@
             <w:pPr>
               <w:spacing w:after="0" w:line="240" w:lineRule="auto"/>
               <w:rPr>
-                <w:rFonts w:ascii="宋体" w:eastAsia="宋体" w:hAnsi="宋体"/>
+                <w:rFonts w:ascii="宋体" w:eastAsia="宋体" w:hAnsi="宋体" w:hint="eastAsia"/>
                 <w:b/>
                 <w:bCs/>
                 <w:sz w:val="21"/>
@@ -13668,7 +13824,7 @@
             <w:pPr>
               <w:spacing w:after="0" w:line="240" w:lineRule="auto"/>
               <w:rPr>
-                <w:rFonts w:ascii="宋体" w:eastAsia="宋体" w:hAnsi="宋体"/>
+                <w:rFonts w:ascii="宋体" w:eastAsia="宋体" w:hAnsi="宋体" w:hint="eastAsia"/>
                 <w:sz w:val="21"/>
                 <w:szCs w:val="21"/>
               </w:rPr>
@@ -13692,7 +13848,7 @@
             <w:pPr>
               <w:spacing w:after="0" w:line="240" w:lineRule="auto"/>
               <w:rPr>
-                <w:rFonts w:ascii="宋体" w:eastAsia="宋体" w:hAnsi="宋体"/>
+                <w:rFonts w:ascii="宋体" w:eastAsia="宋体" w:hAnsi="宋体" w:hint="eastAsia"/>
                 <w:sz w:val="21"/>
                 <w:szCs w:val="21"/>
               </w:rPr>
@@ -13716,7 +13872,7 @@
             <w:pPr>
               <w:spacing w:after="0" w:line="240" w:lineRule="auto"/>
               <w:rPr>
-                <w:rFonts w:ascii="宋体" w:eastAsia="宋体" w:hAnsi="宋体"/>
+                <w:rFonts w:ascii="宋体" w:eastAsia="宋体" w:hAnsi="宋体" w:hint="eastAsia"/>
                 <w:sz w:val="21"/>
                 <w:szCs w:val="21"/>
               </w:rPr>
@@ -13758,7 +13914,7 @@
             <w:pPr>
               <w:spacing w:after="0" w:line="240" w:lineRule="auto"/>
               <w:rPr>
-                <w:rFonts w:ascii="宋体" w:eastAsia="宋体" w:hAnsi="宋体"/>
+                <w:rFonts w:ascii="宋体" w:eastAsia="宋体" w:hAnsi="宋体" w:hint="eastAsia"/>
                 <w:sz w:val="21"/>
                 <w:szCs w:val="21"/>
               </w:rPr>
@@ -13782,7 +13938,7 @@
             <w:pPr>
               <w:spacing w:after="0" w:line="240" w:lineRule="auto"/>
               <w:rPr>
-                <w:rFonts w:ascii="宋体" w:eastAsia="宋体" w:hAnsi="宋体"/>
+                <w:rFonts w:ascii="宋体" w:eastAsia="宋体" w:hAnsi="宋体" w:hint="eastAsia"/>
                 <w:sz w:val="21"/>
                 <w:szCs w:val="21"/>
               </w:rPr>
@@ -13806,7 +13962,7 @@
             <w:pPr>
               <w:spacing w:after="0" w:line="240" w:lineRule="auto"/>
               <w:rPr>
-                <w:rFonts w:ascii="宋体" w:eastAsia="宋体" w:hAnsi="宋体"/>
+                <w:rFonts w:ascii="宋体" w:eastAsia="宋体" w:hAnsi="宋体" w:hint="eastAsia"/>
                 <w:sz w:val="21"/>
                 <w:szCs w:val="21"/>
               </w:rPr>
@@ -13832,7 +13988,7 @@
             <w:pPr>
               <w:spacing w:after="0" w:line="240" w:lineRule="auto"/>
               <w:rPr>
-                <w:rFonts w:ascii="宋体" w:eastAsia="宋体" w:hAnsi="宋体"/>
+                <w:rFonts w:ascii="宋体" w:eastAsia="宋体" w:hAnsi="宋体" w:hint="eastAsia"/>
                 <w:sz w:val="21"/>
                 <w:szCs w:val="21"/>
               </w:rPr>
@@ -13856,7 +14012,7 @@
             <w:pPr>
               <w:spacing w:after="0" w:line="240" w:lineRule="auto"/>
               <w:rPr>
-                <w:rFonts w:ascii="宋体" w:eastAsia="宋体" w:hAnsi="宋体"/>
+                <w:rFonts w:ascii="宋体" w:eastAsia="宋体" w:hAnsi="宋体" w:hint="eastAsia"/>
                 <w:sz w:val="21"/>
                 <w:szCs w:val="21"/>
               </w:rPr>
@@ -13880,7 +14036,7 @@
             <w:pPr>
               <w:spacing w:after="0" w:line="240" w:lineRule="auto"/>
               <w:rPr>
-                <w:rFonts w:ascii="宋体" w:eastAsia="宋体" w:hAnsi="宋体"/>
+                <w:rFonts w:ascii="宋体" w:eastAsia="宋体" w:hAnsi="宋体" w:hint="eastAsia"/>
                 <w:sz w:val="21"/>
                 <w:szCs w:val="21"/>
               </w:rPr>
@@ -13922,7 +14078,7 @@
             <w:pPr>
               <w:spacing w:after="0" w:line="240" w:lineRule="auto"/>
               <w:rPr>
-                <w:rFonts w:ascii="宋体" w:eastAsia="宋体" w:hAnsi="宋体"/>
+                <w:rFonts w:ascii="宋体" w:eastAsia="宋体" w:hAnsi="宋体" w:hint="eastAsia"/>
                 <w:sz w:val="21"/>
                 <w:szCs w:val="21"/>
               </w:rPr>
@@ -13946,7 +14102,7 @@
             <w:pPr>
               <w:spacing w:after="0" w:line="240" w:lineRule="auto"/>
               <w:rPr>
-                <w:rFonts w:ascii="宋体" w:eastAsia="宋体" w:hAnsi="宋体"/>
+                <w:rFonts w:ascii="宋体" w:eastAsia="宋体" w:hAnsi="宋体" w:hint="eastAsia"/>
                 <w:sz w:val="21"/>
                 <w:szCs w:val="21"/>
               </w:rPr>
@@ -13970,7 +14126,7 @@
             <w:pPr>
               <w:spacing w:after="0" w:line="240" w:lineRule="auto"/>
               <w:rPr>
-                <w:rFonts w:ascii="宋体" w:eastAsia="宋体" w:hAnsi="宋体"/>
+                <w:rFonts w:ascii="宋体" w:eastAsia="宋体" w:hAnsi="宋体" w:hint="eastAsia"/>
                 <w:sz w:val="21"/>
                 <w:szCs w:val="21"/>
               </w:rPr>
@@ -13996,7 +14152,7 @@
             <w:pPr>
               <w:spacing w:after="0" w:line="240" w:lineRule="auto"/>
               <w:rPr>
-                <w:rFonts w:ascii="宋体" w:eastAsia="宋体" w:hAnsi="宋体"/>
+                <w:rFonts w:ascii="宋体" w:eastAsia="宋体" w:hAnsi="宋体" w:hint="eastAsia"/>
                 <w:sz w:val="21"/>
                 <w:szCs w:val="21"/>
               </w:rPr>
@@ -14020,7 +14176,7 @@
             <w:pPr>
               <w:spacing w:after="0" w:line="240" w:lineRule="auto"/>
               <w:rPr>
-                <w:rFonts w:ascii="宋体" w:eastAsia="宋体" w:hAnsi="宋体"/>
+                <w:rFonts w:ascii="宋体" w:eastAsia="宋体" w:hAnsi="宋体" w:hint="eastAsia"/>
                 <w:sz w:val="21"/>
                 <w:szCs w:val="21"/>
               </w:rPr>
@@ -14044,7 +14200,7 @@
             <w:pPr>
               <w:spacing w:after="0" w:line="240" w:lineRule="auto"/>
               <w:rPr>
-                <w:rFonts w:ascii="宋体" w:eastAsia="宋体" w:hAnsi="宋体"/>
+                <w:rFonts w:ascii="宋体" w:eastAsia="宋体" w:hAnsi="宋体" w:hint="eastAsia"/>
                 <w:sz w:val="21"/>
                 <w:szCs w:val="21"/>
               </w:rPr>
@@ -14086,7 +14242,7 @@
             <w:pPr>
               <w:spacing w:after="0" w:line="240" w:lineRule="auto"/>
               <w:rPr>
-                <w:rFonts w:ascii="宋体" w:eastAsia="宋体" w:hAnsi="宋体"/>
+                <w:rFonts w:ascii="宋体" w:eastAsia="宋体" w:hAnsi="宋体" w:hint="eastAsia"/>
                 <w:sz w:val="21"/>
                 <w:szCs w:val="21"/>
               </w:rPr>
@@ -14110,7 +14266,7 @@
             <w:pPr>
               <w:spacing w:after="0" w:line="240" w:lineRule="auto"/>
               <w:rPr>
-                <w:rFonts w:ascii="宋体" w:eastAsia="宋体" w:hAnsi="宋体"/>
+                <w:rFonts w:ascii="宋体" w:eastAsia="宋体" w:hAnsi="宋体" w:hint="eastAsia"/>
                 <w:sz w:val="21"/>
                 <w:szCs w:val="21"/>
               </w:rPr>
@@ -14134,7 +14290,7 @@
             <w:pPr>
               <w:spacing w:after="0" w:line="240" w:lineRule="auto"/>
               <w:rPr>
-                <w:rFonts w:ascii="宋体" w:eastAsia="宋体" w:hAnsi="宋体"/>
+                <w:rFonts w:ascii="宋体" w:eastAsia="宋体" w:hAnsi="宋体" w:hint="eastAsia"/>
                 <w:sz w:val="21"/>
                 <w:szCs w:val="21"/>
               </w:rPr>
@@ -14160,7 +14316,7 @@
             <w:pPr>
               <w:spacing w:after="0" w:line="240" w:lineRule="auto"/>
               <w:rPr>
-                <w:rFonts w:ascii="宋体" w:eastAsia="宋体" w:hAnsi="宋体"/>
+                <w:rFonts w:ascii="宋体" w:eastAsia="宋体" w:hAnsi="宋体" w:hint="eastAsia"/>
                 <w:sz w:val="21"/>
                 <w:szCs w:val="21"/>
               </w:rPr>
@@ -14184,7 +14340,7 @@
             <w:pPr>
               <w:spacing w:after="0" w:line="240" w:lineRule="auto"/>
               <w:rPr>
-                <w:rFonts w:ascii="宋体" w:eastAsia="宋体" w:hAnsi="宋体"/>
+                <w:rFonts w:ascii="宋体" w:eastAsia="宋体" w:hAnsi="宋体" w:hint="eastAsia"/>
                 <w:sz w:val="21"/>
                 <w:szCs w:val="21"/>
               </w:rPr>
@@ -14208,7 +14364,7 @@
             <w:pPr>
               <w:spacing w:after="0" w:line="240" w:lineRule="auto"/>
               <w:rPr>
-                <w:rFonts w:ascii="宋体" w:eastAsia="宋体" w:hAnsi="宋体"/>
+                <w:rFonts w:ascii="宋体" w:eastAsia="宋体" w:hAnsi="宋体" w:hint="eastAsia"/>
                 <w:sz w:val="21"/>
                 <w:szCs w:val="21"/>
               </w:rPr>
@@ -14268,7 +14424,7 @@
             <w:pPr>
               <w:spacing w:after="0" w:line="240" w:lineRule="auto"/>
               <w:rPr>
-                <w:rFonts w:ascii="宋体" w:eastAsia="宋体" w:hAnsi="宋体"/>
+                <w:rFonts w:ascii="宋体" w:eastAsia="宋体" w:hAnsi="宋体" w:hint="eastAsia"/>
                 <w:sz w:val="21"/>
                 <w:szCs w:val="21"/>
               </w:rPr>
@@ -14292,7 +14448,7 @@
             <w:pPr>
               <w:spacing w:after="0" w:line="240" w:lineRule="auto"/>
               <w:rPr>
-                <w:rFonts w:ascii="宋体" w:eastAsia="宋体" w:hAnsi="宋体"/>
+                <w:rFonts w:ascii="宋体" w:eastAsia="宋体" w:hAnsi="宋体" w:hint="eastAsia"/>
                 <w:sz w:val="21"/>
                 <w:szCs w:val="21"/>
               </w:rPr>
@@ -14316,7 +14472,7 @@
             <w:pPr>
               <w:spacing w:after="0" w:line="240" w:lineRule="auto"/>
               <w:rPr>
-                <w:rFonts w:ascii="宋体" w:eastAsia="宋体" w:hAnsi="宋体"/>
+                <w:rFonts w:ascii="宋体" w:eastAsia="宋体" w:hAnsi="宋体" w:hint="eastAsia"/>
                 <w:sz w:val="21"/>
                 <w:szCs w:val="21"/>
               </w:rPr>
@@ -14342,7 +14498,7 @@
             <w:pPr>
               <w:spacing w:after="0" w:line="240" w:lineRule="auto"/>
               <w:rPr>
-                <w:rFonts w:ascii="宋体" w:eastAsia="宋体" w:hAnsi="宋体"/>
+                <w:rFonts w:ascii="宋体" w:eastAsia="宋体" w:hAnsi="宋体" w:hint="eastAsia"/>
                 <w:sz w:val="21"/>
                 <w:szCs w:val="21"/>
               </w:rPr>
@@ -14366,7 +14522,7 @@
             <w:pPr>
               <w:spacing w:after="0" w:line="240" w:lineRule="auto"/>
               <w:rPr>
-                <w:rFonts w:ascii="宋体" w:eastAsia="宋体" w:hAnsi="宋体"/>
+                <w:rFonts w:ascii="宋体" w:eastAsia="宋体" w:hAnsi="宋体" w:hint="eastAsia"/>
                 <w:sz w:val="21"/>
                 <w:szCs w:val="21"/>
               </w:rPr>
@@ -14390,7 +14546,7 @@
             <w:pPr>
               <w:spacing w:after="0" w:line="240" w:lineRule="auto"/>
               <w:rPr>
-                <w:rFonts w:ascii="宋体" w:eastAsia="宋体" w:hAnsi="宋体"/>
+                <w:rFonts w:ascii="宋体" w:eastAsia="宋体" w:hAnsi="宋体" w:hint="eastAsia"/>
                 <w:sz w:val="21"/>
                 <w:szCs w:val="21"/>
               </w:rPr>
@@ -14432,7 +14588,7 @@
             <w:pPr>
               <w:spacing w:after="0" w:line="240" w:lineRule="auto"/>
               <w:rPr>
-                <w:rFonts w:ascii="宋体" w:eastAsia="宋体" w:hAnsi="宋体"/>
+                <w:rFonts w:ascii="宋体" w:eastAsia="宋体" w:hAnsi="宋体" w:hint="eastAsia"/>
                 <w:sz w:val="21"/>
                 <w:szCs w:val="21"/>
               </w:rPr>
@@ -14474,7 +14630,7 @@
             <w:pPr>
               <w:spacing w:after="0" w:line="240" w:lineRule="auto"/>
               <w:rPr>
-                <w:rFonts w:ascii="宋体" w:eastAsia="宋体" w:hAnsi="宋体"/>
+                <w:rFonts w:ascii="宋体" w:eastAsia="宋体" w:hAnsi="宋体" w:hint="eastAsia"/>
                 <w:sz w:val="21"/>
                 <w:szCs w:val="21"/>
               </w:rPr>
@@ -14498,7 +14654,7 @@
             <w:pPr>
               <w:spacing w:after="0" w:line="240" w:lineRule="auto"/>
               <w:rPr>
-                <w:rFonts w:ascii="宋体" w:eastAsia="宋体" w:hAnsi="宋体"/>
+                <w:rFonts w:ascii="宋体" w:eastAsia="宋体" w:hAnsi="宋体" w:hint="eastAsia"/>
                 <w:sz w:val="21"/>
                 <w:szCs w:val="21"/>
               </w:rPr>
@@ -14524,7 +14680,7 @@
             <w:pPr>
               <w:spacing w:after="0" w:line="240" w:lineRule="auto"/>
               <w:rPr>
-                <w:rFonts w:ascii="宋体" w:eastAsia="宋体" w:hAnsi="宋体"/>
+                <w:rFonts w:ascii="宋体" w:eastAsia="宋体" w:hAnsi="宋体" w:hint="eastAsia"/>
                 <w:sz w:val="21"/>
                 <w:szCs w:val="21"/>
               </w:rPr>
@@ -14548,7 +14704,7 @@
             <w:pPr>
               <w:spacing w:after="0" w:line="240" w:lineRule="auto"/>
               <w:rPr>
-                <w:rFonts w:ascii="宋体" w:eastAsia="宋体" w:hAnsi="宋体"/>
+                <w:rFonts w:ascii="宋体" w:eastAsia="宋体" w:hAnsi="宋体" w:hint="eastAsia"/>
                 <w:sz w:val="21"/>
                 <w:szCs w:val="21"/>
               </w:rPr>
@@ -14581,7 +14737,7 @@
             <w:pPr>
               <w:spacing w:after="0" w:line="240" w:lineRule="auto"/>
               <w:rPr>
-                <w:rFonts w:ascii="宋体" w:eastAsia="宋体" w:hAnsi="宋体"/>
+                <w:rFonts w:ascii="宋体" w:eastAsia="宋体" w:hAnsi="宋体" w:hint="eastAsia"/>
                 <w:sz w:val="21"/>
                 <w:szCs w:val="21"/>
               </w:rPr>
@@ -14633,7 +14789,7 @@
             <w:pPr>
               <w:spacing w:after="0" w:line="240" w:lineRule="auto"/>
               <w:rPr>
-                <w:rFonts w:ascii="宋体" w:eastAsia="宋体" w:hAnsi="宋体"/>
+                <w:rFonts w:ascii="宋体" w:eastAsia="宋体" w:hAnsi="宋体" w:hint="eastAsia"/>
                 <w:sz w:val="21"/>
                 <w:szCs w:val="21"/>
               </w:rPr>
@@ -14667,7 +14823,7 @@
             <w:pPr>
               <w:spacing w:after="0" w:line="240" w:lineRule="auto"/>
               <w:rPr>
-                <w:rFonts w:ascii="宋体" w:eastAsia="宋体" w:hAnsi="宋体"/>
+                <w:rFonts w:ascii="宋体" w:eastAsia="宋体" w:hAnsi="宋体" w:hint="eastAsia"/>
                 <w:sz w:val="21"/>
                 <w:szCs w:val="21"/>
               </w:rPr>
@@ -14710,7 +14866,7 @@
             <w:pPr>
               <w:spacing w:after="0" w:line="240" w:lineRule="auto"/>
               <w:rPr>
-                <w:rFonts w:ascii="宋体" w:eastAsia="宋体" w:hAnsi="宋体"/>
+                <w:rFonts w:ascii="宋体" w:eastAsia="宋体" w:hAnsi="宋体" w:hint="eastAsia"/>
                 <w:sz w:val="21"/>
                 <w:szCs w:val="21"/>
               </w:rPr>
@@ -14736,7 +14892,7 @@
             <w:pPr>
               <w:spacing w:after="0" w:line="240" w:lineRule="auto"/>
               <w:rPr>
-                <w:rFonts w:ascii="宋体" w:eastAsia="宋体" w:hAnsi="宋体"/>
+                <w:rFonts w:ascii="宋体" w:eastAsia="宋体" w:hAnsi="宋体" w:hint="eastAsia"/>
                 <w:sz w:val="21"/>
                 <w:szCs w:val="21"/>
               </w:rPr>
@@ -14760,7 +14916,7 @@
             <w:pPr>
               <w:spacing w:after="0" w:line="240" w:lineRule="auto"/>
               <w:rPr>
-                <w:rFonts w:ascii="宋体" w:eastAsia="宋体" w:hAnsi="宋体"/>
+                <w:rFonts w:ascii="宋体" w:eastAsia="宋体" w:hAnsi="宋体" w:hint="eastAsia"/>
                 <w:sz w:val="21"/>
                 <w:szCs w:val="21"/>
               </w:rPr>
@@ -14784,7 +14940,7 @@
             <w:pPr>
               <w:spacing w:after="0" w:line="240" w:lineRule="auto"/>
               <w:rPr>
-                <w:rFonts w:ascii="宋体" w:eastAsia="宋体" w:hAnsi="宋体"/>
+                <w:rFonts w:ascii="宋体" w:eastAsia="宋体" w:hAnsi="宋体" w:hint="eastAsia"/>
                 <w:sz w:val="21"/>
                 <w:szCs w:val="21"/>
               </w:rPr>
@@ -14826,7 +14982,7 @@
             <w:pPr>
               <w:spacing w:after="0" w:line="240" w:lineRule="auto"/>
               <w:rPr>
-                <w:rFonts w:ascii="宋体" w:eastAsia="宋体" w:hAnsi="宋体"/>
+                <w:rFonts w:ascii="宋体" w:eastAsia="宋体" w:hAnsi="宋体" w:hint="eastAsia"/>
                 <w:sz w:val="21"/>
                 <w:szCs w:val="21"/>
               </w:rPr>
@@ -14850,7 +15006,7 @@
             <w:pPr>
               <w:spacing w:after="0" w:line="240" w:lineRule="auto"/>
               <w:rPr>
-                <w:rFonts w:ascii="宋体" w:eastAsia="宋体" w:hAnsi="宋体"/>
+                <w:rFonts w:ascii="宋体" w:eastAsia="宋体" w:hAnsi="宋体" w:hint="eastAsia"/>
                 <w:sz w:val="21"/>
                 <w:szCs w:val="21"/>
               </w:rPr>
@@ -14874,7 +15030,7 @@
             <w:pPr>
               <w:spacing w:after="0" w:line="240" w:lineRule="auto"/>
               <w:rPr>
-                <w:rFonts w:ascii="宋体" w:eastAsia="宋体" w:hAnsi="宋体"/>
+                <w:rFonts w:ascii="宋体" w:eastAsia="宋体" w:hAnsi="宋体" w:hint="eastAsia"/>
                 <w:sz w:val="21"/>
                 <w:szCs w:val="21"/>
               </w:rPr>
@@ -14896,7 +15052,7 @@
         <w:spacing w:after="0" w:line="240" w:lineRule="auto"/>
         <w:jc w:val="center"/>
         <w:rPr>
-          <w:rFonts w:ascii="黑体" w:eastAsia="黑体" w:hAnsi="黑体"/>
+          <w:rFonts w:ascii="黑体" w:eastAsia="黑体" w:hAnsi="黑体" w:hint="eastAsia"/>
           <w:sz w:val="21"/>
           <w:szCs w:val="21"/>
         </w:rPr>
@@ -16274,7 +16430,7 @@
         <w:spacing w:after="0" w:line="240" w:lineRule="auto"/>
         <w:jc w:val="center"/>
         <w:rPr>
-          <w:rFonts w:ascii="黑体" w:eastAsia="黑体" w:hAnsi="黑体"/>
+          <w:rFonts w:ascii="黑体" w:eastAsia="黑体" w:hAnsi="黑体" w:hint="eastAsia"/>
           <w:sz w:val="21"/>
           <w:szCs w:val="21"/>
         </w:rPr>
@@ -16413,15 +16569,15 @@
       <w:tblGrid>
         <w:gridCol w:w="427"/>
         <w:gridCol w:w="902"/>
-        <w:gridCol w:w="2285"/>
-        <w:gridCol w:w="2015"/>
-        <w:gridCol w:w="1872"/>
+        <w:gridCol w:w="2352"/>
+        <w:gridCol w:w="2126"/>
+        <w:gridCol w:w="1694"/>
         <w:gridCol w:w="795"/>
       </w:tblGrid>
       <w:tr>
         <w:tc>
           <w:tcPr>
-            <w:tcW w:w="279" w:type="dxa"/>
+            <w:tcW w:w="427" w:type="dxa"/>
             <w:hideMark/>
           </w:tcPr>
           <w:p>
@@ -16449,7 +16605,7 @@
         </w:tc>
         <w:tc>
           <w:tcPr>
-            <w:tcW w:w="912" w:type="dxa"/>
+            <w:tcW w:w="902" w:type="dxa"/>
             <w:hideMark/>
           </w:tcPr>
           <w:p>
@@ -16477,7 +16633,7 @@
         </w:tc>
         <w:tc>
           <w:tcPr>
-            <w:tcW w:w="2327" w:type="dxa"/>
+            <w:tcW w:w="2352" w:type="dxa"/>
             <w:hideMark/>
           </w:tcPr>
           <w:p>
@@ -16505,7 +16661,7 @@
         </w:tc>
         <w:tc>
           <w:tcPr>
-            <w:tcW w:w="2055" w:type="dxa"/>
+            <w:tcW w:w="2126" w:type="dxa"/>
             <w:hideMark/>
           </w:tcPr>
           <w:p>
@@ -16533,7 +16689,7 @@
         </w:tc>
         <w:tc>
           <w:tcPr>
-            <w:tcW w:w="1914" w:type="dxa"/>
+            <w:tcW w:w="1694" w:type="dxa"/>
             <w:hideMark/>
           </w:tcPr>
           <w:p>
@@ -16561,7 +16717,7 @@
         </w:tc>
         <w:tc>
           <w:tcPr>
-            <w:tcW w:w="808" w:type="dxa"/>
+            <w:tcW w:w="795" w:type="dxa"/>
             <w:hideMark/>
           </w:tcPr>
           <w:p>
@@ -16591,7 +16747,7 @@
       <w:tr>
         <w:tc>
           <w:tcPr>
-            <w:tcW w:w="279" w:type="dxa"/>
+            <w:tcW w:w="427" w:type="dxa"/>
             <w:hideMark/>
           </w:tcPr>
           <w:p>
@@ -16615,7 +16771,7 @@
         </w:tc>
         <w:tc>
           <w:tcPr>
-            <w:tcW w:w="912" w:type="dxa"/>
+            <w:tcW w:w="902" w:type="dxa"/>
             <w:hideMark/>
           </w:tcPr>
           <w:p>
@@ -16639,7 +16795,7 @@
         </w:tc>
         <w:tc>
           <w:tcPr>
-            <w:tcW w:w="2327" w:type="dxa"/>
+            <w:tcW w:w="2352" w:type="dxa"/>
             <w:hideMark/>
           </w:tcPr>
           <w:p>
@@ -16679,7 +16835,7 @@
         </w:tc>
         <w:tc>
           <w:tcPr>
-            <w:tcW w:w="2055" w:type="dxa"/>
+            <w:tcW w:w="2126" w:type="dxa"/>
             <w:hideMark/>
           </w:tcPr>
           <w:p>
@@ -16719,7 +16875,7 @@
         </w:tc>
         <w:tc>
           <w:tcPr>
-            <w:tcW w:w="1914" w:type="dxa"/>
+            <w:tcW w:w="1694" w:type="dxa"/>
             <w:hideMark/>
           </w:tcPr>
           <w:p>
@@ -16759,7 +16915,7 @@
         </w:tc>
         <w:tc>
           <w:tcPr>
-            <w:tcW w:w="808" w:type="dxa"/>
+            <w:tcW w:w="795" w:type="dxa"/>
             <w:hideMark/>
           </w:tcPr>
           <w:p>
@@ -16785,7 +16941,7 @@
       <w:tr>
         <w:tc>
           <w:tcPr>
-            <w:tcW w:w="279" w:type="dxa"/>
+            <w:tcW w:w="427" w:type="dxa"/>
             <w:hideMark/>
           </w:tcPr>
           <w:p>
@@ -16810,18 +16966,27 @@
         </w:tc>
         <w:tc>
           <w:tcPr>
-            <w:tcW w:w="912" w:type="dxa"/>
-            <w:hideMark/>
-          </w:tcPr>
-          <w:p>
-            <w:pPr>
-              <w:spacing w:after="0" w:line="240" w:lineRule="auto"/>
+            <w:tcW w:w="902" w:type="dxa"/>
+            <w:hideMark/>
+          </w:tcPr>
+          <w:p>
+            <w:pPr>
+              <w:spacing w:after="0" w:line="240" w:lineRule="auto"/>
+              <w:rPr>
+                <w:rFonts w:ascii="Times New Roman" w:eastAsia="宋体" w:hAnsi="Times New Roman"/>
+                <w:color w:val="000000"/>
+                <w:sz w:val="24"/>
+              </w:rPr>
+            </w:pPr>
+            <w:r>
               <w:rPr>
                 <w:rFonts w:ascii="Times New Roman" w:eastAsia="宋体" w:hAnsi="Times New Roman" w:hint="eastAsia"/>
                 <w:color w:val="000000"/>
-                <w:sz w:val="24"/>
-              </w:rPr>
-            </w:pPr>
+                <w:sz w:val="21"/>
+                <w:szCs w:val="21"/>
+              </w:rPr>
+              <w:t>SQL</w:t>
+            </w:r>
             <w:r>
               <w:rPr>
                 <w:rFonts w:ascii="Times New Roman" w:eastAsia="宋体" w:hAnsi="Times New Roman" w:hint="eastAsia"/>
@@ -16829,15 +16994,6 @@
                 <w:sz w:val="21"/>
                 <w:szCs w:val="21"/>
               </w:rPr>
-              <w:t>SQL</w:t>
-            </w:r>
-            <w:r>
-              <w:rPr>
-                <w:rFonts w:ascii="Times New Roman" w:eastAsia="宋体" w:hAnsi="Times New Roman" w:hint="eastAsia"/>
-                <w:color w:val="000000"/>
-                <w:sz w:val="21"/>
-                <w:szCs w:val="21"/>
-              </w:rPr>
               <w:t>注入</w:t>
             </w:r>
             <w:r>
@@ -16853,7 +17009,7 @@
         </w:tc>
         <w:tc>
           <w:tcPr>
-            <w:tcW w:w="2327" w:type="dxa"/>
+            <w:tcW w:w="2352" w:type="dxa"/>
             <w:hideMark/>
           </w:tcPr>
           <w:p>
@@ -16903,7 +17059,7 @@
         </w:tc>
         <w:tc>
           <w:tcPr>
-            <w:tcW w:w="2055" w:type="dxa"/>
+            <w:tcW w:w="2126" w:type="dxa"/>
             <w:hideMark/>
           </w:tcPr>
           <w:p>
@@ -16935,7 +17091,7 @@
         </w:tc>
         <w:tc>
           <w:tcPr>
-            <w:tcW w:w="1914" w:type="dxa"/>
+            <w:tcW w:w="1694" w:type="dxa"/>
             <w:hideMark/>
           </w:tcPr>
           <w:p>
@@ -16985,7 +17141,7 @@
         </w:tc>
         <w:tc>
           <w:tcPr>
-            <w:tcW w:w="808" w:type="dxa"/>
+            <w:tcW w:w="795" w:type="dxa"/>
             <w:hideMark/>
           </w:tcPr>
           <w:p>
@@ -17011,7 +17167,7 @@
       <w:tr>
         <w:tc>
           <w:tcPr>
-            <w:tcW w:w="279" w:type="dxa"/>
+            <w:tcW w:w="427" w:type="dxa"/>
             <w:hideMark/>
           </w:tcPr>
           <w:p>
@@ -17036,7 +17192,7 @@
         </w:tc>
         <w:tc>
           <w:tcPr>
-            <w:tcW w:w="912" w:type="dxa"/>
+            <w:tcW w:w="902" w:type="dxa"/>
             <w:hideMark/>
           </w:tcPr>
           <w:p>
@@ -17060,7 +17216,7 @@
         </w:tc>
         <w:tc>
           <w:tcPr>
-            <w:tcW w:w="2327" w:type="dxa"/>
+            <w:tcW w:w="2352" w:type="dxa"/>
             <w:hideMark/>
           </w:tcPr>
           <w:p>
@@ -17084,7 +17240,7 @@
         </w:tc>
         <w:tc>
           <w:tcPr>
-            <w:tcW w:w="2055" w:type="dxa"/>
+            <w:tcW w:w="2126" w:type="dxa"/>
             <w:hideMark/>
           </w:tcPr>
           <w:p>
@@ -17108,7 +17264,7 @@
         </w:tc>
         <w:tc>
           <w:tcPr>
-            <w:tcW w:w="1914" w:type="dxa"/>
+            <w:tcW w:w="1694" w:type="dxa"/>
             <w:hideMark/>
           </w:tcPr>
           <w:p>
@@ -17132,7 +17288,7 @@
         </w:tc>
         <w:tc>
           <w:tcPr>
-            <w:tcW w:w="808" w:type="dxa"/>
+            <w:tcW w:w="795" w:type="dxa"/>
             <w:hideMark/>
           </w:tcPr>
           <w:p>
@@ -17158,7 +17314,7 @@
       <w:tr>
         <w:tc>
           <w:tcPr>
-            <w:tcW w:w="279" w:type="dxa"/>
+            <w:tcW w:w="427" w:type="dxa"/>
             <w:hideMark/>
           </w:tcPr>
           <w:p>
@@ -17183,7 +17339,7 @@
         </w:tc>
         <w:tc>
           <w:tcPr>
-            <w:tcW w:w="912" w:type="dxa"/>
+            <w:tcW w:w="902" w:type="dxa"/>
             <w:hideMark/>
           </w:tcPr>
           <w:p>
@@ -17207,7 +17363,7 @@
         </w:tc>
         <w:tc>
           <w:tcPr>
-            <w:tcW w:w="2327" w:type="dxa"/>
+            <w:tcW w:w="2352" w:type="dxa"/>
             <w:hideMark/>
           </w:tcPr>
           <w:p>
@@ -17249,7 +17405,7 @@
         </w:tc>
         <w:tc>
           <w:tcPr>
-            <w:tcW w:w="2055" w:type="dxa"/>
+            <w:tcW w:w="2126" w:type="dxa"/>
             <w:hideMark/>
           </w:tcPr>
           <w:p>
@@ -17273,7 +17429,7 @@
         </w:tc>
         <w:tc>
           <w:tcPr>
-            <w:tcW w:w="1914" w:type="dxa"/>
+            <w:tcW w:w="1694" w:type="dxa"/>
             <w:hideMark/>
           </w:tcPr>
           <w:p>
@@ -17313,7 +17469,7 @@
         </w:tc>
         <w:tc>
           <w:tcPr>
-            <w:tcW w:w="808" w:type="dxa"/>
+            <w:tcW w:w="795" w:type="dxa"/>
             <w:hideMark/>
           </w:tcPr>
           <w:p>
@@ -17339,7 +17495,7 @@
       <w:tr>
         <w:tc>
           <w:tcPr>
-            <w:tcW w:w="279" w:type="dxa"/>
+            <w:tcW w:w="427" w:type="dxa"/>
             <w:hideMark/>
           </w:tcPr>
           <w:p>
@@ -17364,7 +17520,7 @@
         </w:tc>
         <w:tc>
           <w:tcPr>
-            <w:tcW w:w="912" w:type="dxa"/>
+            <w:tcW w:w="902" w:type="dxa"/>
             <w:hideMark/>
           </w:tcPr>
           <w:p>
@@ -17388,7 +17544,7 @@
         </w:tc>
         <w:tc>
           <w:tcPr>
-            <w:tcW w:w="2327" w:type="dxa"/>
+            <w:tcW w:w="2352" w:type="dxa"/>
             <w:hideMark/>
           </w:tcPr>
           <w:p>
@@ -17412,7 +17568,7 @@
         </w:tc>
         <w:tc>
           <w:tcPr>
-            <w:tcW w:w="2055" w:type="dxa"/>
+            <w:tcW w:w="2126" w:type="dxa"/>
             <w:hideMark/>
           </w:tcPr>
           <w:p>
@@ -17444,7 +17600,7 @@
         </w:tc>
         <w:tc>
           <w:tcPr>
-            <w:tcW w:w="1914" w:type="dxa"/>
+            <w:tcW w:w="1694" w:type="dxa"/>
             <w:hideMark/>
           </w:tcPr>
           <w:p>
@@ -17468,7 +17624,7 @@
         </w:tc>
         <w:tc>
           <w:tcPr>
-            <w:tcW w:w="808" w:type="dxa"/>
+            <w:tcW w:w="795" w:type="dxa"/>
             <w:hideMark/>
           </w:tcPr>
           <w:p>
@@ -17494,7 +17650,7 @@
       <w:tr>
         <w:tc>
           <w:tcPr>
-            <w:tcW w:w="279" w:type="dxa"/>
+            <w:tcW w:w="427" w:type="dxa"/>
             <w:hideMark/>
           </w:tcPr>
           <w:p>
@@ -17519,7 +17675,7 @@
         </w:tc>
         <w:tc>
           <w:tcPr>
-            <w:tcW w:w="912" w:type="dxa"/>
+            <w:tcW w:w="902" w:type="dxa"/>
             <w:hideMark/>
           </w:tcPr>
           <w:p>
@@ -17543,7 +17699,7 @@
         </w:tc>
         <w:tc>
           <w:tcPr>
-            <w:tcW w:w="2327" w:type="dxa"/>
+            <w:tcW w:w="2352" w:type="dxa"/>
             <w:hideMark/>
           </w:tcPr>
           <w:p>
@@ -17567,7 +17723,7 @@
         </w:tc>
         <w:tc>
           <w:tcPr>
-            <w:tcW w:w="2055" w:type="dxa"/>
+            <w:tcW w:w="2126" w:type="dxa"/>
             <w:hideMark/>
           </w:tcPr>
           <w:p>
@@ -17591,7 +17747,7 @@
         </w:tc>
         <w:tc>
           <w:tcPr>
-            <w:tcW w:w="1914" w:type="dxa"/>
+            <w:tcW w:w="1694" w:type="dxa"/>
             <w:hideMark/>
           </w:tcPr>
           <w:p>
@@ -17615,7 +17771,7 @@
         </w:tc>
         <w:tc>
           <w:tcPr>
-            <w:tcW w:w="808" w:type="dxa"/>
+            <w:tcW w:w="795" w:type="dxa"/>
             <w:hideMark/>
           </w:tcPr>
           <w:p>
@@ -17641,7 +17797,7 @@
       <w:tr>
         <w:tc>
           <w:tcPr>
-            <w:tcW w:w="279" w:type="dxa"/>
+            <w:tcW w:w="427" w:type="dxa"/>
             <w:hideMark/>
           </w:tcPr>
           <w:p>
@@ -17666,7 +17822,7 @@
         </w:tc>
         <w:tc>
           <w:tcPr>
-            <w:tcW w:w="912" w:type="dxa"/>
+            <w:tcW w:w="902" w:type="dxa"/>
             <w:hideMark/>
           </w:tcPr>
           <w:p>
@@ -17690,7 +17846,7 @@
         </w:tc>
         <w:tc>
           <w:tcPr>
-            <w:tcW w:w="2327" w:type="dxa"/>
+            <w:tcW w:w="2352" w:type="dxa"/>
             <w:hideMark/>
           </w:tcPr>
           <w:p>
@@ -17714,7 +17870,7 @@
         </w:tc>
         <w:tc>
           <w:tcPr>
-            <w:tcW w:w="2055" w:type="dxa"/>
+            <w:tcW w:w="2126" w:type="dxa"/>
             <w:hideMark/>
           </w:tcPr>
           <w:p>
@@ -17738,7 +17894,7 @@
         </w:tc>
         <w:tc>
           <w:tcPr>
-            <w:tcW w:w="1914" w:type="dxa"/>
+            <w:tcW w:w="1694" w:type="dxa"/>
             <w:hideMark/>
           </w:tcPr>
           <w:p>
@@ -17762,7 +17918,7 @@
         </w:tc>
         <w:tc>
           <w:tcPr>
-            <w:tcW w:w="808" w:type="dxa"/>
+            <w:tcW w:w="795" w:type="dxa"/>
             <w:hideMark/>
           </w:tcPr>
           <w:p>
@@ -17788,7 +17944,7 @@
       <w:tr>
         <w:tc>
           <w:tcPr>
-            <w:tcW w:w="279" w:type="dxa"/>
+            <w:tcW w:w="427" w:type="dxa"/>
             <w:hideMark/>
           </w:tcPr>
           <w:p>
@@ -17813,7 +17969,7 @@
         </w:tc>
         <w:tc>
           <w:tcPr>
-            <w:tcW w:w="912" w:type="dxa"/>
+            <w:tcW w:w="902" w:type="dxa"/>
             <w:hideMark/>
           </w:tcPr>
           <w:p>
@@ -17837,7 +17993,7 @@
         </w:tc>
         <w:tc>
           <w:tcPr>
-            <w:tcW w:w="2327" w:type="dxa"/>
+            <w:tcW w:w="2352" w:type="dxa"/>
             <w:hideMark/>
           </w:tcPr>
           <w:p>
@@ -17861,7 +18017,7 @@
         </w:tc>
         <w:tc>
           <w:tcPr>
-            <w:tcW w:w="2055" w:type="dxa"/>
+            <w:tcW w:w="2126" w:type="dxa"/>
             <w:hideMark/>
           </w:tcPr>
           <w:p>
@@ -17885,7 +18041,7 @@
         </w:tc>
         <w:tc>
           <w:tcPr>
-            <w:tcW w:w="1914" w:type="dxa"/>
+            <w:tcW w:w="1694" w:type="dxa"/>
             <w:hideMark/>
           </w:tcPr>
           <w:p>
@@ -17919,7 +18075,7 @@
         </w:tc>
         <w:tc>
           <w:tcPr>
-            <w:tcW w:w="808" w:type="dxa"/>
+            <w:tcW w:w="795" w:type="dxa"/>
             <w:hideMark/>
           </w:tcPr>
           <w:p>
@@ -17945,7 +18101,7 @@
       <w:tr>
         <w:tc>
           <w:tcPr>
-            <w:tcW w:w="279" w:type="dxa"/>
+            <w:tcW w:w="427" w:type="dxa"/>
             <w:hideMark/>
           </w:tcPr>
           <w:p>
@@ -17970,7 +18126,7 @@
         </w:tc>
         <w:tc>
           <w:tcPr>
-            <w:tcW w:w="912" w:type="dxa"/>
+            <w:tcW w:w="902" w:type="dxa"/>
             <w:hideMark/>
           </w:tcPr>
           <w:p>
@@ -17994,7 +18150,7 @@
         </w:tc>
         <w:tc>
           <w:tcPr>
-            <w:tcW w:w="2327" w:type="dxa"/>
+            <w:tcW w:w="2352" w:type="dxa"/>
             <w:hideMark/>
           </w:tcPr>
           <w:p>
@@ -18018,7 +18174,7 @@
         </w:tc>
         <w:tc>
           <w:tcPr>
-            <w:tcW w:w="2055" w:type="dxa"/>
+            <w:tcW w:w="2126" w:type="dxa"/>
             <w:hideMark/>
           </w:tcPr>
           <w:p>
@@ -18042,7 +18198,7 @@
         </w:tc>
         <w:tc>
           <w:tcPr>
-            <w:tcW w:w="1914" w:type="dxa"/>
+            <w:tcW w:w="1694" w:type="dxa"/>
             <w:hideMark/>
           </w:tcPr>
           <w:p>
@@ -18066,7 +18222,7 @@
         </w:tc>
         <w:tc>
           <w:tcPr>
-            <w:tcW w:w="808" w:type="dxa"/>
+            <w:tcW w:w="795" w:type="dxa"/>
             <w:hideMark/>
           </w:tcPr>
           <w:p>
@@ -18092,7 +18248,7 @@
       <w:tr>
         <w:tc>
           <w:tcPr>
-            <w:tcW w:w="279" w:type="dxa"/>
+            <w:tcW w:w="427" w:type="dxa"/>
             <w:hideMark/>
           </w:tcPr>
           <w:p>
@@ -18117,7 +18273,7 @@
         </w:tc>
         <w:tc>
           <w:tcPr>
-            <w:tcW w:w="912" w:type="dxa"/>
+            <w:tcW w:w="902" w:type="dxa"/>
             <w:hideMark/>
           </w:tcPr>
           <w:p>
@@ -18141,7 +18297,7 @@
         </w:tc>
         <w:tc>
           <w:tcPr>
-            <w:tcW w:w="2327" w:type="dxa"/>
+            <w:tcW w:w="2352" w:type="dxa"/>
             <w:hideMark/>
           </w:tcPr>
           <w:p>
@@ -18165,7 +18321,7 @@
         </w:tc>
         <w:tc>
           <w:tcPr>
-            <w:tcW w:w="2055" w:type="dxa"/>
+            <w:tcW w:w="2126" w:type="dxa"/>
             <w:hideMark/>
           </w:tcPr>
           <w:p>
@@ -18189,7 +18345,7 @@
         </w:tc>
         <w:tc>
           <w:tcPr>
-            <w:tcW w:w="1914" w:type="dxa"/>
+            <w:tcW w:w="1694" w:type="dxa"/>
             <w:hideMark/>
           </w:tcPr>
           <w:p>
@@ -18231,7 +18387,7 @@
         </w:tc>
         <w:tc>
           <w:tcPr>
-            <w:tcW w:w="808" w:type="dxa"/>
+            <w:tcW w:w="795" w:type="dxa"/>
             <w:hideMark/>
           </w:tcPr>
           <w:p>
@@ -18379,11 +18535,32 @@
         <w:spacing w:after="0" w:line="240" w:lineRule="auto"/>
         <w:ind w:firstLine="360"/>
         <w:rPr>
+          <w:rFonts w:ascii="宋体" w:eastAsia="宋体" w:hAnsi="宋体" w:hint="eastAsia"/>
+          <w:bCs/>
+          <w:color w:val="000000"/>
+          <w:sz w:val="24"/>
+        </w:rPr>
+      </w:pPr>
+      <w:r>
+        <w:rPr>
           <w:rFonts w:ascii="宋体" w:eastAsia="宋体" w:hAnsi="宋体"/>
           <w:bCs/>
           <w:color w:val="000000"/>
           <w:sz w:val="24"/>
         </w:rPr>
+        <w:t>系统测试将依照《测试计划》和《测试用例文档》逐项执行，覆盖功能测试、性能测试、安全性测试、兼容性测试和用户体验测试等方面。测试过程中采用手工与自动化相结合的方式：</w:t>
+      </w:r>
+    </w:p>
+    <w:p>
+      <w:pPr>
+        <w:spacing w:after="0" w:line="240" w:lineRule="auto"/>
+        <w:ind w:left="360"/>
+        <w:rPr>
+          <w:rFonts w:ascii="宋体" w:eastAsia="宋体" w:hAnsi="宋体" w:hint="eastAsia"/>
+          <w:bCs/>
+          <w:color w:val="000000"/>
+          <w:sz w:val="24"/>
+        </w:rPr>
       </w:pPr>
       <w:r>
         <w:rPr>
@@ -18392,20 +18569,37 @@
           <w:color w:val="000000"/>
           <w:sz w:val="24"/>
         </w:rPr>
-        <w:t>系统测试将依照《测试计划》和《测试用例文档》逐项执行，覆盖功能测试、性能测试、安全性测试、兼容性测试和用户体验测试等方面。测试过程中采用手工与自动化相结合的方式：</w:t>
+        <w:t>功能测试使用浏览器及实际操作界面进行验证；</w:t>
       </w:r>
     </w:p>
     <w:p>
       <w:pPr>
         <w:spacing w:after="0" w:line="240" w:lineRule="auto"/>
         <w:ind w:left="360"/>
+        <w:rPr>
+          <w:rFonts w:ascii="宋体" w:eastAsia="宋体" w:hAnsi="宋体" w:hint="eastAsia"/>
+          <w:bCs/>
+          <w:color w:val="000000"/>
+          <w:sz w:val="24"/>
+        </w:rPr>
+      </w:pPr>
+      <w:r>
         <w:rPr>
           <w:rFonts w:ascii="宋体" w:eastAsia="宋体" w:hAnsi="宋体"/>
           <w:bCs/>
           <w:color w:val="000000"/>
           <w:sz w:val="24"/>
         </w:rPr>
-      </w:pPr>
+        <w:t xml:space="preserve">接口测试主要使用 </w:t>
+      </w:r>
+      <w:r>
+        <w:rPr>
+          <w:rFonts w:ascii="Times New Roman" w:eastAsia="宋体" w:hAnsi="Times New Roman"/>
+          <w:color w:val="000000"/>
+          <w:sz w:val="24"/>
+        </w:rPr>
+        <w:t>Postman</w:t>
+      </w:r>
       <w:r>
         <w:rPr>
           <w:rFonts w:ascii="宋体" w:eastAsia="宋体" w:hAnsi="宋体"/>
@@ -18413,20 +18607,37 @@
           <w:color w:val="000000"/>
           <w:sz w:val="24"/>
         </w:rPr>
-        <w:t>功能测试使用浏览器及实际操作界面进行验证；</w:t>
+        <w:t>工具进行批量验证；</w:t>
       </w:r>
     </w:p>
     <w:p>
       <w:pPr>
         <w:spacing w:after="0" w:line="240" w:lineRule="auto"/>
         <w:ind w:left="360"/>
+        <w:rPr>
+          <w:rFonts w:ascii="宋体" w:eastAsia="宋体" w:hAnsi="宋体" w:hint="eastAsia"/>
+          <w:bCs/>
+          <w:color w:val="000000"/>
+          <w:sz w:val="24"/>
+        </w:rPr>
+      </w:pPr>
+      <w:r>
         <w:rPr>
           <w:rFonts w:ascii="宋体" w:eastAsia="宋体" w:hAnsi="宋体"/>
           <w:bCs/>
           <w:color w:val="000000"/>
           <w:sz w:val="24"/>
         </w:rPr>
-      </w:pPr>
+        <w:t xml:space="preserve">性能测试采用 </w:t>
+      </w:r>
+      <w:r>
+        <w:rPr>
+          <w:rFonts w:ascii="Times New Roman" w:eastAsia="宋体" w:hAnsi="Times New Roman"/>
+          <w:color w:val="000000"/>
+          <w:sz w:val="24"/>
+        </w:rPr>
+        <w:t>Apache JMeter</w:t>
+      </w:r>
       <w:r>
         <w:rPr>
           <w:rFonts w:ascii="宋体" w:eastAsia="宋体" w:hAnsi="宋体"/>
@@ -18434,15 +18645,28 @@
           <w:color w:val="000000"/>
           <w:sz w:val="24"/>
         </w:rPr>
-        <w:t xml:space="preserve">接口测试主要使用 </w:t>
+        <w:t xml:space="preserve"> 工具进行压力模拟；</w:t>
       </w:r>
-      <w:r>
-        <w:rPr>
-          <w:rFonts w:ascii="Times New Roman" w:eastAsia="宋体" w:hAnsi="Times New Roman"/>
+    </w:p>
+    <w:p>
+      <w:pPr>
+        <w:spacing w:after="0" w:line="240" w:lineRule="auto"/>
+        <w:ind w:left="360"/>
+        <w:rPr>
+          <w:rFonts w:ascii="宋体" w:eastAsia="宋体" w:hAnsi="宋体" w:hint="eastAsia"/>
+          <w:bCs/>
           <w:color w:val="000000"/>
           <w:sz w:val="24"/>
         </w:rPr>
-        <w:t>Postman</w:t>
+      </w:pPr>
+      <w:r>
+        <w:rPr>
+          <w:rFonts w:ascii="宋体" w:eastAsia="宋体" w:hAnsi="宋体" w:hint="eastAsia"/>
+          <w:bCs/>
+          <w:color w:val="000000"/>
+          <w:sz w:val="24"/>
+        </w:rPr>
+        <w:t>单元</w:t>
       </w:r>
       <w:r>
         <w:rPr>
@@ -18451,20 +18675,49 @@
           <w:color w:val="000000"/>
           <w:sz w:val="24"/>
         </w:rPr>
-        <w:t>工具进行批量验证；</w:t>
+        <w:t>测试通过</w:t>
       </w:r>
-    </w:p>
-    <w:p>
-      <w:pPr>
-        <w:spacing w:after="0" w:line="240" w:lineRule="auto"/>
-        <w:ind w:left="360"/>
+      <w:proofErr w:type="spellStart"/>
+      <w:r>
+        <w:rPr>
+          <w:rFonts w:ascii="Times New Roman" w:eastAsia="宋体" w:hAnsi="Times New Roman"/>
+          <w:bCs/>
+          <w:color w:val="000000"/>
+          <w:sz w:val="24"/>
+        </w:rPr>
+        <w:t>Junit,Mockito</w:t>
+      </w:r>
+      <w:proofErr w:type="spellEnd"/>
+      <w:r>
         <w:rPr>
           <w:rFonts w:ascii="宋体" w:eastAsia="宋体" w:hAnsi="宋体"/>
           <w:bCs/>
           <w:color w:val="000000"/>
           <w:sz w:val="24"/>
         </w:rPr>
-      </w:pPr>
+        <w:t>模拟等手段进行验证；</w:t>
+      </w:r>
+    </w:p>
+    <w:p>
+      <w:pPr>
+        <w:spacing w:after="0" w:line="240" w:lineRule="auto"/>
+        <w:ind w:left="360"/>
+        <w:rPr>
+          <w:rFonts w:ascii="宋体" w:eastAsia="宋体" w:hAnsi="宋体" w:hint="eastAsia"/>
+          <w:bCs/>
+          <w:color w:val="000000"/>
+          <w:sz w:val="24"/>
+        </w:rPr>
+      </w:pPr>
+      <w:r>
+        <w:rPr>
+          <w:rFonts w:ascii="宋体" w:eastAsia="宋体" w:hAnsi="宋体" w:hint="eastAsia"/>
+          <w:bCs/>
+          <w:color w:val="000000"/>
+          <w:sz w:val="24"/>
+        </w:rPr>
+        <w:t>自由</w:t>
+      </w:r>
       <w:r>
         <w:rPr>
           <w:rFonts w:ascii="宋体" w:eastAsia="宋体" w:hAnsi="宋体"/>
@@ -18472,103 +18725,6 @@
           <w:color w:val="000000"/>
           <w:sz w:val="24"/>
         </w:rPr>
-        <w:t xml:space="preserve">性能测试采用 </w:t>
-      </w:r>
-      <w:r>
-        <w:rPr>
-          <w:rFonts w:ascii="Times New Roman" w:eastAsia="宋体" w:hAnsi="Times New Roman"/>
-          <w:color w:val="000000"/>
-          <w:sz w:val="24"/>
-        </w:rPr>
-        <w:t>Apache JMeter</w:t>
-      </w:r>
-      <w:r>
-        <w:rPr>
-          <w:rFonts w:ascii="宋体" w:eastAsia="宋体" w:hAnsi="宋体"/>
-          <w:bCs/>
-          <w:color w:val="000000"/>
-          <w:sz w:val="24"/>
-        </w:rPr>
-        <w:t xml:space="preserve"> 工具进行压力模拟；</w:t>
-      </w:r>
-    </w:p>
-    <w:p>
-      <w:pPr>
-        <w:spacing w:after="0" w:line="240" w:lineRule="auto"/>
-        <w:ind w:left="360"/>
-        <w:rPr>
-          <w:rFonts w:ascii="宋体" w:eastAsia="宋体" w:hAnsi="宋体"/>
-          <w:bCs/>
-          <w:color w:val="000000"/>
-          <w:sz w:val="24"/>
-        </w:rPr>
-      </w:pPr>
-      <w:r>
-        <w:rPr>
-          <w:rFonts w:ascii="宋体" w:eastAsia="宋体" w:hAnsi="宋体" w:hint="eastAsia"/>
-          <w:bCs/>
-          <w:color w:val="000000"/>
-          <w:sz w:val="24"/>
-        </w:rPr>
-        <w:t>单元</w:t>
-      </w:r>
-      <w:r>
-        <w:rPr>
-          <w:rFonts w:ascii="宋体" w:eastAsia="宋体" w:hAnsi="宋体"/>
-          <w:bCs/>
-          <w:color w:val="000000"/>
-          <w:sz w:val="24"/>
-        </w:rPr>
-        <w:t>测试通过</w:t>
-      </w:r>
-      <w:proofErr w:type="spellStart"/>
-      <w:r>
-        <w:rPr>
-          <w:rFonts w:ascii="Times New Roman" w:eastAsia="宋体" w:hAnsi="Times New Roman"/>
-          <w:bCs/>
-          <w:color w:val="000000"/>
-          <w:sz w:val="24"/>
-        </w:rPr>
-        <w:t>Junit,Mockito</w:t>
-      </w:r>
-      <w:proofErr w:type="spellEnd"/>
-      <w:r>
-        <w:rPr>
-          <w:rFonts w:ascii="宋体" w:eastAsia="宋体" w:hAnsi="宋体"/>
-          <w:bCs/>
-          <w:color w:val="000000"/>
-          <w:sz w:val="24"/>
-        </w:rPr>
-        <w:t>模拟等手段进行验证；</w:t>
-      </w:r>
-    </w:p>
-    <w:p>
-      <w:pPr>
-        <w:spacing w:after="0" w:line="240" w:lineRule="auto"/>
-        <w:ind w:left="360"/>
-        <w:rPr>
-          <w:rFonts w:ascii="宋体" w:eastAsia="宋体" w:hAnsi="宋体"/>
-          <w:bCs/>
-          <w:color w:val="000000"/>
-          <w:sz w:val="24"/>
-        </w:rPr>
-      </w:pPr>
-      <w:r>
-        <w:rPr>
-          <w:rFonts w:ascii="宋体" w:eastAsia="宋体" w:hAnsi="宋体" w:hint="eastAsia"/>
-          <w:bCs/>
-          <w:color w:val="000000"/>
-          <w:sz w:val="24"/>
-        </w:rPr>
-        <w:t>自由</w:t>
-      </w:r>
-      <w:r>
-        <w:rPr>
-          <w:rFonts w:ascii="宋体" w:eastAsia="宋体" w:hAnsi="宋体"/>
-          <w:bCs/>
-          <w:color w:val="000000"/>
-          <w:sz w:val="24"/>
-        </w:rPr>
         <w:t>测试通过人工体验流程，结合用户反馈进行评估。</w:t>
       </w:r>
     </w:p>
@@ -18577,7 +18733,7 @@
         <w:spacing w:after="0" w:line="240" w:lineRule="auto"/>
         <w:ind w:firstLine="360"/>
         <w:rPr>
-          <w:rFonts w:ascii="宋体" w:eastAsia="宋体" w:hAnsi="宋体"/>
+          <w:rFonts w:ascii="宋体" w:eastAsia="宋体" w:hAnsi="宋体" w:hint="eastAsia"/>
           <w:bCs/>
           <w:color w:val="000000"/>
           <w:sz w:val="24"/>
@@ -18655,7 +18811,7 @@
         <w:spacing w:after="0" w:line="240" w:lineRule="auto"/>
         <w:ind w:firstLine="360"/>
         <w:rPr>
-          <w:rFonts w:ascii="宋体" w:eastAsia="宋体" w:hAnsi="宋体"/>
+          <w:rFonts w:ascii="宋体" w:eastAsia="宋体" w:hAnsi="宋体" w:hint="eastAsia"/>
           <w:bCs/>
           <w:color w:val="000000"/>
           <w:sz w:val="24"/>
@@ -18714,7 +18870,7 @@
         </w:numPr>
         <w:spacing w:after="0" w:line="240" w:lineRule="auto"/>
         <w:rPr>
-          <w:rFonts w:ascii="宋体" w:eastAsia="宋体" w:hAnsi="宋体"/>
+          <w:rFonts w:ascii="宋体" w:eastAsia="宋体" w:hAnsi="宋体" w:hint="eastAsia"/>
           <w:color w:val="000000"/>
           <w:sz w:val="24"/>
         </w:rPr>
@@ -18736,7 +18892,7 @@
         </w:numPr>
         <w:spacing w:after="0" w:line="240" w:lineRule="auto"/>
         <w:rPr>
-          <w:rFonts w:ascii="宋体" w:eastAsia="宋体" w:hAnsi="宋体"/>
+          <w:rFonts w:ascii="宋体" w:eastAsia="宋体" w:hAnsi="宋体" w:hint="eastAsia"/>
           <w:color w:val="000000"/>
           <w:sz w:val="24"/>
         </w:rPr>
@@ -18758,7 +18914,7 @@
         </w:numPr>
         <w:spacing w:after="0" w:line="240" w:lineRule="auto"/>
         <w:rPr>
-          <w:rFonts w:ascii="宋体" w:eastAsia="宋体" w:hAnsi="宋体"/>
+          <w:rFonts w:ascii="宋体" w:eastAsia="宋体" w:hAnsi="宋体" w:hint="eastAsia"/>
           <w:color w:val="000000"/>
           <w:sz w:val="24"/>
         </w:rPr>
@@ -18780,7 +18936,7 @@
         </w:numPr>
         <w:spacing w:after="0" w:line="240" w:lineRule="auto"/>
         <w:rPr>
-          <w:rFonts w:ascii="宋体" w:eastAsia="宋体" w:hAnsi="宋体"/>
+          <w:rFonts w:ascii="宋体" w:eastAsia="宋体" w:hAnsi="宋体" w:hint="eastAsia"/>
           <w:color w:val="000000"/>
           <w:sz w:val="24"/>
         </w:rPr>
@@ -18802,7 +18958,7 @@
         </w:numPr>
         <w:spacing w:after="0" w:line="240" w:lineRule="auto"/>
         <w:rPr>
-          <w:rFonts w:ascii="宋体" w:eastAsia="宋体" w:hAnsi="宋体"/>
+          <w:rFonts w:ascii="宋体" w:eastAsia="宋体" w:hAnsi="宋体" w:hint="eastAsia"/>
           <w:color w:val="000000"/>
           <w:sz w:val="24"/>
         </w:rPr>
@@ -18821,7 +18977,7 @@
         <w:spacing w:after="0" w:line="240" w:lineRule="auto"/>
         <w:ind w:firstLine="360"/>
         <w:rPr>
-          <w:rFonts w:ascii="宋体" w:eastAsia="宋体" w:hAnsi="宋体"/>
+          <w:rFonts w:ascii="宋体" w:eastAsia="宋体" w:hAnsi="宋体" w:hint="eastAsia"/>
           <w:bCs/>
           <w:color w:val="000000"/>
           <w:sz w:val="24"/>
@@ -18862,7 +19018,7 @@
             <w:pPr>
               <w:spacing w:after="0" w:line="240" w:lineRule="auto"/>
               <w:rPr>
-                <w:rFonts w:ascii="宋体" w:eastAsia="宋体" w:hAnsi="宋体"/>
+                <w:rFonts w:ascii="宋体" w:eastAsia="宋体" w:hAnsi="宋体" w:hint="eastAsia"/>
                 <w:b/>
                 <w:bCs/>
                 <w:color w:val="000000"/>
@@ -18892,7 +19048,7 @@
             <w:pPr>
               <w:spacing w:after="0" w:line="240" w:lineRule="auto"/>
               <w:rPr>
-                <w:rFonts w:ascii="宋体" w:eastAsia="宋体" w:hAnsi="宋体"/>
+                <w:rFonts w:ascii="宋体" w:eastAsia="宋体" w:hAnsi="宋体" w:hint="eastAsia"/>
                 <w:b/>
                 <w:bCs/>
                 <w:color w:val="000000"/>
@@ -18922,7 +19078,7 @@
             <w:pPr>
               <w:spacing w:after="0" w:line="240" w:lineRule="auto"/>
               <w:rPr>
-                <w:rFonts w:ascii="宋体" w:eastAsia="宋体" w:hAnsi="宋体"/>
+                <w:rFonts w:ascii="宋体" w:eastAsia="宋体" w:hAnsi="宋体" w:hint="eastAsia"/>
                 <w:b/>
                 <w:bCs/>
                 <w:color w:val="000000"/>
@@ -18957,7 +19113,7 @@
             <w:pPr>
               <w:spacing w:after="0" w:line="240" w:lineRule="auto"/>
               <w:rPr>
-                <w:rFonts w:ascii="宋体" w:eastAsia="宋体" w:hAnsi="宋体"/>
+                <w:rFonts w:ascii="宋体" w:eastAsia="宋体" w:hAnsi="宋体" w:hint="eastAsia"/>
                 <w:bCs/>
                 <w:color w:val="000000"/>
                 <w:sz w:val="21"/>
@@ -18985,7 +19141,7 @@
             <w:pPr>
               <w:spacing w:after="0" w:line="240" w:lineRule="auto"/>
               <w:rPr>
-                <w:rFonts w:ascii="宋体" w:eastAsia="宋体" w:hAnsi="宋体"/>
+                <w:rFonts w:ascii="宋体" w:eastAsia="宋体" w:hAnsi="宋体" w:hint="eastAsia"/>
                 <w:bCs/>
                 <w:color w:val="000000"/>
                 <w:sz w:val="21"/>
@@ -19013,7 +19169,7 @@
             <w:pPr>
               <w:spacing w:after="0" w:line="240" w:lineRule="auto"/>
               <w:rPr>
-                <w:rFonts w:ascii="宋体" w:eastAsia="宋体" w:hAnsi="宋体"/>
+                <w:rFonts w:ascii="宋体" w:eastAsia="宋体" w:hAnsi="宋体" w:hint="eastAsia"/>
                 <w:bCs/>
                 <w:color w:val="000000"/>
                 <w:sz w:val="21"/>
@@ -19046,7 +19202,7 @@
             <w:pPr>
               <w:spacing w:after="0" w:line="240" w:lineRule="auto"/>
               <w:rPr>
-                <w:rFonts w:ascii="宋体" w:eastAsia="宋体" w:hAnsi="宋体"/>
+                <w:rFonts w:ascii="宋体" w:eastAsia="宋体" w:hAnsi="宋体" w:hint="eastAsia"/>
                 <w:bCs/>
                 <w:color w:val="000000"/>
                 <w:sz w:val="21"/>
@@ -19074,7 +19230,7 @@
             <w:pPr>
               <w:spacing w:after="0" w:line="240" w:lineRule="auto"/>
               <w:rPr>
-                <w:rFonts w:ascii="宋体" w:eastAsia="宋体" w:hAnsi="宋体"/>
+                <w:rFonts w:ascii="宋体" w:eastAsia="宋体" w:hAnsi="宋体" w:hint="eastAsia"/>
                 <w:bCs/>
                 <w:color w:val="000000"/>
                 <w:sz w:val="21"/>
@@ -19102,7 +19258,7 @@
             <w:pPr>
               <w:spacing w:after="0" w:line="240" w:lineRule="auto"/>
               <w:rPr>
-                <w:rFonts w:ascii="宋体" w:eastAsia="宋体" w:hAnsi="宋体"/>
+                <w:rFonts w:ascii="宋体" w:eastAsia="宋体" w:hAnsi="宋体" w:hint="eastAsia"/>
                 <w:bCs/>
                 <w:color w:val="000000"/>
                 <w:sz w:val="21"/>
@@ -19135,7 +19291,7 @@
             <w:pPr>
               <w:spacing w:after="0" w:line="240" w:lineRule="auto"/>
               <w:rPr>
-                <w:rFonts w:ascii="宋体" w:eastAsia="宋体" w:hAnsi="宋体"/>
+                <w:rFonts w:ascii="宋体" w:eastAsia="宋体" w:hAnsi="宋体" w:hint="eastAsia"/>
                 <w:bCs/>
                 <w:color w:val="000000"/>
                 <w:sz w:val="21"/>
@@ -19163,7 +19319,7 @@
             <w:pPr>
               <w:spacing w:after="0" w:line="240" w:lineRule="auto"/>
               <w:rPr>
-                <w:rFonts w:ascii="宋体" w:eastAsia="宋体" w:hAnsi="宋体"/>
+                <w:rFonts w:ascii="宋体" w:eastAsia="宋体" w:hAnsi="宋体" w:hint="eastAsia"/>
                 <w:bCs/>
                 <w:color w:val="000000"/>
                 <w:sz w:val="21"/>
@@ -19191,7 +19347,7 @@
             <w:pPr>
               <w:spacing w:after="0" w:line="240" w:lineRule="auto"/>
               <w:rPr>
-                <w:rFonts w:ascii="宋体" w:eastAsia="宋体" w:hAnsi="宋体"/>
+                <w:rFonts w:ascii="宋体" w:eastAsia="宋体" w:hAnsi="宋体" w:hint="eastAsia"/>
                 <w:bCs/>
                 <w:color w:val="000000"/>
                 <w:sz w:val="21"/>
@@ -19224,7 +19380,7 @@
             <w:pPr>
               <w:spacing w:after="0" w:line="240" w:lineRule="auto"/>
               <w:rPr>
-                <w:rFonts w:ascii="宋体" w:eastAsia="宋体" w:hAnsi="宋体"/>
+                <w:rFonts w:ascii="宋体" w:eastAsia="宋体" w:hAnsi="宋体" w:hint="eastAsia"/>
                 <w:bCs/>
                 <w:color w:val="000000"/>
                 <w:sz w:val="21"/>
@@ -19252,7 +19408,7 @@
             <w:pPr>
               <w:spacing w:after="0" w:line="240" w:lineRule="auto"/>
               <w:rPr>
-                <w:rFonts w:ascii="宋体" w:eastAsia="宋体" w:hAnsi="宋体"/>
+                <w:rFonts w:ascii="宋体" w:eastAsia="宋体" w:hAnsi="宋体" w:hint="eastAsia"/>
                 <w:bCs/>
                 <w:color w:val="000000"/>
                 <w:sz w:val="21"/>
@@ -19280,7 +19436,7 @@
             <w:pPr>
               <w:spacing w:after="0" w:line="240" w:lineRule="auto"/>
               <w:rPr>
-                <w:rFonts w:ascii="宋体" w:eastAsia="宋体" w:hAnsi="宋体"/>
+                <w:rFonts w:ascii="宋体" w:eastAsia="宋体" w:hAnsi="宋体" w:hint="eastAsia"/>
                 <w:bCs/>
                 <w:color w:val="000000"/>
                 <w:sz w:val="21"/>
@@ -19317,39 +19473,7 @@
           <w:sz w:val="21"/>
           <w:szCs w:val="21"/>
         </w:rPr>
-        <w:t>表</w:t>
-      </w:r>
-      <w:r>
-        <w:rPr>
-          <w:rFonts w:ascii="宋体" w:eastAsia="宋体" w:hAnsi="宋体" w:hint="eastAsia"/>
-          <w:sz w:val="21"/>
-          <w:szCs w:val="21"/>
-        </w:rPr>
-        <w:t>7</w:t>
-      </w:r>
-      <w:r>
-        <w:rPr>
-          <w:rFonts w:ascii="宋体" w:eastAsia="宋体" w:hAnsi="宋体" w:hint="eastAsia"/>
-          <w:sz w:val="21"/>
-          <w:szCs w:val="21"/>
-        </w:rPr>
-        <w:t>：</w:t>
-      </w:r>
-      <w:r>
-        <w:rPr>
-          <w:rFonts w:ascii="宋体" w:eastAsia="宋体" w:hAnsi="宋体" w:hint="eastAsia"/>
-          <w:sz w:val="21"/>
-          <w:szCs w:val="21"/>
-        </w:rPr>
-        <w:t>缺陷等级定义</w:t>
-      </w:r>
-      <w:r>
-        <w:rPr>
-          <w:rFonts w:ascii="宋体" w:eastAsia="宋体" w:hAnsi="宋体" w:hint="eastAsia"/>
-          <w:sz w:val="21"/>
-          <w:szCs w:val="21"/>
-        </w:rPr>
-        <w:t>表</w:t>
+        <w:t>表7：缺陷等级定义表</w:t>
       </w:r>
     </w:p>
     <w:p>
@@ -19357,7 +19481,7 @@
         <w:spacing w:after="0" w:line="240" w:lineRule="auto"/>
         <w:ind w:firstLine="420"/>
         <w:rPr>
-          <w:rFonts w:ascii="宋体" w:eastAsia="宋体" w:hAnsi="宋体"/>
+          <w:rFonts w:ascii="宋体" w:eastAsia="宋体" w:hAnsi="宋体" w:hint="eastAsia"/>
           <w:bCs/>
           <w:color w:val="000000"/>
           <w:sz w:val="24"/>
@@ -26144,6 +26268,7 @@
   <w:style w:type="character" w:default="1" w:styleId="a0">
     <w:name w:val="Default Paragraph Font"/>
     <w:uiPriority w:val="1"/>
+    <w:semiHidden/>
     <w:unhideWhenUsed/>
   </w:style>
   <w:style w:type="table" w:default="1" w:styleId="a1">

--- a/项目文档/测试文档.docx
+++ b/项目文档/测试文档.docx
@@ -13901,7 +13901,23 @@
                 <w:sz w:val="21"/>
                 <w:szCs w:val="21"/>
               </w:rPr>
-              <w:t>/auth/login 发送 POST 请求，附带用户名和密码</w:t>
+              <w:t>/</w:t>
+            </w:r>
+            <w:r>
+              <w:rPr>
+                <w:rFonts w:ascii="宋体" w:eastAsia="宋体" w:hAnsi="宋体" w:hint="eastAsia"/>
+                <w:sz w:val="21"/>
+                <w:szCs w:val="21"/>
+              </w:rPr>
+              <w:t>user</w:t>
+            </w:r>
+            <w:r>
+              <w:rPr>
+                <w:rFonts w:ascii="宋体" w:eastAsia="宋体" w:hAnsi="宋体"/>
+                <w:sz w:val="21"/>
+                <w:szCs w:val="21"/>
+              </w:rPr>
+              <w:t>/login 发送 POST 请求，附带用户名和密码</w:t>
             </w:r>
           </w:p>
         </w:tc>

--- a/项目文档/测试文档.docx
+++ b/项目文档/测试文档.docx
@@ -3249,27 +3249,7 @@
           <w:sz w:val="21"/>
           <w:szCs w:val="21"/>
         </w:rPr>
-        <w:t>此外，平台还提供丰富的健康资讯内容，用户可浏览、收藏、评论、</w:t>
-      </w:r>
-      <w:proofErr w:type="gramStart"/>
-      <w:r>
-        <w:rPr>
-          <w:rFonts w:ascii="宋体" w:eastAsia="宋体" w:hAnsi="宋体" w:cs="宋体"/>
-          <w:kern w:val="0"/>
-          <w:sz w:val="21"/>
-          <w:szCs w:val="21"/>
-        </w:rPr>
-        <w:t>点赞文章</w:t>
-      </w:r>
-      <w:proofErr w:type="gramEnd"/>
-      <w:r>
-        <w:rPr>
-          <w:rFonts w:ascii="宋体" w:eastAsia="宋体" w:hAnsi="宋体" w:cs="宋体"/>
-          <w:kern w:val="0"/>
-          <w:sz w:val="21"/>
-          <w:szCs w:val="21"/>
-        </w:rPr>
-        <w:t>，参与健康话题讨论；配合</w:t>
+        <w:t>此外，平台还提供丰富的健康资讯内容，用户可浏览、收藏、评论、点赞文章，参与健康话题讨论；配合</w:t>
       </w:r>
       <w:r>
         <w:rPr>
@@ -3526,35 +3506,23 @@
           <w:sz w:val="21"/>
           <w:szCs w:val="21"/>
         </w:rPr>
-        <w:t xml:space="preserve"> </w:t>
+        <w:t xml:space="preserve"> SpringMVC</w:t>
       </w:r>
-      <w:proofErr w:type="spellStart"/>
+      <w:r>
+        <w:rPr>
+          <w:sz w:val="21"/>
+          <w:szCs w:val="21"/>
+        </w:rPr>
+        <w:t xml:space="preserve"> 和 </w:t>
+      </w:r>
       <w:r>
         <w:rPr>
           <w:rFonts w:ascii="Times New Roman" w:hAnsi="Times New Roman" w:cs="Times New Roman"/>
           <w:sz w:val="21"/>
           <w:szCs w:val="21"/>
         </w:rPr>
-        <w:t>SpringMVC</w:t>
-      </w:r>
-      <w:proofErr w:type="spellEnd"/>
-      <w:r>
-        <w:rPr>
-          <w:sz w:val="21"/>
-          <w:szCs w:val="21"/>
-        </w:rPr>
-        <w:t xml:space="preserve"> 和 </w:t>
-      </w:r>
-      <w:proofErr w:type="spellStart"/>
-      <w:r>
-        <w:rPr>
-          <w:rFonts w:ascii="Times New Roman" w:hAnsi="Times New Roman" w:cs="Times New Roman"/>
-          <w:sz w:val="21"/>
-          <w:szCs w:val="21"/>
-        </w:rPr>
         <w:t>MyBatis</w:t>
       </w:r>
-      <w:proofErr w:type="spellEnd"/>
       <w:r>
         <w:rPr>
           <w:sz w:val="21"/>
@@ -4469,25 +4437,7 @@
                 <w:sz w:val="21"/>
                 <w:szCs w:val="21"/>
               </w:rPr>
-              <w:t>输入错误原密码</w:t>
-            </w:r>
-            <w:proofErr w:type="gramStart"/>
-            <w:r>
-              <w:rPr>
-                <w:rFonts w:ascii="宋体" w:eastAsia="宋体" w:hAnsi="宋体"/>
-                <w:sz w:val="21"/>
-                <w:szCs w:val="21"/>
-              </w:rPr>
-              <w:t>或弱新密码</w:t>
-            </w:r>
-            <w:proofErr w:type="gramEnd"/>
-            <w:r>
-              <w:rPr>
-                <w:rFonts w:ascii="宋体" w:eastAsia="宋体" w:hAnsi="宋体"/>
-                <w:sz w:val="21"/>
-                <w:szCs w:val="21"/>
-              </w:rPr>
-              <w:t>，应提示并拒绝更新，验证加密结果是否更新入库</w:t>
+              <w:t>输入错误原密码或弱新密码，应提示并拒绝更新，验证加密结果是否更新入库</w:t>
             </w:r>
           </w:p>
         </w:tc>
@@ -4707,25 +4657,7 @@
                 <w:sz w:val="21"/>
                 <w:szCs w:val="21"/>
               </w:rPr>
-              <w:t>管理员可访问后台页面，普通用户受限，</w:t>
-            </w:r>
-            <w:proofErr w:type="gramStart"/>
-            <w:r>
-              <w:rPr>
-                <w:rFonts w:ascii="宋体" w:eastAsia="宋体" w:hAnsi="宋体"/>
-                <w:sz w:val="21"/>
-                <w:szCs w:val="21"/>
-              </w:rPr>
-              <w:t>仅访问</w:t>
-            </w:r>
-            <w:proofErr w:type="gramEnd"/>
-            <w:r>
-              <w:rPr>
-                <w:rFonts w:ascii="宋体" w:eastAsia="宋体" w:hAnsi="宋体"/>
-                <w:sz w:val="21"/>
-                <w:szCs w:val="21"/>
-              </w:rPr>
-              <w:t>健康记录等模块</w:t>
+              <w:t>管理员可访问后台页面，普通用户受限，仅访问健康记录等模块</w:t>
             </w:r>
           </w:p>
         </w:tc>
@@ -4940,7 +4872,6 @@
                 <w:szCs w:val="21"/>
               </w:rPr>
             </w:pPr>
-            <w:proofErr w:type="gramStart"/>
             <w:r>
               <w:rPr>
                 <w:rFonts w:ascii="宋体" w:eastAsia="宋体" w:hAnsi="宋体"/>
@@ -4948,34 +4879,7 @@
                 <w:szCs w:val="21"/>
               </w:rPr>
               <w:lastRenderedPageBreak/>
-              <w:t>评论区</w:t>
-            </w:r>
-            <w:proofErr w:type="gramEnd"/>
-            <w:r>
-              <w:rPr>
-                <w:rFonts w:ascii="宋体" w:eastAsia="宋体" w:hAnsi="宋体"/>
-                <w:sz w:val="21"/>
-                <w:szCs w:val="21"/>
-              </w:rPr>
-              <w:t>样式、输入框响应与交互按钮（</w:t>
-            </w:r>
-            <w:proofErr w:type="gramStart"/>
-            <w:r>
-              <w:rPr>
-                <w:rFonts w:ascii="宋体" w:eastAsia="宋体" w:hAnsi="宋体"/>
-                <w:sz w:val="21"/>
-                <w:szCs w:val="21"/>
-              </w:rPr>
-              <w:t>点赞</w:t>
-            </w:r>
-            <w:proofErr w:type="gramEnd"/>
-            <w:r>
-              <w:rPr>
-                <w:rFonts w:ascii="宋体" w:eastAsia="宋体" w:hAnsi="宋体"/>
-                <w:sz w:val="21"/>
-                <w:szCs w:val="21"/>
-              </w:rPr>
-              <w:t>/回</w:t>
+              <w:t>评论区样式、输入框响应与交互按钮（点赞/回</w:t>
             </w:r>
             <w:r>
               <w:rPr>
@@ -5009,34 +4913,7 @@
                 <w:szCs w:val="21"/>
               </w:rPr>
               <w:lastRenderedPageBreak/>
-              <w:t xml:space="preserve">评论树结构设计与 </w:t>
-            </w:r>
-            <w:proofErr w:type="spellStart"/>
-            <w:r>
-              <w:rPr>
-                <w:rFonts w:ascii="宋体" w:eastAsia="宋体" w:hAnsi="宋体"/>
-                <w:sz w:val="21"/>
-                <w:szCs w:val="21"/>
-              </w:rPr>
-              <w:t>parent_id</w:t>
-            </w:r>
-            <w:proofErr w:type="spellEnd"/>
-            <w:r>
-              <w:rPr>
-                <w:rFonts w:ascii="宋体" w:eastAsia="宋体" w:hAnsi="宋体"/>
-                <w:sz w:val="21"/>
-                <w:szCs w:val="21"/>
-              </w:rPr>
-              <w:t xml:space="preserve"> 关联逻辑，</w:t>
-            </w:r>
-            <w:proofErr w:type="gramStart"/>
-            <w:r>
-              <w:rPr>
-                <w:rFonts w:ascii="宋体" w:eastAsia="宋体" w:hAnsi="宋体"/>
-                <w:sz w:val="21"/>
-                <w:szCs w:val="21"/>
-              </w:rPr>
-              <w:t>点赞频</w:t>
+              <w:t>评论树结构设计与 parent_id 关联逻辑，点赞频</w:t>
             </w:r>
             <w:r>
               <w:rPr>
@@ -5045,16 +4922,7 @@
                 <w:szCs w:val="21"/>
               </w:rPr>
               <w:lastRenderedPageBreak/>
-              <w:t>率</w:t>
-            </w:r>
-            <w:proofErr w:type="gramEnd"/>
-            <w:r>
-              <w:rPr>
-                <w:rFonts w:ascii="宋体" w:eastAsia="宋体" w:hAnsi="宋体"/>
-                <w:sz w:val="21"/>
-                <w:szCs w:val="21"/>
-              </w:rPr>
-              <w:t>控制是否合理</w:t>
+              <w:t>率控制是否合理</w:t>
             </w:r>
           </w:p>
         </w:tc>
@@ -5079,25 +4947,7 @@
                 <w:szCs w:val="21"/>
               </w:rPr>
               <w:lastRenderedPageBreak/>
-              <w:t>用户发布评论并收到实时更新，点击</w:t>
-            </w:r>
-            <w:proofErr w:type="gramStart"/>
-            <w:r>
-              <w:rPr>
-                <w:rFonts w:ascii="宋体" w:eastAsia="宋体" w:hAnsi="宋体"/>
-                <w:sz w:val="21"/>
-                <w:szCs w:val="21"/>
-              </w:rPr>
-              <w:t>点赞数</w:t>
-            </w:r>
-            <w:proofErr w:type="gramEnd"/>
-            <w:r>
-              <w:rPr>
-                <w:rFonts w:ascii="宋体" w:eastAsia="宋体" w:hAnsi="宋体"/>
-                <w:sz w:val="21"/>
-                <w:szCs w:val="21"/>
-              </w:rPr>
-              <w:t>即时</w:t>
+              <w:t>用户发布评论并收到实时更新，点击点赞数即时</w:t>
             </w:r>
             <w:r>
               <w:rPr>
@@ -5131,25 +4981,7 @@
                 <w:szCs w:val="21"/>
               </w:rPr>
               <w:lastRenderedPageBreak/>
-              <w:t>空评论、恶意脚本应被过滤，频繁</w:t>
-            </w:r>
-            <w:proofErr w:type="gramStart"/>
-            <w:r>
-              <w:rPr>
-                <w:rFonts w:ascii="宋体" w:eastAsia="宋体" w:hAnsi="宋体"/>
-                <w:sz w:val="21"/>
-                <w:szCs w:val="21"/>
-              </w:rPr>
-              <w:t>点赞应</w:t>
-            </w:r>
-            <w:proofErr w:type="gramEnd"/>
-            <w:r>
-              <w:rPr>
-                <w:rFonts w:ascii="宋体" w:eastAsia="宋体" w:hAnsi="宋体"/>
-                <w:sz w:val="21"/>
-                <w:szCs w:val="21"/>
-              </w:rPr>
-              <w:t>限制频</w:t>
+              <w:t>空评论、恶意脚本应被过滤，频繁点赞应限制频</w:t>
             </w:r>
             <w:r>
               <w:rPr>
@@ -5209,25 +5041,7 @@
                 <w:sz w:val="21"/>
                 <w:szCs w:val="21"/>
               </w:rPr>
-              <w:t>收藏按钮显示、状态切换与个人中心收藏</w:t>
-            </w:r>
-            <w:proofErr w:type="gramStart"/>
-            <w:r>
-              <w:rPr>
-                <w:rFonts w:ascii="宋体" w:eastAsia="宋体" w:hAnsi="宋体"/>
-                <w:sz w:val="21"/>
-                <w:szCs w:val="21"/>
-              </w:rPr>
-              <w:t>页展示</w:t>
-            </w:r>
-            <w:proofErr w:type="gramEnd"/>
-            <w:r>
-              <w:rPr>
-                <w:rFonts w:ascii="宋体" w:eastAsia="宋体" w:hAnsi="宋体"/>
-                <w:sz w:val="21"/>
-                <w:szCs w:val="21"/>
-              </w:rPr>
-              <w:t>是否完整</w:t>
+              <w:t>收藏按钮显示、状态切换与个人中心收藏页展示是否完整</w:t>
             </w:r>
           </w:p>
         </w:tc>
@@ -5349,25 +5163,7 @@
                 <w:sz w:val="21"/>
                 <w:szCs w:val="21"/>
               </w:rPr>
-              <w:t>标签显示样式、搜索输入</w:t>
-            </w:r>
-            <w:proofErr w:type="gramStart"/>
-            <w:r>
-              <w:rPr>
-                <w:rFonts w:ascii="宋体" w:eastAsia="宋体" w:hAnsi="宋体"/>
-                <w:sz w:val="21"/>
-                <w:szCs w:val="21"/>
-              </w:rPr>
-              <w:t>框功能</w:t>
-            </w:r>
-            <w:proofErr w:type="gramEnd"/>
-            <w:r>
-              <w:rPr>
-                <w:rFonts w:ascii="宋体" w:eastAsia="宋体" w:hAnsi="宋体"/>
-                <w:sz w:val="21"/>
-                <w:szCs w:val="21"/>
-              </w:rPr>
-              <w:t>是否直观</w:t>
+              <w:t>标签显示样式、搜索输入框功能是否直观</w:t>
             </w:r>
           </w:p>
         </w:tc>
@@ -5439,25 +5235,7 @@
                 <w:sz w:val="21"/>
                 <w:szCs w:val="21"/>
               </w:rPr>
-              <w:t>测试不存在标签、无效关键词是否返回</w:t>
-            </w:r>
-            <w:proofErr w:type="gramStart"/>
-            <w:r>
-              <w:rPr>
-                <w:rFonts w:ascii="宋体" w:eastAsia="宋体" w:hAnsi="宋体"/>
-                <w:sz w:val="21"/>
-                <w:szCs w:val="21"/>
-              </w:rPr>
-              <w:t>空内容</w:t>
-            </w:r>
-            <w:proofErr w:type="gramEnd"/>
-            <w:r>
-              <w:rPr>
-                <w:rFonts w:ascii="宋体" w:eastAsia="宋体" w:hAnsi="宋体"/>
-                <w:sz w:val="21"/>
-                <w:szCs w:val="21"/>
-              </w:rPr>
-              <w:t>或错误提示</w:t>
+              <w:t>测试不存在标签、无效关键词是否返回空内容或错误提示</w:t>
             </w:r>
           </w:p>
         </w:tc>
@@ -5477,7 +5255,6 @@
                 <w:szCs w:val="21"/>
               </w:rPr>
             </w:pPr>
-            <w:proofErr w:type="gramStart"/>
             <w:r>
               <w:rPr>
                 <w:rFonts w:ascii="宋体" w:eastAsia="宋体" w:hAnsi="宋体"/>
@@ -5486,7 +5263,6 @@
               </w:rPr>
               <w:t>推荐与置顶</w:t>
             </w:r>
-            <w:proofErr w:type="gramEnd"/>
           </w:p>
         </w:tc>
         <w:tc>
@@ -5503,23 +5279,13 @@
                 <w:szCs w:val="21"/>
               </w:rPr>
             </w:pPr>
-            <w:proofErr w:type="gramStart"/>
-            <w:r>
-              <w:rPr>
-                <w:rFonts w:ascii="宋体" w:eastAsia="宋体" w:hAnsi="宋体"/>
-                <w:sz w:val="21"/>
-                <w:szCs w:val="21"/>
-              </w:rPr>
-              <w:t>推荐与置顶</w:t>
-            </w:r>
-            <w:proofErr w:type="gramEnd"/>
-            <w:r>
-              <w:rPr>
-                <w:rFonts w:ascii="宋体" w:eastAsia="宋体" w:hAnsi="宋体"/>
-                <w:sz w:val="21"/>
-                <w:szCs w:val="21"/>
-              </w:rPr>
-              <w:t>标识在列表中是否明显，首页排序是否正确</w:t>
+            <w:r>
+              <w:rPr>
+                <w:rFonts w:ascii="宋体" w:eastAsia="宋体" w:hAnsi="宋体"/>
+                <w:sz w:val="21"/>
+                <w:szCs w:val="21"/>
+              </w:rPr>
+              <w:t>推荐与置顶标识在列表中是否明显，首页排序是否正确</w:t>
             </w:r>
           </w:p>
         </w:tc>
@@ -5543,18 +5309,8 @@
                 <w:sz w:val="21"/>
                 <w:szCs w:val="21"/>
               </w:rPr>
-              <w:t>推荐权重、置顶优先逻辑是否会影响正常排序及分</w:t>
-            </w:r>
-            <w:proofErr w:type="gramStart"/>
-            <w:r>
-              <w:rPr>
-                <w:rFonts w:ascii="宋体" w:eastAsia="宋体" w:hAnsi="宋体"/>
-                <w:sz w:val="21"/>
-                <w:szCs w:val="21"/>
-              </w:rPr>
-              <w:t>页显示</w:t>
-            </w:r>
-            <w:proofErr w:type="gramEnd"/>
+              <w:t>推荐权重、置顶优先逻辑是否会影响正常排序及分页显示</w:t>
+            </w:r>
           </w:p>
         </w:tc>
         <w:tc>
@@ -5601,25 +5357,7 @@
                 <w:sz w:val="21"/>
                 <w:szCs w:val="21"/>
               </w:rPr>
-              <w:t>同时设置多条置顶资讯，检查排序一致性，撤销推荐或置</w:t>
-            </w:r>
-            <w:proofErr w:type="gramStart"/>
-            <w:r>
-              <w:rPr>
-                <w:rFonts w:ascii="宋体" w:eastAsia="宋体" w:hAnsi="宋体"/>
-                <w:sz w:val="21"/>
-                <w:szCs w:val="21"/>
-              </w:rPr>
-              <w:t>顶是否</w:t>
-            </w:r>
-            <w:proofErr w:type="gramEnd"/>
-            <w:r>
-              <w:rPr>
-                <w:rFonts w:ascii="宋体" w:eastAsia="宋体" w:hAnsi="宋体"/>
-                <w:sz w:val="21"/>
-                <w:szCs w:val="21"/>
-              </w:rPr>
-              <w:t>即时更新</w:t>
+              <w:t>同时设置多条置顶资讯，检查排序一致性，撤销推荐或置顶是否即时更新</w:t>
             </w:r>
           </w:p>
         </w:tc>
@@ -5815,25 +5553,7 @@
                 <w:sz w:val="21"/>
                 <w:szCs w:val="21"/>
               </w:rPr>
-              <w:t>表单校验逻辑（数值范围、时间</w:t>
-            </w:r>
-            <w:proofErr w:type="gramStart"/>
-            <w:r>
-              <w:rPr>
-                <w:rFonts w:ascii="宋体" w:eastAsia="宋体" w:hAnsi="宋体"/>
-                <w:sz w:val="21"/>
-                <w:szCs w:val="21"/>
-              </w:rPr>
-              <w:t>戳处理</w:t>
-            </w:r>
-            <w:proofErr w:type="gramEnd"/>
-            <w:r>
-              <w:rPr>
-                <w:rFonts w:ascii="宋体" w:eastAsia="宋体" w:hAnsi="宋体"/>
-                <w:sz w:val="21"/>
-                <w:szCs w:val="21"/>
-              </w:rPr>
-              <w:t>等）是否覆盖主要异常情况</w:t>
+              <w:t>表单校验逻辑（数值范围、时间戳处理等）是否覆盖主要异常情况</w:t>
             </w:r>
           </w:p>
         </w:tc>
@@ -6175,25 +5895,7 @@
                 <w:sz w:val="21"/>
                 <w:szCs w:val="21"/>
               </w:rPr>
-              <w:t>WebSocket 通道建立与断开重</w:t>
-            </w:r>
-            <w:proofErr w:type="gramStart"/>
-            <w:r>
-              <w:rPr>
-                <w:rFonts w:ascii="宋体" w:eastAsia="宋体" w:hAnsi="宋体"/>
-                <w:sz w:val="21"/>
-                <w:szCs w:val="21"/>
-              </w:rPr>
-              <w:t>连机制</w:t>
-            </w:r>
-            <w:proofErr w:type="gramEnd"/>
-            <w:r>
-              <w:rPr>
-                <w:rFonts w:ascii="宋体" w:eastAsia="宋体" w:hAnsi="宋体"/>
-                <w:sz w:val="21"/>
-                <w:szCs w:val="21"/>
-              </w:rPr>
-              <w:t>是否健全</w:t>
+              <w:t>WebSocket 通道建立与断开重连机制是否健全</w:t>
             </w:r>
           </w:p>
         </w:tc>
@@ -6251,25 +5953,7 @@
                 <w:szCs w:val="21"/>
               </w:rPr>
               <w:lastRenderedPageBreak/>
-              <w:t>评论被回复后，实时</w:t>
-            </w:r>
-            <w:proofErr w:type="gramStart"/>
-            <w:r>
-              <w:rPr>
-                <w:rFonts w:ascii="宋体" w:eastAsia="宋体" w:hAnsi="宋体"/>
-                <w:sz w:val="21"/>
-                <w:szCs w:val="21"/>
-              </w:rPr>
-              <w:t>收到弹窗提示</w:t>
-            </w:r>
-            <w:proofErr w:type="gramEnd"/>
-            <w:r>
-              <w:rPr>
-                <w:rFonts w:ascii="宋体" w:eastAsia="宋体" w:hAnsi="宋体"/>
-                <w:sz w:val="21"/>
-                <w:szCs w:val="21"/>
-              </w:rPr>
-              <w:t>，红点标记显</w:t>
+              <w:t>评论被回复后，实时收到弹窗提示，红点标记显</w:t>
             </w:r>
             <w:r>
               <w:rPr>
@@ -6363,25 +6047,7 @@
                 <w:sz w:val="21"/>
                 <w:szCs w:val="21"/>
               </w:rPr>
-              <w:t>消息分</w:t>
-            </w:r>
-            <w:proofErr w:type="gramStart"/>
-            <w:r>
-              <w:rPr>
-                <w:rFonts w:ascii="宋体" w:eastAsia="宋体" w:hAnsi="宋体"/>
-                <w:sz w:val="21"/>
-                <w:szCs w:val="21"/>
-              </w:rPr>
-              <w:t>页展示</w:t>
-            </w:r>
-            <w:proofErr w:type="gramEnd"/>
-            <w:r>
-              <w:rPr>
-                <w:rFonts w:ascii="宋体" w:eastAsia="宋体" w:hAnsi="宋体"/>
-                <w:sz w:val="21"/>
-                <w:szCs w:val="21"/>
-              </w:rPr>
-              <w:t>是否流畅，详情页跳转是否准确</w:t>
+              <w:t>消息分页展示是否流畅，详情页跳转是否准确</w:t>
             </w:r>
           </w:p>
         </w:tc>
@@ -6453,25 +6119,7 @@
                 <w:sz w:val="21"/>
                 <w:szCs w:val="21"/>
               </w:rPr>
-              <w:t>快速翻页操作测试性能，查看历史</w:t>
-            </w:r>
-            <w:proofErr w:type="gramStart"/>
-            <w:r>
-              <w:rPr>
-                <w:rFonts w:ascii="宋体" w:eastAsia="宋体" w:hAnsi="宋体"/>
-                <w:sz w:val="21"/>
-                <w:szCs w:val="21"/>
-              </w:rPr>
-              <w:t>消息时链接应</w:t>
-            </w:r>
-            <w:proofErr w:type="gramEnd"/>
-            <w:r>
-              <w:rPr>
-                <w:rFonts w:ascii="宋体" w:eastAsia="宋体" w:hAnsi="宋体"/>
-                <w:sz w:val="21"/>
-                <w:szCs w:val="21"/>
-              </w:rPr>
-              <w:t>仍可访问</w:t>
+              <w:t>快速翻页操作测试性能，查看历史消息时链接应仍可访问</w:t>
             </w:r>
           </w:p>
         </w:tc>
@@ -6593,25 +6241,7 @@
                 <w:sz w:val="21"/>
                 <w:szCs w:val="21"/>
               </w:rPr>
-              <w:t>中断网络后是否重连、提交</w:t>
-            </w:r>
-            <w:proofErr w:type="gramStart"/>
-            <w:r>
-              <w:rPr>
-                <w:rFonts w:ascii="宋体" w:eastAsia="宋体" w:hAnsi="宋体"/>
-                <w:sz w:val="21"/>
-                <w:szCs w:val="21"/>
-              </w:rPr>
-              <w:t>空问题</w:t>
-            </w:r>
-            <w:proofErr w:type="gramEnd"/>
-            <w:r>
-              <w:rPr>
-                <w:rFonts w:ascii="宋体" w:eastAsia="宋体" w:hAnsi="宋体"/>
-                <w:sz w:val="21"/>
-                <w:szCs w:val="21"/>
-              </w:rPr>
-              <w:t>时系统是否拦截，连续对话记录能否正确保存</w:t>
+              <w:t>中断网络后是否重连、提交空问题时系统是否拦截，连续对话记录能否正确保存</w:t>
             </w:r>
           </w:p>
         </w:tc>
@@ -7099,25 +6729,7 @@
                 <w:sz w:val="21"/>
                 <w:szCs w:val="21"/>
               </w:rPr>
-              <w:t>删除资讯应从前端消失</w:t>
-            </w:r>
-            <w:proofErr w:type="gramStart"/>
-            <w:r>
-              <w:rPr>
-                <w:rFonts w:ascii="宋体" w:eastAsia="宋体" w:hAnsi="宋体"/>
-                <w:sz w:val="21"/>
-                <w:szCs w:val="21"/>
-              </w:rPr>
-              <w:t>且数据</w:t>
-            </w:r>
-            <w:proofErr w:type="gramEnd"/>
-            <w:r>
-              <w:rPr>
-                <w:rFonts w:ascii="宋体" w:eastAsia="宋体" w:hAnsi="宋体"/>
-                <w:sz w:val="21"/>
-                <w:szCs w:val="21"/>
-              </w:rPr>
-              <w:t>移除，编辑后应立即更新展示内容</w:t>
+              <w:t>删除资讯应从前端消失且数据移除，编辑后应立即更新展示内容</w:t>
             </w:r>
           </w:p>
         </w:tc>
@@ -7799,23 +7411,7 @@
           <w:sz w:val="21"/>
           <w:szCs w:val="21"/>
         </w:rPr>
-        <w:t>测试人员根据不同类型的测试用例，手动输入边界数据、无效数据以及正常数据，检查系统是否按照预期响应。接口测试使用 Postman 发送各种请求，验证请求参数和返回结果的正确性。性能测试使用 JMeter 模拟多用户访问接口，观察系统响应时间和并发处理能力。前端页面通过实际点击与操作，验证跳转逻辑、按钮响应、表单校验是否符合设计要求。WebSocket 长连接场景中，通过</w:t>
-      </w:r>
-      <w:proofErr w:type="gramStart"/>
-      <w:r>
-        <w:rPr>
-          <w:sz w:val="21"/>
-          <w:szCs w:val="21"/>
-        </w:rPr>
-        <w:t>断网重连</w:t>
-      </w:r>
-      <w:proofErr w:type="gramEnd"/>
-      <w:r>
-        <w:rPr>
-          <w:sz w:val="21"/>
-          <w:szCs w:val="21"/>
-        </w:rPr>
-        <w:t>、消息发送与接收操作检验连接稳定性与数据同步机制。</w:t>
+        <w:t>测试人员根据不同类型的测试用例，手动输入边界数据、无效数据以及正常数据，检查系统是否按照预期响应。接口测试使用 Postman 发送各种请求，验证请求参数和返回结果的正确性。性能测试使用 JMeter 模拟多用户访问接口，观察系统响应时间和并发处理能力。前端页面通过实际点击与操作，验证跳转逻辑、按钮响应、表单校验是否符合设计要求。WebSocket 长连接场景中，通过断网重连、消息发送与接收操作检验连接稳定性与数据同步机制。</w:t>
       </w:r>
     </w:p>
     <w:p>
@@ -7834,39 +7430,7 @@
           <w:sz w:val="21"/>
           <w:szCs w:val="21"/>
         </w:rPr>
-        <w:t>缺陷发现</w:t>
-      </w:r>
-      <w:proofErr w:type="gramStart"/>
-      <w:r>
-        <w:rPr>
-          <w:sz w:val="21"/>
-          <w:szCs w:val="21"/>
-        </w:rPr>
-        <w:t>后记录至</w:t>
-      </w:r>
-      <w:proofErr w:type="gramEnd"/>
-      <w:r>
-        <w:rPr>
-          <w:sz w:val="21"/>
-          <w:szCs w:val="21"/>
-        </w:rPr>
-        <w:t>缺陷跟踪系统，明确缺陷描述、重现步骤与影响模块，提交</w:t>
-      </w:r>
-      <w:proofErr w:type="gramStart"/>
-      <w:r>
-        <w:rPr>
-          <w:sz w:val="21"/>
-          <w:szCs w:val="21"/>
-        </w:rPr>
-        <w:t>至开发</w:t>
-      </w:r>
-      <w:proofErr w:type="gramEnd"/>
-      <w:r>
-        <w:rPr>
-          <w:sz w:val="21"/>
-          <w:szCs w:val="21"/>
-        </w:rPr>
-        <w:t>人员处理。缺陷修复后再次执行相关测试用例，验证是否恢复正常并观察是否产生新的问题。测试过程保持日志记录与状态更新，确保每一个测试行为均有可溯路径与责任人。各类测试任务按模块和时间分工执行，确保实施过程持续、有序开展。</w:t>
+        <w:t>缺陷发现后记录至缺陷跟踪系统，明确缺陷描述、重现步骤与影响模块，提交至开发人员处理。缺陷修复后再次执行相关测试用例，验证是否恢复正常并观察是否产生新的问题。测试过程保持日志记录与状态更新，确保每一个测试行为均有可溯路径与责任人。各类测试任务按模块和时间分工执行，确保实施过程持续、有序开展。</w:t>
       </w:r>
     </w:p>
     <w:p>
@@ -7960,27 +7524,7 @@
           <w:sz w:val="21"/>
           <w:szCs w:val="21"/>
         </w:rPr>
-        <w:t>所有 IADT 分解中列出的</w:t>
-      </w:r>
-      <w:proofErr w:type="gramStart"/>
-      <w:r>
-        <w:rPr>
-          <w:rFonts w:ascii="宋体" w:eastAsia="宋体" w:hAnsi="宋体" w:cs="宋体"/>
-          <w:kern w:val="0"/>
-          <w:sz w:val="21"/>
-          <w:szCs w:val="21"/>
-        </w:rPr>
-        <w:t>用例均</w:t>
-      </w:r>
-      <w:proofErr w:type="gramEnd"/>
-      <w:r>
-        <w:rPr>
-          <w:rFonts w:ascii="宋体" w:eastAsia="宋体" w:hAnsi="宋体" w:cs="宋体"/>
-          <w:kern w:val="0"/>
-          <w:sz w:val="21"/>
-          <w:szCs w:val="21"/>
-        </w:rPr>
-        <w:t>已执行且结果通过，无阻塞性缺陷（Severity=</w:t>
+        <w:t>所有 IADT 分解中列出的用例均已执行且结果通过，无阻塞性缺陷（Severity=</w:t>
       </w:r>
       <w:r>
         <w:rPr>
@@ -8188,27 +7732,7 @@
           <w:sz w:val="21"/>
           <w:szCs w:val="21"/>
         </w:rPr>
-        <w:t>并发压力测试（1000 RPS）无服务崩溃、内存泄漏或严重超时，核心业务接口（查询列表、健康记录录入）</w:t>
-      </w:r>
-      <w:proofErr w:type="gramStart"/>
-      <w:r>
-        <w:rPr>
-          <w:rFonts w:ascii="宋体" w:eastAsia="宋体" w:hAnsi="宋体" w:cs="宋体"/>
-          <w:kern w:val="0"/>
-          <w:sz w:val="21"/>
-          <w:szCs w:val="21"/>
-        </w:rPr>
-        <w:t>平均响应</w:t>
-      </w:r>
-      <w:proofErr w:type="gramEnd"/>
-      <w:r>
-        <w:rPr>
-          <w:rFonts w:ascii="宋体" w:eastAsia="宋体" w:hAnsi="宋体" w:cs="宋体"/>
-          <w:kern w:val="0"/>
-          <w:sz w:val="21"/>
-          <w:szCs w:val="21"/>
-        </w:rPr>
-        <w:t xml:space="preserve"> ≤ 800ms。</w:t>
+        <w:t>并发压力测试（1000 RPS）无服务崩溃、内存泄漏或严重超时，核心业务接口（查询列表、健康记录录入）平均响应 ≤ 800ms。</w:t>
       </w:r>
     </w:p>
     <w:p>
@@ -8352,9 +7876,20 @@
           <w:sz w:val="21"/>
           <w:szCs w:val="21"/>
         </w:rPr>
-        <w:t>JWT 验证、密码加盐加密（</w:t>
+        <w:t>JWT 验证、密码加盐加密（bcrypt）和 HTTPS 传输生效，通过自动化扫描和手工渗透测试验证。</w:t>
       </w:r>
-      <w:proofErr w:type="spellStart"/>
+    </w:p>
+    <w:p>
+      <w:pPr>
+        <w:spacing w:after="0" w:line="240" w:lineRule="auto"/>
+        <w:ind w:firstLine="360"/>
+        <w:rPr>
+          <w:rFonts w:ascii="宋体" w:eastAsia="宋体" w:hAnsi="宋体" w:cs="宋体" w:hint="eastAsia"/>
+          <w:kern w:val="0"/>
+          <w:sz w:val="21"/>
+          <w:szCs w:val="21"/>
+        </w:rPr>
+      </w:pPr>
       <w:r>
         <w:rPr>
           <w:rFonts w:ascii="宋体" w:eastAsia="宋体" w:hAnsi="宋体" w:cs="宋体"/>
@@ -8362,58 +7897,7 @@
           <w:sz w:val="21"/>
           <w:szCs w:val="21"/>
         </w:rPr>
-        <w:t>bcrypt</w:t>
-      </w:r>
-      <w:proofErr w:type="spellEnd"/>
-      <w:r>
-        <w:rPr>
-          <w:rFonts w:ascii="宋体" w:eastAsia="宋体" w:hAnsi="宋体" w:cs="宋体"/>
-          <w:kern w:val="0"/>
-          <w:sz w:val="21"/>
-          <w:szCs w:val="21"/>
-        </w:rPr>
-        <w:t>）和 HTTPS 传输生效，通过自动化扫描和手工渗透测试验证。</w:t>
-      </w:r>
-    </w:p>
-    <w:p>
-      <w:pPr>
-        <w:spacing w:after="0" w:line="240" w:lineRule="auto"/>
-        <w:ind w:firstLine="360"/>
-        <w:rPr>
-          <w:rFonts w:ascii="宋体" w:eastAsia="宋体" w:hAnsi="宋体" w:cs="宋体" w:hint="eastAsia"/>
-          <w:kern w:val="0"/>
-          <w:sz w:val="21"/>
-          <w:szCs w:val="21"/>
-        </w:rPr>
-      </w:pPr>
-      <w:r>
-        <w:rPr>
-          <w:rFonts w:ascii="宋体" w:eastAsia="宋体" w:hAnsi="宋体" w:cs="宋体"/>
-          <w:kern w:val="0"/>
-          <w:sz w:val="21"/>
-          <w:szCs w:val="21"/>
-        </w:rPr>
-        <w:t>前端单页应用无内存泄漏、路由切换无页面残留、WebSocket 断线重</w:t>
-      </w:r>
-      <w:proofErr w:type="gramStart"/>
-      <w:r>
-        <w:rPr>
-          <w:rFonts w:ascii="宋体" w:eastAsia="宋体" w:hAnsi="宋体" w:cs="宋体"/>
-          <w:kern w:val="0"/>
-          <w:sz w:val="21"/>
-          <w:szCs w:val="21"/>
-        </w:rPr>
-        <w:t>连机制</w:t>
-      </w:r>
-      <w:proofErr w:type="gramEnd"/>
-      <w:r>
-        <w:rPr>
-          <w:rFonts w:ascii="宋体" w:eastAsia="宋体" w:hAnsi="宋体" w:cs="宋体"/>
-          <w:kern w:val="0"/>
-          <w:sz w:val="21"/>
-          <w:szCs w:val="21"/>
-        </w:rPr>
-        <w:t>稳定。</w:t>
+        <w:t>前端单页应用无内存泄漏、路由切换无页面残留、WebSocket 断线重连机制稳定。</w:t>
       </w:r>
     </w:p>
     <w:p>
@@ -8500,47 +7984,7 @@
           <w:sz w:val="21"/>
           <w:szCs w:val="21"/>
         </w:rPr>
-        <w:t>主要页面加载首</w:t>
-      </w:r>
-      <w:proofErr w:type="gramStart"/>
-      <w:r>
-        <w:rPr>
-          <w:rFonts w:ascii="宋体" w:eastAsia="宋体" w:hAnsi="宋体" w:cs="宋体"/>
-          <w:kern w:val="0"/>
-          <w:sz w:val="21"/>
-          <w:szCs w:val="21"/>
-        </w:rPr>
-        <w:t>屏时间</w:t>
-      </w:r>
-      <w:proofErr w:type="gramEnd"/>
-      <w:r>
-        <w:rPr>
-          <w:rFonts w:ascii="宋体" w:eastAsia="宋体" w:hAnsi="宋体" w:cs="宋体"/>
-          <w:kern w:val="0"/>
-          <w:sz w:val="21"/>
-          <w:szCs w:val="21"/>
-        </w:rPr>
-        <w:t xml:space="preserve"> ≤ 1 s，路由切换 ≤ 300 </w:t>
-      </w:r>
-      <w:proofErr w:type="spellStart"/>
-      <w:r>
-        <w:rPr>
-          <w:rFonts w:ascii="宋体" w:eastAsia="宋体" w:hAnsi="宋体" w:cs="宋体"/>
-          <w:kern w:val="0"/>
-          <w:sz w:val="21"/>
-          <w:szCs w:val="21"/>
-        </w:rPr>
-        <w:t>ms</w:t>
-      </w:r>
-      <w:proofErr w:type="spellEnd"/>
-      <w:r>
-        <w:rPr>
-          <w:rFonts w:ascii="宋体" w:eastAsia="宋体" w:hAnsi="宋体" w:cs="宋体"/>
-          <w:kern w:val="0"/>
-          <w:sz w:val="21"/>
-          <w:szCs w:val="21"/>
-        </w:rPr>
-        <w:t>；页面自适应主流</w:t>
+        <w:t>主要页面加载首屏时间 ≤ 1 s，路由切换 ≤ 300 ms；页面自适应主流</w:t>
       </w:r>
       <w:r>
         <w:rPr>
@@ -8686,25 +8130,7 @@
           <w:sz w:val="21"/>
           <w:szCs w:val="21"/>
         </w:rPr>
-        <w:t>功能测试侧重验证系统各模块是否按需求文档正常运行，确保用户登录、数据录入、信息展示等核心功能在各种输入条件下表现一致。性能测试评估系统在不同负载下的响应时间、并发处理能力及资源消耗情况，识别可能存在的性能瓶颈。接口测试关注前后端、系统与第三</w:t>
-      </w:r>
-      <w:proofErr w:type="gramStart"/>
-      <w:r>
-        <w:rPr>
-          <w:rFonts w:ascii="宋体" w:eastAsia="宋体" w:hAnsi="宋体"/>
-          <w:sz w:val="21"/>
-          <w:szCs w:val="21"/>
-        </w:rPr>
-        <w:t>方服务</w:t>
-      </w:r>
-      <w:proofErr w:type="gramEnd"/>
-      <w:r>
-        <w:rPr>
-          <w:rFonts w:ascii="宋体" w:eastAsia="宋体" w:hAnsi="宋体"/>
-          <w:sz w:val="21"/>
-          <w:szCs w:val="21"/>
-        </w:rPr>
-        <w:t>之间的数据交互，确保接口请求格式正确、参数校验到位、返回结果稳定可靠。文档与介质一致性测试用于检查部署系统与说明文档是否一致，保证使用者按照文档步骤能顺利完成安装与操作。自由操作测试在非预设路径下由测试人员随意操作系统，以发现隐藏的异常行为和使用上的不便之处，提高系统的健壮性和用户友好性。</w:t>
+        <w:t>功能测试侧重验证系统各模块是否按需求文档正常运行，确保用户登录、数据录入、信息展示等核心功能在各种输入条件下表现一致。性能测试评估系统在不同负载下的响应时间、并发处理能力及资源消耗情况，识别可能存在的性能瓶颈。接口测试关注前后端、系统与第三方服务之间的数据交互，确保接口请求格式正确、参数校验到位、返回结果稳定可靠。文档与介质一致性测试用于检查部署系统与说明文档是否一致，保证使用者按照文档步骤能顺利完成安装与操作。自由操作测试在非预设路径下由测试人员随意操作系统，以发现隐藏的异常行为和使用上的不便之处，提高系统的健壮性和用户友好性。</w:t>
       </w:r>
     </w:p>
     <w:p>
@@ -10107,23 +9533,13 @@
                 <w:szCs w:val="21"/>
               </w:rPr>
             </w:pPr>
-            <w:proofErr w:type="gramStart"/>
-            <w:r>
-              <w:rPr>
-                <w:rFonts w:ascii="宋体" w:eastAsia="宋体" w:hAnsi="宋体"/>
-                <w:sz w:val="21"/>
-                <w:szCs w:val="21"/>
-              </w:rPr>
-              <w:t>评论区</w:t>
-            </w:r>
-            <w:proofErr w:type="gramEnd"/>
-            <w:r>
-              <w:rPr>
-                <w:rFonts w:ascii="宋体" w:eastAsia="宋体" w:hAnsi="宋体"/>
-                <w:sz w:val="21"/>
-                <w:szCs w:val="21"/>
-              </w:rPr>
-              <w:t>新增该评论，显示用户名与时间</w:t>
+            <w:r>
+              <w:rPr>
+                <w:rFonts w:ascii="宋体" w:eastAsia="宋体" w:hAnsi="宋体"/>
+                <w:sz w:val="21"/>
+                <w:szCs w:val="21"/>
+              </w:rPr>
+              <w:t>评论区新增该评论，显示用户名与时间</w:t>
             </w:r>
           </w:p>
         </w:tc>
@@ -10215,7 +9631,6 @@
                 <w:szCs w:val="21"/>
               </w:rPr>
             </w:pPr>
-            <w:proofErr w:type="gramStart"/>
             <w:r>
               <w:rPr>
                 <w:rFonts w:ascii="宋体" w:eastAsia="宋体" w:hAnsi="宋体"/>
@@ -10224,7 +9639,6 @@
               </w:rPr>
               <w:t>资讯点赞</w:t>
             </w:r>
-            <w:proofErr w:type="gramEnd"/>
           </w:p>
         </w:tc>
         <w:tc>
@@ -10247,18 +9661,8 @@
                 <w:sz w:val="21"/>
                 <w:szCs w:val="21"/>
               </w:rPr>
-              <w:t>点击资讯评论下</w:t>
-            </w:r>
-            <w:proofErr w:type="gramStart"/>
-            <w:r>
-              <w:rPr>
-                <w:rFonts w:ascii="宋体" w:eastAsia="宋体" w:hAnsi="宋体"/>
-                <w:sz w:val="21"/>
-                <w:szCs w:val="21"/>
-              </w:rPr>
-              <w:t>的点赞按钮</w:t>
-            </w:r>
-            <w:proofErr w:type="gramEnd"/>
+              <w:t>点击资讯评论下的点赞按钮</w:t>
+            </w:r>
           </w:p>
         </w:tc>
         <w:tc>
@@ -10275,23 +9679,13 @@
                 <w:szCs w:val="21"/>
               </w:rPr>
             </w:pPr>
-            <w:proofErr w:type="gramStart"/>
-            <w:r>
-              <w:rPr>
-                <w:rFonts w:ascii="宋体" w:eastAsia="宋体" w:hAnsi="宋体"/>
-                <w:sz w:val="21"/>
-                <w:szCs w:val="21"/>
-              </w:rPr>
-              <w:t>点赞数</w:t>
-            </w:r>
-            <w:proofErr w:type="gramEnd"/>
-            <w:r>
-              <w:rPr>
-                <w:rFonts w:ascii="宋体" w:eastAsia="宋体" w:hAnsi="宋体"/>
-                <w:sz w:val="21"/>
-                <w:szCs w:val="21"/>
-              </w:rPr>
-              <w:t>加一，按钮状态变化</w:t>
+            <w:r>
+              <w:rPr>
+                <w:rFonts w:ascii="宋体" w:eastAsia="宋体" w:hAnsi="宋体"/>
+                <w:sz w:val="21"/>
+                <w:szCs w:val="21"/>
+              </w:rPr>
+              <w:t>点赞数加一，按钮状态变化</w:t>
             </w:r>
           </w:p>
         </w:tc>
@@ -10309,23 +9703,13 @@
                 <w:szCs w:val="21"/>
               </w:rPr>
             </w:pPr>
-            <w:proofErr w:type="gramStart"/>
-            <w:r>
-              <w:rPr>
-                <w:rFonts w:ascii="宋体" w:eastAsia="宋体" w:hAnsi="宋体"/>
-                <w:sz w:val="21"/>
-                <w:szCs w:val="21"/>
-              </w:rPr>
-              <w:t>点赞数</w:t>
-            </w:r>
-            <w:proofErr w:type="gramEnd"/>
-            <w:r>
-              <w:rPr>
-                <w:rFonts w:ascii="宋体" w:eastAsia="宋体" w:hAnsi="宋体"/>
-                <w:sz w:val="21"/>
-                <w:szCs w:val="21"/>
-              </w:rPr>
-              <w:t>更新，按钮图标变色</w:t>
+            <w:r>
+              <w:rPr>
+                <w:rFonts w:ascii="宋体" w:eastAsia="宋体" w:hAnsi="宋体"/>
+                <w:sz w:val="21"/>
+                <w:szCs w:val="21"/>
+              </w:rPr>
+              <w:t>点赞数更新，按钮图标变色</w:t>
             </w:r>
           </w:p>
         </w:tc>
@@ -10709,23 +10093,13 @@
                 <w:szCs w:val="21"/>
               </w:rPr>
             </w:pPr>
-            <w:proofErr w:type="gramStart"/>
-            <w:r>
-              <w:rPr>
-                <w:rFonts w:ascii="宋体" w:eastAsia="宋体" w:hAnsi="宋体"/>
-                <w:sz w:val="21"/>
-                <w:szCs w:val="21"/>
-              </w:rPr>
-              <w:t>点击某</w:t>
-            </w:r>
-            <w:proofErr w:type="gramEnd"/>
-            <w:r>
-              <w:rPr>
-                <w:rFonts w:ascii="宋体" w:eastAsia="宋体" w:hAnsi="宋体"/>
-                <w:sz w:val="21"/>
-                <w:szCs w:val="21"/>
-              </w:rPr>
-              <w:t>一资讯标签</w:t>
+            <w:r>
+              <w:rPr>
+                <w:rFonts w:ascii="宋体" w:eastAsia="宋体" w:hAnsi="宋体"/>
+                <w:sz w:val="21"/>
+                <w:szCs w:val="21"/>
+              </w:rPr>
+              <w:t>点击某一资讯标签</w:t>
             </w:r>
           </w:p>
         </w:tc>
@@ -13029,23 +12403,7 @@
               </w:rPr>
             </w:pPr>
             <w:r>
-              <w:t>使用 JMeter 向 /</w:t>
-            </w:r>
-            <w:proofErr w:type="spellStart"/>
-            <w:r>
-              <w:t>api</w:t>
-            </w:r>
-            <w:proofErr w:type="spellEnd"/>
-            <w:r>
-              <w:t xml:space="preserve">/news/list 接口并发发送 100 </w:t>
-            </w:r>
-            <w:proofErr w:type="gramStart"/>
-            <w:r>
-              <w:t>个</w:t>
-            </w:r>
-            <w:proofErr w:type="gramEnd"/>
-            <w:r>
-              <w:t>请求</w:t>
+              <w:t>使用 JMeter 向 /api/news/list 接口并发发送 100 个请求</w:t>
             </w:r>
           </w:p>
         </w:tc>
@@ -13143,15 +12501,7 @@
               </w:rPr>
             </w:pPr>
             <w:r>
-              <w:t>使用 JMeter 模拟 50 用户同时调用 /</w:t>
-            </w:r>
-            <w:proofErr w:type="spellStart"/>
-            <w:r>
-              <w:t>api</w:t>
-            </w:r>
-            <w:proofErr w:type="spellEnd"/>
-            <w:r>
-              <w:t>/user/login 接口</w:t>
+              <w:t>使用 JMeter 模拟 50 用户同时调用 /api/user/login 接口</w:t>
             </w:r>
           </w:p>
         </w:tc>
@@ -13259,15 +12609,7 @@
               </w:rPr>
             </w:pPr>
             <w:r>
-              <w:t>使用 JMeter 循环向 /</w:t>
-            </w:r>
-            <w:proofErr w:type="spellStart"/>
-            <w:r>
-              <w:t>api</w:t>
-            </w:r>
-            <w:proofErr w:type="spellEnd"/>
-            <w:r>
-              <w:t>/ai/chat 提交问题，模拟实时回答</w:t>
+              <w:t>使用 JMeter 循环向 /api/ai/chat 提交问题，模拟实时回答</w:t>
             </w:r>
           </w:p>
         </w:tc>
@@ -13365,15 +12707,7 @@
               </w:rPr>
             </w:pPr>
             <w:r>
-              <w:t>使用 JMeter 向 /</w:t>
-            </w:r>
-            <w:proofErr w:type="spellStart"/>
-            <w:r>
-              <w:t>api</w:t>
-            </w:r>
-            <w:proofErr w:type="spellEnd"/>
-            <w:r>
-              <w:t>/dashboard/overview 接口发送 500 请求</w:t>
+              <w:t>使用 JMeter 向 /api/dashboard/overview 接口发送 500 请求</w:t>
             </w:r>
           </w:p>
         </w:tc>
@@ -13471,15 +12805,7 @@
               </w:rPr>
             </w:pPr>
             <w:r>
-              <w:t>使用 JMeter 向 /</w:t>
-            </w:r>
-            <w:proofErr w:type="spellStart"/>
-            <w:r>
-              <w:t>api</w:t>
-            </w:r>
-            <w:proofErr w:type="spellEnd"/>
-            <w:r>
-              <w:t>/comment/add 同时发送 200 条评论数据请求</w:t>
+              <w:t>使用 JMeter 向 /api/comment/add 同时发送 200 条评论数据请求</w:t>
             </w:r>
           </w:p>
         </w:tc>
@@ -13634,20 +12960,24 @@
       <w:tblPr>
         <w:tblStyle w:val="af2"/>
         <w:tblW w:w="0" w:type="auto"/>
+        <w:tblLayout w:type="fixed"/>
         <w:tblLook w:val="04A0" w:firstRow="1" w:lastRow="0" w:firstColumn="1" w:lastColumn="0" w:noHBand="0" w:noVBand="1"/>
       </w:tblPr>
       <w:tblGrid>
-        <w:gridCol w:w="472"/>
-        <w:gridCol w:w="657"/>
-        <w:gridCol w:w="2977"/>
-        <w:gridCol w:w="1772"/>
-        <w:gridCol w:w="1772"/>
-        <w:gridCol w:w="646"/>
+        <w:gridCol w:w="704"/>
+        <w:gridCol w:w="1134"/>
+        <w:gridCol w:w="2054"/>
+        <w:gridCol w:w="1490"/>
+        <w:gridCol w:w="1701"/>
+        <w:gridCol w:w="1213"/>
       </w:tblGrid>
       <w:tr>
-        <w:tc>
-          <w:tcPr>
-            <w:tcW w:w="0" w:type="auto"/>
+        <w:trPr>
+          <w:cantSplit/>
+        </w:trPr>
+        <w:tc>
+          <w:tcPr>
+            <w:tcW w:w="704" w:type="dxa"/>
             <w:hideMark/>
           </w:tcPr>
           <w:p>
@@ -13675,7 +13005,7 @@
         </w:tc>
         <w:tc>
           <w:tcPr>
-            <w:tcW w:w="657" w:type="dxa"/>
+            <w:tcW w:w="1134" w:type="dxa"/>
             <w:hideMark/>
           </w:tcPr>
           <w:p>
@@ -13703,7 +13033,7 @@
         </w:tc>
         <w:tc>
           <w:tcPr>
-            <w:tcW w:w="2977" w:type="dxa"/>
+            <w:tcW w:w="2054" w:type="dxa"/>
             <w:hideMark/>
           </w:tcPr>
           <w:p>
@@ -13731,7 +13061,7 @@
         </w:tc>
         <w:tc>
           <w:tcPr>
-            <w:tcW w:w="1772" w:type="dxa"/>
+            <w:tcW w:w="1490" w:type="dxa"/>
             <w:hideMark/>
           </w:tcPr>
           <w:p>
@@ -13759,7 +13089,7 @@
         </w:tc>
         <w:tc>
           <w:tcPr>
-            <w:tcW w:w="1772" w:type="dxa"/>
+            <w:tcW w:w="1701" w:type="dxa"/>
             <w:hideMark/>
           </w:tcPr>
           <w:p>
@@ -13787,7 +13117,7 @@
         </w:tc>
         <w:tc>
           <w:tcPr>
-            <w:tcW w:w="646" w:type="dxa"/>
+            <w:tcW w:w="1213" w:type="dxa"/>
             <w:hideMark/>
           </w:tcPr>
           <w:p>
@@ -13815,9 +13145,12 @@
         </w:tc>
       </w:tr>
       <w:tr>
-        <w:tc>
-          <w:tcPr>
-            <w:tcW w:w="0" w:type="auto"/>
+        <w:trPr>
+          <w:cantSplit/>
+        </w:trPr>
+        <w:tc>
+          <w:tcPr>
+            <w:tcW w:w="704" w:type="dxa"/>
             <w:hideMark/>
           </w:tcPr>
           <w:p>
@@ -13841,7 +13174,7 @@
         </w:tc>
         <w:tc>
           <w:tcPr>
-            <w:tcW w:w="657" w:type="dxa"/>
+            <w:tcW w:w="1134" w:type="dxa"/>
             <w:hideMark/>
           </w:tcPr>
           <w:p>
@@ -13865,36 +13198,34 @@
         </w:tc>
         <w:tc>
           <w:tcPr>
-            <w:tcW w:w="2977" w:type="dxa"/>
-            <w:hideMark/>
-          </w:tcPr>
-          <w:p>
-            <w:pPr>
-              <w:spacing w:after="0" w:line="240" w:lineRule="auto"/>
-              <w:rPr>
-                <w:rFonts w:ascii="宋体" w:eastAsia="宋体" w:hAnsi="宋体" w:hint="eastAsia"/>
-                <w:sz w:val="21"/>
-                <w:szCs w:val="21"/>
-              </w:rPr>
-            </w:pPr>
-            <w:r>
-              <w:rPr>
-                <w:rFonts w:ascii="宋体" w:eastAsia="宋体" w:hAnsi="宋体"/>
-                <w:sz w:val="21"/>
-                <w:szCs w:val="21"/>
-              </w:rPr>
-              <w:t>使用 Postman 向 /</w:t>
-            </w:r>
-            <w:proofErr w:type="spellStart"/>
-            <w:r>
-              <w:rPr>
-                <w:rFonts w:ascii="宋体" w:eastAsia="宋体" w:hAnsi="宋体"/>
-                <w:sz w:val="21"/>
-                <w:szCs w:val="21"/>
-              </w:rPr>
-              <w:t>api</w:t>
-            </w:r>
-            <w:proofErr w:type="spellEnd"/>
+            <w:tcW w:w="2054" w:type="dxa"/>
+            <w:hideMark/>
+          </w:tcPr>
+          <w:p>
+            <w:pPr>
+              <w:spacing w:after="0" w:line="240" w:lineRule="auto"/>
+              <w:rPr>
+                <w:rFonts w:ascii="宋体" w:eastAsia="宋体" w:hAnsi="宋体" w:hint="eastAsia"/>
+                <w:sz w:val="21"/>
+                <w:szCs w:val="21"/>
+              </w:rPr>
+            </w:pPr>
+            <w:r>
+              <w:rPr>
+                <w:rFonts w:ascii="宋体" w:eastAsia="宋体" w:hAnsi="宋体"/>
+                <w:sz w:val="21"/>
+                <w:szCs w:val="21"/>
+              </w:rPr>
+              <w:t xml:space="preserve">使用 Postman 向 </w:t>
+            </w:r>
+            <w:r>
+              <w:rPr>
+                <w:rFonts w:ascii="宋体" w:eastAsia="宋体" w:hAnsi="宋体" w:hint="eastAsia"/>
+                <w:sz w:val="21"/>
+                <w:szCs w:val="21"/>
+              </w:rPr>
+              <w:t>api/personal-heath/v1.0</w:t>
+            </w:r>
             <w:r>
               <w:rPr>
                 <w:rFonts w:ascii="宋体" w:eastAsia="宋体" w:hAnsi="宋体"/>
@@ -13923,55 +13254,103 @@
         </w:tc>
         <w:tc>
           <w:tcPr>
-            <w:tcW w:w="1772" w:type="dxa"/>
-            <w:hideMark/>
-          </w:tcPr>
-          <w:p>
-            <w:pPr>
-              <w:spacing w:after="0" w:line="240" w:lineRule="auto"/>
-              <w:rPr>
-                <w:rFonts w:ascii="宋体" w:eastAsia="宋体" w:hAnsi="宋体" w:hint="eastAsia"/>
-                <w:sz w:val="21"/>
-                <w:szCs w:val="21"/>
-              </w:rPr>
-            </w:pPr>
-            <w:r>
-              <w:rPr>
-                <w:rFonts w:ascii="宋体" w:eastAsia="宋体" w:hAnsi="宋体"/>
-                <w:sz w:val="21"/>
-                <w:szCs w:val="21"/>
-              </w:rPr>
-              <w:t>返回 200 状态码，包含 token 字段</w:t>
-            </w:r>
-          </w:p>
-        </w:tc>
-        <w:tc>
-          <w:tcPr>
-            <w:tcW w:w="1772" w:type="dxa"/>
-            <w:hideMark/>
-          </w:tcPr>
-          <w:p>
-            <w:pPr>
-              <w:spacing w:after="0" w:line="240" w:lineRule="auto"/>
-              <w:rPr>
-                <w:rFonts w:ascii="宋体" w:eastAsia="宋体" w:hAnsi="宋体" w:hint="eastAsia"/>
-                <w:sz w:val="21"/>
-                <w:szCs w:val="21"/>
-              </w:rPr>
-            </w:pPr>
-            <w:r>
-              <w:rPr>
-                <w:rFonts w:ascii="宋体" w:eastAsia="宋体" w:hAnsi="宋体"/>
-                <w:sz w:val="21"/>
-                <w:szCs w:val="21"/>
-              </w:rPr>
-              <w:t>状态码 200，响应体中含 token 字段</w:t>
-            </w:r>
-          </w:p>
-        </w:tc>
-        <w:tc>
-          <w:tcPr>
-            <w:tcW w:w="646" w:type="dxa"/>
+            <w:tcW w:w="1490" w:type="dxa"/>
+            <w:hideMark/>
+          </w:tcPr>
+          <w:p>
+            <w:pPr>
+              <w:spacing w:after="0" w:line="240" w:lineRule="auto"/>
+              <w:rPr>
+                <w:rFonts w:ascii="宋体" w:eastAsia="宋体" w:hAnsi="宋体" w:hint="eastAsia"/>
+                <w:sz w:val="21"/>
+                <w:szCs w:val="21"/>
+              </w:rPr>
+            </w:pPr>
+            <w:r>
+              <w:rPr>
+                <w:rFonts w:ascii="宋体" w:eastAsia="宋体" w:hAnsi="宋体"/>
+                <w:sz w:val="21"/>
+                <w:szCs w:val="21"/>
+              </w:rPr>
+              <w:t>返回 200 状态码，包含 token</w:t>
+            </w:r>
+            <w:r>
+              <w:rPr>
+                <w:rFonts w:ascii="宋体" w:eastAsia="宋体" w:hAnsi="宋体" w:hint="eastAsia"/>
+                <w:sz w:val="21"/>
+                <w:szCs w:val="21"/>
+              </w:rPr>
+              <w:t>和</w:t>
+            </w:r>
+            <w:r>
+              <w:rPr>
+                <w:rFonts w:ascii="宋体" w:eastAsia="宋体" w:hAnsi="宋体" w:hint="eastAsia"/>
+                <w:sz w:val="21"/>
+                <w:szCs w:val="21"/>
+              </w:rPr>
+              <w:t>UserRole</w:t>
+            </w:r>
+            <w:r>
+              <w:rPr>
+                <w:rFonts w:ascii="宋体" w:eastAsia="宋体" w:hAnsi="宋体"/>
+                <w:sz w:val="21"/>
+                <w:szCs w:val="21"/>
+              </w:rPr>
+              <w:t>字段</w:t>
+            </w:r>
+          </w:p>
+        </w:tc>
+        <w:tc>
+          <w:tcPr>
+            <w:tcW w:w="1701" w:type="dxa"/>
+            <w:hideMark/>
+          </w:tcPr>
+          <w:p>
+            <w:pPr>
+              <w:spacing w:after="0" w:line="240" w:lineRule="auto"/>
+              <w:rPr>
+                <w:rFonts w:ascii="宋体" w:eastAsia="宋体" w:hAnsi="宋体" w:hint="eastAsia"/>
+                <w:sz w:val="21"/>
+                <w:szCs w:val="21"/>
+              </w:rPr>
+            </w:pPr>
+            <w:r>
+              <w:rPr>
+                <w:rFonts w:ascii="宋体" w:eastAsia="宋体" w:hAnsi="宋体"/>
+                <w:sz w:val="21"/>
+                <w:szCs w:val="21"/>
+              </w:rPr>
+              <w:t>状态码 200，响应体中含 token</w:t>
+            </w:r>
+            <w:r>
+              <w:rPr>
+                <w:rFonts w:ascii="宋体" w:eastAsia="宋体" w:hAnsi="宋体" w:hint="eastAsia"/>
+                <w:sz w:val="21"/>
+                <w:szCs w:val="21"/>
+              </w:rPr>
+              <w:t>和</w:t>
+            </w:r>
+            <w:r>
+              <w:rPr>
+                <w:rFonts w:ascii="宋体" w:eastAsia="宋体" w:hAnsi="宋体" w:hint="eastAsia"/>
+                <w:sz w:val="21"/>
+                <w:szCs w:val="21"/>
+              </w:rPr>
+              <w:t>UserRole</w:t>
+            </w:r>
+            <w:r>
+              <w:rPr>
+                <w:rFonts w:ascii="宋体" w:eastAsia="宋体" w:hAnsi="宋体"/>
+                <w:sz w:val="21"/>
+                <w:szCs w:val="21"/>
+              </w:rPr>
+              <w:t>字段</w:t>
+            </w:r>
+          </w:p>
+        </w:tc>
+        <w:tc>
+          <w:tcPr>
+            <w:tcW w:w="1213" w:type="dxa"/>
             <w:hideMark/>
           </w:tcPr>
           <w:p>
@@ -13995,9 +13374,12 @@
         </w:tc>
       </w:tr>
       <w:tr>
-        <w:tc>
-          <w:tcPr>
-            <w:tcW w:w="0" w:type="auto"/>
+        <w:trPr>
+          <w:cantSplit/>
+        </w:trPr>
+        <w:tc>
+          <w:tcPr>
+            <w:tcW w:w="704" w:type="dxa"/>
             <w:hideMark/>
           </w:tcPr>
           <w:p>
@@ -14021,7 +13403,7 @@
         </w:tc>
         <w:tc>
           <w:tcPr>
-            <w:tcW w:w="657" w:type="dxa"/>
+            <w:tcW w:w="1134" w:type="dxa"/>
             <w:hideMark/>
           </w:tcPr>
           <w:p>
@@ -14045,49 +13427,63 @@
         </w:tc>
         <w:tc>
           <w:tcPr>
-            <w:tcW w:w="2977" w:type="dxa"/>
-            <w:hideMark/>
-          </w:tcPr>
-          <w:p>
-            <w:pPr>
-              <w:spacing w:after="0" w:line="240" w:lineRule="auto"/>
-              <w:rPr>
-                <w:rFonts w:ascii="宋体" w:eastAsia="宋体" w:hAnsi="宋体" w:hint="eastAsia"/>
-                <w:sz w:val="21"/>
-                <w:szCs w:val="21"/>
-              </w:rPr>
-            </w:pPr>
-            <w:r>
-              <w:rPr>
-                <w:rFonts w:ascii="宋体" w:eastAsia="宋体" w:hAnsi="宋体"/>
-                <w:sz w:val="21"/>
-                <w:szCs w:val="21"/>
-              </w:rPr>
-              <w:t>携带 token 向 /</w:t>
-            </w:r>
-            <w:proofErr w:type="spellStart"/>
-            <w:r>
-              <w:rPr>
-                <w:rFonts w:ascii="宋体" w:eastAsia="宋体" w:hAnsi="宋体"/>
-                <w:sz w:val="21"/>
-                <w:szCs w:val="21"/>
-              </w:rPr>
-              <w:t>api</w:t>
-            </w:r>
-            <w:proofErr w:type="spellEnd"/>
-            <w:r>
-              <w:rPr>
-                <w:rFonts w:ascii="宋体" w:eastAsia="宋体" w:hAnsi="宋体"/>
-                <w:sz w:val="21"/>
-                <w:szCs w:val="21"/>
-              </w:rPr>
-              <w:t>/user/info 发送 GET 请求</w:t>
-            </w:r>
-          </w:p>
-        </w:tc>
-        <w:tc>
-          <w:tcPr>
-            <w:tcW w:w="1772" w:type="dxa"/>
+            <w:tcW w:w="2054" w:type="dxa"/>
+            <w:hideMark/>
+          </w:tcPr>
+          <w:p>
+            <w:pPr>
+              <w:spacing w:after="0" w:line="240" w:lineRule="auto"/>
+              <w:rPr>
+                <w:rFonts w:ascii="宋体" w:eastAsia="宋体" w:hAnsi="宋体" w:hint="eastAsia"/>
+                <w:sz w:val="21"/>
+                <w:szCs w:val="21"/>
+              </w:rPr>
+            </w:pPr>
+            <w:r>
+              <w:rPr>
+                <w:rFonts w:ascii="宋体" w:eastAsia="宋体" w:hAnsi="宋体"/>
+                <w:sz w:val="21"/>
+                <w:szCs w:val="21"/>
+              </w:rPr>
+              <w:t xml:space="preserve">携带 token 向 </w:t>
+            </w:r>
+            <w:r>
+              <w:rPr>
+                <w:rFonts w:ascii="宋体" w:eastAsia="宋体" w:hAnsi="宋体" w:hint="eastAsia"/>
+                <w:sz w:val="21"/>
+                <w:szCs w:val="21"/>
+              </w:rPr>
+              <w:t>api/personal-heath/v1.0/</w:t>
+            </w:r>
+            <w:r>
+              <w:rPr>
+                <w:rFonts w:ascii="宋体" w:eastAsia="宋体" w:hAnsi="宋体"/>
+                <w:sz w:val="21"/>
+                <w:szCs w:val="21"/>
+              </w:rPr>
+              <w:t>user/</w:t>
+            </w:r>
+            <w:r>
+              <w:rPr>
+                <w:rFonts w:ascii="宋体" w:eastAsia="宋体" w:hAnsi="宋体" w:hint="eastAsia"/>
+                <w:sz w:val="21"/>
+                <w:szCs w:val="21"/>
+              </w:rPr>
+              <w:t>auth</w:t>
+            </w:r>
+            <w:r>
+              <w:rPr>
+                <w:rFonts w:ascii="宋体" w:eastAsia="宋体" w:hAnsi="宋体"/>
+                <w:sz w:val="21"/>
+                <w:szCs w:val="21"/>
+              </w:rPr>
+              <w:t>发送 GET 请求</w:t>
+            </w:r>
+          </w:p>
+        </w:tc>
+        <w:tc>
+          <w:tcPr>
+            <w:tcW w:w="1490" w:type="dxa"/>
             <w:hideMark/>
           </w:tcPr>
           <w:p>
@@ -14111,7 +13507,7 @@
         </w:tc>
         <w:tc>
           <w:tcPr>
-            <w:tcW w:w="1772" w:type="dxa"/>
+            <w:tcW w:w="1701" w:type="dxa"/>
             <w:hideMark/>
           </w:tcPr>
           <w:p>
@@ -14135,7 +13531,7 @@
         </w:tc>
         <w:tc>
           <w:tcPr>
-            <w:tcW w:w="646" w:type="dxa"/>
+            <w:tcW w:w="1213" w:type="dxa"/>
             <w:hideMark/>
           </w:tcPr>
           <w:p>
@@ -14159,23 +13555,25 @@
         </w:tc>
       </w:tr>
       <w:tr>
-        <w:tc>
-          <w:tcPr>
-            <w:tcW w:w="0" w:type="auto"/>
-            <w:hideMark/>
-          </w:tcPr>
-          <w:p>
-            <w:pPr>
-              <w:spacing w:after="0" w:line="240" w:lineRule="auto"/>
-              <w:rPr>
-                <w:rFonts w:ascii="宋体" w:eastAsia="宋体" w:hAnsi="宋体" w:hint="eastAsia"/>
-                <w:sz w:val="21"/>
-                <w:szCs w:val="21"/>
-              </w:rPr>
-            </w:pPr>
-            <w:r>
-              <w:rPr>
-                <w:rFonts w:ascii="宋体" w:eastAsia="宋体" w:hAnsi="宋体"/>
+        <w:trPr>
+          <w:cantSplit/>
+        </w:trPr>
+        <w:tc>
+          <w:tcPr>
+            <w:tcW w:w="704" w:type="dxa"/>
+          </w:tcPr>
+          <w:p>
+            <w:pPr>
+              <w:spacing w:after="0" w:line="240" w:lineRule="auto"/>
+              <w:rPr>
+                <w:rFonts w:ascii="宋体" w:eastAsia="宋体" w:hAnsi="宋体"/>
+                <w:sz w:val="21"/>
+                <w:szCs w:val="21"/>
+              </w:rPr>
+            </w:pPr>
+            <w:r>
+              <w:rPr>
+                <w:rFonts w:ascii="宋体" w:eastAsia="宋体" w:hAnsi="宋体" w:hint="eastAsia"/>
                 <w:sz w:val="21"/>
                 <w:szCs w:val="21"/>
               </w:rPr>
@@ -14185,135 +13583,144 @@
         </w:tc>
         <w:tc>
           <w:tcPr>
-            <w:tcW w:w="657" w:type="dxa"/>
-            <w:hideMark/>
-          </w:tcPr>
-          <w:p>
-            <w:pPr>
-              <w:spacing w:after="0" w:line="240" w:lineRule="auto"/>
-              <w:rPr>
-                <w:rFonts w:ascii="宋体" w:eastAsia="宋体" w:hAnsi="宋体" w:hint="eastAsia"/>
-                <w:sz w:val="21"/>
-                <w:szCs w:val="21"/>
-              </w:rPr>
-            </w:pPr>
-            <w:r>
-              <w:rPr>
-                <w:rFonts w:ascii="宋体" w:eastAsia="宋体" w:hAnsi="宋体"/>
-                <w:sz w:val="21"/>
-                <w:szCs w:val="21"/>
-              </w:rPr>
-              <w:t>获取未读消息接口</w:t>
-            </w:r>
-          </w:p>
-        </w:tc>
-        <w:tc>
-          <w:tcPr>
-            <w:tcW w:w="2977" w:type="dxa"/>
-            <w:hideMark/>
-          </w:tcPr>
-          <w:p>
-            <w:pPr>
-              <w:spacing w:after="0" w:line="240" w:lineRule="auto"/>
-              <w:rPr>
-                <w:rFonts w:ascii="宋体" w:eastAsia="宋体" w:hAnsi="宋体" w:hint="eastAsia"/>
-                <w:sz w:val="21"/>
-                <w:szCs w:val="21"/>
-              </w:rPr>
-            </w:pPr>
-            <w:r>
-              <w:rPr>
-                <w:rFonts w:ascii="宋体" w:eastAsia="宋体" w:hAnsi="宋体"/>
-                <w:sz w:val="21"/>
-                <w:szCs w:val="21"/>
-              </w:rPr>
-              <w:t>向 /</w:t>
-            </w:r>
-            <w:proofErr w:type="spellStart"/>
-            <w:r>
-              <w:rPr>
-                <w:rFonts w:ascii="宋体" w:eastAsia="宋体" w:hAnsi="宋体"/>
-                <w:sz w:val="21"/>
-                <w:szCs w:val="21"/>
-              </w:rPr>
-              <w:t>api</w:t>
-            </w:r>
-            <w:proofErr w:type="spellEnd"/>
-            <w:r>
-              <w:rPr>
-                <w:rFonts w:ascii="宋体" w:eastAsia="宋体" w:hAnsi="宋体"/>
-                <w:sz w:val="21"/>
-                <w:szCs w:val="21"/>
-              </w:rPr>
-              <w:t>/message/unread 发送 GET 请求，Header 含有效 token</w:t>
-            </w:r>
-          </w:p>
-        </w:tc>
-        <w:tc>
-          <w:tcPr>
-            <w:tcW w:w="1772" w:type="dxa"/>
-            <w:hideMark/>
-          </w:tcPr>
-          <w:p>
-            <w:pPr>
-              <w:spacing w:after="0" w:line="240" w:lineRule="auto"/>
-              <w:rPr>
-                <w:rFonts w:ascii="宋体" w:eastAsia="宋体" w:hAnsi="宋体" w:hint="eastAsia"/>
-                <w:sz w:val="21"/>
-                <w:szCs w:val="21"/>
-              </w:rPr>
-            </w:pPr>
-            <w:r>
-              <w:rPr>
-                <w:rFonts w:ascii="宋体" w:eastAsia="宋体" w:hAnsi="宋体"/>
-                <w:sz w:val="21"/>
-                <w:szCs w:val="21"/>
-              </w:rPr>
-              <w:t>返回状态码 200，消息列表为 JSON 格式，含未读消息数量</w:t>
-            </w:r>
-          </w:p>
-        </w:tc>
-        <w:tc>
-          <w:tcPr>
-            <w:tcW w:w="1772" w:type="dxa"/>
-            <w:hideMark/>
-          </w:tcPr>
-          <w:p>
-            <w:pPr>
-              <w:spacing w:after="0" w:line="240" w:lineRule="auto"/>
-              <w:rPr>
-                <w:rFonts w:ascii="宋体" w:eastAsia="宋体" w:hAnsi="宋体" w:hint="eastAsia"/>
-                <w:sz w:val="21"/>
-                <w:szCs w:val="21"/>
-              </w:rPr>
-            </w:pPr>
-            <w:r>
-              <w:rPr>
-                <w:rFonts w:ascii="宋体" w:eastAsia="宋体" w:hAnsi="宋体"/>
-                <w:sz w:val="21"/>
-                <w:szCs w:val="21"/>
-              </w:rPr>
-              <w:t>返回正常，格式符合预期</w:t>
-            </w:r>
-          </w:p>
-        </w:tc>
-        <w:tc>
-          <w:tcPr>
-            <w:tcW w:w="646" w:type="dxa"/>
-            <w:hideMark/>
-          </w:tcPr>
-          <w:p>
-            <w:pPr>
-              <w:spacing w:after="0" w:line="240" w:lineRule="auto"/>
-              <w:rPr>
-                <w:rFonts w:ascii="宋体" w:eastAsia="宋体" w:hAnsi="宋体" w:hint="eastAsia"/>
-                <w:sz w:val="21"/>
-                <w:szCs w:val="21"/>
-              </w:rPr>
-            </w:pPr>
-            <w:r>
-              <w:rPr>
-                <w:rFonts w:ascii="宋体" w:eastAsia="宋体" w:hAnsi="宋体"/>
+            <w:tcW w:w="1134" w:type="dxa"/>
+          </w:tcPr>
+          <w:p>
+            <w:pPr>
+              <w:spacing w:after="0" w:line="240" w:lineRule="auto"/>
+              <w:rPr>
+                <w:rFonts w:ascii="宋体" w:eastAsia="宋体" w:hAnsi="宋体"/>
+                <w:sz w:val="21"/>
+                <w:szCs w:val="21"/>
+              </w:rPr>
+            </w:pPr>
+            <w:r>
+              <w:rPr>
+                <w:rFonts w:ascii="宋体" w:eastAsia="宋体" w:hAnsi="宋体" w:hint="eastAsia"/>
+                <w:sz w:val="21"/>
+                <w:szCs w:val="21"/>
+              </w:rPr>
+              <w:t>用户注册</w:t>
+            </w:r>
+          </w:p>
+        </w:tc>
+        <w:tc>
+          <w:tcPr>
+            <w:tcW w:w="2054" w:type="dxa"/>
+          </w:tcPr>
+          <w:p>
+            <w:pPr>
+              <w:spacing w:after="0" w:line="240" w:lineRule="auto"/>
+              <w:rPr>
+                <w:rFonts w:ascii="宋体" w:eastAsia="宋体" w:hAnsi="宋体"/>
+                <w:sz w:val="21"/>
+                <w:szCs w:val="21"/>
+              </w:rPr>
+            </w:pPr>
+            <w:r>
+              <w:rPr>
+                <w:rFonts w:ascii="宋体" w:eastAsia="宋体" w:hAnsi="宋体" w:hint="eastAsia"/>
+                <w:sz w:val="21"/>
+                <w:szCs w:val="21"/>
+              </w:rPr>
+              <w:t>向</w:t>
+            </w:r>
+            <w:r>
+              <w:rPr>
+                <w:rFonts w:ascii="宋体" w:eastAsia="宋体" w:hAnsi="宋体" w:hint="eastAsia"/>
+                <w:sz w:val="21"/>
+                <w:szCs w:val="21"/>
+              </w:rPr>
+              <w:t>api/personal-heath/v1.0/</w:t>
+            </w:r>
+            <w:r>
+              <w:rPr>
+                <w:rFonts w:ascii="宋体" w:eastAsia="宋体" w:hAnsi="宋体" w:hint="eastAsia"/>
+                <w:sz w:val="21"/>
+                <w:szCs w:val="21"/>
+              </w:rPr>
+              <w:t>user/</w:t>
+            </w:r>
+            <w:r>
+              <w:rPr>
+                <w:rFonts w:ascii="宋体" w:eastAsia="宋体" w:hAnsi="宋体" w:hint="eastAsia"/>
+                <w:sz w:val="21"/>
+                <w:szCs w:val="21"/>
+              </w:rPr>
+              <w:t>register</w:t>
+            </w:r>
+            <w:r>
+              <w:rPr>
+                <w:rFonts w:ascii="宋体" w:eastAsia="宋体" w:hAnsi="宋体" w:hint="eastAsia"/>
+                <w:sz w:val="21"/>
+                <w:szCs w:val="21"/>
+              </w:rPr>
+              <w:t>发送POST请求，附带用户名，账号，密码等注册信息</w:t>
+            </w:r>
+          </w:p>
+        </w:tc>
+        <w:tc>
+          <w:tcPr>
+            <w:tcW w:w="1490" w:type="dxa"/>
+          </w:tcPr>
+          <w:p>
+            <w:pPr>
+              <w:spacing w:after="0" w:line="240" w:lineRule="auto"/>
+              <w:rPr>
+                <w:rFonts w:ascii="宋体" w:eastAsia="宋体" w:hAnsi="宋体" w:hint="eastAsia"/>
+                <w:sz w:val="21"/>
+                <w:szCs w:val="21"/>
+              </w:rPr>
+            </w:pPr>
+            <w:r>
+              <w:rPr>
+                <w:rFonts w:ascii="宋体" w:eastAsia="宋体" w:hAnsi="宋体" w:hint="eastAsia"/>
+                <w:sz w:val="21"/>
+                <w:szCs w:val="21"/>
+              </w:rPr>
+              <w:t>注册成功返回200状态码，如果传入的账号已经使用过账号则返回400并附带错误原因</w:t>
+            </w:r>
+          </w:p>
+        </w:tc>
+        <w:tc>
+          <w:tcPr>
+            <w:tcW w:w="1701" w:type="dxa"/>
+          </w:tcPr>
+          <w:p>
+            <w:pPr>
+              <w:spacing w:after="0" w:line="240" w:lineRule="auto"/>
+              <w:rPr>
+                <w:rFonts w:ascii="宋体" w:eastAsia="宋体" w:hAnsi="宋体"/>
+                <w:sz w:val="21"/>
+                <w:szCs w:val="21"/>
+              </w:rPr>
+            </w:pPr>
+            <w:r>
+              <w:rPr>
+                <w:rFonts w:ascii="宋体" w:eastAsia="宋体" w:hAnsi="宋体" w:hint="eastAsia"/>
+                <w:sz w:val="21"/>
+                <w:szCs w:val="21"/>
+              </w:rPr>
+              <w:t>注册成功和注册失败与期望输出的返回一致</w:t>
+            </w:r>
+          </w:p>
+        </w:tc>
+        <w:tc>
+          <w:tcPr>
+            <w:tcW w:w="1213" w:type="dxa"/>
+          </w:tcPr>
+          <w:p>
+            <w:pPr>
+              <w:spacing w:after="0" w:line="240" w:lineRule="auto"/>
+              <w:rPr>
+                <w:rFonts w:ascii="宋体" w:eastAsia="宋体" w:hAnsi="宋体"/>
+                <w:sz w:val="21"/>
+                <w:szCs w:val="21"/>
+              </w:rPr>
+            </w:pPr>
+            <w:r>
+              <w:rPr>
+                <w:rFonts w:ascii="宋体" w:eastAsia="宋体" w:hAnsi="宋体" w:hint="eastAsia"/>
                 <w:sz w:val="21"/>
                 <w:szCs w:val="21"/>
               </w:rPr>
@@ -14323,165 +13730,197 @@
         </w:tc>
       </w:tr>
       <w:tr>
-        <w:tc>
-          <w:tcPr>
-            <w:tcW w:w="0" w:type="auto"/>
-            <w:hideMark/>
-          </w:tcPr>
-          <w:p>
-            <w:pPr>
-              <w:spacing w:after="0" w:line="240" w:lineRule="auto"/>
-              <w:rPr>
-                <w:rFonts w:ascii="宋体" w:eastAsia="宋体" w:hAnsi="宋体" w:hint="eastAsia"/>
-                <w:sz w:val="21"/>
-                <w:szCs w:val="21"/>
-              </w:rPr>
-            </w:pPr>
-            <w:r>
-              <w:rPr>
-                <w:rFonts w:ascii="宋体" w:eastAsia="宋体" w:hAnsi="宋体"/>
-                <w:sz w:val="21"/>
-                <w:szCs w:val="21"/>
-              </w:rPr>
+        <w:trPr>
+          <w:cantSplit/>
+        </w:trPr>
+        <w:tc>
+          <w:tcPr>
+            <w:tcW w:w="704" w:type="dxa"/>
+            <w:hideMark/>
+          </w:tcPr>
+          <w:p>
+            <w:pPr>
+              <w:spacing w:after="0" w:line="240" w:lineRule="auto"/>
+              <w:rPr>
+                <w:rFonts w:ascii="宋体" w:eastAsia="宋体" w:hAnsi="宋体" w:hint="eastAsia"/>
+                <w:sz w:val="21"/>
+                <w:szCs w:val="21"/>
+              </w:rPr>
+            </w:pPr>
+            <w:r>
+              <w:rPr>
+                <w:rFonts w:ascii="宋体" w:eastAsia="宋体" w:hAnsi="宋体" w:hint="eastAsia"/>
+                <w:sz w:val="21"/>
+                <w:szCs w:val="21"/>
+              </w:rPr>
+              <w:lastRenderedPageBreak/>
               <w:t>4</w:t>
             </w:r>
           </w:p>
         </w:tc>
         <w:tc>
           <w:tcPr>
-            <w:tcW w:w="657" w:type="dxa"/>
-            <w:hideMark/>
-          </w:tcPr>
-          <w:p>
-            <w:pPr>
-              <w:spacing w:after="0" w:line="240" w:lineRule="auto"/>
-              <w:rPr>
-                <w:rFonts w:ascii="宋体" w:eastAsia="宋体" w:hAnsi="宋体" w:hint="eastAsia"/>
-                <w:sz w:val="21"/>
-                <w:szCs w:val="21"/>
-              </w:rPr>
-            </w:pPr>
-            <w:r>
-              <w:rPr>
-                <w:rFonts w:ascii="宋体" w:eastAsia="宋体" w:hAnsi="宋体"/>
-                <w:sz w:val="21"/>
-                <w:szCs w:val="21"/>
-              </w:rPr>
-              <w:t>标记消息已读接口</w:t>
-            </w:r>
-          </w:p>
-        </w:tc>
-        <w:tc>
-          <w:tcPr>
-            <w:tcW w:w="2977" w:type="dxa"/>
-            <w:hideMark/>
-          </w:tcPr>
-          <w:p>
-            <w:pPr>
-              <w:spacing w:after="0" w:line="240" w:lineRule="auto"/>
-              <w:rPr>
-                <w:rFonts w:ascii="宋体" w:eastAsia="宋体" w:hAnsi="宋体" w:hint="eastAsia"/>
-                <w:sz w:val="21"/>
-                <w:szCs w:val="21"/>
-              </w:rPr>
-            </w:pPr>
-            <w:r>
-              <w:rPr>
-                <w:rFonts w:ascii="宋体" w:eastAsia="宋体" w:hAnsi="宋体"/>
-                <w:sz w:val="21"/>
-                <w:szCs w:val="21"/>
-              </w:rPr>
-              <w:t>向 /</w:t>
-            </w:r>
-            <w:proofErr w:type="spellStart"/>
-            <w:r>
-              <w:rPr>
-                <w:rFonts w:ascii="宋体" w:eastAsia="宋体" w:hAnsi="宋体"/>
-                <w:sz w:val="21"/>
-                <w:szCs w:val="21"/>
-              </w:rPr>
-              <w:t>api</w:t>
-            </w:r>
-            <w:proofErr w:type="spellEnd"/>
-            <w:r>
-              <w:rPr>
-                <w:rFonts w:ascii="宋体" w:eastAsia="宋体" w:hAnsi="宋体"/>
-                <w:sz w:val="21"/>
-                <w:szCs w:val="21"/>
-              </w:rPr>
-              <w:t xml:space="preserve">/message/mark-read 发送 PUT 请求，Body </w:t>
-            </w:r>
-            <w:proofErr w:type="gramStart"/>
-            <w:r>
-              <w:rPr>
-                <w:rFonts w:ascii="宋体" w:eastAsia="宋体" w:hAnsi="宋体"/>
-                <w:sz w:val="21"/>
-                <w:szCs w:val="21"/>
-              </w:rPr>
-              <w:t>含消息</w:t>
-            </w:r>
-            <w:proofErr w:type="gramEnd"/>
-            <w:r>
-              <w:rPr>
-                <w:rFonts w:ascii="宋体" w:eastAsia="宋体" w:hAnsi="宋体"/>
-                <w:sz w:val="21"/>
-                <w:szCs w:val="21"/>
-              </w:rPr>
-              <w:t xml:space="preserve"> ID</w:t>
-            </w:r>
-          </w:p>
-        </w:tc>
-        <w:tc>
-          <w:tcPr>
-            <w:tcW w:w="1772" w:type="dxa"/>
-            <w:hideMark/>
-          </w:tcPr>
-          <w:p>
-            <w:pPr>
-              <w:spacing w:after="0" w:line="240" w:lineRule="auto"/>
-              <w:rPr>
-                <w:rFonts w:ascii="宋体" w:eastAsia="宋体" w:hAnsi="宋体" w:hint="eastAsia"/>
-                <w:sz w:val="21"/>
-                <w:szCs w:val="21"/>
-              </w:rPr>
-            </w:pPr>
-            <w:r>
-              <w:rPr>
-                <w:rFonts w:ascii="宋体" w:eastAsia="宋体" w:hAnsi="宋体"/>
-                <w:sz w:val="21"/>
-                <w:szCs w:val="21"/>
-              </w:rPr>
-              <w:t>返回操作成功提示，状态码 200</w:t>
-            </w:r>
-          </w:p>
-        </w:tc>
-        <w:tc>
-          <w:tcPr>
-            <w:tcW w:w="1772" w:type="dxa"/>
-            <w:hideMark/>
-          </w:tcPr>
-          <w:p>
-            <w:pPr>
-              <w:spacing w:after="0" w:line="240" w:lineRule="auto"/>
-              <w:rPr>
-                <w:rFonts w:ascii="宋体" w:eastAsia="宋体" w:hAnsi="宋体" w:hint="eastAsia"/>
-                <w:sz w:val="21"/>
-                <w:szCs w:val="21"/>
-              </w:rPr>
-            </w:pPr>
-            <w:r>
-              <w:rPr>
-                <w:rFonts w:ascii="宋体" w:eastAsia="宋体" w:hAnsi="宋体"/>
-                <w:sz w:val="21"/>
-                <w:szCs w:val="21"/>
-              </w:rPr>
-              <w:t>提示“消息已标记为已读”，状态码 200</w:t>
-            </w:r>
-          </w:p>
-        </w:tc>
-        <w:tc>
-          <w:tcPr>
-            <w:tcW w:w="646" w:type="dxa"/>
+            <w:tcW w:w="1134" w:type="dxa"/>
+            <w:hideMark/>
+          </w:tcPr>
+          <w:p>
+            <w:pPr>
+              <w:spacing w:after="0" w:line="240" w:lineRule="auto"/>
+              <w:rPr>
+                <w:rFonts w:ascii="宋体" w:eastAsia="宋体" w:hAnsi="宋体" w:hint="eastAsia"/>
+                <w:sz w:val="21"/>
+                <w:szCs w:val="21"/>
+              </w:rPr>
+            </w:pPr>
+            <w:r>
+              <w:rPr>
+                <w:rFonts w:ascii="宋体" w:eastAsia="宋体" w:hAnsi="宋体" w:hint="eastAsia"/>
+                <w:sz w:val="21"/>
+                <w:szCs w:val="21"/>
+              </w:rPr>
+              <w:t>查询消息</w:t>
+            </w:r>
+          </w:p>
+        </w:tc>
+        <w:tc>
+          <w:tcPr>
+            <w:tcW w:w="2054" w:type="dxa"/>
+            <w:hideMark/>
+          </w:tcPr>
+          <w:p>
+            <w:pPr>
+              <w:spacing w:after="0" w:line="240" w:lineRule="auto"/>
+              <w:rPr>
+                <w:rFonts w:ascii="宋体" w:eastAsia="宋体" w:hAnsi="宋体" w:hint="eastAsia"/>
+                <w:sz w:val="21"/>
+                <w:szCs w:val="21"/>
+              </w:rPr>
+            </w:pPr>
+            <w:r>
+              <w:rPr>
+                <w:rFonts w:ascii="宋体" w:eastAsia="宋体" w:hAnsi="宋体"/>
+                <w:sz w:val="21"/>
+                <w:szCs w:val="21"/>
+              </w:rPr>
+              <w:t xml:space="preserve">向 </w:t>
+            </w:r>
+            <w:r>
+              <w:rPr>
+                <w:rFonts w:ascii="宋体" w:eastAsia="宋体" w:hAnsi="宋体" w:hint="eastAsia"/>
+                <w:sz w:val="21"/>
+                <w:szCs w:val="21"/>
+              </w:rPr>
+              <w:t>api/personal-heath/v1.0/</w:t>
+            </w:r>
+            <w:r>
+              <w:rPr>
+                <w:rFonts w:ascii="宋体" w:eastAsia="宋体" w:hAnsi="宋体"/>
+                <w:sz w:val="21"/>
+                <w:szCs w:val="21"/>
+              </w:rPr>
+              <w:t>message/</w:t>
+            </w:r>
+            <w:r>
+              <w:rPr>
+                <w:rFonts w:ascii="宋体" w:eastAsia="宋体" w:hAnsi="宋体" w:hint="eastAsia"/>
+                <w:sz w:val="21"/>
+                <w:szCs w:val="21"/>
+              </w:rPr>
+              <w:t>query</w:t>
+            </w:r>
+            <w:r>
+              <w:rPr>
+                <w:rFonts w:ascii="宋体" w:eastAsia="宋体" w:hAnsi="宋体"/>
+                <w:sz w:val="21"/>
+                <w:szCs w:val="21"/>
+              </w:rPr>
+              <w:t xml:space="preserve"> 发送 </w:t>
+            </w:r>
+            <w:r>
+              <w:rPr>
+                <w:rFonts w:ascii="宋体" w:eastAsia="宋体" w:hAnsi="宋体" w:hint="eastAsia"/>
+                <w:sz w:val="21"/>
+                <w:szCs w:val="21"/>
+              </w:rPr>
+              <w:t>POST</w:t>
+            </w:r>
+            <w:r>
+              <w:rPr>
+                <w:rFonts w:ascii="宋体" w:eastAsia="宋体" w:hAnsi="宋体"/>
+                <w:sz w:val="21"/>
+                <w:szCs w:val="21"/>
+              </w:rPr>
+              <w:t xml:space="preserve"> 请求，Header 含有效 token</w:t>
+            </w:r>
+            <w:r>
+              <w:rPr>
+                <w:rFonts w:ascii="宋体" w:eastAsia="宋体" w:hAnsi="宋体" w:hint="eastAsia"/>
+                <w:sz w:val="21"/>
+                <w:szCs w:val="21"/>
+              </w:rPr>
+              <w:t>，Body包含查询条件（如消息类型，是否已读）</w:t>
+            </w:r>
+          </w:p>
+        </w:tc>
+        <w:tc>
+          <w:tcPr>
+            <w:tcW w:w="1490" w:type="dxa"/>
+            <w:hideMark/>
+          </w:tcPr>
+          <w:p>
+            <w:pPr>
+              <w:spacing w:after="0" w:line="240" w:lineRule="auto"/>
+              <w:rPr>
+                <w:rFonts w:ascii="宋体" w:eastAsia="宋体" w:hAnsi="宋体" w:hint="eastAsia"/>
+                <w:sz w:val="21"/>
+                <w:szCs w:val="21"/>
+              </w:rPr>
+            </w:pPr>
+            <w:r>
+              <w:rPr>
+                <w:rFonts w:ascii="宋体" w:eastAsia="宋体" w:hAnsi="宋体"/>
+                <w:sz w:val="21"/>
+                <w:szCs w:val="21"/>
+              </w:rPr>
+              <w:t>返回状态码 200，消息列表为 JSON 格式，含</w:t>
+            </w:r>
+            <w:r>
+              <w:rPr>
+                <w:rFonts w:ascii="宋体" w:eastAsia="宋体" w:hAnsi="宋体" w:hint="eastAsia"/>
+                <w:sz w:val="21"/>
+                <w:szCs w:val="21"/>
+              </w:rPr>
+              <w:t>满足条件的所有消息</w:t>
+            </w:r>
+          </w:p>
+        </w:tc>
+        <w:tc>
+          <w:tcPr>
+            <w:tcW w:w="1701" w:type="dxa"/>
+            <w:hideMark/>
+          </w:tcPr>
+          <w:p>
+            <w:pPr>
+              <w:spacing w:after="0" w:line="240" w:lineRule="auto"/>
+              <w:rPr>
+                <w:rFonts w:ascii="宋体" w:eastAsia="宋体" w:hAnsi="宋体" w:hint="eastAsia"/>
+                <w:sz w:val="21"/>
+                <w:szCs w:val="21"/>
+              </w:rPr>
+            </w:pPr>
+            <w:r>
+              <w:rPr>
+                <w:rFonts w:ascii="宋体" w:eastAsia="宋体" w:hAnsi="宋体"/>
+                <w:sz w:val="21"/>
+                <w:szCs w:val="21"/>
+              </w:rPr>
+              <w:t>返回正常，格式符合预期</w:t>
+            </w:r>
+          </w:p>
+        </w:tc>
+        <w:tc>
+          <w:tcPr>
+            <w:tcW w:w="1213" w:type="dxa"/>
             <w:hideMark/>
           </w:tcPr>
           <w:p>
@@ -14505,23 +13944,26 @@
         </w:tc>
       </w:tr>
       <w:tr>
-        <w:tc>
-          <w:tcPr>
-            <w:tcW w:w="0" w:type="auto"/>
-            <w:hideMark/>
-          </w:tcPr>
-          <w:p>
-            <w:pPr>
-              <w:spacing w:after="0" w:line="240" w:lineRule="auto"/>
-              <w:rPr>
-                <w:rFonts w:ascii="宋体" w:eastAsia="宋体" w:hAnsi="宋体" w:hint="eastAsia"/>
-                <w:sz w:val="21"/>
-                <w:szCs w:val="21"/>
-              </w:rPr>
-            </w:pPr>
-            <w:r>
-              <w:rPr>
-                <w:rFonts w:ascii="宋体" w:eastAsia="宋体" w:hAnsi="宋体"/>
+        <w:trPr>
+          <w:cantSplit/>
+        </w:trPr>
+        <w:tc>
+          <w:tcPr>
+            <w:tcW w:w="704" w:type="dxa"/>
+            <w:hideMark/>
+          </w:tcPr>
+          <w:p>
+            <w:pPr>
+              <w:spacing w:after="0" w:line="240" w:lineRule="auto"/>
+              <w:rPr>
+                <w:rFonts w:ascii="宋体" w:eastAsia="宋体" w:hAnsi="宋体" w:hint="eastAsia"/>
+                <w:sz w:val="21"/>
+                <w:szCs w:val="21"/>
+              </w:rPr>
+            </w:pPr>
+            <w:r>
+              <w:rPr>
+                <w:rFonts w:ascii="宋体" w:eastAsia="宋体" w:hAnsi="宋体" w:hint="eastAsia"/>
                 <w:sz w:val="21"/>
                 <w:szCs w:val="21"/>
               </w:rPr>
@@ -14531,139 +13973,161 @@
         </w:tc>
         <w:tc>
           <w:tcPr>
-            <w:tcW w:w="657" w:type="dxa"/>
-            <w:hideMark/>
-          </w:tcPr>
-          <w:p>
-            <w:pPr>
-              <w:spacing w:after="0" w:line="240" w:lineRule="auto"/>
-              <w:rPr>
-                <w:rFonts w:ascii="宋体" w:eastAsia="宋体" w:hAnsi="宋体" w:hint="eastAsia"/>
-                <w:sz w:val="21"/>
-                <w:szCs w:val="21"/>
-              </w:rPr>
-            </w:pPr>
-            <w:r>
-              <w:rPr>
-                <w:rFonts w:ascii="宋体" w:eastAsia="宋体" w:hAnsi="宋体"/>
-                <w:sz w:val="21"/>
-                <w:szCs w:val="21"/>
-              </w:rPr>
-              <w:t>发布健康资讯接口</w:t>
-            </w:r>
-          </w:p>
-        </w:tc>
-        <w:tc>
-          <w:tcPr>
-            <w:tcW w:w="2977" w:type="dxa"/>
-            <w:hideMark/>
-          </w:tcPr>
-          <w:p>
-            <w:pPr>
-              <w:spacing w:after="0" w:line="240" w:lineRule="auto"/>
-              <w:rPr>
-                <w:rFonts w:ascii="宋体" w:eastAsia="宋体" w:hAnsi="宋体" w:hint="eastAsia"/>
-                <w:sz w:val="21"/>
-                <w:szCs w:val="21"/>
-              </w:rPr>
-            </w:pPr>
-            <w:r>
-              <w:rPr>
-                <w:rFonts w:ascii="宋体" w:eastAsia="宋体" w:hAnsi="宋体"/>
-                <w:sz w:val="21"/>
-                <w:szCs w:val="21"/>
-              </w:rPr>
-              <w:t>管理员登录后向 /</w:t>
-            </w:r>
-            <w:proofErr w:type="spellStart"/>
-            <w:r>
-              <w:rPr>
-                <w:rFonts w:ascii="宋体" w:eastAsia="宋体" w:hAnsi="宋体"/>
-                <w:sz w:val="21"/>
-                <w:szCs w:val="21"/>
-              </w:rPr>
-              <w:t>api</w:t>
-            </w:r>
-            <w:proofErr w:type="spellEnd"/>
-            <w:r>
-              <w:rPr>
-                <w:rFonts w:ascii="宋体" w:eastAsia="宋体" w:hAnsi="宋体"/>
-                <w:sz w:val="21"/>
-                <w:szCs w:val="21"/>
-              </w:rPr>
-              <w:t>/news/create 发送 POST 请求，含资讯标题和内容</w:t>
-            </w:r>
-          </w:p>
-        </w:tc>
-        <w:tc>
-          <w:tcPr>
-            <w:tcW w:w="1772" w:type="dxa"/>
-            <w:hideMark/>
-          </w:tcPr>
-          <w:p>
-            <w:pPr>
-              <w:spacing w:after="0" w:line="240" w:lineRule="auto"/>
-              <w:rPr>
-                <w:rFonts w:ascii="宋体" w:eastAsia="宋体" w:hAnsi="宋体" w:hint="eastAsia"/>
-                <w:sz w:val="21"/>
-                <w:szCs w:val="21"/>
-              </w:rPr>
-            </w:pPr>
-            <w:r>
-              <w:rPr>
-                <w:rFonts w:ascii="宋体" w:eastAsia="宋体" w:hAnsi="宋体"/>
-                <w:sz w:val="21"/>
-                <w:szCs w:val="21"/>
-              </w:rPr>
-              <w:t>返回创建成功提示，状态码 200，</w:t>
-            </w:r>
-            <w:proofErr w:type="gramStart"/>
-            <w:r>
-              <w:rPr>
-                <w:rFonts w:ascii="宋体" w:eastAsia="宋体" w:hAnsi="宋体"/>
-                <w:sz w:val="21"/>
-                <w:szCs w:val="21"/>
-              </w:rPr>
-              <w:t>响应体含资讯</w:t>
-            </w:r>
-            <w:proofErr w:type="gramEnd"/>
-            <w:r>
-              <w:rPr>
-                <w:rFonts w:ascii="宋体" w:eastAsia="宋体" w:hAnsi="宋体"/>
-                <w:sz w:val="21"/>
-                <w:szCs w:val="21"/>
-              </w:rPr>
-              <w:t xml:space="preserve"> ID</w:t>
-            </w:r>
-          </w:p>
-        </w:tc>
-        <w:tc>
-          <w:tcPr>
-            <w:tcW w:w="1772" w:type="dxa"/>
-            <w:hideMark/>
-          </w:tcPr>
-          <w:p>
-            <w:pPr>
-              <w:spacing w:after="0" w:line="240" w:lineRule="auto"/>
-              <w:rPr>
-                <w:rFonts w:ascii="宋体" w:eastAsia="宋体" w:hAnsi="宋体" w:hint="eastAsia"/>
-                <w:sz w:val="21"/>
-                <w:szCs w:val="21"/>
-              </w:rPr>
-            </w:pPr>
-            <w:r>
-              <w:rPr>
-                <w:rFonts w:ascii="宋体" w:eastAsia="宋体" w:hAnsi="宋体"/>
-                <w:sz w:val="21"/>
-                <w:szCs w:val="21"/>
-              </w:rPr>
-              <w:t>创建成功，返回新建资讯 ID</w:t>
-            </w:r>
-          </w:p>
-        </w:tc>
-        <w:tc>
-          <w:tcPr>
-            <w:tcW w:w="646" w:type="dxa"/>
+            <w:tcW w:w="1134" w:type="dxa"/>
+            <w:hideMark/>
+          </w:tcPr>
+          <w:p>
+            <w:pPr>
+              <w:spacing w:after="0" w:line="240" w:lineRule="auto"/>
+              <w:rPr>
+                <w:rFonts w:ascii="宋体" w:eastAsia="宋体" w:hAnsi="宋体"/>
+                <w:sz w:val="21"/>
+                <w:szCs w:val="21"/>
+              </w:rPr>
+            </w:pPr>
+            <w:r>
+              <w:rPr>
+                <w:rFonts w:ascii="宋体" w:eastAsia="宋体" w:hAnsi="宋体"/>
+                <w:sz w:val="21"/>
+                <w:szCs w:val="21"/>
+              </w:rPr>
+              <w:t>标记</w:t>
+            </w:r>
+          </w:p>
+          <w:p>
+            <w:pPr>
+              <w:spacing w:after="0" w:line="240" w:lineRule="auto"/>
+              <w:rPr>
+                <w:rFonts w:ascii="宋体" w:eastAsia="宋体" w:hAnsi="宋体" w:hint="eastAsia"/>
+                <w:sz w:val="21"/>
+                <w:szCs w:val="21"/>
+              </w:rPr>
+            </w:pPr>
+            <w:r>
+              <w:rPr>
+                <w:rFonts w:ascii="宋体" w:eastAsia="宋体" w:hAnsi="宋体" w:hint="eastAsia"/>
+                <w:sz w:val="21"/>
+                <w:szCs w:val="21"/>
+              </w:rPr>
+              <w:t>全部</w:t>
+            </w:r>
+            <w:r>
+              <w:rPr>
+                <w:rFonts w:ascii="宋体" w:eastAsia="宋体" w:hAnsi="宋体"/>
+                <w:sz w:val="21"/>
+                <w:szCs w:val="21"/>
+              </w:rPr>
+              <w:t>消息已读</w:t>
+            </w:r>
+          </w:p>
+        </w:tc>
+        <w:tc>
+          <w:tcPr>
+            <w:tcW w:w="2054" w:type="dxa"/>
+            <w:hideMark/>
+          </w:tcPr>
+          <w:p>
+            <w:pPr>
+              <w:spacing w:after="0" w:line="240" w:lineRule="auto"/>
+              <w:rPr>
+                <w:rFonts w:ascii="宋体" w:eastAsia="宋体" w:hAnsi="宋体" w:hint="eastAsia"/>
+                <w:sz w:val="21"/>
+                <w:szCs w:val="21"/>
+              </w:rPr>
+            </w:pPr>
+            <w:r>
+              <w:rPr>
+                <w:rFonts w:ascii="宋体" w:eastAsia="宋体" w:hAnsi="宋体"/>
+                <w:sz w:val="21"/>
+                <w:szCs w:val="21"/>
+              </w:rPr>
+              <w:t xml:space="preserve">向 </w:t>
+            </w:r>
+            <w:r>
+              <w:rPr>
+                <w:rFonts w:ascii="宋体" w:eastAsia="宋体" w:hAnsi="宋体" w:hint="eastAsia"/>
+                <w:sz w:val="21"/>
+                <w:szCs w:val="21"/>
+              </w:rPr>
+              <w:t>api/personal-heath/v1.0/</w:t>
+            </w:r>
+            <w:r>
+              <w:rPr>
+                <w:rFonts w:ascii="宋体" w:eastAsia="宋体" w:hAnsi="宋体"/>
+                <w:sz w:val="21"/>
+                <w:szCs w:val="21"/>
+              </w:rPr>
+              <w:t>message/mark-read 发送 PUT 请求，</w:t>
+            </w:r>
+            <w:r>
+              <w:rPr>
+                <w:rFonts w:ascii="宋体" w:eastAsia="宋体" w:hAnsi="宋体" w:hint="eastAsia"/>
+                <w:sz w:val="21"/>
+                <w:szCs w:val="21"/>
+              </w:rPr>
+              <w:t>Header含有效token</w:t>
+            </w:r>
+          </w:p>
+        </w:tc>
+        <w:tc>
+          <w:tcPr>
+            <w:tcW w:w="1490" w:type="dxa"/>
+            <w:hideMark/>
+          </w:tcPr>
+          <w:p>
+            <w:pPr>
+              <w:spacing w:after="0" w:line="240" w:lineRule="auto"/>
+              <w:rPr>
+                <w:rFonts w:ascii="宋体" w:eastAsia="宋体" w:hAnsi="宋体" w:hint="eastAsia"/>
+                <w:sz w:val="21"/>
+                <w:szCs w:val="21"/>
+              </w:rPr>
+            </w:pPr>
+            <w:r>
+              <w:rPr>
+                <w:rFonts w:ascii="宋体" w:eastAsia="宋体" w:hAnsi="宋体"/>
+                <w:sz w:val="21"/>
+                <w:szCs w:val="21"/>
+              </w:rPr>
+              <w:t>返回操作成功提示，状态码 200</w:t>
+            </w:r>
+            <w:r>
+              <w:rPr>
+                <w:rFonts w:ascii="宋体" w:eastAsia="宋体" w:hAnsi="宋体" w:hint="eastAsia"/>
+                <w:sz w:val="21"/>
+                <w:szCs w:val="21"/>
+              </w:rPr>
+              <w:t>，并在后台将该用户所有消息设为已读</w:t>
+            </w:r>
+          </w:p>
+        </w:tc>
+        <w:tc>
+          <w:tcPr>
+            <w:tcW w:w="1701" w:type="dxa"/>
+            <w:hideMark/>
+          </w:tcPr>
+          <w:p>
+            <w:pPr>
+              <w:spacing w:after="0" w:line="240" w:lineRule="auto"/>
+              <w:rPr>
+                <w:rFonts w:ascii="宋体" w:eastAsia="宋体" w:hAnsi="宋体" w:hint="eastAsia"/>
+                <w:sz w:val="21"/>
+                <w:szCs w:val="21"/>
+              </w:rPr>
+            </w:pPr>
+            <w:r>
+              <w:rPr>
+                <w:rFonts w:ascii="宋体" w:eastAsia="宋体" w:hAnsi="宋体"/>
+                <w:sz w:val="21"/>
+                <w:szCs w:val="21"/>
+              </w:rPr>
+              <w:t>提示“消息已标记为已读”，状态码 200</w:t>
+            </w:r>
+          </w:p>
+        </w:tc>
+        <w:tc>
+          <w:tcPr>
+            <w:tcW w:w="1213" w:type="dxa"/>
             <w:hideMark/>
           </w:tcPr>
           <w:p>
@@ -14687,23 +14151,25 @@
         </w:tc>
       </w:tr>
       <w:tr>
-        <w:tc>
-          <w:tcPr>
-            <w:tcW w:w="0" w:type="auto"/>
-            <w:hideMark/>
-          </w:tcPr>
-          <w:p>
-            <w:pPr>
-              <w:spacing w:after="0" w:line="240" w:lineRule="auto"/>
-              <w:rPr>
-                <w:rFonts w:ascii="宋体" w:eastAsia="宋体" w:hAnsi="宋体" w:hint="eastAsia"/>
-                <w:sz w:val="21"/>
-                <w:szCs w:val="21"/>
-              </w:rPr>
-            </w:pPr>
-            <w:r>
-              <w:rPr>
-                <w:rFonts w:ascii="宋体" w:eastAsia="宋体" w:hAnsi="宋体"/>
+        <w:trPr>
+          <w:cantSplit/>
+        </w:trPr>
+        <w:tc>
+          <w:tcPr>
+            <w:tcW w:w="704" w:type="dxa"/>
+          </w:tcPr>
+          <w:p>
+            <w:pPr>
+              <w:spacing w:after="0" w:line="240" w:lineRule="auto"/>
+              <w:rPr>
+                <w:rFonts w:ascii="宋体" w:eastAsia="宋体" w:hAnsi="宋体" w:hint="eastAsia"/>
+                <w:sz w:val="21"/>
+                <w:szCs w:val="21"/>
+              </w:rPr>
+            </w:pPr>
+            <w:r>
+              <w:rPr>
+                <w:rFonts w:ascii="宋体" w:eastAsia="宋体" w:hAnsi="宋体" w:hint="eastAsia"/>
                 <w:sz w:val="21"/>
                 <w:szCs w:val="21"/>
               </w:rPr>
@@ -14713,183 +14179,162 @@
         </w:tc>
         <w:tc>
           <w:tcPr>
-            <w:tcW w:w="657" w:type="dxa"/>
-            <w:hideMark/>
-          </w:tcPr>
-          <w:p>
-            <w:pPr>
-              <w:spacing w:after="0" w:line="240" w:lineRule="auto"/>
-              <w:rPr>
-                <w:rFonts w:ascii="宋体" w:eastAsia="宋体" w:hAnsi="宋体" w:hint="eastAsia"/>
-                <w:sz w:val="21"/>
-                <w:szCs w:val="21"/>
-              </w:rPr>
-            </w:pPr>
-            <w:r>
-              <w:rPr>
-                <w:rFonts w:ascii="宋体" w:eastAsia="宋体" w:hAnsi="宋体"/>
-                <w:sz w:val="21"/>
-                <w:szCs w:val="21"/>
-              </w:rPr>
-              <w:t>获取健康</w:t>
-            </w:r>
-            <w:r>
-              <w:rPr>
-                <w:rFonts w:ascii="宋体" w:eastAsia="宋体" w:hAnsi="宋体"/>
-                <w:sz w:val="21"/>
-                <w:szCs w:val="21"/>
-              </w:rPr>
-              <w:lastRenderedPageBreak/>
-              <w:t>记录接口</w:t>
-            </w:r>
-          </w:p>
-        </w:tc>
-        <w:tc>
-          <w:tcPr>
-            <w:tcW w:w="2977" w:type="dxa"/>
-            <w:hideMark/>
-          </w:tcPr>
-          <w:p>
-            <w:pPr>
-              <w:spacing w:after="0" w:line="240" w:lineRule="auto"/>
-              <w:rPr>
-                <w:rFonts w:ascii="宋体" w:eastAsia="宋体" w:hAnsi="宋体" w:hint="eastAsia"/>
-                <w:sz w:val="21"/>
-                <w:szCs w:val="21"/>
-              </w:rPr>
-            </w:pPr>
-            <w:r>
-              <w:rPr>
-                <w:rFonts w:ascii="宋体" w:eastAsia="宋体" w:hAnsi="宋体"/>
-                <w:sz w:val="21"/>
-                <w:szCs w:val="21"/>
-              </w:rPr>
-              <w:lastRenderedPageBreak/>
-              <w:t>向 /</w:t>
-            </w:r>
-            <w:proofErr w:type="spellStart"/>
-            <w:r>
-              <w:rPr>
-                <w:rFonts w:ascii="宋体" w:eastAsia="宋体" w:hAnsi="宋体"/>
-                <w:sz w:val="21"/>
-                <w:szCs w:val="21"/>
-              </w:rPr>
-              <w:t>api</w:t>
-            </w:r>
-            <w:proofErr w:type="spellEnd"/>
-            <w:r>
-              <w:rPr>
-                <w:rFonts w:ascii="宋体" w:eastAsia="宋体" w:hAnsi="宋体"/>
-                <w:sz w:val="21"/>
-                <w:szCs w:val="21"/>
-              </w:rPr>
-              <w:t>/record/list 发送 GET 请求，附带时间筛选参数</w:t>
-            </w:r>
-            <w:r>
-              <w:rPr>
-                <w:rFonts w:ascii="宋体" w:eastAsia="宋体" w:hAnsi="宋体"/>
-                <w:sz w:val="21"/>
-                <w:szCs w:val="21"/>
-              </w:rPr>
-              <w:lastRenderedPageBreak/>
-              <w:t>和分页参数</w:t>
-            </w:r>
-          </w:p>
-        </w:tc>
-        <w:tc>
-          <w:tcPr>
-            <w:tcW w:w="1772" w:type="dxa"/>
-            <w:hideMark/>
-          </w:tcPr>
-          <w:p>
-            <w:pPr>
-              <w:spacing w:after="0" w:line="240" w:lineRule="auto"/>
-              <w:rPr>
-                <w:rFonts w:ascii="宋体" w:eastAsia="宋体" w:hAnsi="宋体" w:hint="eastAsia"/>
-                <w:sz w:val="21"/>
-                <w:szCs w:val="21"/>
-              </w:rPr>
-            </w:pPr>
-            <w:r>
-              <w:rPr>
-                <w:rFonts w:ascii="宋体" w:eastAsia="宋体" w:hAnsi="宋体"/>
-                <w:sz w:val="21"/>
-                <w:szCs w:val="21"/>
-              </w:rPr>
-              <w:lastRenderedPageBreak/>
-              <w:t>返回状态码 200，健康记录</w:t>
-            </w:r>
-            <w:r>
-              <w:rPr>
-                <w:rFonts w:ascii="宋体" w:eastAsia="宋体" w:hAnsi="宋体"/>
-                <w:sz w:val="21"/>
-                <w:szCs w:val="21"/>
-              </w:rPr>
-              <w:lastRenderedPageBreak/>
-              <w:t>列表分页返回</w:t>
-            </w:r>
-          </w:p>
-        </w:tc>
-        <w:tc>
-          <w:tcPr>
-            <w:tcW w:w="1772" w:type="dxa"/>
-            <w:hideMark/>
-          </w:tcPr>
-          <w:p>
-            <w:pPr>
-              <w:spacing w:after="0" w:line="240" w:lineRule="auto"/>
-              <w:rPr>
-                <w:rFonts w:ascii="宋体" w:eastAsia="宋体" w:hAnsi="宋体" w:hint="eastAsia"/>
-                <w:sz w:val="21"/>
-                <w:szCs w:val="21"/>
-              </w:rPr>
-            </w:pPr>
-            <w:r>
-              <w:rPr>
-                <w:rFonts w:ascii="宋体" w:eastAsia="宋体" w:hAnsi="宋体"/>
-                <w:sz w:val="21"/>
-                <w:szCs w:val="21"/>
-              </w:rPr>
-              <w:lastRenderedPageBreak/>
-              <w:t>返回分</w:t>
-            </w:r>
-            <w:proofErr w:type="gramStart"/>
-            <w:r>
-              <w:rPr>
-                <w:rFonts w:ascii="宋体" w:eastAsia="宋体" w:hAnsi="宋体"/>
-                <w:sz w:val="21"/>
-                <w:szCs w:val="21"/>
-              </w:rPr>
-              <w:t>页数据</w:t>
-            </w:r>
-            <w:proofErr w:type="gramEnd"/>
-            <w:r>
-              <w:rPr>
-                <w:rFonts w:ascii="宋体" w:eastAsia="宋体" w:hAnsi="宋体"/>
-                <w:sz w:val="21"/>
-                <w:szCs w:val="21"/>
-              </w:rPr>
-              <w:t>正确，字段完整</w:t>
-            </w:r>
-          </w:p>
-        </w:tc>
-        <w:tc>
-          <w:tcPr>
-            <w:tcW w:w="646" w:type="dxa"/>
-            <w:hideMark/>
-          </w:tcPr>
-          <w:p>
-            <w:pPr>
-              <w:spacing w:after="0" w:line="240" w:lineRule="auto"/>
-              <w:rPr>
-                <w:rFonts w:ascii="宋体" w:eastAsia="宋体" w:hAnsi="宋体" w:hint="eastAsia"/>
-                <w:sz w:val="21"/>
-                <w:szCs w:val="21"/>
-              </w:rPr>
-            </w:pPr>
-            <w:r>
-              <w:rPr>
-                <w:rFonts w:ascii="宋体" w:eastAsia="宋体" w:hAnsi="宋体"/>
+            <w:tcW w:w="1134" w:type="dxa"/>
+          </w:tcPr>
+          <w:p>
+            <w:pPr>
+              <w:spacing w:after="0" w:line="240" w:lineRule="auto"/>
+              <w:rPr>
+                <w:rFonts w:ascii="宋体" w:eastAsia="宋体" w:hAnsi="宋体" w:hint="eastAsia"/>
+                <w:sz w:val="21"/>
+                <w:szCs w:val="21"/>
+              </w:rPr>
+            </w:pPr>
+            <w:r>
+              <w:rPr>
+                <w:rFonts w:ascii="宋体" w:eastAsia="宋体" w:hAnsi="宋体" w:hint="eastAsia"/>
+                <w:sz w:val="21"/>
+                <w:szCs w:val="21"/>
+              </w:rPr>
+              <w:t>管理员发布全员消息</w:t>
+            </w:r>
+          </w:p>
+        </w:tc>
+        <w:tc>
+          <w:tcPr>
+            <w:tcW w:w="2054" w:type="dxa"/>
+          </w:tcPr>
+          <w:p>
+            <w:pPr>
+              <w:spacing w:after="0" w:line="240" w:lineRule="auto"/>
+              <w:rPr>
+                <w:rFonts w:ascii="宋体" w:eastAsia="宋体" w:hAnsi="宋体"/>
+                <w:sz w:val="21"/>
+                <w:szCs w:val="21"/>
+              </w:rPr>
+            </w:pPr>
+            <w:r>
+              <w:rPr>
+                <w:rFonts w:ascii="宋体" w:eastAsia="宋体" w:hAnsi="宋体" w:hint="eastAsia"/>
+                <w:sz w:val="21"/>
+                <w:szCs w:val="21"/>
+              </w:rPr>
+              <w:t>管理员登录向</w:t>
+            </w:r>
+            <w:r>
+              <w:rPr>
+                <w:rFonts w:ascii="宋体" w:eastAsia="宋体" w:hAnsi="宋体" w:hint="eastAsia"/>
+                <w:sz w:val="21"/>
+                <w:szCs w:val="21"/>
+              </w:rPr>
+              <w:t>api/personal-heath/v1.0/</w:t>
+            </w:r>
+            <w:r>
+              <w:rPr>
+                <w:rFonts w:ascii="宋体" w:eastAsia="宋体" w:hAnsi="宋体" w:hint="eastAsia"/>
+                <w:sz w:val="21"/>
+                <w:szCs w:val="21"/>
+              </w:rPr>
+              <w:t>message/</w:t>
+            </w:r>
+            <w:r>
+              <w:rPr>
+                <w:rFonts w:ascii="宋体" w:eastAsia="宋体" w:hAnsi="宋体" w:hint="eastAsia"/>
+                <w:sz w:val="21"/>
+                <w:szCs w:val="21"/>
+              </w:rPr>
+              <w:t>systemInfoUsersSave</w:t>
+            </w:r>
+          </w:p>
+          <w:p>
+            <w:pPr>
+              <w:spacing w:after="0" w:line="240" w:lineRule="auto"/>
+              <w:rPr>
+                <w:rFonts w:ascii="宋体" w:eastAsia="宋体" w:hAnsi="宋体"/>
+                <w:sz w:val="21"/>
+                <w:szCs w:val="21"/>
+              </w:rPr>
+            </w:pPr>
+            <w:r>
+              <w:rPr>
+                <w:rFonts w:ascii="宋体" w:eastAsia="宋体" w:hAnsi="宋体" w:hint="eastAsia"/>
+                <w:sz w:val="21"/>
+                <w:szCs w:val="21"/>
+              </w:rPr>
+              <w:t>发送POST请求</w:t>
+            </w:r>
+            <w:r>
+              <w:rPr>
+                <w:rFonts w:ascii="宋体" w:eastAsia="宋体" w:hAnsi="宋体" w:hint="eastAsia"/>
+                <w:sz w:val="21"/>
+                <w:szCs w:val="21"/>
+              </w:rPr>
+              <w:t>，Body附带发送消息内容</w:t>
+            </w:r>
+          </w:p>
+        </w:tc>
+        <w:tc>
+          <w:tcPr>
+            <w:tcW w:w="1490" w:type="dxa"/>
+          </w:tcPr>
+          <w:p>
+            <w:pPr>
+              <w:spacing w:after="0" w:line="240" w:lineRule="auto"/>
+              <w:rPr>
+                <w:rFonts w:ascii="宋体" w:eastAsia="宋体" w:hAnsi="宋体" w:hint="eastAsia"/>
+                <w:sz w:val="21"/>
+                <w:szCs w:val="21"/>
+              </w:rPr>
+            </w:pPr>
+            <w:r>
+              <w:rPr>
+                <w:rFonts w:ascii="宋体" w:eastAsia="宋体" w:hAnsi="宋体" w:hint="eastAsia"/>
+                <w:sz w:val="21"/>
+                <w:szCs w:val="21"/>
+              </w:rPr>
+              <w:t>返回发送成功的提示，状态码为200</w:t>
+            </w:r>
+          </w:p>
+        </w:tc>
+        <w:tc>
+          <w:tcPr>
+            <w:tcW w:w="1701" w:type="dxa"/>
+          </w:tcPr>
+          <w:p>
+            <w:pPr>
+              <w:spacing w:after="0" w:line="240" w:lineRule="auto"/>
+              <w:rPr>
+                <w:rFonts w:ascii="宋体" w:eastAsia="宋体" w:hAnsi="宋体" w:hint="eastAsia"/>
+                <w:sz w:val="21"/>
+                <w:szCs w:val="21"/>
+              </w:rPr>
+            </w:pPr>
+            <w:r>
+              <w:rPr>
+                <w:rFonts w:ascii="宋体" w:eastAsia="宋体" w:hAnsi="宋体" w:hint="eastAsia"/>
+                <w:sz w:val="21"/>
+                <w:szCs w:val="21"/>
+              </w:rPr>
+              <w:t>提示“发送成功”，状态码为200</w:t>
+            </w:r>
+          </w:p>
+        </w:tc>
+        <w:tc>
+          <w:tcPr>
+            <w:tcW w:w="1213" w:type="dxa"/>
+          </w:tcPr>
+          <w:p>
+            <w:pPr>
+              <w:spacing w:after="0" w:line="240" w:lineRule="auto"/>
+              <w:rPr>
+                <w:rFonts w:ascii="宋体" w:eastAsia="宋体" w:hAnsi="宋体"/>
+                <w:sz w:val="21"/>
+                <w:szCs w:val="21"/>
+              </w:rPr>
+            </w:pPr>
+            <w:r>
+              <w:rPr>
+                <w:rFonts w:ascii="宋体" w:eastAsia="宋体" w:hAnsi="宋体" w:hint="eastAsia"/>
                 <w:sz w:val="21"/>
                 <w:szCs w:val="21"/>
               </w:rPr>
@@ -14899,23 +14344,26 @@
         </w:tc>
       </w:tr>
       <w:tr>
-        <w:tc>
-          <w:tcPr>
-            <w:tcW w:w="0" w:type="auto"/>
-            <w:hideMark/>
-          </w:tcPr>
-          <w:p>
-            <w:pPr>
-              <w:spacing w:after="0" w:line="240" w:lineRule="auto"/>
-              <w:rPr>
-                <w:rFonts w:ascii="宋体" w:eastAsia="宋体" w:hAnsi="宋体" w:hint="eastAsia"/>
-                <w:sz w:val="21"/>
-                <w:szCs w:val="21"/>
-              </w:rPr>
-            </w:pPr>
-            <w:r>
-              <w:rPr>
-                <w:rFonts w:ascii="宋体" w:eastAsia="宋体" w:hAnsi="宋体"/>
+        <w:trPr>
+          <w:cantSplit/>
+        </w:trPr>
+        <w:tc>
+          <w:tcPr>
+            <w:tcW w:w="704" w:type="dxa"/>
+            <w:hideMark/>
+          </w:tcPr>
+          <w:p>
+            <w:pPr>
+              <w:spacing w:after="0" w:line="240" w:lineRule="auto"/>
+              <w:rPr>
+                <w:rFonts w:ascii="宋体" w:eastAsia="宋体" w:hAnsi="宋体" w:hint="eastAsia"/>
+                <w:sz w:val="21"/>
+                <w:szCs w:val="21"/>
+              </w:rPr>
+            </w:pPr>
+            <w:r>
+              <w:rPr>
+                <w:rFonts w:ascii="宋体" w:eastAsia="宋体" w:hAnsi="宋体" w:hint="eastAsia"/>
                 <w:sz w:val="21"/>
                 <w:szCs w:val="21"/>
               </w:rPr>
@@ -14925,7 +14373,393 @@
         </w:tc>
         <w:tc>
           <w:tcPr>
-            <w:tcW w:w="657" w:type="dxa"/>
+            <w:tcW w:w="1134" w:type="dxa"/>
+            <w:hideMark/>
+          </w:tcPr>
+          <w:p>
+            <w:pPr>
+              <w:spacing w:after="0" w:line="240" w:lineRule="auto"/>
+              <w:rPr>
+                <w:rFonts w:ascii="宋体" w:eastAsia="宋体" w:hAnsi="宋体" w:hint="eastAsia"/>
+                <w:sz w:val="21"/>
+                <w:szCs w:val="21"/>
+              </w:rPr>
+            </w:pPr>
+            <w:r>
+              <w:rPr>
+                <w:rFonts w:ascii="宋体" w:eastAsia="宋体" w:hAnsi="宋体"/>
+                <w:sz w:val="21"/>
+                <w:szCs w:val="21"/>
+              </w:rPr>
+              <w:t>发布健康资讯</w:t>
+            </w:r>
+          </w:p>
+        </w:tc>
+        <w:tc>
+          <w:tcPr>
+            <w:tcW w:w="2054" w:type="dxa"/>
+            <w:hideMark/>
+          </w:tcPr>
+          <w:p>
+            <w:pPr>
+              <w:spacing w:after="0" w:line="240" w:lineRule="auto"/>
+              <w:rPr>
+                <w:rFonts w:ascii="宋体" w:eastAsia="宋体" w:hAnsi="宋体" w:hint="eastAsia"/>
+                <w:sz w:val="21"/>
+                <w:szCs w:val="21"/>
+              </w:rPr>
+            </w:pPr>
+            <w:r>
+              <w:rPr>
+                <w:rFonts w:ascii="宋体" w:eastAsia="宋体" w:hAnsi="宋体"/>
+                <w:sz w:val="21"/>
+                <w:szCs w:val="21"/>
+              </w:rPr>
+              <w:t xml:space="preserve">管理员登录后向 </w:t>
+            </w:r>
+            <w:r>
+              <w:rPr>
+                <w:rFonts w:ascii="宋体" w:eastAsia="宋体" w:hAnsi="宋体" w:hint="eastAsia"/>
+                <w:sz w:val="21"/>
+                <w:szCs w:val="21"/>
+              </w:rPr>
+              <w:t>api/personal-heath/v1.0/</w:t>
+            </w:r>
+            <w:r>
+              <w:rPr>
+                <w:rFonts w:ascii="宋体" w:eastAsia="宋体" w:hAnsi="宋体"/>
+                <w:sz w:val="21"/>
+                <w:szCs w:val="21"/>
+              </w:rPr>
+              <w:t>news/</w:t>
+            </w:r>
+            <w:r>
+              <w:rPr>
+                <w:rFonts w:ascii="宋体" w:eastAsia="宋体" w:hAnsi="宋体" w:hint="eastAsia"/>
+                <w:sz w:val="21"/>
+                <w:szCs w:val="21"/>
+              </w:rPr>
+              <w:t>save</w:t>
+            </w:r>
+            <w:r>
+              <w:rPr>
+                <w:rFonts w:ascii="宋体" w:eastAsia="宋体" w:hAnsi="宋体"/>
+                <w:sz w:val="21"/>
+                <w:szCs w:val="21"/>
+              </w:rPr>
+              <w:t>发送 POST 请求，含资讯标题和内容</w:t>
+            </w:r>
+          </w:p>
+        </w:tc>
+        <w:tc>
+          <w:tcPr>
+            <w:tcW w:w="1490" w:type="dxa"/>
+            <w:hideMark/>
+          </w:tcPr>
+          <w:p>
+            <w:pPr>
+              <w:spacing w:after="0" w:line="240" w:lineRule="auto"/>
+              <w:rPr>
+                <w:rFonts w:ascii="宋体" w:eastAsia="宋体" w:hAnsi="宋体" w:hint="eastAsia"/>
+                <w:sz w:val="21"/>
+                <w:szCs w:val="21"/>
+              </w:rPr>
+            </w:pPr>
+            <w:r>
+              <w:rPr>
+                <w:rFonts w:ascii="宋体" w:eastAsia="宋体" w:hAnsi="宋体"/>
+                <w:sz w:val="21"/>
+                <w:szCs w:val="21"/>
+              </w:rPr>
+              <w:t>返回创建成功提示，状态码 200</w:t>
+            </w:r>
+          </w:p>
+        </w:tc>
+        <w:tc>
+          <w:tcPr>
+            <w:tcW w:w="1701" w:type="dxa"/>
+            <w:hideMark/>
+          </w:tcPr>
+          <w:p>
+            <w:pPr>
+              <w:spacing w:after="0" w:line="240" w:lineRule="auto"/>
+              <w:rPr>
+                <w:rFonts w:ascii="宋体" w:eastAsia="宋体" w:hAnsi="宋体" w:hint="eastAsia"/>
+                <w:sz w:val="21"/>
+                <w:szCs w:val="21"/>
+              </w:rPr>
+            </w:pPr>
+            <w:r>
+              <w:rPr>
+                <w:rFonts w:ascii="宋体" w:eastAsia="宋体" w:hAnsi="宋体"/>
+                <w:sz w:val="21"/>
+                <w:szCs w:val="21"/>
+              </w:rPr>
+              <w:t>创建成功</w:t>
+            </w:r>
+          </w:p>
+        </w:tc>
+        <w:tc>
+          <w:tcPr>
+            <w:tcW w:w="1213" w:type="dxa"/>
+            <w:hideMark/>
+          </w:tcPr>
+          <w:p>
+            <w:pPr>
+              <w:spacing w:after="0" w:line="240" w:lineRule="auto"/>
+              <w:rPr>
+                <w:rFonts w:ascii="宋体" w:eastAsia="宋体" w:hAnsi="宋体" w:hint="eastAsia"/>
+                <w:sz w:val="21"/>
+                <w:szCs w:val="21"/>
+              </w:rPr>
+            </w:pPr>
+            <w:r>
+              <w:rPr>
+                <w:rFonts w:ascii="宋体" w:eastAsia="宋体" w:hAnsi="宋体"/>
+                <w:sz w:val="21"/>
+                <w:szCs w:val="21"/>
+              </w:rPr>
+              <w:t>通过</w:t>
+            </w:r>
+          </w:p>
+        </w:tc>
+      </w:tr>
+      <w:tr>
+        <w:trPr>
+          <w:cantSplit/>
+        </w:trPr>
+        <w:tc>
+          <w:tcPr>
+            <w:tcW w:w="704" w:type="dxa"/>
+            <w:hideMark/>
+          </w:tcPr>
+          <w:p>
+            <w:pPr>
+              <w:spacing w:after="0" w:line="240" w:lineRule="auto"/>
+              <w:rPr>
+                <w:rFonts w:ascii="宋体" w:eastAsia="宋体" w:hAnsi="宋体" w:hint="eastAsia"/>
+                <w:sz w:val="21"/>
+                <w:szCs w:val="21"/>
+              </w:rPr>
+            </w:pPr>
+            <w:r>
+              <w:rPr>
+                <w:rFonts w:ascii="宋体" w:eastAsia="宋体" w:hAnsi="宋体" w:hint="eastAsia"/>
+                <w:sz w:val="21"/>
+                <w:szCs w:val="21"/>
+              </w:rPr>
+              <w:t>8</w:t>
+            </w:r>
+          </w:p>
+        </w:tc>
+        <w:tc>
+          <w:tcPr>
+            <w:tcW w:w="1134" w:type="dxa"/>
+            <w:hideMark/>
+          </w:tcPr>
+          <w:p>
+            <w:pPr>
+              <w:spacing w:after="0" w:line="240" w:lineRule="auto"/>
+              <w:rPr>
+                <w:rFonts w:ascii="宋体" w:eastAsia="宋体" w:hAnsi="宋体" w:hint="eastAsia"/>
+                <w:sz w:val="21"/>
+                <w:szCs w:val="21"/>
+              </w:rPr>
+            </w:pPr>
+            <w:r>
+              <w:rPr>
+                <w:rFonts w:ascii="宋体" w:eastAsia="宋体" w:hAnsi="宋体"/>
+                <w:sz w:val="21"/>
+                <w:szCs w:val="21"/>
+              </w:rPr>
+              <w:t>获取健康</w:t>
+            </w:r>
+            <w:r>
+              <w:rPr>
+                <w:rFonts w:ascii="宋体" w:eastAsia="宋体" w:hAnsi="宋体" w:hint="eastAsia"/>
+                <w:sz w:val="21"/>
+                <w:szCs w:val="21"/>
+              </w:rPr>
+              <w:t>咨询</w:t>
+            </w:r>
+            <w:r>
+              <w:rPr>
+                <w:rFonts w:ascii="宋体" w:eastAsia="宋体" w:hAnsi="宋体"/>
+                <w:sz w:val="21"/>
+                <w:szCs w:val="21"/>
+              </w:rPr>
+              <w:t>接口</w:t>
+            </w:r>
+          </w:p>
+        </w:tc>
+        <w:tc>
+          <w:tcPr>
+            <w:tcW w:w="2054" w:type="dxa"/>
+            <w:hideMark/>
+          </w:tcPr>
+          <w:p>
+            <w:pPr>
+              <w:spacing w:after="0" w:line="240" w:lineRule="auto"/>
+              <w:rPr>
+                <w:rFonts w:ascii="宋体" w:eastAsia="宋体" w:hAnsi="宋体" w:hint="eastAsia"/>
+                <w:sz w:val="21"/>
+                <w:szCs w:val="21"/>
+              </w:rPr>
+            </w:pPr>
+            <w:r>
+              <w:rPr>
+                <w:rFonts w:ascii="宋体" w:eastAsia="宋体" w:hAnsi="宋体"/>
+                <w:sz w:val="21"/>
+                <w:szCs w:val="21"/>
+              </w:rPr>
+              <w:t xml:space="preserve">向 </w:t>
+            </w:r>
+            <w:r>
+              <w:rPr>
+                <w:rFonts w:ascii="宋体" w:eastAsia="宋体" w:hAnsi="宋体" w:hint="eastAsia"/>
+                <w:sz w:val="21"/>
+                <w:szCs w:val="21"/>
+              </w:rPr>
+              <w:t>api/personal-heath/v1.0/</w:t>
+            </w:r>
+            <w:r>
+              <w:rPr>
+                <w:rFonts w:ascii="宋体" w:eastAsia="宋体" w:hAnsi="宋体" w:hint="eastAsia"/>
+                <w:sz w:val="21"/>
+                <w:szCs w:val="21"/>
+              </w:rPr>
+              <w:t>news</w:t>
+            </w:r>
+            <w:r>
+              <w:rPr>
+                <w:rFonts w:ascii="宋体" w:eastAsia="宋体" w:hAnsi="宋体"/>
+                <w:sz w:val="21"/>
+                <w:szCs w:val="21"/>
+              </w:rPr>
+              <w:t xml:space="preserve"> </w:t>
+            </w:r>
+            <w:r>
+              <w:rPr>
+                <w:rFonts w:ascii="宋体" w:eastAsia="宋体" w:hAnsi="宋体"/>
+                <w:sz w:val="21"/>
+                <w:szCs w:val="21"/>
+              </w:rPr>
+              <w:t>/list 发送 GET 请求，附带时间筛选参数</w:t>
+            </w:r>
+          </w:p>
+        </w:tc>
+        <w:tc>
+          <w:tcPr>
+            <w:tcW w:w="1490" w:type="dxa"/>
+            <w:hideMark/>
+          </w:tcPr>
+          <w:p>
+            <w:pPr>
+              <w:spacing w:after="0" w:line="240" w:lineRule="auto"/>
+              <w:rPr>
+                <w:rFonts w:ascii="宋体" w:eastAsia="宋体" w:hAnsi="宋体" w:hint="eastAsia"/>
+                <w:sz w:val="21"/>
+                <w:szCs w:val="21"/>
+              </w:rPr>
+            </w:pPr>
+            <w:r>
+              <w:rPr>
+                <w:rFonts w:ascii="宋体" w:eastAsia="宋体" w:hAnsi="宋体"/>
+                <w:sz w:val="21"/>
+                <w:szCs w:val="21"/>
+              </w:rPr>
+              <w:t>返回状态码 200，</w:t>
+            </w:r>
+            <w:r>
+              <w:rPr>
+                <w:rFonts w:ascii="宋体" w:eastAsia="宋体" w:hAnsi="宋体" w:hint="eastAsia"/>
+                <w:sz w:val="21"/>
+                <w:szCs w:val="21"/>
+              </w:rPr>
+              <w:t>返回健康咨询和总条数</w:t>
+            </w:r>
+          </w:p>
+        </w:tc>
+        <w:tc>
+          <w:tcPr>
+            <w:tcW w:w="1701" w:type="dxa"/>
+            <w:hideMark/>
+          </w:tcPr>
+          <w:p>
+            <w:pPr>
+              <w:spacing w:after="0" w:line="240" w:lineRule="auto"/>
+              <w:rPr>
+                <w:rFonts w:ascii="宋体" w:eastAsia="宋体" w:hAnsi="宋体" w:hint="eastAsia"/>
+                <w:sz w:val="21"/>
+                <w:szCs w:val="21"/>
+              </w:rPr>
+            </w:pPr>
+            <w:r>
+              <w:rPr>
+                <w:rFonts w:ascii="宋体" w:eastAsia="宋体" w:hAnsi="宋体"/>
+                <w:sz w:val="21"/>
+                <w:szCs w:val="21"/>
+              </w:rPr>
+              <w:t>返回分页数据正确，字段完整</w:t>
+            </w:r>
+          </w:p>
+        </w:tc>
+        <w:tc>
+          <w:tcPr>
+            <w:tcW w:w="1213" w:type="dxa"/>
+            <w:hideMark/>
+          </w:tcPr>
+          <w:p>
+            <w:pPr>
+              <w:spacing w:after="0" w:line="240" w:lineRule="auto"/>
+              <w:rPr>
+                <w:rFonts w:ascii="宋体" w:eastAsia="宋体" w:hAnsi="宋体" w:hint="eastAsia"/>
+                <w:sz w:val="21"/>
+                <w:szCs w:val="21"/>
+              </w:rPr>
+            </w:pPr>
+            <w:r>
+              <w:rPr>
+                <w:rFonts w:ascii="宋体" w:eastAsia="宋体" w:hAnsi="宋体"/>
+                <w:sz w:val="21"/>
+                <w:szCs w:val="21"/>
+              </w:rPr>
+              <w:t>通过</w:t>
+            </w:r>
+          </w:p>
+        </w:tc>
+      </w:tr>
+      <w:tr>
+        <w:trPr>
+          <w:cantSplit/>
+        </w:trPr>
+        <w:tc>
+          <w:tcPr>
+            <w:tcW w:w="704" w:type="dxa"/>
+            <w:hideMark/>
+          </w:tcPr>
+          <w:p>
+            <w:pPr>
+              <w:spacing w:after="0" w:line="240" w:lineRule="auto"/>
+              <w:rPr>
+                <w:rFonts w:ascii="宋体" w:eastAsia="宋体" w:hAnsi="宋体" w:hint="eastAsia"/>
+                <w:sz w:val="21"/>
+                <w:szCs w:val="21"/>
+              </w:rPr>
+            </w:pPr>
+            <w:r>
+              <w:rPr>
+                <w:rFonts w:ascii="宋体" w:eastAsia="宋体" w:hAnsi="宋体" w:hint="eastAsia"/>
+                <w:sz w:val="21"/>
+                <w:szCs w:val="21"/>
+              </w:rPr>
+              <w:t>9</w:t>
+            </w:r>
+          </w:p>
+        </w:tc>
+        <w:tc>
+          <w:tcPr>
+            <w:tcW w:w="1134" w:type="dxa"/>
             <w:hideMark/>
           </w:tcPr>
           <w:p>
@@ -14949,49 +14783,63 @@
         </w:tc>
         <w:tc>
           <w:tcPr>
-            <w:tcW w:w="2977" w:type="dxa"/>
-            <w:hideMark/>
-          </w:tcPr>
-          <w:p>
-            <w:pPr>
-              <w:spacing w:after="0" w:line="240" w:lineRule="auto"/>
-              <w:rPr>
-                <w:rFonts w:ascii="宋体" w:eastAsia="宋体" w:hAnsi="宋体" w:hint="eastAsia"/>
-                <w:sz w:val="21"/>
-                <w:szCs w:val="21"/>
-              </w:rPr>
-            </w:pPr>
-            <w:r>
-              <w:rPr>
-                <w:rFonts w:ascii="宋体" w:eastAsia="宋体" w:hAnsi="宋体"/>
-                <w:sz w:val="21"/>
-                <w:szCs w:val="21"/>
-              </w:rPr>
-              <w:t>向 /</w:t>
-            </w:r>
-            <w:proofErr w:type="spellStart"/>
-            <w:r>
-              <w:rPr>
-                <w:rFonts w:ascii="宋体" w:eastAsia="宋体" w:hAnsi="宋体"/>
-                <w:sz w:val="21"/>
-                <w:szCs w:val="21"/>
-              </w:rPr>
-              <w:t>api</w:t>
-            </w:r>
-            <w:proofErr w:type="spellEnd"/>
-            <w:r>
-              <w:rPr>
-                <w:rFonts w:ascii="宋体" w:eastAsia="宋体" w:hAnsi="宋体"/>
-                <w:sz w:val="21"/>
-                <w:szCs w:val="21"/>
-              </w:rPr>
-              <w:t>/tag/list 发送 GET 请求</w:t>
-            </w:r>
-          </w:p>
-        </w:tc>
-        <w:tc>
-          <w:tcPr>
-            <w:tcW w:w="1772" w:type="dxa"/>
+            <w:tcW w:w="2054" w:type="dxa"/>
+            <w:hideMark/>
+          </w:tcPr>
+          <w:p>
+            <w:pPr>
+              <w:spacing w:after="0" w:line="240" w:lineRule="auto"/>
+              <w:rPr>
+                <w:rFonts w:ascii="宋体" w:eastAsia="宋体" w:hAnsi="宋体" w:hint="eastAsia"/>
+                <w:sz w:val="21"/>
+                <w:szCs w:val="21"/>
+              </w:rPr>
+            </w:pPr>
+            <w:r>
+              <w:rPr>
+                <w:rFonts w:ascii="宋体" w:eastAsia="宋体" w:hAnsi="宋体"/>
+                <w:sz w:val="21"/>
+                <w:szCs w:val="21"/>
+              </w:rPr>
+              <w:t xml:space="preserve">向 </w:t>
+            </w:r>
+            <w:r>
+              <w:rPr>
+                <w:rFonts w:ascii="宋体" w:eastAsia="宋体" w:hAnsi="宋体" w:hint="eastAsia"/>
+                <w:sz w:val="21"/>
+                <w:szCs w:val="21"/>
+              </w:rPr>
+              <w:t>api/personal-heath/v1.0/</w:t>
+            </w:r>
+            <w:r>
+              <w:rPr>
+                <w:rFonts w:ascii="宋体" w:eastAsia="宋体" w:hAnsi="宋体"/>
+                <w:sz w:val="21"/>
+                <w:szCs w:val="21"/>
+              </w:rPr>
+              <w:t>tag/</w:t>
+            </w:r>
+            <w:r>
+              <w:rPr>
+                <w:rFonts w:ascii="宋体" w:eastAsia="宋体" w:hAnsi="宋体" w:hint="eastAsia"/>
+                <w:sz w:val="21"/>
+                <w:szCs w:val="21"/>
+              </w:rPr>
+              <w:t>query</w:t>
+            </w:r>
+            <w:r>
+              <w:rPr>
+                <w:rFonts w:ascii="宋体" w:eastAsia="宋体" w:hAnsi="宋体"/>
+                <w:sz w:val="21"/>
+                <w:szCs w:val="21"/>
+              </w:rPr>
+              <w:t xml:space="preserve"> 发送 GET 请求</w:t>
+            </w:r>
+          </w:p>
+        </w:tc>
+        <w:tc>
+          <w:tcPr>
+            <w:tcW w:w="1490" w:type="dxa"/>
             <w:hideMark/>
           </w:tcPr>
           <w:p>
@@ -15015,7 +14863,7 @@
         </w:tc>
         <w:tc>
           <w:tcPr>
-            <w:tcW w:w="1772" w:type="dxa"/>
+            <w:tcW w:w="1701" w:type="dxa"/>
             <w:hideMark/>
           </w:tcPr>
           <w:p>
@@ -15039,23 +14887,1251 @@
         </w:tc>
         <w:tc>
           <w:tcPr>
-            <w:tcW w:w="646" w:type="dxa"/>
-            <w:hideMark/>
-          </w:tcPr>
-          <w:p>
-            <w:pPr>
-              <w:spacing w:after="0" w:line="240" w:lineRule="auto"/>
-              <w:rPr>
-                <w:rFonts w:ascii="宋体" w:eastAsia="宋体" w:hAnsi="宋体" w:hint="eastAsia"/>
-                <w:sz w:val="21"/>
-                <w:szCs w:val="21"/>
-              </w:rPr>
-            </w:pPr>
-            <w:r>
-              <w:rPr>
-                <w:rFonts w:ascii="宋体" w:eastAsia="宋体" w:hAnsi="宋体"/>
-                <w:sz w:val="21"/>
-                <w:szCs w:val="21"/>
+            <w:tcW w:w="1213" w:type="dxa"/>
+            <w:hideMark/>
+          </w:tcPr>
+          <w:p>
+            <w:pPr>
+              <w:spacing w:after="0" w:line="240" w:lineRule="auto"/>
+              <w:rPr>
+                <w:rFonts w:ascii="宋体" w:eastAsia="宋体" w:hAnsi="宋体" w:hint="eastAsia"/>
+                <w:sz w:val="21"/>
+                <w:szCs w:val="21"/>
+              </w:rPr>
+            </w:pPr>
+            <w:r>
+              <w:rPr>
+                <w:rFonts w:ascii="宋体" w:eastAsia="宋体" w:hAnsi="宋体"/>
+                <w:sz w:val="21"/>
+                <w:szCs w:val="21"/>
+              </w:rPr>
+              <w:t>通过</w:t>
+            </w:r>
+          </w:p>
+        </w:tc>
+      </w:tr>
+      <w:tr>
+        <w:trPr>
+          <w:cantSplit/>
+        </w:trPr>
+        <w:tc>
+          <w:tcPr>
+            <w:tcW w:w="704" w:type="dxa"/>
+          </w:tcPr>
+          <w:p>
+            <w:pPr>
+              <w:spacing w:after="0" w:line="240" w:lineRule="auto"/>
+              <w:rPr>
+                <w:rFonts w:ascii="宋体" w:eastAsia="宋体" w:hAnsi="宋体" w:hint="eastAsia"/>
+                <w:sz w:val="21"/>
+                <w:szCs w:val="21"/>
+              </w:rPr>
+            </w:pPr>
+            <w:r>
+              <w:rPr>
+                <w:rFonts w:ascii="宋体" w:eastAsia="宋体" w:hAnsi="宋体" w:hint="eastAsia"/>
+                <w:sz w:val="21"/>
+                <w:szCs w:val="21"/>
+              </w:rPr>
+              <w:t>10</w:t>
+            </w:r>
+          </w:p>
+        </w:tc>
+        <w:tc>
+          <w:tcPr>
+            <w:tcW w:w="1134" w:type="dxa"/>
+          </w:tcPr>
+          <w:p>
+            <w:pPr>
+              <w:spacing w:after="0" w:line="240" w:lineRule="auto"/>
+              <w:rPr>
+                <w:rFonts w:ascii="宋体" w:eastAsia="宋体" w:hAnsi="宋体"/>
+                <w:sz w:val="21"/>
+                <w:szCs w:val="21"/>
+              </w:rPr>
+            </w:pPr>
+            <w:r>
+              <w:rPr>
+                <w:rFonts w:ascii="宋体" w:eastAsia="宋体" w:hAnsi="宋体" w:hint="eastAsia"/>
+                <w:sz w:val="21"/>
+                <w:szCs w:val="21"/>
+              </w:rPr>
+              <w:t>AI问答接口</w:t>
+            </w:r>
+          </w:p>
+        </w:tc>
+        <w:tc>
+          <w:tcPr>
+            <w:tcW w:w="2054" w:type="dxa"/>
+          </w:tcPr>
+          <w:p>
+            <w:pPr>
+              <w:spacing w:after="0" w:line="240" w:lineRule="auto"/>
+              <w:rPr>
+                <w:rFonts w:ascii="宋体" w:eastAsia="宋体" w:hAnsi="宋体"/>
+                <w:sz w:val="21"/>
+                <w:szCs w:val="21"/>
+              </w:rPr>
+            </w:pPr>
+            <w:r>
+              <w:rPr>
+                <w:rFonts w:ascii="宋体" w:eastAsia="宋体" w:hAnsi="宋体" w:hint="eastAsia"/>
+                <w:sz w:val="21"/>
+                <w:szCs w:val="21"/>
+              </w:rPr>
+              <w:t>向</w:t>
+            </w:r>
+            <w:r>
+              <w:rPr>
+                <w:rFonts w:ascii="宋体" w:eastAsia="宋体" w:hAnsi="宋体" w:hint="eastAsia"/>
+                <w:sz w:val="21"/>
+                <w:szCs w:val="21"/>
+              </w:rPr>
+              <w:t>api/personal-heath/v1.0/</w:t>
+            </w:r>
+            <w:r>
+              <w:rPr>
+                <w:rFonts w:ascii="宋体" w:eastAsia="宋体" w:hAnsi="宋体" w:hint="eastAsia"/>
+                <w:sz w:val="21"/>
+                <w:szCs w:val="21"/>
+              </w:rPr>
+              <w:t>ai-assistant</w:t>
+            </w:r>
+            <w:r>
+              <w:rPr>
+                <w:rFonts w:ascii="宋体" w:eastAsia="宋体" w:hAnsi="宋体" w:hint="eastAsia"/>
+                <w:sz w:val="21"/>
+                <w:szCs w:val="21"/>
+              </w:rPr>
+              <w:t>/strem发送GET请求，负载AI模型名称，消息</w:t>
+            </w:r>
+          </w:p>
+        </w:tc>
+        <w:tc>
+          <w:tcPr>
+            <w:tcW w:w="1490" w:type="dxa"/>
+          </w:tcPr>
+          <w:p>
+            <w:pPr>
+              <w:spacing w:after="0" w:line="240" w:lineRule="auto"/>
+              <w:rPr>
+                <w:rFonts w:ascii="宋体" w:eastAsia="宋体" w:hAnsi="宋体" w:hint="eastAsia"/>
+                <w:sz w:val="21"/>
+                <w:szCs w:val="21"/>
+              </w:rPr>
+            </w:pPr>
+            <w:r>
+              <w:rPr>
+                <w:rFonts w:ascii="宋体" w:eastAsia="宋体" w:hAnsi="宋体" w:hint="eastAsia"/>
+                <w:sz w:val="21"/>
+                <w:szCs w:val="21"/>
+              </w:rPr>
+              <w:t>流式返回远程AI模型问题答案，并返回200状态码</w:t>
+            </w:r>
+          </w:p>
+        </w:tc>
+        <w:tc>
+          <w:tcPr>
+            <w:tcW w:w="1701" w:type="dxa"/>
+          </w:tcPr>
+          <w:p>
+            <w:pPr>
+              <w:spacing w:after="0" w:line="240" w:lineRule="auto"/>
+              <w:rPr>
+                <w:rFonts w:ascii="宋体" w:eastAsia="宋体" w:hAnsi="宋体"/>
+                <w:sz w:val="21"/>
+                <w:szCs w:val="21"/>
+              </w:rPr>
+            </w:pPr>
+            <w:r>
+              <w:rPr>
+                <w:rFonts w:ascii="宋体" w:eastAsia="宋体" w:hAnsi="宋体" w:hint="eastAsia"/>
+                <w:sz w:val="21"/>
+                <w:szCs w:val="21"/>
+              </w:rPr>
+              <w:t>正常流式输出，并返回正确状态码</w:t>
+            </w:r>
+          </w:p>
+        </w:tc>
+        <w:tc>
+          <w:tcPr>
+            <w:tcW w:w="1213" w:type="dxa"/>
+          </w:tcPr>
+          <w:p>
+            <w:pPr>
+              <w:spacing w:after="0" w:line="240" w:lineRule="auto"/>
+              <w:rPr>
+                <w:rFonts w:ascii="宋体" w:eastAsia="宋体" w:hAnsi="宋体"/>
+                <w:sz w:val="21"/>
+                <w:szCs w:val="21"/>
+              </w:rPr>
+            </w:pPr>
+            <w:r>
+              <w:rPr>
+                <w:rFonts w:ascii="宋体" w:eastAsia="宋体" w:hAnsi="宋体" w:hint="eastAsia"/>
+                <w:sz w:val="21"/>
+                <w:szCs w:val="21"/>
+              </w:rPr>
+              <w:t>通过</w:t>
+            </w:r>
+          </w:p>
+        </w:tc>
+      </w:tr>
+      <w:tr>
+        <w:trPr>
+          <w:cantSplit/>
+        </w:trPr>
+        <w:tc>
+          <w:tcPr>
+            <w:tcW w:w="704" w:type="dxa"/>
+          </w:tcPr>
+          <w:p>
+            <w:pPr>
+              <w:spacing w:after="0" w:line="240" w:lineRule="auto"/>
+              <w:rPr>
+                <w:rFonts w:ascii="宋体" w:eastAsia="宋体" w:hAnsi="宋体" w:hint="eastAsia"/>
+                <w:sz w:val="21"/>
+                <w:szCs w:val="21"/>
+              </w:rPr>
+            </w:pPr>
+            <w:r>
+              <w:rPr>
+                <w:rFonts w:ascii="宋体" w:eastAsia="宋体" w:hAnsi="宋体" w:hint="eastAsia"/>
+                <w:sz w:val="21"/>
+                <w:szCs w:val="21"/>
+              </w:rPr>
+              <w:lastRenderedPageBreak/>
+              <w:t>11</w:t>
+            </w:r>
+          </w:p>
+        </w:tc>
+        <w:tc>
+          <w:tcPr>
+            <w:tcW w:w="1134" w:type="dxa"/>
+          </w:tcPr>
+          <w:p>
+            <w:pPr>
+              <w:spacing w:after="0" w:line="240" w:lineRule="auto"/>
+              <w:rPr>
+                <w:rFonts w:ascii="宋体" w:eastAsia="宋体" w:hAnsi="宋体" w:hint="eastAsia"/>
+                <w:sz w:val="21"/>
+                <w:szCs w:val="21"/>
+              </w:rPr>
+            </w:pPr>
+            <w:r>
+              <w:rPr>
+                <w:rFonts w:ascii="宋体" w:eastAsia="宋体" w:hAnsi="宋体" w:hint="eastAsia"/>
+                <w:sz w:val="21"/>
+                <w:szCs w:val="21"/>
+              </w:rPr>
+              <w:t>上传文件</w:t>
+            </w:r>
+          </w:p>
+        </w:tc>
+        <w:tc>
+          <w:tcPr>
+            <w:tcW w:w="2054" w:type="dxa"/>
+          </w:tcPr>
+          <w:p>
+            <w:pPr>
+              <w:spacing w:after="0" w:line="240" w:lineRule="auto"/>
+              <w:rPr>
+                <w:rFonts w:ascii="宋体" w:eastAsia="宋体" w:hAnsi="宋体" w:hint="eastAsia"/>
+                <w:sz w:val="21"/>
+                <w:szCs w:val="21"/>
+              </w:rPr>
+            </w:pPr>
+            <w:r>
+              <w:rPr>
+                <w:rFonts w:ascii="宋体" w:eastAsia="宋体" w:hAnsi="宋体" w:hint="eastAsia"/>
+                <w:sz w:val="21"/>
+                <w:szCs w:val="21"/>
+              </w:rPr>
+              <w:t xml:space="preserve">使用 Postman 向 </w:t>
+            </w:r>
+            <w:r>
+              <w:rPr>
+                <w:rFonts w:ascii="宋体" w:eastAsia="宋体" w:hAnsi="宋体" w:hint="eastAsia"/>
+                <w:sz w:val="21"/>
+                <w:szCs w:val="21"/>
+              </w:rPr>
+              <w:t>api/personal-heath/v1.0/</w:t>
+            </w:r>
+            <w:r>
+              <w:rPr>
+                <w:rFonts w:ascii="宋体" w:eastAsia="宋体" w:hAnsi="宋体" w:hint="eastAsia"/>
+                <w:sz w:val="21"/>
+                <w:szCs w:val="21"/>
+              </w:rPr>
+              <w:t>file/upload 发送 POST 请求，form-data 附带文件 file</w:t>
+            </w:r>
+          </w:p>
+        </w:tc>
+        <w:tc>
+          <w:tcPr>
+            <w:tcW w:w="1490" w:type="dxa"/>
+          </w:tcPr>
+          <w:p>
+            <w:pPr>
+              <w:spacing w:after="0" w:line="240" w:lineRule="auto"/>
+              <w:rPr>
+                <w:rFonts w:ascii="宋体" w:eastAsia="宋体" w:hAnsi="宋体" w:hint="eastAsia"/>
+                <w:sz w:val="21"/>
+                <w:szCs w:val="21"/>
+              </w:rPr>
+            </w:pPr>
+            <w:r>
+              <w:rPr>
+                <w:rFonts w:ascii="宋体" w:eastAsia="宋体" w:hAnsi="宋体" w:hint="eastAsia"/>
+                <w:sz w:val="21"/>
+                <w:szCs w:val="21"/>
+              </w:rPr>
+              <w:t>返回 200 状态码，data 字段为完整访问 URL</w:t>
+            </w:r>
+          </w:p>
+        </w:tc>
+        <w:tc>
+          <w:tcPr>
+            <w:tcW w:w="1701" w:type="dxa"/>
+          </w:tcPr>
+          <w:p>
+            <w:pPr>
+              <w:spacing w:after="0" w:line="240" w:lineRule="auto"/>
+              <w:rPr>
+                <w:rFonts w:ascii="宋体" w:eastAsia="宋体" w:hAnsi="宋体" w:hint="eastAsia"/>
+                <w:sz w:val="21"/>
+                <w:szCs w:val="21"/>
+              </w:rPr>
+            </w:pPr>
+            <w:r>
+              <w:rPr>
+                <w:rFonts w:ascii="宋体" w:eastAsia="宋体" w:hAnsi="宋体" w:hint="eastAsia"/>
+                <w:sz w:val="21"/>
+                <w:szCs w:val="21"/>
+              </w:rPr>
+              <w:t>状态码 200，data 字段为 URL</w:t>
+            </w:r>
+          </w:p>
+        </w:tc>
+        <w:tc>
+          <w:tcPr>
+            <w:tcW w:w="1213" w:type="dxa"/>
+          </w:tcPr>
+          <w:p>
+            <w:pPr>
+              <w:spacing w:after="0" w:line="240" w:lineRule="auto"/>
+              <w:rPr>
+                <w:rFonts w:ascii="宋体" w:eastAsia="宋体" w:hAnsi="宋体" w:hint="eastAsia"/>
+                <w:sz w:val="21"/>
+                <w:szCs w:val="21"/>
+              </w:rPr>
+            </w:pPr>
+            <w:r>
+              <w:rPr>
+                <w:rFonts w:ascii="宋体" w:eastAsia="宋体" w:hAnsi="宋体" w:hint="eastAsia"/>
+                <w:sz w:val="21"/>
+                <w:szCs w:val="21"/>
+              </w:rPr>
+              <w:t>通过</w:t>
+            </w:r>
+          </w:p>
+        </w:tc>
+      </w:tr>
+      <w:tr>
+        <w:trPr>
+          <w:cantSplit/>
+        </w:trPr>
+        <w:tc>
+          <w:tcPr>
+            <w:tcW w:w="704" w:type="dxa"/>
+          </w:tcPr>
+          <w:p>
+            <w:pPr>
+              <w:spacing w:after="0" w:line="240" w:lineRule="auto"/>
+              <w:rPr>
+                <w:rFonts w:ascii="宋体" w:eastAsia="宋体" w:hAnsi="宋体" w:hint="eastAsia"/>
+                <w:sz w:val="21"/>
+                <w:szCs w:val="21"/>
+              </w:rPr>
+            </w:pPr>
+            <w:r>
+              <w:rPr>
+                <w:rFonts w:ascii="宋体" w:eastAsia="宋体" w:hAnsi="宋体" w:hint="eastAsia"/>
+                <w:sz w:val="21"/>
+                <w:szCs w:val="21"/>
+              </w:rPr>
+              <w:t>12</w:t>
+            </w:r>
+          </w:p>
+        </w:tc>
+        <w:tc>
+          <w:tcPr>
+            <w:tcW w:w="1134" w:type="dxa"/>
+          </w:tcPr>
+          <w:p>
+            <w:pPr>
+              <w:spacing w:after="0" w:line="240" w:lineRule="auto"/>
+              <w:rPr>
+                <w:rFonts w:ascii="宋体" w:eastAsia="宋体" w:hAnsi="宋体" w:hint="eastAsia"/>
+                <w:sz w:val="21"/>
+                <w:szCs w:val="21"/>
+              </w:rPr>
+            </w:pPr>
+            <w:r>
+              <w:rPr>
+                <w:rFonts w:ascii="宋体" w:eastAsia="宋体" w:hAnsi="宋体" w:hint="eastAsia"/>
+                <w:sz w:val="21"/>
+                <w:szCs w:val="21"/>
+              </w:rPr>
+              <w:t>上传视频</w:t>
+            </w:r>
+          </w:p>
+        </w:tc>
+        <w:tc>
+          <w:tcPr>
+            <w:tcW w:w="2054" w:type="dxa"/>
+          </w:tcPr>
+          <w:p>
+            <w:pPr>
+              <w:spacing w:after="0" w:line="240" w:lineRule="auto"/>
+              <w:rPr>
+                <w:rFonts w:ascii="宋体" w:eastAsia="宋体" w:hAnsi="宋体" w:hint="eastAsia"/>
+                <w:sz w:val="21"/>
+                <w:szCs w:val="21"/>
+              </w:rPr>
+            </w:pPr>
+            <w:r>
+              <w:rPr>
+                <w:rFonts w:ascii="宋体" w:eastAsia="宋体" w:hAnsi="宋体" w:hint="eastAsia"/>
+                <w:sz w:val="21"/>
+                <w:szCs w:val="21"/>
+              </w:rPr>
+              <w:t xml:space="preserve">使用 Postman 向 </w:t>
+            </w:r>
+            <w:r>
+              <w:rPr>
+                <w:rFonts w:ascii="宋体" w:eastAsia="宋体" w:hAnsi="宋体" w:hint="eastAsia"/>
+                <w:sz w:val="21"/>
+                <w:szCs w:val="21"/>
+              </w:rPr>
+              <w:t>api/personal-heath/v1.0/</w:t>
+            </w:r>
+            <w:r>
+              <w:rPr>
+                <w:rFonts w:ascii="宋体" w:eastAsia="宋体" w:hAnsi="宋体" w:hint="eastAsia"/>
+                <w:sz w:val="21"/>
+                <w:szCs w:val="21"/>
+              </w:rPr>
+              <w:t>file/video/upload 发送 POST 请求，form-data 附带文件 file</w:t>
+            </w:r>
+          </w:p>
+        </w:tc>
+        <w:tc>
+          <w:tcPr>
+            <w:tcW w:w="1490" w:type="dxa"/>
+          </w:tcPr>
+          <w:p>
+            <w:pPr>
+              <w:spacing w:after="0" w:line="240" w:lineRule="auto"/>
+              <w:rPr>
+                <w:rFonts w:ascii="宋体" w:eastAsia="宋体" w:hAnsi="宋体" w:hint="eastAsia"/>
+                <w:sz w:val="21"/>
+                <w:szCs w:val="21"/>
+              </w:rPr>
+            </w:pPr>
+            <w:r>
+              <w:rPr>
+                <w:rFonts w:ascii="宋体" w:eastAsia="宋体" w:hAnsi="宋体" w:hint="eastAsia"/>
+                <w:sz w:val="21"/>
+                <w:szCs w:val="21"/>
+              </w:rPr>
+              <w:t>返回 200 状态码，data 字段为 /file/getFile?fileName=xxx 的相对路径</w:t>
+            </w:r>
+          </w:p>
+        </w:tc>
+        <w:tc>
+          <w:tcPr>
+            <w:tcW w:w="1701" w:type="dxa"/>
+          </w:tcPr>
+          <w:p>
+            <w:pPr>
+              <w:spacing w:after="0" w:line="240" w:lineRule="auto"/>
+              <w:rPr>
+                <w:rFonts w:ascii="宋体" w:eastAsia="宋体" w:hAnsi="宋体" w:hint="eastAsia"/>
+                <w:sz w:val="21"/>
+                <w:szCs w:val="21"/>
+              </w:rPr>
+            </w:pPr>
+            <w:r>
+              <w:rPr>
+                <w:rFonts w:ascii="宋体" w:eastAsia="宋体" w:hAnsi="宋体" w:hint="eastAsia"/>
+                <w:sz w:val="21"/>
+                <w:szCs w:val="21"/>
+              </w:rPr>
+              <w:t>状态码 200，data 字段为相对路径</w:t>
+            </w:r>
+          </w:p>
+        </w:tc>
+        <w:tc>
+          <w:tcPr>
+            <w:tcW w:w="1213" w:type="dxa"/>
+          </w:tcPr>
+          <w:p>
+            <w:pPr>
+              <w:spacing w:after="0" w:line="240" w:lineRule="auto"/>
+              <w:rPr>
+                <w:rFonts w:ascii="宋体" w:eastAsia="宋体" w:hAnsi="宋体" w:hint="eastAsia"/>
+                <w:sz w:val="21"/>
+                <w:szCs w:val="21"/>
+              </w:rPr>
+            </w:pPr>
+            <w:r>
+              <w:rPr>
+                <w:rFonts w:ascii="宋体" w:eastAsia="宋体" w:hAnsi="宋体" w:hint="eastAsia"/>
+                <w:sz w:val="21"/>
+                <w:szCs w:val="21"/>
+              </w:rPr>
+              <w:t>通过</w:t>
+            </w:r>
+          </w:p>
+        </w:tc>
+      </w:tr>
+      <w:tr>
+        <w:trPr>
+          <w:cantSplit/>
+        </w:trPr>
+        <w:tc>
+          <w:tcPr>
+            <w:tcW w:w="704" w:type="dxa"/>
+          </w:tcPr>
+          <w:p>
+            <w:pPr>
+              <w:spacing w:after="0" w:line="240" w:lineRule="auto"/>
+              <w:rPr>
+                <w:rFonts w:ascii="宋体" w:eastAsia="宋体" w:hAnsi="宋体" w:hint="eastAsia"/>
+                <w:szCs w:val="22"/>
+              </w:rPr>
+            </w:pPr>
+            <w:r>
+              <w:rPr>
+                <w:rFonts w:ascii="宋体" w:eastAsia="宋体" w:hAnsi="宋体" w:hint="eastAsia"/>
+                <w:szCs w:val="22"/>
+              </w:rPr>
+              <w:t>13</w:t>
+            </w:r>
+          </w:p>
+        </w:tc>
+        <w:tc>
+          <w:tcPr>
+            <w:tcW w:w="1134" w:type="dxa"/>
+          </w:tcPr>
+          <w:p>
+            <w:pPr>
+              <w:spacing w:after="0" w:line="240" w:lineRule="auto"/>
+              <w:rPr>
+                <w:rFonts w:ascii="宋体" w:eastAsia="宋体" w:hAnsi="宋体" w:hint="eastAsia"/>
+                <w:szCs w:val="22"/>
+              </w:rPr>
+            </w:pPr>
+            <w:r>
+              <w:rPr>
+                <w:rFonts w:ascii="宋体" w:eastAsia="宋体" w:hAnsi="宋体" w:hint="eastAsia"/>
+                <w:szCs w:val="22"/>
+              </w:rPr>
+              <w:t>访问文件</w:t>
+            </w:r>
+          </w:p>
+        </w:tc>
+        <w:tc>
+          <w:tcPr>
+            <w:tcW w:w="2054" w:type="dxa"/>
+          </w:tcPr>
+          <w:p>
+            <w:pPr>
+              <w:spacing w:after="0" w:line="240" w:lineRule="auto"/>
+              <w:rPr>
+                <w:rFonts w:ascii="宋体" w:eastAsia="宋体" w:hAnsi="宋体" w:hint="eastAsia"/>
+                <w:szCs w:val="22"/>
+              </w:rPr>
+            </w:pPr>
+            <w:r>
+              <w:rPr>
+                <w:rFonts w:ascii="宋体" w:eastAsia="宋体" w:hAnsi="宋体" w:hint="eastAsia"/>
+                <w:szCs w:val="22"/>
+              </w:rPr>
+              <w:t xml:space="preserve">浏览器访问 </w:t>
+            </w:r>
+            <w:r>
+              <w:rPr>
+                <w:rFonts w:ascii="宋体" w:eastAsia="宋体" w:hAnsi="宋体" w:hint="eastAsia"/>
+                <w:szCs w:val="22"/>
+              </w:rPr>
+              <w:t>api/personal-heath/v1.0/</w:t>
+            </w:r>
+            <w:r>
+              <w:rPr>
+                <w:rFonts w:ascii="宋体" w:eastAsia="宋体" w:hAnsi="宋体" w:hint="eastAsia"/>
+                <w:szCs w:val="22"/>
+              </w:rPr>
+              <w:t>file/getFile?fileName=xxx.jpg</w:t>
+            </w:r>
+          </w:p>
+        </w:tc>
+        <w:tc>
+          <w:tcPr>
+            <w:tcW w:w="1490" w:type="dxa"/>
+          </w:tcPr>
+          <w:p>
+            <w:pPr>
+              <w:spacing w:after="0" w:line="240" w:lineRule="auto"/>
+              <w:rPr>
+                <w:rFonts w:ascii="宋体" w:eastAsia="宋体" w:hAnsi="宋体" w:hint="eastAsia"/>
+                <w:szCs w:val="22"/>
+              </w:rPr>
+            </w:pPr>
+            <w:r>
+              <w:rPr>
+                <w:rFonts w:ascii="宋体" w:eastAsia="宋体" w:hAnsi="宋体" w:hint="eastAsia"/>
+                <w:szCs w:val="22"/>
+              </w:rPr>
+              <w:t>返回图片或文件内容，状态码 200</w:t>
+            </w:r>
+          </w:p>
+        </w:tc>
+        <w:tc>
+          <w:tcPr>
+            <w:tcW w:w="1701" w:type="dxa"/>
+          </w:tcPr>
+          <w:p>
+            <w:pPr>
+              <w:spacing w:after="0" w:line="240" w:lineRule="auto"/>
+              <w:rPr>
+                <w:rFonts w:ascii="宋体" w:eastAsia="宋体" w:hAnsi="宋体" w:hint="eastAsia"/>
+                <w:szCs w:val="22"/>
+              </w:rPr>
+            </w:pPr>
+            <w:r>
+              <w:rPr>
+                <w:rFonts w:ascii="宋体" w:eastAsia="宋体" w:hAnsi="宋体" w:hint="eastAsia"/>
+                <w:szCs w:val="22"/>
+              </w:rPr>
+              <w:t>状态码 200，返回文件内容</w:t>
+            </w:r>
+          </w:p>
+        </w:tc>
+        <w:tc>
+          <w:tcPr>
+            <w:tcW w:w="1213" w:type="dxa"/>
+          </w:tcPr>
+          <w:p>
+            <w:pPr>
+              <w:spacing w:after="0" w:line="240" w:lineRule="auto"/>
+              <w:rPr>
+                <w:rFonts w:ascii="宋体" w:eastAsia="宋体" w:hAnsi="宋体" w:hint="eastAsia"/>
+                <w:szCs w:val="22"/>
+              </w:rPr>
+            </w:pPr>
+            <w:r>
+              <w:rPr>
+                <w:rFonts w:ascii="宋体" w:eastAsia="宋体" w:hAnsi="宋体" w:hint="eastAsia"/>
+                <w:szCs w:val="22"/>
+              </w:rPr>
+              <w:t>通过</w:t>
+            </w:r>
+          </w:p>
+        </w:tc>
+      </w:tr>
+      <w:tr>
+        <w:trPr>
+          <w:cantSplit/>
+        </w:trPr>
+        <w:tc>
+          <w:tcPr>
+            <w:tcW w:w="704" w:type="dxa"/>
+          </w:tcPr>
+          <w:p>
+            <w:pPr>
+              <w:spacing w:after="0" w:line="240" w:lineRule="auto"/>
+              <w:rPr>
+                <w:rFonts w:ascii="宋体" w:eastAsia="宋体" w:hAnsi="宋体" w:hint="eastAsia"/>
+                <w:szCs w:val="22"/>
+              </w:rPr>
+            </w:pPr>
+            <w:r>
+              <w:rPr>
+                <w:rFonts w:ascii="宋体" w:eastAsia="宋体" w:hAnsi="宋体" w:hint="eastAsia"/>
+                <w:szCs w:val="22"/>
+              </w:rPr>
+              <w:t>14</w:t>
+            </w:r>
+          </w:p>
+        </w:tc>
+        <w:tc>
+          <w:tcPr>
+            <w:tcW w:w="1134" w:type="dxa"/>
+          </w:tcPr>
+          <w:p>
+            <w:pPr>
+              <w:spacing w:after="0" w:line="240" w:lineRule="auto"/>
+              <w:rPr>
+                <w:rFonts w:ascii="宋体" w:eastAsia="宋体" w:hAnsi="宋体" w:hint="eastAsia"/>
+                <w:szCs w:val="22"/>
+              </w:rPr>
+            </w:pPr>
+            <w:r>
+              <w:rPr>
+                <w:rFonts w:ascii="宋体" w:eastAsia="宋体" w:hAnsi="宋体" w:hint="eastAsia"/>
+                <w:szCs w:val="22"/>
+              </w:rPr>
+              <w:t>分页查询健康记录（管理员）</w:t>
+            </w:r>
+          </w:p>
+        </w:tc>
+        <w:tc>
+          <w:tcPr>
+            <w:tcW w:w="2054" w:type="dxa"/>
+          </w:tcPr>
+          <w:p>
+            <w:pPr>
+              <w:spacing w:after="0" w:line="240" w:lineRule="auto"/>
+              <w:rPr>
+                <w:rFonts w:ascii="宋体" w:eastAsia="宋体" w:hAnsi="宋体" w:hint="eastAsia"/>
+                <w:szCs w:val="22"/>
+              </w:rPr>
+            </w:pPr>
+            <w:r>
+              <w:rPr>
+                <w:rFonts w:ascii="宋体" w:eastAsia="宋体" w:hAnsi="宋体" w:hint="eastAsia"/>
+                <w:szCs w:val="22"/>
+              </w:rPr>
+              <w:t xml:space="preserve">向 </w:t>
+            </w:r>
+            <w:r>
+              <w:rPr>
+                <w:rFonts w:ascii="宋体" w:eastAsia="宋体" w:hAnsi="宋体" w:hint="eastAsia"/>
+                <w:szCs w:val="22"/>
+              </w:rPr>
+              <w:t>api/personal-heath/v1.0/</w:t>
+            </w:r>
+            <w:r>
+              <w:rPr>
+                <w:rFonts w:ascii="宋体" w:eastAsia="宋体" w:hAnsi="宋体" w:hint="eastAsia"/>
+                <w:szCs w:val="22"/>
+              </w:rPr>
+              <w:t>user-health/query 发送 POST 请求，Body 为查询条件 DTO（如用户 ID、模型 ID 等）</w:t>
+            </w:r>
+          </w:p>
+        </w:tc>
+        <w:tc>
+          <w:tcPr>
+            <w:tcW w:w="1490" w:type="dxa"/>
+          </w:tcPr>
+          <w:p>
+            <w:pPr>
+              <w:spacing w:after="0" w:line="240" w:lineRule="auto"/>
+              <w:rPr>
+                <w:rFonts w:ascii="宋体" w:eastAsia="宋体" w:hAnsi="宋体" w:hint="eastAsia"/>
+                <w:szCs w:val="22"/>
+              </w:rPr>
+            </w:pPr>
+            <w:r>
+              <w:rPr>
+                <w:rFonts w:ascii="宋体" w:eastAsia="宋体" w:hAnsi="宋体" w:hint="eastAsia"/>
+                <w:szCs w:val="22"/>
+              </w:rPr>
+              <w:t>返回 200 状态码，data 为 UserHealthVO 列表，含分页信息</w:t>
+            </w:r>
+          </w:p>
+        </w:tc>
+        <w:tc>
+          <w:tcPr>
+            <w:tcW w:w="1701" w:type="dxa"/>
+          </w:tcPr>
+          <w:p>
+            <w:pPr>
+              <w:spacing w:after="0" w:line="240" w:lineRule="auto"/>
+              <w:rPr>
+                <w:rFonts w:ascii="宋体" w:eastAsia="宋体" w:hAnsi="宋体" w:hint="eastAsia"/>
+                <w:szCs w:val="22"/>
+              </w:rPr>
+            </w:pPr>
+            <w:r>
+              <w:rPr>
+                <w:rFonts w:ascii="宋体" w:eastAsia="宋体" w:hAnsi="宋体" w:hint="eastAsia"/>
+                <w:szCs w:val="22"/>
+              </w:rPr>
+              <w:t>状态码 200，返回分页数据</w:t>
+            </w:r>
+          </w:p>
+        </w:tc>
+        <w:tc>
+          <w:tcPr>
+            <w:tcW w:w="1213" w:type="dxa"/>
+          </w:tcPr>
+          <w:p>
+            <w:pPr>
+              <w:spacing w:after="0" w:line="240" w:lineRule="auto"/>
+              <w:rPr>
+                <w:rFonts w:ascii="宋体" w:eastAsia="宋体" w:hAnsi="宋体" w:hint="eastAsia"/>
+                <w:szCs w:val="22"/>
+              </w:rPr>
+            </w:pPr>
+            <w:r>
+              <w:rPr>
+                <w:rFonts w:ascii="宋体" w:eastAsia="宋体" w:hAnsi="宋体" w:hint="eastAsia"/>
+                <w:szCs w:val="22"/>
+              </w:rPr>
+              <w:t>通过</w:t>
+            </w:r>
+          </w:p>
+        </w:tc>
+      </w:tr>
+      <w:tr>
+        <w:trPr>
+          <w:cantSplit/>
+        </w:trPr>
+        <w:tc>
+          <w:tcPr>
+            <w:tcW w:w="704" w:type="dxa"/>
+          </w:tcPr>
+          <w:p>
+            <w:pPr>
+              <w:spacing w:after="0" w:line="240" w:lineRule="auto"/>
+              <w:rPr>
+                <w:rFonts w:ascii="宋体" w:eastAsia="宋体" w:hAnsi="宋体" w:hint="eastAsia"/>
+                <w:szCs w:val="22"/>
+              </w:rPr>
+            </w:pPr>
+            <w:r>
+              <w:rPr>
+                <w:rFonts w:ascii="宋体" w:eastAsia="宋体" w:hAnsi="宋体" w:hint="eastAsia"/>
+                <w:szCs w:val="22"/>
+              </w:rPr>
+              <w:t>15</w:t>
+            </w:r>
+          </w:p>
+        </w:tc>
+        <w:tc>
+          <w:tcPr>
+            <w:tcW w:w="1134" w:type="dxa"/>
+          </w:tcPr>
+          <w:p>
+            <w:pPr>
+              <w:tabs>
+                <w:tab w:val="left" w:pos="40"/>
+              </w:tabs>
+              <w:spacing w:after="0" w:line="240" w:lineRule="auto"/>
+              <w:rPr>
+                <w:rFonts w:ascii="宋体" w:eastAsia="宋体" w:hAnsi="宋体" w:hint="eastAsia"/>
+                <w:szCs w:val="22"/>
+              </w:rPr>
+            </w:pPr>
+            <w:r>
+              <w:rPr>
+                <w:rFonts w:ascii="宋体" w:eastAsia="宋体" w:hAnsi="宋体" w:hint="eastAsia"/>
+                <w:szCs w:val="22"/>
+              </w:rPr>
+              <w:tab/>
+            </w:r>
+            <w:r>
+              <w:rPr>
+                <w:rFonts w:ascii="宋体" w:eastAsia="宋体" w:hAnsi="宋体" w:hint="eastAsia"/>
+                <w:szCs w:val="22"/>
+              </w:rPr>
+              <w:t>分页查询当前用户记录</w:t>
+            </w:r>
+          </w:p>
+        </w:tc>
+        <w:tc>
+          <w:tcPr>
+            <w:tcW w:w="2054" w:type="dxa"/>
+          </w:tcPr>
+          <w:p>
+            <w:pPr>
+              <w:spacing w:after="0" w:line="240" w:lineRule="auto"/>
+              <w:rPr>
+                <w:rFonts w:ascii="宋体" w:eastAsia="宋体" w:hAnsi="宋体" w:hint="eastAsia"/>
+                <w:szCs w:val="22"/>
+              </w:rPr>
+            </w:pPr>
+            <w:r>
+              <w:rPr>
+                <w:rFonts w:ascii="宋体" w:eastAsia="宋体" w:hAnsi="宋体" w:hint="eastAsia"/>
+                <w:szCs w:val="22"/>
+              </w:rPr>
+              <w:t xml:space="preserve">向 </w:t>
+            </w:r>
+            <w:r>
+              <w:rPr>
+                <w:rFonts w:ascii="宋体" w:eastAsia="宋体" w:hAnsi="宋体" w:hint="eastAsia"/>
+                <w:szCs w:val="22"/>
+              </w:rPr>
+              <w:t>api/personal-heath/v1.0/</w:t>
+            </w:r>
+            <w:r>
+              <w:rPr>
+                <w:rFonts w:ascii="宋体" w:eastAsia="宋体" w:hAnsi="宋体" w:hint="eastAsia"/>
+                <w:szCs w:val="22"/>
+              </w:rPr>
+              <w:t>user-health/queryUser 发送 POST 请求，Body 可为空或带过滤参数</w:t>
+            </w:r>
+          </w:p>
+        </w:tc>
+        <w:tc>
+          <w:tcPr>
+            <w:tcW w:w="1490" w:type="dxa"/>
+          </w:tcPr>
+          <w:p>
+            <w:pPr>
+              <w:spacing w:after="0" w:line="240" w:lineRule="auto"/>
+              <w:rPr>
+                <w:rFonts w:ascii="宋体" w:eastAsia="宋体" w:hAnsi="宋体" w:hint="eastAsia"/>
+                <w:szCs w:val="22"/>
+              </w:rPr>
+            </w:pPr>
+            <w:r>
+              <w:rPr>
+                <w:rFonts w:ascii="宋体" w:eastAsia="宋体" w:hAnsi="宋体" w:hint="eastAsia"/>
+                <w:szCs w:val="22"/>
+              </w:rPr>
+              <w:t>返回当前登录用户的健康记录分页数据</w:t>
+            </w:r>
+          </w:p>
+        </w:tc>
+        <w:tc>
+          <w:tcPr>
+            <w:tcW w:w="1701" w:type="dxa"/>
+          </w:tcPr>
+          <w:p>
+            <w:pPr>
+              <w:spacing w:after="0" w:line="240" w:lineRule="auto"/>
+              <w:rPr>
+                <w:rFonts w:ascii="宋体" w:eastAsia="宋体" w:hAnsi="宋体" w:hint="eastAsia"/>
+                <w:szCs w:val="22"/>
+              </w:rPr>
+            </w:pPr>
+            <w:r>
+              <w:rPr>
+                <w:rFonts w:ascii="宋体" w:eastAsia="宋体" w:hAnsi="宋体" w:hint="eastAsia"/>
+                <w:szCs w:val="22"/>
+              </w:rPr>
+              <w:t>状态码 200，返回该用户健康记录</w:t>
+            </w:r>
+            <w:r>
+              <w:rPr>
+                <w:rFonts w:ascii="宋体" w:eastAsia="宋体" w:hAnsi="宋体" w:hint="eastAsia"/>
+                <w:szCs w:val="22"/>
+              </w:rPr>
+              <w:t>和分页信息</w:t>
+            </w:r>
+          </w:p>
+        </w:tc>
+        <w:tc>
+          <w:tcPr>
+            <w:tcW w:w="1213" w:type="dxa"/>
+          </w:tcPr>
+          <w:p>
+            <w:pPr>
+              <w:spacing w:after="0" w:line="240" w:lineRule="auto"/>
+              <w:rPr>
+                <w:rFonts w:ascii="宋体" w:eastAsia="宋体" w:hAnsi="宋体" w:hint="eastAsia"/>
+                <w:szCs w:val="22"/>
+              </w:rPr>
+            </w:pPr>
+            <w:r>
+              <w:rPr>
+                <w:rFonts w:ascii="宋体" w:eastAsia="宋体" w:hAnsi="宋体" w:hint="eastAsia"/>
+                <w:szCs w:val="22"/>
+              </w:rPr>
+              <w:t>通过</w:t>
+            </w:r>
+          </w:p>
+        </w:tc>
+      </w:tr>
+      <w:tr>
+        <w:trPr>
+          <w:cantSplit/>
+        </w:trPr>
+        <w:tc>
+          <w:tcPr>
+            <w:tcW w:w="704" w:type="dxa"/>
+          </w:tcPr>
+          <w:p>
+            <w:pPr>
+              <w:spacing w:after="0" w:line="240" w:lineRule="auto"/>
+              <w:rPr>
+                <w:rFonts w:ascii="宋体" w:eastAsia="宋体" w:hAnsi="宋体" w:hint="eastAsia"/>
+                <w:szCs w:val="22"/>
+              </w:rPr>
+            </w:pPr>
+            <w:r>
+              <w:rPr>
+                <w:rFonts w:ascii="宋体" w:eastAsia="宋体" w:hAnsi="宋体" w:hint="eastAsia"/>
+                <w:szCs w:val="22"/>
+              </w:rPr>
+              <w:t>16</w:t>
+            </w:r>
+          </w:p>
+        </w:tc>
+        <w:tc>
+          <w:tcPr>
+            <w:tcW w:w="1134" w:type="dxa"/>
+          </w:tcPr>
+          <w:p>
+            <w:pPr>
+              <w:spacing w:after="0" w:line="240" w:lineRule="auto"/>
+              <w:rPr>
+                <w:rFonts w:ascii="宋体" w:eastAsia="宋体" w:hAnsi="宋体" w:hint="eastAsia"/>
+                <w:szCs w:val="22"/>
+              </w:rPr>
+            </w:pPr>
+            <w:r>
+              <w:rPr>
+                <w:rFonts w:ascii="宋体" w:eastAsia="宋体" w:hAnsi="宋体" w:hint="eastAsia"/>
+                <w:szCs w:val="22"/>
+              </w:rPr>
+              <w:t>查询近几日指定模型记录</w:t>
+            </w:r>
+          </w:p>
+        </w:tc>
+        <w:tc>
+          <w:tcPr>
+            <w:tcW w:w="2054" w:type="dxa"/>
+          </w:tcPr>
+          <w:p>
+            <w:pPr>
+              <w:spacing w:after="0" w:line="240" w:lineRule="auto"/>
+              <w:rPr>
+                <w:rFonts w:ascii="宋体" w:eastAsia="宋体" w:hAnsi="宋体" w:hint="eastAsia"/>
+                <w:szCs w:val="22"/>
+              </w:rPr>
+            </w:pPr>
+            <w:r>
+              <w:rPr>
+                <w:rFonts w:ascii="宋体" w:eastAsia="宋体" w:hAnsi="宋体" w:hint="eastAsia"/>
+                <w:szCs w:val="22"/>
+              </w:rPr>
+              <w:t xml:space="preserve">向 </w:t>
+            </w:r>
+            <w:r>
+              <w:rPr>
+                <w:rFonts w:ascii="宋体" w:eastAsia="宋体" w:hAnsi="宋体" w:hint="eastAsia"/>
+                <w:szCs w:val="22"/>
+              </w:rPr>
+              <w:t>api/personal-heath/v1.0/</w:t>
+            </w:r>
+            <w:r>
+              <w:rPr>
+                <w:rFonts w:ascii="宋体" w:eastAsia="宋体" w:hAnsi="宋体" w:hint="eastAsia"/>
+                <w:szCs w:val="22"/>
+              </w:rPr>
+              <w:t>user-health/timeQuery/{id}/{day} 发送 GET 请求</w:t>
+            </w:r>
+          </w:p>
+        </w:tc>
+        <w:tc>
+          <w:tcPr>
+            <w:tcW w:w="1490" w:type="dxa"/>
+          </w:tcPr>
+          <w:p>
+            <w:pPr>
+              <w:spacing w:after="0" w:line="240" w:lineRule="auto"/>
+              <w:rPr>
+                <w:rFonts w:ascii="宋体" w:eastAsia="宋体" w:hAnsi="宋体" w:hint="eastAsia"/>
+                <w:szCs w:val="22"/>
+              </w:rPr>
+            </w:pPr>
+            <w:r>
+              <w:rPr>
+                <w:rFonts w:ascii="宋体" w:eastAsia="宋体" w:hAnsi="宋体" w:hint="eastAsia"/>
+                <w:szCs w:val="22"/>
+              </w:rPr>
+              <w:t>返回指定用户、指定健康模型、指定天数内的所有健康记录</w:t>
+            </w:r>
+          </w:p>
+        </w:tc>
+        <w:tc>
+          <w:tcPr>
+            <w:tcW w:w="1701" w:type="dxa"/>
+          </w:tcPr>
+          <w:p>
+            <w:pPr>
+              <w:spacing w:after="0" w:line="240" w:lineRule="auto"/>
+              <w:rPr>
+                <w:rFonts w:ascii="宋体" w:eastAsia="宋体" w:hAnsi="宋体" w:hint="eastAsia"/>
+                <w:szCs w:val="22"/>
+              </w:rPr>
+            </w:pPr>
+            <w:r>
+              <w:rPr>
+                <w:rFonts w:ascii="宋体" w:eastAsia="宋体" w:hAnsi="宋体" w:hint="eastAsia"/>
+                <w:szCs w:val="22"/>
+              </w:rPr>
+              <w:t>状态码 200，返回记录列表</w:t>
+            </w:r>
+          </w:p>
+        </w:tc>
+        <w:tc>
+          <w:tcPr>
+            <w:tcW w:w="1213" w:type="dxa"/>
+          </w:tcPr>
+          <w:p>
+            <w:pPr>
+              <w:spacing w:after="0" w:line="240" w:lineRule="auto"/>
+              <w:rPr>
+                <w:rFonts w:ascii="宋体" w:eastAsia="宋体" w:hAnsi="宋体" w:hint="eastAsia"/>
+                <w:szCs w:val="22"/>
+              </w:rPr>
+            </w:pPr>
+            <w:r>
+              <w:rPr>
+                <w:rFonts w:ascii="宋体" w:eastAsia="宋体" w:hAnsi="宋体" w:hint="eastAsia"/>
+                <w:szCs w:val="22"/>
+              </w:rPr>
+              <w:t>通过</w:t>
+            </w:r>
+          </w:p>
+        </w:tc>
+      </w:tr>
+      <w:tr>
+        <w:trPr>
+          <w:cantSplit/>
+        </w:trPr>
+        <w:tc>
+          <w:tcPr>
+            <w:tcW w:w="704" w:type="dxa"/>
+          </w:tcPr>
+          <w:p>
+            <w:pPr>
+              <w:spacing w:after="0" w:line="240" w:lineRule="auto"/>
+              <w:rPr>
+                <w:rFonts w:ascii="宋体" w:eastAsia="宋体" w:hAnsi="宋体" w:hint="eastAsia"/>
+                <w:szCs w:val="22"/>
+              </w:rPr>
+            </w:pPr>
+            <w:r>
+              <w:rPr>
+                <w:rFonts w:ascii="宋体" w:eastAsia="宋体" w:hAnsi="宋体" w:hint="eastAsia"/>
+                <w:szCs w:val="22"/>
+              </w:rPr>
+              <w:t>17</w:t>
+            </w:r>
+          </w:p>
+        </w:tc>
+        <w:tc>
+          <w:tcPr>
+            <w:tcW w:w="1134" w:type="dxa"/>
+          </w:tcPr>
+          <w:p>
+            <w:pPr>
+              <w:spacing w:after="0" w:line="240" w:lineRule="auto"/>
+              <w:rPr>
+                <w:rFonts w:ascii="宋体" w:eastAsia="宋体" w:hAnsi="宋体" w:hint="eastAsia"/>
+                <w:szCs w:val="22"/>
+              </w:rPr>
+            </w:pPr>
+            <w:r>
+              <w:rPr>
+                <w:rFonts w:ascii="宋体" w:eastAsia="宋体" w:hAnsi="宋体" w:hint="eastAsia"/>
+                <w:szCs w:val="22"/>
+              </w:rPr>
+              <w:t>查询近几日图表统计数据</w:t>
+            </w:r>
+          </w:p>
+        </w:tc>
+        <w:tc>
+          <w:tcPr>
+            <w:tcW w:w="2054" w:type="dxa"/>
+          </w:tcPr>
+          <w:p>
+            <w:pPr>
+              <w:spacing w:after="0" w:line="240" w:lineRule="auto"/>
+              <w:rPr>
+                <w:rFonts w:ascii="宋体" w:eastAsia="宋体" w:hAnsi="宋体" w:hint="eastAsia"/>
+                <w:szCs w:val="22"/>
+              </w:rPr>
+            </w:pPr>
+            <w:r>
+              <w:rPr>
+                <w:rFonts w:ascii="宋体" w:eastAsia="宋体" w:hAnsi="宋体" w:hint="eastAsia"/>
+                <w:szCs w:val="22"/>
+              </w:rPr>
+              <w:t xml:space="preserve">向 </w:t>
+            </w:r>
+            <w:r>
+              <w:rPr>
+                <w:rFonts w:ascii="宋体" w:eastAsia="宋体" w:hAnsi="宋体" w:hint="eastAsia"/>
+                <w:szCs w:val="22"/>
+              </w:rPr>
+              <w:t>api/personal-heath/v1.0/</w:t>
+            </w:r>
+            <w:r>
+              <w:rPr>
+                <w:rFonts w:ascii="宋体" w:eastAsia="宋体" w:hAnsi="宋体" w:hint="eastAsia"/>
+                <w:szCs w:val="22"/>
+              </w:rPr>
+              <w:t>user-health/daysQuery/{day} 发送 GET 请求</w:t>
+            </w:r>
+          </w:p>
+        </w:tc>
+        <w:tc>
+          <w:tcPr>
+            <w:tcW w:w="1490" w:type="dxa"/>
+          </w:tcPr>
+          <w:p>
+            <w:pPr>
+              <w:spacing w:after="0" w:line="240" w:lineRule="auto"/>
+              <w:rPr>
+                <w:rFonts w:ascii="宋体" w:eastAsia="宋体" w:hAnsi="宋体" w:hint="eastAsia"/>
+                <w:szCs w:val="22"/>
+              </w:rPr>
+            </w:pPr>
+            <w:r>
+              <w:rPr>
+                <w:rFonts w:ascii="宋体" w:eastAsia="宋体" w:hAnsi="宋体" w:hint="eastAsia"/>
+                <w:szCs w:val="22"/>
+              </w:rPr>
+              <w:t>返回近 N 天内所有健康记录的汇总</w:t>
+            </w:r>
+          </w:p>
+        </w:tc>
+        <w:tc>
+          <w:tcPr>
+            <w:tcW w:w="1701" w:type="dxa"/>
+          </w:tcPr>
+          <w:p>
+            <w:pPr>
+              <w:spacing w:after="0" w:line="240" w:lineRule="auto"/>
+              <w:rPr>
+                <w:rFonts w:ascii="宋体" w:eastAsia="宋体" w:hAnsi="宋体" w:hint="eastAsia"/>
+                <w:szCs w:val="22"/>
+              </w:rPr>
+            </w:pPr>
+            <w:r>
+              <w:rPr>
+                <w:rFonts w:ascii="宋体" w:eastAsia="宋体" w:hAnsi="宋体" w:hint="eastAsia"/>
+                <w:szCs w:val="22"/>
+              </w:rPr>
+              <w:t>状态码 200，返回图表数据</w:t>
+            </w:r>
+          </w:p>
+        </w:tc>
+        <w:tc>
+          <w:tcPr>
+            <w:tcW w:w="1213" w:type="dxa"/>
+          </w:tcPr>
+          <w:p>
+            <w:pPr>
+              <w:spacing w:after="0" w:line="240" w:lineRule="auto"/>
+              <w:rPr>
+                <w:rFonts w:ascii="宋体" w:eastAsia="宋体" w:hAnsi="宋体" w:hint="eastAsia"/>
+                <w:szCs w:val="22"/>
+              </w:rPr>
+            </w:pPr>
+            <w:r>
+              <w:rPr>
+                <w:rFonts w:ascii="宋体" w:eastAsia="宋体" w:hAnsi="宋体" w:hint="eastAsia"/>
+                <w:szCs w:val="22"/>
               </w:rPr>
               <w:t>通过</w:t>
             </w:r>
@@ -15773,25 +16849,7 @@
                 <w:sz w:val="21"/>
                 <w:szCs w:val="21"/>
               </w:rPr>
-              <w:t>字段、按钮及</w:t>
-            </w:r>
-            <w:proofErr w:type="gramStart"/>
-            <w:r>
-              <w:rPr>
-                <w:rFonts w:ascii="宋体" w:eastAsia="宋体" w:hAnsi="宋体"/>
-                <w:sz w:val="21"/>
-                <w:szCs w:val="21"/>
-              </w:rPr>
-              <w:t>交互与</w:t>
-            </w:r>
-            <w:proofErr w:type="gramEnd"/>
-            <w:r>
-              <w:rPr>
-                <w:rFonts w:ascii="宋体" w:eastAsia="宋体" w:hAnsi="宋体"/>
-                <w:sz w:val="21"/>
-                <w:szCs w:val="21"/>
-              </w:rPr>
-              <w:t>系统保持一致</w:t>
+              <w:t>字段、按钮及交互与系统保持一致</w:t>
             </w:r>
           </w:p>
         </w:tc>
@@ -15889,25 +16947,7 @@
                 <w:sz w:val="21"/>
                 <w:szCs w:val="21"/>
               </w:rPr>
-              <w:t>使用Postman验证“/</w:t>
-            </w:r>
-            <w:proofErr w:type="spellStart"/>
-            <w:r>
-              <w:rPr>
-                <w:rFonts w:ascii="宋体" w:eastAsia="宋体" w:hAnsi="宋体"/>
-                <w:sz w:val="21"/>
-                <w:szCs w:val="21"/>
-              </w:rPr>
-              <w:t>api</w:t>
-            </w:r>
-            <w:proofErr w:type="spellEnd"/>
-            <w:r>
-              <w:rPr>
-                <w:rFonts w:ascii="宋体" w:eastAsia="宋体" w:hAnsi="宋体"/>
-                <w:sz w:val="21"/>
-                <w:szCs w:val="21"/>
-              </w:rPr>
-              <w:t>/message/unread”接口说明与响应格式一致</w:t>
+              <w:t>使用Postman验证“/api/message/unread”接口说明与响应格式一致</w:t>
             </w:r>
           </w:p>
         </w:tc>
@@ -16369,25 +17409,7 @@
                 <w:sz w:val="21"/>
                 <w:szCs w:val="21"/>
               </w:rPr>
-              <w:t>所有实体、主键、</w:t>
-            </w:r>
-            <w:proofErr w:type="gramStart"/>
-            <w:r>
-              <w:rPr>
-                <w:rFonts w:ascii="宋体" w:eastAsia="宋体" w:hAnsi="宋体"/>
-                <w:sz w:val="21"/>
-                <w:szCs w:val="21"/>
-              </w:rPr>
-              <w:t>外键定义</w:t>
-            </w:r>
-            <w:proofErr w:type="gramEnd"/>
-            <w:r>
-              <w:rPr>
-                <w:rFonts w:ascii="宋体" w:eastAsia="宋体" w:hAnsi="宋体"/>
-                <w:sz w:val="21"/>
-                <w:szCs w:val="21"/>
-              </w:rPr>
-              <w:t>一致</w:t>
+              <w:t>所有实体、主键、外键定义一致</w:t>
             </w:r>
           </w:p>
         </w:tc>
@@ -16481,25 +17503,7 @@
           <w:sz w:val="21"/>
           <w:szCs w:val="21"/>
         </w:rPr>
-        <w:t>文档</w:t>
-      </w:r>
-      <w:proofErr w:type="gramStart"/>
-      <w:r>
-        <w:rPr>
-          <w:rFonts w:ascii="黑体" w:eastAsia="黑体" w:hAnsi="黑体" w:hint="eastAsia"/>
-          <w:sz w:val="21"/>
-          <w:szCs w:val="21"/>
-        </w:rPr>
-        <w:t>介</w:t>
-      </w:r>
-      <w:proofErr w:type="gramEnd"/>
-      <w:r>
-        <w:rPr>
-          <w:rFonts w:ascii="黑体" w:eastAsia="黑体" w:hAnsi="黑体" w:hint="eastAsia"/>
-          <w:sz w:val="21"/>
-          <w:szCs w:val="21"/>
-        </w:rPr>
-        <w:t>值一致性</w:t>
+        <w:t>文档介值一致性</w:t>
       </w:r>
       <w:r>
         <w:rPr>
@@ -16975,7 +17979,6 @@
                 <w:sz w:val="21"/>
                 <w:szCs w:val="21"/>
               </w:rPr>
-              <w:lastRenderedPageBreak/>
               <w:t>2</w:t>
             </w:r>
           </w:p>
@@ -17045,23 +18048,13 @@
               </w:rPr>
               <w:t>输入</w:t>
             </w:r>
-            <w:proofErr w:type="gramStart"/>
-            <w:r>
-              <w:rPr>
-                <w:rFonts w:ascii="宋体" w:eastAsia="宋体" w:hAnsi="宋体" w:hint="eastAsia"/>
-                <w:sz w:val="21"/>
-                <w:szCs w:val="21"/>
-              </w:rPr>
-              <w:t>‘</w:t>
-            </w:r>
-            <w:proofErr w:type="gramEnd"/>
-            <w:r>
-              <w:rPr>
-                <w:rFonts w:ascii="宋体" w:eastAsia="宋体" w:hAnsi="宋体" w:hint="eastAsia"/>
-                <w:sz w:val="21"/>
-                <w:szCs w:val="21"/>
-              </w:rPr>
-              <w:t xml:space="preserve"> or 1=1#</w:t>
+            <w:r>
+              <w:rPr>
+                <w:rFonts w:ascii="宋体" w:eastAsia="宋体" w:hAnsi="宋体" w:hint="eastAsia"/>
+                <w:sz w:val="21"/>
+                <w:szCs w:val="21"/>
+              </w:rPr>
+              <w:t>‘ or 1=1#</w:t>
             </w:r>
             <w:r>
               <w:rPr>
@@ -17119,7 +18112,6 @@
                 <w:szCs w:val="21"/>
               </w:rPr>
             </w:pPr>
-            <w:proofErr w:type="gramStart"/>
             <w:r>
               <w:rPr>
                 <w:rFonts w:ascii="宋体" w:eastAsia="宋体" w:hAnsi="宋体"/>
@@ -17144,7 +18136,6 @@
               </w:rPr>
               <w:t>提示</w:t>
             </w:r>
-            <w:proofErr w:type="gramEnd"/>
             <w:r>
               <w:rPr>
                 <w:rFonts w:ascii="宋体" w:eastAsia="宋体" w:hAnsi="宋体" w:hint="eastAsia"/>
@@ -17373,7 +18364,16 @@
                 <w:sz w:val="21"/>
                 <w:szCs w:val="21"/>
               </w:rPr>
-              <w:t>健康数据异常值</w:t>
+              <w:t>健康数据异常</w:t>
+            </w:r>
+            <w:r>
+              <w:rPr>
+                <w:rFonts w:ascii="宋体" w:eastAsia="宋体" w:hAnsi="宋体"/>
+                <w:sz w:val="21"/>
+                <w:szCs w:val="21"/>
+              </w:rPr>
+              <w:lastRenderedPageBreak/>
+              <w:t>值</w:t>
             </w:r>
           </w:p>
         </w:tc>
@@ -17397,25 +18397,8 @@
                 <w:sz w:val="21"/>
                 <w:szCs w:val="21"/>
               </w:rPr>
-              <w:t>输入一个</w:t>
-            </w:r>
-            <w:proofErr w:type="gramStart"/>
-            <w:r>
-              <w:rPr>
-                <w:rFonts w:ascii="宋体" w:eastAsia="宋体" w:hAnsi="宋体"/>
-                <w:sz w:val="21"/>
-                <w:szCs w:val="21"/>
-              </w:rPr>
-              <w:t>极端高</w:t>
-            </w:r>
-            <w:proofErr w:type="gramEnd"/>
-            <w:r>
-              <w:rPr>
-                <w:rFonts w:ascii="宋体" w:eastAsia="宋体" w:hAnsi="宋体"/>
-                <w:sz w:val="21"/>
-                <w:szCs w:val="21"/>
-              </w:rPr>
-              <w:t>的血压值如“1000”点击保存</w:t>
+              <w:lastRenderedPageBreak/>
+              <w:t>输入一个极端高的血压值如“1000”点击保存</w:t>
             </w:r>
           </w:p>
         </w:tc>
@@ -18069,23 +19052,13 @@
                 <w:szCs w:val="21"/>
               </w:rPr>
             </w:pPr>
-            <w:proofErr w:type="gramStart"/>
-            <w:r>
-              <w:rPr>
-                <w:rFonts w:ascii="宋体" w:eastAsia="宋体" w:hAnsi="宋体"/>
-                <w:sz w:val="21"/>
-                <w:szCs w:val="21"/>
-              </w:rPr>
-              <w:t>弹窗显示</w:t>
-            </w:r>
-            <w:proofErr w:type="gramEnd"/>
-            <w:r>
-              <w:rPr>
-                <w:rFonts w:ascii="宋体" w:eastAsia="宋体" w:hAnsi="宋体"/>
-                <w:sz w:val="21"/>
-                <w:szCs w:val="21"/>
-              </w:rPr>
-              <w:t>正常</w:t>
+            <w:r>
+              <w:rPr>
+                <w:rFonts w:ascii="宋体" w:eastAsia="宋体" w:hAnsi="宋体"/>
+                <w:sz w:val="21"/>
+                <w:szCs w:val="21"/>
+              </w:rPr>
+              <w:t>弹窗显示正常</w:t>
             </w:r>
           </w:p>
         </w:tc>
@@ -18379,25 +19352,7 @@
                 <w:sz w:val="21"/>
                 <w:szCs w:val="21"/>
               </w:rPr>
-              <w:t>收藏状态</w:t>
-            </w:r>
-            <w:proofErr w:type="gramStart"/>
-            <w:r>
-              <w:rPr>
-                <w:rFonts w:ascii="宋体" w:eastAsia="宋体" w:hAnsi="宋体"/>
-                <w:sz w:val="21"/>
-                <w:szCs w:val="21"/>
-              </w:rPr>
-              <w:t>随操作</w:t>
-            </w:r>
-            <w:proofErr w:type="gramEnd"/>
-            <w:r>
-              <w:rPr>
-                <w:rFonts w:ascii="宋体" w:eastAsia="宋体" w:hAnsi="宋体"/>
-                <w:sz w:val="21"/>
-                <w:szCs w:val="21"/>
-              </w:rPr>
-              <w:t>正确切换</w:t>
+              <w:t>收藏状态随操作正确切换</w:t>
             </w:r>
           </w:p>
         </w:tc>
@@ -18693,7 +19648,6 @@
         </w:rPr>
         <w:t>测试通过</w:t>
       </w:r>
-      <w:proofErr w:type="spellStart"/>
       <w:r>
         <w:rPr>
           <w:rFonts w:ascii="Times New Roman" w:eastAsia="宋体" w:hAnsi="Times New Roman"/>
@@ -18703,7 +19657,6 @@
         </w:rPr>
         <w:t>Junit,Mockito</w:t>
       </w:r>
-      <w:proofErr w:type="spellEnd"/>
       <w:r>
         <w:rPr>
           <w:rFonts w:ascii="宋体" w:eastAsia="宋体" w:hAnsi="宋体"/>
@@ -18797,7 +19750,6 @@
           <w:sz w:val="28"/>
           <w:szCs w:val="28"/>
         </w:rPr>
-        <w:lastRenderedPageBreak/>
         <w:t>4.</w:t>
       </w:r>
       <w:r>
@@ -18963,6 +19915,7 @@
           <w:color w:val="000000"/>
           <w:sz w:val="24"/>
         </w:rPr>
+        <w:lastRenderedPageBreak/>
         <w:t>验证：测试人员重新验证修复效果，确认缺陷已解决；</w:t>
       </w:r>
     </w:p>
@@ -19665,6 +20618,7 @@
   <w:p>
     <w:pPr>
       <w:pStyle w:val="ae"/>
+      <w:ind w:right="540"/>
       <w:jc w:val="right"/>
       <w:rPr>
         <w:rFonts w:hint="eastAsia"/>
@@ -19674,7 +20628,7 @@
       <w:rPr>
         <w:rFonts w:hint="eastAsia"/>
       </w:rPr>
-      <w:t>详细设计说明书</w:t>
+      <w:t>测试文档</w:t>
     </w:r>
   </w:p>
 </w:hdr>
@@ -26805,6 +27759,19 @@
       <w:szCs w:val="24"/>
     </w:rPr>
   </w:style>
+  <w:style w:type="character" w:styleId="HTML">
+    <w:name w:val="HTML Code"/>
+    <w:basedOn w:val="a0"/>
+    <w:uiPriority w:val="99"/>
+    <w:semiHidden/>
+    <w:unhideWhenUsed/>
+    <w:rsid w:val="00E10520"/>
+    <w:rPr>
+      <w:rFonts w:ascii="宋体" w:eastAsia="宋体" w:hAnsi="宋体" w:cs="宋体"/>
+      <w:sz w:val="24"/>
+      <w:szCs w:val="24"/>
+    </w:rPr>
+  </w:style>
 </w:styles>
 </file>
 

--- a/项目文档/测试文档.docx
+++ b/项目文档/测试文档.docx
@@ -1010,16 +1010,6 @@
             <w:noProof/>
           </w:rPr>
           <w:t>一、</w:t>
-        </w:r>
-        <w:r>
-          <w:rPr>
-            <w:rFonts w:asciiTheme="minorHAnsi" w:eastAsiaTheme="minorEastAsia" w:hAnsiTheme="minorHAnsi" w:cstheme="minorBidi" w:hint="eastAsia"/>
-            <w:b w:val="0"/>
-            <w:bCs w:val="0"/>
-            <w:noProof/>
-            <w14:ligatures w14:val="standardContextual"/>
-          </w:rPr>
-          <w:tab/>
         </w:r>
         <w:r>
           <w:rPr>
@@ -3249,7 +3239,27 @@
           <w:sz w:val="21"/>
           <w:szCs w:val="21"/>
         </w:rPr>
-        <w:t>此外，平台还提供丰富的健康资讯内容，用户可浏览、收藏、评论、点赞文章，参与健康话题讨论；配合</w:t>
+        <w:t>此外，平台还提供丰富的健康资讯内容，用户可浏览、收藏、评论、</w:t>
+      </w:r>
+      <w:proofErr w:type="gramStart"/>
+      <w:r>
+        <w:rPr>
+          <w:rFonts w:ascii="宋体" w:eastAsia="宋体" w:hAnsi="宋体" w:cs="宋体"/>
+          <w:kern w:val="0"/>
+          <w:sz w:val="21"/>
+          <w:szCs w:val="21"/>
+        </w:rPr>
+        <w:t>点赞文章</w:t>
+      </w:r>
+      <w:proofErr w:type="gramEnd"/>
+      <w:r>
+        <w:rPr>
+          <w:rFonts w:ascii="宋体" w:eastAsia="宋体" w:hAnsi="宋体" w:cs="宋体"/>
+          <w:kern w:val="0"/>
+          <w:sz w:val="21"/>
+          <w:szCs w:val="21"/>
+        </w:rPr>
+        <w:t>，参与健康话题讨论；配合</w:t>
       </w:r>
       <w:r>
         <w:rPr>
@@ -3506,23 +3516,35 @@
           <w:sz w:val="21"/>
           <w:szCs w:val="21"/>
         </w:rPr>
-        <w:t xml:space="preserve"> SpringMVC</w:t>
+        <w:t xml:space="preserve"> </w:t>
       </w:r>
-      <w:r>
-        <w:rPr>
-          <w:sz w:val="21"/>
-          <w:szCs w:val="21"/>
-        </w:rPr>
-        <w:t xml:space="preserve"> 和 </w:t>
-      </w:r>
+      <w:proofErr w:type="spellStart"/>
       <w:r>
         <w:rPr>
           <w:rFonts w:ascii="Times New Roman" w:hAnsi="Times New Roman" w:cs="Times New Roman"/>
           <w:sz w:val="21"/>
           <w:szCs w:val="21"/>
         </w:rPr>
+        <w:t>SpringMVC</w:t>
+      </w:r>
+      <w:proofErr w:type="spellEnd"/>
+      <w:r>
+        <w:rPr>
+          <w:sz w:val="21"/>
+          <w:szCs w:val="21"/>
+        </w:rPr>
+        <w:t xml:space="preserve"> 和 </w:t>
+      </w:r>
+      <w:proofErr w:type="spellStart"/>
+      <w:r>
+        <w:rPr>
+          <w:rFonts w:ascii="Times New Roman" w:hAnsi="Times New Roman" w:cs="Times New Roman"/>
+          <w:sz w:val="21"/>
+          <w:szCs w:val="21"/>
+        </w:rPr>
         <w:t>MyBatis</w:t>
       </w:r>
+      <w:proofErr w:type="spellEnd"/>
       <w:r>
         <w:rPr>
           <w:sz w:val="21"/>
@@ -3805,7 +3827,6 @@
           <w:sz w:val="28"/>
           <w:szCs w:val="28"/>
         </w:rPr>
-        <w:lastRenderedPageBreak/>
         <w:t xml:space="preserve">2.2 </w:t>
       </w:r>
       <w:r>
@@ -3999,7 +4020,16 @@
                 <w:sz w:val="21"/>
                 <w:szCs w:val="21"/>
               </w:rPr>
-              <w:t>注册页面字段项、交互提示与表单样式是否清晰</w:t>
+              <w:t>注册页面字段项、交互提示与</w:t>
+            </w:r>
+            <w:r>
+              <w:rPr>
+                <w:rFonts w:ascii="宋体" w:eastAsia="宋体" w:hAnsi="宋体"/>
+                <w:sz w:val="21"/>
+                <w:szCs w:val="21"/>
+              </w:rPr>
+              <w:lastRenderedPageBreak/>
+              <w:t>表单样式是否清晰</w:t>
             </w:r>
           </w:p>
         </w:tc>
@@ -4023,7 +4053,17 @@
                 <w:sz w:val="21"/>
                 <w:szCs w:val="21"/>
               </w:rPr>
-              <w:t>字段唯一性（用户名、手机号）、密码强度、校验流程是否完整</w:t>
+              <w:lastRenderedPageBreak/>
+              <w:t>字段唯一性（用户名、手机号）、</w:t>
+            </w:r>
+            <w:r>
+              <w:rPr>
+                <w:rFonts w:ascii="宋体" w:eastAsia="宋体" w:hAnsi="宋体"/>
+                <w:sz w:val="21"/>
+                <w:szCs w:val="21"/>
+              </w:rPr>
+              <w:lastRenderedPageBreak/>
+              <w:t>密码强度、校验流程是否完整</w:t>
             </w:r>
           </w:p>
         </w:tc>
@@ -4047,7 +4087,17 @@
                 <w:sz w:val="21"/>
                 <w:szCs w:val="21"/>
               </w:rPr>
-              <w:t>使用有效信息注册用户，前后端流程顺畅，反馈注册成功信息</w:t>
+              <w:lastRenderedPageBreak/>
+              <w:t>使用有效信息注册用户，前后端</w:t>
+            </w:r>
+            <w:r>
+              <w:rPr>
+                <w:rFonts w:ascii="宋体" w:eastAsia="宋体" w:hAnsi="宋体"/>
+                <w:sz w:val="21"/>
+                <w:szCs w:val="21"/>
+              </w:rPr>
+              <w:lastRenderedPageBreak/>
+              <w:t>流程顺畅，反馈注册成功信息</w:t>
             </w:r>
           </w:p>
         </w:tc>
@@ -4071,7 +4121,17 @@
                 <w:sz w:val="21"/>
                 <w:szCs w:val="21"/>
               </w:rPr>
-              <w:t>输入已注册手机号、格式错误密码等异常，验证提示是否准确，后端是否防止重复入库</w:t>
+              <w:lastRenderedPageBreak/>
+              <w:t>输入已注册手机号、格式错误密</w:t>
+            </w:r>
+            <w:r>
+              <w:rPr>
+                <w:rFonts w:ascii="宋体" w:eastAsia="宋体" w:hAnsi="宋体"/>
+                <w:sz w:val="21"/>
+                <w:szCs w:val="21"/>
+              </w:rPr>
+              <w:lastRenderedPageBreak/>
+              <w:t>码等异常，验证提示是否准确，后端是否防止重复入库</w:t>
             </w:r>
           </w:p>
         </w:tc>
@@ -4097,6 +4157,7 @@
                 <w:sz w:val="21"/>
                 <w:szCs w:val="21"/>
               </w:rPr>
+              <w:lastRenderedPageBreak/>
               <w:t>用户登录</w:t>
             </w:r>
           </w:p>
@@ -4437,7 +4498,25 @@
                 <w:sz w:val="21"/>
                 <w:szCs w:val="21"/>
               </w:rPr>
-              <w:t>输入错误原密码或弱新密码，应提示并拒绝更新，验证加密结果是否更新入库</w:t>
+              <w:t>输入错误原密码</w:t>
+            </w:r>
+            <w:proofErr w:type="gramStart"/>
+            <w:r>
+              <w:rPr>
+                <w:rFonts w:ascii="宋体" w:eastAsia="宋体" w:hAnsi="宋体"/>
+                <w:sz w:val="21"/>
+                <w:szCs w:val="21"/>
+              </w:rPr>
+              <w:t>或弱新密码</w:t>
+            </w:r>
+            <w:proofErr w:type="gramEnd"/>
+            <w:r>
+              <w:rPr>
+                <w:rFonts w:ascii="宋体" w:eastAsia="宋体" w:hAnsi="宋体"/>
+                <w:sz w:val="21"/>
+                <w:szCs w:val="21"/>
+              </w:rPr>
+              <w:t>，应提示并拒绝更新，验证加密结果是否更新入库</w:t>
             </w:r>
           </w:p>
         </w:tc>
@@ -4657,7 +4736,25 @@
                 <w:sz w:val="21"/>
                 <w:szCs w:val="21"/>
               </w:rPr>
-              <w:t>管理员可访问后台页面，普通用户受限，仅访问健康记录等模块</w:t>
+              <w:t>管理员可访问后台页面，普通用户受限，</w:t>
+            </w:r>
+            <w:proofErr w:type="gramStart"/>
+            <w:r>
+              <w:rPr>
+                <w:rFonts w:ascii="宋体" w:eastAsia="宋体" w:hAnsi="宋体"/>
+                <w:sz w:val="21"/>
+                <w:szCs w:val="21"/>
+              </w:rPr>
+              <w:t>仅访问</w:t>
+            </w:r>
+            <w:proofErr w:type="gramEnd"/>
+            <w:r>
+              <w:rPr>
+                <w:rFonts w:ascii="宋体" w:eastAsia="宋体" w:hAnsi="宋体"/>
+                <w:sz w:val="21"/>
+                <w:szCs w:val="21"/>
+              </w:rPr>
+              <w:t>健康记录等模块</w:t>
             </w:r>
           </w:p>
         </w:tc>
@@ -4845,16 +4942,7 @@
                 <w:sz w:val="21"/>
                 <w:szCs w:val="21"/>
               </w:rPr>
-              <w:t>资讯评论与互</w:t>
-            </w:r>
-            <w:r>
-              <w:rPr>
-                <w:rFonts w:ascii="宋体" w:eastAsia="宋体" w:hAnsi="宋体"/>
-                <w:sz w:val="21"/>
-                <w:szCs w:val="21"/>
-              </w:rPr>
-              <w:lastRenderedPageBreak/>
-              <w:t>动</w:t>
+              <w:t>资讯评论与互动</w:t>
             </w:r>
           </w:p>
         </w:tc>
@@ -4872,23 +4960,41 @@
                 <w:szCs w:val="21"/>
               </w:rPr>
             </w:pPr>
-            <w:r>
-              <w:rPr>
-                <w:rFonts w:ascii="宋体" w:eastAsia="宋体" w:hAnsi="宋体"/>
-                <w:sz w:val="21"/>
-                <w:szCs w:val="21"/>
-              </w:rPr>
-              <w:lastRenderedPageBreak/>
-              <w:t>评论区样式、输入框响应与交互按钮（点赞/回</w:t>
-            </w:r>
-            <w:r>
-              <w:rPr>
-                <w:rFonts w:ascii="宋体" w:eastAsia="宋体" w:hAnsi="宋体"/>
-                <w:sz w:val="21"/>
-                <w:szCs w:val="21"/>
-              </w:rPr>
-              <w:lastRenderedPageBreak/>
-              <w:t>复）是否清晰</w:t>
+            <w:proofErr w:type="gramStart"/>
+            <w:r>
+              <w:rPr>
+                <w:rFonts w:ascii="宋体" w:eastAsia="宋体" w:hAnsi="宋体"/>
+                <w:sz w:val="21"/>
+                <w:szCs w:val="21"/>
+              </w:rPr>
+              <w:t>评论区</w:t>
+            </w:r>
+            <w:proofErr w:type="gramEnd"/>
+            <w:r>
+              <w:rPr>
+                <w:rFonts w:ascii="宋体" w:eastAsia="宋体" w:hAnsi="宋体"/>
+                <w:sz w:val="21"/>
+                <w:szCs w:val="21"/>
+              </w:rPr>
+              <w:t>样式、输入框响应与交互按钮（</w:t>
+            </w:r>
+            <w:proofErr w:type="gramStart"/>
+            <w:r>
+              <w:rPr>
+                <w:rFonts w:ascii="宋体" w:eastAsia="宋体" w:hAnsi="宋体"/>
+                <w:sz w:val="21"/>
+                <w:szCs w:val="21"/>
+              </w:rPr>
+              <w:t>点赞</w:t>
+            </w:r>
+            <w:proofErr w:type="gramEnd"/>
+            <w:r>
+              <w:rPr>
+                <w:rFonts w:ascii="宋体" w:eastAsia="宋体" w:hAnsi="宋体"/>
+                <w:sz w:val="21"/>
+                <w:szCs w:val="21"/>
+              </w:rPr>
+              <w:t>/回复）是否清晰</w:t>
             </w:r>
           </w:p>
         </w:tc>
@@ -4912,17 +5018,43 @@
                 <w:sz w:val="21"/>
                 <w:szCs w:val="21"/>
               </w:rPr>
-              <w:lastRenderedPageBreak/>
-              <w:t>评论树结构设计与 parent_id 关联逻辑，点赞频</w:t>
-            </w:r>
-            <w:r>
-              <w:rPr>
-                <w:rFonts w:ascii="宋体" w:eastAsia="宋体" w:hAnsi="宋体"/>
-                <w:sz w:val="21"/>
-                <w:szCs w:val="21"/>
-              </w:rPr>
-              <w:lastRenderedPageBreak/>
-              <w:t>率控制是否合理</w:t>
+              <w:t xml:space="preserve">评论树结构设计与 </w:t>
+            </w:r>
+            <w:proofErr w:type="spellStart"/>
+            <w:r>
+              <w:rPr>
+                <w:rFonts w:ascii="宋体" w:eastAsia="宋体" w:hAnsi="宋体"/>
+                <w:sz w:val="21"/>
+                <w:szCs w:val="21"/>
+              </w:rPr>
+              <w:t>parent_id</w:t>
+            </w:r>
+            <w:proofErr w:type="spellEnd"/>
+            <w:r>
+              <w:rPr>
+                <w:rFonts w:ascii="宋体" w:eastAsia="宋体" w:hAnsi="宋体"/>
+                <w:sz w:val="21"/>
+                <w:szCs w:val="21"/>
+              </w:rPr>
+              <w:t xml:space="preserve"> 关联逻辑，</w:t>
+            </w:r>
+            <w:proofErr w:type="gramStart"/>
+            <w:r>
+              <w:rPr>
+                <w:rFonts w:ascii="宋体" w:eastAsia="宋体" w:hAnsi="宋体"/>
+                <w:sz w:val="21"/>
+                <w:szCs w:val="21"/>
+              </w:rPr>
+              <w:t>点赞频率</w:t>
+            </w:r>
+            <w:proofErr w:type="gramEnd"/>
+            <w:r>
+              <w:rPr>
+                <w:rFonts w:ascii="宋体" w:eastAsia="宋体" w:hAnsi="宋体"/>
+                <w:sz w:val="21"/>
+                <w:szCs w:val="21"/>
+              </w:rPr>
+              <w:t>控制是否合理</w:t>
             </w:r>
           </w:p>
         </w:tc>
@@ -4946,17 +5078,25 @@
                 <w:sz w:val="21"/>
                 <w:szCs w:val="21"/>
               </w:rPr>
-              <w:lastRenderedPageBreak/>
-              <w:t>用户发布评论并收到实时更新，点击点赞数即时</w:t>
-            </w:r>
-            <w:r>
-              <w:rPr>
-                <w:rFonts w:ascii="宋体" w:eastAsia="宋体" w:hAnsi="宋体"/>
-                <w:sz w:val="21"/>
-                <w:szCs w:val="21"/>
-              </w:rPr>
-              <w:lastRenderedPageBreak/>
-              <w:t>刷新，回复评论后结构正常嵌套</w:t>
+              <w:t>用户发布评论并收到实时更新，点击</w:t>
+            </w:r>
+            <w:proofErr w:type="gramStart"/>
+            <w:r>
+              <w:rPr>
+                <w:rFonts w:ascii="宋体" w:eastAsia="宋体" w:hAnsi="宋体"/>
+                <w:sz w:val="21"/>
+                <w:szCs w:val="21"/>
+              </w:rPr>
+              <w:t>点赞数</w:t>
+            </w:r>
+            <w:proofErr w:type="gramEnd"/>
+            <w:r>
+              <w:rPr>
+                <w:rFonts w:ascii="宋体" w:eastAsia="宋体" w:hAnsi="宋体"/>
+                <w:sz w:val="21"/>
+                <w:szCs w:val="21"/>
+              </w:rPr>
+              <w:t>即时刷新，回复评论后结构正常嵌套</w:t>
             </w:r>
           </w:p>
         </w:tc>
@@ -4980,17 +5120,25 @@
                 <w:sz w:val="21"/>
                 <w:szCs w:val="21"/>
               </w:rPr>
-              <w:lastRenderedPageBreak/>
-              <w:t>空评论、恶意脚本应被过滤，频繁点赞应限制频</w:t>
-            </w:r>
-            <w:r>
-              <w:rPr>
-                <w:rFonts w:ascii="宋体" w:eastAsia="宋体" w:hAnsi="宋体"/>
-                <w:sz w:val="21"/>
-                <w:szCs w:val="21"/>
-              </w:rPr>
-              <w:lastRenderedPageBreak/>
-              <w:t>率，数据应持久保存</w:t>
+              <w:t>空评论、恶意脚本应被过滤，频繁</w:t>
+            </w:r>
+            <w:proofErr w:type="gramStart"/>
+            <w:r>
+              <w:rPr>
+                <w:rFonts w:ascii="宋体" w:eastAsia="宋体" w:hAnsi="宋体"/>
+                <w:sz w:val="21"/>
+                <w:szCs w:val="21"/>
+              </w:rPr>
+              <w:t>点赞应</w:t>
+            </w:r>
+            <w:proofErr w:type="gramEnd"/>
+            <w:r>
+              <w:rPr>
+                <w:rFonts w:ascii="宋体" w:eastAsia="宋体" w:hAnsi="宋体"/>
+                <w:sz w:val="21"/>
+                <w:szCs w:val="21"/>
+              </w:rPr>
+              <w:t>限制频率，数据应持久保存</w:t>
             </w:r>
           </w:p>
         </w:tc>
@@ -5016,32 +5164,50 @@
                 <w:sz w:val="21"/>
                 <w:szCs w:val="21"/>
               </w:rPr>
+              <w:t>资讯收藏</w:t>
+            </w:r>
+          </w:p>
+        </w:tc>
+        <w:tc>
+          <w:tcPr>
+            <w:tcW w:w="1889" w:type="dxa"/>
+            <w:hideMark/>
+          </w:tcPr>
+          <w:p>
+            <w:pPr>
+              <w:spacing w:after="0" w:line="240" w:lineRule="auto"/>
+              <w:rPr>
+                <w:rFonts w:ascii="宋体" w:eastAsia="宋体" w:hAnsi="宋体" w:hint="eastAsia"/>
+                <w:sz w:val="21"/>
+                <w:szCs w:val="21"/>
+              </w:rPr>
+            </w:pPr>
+            <w:r>
+              <w:rPr>
+                <w:rFonts w:ascii="宋体" w:eastAsia="宋体" w:hAnsi="宋体"/>
+                <w:sz w:val="21"/>
+                <w:szCs w:val="21"/>
+              </w:rPr>
+              <w:t>收藏按钮显示、状态切换与个人中心收藏</w:t>
+            </w:r>
+            <w:proofErr w:type="gramStart"/>
+            <w:r>
+              <w:rPr>
+                <w:rFonts w:ascii="宋体" w:eastAsia="宋体" w:hAnsi="宋体"/>
+                <w:sz w:val="21"/>
+                <w:szCs w:val="21"/>
+              </w:rPr>
+              <w:t>页展示</w:t>
+            </w:r>
+            <w:proofErr w:type="gramEnd"/>
+            <w:r>
+              <w:rPr>
+                <w:rFonts w:ascii="宋体" w:eastAsia="宋体" w:hAnsi="宋体"/>
+                <w:sz w:val="21"/>
+                <w:szCs w:val="21"/>
+              </w:rPr>
               <w:lastRenderedPageBreak/>
-              <w:t>资讯收藏</w:t>
-            </w:r>
-          </w:p>
-        </w:tc>
-        <w:tc>
-          <w:tcPr>
-            <w:tcW w:w="1889" w:type="dxa"/>
-            <w:hideMark/>
-          </w:tcPr>
-          <w:p>
-            <w:pPr>
-              <w:spacing w:after="0" w:line="240" w:lineRule="auto"/>
-              <w:rPr>
-                <w:rFonts w:ascii="宋体" w:eastAsia="宋体" w:hAnsi="宋体" w:hint="eastAsia"/>
-                <w:sz w:val="21"/>
-                <w:szCs w:val="21"/>
-              </w:rPr>
-            </w:pPr>
-            <w:r>
-              <w:rPr>
-                <w:rFonts w:ascii="宋体" w:eastAsia="宋体" w:hAnsi="宋体"/>
-                <w:sz w:val="21"/>
-                <w:szCs w:val="21"/>
-              </w:rPr>
-              <w:t>收藏按钮显示、状态切换与个人中心收藏页展示是否完整</w:t>
+              <w:t>是否完整</w:t>
             </w:r>
           </w:p>
         </w:tc>
@@ -5065,7 +5231,17 @@
                 <w:sz w:val="21"/>
                 <w:szCs w:val="21"/>
               </w:rPr>
-              <w:t>收藏表是否与用户 ID 和资讯 ID 建立唯一关联，是否支持取消逻辑</w:t>
+              <w:lastRenderedPageBreak/>
+              <w:t>收藏表是否与用户 ID 和资讯 ID 建立唯一关联，</w:t>
+            </w:r>
+            <w:r>
+              <w:rPr>
+                <w:rFonts w:ascii="宋体" w:eastAsia="宋体" w:hAnsi="宋体"/>
+                <w:sz w:val="21"/>
+                <w:szCs w:val="21"/>
+              </w:rPr>
+              <w:lastRenderedPageBreak/>
+              <w:t>是否支持取消逻辑</w:t>
             </w:r>
           </w:p>
         </w:tc>
@@ -5089,7 +5265,17 @@
                 <w:sz w:val="21"/>
                 <w:szCs w:val="21"/>
               </w:rPr>
-              <w:t>用户收藏资讯后个人中心可见，取消后立即移除，前端状态同步</w:t>
+              <w:lastRenderedPageBreak/>
+              <w:t>用户收藏资讯后个人中心可见，取消后立即移</w:t>
+            </w:r>
+            <w:r>
+              <w:rPr>
+                <w:rFonts w:ascii="宋体" w:eastAsia="宋体" w:hAnsi="宋体"/>
+                <w:sz w:val="21"/>
+                <w:szCs w:val="21"/>
+              </w:rPr>
+              <w:lastRenderedPageBreak/>
+              <w:t>除，前端状态同步</w:t>
             </w:r>
           </w:p>
         </w:tc>
@@ -5113,7 +5299,17 @@
                 <w:sz w:val="21"/>
                 <w:szCs w:val="21"/>
               </w:rPr>
-              <w:t>重复收藏应无副作用，断网状态尝试收藏应提示失败</w:t>
+              <w:lastRenderedPageBreak/>
+              <w:t>重复收藏应无副作用，断网状态尝试收藏应提示</w:t>
+            </w:r>
+            <w:r>
+              <w:rPr>
+                <w:rFonts w:ascii="宋体" w:eastAsia="宋体" w:hAnsi="宋体"/>
+                <w:sz w:val="21"/>
+                <w:szCs w:val="21"/>
+              </w:rPr>
+              <w:lastRenderedPageBreak/>
+              <w:t>失败</w:t>
             </w:r>
           </w:p>
         </w:tc>
@@ -5139,6 +5335,7 @@
                 <w:sz w:val="21"/>
                 <w:szCs w:val="21"/>
               </w:rPr>
+              <w:lastRenderedPageBreak/>
               <w:t>标签分类与搜索</w:t>
             </w:r>
           </w:p>
@@ -5163,7 +5360,25 @@
                 <w:sz w:val="21"/>
                 <w:szCs w:val="21"/>
               </w:rPr>
-              <w:t>标签显示样式、搜索输入框功能是否直观</w:t>
+              <w:t>标签显示样式、搜索输入</w:t>
+            </w:r>
+            <w:proofErr w:type="gramStart"/>
+            <w:r>
+              <w:rPr>
+                <w:rFonts w:ascii="宋体" w:eastAsia="宋体" w:hAnsi="宋体"/>
+                <w:sz w:val="21"/>
+                <w:szCs w:val="21"/>
+              </w:rPr>
+              <w:t>框功能</w:t>
+            </w:r>
+            <w:proofErr w:type="gramEnd"/>
+            <w:r>
+              <w:rPr>
+                <w:rFonts w:ascii="宋体" w:eastAsia="宋体" w:hAnsi="宋体"/>
+                <w:sz w:val="21"/>
+                <w:szCs w:val="21"/>
+              </w:rPr>
+              <w:t>是否直观</w:t>
             </w:r>
           </w:p>
         </w:tc>
@@ -5235,7 +5450,25 @@
                 <w:sz w:val="21"/>
                 <w:szCs w:val="21"/>
               </w:rPr>
-              <w:t>测试不存在标签、无效关键词是否返回空内容或错误提示</w:t>
+              <w:t>测试不存在标签、无效关键词是否返回</w:t>
+            </w:r>
+            <w:proofErr w:type="gramStart"/>
+            <w:r>
+              <w:rPr>
+                <w:rFonts w:ascii="宋体" w:eastAsia="宋体" w:hAnsi="宋体"/>
+                <w:sz w:val="21"/>
+                <w:szCs w:val="21"/>
+              </w:rPr>
+              <w:t>空内容</w:t>
+            </w:r>
+            <w:proofErr w:type="gramEnd"/>
+            <w:r>
+              <w:rPr>
+                <w:rFonts w:ascii="宋体" w:eastAsia="宋体" w:hAnsi="宋体"/>
+                <w:sz w:val="21"/>
+                <w:szCs w:val="21"/>
+              </w:rPr>
+              <w:t>或错误提示</w:t>
             </w:r>
           </w:p>
         </w:tc>
@@ -5255,6 +5488,7 @@
                 <w:szCs w:val="21"/>
               </w:rPr>
             </w:pPr>
+            <w:proofErr w:type="gramStart"/>
             <w:r>
               <w:rPr>
                 <w:rFonts w:ascii="宋体" w:eastAsia="宋体" w:hAnsi="宋体"/>
@@ -5263,6 +5497,7 @@
               </w:rPr>
               <w:t>推荐与置顶</w:t>
             </w:r>
+            <w:proofErr w:type="gramEnd"/>
           </w:p>
         </w:tc>
         <w:tc>
@@ -5279,13 +5514,23 @@
                 <w:szCs w:val="21"/>
               </w:rPr>
             </w:pPr>
-            <w:r>
-              <w:rPr>
-                <w:rFonts w:ascii="宋体" w:eastAsia="宋体" w:hAnsi="宋体"/>
-                <w:sz w:val="21"/>
-                <w:szCs w:val="21"/>
-              </w:rPr>
-              <w:t>推荐与置顶标识在列表中是否明显，首页排序是否正确</w:t>
+            <w:proofErr w:type="gramStart"/>
+            <w:r>
+              <w:rPr>
+                <w:rFonts w:ascii="宋体" w:eastAsia="宋体" w:hAnsi="宋体"/>
+                <w:sz w:val="21"/>
+                <w:szCs w:val="21"/>
+              </w:rPr>
+              <w:t>推荐与置顶</w:t>
+            </w:r>
+            <w:proofErr w:type="gramEnd"/>
+            <w:r>
+              <w:rPr>
+                <w:rFonts w:ascii="宋体" w:eastAsia="宋体" w:hAnsi="宋体"/>
+                <w:sz w:val="21"/>
+                <w:szCs w:val="21"/>
+              </w:rPr>
+              <w:t>标识在列表中是否明显，首页排序是否正确</w:t>
             </w:r>
           </w:p>
         </w:tc>
@@ -5309,8 +5554,18 @@
                 <w:sz w:val="21"/>
                 <w:szCs w:val="21"/>
               </w:rPr>
-              <w:t>推荐权重、置顶优先逻辑是否会影响正常排序及分页显示</w:t>
-            </w:r>
+              <w:t>推荐权重、置顶优先逻辑是否会影响正常排序及分</w:t>
+            </w:r>
+            <w:proofErr w:type="gramStart"/>
+            <w:r>
+              <w:rPr>
+                <w:rFonts w:ascii="宋体" w:eastAsia="宋体" w:hAnsi="宋体"/>
+                <w:sz w:val="21"/>
+                <w:szCs w:val="21"/>
+              </w:rPr>
+              <w:t>页显示</w:t>
+            </w:r>
+            <w:proofErr w:type="gramEnd"/>
           </w:p>
         </w:tc>
         <w:tc>
@@ -5357,7 +5612,25 @@
                 <w:sz w:val="21"/>
                 <w:szCs w:val="21"/>
               </w:rPr>
-              <w:t>同时设置多条置顶资讯，检查排序一致性，撤销推荐或置顶是否即时更新</w:t>
+              <w:t>同时设置多条置顶资讯，检查排序一致性，撤销推荐或置</w:t>
+            </w:r>
+            <w:proofErr w:type="gramStart"/>
+            <w:r>
+              <w:rPr>
+                <w:rFonts w:ascii="宋体" w:eastAsia="宋体" w:hAnsi="宋体"/>
+                <w:sz w:val="21"/>
+                <w:szCs w:val="21"/>
+              </w:rPr>
+              <w:t>顶是否</w:t>
+            </w:r>
+            <w:proofErr w:type="gramEnd"/>
+            <w:r>
+              <w:rPr>
+                <w:rFonts w:ascii="宋体" w:eastAsia="宋体" w:hAnsi="宋体"/>
+                <w:sz w:val="21"/>
+                <w:szCs w:val="21"/>
+              </w:rPr>
+              <w:t>即时更新</w:t>
             </w:r>
           </w:p>
         </w:tc>
@@ -5553,7 +5826,25 @@
                 <w:sz w:val="21"/>
                 <w:szCs w:val="21"/>
               </w:rPr>
-              <w:t>表单校验逻辑（数值范围、时间戳处理等）是否覆盖主要异常情况</w:t>
+              <w:t>表单校验逻辑（数值范围、时间</w:t>
+            </w:r>
+            <w:proofErr w:type="gramStart"/>
+            <w:r>
+              <w:rPr>
+                <w:rFonts w:ascii="宋体" w:eastAsia="宋体" w:hAnsi="宋体"/>
+                <w:sz w:val="21"/>
+                <w:szCs w:val="21"/>
+              </w:rPr>
+              <w:t>戳处理</w:t>
+            </w:r>
+            <w:proofErr w:type="gramEnd"/>
+            <w:r>
+              <w:rPr>
+                <w:rFonts w:ascii="宋体" w:eastAsia="宋体" w:hAnsi="宋体"/>
+                <w:sz w:val="21"/>
+                <w:szCs w:val="21"/>
+              </w:rPr>
+              <w:t>等）是否覆盖主要异常情况</w:t>
             </w:r>
           </w:p>
         </w:tc>
@@ -5895,7 +6186,25 @@
                 <w:sz w:val="21"/>
                 <w:szCs w:val="21"/>
               </w:rPr>
-              <w:t>WebSocket 通道建立与断开重连机制是否健全</w:t>
+              <w:t>WebSocket 通道建立与断开重</w:t>
+            </w:r>
+            <w:proofErr w:type="gramStart"/>
+            <w:r>
+              <w:rPr>
+                <w:rFonts w:ascii="宋体" w:eastAsia="宋体" w:hAnsi="宋体"/>
+                <w:sz w:val="21"/>
+                <w:szCs w:val="21"/>
+              </w:rPr>
+              <w:t>连机制</w:t>
+            </w:r>
+            <w:proofErr w:type="gramEnd"/>
+            <w:r>
+              <w:rPr>
+                <w:rFonts w:ascii="宋体" w:eastAsia="宋体" w:hAnsi="宋体"/>
+                <w:sz w:val="21"/>
+                <w:szCs w:val="21"/>
+              </w:rPr>
+              <w:t>是否健全</w:t>
             </w:r>
           </w:p>
         </w:tc>
@@ -5919,16 +6228,7 @@
                 <w:sz w:val="21"/>
                 <w:szCs w:val="21"/>
               </w:rPr>
-              <w:t>服务端推送触发条件、异常处理逻辑与前端监听</w:t>
-            </w:r>
-            <w:r>
-              <w:rPr>
-                <w:rFonts w:ascii="宋体" w:eastAsia="宋体" w:hAnsi="宋体"/>
-                <w:sz w:val="21"/>
-                <w:szCs w:val="21"/>
-              </w:rPr>
-              <w:lastRenderedPageBreak/>
-              <w:t>策略</w:t>
+              <w:t>服务端推送触发条件、异常处理逻辑与前端监听策略</w:t>
             </w:r>
           </w:p>
         </w:tc>
@@ -5952,17 +6252,25 @@
                 <w:sz w:val="21"/>
                 <w:szCs w:val="21"/>
               </w:rPr>
-              <w:lastRenderedPageBreak/>
-              <w:t>评论被回复后，实时收到弹窗提示，红点标记显</w:t>
-            </w:r>
-            <w:r>
-              <w:rPr>
-                <w:rFonts w:ascii="宋体" w:eastAsia="宋体" w:hAnsi="宋体"/>
-                <w:sz w:val="21"/>
-                <w:szCs w:val="21"/>
-              </w:rPr>
-              <w:lastRenderedPageBreak/>
-              <w:t>示未读数量</w:t>
+              <w:t>评论被回复后，实时</w:t>
+            </w:r>
+            <w:proofErr w:type="gramStart"/>
+            <w:r>
+              <w:rPr>
+                <w:rFonts w:ascii="宋体" w:eastAsia="宋体" w:hAnsi="宋体"/>
+                <w:sz w:val="21"/>
+                <w:szCs w:val="21"/>
+              </w:rPr>
+              <w:t>收到弹窗提示</w:t>
+            </w:r>
+            <w:proofErr w:type="gramEnd"/>
+            <w:r>
+              <w:rPr>
+                <w:rFonts w:ascii="宋体" w:eastAsia="宋体" w:hAnsi="宋体"/>
+                <w:sz w:val="21"/>
+                <w:szCs w:val="21"/>
+              </w:rPr>
+              <w:t>，红点标记显示未读数量</w:t>
             </w:r>
           </w:p>
         </w:tc>
@@ -5986,17 +6294,7 @@
                 <w:sz w:val="21"/>
                 <w:szCs w:val="21"/>
               </w:rPr>
-              <w:lastRenderedPageBreak/>
-              <w:t>断开网络再恢复，验证是否能重连并接收消</w:t>
-            </w:r>
-            <w:r>
-              <w:rPr>
-                <w:rFonts w:ascii="宋体" w:eastAsia="宋体" w:hAnsi="宋体"/>
-                <w:sz w:val="21"/>
-                <w:szCs w:val="21"/>
-              </w:rPr>
-              <w:lastRenderedPageBreak/>
-              <w:t>息，浏览器兼容性检查</w:t>
+              <w:t>断开网络再恢复，验证是否能重连并接收消息，浏览器兼容性检查</w:t>
             </w:r>
           </w:p>
         </w:tc>
@@ -6022,32 +6320,106 @@
                 <w:sz w:val="21"/>
                 <w:szCs w:val="21"/>
               </w:rPr>
+              <w:t>消息列表与详情</w:t>
+            </w:r>
+          </w:p>
+        </w:tc>
+        <w:tc>
+          <w:tcPr>
+            <w:tcW w:w="1889" w:type="dxa"/>
+            <w:hideMark/>
+          </w:tcPr>
+          <w:p>
+            <w:pPr>
+              <w:spacing w:after="0" w:line="240" w:lineRule="auto"/>
+              <w:rPr>
+                <w:rFonts w:ascii="宋体" w:eastAsia="宋体" w:hAnsi="宋体" w:hint="eastAsia"/>
+                <w:sz w:val="21"/>
+                <w:szCs w:val="21"/>
+              </w:rPr>
+            </w:pPr>
+            <w:r>
+              <w:rPr>
+                <w:rFonts w:ascii="宋体" w:eastAsia="宋体" w:hAnsi="宋体"/>
+                <w:sz w:val="21"/>
+                <w:szCs w:val="21"/>
+              </w:rPr>
+              <w:t>消息分</w:t>
+            </w:r>
+            <w:proofErr w:type="gramStart"/>
+            <w:r>
+              <w:rPr>
+                <w:rFonts w:ascii="宋体" w:eastAsia="宋体" w:hAnsi="宋体"/>
+                <w:sz w:val="21"/>
+                <w:szCs w:val="21"/>
+              </w:rPr>
+              <w:t>页展示</w:t>
+            </w:r>
+            <w:proofErr w:type="gramEnd"/>
+            <w:r>
+              <w:rPr>
+                <w:rFonts w:ascii="宋体" w:eastAsia="宋体" w:hAnsi="宋体"/>
+                <w:sz w:val="21"/>
+                <w:szCs w:val="21"/>
+              </w:rPr>
+              <w:t>是否流畅，详情页跳转是否准确</w:t>
+            </w:r>
+          </w:p>
+        </w:tc>
+        <w:tc>
+          <w:tcPr>
+            <w:tcW w:w="1890" w:type="dxa"/>
+            <w:hideMark/>
+          </w:tcPr>
+          <w:p>
+            <w:pPr>
+              <w:spacing w:after="0" w:line="240" w:lineRule="auto"/>
+              <w:rPr>
+                <w:rFonts w:ascii="宋体" w:eastAsia="宋体" w:hAnsi="宋体" w:hint="eastAsia"/>
+                <w:sz w:val="21"/>
+                <w:szCs w:val="21"/>
+              </w:rPr>
+            </w:pPr>
+            <w:r>
+              <w:rPr>
+                <w:rFonts w:ascii="宋体" w:eastAsia="宋体" w:hAnsi="宋体"/>
+                <w:sz w:val="21"/>
+                <w:szCs w:val="21"/>
+              </w:rPr>
+              <w:t>消息结构设计（消息类型、关联对象、跳转链接）是否合理</w:t>
+            </w:r>
+          </w:p>
+        </w:tc>
+        <w:tc>
+          <w:tcPr>
+            <w:tcW w:w="1890" w:type="dxa"/>
+            <w:hideMark/>
+          </w:tcPr>
+          <w:p>
+            <w:pPr>
+              <w:spacing w:after="0" w:line="240" w:lineRule="auto"/>
+              <w:rPr>
+                <w:rFonts w:ascii="宋体" w:eastAsia="宋体" w:hAnsi="宋体" w:hint="eastAsia"/>
+                <w:sz w:val="21"/>
+                <w:szCs w:val="21"/>
+              </w:rPr>
+            </w:pPr>
+            <w:r>
+              <w:rPr>
+                <w:rFonts w:ascii="宋体" w:eastAsia="宋体" w:hAnsi="宋体"/>
+                <w:sz w:val="21"/>
+                <w:szCs w:val="21"/>
+              </w:rPr>
+              <w:t>查看通知列表并进入某条评论提示消息，正确跳转至资讯详情页</w:t>
+            </w:r>
+            <w:r>
+              <w:rPr>
+                <w:rFonts w:ascii="宋体" w:eastAsia="宋体" w:hAnsi="宋体"/>
+                <w:sz w:val="21"/>
+                <w:szCs w:val="21"/>
+              </w:rPr>
               <w:lastRenderedPageBreak/>
-              <w:t>消息列表与详情</w:t>
-            </w:r>
-          </w:p>
-        </w:tc>
-        <w:tc>
-          <w:tcPr>
-            <w:tcW w:w="1889" w:type="dxa"/>
-            <w:hideMark/>
-          </w:tcPr>
-          <w:p>
-            <w:pPr>
-              <w:spacing w:after="0" w:line="240" w:lineRule="auto"/>
-              <w:rPr>
-                <w:rFonts w:ascii="宋体" w:eastAsia="宋体" w:hAnsi="宋体" w:hint="eastAsia"/>
-                <w:sz w:val="21"/>
-                <w:szCs w:val="21"/>
-              </w:rPr>
-            </w:pPr>
-            <w:r>
-              <w:rPr>
-                <w:rFonts w:ascii="宋体" w:eastAsia="宋体" w:hAnsi="宋体"/>
-                <w:sz w:val="21"/>
-                <w:szCs w:val="21"/>
-              </w:rPr>
-              <w:t>消息分页展示是否流畅，详情页跳转是否准确</w:t>
+              <w:t>评论处</w:t>
             </w:r>
           </w:p>
         </w:tc>
@@ -6071,55 +6443,26 @@
                 <w:sz w:val="21"/>
                 <w:szCs w:val="21"/>
               </w:rPr>
-              <w:t>消息结构设计（消息类型、关联对象、跳转链接）是否合理</w:t>
-            </w:r>
-          </w:p>
-        </w:tc>
-        <w:tc>
-          <w:tcPr>
-            <w:tcW w:w="1890" w:type="dxa"/>
-            <w:hideMark/>
-          </w:tcPr>
-          <w:p>
-            <w:pPr>
-              <w:spacing w:after="0" w:line="240" w:lineRule="auto"/>
-              <w:rPr>
-                <w:rFonts w:ascii="宋体" w:eastAsia="宋体" w:hAnsi="宋体" w:hint="eastAsia"/>
-                <w:sz w:val="21"/>
-                <w:szCs w:val="21"/>
-              </w:rPr>
-            </w:pPr>
-            <w:r>
-              <w:rPr>
-                <w:rFonts w:ascii="宋体" w:eastAsia="宋体" w:hAnsi="宋体"/>
-                <w:sz w:val="21"/>
-                <w:szCs w:val="21"/>
-              </w:rPr>
-              <w:t>查看通知列表并进入某条评论提示消息，正确跳转至资讯详情页评论处</w:t>
-            </w:r>
-          </w:p>
-        </w:tc>
-        <w:tc>
-          <w:tcPr>
-            <w:tcW w:w="1890" w:type="dxa"/>
-            <w:hideMark/>
-          </w:tcPr>
-          <w:p>
-            <w:pPr>
-              <w:spacing w:after="0" w:line="240" w:lineRule="auto"/>
-              <w:rPr>
-                <w:rFonts w:ascii="宋体" w:eastAsia="宋体" w:hAnsi="宋体" w:hint="eastAsia"/>
-                <w:sz w:val="21"/>
-                <w:szCs w:val="21"/>
-              </w:rPr>
-            </w:pPr>
-            <w:r>
-              <w:rPr>
-                <w:rFonts w:ascii="宋体" w:eastAsia="宋体" w:hAnsi="宋体"/>
-                <w:sz w:val="21"/>
-                <w:szCs w:val="21"/>
-              </w:rPr>
-              <w:t>快速翻页操作测试性能，查看历史消息时链接应仍可访问</w:t>
+              <w:lastRenderedPageBreak/>
+              <w:t>快速翻页操作测试性能，查看历史</w:t>
+            </w:r>
+            <w:proofErr w:type="gramStart"/>
+            <w:r>
+              <w:rPr>
+                <w:rFonts w:ascii="宋体" w:eastAsia="宋体" w:hAnsi="宋体"/>
+                <w:sz w:val="21"/>
+                <w:szCs w:val="21"/>
+              </w:rPr>
+              <w:t>消息时链接应</w:t>
+            </w:r>
+            <w:proofErr w:type="gramEnd"/>
+            <w:r>
+              <w:rPr>
+                <w:rFonts w:ascii="宋体" w:eastAsia="宋体" w:hAnsi="宋体"/>
+                <w:sz w:val="21"/>
+                <w:szCs w:val="21"/>
+              </w:rPr>
+              <w:t>仍可访问</w:t>
             </w:r>
           </w:p>
         </w:tc>
@@ -6241,7 +6584,25 @@
                 <w:sz w:val="21"/>
                 <w:szCs w:val="21"/>
               </w:rPr>
-              <w:t>中断网络后是否重连、提交空问题时系统是否拦截，连续对话记录能否正确保存</w:t>
+              <w:t>中断网络后是否重连、提交</w:t>
+            </w:r>
+            <w:proofErr w:type="gramStart"/>
+            <w:r>
+              <w:rPr>
+                <w:rFonts w:ascii="宋体" w:eastAsia="宋体" w:hAnsi="宋体"/>
+                <w:sz w:val="21"/>
+                <w:szCs w:val="21"/>
+              </w:rPr>
+              <w:t>空问题</w:t>
+            </w:r>
+            <w:proofErr w:type="gramEnd"/>
+            <w:r>
+              <w:rPr>
+                <w:rFonts w:ascii="宋体" w:eastAsia="宋体" w:hAnsi="宋体"/>
+                <w:sz w:val="21"/>
+                <w:szCs w:val="21"/>
+              </w:rPr>
+              <w:t>时系统是否拦截，连续对话记录能否正确保存</w:t>
             </w:r>
           </w:p>
         </w:tc>
@@ -6729,7 +7090,25 @@
                 <w:sz w:val="21"/>
                 <w:szCs w:val="21"/>
               </w:rPr>
-              <w:t>删除资讯应从前端消失且数据移除，编辑后应立即更新展示内容</w:t>
+              <w:t>删除资讯应从前端消失</w:t>
+            </w:r>
+            <w:proofErr w:type="gramStart"/>
+            <w:r>
+              <w:rPr>
+                <w:rFonts w:ascii="宋体" w:eastAsia="宋体" w:hAnsi="宋体"/>
+                <w:sz w:val="21"/>
+                <w:szCs w:val="21"/>
+              </w:rPr>
+              <w:t>且数据</w:t>
+            </w:r>
+            <w:proofErr w:type="gramEnd"/>
+            <w:r>
+              <w:rPr>
+                <w:rFonts w:ascii="宋体" w:eastAsia="宋体" w:hAnsi="宋体"/>
+                <w:sz w:val="21"/>
+                <w:szCs w:val="21"/>
+              </w:rPr>
+              <w:t>移除，编辑后应立即更新展示内容</w:t>
             </w:r>
           </w:p>
         </w:tc>
@@ -7007,7 +7386,6 @@
                 <w:sz w:val="21"/>
                 <w:szCs w:val="21"/>
               </w:rPr>
-              <w:lastRenderedPageBreak/>
               <w:t>(</w:t>
             </w:r>
             <w:r>
@@ -7048,17 +7426,7 @@
                 <w:sz w:val="21"/>
                 <w:szCs w:val="21"/>
               </w:rPr>
-              <w:lastRenderedPageBreak/>
-              <w:t>消息创建页面字段与发送范围选</w:t>
-            </w:r>
-            <w:r>
-              <w:rPr>
-                <w:rFonts w:ascii="宋体" w:eastAsia="宋体" w:hAnsi="宋体"/>
-                <w:sz w:val="21"/>
-                <w:szCs w:val="21"/>
-              </w:rPr>
-              <w:lastRenderedPageBreak/>
-              <w:t>择是否完整</w:t>
+              <w:t>消息创建页面字段与发送范围选择是否完整</w:t>
             </w:r>
           </w:p>
         </w:tc>
@@ -7082,17 +7450,7 @@
                 <w:sz w:val="21"/>
                 <w:szCs w:val="21"/>
               </w:rPr>
-              <w:lastRenderedPageBreak/>
-              <w:t>消息分类、发送记录与回溯机制</w:t>
-            </w:r>
-            <w:r>
-              <w:rPr>
-                <w:rFonts w:ascii="宋体" w:eastAsia="宋体" w:hAnsi="宋体"/>
-                <w:sz w:val="21"/>
-                <w:szCs w:val="21"/>
-              </w:rPr>
-              <w:lastRenderedPageBreak/>
-              <w:t>是否规范</w:t>
+              <w:t>消息分类、发送记录与回溯机制是否规范</w:t>
             </w:r>
           </w:p>
         </w:tc>
@@ -7116,17 +7474,7 @@
                 <w:sz w:val="21"/>
                 <w:szCs w:val="21"/>
               </w:rPr>
-              <w:lastRenderedPageBreak/>
-              <w:t>管理员推送系统公告，所有用户</w:t>
-            </w:r>
-            <w:r>
-              <w:rPr>
-                <w:rFonts w:ascii="宋体" w:eastAsia="宋体" w:hAnsi="宋体"/>
-                <w:sz w:val="21"/>
-                <w:szCs w:val="21"/>
-              </w:rPr>
-              <w:lastRenderedPageBreak/>
-              <w:t>收到并可查看详细内容</w:t>
+              <w:t>管理员推送系统公告，所有用户收到并可查看详细内容</w:t>
             </w:r>
           </w:p>
         </w:tc>
@@ -7150,17 +7498,7 @@
                 <w:sz w:val="21"/>
                 <w:szCs w:val="21"/>
               </w:rPr>
-              <w:lastRenderedPageBreak/>
-              <w:t>验证消息是否按角色、用户正确</w:t>
-            </w:r>
-            <w:r>
-              <w:rPr>
-                <w:rFonts w:ascii="宋体" w:eastAsia="宋体" w:hAnsi="宋体"/>
-                <w:sz w:val="21"/>
-                <w:szCs w:val="21"/>
-              </w:rPr>
-              <w:lastRenderedPageBreak/>
-              <w:t>发送，历史记录是否可搜索</w:t>
+              <w:t>验证消息是否按角色、用户正确发送，历史记录是否可搜索</w:t>
             </w:r>
           </w:p>
         </w:tc>
@@ -7186,7 +7524,6 @@
                 <w:sz w:val="21"/>
                 <w:szCs w:val="21"/>
               </w:rPr>
-              <w:lastRenderedPageBreak/>
               <w:t>评论管理</w:t>
             </w:r>
           </w:p>
@@ -7329,6 +7666,7 @@
           <w:sz w:val="21"/>
           <w:szCs w:val="21"/>
         </w:rPr>
+        <w:lastRenderedPageBreak/>
         <w:t>表1：测试需求IDAT分解表</w:t>
       </w:r>
     </w:p>
@@ -7411,7 +7749,23 @@
           <w:sz w:val="21"/>
           <w:szCs w:val="21"/>
         </w:rPr>
-        <w:t>测试人员根据不同类型的测试用例，手动输入边界数据、无效数据以及正常数据，检查系统是否按照预期响应。接口测试使用 Postman 发送各种请求，验证请求参数和返回结果的正确性。性能测试使用 JMeter 模拟多用户访问接口，观察系统响应时间和并发处理能力。前端页面通过实际点击与操作，验证跳转逻辑、按钮响应、表单校验是否符合设计要求。WebSocket 长连接场景中，通过断网重连、消息发送与接收操作检验连接稳定性与数据同步机制。</w:t>
+        <w:t>测试人员根据不同类型的测试用例，手动输入边界数据、无效数据以及正常数据，检查系统是否按照预期响应。接口测试使用 Postman 发送各种请求，验证请求参数和返回结果的正确性。性能测试使用 JMeter 模拟多用户访问接口，观察系统响应时间和并发处理能力。前端页面通过实际点击与操作，验证跳转逻辑、按钮响应、表单校验是否符合设计要求。WebSocket 长连接场景中，通过</w:t>
+      </w:r>
+      <w:proofErr w:type="gramStart"/>
+      <w:r>
+        <w:rPr>
+          <w:sz w:val="21"/>
+          <w:szCs w:val="21"/>
+        </w:rPr>
+        <w:t>断网重连</w:t>
+      </w:r>
+      <w:proofErr w:type="gramEnd"/>
+      <w:r>
+        <w:rPr>
+          <w:sz w:val="21"/>
+          <w:szCs w:val="21"/>
+        </w:rPr>
+        <w:t>、消息发送与接收操作检验连接稳定性与数据同步机制。</w:t>
       </w:r>
     </w:p>
     <w:p>
@@ -7430,7 +7784,39 @@
           <w:sz w:val="21"/>
           <w:szCs w:val="21"/>
         </w:rPr>
-        <w:t>缺陷发现后记录至缺陷跟踪系统，明确缺陷描述、重现步骤与影响模块，提交至开发人员处理。缺陷修复后再次执行相关测试用例，验证是否恢复正常并观察是否产生新的问题。测试过程保持日志记录与状态更新，确保每一个测试行为均有可溯路径与责任人。各类测试任务按模块和时间分工执行，确保实施过程持续、有序开展。</w:t>
+        <w:t>缺陷发现</w:t>
+      </w:r>
+      <w:proofErr w:type="gramStart"/>
+      <w:r>
+        <w:rPr>
+          <w:sz w:val="21"/>
+          <w:szCs w:val="21"/>
+        </w:rPr>
+        <w:t>后记录至</w:t>
+      </w:r>
+      <w:proofErr w:type="gramEnd"/>
+      <w:r>
+        <w:rPr>
+          <w:sz w:val="21"/>
+          <w:szCs w:val="21"/>
+        </w:rPr>
+        <w:t>缺陷跟踪系统，明确缺陷描述、重现步骤与影响模块，提交</w:t>
+      </w:r>
+      <w:proofErr w:type="gramStart"/>
+      <w:r>
+        <w:rPr>
+          <w:sz w:val="21"/>
+          <w:szCs w:val="21"/>
+        </w:rPr>
+        <w:t>至开发</w:t>
+      </w:r>
+      <w:proofErr w:type="gramEnd"/>
+      <w:r>
+        <w:rPr>
+          <w:sz w:val="21"/>
+          <w:szCs w:val="21"/>
+        </w:rPr>
+        <w:t>人员处理。缺陷修复后再次执行相关测试用例，验证是否恢复正常并观察是否产生新的问题。测试过程保持日志记录与状态更新，确保每一个测试行为均有可溯路径与责任人。各类测试任务按模块和时间分工执行，确保实施过程持续、有序开展。</w:t>
       </w:r>
     </w:p>
     <w:p>
@@ -7524,7 +7910,27 @@
           <w:sz w:val="21"/>
           <w:szCs w:val="21"/>
         </w:rPr>
-        <w:t>所有 IADT 分解中列出的用例均已执行且结果通过，无阻塞性缺陷（Severity=</w:t>
+        <w:t>所有 IADT 分解中列出的</w:t>
+      </w:r>
+      <w:proofErr w:type="gramStart"/>
+      <w:r>
+        <w:rPr>
+          <w:rFonts w:ascii="宋体" w:eastAsia="宋体" w:hAnsi="宋体" w:cs="宋体"/>
+          <w:kern w:val="0"/>
+          <w:sz w:val="21"/>
+          <w:szCs w:val="21"/>
+        </w:rPr>
+        <w:t>用例均</w:t>
+      </w:r>
+      <w:proofErr w:type="gramEnd"/>
+      <w:r>
+        <w:rPr>
+          <w:rFonts w:ascii="宋体" w:eastAsia="宋体" w:hAnsi="宋体" w:cs="宋体"/>
+          <w:kern w:val="0"/>
+          <w:sz w:val="21"/>
+          <w:szCs w:val="21"/>
+        </w:rPr>
+        <w:t>已执行且结果通过，无阻塞性缺陷（Severity=</w:t>
       </w:r>
       <w:r>
         <w:rPr>
@@ -7625,7 +8031,6 @@
           <w:sz w:val="24"/>
           <w:szCs w:val="24"/>
         </w:rPr>
-        <w:lastRenderedPageBreak/>
         <w:t>2.4.</w:t>
       </w:r>
       <w:r>
@@ -7732,7 +8137,27 @@
           <w:sz w:val="21"/>
           <w:szCs w:val="21"/>
         </w:rPr>
-        <w:t>并发压力测试（1000 RPS）无服务崩溃、内存泄漏或严重超时，核心业务接口（查询列表、健康记录录入）平均响应 ≤ 800ms。</w:t>
+        <w:t>并发压力测试（1000 RPS）无服务崩溃、内存泄漏或严重超时，核心业务接口（查询列表、健康记录录入）</w:t>
+      </w:r>
+      <w:proofErr w:type="gramStart"/>
+      <w:r>
+        <w:rPr>
+          <w:rFonts w:ascii="宋体" w:eastAsia="宋体" w:hAnsi="宋体" w:cs="宋体"/>
+          <w:kern w:val="0"/>
+          <w:sz w:val="21"/>
+          <w:szCs w:val="21"/>
+        </w:rPr>
+        <w:t>平均响应</w:t>
+      </w:r>
+      <w:proofErr w:type="gramEnd"/>
+      <w:r>
+        <w:rPr>
+          <w:rFonts w:ascii="宋体" w:eastAsia="宋体" w:hAnsi="宋体" w:cs="宋体"/>
+          <w:kern w:val="0"/>
+          <w:sz w:val="21"/>
+          <w:szCs w:val="21"/>
+        </w:rPr>
+        <w:t xml:space="preserve"> ≤ 800ms。</w:t>
       </w:r>
     </w:p>
     <w:p>
@@ -7876,7 +8301,28 @@
           <w:sz w:val="21"/>
           <w:szCs w:val="21"/>
         </w:rPr>
-        <w:t>JWT 验证、密码加盐加密（bcrypt）和 HTTPS 传输生效，通过自动化扫描和手工渗透测试验证。</w:t>
+        <w:lastRenderedPageBreak/>
+        <w:t>JWT 验证、密码加盐加密（</w:t>
+      </w:r>
+      <w:proofErr w:type="spellStart"/>
+      <w:r>
+        <w:rPr>
+          <w:rFonts w:ascii="宋体" w:eastAsia="宋体" w:hAnsi="宋体" w:cs="宋体"/>
+          <w:kern w:val="0"/>
+          <w:sz w:val="21"/>
+          <w:szCs w:val="21"/>
+        </w:rPr>
+        <w:t>bcrypt</w:t>
+      </w:r>
+      <w:proofErr w:type="spellEnd"/>
+      <w:r>
+        <w:rPr>
+          <w:rFonts w:ascii="宋体" w:eastAsia="宋体" w:hAnsi="宋体" w:cs="宋体"/>
+          <w:kern w:val="0"/>
+          <w:sz w:val="21"/>
+          <w:szCs w:val="21"/>
+        </w:rPr>
+        <w:t>）和 HTTPS 传输生效，通过自动化扫描和手工渗透测试验证。</w:t>
       </w:r>
     </w:p>
     <w:p>
@@ -7897,7 +8343,27 @@
           <w:sz w:val="21"/>
           <w:szCs w:val="21"/>
         </w:rPr>
-        <w:t>前端单页应用无内存泄漏、路由切换无页面残留、WebSocket 断线重连机制稳定。</w:t>
+        <w:t>前端单页应用无内存泄漏、路由切换无页面残留、WebSocket 断线重</w:t>
+      </w:r>
+      <w:proofErr w:type="gramStart"/>
+      <w:r>
+        <w:rPr>
+          <w:rFonts w:ascii="宋体" w:eastAsia="宋体" w:hAnsi="宋体" w:cs="宋体"/>
+          <w:kern w:val="0"/>
+          <w:sz w:val="21"/>
+          <w:szCs w:val="21"/>
+        </w:rPr>
+        <w:t>连机制</w:t>
+      </w:r>
+      <w:proofErr w:type="gramEnd"/>
+      <w:r>
+        <w:rPr>
+          <w:rFonts w:ascii="宋体" w:eastAsia="宋体" w:hAnsi="宋体" w:cs="宋体"/>
+          <w:kern w:val="0"/>
+          <w:sz w:val="21"/>
+          <w:szCs w:val="21"/>
+        </w:rPr>
+        <w:t>稳定。</w:t>
       </w:r>
     </w:p>
     <w:p>
@@ -7984,7 +8450,47 @@
           <w:sz w:val="21"/>
           <w:szCs w:val="21"/>
         </w:rPr>
-        <w:t>主要页面加载首屏时间 ≤ 1 s，路由切换 ≤ 300 ms；页面自适应主流</w:t>
+        <w:t>主要页面加载首</w:t>
+      </w:r>
+      <w:proofErr w:type="gramStart"/>
+      <w:r>
+        <w:rPr>
+          <w:rFonts w:ascii="宋体" w:eastAsia="宋体" w:hAnsi="宋体" w:cs="宋体"/>
+          <w:kern w:val="0"/>
+          <w:sz w:val="21"/>
+          <w:szCs w:val="21"/>
+        </w:rPr>
+        <w:t>屏时间</w:t>
+      </w:r>
+      <w:proofErr w:type="gramEnd"/>
+      <w:r>
+        <w:rPr>
+          <w:rFonts w:ascii="宋体" w:eastAsia="宋体" w:hAnsi="宋体" w:cs="宋体"/>
+          <w:kern w:val="0"/>
+          <w:sz w:val="21"/>
+          <w:szCs w:val="21"/>
+        </w:rPr>
+        <w:t xml:space="preserve"> ≤ 1 s，路由切换 ≤ 300 </w:t>
+      </w:r>
+      <w:proofErr w:type="spellStart"/>
+      <w:r>
+        <w:rPr>
+          <w:rFonts w:ascii="宋体" w:eastAsia="宋体" w:hAnsi="宋体" w:cs="宋体"/>
+          <w:kern w:val="0"/>
+          <w:sz w:val="21"/>
+          <w:szCs w:val="21"/>
+        </w:rPr>
+        <w:t>ms</w:t>
+      </w:r>
+      <w:proofErr w:type="spellEnd"/>
+      <w:r>
+        <w:rPr>
+          <w:rFonts w:ascii="宋体" w:eastAsia="宋体" w:hAnsi="宋体" w:cs="宋体"/>
+          <w:kern w:val="0"/>
+          <w:sz w:val="21"/>
+          <w:szCs w:val="21"/>
+        </w:rPr>
+        <w:t>；页面自适应主流</w:t>
       </w:r>
       <w:r>
         <w:rPr>
@@ -8130,7 +8636,25 @@
           <w:sz w:val="21"/>
           <w:szCs w:val="21"/>
         </w:rPr>
-        <w:t>功能测试侧重验证系统各模块是否按需求文档正常运行，确保用户登录、数据录入、信息展示等核心功能在各种输入条件下表现一致。性能测试评估系统在不同负载下的响应时间、并发处理能力及资源消耗情况，识别可能存在的性能瓶颈。接口测试关注前后端、系统与第三方服务之间的数据交互，确保接口请求格式正确、参数校验到位、返回结果稳定可靠。文档与介质一致性测试用于检查部署系统与说明文档是否一致，保证使用者按照文档步骤能顺利完成安装与操作。自由操作测试在非预设路径下由测试人员随意操作系统，以发现隐藏的异常行为和使用上的不便之处，提高系统的健壮性和用户友好性。</w:t>
+        <w:t>功能测试侧重验证系统各模块是否按需求文档正常运行，确保用户登录、数据录入、信息展示等核心功能在各种输入条件下表现一致。性能测试评估系统在不同负载下的响应时间、并发处理能力及资源消耗情况，识别可能存在的性能瓶颈。接口测试关注前后端、系统与第三</w:t>
+      </w:r>
+      <w:proofErr w:type="gramStart"/>
+      <w:r>
+        <w:rPr>
+          <w:rFonts w:ascii="宋体" w:eastAsia="宋体" w:hAnsi="宋体"/>
+          <w:sz w:val="21"/>
+          <w:szCs w:val="21"/>
+        </w:rPr>
+        <w:t>方服务</w:t>
+      </w:r>
+      <w:proofErr w:type="gramEnd"/>
+      <w:r>
+        <w:rPr>
+          <w:rFonts w:ascii="宋体" w:eastAsia="宋体" w:hAnsi="宋体"/>
+          <w:sz w:val="21"/>
+          <w:szCs w:val="21"/>
+        </w:rPr>
+        <w:t>之间的数据交互，确保接口请求格式正确、参数校验到位、返回结果稳定可靠。文档与介质一致性测试用于检查部署系统与说明文档是否一致，保证使用者按照文档步骤能顺利完成安装与操作。自由操作测试在非预设路径下由测试人员随意操作系统，以发现隐藏的异常行为和使用上的不便之处，提高系统的健壮性和用户友好性。</w:t>
       </w:r>
     </w:p>
     <w:p>
@@ -8443,7 +8967,23 @@
                 <w:sz w:val="21"/>
                 <w:szCs w:val="21"/>
               </w:rPr>
-              <w:t>输入用户名、密码、手机号后点击注册按钮</w:t>
+              <w:t>输入用户名、密码</w:t>
+            </w:r>
+            <w:r>
+              <w:rPr>
+                <w:rFonts w:ascii="宋体" w:eastAsia="宋体" w:hAnsi="宋体" w:hint="eastAsia"/>
+                <w:sz w:val="21"/>
+                <w:szCs w:val="21"/>
+              </w:rPr>
+              <w:t>，</w:t>
+            </w:r>
+            <w:r>
+              <w:rPr>
+                <w:rFonts w:ascii="宋体" w:eastAsia="宋体" w:hAnsi="宋体"/>
+                <w:sz w:val="21"/>
+                <w:szCs w:val="21"/>
+              </w:rPr>
+              <w:t>后点击注册按钮</w:t>
             </w:r>
           </w:p>
         </w:tc>
@@ -8491,7 +9031,689 @@
                 <w:sz w:val="21"/>
                 <w:szCs w:val="21"/>
               </w:rPr>
-              <w:t>成功跳转登录页，提示“注册</w:t>
+              <w:t>成功跳转登录页，提示“注册成功”</w:t>
+            </w:r>
+          </w:p>
+        </w:tc>
+        <w:tc>
+          <w:tcPr>
+            <w:tcW w:w="0" w:type="auto"/>
+            <w:hideMark/>
+          </w:tcPr>
+          <w:p>
+            <w:pPr>
+              <w:spacing w:after="0" w:line="240" w:lineRule="auto"/>
+              <w:rPr>
+                <w:rFonts w:ascii="宋体" w:eastAsia="宋体" w:hAnsi="宋体" w:hint="eastAsia"/>
+                <w:sz w:val="21"/>
+                <w:szCs w:val="21"/>
+              </w:rPr>
+            </w:pPr>
+            <w:r>
+              <w:rPr>
+                <w:rFonts w:ascii="宋体" w:eastAsia="宋体" w:hAnsi="宋体"/>
+                <w:sz w:val="21"/>
+                <w:szCs w:val="21"/>
+              </w:rPr>
+              <w:t>是</w:t>
+            </w:r>
+          </w:p>
+        </w:tc>
+      </w:tr>
+      <w:tr>
+        <w:tc>
+          <w:tcPr>
+            <w:tcW w:w="0" w:type="auto"/>
+            <w:hideMark/>
+          </w:tcPr>
+          <w:p>
+            <w:pPr>
+              <w:spacing w:after="0" w:line="240" w:lineRule="auto"/>
+              <w:rPr>
+                <w:rFonts w:ascii="宋体" w:eastAsia="宋体" w:hAnsi="宋体" w:hint="eastAsia"/>
+                <w:sz w:val="21"/>
+                <w:szCs w:val="21"/>
+              </w:rPr>
+            </w:pPr>
+            <w:r>
+              <w:rPr>
+                <w:rFonts w:ascii="宋体" w:eastAsia="宋体" w:hAnsi="宋体" w:hint="eastAsia"/>
+                <w:sz w:val="21"/>
+                <w:szCs w:val="21"/>
+              </w:rPr>
+              <w:t>a</w:t>
+            </w:r>
+            <w:r>
+              <w:rPr>
+                <w:rFonts w:ascii="宋体" w:eastAsia="宋体" w:hAnsi="宋体"/>
+                <w:sz w:val="21"/>
+                <w:szCs w:val="21"/>
+              </w:rPr>
+              <w:t>2</w:t>
+            </w:r>
+          </w:p>
+        </w:tc>
+        <w:tc>
+          <w:tcPr>
+            <w:tcW w:w="0" w:type="auto"/>
+            <w:hideMark/>
+          </w:tcPr>
+          <w:p>
+            <w:pPr>
+              <w:spacing w:after="0" w:line="240" w:lineRule="auto"/>
+              <w:rPr>
+                <w:rFonts w:ascii="宋体" w:eastAsia="宋体" w:hAnsi="宋体" w:hint="eastAsia"/>
+                <w:sz w:val="21"/>
+                <w:szCs w:val="21"/>
+              </w:rPr>
+            </w:pPr>
+            <w:r>
+              <w:rPr>
+                <w:rFonts w:ascii="宋体" w:eastAsia="宋体" w:hAnsi="宋体"/>
+                <w:sz w:val="21"/>
+                <w:szCs w:val="21"/>
+              </w:rPr>
+              <w:t>用户登录</w:t>
+            </w:r>
+          </w:p>
+        </w:tc>
+        <w:tc>
+          <w:tcPr>
+            <w:tcW w:w="0" w:type="auto"/>
+            <w:hideMark/>
+          </w:tcPr>
+          <w:p>
+            <w:pPr>
+              <w:spacing w:after="0" w:line="240" w:lineRule="auto"/>
+              <w:rPr>
+                <w:rFonts w:ascii="宋体" w:eastAsia="宋体" w:hAnsi="宋体" w:hint="eastAsia"/>
+                <w:sz w:val="21"/>
+                <w:szCs w:val="21"/>
+              </w:rPr>
+            </w:pPr>
+            <w:r>
+              <w:rPr>
+                <w:rFonts w:ascii="宋体" w:eastAsia="宋体" w:hAnsi="宋体"/>
+                <w:sz w:val="21"/>
+                <w:szCs w:val="21"/>
+              </w:rPr>
+              <w:t>输入已注册用户名与密码点击登录</w:t>
+            </w:r>
+          </w:p>
+        </w:tc>
+        <w:tc>
+          <w:tcPr>
+            <w:tcW w:w="0" w:type="auto"/>
+            <w:hideMark/>
+          </w:tcPr>
+          <w:p>
+            <w:pPr>
+              <w:spacing w:after="0" w:line="240" w:lineRule="auto"/>
+              <w:rPr>
+                <w:rFonts w:ascii="宋体" w:eastAsia="宋体" w:hAnsi="宋体" w:hint="eastAsia"/>
+                <w:sz w:val="21"/>
+                <w:szCs w:val="21"/>
+              </w:rPr>
+            </w:pPr>
+            <w:r>
+              <w:rPr>
+                <w:rFonts w:ascii="宋体" w:eastAsia="宋体" w:hAnsi="宋体"/>
+                <w:sz w:val="21"/>
+                <w:szCs w:val="21"/>
+              </w:rPr>
+              <w:t>系统生成 JWT 并跳转至首页</w:t>
+            </w:r>
+          </w:p>
+        </w:tc>
+        <w:tc>
+          <w:tcPr>
+            <w:tcW w:w="0" w:type="auto"/>
+            <w:hideMark/>
+          </w:tcPr>
+          <w:p>
+            <w:pPr>
+              <w:spacing w:after="0" w:line="240" w:lineRule="auto"/>
+              <w:rPr>
+                <w:rFonts w:ascii="宋体" w:eastAsia="宋体" w:hAnsi="宋体" w:hint="eastAsia"/>
+                <w:sz w:val="21"/>
+                <w:szCs w:val="21"/>
+              </w:rPr>
+            </w:pPr>
+            <w:r>
+              <w:rPr>
+                <w:rFonts w:ascii="宋体" w:eastAsia="宋体" w:hAnsi="宋体"/>
+                <w:sz w:val="21"/>
+                <w:szCs w:val="21"/>
+              </w:rPr>
+              <w:t>首页成功加载，浏览器存储 Token</w:t>
+            </w:r>
+          </w:p>
+        </w:tc>
+        <w:tc>
+          <w:tcPr>
+            <w:tcW w:w="0" w:type="auto"/>
+            <w:hideMark/>
+          </w:tcPr>
+          <w:p>
+            <w:pPr>
+              <w:spacing w:after="0" w:line="240" w:lineRule="auto"/>
+              <w:rPr>
+                <w:rFonts w:ascii="宋体" w:eastAsia="宋体" w:hAnsi="宋体" w:hint="eastAsia"/>
+                <w:sz w:val="21"/>
+                <w:szCs w:val="21"/>
+              </w:rPr>
+            </w:pPr>
+            <w:r>
+              <w:rPr>
+                <w:rFonts w:ascii="宋体" w:eastAsia="宋体" w:hAnsi="宋体"/>
+                <w:sz w:val="21"/>
+                <w:szCs w:val="21"/>
+              </w:rPr>
+              <w:t>是</w:t>
+            </w:r>
+          </w:p>
+        </w:tc>
+      </w:tr>
+      <w:tr>
+        <w:tc>
+          <w:tcPr>
+            <w:tcW w:w="0" w:type="auto"/>
+            <w:hideMark/>
+          </w:tcPr>
+          <w:p>
+            <w:pPr>
+              <w:spacing w:after="0" w:line="240" w:lineRule="auto"/>
+              <w:rPr>
+                <w:rFonts w:ascii="宋体" w:eastAsia="宋体" w:hAnsi="宋体" w:hint="eastAsia"/>
+                <w:sz w:val="21"/>
+                <w:szCs w:val="21"/>
+              </w:rPr>
+            </w:pPr>
+            <w:r>
+              <w:rPr>
+                <w:rFonts w:ascii="宋体" w:eastAsia="宋体" w:hAnsi="宋体" w:hint="eastAsia"/>
+                <w:sz w:val="21"/>
+                <w:szCs w:val="21"/>
+              </w:rPr>
+              <w:t>a</w:t>
+            </w:r>
+            <w:r>
+              <w:rPr>
+                <w:rFonts w:ascii="宋体" w:eastAsia="宋体" w:hAnsi="宋体"/>
+                <w:sz w:val="21"/>
+                <w:szCs w:val="21"/>
+              </w:rPr>
+              <w:t>3</w:t>
+            </w:r>
+          </w:p>
+        </w:tc>
+        <w:tc>
+          <w:tcPr>
+            <w:tcW w:w="0" w:type="auto"/>
+            <w:hideMark/>
+          </w:tcPr>
+          <w:p>
+            <w:pPr>
+              <w:spacing w:after="0" w:line="240" w:lineRule="auto"/>
+              <w:rPr>
+                <w:rFonts w:ascii="宋体" w:eastAsia="宋体" w:hAnsi="宋体" w:hint="eastAsia"/>
+                <w:sz w:val="21"/>
+                <w:szCs w:val="21"/>
+              </w:rPr>
+            </w:pPr>
+            <w:r>
+              <w:rPr>
+                <w:rFonts w:ascii="宋体" w:eastAsia="宋体" w:hAnsi="宋体"/>
+                <w:sz w:val="21"/>
+                <w:szCs w:val="21"/>
+              </w:rPr>
+              <w:t>信息修改</w:t>
+            </w:r>
+          </w:p>
+        </w:tc>
+        <w:tc>
+          <w:tcPr>
+            <w:tcW w:w="0" w:type="auto"/>
+            <w:hideMark/>
+          </w:tcPr>
+          <w:p>
+            <w:pPr>
+              <w:spacing w:after="0" w:line="240" w:lineRule="auto"/>
+              <w:rPr>
+                <w:rFonts w:ascii="宋体" w:eastAsia="宋体" w:hAnsi="宋体" w:hint="eastAsia"/>
+                <w:sz w:val="21"/>
+                <w:szCs w:val="21"/>
+              </w:rPr>
+            </w:pPr>
+            <w:r>
+              <w:rPr>
+                <w:rFonts w:ascii="宋体" w:eastAsia="宋体" w:hAnsi="宋体"/>
+                <w:sz w:val="21"/>
+                <w:szCs w:val="21"/>
+              </w:rPr>
+              <w:t>登录后进入个人中心，修改昵称与性别并保存</w:t>
+            </w:r>
+          </w:p>
+        </w:tc>
+        <w:tc>
+          <w:tcPr>
+            <w:tcW w:w="0" w:type="auto"/>
+            <w:hideMark/>
+          </w:tcPr>
+          <w:p>
+            <w:pPr>
+              <w:spacing w:after="0" w:line="240" w:lineRule="auto"/>
+              <w:rPr>
+                <w:rFonts w:ascii="宋体" w:eastAsia="宋体" w:hAnsi="宋体" w:hint="eastAsia"/>
+                <w:sz w:val="21"/>
+                <w:szCs w:val="21"/>
+              </w:rPr>
+            </w:pPr>
+            <w:r>
+              <w:rPr>
+                <w:rFonts w:ascii="宋体" w:eastAsia="宋体" w:hAnsi="宋体"/>
+                <w:sz w:val="21"/>
+                <w:szCs w:val="21"/>
+              </w:rPr>
+              <w:t>修改成功提示，界面显示更新后的信息</w:t>
+            </w:r>
+          </w:p>
+        </w:tc>
+        <w:tc>
+          <w:tcPr>
+            <w:tcW w:w="0" w:type="auto"/>
+            <w:hideMark/>
+          </w:tcPr>
+          <w:p>
+            <w:pPr>
+              <w:spacing w:after="0" w:line="240" w:lineRule="auto"/>
+              <w:rPr>
+                <w:rFonts w:ascii="宋体" w:eastAsia="宋体" w:hAnsi="宋体" w:hint="eastAsia"/>
+                <w:sz w:val="21"/>
+                <w:szCs w:val="21"/>
+              </w:rPr>
+            </w:pPr>
+            <w:r>
+              <w:rPr>
+                <w:rFonts w:ascii="宋体" w:eastAsia="宋体" w:hAnsi="宋体"/>
+                <w:sz w:val="21"/>
+                <w:szCs w:val="21"/>
+              </w:rPr>
+              <w:t>修改成功，页面显示最新数据</w:t>
+            </w:r>
+          </w:p>
+        </w:tc>
+        <w:tc>
+          <w:tcPr>
+            <w:tcW w:w="0" w:type="auto"/>
+            <w:hideMark/>
+          </w:tcPr>
+          <w:p>
+            <w:pPr>
+              <w:spacing w:after="0" w:line="240" w:lineRule="auto"/>
+              <w:rPr>
+                <w:rFonts w:ascii="宋体" w:eastAsia="宋体" w:hAnsi="宋体" w:hint="eastAsia"/>
+                <w:sz w:val="21"/>
+                <w:szCs w:val="21"/>
+              </w:rPr>
+            </w:pPr>
+            <w:r>
+              <w:rPr>
+                <w:rFonts w:ascii="宋体" w:eastAsia="宋体" w:hAnsi="宋体"/>
+                <w:sz w:val="21"/>
+                <w:szCs w:val="21"/>
+              </w:rPr>
+              <w:t>是</w:t>
+            </w:r>
+          </w:p>
+        </w:tc>
+      </w:tr>
+      <w:tr>
+        <w:tc>
+          <w:tcPr>
+            <w:tcW w:w="0" w:type="auto"/>
+            <w:hideMark/>
+          </w:tcPr>
+          <w:p>
+            <w:pPr>
+              <w:spacing w:after="0" w:line="240" w:lineRule="auto"/>
+              <w:rPr>
+                <w:rFonts w:ascii="宋体" w:eastAsia="宋体" w:hAnsi="宋体" w:hint="eastAsia"/>
+                <w:sz w:val="21"/>
+                <w:szCs w:val="21"/>
+              </w:rPr>
+            </w:pPr>
+            <w:r>
+              <w:rPr>
+                <w:rFonts w:ascii="宋体" w:eastAsia="宋体" w:hAnsi="宋体" w:hint="eastAsia"/>
+                <w:sz w:val="21"/>
+                <w:szCs w:val="21"/>
+              </w:rPr>
+              <w:t>a</w:t>
+            </w:r>
+            <w:r>
+              <w:rPr>
+                <w:rFonts w:ascii="宋体" w:eastAsia="宋体" w:hAnsi="宋体"/>
+                <w:sz w:val="21"/>
+                <w:szCs w:val="21"/>
+              </w:rPr>
+              <w:t>4</w:t>
+            </w:r>
+          </w:p>
+        </w:tc>
+        <w:tc>
+          <w:tcPr>
+            <w:tcW w:w="0" w:type="auto"/>
+            <w:hideMark/>
+          </w:tcPr>
+          <w:p>
+            <w:pPr>
+              <w:spacing w:after="0" w:line="240" w:lineRule="auto"/>
+              <w:rPr>
+                <w:rFonts w:ascii="宋体" w:eastAsia="宋体" w:hAnsi="宋体" w:hint="eastAsia"/>
+                <w:sz w:val="21"/>
+                <w:szCs w:val="21"/>
+              </w:rPr>
+            </w:pPr>
+            <w:r>
+              <w:rPr>
+                <w:rFonts w:ascii="宋体" w:eastAsia="宋体" w:hAnsi="宋体"/>
+                <w:sz w:val="21"/>
+                <w:szCs w:val="21"/>
+              </w:rPr>
+              <w:t>密码修改</w:t>
+            </w:r>
+          </w:p>
+        </w:tc>
+        <w:tc>
+          <w:tcPr>
+            <w:tcW w:w="0" w:type="auto"/>
+            <w:hideMark/>
+          </w:tcPr>
+          <w:p>
+            <w:pPr>
+              <w:spacing w:after="0" w:line="240" w:lineRule="auto"/>
+              <w:rPr>
+                <w:rFonts w:ascii="宋体" w:eastAsia="宋体" w:hAnsi="宋体" w:hint="eastAsia"/>
+                <w:sz w:val="21"/>
+                <w:szCs w:val="21"/>
+              </w:rPr>
+            </w:pPr>
+            <w:r>
+              <w:rPr>
+                <w:rFonts w:ascii="宋体" w:eastAsia="宋体" w:hAnsi="宋体"/>
+                <w:sz w:val="21"/>
+                <w:szCs w:val="21"/>
+              </w:rPr>
+              <w:t>输入原密码与新密码点击确认</w:t>
+            </w:r>
+          </w:p>
+        </w:tc>
+        <w:tc>
+          <w:tcPr>
+            <w:tcW w:w="0" w:type="auto"/>
+            <w:hideMark/>
+          </w:tcPr>
+          <w:p>
+            <w:pPr>
+              <w:spacing w:after="0" w:line="240" w:lineRule="auto"/>
+              <w:rPr>
+                <w:rFonts w:ascii="宋体" w:eastAsia="宋体" w:hAnsi="宋体" w:hint="eastAsia"/>
+                <w:sz w:val="21"/>
+                <w:szCs w:val="21"/>
+              </w:rPr>
+            </w:pPr>
+            <w:r>
+              <w:rPr>
+                <w:rFonts w:ascii="宋体" w:eastAsia="宋体" w:hAnsi="宋体"/>
+                <w:sz w:val="21"/>
+                <w:szCs w:val="21"/>
+              </w:rPr>
+              <w:t>提示密码修改成功，需重新登录</w:t>
+            </w:r>
+          </w:p>
+        </w:tc>
+        <w:tc>
+          <w:tcPr>
+            <w:tcW w:w="0" w:type="auto"/>
+            <w:hideMark/>
+          </w:tcPr>
+          <w:p>
+            <w:pPr>
+              <w:spacing w:after="0" w:line="240" w:lineRule="auto"/>
+              <w:rPr>
+                <w:rFonts w:ascii="宋体" w:eastAsia="宋体" w:hAnsi="宋体" w:hint="eastAsia"/>
+                <w:sz w:val="21"/>
+                <w:szCs w:val="21"/>
+              </w:rPr>
+            </w:pPr>
+            <w:r>
+              <w:rPr>
+                <w:rFonts w:ascii="宋体" w:eastAsia="宋体" w:hAnsi="宋体"/>
+                <w:sz w:val="21"/>
+                <w:szCs w:val="21"/>
+              </w:rPr>
+              <w:t>弹出提示框并跳转登录页</w:t>
+            </w:r>
+          </w:p>
+        </w:tc>
+        <w:tc>
+          <w:tcPr>
+            <w:tcW w:w="0" w:type="auto"/>
+            <w:hideMark/>
+          </w:tcPr>
+          <w:p>
+            <w:pPr>
+              <w:spacing w:after="0" w:line="240" w:lineRule="auto"/>
+              <w:rPr>
+                <w:rFonts w:ascii="宋体" w:eastAsia="宋体" w:hAnsi="宋体" w:hint="eastAsia"/>
+                <w:sz w:val="21"/>
+                <w:szCs w:val="21"/>
+              </w:rPr>
+            </w:pPr>
+            <w:r>
+              <w:rPr>
+                <w:rFonts w:ascii="宋体" w:eastAsia="宋体" w:hAnsi="宋体"/>
+                <w:sz w:val="21"/>
+                <w:szCs w:val="21"/>
+              </w:rPr>
+              <w:t>是</w:t>
+            </w:r>
+          </w:p>
+        </w:tc>
+      </w:tr>
+      <w:tr>
+        <w:tc>
+          <w:tcPr>
+            <w:tcW w:w="0" w:type="auto"/>
+            <w:hideMark/>
+          </w:tcPr>
+          <w:p>
+            <w:pPr>
+              <w:spacing w:after="0" w:line="240" w:lineRule="auto"/>
+              <w:rPr>
+                <w:rFonts w:ascii="宋体" w:eastAsia="宋体" w:hAnsi="宋体" w:hint="eastAsia"/>
+                <w:sz w:val="21"/>
+                <w:szCs w:val="21"/>
+              </w:rPr>
+            </w:pPr>
+            <w:r>
+              <w:rPr>
+                <w:rFonts w:ascii="宋体" w:eastAsia="宋体" w:hAnsi="宋体" w:hint="eastAsia"/>
+                <w:sz w:val="21"/>
+                <w:szCs w:val="21"/>
+              </w:rPr>
+              <w:t>a4</w:t>
+            </w:r>
+          </w:p>
+        </w:tc>
+        <w:tc>
+          <w:tcPr>
+            <w:tcW w:w="0" w:type="auto"/>
+            <w:hideMark/>
+          </w:tcPr>
+          <w:p>
+            <w:pPr>
+              <w:spacing w:after="0" w:line="240" w:lineRule="auto"/>
+              <w:rPr>
+                <w:rFonts w:ascii="宋体" w:eastAsia="宋体" w:hAnsi="宋体" w:hint="eastAsia"/>
+                <w:sz w:val="21"/>
+                <w:szCs w:val="21"/>
+              </w:rPr>
+            </w:pPr>
+            <w:r>
+              <w:rPr>
+                <w:rFonts w:ascii="宋体" w:eastAsia="宋体" w:hAnsi="宋体"/>
+                <w:sz w:val="21"/>
+                <w:szCs w:val="21"/>
+              </w:rPr>
+              <w:t>忘记密码</w:t>
+            </w:r>
+          </w:p>
+        </w:tc>
+        <w:tc>
+          <w:tcPr>
+            <w:tcW w:w="0" w:type="auto"/>
+            <w:hideMark/>
+          </w:tcPr>
+          <w:p>
+            <w:pPr>
+              <w:spacing w:after="0" w:line="240" w:lineRule="auto"/>
+              <w:rPr>
+                <w:rFonts w:ascii="宋体" w:eastAsia="宋体" w:hAnsi="宋体" w:hint="eastAsia"/>
+                <w:sz w:val="21"/>
+                <w:szCs w:val="21"/>
+              </w:rPr>
+            </w:pPr>
+            <w:r>
+              <w:rPr>
+                <w:rFonts w:ascii="宋体" w:eastAsia="宋体" w:hAnsi="宋体"/>
+                <w:sz w:val="21"/>
+                <w:szCs w:val="21"/>
+              </w:rPr>
+              <w:t>点击“忘记密码”，输入手机号获取验证码并设置新密码</w:t>
+            </w:r>
+          </w:p>
+        </w:tc>
+        <w:tc>
+          <w:tcPr>
+            <w:tcW w:w="0" w:type="auto"/>
+            <w:hideMark/>
+          </w:tcPr>
+          <w:p>
+            <w:pPr>
+              <w:spacing w:after="0" w:line="240" w:lineRule="auto"/>
+              <w:rPr>
+                <w:rFonts w:ascii="宋体" w:eastAsia="宋体" w:hAnsi="宋体" w:hint="eastAsia"/>
+                <w:sz w:val="21"/>
+                <w:szCs w:val="21"/>
+              </w:rPr>
+            </w:pPr>
+            <w:r>
+              <w:rPr>
+                <w:rFonts w:ascii="宋体" w:eastAsia="宋体" w:hAnsi="宋体"/>
+                <w:sz w:val="21"/>
+                <w:szCs w:val="21"/>
+              </w:rPr>
+              <w:t>提示密码重置成功，跳转至登录页面</w:t>
+            </w:r>
+          </w:p>
+        </w:tc>
+        <w:tc>
+          <w:tcPr>
+            <w:tcW w:w="0" w:type="auto"/>
+            <w:hideMark/>
+          </w:tcPr>
+          <w:p>
+            <w:pPr>
+              <w:spacing w:after="0" w:line="240" w:lineRule="auto"/>
+              <w:rPr>
+                <w:rFonts w:ascii="宋体" w:eastAsia="宋体" w:hAnsi="宋体" w:hint="eastAsia"/>
+                <w:sz w:val="21"/>
+                <w:szCs w:val="21"/>
+              </w:rPr>
+            </w:pPr>
+            <w:r>
+              <w:rPr>
+                <w:rFonts w:ascii="宋体" w:eastAsia="宋体" w:hAnsi="宋体"/>
+                <w:sz w:val="21"/>
+                <w:szCs w:val="21"/>
+              </w:rPr>
+              <w:t>重置提示正常，回到登录界面</w:t>
+            </w:r>
+          </w:p>
+        </w:tc>
+        <w:tc>
+          <w:tcPr>
+            <w:tcW w:w="0" w:type="auto"/>
+            <w:hideMark/>
+          </w:tcPr>
+          <w:p>
+            <w:pPr>
+              <w:spacing w:after="0" w:line="240" w:lineRule="auto"/>
+              <w:rPr>
+                <w:rFonts w:ascii="宋体" w:eastAsia="宋体" w:hAnsi="宋体" w:hint="eastAsia"/>
+                <w:sz w:val="21"/>
+                <w:szCs w:val="21"/>
+              </w:rPr>
+            </w:pPr>
+            <w:r>
+              <w:rPr>
+                <w:rFonts w:ascii="宋体" w:eastAsia="宋体" w:hAnsi="宋体"/>
+                <w:sz w:val="21"/>
+                <w:szCs w:val="21"/>
+              </w:rPr>
+              <w:t>是</w:t>
+            </w:r>
+          </w:p>
+        </w:tc>
+      </w:tr>
+      <w:tr>
+        <w:tc>
+          <w:tcPr>
+            <w:tcW w:w="0" w:type="auto"/>
+            <w:hideMark/>
+          </w:tcPr>
+          <w:p>
+            <w:pPr>
+              <w:spacing w:after="0" w:line="240" w:lineRule="auto"/>
+              <w:rPr>
+                <w:rFonts w:ascii="宋体" w:eastAsia="宋体" w:hAnsi="宋体" w:hint="eastAsia"/>
+                <w:sz w:val="21"/>
+                <w:szCs w:val="21"/>
+              </w:rPr>
+            </w:pPr>
+            <w:r>
+              <w:rPr>
+                <w:rFonts w:ascii="宋体" w:eastAsia="宋体" w:hAnsi="宋体" w:hint="eastAsia"/>
+                <w:sz w:val="21"/>
+                <w:szCs w:val="21"/>
+              </w:rPr>
+              <w:t>a5</w:t>
+            </w:r>
+          </w:p>
+        </w:tc>
+        <w:tc>
+          <w:tcPr>
+            <w:tcW w:w="0" w:type="auto"/>
+            <w:hideMark/>
+          </w:tcPr>
+          <w:p>
+            <w:pPr>
+              <w:spacing w:after="0" w:line="240" w:lineRule="auto"/>
+              <w:rPr>
+                <w:rFonts w:ascii="宋体" w:eastAsia="宋体" w:hAnsi="宋体" w:hint="eastAsia"/>
+                <w:sz w:val="21"/>
+                <w:szCs w:val="21"/>
+              </w:rPr>
+            </w:pPr>
+            <w:r>
+              <w:rPr>
+                <w:rFonts w:ascii="宋体" w:eastAsia="宋体" w:hAnsi="宋体"/>
+                <w:sz w:val="21"/>
+                <w:szCs w:val="21"/>
+              </w:rPr>
+              <w:t>权限控</w:t>
             </w:r>
             <w:r>
               <w:rPr>
@@ -8500,7 +9722,125 @@
                 <w:szCs w:val="21"/>
               </w:rPr>
               <w:lastRenderedPageBreak/>
-              <w:t>成功”</w:t>
+              <w:t>制</w:t>
+            </w:r>
+          </w:p>
+        </w:tc>
+        <w:tc>
+          <w:tcPr>
+            <w:tcW w:w="0" w:type="auto"/>
+            <w:hideMark/>
+          </w:tcPr>
+          <w:p>
+            <w:pPr>
+              <w:spacing w:after="0" w:line="240" w:lineRule="auto"/>
+              <w:rPr>
+                <w:rFonts w:ascii="宋体" w:eastAsia="宋体" w:hAnsi="宋体" w:hint="eastAsia"/>
+                <w:sz w:val="21"/>
+                <w:szCs w:val="21"/>
+              </w:rPr>
+            </w:pPr>
+            <w:r>
+              <w:rPr>
+                <w:rFonts w:ascii="宋体" w:eastAsia="宋体" w:hAnsi="宋体"/>
+                <w:sz w:val="21"/>
+                <w:szCs w:val="21"/>
+              </w:rPr>
+              <w:lastRenderedPageBreak/>
+              <w:t>使用普通用户账号访问</w:t>
+            </w:r>
+            <w:r>
+              <w:rPr>
+                <w:rFonts w:ascii="宋体" w:eastAsia="宋体" w:hAnsi="宋体"/>
+                <w:sz w:val="21"/>
+                <w:szCs w:val="21"/>
+              </w:rPr>
+              <w:lastRenderedPageBreak/>
+              <w:t>后台管理页面</w:t>
+            </w:r>
+          </w:p>
+        </w:tc>
+        <w:tc>
+          <w:tcPr>
+            <w:tcW w:w="0" w:type="auto"/>
+            <w:hideMark/>
+          </w:tcPr>
+          <w:p>
+            <w:pPr>
+              <w:spacing w:after="0" w:line="240" w:lineRule="auto"/>
+              <w:rPr>
+                <w:rFonts w:ascii="宋体" w:eastAsia="宋体" w:hAnsi="宋体" w:hint="eastAsia"/>
+                <w:sz w:val="21"/>
+                <w:szCs w:val="21"/>
+              </w:rPr>
+            </w:pPr>
+            <w:r>
+              <w:rPr>
+                <w:rFonts w:ascii="宋体" w:eastAsia="宋体" w:hAnsi="宋体"/>
+                <w:sz w:val="21"/>
+                <w:szCs w:val="21"/>
+              </w:rPr>
+              <w:lastRenderedPageBreak/>
+              <w:t>提示权限不足，访</w:t>
+            </w:r>
+            <w:r>
+              <w:rPr>
+                <w:rFonts w:ascii="宋体" w:eastAsia="宋体" w:hAnsi="宋体"/>
+                <w:sz w:val="21"/>
+                <w:szCs w:val="21"/>
+              </w:rPr>
+              <w:lastRenderedPageBreak/>
+              <w:t>问被拒绝</w:t>
+            </w:r>
+          </w:p>
+        </w:tc>
+        <w:tc>
+          <w:tcPr>
+            <w:tcW w:w="0" w:type="auto"/>
+            <w:hideMark/>
+          </w:tcPr>
+          <w:p>
+            <w:pPr>
+              <w:spacing w:after="0" w:line="240" w:lineRule="auto"/>
+              <w:rPr>
+                <w:rFonts w:ascii="宋体" w:eastAsia="宋体" w:hAnsi="宋体" w:hint="eastAsia"/>
+                <w:sz w:val="21"/>
+                <w:szCs w:val="21"/>
+              </w:rPr>
+            </w:pPr>
+            <w:r>
+              <w:rPr>
+                <w:rFonts w:ascii="宋体" w:eastAsia="宋体" w:hAnsi="宋体"/>
+                <w:sz w:val="21"/>
+                <w:szCs w:val="21"/>
+              </w:rPr>
+              <w:lastRenderedPageBreak/>
+              <w:t>普通用户</w:t>
+            </w:r>
+            <w:r>
+              <w:rPr>
+                <w:rFonts w:ascii="宋体" w:eastAsia="宋体" w:hAnsi="宋体" w:hint="eastAsia"/>
+                <w:sz w:val="21"/>
+                <w:szCs w:val="21"/>
+              </w:rPr>
+              <w:t>的操作</w:t>
+            </w:r>
+            <w:r>
+              <w:rPr>
+                <w:rFonts w:ascii="宋体" w:eastAsia="宋体" w:hAnsi="宋体" w:hint="eastAsia"/>
+                <w:sz w:val="21"/>
+                <w:szCs w:val="21"/>
+              </w:rPr>
+              <w:lastRenderedPageBreak/>
+              <w:t>界面无相关按钮访问</w:t>
+            </w:r>
+            <w:r>
+              <w:rPr>
+                <w:rFonts w:ascii="宋体" w:eastAsia="宋体" w:hAnsi="宋体"/>
+                <w:sz w:val="21"/>
+                <w:szCs w:val="21"/>
+              </w:rPr>
+              <w:t>后台</w:t>
             </w:r>
           </w:p>
         </w:tc>
@@ -8551,15 +9891,7 @@
                 <w:sz w:val="21"/>
                 <w:szCs w:val="21"/>
               </w:rPr>
-              <w:t>a</w:t>
-            </w:r>
-            <w:r>
-              <w:rPr>
-                <w:rFonts w:ascii="宋体" w:eastAsia="宋体" w:hAnsi="宋体"/>
-                <w:sz w:val="21"/>
-                <w:szCs w:val="21"/>
-              </w:rPr>
-              <w:t>2</w:t>
+              <w:t>b1</w:t>
             </w:r>
           </w:p>
         </w:tc>
@@ -8583,7 +9915,7 @@
                 <w:sz w:val="21"/>
                 <w:szCs w:val="21"/>
               </w:rPr>
-              <w:t>用户登录</w:t>
+              <w:t>资讯浏览</w:t>
             </w:r>
           </w:p>
         </w:tc>
@@ -8607,7 +9939,7 @@
                 <w:sz w:val="21"/>
                 <w:szCs w:val="21"/>
               </w:rPr>
-              <w:t>输入已注册用户名与密码点击登录</w:t>
+              <w:t>进入资讯页面，滚动浏览并点击任意资讯条目</w:t>
             </w:r>
           </w:p>
         </w:tc>
@@ -8631,7 +9963,7 @@
                 <w:sz w:val="21"/>
                 <w:szCs w:val="21"/>
               </w:rPr>
-              <w:t>系统生成 JWT 并跳转至首页</w:t>
+              <w:t>展示资讯详情内容</w:t>
             </w:r>
           </w:p>
         </w:tc>
@@ -8655,7 +9987,7 @@
                 <w:sz w:val="21"/>
                 <w:szCs w:val="21"/>
               </w:rPr>
-              <w:t>首页成功加载，浏览器存储 Token</w:t>
+              <w:t>页面正确跳转并展示全文</w:t>
             </w:r>
           </w:p>
         </w:tc>
@@ -8705,15 +10037,7 @@
                 <w:sz w:val="21"/>
                 <w:szCs w:val="21"/>
               </w:rPr>
-              <w:t>a</w:t>
-            </w:r>
-            <w:r>
-              <w:rPr>
-                <w:rFonts w:ascii="宋体" w:eastAsia="宋体" w:hAnsi="宋体"/>
-                <w:sz w:val="21"/>
-                <w:szCs w:val="21"/>
-              </w:rPr>
-              <w:t>3</w:t>
+              <w:t>b2</w:t>
             </w:r>
           </w:p>
         </w:tc>
@@ -8737,7 +10061,7 @@
                 <w:sz w:val="21"/>
                 <w:szCs w:val="21"/>
               </w:rPr>
-              <w:t>信息修改</w:t>
+              <w:t>资讯评论</w:t>
             </w:r>
           </w:p>
         </w:tc>
@@ -8761,7 +10085,7 @@
                 <w:sz w:val="21"/>
                 <w:szCs w:val="21"/>
               </w:rPr>
-              <w:t>登录后进入个人中心，修改昵称与性别并保存</w:t>
+              <w:t>在资讯详情页输入评论并点击发布</w:t>
             </w:r>
           </w:p>
         </w:tc>
@@ -8779,13 +10103,23 @@
                 <w:szCs w:val="21"/>
               </w:rPr>
             </w:pPr>
-            <w:r>
-              <w:rPr>
-                <w:rFonts w:ascii="宋体" w:eastAsia="宋体" w:hAnsi="宋体"/>
-                <w:sz w:val="21"/>
-                <w:szCs w:val="21"/>
-              </w:rPr>
-              <w:t>修改成功提示，界面显示更新后的信息</w:t>
+            <w:proofErr w:type="gramStart"/>
+            <w:r>
+              <w:rPr>
+                <w:rFonts w:ascii="宋体" w:eastAsia="宋体" w:hAnsi="宋体"/>
+                <w:sz w:val="21"/>
+                <w:szCs w:val="21"/>
+              </w:rPr>
+              <w:t>评论区</w:t>
+            </w:r>
+            <w:proofErr w:type="gramEnd"/>
+            <w:r>
+              <w:rPr>
+                <w:rFonts w:ascii="宋体" w:eastAsia="宋体" w:hAnsi="宋体"/>
+                <w:sz w:val="21"/>
+                <w:szCs w:val="21"/>
+              </w:rPr>
+              <w:t>新增该评论，显示用户名与时间</w:t>
             </w:r>
           </w:p>
         </w:tc>
@@ -8809,7 +10143,7 @@
                 <w:sz w:val="21"/>
                 <w:szCs w:val="21"/>
               </w:rPr>
-              <w:t>修改成功，页面显示最新数据</w:t>
+              <w:t>评论显示在页面底部，附带时间戳</w:t>
             </w:r>
           </w:p>
         </w:tc>
@@ -8859,15 +10193,7 @@
                 <w:sz w:val="21"/>
                 <w:szCs w:val="21"/>
               </w:rPr>
-              <w:t>a</w:t>
-            </w:r>
-            <w:r>
-              <w:rPr>
-                <w:rFonts w:ascii="宋体" w:eastAsia="宋体" w:hAnsi="宋体"/>
-                <w:sz w:val="21"/>
-                <w:szCs w:val="21"/>
-              </w:rPr>
-              <w:t>4</w:t>
+              <w:t>b2</w:t>
             </w:r>
           </w:p>
         </w:tc>
@@ -8885,14 +10211,16 @@
                 <w:szCs w:val="21"/>
               </w:rPr>
             </w:pPr>
-            <w:r>
-              <w:rPr>
-                <w:rFonts w:ascii="宋体" w:eastAsia="宋体" w:hAnsi="宋体"/>
-                <w:sz w:val="21"/>
-                <w:szCs w:val="21"/>
-              </w:rPr>
-              <w:t>密码修改</w:t>
-            </w:r>
+            <w:proofErr w:type="gramStart"/>
+            <w:r>
+              <w:rPr>
+                <w:rFonts w:ascii="宋体" w:eastAsia="宋体" w:hAnsi="宋体"/>
+                <w:sz w:val="21"/>
+                <w:szCs w:val="21"/>
+              </w:rPr>
+              <w:t>资讯点赞</w:t>
+            </w:r>
+            <w:proofErr w:type="gramEnd"/>
           </w:p>
         </w:tc>
         <w:tc>
@@ -8915,8 +10243,18 @@
                 <w:sz w:val="21"/>
                 <w:szCs w:val="21"/>
               </w:rPr>
-              <w:t>输入原密码与新密码点击确认</w:t>
-            </w:r>
+              <w:t>点击资讯评论下</w:t>
+            </w:r>
+            <w:proofErr w:type="gramStart"/>
+            <w:r>
+              <w:rPr>
+                <w:rFonts w:ascii="宋体" w:eastAsia="宋体" w:hAnsi="宋体"/>
+                <w:sz w:val="21"/>
+                <w:szCs w:val="21"/>
+              </w:rPr>
+              <w:t>的点赞按钮</w:t>
+            </w:r>
+            <w:proofErr w:type="gramEnd"/>
           </w:p>
         </w:tc>
         <w:tc>
@@ -8933,13 +10271,23 @@
                 <w:szCs w:val="21"/>
               </w:rPr>
             </w:pPr>
-            <w:r>
-              <w:rPr>
-                <w:rFonts w:ascii="宋体" w:eastAsia="宋体" w:hAnsi="宋体"/>
-                <w:sz w:val="21"/>
-                <w:szCs w:val="21"/>
-              </w:rPr>
-              <w:t>提示密码修改成功，需重新登录</w:t>
+            <w:proofErr w:type="gramStart"/>
+            <w:r>
+              <w:rPr>
+                <w:rFonts w:ascii="宋体" w:eastAsia="宋体" w:hAnsi="宋体"/>
+                <w:sz w:val="21"/>
+                <w:szCs w:val="21"/>
+              </w:rPr>
+              <w:t>点赞数</w:t>
+            </w:r>
+            <w:proofErr w:type="gramEnd"/>
+            <w:r>
+              <w:rPr>
+                <w:rFonts w:ascii="宋体" w:eastAsia="宋体" w:hAnsi="宋体"/>
+                <w:sz w:val="21"/>
+                <w:szCs w:val="21"/>
+              </w:rPr>
+              <w:t>加一，按钮状态变化</w:t>
             </w:r>
           </w:p>
         </w:tc>
@@ -8957,13 +10305,23 @@
                 <w:szCs w:val="21"/>
               </w:rPr>
             </w:pPr>
-            <w:r>
-              <w:rPr>
-                <w:rFonts w:ascii="宋体" w:eastAsia="宋体" w:hAnsi="宋体"/>
-                <w:sz w:val="21"/>
-                <w:szCs w:val="21"/>
-              </w:rPr>
-              <w:t>弹出提示框并跳转登录页</w:t>
+            <w:proofErr w:type="gramStart"/>
+            <w:r>
+              <w:rPr>
+                <w:rFonts w:ascii="宋体" w:eastAsia="宋体" w:hAnsi="宋体"/>
+                <w:sz w:val="21"/>
+                <w:szCs w:val="21"/>
+              </w:rPr>
+              <w:t>点赞数</w:t>
+            </w:r>
+            <w:proofErr w:type="gramEnd"/>
+            <w:r>
+              <w:rPr>
+                <w:rFonts w:ascii="宋体" w:eastAsia="宋体" w:hAnsi="宋体"/>
+                <w:sz w:val="21"/>
+                <w:szCs w:val="21"/>
+              </w:rPr>
+              <w:t>更新，按钮图标变色</w:t>
             </w:r>
           </w:p>
         </w:tc>
@@ -9013,7 +10371,7 @@
                 <w:sz w:val="21"/>
                 <w:szCs w:val="21"/>
               </w:rPr>
-              <w:t>a4</w:t>
+              <w:t>b3</w:t>
             </w:r>
           </w:p>
         </w:tc>
@@ -9037,7 +10395,7 @@
                 <w:sz w:val="21"/>
                 <w:szCs w:val="21"/>
               </w:rPr>
-              <w:t>忘记密码</w:t>
+              <w:t>资讯收藏</w:t>
             </w:r>
           </w:p>
         </w:tc>
@@ -9061,7 +10419,7 @@
                 <w:sz w:val="21"/>
                 <w:szCs w:val="21"/>
               </w:rPr>
-              <w:t>点击“忘记密码”，输入手机号获取验证码并设置新密码</w:t>
+              <w:t>点击资讯详情页收藏按钮</w:t>
             </w:r>
           </w:p>
         </w:tc>
@@ -9085,7 +10443,7 @@
                 <w:sz w:val="21"/>
                 <w:szCs w:val="21"/>
               </w:rPr>
-              <w:t>提示密码重置成功，跳转至登录页面</w:t>
+              <w:t>提示收藏成功，资讯加入个人收藏列表</w:t>
             </w:r>
           </w:p>
         </w:tc>
@@ -9109,7 +10467,7 @@
                 <w:sz w:val="21"/>
                 <w:szCs w:val="21"/>
               </w:rPr>
-              <w:t>重置提示正常，回到登录界面</w:t>
+              <w:t>收藏按钮状态改变，提示收藏成功</w:t>
             </w:r>
           </w:p>
         </w:tc>
@@ -9159,7 +10517,7 @@
                 <w:sz w:val="21"/>
                 <w:szCs w:val="21"/>
               </w:rPr>
-              <w:t>a5</w:t>
+              <w:t>b4</w:t>
             </w:r>
           </w:p>
         </w:tc>
@@ -9183,7 +10541,7 @@
                 <w:sz w:val="21"/>
                 <w:szCs w:val="21"/>
               </w:rPr>
-              <w:t>权限控制</w:t>
+              <w:t>资讯搜索</w:t>
             </w:r>
           </w:p>
         </w:tc>
@@ -9207,7 +10565,7 @@
                 <w:sz w:val="21"/>
                 <w:szCs w:val="21"/>
               </w:rPr>
-              <w:t>使用普通用户账号访问后台管理页面</w:t>
+              <w:t>在搜索框输入关键词后点击搜索</w:t>
             </w:r>
           </w:p>
         </w:tc>
@@ -9231,7 +10589,7 @@
                 <w:sz w:val="21"/>
                 <w:szCs w:val="21"/>
               </w:rPr>
-              <w:t>提示权限不足，访问被拒绝</w:t>
+              <w:t>返回匹配的资讯标题列表</w:t>
             </w:r>
           </w:p>
         </w:tc>
@@ -9255,23 +10613,7 @@
                 <w:sz w:val="21"/>
                 <w:szCs w:val="21"/>
               </w:rPr>
-              <w:t>普通用户</w:t>
-            </w:r>
-            <w:r>
-              <w:rPr>
-                <w:rFonts w:ascii="宋体" w:eastAsia="宋体" w:hAnsi="宋体" w:hint="eastAsia"/>
-                <w:sz w:val="21"/>
-                <w:szCs w:val="21"/>
-              </w:rPr>
-              <w:t>的操作界面无相关按钮访问</w:t>
-            </w:r>
-            <w:r>
-              <w:rPr>
-                <w:rFonts w:ascii="宋体" w:eastAsia="宋体" w:hAnsi="宋体"/>
-                <w:sz w:val="21"/>
-                <w:szCs w:val="21"/>
-              </w:rPr>
-              <w:t>后台</w:t>
+              <w:t>成功加载含关键词资讯条目</w:t>
             </w:r>
           </w:p>
         </w:tc>
@@ -9321,7 +10663,7 @@
                 <w:sz w:val="21"/>
                 <w:szCs w:val="21"/>
               </w:rPr>
-              <w:t>b1</w:t>
+              <w:t>b4</w:t>
             </w:r>
           </w:p>
         </w:tc>
@@ -9345,7 +10687,7 @@
                 <w:sz w:val="21"/>
                 <w:szCs w:val="21"/>
               </w:rPr>
-              <w:t>资讯浏览</w:t>
+              <w:t>标签筛选</w:t>
             </w:r>
           </w:p>
         </w:tc>
@@ -9363,13 +10705,23 @@
                 <w:szCs w:val="21"/>
               </w:rPr>
             </w:pPr>
-            <w:r>
-              <w:rPr>
-                <w:rFonts w:ascii="宋体" w:eastAsia="宋体" w:hAnsi="宋体"/>
-                <w:sz w:val="21"/>
-                <w:szCs w:val="21"/>
-              </w:rPr>
-              <w:t>进入资讯页面，滚动浏览并点击任意资讯条目</w:t>
+            <w:proofErr w:type="gramStart"/>
+            <w:r>
+              <w:rPr>
+                <w:rFonts w:ascii="宋体" w:eastAsia="宋体" w:hAnsi="宋体"/>
+                <w:sz w:val="21"/>
+                <w:szCs w:val="21"/>
+              </w:rPr>
+              <w:t>点击某</w:t>
+            </w:r>
+            <w:proofErr w:type="gramEnd"/>
+            <w:r>
+              <w:rPr>
+                <w:rFonts w:ascii="宋体" w:eastAsia="宋体" w:hAnsi="宋体"/>
+                <w:sz w:val="21"/>
+                <w:szCs w:val="21"/>
+              </w:rPr>
+              <w:t>一资讯标签</w:t>
             </w:r>
           </w:p>
         </w:tc>
@@ -9393,7 +10745,7 @@
                 <w:sz w:val="21"/>
                 <w:szCs w:val="21"/>
               </w:rPr>
-              <w:t>展示资讯详情内容</w:t>
+              <w:t>展示该标签下的全部相关资讯</w:t>
             </w:r>
           </w:p>
         </w:tc>
@@ -9417,7 +10769,7 @@
                 <w:sz w:val="21"/>
                 <w:szCs w:val="21"/>
               </w:rPr>
-              <w:t>页面正确跳转并展示全文</w:t>
+              <w:t>展示相应分类资讯列表</w:t>
             </w:r>
           </w:p>
         </w:tc>
@@ -9467,7 +10819,7 @@
                 <w:sz w:val="21"/>
                 <w:szCs w:val="21"/>
               </w:rPr>
-              <w:t>b2</w:t>
+              <w:t>c2</w:t>
             </w:r>
           </w:p>
         </w:tc>
@@ -9491,7 +10843,7 @@
                 <w:sz w:val="21"/>
                 <w:szCs w:val="21"/>
               </w:rPr>
-              <w:t>资讯评论</w:t>
+              <w:t>健康数据录入</w:t>
             </w:r>
           </w:p>
         </w:tc>
@@ -9515,7 +10867,7 @@
                 <w:sz w:val="21"/>
                 <w:szCs w:val="21"/>
               </w:rPr>
-              <w:t>在资讯详情页输入评论并点击发布</w:t>
+              <w:t>填写血压值、日期并点击保存按钮</w:t>
             </w:r>
           </w:p>
         </w:tc>
@@ -9539,7 +10891,7 @@
                 <w:sz w:val="21"/>
                 <w:szCs w:val="21"/>
               </w:rPr>
-              <w:t>评论区新增该评论，显示用户名与时间</w:t>
+              <w:t>提示保存成功，图表区域更新数据点</w:t>
             </w:r>
           </w:p>
         </w:tc>
@@ -9563,7 +10915,7 @@
                 <w:sz w:val="21"/>
                 <w:szCs w:val="21"/>
               </w:rPr>
-              <w:t>评论显示在页面底部，附带时间戳</w:t>
+              <w:t>页面提示保存成功，图表刷新</w:t>
             </w:r>
           </w:p>
         </w:tc>
@@ -9613,7 +10965,7 @@
                 <w:sz w:val="21"/>
                 <w:szCs w:val="21"/>
               </w:rPr>
-              <w:t>b2</w:t>
+              <w:t>c3</w:t>
             </w:r>
           </w:p>
         </w:tc>
@@ -9637,7 +10989,7 @@
                 <w:sz w:val="21"/>
                 <w:szCs w:val="21"/>
               </w:rPr>
-              <w:t>资讯点赞</w:t>
+              <w:t>健康图表展示</w:t>
             </w:r>
           </w:p>
         </w:tc>
@@ -9661,7 +11013,7 @@
                 <w:sz w:val="21"/>
                 <w:szCs w:val="21"/>
               </w:rPr>
-              <w:t>点击资讯评论下的点赞按钮</w:t>
+              <w:t>进入健康记录页面</w:t>
             </w:r>
           </w:p>
         </w:tc>
@@ -9685,7 +11037,7 @@
                 <w:sz w:val="21"/>
                 <w:szCs w:val="21"/>
               </w:rPr>
-              <w:t>点赞数加一，按钮状态变化</w:t>
+              <w:t>展示折线图与柱状图，数据按时间排序</w:t>
             </w:r>
           </w:p>
         </w:tc>
@@ -9709,7 +11061,7 @@
                 <w:sz w:val="21"/>
                 <w:szCs w:val="21"/>
               </w:rPr>
-              <w:t>点赞数更新，按钮图标变色</w:t>
+              <w:t>图表正常加载，数据趋势清晰</w:t>
             </w:r>
           </w:p>
         </w:tc>
@@ -9759,7 +11111,7 @@
                 <w:sz w:val="21"/>
                 <w:szCs w:val="21"/>
               </w:rPr>
-              <w:t>b3</w:t>
+              <w:t>d1</w:t>
             </w:r>
           </w:p>
         </w:tc>
@@ -9783,7 +11135,7 @@
                 <w:sz w:val="21"/>
                 <w:szCs w:val="21"/>
               </w:rPr>
-              <w:t>资讯收藏</w:t>
+              <w:t>消息接收与阅读</w:t>
             </w:r>
           </w:p>
         </w:tc>
@@ -9807,7 +11159,7 @@
                 <w:sz w:val="21"/>
                 <w:szCs w:val="21"/>
               </w:rPr>
-              <w:t>点击资讯详情页收藏按钮</w:t>
+              <w:t>登录后收到一条新消息并点击消息图标</w:t>
             </w:r>
           </w:p>
         </w:tc>
@@ -9831,7 +11183,7 @@
                 <w:sz w:val="21"/>
                 <w:szCs w:val="21"/>
               </w:rPr>
-              <w:t>提示收藏成功，资讯加入个人收藏列表</w:t>
+              <w:t>跳转至消息详情页面，消息标记为已读</w:t>
             </w:r>
           </w:p>
         </w:tc>
@@ -9855,7 +11207,7 @@
                 <w:sz w:val="21"/>
                 <w:szCs w:val="21"/>
               </w:rPr>
-              <w:t>收藏按钮状态改变，提示收藏成功</w:t>
+              <w:t>成功跳转，红点消失，消息状态更新</w:t>
             </w:r>
           </w:p>
         </w:tc>
@@ -9905,7 +11257,7 @@
                 <w:sz w:val="21"/>
                 <w:szCs w:val="21"/>
               </w:rPr>
-              <w:t>b4</w:t>
+              <w:t>d2</w:t>
             </w:r>
           </w:p>
         </w:tc>
@@ -9929,7 +11281,7 @@
                 <w:sz w:val="21"/>
                 <w:szCs w:val="21"/>
               </w:rPr>
-              <w:t>资讯搜索</w:t>
+              <w:t>实时消息提醒</w:t>
             </w:r>
           </w:p>
         </w:tc>
@@ -9953,7 +11305,7 @@
                 <w:sz w:val="21"/>
                 <w:szCs w:val="21"/>
               </w:rPr>
-              <w:t>在搜索框输入关键词后点击搜索</w:t>
+              <w:t>使用两个浏览器用户 A 回复用户 B 评论</w:t>
             </w:r>
           </w:p>
         </w:tc>
@@ -9977,7 +11329,7 @@
                 <w:sz w:val="21"/>
                 <w:szCs w:val="21"/>
               </w:rPr>
-              <w:t>返回匹配的资讯标题列表</w:t>
+              <w:t>用户 B 页面右上角弹出红点提醒</w:t>
             </w:r>
           </w:p>
         </w:tc>
@@ -10001,7 +11353,7 @@
                 <w:sz w:val="21"/>
                 <w:szCs w:val="21"/>
               </w:rPr>
-              <w:t>成功加载含关键词资讯条目</w:t>
+              <w:t>页面立即显示红点并弹出提示</w:t>
             </w:r>
           </w:p>
         </w:tc>
@@ -10051,7 +11403,7 @@
                 <w:sz w:val="21"/>
                 <w:szCs w:val="21"/>
               </w:rPr>
-              <w:t>b4</w:t>
+              <w:t>d3</w:t>
             </w:r>
           </w:p>
         </w:tc>
@@ -10075,7 +11427,7 @@
                 <w:sz w:val="21"/>
                 <w:szCs w:val="21"/>
               </w:rPr>
-              <w:t>标签筛选</w:t>
+              <w:t>消息分页浏览</w:t>
             </w:r>
           </w:p>
         </w:tc>
@@ -10099,7 +11451,7 @@
                 <w:sz w:val="21"/>
                 <w:szCs w:val="21"/>
               </w:rPr>
-              <w:t>点击某一资讯标签</w:t>
+              <w:t>滚动消息列表到底部</w:t>
             </w:r>
           </w:p>
         </w:tc>
@@ -10123,7 +11475,7 @@
                 <w:sz w:val="21"/>
                 <w:szCs w:val="21"/>
               </w:rPr>
-              <w:t>展示该标签下的全部相关资讯</w:t>
+              <w:t>加载更多消息并追加显示</w:t>
             </w:r>
           </w:p>
         </w:tc>
@@ -10147,7 +11499,7 @@
                 <w:sz w:val="21"/>
                 <w:szCs w:val="21"/>
               </w:rPr>
-              <w:t>展示相应分类资讯列表</w:t>
+              <w:t>成功加载新消息内容</w:t>
             </w:r>
           </w:p>
         </w:tc>
@@ -10197,7 +11549,7 @@
                 <w:sz w:val="21"/>
                 <w:szCs w:val="21"/>
               </w:rPr>
-              <w:t>c2</w:t>
+              <w:t>e1</w:t>
             </w:r>
           </w:p>
         </w:tc>
@@ -10221,7 +11573,7 @@
                 <w:sz w:val="21"/>
                 <w:szCs w:val="21"/>
               </w:rPr>
-              <w:t>健康数据录入</w:t>
+              <w:t>AI 问答提交问题</w:t>
             </w:r>
           </w:p>
         </w:tc>
@@ -10245,7 +11597,7 @@
                 <w:sz w:val="21"/>
                 <w:szCs w:val="21"/>
               </w:rPr>
-              <w:t>填写血压值、日期并点击保存按钮</w:t>
+              <w:t>输入“什么是健康饮食”并点击发送</w:t>
             </w:r>
           </w:p>
         </w:tc>
@@ -10269,7 +11621,7 @@
                 <w:sz w:val="21"/>
                 <w:szCs w:val="21"/>
               </w:rPr>
-              <w:t>提示保存成功，图表区域更新数据点</w:t>
+              <w:t>系统流式展示AI回复内容</w:t>
             </w:r>
           </w:p>
         </w:tc>
@@ -10293,7 +11645,7 @@
                 <w:sz w:val="21"/>
                 <w:szCs w:val="21"/>
               </w:rPr>
-              <w:t>页面提示保存成功，图表刷新</w:t>
+              <w:t>回答逐字展示，效果流畅</w:t>
             </w:r>
           </w:p>
         </w:tc>
@@ -10343,7 +11695,7 @@
                 <w:sz w:val="21"/>
                 <w:szCs w:val="21"/>
               </w:rPr>
-              <w:t>c3</w:t>
+              <w:t>e2</w:t>
             </w:r>
           </w:p>
         </w:tc>
@@ -10367,7 +11719,7 @@
                 <w:sz w:val="21"/>
                 <w:szCs w:val="21"/>
               </w:rPr>
-              <w:t>健康图表展示</w:t>
+              <w:t>AI 历史记录查看</w:t>
             </w:r>
           </w:p>
         </w:tc>
@@ -10391,7 +11743,7 @@
                 <w:sz w:val="21"/>
                 <w:szCs w:val="21"/>
               </w:rPr>
-              <w:t>进入健康记录页面</w:t>
+              <w:t>进入历史问答记录页面</w:t>
             </w:r>
           </w:p>
         </w:tc>
@@ -10415,7 +11767,7 @@
                 <w:sz w:val="21"/>
                 <w:szCs w:val="21"/>
               </w:rPr>
-              <w:t>展示折线图与柱状图，数据按时间排序</w:t>
+              <w:t>展示过往问答的内容与时间</w:t>
             </w:r>
           </w:p>
         </w:tc>
@@ -10439,7 +11791,7 @@
                 <w:sz w:val="21"/>
                 <w:szCs w:val="21"/>
               </w:rPr>
-              <w:t>图表正常加载，数据趋势清晰</w:t>
+              <w:t>问答记录加载完整，按时间排序</w:t>
             </w:r>
           </w:p>
         </w:tc>
@@ -10489,7 +11841,7 @@
                 <w:sz w:val="21"/>
                 <w:szCs w:val="21"/>
               </w:rPr>
-              <w:t>d1</w:t>
+              <w:t>f1</w:t>
             </w:r>
           </w:p>
         </w:tc>
@@ -10513,7 +11865,7 @@
                 <w:sz w:val="21"/>
                 <w:szCs w:val="21"/>
               </w:rPr>
-              <w:t>消息接收与阅读</w:t>
+              <w:t>后台首页看板</w:t>
             </w:r>
           </w:p>
         </w:tc>
@@ -10537,7 +11889,7 @@
                 <w:sz w:val="21"/>
                 <w:szCs w:val="21"/>
               </w:rPr>
-              <w:t>登录后收到一条新消息并点击消息图标</w:t>
+              <w:t>管理员登录后台系统首页</w:t>
             </w:r>
           </w:p>
         </w:tc>
@@ -10561,7 +11913,7 @@
                 <w:sz w:val="21"/>
                 <w:szCs w:val="21"/>
               </w:rPr>
-              <w:t>跳转至消息详情页面，消息标记为已读</w:t>
+              <w:t>展示图表数据：注册用户数、活跃度等</w:t>
             </w:r>
           </w:p>
         </w:tc>
@@ -10585,7 +11937,7 @@
                 <w:sz w:val="21"/>
                 <w:szCs w:val="21"/>
               </w:rPr>
-              <w:t>成功跳转，红点消失，消息状态更新</w:t>
+              <w:t>图表正常加载，数据准确</w:t>
             </w:r>
           </w:p>
         </w:tc>
@@ -10635,7 +11987,15 @@
                 <w:sz w:val="21"/>
                 <w:szCs w:val="21"/>
               </w:rPr>
-              <w:t>d2</w:t>
+              <w:t>f</w:t>
+            </w:r>
+            <w:r>
+              <w:rPr>
+                <w:rFonts w:ascii="宋体" w:eastAsia="宋体" w:hAnsi="宋体"/>
+                <w:sz w:val="21"/>
+                <w:szCs w:val="21"/>
+              </w:rPr>
+              <w:t>2</w:t>
             </w:r>
           </w:p>
         </w:tc>
@@ -10659,7 +12019,7 @@
                 <w:sz w:val="21"/>
                 <w:szCs w:val="21"/>
               </w:rPr>
-              <w:t>实时消息提醒</w:t>
+              <w:t>后台用户管理</w:t>
             </w:r>
           </w:p>
         </w:tc>
@@ -10683,7 +12043,7 @@
                 <w:sz w:val="21"/>
                 <w:szCs w:val="21"/>
               </w:rPr>
-              <w:t>使用两个浏览器用户 A 回复用户 B 评论</w:t>
+              <w:t>管理员修改某用户昵称并保存</w:t>
             </w:r>
           </w:p>
         </w:tc>
@@ -10707,7 +12067,7 @@
                 <w:sz w:val="21"/>
                 <w:szCs w:val="21"/>
               </w:rPr>
-              <w:t>用户 B 页面右上角弹出红点提醒</w:t>
+              <w:t>显示更新成功，列表中对应用户数据刷新</w:t>
             </w:r>
           </w:p>
         </w:tc>
@@ -10731,7 +12091,7 @@
                 <w:sz w:val="21"/>
                 <w:szCs w:val="21"/>
               </w:rPr>
-              <w:t>页面立即显示红点并弹出提示</w:t>
+              <w:t>修改生效，刷新后数据显示一致</w:t>
             </w:r>
           </w:p>
         </w:tc>
@@ -10781,7 +12141,7 @@
                 <w:sz w:val="21"/>
                 <w:szCs w:val="21"/>
               </w:rPr>
-              <w:t>d3</w:t>
+              <w:t>f4</w:t>
             </w:r>
           </w:p>
         </w:tc>
@@ -10805,16 +12165,7 @@
                 <w:sz w:val="21"/>
                 <w:szCs w:val="21"/>
               </w:rPr>
-              <w:t>消息分</w:t>
-            </w:r>
-            <w:r>
-              <w:rPr>
-                <w:rFonts w:ascii="宋体" w:eastAsia="宋体" w:hAnsi="宋体"/>
-                <w:sz w:val="21"/>
-                <w:szCs w:val="21"/>
-              </w:rPr>
-              <w:lastRenderedPageBreak/>
-              <w:t>页浏览</w:t>
+              <w:t>后台资讯管理</w:t>
             </w:r>
           </w:p>
         </w:tc>
@@ -10838,8 +12189,7 @@
                 <w:sz w:val="21"/>
                 <w:szCs w:val="21"/>
               </w:rPr>
-              <w:lastRenderedPageBreak/>
-              <w:t>滚动消息列表到底部</w:t>
+              <w:t>管理员发布一条新资讯</w:t>
             </w:r>
           </w:p>
         </w:tc>
@@ -10863,41 +12213,7 @@
                 <w:sz w:val="21"/>
                 <w:szCs w:val="21"/>
               </w:rPr>
-              <w:t>加载更多消息并追</w:t>
-            </w:r>
-            <w:r>
-              <w:rPr>
-                <w:rFonts w:ascii="宋体" w:eastAsia="宋体" w:hAnsi="宋体"/>
-                <w:sz w:val="21"/>
-                <w:szCs w:val="21"/>
-              </w:rPr>
-              <w:lastRenderedPageBreak/>
-              <w:t>加显示</w:t>
-            </w:r>
-          </w:p>
-        </w:tc>
-        <w:tc>
-          <w:tcPr>
-            <w:tcW w:w="0" w:type="auto"/>
-            <w:hideMark/>
-          </w:tcPr>
-          <w:p>
-            <w:pPr>
-              <w:spacing w:after="0" w:line="240" w:lineRule="auto"/>
-              <w:rPr>
-                <w:rFonts w:ascii="宋体" w:eastAsia="宋体" w:hAnsi="宋体" w:hint="eastAsia"/>
-                <w:sz w:val="21"/>
-                <w:szCs w:val="21"/>
-              </w:rPr>
-            </w:pPr>
-            <w:r>
-              <w:rPr>
-                <w:rFonts w:ascii="宋体" w:eastAsia="宋体" w:hAnsi="宋体"/>
-                <w:sz w:val="21"/>
-                <w:szCs w:val="21"/>
-              </w:rPr>
-              <w:lastRenderedPageBreak/>
-              <w:t>成功加载新消息</w:t>
+              <w:t>提示发布成功，前端资讯页面可见该</w:t>
             </w:r>
             <w:r>
               <w:rPr>
@@ -10931,720 +12247,6 @@
                 <w:szCs w:val="21"/>
               </w:rPr>
               <w:lastRenderedPageBreak/>
-              <w:t>是</w:t>
-            </w:r>
-          </w:p>
-        </w:tc>
-      </w:tr>
-      <w:tr>
-        <w:tc>
-          <w:tcPr>
-            <w:tcW w:w="0" w:type="auto"/>
-            <w:hideMark/>
-          </w:tcPr>
-          <w:p>
-            <w:pPr>
-              <w:spacing w:after="0" w:line="240" w:lineRule="auto"/>
-              <w:rPr>
-                <w:rFonts w:ascii="宋体" w:eastAsia="宋体" w:hAnsi="宋体" w:hint="eastAsia"/>
-                <w:sz w:val="21"/>
-                <w:szCs w:val="21"/>
-              </w:rPr>
-            </w:pPr>
-            <w:r>
-              <w:rPr>
-                <w:rFonts w:ascii="宋体" w:eastAsia="宋体" w:hAnsi="宋体" w:hint="eastAsia"/>
-                <w:sz w:val="21"/>
-                <w:szCs w:val="21"/>
-              </w:rPr>
-              <w:t>e1</w:t>
-            </w:r>
-          </w:p>
-        </w:tc>
-        <w:tc>
-          <w:tcPr>
-            <w:tcW w:w="0" w:type="auto"/>
-            <w:hideMark/>
-          </w:tcPr>
-          <w:p>
-            <w:pPr>
-              <w:spacing w:after="0" w:line="240" w:lineRule="auto"/>
-              <w:rPr>
-                <w:rFonts w:ascii="宋体" w:eastAsia="宋体" w:hAnsi="宋体" w:hint="eastAsia"/>
-                <w:sz w:val="21"/>
-                <w:szCs w:val="21"/>
-              </w:rPr>
-            </w:pPr>
-            <w:r>
-              <w:rPr>
-                <w:rFonts w:ascii="宋体" w:eastAsia="宋体" w:hAnsi="宋体"/>
-                <w:sz w:val="21"/>
-                <w:szCs w:val="21"/>
-              </w:rPr>
-              <w:t>AI 问答提交问题</w:t>
-            </w:r>
-          </w:p>
-        </w:tc>
-        <w:tc>
-          <w:tcPr>
-            <w:tcW w:w="0" w:type="auto"/>
-            <w:hideMark/>
-          </w:tcPr>
-          <w:p>
-            <w:pPr>
-              <w:spacing w:after="0" w:line="240" w:lineRule="auto"/>
-              <w:rPr>
-                <w:rFonts w:ascii="宋体" w:eastAsia="宋体" w:hAnsi="宋体" w:hint="eastAsia"/>
-                <w:sz w:val="21"/>
-                <w:szCs w:val="21"/>
-              </w:rPr>
-            </w:pPr>
-            <w:r>
-              <w:rPr>
-                <w:rFonts w:ascii="宋体" w:eastAsia="宋体" w:hAnsi="宋体"/>
-                <w:sz w:val="21"/>
-                <w:szCs w:val="21"/>
-              </w:rPr>
-              <w:t>输入“什么是健康饮食”并点击发送</w:t>
-            </w:r>
-          </w:p>
-        </w:tc>
-        <w:tc>
-          <w:tcPr>
-            <w:tcW w:w="0" w:type="auto"/>
-            <w:hideMark/>
-          </w:tcPr>
-          <w:p>
-            <w:pPr>
-              <w:spacing w:after="0" w:line="240" w:lineRule="auto"/>
-              <w:rPr>
-                <w:rFonts w:ascii="宋体" w:eastAsia="宋体" w:hAnsi="宋体" w:hint="eastAsia"/>
-                <w:sz w:val="21"/>
-                <w:szCs w:val="21"/>
-              </w:rPr>
-            </w:pPr>
-            <w:r>
-              <w:rPr>
-                <w:rFonts w:ascii="宋体" w:eastAsia="宋体" w:hAnsi="宋体"/>
-                <w:sz w:val="21"/>
-                <w:szCs w:val="21"/>
-              </w:rPr>
-              <w:t>系统流式展示AI回复内容</w:t>
-            </w:r>
-          </w:p>
-        </w:tc>
-        <w:tc>
-          <w:tcPr>
-            <w:tcW w:w="0" w:type="auto"/>
-            <w:hideMark/>
-          </w:tcPr>
-          <w:p>
-            <w:pPr>
-              <w:spacing w:after="0" w:line="240" w:lineRule="auto"/>
-              <w:rPr>
-                <w:rFonts w:ascii="宋体" w:eastAsia="宋体" w:hAnsi="宋体" w:hint="eastAsia"/>
-                <w:sz w:val="21"/>
-                <w:szCs w:val="21"/>
-              </w:rPr>
-            </w:pPr>
-            <w:r>
-              <w:rPr>
-                <w:rFonts w:ascii="宋体" w:eastAsia="宋体" w:hAnsi="宋体"/>
-                <w:sz w:val="21"/>
-                <w:szCs w:val="21"/>
-              </w:rPr>
-              <w:t>回答逐字展示，效果流畅</w:t>
-            </w:r>
-          </w:p>
-        </w:tc>
-        <w:tc>
-          <w:tcPr>
-            <w:tcW w:w="0" w:type="auto"/>
-            <w:hideMark/>
-          </w:tcPr>
-          <w:p>
-            <w:pPr>
-              <w:spacing w:after="0" w:line="240" w:lineRule="auto"/>
-              <w:rPr>
-                <w:rFonts w:ascii="宋体" w:eastAsia="宋体" w:hAnsi="宋体" w:hint="eastAsia"/>
-                <w:sz w:val="21"/>
-                <w:szCs w:val="21"/>
-              </w:rPr>
-            </w:pPr>
-            <w:r>
-              <w:rPr>
-                <w:rFonts w:ascii="宋体" w:eastAsia="宋体" w:hAnsi="宋体"/>
-                <w:sz w:val="21"/>
-                <w:szCs w:val="21"/>
-              </w:rPr>
-              <w:t>是</w:t>
-            </w:r>
-          </w:p>
-        </w:tc>
-      </w:tr>
-      <w:tr>
-        <w:tc>
-          <w:tcPr>
-            <w:tcW w:w="0" w:type="auto"/>
-            <w:hideMark/>
-          </w:tcPr>
-          <w:p>
-            <w:pPr>
-              <w:spacing w:after="0" w:line="240" w:lineRule="auto"/>
-              <w:rPr>
-                <w:rFonts w:ascii="宋体" w:eastAsia="宋体" w:hAnsi="宋体" w:hint="eastAsia"/>
-                <w:sz w:val="21"/>
-                <w:szCs w:val="21"/>
-              </w:rPr>
-            </w:pPr>
-            <w:r>
-              <w:rPr>
-                <w:rFonts w:ascii="宋体" w:eastAsia="宋体" w:hAnsi="宋体" w:hint="eastAsia"/>
-                <w:sz w:val="21"/>
-                <w:szCs w:val="21"/>
-              </w:rPr>
-              <w:t>e2</w:t>
-            </w:r>
-          </w:p>
-        </w:tc>
-        <w:tc>
-          <w:tcPr>
-            <w:tcW w:w="0" w:type="auto"/>
-            <w:hideMark/>
-          </w:tcPr>
-          <w:p>
-            <w:pPr>
-              <w:spacing w:after="0" w:line="240" w:lineRule="auto"/>
-              <w:rPr>
-                <w:rFonts w:ascii="宋体" w:eastAsia="宋体" w:hAnsi="宋体" w:hint="eastAsia"/>
-                <w:sz w:val="21"/>
-                <w:szCs w:val="21"/>
-              </w:rPr>
-            </w:pPr>
-            <w:r>
-              <w:rPr>
-                <w:rFonts w:ascii="宋体" w:eastAsia="宋体" w:hAnsi="宋体"/>
-                <w:sz w:val="21"/>
-                <w:szCs w:val="21"/>
-              </w:rPr>
-              <w:t>AI 历史记录查看</w:t>
-            </w:r>
-          </w:p>
-        </w:tc>
-        <w:tc>
-          <w:tcPr>
-            <w:tcW w:w="0" w:type="auto"/>
-            <w:hideMark/>
-          </w:tcPr>
-          <w:p>
-            <w:pPr>
-              <w:spacing w:after="0" w:line="240" w:lineRule="auto"/>
-              <w:rPr>
-                <w:rFonts w:ascii="宋体" w:eastAsia="宋体" w:hAnsi="宋体" w:hint="eastAsia"/>
-                <w:sz w:val="21"/>
-                <w:szCs w:val="21"/>
-              </w:rPr>
-            </w:pPr>
-            <w:r>
-              <w:rPr>
-                <w:rFonts w:ascii="宋体" w:eastAsia="宋体" w:hAnsi="宋体"/>
-                <w:sz w:val="21"/>
-                <w:szCs w:val="21"/>
-              </w:rPr>
-              <w:t>进入历史问答记录页面</w:t>
-            </w:r>
-          </w:p>
-        </w:tc>
-        <w:tc>
-          <w:tcPr>
-            <w:tcW w:w="0" w:type="auto"/>
-            <w:hideMark/>
-          </w:tcPr>
-          <w:p>
-            <w:pPr>
-              <w:spacing w:after="0" w:line="240" w:lineRule="auto"/>
-              <w:rPr>
-                <w:rFonts w:ascii="宋体" w:eastAsia="宋体" w:hAnsi="宋体" w:hint="eastAsia"/>
-                <w:sz w:val="21"/>
-                <w:szCs w:val="21"/>
-              </w:rPr>
-            </w:pPr>
-            <w:r>
-              <w:rPr>
-                <w:rFonts w:ascii="宋体" w:eastAsia="宋体" w:hAnsi="宋体"/>
-                <w:sz w:val="21"/>
-                <w:szCs w:val="21"/>
-              </w:rPr>
-              <w:t>展示过往问答的内容与时间</w:t>
-            </w:r>
-          </w:p>
-        </w:tc>
-        <w:tc>
-          <w:tcPr>
-            <w:tcW w:w="0" w:type="auto"/>
-            <w:hideMark/>
-          </w:tcPr>
-          <w:p>
-            <w:pPr>
-              <w:spacing w:after="0" w:line="240" w:lineRule="auto"/>
-              <w:rPr>
-                <w:rFonts w:ascii="宋体" w:eastAsia="宋体" w:hAnsi="宋体" w:hint="eastAsia"/>
-                <w:sz w:val="21"/>
-                <w:szCs w:val="21"/>
-              </w:rPr>
-            </w:pPr>
-            <w:r>
-              <w:rPr>
-                <w:rFonts w:ascii="宋体" w:eastAsia="宋体" w:hAnsi="宋体"/>
-                <w:sz w:val="21"/>
-                <w:szCs w:val="21"/>
-              </w:rPr>
-              <w:t>问答记录加载完整，按时间排序</w:t>
-            </w:r>
-          </w:p>
-        </w:tc>
-        <w:tc>
-          <w:tcPr>
-            <w:tcW w:w="0" w:type="auto"/>
-            <w:hideMark/>
-          </w:tcPr>
-          <w:p>
-            <w:pPr>
-              <w:spacing w:after="0" w:line="240" w:lineRule="auto"/>
-              <w:rPr>
-                <w:rFonts w:ascii="宋体" w:eastAsia="宋体" w:hAnsi="宋体" w:hint="eastAsia"/>
-                <w:sz w:val="21"/>
-                <w:szCs w:val="21"/>
-              </w:rPr>
-            </w:pPr>
-            <w:r>
-              <w:rPr>
-                <w:rFonts w:ascii="宋体" w:eastAsia="宋体" w:hAnsi="宋体"/>
-                <w:sz w:val="21"/>
-                <w:szCs w:val="21"/>
-              </w:rPr>
-              <w:t>是</w:t>
-            </w:r>
-          </w:p>
-        </w:tc>
-      </w:tr>
-      <w:tr>
-        <w:tc>
-          <w:tcPr>
-            <w:tcW w:w="0" w:type="auto"/>
-            <w:hideMark/>
-          </w:tcPr>
-          <w:p>
-            <w:pPr>
-              <w:spacing w:after="0" w:line="240" w:lineRule="auto"/>
-              <w:rPr>
-                <w:rFonts w:ascii="宋体" w:eastAsia="宋体" w:hAnsi="宋体" w:hint="eastAsia"/>
-                <w:sz w:val="21"/>
-                <w:szCs w:val="21"/>
-              </w:rPr>
-            </w:pPr>
-            <w:r>
-              <w:rPr>
-                <w:rFonts w:ascii="宋体" w:eastAsia="宋体" w:hAnsi="宋体" w:hint="eastAsia"/>
-                <w:sz w:val="21"/>
-                <w:szCs w:val="21"/>
-              </w:rPr>
-              <w:t>f1</w:t>
-            </w:r>
-          </w:p>
-        </w:tc>
-        <w:tc>
-          <w:tcPr>
-            <w:tcW w:w="0" w:type="auto"/>
-            <w:hideMark/>
-          </w:tcPr>
-          <w:p>
-            <w:pPr>
-              <w:spacing w:after="0" w:line="240" w:lineRule="auto"/>
-              <w:rPr>
-                <w:rFonts w:ascii="宋体" w:eastAsia="宋体" w:hAnsi="宋体" w:hint="eastAsia"/>
-                <w:sz w:val="21"/>
-                <w:szCs w:val="21"/>
-              </w:rPr>
-            </w:pPr>
-            <w:r>
-              <w:rPr>
-                <w:rFonts w:ascii="宋体" w:eastAsia="宋体" w:hAnsi="宋体"/>
-                <w:sz w:val="21"/>
-                <w:szCs w:val="21"/>
-              </w:rPr>
-              <w:t>后台首页看板</w:t>
-            </w:r>
-          </w:p>
-        </w:tc>
-        <w:tc>
-          <w:tcPr>
-            <w:tcW w:w="0" w:type="auto"/>
-            <w:hideMark/>
-          </w:tcPr>
-          <w:p>
-            <w:pPr>
-              <w:spacing w:after="0" w:line="240" w:lineRule="auto"/>
-              <w:rPr>
-                <w:rFonts w:ascii="宋体" w:eastAsia="宋体" w:hAnsi="宋体" w:hint="eastAsia"/>
-                <w:sz w:val="21"/>
-                <w:szCs w:val="21"/>
-              </w:rPr>
-            </w:pPr>
-            <w:r>
-              <w:rPr>
-                <w:rFonts w:ascii="宋体" w:eastAsia="宋体" w:hAnsi="宋体"/>
-                <w:sz w:val="21"/>
-                <w:szCs w:val="21"/>
-              </w:rPr>
-              <w:t>管理员登录后台系统首页</w:t>
-            </w:r>
-          </w:p>
-        </w:tc>
-        <w:tc>
-          <w:tcPr>
-            <w:tcW w:w="0" w:type="auto"/>
-            <w:hideMark/>
-          </w:tcPr>
-          <w:p>
-            <w:pPr>
-              <w:spacing w:after="0" w:line="240" w:lineRule="auto"/>
-              <w:rPr>
-                <w:rFonts w:ascii="宋体" w:eastAsia="宋体" w:hAnsi="宋体" w:hint="eastAsia"/>
-                <w:sz w:val="21"/>
-                <w:szCs w:val="21"/>
-              </w:rPr>
-            </w:pPr>
-            <w:r>
-              <w:rPr>
-                <w:rFonts w:ascii="宋体" w:eastAsia="宋体" w:hAnsi="宋体"/>
-                <w:sz w:val="21"/>
-                <w:szCs w:val="21"/>
-              </w:rPr>
-              <w:t>展示图表数据：注册用户数、活跃度等</w:t>
-            </w:r>
-          </w:p>
-        </w:tc>
-        <w:tc>
-          <w:tcPr>
-            <w:tcW w:w="0" w:type="auto"/>
-            <w:hideMark/>
-          </w:tcPr>
-          <w:p>
-            <w:pPr>
-              <w:spacing w:after="0" w:line="240" w:lineRule="auto"/>
-              <w:rPr>
-                <w:rFonts w:ascii="宋体" w:eastAsia="宋体" w:hAnsi="宋体" w:hint="eastAsia"/>
-                <w:sz w:val="21"/>
-                <w:szCs w:val="21"/>
-              </w:rPr>
-            </w:pPr>
-            <w:r>
-              <w:rPr>
-                <w:rFonts w:ascii="宋体" w:eastAsia="宋体" w:hAnsi="宋体"/>
-                <w:sz w:val="21"/>
-                <w:szCs w:val="21"/>
-              </w:rPr>
-              <w:t>图表正常加载，数据准确</w:t>
-            </w:r>
-          </w:p>
-        </w:tc>
-        <w:tc>
-          <w:tcPr>
-            <w:tcW w:w="0" w:type="auto"/>
-            <w:hideMark/>
-          </w:tcPr>
-          <w:p>
-            <w:pPr>
-              <w:spacing w:after="0" w:line="240" w:lineRule="auto"/>
-              <w:rPr>
-                <w:rFonts w:ascii="宋体" w:eastAsia="宋体" w:hAnsi="宋体" w:hint="eastAsia"/>
-                <w:sz w:val="21"/>
-                <w:szCs w:val="21"/>
-              </w:rPr>
-            </w:pPr>
-            <w:r>
-              <w:rPr>
-                <w:rFonts w:ascii="宋体" w:eastAsia="宋体" w:hAnsi="宋体"/>
-                <w:sz w:val="21"/>
-                <w:szCs w:val="21"/>
-              </w:rPr>
-              <w:t>是</w:t>
-            </w:r>
-          </w:p>
-        </w:tc>
-      </w:tr>
-      <w:tr>
-        <w:tc>
-          <w:tcPr>
-            <w:tcW w:w="0" w:type="auto"/>
-            <w:hideMark/>
-          </w:tcPr>
-          <w:p>
-            <w:pPr>
-              <w:spacing w:after="0" w:line="240" w:lineRule="auto"/>
-              <w:rPr>
-                <w:rFonts w:ascii="宋体" w:eastAsia="宋体" w:hAnsi="宋体" w:hint="eastAsia"/>
-                <w:sz w:val="21"/>
-                <w:szCs w:val="21"/>
-              </w:rPr>
-            </w:pPr>
-            <w:r>
-              <w:rPr>
-                <w:rFonts w:ascii="宋体" w:eastAsia="宋体" w:hAnsi="宋体" w:hint="eastAsia"/>
-                <w:sz w:val="21"/>
-                <w:szCs w:val="21"/>
-              </w:rPr>
-              <w:t>f</w:t>
-            </w:r>
-            <w:r>
-              <w:rPr>
-                <w:rFonts w:ascii="宋体" w:eastAsia="宋体" w:hAnsi="宋体"/>
-                <w:sz w:val="21"/>
-                <w:szCs w:val="21"/>
-              </w:rPr>
-              <w:t>2</w:t>
-            </w:r>
-          </w:p>
-        </w:tc>
-        <w:tc>
-          <w:tcPr>
-            <w:tcW w:w="0" w:type="auto"/>
-            <w:hideMark/>
-          </w:tcPr>
-          <w:p>
-            <w:pPr>
-              <w:spacing w:after="0" w:line="240" w:lineRule="auto"/>
-              <w:rPr>
-                <w:rFonts w:ascii="宋体" w:eastAsia="宋体" w:hAnsi="宋体" w:hint="eastAsia"/>
-                <w:sz w:val="21"/>
-                <w:szCs w:val="21"/>
-              </w:rPr>
-            </w:pPr>
-            <w:r>
-              <w:rPr>
-                <w:rFonts w:ascii="宋体" w:eastAsia="宋体" w:hAnsi="宋体"/>
-                <w:sz w:val="21"/>
-                <w:szCs w:val="21"/>
-              </w:rPr>
-              <w:t>后台用户管理</w:t>
-            </w:r>
-          </w:p>
-        </w:tc>
-        <w:tc>
-          <w:tcPr>
-            <w:tcW w:w="0" w:type="auto"/>
-            <w:hideMark/>
-          </w:tcPr>
-          <w:p>
-            <w:pPr>
-              <w:spacing w:after="0" w:line="240" w:lineRule="auto"/>
-              <w:rPr>
-                <w:rFonts w:ascii="宋体" w:eastAsia="宋体" w:hAnsi="宋体" w:hint="eastAsia"/>
-                <w:sz w:val="21"/>
-                <w:szCs w:val="21"/>
-              </w:rPr>
-            </w:pPr>
-            <w:r>
-              <w:rPr>
-                <w:rFonts w:ascii="宋体" w:eastAsia="宋体" w:hAnsi="宋体"/>
-                <w:sz w:val="21"/>
-                <w:szCs w:val="21"/>
-              </w:rPr>
-              <w:t>管理员修改某用户昵称并保存</w:t>
-            </w:r>
-          </w:p>
-        </w:tc>
-        <w:tc>
-          <w:tcPr>
-            <w:tcW w:w="0" w:type="auto"/>
-            <w:hideMark/>
-          </w:tcPr>
-          <w:p>
-            <w:pPr>
-              <w:spacing w:after="0" w:line="240" w:lineRule="auto"/>
-              <w:rPr>
-                <w:rFonts w:ascii="宋体" w:eastAsia="宋体" w:hAnsi="宋体" w:hint="eastAsia"/>
-                <w:sz w:val="21"/>
-                <w:szCs w:val="21"/>
-              </w:rPr>
-            </w:pPr>
-            <w:r>
-              <w:rPr>
-                <w:rFonts w:ascii="宋体" w:eastAsia="宋体" w:hAnsi="宋体"/>
-                <w:sz w:val="21"/>
-                <w:szCs w:val="21"/>
-              </w:rPr>
-              <w:t>显示更新成功，列表中对应用户数据刷新</w:t>
-            </w:r>
-          </w:p>
-        </w:tc>
-        <w:tc>
-          <w:tcPr>
-            <w:tcW w:w="0" w:type="auto"/>
-            <w:hideMark/>
-          </w:tcPr>
-          <w:p>
-            <w:pPr>
-              <w:spacing w:after="0" w:line="240" w:lineRule="auto"/>
-              <w:rPr>
-                <w:rFonts w:ascii="宋体" w:eastAsia="宋体" w:hAnsi="宋体" w:hint="eastAsia"/>
-                <w:sz w:val="21"/>
-                <w:szCs w:val="21"/>
-              </w:rPr>
-            </w:pPr>
-            <w:r>
-              <w:rPr>
-                <w:rFonts w:ascii="宋体" w:eastAsia="宋体" w:hAnsi="宋体"/>
-                <w:sz w:val="21"/>
-                <w:szCs w:val="21"/>
-              </w:rPr>
-              <w:t>修改生效，刷新后数据显示一致</w:t>
-            </w:r>
-          </w:p>
-        </w:tc>
-        <w:tc>
-          <w:tcPr>
-            <w:tcW w:w="0" w:type="auto"/>
-            <w:hideMark/>
-          </w:tcPr>
-          <w:p>
-            <w:pPr>
-              <w:spacing w:after="0" w:line="240" w:lineRule="auto"/>
-              <w:rPr>
-                <w:rFonts w:ascii="宋体" w:eastAsia="宋体" w:hAnsi="宋体" w:hint="eastAsia"/>
-                <w:sz w:val="21"/>
-                <w:szCs w:val="21"/>
-              </w:rPr>
-            </w:pPr>
-            <w:r>
-              <w:rPr>
-                <w:rFonts w:ascii="宋体" w:eastAsia="宋体" w:hAnsi="宋体"/>
-                <w:sz w:val="21"/>
-                <w:szCs w:val="21"/>
-              </w:rPr>
-              <w:t>是</w:t>
-            </w:r>
-          </w:p>
-        </w:tc>
-      </w:tr>
-      <w:tr>
-        <w:tc>
-          <w:tcPr>
-            <w:tcW w:w="0" w:type="auto"/>
-            <w:hideMark/>
-          </w:tcPr>
-          <w:p>
-            <w:pPr>
-              <w:spacing w:after="0" w:line="240" w:lineRule="auto"/>
-              <w:rPr>
-                <w:rFonts w:ascii="宋体" w:eastAsia="宋体" w:hAnsi="宋体" w:hint="eastAsia"/>
-                <w:sz w:val="21"/>
-                <w:szCs w:val="21"/>
-              </w:rPr>
-            </w:pPr>
-            <w:r>
-              <w:rPr>
-                <w:rFonts w:ascii="宋体" w:eastAsia="宋体" w:hAnsi="宋体" w:hint="eastAsia"/>
-                <w:sz w:val="21"/>
-                <w:szCs w:val="21"/>
-              </w:rPr>
-              <w:t>f4</w:t>
-            </w:r>
-          </w:p>
-        </w:tc>
-        <w:tc>
-          <w:tcPr>
-            <w:tcW w:w="0" w:type="auto"/>
-            <w:hideMark/>
-          </w:tcPr>
-          <w:p>
-            <w:pPr>
-              <w:spacing w:after="0" w:line="240" w:lineRule="auto"/>
-              <w:rPr>
-                <w:rFonts w:ascii="宋体" w:eastAsia="宋体" w:hAnsi="宋体" w:hint="eastAsia"/>
-                <w:sz w:val="21"/>
-                <w:szCs w:val="21"/>
-              </w:rPr>
-            </w:pPr>
-            <w:r>
-              <w:rPr>
-                <w:rFonts w:ascii="宋体" w:eastAsia="宋体" w:hAnsi="宋体"/>
-                <w:sz w:val="21"/>
-                <w:szCs w:val="21"/>
-              </w:rPr>
-              <w:t>后台资讯管理</w:t>
-            </w:r>
-          </w:p>
-        </w:tc>
-        <w:tc>
-          <w:tcPr>
-            <w:tcW w:w="0" w:type="auto"/>
-            <w:hideMark/>
-          </w:tcPr>
-          <w:p>
-            <w:pPr>
-              <w:spacing w:after="0" w:line="240" w:lineRule="auto"/>
-              <w:rPr>
-                <w:rFonts w:ascii="宋体" w:eastAsia="宋体" w:hAnsi="宋体" w:hint="eastAsia"/>
-                <w:sz w:val="21"/>
-                <w:szCs w:val="21"/>
-              </w:rPr>
-            </w:pPr>
-            <w:r>
-              <w:rPr>
-                <w:rFonts w:ascii="宋体" w:eastAsia="宋体" w:hAnsi="宋体"/>
-                <w:sz w:val="21"/>
-                <w:szCs w:val="21"/>
-              </w:rPr>
-              <w:t>管理员发布一条新资讯</w:t>
-            </w:r>
-          </w:p>
-        </w:tc>
-        <w:tc>
-          <w:tcPr>
-            <w:tcW w:w="0" w:type="auto"/>
-            <w:hideMark/>
-          </w:tcPr>
-          <w:p>
-            <w:pPr>
-              <w:spacing w:after="0" w:line="240" w:lineRule="auto"/>
-              <w:rPr>
-                <w:rFonts w:ascii="宋体" w:eastAsia="宋体" w:hAnsi="宋体" w:hint="eastAsia"/>
-                <w:sz w:val="21"/>
-                <w:szCs w:val="21"/>
-              </w:rPr>
-            </w:pPr>
-            <w:r>
-              <w:rPr>
-                <w:rFonts w:ascii="宋体" w:eastAsia="宋体" w:hAnsi="宋体"/>
-                <w:sz w:val="21"/>
-                <w:szCs w:val="21"/>
-              </w:rPr>
-              <w:t>提示发布成功，前端资讯页面可见该内容</w:t>
-            </w:r>
-          </w:p>
-        </w:tc>
-        <w:tc>
-          <w:tcPr>
-            <w:tcW w:w="0" w:type="auto"/>
-            <w:hideMark/>
-          </w:tcPr>
-          <w:p>
-            <w:pPr>
-              <w:spacing w:after="0" w:line="240" w:lineRule="auto"/>
-              <w:rPr>
-                <w:rFonts w:ascii="宋体" w:eastAsia="宋体" w:hAnsi="宋体" w:hint="eastAsia"/>
-                <w:sz w:val="21"/>
-                <w:szCs w:val="21"/>
-              </w:rPr>
-            </w:pPr>
-            <w:r>
-              <w:rPr>
-                <w:rFonts w:ascii="宋体" w:eastAsia="宋体" w:hAnsi="宋体"/>
-                <w:sz w:val="21"/>
-                <w:szCs w:val="21"/>
-              </w:rPr>
               <w:t>成功发布，资讯首页同步展示</w:t>
             </w:r>
           </w:p>
@@ -12403,7 +13005,23 @@
               </w:rPr>
             </w:pPr>
             <w:r>
-              <w:t>使用 JMeter 向 /api/news/list 接口并发发送 100 个请求</w:t>
+              <w:t>使用 JMeter 向 /</w:t>
+            </w:r>
+            <w:proofErr w:type="spellStart"/>
+            <w:r>
+              <w:t>api</w:t>
+            </w:r>
+            <w:proofErr w:type="spellEnd"/>
+            <w:r>
+              <w:t xml:space="preserve">/news/list 接口并发发送 100 </w:t>
+            </w:r>
+            <w:proofErr w:type="gramStart"/>
+            <w:r>
+              <w:t>个</w:t>
+            </w:r>
+            <w:proofErr w:type="gramEnd"/>
+            <w:r>
+              <w:t>请求</w:t>
             </w:r>
           </w:p>
         </w:tc>
@@ -12501,7 +13119,15 @@
               </w:rPr>
             </w:pPr>
             <w:r>
-              <w:t>使用 JMeter 模拟 50 用户同时调用 /api/user/login 接口</w:t>
+              <w:t>使用 JMeter 模拟 50 用户同时调用 /</w:t>
+            </w:r>
+            <w:proofErr w:type="spellStart"/>
+            <w:r>
+              <w:t>api</w:t>
+            </w:r>
+            <w:proofErr w:type="spellEnd"/>
+            <w:r>
+              <w:t>/user/login 接口</w:t>
             </w:r>
           </w:p>
         </w:tc>
@@ -12517,11 +13143,7 @@
               </w:rPr>
             </w:pPr>
             <w:r>
-              <w:t>所有请求返回状态码 200，平均</w:t>
-            </w:r>
-            <w:r>
-              <w:lastRenderedPageBreak/>
-              <w:t>响应时间 ≤ 800ms</w:t>
+              <w:t>所有请求返回状态码 200，平均响应时间 ≤ 800ms</w:t>
             </w:r>
           </w:p>
         </w:tc>
@@ -12537,12 +13159,7 @@
               </w:rPr>
             </w:pPr>
             <w:r>
-              <w:lastRenderedPageBreak/>
-              <w:t>所有请求状态码正常，平均响应时</w:t>
-            </w:r>
-            <w:r>
-              <w:lastRenderedPageBreak/>
-              <w:t>间 673ms</w:t>
+              <w:t>所有请求状态码正常，平均响应时间 673ms</w:t>
             </w:r>
           </w:p>
         </w:tc>
@@ -12558,7 +13175,6 @@
               </w:rPr>
             </w:pPr>
             <w:r>
-              <w:lastRenderedPageBreak/>
               <w:t>通过</w:t>
             </w:r>
           </w:p>
@@ -12609,7 +13225,15 @@
               </w:rPr>
             </w:pPr>
             <w:r>
-              <w:t>使用 JMeter 循环向 /api/ai/chat 提交问题，模拟实时回答</w:t>
+              <w:t>使用 JMeter 循环向 /</w:t>
+            </w:r>
+            <w:proofErr w:type="spellStart"/>
+            <w:r>
+              <w:t>api</w:t>
+            </w:r>
+            <w:proofErr w:type="spellEnd"/>
+            <w:r>
+              <w:t>/ai/chat 提交问题，模拟实时回答</w:t>
             </w:r>
           </w:p>
         </w:tc>
@@ -12707,7 +13331,15 @@
               </w:rPr>
             </w:pPr>
             <w:r>
-              <w:t>使用 JMeter 向 /api/dashboard/overview 接口发送 500 请求</w:t>
+              <w:t>使用 JMeter 向 /</w:t>
+            </w:r>
+            <w:proofErr w:type="spellStart"/>
+            <w:r>
+              <w:t>api</w:t>
+            </w:r>
+            <w:proofErr w:type="spellEnd"/>
+            <w:r>
+              <w:t>/dashboard/overview 接口发送 500 请求</w:t>
             </w:r>
           </w:p>
         </w:tc>
@@ -12805,7 +13437,15 @@
               </w:rPr>
             </w:pPr>
             <w:r>
-              <w:t>使用 JMeter 向 /api/comment/add 同时发送 200 条评论数据请求</w:t>
+              <w:t>使用 JMeter 向 /</w:t>
+            </w:r>
+            <w:proofErr w:type="spellStart"/>
+            <w:r>
+              <w:t>api</w:t>
+            </w:r>
+            <w:proofErr w:type="spellEnd"/>
+            <w:r>
+              <w:t>/comment/add 同时发送 200 条评论数据请求</w:t>
             </w:r>
           </w:p>
         </w:tc>
@@ -12875,6 +13515,7 @@
           <w:sz w:val="21"/>
           <w:szCs w:val="21"/>
         </w:rPr>
+        <w:lastRenderedPageBreak/>
         <w:t>表</w:t>
       </w:r>
       <w:r>
@@ -13218,13 +13859,23 @@
               </w:rPr>
               <w:t xml:space="preserve">使用 Postman 向 </w:t>
             </w:r>
-            <w:r>
-              <w:rPr>
-                <w:rFonts w:ascii="宋体" w:eastAsia="宋体" w:hAnsi="宋体" w:hint="eastAsia"/>
-                <w:sz w:val="21"/>
-                <w:szCs w:val="21"/>
-              </w:rPr>
-              <w:t>api/personal-heath/v1.0</w:t>
+            <w:proofErr w:type="spellStart"/>
+            <w:r>
+              <w:rPr>
+                <w:rFonts w:ascii="宋体" w:eastAsia="宋体" w:hAnsi="宋体" w:hint="eastAsia"/>
+                <w:sz w:val="21"/>
+                <w:szCs w:val="21"/>
+              </w:rPr>
+              <w:t>api</w:t>
+            </w:r>
+            <w:proofErr w:type="spellEnd"/>
+            <w:r>
+              <w:rPr>
+                <w:rFonts w:ascii="宋体" w:eastAsia="宋体" w:hAnsi="宋体" w:hint="eastAsia"/>
+                <w:sz w:val="21"/>
+                <w:szCs w:val="21"/>
+              </w:rPr>
+              <w:t>/personal-heath/v1.0</w:t>
             </w:r>
             <w:r>
               <w:rPr>
@@ -13282,6 +13933,7 @@
               </w:rPr>
               <w:t>和</w:t>
             </w:r>
+            <w:proofErr w:type="spellStart"/>
             <w:r>
               <w:rPr>
                 <w:rFonts w:ascii="宋体" w:eastAsia="宋体" w:hAnsi="宋体" w:hint="eastAsia"/>
@@ -13290,6 +13942,7 @@
               </w:rPr>
               <w:t>UserRole</w:t>
             </w:r>
+            <w:proofErr w:type="spellEnd"/>
             <w:r>
               <w:rPr>
                 <w:rFonts w:ascii="宋体" w:eastAsia="宋体" w:hAnsi="宋体"/>
@@ -13330,6 +13983,7 @@
               </w:rPr>
               <w:t>和</w:t>
             </w:r>
+            <w:proofErr w:type="spellStart"/>
             <w:r>
               <w:rPr>
                 <w:rFonts w:ascii="宋体" w:eastAsia="宋体" w:hAnsi="宋体" w:hint="eastAsia"/>
@@ -13338,6 +13992,7 @@
               </w:rPr>
               <w:t>UserRole</w:t>
             </w:r>
+            <w:proofErr w:type="spellEnd"/>
             <w:r>
               <w:rPr>
                 <w:rFonts w:ascii="宋体" w:eastAsia="宋体" w:hAnsi="宋体"/>
@@ -13447,13 +14102,23 @@
               </w:rPr>
               <w:t xml:space="preserve">携带 token 向 </w:t>
             </w:r>
-            <w:r>
-              <w:rPr>
-                <w:rFonts w:ascii="宋体" w:eastAsia="宋体" w:hAnsi="宋体" w:hint="eastAsia"/>
-                <w:sz w:val="21"/>
-                <w:szCs w:val="21"/>
-              </w:rPr>
-              <w:t>api/personal-heath/v1.0/</w:t>
+            <w:proofErr w:type="spellStart"/>
+            <w:r>
+              <w:rPr>
+                <w:rFonts w:ascii="宋体" w:eastAsia="宋体" w:hAnsi="宋体" w:hint="eastAsia"/>
+                <w:sz w:val="21"/>
+                <w:szCs w:val="21"/>
+              </w:rPr>
+              <w:t>api</w:t>
+            </w:r>
+            <w:proofErr w:type="spellEnd"/>
+            <w:r>
+              <w:rPr>
+                <w:rFonts w:ascii="宋体" w:eastAsia="宋体" w:hAnsi="宋体" w:hint="eastAsia"/>
+                <w:sz w:val="21"/>
+                <w:szCs w:val="21"/>
+              </w:rPr>
+              <w:t>/personal-heath/v1.0/</w:t>
             </w:r>
             <w:r>
               <w:rPr>
@@ -13566,7 +14231,7 @@
             <w:pPr>
               <w:spacing w:after="0" w:line="240" w:lineRule="auto"/>
               <w:rPr>
-                <w:rFonts w:ascii="宋体" w:eastAsia="宋体" w:hAnsi="宋体"/>
+                <w:rFonts w:ascii="宋体" w:eastAsia="宋体" w:hAnsi="宋体" w:hint="eastAsia"/>
                 <w:sz w:val="21"/>
                 <w:szCs w:val="21"/>
               </w:rPr>
@@ -13589,7 +14254,7 @@
             <w:pPr>
               <w:spacing w:after="0" w:line="240" w:lineRule="auto"/>
               <w:rPr>
-                <w:rFonts w:ascii="宋体" w:eastAsia="宋体" w:hAnsi="宋体"/>
+                <w:rFonts w:ascii="宋体" w:eastAsia="宋体" w:hAnsi="宋体" w:hint="eastAsia"/>
                 <w:sz w:val="21"/>
                 <w:szCs w:val="21"/>
               </w:rPr>
@@ -13612,7 +14277,7 @@
             <w:pPr>
               <w:spacing w:after="0" w:line="240" w:lineRule="auto"/>
               <w:rPr>
-                <w:rFonts w:ascii="宋体" w:eastAsia="宋体" w:hAnsi="宋体"/>
+                <w:rFonts w:ascii="宋体" w:eastAsia="宋体" w:hAnsi="宋体" w:hint="eastAsia"/>
                 <w:sz w:val="21"/>
                 <w:szCs w:val="21"/>
               </w:rPr>
@@ -13625,13 +14290,23 @@
               </w:rPr>
               <w:t>向</w:t>
             </w:r>
-            <w:r>
-              <w:rPr>
-                <w:rFonts w:ascii="宋体" w:eastAsia="宋体" w:hAnsi="宋体" w:hint="eastAsia"/>
-                <w:sz w:val="21"/>
-                <w:szCs w:val="21"/>
-              </w:rPr>
-              <w:t>api/personal-heath/v1.0/</w:t>
+            <w:proofErr w:type="spellStart"/>
+            <w:r>
+              <w:rPr>
+                <w:rFonts w:ascii="宋体" w:eastAsia="宋体" w:hAnsi="宋体" w:hint="eastAsia"/>
+                <w:sz w:val="21"/>
+                <w:szCs w:val="21"/>
+              </w:rPr>
+              <w:t>api</w:t>
+            </w:r>
+            <w:proofErr w:type="spellEnd"/>
+            <w:r>
+              <w:rPr>
+                <w:rFonts w:ascii="宋体" w:eastAsia="宋体" w:hAnsi="宋体" w:hint="eastAsia"/>
+                <w:sz w:val="21"/>
+                <w:szCs w:val="21"/>
+              </w:rPr>
+              <w:t>/personal-heath/v1.0/</w:t>
             </w:r>
             <w:r>
               <w:rPr>
@@ -13690,7 +14365,7 @@
             <w:pPr>
               <w:spacing w:after="0" w:line="240" w:lineRule="auto"/>
               <w:rPr>
-                <w:rFonts w:ascii="宋体" w:eastAsia="宋体" w:hAnsi="宋体"/>
+                <w:rFonts w:ascii="宋体" w:eastAsia="宋体" w:hAnsi="宋体" w:hint="eastAsia"/>
                 <w:sz w:val="21"/>
                 <w:szCs w:val="21"/>
               </w:rPr>
@@ -13713,7 +14388,7 @@
             <w:pPr>
               <w:spacing w:after="0" w:line="240" w:lineRule="auto"/>
               <w:rPr>
-                <w:rFonts w:ascii="宋体" w:eastAsia="宋体" w:hAnsi="宋体"/>
+                <w:rFonts w:ascii="宋体" w:eastAsia="宋体" w:hAnsi="宋体" w:hint="eastAsia"/>
                 <w:sz w:val="21"/>
                 <w:szCs w:val="21"/>
               </w:rPr>
@@ -13753,7 +14428,6 @@
                 <w:sz w:val="21"/>
                 <w:szCs w:val="21"/>
               </w:rPr>
-              <w:lastRenderedPageBreak/>
               <w:t>4</w:t>
             </w:r>
           </w:p>
@@ -13804,13 +14478,23 @@
               </w:rPr>
               <w:t xml:space="preserve">向 </w:t>
             </w:r>
-            <w:r>
-              <w:rPr>
-                <w:rFonts w:ascii="宋体" w:eastAsia="宋体" w:hAnsi="宋体" w:hint="eastAsia"/>
-                <w:sz w:val="21"/>
-                <w:szCs w:val="21"/>
-              </w:rPr>
-              <w:t>api/personal-heath/v1.0/</w:t>
+            <w:proofErr w:type="spellStart"/>
+            <w:r>
+              <w:rPr>
+                <w:rFonts w:ascii="宋体" w:eastAsia="宋体" w:hAnsi="宋体" w:hint="eastAsia"/>
+                <w:sz w:val="21"/>
+                <w:szCs w:val="21"/>
+              </w:rPr>
+              <w:t>api</w:t>
+            </w:r>
+            <w:proofErr w:type="spellEnd"/>
+            <w:r>
+              <w:rPr>
+                <w:rFonts w:ascii="宋体" w:eastAsia="宋体" w:hAnsi="宋体" w:hint="eastAsia"/>
+                <w:sz w:val="21"/>
+                <w:szCs w:val="21"/>
+              </w:rPr>
+              <w:t>/personal-heath/v1.0/</w:t>
             </w:r>
             <w:r>
               <w:rPr>
@@ -13882,15 +14566,33 @@
                 <w:sz w:val="21"/>
                 <w:szCs w:val="21"/>
               </w:rPr>
-              <w:t>返回状态码 200，消息列表为 JSON 格式，含</w:t>
-            </w:r>
-            <w:r>
-              <w:rPr>
-                <w:rFonts w:ascii="宋体" w:eastAsia="宋体" w:hAnsi="宋体" w:hint="eastAsia"/>
-                <w:sz w:val="21"/>
-                <w:szCs w:val="21"/>
-              </w:rPr>
-              <w:t>满足条件的所有消息</w:t>
+              <w:t>返回状态码 200，消息列表为 JSON 格式，</w:t>
+            </w:r>
+            <w:proofErr w:type="gramStart"/>
+            <w:r>
+              <w:rPr>
+                <w:rFonts w:ascii="宋体" w:eastAsia="宋体" w:hAnsi="宋体"/>
+                <w:sz w:val="21"/>
+                <w:szCs w:val="21"/>
+              </w:rPr>
+              <w:t>含</w:t>
+            </w:r>
+            <w:r>
+              <w:rPr>
+                <w:rFonts w:ascii="宋体" w:eastAsia="宋体" w:hAnsi="宋体" w:hint="eastAsia"/>
+                <w:sz w:val="21"/>
+                <w:szCs w:val="21"/>
+              </w:rPr>
+              <w:t>满足</w:t>
+            </w:r>
+            <w:proofErr w:type="gramEnd"/>
+            <w:r>
+              <w:rPr>
+                <w:rFonts w:ascii="宋体" w:eastAsia="宋体" w:hAnsi="宋体" w:hint="eastAsia"/>
+                <w:sz w:val="21"/>
+                <w:szCs w:val="21"/>
+              </w:rPr>
+              <w:t>条件的所有消息</w:t>
             </w:r>
           </w:p>
         </w:tc>
@@ -13980,7 +14682,7 @@
             <w:pPr>
               <w:spacing w:after="0" w:line="240" w:lineRule="auto"/>
               <w:rPr>
-                <w:rFonts w:ascii="宋体" w:eastAsia="宋体" w:hAnsi="宋体"/>
+                <w:rFonts w:ascii="宋体" w:eastAsia="宋体" w:hAnsi="宋体" w:hint="eastAsia"/>
                 <w:sz w:val="21"/>
                 <w:szCs w:val="21"/>
               </w:rPr>
@@ -14043,13 +14745,23 @@
               </w:rPr>
               <w:t xml:space="preserve">向 </w:t>
             </w:r>
-            <w:r>
-              <w:rPr>
-                <w:rFonts w:ascii="宋体" w:eastAsia="宋体" w:hAnsi="宋体" w:hint="eastAsia"/>
-                <w:sz w:val="21"/>
-                <w:szCs w:val="21"/>
-              </w:rPr>
-              <w:t>api/personal-heath/v1.0/</w:t>
+            <w:proofErr w:type="spellStart"/>
+            <w:r>
+              <w:rPr>
+                <w:rFonts w:ascii="宋体" w:eastAsia="宋体" w:hAnsi="宋体" w:hint="eastAsia"/>
+                <w:sz w:val="21"/>
+                <w:szCs w:val="21"/>
+              </w:rPr>
+              <w:t>api</w:t>
+            </w:r>
+            <w:proofErr w:type="spellEnd"/>
+            <w:r>
+              <w:rPr>
+                <w:rFonts w:ascii="宋体" w:eastAsia="宋体" w:hAnsi="宋体" w:hint="eastAsia"/>
+                <w:sz w:val="21"/>
+                <w:szCs w:val="21"/>
+              </w:rPr>
+              <w:t>/personal-heath/v1.0/</w:t>
             </w:r>
             <w:r>
               <w:rPr>
@@ -14208,7 +14920,7 @@
             <w:pPr>
               <w:spacing w:after="0" w:line="240" w:lineRule="auto"/>
               <w:rPr>
-                <w:rFonts w:ascii="宋体" w:eastAsia="宋体" w:hAnsi="宋体"/>
+                <w:rFonts w:ascii="宋体" w:eastAsia="宋体" w:hAnsi="宋体" w:hint="eastAsia"/>
                 <w:sz w:val="21"/>
                 <w:szCs w:val="21"/>
               </w:rPr>
@@ -14221,13 +14933,23 @@
               </w:rPr>
               <w:t>管理员登录向</w:t>
             </w:r>
-            <w:r>
-              <w:rPr>
-                <w:rFonts w:ascii="宋体" w:eastAsia="宋体" w:hAnsi="宋体" w:hint="eastAsia"/>
-                <w:sz w:val="21"/>
-                <w:szCs w:val="21"/>
-              </w:rPr>
-              <w:t>api/personal-heath/v1.0/</w:t>
+            <w:proofErr w:type="spellStart"/>
+            <w:r>
+              <w:rPr>
+                <w:rFonts w:ascii="宋体" w:eastAsia="宋体" w:hAnsi="宋体" w:hint="eastAsia"/>
+                <w:sz w:val="21"/>
+                <w:szCs w:val="21"/>
+              </w:rPr>
+              <w:t>api</w:t>
+            </w:r>
+            <w:proofErr w:type="spellEnd"/>
+            <w:r>
+              <w:rPr>
+                <w:rFonts w:ascii="宋体" w:eastAsia="宋体" w:hAnsi="宋体" w:hint="eastAsia"/>
+                <w:sz w:val="21"/>
+                <w:szCs w:val="21"/>
+              </w:rPr>
+              <w:t>/personal-heath/v1.0/</w:t>
             </w:r>
             <w:r>
               <w:rPr>
@@ -14237,6 +14959,7 @@
               </w:rPr>
               <w:t>message/</w:t>
             </w:r>
+            <w:proofErr w:type="spellStart"/>
             <w:r>
               <w:rPr>
                 <w:rFonts w:ascii="宋体" w:eastAsia="宋体" w:hAnsi="宋体" w:hint="eastAsia"/>
@@ -14245,12 +14968,13 @@
               </w:rPr>
               <w:t>systemInfoUsersSave</w:t>
             </w:r>
-          </w:p>
-          <w:p>
-            <w:pPr>
-              <w:spacing w:after="0" w:line="240" w:lineRule="auto"/>
-              <w:rPr>
-                <w:rFonts w:ascii="宋体" w:eastAsia="宋体" w:hAnsi="宋体"/>
+            <w:proofErr w:type="spellEnd"/>
+          </w:p>
+          <w:p>
+            <w:pPr>
+              <w:spacing w:after="0" w:line="240" w:lineRule="auto"/>
+              <w:rPr>
+                <w:rFonts w:ascii="宋体" w:eastAsia="宋体" w:hAnsi="宋体" w:hint="eastAsia"/>
                 <w:sz w:val="21"/>
                 <w:szCs w:val="21"/>
               </w:rPr>
@@ -14327,7 +15051,7 @@
             <w:pPr>
               <w:spacing w:after="0" w:line="240" w:lineRule="auto"/>
               <w:rPr>
-                <w:rFonts w:ascii="宋体" w:eastAsia="宋体" w:hAnsi="宋体"/>
+                <w:rFonts w:ascii="宋体" w:eastAsia="宋体" w:hAnsi="宋体" w:hint="eastAsia"/>
                 <w:sz w:val="21"/>
                 <w:szCs w:val="21"/>
               </w:rPr>
@@ -14367,6 +15091,7 @@
                 <w:sz w:val="21"/>
                 <w:szCs w:val="21"/>
               </w:rPr>
+              <w:lastRenderedPageBreak/>
               <w:t>7</w:t>
             </w:r>
           </w:p>
@@ -14417,13 +15142,23 @@
               </w:rPr>
               <w:t xml:space="preserve">管理员登录后向 </w:t>
             </w:r>
-            <w:r>
-              <w:rPr>
-                <w:rFonts w:ascii="宋体" w:eastAsia="宋体" w:hAnsi="宋体" w:hint="eastAsia"/>
-                <w:sz w:val="21"/>
-                <w:szCs w:val="21"/>
-              </w:rPr>
-              <w:t>api/personal-heath/v1.0/</w:t>
+            <w:proofErr w:type="spellStart"/>
+            <w:r>
+              <w:rPr>
+                <w:rFonts w:ascii="宋体" w:eastAsia="宋体" w:hAnsi="宋体" w:hint="eastAsia"/>
+                <w:sz w:val="21"/>
+                <w:szCs w:val="21"/>
+              </w:rPr>
+              <w:t>api</w:t>
+            </w:r>
+            <w:proofErr w:type="spellEnd"/>
+            <w:r>
+              <w:rPr>
+                <w:rFonts w:ascii="宋体" w:eastAsia="宋体" w:hAnsi="宋体" w:hint="eastAsia"/>
+                <w:sz w:val="21"/>
+                <w:szCs w:val="21"/>
+              </w:rPr>
+              <w:t>/personal-heath/v1.0/</w:t>
             </w:r>
             <w:r>
               <w:rPr>
@@ -14614,13 +15349,23 @@
               </w:rPr>
               <w:t xml:space="preserve">向 </w:t>
             </w:r>
-            <w:r>
-              <w:rPr>
-                <w:rFonts w:ascii="宋体" w:eastAsia="宋体" w:hAnsi="宋体" w:hint="eastAsia"/>
-                <w:sz w:val="21"/>
-                <w:szCs w:val="21"/>
-              </w:rPr>
-              <w:t>api/personal-heath/v1.0/</w:t>
+            <w:proofErr w:type="spellStart"/>
+            <w:r>
+              <w:rPr>
+                <w:rFonts w:ascii="宋体" w:eastAsia="宋体" w:hAnsi="宋体" w:hint="eastAsia"/>
+                <w:sz w:val="21"/>
+                <w:szCs w:val="21"/>
+              </w:rPr>
+              <w:t>api</w:t>
+            </w:r>
+            <w:proofErr w:type="spellEnd"/>
+            <w:r>
+              <w:rPr>
+                <w:rFonts w:ascii="宋体" w:eastAsia="宋体" w:hAnsi="宋体" w:hint="eastAsia"/>
+                <w:sz w:val="21"/>
+                <w:szCs w:val="21"/>
+              </w:rPr>
+              <w:t>/personal-heath/v1.0/</w:t>
             </w:r>
             <w:r>
               <w:rPr>
@@ -14700,7 +15445,25 @@
                 <w:sz w:val="21"/>
                 <w:szCs w:val="21"/>
               </w:rPr>
-              <w:t>返回分页数据正确，字段完整</w:t>
+              <w:t>返回分</w:t>
+            </w:r>
+            <w:proofErr w:type="gramStart"/>
+            <w:r>
+              <w:rPr>
+                <w:rFonts w:ascii="宋体" w:eastAsia="宋体" w:hAnsi="宋体"/>
+                <w:sz w:val="21"/>
+                <w:szCs w:val="21"/>
+              </w:rPr>
+              <w:t>页数据</w:t>
+            </w:r>
+            <w:proofErr w:type="gramEnd"/>
+            <w:r>
+              <w:rPr>
+                <w:rFonts w:ascii="宋体" w:eastAsia="宋体" w:hAnsi="宋体"/>
+                <w:sz w:val="21"/>
+                <w:szCs w:val="21"/>
+              </w:rPr>
+              <w:t>正确，字段完整</w:t>
             </w:r>
           </w:p>
         </w:tc>
@@ -14803,13 +15566,23 @@
               </w:rPr>
               <w:t xml:space="preserve">向 </w:t>
             </w:r>
-            <w:r>
-              <w:rPr>
-                <w:rFonts w:ascii="宋体" w:eastAsia="宋体" w:hAnsi="宋体" w:hint="eastAsia"/>
-                <w:sz w:val="21"/>
-                <w:szCs w:val="21"/>
-              </w:rPr>
-              <w:t>api/personal-heath/v1.0/</w:t>
+            <w:proofErr w:type="spellStart"/>
+            <w:r>
+              <w:rPr>
+                <w:rFonts w:ascii="宋体" w:eastAsia="宋体" w:hAnsi="宋体" w:hint="eastAsia"/>
+                <w:sz w:val="21"/>
+                <w:szCs w:val="21"/>
+              </w:rPr>
+              <w:t>api</w:t>
+            </w:r>
+            <w:proofErr w:type="spellEnd"/>
+            <w:r>
+              <w:rPr>
+                <w:rFonts w:ascii="宋体" w:eastAsia="宋体" w:hAnsi="宋体" w:hint="eastAsia"/>
+                <w:sz w:val="21"/>
+                <w:szCs w:val="21"/>
+              </w:rPr>
+              <w:t>/personal-heath/v1.0/</w:t>
             </w:r>
             <w:r>
               <w:rPr>
@@ -14945,7 +15718,7 @@
             <w:pPr>
               <w:spacing w:after="0" w:line="240" w:lineRule="auto"/>
               <w:rPr>
-                <w:rFonts w:ascii="宋体" w:eastAsia="宋体" w:hAnsi="宋体"/>
+                <w:rFonts w:ascii="宋体" w:eastAsia="宋体" w:hAnsi="宋体" w:hint="eastAsia"/>
                 <w:sz w:val="21"/>
                 <w:szCs w:val="21"/>
               </w:rPr>
@@ -14968,7 +15741,7 @@
             <w:pPr>
               <w:spacing w:after="0" w:line="240" w:lineRule="auto"/>
               <w:rPr>
-                <w:rFonts w:ascii="宋体" w:eastAsia="宋体" w:hAnsi="宋体"/>
+                <w:rFonts w:ascii="宋体" w:eastAsia="宋体" w:hAnsi="宋体" w:hint="eastAsia"/>
                 <w:sz w:val="21"/>
                 <w:szCs w:val="21"/>
               </w:rPr>
@@ -14981,13 +15754,23 @@
               </w:rPr>
               <w:t>向</w:t>
             </w:r>
-            <w:r>
-              <w:rPr>
-                <w:rFonts w:ascii="宋体" w:eastAsia="宋体" w:hAnsi="宋体" w:hint="eastAsia"/>
-                <w:sz w:val="21"/>
-                <w:szCs w:val="21"/>
-              </w:rPr>
-              <w:t>api/personal-heath/v1.0/</w:t>
+            <w:proofErr w:type="spellStart"/>
+            <w:r>
+              <w:rPr>
+                <w:rFonts w:ascii="宋体" w:eastAsia="宋体" w:hAnsi="宋体" w:hint="eastAsia"/>
+                <w:sz w:val="21"/>
+                <w:szCs w:val="21"/>
+              </w:rPr>
+              <w:t>api</w:t>
+            </w:r>
+            <w:proofErr w:type="spellEnd"/>
+            <w:r>
+              <w:rPr>
+                <w:rFonts w:ascii="宋体" w:eastAsia="宋体" w:hAnsi="宋体" w:hint="eastAsia"/>
+                <w:sz w:val="21"/>
+                <w:szCs w:val="21"/>
+              </w:rPr>
+              <w:t>/personal-heath/v1.0/</w:t>
             </w:r>
             <w:r>
               <w:rPr>
@@ -15003,7 +15786,25 @@
                 <w:sz w:val="21"/>
                 <w:szCs w:val="21"/>
               </w:rPr>
-              <w:t>/strem发送GET请求，负载AI模型名称，消息</w:t>
+              <w:t>/</w:t>
+            </w:r>
+            <w:proofErr w:type="spellStart"/>
+            <w:r>
+              <w:rPr>
+                <w:rFonts w:ascii="宋体" w:eastAsia="宋体" w:hAnsi="宋体" w:hint="eastAsia"/>
+                <w:sz w:val="21"/>
+                <w:szCs w:val="21"/>
+              </w:rPr>
+              <w:t>strem</w:t>
+            </w:r>
+            <w:proofErr w:type="spellEnd"/>
+            <w:r>
+              <w:rPr>
+                <w:rFonts w:ascii="宋体" w:eastAsia="宋体" w:hAnsi="宋体" w:hint="eastAsia"/>
+                <w:sz w:val="21"/>
+                <w:szCs w:val="21"/>
+              </w:rPr>
+              <w:t>发送GET请求，负载AI模型名称，消息</w:t>
             </w:r>
           </w:p>
         </w:tc>
@@ -15038,7 +15839,7 @@
             <w:pPr>
               <w:spacing w:after="0" w:line="240" w:lineRule="auto"/>
               <w:rPr>
-                <w:rFonts w:ascii="宋体" w:eastAsia="宋体" w:hAnsi="宋体"/>
+                <w:rFonts w:ascii="宋体" w:eastAsia="宋体" w:hAnsi="宋体" w:hint="eastAsia"/>
                 <w:sz w:val="21"/>
                 <w:szCs w:val="21"/>
               </w:rPr>
@@ -15061,7 +15862,7 @@
             <w:pPr>
               <w:spacing w:after="0" w:line="240" w:lineRule="auto"/>
               <w:rPr>
-                <w:rFonts w:ascii="宋体" w:eastAsia="宋体" w:hAnsi="宋体"/>
+                <w:rFonts w:ascii="宋体" w:eastAsia="宋体" w:hAnsi="宋体" w:hint="eastAsia"/>
                 <w:sz w:val="21"/>
                 <w:szCs w:val="21"/>
               </w:rPr>
@@ -15100,7 +15901,6 @@
                 <w:sz w:val="21"/>
                 <w:szCs w:val="21"/>
               </w:rPr>
-              <w:lastRenderedPageBreak/>
               <w:t>11</w:t>
             </w:r>
           </w:p>
@@ -15149,13 +15949,23 @@
               </w:rPr>
               <w:t xml:space="preserve">使用 Postman 向 </w:t>
             </w:r>
-            <w:r>
-              <w:rPr>
-                <w:rFonts w:ascii="宋体" w:eastAsia="宋体" w:hAnsi="宋体" w:hint="eastAsia"/>
-                <w:sz w:val="21"/>
-                <w:szCs w:val="21"/>
-              </w:rPr>
-              <w:t>api/personal-heath/v1.0/</w:t>
+            <w:proofErr w:type="spellStart"/>
+            <w:r>
+              <w:rPr>
+                <w:rFonts w:ascii="宋体" w:eastAsia="宋体" w:hAnsi="宋体" w:hint="eastAsia"/>
+                <w:sz w:val="21"/>
+                <w:szCs w:val="21"/>
+              </w:rPr>
+              <w:t>api</w:t>
+            </w:r>
+            <w:proofErr w:type="spellEnd"/>
+            <w:r>
+              <w:rPr>
+                <w:rFonts w:ascii="宋体" w:eastAsia="宋体" w:hAnsi="宋体" w:hint="eastAsia"/>
+                <w:sz w:val="21"/>
+                <w:szCs w:val="21"/>
+              </w:rPr>
+              <w:t>/personal-heath/v1.0/</w:t>
             </w:r>
             <w:r>
               <w:rPr>
@@ -15186,7 +15996,25 @@
                 <w:sz w:val="21"/>
                 <w:szCs w:val="21"/>
               </w:rPr>
-              <w:t>返回 200 状态码，data 字段为完整访问 URL</w:t>
+              <w:t>返回 200 状态码，data 字段为</w:t>
+            </w:r>
+            <w:proofErr w:type="gramStart"/>
+            <w:r>
+              <w:rPr>
+                <w:rFonts w:ascii="宋体" w:eastAsia="宋体" w:hAnsi="宋体" w:hint="eastAsia"/>
+                <w:sz w:val="21"/>
+                <w:szCs w:val="21"/>
+              </w:rPr>
+              <w:t>完整访问</w:t>
+            </w:r>
+            <w:proofErr w:type="gramEnd"/>
+            <w:r>
+              <w:rPr>
+                <w:rFonts w:ascii="宋体" w:eastAsia="宋体" w:hAnsi="宋体" w:hint="eastAsia"/>
+                <w:sz w:val="21"/>
+                <w:szCs w:val="21"/>
+              </w:rPr>
+              <w:t xml:space="preserve"> URL</w:t>
             </w:r>
           </w:p>
         </w:tc>
@@ -15308,13 +16136,23 @@
               </w:rPr>
               <w:t xml:space="preserve">使用 Postman 向 </w:t>
             </w:r>
-            <w:r>
-              <w:rPr>
-                <w:rFonts w:ascii="宋体" w:eastAsia="宋体" w:hAnsi="宋体" w:hint="eastAsia"/>
-                <w:sz w:val="21"/>
-                <w:szCs w:val="21"/>
-              </w:rPr>
-              <w:t>api/personal-heath/v1.0/</w:t>
+            <w:proofErr w:type="spellStart"/>
+            <w:r>
+              <w:rPr>
+                <w:rFonts w:ascii="宋体" w:eastAsia="宋体" w:hAnsi="宋体" w:hint="eastAsia"/>
+                <w:sz w:val="21"/>
+                <w:szCs w:val="21"/>
+              </w:rPr>
+              <w:t>api</w:t>
+            </w:r>
+            <w:proofErr w:type="spellEnd"/>
+            <w:r>
+              <w:rPr>
+                <w:rFonts w:ascii="宋体" w:eastAsia="宋体" w:hAnsi="宋体" w:hint="eastAsia"/>
+                <w:sz w:val="21"/>
+                <w:szCs w:val="21"/>
+              </w:rPr>
+              <w:t>/personal-heath/v1.0/</w:t>
             </w:r>
             <w:r>
               <w:rPr>
@@ -15345,7 +16183,25 @@
                 <w:sz w:val="21"/>
                 <w:szCs w:val="21"/>
               </w:rPr>
-              <w:t>返回 200 状态码，data 字段为 /file/getFile?fileName=xxx 的相对路径</w:t>
+              <w:t>返回 200 状态码，data 字段为 /file/</w:t>
+            </w:r>
+            <w:proofErr w:type="spellStart"/>
+            <w:r>
+              <w:rPr>
+                <w:rFonts w:ascii="宋体" w:eastAsia="宋体" w:hAnsi="宋体" w:hint="eastAsia"/>
+                <w:sz w:val="21"/>
+                <w:szCs w:val="21"/>
+              </w:rPr>
+              <w:t>getFile?fileName</w:t>
+            </w:r>
+            <w:proofErr w:type="spellEnd"/>
+            <w:r>
+              <w:rPr>
+                <w:rFonts w:ascii="宋体" w:eastAsia="宋体" w:hAnsi="宋体" w:hint="eastAsia"/>
+                <w:sz w:val="21"/>
+                <w:szCs w:val="21"/>
+              </w:rPr>
+              <w:t>=xxx 的相对路径</w:t>
             </w:r>
           </w:p>
         </w:tc>
@@ -15461,19 +16317,44 @@
               </w:rPr>
               <w:t xml:space="preserve">浏览器访问 </w:t>
             </w:r>
+            <w:proofErr w:type="spellStart"/>
             <w:r>
               <w:rPr>
                 <w:rFonts w:ascii="宋体" w:eastAsia="宋体" w:hAnsi="宋体" w:hint="eastAsia"/>
                 <w:szCs w:val="22"/>
               </w:rPr>
-              <w:t>api/personal-heath/v1.0/</w:t>
-            </w:r>
+              <w:t>api</w:t>
+            </w:r>
+            <w:proofErr w:type="spellEnd"/>
             <w:r>
               <w:rPr>
                 <w:rFonts w:ascii="宋体" w:eastAsia="宋体" w:hAnsi="宋体" w:hint="eastAsia"/>
                 <w:szCs w:val="22"/>
               </w:rPr>
-              <w:t>file/getFile?fileName=xxx.jpg</w:t>
+              <w:t>/personal-heath/v1.0/</w:t>
+            </w:r>
+            <w:r>
+              <w:rPr>
+                <w:rFonts w:ascii="宋体" w:eastAsia="宋体" w:hAnsi="宋体" w:hint="eastAsia"/>
+                <w:szCs w:val="22"/>
+              </w:rPr>
+              <w:t>file/</w:t>
+            </w:r>
+            <w:proofErr w:type="spellStart"/>
+            <w:r>
+              <w:rPr>
+                <w:rFonts w:ascii="宋体" w:eastAsia="宋体" w:hAnsi="宋体" w:hint="eastAsia"/>
+                <w:szCs w:val="22"/>
+              </w:rPr>
+              <w:t>getFile?fileName</w:t>
+            </w:r>
+            <w:proofErr w:type="spellEnd"/>
+            <w:r>
+              <w:rPr>
+                <w:rFonts w:ascii="宋体" w:eastAsia="宋体" w:hAnsi="宋体" w:hint="eastAsia"/>
+                <w:szCs w:val="22"/>
+              </w:rPr>
+              <w:t>=xxx.jpg</w:t>
             </w:r>
           </w:p>
         </w:tc>
@@ -15562,6 +16443,7 @@
                 <w:rFonts w:ascii="宋体" w:eastAsia="宋体" w:hAnsi="宋体" w:hint="eastAsia"/>
                 <w:szCs w:val="22"/>
               </w:rPr>
+              <w:lastRenderedPageBreak/>
               <w:t>14</w:t>
             </w:r>
           </w:p>
@@ -15606,18 +16488,27 @@
               </w:rPr>
               <w:t xml:space="preserve">向 </w:t>
             </w:r>
+            <w:proofErr w:type="spellStart"/>
             <w:r>
               <w:rPr>
                 <w:rFonts w:ascii="宋体" w:eastAsia="宋体" w:hAnsi="宋体" w:hint="eastAsia"/>
                 <w:szCs w:val="22"/>
               </w:rPr>
-              <w:t>api/personal-heath/v1.0/</w:t>
-            </w:r>
+              <w:t>api</w:t>
+            </w:r>
+            <w:proofErr w:type="spellEnd"/>
             <w:r>
               <w:rPr>
                 <w:rFonts w:ascii="宋体" w:eastAsia="宋体" w:hAnsi="宋体" w:hint="eastAsia"/>
                 <w:szCs w:val="22"/>
               </w:rPr>
+              <w:t>/personal-heath/v1.0/</w:t>
+            </w:r>
+            <w:r>
+              <w:rPr>
+                <w:rFonts w:ascii="宋体" w:eastAsia="宋体" w:hAnsi="宋体" w:hint="eastAsia"/>
+                <w:szCs w:val="22"/>
+              </w:rPr>
               <w:t>user-health/query 发送 POST 请求，Body 为查询条件 DTO（如用户 ID、模型 ID 等）</w:t>
             </w:r>
           </w:p>
@@ -15639,8 +16530,33 @@
                 <w:rFonts w:ascii="宋体" w:eastAsia="宋体" w:hAnsi="宋体" w:hint="eastAsia"/>
                 <w:szCs w:val="22"/>
               </w:rPr>
-              <w:t>返回 200 状态码，data 为 UserHealthVO 列表，含分页信息</w:t>
-            </w:r>
+              <w:t xml:space="preserve">返回 200 状态码，data 为 </w:t>
+            </w:r>
+            <w:proofErr w:type="spellStart"/>
+            <w:r>
+              <w:rPr>
+                <w:rFonts w:ascii="宋体" w:eastAsia="宋体" w:hAnsi="宋体" w:hint="eastAsia"/>
+                <w:szCs w:val="22"/>
+              </w:rPr>
+              <w:t>UserHealthVO</w:t>
+            </w:r>
+            <w:proofErr w:type="spellEnd"/>
+            <w:r>
+              <w:rPr>
+                <w:rFonts w:ascii="宋体" w:eastAsia="宋体" w:hAnsi="宋体" w:hint="eastAsia"/>
+                <w:szCs w:val="22"/>
+              </w:rPr>
+              <w:t xml:space="preserve"> 列表，</w:t>
+            </w:r>
+            <w:proofErr w:type="gramStart"/>
+            <w:r>
+              <w:rPr>
+                <w:rFonts w:ascii="宋体" w:eastAsia="宋体" w:hAnsi="宋体" w:hint="eastAsia"/>
+                <w:szCs w:val="22"/>
+              </w:rPr>
+              <w:t>含分页信息</w:t>
+            </w:r>
+            <w:proofErr w:type="gramEnd"/>
           </w:p>
         </w:tc>
         <w:tc>
@@ -15660,8 +16576,17 @@
                 <w:rFonts w:ascii="宋体" w:eastAsia="宋体" w:hAnsi="宋体" w:hint="eastAsia"/>
                 <w:szCs w:val="22"/>
               </w:rPr>
-              <w:t>状态码 200，返回分页数据</w:t>
-            </w:r>
+              <w:t>状态码 200，返回分</w:t>
+            </w:r>
+            <w:proofErr w:type="gramStart"/>
+            <w:r>
+              <w:rPr>
+                <w:rFonts w:ascii="宋体" w:eastAsia="宋体" w:hAnsi="宋体" w:hint="eastAsia"/>
+                <w:szCs w:val="22"/>
+              </w:rPr>
+              <w:t>页数据</w:t>
+            </w:r>
+            <w:proofErr w:type="gramEnd"/>
           </w:p>
         </w:tc>
         <w:tc>
@@ -15761,19 +16686,44 @@
               </w:rPr>
               <w:t xml:space="preserve">向 </w:t>
             </w:r>
+            <w:proofErr w:type="spellStart"/>
             <w:r>
               <w:rPr>
                 <w:rFonts w:ascii="宋体" w:eastAsia="宋体" w:hAnsi="宋体" w:hint="eastAsia"/>
                 <w:szCs w:val="22"/>
               </w:rPr>
-              <w:t>api/personal-heath/v1.0/</w:t>
-            </w:r>
+              <w:t>api</w:t>
+            </w:r>
+            <w:proofErr w:type="spellEnd"/>
             <w:r>
               <w:rPr>
                 <w:rFonts w:ascii="宋体" w:eastAsia="宋体" w:hAnsi="宋体" w:hint="eastAsia"/>
                 <w:szCs w:val="22"/>
               </w:rPr>
-              <w:t>user-health/queryUser 发送 POST 请求，Body 可为空或带过滤参数</w:t>
+              <w:t>/personal-heath/v1.0/</w:t>
+            </w:r>
+            <w:r>
+              <w:rPr>
+                <w:rFonts w:ascii="宋体" w:eastAsia="宋体" w:hAnsi="宋体" w:hint="eastAsia"/>
+                <w:szCs w:val="22"/>
+              </w:rPr>
+              <w:t>user-health/</w:t>
+            </w:r>
+            <w:proofErr w:type="spellStart"/>
+            <w:r>
+              <w:rPr>
+                <w:rFonts w:ascii="宋体" w:eastAsia="宋体" w:hAnsi="宋体" w:hint="eastAsia"/>
+                <w:szCs w:val="22"/>
+              </w:rPr>
+              <w:t>queryUser</w:t>
+            </w:r>
+            <w:proofErr w:type="spellEnd"/>
+            <w:r>
+              <w:rPr>
+                <w:rFonts w:ascii="宋体" w:eastAsia="宋体" w:hAnsi="宋体" w:hint="eastAsia"/>
+                <w:szCs w:val="22"/>
+              </w:rPr>
+              <w:t xml:space="preserve"> 发送 POST 请求，Body 可为空或带过滤参数</w:t>
             </w:r>
           </w:p>
         </w:tc>
@@ -15794,8 +16744,17 @@
                 <w:rFonts w:ascii="宋体" w:eastAsia="宋体" w:hAnsi="宋体" w:hint="eastAsia"/>
                 <w:szCs w:val="22"/>
               </w:rPr>
-              <w:t>返回当前登录用户的健康记录分页数据</w:t>
-            </w:r>
+              <w:t>返回当前登录用户的健康</w:t>
+            </w:r>
+            <w:proofErr w:type="gramStart"/>
+            <w:r>
+              <w:rPr>
+                <w:rFonts w:ascii="宋体" w:eastAsia="宋体" w:hAnsi="宋体" w:hint="eastAsia"/>
+                <w:szCs w:val="22"/>
+              </w:rPr>
+              <w:t>记录分页数据</w:t>
+            </w:r>
+            <w:proofErr w:type="gramEnd"/>
           </w:p>
         </w:tc>
         <w:tc>
@@ -15822,8 +16781,17 @@
                 <w:rFonts w:ascii="宋体" w:eastAsia="宋体" w:hAnsi="宋体" w:hint="eastAsia"/>
                 <w:szCs w:val="22"/>
               </w:rPr>
-              <w:t>和分页信息</w:t>
-            </w:r>
+              <w:t>和分</w:t>
+            </w:r>
+            <w:proofErr w:type="gramStart"/>
+            <w:r>
+              <w:rPr>
+                <w:rFonts w:ascii="宋体" w:eastAsia="宋体" w:hAnsi="宋体" w:hint="eastAsia"/>
+                <w:szCs w:val="22"/>
+              </w:rPr>
+              <w:t>页信息</w:t>
+            </w:r>
+            <w:proofErr w:type="gramEnd"/>
           </w:p>
         </w:tc>
         <w:tc>
@@ -15885,12 +16853,21 @@
                 <w:szCs w:val="22"/>
               </w:rPr>
             </w:pPr>
+            <w:proofErr w:type="gramStart"/>
             <w:r>
               <w:rPr>
                 <w:rFonts w:ascii="宋体" w:eastAsia="宋体" w:hAnsi="宋体" w:hint="eastAsia"/>
                 <w:szCs w:val="22"/>
               </w:rPr>
-              <w:t>查询近几日指定模型记录</w:t>
+              <w:t>查询近</w:t>
+            </w:r>
+            <w:proofErr w:type="gramEnd"/>
+            <w:r>
+              <w:rPr>
+                <w:rFonts w:ascii="宋体" w:eastAsia="宋体" w:hAnsi="宋体" w:hint="eastAsia"/>
+                <w:szCs w:val="22"/>
+              </w:rPr>
+              <w:t>几日指定模型记录</w:t>
             </w:r>
           </w:p>
         </w:tc>
@@ -15913,19 +16890,44 @@
               </w:rPr>
               <w:t xml:space="preserve">向 </w:t>
             </w:r>
+            <w:proofErr w:type="spellStart"/>
             <w:r>
               <w:rPr>
                 <w:rFonts w:ascii="宋体" w:eastAsia="宋体" w:hAnsi="宋体" w:hint="eastAsia"/>
                 <w:szCs w:val="22"/>
               </w:rPr>
-              <w:t>api/personal-heath/v1.0/</w:t>
-            </w:r>
+              <w:t>api</w:t>
+            </w:r>
+            <w:proofErr w:type="spellEnd"/>
             <w:r>
               <w:rPr>
                 <w:rFonts w:ascii="宋体" w:eastAsia="宋体" w:hAnsi="宋体" w:hint="eastAsia"/>
                 <w:szCs w:val="22"/>
               </w:rPr>
-              <w:t>user-health/timeQuery/{id}/{day} 发送 GET 请求</w:t>
+              <w:t>/personal-heath/v1.0/</w:t>
+            </w:r>
+            <w:r>
+              <w:rPr>
+                <w:rFonts w:ascii="宋体" w:eastAsia="宋体" w:hAnsi="宋体" w:hint="eastAsia"/>
+                <w:szCs w:val="22"/>
+              </w:rPr>
+              <w:t>user-health/</w:t>
+            </w:r>
+            <w:proofErr w:type="spellStart"/>
+            <w:r>
+              <w:rPr>
+                <w:rFonts w:ascii="宋体" w:eastAsia="宋体" w:hAnsi="宋体" w:hint="eastAsia"/>
+                <w:szCs w:val="22"/>
+              </w:rPr>
+              <w:t>timeQuery</w:t>
+            </w:r>
+            <w:proofErr w:type="spellEnd"/>
+            <w:r>
+              <w:rPr>
+                <w:rFonts w:ascii="宋体" w:eastAsia="宋体" w:hAnsi="宋体" w:hint="eastAsia"/>
+                <w:szCs w:val="22"/>
+              </w:rPr>
+              <w:t>/{id}/{day} 发送 GET 请求</w:t>
             </w:r>
           </w:p>
         </w:tc>
@@ -16030,12 +17032,21 @@
                 <w:szCs w:val="22"/>
               </w:rPr>
             </w:pPr>
+            <w:proofErr w:type="gramStart"/>
             <w:r>
               <w:rPr>
                 <w:rFonts w:ascii="宋体" w:eastAsia="宋体" w:hAnsi="宋体" w:hint="eastAsia"/>
                 <w:szCs w:val="22"/>
               </w:rPr>
-              <w:t>查询近几日图表统计数据</w:t>
+              <w:t>查询近</w:t>
+            </w:r>
+            <w:proofErr w:type="gramEnd"/>
+            <w:r>
+              <w:rPr>
+                <w:rFonts w:ascii="宋体" w:eastAsia="宋体" w:hAnsi="宋体" w:hint="eastAsia"/>
+                <w:szCs w:val="22"/>
+              </w:rPr>
+              <w:t>几日图表统计数据</w:t>
             </w:r>
           </w:p>
         </w:tc>
@@ -16058,19 +17069,44 @@
               </w:rPr>
               <w:t xml:space="preserve">向 </w:t>
             </w:r>
+            <w:proofErr w:type="spellStart"/>
             <w:r>
               <w:rPr>
                 <w:rFonts w:ascii="宋体" w:eastAsia="宋体" w:hAnsi="宋体" w:hint="eastAsia"/>
                 <w:szCs w:val="22"/>
               </w:rPr>
-              <w:t>api/personal-heath/v1.0/</w:t>
-            </w:r>
+              <w:t>api</w:t>
+            </w:r>
+            <w:proofErr w:type="spellEnd"/>
             <w:r>
               <w:rPr>
                 <w:rFonts w:ascii="宋体" w:eastAsia="宋体" w:hAnsi="宋体" w:hint="eastAsia"/>
                 <w:szCs w:val="22"/>
               </w:rPr>
-              <w:t>user-health/daysQuery/{day} 发送 GET 请求</w:t>
+              <w:t>/personal-heath/v1.0/</w:t>
+            </w:r>
+            <w:r>
+              <w:rPr>
+                <w:rFonts w:ascii="宋体" w:eastAsia="宋体" w:hAnsi="宋体" w:hint="eastAsia"/>
+                <w:szCs w:val="22"/>
+              </w:rPr>
+              <w:t>user-health/</w:t>
+            </w:r>
+            <w:proofErr w:type="spellStart"/>
+            <w:r>
+              <w:rPr>
+                <w:rFonts w:ascii="宋体" w:eastAsia="宋体" w:hAnsi="宋体" w:hint="eastAsia"/>
+                <w:szCs w:val="22"/>
+              </w:rPr>
+              <w:t>daysQuery</w:t>
+            </w:r>
+            <w:proofErr w:type="spellEnd"/>
+            <w:r>
+              <w:rPr>
+                <w:rFonts w:ascii="宋体" w:eastAsia="宋体" w:hAnsi="宋体" w:hint="eastAsia"/>
+                <w:szCs w:val="22"/>
+              </w:rPr>
+              <w:t>/{day} 发送 GET 请求</w:t>
             </w:r>
           </w:p>
         </w:tc>
@@ -16657,6 +17693,14 @@
               </w:rPr>
               <w:t>根据部署文档在Windows 11环境中配置前后端项目</w:t>
             </w:r>
+            <w:r>
+              <w:rPr>
+                <w:rFonts w:ascii="宋体" w:eastAsia="宋体" w:hAnsi="宋体" w:hint="eastAsia"/>
+                <w:sz w:val="21"/>
+                <w:szCs w:val="21"/>
+              </w:rPr>
+              <w:t>运行环境</w:t>
+            </w:r>
           </w:p>
         </w:tc>
         <w:tc>
@@ -16849,7 +17893,25 @@
                 <w:sz w:val="21"/>
                 <w:szCs w:val="21"/>
               </w:rPr>
-              <w:t>字段、按钮及交互与系统保持一致</w:t>
+              <w:t>字段、按钮及</w:t>
+            </w:r>
+            <w:proofErr w:type="gramStart"/>
+            <w:r>
+              <w:rPr>
+                <w:rFonts w:ascii="宋体" w:eastAsia="宋体" w:hAnsi="宋体"/>
+                <w:sz w:val="21"/>
+                <w:szCs w:val="21"/>
+              </w:rPr>
+              <w:t>交互与</w:t>
+            </w:r>
+            <w:proofErr w:type="gramEnd"/>
+            <w:r>
+              <w:rPr>
+                <w:rFonts w:ascii="宋体" w:eastAsia="宋体" w:hAnsi="宋体"/>
+                <w:sz w:val="21"/>
+                <w:szCs w:val="21"/>
+              </w:rPr>
+              <w:t>系统保持一致</w:t>
             </w:r>
           </w:p>
         </w:tc>
@@ -16947,7 +18009,25 @@
                 <w:sz w:val="21"/>
                 <w:szCs w:val="21"/>
               </w:rPr>
-              <w:t>使用Postman验证“/api/message/unread”接口说明与响应格式一致</w:t>
+              <w:t>使用Postman验证“/</w:t>
+            </w:r>
+            <w:proofErr w:type="spellStart"/>
+            <w:r>
+              <w:rPr>
+                <w:rFonts w:ascii="宋体" w:eastAsia="宋体" w:hAnsi="宋体"/>
+                <w:sz w:val="21"/>
+                <w:szCs w:val="21"/>
+              </w:rPr>
+              <w:t>api</w:t>
+            </w:r>
+            <w:proofErr w:type="spellEnd"/>
+            <w:r>
+              <w:rPr>
+                <w:rFonts w:ascii="宋体" w:eastAsia="宋体" w:hAnsi="宋体"/>
+                <w:sz w:val="21"/>
+                <w:szCs w:val="21"/>
+              </w:rPr>
+              <w:t>/message/unread”接口说明与响应格式一致</w:t>
             </w:r>
           </w:p>
         </w:tc>
@@ -17069,7 +18149,16 @@
                 <w:sz w:val="21"/>
                 <w:szCs w:val="21"/>
               </w:rPr>
-              <w:t>数据字典一致性</w:t>
+              <w:t>数据字典一</w:t>
+            </w:r>
+            <w:r>
+              <w:rPr>
+                <w:rFonts w:ascii="宋体" w:eastAsia="宋体" w:hAnsi="宋体"/>
+                <w:sz w:val="21"/>
+                <w:szCs w:val="21"/>
+              </w:rPr>
+              <w:lastRenderedPageBreak/>
+              <w:t>致性</w:t>
             </w:r>
           </w:p>
         </w:tc>
@@ -17093,7 +18182,17 @@
                 <w:sz w:val="21"/>
                 <w:szCs w:val="21"/>
               </w:rPr>
-              <w:t>检查“用户表”字段定义与数据库结构是否一致</w:t>
+              <w:lastRenderedPageBreak/>
+              <w:t>检查“用户表”字段定义</w:t>
+            </w:r>
+            <w:r>
+              <w:rPr>
+                <w:rFonts w:ascii="宋体" w:eastAsia="宋体" w:hAnsi="宋体"/>
+                <w:sz w:val="21"/>
+                <w:szCs w:val="21"/>
+              </w:rPr>
+              <w:lastRenderedPageBreak/>
+              <w:t>与数据库结构是否一致</w:t>
             </w:r>
           </w:p>
         </w:tc>
@@ -17117,7 +18216,17 @@
                 <w:sz w:val="21"/>
                 <w:szCs w:val="21"/>
               </w:rPr>
-              <w:t>字段名、类型、注释与数据库结构一致</w:t>
+              <w:lastRenderedPageBreak/>
+              <w:t>字段名、类</w:t>
+            </w:r>
+            <w:r>
+              <w:rPr>
+                <w:rFonts w:ascii="宋体" w:eastAsia="宋体" w:hAnsi="宋体"/>
+                <w:sz w:val="21"/>
+                <w:szCs w:val="21"/>
+              </w:rPr>
+              <w:lastRenderedPageBreak/>
+              <w:t>型、注释与数据库结构一致</w:t>
             </w:r>
           </w:p>
         </w:tc>
@@ -17141,6 +18250,7 @@
                 <w:sz w:val="21"/>
                 <w:szCs w:val="21"/>
               </w:rPr>
+              <w:lastRenderedPageBreak/>
               <w:t>所有字段一致</w:t>
             </w:r>
           </w:p>
@@ -17409,7 +18519,25 @@
                 <w:sz w:val="21"/>
                 <w:szCs w:val="21"/>
               </w:rPr>
-              <w:t>所有实体、主键、外键定义一致</w:t>
+              <w:t>所有实体、主键、</w:t>
+            </w:r>
+            <w:proofErr w:type="gramStart"/>
+            <w:r>
+              <w:rPr>
+                <w:rFonts w:ascii="宋体" w:eastAsia="宋体" w:hAnsi="宋体"/>
+                <w:sz w:val="21"/>
+                <w:szCs w:val="21"/>
+              </w:rPr>
+              <w:t>外键定义</w:t>
+            </w:r>
+            <w:proofErr w:type="gramEnd"/>
+            <w:r>
+              <w:rPr>
+                <w:rFonts w:ascii="宋体" w:eastAsia="宋体" w:hAnsi="宋体"/>
+                <w:sz w:val="21"/>
+                <w:szCs w:val="21"/>
+              </w:rPr>
+              <w:t>一致</w:t>
             </w:r>
           </w:p>
         </w:tc>
@@ -17503,7 +18631,23 @@
           <w:sz w:val="21"/>
           <w:szCs w:val="21"/>
         </w:rPr>
-        <w:t>文档介值一致性</w:t>
+        <w:t>文档介</w:t>
+      </w:r>
+      <w:r>
+        <w:rPr>
+          <w:rFonts w:ascii="黑体" w:eastAsia="黑体" w:hAnsi="黑体" w:hint="eastAsia"/>
+          <w:sz w:val="21"/>
+          <w:szCs w:val="21"/>
+        </w:rPr>
+        <w:t>质</w:t>
+      </w:r>
+      <w:r>
+        <w:rPr>
+          <w:rFonts w:ascii="黑体" w:eastAsia="黑体" w:hAnsi="黑体" w:hint="eastAsia"/>
+          <w:sz w:val="21"/>
+          <w:szCs w:val="21"/>
+        </w:rPr>
+        <w:t>一致性</w:t>
       </w:r>
       <w:r>
         <w:rPr>
@@ -18048,13 +19192,23 @@
               </w:rPr>
               <w:t>输入</w:t>
             </w:r>
-            <w:r>
-              <w:rPr>
-                <w:rFonts w:ascii="宋体" w:eastAsia="宋体" w:hAnsi="宋体" w:hint="eastAsia"/>
-                <w:sz w:val="21"/>
-                <w:szCs w:val="21"/>
-              </w:rPr>
-              <w:t>‘ or 1=1#</w:t>
+            <w:proofErr w:type="gramStart"/>
+            <w:r>
+              <w:rPr>
+                <w:rFonts w:ascii="宋体" w:eastAsia="宋体" w:hAnsi="宋体" w:hint="eastAsia"/>
+                <w:sz w:val="21"/>
+                <w:szCs w:val="21"/>
+              </w:rPr>
+              <w:t>‘</w:t>
+            </w:r>
+            <w:proofErr w:type="gramEnd"/>
+            <w:r>
+              <w:rPr>
+                <w:rFonts w:ascii="宋体" w:eastAsia="宋体" w:hAnsi="宋体" w:hint="eastAsia"/>
+                <w:sz w:val="21"/>
+                <w:szCs w:val="21"/>
+              </w:rPr>
+              <w:t xml:space="preserve"> or 1=1#</w:t>
             </w:r>
             <w:r>
               <w:rPr>
@@ -18112,6 +19266,7 @@
                 <w:szCs w:val="21"/>
               </w:rPr>
             </w:pPr>
+            <w:proofErr w:type="gramStart"/>
             <w:r>
               <w:rPr>
                 <w:rFonts w:ascii="宋体" w:eastAsia="宋体" w:hAnsi="宋体"/>
@@ -18136,6 +19291,7 @@
               </w:rPr>
               <w:t>提示</w:t>
             </w:r>
+            <w:proofErr w:type="gramEnd"/>
             <w:r>
               <w:rPr>
                 <w:rFonts w:ascii="宋体" w:eastAsia="宋体" w:hAnsi="宋体" w:hint="eastAsia"/>
@@ -18364,16 +19520,7 @@
                 <w:sz w:val="21"/>
                 <w:szCs w:val="21"/>
               </w:rPr>
-              <w:t>健康数据异常</w:t>
-            </w:r>
-            <w:r>
-              <w:rPr>
-                <w:rFonts w:ascii="宋体" w:eastAsia="宋体" w:hAnsi="宋体"/>
-                <w:sz w:val="21"/>
-                <w:szCs w:val="21"/>
-              </w:rPr>
-              <w:lastRenderedPageBreak/>
-              <w:t>值</w:t>
+              <w:t>健康数据异常值</w:t>
             </w:r>
           </w:p>
         </w:tc>
@@ -18397,8 +19544,25 @@
                 <w:sz w:val="21"/>
                 <w:szCs w:val="21"/>
               </w:rPr>
-              <w:lastRenderedPageBreak/>
-              <w:t>输入一个极端高的血压值如“1000”点击保存</w:t>
+              <w:t>输入一个</w:t>
+            </w:r>
+            <w:proofErr w:type="gramStart"/>
+            <w:r>
+              <w:rPr>
+                <w:rFonts w:ascii="宋体" w:eastAsia="宋体" w:hAnsi="宋体"/>
+                <w:sz w:val="21"/>
+                <w:szCs w:val="21"/>
+              </w:rPr>
+              <w:t>极端高</w:t>
+            </w:r>
+            <w:proofErr w:type="gramEnd"/>
+            <w:r>
+              <w:rPr>
+                <w:rFonts w:ascii="宋体" w:eastAsia="宋体" w:hAnsi="宋体"/>
+                <w:sz w:val="21"/>
+                <w:szCs w:val="21"/>
+              </w:rPr>
+              <w:t>的血压值如“1000”点击保存</w:t>
             </w:r>
           </w:p>
         </w:tc>
@@ -19052,13 +20216,23 @@
                 <w:szCs w:val="21"/>
               </w:rPr>
             </w:pPr>
-            <w:r>
-              <w:rPr>
-                <w:rFonts w:ascii="宋体" w:eastAsia="宋体" w:hAnsi="宋体"/>
-                <w:sz w:val="21"/>
-                <w:szCs w:val="21"/>
-              </w:rPr>
-              <w:t>弹窗显示正常</w:t>
+            <w:proofErr w:type="gramStart"/>
+            <w:r>
+              <w:rPr>
+                <w:rFonts w:ascii="宋体" w:eastAsia="宋体" w:hAnsi="宋体"/>
+                <w:sz w:val="21"/>
+                <w:szCs w:val="21"/>
+              </w:rPr>
+              <w:t>弹窗显示</w:t>
+            </w:r>
+            <w:proofErr w:type="gramEnd"/>
+            <w:r>
+              <w:rPr>
+                <w:rFonts w:ascii="宋体" w:eastAsia="宋体" w:hAnsi="宋体"/>
+                <w:sz w:val="21"/>
+                <w:szCs w:val="21"/>
+              </w:rPr>
+              <w:t>正常</w:t>
             </w:r>
           </w:p>
         </w:tc>
@@ -19352,7 +20526,25 @@
                 <w:sz w:val="21"/>
                 <w:szCs w:val="21"/>
               </w:rPr>
-              <w:t>收藏状态随操作正确切换</w:t>
+              <w:t>收藏状态</w:t>
+            </w:r>
+            <w:proofErr w:type="gramStart"/>
+            <w:r>
+              <w:rPr>
+                <w:rFonts w:ascii="宋体" w:eastAsia="宋体" w:hAnsi="宋体"/>
+                <w:sz w:val="21"/>
+                <w:szCs w:val="21"/>
+              </w:rPr>
+              <w:t>随操作</w:t>
+            </w:r>
+            <w:proofErr w:type="gramEnd"/>
+            <w:r>
+              <w:rPr>
+                <w:rFonts w:ascii="宋体" w:eastAsia="宋体" w:hAnsi="宋体"/>
+                <w:sz w:val="21"/>
+                <w:szCs w:val="21"/>
+              </w:rPr>
+              <w:t>正确切换</w:t>
             </w:r>
           </w:p>
         </w:tc>
@@ -19456,6 +20648,7 @@
         <w:rPr>
           <w:rFonts w:hint="eastAsia"/>
         </w:rPr>
+        <w:lastRenderedPageBreak/>
         <w:t>四、</w:t>
       </w:r>
       <w:r>
@@ -19648,6 +20841,7 @@
         </w:rPr>
         <w:t>测试通过</w:t>
       </w:r>
+      <w:proofErr w:type="spellStart"/>
       <w:r>
         <w:rPr>
           <w:rFonts w:ascii="Times New Roman" w:eastAsia="宋体" w:hAnsi="Times New Roman"/>
@@ -19657,6 +20851,7 @@
         </w:rPr>
         <w:t>Junit,Mockito</w:t>
       </w:r>
+      <w:proofErr w:type="spellEnd"/>
       <w:r>
         <w:rPr>
           <w:rFonts w:ascii="宋体" w:eastAsia="宋体" w:hAnsi="宋体"/>
@@ -19915,7 +21110,6 @@
           <w:color w:val="000000"/>
           <w:sz w:val="24"/>
         </w:rPr>
-        <w:lastRenderedPageBreak/>
         <w:t>验证：测试人员重新验证修复效果，确认缺陷已解决；</w:t>
       </w:r>
     </w:p>
@@ -20491,7 +21685,7 @@
       <w:headerReference w:type="default" r:id="rId10"/>
       <w:footerReference w:type="default" r:id="rId11"/>
       <w:pgSz w:w="11906" w:h="16838"/>
-      <w:pgMar w:top="1440" w:right="1800" w:bottom="1440" w:left="1800" w:header="851" w:footer="992" w:gutter="0"/>
+      <w:pgMar w:top="1440" w:right="1800" w:bottom="1440" w:left="1800" w:header="794" w:footer="567" w:gutter="0"/>
       <w:cols w:space="425"/>
       <w:docGrid w:type="lines" w:linePitch="312"/>
     </w:sectPr>

--- a/项目文档/测试文档.docx
+++ b/项目文档/测试文档.docx
@@ -7739,7 +7739,6 @@
         <w:spacing w:before="0" w:beforeAutospacing="0" w:after="0" w:afterAutospacing="0"/>
         <w:ind w:firstLine="420"/>
         <w:rPr>
-          <w:rFonts w:hint="eastAsia"/>
           <w:sz w:val="21"/>
           <w:szCs w:val="21"/>
         </w:rPr>
@@ -7819,6 +7818,368 @@
         <w:t>人员处理。缺陷修复后再次执行相关测试用例，验证是否恢复正常并观察是否产生新的问题。测试过程保持日志记录与状态更新，确保每一个测试行为均有可溯路径与责任人。各类测试任务按模块和时间分工执行，确保实施过程持续、有序开展。</w:t>
       </w:r>
     </w:p>
+    <w:tbl>
+      <w:tblPr>
+        <w:tblStyle w:val="af2"/>
+        <w:tblW w:w="0" w:type="auto"/>
+        <w:tblLook w:val="04A0" w:firstRow="1" w:lastRow="0" w:firstColumn="1" w:lastColumn="0" w:noHBand="0" w:noVBand="1"/>
+      </w:tblPr>
+      <w:tblGrid>
+        <w:gridCol w:w="4148"/>
+        <w:gridCol w:w="4148"/>
+      </w:tblGrid>
+      <w:tr>
+        <w:tc>
+          <w:tcPr>
+            <w:tcW w:w="4148" w:type="dxa"/>
+          </w:tcPr>
+          <w:p>
+            <w:pPr>
+              <w:pStyle w:val="af5"/>
+              <w:spacing w:before="0" w:beforeAutospacing="0" w:after="0" w:afterAutospacing="0"/>
+              <w:rPr>
+                <w:rFonts w:hint="eastAsia"/>
+                <w:sz w:val="21"/>
+                <w:szCs w:val="21"/>
+              </w:rPr>
+            </w:pPr>
+            <w:r>
+              <w:rPr>
+                <w:rFonts w:hint="eastAsia"/>
+                <w:sz w:val="21"/>
+                <w:szCs w:val="21"/>
+              </w:rPr>
+              <w:t>测试人员</w:t>
+            </w:r>
+          </w:p>
+        </w:tc>
+        <w:tc>
+          <w:tcPr>
+            <w:tcW w:w="4148" w:type="dxa"/>
+          </w:tcPr>
+          <w:p>
+            <w:pPr>
+              <w:pStyle w:val="af5"/>
+              <w:spacing w:before="0" w:beforeAutospacing="0" w:after="0" w:afterAutospacing="0"/>
+              <w:rPr>
+                <w:rFonts w:hint="eastAsia"/>
+                <w:sz w:val="21"/>
+                <w:szCs w:val="21"/>
+              </w:rPr>
+            </w:pPr>
+            <w:r>
+              <w:rPr>
+                <w:rFonts w:hint="eastAsia"/>
+                <w:sz w:val="21"/>
+                <w:szCs w:val="21"/>
+              </w:rPr>
+              <w:t>测试任务</w:t>
+            </w:r>
+          </w:p>
+        </w:tc>
+      </w:tr>
+      <w:tr>
+        <w:tc>
+          <w:tcPr>
+            <w:tcW w:w="4148" w:type="dxa"/>
+          </w:tcPr>
+          <w:p>
+            <w:pPr>
+              <w:pStyle w:val="af5"/>
+              <w:spacing w:before="0" w:beforeAutospacing="0" w:after="0" w:afterAutospacing="0"/>
+              <w:rPr>
+                <w:rFonts w:hint="eastAsia"/>
+                <w:sz w:val="21"/>
+                <w:szCs w:val="21"/>
+              </w:rPr>
+            </w:pPr>
+            <w:r>
+              <w:rPr>
+                <w:rFonts w:hint="eastAsia"/>
+                <w:sz w:val="21"/>
+                <w:szCs w:val="21"/>
+              </w:rPr>
+              <w:t>范奕珩</w:t>
+            </w:r>
+          </w:p>
+        </w:tc>
+        <w:tc>
+          <w:tcPr>
+            <w:tcW w:w="4148" w:type="dxa"/>
+          </w:tcPr>
+          <w:p>
+            <w:pPr>
+              <w:pStyle w:val="af5"/>
+              <w:spacing w:before="0" w:beforeAutospacing="0" w:after="0" w:afterAutospacing="0"/>
+              <w:rPr>
+                <w:rFonts w:hint="eastAsia"/>
+                <w:sz w:val="21"/>
+                <w:szCs w:val="21"/>
+              </w:rPr>
+            </w:pPr>
+            <w:r>
+              <w:rPr>
+                <w:rFonts w:hint="eastAsia"/>
+                <w:sz w:val="21"/>
+                <w:szCs w:val="21"/>
+              </w:rPr>
+              <w:t>前后端单元测试</w:t>
+            </w:r>
+          </w:p>
+        </w:tc>
+      </w:tr>
+      <w:tr>
+        <w:tc>
+          <w:tcPr>
+            <w:tcW w:w="4148" w:type="dxa"/>
+          </w:tcPr>
+          <w:p>
+            <w:pPr>
+              <w:pStyle w:val="af5"/>
+              <w:spacing w:before="0" w:beforeAutospacing="0" w:after="0" w:afterAutospacing="0"/>
+              <w:rPr>
+                <w:rFonts w:hint="eastAsia"/>
+                <w:sz w:val="21"/>
+                <w:szCs w:val="21"/>
+              </w:rPr>
+            </w:pPr>
+            <w:r>
+              <w:rPr>
+                <w:rFonts w:hint="eastAsia"/>
+                <w:sz w:val="21"/>
+                <w:szCs w:val="21"/>
+              </w:rPr>
+              <w:t>孙玮利</w:t>
+            </w:r>
+          </w:p>
+        </w:tc>
+        <w:tc>
+          <w:tcPr>
+            <w:tcW w:w="4148" w:type="dxa"/>
+          </w:tcPr>
+          <w:p>
+            <w:pPr>
+              <w:pStyle w:val="af5"/>
+              <w:spacing w:before="0" w:beforeAutospacing="0" w:after="0" w:afterAutospacing="0"/>
+              <w:rPr>
+                <w:rFonts w:hint="eastAsia"/>
+                <w:sz w:val="21"/>
+                <w:szCs w:val="21"/>
+              </w:rPr>
+            </w:pPr>
+            <w:r>
+              <w:rPr>
+                <w:rFonts w:hint="eastAsia"/>
+                <w:sz w:val="21"/>
+                <w:szCs w:val="21"/>
+              </w:rPr>
+              <w:t>集成功能测试</w:t>
+            </w:r>
+          </w:p>
+        </w:tc>
+      </w:tr>
+      <w:tr>
+        <w:tc>
+          <w:tcPr>
+            <w:tcW w:w="4148" w:type="dxa"/>
+          </w:tcPr>
+          <w:p>
+            <w:pPr>
+              <w:pStyle w:val="af5"/>
+              <w:spacing w:before="0" w:beforeAutospacing="0" w:after="0" w:afterAutospacing="0"/>
+              <w:rPr>
+                <w:rFonts w:hint="eastAsia"/>
+                <w:sz w:val="21"/>
+                <w:szCs w:val="21"/>
+              </w:rPr>
+            </w:pPr>
+            <w:r>
+              <w:rPr>
+                <w:rFonts w:hint="eastAsia"/>
+                <w:sz w:val="21"/>
+                <w:szCs w:val="21"/>
+              </w:rPr>
+              <w:t>于洋</w:t>
+            </w:r>
+          </w:p>
+        </w:tc>
+        <w:tc>
+          <w:tcPr>
+            <w:tcW w:w="4148" w:type="dxa"/>
+          </w:tcPr>
+          <w:p>
+            <w:pPr>
+              <w:pStyle w:val="af5"/>
+              <w:spacing w:before="0" w:beforeAutospacing="0" w:after="0" w:afterAutospacing="0"/>
+              <w:rPr>
+                <w:rFonts w:hint="eastAsia"/>
+                <w:sz w:val="21"/>
+                <w:szCs w:val="21"/>
+              </w:rPr>
+            </w:pPr>
+            <w:r>
+              <w:rPr>
+                <w:rFonts w:hint="eastAsia"/>
+                <w:sz w:val="21"/>
+                <w:szCs w:val="21"/>
+              </w:rPr>
+              <w:t>接口测试</w:t>
+            </w:r>
+          </w:p>
+        </w:tc>
+      </w:tr>
+      <w:tr>
+        <w:tc>
+          <w:tcPr>
+            <w:tcW w:w="4148" w:type="dxa"/>
+          </w:tcPr>
+          <w:p>
+            <w:pPr>
+              <w:pStyle w:val="af5"/>
+              <w:spacing w:before="0" w:beforeAutospacing="0" w:after="0" w:afterAutospacing="0"/>
+              <w:rPr>
+                <w:rFonts w:hint="eastAsia"/>
+                <w:sz w:val="21"/>
+                <w:szCs w:val="21"/>
+              </w:rPr>
+            </w:pPr>
+            <w:r>
+              <w:rPr>
+                <w:rFonts w:hint="eastAsia"/>
+                <w:sz w:val="21"/>
+                <w:szCs w:val="21"/>
+              </w:rPr>
+              <w:t>廖晨翔</w:t>
+            </w:r>
+          </w:p>
+        </w:tc>
+        <w:tc>
+          <w:tcPr>
+            <w:tcW w:w="4148" w:type="dxa"/>
+          </w:tcPr>
+          <w:p>
+            <w:pPr>
+              <w:pStyle w:val="af5"/>
+              <w:spacing w:before="0" w:beforeAutospacing="0" w:after="0" w:afterAutospacing="0"/>
+              <w:rPr>
+                <w:rFonts w:hint="eastAsia"/>
+                <w:sz w:val="21"/>
+                <w:szCs w:val="21"/>
+              </w:rPr>
+            </w:pPr>
+            <w:r>
+              <w:rPr>
+                <w:rFonts w:hint="eastAsia"/>
+                <w:sz w:val="21"/>
+                <w:szCs w:val="21"/>
+              </w:rPr>
+              <w:t>性能测试</w:t>
+            </w:r>
+          </w:p>
+        </w:tc>
+      </w:tr>
+      <w:tr>
+        <w:tc>
+          <w:tcPr>
+            <w:tcW w:w="4148" w:type="dxa"/>
+          </w:tcPr>
+          <w:p>
+            <w:pPr>
+              <w:pStyle w:val="af5"/>
+              <w:spacing w:before="0" w:beforeAutospacing="0" w:after="0" w:afterAutospacing="0"/>
+              <w:rPr>
+                <w:rFonts w:hint="eastAsia"/>
+                <w:sz w:val="21"/>
+                <w:szCs w:val="21"/>
+              </w:rPr>
+            </w:pPr>
+            <w:r>
+              <w:rPr>
+                <w:rFonts w:hint="eastAsia"/>
+                <w:sz w:val="21"/>
+                <w:szCs w:val="21"/>
+              </w:rPr>
+              <w:t>邓杰瑞</w:t>
+            </w:r>
+          </w:p>
+        </w:tc>
+        <w:tc>
+          <w:tcPr>
+            <w:tcW w:w="4148" w:type="dxa"/>
+          </w:tcPr>
+          <w:p>
+            <w:pPr>
+              <w:pStyle w:val="af5"/>
+              <w:spacing w:before="0" w:beforeAutospacing="0" w:after="0" w:afterAutospacing="0"/>
+              <w:rPr>
+                <w:rFonts w:hint="eastAsia"/>
+                <w:sz w:val="21"/>
+                <w:szCs w:val="21"/>
+              </w:rPr>
+            </w:pPr>
+            <w:r>
+              <w:rPr>
+                <w:rFonts w:hint="eastAsia"/>
+                <w:sz w:val="21"/>
+                <w:szCs w:val="21"/>
+              </w:rPr>
+              <w:t>文档介质一致性测试</w:t>
+            </w:r>
+          </w:p>
+        </w:tc>
+      </w:tr>
+    </w:tbl>
+    <w:p>
+      <w:pPr>
+        <w:spacing w:after="0" w:line="240" w:lineRule="auto"/>
+        <w:jc w:val="center"/>
+        <w:rPr>
+          <w:rFonts w:ascii="黑体" w:eastAsia="黑体" w:hAnsi="黑体" w:hint="eastAsia"/>
+          <w:sz w:val="21"/>
+          <w:szCs w:val="21"/>
+        </w:rPr>
+      </w:pPr>
+      <w:r>
+        <w:rPr>
+          <w:rFonts w:ascii="黑体" w:eastAsia="黑体" w:hAnsi="黑体" w:hint="eastAsia"/>
+          <w:sz w:val="21"/>
+          <w:szCs w:val="21"/>
+        </w:rPr>
+        <w:t>表</w:t>
+      </w:r>
+      <w:r>
+        <w:rPr>
+          <w:rFonts w:ascii="黑体" w:eastAsia="黑体" w:hAnsi="黑体" w:hint="eastAsia"/>
+          <w:sz w:val="21"/>
+          <w:szCs w:val="21"/>
+        </w:rPr>
+        <w:t>2</w:t>
+      </w:r>
+      <w:r>
+        <w:rPr>
+          <w:rFonts w:ascii="黑体" w:eastAsia="黑体" w:hAnsi="黑体" w:hint="eastAsia"/>
+          <w:sz w:val="21"/>
+          <w:szCs w:val="21"/>
+        </w:rPr>
+        <w:t>：测试</w:t>
+      </w:r>
+      <w:r>
+        <w:rPr>
+          <w:rFonts w:ascii="黑体" w:eastAsia="黑体" w:hAnsi="黑体" w:hint="eastAsia"/>
+          <w:sz w:val="21"/>
+          <w:szCs w:val="21"/>
+        </w:rPr>
+        <w:t>人员分配</w:t>
+      </w:r>
+      <w:r>
+        <w:rPr>
+          <w:rFonts w:ascii="黑体" w:eastAsia="黑体" w:hAnsi="黑体" w:hint="eastAsia"/>
+          <w:sz w:val="21"/>
+          <w:szCs w:val="21"/>
+        </w:rPr>
+        <w:t>表</w:t>
+      </w:r>
+    </w:p>
     <w:p>
       <w:pPr>
         <w:spacing w:after="0" w:line="240" w:lineRule="auto"/>
@@ -7834,10 +8195,9 @@
         <w:pStyle w:val="2"/>
         <w:spacing w:before="0" w:after="0" w:line="240" w:lineRule="auto"/>
         <w:rPr>
-          <w:rFonts w:ascii="黑体" w:eastAsia="黑体" w:hAnsi="黑体" w:cs="宋体" w:hint="eastAsia"/>
+          <w:rFonts w:ascii="黑体" w:eastAsia="黑体" w:hAnsi="黑体"/>
           <w:b w:val="0"/>
           <w:bCs/>
-          <w:kern w:val="0"/>
           <w:sz w:val="28"/>
           <w:szCs w:val="28"/>
         </w:rPr>
@@ -7857,6 +8217,27 @@
     </w:p>
     <w:p>
       <w:pPr>
+        <w:spacing w:after="0" w:line="240" w:lineRule="auto"/>
+        <w:ind w:firstLine="420"/>
+        <w:rPr>
+          <w:rFonts w:ascii="宋体" w:eastAsia="宋体" w:hAnsi="宋体" w:cs="宋体" w:hint="eastAsia"/>
+          <w:kern w:val="0"/>
+          <w:sz w:val="21"/>
+          <w:szCs w:val="21"/>
+        </w:rPr>
+      </w:pPr>
+      <w:r>
+        <w:rPr>
+          <w:rFonts w:ascii="宋体" w:eastAsia="宋体" w:hAnsi="宋体" w:cs="宋体" w:hint="eastAsia"/>
+          <w:kern w:val="0"/>
+          <w:sz w:val="21"/>
+          <w:szCs w:val="21"/>
+        </w:rPr>
+        <w:t>当项目下列的四个准则全都通过时，即判定项目整体通过。</w:t>
+      </w:r>
+    </w:p>
+    <w:p>
+      <w:pPr>
         <w:pStyle w:val="3"/>
         <w:spacing w:before="0" w:after="0" w:line="240" w:lineRule="auto"/>
         <w:rPr>
@@ -8116,6 +8497,7 @@
           <w:sz w:val="21"/>
           <w:szCs w:val="21"/>
         </w:rPr>
+        <w:lastRenderedPageBreak/>
         <w:t>单个接口的 95% 响应时间 ≤ 500ms，最大响应时间 ≤ 2s（在标准测试环境下）。</w:t>
       </w:r>
     </w:p>
@@ -8301,7 +8683,6 @@
           <w:sz w:val="21"/>
           <w:szCs w:val="21"/>
         </w:rPr>
-        <w:lastRenderedPageBreak/>
         <w:t>JWT 验证、密码加盐加密（</w:t>
       </w:r>
       <w:proofErr w:type="spellStart"/>
@@ -9049,14 +9430,6 @@
                 <w:szCs w:val="21"/>
               </w:rPr>
             </w:pPr>
-            <w:r>
-              <w:rPr>
-                <w:rFonts w:ascii="宋体" w:eastAsia="宋体" w:hAnsi="宋体"/>
-                <w:sz w:val="21"/>
-                <w:szCs w:val="21"/>
-              </w:rPr>
-              <w:t>是</w:t>
-            </w:r>
           </w:p>
         </w:tc>
       </w:tr>
@@ -9064,153 +9437,91 @@
         <w:tc>
           <w:tcPr>
             <w:tcW w:w="0" w:type="auto"/>
-            <w:hideMark/>
-          </w:tcPr>
-          <w:p>
-            <w:pPr>
-              <w:spacing w:after="0" w:line="240" w:lineRule="auto"/>
-              <w:rPr>
-                <w:rFonts w:ascii="宋体" w:eastAsia="宋体" w:hAnsi="宋体" w:hint="eastAsia"/>
-                <w:sz w:val="21"/>
-                <w:szCs w:val="21"/>
-              </w:rPr>
-            </w:pPr>
-            <w:r>
-              <w:rPr>
-                <w:rFonts w:ascii="宋体" w:eastAsia="宋体" w:hAnsi="宋体" w:hint="eastAsia"/>
-                <w:sz w:val="21"/>
-                <w:szCs w:val="21"/>
-              </w:rPr>
-              <w:t>a</w:t>
-            </w:r>
-            <w:r>
-              <w:rPr>
-                <w:rFonts w:ascii="宋体" w:eastAsia="宋体" w:hAnsi="宋体"/>
-                <w:sz w:val="21"/>
-                <w:szCs w:val="21"/>
-              </w:rPr>
-              <w:t>2</w:t>
-            </w:r>
+          </w:tcPr>
+          <w:p>
+            <w:pPr>
+              <w:spacing w:after="0" w:line="240" w:lineRule="auto"/>
+              <w:rPr>
+                <w:rFonts w:ascii="宋体" w:eastAsia="宋体" w:hAnsi="宋体" w:hint="eastAsia"/>
+                <w:sz w:val="21"/>
+                <w:szCs w:val="21"/>
+              </w:rPr>
+            </w:pPr>
           </w:p>
         </w:tc>
         <w:tc>
           <w:tcPr>
             <w:tcW w:w="0" w:type="auto"/>
-            <w:hideMark/>
-          </w:tcPr>
-          <w:p>
-            <w:pPr>
-              <w:spacing w:after="0" w:line="240" w:lineRule="auto"/>
-              <w:rPr>
-                <w:rFonts w:ascii="宋体" w:eastAsia="宋体" w:hAnsi="宋体" w:hint="eastAsia"/>
-                <w:sz w:val="21"/>
-                <w:szCs w:val="21"/>
-              </w:rPr>
-            </w:pPr>
-            <w:r>
-              <w:rPr>
-                <w:rFonts w:ascii="宋体" w:eastAsia="宋体" w:hAnsi="宋体"/>
-                <w:sz w:val="21"/>
-                <w:szCs w:val="21"/>
-              </w:rPr>
-              <w:t>用户登录</w:t>
-            </w:r>
+          </w:tcPr>
+          <w:p>
+            <w:pPr>
+              <w:spacing w:after="0" w:line="240" w:lineRule="auto"/>
+              <w:rPr>
+                <w:rFonts w:ascii="宋体" w:eastAsia="宋体" w:hAnsi="宋体"/>
+                <w:sz w:val="21"/>
+                <w:szCs w:val="21"/>
+              </w:rPr>
+            </w:pPr>
           </w:p>
         </w:tc>
         <w:tc>
           <w:tcPr>
             <w:tcW w:w="0" w:type="auto"/>
-            <w:hideMark/>
-          </w:tcPr>
-          <w:p>
-            <w:pPr>
-              <w:spacing w:after="0" w:line="240" w:lineRule="auto"/>
-              <w:rPr>
-                <w:rFonts w:ascii="宋体" w:eastAsia="宋体" w:hAnsi="宋体" w:hint="eastAsia"/>
-                <w:sz w:val="21"/>
-                <w:szCs w:val="21"/>
-              </w:rPr>
-            </w:pPr>
-            <w:r>
-              <w:rPr>
-                <w:rFonts w:ascii="宋体" w:eastAsia="宋体" w:hAnsi="宋体"/>
-                <w:sz w:val="21"/>
-                <w:szCs w:val="21"/>
-              </w:rPr>
-              <w:t>输入已注册用户名与密码点击登录</w:t>
-            </w:r>
+          </w:tcPr>
+          <w:p>
+            <w:pPr>
+              <w:spacing w:after="0" w:line="240" w:lineRule="auto"/>
+              <w:rPr>
+                <w:rFonts w:ascii="宋体" w:eastAsia="宋体" w:hAnsi="宋体"/>
+                <w:sz w:val="21"/>
+                <w:szCs w:val="21"/>
+              </w:rPr>
+            </w:pPr>
           </w:p>
         </w:tc>
         <w:tc>
           <w:tcPr>
             <w:tcW w:w="0" w:type="auto"/>
-            <w:hideMark/>
-          </w:tcPr>
-          <w:p>
-            <w:pPr>
-              <w:spacing w:after="0" w:line="240" w:lineRule="auto"/>
-              <w:rPr>
-                <w:rFonts w:ascii="宋体" w:eastAsia="宋体" w:hAnsi="宋体" w:hint="eastAsia"/>
-                <w:sz w:val="21"/>
-                <w:szCs w:val="21"/>
-              </w:rPr>
-            </w:pPr>
-            <w:r>
-              <w:rPr>
-                <w:rFonts w:ascii="宋体" w:eastAsia="宋体" w:hAnsi="宋体"/>
-                <w:sz w:val="21"/>
-                <w:szCs w:val="21"/>
-              </w:rPr>
-              <w:t>系统生成 JWT 并跳转至首页</w:t>
-            </w:r>
+          </w:tcPr>
+          <w:p>
+            <w:pPr>
+              <w:spacing w:after="0" w:line="240" w:lineRule="auto"/>
+              <w:rPr>
+                <w:rFonts w:ascii="宋体" w:eastAsia="宋体" w:hAnsi="宋体"/>
+                <w:sz w:val="21"/>
+                <w:szCs w:val="21"/>
+              </w:rPr>
+            </w:pPr>
           </w:p>
         </w:tc>
         <w:tc>
           <w:tcPr>
             <w:tcW w:w="0" w:type="auto"/>
-            <w:hideMark/>
-          </w:tcPr>
-          <w:p>
-            <w:pPr>
-              <w:spacing w:after="0" w:line="240" w:lineRule="auto"/>
-              <w:rPr>
-                <w:rFonts w:ascii="宋体" w:eastAsia="宋体" w:hAnsi="宋体" w:hint="eastAsia"/>
-                <w:sz w:val="21"/>
-                <w:szCs w:val="21"/>
-              </w:rPr>
-            </w:pPr>
-            <w:r>
-              <w:rPr>
-                <w:rFonts w:ascii="宋体" w:eastAsia="宋体" w:hAnsi="宋体"/>
-                <w:sz w:val="21"/>
-                <w:szCs w:val="21"/>
-              </w:rPr>
-              <w:t>首页成功加载，浏览器存储 Token</w:t>
-            </w:r>
+          </w:tcPr>
+          <w:p>
+            <w:pPr>
+              <w:spacing w:after="0" w:line="240" w:lineRule="auto"/>
+              <w:rPr>
+                <w:rFonts w:ascii="宋体" w:eastAsia="宋体" w:hAnsi="宋体"/>
+                <w:sz w:val="21"/>
+                <w:szCs w:val="21"/>
+              </w:rPr>
+            </w:pPr>
           </w:p>
         </w:tc>
         <w:tc>
           <w:tcPr>
             <w:tcW w:w="0" w:type="auto"/>
-            <w:hideMark/>
-          </w:tcPr>
-          <w:p>
-            <w:pPr>
-              <w:spacing w:after="0" w:line="240" w:lineRule="auto"/>
-              <w:rPr>
-                <w:rFonts w:ascii="宋体" w:eastAsia="宋体" w:hAnsi="宋体" w:hint="eastAsia"/>
-                <w:sz w:val="21"/>
-                <w:szCs w:val="21"/>
-              </w:rPr>
-            </w:pPr>
-            <w:r>
-              <w:rPr>
-                <w:rFonts w:ascii="宋体" w:eastAsia="宋体" w:hAnsi="宋体"/>
-                <w:sz w:val="21"/>
-                <w:szCs w:val="21"/>
-              </w:rPr>
-              <w:t>是</w:t>
-            </w:r>
+          </w:tcPr>
+          <w:p>
+            <w:pPr>
+              <w:spacing w:after="0" w:line="240" w:lineRule="auto"/>
+              <w:rPr>
+                <w:rFonts w:ascii="宋体" w:eastAsia="宋体" w:hAnsi="宋体"/>
+                <w:sz w:val="21"/>
+                <w:szCs w:val="21"/>
+              </w:rPr>
+            </w:pPr>
           </w:p>
         </w:tc>
       </w:tr>
@@ -9243,7 +9554,7 @@
                 <w:sz w:val="21"/>
                 <w:szCs w:val="21"/>
               </w:rPr>
-              <w:t>3</w:t>
+              <w:t>2</w:t>
             </w:r>
           </w:p>
         </w:tc>
@@ -9267,7 +9578,7 @@
                 <w:sz w:val="21"/>
                 <w:szCs w:val="21"/>
               </w:rPr>
-              <w:t>信息修改</w:t>
+              <w:t>用户登录</w:t>
             </w:r>
           </w:p>
         </w:tc>
@@ -9291,7 +9602,7 @@
                 <w:sz w:val="21"/>
                 <w:szCs w:val="21"/>
               </w:rPr>
-              <w:t>登录后进入个人中心，修改昵称与性别并保存</w:t>
+              <w:t>输入已注册用户名与密码点击登录</w:t>
             </w:r>
           </w:p>
         </w:tc>
@@ -9315,7 +9626,7 @@
                 <w:sz w:val="21"/>
                 <w:szCs w:val="21"/>
               </w:rPr>
-              <w:t>修改成功提示，界面显示更新后的信息</w:t>
+              <w:t>系统生成 JWT 并跳转至首页</w:t>
             </w:r>
           </w:p>
         </w:tc>
@@ -9339,7 +9650,7 @@
                 <w:sz w:val="21"/>
                 <w:szCs w:val="21"/>
               </w:rPr>
-              <w:t>修改成功，页面显示最新数据</w:t>
+              <w:t>首页成功加载，浏览器存储 Token</w:t>
             </w:r>
           </w:p>
         </w:tc>
@@ -9357,14 +9668,6 @@
                 <w:szCs w:val="21"/>
               </w:rPr>
             </w:pPr>
-            <w:r>
-              <w:rPr>
-                <w:rFonts w:ascii="宋体" w:eastAsia="宋体" w:hAnsi="宋体"/>
-                <w:sz w:val="21"/>
-                <w:szCs w:val="21"/>
-              </w:rPr>
-              <w:t>是</w:t>
-            </w:r>
           </w:p>
         </w:tc>
       </w:tr>
@@ -9389,6 +9692,7 @@
                 <w:sz w:val="21"/>
                 <w:szCs w:val="21"/>
               </w:rPr>
+              <w:lastRenderedPageBreak/>
               <w:t>a</w:t>
             </w:r>
             <w:r>
@@ -9397,7 +9701,7 @@
                 <w:sz w:val="21"/>
                 <w:szCs w:val="21"/>
               </w:rPr>
-              <w:t>4</w:t>
+              <w:t>3</w:t>
             </w:r>
           </w:p>
         </w:tc>
@@ -9421,7 +9725,7 @@
                 <w:sz w:val="21"/>
                 <w:szCs w:val="21"/>
               </w:rPr>
-              <w:t>密码修改</w:t>
+              <w:t>信息修改</w:t>
             </w:r>
           </w:p>
         </w:tc>
@@ -9445,7 +9749,7 @@
                 <w:sz w:val="21"/>
                 <w:szCs w:val="21"/>
               </w:rPr>
-              <w:t>输入原密码与新密码点击确认</w:t>
+              <w:t>登录后进入个人中心，修改昵称与性别并保存</w:t>
             </w:r>
           </w:p>
         </w:tc>
@@ -9469,7 +9773,7 @@
                 <w:sz w:val="21"/>
                 <w:szCs w:val="21"/>
               </w:rPr>
-              <w:t>提示密码修改成功，需重新登录</w:t>
+              <w:t>修改成功提示，界面显示更新后的信息</w:t>
             </w:r>
           </w:p>
         </w:tc>
@@ -9493,7 +9797,7 @@
                 <w:sz w:val="21"/>
                 <w:szCs w:val="21"/>
               </w:rPr>
-              <w:t>弹出提示框并跳转登录页</w:t>
+              <w:t>修改成功，页面显示最新数据</w:t>
             </w:r>
           </w:p>
         </w:tc>
@@ -9511,14 +9815,6 @@
                 <w:szCs w:val="21"/>
               </w:rPr>
             </w:pPr>
-            <w:r>
-              <w:rPr>
-                <w:rFonts w:ascii="宋体" w:eastAsia="宋体" w:hAnsi="宋体"/>
-                <w:sz w:val="21"/>
-                <w:szCs w:val="21"/>
-              </w:rPr>
-              <w:t>是</w:t>
-            </w:r>
           </w:p>
         </w:tc>
       </w:tr>
@@ -9543,7 +9839,15 @@
                 <w:sz w:val="21"/>
                 <w:szCs w:val="21"/>
               </w:rPr>
-              <w:t>a4</w:t>
+              <w:t>a</w:t>
+            </w:r>
+            <w:r>
+              <w:rPr>
+                <w:rFonts w:ascii="宋体" w:eastAsia="宋体" w:hAnsi="宋体"/>
+                <w:sz w:val="21"/>
+                <w:szCs w:val="21"/>
+              </w:rPr>
+              <w:t>4</w:t>
             </w:r>
           </w:p>
         </w:tc>
@@ -9567,7 +9871,7 @@
                 <w:sz w:val="21"/>
                 <w:szCs w:val="21"/>
               </w:rPr>
-              <w:t>忘记密码</w:t>
+              <w:t>密码修改</w:t>
             </w:r>
           </w:p>
         </w:tc>
@@ -9591,7 +9895,7 @@
                 <w:sz w:val="21"/>
                 <w:szCs w:val="21"/>
               </w:rPr>
-              <w:t>点击“忘记密码”，输入手机号获取验证码并设置新密码</w:t>
+              <w:t>输入原密码与新密码点击确认</w:t>
             </w:r>
           </w:p>
         </w:tc>
@@ -9615,7 +9919,7 @@
                 <w:sz w:val="21"/>
                 <w:szCs w:val="21"/>
               </w:rPr>
-              <w:t>提示密码重置成功，跳转至登录页面</w:t>
+              <w:t>提示密码修改成功，需重新登录</w:t>
             </w:r>
           </w:p>
         </w:tc>
@@ -9639,7 +9943,7 @@
                 <w:sz w:val="21"/>
                 <w:szCs w:val="21"/>
               </w:rPr>
-              <w:t>重置提示正常，回到登录界面</w:t>
+              <w:t>弹出提示框并跳转登录页</w:t>
             </w:r>
           </w:p>
         </w:tc>
@@ -9657,14 +9961,6 @@
                 <w:szCs w:val="21"/>
               </w:rPr>
             </w:pPr>
-            <w:r>
-              <w:rPr>
-                <w:rFonts w:ascii="宋体" w:eastAsia="宋体" w:hAnsi="宋体"/>
-                <w:sz w:val="21"/>
-                <w:szCs w:val="21"/>
-              </w:rPr>
-              <w:t>是</w:t>
-            </w:r>
           </w:p>
         </w:tc>
       </w:tr>
@@ -9689,7 +9985,7 @@
                 <w:sz w:val="21"/>
                 <w:szCs w:val="21"/>
               </w:rPr>
-              <w:t>a5</w:t>
+              <w:t>a4</w:t>
             </w:r>
           </w:p>
         </w:tc>
@@ -9713,16 +10009,7 @@
                 <w:sz w:val="21"/>
                 <w:szCs w:val="21"/>
               </w:rPr>
-              <w:t>权限控</w:t>
-            </w:r>
-            <w:r>
-              <w:rPr>
-                <w:rFonts w:ascii="宋体" w:eastAsia="宋体" w:hAnsi="宋体"/>
-                <w:sz w:val="21"/>
-                <w:szCs w:val="21"/>
-              </w:rPr>
-              <w:lastRenderedPageBreak/>
-              <w:t>制</w:t>
+              <w:t>忘记密码</w:t>
             </w:r>
           </w:p>
         </w:tc>
@@ -9746,17 +10033,7 @@
                 <w:sz w:val="21"/>
                 <w:szCs w:val="21"/>
               </w:rPr>
-              <w:lastRenderedPageBreak/>
-              <w:t>使用普通用户账号访问</w:t>
-            </w:r>
-            <w:r>
-              <w:rPr>
-                <w:rFonts w:ascii="宋体" w:eastAsia="宋体" w:hAnsi="宋体"/>
-                <w:sz w:val="21"/>
-                <w:szCs w:val="21"/>
-              </w:rPr>
-              <w:lastRenderedPageBreak/>
-              <w:t>后台管理页面</w:t>
+              <w:t>点击“忘记密码”，输入手机号获取验证码并设置新密码</w:t>
             </w:r>
           </w:p>
         </w:tc>
@@ -9780,17 +10057,7 @@
                 <w:sz w:val="21"/>
                 <w:szCs w:val="21"/>
               </w:rPr>
-              <w:lastRenderedPageBreak/>
-              <w:t>提示权限不足，访</w:t>
-            </w:r>
-            <w:r>
-              <w:rPr>
-                <w:rFonts w:ascii="宋体" w:eastAsia="宋体" w:hAnsi="宋体"/>
-                <w:sz w:val="21"/>
-                <w:szCs w:val="21"/>
-              </w:rPr>
-              <w:lastRenderedPageBreak/>
-              <w:t>问被拒绝</w:t>
+              <w:t>提示密码重置成功，跳转至登录页面</w:t>
             </w:r>
           </w:p>
         </w:tc>
@@ -9814,33 +10081,7 @@
                 <w:sz w:val="21"/>
                 <w:szCs w:val="21"/>
               </w:rPr>
-              <w:lastRenderedPageBreak/>
-              <w:t>普通用户</w:t>
-            </w:r>
-            <w:r>
-              <w:rPr>
-                <w:rFonts w:ascii="宋体" w:eastAsia="宋体" w:hAnsi="宋体" w:hint="eastAsia"/>
-                <w:sz w:val="21"/>
-                <w:szCs w:val="21"/>
-              </w:rPr>
-              <w:t>的操作</w:t>
-            </w:r>
-            <w:r>
-              <w:rPr>
-                <w:rFonts w:ascii="宋体" w:eastAsia="宋体" w:hAnsi="宋体" w:hint="eastAsia"/>
-                <w:sz w:val="21"/>
-                <w:szCs w:val="21"/>
-              </w:rPr>
-              <w:lastRenderedPageBreak/>
-              <w:t>界面无相关按钮访问</w:t>
-            </w:r>
-            <w:r>
-              <w:rPr>
-                <w:rFonts w:ascii="宋体" w:eastAsia="宋体" w:hAnsi="宋体"/>
-                <w:sz w:val="21"/>
-                <w:szCs w:val="21"/>
-              </w:rPr>
-              <w:t>后台</w:t>
+              <w:t>重置提示正常，回到登录界面</w:t>
             </w:r>
           </w:p>
         </w:tc>
@@ -9858,15 +10099,6 @@
                 <w:szCs w:val="21"/>
               </w:rPr>
             </w:pPr>
-            <w:r>
-              <w:rPr>
-                <w:rFonts w:ascii="宋体" w:eastAsia="宋体" w:hAnsi="宋体"/>
-                <w:sz w:val="21"/>
-                <w:szCs w:val="21"/>
-              </w:rPr>
-              <w:lastRenderedPageBreak/>
-              <w:t>是</w:t>
-            </w:r>
           </w:p>
         </w:tc>
       </w:tr>
@@ -9891,7 +10123,7 @@
                 <w:sz w:val="21"/>
                 <w:szCs w:val="21"/>
               </w:rPr>
-              <w:t>b1</w:t>
+              <w:t>a5</w:t>
             </w:r>
           </w:p>
         </w:tc>
@@ -9915,7 +10147,7 @@
                 <w:sz w:val="21"/>
                 <w:szCs w:val="21"/>
               </w:rPr>
-              <w:t>资讯浏览</w:t>
+              <w:t>权限控制</w:t>
             </w:r>
           </w:p>
         </w:tc>
@@ -9939,7 +10171,7 @@
                 <w:sz w:val="21"/>
                 <w:szCs w:val="21"/>
               </w:rPr>
-              <w:t>进入资讯页面，滚动浏览并点击任意资讯条目</w:t>
+              <w:t>使用普通用户账号访问后台管理页面</w:t>
             </w:r>
           </w:p>
         </w:tc>
@@ -9963,7 +10195,7 @@
                 <w:sz w:val="21"/>
                 <w:szCs w:val="21"/>
               </w:rPr>
-              <w:t>展示资讯详情内容</w:t>
+              <w:t>提示权限不足，访问被拒绝</w:t>
             </w:r>
           </w:p>
         </w:tc>
@@ -9987,7 +10219,23 @@
                 <w:sz w:val="21"/>
                 <w:szCs w:val="21"/>
               </w:rPr>
-              <w:t>页面正确跳转并展示全文</w:t>
+              <w:t>普通用户</w:t>
+            </w:r>
+            <w:r>
+              <w:rPr>
+                <w:rFonts w:ascii="宋体" w:eastAsia="宋体" w:hAnsi="宋体" w:hint="eastAsia"/>
+                <w:sz w:val="21"/>
+                <w:szCs w:val="21"/>
+              </w:rPr>
+              <w:t>的操作界面无相关按钮访问</w:t>
+            </w:r>
+            <w:r>
+              <w:rPr>
+                <w:rFonts w:ascii="宋体" w:eastAsia="宋体" w:hAnsi="宋体"/>
+                <w:sz w:val="21"/>
+                <w:szCs w:val="21"/>
+              </w:rPr>
+              <w:t>后台</w:t>
             </w:r>
           </w:p>
         </w:tc>
@@ -10005,14 +10253,6 @@
                 <w:szCs w:val="21"/>
               </w:rPr>
             </w:pPr>
-            <w:r>
-              <w:rPr>
-                <w:rFonts w:ascii="宋体" w:eastAsia="宋体" w:hAnsi="宋体"/>
-                <w:sz w:val="21"/>
-                <w:szCs w:val="21"/>
-              </w:rPr>
-              <w:t>是</w:t>
-            </w:r>
           </w:p>
         </w:tc>
       </w:tr>
@@ -10037,7 +10277,7 @@
                 <w:sz w:val="21"/>
                 <w:szCs w:val="21"/>
               </w:rPr>
-              <w:t>b2</w:t>
+              <w:t>b1</w:t>
             </w:r>
           </w:p>
         </w:tc>
@@ -10061,7 +10301,7 @@
                 <w:sz w:val="21"/>
                 <w:szCs w:val="21"/>
               </w:rPr>
-              <w:t>资讯评论</w:t>
+              <w:t>资讯浏览</w:t>
             </w:r>
           </w:p>
         </w:tc>
@@ -10085,7 +10325,7 @@
                 <w:sz w:val="21"/>
                 <w:szCs w:val="21"/>
               </w:rPr>
-              <w:t>在资讯详情页输入评论并点击发布</w:t>
+              <w:t>进入资讯页面，滚动浏览并点击任意资讯条目</w:t>
             </w:r>
           </w:p>
         </w:tc>
@@ -10103,23 +10343,13 @@
                 <w:szCs w:val="21"/>
               </w:rPr>
             </w:pPr>
-            <w:proofErr w:type="gramStart"/>
-            <w:r>
-              <w:rPr>
-                <w:rFonts w:ascii="宋体" w:eastAsia="宋体" w:hAnsi="宋体"/>
-                <w:sz w:val="21"/>
-                <w:szCs w:val="21"/>
-              </w:rPr>
-              <w:t>评论区</w:t>
-            </w:r>
-            <w:proofErr w:type="gramEnd"/>
-            <w:r>
-              <w:rPr>
-                <w:rFonts w:ascii="宋体" w:eastAsia="宋体" w:hAnsi="宋体"/>
-                <w:sz w:val="21"/>
-                <w:szCs w:val="21"/>
-              </w:rPr>
-              <w:t>新增该评论，显示用户名与时间</w:t>
+            <w:r>
+              <w:rPr>
+                <w:rFonts w:ascii="宋体" w:eastAsia="宋体" w:hAnsi="宋体"/>
+                <w:sz w:val="21"/>
+                <w:szCs w:val="21"/>
+              </w:rPr>
+              <w:t>展示资讯详情内容</w:t>
             </w:r>
           </w:p>
         </w:tc>
@@ -10143,7 +10373,7 @@
                 <w:sz w:val="21"/>
                 <w:szCs w:val="21"/>
               </w:rPr>
-              <w:t>评论显示在页面底部，附带时间戳</w:t>
+              <w:t>页面正确跳转并展示全文</w:t>
             </w:r>
           </w:p>
         </w:tc>
@@ -10161,14 +10391,6 @@
                 <w:szCs w:val="21"/>
               </w:rPr>
             </w:pPr>
-            <w:r>
-              <w:rPr>
-                <w:rFonts w:ascii="宋体" w:eastAsia="宋体" w:hAnsi="宋体"/>
-                <w:sz w:val="21"/>
-                <w:szCs w:val="21"/>
-              </w:rPr>
-              <w:t>是</w:t>
-            </w:r>
           </w:p>
         </w:tc>
       </w:tr>
@@ -10211,6 +10433,54 @@
                 <w:szCs w:val="21"/>
               </w:rPr>
             </w:pPr>
+            <w:r>
+              <w:rPr>
+                <w:rFonts w:ascii="宋体" w:eastAsia="宋体" w:hAnsi="宋体"/>
+                <w:sz w:val="21"/>
+                <w:szCs w:val="21"/>
+              </w:rPr>
+              <w:t>资讯评论</w:t>
+            </w:r>
+          </w:p>
+        </w:tc>
+        <w:tc>
+          <w:tcPr>
+            <w:tcW w:w="0" w:type="auto"/>
+            <w:hideMark/>
+          </w:tcPr>
+          <w:p>
+            <w:pPr>
+              <w:spacing w:after="0" w:line="240" w:lineRule="auto"/>
+              <w:rPr>
+                <w:rFonts w:ascii="宋体" w:eastAsia="宋体" w:hAnsi="宋体" w:hint="eastAsia"/>
+                <w:sz w:val="21"/>
+                <w:szCs w:val="21"/>
+              </w:rPr>
+            </w:pPr>
+            <w:r>
+              <w:rPr>
+                <w:rFonts w:ascii="宋体" w:eastAsia="宋体" w:hAnsi="宋体"/>
+                <w:sz w:val="21"/>
+                <w:szCs w:val="21"/>
+              </w:rPr>
+              <w:t>在资讯详情页输入评论并点击发布</w:t>
+            </w:r>
+          </w:p>
+        </w:tc>
+        <w:tc>
+          <w:tcPr>
+            <w:tcW w:w="0" w:type="auto"/>
+            <w:hideMark/>
+          </w:tcPr>
+          <w:p>
+            <w:pPr>
+              <w:spacing w:after="0" w:line="240" w:lineRule="auto"/>
+              <w:rPr>
+                <w:rFonts w:ascii="宋体" w:eastAsia="宋体" w:hAnsi="宋体" w:hint="eastAsia"/>
+                <w:sz w:val="21"/>
+                <w:szCs w:val="21"/>
+              </w:rPr>
+            </w:pPr>
             <w:proofErr w:type="gramStart"/>
             <w:r>
               <w:rPr>
@@ -10218,9 +10488,17 @@
                 <w:sz w:val="21"/>
                 <w:szCs w:val="21"/>
               </w:rPr>
-              <w:t>资讯点赞</w:t>
+              <w:t>评论区</w:t>
             </w:r>
             <w:proofErr w:type="gramEnd"/>
+            <w:r>
+              <w:rPr>
+                <w:rFonts w:ascii="宋体" w:eastAsia="宋体" w:hAnsi="宋体"/>
+                <w:sz w:val="21"/>
+                <w:szCs w:val="21"/>
+              </w:rPr>
+              <w:t>新增该评论，显示用户名与时间</w:t>
+            </w:r>
           </w:p>
         </w:tc>
         <w:tc>
@@ -10243,18 +10521,8 @@
                 <w:sz w:val="21"/>
                 <w:szCs w:val="21"/>
               </w:rPr>
-              <w:t>点击资讯评论下</w:t>
-            </w:r>
-            <w:proofErr w:type="gramStart"/>
-            <w:r>
-              <w:rPr>
-                <w:rFonts w:ascii="宋体" w:eastAsia="宋体" w:hAnsi="宋体"/>
-                <w:sz w:val="21"/>
-                <w:szCs w:val="21"/>
-              </w:rPr>
-              <w:t>的点赞按钮</w:t>
-            </w:r>
-            <w:proofErr w:type="gramEnd"/>
+              <w:t>评论显示在页面底部，附带时间戳</w:t>
+            </w:r>
           </w:p>
         </w:tc>
         <w:tc>
@@ -10271,82 +10539,6 @@
                 <w:szCs w:val="21"/>
               </w:rPr>
             </w:pPr>
-            <w:proofErr w:type="gramStart"/>
-            <w:r>
-              <w:rPr>
-                <w:rFonts w:ascii="宋体" w:eastAsia="宋体" w:hAnsi="宋体"/>
-                <w:sz w:val="21"/>
-                <w:szCs w:val="21"/>
-              </w:rPr>
-              <w:t>点赞数</w:t>
-            </w:r>
-            <w:proofErr w:type="gramEnd"/>
-            <w:r>
-              <w:rPr>
-                <w:rFonts w:ascii="宋体" w:eastAsia="宋体" w:hAnsi="宋体"/>
-                <w:sz w:val="21"/>
-                <w:szCs w:val="21"/>
-              </w:rPr>
-              <w:t>加一，按钮状态变化</w:t>
-            </w:r>
-          </w:p>
-        </w:tc>
-        <w:tc>
-          <w:tcPr>
-            <w:tcW w:w="0" w:type="auto"/>
-            <w:hideMark/>
-          </w:tcPr>
-          <w:p>
-            <w:pPr>
-              <w:spacing w:after="0" w:line="240" w:lineRule="auto"/>
-              <w:rPr>
-                <w:rFonts w:ascii="宋体" w:eastAsia="宋体" w:hAnsi="宋体" w:hint="eastAsia"/>
-                <w:sz w:val="21"/>
-                <w:szCs w:val="21"/>
-              </w:rPr>
-            </w:pPr>
-            <w:proofErr w:type="gramStart"/>
-            <w:r>
-              <w:rPr>
-                <w:rFonts w:ascii="宋体" w:eastAsia="宋体" w:hAnsi="宋体"/>
-                <w:sz w:val="21"/>
-                <w:szCs w:val="21"/>
-              </w:rPr>
-              <w:t>点赞数</w:t>
-            </w:r>
-            <w:proofErr w:type="gramEnd"/>
-            <w:r>
-              <w:rPr>
-                <w:rFonts w:ascii="宋体" w:eastAsia="宋体" w:hAnsi="宋体"/>
-                <w:sz w:val="21"/>
-                <w:szCs w:val="21"/>
-              </w:rPr>
-              <w:t>更新，按钮图标变色</w:t>
-            </w:r>
-          </w:p>
-        </w:tc>
-        <w:tc>
-          <w:tcPr>
-            <w:tcW w:w="0" w:type="auto"/>
-            <w:hideMark/>
-          </w:tcPr>
-          <w:p>
-            <w:pPr>
-              <w:spacing w:after="0" w:line="240" w:lineRule="auto"/>
-              <w:rPr>
-                <w:rFonts w:ascii="宋体" w:eastAsia="宋体" w:hAnsi="宋体" w:hint="eastAsia"/>
-                <w:sz w:val="21"/>
-                <w:szCs w:val="21"/>
-              </w:rPr>
-            </w:pPr>
-            <w:r>
-              <w:rPr>
-                <w:rFonts w:ascii="宋体" w:eastAsia="宋体" w:hAnsi="宋体"/>
-                <w:sz w:val="21"/>
-                <w:szCs w:val="21"/>
-              </w:rPr>
-              <w:t>是</w:t>
-            </w:r>
           </w:p>
         </w:tc>
       </w:tr>
@@ -10371,7 +10563,7 @@
                 <w:sz w:val="21"/>
                 <w:szCs w:val="21"/>
               </w:rPr>
-              <w:t>b3</w:t>
+              <w:t>b2</w:t>
             </w:r>
           </w:p>
         </w:tc>
@@ -10389,14 +10581,16 @@
                 <w:szCs w:val="21"/>
               </w:rPr>
             </w:pPr>
-            <w:r>
-              <w:rPr>
-                <w:rFonts w:ascii="宋体" w:eastAsia="宋体" w:hAnsi="宋体"/>
-                <w:sz w:val="21"/>
-                <w:szCs w:val="21"/>
-              </w:rPr>
-              <w:t>资讯收藏</w:t>
-            </w:r>
+            <w:proofErr w:type="gramStart"/>
+            <w:r>
+              <w:rPr>
+                <w:rFonts w:ascii="宋体" w:eastAsia="宋体" w:hAnsi="宋体"/>
+                <w:sz w:val="21"/>
+                <w:szCs w:val="21"/>
+              </w:rPr>
+              <w:t>资讯点赞</w:t>
+            </w:r>
+            <w:proofErr w:type="gramEnd"/>
           </w:p>
         </w:tc>
         <w:tc>
@@ -10419,8 +10613,18 @@
                 <w:sz w:val="21"/>
                 <w:szCs w:val="21"/>
               </w:rPr>
-              <w:t>点击资讯详情页收藏按钮</w:t>
-            </w:r>
+              <w:t>点击资讯评论下</w:t>
+            </w:r>
+            <w:proofErr w:type="gramStart"/>
+            <w:r>
+              <w:rPr>
+                <w:rFonts w:ascii="宋体" w:eastAsia="宋体" w:hAnsi="宋体"/>
+                <w:sz w:val="21"/>
+                <w:szCs w:val="21"/>
+              </w:rPr>
+              <w:t>的点赞按钮</w:t>
+            </w:r>
+            <w:proofErr w:type="gramEnd"/>
           </w:p>
         </w:tc>
         <w:tc>
@@ -10437,13 +10641,23 @@
                 <w:szCs w:val="21"/>
               </w:rPr>
             </w:pPr>
-            <w:r>
-              <w:rPr>
-                <w:rFonts w:ascii="宋体" w:eastAsia="宋体" w:hAnsi="宋体"/>
-                <w:sz w:val="21"/>
-                <w:szCs w:val="21"/>
-              </w:rPr>
-              <w:t>提示收藏成功，资讯加入个人收藏列表</w:t>
+            <w:proofErr w:type="gramStart"/>
+            <w:r>
+              <w:rPr>
+                <w:rFonts w:ascii="宋体" w:eastAsia="宋体" w:hAnsi="宋体"/>
+                <w:sz w:val="21"/>
+                <w:szCs w:val="21"/>
+              </w:rPr>
+              <w:t>点赞数</w:t>
+            </w:r>
+            <w:proofErr w:type="gramEnd"/>
+            <w:r>
+              <w:rPr>
+                <w:rFonts w:ascii="宋体" w:eastAsia="宋体" w:hAnsi="宋体"/>
+                <w:sz w:val="21"/>
+                <w:szCs w:val="21"/>
+              </w:rPr>
+              <w:t>加一，按钮状态变化</w:t>
             </w:r>
           </w:p>
         </w:tc>
@@ -10461,13 +10675,23 @@
                 <w:szCs w:val="21"/>
               </w:rPr>
             </w:pPr>
-            <w:r>
-              <w:rPr>
-                <w:rFonts w:ascii="宋体" w:eastAsia="宋体" w:hAnsi="宋体"/>
-                <w:sz w:val="21"/>
-                <w:szCs w:val="21"/>
-              </w:rPr>
-              <w:t>收藏按钮状态改变，提示收藏成功</w:t>
+            <w:proofErr w:type="gramStart"/>
+            <w:r>
+              <w:rPr>
+                <w:rFonts w:ascii="宋体" w:eastAsia="宋体" w:hAnsi="宋体"/>
+                <w:sz w:val="21"/>
+                <w:szCs w:val="21"/>
+              </w:rPr>
+              <w:t>点赞数</w:t>
+            </w:r>
+            <w:proofErr w:type="gramEnd"/>
+            <w:r>
+              <w:rPr>
+                <w:rFonts w:ascii="宋体" w:eastAsia="宋体" w:hAnsi="宋体"/>
+                <w:sz w:val="21"/>
+                <w:szCs w:val="21"/>
+              </w:rPr>
+              <w:t>更新，按钮图标变色</w:t>
             </w:r>
           </w:p>
         </w:tc>
@@ -10485,14 +10709,6 @@
                 <w:szCs w:val="21"/>
               </w:rPr>
             </w:pPr>
-            <w:r>
-              <w:rPr>
-                <w:rFonts w:ascii="宋体" w:eastAsia="宋体" w:hAnsi="宋体"/>
-                <w:sz w:val="21"/>
-                <w:szCs w:val="21"/>
-              </w:rPr>
-              <w:t>是</w:t>
-            </w:r>
           </w:p>
         </w:tc>
       </w:tr>
@@ -10517,7 +10733,7 @@
                 <w:sz w:val="21"/>
                 <w:szCs w:val="21"/>
               </w:rPr>
-              <w:t>b4</w:t>
+              <w:t>b3</w:t>
             </w:r>
           </w:p>
         </w:tc>
@@ -10541,7 +10757,7 @@
                 <w:sz w:val="21"/>
                 <w:szCs w:val="21"/>
               </w:rPr>
-              <w:t>资讯搜索</w:t>
+              <w:t>资讯收藏</w:t>
             </w:r>
           </w:p>
         </w:tc>
@@ -10565,7 +10781,7 @@
                 <w:sz w:val="21"/>
                 <w:szCs w:val="21"/>
               </w:rPr>
-              <w:t>在搜索框输入关键词后点击搜索</w:t>
+              <w:t>点击资讯详情页收藏按钮</w:t>
             </w:r>
           </w:p>
         </w:tc>
@@ -10589,7 +10805,7 @@
                 <w:sz w:val="21"/>
                 <w:szCs w:val="21"/>
               </w:rPr>
-              <w:t>返回匹配的资讯标题列表</w:t>
+              <w:t>提示收藏成功，资讯加入个人收藏列表</w:t>
             </w:r>
           </w:p>
         </w:tc>
@@ -10613,7 +10829,7 @@
                 <w:sz w:val="21"/>
                 <w:szCs w:val="21"/>
               </w:rPr>
-              <w:t>成功加载含关键词资讯条目</w:t>
+              <w:t>收藏按钮状态改变，提示收藏成功</w:t>
             </w:r>
           </w:p>
         </w:tc>
@@ -10631,14 +10847,6 @@
                 <w:szCs w:val="21"/>
               </w:rPr>
             </w:pPr>
-            <w:r>
-              <w:rPr>
-                <w:rFonts w:ascii="宋体" w:eastAsia="宋体" w:hAnsi="宋体"/>
-                <w:sz w:val="21"/>
-                <w:szCs w:val="21"/>
-              </w:rPr>
-              <w:t>是</w:t>
-            </w:r>
           </w:p>
         </w:tc>
       </w:tr>
@@ -10687,7 +10895,7 @@
                 <w:sz w:val="21"/>
                 <w:szCs w:val="21"/>
               </w:rPr>
-              <w:t>标签筛选</w:t>
+              <w:t>资讯搜索</w:t>
             </w:r>
           </w:p>
         </w:tc>
@@ -10705,23 +10913,13 @@
                 <w:szCs w:val="21"/>
               </w:rPr>
             </w:pPr>
-            <w:proofErr w:type="gramStart"/>
-            <w:r>
-              <w:rPr>
-                <w:rFonts w:ascii="宋体" w:eastAsia="宋体" w:hAnsi="宋体"/>
-                <w:sz w:val="21"/>
-                <w:szCs w:val="21"/>
-              </w:rPr>
-              <w:t>点击某</w:t>
-            </w:r>
-            <w:proofErr w:type="gramEnd"/>
-            <w:r>
-              <w:rPr>
-                <w:rFonts w:ascii="宋体" w:eastAsia="宋体" w:hAnsi="宋体"/>
-                <w:sz w:val="21"/>
-                <w:szCs w:val="21"/>
-              </w:rPr>
-              <w:t>一资讯标签</w:t>
+            <w:r>
+              <w:rPr>
+                <w:rFonts w:ascii="宋体" w:eastAsia="宋体" w:hAnsi="宋体"/>
+                <w:sz w:val="21"/>
+                <w:szCs w:val="21"/>
+              </w:rPr>
+              <w:t>在搜索框输入关键词后点击搜索</w:t>
             </w:r>
           </w:p>
         </w:tc>
@@ -10745,7 +10943,7 @@
                 <w:sz w:val="21"/>
                 <w:szCs w:val="21"/>
               </w:rPr>
-              <w:t>展示该标签下的全部相关资讯</w:t>
+              <w:t>返回匹配的资讯标题列表</w:t>
             </w:r>
           </w:p>
         </w:tc>
@@ -10769,7 +10967,7 @@
                 <w:sz w:val="21"/>
                 <w:szCs w:val="21"/>
               </w:rPr>
-              <w:t>展示相应分类资讯列表</w:t>
+              <w:t>成功加载含关键词资讯条目</w:t>
             </w:r>
           </w:p>
         </w:tc>
@@ -10787,14 +10985,6 @@
                 <w:szCs w:val="21"/>
               </w:rPr>
             </w:pPr>
-            <w:r>
-              <w:rPr>
-                <w:rFonts w:ascii="宋体" w:eastAsia="宋体" w:hAnsi="宋体"/>
-                <w:sz w:val="21"/>
-                <w:szCs w:val="21"/>
-              </w:rPr>
-              <w:t>是</w:t>
-            </w:r>
           </w:p>
         </w:tc>
       </w:tr>
@@ -10819,7 +11009,7 @@
                 <w:sz w:val="21"/>
                 <w:szCs w:val="21"/>
               </w:rPr>
-              <w:t>c2</w:t>
+              <w:t>b4</w:t>
             </w:r>
           </w:p>
         </w:tc>
@@ -10843,7 +11033,7 @@
                 <w:sz w:val="21"/>
                 <w:szCs w:val="21"/>
               </w:rPr>
-              <w:t>健康数据录入</w:t>
+              <w:t>标签筛选</w:t>
             </w:r>
           </w:p>
         </w:tc>
@@ -10861,13 +11051,23 @@
                 <w:szCs w:val="21"/>
               </w:rPr>
             </w:pPr>
-            <w:r>
-              <w:rPr>
-                <w:rFonts w:ascii="宋体" w:eastAsia="宋体" w:hAnsi="宋体"/>
-                <w:sz w:val="21"/>
-                <w:szCs w:val="21"/>
-              </w:rPr>
-              <w:t>填写血压值、日期并点击保存按钮</w:t>
+            <w:proofErr w:type="gramStart"/>
+            <w:r>
+              <w:rPr>
+                <w:rFonts w:ascii="宋体" w:eastAsia="宋体" w:hAnsi="宋体"/>
+                <w:sz w:val="21"/>
+                <w:szCs w:val="21"/>
+              </w:rPr>
+              <w:t>点击某</w:t>
+            </w:r>
+            <w:proofErr w:type="gramEnd"/>
+            <w:r>
+              <w:rPr>
+                <w:rFonts w:ascii="宋体" w:eastAsia="宋体" w:hAnsi="宋体"/>
+                <w:sz w:val="21"/>
+                <w:szCs w:val="21"/>
+              </w:rPr>
+              <w:t>一资讯标签</w:t>
             </w:r>
           </w:p>
         </w:tc>
@@ -10891,7 +11091,7 @@
                 <w:sz w:val="21"/>
                 <w:szCs w:val="21"/>
               </w:rPr>
-              <w:t>提示保存成功，图表区域更新数据点</w:t>
+              <w:t>展示该标签下的全部相关资讯</w:t>
             </w:r>
           </w:p>
         </w:tc>
@@ -10915,7 +11115,7 @@
                 <w:sz w:val="21"/>
                 <w:szCs w:val="21"/>
               </w:rPr>
-              <w:t>页面提示保存成功，图表刷新</w:t>
+              <w:t>展示相应分类资讯列表</w:t>
             </w:r>
           </w:p>
         </w:tc>
@@ -10933,14 +11133,6 @@
                 <w:szCs w:val="21"/>
               </w:rPr>
             </w:pPr>
-            <w:r>
-              <w:rPr>
-                <w:rFonts w:ascii="宋体" w:eastAsia="宋体" w:hAnsi="宋体"/>
-                <w:sz w:val="21"/>
-                <w:szCs w:val="21"/>
-              </w:rPr>
-              <w:t>是</w:t>
-            </w:r>
           </w:p>
         </w:tc>
       </w:tr>
@@ -10965,7 +11157,7 @@
                 <w:sz w:val="21"/>
                 <w:szCs w:val="21"/>
               </w:rPr>
-              <w:t>c3</w:t>
+              <w:t>c2</w:t>
             </w:r>
           </w:p>
         </w:tc>
@@ -10989,7 +11181,7 @@
                 <w:sz w:val="21"/>
                 <w:szCs w:val="21"/>
               </w:rPr>
-              <w:t>健康图表展示</w:t>
+              <w:t>健康数据录入</w:t>
             </w:r>
           </w:p>
         </w:tc>
@@ -11013,7 +11205,7 @@
                 <w:sz w:val="21"/>
                 <w:szCs w:val="21"/>
               </w:rPr>
-              <w:t>进入健康记录页面</w:t>
+              <w:t>填写血压值、日期并点击保存按钮</w:t>
             </w:r>
           </w:p>
         </w:tc>
@@ -11037,7 +11229,7 @@
                 <w:sz w:val="21"/>
                 <w:szCs w:val="21"/>
               </w:rPr>
-              <w:t>展示折线图与柱状图，数据按时间排序</w:t>
+              <w:t>提示保存成功，图表区域更新数据点</w:t>
             </w:r>
           </w:p>
         </w:tc>
@@ -11061,7 +11253,7 @@
                 <w:sz w:val="21"/>
                 <w:szCs w:val="21"/>
               </w:rPr>
-              <w:t>图表正常加载，数据趋势清晰</w:t>
+              <w:t>页面提示保存成功，图表刷新</w:t>
             </w:r>
           </w:p>
         </w:tc>
@@ -11079,14 +11271,6 @@
                 <w:szCs w:val="21"/>
               </w:rPr>
             </w:pPr>
-            <w:r>
-              <w:rPr>
-                <w:rFonts w:ascii="宋体" w:eastAsia="宋体" w:hAnsi="宋体"/>
-                <w:sz w:val="21"/>
-                <w:szCs w:val="21"/>
-              </w:rPr>
-              <w:t>是</w:t>
-            </w:r>
           </w:p>
         </w:tc>
       </w:tr>
@@ -11111,7 +11295,7 @@
                 <w:sz w:val="21"/>
                 <w:szCs w:val="21"/>
               </w:rPr>
-              <w:t>d1</w:t>
+              <w:t>c3</w:t>
             </w:r>
           </w:p>
         </w:tc>
@@ -11135,7 +11319,7 @@
                 <w:sz w:val="21"/>
                 <w:szCs w:val="21"/>
               </w:rPr>
-              <w:t>消息接收与阅读</w:t>
+              <w:t>健康图表展示</w:t>
             </w:r>
           </w:p>
         </w:tc>
@@ -11159,7 +11343,7 @@
                 <w:sz w:val="21"/>
                 <w:szCs w:val="21"/>
               </w:rPr>
-              <w:t>登录后收到一条新消息并点击消息图标</w:t>
+              <w:t>进入健康记录页面</w:t>
             </w:r>
           </w:p>
         </w:tc>
@@ -11183,7 +11367,7 @@
                 <w:sz w:val="21"/>
                 <w:szCs w:val="21"/>
               </w:rPr>
-              <w:t>跳转至消息详情页面，消息标记为已读</w:t>
+              <w:t>展示折线图与柱状图，数据按时间排序</w:t>
             </w:r>
           </w:p>
         </w:tc>
@@ -11207,7 +11391,7 @@
                 <w:sz w:val="21"/>
                 <w:szCs w:val="21"/>
               </w:rPr>
-              <w:t>成功跳转，红点消失，消息状态更新</w:t>
+              <w:t>图表正常加载，数据趋势清晰</w:t>
             </w:r>
           </w:p>
         </w:tc>
@@ -11225,14 +11409,6 @@
                 <w:szCs w:val="21"/>
               </w:rPr>
             </w:pPr>
-            <w:r>
-              <w:rPr>
-                <w:rFonts w:ascii="宋体" w:eastAsia="宋体" w:hAnsi="宋体"/>
-                <w:sz w:val="21"/>
-                <w:szCs w:val="21"/>
-              </w:rPr>
-              <w:t>是</w:t>
-            </w:r>
           </w:p>
         </w:tc>
       </w:tr>
@@ -11257,7 +11433,7 @@
                 <w:sz w:val="21"/>
                 <w:szCs w:val="21"/>
               </w:rPr>
-              <w:t>d2</w:t>
+              <w:t>d1</w:t>
             </w:r>
           </w:p>
         </w:tc>
@@ -11281,7 +11457,7 @@
                 <w:sz w:val="21"/>
                 <w:szCs w:val="21"/>
               </w:rPr>
-              <w:t>实时消息提醒</w:t>
+              <w:t>消息接收与阅读</w:t>
             </w:r>
           </w:p>
         </w:tc>
@@ -11305,7 +11481,7 @@
                 <w:sz w:val="21"/>
                 <w:szCs w:val="21"/>
               </w:rPr>
-              <w:t>使用两个浏览器用户 A 回复用户 B 评论</w:t>
+              <w:t>登录后收到一条新消息并点击消息图标</w:t>
             </w:r>
           </w:p>
         </w:tc>
@@ -11329,7 +11505,7 @@
                 <w:sz w:val="21"/>
                 <w:szCs w:val="21"/>
               </w:rPr>
-              <w:t>用户 B 页面右上角弹出红点提醒</w:t>
+              <w:t>跳转至消息详情页面，消息标记为已读</w:t>
             </w:r>
           </w:p>
         </w:tc>
@@ -11353,7 +11529,7 @@
                 <w:sz w:val="21"/>
                 <w:szCs w:val="21"/>
               </w:rPr>
-              <w:t>页面立即显示红点并弹出提示</w:t>
+              <w:t>成功跳转，红点消失，消息状态更新</w:t>
             </w:r>
           </w:p>
         </w:tc>
@@ -11371,14 +11547,6 @@
                 <w:szCs w:val="21"/>
               </w:rPr>
             </w:pPr>
-            <w:r>
-              <w:rPr>
-                <w:rFonts w:ascii="宋体" w:eastAsia="宋体" w:hAnsi="宋体"/>
-                <w:sz w:val="21"/>
-                <w:szCs w:val="21"/>
-              </w:rPr>
-              <w:t>是</w:t>
-            </w:r>
           </w:p>
         </w:tc>
       </w:tr>
@@ -11403,7 +11571,7 @@
                 <w:sz w:val="21"/>
                 <w:szCs w:val="21"/>
               </w:rPr>
-              <w:t>d3</w:t>
+              <w:t>d2</w:t>
             </w:r>
           </w:p>
         </w:tc>
@@ -11427,7 +11595,7 @@
                 <w:sz w:val="21"/>
                 <w:szCs w:val="21"/>
               </w:rPr>
-              <w:t>消息分页浏览</w:t>
+              <w:t>实时消息提醒</w:t>
             </w:r>
           </w:p>
         </w:tc>
@@ -11451,7 +11619,7 @@
                 <w:sz w:val="21"/>
                 <w:szCs w:val="21"/>
               </w:rPr>
-              <w:t>滚动消息列表到底部</w:t>
+              <w:t>使用两个浏览器用户 A 回复用户 B 评论</w:t>
             </w:r>
           </w:p>
         </w:tc>
@@ -11475,7 +11643,7 @@
                 <w:sz w:val="21"/>
                 <w:szCs w:val="21"/>
               </w:rPr>
-              <w:t>加载更多消息并追加显示</w:t>
+              <w:t>用户 B 页面右上角弹出红点提醒</w:t>
             </w:r>
           </w:p>
         </w:tc>
@@ -11499,7 +11667,7 @@
                 <w:sz w:val="21"/>
                 <w:szCs w:val="21"/>
               </w:rPr>
-              <w:t>成功加载新消息内容</w:t>
+              <w:t>页面立即显示红点并弹出提示</w:t>
             </w:r>
           </w:p>
         </w:tc>
@@ -11517,14 +11685,6 @@
                 <w:szCs w:val="21"/>
               </w:rPr>
             </w:pPr>
-            <w:r>
-              <w:rPr>
-                <w:rFonts w:ascii="宋体" w:eastAsia="宋体" w:hAnsi="宋体"/>
-                <w:sz w:val="21"/>
-                <w:szCs w:val="21"/>
-              </w:rPr>
-              <w:t>是</w:t>
-            </w:r>
           </w:p>
         </w:tc>
       </w:tr>
@@ -11549,7 +11709,7 @@
                 <w:sz w:val="21"/>
                 <w:szCs w:val="21"/>
               </w:rPr>
-              <w:t>e1</w:t>
+              <w:t>d3</w:t>
             </w:r>
           </w:p>
         </w:tc>
@@ -11573,7 +11733,7 @@
                 <w:sz w:val="21"/>
                 <w:szCs w:val="21"/>
               </w:rPr>
-              <w:t>AI 问答提交问题</w:t>
+              <w:t>消息分页浏览</w:t>
             </w:r>
           </w:p>
         </w:tc>
@@ -11597,7 +11757,7 @@
                 <w:sz w:val="21"/>
                 <w:szCs w:val="21"/>
               </w:rPr>
-              <w:t>输入“什么是健康饮食”并点击发送</w:t>
+              <w:t>滚动消息列表到底部</w:t>
             </w:r>
           </w:p>
         </w:tc>
@@ -11621,7 +11781,7 @@
                 <w:sz w:val="21"/>
                 <w:szCs w:val="21"/>
               </w:rPr>
-              <w:t>系统流式展示AI回复内容</w:t>
+              <w:t>加载更多消息并追加显示</w:t>
             </w:r>
           </w:p>
         </w:tc>
@@ -11645,7 +11805,7 @@
                 <w:sz w:val="21"/>
                 <w:szCs w:val="21"/>
               </w:rPr>
-              <w:t>回答逐字展示，效果流畅</w:t>
+              <w:t>成功加载新消息内容</w:t>
             </w:r>
           </w:p>
         </w:tc>
@@ -11663,14 +11823,6 @@
                 <w:szCs w:val="21"/>
               </w:rPr>
             </w:pPr>
-            <w:r>
-              <w:rPr>
-                <w:rFonts w:ascii="宋体" w:eastAsia="宋体" w:hAnsi="宋体"/>
-                <w:sz w:val="21"/>
-                <w:szCs w:val="21"/>
-              </w:rPr>
-              <w:t>是</w:t>
-            </w:r>
           </w:p>
         </w:tc>
       </w:tr>
@@ -11695,7 +11847,7 @@
                 <w:sz w:val="21"/>
                 <w:szCs w:val="21"/>
               </w:rPr>
-              <w:t>e2</w:t>
+              <w:t>e1</w:t>
             </w:r>
           </w:p>
         </w:tc>
@@ -11719,7 +11871,7 @@
                 <w:sz w:val="21"/>
                 <w:szCs w:val="21"/>
               </w:rPr>
-              <w:t>AI 历史记录查看</w:t>
+              <w:t>AI 问答提交问题</w:t>
             </w:r>
           </w:p>
         </w:tc>
@@ -11743,7 +11895,7 @@
                 <w:sz w:val="21"/>
                 <w:szCs w:val="21"/>
               </w:rPr>
-              <w:t>进入历史问答记录页面</w:t>
+              <w:t>输入“什么是健康饮食”并点击发送</w:t>
             </w:r>
           </w:p>
         </w:tc>
@@ -11767,7 +11919,7 @@
                 <w:sz w:val="21"/>
                 <w:szCs w:val="21"/>
               </w:rPr>
-              <w:t>展示过往问答的内容与时间</w:t>
+              <w:t>系统流式展示AI回复内容</w:t>
             </w:r>
           </w:p>
         </w:tc>
@@ -11791,7 +11943,7 @@
                 <w:sz w:val="21"/>
                 <w:szCs w:val="21"/>
               </w:rPr>
-              <w:t>问答记录加载完整，按时间排序</w:t>
+              <w:t>回答逐字展示，效果流畅</w:t>
             </w:r>
           </w:p>
         </w:tc>
@@ -11809,14 +11961,6 @@
                 <w:szCs w:val="21"/>
               </w:rPr>
             </w:pPr>
-            <w:r>
-              <w:rPr>
-                <w:rFonts w:ascii="宋体" w:eastAsia="宋体" w:hAnsi="宋体"/>
-                <w:sz w:val="21"/>
-                <w:szCs w:val="21"/>
-              </w:rPr>
-              <w:t>是</w:t>
-            </w:r>
           </w:p>
         </w:tc>
       </w:tr>
@@ -11841,7 +11985,7 @@
                 <w:sz w:val="21"/>
                 <w:szCs w:val="21"/>
               </w:rPr>
-              <w:t>f1</w:t>
+              <w:t>e2</w:t>
             </w:r>
           </w:p>
         </w:tc>
@@ -11865,7 +12009,16 @@
                 <w:sz w:val="21"/>
                 <w:szCs w:val="21"/>
               </w:rPr>
-              <w:t>后台首页看板</w:t>
+              <w:t>AI 历史记录</w:t>
+            </w:r>
+            <w:r>
+              <w:rPr>
+                <w:rFonts w:ascii="宋体" w:eastAsia="宋体" w:hAnsi="宋体"/>
+                <w:sz w:val="21"/>
+                <w:szCs w:val="21"/>
+              </w:rPr>
+              <w:lastRenderedPageBreak/>
+              <w:t>查看</w:t>
             </w:r>
           </w:p>
         </w:tc>
@@ -11889,7 +12042,8 @@
                 <w:sz w:val="21"/>
                 <w:szCs w:val="21"/>
               </w:rPr>
-              <w:t>管理员登录后台系统首页</w:t>
+              <w:lastRenderedPageBreak/>
+              <w:t>进入历史问答记录页面</w:t>
             </w:r>
           </w:p>
         </w:tc>
@@ -11913,7 +12067,7 @@
                 <w:sz w:val="21"/>
                 <w:szCs w:val="21"/>
               </w:rPr>
-              <w:t>展示图表数据：注册用户数、活跃度等</w:t>
+              <w:t>展示过往问答的内容与时间</w:t>
             </w:r>
           </w:p>
         </w:tc>
@@ -11937,7 +12091,7 @@
                 <w:sz w:val="21"/>
                 <w:szCs w:val="21"/>
               </w:rPr>
-              <w:t>图表正常加载，数据准确</w:t>
+              <w:t>问答记录加载完整，按时间排序</w:t>
             </w:r>
           </w:p>
         </w:tc>
@@ -11955,14 +12109,6 @@
                 <w:szCs w:val="21"/>
               </w:rPr>
             </w:pPr>
-            <w:r>
-              <w:rPr>
-                <w:rFonts w:ascii="宋体" w:eastAsia="宋体" w:hAnsi="宋体"/>
-                <w:sz w:val="21"/>
-                <w:szCs w:val="21"/>
-              </w:rPr>
-              <w:t>是</w:t>
-            </w:r>
           </w:p>
         </w:tc>
       </w:tr>
@@ -11987,15 +12133,7 @@
                 <w:sz w:val="21"/>
                 <w:szCs w:val="21"/>
               </w:rPr>
-              <w:t>f</w:t>
-            </w:r>
-            <w:r>
-              <w:rPr>
-                <w:rFonts w:ascii="宋体" w:eastAsia="宋体" w:hAnsi="宋体"/>
-                <w:sz w:val="21"/>
-                <w:szCs w:val="21"/>
-              </w:rPr>
-              <w:t>2</w:t>
+              <w:t>f1</w:t>
             </w:r>
           </w:p>
         </w:tc>
@@ -12019,7 +12157,7 @@
                 <w:sz w:val="21"/>
                 <w:szCs w:val="21"/>
               </w:rPr>
-              <w:t>后台用户管理</w:t>
+              <w:t>后台首页看板</w:t>
             </w:r>
           </w:p>
         </w:tc>
@@ -12043,7 +12181,7 @@
                 <w:sz w:val="21"/>
                 <w:szCs w:val="21"/>
               </w:rPr>
-              <w:t>管理员修改某用户昵称并保存</w:t>
+              <w:t>管理员登录后台系统首页</w:t>
             </w:r>
           </w:p>
         </w:tc>
@@ -12067,7 +12205,7 @@
                 <w:sz w:val="21"/>
                 <w:szCs w:val="21"/>
               </w:rPr>
-              <w:t>显示更新成功，列表中对应用户数据刷新</w:t>
+              <w:t>展示图表数据：注册用户数、活跃度等</w:t>
             </w:r>
           </w:p>
         </w:tc>
@@ -12091,7 +12229,7 @@
                 <w:sz w:val="21"/>
                 <w:szCs w:val="21"/>
               </w:rPr>
-              <w:t>修改生效，刷新后数据显示一致</w:t>
+              <w:t>图表正常加载，数据准确</w:t>
             </w:r>
           </w:p>
         </w:tc>
@@ -12109,14 +12247,6 @@
                 <w:szCs w:val="21"/>
               </w:rPr>
             </w:pPr>
-            <w:r>
-              <w:rPr>
-                <w:rFonts w:ascii="宋体" w:eastAsia="宋体" w:hAnsi="宋体"/>
-                <w:sz w:val="21"/>
-                <w:szCs w:val="21"/>
-              </w:rPr>
-              <w:t>是</w:t>
-            </w:r>
           </w:p>
         </w:tc>
       </w:tr>
@@ -12141,7 +12271,15 @@
                 <w:sz w:val="21"/>
                 <w:szCs w:val="21"/>
               </w:rPr>
-              <w:t>f4</w:t>
+              <w:t>f</w:t>
+            </w:r>
+            <w:r>
+              <w:rPr>
+                <w:rFonts w:ascii="宋体" w:eastAsia="宋体" w:hAnsi="宋体"/>
+                <w:sz w:val="21"/>
+                <w:szCs w:val="21"/>
+              </w:rPr>
+              <w:t>2</w:t>
             </w:r>
           </w:p>
         </w:tc>
@@ -12165,7 +12303,7 @@
                 <w:sz w:val="21"/>
                 <w:szCs w:val="21"/>
               </w:rPr>
-              <w:t>后台资讯管理</w:t>
+              <w:t>后台用户管理</w:t>
             </w:r>
           </w:p>
         </w:tc>
@@ -12189,7 +12327,7 @@
                 <w:sz w:val="21"/>
                 <w:szCs w:val="21"/>
               </w:rPr>
-              <w:t>管理员发布一条新资讯</w:t>
+              <w:t>管理员修改某用户昵称并保存</w:t>
             </w:r>
           </w:p>
         </w:tc>
@@ -12213,16 +12351,7 @@
                 <w:sz w:val="21"/>
                 <w:szCs w:val="21"/>
               </w:rPr>
-              <w:t>提示发布成功，前端资讯页面可见该</w:t>
-            </w:r>
-            <w:r>
-              <w:rPr>
-                <w:rFonts w:ascii="宋体" w:eastAsia="宋体" w:hAnsi="宋体"/>
-                <w:sz w:val="21"/>
-                <w:szCs w:val="21"/>
-              </w:rPr>
-              <w:lastRenderedPageBreak/>
-              <w:t>内容</w:t>
+              <w:t>显示更新成功，列表中对应用户数据刷新</w:t>
             </w:r>
           </w:p>
         </w:tc>
@@ -12246,8 +12375,7 @@
                 <w:sz w:val="21"/>
                 <w:szCs w:val="21"/>
               </w:rPr>
-              <w:lastRenderedPageBreak/>
-              <w:t>成功发布，资讯首页同步展示</w:t>
+              <w:t>修改生效，刷新后数据显示一致</w:t>
             </w:r>
           </w:p>
         </w:tc>
@@ -12265,14 +12393,6 @@
                 <w:szCs w:val="21"/>
               </w:rPr>
             </w:pPr>
-            <w:r>
-              <w:rPr>
-                <w:rFonts w:ascii="宋体" w:eastAsia="宋体" w:hAnsi="宋体"/>
-                <w:sz w:val="21"/>
-                <w:szCs w:val="21"/>
-              </w:rPr>
-              <w:t>是</w:t>
-            </w:r>
           </w:p>
         </w:tc>
       </w:tr>
@@ -12297,7 +12417,7 @@
                 <w:sz w:val="21"/>
                 <w:szCs w:val="21"/>
               </w:rPr>
-              <w:t>c1</w:t>
+              <w:t>f4</w:t>
             </w:r>
           </w:p>
         </w:tc>
@@ -12321,7 +12441,7 @@
                 <w:sz w:val="21"/>
                 <w:szCs w:val="21"/>
               </w:rPr>
-              <w:t>后台健康模型配置</w:t>
+              <w:t>后台资讯管理</w:t>
             </w:r>
           </w:p>
         </w:tc>
@@ -12345,7 +12465,7 @@
                 <w:sz w:val="21"/>
                 <w:szCs w:val="21"/>
               </w:rPr>
-              <w:t>新增一项指标“心率”，设置单位为 bpm 并保存</w:t>
+              <w:t>管理员发布一条新资讯</w:t>
             </w:r>
           </w:p>
         </w:tc>
@@ -12369,7 +12489,7 @@
                 <w:sz w:val="21"/>
                 <w:szCs w:val="21"/>
               </w:rPr>
-              <w:t>模型列表中显示新指标，前端录入页面新增对应项</w:t>
+              <w:t>提示发布成功，前端资讯页面可见该内容</w:t>
             </w:r>
           </w:p>
         </w:tc>
@@ -12393,7 +12513,7 @@
                 <w:sz w:val="21"/>
                 <w:szCs w:val="21"/>
               </w:rPr>
-              <w:t>模型管理页及前端录入项同步更新</w:t>
+              <w:t>成功发布，资讯首页同步展示</w:t>
             </w:r>
           </w:p>
         </w:tc>
@@ -12411,14 +12531,6 @@
                 <w:szCs w:val="21"/>
               </w:rPr>
             </w:pPr>
-            <w:r>
-              <w:rPr>
-                <w:rFonts w:ascii="宋体" w:eastAsia="宋体" w:hAnsi="宋体"/>
-                <w:sz w:val="21"/>
-                <w:szCs w:val="21"/>
-              </w:rPr>
-              <w:t>是</w:t>
-            </w:r>
           </w:p>
         </w:tc>
       </w:tr>
@@ -12443,7 +12555,7 @@
                 <w:sz w:val="21"/>
                 <w:szCs w:val="21"/>
               </w:rPr>
-              <w:t>f6</w:t>
+              <w:t>c1</w:t>
             </w:r>
           </w:p>
         </w:tc>
@@ -12467,7 +12579,7 @@
                 <w:sz w:val="21"/>
                 <w:szCs w:val="21"/>
               </w:rPr>
-              <w:t>后台健康数据查看</w:t>
+              <w:t>后台健康模型配置</w:t>
             </w:r>
           </w:p>
         </w:tc>
@@ -12491,7 +12603,7 @@
                 <w:sz w:val="21"/>
                 <w:szCs w:val="21"/>
               </w:rPr>
-              <w:t>管理员在后台搜索某用户的健康记录</w:t>
+              <w:t>新增一项指标“心率”，设置单位为 bpm 并保存</w:t>
             </w:r>
           </w:p>
         </w:tc>
@@ -12515,7 +12627,7 @@
                 <w:sz w:val="21"/>
                 <w:szCs w:val="21"/>
               </w:rPr>
-              <w:t>返回该用户所有历史数据条目</w:t>
+              <w:t>模型列表中显示新指标，前端录入页面新增对应项</w:t>
             </w:r>
           </w:p>
         </w:tc>
@@ -12539,7 +12651,7 @@
                 <w:sz w:val="21"/>
                 <w:szCs w:val="21"/>
               </w:rPr>
-              <w:t>数据表格按时间显示健康记录</w:t>
+              <w:t>模型管理页及前端录入项同步更新</w:t>
             </w:r>
           </w:p>
         </w:tc>
@@ -12557,14 +12669,6 @@
                 <w:szCs w:val="21"/>
               </w:rPr>
             </w:pPr>
-            <w:r>
-              <w:rPr>
-                <w:rFonts w:ascii="宋体" w:eastAsia="宋体" w:hAnsi="宋体"/>
-                <w:sz w:val="21"/>
-                <w:szCs w:val="21"/>
-              </w:rPr>
-              <w:t>是</w:t>
-            </w:r>
           </w:p>
         </w:tc>
       </w:tr>
@@ -12589,6 +12693,144 @@
                 <w:sz w:val="21"/>
                 <w:szCs w:val="21"/>
               </w:rPr>
+              <w:t>f6</w:t>
+            </w:r>
+          </w:p>
+        </w:tc>
+        <w:tc>
+          <w:tcPr>
+            <w:tcW w:w="0" w:type="auto"/>
+            <w:hideMark/>
+          </w:tcPr>
+          <w:p>
+            <w:pPr>
+              <w:spacing w:after="0" w:line="240" w:lineRule="auto"/>
+              <w:rPr>
+                <w:rFonts w:ascii="宋体" w:eastAsia="宋体" w:hAnsi="宋体" w:hint="eastAsia"/>
+                <w:sz w:val="21"/>
+                <w:szCs w:val="21"/>
+              </w:rPr>
+            </w:pPr>
+            <w:r>
+              <w:rPr>
+                <w:rFonts w:ascii="宋体" w:eastAsia="宋体" w:hAnsi="宋体"/>
+                <w:sz w:val="21"/>
+                <w:szCs w:val="21"/>
+              </w:rPr>
+              <w:t>后台健康数据查看</w:t>
+            </w:r>
+          </w:p>
+        </w:tc>
+        <w:tc>
+          <w:tcPr>
+            <w:tcW w:w="0" w:type="auto"/>
+            <w:hideMark/>
+          </w:tcPr>
+          <w:p>
+            <w:pPr>
+              <w:spacing w:after="0" w:line="240" w:lineRule="auto"/>
+              <w:rPr>
+                <w:rFonts w:ascii="宋体" w:eastAsia="宋体" w:hAnsi="宋体" w:hint="eastAsia"/>
+                <w:sz w:val="21"/>
+                <w:szCs w:val="21"/>
+              </w:rPr>
+            </w:pPr>
+            <w:r>
+              <w:rPr>
+                <w:rFonts w:ascii="宋体" w:eastAsia="宋体" w:hAnsi="宋体"/>
+                <w:sz w:val="21"/>
+                <w:szCs w:val="21"/>
+              </w:rPr>
+              <w:t>管理员在后台搜索某用户的健康记录</w:t>
+            </w:r>
+          </w:p>
+        </w:tc>
+        <w:tc>
+          <w:tcPr>
+            <w:tcW w:w="0" w:type="auto"/>
+            <w:hideMark/>
+          </w:tcPr>
+          <w:p>
+            <w:pPr>
+              <w:spacing w:after="0" w:line="240" w:lineRule="auto"/>
+              <w:rPr>
+                <w:rFonts w:ascii="宋体" w:eastAsia="宋体" w:hAnsi="宋体" w:hint="eastAsia"/>
+                <w:sz w:val="21"/>
+                <w:szCs w:val="21"/>
+              </w:rPr>
+            </w:pPr>
+            <w:r>
+              <w:rPr>
+                <w:rFonts w:ascii="宋体" w:eastAsia="宋体" w:hAnsi="宋体"/>
+                <w:sz w:val="21"/>
+                <w:szCs w:val="21"/>
+              </w:rPr>
+              <w:t>返回该用户所有历史数据条目</w:t>
+            </w:r>
+          </w:p>
+        </w:tc>
+        <w:tc>
+          <w:tcPr>
+            <w:tcW w:w="0" w:type="auto"/>
+            <w:hideMark/>
+          </w:tcPr>
+          <w:p>
+            <w:pPr>
+              <w:spacing w:after="0" w:line="240" w:lineRule="auto"/>
+              <w:rPr>
+                <w:rFonts w:ascii="宋体" w:eastAsia="宋体" w:hAnsi="宋体" w:hint="eastAsia"/>
+                <w:sz w:val="21"/>
+                <w:szCs w:val="21"/>
+              </w:rPr>
+            </w:pPr>
+            <w:r>
+              <w:rPr>
+                <w:rFonts w:ascii="宋体" w:eastAsia="宋体" w:hAnsi="宋体"/>
+                <w:sz w:val="21"/>
+                <w:szCs w:val="21"/>
+              </w:rPr>
+              <w:t>数据表格按时间显示健康记录</w:t>
+            </w:r>
+          </w:p>
+        </w:tc>
+        <w:tc>
+          <w:tcPr>
+            <w:tcW w:w="0" w:type="auto"/>
+            <w:hideMark/>
+          </w:tcPr>
+          <w:p>
+            <w:pPr>
+              <w:spacing w:after="0" w:line="240" w:lineRule="auto"/>
+              <w:rPr>
+                <w:rFonts w:ascii="宋体" w:eastAsia="宋体" w:hAnsi="宋体" w:hint="eastAsia"/>
+                <w:sz w:val="21"/>
+                <w:szCs w:val="21"/>
+              </w:rPr>
+            </w:pPr>
+          </w:p>
+        </w:tc>
+      </w:tr>
+      <w:tr>
+        <w:tc>
+          <w:tcPr>
+            <w:tcW w:w="0" w:type="auto"/>
+            <w:hideMark/>
+          </w:tcPr>
+          <w:p>
+            <w:pPr>
+              <w:spacing w:after="0" w:line="240" w:lineRule="auto"/>
+              <w:rPr>
+                <w:rFonts w:ascii="宋体" w:eastAsia="宋体" w:hAnsi="宋体" w:hint="eastAsia"/>
+                <w:sz w:val="21"/>
+                <w:szCs w:val="21"/>
+              </w:rPr>
+            </w:pPr>
+            <w:r>
+              <w:rPr>
+                <w:rFonts w:ascii="宋体" w:eastAsia="宋体" w:hAnsi="宋体" w:hint="eastAsia"/>
+                <w:sz w:val="21"/>
+                <w:szCs w:val="21"/>
+              </w:rPr>
               <w:t>f7</w:t>
             </w:r>
           </w:p>
@@ -12703,14 +12945,6 @@
                 <w:szCs w:val="21"/>
               </w:rPr>
             </w:pPr>
-            <w:r>
-              <w:rPr>
-                <w:rFonts w:ascii="宋体" w:eastAsia="宋体" w:hAnsi="宋体"/>
-                <w:sz w:val="21"/>
-                <w:szCs w:val="21"/>
-              </w:rPr>
-              <w:t>是</w:t>
-            </w:r>
           </w:p>
         </w:tc>
       </w:tr>
@@ -13068,9 +13302,6 @@
                 <w:rFonts w:hint="eastAsia"/>
               </w:rPr>
             </w:pPr>
-            <w:r>
-              <w:t>通过</w:t>
-            </w:r>
           </w:p>
         </w:tc>
       </w:tr>
@@ -13174,9 +13405,6 @@
                 <w:rFonts w:hint="eastAsia"/>
               </w:rPr>
             </w:pPr>
-            <w:r>
-              <w:t>通过</w:t>
-            </w:r>
           </w:p>
         </w:tc>
       </w:tr>
@@ -13265,7 +13493,11 @@
               </w:rPr>
             </w:pPr>
             <w:r>
-              <w:t>最大响应时间 2.5s，系统无错误响应</w:t>
+              <w:t>最大响应时间 2.5s，系统无错误响</w:t>
+            </w:r>
+            <w:r>
+              <w:lastRenderedPageBreak/>
+              <w:t>应</w:t>
             </w:r>
           </w:p>
         </w:tc>
@@ -13280,9 +13512,6 @@
                 <w:rFonts w:hint="eastAsia"/>
               </w:rPr>
             </w:pPr>
-            <w:r>
-              <w:t>通过</w:t>
-            </w:r>
           </w:p>
         </w:tc>
       </w:tr>
@@ -13386,9 +13615,6 @@
                 <w:rFonts w:hint="eastAsia"/>
               </w:rPr>
             </w:pPr>
-            <w:r>
-              <w:t>通过</w:t>
-            </w:r>
           </w:p>
         </w:tc>
       </w:tr>
@@ -13492,9 +13718,6 @@
                 <w:rFonts w:hint="eastAsia"/>
               </w:rPr>
             </w:pPr>
-            <w:r>
-              <w:t>通过</w:t>
-            </w:r>
           </w:p>
         </w:tc>
       </w:tr>
@@ -13515,7 +13738,6 @@
           <w:sz w:val="21"/>
           <w:szCs w:val="21"/>
         </w:rPr>
-        <w:lastRenderedPageBreak/>
         <w:t>表</w:t>
       </w:r>
       <w:r>
@@ -14017,14 +14239,6 @@
                 <w:szCs w:val="21"/>
               </w:rPr>
             </w:pPr>
-            <w:r>
-              <w:rPr>
-                <w:rFonts w:ascii="宋体" w:eastAsia="宋体" w:hAnsi="宋体"/>
-                <w:sz w:val="21"/>
-                <w:szCs w:val="21"/>
-              </w:rPr>
-              <w:t>通过</w:t>
-            </w:r>
           </w:p>
         </w:tc>
       </w:tr>
@@ -14208,14 +14422,6 @@
                 <w:szCs w:val="21"/>
               </w:rPr>
             </w:pPr>
-            <w:r>
-              <w:rPr>
-                <w:rFonts w:ascii="宋体" w:eastAsia="宋体" w:hAnsi="宋体"/>
-                <w:sz w:val="21"/>
-                <w:szCs w:val="21"/>
-              </w:rPr>
-              <w:t>通过</w:t>
-            </w:r>
           </w:p>
         </w:tc>
       </w:tr>
@@ -14393,14 +14599,6 @@
                 <w:szCs w:val="21"/>
               </w:rPr>
             </w:pPr>
-            <w:r>
-              <w:rPr>
-                <w:rFonts w:ascii="宋体" w:eastAsia="宋体" w:hAnsi="宋体" w:hint="eastAsia"/>
-                <w:sz w:val="21"/>
-                <w:szCs w:val="21"/>
-              </w:rPr>
-              <w:t>通过</w:t>
-            </w:r>
           </w:p>
         </w:tc>
       </w:tr>
@@ -14634,14 +14832,6 @@
                 <w:szCs w:val="21"/>
               </w:rPr>
             </w:pPr>
-            <w:r>
-              <w:rPr>
-                <w:rFonts w:ascii="宋体" w:eastAsia="宋体" w:hAnsi="宋体"/>
-                <w:sz w:val="21"/>
-                <w:szCs w:val="21"/>
-              </w:rPr>
-              <w:t>通过</w:t>
-            </w:r>
           </w:p>
         </w:tc>
       </w:tr>
@@ -14669,6 +14859,7 @@
                 <w:sz w:val="21"/>
                 <w:szCs w:val="21"/>
               </w:rPr>
+              <w:lastRenderedPageBreak/>
               <w:t>5</w:t>
             </w:r>
           </w:p>
@@ -14851,14 +15042,6 @@
                 <w:szCs w:val="21"/>
               </w:rPr>
             </w:pPr>
-            <w:r>
-              <w:rPr>
-                <w:rFonts w:ascii="宋体" w:eastAsia="宋体" w:hAnsi="宋体"/>
-                <w:sz w:val="21"/>
-                <w:szCs w:val="21"/>
-              </w:rPr>
-              <w:t>通过</w:t>
-            </w:r>
           </w:p>
         </w:tc>
       </w:tr>
@@ -15056,14 +15239,6 @@
                 <w:szCs w:val="21"/>
               </w:rPr>
             </w:pPr>
-            <w:r>
-              <w:rPr>
-                <w:rFonts w:ascii="宋体" w:eastAsia="宋体" w:hAnsi="宋体" w:hint="eastAsia"/>
-                <w:sz w:val="21"/>
-                <w:szCs w:val="21"/>
-              </w:rPr>
-              <w:t>通过</w:t>
-            </w:r>
           </w:p>
         </w:tc>
       </w:tr>
@@ -15091,7 +15266,6 @@
                 <w:sz w:val="21"/>
                 <w:szCs w:val="21"/>
               </w:rPr>
-              <w:lastRenderedPageBreak/>
               <w:t>7</w:t>
             </w:r>
           </w:p>
@@ -15248,14 +15422,6 @@
                 <w:szCs w:val="21"/>
               </w:rPr>
             </w:pPr>
-            <w:r>
-              <w:rPr>
-                <w:rFonts w:ascii="宋体" w:eastAsia="宋体" w:hAnsi="宋体"/>
-                <w:sz w:val="21"/>
-                <w:szCs w:val="21"/>
-              </w:rPr>
-              <w:t>通过</w:t>
-            </w:r>
           </w:p>
         </w:tc>
       </w:tr>
@@ -15481,14 +15647,6 @@
                 <w:szCs w:val="21"/>
               </w:rPr>
             </w:pPr>
-            <w:r>
-              <w:rPr>
-                <w:rFonts w:ascii="宋体" w:eastAsia="宋体" w:hAnsi="宋体"/>
-                <w:sz w:val="21"/>
-                <w:szCs w:val="21"/>
-              </w:rPr>
-              <w:t>通过</w:t>
-            </w:r>
           </w:p>
         </w:tc>
       </w:tr>
@@ -15672,14 +15830,6 @@
                 <w:szCs w:val="21"/>
               </w:rPr>
             </w:pPr>
-            <w:r>
-              <w:rPr>
-                <w:rFonts w:ascii="宋体" w:eastAsia="宋体" w:hAnsi="宋体"/>
-                <w:sz w:val="21"/>
-                <w:szCs w:val="21"/>
-              </w:rPr>
-              <w:t>通过</w:t>
-            </w:r>
           </w:p>
         </w:tc>
       </w:tr>
@@ -15867,14 +16017,6 @@
                 <w:szCs w:val="21"/>
               </w:rPr>
             </w:pPr>
-            <w:r>
-              <w:rPr>
-                <w:rFonts w:ascii="宋体" w:eastAsia="宋体" w:hAnsi="宋体" w:hint="eastAsia"/>
-                <w:sz w:val="21"/>
-                <w:szCs w:val="21"/>
-              </w:rPr>
-              <w:t>通过</w:t>
-            </w:r>
           </w:p>
         </w:tc>
       </w:tr>
@@ -16054,14 +16196,6 @@
                 <w:szCs w:val="21"/>
               </w:rPr>
             </w:pPr>
-            <w:r>
-              <w:rPr>
-                <w:rFonts w:ascii="宋体" w:eastAsia="宋体" w:hAnsi="宋体" w:hint="eastAsia"/>
-                <w:sz w:val="21"/>
-                <w:szCs w:val="21"/>
-              </w:rPr>
-              <w:t>通过</w:t>
-            </w:r>
           </w:p>
         </w:tc>
       </w:tr>
@@ -16088,6 +16222,7 @@
                 <w:sz w:val="21"/>
                 <w:szCs w:val="21"/>
               </w:rPr>
+              <w:lastRenderedPageBreak/>
               <w:t>12</w:t>
             </w:r>
           </w:p>
@@ -16241,14 +16376,6 @@
                 <w:szCs w:val="21"/>
               </w:rPr>
             </w:pPr>
-            <w:r>
-              <w:rPr>
-                <w:rFonts w:ascii="宋体" w:eastAsia="宋体" w:hAnsi="宋体" w:hint="eastAsia"/>
-                <w:sz w:val="21"/>
-                <w:szCs w:val="21"/>
-              </w:rPr>
-              <w:t>通过</w:t>
-            </w:r>
           </w:p>
         </w:tc>
       </w:tr>
@@ -16412,13 +16539,6 @@
                 <w:szCs w:val="22"/>
               </w:rPr>
             </w:pPr>
-            <w:r>
-              <w:rPr>
-                <w:rFonts w:ascii="宋体" w:eastAsia="宋体" w:hAnsi="宋体" w:hint="eastAsia"/>
-                <w:szCs w:val="22"/>
-              </w:rPr>
-              <w:t>通过</w:t>
-            </w:r>
           </w:p>
         </w:tc>
       </w:tr>
@@ -16443,7 +16563,6 @@
                 <w:rFonts w:ascii="宋体" w:eastAsia="宋体" w:hAnsi="宋体" w:hint="eastAsia"/>
                 <w:szCs w:val="22"/>
               </w:rPr>
-              <w:lastRenderedPageBreak/>
               <w:t>14</w:t>
             </w:r>
           </w:p>
@@ -16601,13 +16720,6 @@
                 <w:szCs w:val="22"/>
               </w:rPr>
             </w:pPr>
-            <w:r>
-              <w:rPr>
-                <w:rFonts w:ascii="宋体" w:eastAsia="宋体" w:hAnsi="宋体" w:hint="eastAsia"/>
-                <w:szCs w:val="22"/>
-              </w:rPr>
-              <w:t>通过</w:t>
-            </w:r>
           </w:p>
         </w:tc>
       </w:tr>
@@ -16806,13 +16918,6 @@
                 <w:szCs w:val="22"/>
               </w:rPr>
             </w:pPr>
-            <w:r>
-              <w:rPr>
-                <w:rFonts w:ascii="宋体" w:eastAsia="宋体" w:hAnsi="宋体" w:hint="eastAsia"/>
-                <w:szCs w:val="22"/>
-              </w:rPr>
-              <w:t>通过</w:t>
-            </w:r>
           </w:p>
         </w:tc>
       </w:tr>
@@ -16985,13 +17090,6 @@
                 <w:szCs w:val="22"/>
               </w:rPr>
             </w:pPr>
-            <w:r>
-              <w:rPr>
-                <w:rFonts w:ascii="宋体" w:eastAsia="宋体" w:hAnsi="宋体" w:hint="eastAsia"/>
-                <w:szCs w:val="22"/>
-              </w:rPr>
-              <w:t>通过</w:t>
-            </w:r>
           </w:p>
         </w:tc>
       </w:tr>
@@ -17164,13 +17262,6 @@
                 <w:szCs w:val="22"/>
               </w:rPr>
             </w:pPr>
-            <w:r>
-              <w:rPr>
-                <w:rFonts w:ascii="宋体" w:eastAsia="宋体" w:hAnsi="宋体" w:hint="eastAsia"/>
-                <w:szCs w:val="22"/>
-              </w:rPr>
-              <w:t>通过</w:t>
-            </w:r>
           </w:p>
         </w:tc>
       </w:tr>
@@ -17569,7 +17660,16 @@
                 <w:sz w:val="21"/>
                 <w:szCs w:val="21"/>
               </w:rPr>
-              <w:t>与系统实际界面字段、交互一致</w:t>
+              <w:t>与系统实际界面字段、交互</w:t>
+            </w:r>
+            <w:r>
+              <w:rPr>
+                <w:rFonts w:ascii="宋体" w:eastAsia="宋体" w:hAnsi="宋体"/>
+                <w:sz w:val="21"/>
+                <w:szCs w:val="21"/>
+              </w:rPr>
+              <w:lastRenderedPageBreak/>
+              <w:t>一致</w:t>
             </w:r>
           </w:p>
         </w:tc>
@@ -17593,6 +17693,7 @@
                 <w:sz w:val="21"/>
                 <w:szCs w:val="21"/>
               </w:rPr>
+              <w:lastRenderedPageBreak/>
               <w:t>描述与系统界面字段一致</w:t>
             </w:r>
           </w:p>
@@ -17611,14 +17712,6 @@
                 <w:szCs w:val="21"/>
               </w:rPr>
             </w:pPr>
-            <w:r>
-              <w:rPr>
-                <w:rFonts w:ascii="宋体" w:eastAsia="宋体" w:hAnsi="宋体"/>
-                <w:sz w:val="21"/>
-                <w:szCs w:val="21"/>
-              </w:rPr>
-              <w:t>通过</w:t>
-            </w:r>
           </w:p>
         </w:tc>
       </w:tr>
@@ -18149,16 +18242,7 @@
                 <w:sz w:val="21"/>
                 <w:szCs w:val="21"/>
               </w:rPr>
-              <w:t>数据字典一</w:t>
-            </w:r>
-            <w:r>
-              <w:rPr>
-                <w:rFonts w:ascii="宋体" w:eastAsia="宋体" w:hAnsi="宋体"/>
-                <w:sz w:val="21"/>
-                <w:szCs w:val="21"/>
-              </w:rPr>
-              <w:lastRenderedPageBreak/>
-              <w:t>致性</w:t>
+              <w:t>数据字典一致性</w:t>
             </w:r>
           </w:p>
         </w:tc>
@@ -18182,17 +18266,7 @@
                 <w:sz w:val="21"/>
                 <w:szCs w:val="21"/>
               </w:rPr>
-              <w:lastRenderedPageBreak/>
-              <w:t>检查“用户表”字段定义</w:t>
-            </w:r>
-            <w:r>
-              <w:rPr>
-                <w:rFonts w:ascii="宋体" w:eastAsia="宋体" w:hAnsi="宋体"/>
-                <w:sz w:val="21"/>
-                <w:szCs w:val="21"/>
-              </w:rPr>
-              <w:lastRenderedPageBreak/>
-              <w:t>与数据库结构是否一致</w:t>
+              <w:t>检查“用户表”字段定义与数据库结构是否一致</w:t>
             </w:r>
           </w:p>
         </w:tc>
@@ -18216,17 +18290,7 @@
                 <w:sz w:val="21"/>
                 <w:szCs w:val="21"/>
               </w:rPr>
-              <w:lastRenderedPageBreak/>
-              <w:t>字段名、类</w:t>
-            </w:r>
-            <w:r>
-              <w:rPr>
-                <w:rFonts w:ascii="宋体" w:eastAsia="宋体" w:hAnsi="宋体"/>
-                <w:sz w:val="21"/>
-                <w:szCs w:val="21"/>
-              </w:rPr>
-              <w:lastRenderedPageBreak/>
-              <w:t>型、注释与数据库结构一致</w:t>
+              <w:t>字段名、类型、注释与数据库结构一致</w:t>
             </w:r>
           </w:p>
         </w:tc>
@@ -18250,7 +18314,6 @@
                 <w:sz w:val="21"/>
                 <w:szCs w:val="21"/>
               </w:rPr>
-              <w:lastRenderedPageBreak/>
               <w:t>所有字段一致</w:t>
             </w:r>
           </w:p>
@@ -18661,7 +18724,72 @@
     <w:p>
       <w:pPr>
         <w:spacing w:after="0" w:line="240" w:lineRule="auto"/>
-        <w:jc w:val="center"/>
+        <w:rPr>
+          <w:rFonts w:ascii="黑体" w:eastAsia="黑体" w:hAnsi="黑体"/>
+          <w:sz w:val="21"/>
+          <w:szCs w:val="21"/>
+        </w:rPr>
+      </w:pPr>
+    </w:p>
+    <w:p>
+      <w:pPr>
+        <w:pStyle w:val="a9"/>
+        <w:numPr>
+          <w:ilvl w:val="0"/>
+          <w:numId w:val="43"/>
+        </w:numPr>
+        <w:spacing w:after="0" w:line="240" w:lineRule="auto"/>
+        <w:rPr>
+          <w:rFonts w:ascii="黑体" w:eastAsia="黑体" w:hAnsi="黑体"/>
+          <w:sz w:val="21"/>
+          <w:szCs w:val="21"/>
+        </w:rPr>
+      </w:pPr>
+      <w:r>
+        <w:rPr>
+          <w:rFonts w:ascii="黑体" w:eastAsia="黑体" w:hAnsi="黑体" w:hint="eastAsia"/>
+          <w:sz w:val="21"/>
+          <w:szCs w:val="21"/>
+        </w:rPr>
+        <w:t>安装部署</w:t>
+      </w:r>
+    </w:p>
+    <w:p>
+      <w:pPr>
+        <w:spacing w:after="0" w:line="240" w:lineRule="auto"/>
+        <w:rPr>
+          <w:rFonts w:ascii="黑体" w:eastAsia="黑体" w:hAnsi="黑体" w:hint="eastAsia"/>
+          <w:sz w:val="21"/>
+          <w:szCs w:val="21"/>
+        </w:rPr>
+      </w:pPr>
+    </w:p>
+    <w:p>
+      <w:pPr>
+        <w:pStyle w:val="a9"/>
+        <w:numPr>
+          <w:ilvl w:val="0"/>
+          <w:numId w:val="43"/>
+        </w:numPr>
+        <w:spacing w:after="0" w:line="240" w:lineRule="auto"/>
+        <w:rPr>
+          <w:rFonts w:ascii="黑体" w:eastAsia="黑体" w:hAnsi="黑体" w:hint="eastAsia"/>
+          <w:sz w:val="21"/>
+          <w:szCs w:val="21"/>
+        </w:rPr>
+      </w:pPr>
+      <w:r>
+        <w:rPr>
+          <w:rFonts w:ascii="黑体" w:eastAsia="黑体" w:hAnsi="黑体" w:hint="eastAsia"/>
+          <w:sz w:val="21"/>
+          <w:szCs w:val="21"/>
+        </w:rPr>
+        <w:t>安装过后的东西跟技术文档是否一致</w:t>
+      </w:r>
+    </w:p>
+    <w:p>
+      <w:pPr>
+        <w:spacing w:after="0" w:line="240" w:lineRule="auto"/>
         <w:rPr>
           <w:rFonts w:ascii="黑体" w:eastAsia="黑体" w:hAnsi="黑体" w:hint="eastAsia"/>
           <w:sz w:val="21"/>
@@ -19832,6 +19960,7 @@
                 <w:sz w:val="21"/>
                 <w:szCs w:val="21"/>
               </w:rPr>
+              <w:lastRenderedPageBreak/>
               <w:t>6</w:t>
             </w:r>
           </w:p>
@@ -20648,7 +20777,6 @@
         <w:rPr>
           <w:rFonts w:hint="eastAsia"/>
         </w:rPr>
-        <w:lastRenderedPageBreak/>
         <w:t>四、</w:t>
       </w:r>
       <w:r>
@@ -21380,6 +21508,7 @@
                 <w:sz w:val="21"/>
                 <w:szCs w:val="21"/>
               </w:rPr>
+              <w:lastRenderedPageBreak/>
               <w:t>严重</w:t>
             </w:r>
           </w:p>
@@ -21682,8 +21811,12 @@
       </w:pPr>
     </w:p>
     <w:sectPr>
-      <w:headerReference w:type="default" r:id="rId10"/>
-      <w:footerReference w:type="default" r:id="rId11"/>
+      <w:headerReference w:type="even" r:id="rId10"/>
+      <w:headerReference w:type="default" r:id="rId11"/>
+      <w:footerReference w:type="even" r:id="rId12"/>
+      <w:footerReference w:type="default" r:id="rId13"/>
+      <w:headerReference w:type="first" r:id="rId14"/>
+      <w:footerReference w:type="first" r:id="rId15"/>
       <w:pgSz w:w="11906" w:h="16838"/>
       <w:pgMar w:top="1440" w:right="1800" w:bottom="1440" w:left="1800" w:header="794" w:footer="567" w:gutter="0"/>
       <w:cols w:space="425"/>
@@ -21725,6 +21858,19 @@
 </file>
 
 <file path=word/footer1.xml><?xml version="1.0" encoding="utf-8"?>
+<w:ftr xmlns:wpc="http://schemas.microsoft.com/office/word/2010/wordprocessingCanvas" xmlns:cx="http://schemas.microsoft.com/office/drawing/2014/chartex" xmlns:cx1="http://schemas.microsoft.com/office/drawing/2015/9/8/chartex" xmlns:cx2="http://schemas.microsoft.com/office/drawing/2015/10/21/chartex" xmlns:cx3="http://schemas.microsoft.com/office/drawing/2016/5/9/chartex" xmlns:cx4="http://schemas.microsoft.com/office/drawing/2016/5/10/chartex" xmlns:cx5="http://schemas.microsoft.com/office/drawing/2016/5/11/chartex" xmlns:cx6="http://schemas.microsoft.com/office/drawing/2016/5/12/chartex" xmlns:cx7="http://schemas.microsoft.com/office/drawing/2016/5/13/chartex" xmlns:cx8="http://schemas.microsoft.com/office/drawing/2016/5/14/chartex" xmlns:mc="http://schemas.openxmlformats.org/markup-compatibility/2006" xmlns:aink="http://schemas.microsoft.com/office/drawing/2016/ink" xmlns:am3d="http://schemas.microsoft.com/office/drawing/2017/model3d" xmlns:o="urn:schemas-microsoft-com:office:office" xmlns:oel="http://schemas.microsoft.com/office/2019/extlst" xmlns:r="http://schemas.openxmlformats.org/officeDocument/2006/relationships" xmlns:m="http://schemas.openxmlformats.org/officeDocument/2006/math" xmlns:v="urn:schemas-microsoft-com:vml" xmlns:wp14="http://schemas.microsoft.com/office/word/2010/wordprocessingDrawing" xmlns:wp="http://schemas.openxmlformats.org/drawingml/2006/wordprocessingDrawing" xmlns:w10="urn:schemas-microsoft-com:office:word" xmlns:w="http://schemas.openxmlformats.org/wordprocessingml/2006/main" xmlns:w14="http://schemas.microsoft.com/office/word/2010/wordml" xmlns:w15="http://schemas.microsoft.com/office/word/2012/wordml" xmlns:w16cex="http://schemas.microsoft.com/office/word/2018/wordml/cex" xmlns:w16cid="http://schemas.microsoft.com/office/word/2016/wordml/cid" xmlns:w16="http://schemas.microsoft.com/office/word/2018/wordml" xmlns:w16du="http://schemas.microsoft.com/office/word/2023/wordml/word16du" xmlns:w16sdtdh="http://schemas.microsoft.com/office/word/2020/wordml/sdtdatahash" xmlns:w16sdtfl="http://schemas.microsoft.com/office/word/2024/wordml/sdtformatlock" xmlns:w16se="http://schemas.microsoft.com/office/word/2015/wordml/symex" xmlns:wpg="http://schemas.microsoft.com/office/word/2010/wordprocessingGroup" xmlns:wpi="http://schemas.microsoft.com/office/word/2010/wordprocessingInk" xmlns:wne="http://schemas.microsoft.com/office/word/2006/wordml" xmlns:wps="http://schemas.microsoft.com/office/word/2010/wordprocessingShape" mc:Ignorable="w14 w15 w16se w16cid w16 w16cex w16sdtdh w16sdtfl w16du wp14">
+  <w:p>
+    <w:pPr>
+      <w:pStyle w:val="af0"/>
+      <w:rPr>
+        <w:rFonts w:hint="eastAsia"/>
+      </w:rPr>
+    </w:pPr>
+  </w:p>
+</w:ftr>
+</file>
+
+<file path=word/footer2.xml><?xml version="1.0" encoding="utf-8"?>
 <w:ftr xmlns:wpc="http://schemas.microsoft.com/office/word/2010/wordprocessingCanvas" xmlns:cx="http://schemas.microsoft.com/office/drawing/2014/chartex" xmlns:cx1="http://schemas.microsoft.com/office/drawing/2015/9/8/chartex" xmlns:cx2="http://schemas.microsoft.com/office/drawing/2015/10/21/chartex" xmlns:cx3="http://schemas.microsoft.com/office/drawing/2016/5/9/chartex" xmlns:cx4="http://schemas.microsoft.com/office/drawing/2016/5/10/chartex" xmlns:cx5="http://schemas.microsoft.com/office/drawing/2016/5/11/chartex" xmlns:cx6="http://schemas.microsoft.com/office/drawing/2016/5/12/chartex" xmlns:cx7="http://schemas.microsoft.com/office/drawing/2016/5/13/chartex" xmlns:cx8="http://schemas.microsoft.com/office/drawing/2016/5/14/chartex" xmlns:mc="http://schemas.openxmlformats.org/markup-compatibility/2006" xmlns:aink="http://schemas.microsoft.com/office/drawing/2016/ink" xmlns:am3d="http://schemas.microsoft.com/office/drawing/2017/model3d" xmlns:o="urn:schemas-microsoft-com:office:office" xmlns:oel="http://schemas.microsoft.com/office/2019/extlst" xmlns:r="http://schemas.openxmlformats.org/officeDocument/2006/relationships" xmlns:m="http://schemas.openxmlformats.org/officeDocument/2006/math" xmlns:v="urn:schemas-microsoft-com:vml" xmlns:wp14="http://schemas.microsoft.com/office/word/2010/wordprocessingDrawing" xmlns:wp="http://schemas.openxmlformats.org/drawingml/2006/wordprocessingDrawing" xmlns:w10="urn:schemas-microsoft-com:office:word" xmlns:w="http://schemas.openxmlformats.org/wordprocessingml/2006/main" xmlns:w14="http://schemas.microsoft.com/office/word/2010/wordml" xmlns:w15="http://schemas.microsoft.com/office/word/2012/wordml" xmlns:w16cex="http://schemas.microsoft.com/office/word/2018/wordml/cex" xmlns:w16cid="http://schemas.microsoft.com/office/word/2016/wordml/cid" xmlns:w16="http://schemas.microsoft.com/office/word/2018/wordml" xmlns:w16du="http://schemas.microsoft.com/office/word/2023/wordml/word16du" xmlns:w16sdtdh="http://schemas.microsoft.com/office/word/2020/wordml/sdtdatahash" xmlns:w16sdtfl="http://schemas.microsoft.com/office/word/2024/wordml/sdtformatlock" xmlns:w16se="http://schemas.microsoft.com/office/word/2015/wordml/symex" xmlns:wpg="http://schemas.microsoft.com/office/word/2010/wordprocessingGroup" xmlns:wpi="http://schemas.microsoft.com/office/word/2010/wordprocessingInk" xmlns:wne="http://schemas.microsoft.com/office/word/2006/wordml" xmlns:wps="http://schemas.microsoft.com/office/word/2010/wordprocessingShape" mc:Ignorable="w14 w15 w16se w16cid w16 w16cex w16sdtdh w16sdtfl w16du wp14">
   <w:sdt>
     <w:sdtPr>
@@ -21776,6 +21922,19 @@
 </w:ftr>
 </file>
 
+<file path=word/footer3.xml><?xml version="1.0" encoding="utf-8"?>
+<w:ftr xmlns:wpc="http://schemas.microsoft.com/office/word/2010/wordprocessingCanvas" xmlns:cx="http://schemas.microsoft.com/office/drawing/2014/chartex" xmlns:cx1="http://schemas.microsoft.com/office/drawing/2015/9/8/chartex" xmlns:cx2="http://schemas.microsoft.com/office/drawing/2015/10/21/chartex" xmlns:cx3="http://schemas.microsoft.com/office/drawing/2016/5/9/chartex" xmlns:cx4="http://schemas.microsoft.com/office/drawing/2016/5/10/chartex" xmlns:cx5="http://schemas.microsoft.com/office/drawing/2016/5/11/chartex" xmlns:cx6="http://schemas.microsoft.com/office/drawing/2016/5/12/chartex" xmlns:cx7="http://schemas.microsoft.com/office/drawing/2016/5/13/chartex" xmlns:cx8="http://schemas.microsoft.com/office/drawing/2016/5/14/chartex" xmlns:mc="http://schemas.openxmlformats.org/markup-compatibility/2006" xmlns:aink="http://schemas.microsoft.com/office/drawing/2016/ink" xmlns:am3d="http://schemas.microsoft.com/office/drawing/2017/model3d" xmlns:o="urn:schemas-microsoft-com:office:office" xmlns:oel="http://schemas.microsoft.com/office/2019/extlst" xmlns:r="http://schemas.openxmlformats.org/officeDocument/2006/relationships" xmlns:m="http://schemas.openxmlformats.org/officeDocument/2006/math" xmlns:v="urn:schemas-microsoft-com:vml" xmlns:wp14="http://schemas.microsoft.com/office/word/2010/wordprocessingDrawing" xmlns:wp="http://schemas.openxmlformats.org/drawingml/2006/wordprocessingDrawing" xmlns:w10="urn:schemas-microsoft-com:office:word" xmlns:w="http://schemas.openxmlformats.org/wordprocessingml/2006/main" xmlns:w14="http://schemas.microsoft.com/office/word/2010/wordml" xmlns:w15="http://schemas.microsoft.com/office/word/2012/wordml" xmlns:w16cex="http://schemas.microsoft.com/office/word/2018/wordml/cex" xmlns:w16cid="http://schemas.microsoft.com/office/word/2016/wordml/cid" xmlns:w16="http://schemas.microsoft.com/office/word/2018/wordml" xmlns:w16du="http://schemas.microsoft.com/office/word/2023/wordml/word16du" xmlns:w16sdtdh="http://schemas.microsoft.com/office/word/2020/wordml/sdtdatahash" xmlns:w16sdtfl="http://schemas.microsoft.com/office/word/2024/wordml/sdtformatlock" xmlns:w16se="http://schemas.microsoft.com/office/word/2015/wordml/symex" xmlns:wpg="http://schemas.microsoft.com/office/word/2010/wordprocessingGroup" xmlns:wpi="http://schemas.microsoft.com/office/word/2010/wordprocessingInk" xmlns:wne="http://schemas.microsoft.com/office/word/2006/wordml" xmlns:wps="http://schemas.microsoft.com/office/word/2010/wordprocessingShape" mc:Ignorable="w14 w15 w16se w16cid w16 w16cex w16sdtdh w16sdtfl w16du wp14">
+  <w:p>
+    <w:pPr>
+      <w:pStyle w:val="af0"/>
+      <w:rPr>
+        <w:rFonts w:hint="eastAsia"/>
+      </w:rPr>
+    </w:pPr>
+  </w:p>
+</w:ftr>
+</file>
+
 <file path=word/footnotes.xml><?xml version="1.0" encoding="utf-8"?>
 <w:footnotes xmlns:wpc="http://schemas.microsoft.com/office/word/2010/wordprocessingCanvas" xmlns:cx="http://schemas.microsoft.com/office/drawing/2014/chartex" xmlns:cx1="http://schemas.microsoft.com/office/drawing/2015/9/8/chartex" xmlns:cx2="http://schemas.microsoft.com/office/drawing/2015/10/21/chartex" xmlns:cx3="http://schemas.microsoft.com/office/drawing/2016/5/9/chartex" xmlns:cx4="http://schemas.microsoft.com/office/drawing/2016/5/10/chartex" xmlns:cx5="http://schemas.microsoft.com/office/drawing/2016/5/11/chartex" xmlns:cx6="http://schemas.microsoft.com/office/drawing/2016/5/12/chartex" xmlns:cx7="http://schemas.microsoft.com/office/drawing/2016/5/13/chartex" xmlns:cx8="http://schemas.microsoft.com/office/drawing/2016/5/14/chartex" xmlns:mc="http://schemas.openxmlformats.org/markup-compatibility/2006" xmlns:aink="http://schemas.microsoft.com/office/drawing/2016/ink" xmlns:am3d="http://schemas.microsoft.com/office/drawing/2017/model3d" xmlns:o="urn:schemas-microsoft-com:office:office" xmlns:oel="http://schemas.microsoft.com/office/2019/extlst" xmlns:r="http://schemas.openxmlformats.org/officeDocument/2006/relationships" xmlns:m="http://schemas.openxmlformats.org/officeDocument/2006/math" xmlns:v="urn:schemas-microsoft-com:vml" xmlns:wp14="http://schemas.microsoft.com/office/word/2010/wordprocessingDrawing" xmlns:wp="http://schemas.openxmlformats.org/drawingml/2006/wordprocessingDrawing" xmlns:w10="urn:schemas-microsoft-com:office:word" xmlns:w="http://schemas.openxmlformats.org/wordprocessingml/2006/main" xmlns:w14="http://schemas.microsoft.com/office/word/2010/wordml" xmlns:w15="http://schemas.microsoft.com/office/word/2012/wordml" xmlns:w16cex="http://schemas.microsoft.com/office/word/2018/wordml/cex" xmlns:w16cid="http://schemas.microsoft.com/office/word/2016/wordml/cid" xmlns:w16="http://schemas.microsoft.com/office/word/2018/wordml" xmlns:w16du="http://schemas.microsoft.com/office/word/2023/wordml/word16du" xmlns:w16sdtdh="http://schemas.microsoft.com/office/word/2020/wordml/sdtdatahash" xmlns:w16sdtfl="http://schemas.microsoft.com/office/word/2024/wordml/sdtformatlock" xmlns:w16se="http://schemas.microsoft.com/office/word/2015/wordml/symex" xmlns:wpg="http://schemas.microsoft.com/office/word/2010/wordprocessingGroup" xmlns:wpi="http://schemas.microsoft.com/office/word/2010/wordprocessingInk" xmlns:wne="http://schemas.microsoft.com/office/word/2006/wordml" xmlns:wps="http://schemas.microsoft.com/office/word/2010/wordprocessingShape" mc:Ignorable="w14 w15 w16se w16cid w16 w16cex w16sdtdh w16sdtfl w16du wp14">
   <w:footnote w:type="separator" w:id="-1">
@@ -21812,6 +21971,19 @@
   <w:p>
     <w:pPr>
       <w:pStyle w:val="ae"/>
+      <w:rPr>
+        <w:rFonts w:hint="eastAsia"/>
+      </w:rPr>
+    </w:pPr>
+  </w:p>
+</w:hdr>
+</file>
+
+<file path=word/header2.xml><?xml version="1.0" encoding="utf-8"?>
+<w:hdr xmlns:wpc="http://schemas.microsoft.com/office/word/2010/wordprocessingCanvas" xmlns:cx="http://schemas.microsoft.com/office/drawing/2014/chartex" xmlns:cx1="http://schemas.microsoft.com/office/drawing/2015/9/8/chartex" xmlns:cx2="http://schemas.microsoft.com/office/drawing/2015/10/21/chartex" xmlns:cx3="http://schemas.microsoft.com/office/drawing/2016/5/9/chartex" xmlns:cx4="http://schemas.microsoft.com/office/drawing/2016/5/10/chartex" xmlns:cx5="http://schemas.microsoft.com/office/drawing/2016/5/11/chartex" xmlns:cx6="http://schemas.microsoft.com/office/drawing/2016/5/12/chartex" xmlns:cx7="http://schemas.microsoft.com/office/drawing/2016/5/13/chartex" xmlns:cx8="http://schemas.microsoft.com/office/drawing/2016/5/14/chartex" xmlns:mc="http://schemas.openxmlformats.org/markup-compatibility/2006" xmlns:aink="http://schemas.microsoft.com/office/drawing/2016/ink" xmlns:am3d="http://schemas.microsoft.com/office/drawing/2017/model3d" xmlns:o="urn:schemas-microsoft-com:office:office" xmlns:oel="http://schemas.microsoft.com/office/2019/extlst" xmlns:r="http://schemas.openxmlformats.org/officeDocument/2006/relationships" xmlns:m="http://schemas.openxmlformats.org/officeDocument/2006/math" xmlns:v="urn:schemas-microsoft-com:vml" xmlns:wp14="http://schemas.microsoft.com/office/word/2010/wordprocessingDrawing" xmlns:wp="http://schemas.openxmlformats.org/drawingml/2006/wordprocessingDrawing" xmlns:w10="urn:schemas-microsoft-com:office:word" xmlns:w="http://schemas.openxmlformats.org/wordprocessingml/2006/main" xmlns:w14="http://schemas.microsoft.com/office/word/2010/wordml" xmlns:w15="http://schemas.microsoft.com/office/word/2012/wordml" xmlns:w16cex="http://schemas.microsoft.com/office/word/2018/wordml/cex" xmlns:w16cid="http://schemas.microsoft.com/office/word/2016/wordml/cid" xmlns:w16="http://schemas.microsoft.com/office/word/2018/wordml" xmlns:w16du="http://schemas.microsoft.com/office/word/2023/wordml/word16du" xmlns:w16sdtdh="http://schemas.microsoft.com/office/word/2020/wordml/sdtdatahash" xmlns:w16sdtfl="http://schemas.microsoft.com/office/word/2024/wordml/sdtformatlock" xmlns:w16se="http://schemas.microsoft.com/office/word/2015/wordml/symex" xmlns:wpg="http://schemas.microsoft.com/office/word/2010/wordprocessingGroup" xmlns:wpi="http://schemas.microsoft.com/office/word/2010/wordprocessingInk" xmlns:wne="http://schemas.microsoft.com/office/word/2006/wordml" xmlns:wps="http://schemas.microsoft.com/office/word/2010/wordprocessingShape" mc:Ignorable="w14 w15 w16se w16cid w16 w16cex w16sdtdh w16sdtfl w16du wp14">
+  <w:p>
+    <w:pPr>
+      <w:pStyle w:val="ae"/>
       <w:ind w:right="540"/>
       <w:jc w:val="right"/>
       <w:rPr>
@@ -21824,6 +21996,19 @@
       </w:rPr>
       <w:t>测试文档</w:t>
     </w:r>
+  </w:p>
+</w:hdr>
+</file>
+
+<file path=word/header3.xml><?xml version="1.0" encoding="utf-8"?>
+<w:hdr xmlns:wpc="http://schemas.microsoft.com/office/word/2010/wordprocessingCanvas" xmlns:cx="http://schemas.microsoft.com/office/drawing/2014/chartex" xmlns:cx1="http://schemas.microsoft.com/office/drawing/2015/9/8/chartex" xmlns:cx2="http://schemas.microsoft.com/office/drawing/2015/10/21/chartex" xmlns:cx3="http://schemas.microsoft.com/office/drawing/2016/5/9/chartex" xmlns:cx4="http://schemas.microsoft.com/office/drawing/2016/5/10/chartex" xmlns:cx5="http://schemas.microsoft.com/office/drawing/2016/5/11/chartex" xmlns:cx6="http://schemas.microsoft.com/office/drawing/2016/5/12/chartex" xmlns:cx7="http://schemas.microsoft.com/office/drawing/2016/5/13/chartex" xmlns:cx8="http://schemas.microsoft.com/office/drawing/2016/5/14/chartex" xmlns:mc="http://schemas.openxmlformats.org/markup-compatibility/2006" xmlns:aink="http://schemas.microsoft.com/office/drawing/2016/ink" xmlns:am3d="http://schemas.microsoft.com/office/drawing/2017/model3d" xmlns:o="urn:schemas-microsoft-com:office:office" xmlns:oel="http://schemas.microsoft.com/office/2019/extlst" xmlns:r="http://schemas.openxmlformats.org/officeDocument/2006/relationships" xmlns:m="http://schemas.openxmlformats.org/officeDocument/2006/math" xmlns:v="urn:schemas-microsoft-com:vml" xmlns:wp14="http://schemas.microsoft.com/office/word/2010/wordprocessingDrawing" xmlns:wp="http://schemas.openxmlformats.org/drawingml/2006/wordprocessingDrawing" xmlns:w10="urn:schemas-microsoft-com:office:word" xmlns:w="http://schemas.openxmlformats.org/wordprocessingml/2006/main" xmlns:w14="http://schemas.microsoft.com/office/word/2010/wordml" xmlns:w15="http://schemas.microsoft.com/office/word/2012/wordml" xmlns:w16cex="http://schemas.microsoft.com/office/word/2018/wordml/cex" xmlns:w16cid="http://schemas.microsoft.com/office/word/2016/wordml/cid" xmlns:w16="http://schemas.microsoft.com/office/word/2018/wordml" xmlns:w16du="http://schemas.microsoft.com/office/word/2023/wordml/word16du" xmlns:w16sdtdh="http://schemas.microsoft.com/office/word/2020/wordml/sdtdatahash" xmlns:w16sdtfl="http://schemas.microsoft.com/office/word/2024/wordml/sdtformatlock" xmlns:w16se="http://schemas.microsoft.com/office/word/2015/wordml/symex" xmlns:wpg="http://schemas.microsoft.com/office/word/2010/wordprocessingGroup" xmlns:wpi="http://schemas.microsoft.com/office/word/2010/wordprocessingInk" xmlns:wne="http://schemas.microsoft.com/office/word/2006/wordml" xmlns:wps="http://schemas.microsoft.com/office/word/2010/wordprocessingShape" mc:Ignorable="w14 w15 w16se w16cid w16 w16cex w16sdtdh w16sdtfl w16du wp14">
+  <w:p>
+    <w:pPr>
+      <w:pStyle w:val="ae"/>
+      <w:rPr>
+        <w:rFonts w:hint="eastAsia"/>
+      </w:rPr>
+    </w:pPr>
   </w:p>
 </w:hdr>
 </file>
@@ -25965,6 +26150,95 @@
     </w:lvl>
   </w:abstractNum>
   <w:abstractNum w:abstractNumId="30" w15:restartNumberingAfterBreak="0">
+    <w:nsid w:val="4EC5149C"/>
+    <w:multiLevelType w:val="hybridMultilevel"/>
+    <w:tmpl w:val="677A539E"/>
+    <w:lvl w:ilvl="0" w:tplc="1EF287CE">
+      <w:start w:val="1"/>
+      <w:numFmt w:val="decimal"/>
+      <w:lvlText w:val="%1."/>
+      <w:lvlJc w:val="left"/>
+      <w:pPr>
+        <w:ind w:left="360" w:hanging="360"/>
+      </w:pPr>
+      <w:rPr>
+        <w:rFonts w:hint="default"/>
+      </w:rPr>
+    </w:lvl>
+    <w:lvl w:ilvl="1" w:tplc="04090019" w:tentative="1">
+      <w:start w:val="1"/>
+      <w:numFmt w:val="lowerLetter"/>
+      <w:lvlText w:val="%2)"/>
+      <w:lvlJc w:val="left"/>
+      <w:pPr>
+        <w:ind w:left="880" w:hanging="440"/>
+      </w:pPr>
+    </w:lvl>
+    <w:lvl w:ilvl="2" w:tplc="0409001B" w:tentative="1">
+      <w:start w:val="1"/>
+      <w:numFmt w:val="lowerRoman"/>
+      <w:lvlText w:val="%3."/>
+      <w:lvlJc w:val="right"/>
+      <w:pPr>
+        <w:ind w:left="1320" w:hanging="440"/>
+      </w:pPr>
+    </w:lvl>
+    <w:lvl w:ilvl="3" w:tplc="0409000F" w:tentative="1">
+      <w:start w:val="1"/>
+      <w:numFmt w:val="decimal"/>
+      <w:lvlText w:val="%4."/>
+      <w:lvlJc w:val="left"/>
+      <w:pPr>
+        <w:ind w:left="1760" w:hanging="440"/>
+      </w:pPr>
+    </w:lvl>
+    <w:lvl w:ilvl="4" w:tplc="04090019" w:tentative="1">
+      <w:start w:val="1"/>
+      <w:numFmt w:val="lowerLetter"/>
+      <w:lvlText w:val="%5)"/>
+      <w:lvlJc w:val="left"/>
+      <w:pPr>
+        <w:ind w:left="2200" w:hanging="440"/>
+      </w:pPr>
+    </w:lvl>
+    <w:lvl w:ilvl="5" w:tplc="0409001B" w:tentative="1">
+      <w:start w:val="1"/>
+      <w:numFmt w:val="lowerRoman"/>
+      <w:lvlText w:val="%6."/>
+      <w:lvlJc w:val="right"/>
+      <w:pPr>
+        <w:ind w:left="2640" w:hanging="440"/>
+      </w:pPr>
+    </w:lvl>
+    <w:lvl w:ilvl="6" w:tplc="0409000F" w:tentative="1">
+      <w:start w:val="1"/>
+      <w:numFmt w:val="decimal"/>
+      <w:lvlText w:val="%7."/>
+      <w:lvlJc w:val="left"/>
+      <w:pPr>
+        <w:ind w:left="3080" w:hanging="440"/>
+      </w:pPr>
+    </w:lvl>
+    <w:lvl w:ilvl="7" w:tplc="04090019" w:tentative="1">
+      <w:start w:val="1"/>
+      <w:numFmt w:val="lowerLetter"/>
+      <w:lvlText w:val="%8)"/>
+      <w:lvlJc w:val="left"/>
+      <w:pPr>
+        <w:ind w:left="3520" w:hanging="440"/>
+      </w:pPr>
+    </w:lvl>
+    <w:lvl w:ilvl="8" w:tplc="0409001B" w:tentative="1">
+      <w:start w:val="1"/>
+      <w:numFmt w:val="lowerRoman"/>
+      <w:lvlText w:val="%9."/>
+      <w:lvlJc w:val="right"/>
+      <w:pPr>
+        <w:ind w:left="3960" w:hanging="440"/>
+      </w:pPr>
+    </w:lvl>
+  </w:abstractNum>
+  <w:abstractNum w:abstractNumId="31" w15:restartNumberingAfterBreak="0">
     <w:nsid w:val="507C5C61"/>
     <w:multiLevelType w:val="multilevel"/>
     <w:tmpl w:val="6CCC2622"/>
@@ -26113,7 +26387,7 @@
       </w:rPr>
     </w:lvl>
   </w:abstractNum>
-  <w:abstractNum w:abstractNumId="31" w15:restartNumberingAfterBreak="0">
+  <w:abstractNum w:abstractNumId="32" w15:restartNumberingAfterBreak="0">
     <w:nsid w:val="51B309DF"/>
     <w:multiLevelType w:val="multilevel"/>
     <w:tmpl w:val="E08AAD04"/>
@@ -26258,7 +26532,7 @@
       </w:rPr>
     </w:lvl>
   </w:abstractNum>
-  <w:abstractNum w:abstractNumId="32" w15:restartNumberingAfterBreak="0">
+  <w:abstractNum w:abstractNumId="33" w15:restartNumberingAfterBreak="0">
     <w:nsid w:val="52B231F7"/>
     <w:multiLevelType w:val="multilevel"/>
     <w:tmpl w:val="3136434A"/>
@@ -26407,7 +26681,7 @@
       </w:rPr>
     </w:lvl>
   </w:abstractNum>
-  <w:abstractNum w:abstractNumId="33" w15:restartNumberingAfterBreak="0">
+  <w:abstractNum w:abstractNumId="34" w15:restartNumberingAfterBreak="0">
     <w:nsid w:val="5414427D"/>
     <w:multiLevelType w:val="multilevel"/>
     <w:tmpl w:val="FCC0DABC"/>
@@ -26556,7 +26830,7 @@
       </w:rPr>
     </w:lvl>
   </w:abstractNum>
-  <w:abstractNum w:abstractNumId="34" w15:restartNumberingAfterBreak="0">
+  <w:abstractNum w:abstractNumId="35" w15:restartNumberingAfterBreak="0">
     <w:nsid w:val="582D0449"/>
     <w:multiLevelType w:val="multilevel"/>
     <w:tmpl w:val="2BC20994"/>
@@ -26701,7 +26975,7 @@
       </w:rPr>
     </w:lvl>
   </w:abstractNum>
-  <w:abstractNum w:abstractNumId="35" w15:restartNumberingAfterBreak="0">
+  <w:abstractNum w:abstractNumId="36" w15:restartNumberingAfterBreak="0">
     <w:nsid w:val="5AF659A5"/>
     <w:multiLevelType w:val="multilevel"/>
     <w:tmpl w:val="99E6731E"/>
@@ -26850,7 +27124,7 @@
       </w:rPr>
     </w:lvl>
   </w:abstractNum>
-  <w:abstractNum w:abstractNumId="36" w15:restartNumberingAfterBreak="0">
+  <w:abstractNum w:abstractNumId="37" w15:restartNumberingAfterBreak="0">
     <w:nsid w:val="5FEF1CC3"/>
     <w:multiLevelType w:val="multilevel"/>
     <w:tmpl w:val="4ECAFD18"/>
@@ -26963,7 +27237,7 @@
       </w:rPr>
     </w:lvl>
   </w:abstractNum>
-  <w:abstractNum w:abstractNumId="37" w15:restartNumberingAfterBreak="0">
+  <w:abstractNum w:abstractNumId="38" w15:restartNumberingAfterBreak="0">
     <w:nsid w:val="6018544A"/>
     <w:multiLevelType w:val="multilevel"/>
     <w:tmpl w:val="A8A4434C"/>
@@ -27108,7 +27382,7 @@
       </w:rPr>
     </w:lvl>
   </w:abstractNum>
-  <w:abstractNum w:abstractNumId="38" w15:restartNumberingAfterBreak="0">
+  <w:abstractNum w:abstractNumId="39" w15:restartNumberingAfterBreak="0">
     <w:nsid w:val="62B22110"/>
     <w:multiLevelType w:val="multilevel"/>
     <w:tmpl w:val="1D78FECA"/>
@@ -27257,7 +27531,7 @@
       </w:rPr>
     </w:lvl>
   </w:abstractNum>
-  <w:abstractNum w:abstractNumId="39" w15:restartNumberingAfterBreak="0">
+  <w:abstractNum w:abstractNumId="40" w15:restartNumberingAfterBreak="0">
     <w:nsid w:val="6F5D1276"/>
     <w:multiLevelType w:val="multilevel"/>
     <w:tmpl w:val="EFA4EA7A"/>
@@ -27406,7 +27680,7 @@
       </w:rPr>
     </w:lvl>
   </w:abstractNum>
-  <w:abstractNum w:abstractNumId="40" w15:restartNumberingAfterBreak="0">
+  <w:abstractNum w:abstractNumId="41" w15:restartNumberingAfterBreak="0">
     <w:nsid w:val="6F5E4438"/>
     <w:multiLevelType w:val="multilevel"/>
     <w:tmpl w:val="9D4616B6"/>
@@ -27555,7 +27829,7 @@
       </w:rPr>
     </w:lvl>
   </w:abstractNum>
-  <w:abstractNum w:abstractNumId="41" w15:restartNumberingAfterBreak="0">
+  <w:abstractNum w:abstractNumId="42" w15:restartNumberingAfterBreak="0">
     <w:nsid w:val="79D66A1F"/>
     <w:multiLevelType w:val="multilevel"/>
     <w:tmpl w:val="CC22C870"/>
@@ -27705,7 +27979,7 @@
     </w:lvl>
   </w:abstractNum>
   <w:num w:numId="1" w16cid:durableId="34743455">
-    <w:abstractNumId w:val="36"/>
+    <w:abstractNumId w:val="37"/>
   </w:num>
   <w:num w:numId="2" w16cid:durableId="585310888">
     <w:abstractNumId w:val="8"/>
@@ -27714,19 +27988,19 @@
     <w:abstractNumId w:val="7"/>
   </w:num>
   <w:num w:numId="4" w16cid:durableId="900940171">
-    <w:abstractNumId w:val="31"/>
+    <w:abstractNumId w:val="32"/>
   </w:num>
   <w:num w:numId="5" w16cid:durableId="607128674">
     <w:abstractNumId w:val="14"/>
   </w:num>
   <w:num w:numId="6" w16cid:durableId="915092588">
-    <w:abstractNumId w:val="37"/>
+    <w:abstractNumId w:val="38"/>
   </w:num>
   <w:num w:numId="7" w16cid:durableId="1268733585">
     <w:abstractNumId w:val="6"/>
   </w:num>
   <w:num w:numId="8" w16cid:durableId="1331254319">
-    <w:abstractNumId w:val="34"/>
+    <w:abstractNumId w:val="35"/>
   </w:num>
   <w:num w:numId="9" w16cid:durableId="1572697707">
     <w:abstractNumId w:val="12"/>
@@ -27738,7 +28012,7 @@
     <w:abstractNumId w:val="9"/>
   </w:num>
   <w:num w:numId="12" w16cid:durableId="1494878074">
-    <w:abstractNumId w:val="38"/>
+    <w:abstractNumId w:val="39"/>
   </w:num>
   <w:num w:numId="13" w16cid:durableId="1975061453">
     <w:abstractNumId w:val="1"/>
@@ -27750,7 +28024,7 @@
     <w:abstractNumId w:val="11"/>
   </w:num>
   <w:num w:numId="16" w16cid:durableId="1982879906">
-    <w:abstractNumId w:val="33"/>
+    <w:abstractNumId w:val="34"/>
   </w:num>
   <w:num w:numId="17" w16cid:durableId="2131388721">
     <w:abstractNumId w:val="0"/>
@@ -27759,19 +28033,19 @@
     <w:abstractNumId w:val="13"/>
   </w:num>
   <w:num w:numId="19" w16cid:durableId="1487279443">
-    <w:abstractNumId w:val="40"/>
+    <w:abstractNumId w:val="41"/>
   </w:num>
   <w:num w:numId="20" w16cid:durableId="1372072107">
     <w:abstractNumId w:val="29"/>
   </w:num>
   <w:num w:numId="21" w16cid:durableId="1924877027">
-    <w:abstractNumId w:val="39"/>
+    <w:abstractNumId w:val="40"/>
   </w:num>
   <w:num w:numId="22" w16cid:durableId="665598743">
     <w:abstractNumId w:val="23"/>
   </w:num>
   <w:num w:numId="23" w16cid:durableId="580649006">
-    <w:abstractNumId w:val="32"/>
+    <w:abstractNumId w:val="33"/>
   </w:num>
   <w:num w:numId="24" w16cid:durableId="136578452">
     <w:abstractNumId w:val="25"/>
@@ -27786,7 +28060,7 @@
     <w:abstractNumId w:val="16"/>
   </w:num>
   <w:num w:numId="28" w16cid:durableId="1142120600">
-    <w:abstractNumId w:val="35"/>
+    <w:abstractNumId w:val="36"/>
   </w:num>
   <w:num w:numId="29" w16cid:durableId="762998037">
     <w:abstractNumId w:val="19"/>
@@ -27801,7 +28075,7 @@
     <w:abstractNumId w:val="26"/>
   </w:num>
   <w:num w:numId="33" w16cid:durableId="354310633">
-    <w:abstractNumId w:val="41"/>
+    <w:abstractNumId w:val="42"/>
   </w:num>
   <w:num w:numId="34" w16cid:durableId="1857453484">
     <w:abstractNumId w:val="4"/>
@@ -27810,7 +28084,7 @@
     <w:abstractNumId w:val="3"/>
   </w:num>
   <w:num w:numId="36" w16cid:durableId="505368961">
-    <w:abstractNumId w:val="30"/>
+    <w:abstractNumId w:val="31"/>
   </w:num>
   <w:num w:numId="37" w16cid:durableId="705184383">
     <w:abstractNumId w:val="10"/>
@@ -27829,6 +28103,9 @@
   </w:num>
   <w:num w:numId="42" w16cid:durableId="600648859">
     <w:abstractNumId w:val="22"/>
+  </w:num>
+  <w:num w:numId="43" w16cid:durableId="1177311287">
+    <w:abstractNumId w:val="30"/>
   </w:num>
 </w:numbering>
 </file>

--- a/项目文档/测试文档.docx
+++ b/项目文档/测试文档.docx
@@ -7739,6 +7739,7 @@
         <w:spacing w:before="0" w:beforeAutospacing="0" w:after="0" w:afterAutospacing="0"/>
         <w:ind w:firstLine="420"/>
         <w:rPr>
+          <w:rFonts w:hint="eastAsia"/>
           <w:sz w:val="21"/>
           <w:szCs w:val="21"/>
         </w:rPr>
@@ -8195,7 +8196,7 @@
         <w:pStyle w:val="2"/>
         <w:spacing w:before="0" w:after="0" w:line="240" w:lineRule="auto"/>
         <w:rPr>
-          <w:rFonts w:ascii="黑体" w:eastAsia="黑体" w:hAnsi="黑体"/>
+          <w:rFonts w:ascii="黑体" w:eastAsia="黑体" w:hAnsi="黑体" w:hint="eastAsia"/>
           <w:b w:val="0"/>
           <w:bCs/>
           <w:sz w:val="28"/>
@@ -9447,6 +9448,14 @@
                 <w:szCs w:val="21"/>
               </w:rPr>
             </w:pPr>
+            <w:r>
+              <w:rPr>
+                <w:rFonts w:ascii="宋体" w:eastAsia="宋体" w:hAnsi="宋体" w:hint="eastAsia"/>
+                <w:sz w:val="21"/>
+                <w:szCs w:val="21"/>
+              </w:rPr>
+              <w:t>a1</w:t>
+            </w:r>
           </w:p>
         </w:tc>
         <w:tc>
@@ -9457,11 +9466,19 @@
             <w:pPr>
               <w:spacing w:after="0" w:line="240" w:lineRule="auto"/>
               <w:rPr>
-                <w:rFonts w:ascii="宋体" w:eastAsia="宋体" w:hAnsi="宋体"/>
-                <w:sz w:val="21"/>
-                <w:szCs w:val="21"/>
-              </w:rPr>
-            </w:pPr>
+                <w:rFonts w:ascii="宋体" w:eastAsia="宋体" w:hAnsi="宋体" w:hint="eastAsia"/>
+                <w:sz w:val="21"/>
+                <w:szCs w:val="21"/>
+              </w:rPr>
+            </w:pPr>
+            <w:r>
+              <w:rPr>
+                <w:rFonts w:ascii="宋体" w:eastAsia="宋体" w:hAnsi="宋体" w:hint="eastAsia"/>
+                <w:sz w:val="21"/>
+                <w:szCs w:val="21"/>
+              </w:rPr>
+              <w:t>用户注册</w:t>
+            </w:r>
           </w:p>
         </w:tc>
         <w:tc>
@@ -9472,11 +9489,35 @@
             <w:pPr>
               <w:spacing w:after="0" w:line="240" w:lineRule="auto"/>
               <w:rPr>
-                <w:rFonts w:ascii="宋体" w:eastAsia="宋体" w:hAnsi="宋体"/>
-                <w:sz w:val="21"/>
-                <w:szCs w:val="21"/>
-              </w:rPr>
-            </w:pPr>
+                <w:rFonts w:ascii="宋体" w:eastAsia="宋体" w:hAnsi="宋体" w:hint="eastAsia"/>
+                <w:sz w:val="21"/>
+                <w:szCs w:val="21"/>
+              </w:rPr>
+            </w:pPr>
+            <w:r>
+              <w:rPr>
+                <w:rFonts w:ascii="宋体" w:eastAsia="宋体" w:hAnsi="宋体"/>
+                <w:sz w:val="21"/>
+                <w:szCs w:val="21"/>
+              </w:rPr>
+              <w:t>输入用户名</w:t>
+            </w:r>
+            <w:r>
+              <w:rPr>
+                <w:rFonts w:ascii="宋体" w:eastAsia="宋体" w:hAnsi="宋体" w:hint="eastAsia"/>
+                <w:sz w:val="21"/>
+                <w:szCs w:val="21"/>
+              </w:rPr>
+              <w:t>，</w:t>
+            </w:r>
+            <w:r>
+              <w:rPr>
+                <w:rFonts w:ascii="宋体" w:eastAsia="宋体" w:hAnsi="宋体"/>
+                <w:sz w:val="21"/>
+                <w:szCs w:val="21"/>
+              </w:rPr>
+              <w:t>后点击注册按钮</w:t>
+            </w:r>
           </w:p>
         </w:tc>
         <w:tc>
@@ -9487,7 +9528,7 @@
             <w:pPr>
               <w:spacing w:after="0" w:line="240" w:lineRule="auto"/>
               <w:rPr>
-                <w:rFonts w:ascii="宋体" w:eastAsia="宋体" w:hAnsi="宋体"/>
+                <w:rFonts w:ascii="宋体" w:eastAsia="宋体" w:hAnsi="宋体" w:hint="eastAsia"/>
                 <w:sz w:val="21"/>
                 <w:szCs w:val="21"/>
               </w:rPr>
@@ -9502,7 +9543,7 @@
             <w:pPr>
               <w:spacing w:after="0" w:line="240" w:lineRule="auto"/>
               <w:rPr>
-                <w:rFonts w:ascii="宋体" w:eastAsia="宋体" w:hAnsi="宋体"/>
+                <w:rFonts w:ascii="宋体" w:eastAsia="宋体" w:hAnsi="宋体" w:hint="eastAsia"/>
                 <w:sz w:val="21"/>
                 <w:szCs w:val="21"/>
               </w:rPr>
@@ -9517,7 +9558,7 @@
             <w:pPr>
               <w:spacing w:after="0" w:line="240" w:lineRule="auto"/>
               <w:rPr>
-                <w:rFonts w:ascii="宋体" w:eastAsia="宋体" w:hAnsi="宋体"/>
+                <w:rFonts w:ascii="宋体" w:eastAsia="宋体" w:hAnsi="宋体" w:hint="eastAsia"/>
                 <w:sz w:val="21"/>
                 <w:szCs w:val="21"/>
               </w:rPr>
@@ -9529,7 +9570,6 @@
         <w:tc>
           <w:tcPr>
             <w:tcW w:w="0" w:type="auto"/>
-            <w:hideMark/>
           </w:tcPr>
           <w:p>
             <w:pPr>
@@ -9554,110 +9594,105 @@
                 <w:sz w:val="21"/>
                 <w:szCs w:val="21"/>
               </w:rPr>
-              <w:t>2</w:t>
+              <w:t>1</w:t>
             </w:r>
           </w:p>
         </w:tc>
         <w:tc>
           <w:tcPr>
             <w:tcW w:w="0" w:type="auto"/>
-            <w:hideMark/>
-          </w:tcPr>
-          <w:p>
-            <w:pPr>
-              <w:spacing w:after="0" w:line="240" w:lineRule="auto"/>
-              <w:rPr>
-                <w:rFonts w:ascii="宋体" w:eastAsia="宋体" w:hAnsi="宋体" w:hint="eastAsia"/>
-                <w:sz w:val="21"/>
-                <w:szCs w:val="21"/>
-              </w:rPr>
-            </w:pPr>
-            <w:r>
-              <w:rPr>
-                <w:rFonts w:ascii="宋体" w:eastAsia="宋体" w:hAnsi="宋体"/>
-                <w:sz w:val="21"/>
-                <w:szCs w:val="21"/>
-              </w:rPr>
-              <w:t>用户登录</w:t>
+          </w:tcPr>
+          <w:p>
+            <w:pPr>
+              <w:spacing w:after="0" w:line="240" w:lineRule="auto"/>
+              <w:rPr>
+                <w:rFonts w:ascii="宋体" w:eastAsia="宋体" w:hAnsi="宋体" w:hint="eastAsia"/>
+                <w:sz w:val="21"/>
+                <w:szCs w:val="21"/>
+              </w:rPr>
+            </w:pPr>
+            <w:r>
+              <w:rPr>
+                <w:rFonts w:ascii="宋体" w:eastAsia="宋体" w:hAnsi="宋体"/>
+                <w:sz w:val="21"/>
+                <w:szCs w:val="21"/>
+              </w:rPr>
+              <w:t>用户注册</w:t>
             </w:r>
           </w:p>
         </w:tc>
         <w:tc>
           <w:tcPr>
             <w:tcW w:w="0" w:type="auto"/>
-            <w:hideMark/>
-          </w:tcPr>
-          <w:p>
-            <w:pPr>
-              <w:spacing w:after="0" w:line="240" w:lineRule="auto"/>
-              <w:rPr>
-                <w:rFonts w:ascii="宋体" w:eastAsia="宋体" w:hAnsi="宋体" w:hint="eastAsia"/>
-                <w:sz w:val="21"/>
-                <w:szCs w:val="21"/>
-              </w:rPr>
-            </w:pPr>
-            <w:r>
-              <w:rPr>
-                <w:rFonts w:ascii="宋体" w:eastAsia="宋体" w:hAnsi="宋体"/>
-                <w:sz w:val="21"/>
-                <w:szCs w:val="21"/>
-              </w:rPr>
-              <w:t>输入已注册用户名与密码点击登录</w:t>
+          </w:tcPr>
+          <w:p>
+            <w:pPr>
+              <w:spacing w:after="0" w:line="240" w:lineRule="auto"/>
+              <w:rPr>
+                <w:rFonts w:ascii="宋体" w:eastAsia="宋体" w:hAnsi="宋体" w:hint="eastAsia"/>
+                <w:sz w:val="21"/>
+                <w:szCs w:val="21"/>
+              </w:rPr>
+            </w:pPr>
+            <w:r>
+              <w:rPr>
+                <w:rFonts w:ascii="宋体" w:eastAsia="宋体" w:hAnsi="宋体"/>
+                <w:sz w:val="21"/>
+                <w:szCs w:val="21"/>
+              </w:rPr>
+              <w:t>输入密码</w:t>
+            </w:r>
+            <w:r>
+              <w:rPr>
+                <w:rFonts w:ascii="宋体" w:eastAsia="宋体" w:hAnsi="宋体" w:hint="eastAsia"/>
+                <w:sz w:val="21"/>
+                <w:szCs w:val="21"/>
+              </w:rPr>
+              <w:t>，</w:t>
+            </w:r>
+            <w:r>
+              <w:rPr>
+                <w:rFonts w:ascii="宋体" w:eastAsia="宋体" w:hAnsi="宋体"/>
+                <w:sz w:val="21"/>
+                <w:szCs w:val="21"/>
+              </w:rPr>
+              <w:t>后点击注册按钮</w:t>
             </w:r>
           </w:p>
         </w:tc>
         <w:tc>
           <w:tcPr>
             <w:tcW w:w="0" w:type="auto"/>
-            <w:hideMark/>
-          </w:tcPr>
-          <w:p>
-            <w:pPr>
-              <w:spacing w:after="0" w:line="240" w:lineRule="auto"/>
-              <w:rPr>
-                <w:rFonts w:ascii="宋体" w:eastAsia="宋体" w:hAnsi="宋体" w:hint="eastAsia"/>
-                <w:sz w:val="21"/>
-                <w:szCs w:val="21"/>
-              </w:rPr>
-            </w:pPr>
-            <w:r>
-              <w:rPr>
-                <w:rFonts w:ascii="宋体" w:eastAsia="宋体" w:hAnsi="宋体"/>
-                <w:sz w:val="21"/>
-                <w:szCs w:val="21"/>
-              </w:rPr>
-              <w:t>系统生成 JWT 并跳转至首页</w:t>
-            </w:r>
+          </w:tcPr>
+          <w:p>
+            <w:pPr>
+              <w:spacing w:after="0" w:line="240" w:lineRule="auto"/>
+              <w:rPr>
+                <w:rFonts w:ascii="宋体" w:eastAsia="宋体" w:hAnsi="宋体" w:hint="eastAsia"/>
+                <w:sz w:val="21"/>
+                <w:szCs w:val="21"/>
+              </w:rPr>
+            </w:pPr>
           </w:p>
         </w:tc>
         <w:tc>
           <w:tcPr>
             <w:tcW w:w="0" w:type="auto"/>
-            <w:hideMark/>
-          </w:tcPr>
-          <w:p>
-            <w:pPr>
-              <w:spacing w:after="0" w:line="240" w:lineRule="auto"/>
-              <w:rPr>
-                <w:rFonts w:ascii="宋体" w:eastAsia="宋体" w:hAnsi="宋体" w:hint="eastAsia"/>
-                <w:sz w:val="21"/>
-                <w:szCs w:val="21"/>
-              </w:rPr>
-            </w:pPr>
-            <w:r>
-              <w:rPr>
-                <w:rFonts w:ascii="宋体" w:eastAsia="宋体" w:hAnsi="宋体"/>
-                <w:sz w:val="21"/>
-                <w:szCs w:val="21"/>
-              </w:rPr>
-              <w:t>首页成功加载，浏览器存储 Token</w:t>
-            </w:r>
+          </w:tcPr>
+          <w:p>
+            <w:pPr>
+              <w:spacing w:after="0" w:line="240" w:lineRule="auto"/>
+              <w:rPr>
+                <w:rFonts w:ascii="宋体" w:eastAsia="宋体" w:hAnsi="宋体" w:hint="eastAsia"/>
+                <w:sz w:val="21"/>
+                <w:szCs w:val="21"/>
+              </w:rPr>
+            </w:pPr>
           </w:p>
         </w:tc>
         <w:tc>
           <w:tcPr>
             <w:tcW w:w="0" w:type="auto"/>
-            <w:hideMark/>
           </w:tcPr>
           <w:p>
             <w:pPr>
@@ -9675,7 +9710,6 @@
         <w:tc>
           <w:tcPr>
             <w:tcW w:w="0" w:type="auto"/>
-            <w:hideMark/>
           </w:tcPr>
           <w:p>
             <w:pPr>
@@ -9693,118 +9727,89 @@
                 <w:szCs w:val="21"/>
               </w:rPr>
               <w:lastRenderedPageBreak/>
-              <w:t>a</w:t>
-            </w:r>
-            <w:r>
-              <w:rPr>
-                <w:rFonts w:ascii="宋体" w:eastAsia="宋体" w:hAnsi="宋体"/>
-                <w:sz w:val="21"/>
-                <w:szCs w:val="21"/>
-              </w:rPr>
-              <w:t>3</w:t>
+              <w:t>a2</w:t>
             </w:r>
           </w:p>
         </w:tc>
         <w:tc>
           <w:tcPr>
             <w:tcW w:w="0" w:type="auto"/>
-            <w:hideMark/>
-          </w:tcPr>
-          <w:p>
-            <w:pPr>
-              <w:spacing w:after="0" w:line="240" w:lineRule="auto"/>
-              <w:rPr>
-                <w:rFonts w:ascii="宋体" w:eastAsia="宋体" w:hAnsi="宋体" w:hint="eastAsia"/>
-                <w:sz w:val="21"/>
-                <w:szCs w:val="21"/>
-              </w:rPr>
-            </w:pPr>
-            <w:r>
-              <w:rPr>
-                <w:rFonts w:ascii="宋体" w:eastAsia="宋体" w:hAnsi="宋体"/>
-                <w:sz w:val="21"/>
-                <w:szCs w:val="21"/>
-              </w:rPr>
-              <w:t>信息修改</w:t>
+          </w:tcPr>
+          <w:p>
+            <w:pPr>
+              <w:spacing w:after="0" w:line="240" w:lineRule="auto"/>
+              <w:rPr>
+                <w:rFonts w:ascii="宋体" w:eastAsia="宋体" w:hAnsi="宋体"/>
+                <w:sz w:val="21"/>
+                <w:szCs w:val="21"/>
+              </w:rPr>
+            </w:pPr>
+            <w:r>
+              <w:rPr>
+                <w:rFonts w:ascii="宋体" w:eastAsia="宋体" w:hAnsi="宋体" w:hint="eastAsia"/>
+                <w:sz w:val="21"/>
+                <w:szCs w:val="21"/>
+              </w:rPr>
+              <w:t>用户登录</w:t>
             </w:r>
           </w:p>
         </w:tc>
         <w:tc>
           <w:tcPr>
             <w:tcW w:w="0" w:type="auto"/>
-            <w:hideMark/>
-          </w:tcPr>
-          <w:p>
-            <w:pPr>
-              <w:spacing w:after="0" w:line="240" w:lineRule="auto"/>
-              <w:rPr>
-                <w:rFonts w:ascii="宋体" w:eastAsia="宋体" w:hAnsi="宋体" w:hint="eastAsia"/>
-                <w:sz w:val="21"/>
-                <w:szCs w:val="21"/>
-              </w:rPr>
-            </w:pPr>
-            <w:r>
-              <w:rPr>
-                <w:rFonts w:ascii="宋体" w:eastAsia="宋体" w:hAnsi="宋体"/>
-                <w:sz w:val="21"/>
-                <w:szCs w:val="21"/>
-              </w:rPr>
-              <w:t>登录后进入个人中心，修改昵称与性别并保存</w:t>
+          </w:tcPr>
+          <w:p>
+            <w:pPr>
+              <w:spacing w:after="0" w:line="240" w:lineRule="auto"/>
+              <w:rPr>
+                <w:rFonts w:ascii="宋体" w:eastAsia="宋体" w:hAnsi="宋体" w:hint="eastAsia"/>
+                <w:sz w:val="21"/>
+                <w:szCs w:val="21"/>
+              </w:rPr>
+            </w:pPr>
+            <w:r>
+              <w:rPr>
+                <w:rFonts w:ascii="宋体" w:eastAsia="宋体" w:hAnsi="宋体" w:hint="eastAsia"/>
+                <w:sz w:val="21"/>
+                <w:szCs w:val="21"/>
+              </w:rPr>
+              <w:t>点击登录</w:t>
             </w:r>
           </w:p>
         </w:tc>
         <w:tc>
           <w:tcPr>
             <w:tcW w:w="0" w:type="auto"/>
-            <w:hideMark/>
-          </w:tcPr>
-          <w:p>
-            <w:pPr>
-              <w:spacing w:after="0" w:line="240" w:lineRule="auto"/>
-              <w:rPr>
-                <w:rFonts w:ascii="宋体" w:eastAsia="宋体" w:hAnsi="宋体" w:hint="eastAsia"/>
-                <w:sz w:val="21"/>
-                <w:szCs w:val="21"/>
-              </w:rPr>
-            </w:pPr>
-            <w:r>
-              <w:rPr>
-                <w:rFonts w:ascii="宋体" w:eastAsia="宋体" w:hAnsi="宋体"/>
-                <w:sz w:val="21"/>
-                <w:szCs w:val="21"/>
-              </w:rPr>
-              <w:t>修改成功提示，界面显示更新后的信息</w:t>
-            </w:r>
+          </w:tcPr>
+          <w:p>
+            <w:pPr>
+              <w:spacing w:after="0" w:line="240" w:lineRule="auto"/>
+              <w:rPr>
+                <w:rFonts w:ascii="宋体" w:eastAsia="宋体" w:hAnsi="宋体" w:hint="eastAsia"/>
+                <w:sz w:val="21"/>
+                <w:szCs w:val="21"/>
+              </w:rPr>
+            </w:pPr>
           </w:p>
         </w:tc>
         <w:tc>
           <w:tcPr>
             <w:tcW w:w="0" w:type="auto"/>
-            <w:hideMark/>
-          </w:tcPr>
-          <w:p>
-            <w:pPr>
-              <w:spacing w:after="0" w:line="240" w:lineRule="auto"/>
-              <w:rPr>
-                <w:rFonts w:ascii="宋体" w:eastAsia="宋体" w:hAnsi="宋体" w:hint="eastAsia"/>
-                <w:sz w:val="21"/>
-                <w:szCs w:val="21"/>
-              </w:rPr>
-            </w:pPr>
-            <w:r>
-              <w:rPr>
-                <w:rFonts w:ascii="宋体" w:eastAsia="宋体" w:hAnsi="宋体"/>
-                <w:sz w:val="21"/>
-                <w:szCs w:val="21"/>
-              </w:rPr>
-              <w:t>修改成功，页面显示最新数据</w:t>
-            </w:r>
+          </w:tcPr>
+          <w:p>
+            <w:pPr>
+              <w:spacing w:after="0" w:line="240" w:lineRule="auto"/>
+              <w:rPr>
+                <w:rFonts w:ascii="宋体" w:eastAsia="宋体" w:hAnsi="宋体" w:hint="eastAsia"/>
+                <w:sz w:val="21"/>
+                <w:szCs w:val="21"/>
+              </w:rPr>
+            </w:pPr>
           </w:p>
         </w:tc>
         <w:tc>
           <w:tcPr>
             <w:tcW w:w="0" w:type="auto"/>
-            <w:hideMark/>
           </w:tcPr>
           <w:p>
             <w:pPr>
@@ -9822,135 +9827,105 @@
         <w:tc>
           <w:tcPr>
             <w:tcW w:w="0" w:type="auto"/>
-            <w:hideMark/>
-          </w:tcPr>
-          <w:p>
-            <w:pPr>
-              <w:spacing w:after="0" w:line="240" w:lineRule="auto"/>
-              <w:rPr>
-                <w:rFonts w:ascii="宋体" w:eastAsia="宋体" w:hAnsi="宋体" w:hint="eastAsia"/>
-                <w:sz w:val="21"/>
-                <w:szCs w:val="21"/>
-              </w:rPr>
-            </w:pPr>
-            <w:r>
-              <w:rPr>
-                <w:rFonts w:ascii="宋体" w:eastAsia="宋体" w:hAnsi="宋体" w:hint="eastAsia"/>
-                <w:sz w:val="21"/>
-                <w:szCs w:val="21"/>
-              </w:rPr>
-              <w:t>a</w:t>
-            </w:r>
-            <w:r>
-              <w:rPr>
-                <w:rFonts w:ascii="宋体" w:eastAsia="宋体" w:hAnsi="宋体"/>
-                <w:sz w:val="21"/>
-                <w:szCs w:val="21"/>
-              </w:rPr>
-              <w:t>4</w:t>
+          </w:tcPr>
+          <w:p>
+            <w:pPr>
+              <w:spacing w:after="0" w:line="240" w:lineRule="auto"/>
+              <w:rPr>
+                <w:rFonts w:ascii="宋体" w:eastAsia="宋体" w:hAnsi="宋体" w:hint="eastAsia"/>
+                <w:sz w:val="21"/>
+                <w:szCs w:val="21"/>
+              </w:rPr>
+            </w:pPr>
+            <w:r>
+              <w:rPr>
+                <w:rFonts w:ascii="宋体" w:eastAsia="宋体" w:hAnsi="宋体" w:hint="eastAsia"/>
+                <w:sz w:val="21"/>
+                <w:szCs w:val="21"/>
+              </w:rPr>
+              <w:t>a2</w:t>
             </w:r>
           </w:p>
         </w:tc>
         <w:tc>
           <w:tcPr>
             <w:tcW w:w="0" w:type="auto"/>
-            <w:hideMark/>
-          </w:tcPr>
-          <w:p>
-            <w:pPr>
-              <w:spacing w:after="0" w:line="240" w:lineRule="auto"/>
-              <w:rPr>
-                <w:rFonts w:ascii="宋体" w:eastAsia="宋体" w:hAnsi="宋体" w:hint="eastAsia"/>
-                <w:sz w:val="21"/>
-                <w:szCs w:val="21"/>
-              </w:rPr>
-            </w:pPr>
-            <w:r>
-              <w:rPr>
-                <w:rFonts w:ascii="宋体" w:eastAsia="宋体" w:hAnsi="宋体"/>
-                <w:sz w:val="21"/>
-                <w:szCs w:val="21"/>
-              </w:rPr>
-              <w:t>密码修改</w:t>
+          </w:tcPr>
+          <w:p>
+            <w:pPr>
+              <w:spacing w:after="0" w:line="240" w:lineRule="auto"/>
+              <w:rPr>
+                <w:rFonts w:ascii="宋体" w:eastAsia="宋体" w:hAnsi="宋体" w:hint="eastAsia"/>
+                <w:sz w:val="21"/>
+                <w:szCs w:val="21"/>
+              </w:rPr>
+            </w:pPr>
+            <w:r>
+              <w:rPr>
+                <w:rFonts w:ascii="宋体" w:eastAsia="宋体" w:hAnsi="宋体" w:hint="eastAsia"/>
+                <w:sz w:val="21"/>
+                <w:szCs w:val="21"/>
+              </w:rPr>
+              <w:t>用户登录</w:t>
             </w:r>
           </w:p>
         </w:tc>
         <w:tc>
           <w:tcPr>
             <w:tcW w:w="0" w:type="auto"/>
-            <w:hideMark/>
-          </w:tcPr>
-          <w:p>
-            <w:pPr>
-              <w:spacing w:after="0" w:line="240" w:lineRule="auto"/>
-              <w:rPr>
-                <w:rFonts w:ascii="宋体" w:eastAsia="宋体" w:hAnsi="宋体" w:hint="eastAsia"/>
-                <w:sz w:val="21"/>
-                <w:szCs w:val="21"/>
-              </w:rPr>
-            </w:pPr>
-            <w:r>
-              <w:rPr>
-                <w:rFonts w:ascii="宋体" w:eastAsia="宋体" w:hAnsi="宋体"/>
-                <w:sz w:val="21"/>
-                <w:szCs w:val="21"/>
-              </w:rPr>
-              <w:t>输入原密码与新密码点击确认</w:t>
+          </w:tcPr>
+          <w:p>
+            <w:pPr>
+              <w:spacing w:after="0" w:line="240" w:lineRule="auto"/>
+              <w:rPr>
+                <w:rFonts w:ascii="宋体" w:eastAsia="宋体" w:hAnsi="宋体"/>
+                <w:sz w:val="21"/>
+                <w:szCs w:val="21"/>
+              </w:rPr>
+            </w:pPr>
+            <w:r>
+              <w:rPr>
+                <w:rFonts w:ascii="宋体" w:eastAsia="宋体" w:hAnsi="宋体" w:hint="eastAsia"/>
+                <w:sz w:val="21"/>
+                <w:szCs w:val="21"/>
+              </w:rPr>
+              <w:t>输入已注册用户名点击登录</w:t>
             </w:r>
           </w:p>
         </w:tc>
         <w:tc>
           <w:tcPr>
             <w:tcW w:w="0" w:type="auto"/>
-            <w:hideMark/>
-          </w:tcPr>
-          <w:p>
-            <w:pPr>
-              <w:spacing w:after="0" w:line="240" w:lineRule="auto"/>
-              <w:rPr>
-                <w:rFonts w:ascii="宋体" w:eastAsia="宋体" w:hAnsi="宋体" w:hint="eastAsia"/>
-                <w:sz w:val="21"/>
-                <w:szCs w:val="21"/>
-              </w:rPr>
-            </w:pPr>
-            <w:r>
-              <w:rPr>
-                <w:rFonts w:ascii="宋体" w:eastAsia="宋体" w:hAnsi="宋体"/>
-                <w:sz w:val="21"/>
-                <w:szCs w:val="21"/>
-              </w:rPr>
-              <w:t>提示密码修改成功，需重新登录</w:t>
-            </w:r>
+          </w:tcPr>
+          <w:p>
+            <w:pPr>
+              <w:spacing w:after="0" w:line="240" w:lineRule="auto"/>
+              <w:rPr>
+                <w:rFonts w:ascii="宋体" w:eastAsia="宋体" w:hAnsi="宋体" w:hint="eastAsia"/>
+                <w:sz w:val="21"/>
+                <w:szCs w:val="21"/>
+              </w:rPr>
+            </w:pPr>
           </w:p>
         </w:tc>
         <w:tc>
           <w:tcPr>
             <w:tcW w:w="0" w:type="auto"/>
-            <w:hideMark/>
-          </w:tcPr>
-          <w:p>
-            <w:pPr>
-              <w:spacing w:after="0" w:line="240" w:lineRule="auto"/>
-              <w:rPr>
-                <w:rFonts w:ascii="宋体" w:eastAsia="宋体" w:hAnsi="宋体" w:hint="eastAsia"/>
-                <w:sz w:val="21"/>
-                <w:szCs w:val="21"/>
-              </w:rPr>
-            </w:pPr>
-            <w:r>
-              <w:rPr>
-                <w:rFonts w:ascii="宋体" w:eastAsia="宋体" w:hAnsi="宋体"/>
-                <w:sz w:val="21"/>
-                <w:szCs w:val="21"/>
-              </w:rPr>
-              <w:t>弹出提示框并跳转登录页</w:t>
-            </w:r>
+          </w:tcPr>
+          <w:p>
+            <w:pPr>
+              <w:spacing w:after="0" w:line="240" w:lineRule="auto"/>
+              <w:rPr>
+                <w:rFonts w:ascii="宋体" w:eastAsia="宋体" w:hAnsi="宋体" w:hint="eastAsia"/>
+                <w:sz w:val="21"/>
+                <w:szCs w:val="21"/>
+              </w:rPr>
+            </w:pPr>
           </w:p>
         </w:tc>
         <w:tc>
           <w:tcPr>
             <w:tcW w:w="0" w:type="auto"/>
-            <w:hideMark/>
           </w:tcPr>
           <w:p>
             <w:pPr>
@@ -9985,7 +9960,15 @@
                 <w:sz w:val="21"/>
                 <w:szCs w:val="21"/>
               </w:rPr>
-              <w:t>a4</w:t>
+              <w:t>a</w:t>
+            </w:r>
+            <w:r>
+              <w:rPr>
+                <w:rFonts w:ascii="宋体" w:eastAsia="宋体" w:hAnsi="宋体"/>
+                <w:sz w:val="21"/>
+                <w:szCs w:val="21"/>
+              </w:rPr>
+              <w:t>2</w:t>
             </w:r>
           </w:p>
         </w:tc>
@@ -10009,7 +9992,7 @@
                 <w:sz w:val="21"/>
                 <w:szCs w:val="21"/>
               </w:rPr>
-              <w:t>忘记密码</w:t>
+              <w:t>用户登录</w:t>
             </w:r>
           </w:p>
         </w:tc>
@@ -10033,7 +10016,7 @@
                 <w:sz w:val="21"/>
                 <w:szCs w:val="21"/>
               </w:rPr>
-              <w:t>点击“忘记密码”，输入手机号获取验证码并设置新密码</w:t>
+              <w:t>输入已注册用户名与密码点击登录</w:t>
             </w:r>
           </w:p>
         </w:tc>
@@ -10057,7 +10040,7 @@
                 <w:sz w:val="21"/>
                 <w:szCs w:val="21"/>
               </w:rPr>
-              <w:t>提示密码重置成功，跳转至登录页面</w:t>
+              <w:t>系统生成 JWT 并跳转至首页</w:t>
             </w:r>
           </w:p>
         </w:tc>
@@ -10081,7 +10064,7 @@
                 <w:sz w:val="21"/>
                 <w:szCs w:val="21"/>
               </w:rPr>
-              <w:t>重置提示正常，回到登录界面</w:t>
+              <w:t>首页成功加载，浏览器存储 Token</w:t>
             </w:r>
           </w:p>
         </w:tc>
@@ -10106,143 +10089,113 @@
         <w:tc>
           <w:tcPr>
             <w:tcW w:w="0" w:type="auto"/>
-            <w:hideMark/>
-          </w:tcPr>
-          <w:p>
-            <w:pPr>
-              <w:spacing w:after="0" w:line="240" w:lineRule="auto"/>
-              <w:rPr>
-                <w:rFonts w:ascii="宋体" w:eastAsia="宋体" w:hAnsi="宋体" w:hint="eastAsia"/>
-                <w:sz w:val="21"/>
-                <w:szCs w:val="21"/>
-              </w:rPr>
-            </w:pPr>
-            <w:r>
-              <w:rPr>
-                <w:rFonts w:ascii="宋体" w:eastAsia="宋体" w:hAnsi="宋体" w:hint="eastAsia"/>
-                <w:sz w:val="21"/>
-                <w:szCs w:val="21"/>
-              </w:rPr>
-              <w:t>a5</w:t>
+          </w:tcPr>
+          <w:p>
+            <w:pPr>
+              <w:spacing w:after="0" w:line="240" w:lineRule="auto"/>
+              <w:rPr>
+                <w:rFonts w:ascii="宋体" w:eastAsia="宋体" w:hAnsi="宋体" w:hint="eastAsia"/>
+                <w:sz w:val="21"/>
+                <w:szCs w:val="21"/>
+              </w:rPr>
+            </w:pPr>
+            <w:r>
+              <w:rPr>
+                <w:rFonts w:ascii="宋体" w:eastAsia="宋体" w:hAnsi="宋体" w:hint="eastAsia"/>
+                <w:sz w:val="21"/>
+                <w:szCs w:val="21"/>
+              </w:rPr>
+              <w:t>a</w:t>
+            </w:r>
+            <w:r>
+              <w:rPr>
+                <w:rFonts w:ascii="宋体" w:eastAsia="宋体" w:hAnsi="宋体"/>
+                <w:sz w:val="21"/>
+                <w:szCs w:val="21"/>
+              </w:rPr>
+              <w:t>2</w:t>
             </w:r>
           </w:p>
         </w:tc>
         <w:tc>
           <w:tcPr>
             <w:tcW w:w="0" w:type="auto"/>
-            <w:hideMark/>
-          </w:tcPr>
-          <w:p>
-            <w:pPr>
-              <w:spacing w:after="0" w:line="240" w:lineRule="auto"/>
-              <w:rPr>
-                <w:rFonts w:ascii="宋体" w:eastAsia="宋体" w:hAnsi="宋体" w:hint="eastAsia"/>
-                <w:sz w:val="21"/>
-                <w:szCs w:val="21"/>
-              </w:rPr>
-            </w:pPr>
-            <w:r>
-              <w:rPr>
-                <w:rFonts w:ascii="宋体" w:eastAsia="宋体" w:hAnsi="宋体"/>
-                <w:sz w:val="21"/>
-                <w:szCs w:val="21"/>
-              </w:rPr>
-              <w:t>权限控制</w:t>
+          </w:tcPr>
+          <w:p>
+            <w:pPr>
+              <w:spacing w:after="0" w:line="240" w:lineRule="auto"/>
+              <w:rPr>
+                <w:rFonts w:ascii="宋体" w:eastAsia="宋体" w:hAnsi="宋体" w:hint="eastAsia"/>
+                <w:sz w:val="21"/>
+                <w:szCs w:val="21"/>
+              </w:rPr>
+            </w:pPr>
+            <w:r>
+              <w:rPr>
+                <w:rFonts w:ascii="宋体" w:eastAsia="宋体" w:hAnsi="宋体"/>
+                <w:sz w:val="21"/>
+                <w:szCs w:val="21"/>
+              </w:rPr>
+              <w:t>用户登录</w:t>
             </w:r>
           </w:p>
         </w:tc>
         <w:tc>
           <w:tcPr>
             <w:tcW w:w="0" w:type="auto"/>
-            <w:hideMark/>
-          </w:tcPr>
-          <w:p>
-            <w:pPr>
-              <w:spacing w:after="0" w:line="240" w:lineRule="auto"/>
-              <w:rPr>
-                <w:rFonts w:ascii="宋体" w:eastAsia="宋体" w:hAnsi="宋体" w:hint="eastAsia"/>
-                <w:sz w:val="21"/>
-                <w:szCs w:val="21"/>
-              </w:rPr>
-            </w:pPr>
-            <w:r>
-              <w:rPr>
-                <w:rFonts w:ascii="宋体" w:eastAsia="宋体" w:hAnsi="宋体"/>
-                <w:sz w:val="21"/>
-                <w:szCs w:val="21"/>
-              </w:rPr>
-              <w:t>使用普通用户账号访问后台管理页面</w:t>
+          </w:tcPr>
+          <w:p>
+            <w:pPr>
+              <w:spacing w:after="0" w:line="240" w:lineRule="auto"/>
+              <w:rPr>
+                <w:rFonts w:ascii="宋体" w:eastAsia="宋体" w:hAnsi="宋体" w:hint="eastAsia"/>
+                <w:sz w:val="21"/>
+                <w:szCs w:val="21"/>
+              </w:rPr>
+            </w:pPr>
+            <w:r>
+              <w:rPr>
+                <w:rFonts w:ascii="宋体" w:eastAsia="宋体" w:hAnsi="宋体" w:hint="eastAsia"/>
+                <w:sz w:val="21"/>
+                <w:szCs w:val="21"/>
+              </w:rPr>
+              <w:t>输入未注册用户名密码点击登录</w:t>
             </w:r>
           </w:p>
         </w:tc>
         <w:tc>
           <w:tcPr>
             <w:tcW w:w="0" w:type="auto"/>
-            <w:hideMark/>
-          </w:tcPr>
-          <w:p>
-            <w:pPr>
-              <w:spacing w:after="0" w:line="240" w:lineRule="auto"/>
-              <w:rPr>
-                <w:rFonts w:ascii="宋体" w:eastAsia="宋体" w:hAnsi="宋体" w:hint="eastAsia"/>
-                <w:sz w:val="21"/>
-                <w:szCs w:val="21"/>
-              </w:rPr>
-            </w:pPr>
-            <w:r>
-              <w:rPr>
-                <w:rFonts w:ascii="宋体" w:eastAsia="宋体" w:hAnsi="宋体"/>
-                <w:sz w:val="21"/>
-                <w:szCs w:val="21"/>
-              </w:rPr>
-              <w:t>提示权限不足，访问被拒绝</w:t>
-            </w:r>
+          </w:tcPr>
+          <w:p>
+            <w:pPr>
+              <w:spacing w:after="0" w:line="240" w:lineRule="auto"/>
+              <w:rPr>
+                <w:rFonts w:ascii="宋体" w:eastAsia="宋体" w:hAnsi="宋体" w:hint="eastAsia"/>
+                <w:sz w:val="21"/>
+                <w:szCs w:val="21"/>
+              </w:rPr>
+            </w:pPr>
           </w:p>
         </w:tc>
         <w:tc>
           <w:tcPr>
             <w:tcW w:w="0" w:type="auto"/>
-            <w:hideMark/>
-          </w:tcPr>
-          <w:p>
-            <w:pPr>
-              <w:spacing w:after="0" w:line="240" w:lineRule="auto"/>
-              <w:rPr>
-                <w:rFonts w:ascii="宋体" w:eastAsia="宋体" w:hAnsi="宋体" w:hint="eastAsia"/>
-                <w:sz w:val="21"/>
-                <w:szCs w:val="21"/>
-              </w:rPr>
-            </w:pPr>
-            <w:r>
-              <w:rPr>
-                <w:rFonts w:ascii="宋体" w:eastAsia="宋体" w:hAnsi="宋体"/>
-                <w:sz w:val="21"/>
-                <w:szCs w:val="21"/>
-              </w:rPr>
-              <w:t>普通用户</w:t>
-            </w:r>
-            <w:r>
-              <w:rPr>
-                <w:rFonts w:ascii="宋体" w:eastAsia="宋体" w:hAnsi="宋体" w:hint="eastAsia"/>
-                <w:sz w:val="21"/>
-                <w:szCs w:val="21"/>
-              </w:rPr>
-              <w:t>的操作界面无相关按钮访问</w:t>
-            </w:r>
-            <w:r>
-              <w:rPr>
-                <w:rFonts w:ascii="宋体" w:eastAsia="宋体" w:hAnsi="宋体"/>
-                <w:sz w:val="21"/>
-                <w:szCs w:val="21"/>
-              </w:rPr>
-              <w:t>后台</w:t>
-            </w:r>
+          </w:tcPr>
+          <w:p>
+            <w:pPr>
+              <w:spacing w:after="0" w:line="240" w:lineRule="auto"/>
+              <w:rPr>
+                <w:rFonts w:ascii="宋体" w:eastAsia="宋体" w:hAnsi="宋体" w:hint="eastAsia"/>
+                <w:sz w:val="21"/>
+                <w:szCs w:val="21"/>
+              </w:rPr>
+            </w:pPr>
           </w:p>
         </w:tc>
         <w:tc>
           <w:tcPr>
             <w:tcW w:w="0" w:type="auto"/>
-            <w:hideMark/>
           </w:tcPr>
           <w:p>
             <w:pPr>
@@ -10260,127 +10213,113 @@
         <w:tc>
           <w:tcPr>
             <w:tcW w:w="0" w:type="auto"/>
-            <w:hideMark/>
-          </w:tcPr>
-          <w:p>
-            <w:pPr>
-              <w:spacing w:after="0" w:line="240" w:lineRule="auto"/>
-              <w:rPr>
-                <w:rFonts w:ascii="宋体" w:eastAsia="宋体" w:hAnsi="宋体" w:hint="eastAsia"/>
-                <w:sz w:val="21"/>
-                <w:szCs w:val="21"/>
-              </w:rPr>
-            </w:pPr>
-            <w:r>
-              <w:rPr>
-                <w:rFonts w:ascii="宋体" w:eastAsia="宋体" w:hAnsi="宋体" w:hint="eastAsia"/>
-                <w:sz w:val="21"/>
-                <w:szCs w:val="21"/>
-              </w:rPr>
-              <w:t>b1</w:t>
+          </w:tcPr>
+          <w:p>
+            <w:pPr>
+              <w:spacing w:after="0" w:line="240" w:lineRule="auto"/>
+              <w:rPr>
+                <w:rFonts w:ascii="宋体" w:eastAsia="宋体" w:hAnsi="宋体" w:hint="eastAsia"/>
+                <w:sz w:val="21"/>
+                <w:szCs w:val="21"/>
+              </w:rPr>
+            </w:pPr>
+            <w:r>
+              <w:rPr>
+                <w:rFonts w:ascii="宋体" w:eastAsia="宋体" w:hAnsi="宋体" w:hint="eastAsia"/>
+                <w:sz w:val="21"/>
+                <w:szCs w:val="21"/>
+              </w:rPr>
+              <w:t>a</w:t>
+            </w:r>
+            <w:r>
+              <w:rPr>
+                <w:rFonts w:ascii="宋体" w:eastAsia="宋体" w:hAnsi="宋体"/>
+                <w:sz w:val="21"/>
+                <w:szCs w:val="21"/>
+              </w:rPr>
+              <w:t>2</w:t>
             </w:r>
           </w:p>
         </w:tc>
         <w:tc>
           <w:tcPr>
             <w:tcW w:w="0" w:type="auto"/>
-            <w:hideMark/>
-          </w:tcPr>
-          <w:p>
-            <w:pPr>
-              <w:spacing w:after="0" w:line="240" w:lineRule="auto"/>
-              <w:rPr>
-                <w:rFonts w:ascii="宋体" w:eastAsia="宋体" w:hAnsi="宋体" w:hint="eastAsia"/>
-                <w:sz w:val="21"/>
-                <w:szCs w:val="21"/>
-              </w:rPr>
-            </w:pPr>
-            <w:r>
-              <w:rPr>
-                <w:rFonts w:ascii="宋体" w:eastAsia="宋体" w:hAnsi="宋体"/>
-                <w:sz w:val="21"/>
-                <w:szCs w:val="21"/>
-              </w:rPr>
-              <w:t>资讯浏览</w:t>
+          </w:tcPr>
+          <w:p>
+            <w:pPr>
+              <w:spacing w:after="0" w:line="240" w:lineRule="auto"/>
+              <w:rPr>
+                <w:rFonts w:ascii="宋体" w:eastAsia="宋体" w:hAnsi="宋体" w:hint="eastAsia"/>
+                <w:sz w:val="21"/>
+                <w:szCs w:val="21"/>
+              </w:rPr>
+            </w:pPr>
+            <w:r>
+              <w:rPr>
+                <w:rFonts w:ascii="宋体" w:eastAsia="宋体" w:hAnsi="宋体"/>
+                <w:sz w:val="21"/>
+                <w:szCs w:val="21"/>
+              </w:rPr>
+              <w:t>用户登录</w:t>
             </w:r>
           </w:p>
         </w:tc>
         <w:tc>
           <w:tcPr>
             <w:tcW w:w="0" w:type="auto"/>
-            <w:hideMark/>
-          </w:tcPr>
-          <w:p>
-            <w:pPr>
-              <w:spacing w:after="0" w:line="240" w:lineRule="auto"/>
-              <w:rPr>
-                <w:rFonts w:ascii="宋体" w:eastAsia="宋体" w:hAnsi="宋体" w:hint="eastAsia"/>
-                <w:sz w:val="21"/>
-                <w:szCs w:val="21"/>
-              </w:rPr>
-            </w:pPr>
-            <w:r>
-              <w:rPr>
-                <w:rFonts w:ascii="宋体" w:eastAsia="宋体" w:hAnsi="宋体"/>
-                <w:sz w:val="21"/>
-                <w:szCs w:val="21"/>
-              </w:rPr>
-              <w:t>进入资讯页面，滚动浏览并点击任意资讯条目</w:t>
+          </w:tcPr>
+          <w:p>
+            <w:pPr>
+              <w:spacing w:after="0" w:line="240" w:lineRule="auto"/>
+              <w:rPr>
+                <w:rFonts w:ascii="宋体" w:eastAsia="宋体" w:hAnsi="宋体" w:hint="eastAsia"/>
+                <w:sz w:val="21"/>
+                <w:szCs w:val="21"/>
+              </w:rPr>
+            </w:pPr>
+            <w:r>
+              <w:rPr>
+                <w:rFonts w:ascii="宋体" w:eastAsia="宋体" w:hAnsi="宋体" w:hint="eastAsia"/>
+                <w:sz w:val="21"/>
+                <w:szCs w:val="21"/>
+              </w:rPr>
+              <w:t>输入已注册用户名错误密码点击登录</w:t>
             </w:r>
           </w:p>
         </w:tc>
         <w:tc>
           <w:tcPr>
             <w:tcW w:w="0" w:type="auto"/>
-            <w:hideMark/>
-          </w:tcPr>
-          <w:p>
-            <w:pPr>
-              <w:spacing w:after="0" w:line="240" w:lineRule="auto"/>
-              <w:rPr>
-                <w:rFonts w:ascii="宋体" w:eastAsia="宋体" w:hAnsi="宋体" w:hint="eastAsia"/>
-                <w:sz w:val="21"/>
-                <w:szCs w:val="21"/>
-              </w:rPr>
-            </w:pPr>
-            <w:r>
-              <w:rPr>
-                <w:rFonts w:ascii="宋体" w:eastAsia="宋体" w:hAnsi="宋体"/>
-                <w:sz w:val="21"/>
-                <w:szCs w:val="21"/>
-              </w:rPr>
-              <w:t>展示资讯详情内容</w:t>
-            </w:r>
+          </w:tcPr>
+          <w:p>
+            <w:pPr>
+              <w:spacing w:after="0" w:line="240" w:lineRule="auto"/>
+              <w:rPr>
+                <w:rFonts w:ascii="宋体" w:eastAsia="宋体" w:hAnsi="宋体" w:hint="eastAsia"/>
+                <w:sz w:val="21"/>
+                <w:szCs w:val="21"/>
+              </w:rPr>
+            </w:pPr>
           </w:p>
         </w:tc>
         <w:tc>
           <w:tcPr>
             <w:tcW w:w="0" w:type="auto"/>
-            <w:hideMark/>
-          </w:tcPr>
-          <w:p>
-            <w:pPr>
-              <w:spacing w:after="0" w:line="240" w:lineRule="auto"/>
-              <w:rPr>
-                <w:rFonts w:ascii="宋体" w:eastAsia="宋体" w:hAnsi="宋体" w:hint="eastAsia"/>
-                <w:sz w:val="21"/>
-                <w:szCs w:val="21"/>
-              </w:rPr>
-            </w:pPr>
-            <w:r>
-              <w:rPr>
-                <w:rFonts w:ascii="宋体" w:eastAsia="宋体" w:hAnsi="宋体"/>
-                <w:sz w:val="21"/>
-                <w:szCs w:val="21"/>
-              </w:rPr>
-              <w:t>页面正确跳转并展示全文</w:t>
-            </w:r>
+          </w:tcPr>
+          <w:p>
+            <w:pPr>
+              <w:spacing w:after="0" w:line="240" w:lineRule="auto"/>
+              <w:rPr>
+                <w:rFonts w:ascii="宋体" w:eastAsia="宋体" w:hAnsi="宋体" w:hint="eastAsia"/>
+                <w:sz w:val="21"/>
+                <w:szCs w:val="21"/>
+              </w:rPr>
+            </w:pPr>
           </w:p>
         </w:tc>
         <w:tc>
           <w:tcPr>
             <w:tcW w:w="0" w:type="auto"/>
-            <w:hideMark/>
           </w:tcPr>
           <w:p>
             <w:pPr>
@@ -10415,7 +10354,15 @@
                 <w:sz w:val="21"/>
                 <w:szCs w:val="21"/>
               </w:rPr>
-              <w:t>b2</w:t>
+              <w:t>a</w:t>
+            </w:r>
+            <w:r>
+              <w:rPr>
+                <w:rFonts w:ascii="宋体" w:eastAsia="宋体" w:hAnsi="宋体"/>
+                <w:sz w:val="21"/>
+                <w:szCs w:val="21"/>
+              </w:rPr>
+              <w:t>3</w:t>
             </w:r>
           </w:p>
         </w:tc>
@@ -10439,7 +10386,7 @@
                 <w:sz w:val="21"/>
                 <w:szCs w:val="21"/>
               </w:rPr>
-              <w:t>资讯评论</w:t>
+              <w:t>信息修改</w:t>
             </w:r>
           </w:p>
         </w:tc>
@@ -10463,7 +10410,7 @@
                 <w:sz w:val="21"/>
                 <w:szCs w:val="21"/>
               </w:rPr>
-              <w:t>在资讯详情页输入评论并点击发布</w:t>
+              <w:t>登录后进入个人中心，修改昵称与性别并保存</w:t>
             </w:r>
           </w:p>
         </w:tc>
@@ -10481,23 +10428,13 @@
                 <w:szCs w:val="21"/>
               </w:rPr>
             </w:pPr>
-            <w:proofErr w:type="gramStart"/>
-            <w:r>
-              <w:rPr>
-                <w:rFonts w:ascii="宋体" w:eastAsia="宋体" w:hAnsi="宋体"/>
-                <w:sz w:val="21"/>
-                <w:szCs w:val="21"/>
-              </w:rPr>
-              <w:t>评论区</w:t>
-            </w:r>
-            <w:proofErr w:type="gramEnd"/>
-            <w:r>
-              <w:rPr>
-                <w:rFonts w:ascii="宋体" w:eastAsia="宋体" w:hAnsi="宋体"/>
-                <w:sz w:val="21"/>
-                <w:szCs w:val="21"/>
-              </w:rPr>
-              <w:t>新增该评论，显示用户名与时间</w:t>
+            <w:r>
+              <w:rPr>
+                <w:rFonts w:ascii="宋体" w:eastAsia="宋体" w:hAnsi="宋体"/>
+                <w:sz w:val="21"/>
+                <w:szCs w:val="21"/>
+              </w:rPr>
+              <w:t>修改成功提示，界面显示更新后的信息</w:t>
             </w:r>
           </w:p>
         </w:tc>
@@ -10521,7 +10458,7 @@
                 <w:sz w:val="21"/>
                 <w:szCs w:val="21"/>
               </w:rPr>
-              <w:t>评论显示在页面底部，附带时间戳</w:t>
+              <w:t>修改成功，页面显示最新数据</w:t>
             </w:r>
           </w:p>
         </w:tc>
@@ -10563,7 +10500,15 @@
                 <w:sz w:val="21"/>
                 <w:szCs w:val="21"/>
               </w:rPr>
-              <w:t>b2</w:t>
+              <w:t>a</w:t>
+            </w:r>
+            <w:r>
+              <w:rPr>
+                <w:rFonts w:ascii="宋体" w:eastAsia="宋体" w:hAnsi="宋体"/>
+                <w:sz w:val="21"/>
+                <w:szCs w:val="21"/>
+              </w:rPr>
+              <w:t>4</w:t>
             </w:r>
           </w:p>
         </w:tc>
@@ -10581,16 +10526,14 @@
                 <w:szCs w:val="21"/>
               </w:rPr>
             </w:pPr>
-            <w:proofErr w:type="gramStart"/>
-            <w:r>
-              <w:rPr>
-                <w:rFonts w:ascii="宋体" w:eastAsia="宋体" w:hAnsi="宋体"/>
-                <w:sz w:val="21"/>
-                <w:szCs w:val="21"/>
-              </w:rPr>
-              <w:t>资讯点赞</w:t>
-            </w:r>
-            <w:proofErr w:type="gramEnd"/>
+            <w:r>
+              <w:rPr>
+                <w:rFonts w:ascii="宋体" w:eastAsia="宋体" w:hAnsi="宋体"/>
+                <w:sz w:val="21"/>
+                <w:szCs w:val="21"/>
+              </w:rPr>
+              <w:t>密码修改</w:t>
+            </w:r>
           </w:p>
         </w:tc>
         <w:tc>
@@ -10613,18 +10556,8 @@
                 <w:sz w:val="21"/>
                 <w:szCs w:val="21"/>
               </w:rPr>
-              <w:t>点击资讯评论下</w:t>
-            </w:r>
-            <w:proofErr w:type="gramStart"/>
-            <w:r>
-              <w:rPr>
-                <w:rFonts w:ascii="宋体" w:eastAsia="宋体" w:hAnsi="宋体"/>
-                <w:sz w:val="21"/>
-                <w:szCs w:val="21"/>
-              </w:rPr>
-              <w:t>的点赞按钮</w:t>
-            </w:r>
-            <w:proofErr w:type="gramEnd"/>
+              <w:t>输入原密码与新密码点击确认</w:t>
+            </w:r>
           </w:p>
         </w:tc>
         <w:tc>
@@ -10641,23 +10574,13 @@
                 <w:szCs w:val="21"/>
               </w:rPr>
             </w:pPr>
-            <w:proofErr w:type="gramStart"/>
-            <w:r>
-              <w:rPr>
-                <w:rFonts w:ascii="宋体" w:eastAsia="宋体" w:hAnsi="宋体"/>
-                <w:sz w:val="21"/>
-                <w:szCs w:val="21"/>
-              </w:rPr>
-              <w:t>点赞数</w:t>
-            </w:r>
-            <w:proofErr w:type="gramEnd"/>
-            <w:r>
-              <w:rPr>
-                <w:rFonts w:ascii="宋体" w:eastAsia="宋体" w:hAnsi="宋体"/>
-                <w:sz w:val="21"/>
-                <w:szCs w:val="21"/>
-              </w:rPr>
-              <w:t>加一，按钮状态变化</w:t>
+            <w:r>
+              <w:rPr>
+                <w:rFonts w:ascii="宋体" w:eastAsia="宋体" w:hAnsi="宋体"/>
+                <w:sz w:val="21"/>
+                <w:szCs w:val="21"/>
+              </w:rPr>
+              <w:t>提示密码修改成功，需重新登录</w:t>
             </w:r>
           </w:p>
         </w:tc>
@@ -10675,23 +10598,13 @@
                 <w:szCs w:val="21"/>
               </w:rPr>
             </w:pPr>
-            <w:proofErr w:type="gramStart"/>
-            <w:r>
-              <w:rPr>
-                <w:rFonts w:ascii="宋体" w:eastAsia="宋体" w:hAnsi="宋体"/>
-                <w:sz w:val="21"/>
-                <w:szCs w:val="21"/>
-              </w:rPr>
-              <w:t>点赞数</w:t>
-            </w:r>
-            <w:proofErr w:type="gramEnd"/>
-            <w:r>
-              <w:rPr>
-                <w:rFonts w:ascii="宋体" w:eastAsia="宋体" w:hAnsi="宋体"/>
-                <w:sz w:val="21"/>
-                <w:szCs w:val="21"/>
-              </w:rPr>
-              <w:t>更新，按钮图标变色</w:t>
+            <w:r>
+              <w:rPr>
+                <w:rFonts w:ascii="宋体" w:eastAsia="宋体" w:hAnsi="宋体"/>
+                <w:sz w:val="21"/>
+                <w:szCs w:val="21"/>
+              </w:rPr>
+              <w:t>弹出提示框并跳转登录页</w:t>
             </w:r>
           </w:p>
         </w:tc>
@@ -10733,7 +10646,7 @@
                 <w:sz w:val="21"/>
                 <w:szCs w:val="21"/>
               </w:rPr>
-              <w:t>b3</w:t>
+              <w:t>a4</w:t>
             </w:r>
           </w:p>
         </w:tc>
@@ -10757,7 +10670,7 @@
                 <w:sz w:val="21"/>
                 <w:szCs w:val="21"/>
               </w:rPr>
-              <w:t>资讯收藏</w:t>
+              <w:t>忘记密码</w:t>
             </w:r>
           </w:p>
         </w:tc>
@@ -10781,7 +10694,7 @@
                 <w:sz w:val="21"/>
                 <w:szCs w:val="21"/>
               </w:rPr>
-              <w:t>点击资讯详情页收藏按钮</w:t>
+              <w:t>点击“忘记密码”，输入手机号获取验证码并设置新密码</w:t>
             </w:r>
           </w:p>
         </w:tc>
@@ -10805,7 +10718,7 @@
                 <w:sz w:val="21"/>
                 <w:szCs w:val="21"/>
               </w:rPr>
-              <w:t>提示收藏成功，资讯加入个人收藏列表</w:t>
+              <w:t>提示密码重置成功，跳转至登录页面</w:t>
             </w:r>
           </w:p>
         </w:tc>
@@ -10829,7 +10742,7 @@
                 <w:sz w:val="21"/>
                 <w:szCs w:val="21"/>
               </w:rPr>
-              <w:t>收藏按钮状态改变，提示收藏成功</w:t>
+              <w:t>重置提示正常，回到登录界面</w:t>
             </w:r>
           </w:p>
         </w:tc>
@@ -10871,7 +10784,7 @@
                 <w:sz w:val="21"/>
                 <w:szCs w:val="21"/>
               </w:rPr>
-              <w:t>b4</w:t>
+              <w:t>a5</w:t>
             </w:r>
           </w:p>
         </w:tc>
@@ -10895,7 +10808,7 @@
                 <w:sz w:val="21"/>
                 <w:szCs w:val="21"/>
               </w:rPr>
-              <w:t>资讯搜索</w:t>
+              <w:t>权限控制</w:t>
             </w:r>
           </w:p>
         </w:tc>
@@ -10919,7 +10832,7 @@
                 <w:sz w:val="21"/>
                 <w:szCs w:val="21"/>
               </w:rPr>
-              <w:t>在搜索框输入关键词后点击搜索</w:t>
+              <w:t>使用普通用户账号访问后台管理页面</w:t>
             </w:r>
           </w:p>
         </w:tc>
@@ -10943,7 +10856,7 @@
                 <w:sz w:val="21"/>
                 <w:szCs w:val="21"/>
               </w:rPr>
-              <w:t>返回匹配的资讯标题列表</w:t>
+              <w:t>提示权限不足，访问被拒绝</w:t>
             </w:r>
           </w:p>
         </w:tc>
@@ -10967,7 +10880,23 @@
                 <w:sz w:val="21"/>
                 <w:szCs w:val="21"/>
               </w:rPr>
-              <w:t>成功加载含关键词资讯条目</w:t>
+              <w:t>普通用户</w:t>
+            </w:r>
+            <w:r>
+              <w:rPr>
+                <w:rFonts w:ascii="宋体" w:eastAsia="宋体" w:hAnsi="宋体" w:hint="eastAsia"/>
+                <w:sz w:val="21"/>
+                <w:szCs w:val="21"/>
+              </w:rPr>
+              <w:t>的操作界面无相关按钮访问</w:t>
+            </w:r>
+            <w:r>
+              <w:rPr>
+                <w:rFonts w:ascii="宋体" w:eastAsia="宋体" w:hAnsi="宋体"/>
+                <w:sz w:val="21"/>
+                <w:szCs w:val="21"/>
+              </w:rPr>
+              <w:t>后台</w:t>
             </w:r>
           </w:p>
         </w:tc>
@@ -11009,7 +10938,7 @@
                 <w:sz w:val="21"/>
                 <w:szCs w:val="21"/>
               </w:rPr>
-              <w:t>b4</w:t>
+              <w:t>b1</w:t>
             </w:r>
           </w:p>
         </w:tc>
@@ -11033,7 +10962,7 @@
                 <w:sz w:val="21"/>
                 <w:szCs w:val="21"/>
               </w:rPr>
-              <w:t>标签筛选</w:t>
+              <w:t>资讯浏览</w:t>
             </w:r>
           </w:p>
         </w:tc>
@@ -11051,23 +10980,13 @@
                 <w:szCs w:val="21"/>
               </w:rPr>
             </w:pPr>
-            <w:proofErr w:type="gramStart"/>
-            <w:r>
-              <w:rPr>
-                <w:rFonts w:ascii="宋体" w:eastAsia="宋体" w:hAnsi="宋体"/>
-                <w:sz w:val="21"/>
-                <w:szCs w:val="21"/>
-              </w:rPr>
-              <w:t>点击某</w:t>
-            </w:r>
-            <w:proofErr w:type="gramEnd"/>
-            <w:r>
-              <w:rPr>
-                <w:rFonts w:ascii="宋体" w:eastAsia="宋体" w:hAnsi="宋体"/>
-                <w:sz w:val="21"/>
-                <w:szCs w:val="21"/>
-              </w:rPr>
-              <w:t>一资讯标签</w:t>
+            <w:r>
+              <w:rPr>
+                <w:rFonts w:ascii="宋体" w:eastAsia="宋体" w:hAnsi="宋体"/>
+                <w:sz w:val="21"/>
+                <w:szCs w:val="21"/>
+              </w:rPr>
+              <w:t>进入资讯页面，滚动浏览并点击任意资讯条目</w:t>
             </w:r>
           </w:p>
         </w:tc>
@@ -11091,7 +11010,7 @@
                 <w:sz w:val="21"/>
                 <w:szCs w:val="21"/>
               </w:rPr>
-              <w:t>展示该标签下的全部相关资讯</w:t>
+              <w:t>展示资讯详情内容</w:t>
             </w:r>
           </w:p>
         </w:tc>
@@ -11115,7 +11034,7 @@
                 <w:sz w:val="21"/>
                 <w:szCs w:val="21"/>
               </w:rPr>
-              <w:t>展示相应分类资讯列表</w:t>
+              <w:t>页面正确跳转并展示全文</w:t>
             </w:r>
           </w:p>
         </w:tc>
@@ -11157,7 +11076,7 @@
                 <w:sz w:val="21"/>
                 <w:szCs w:val="21"/>
               </w:rPr>
-              <w:t>c2</w:t>
+              <w:t>b2</w:t>
             </w:r>
           </w:p>
         </w:tc>
@@ -11181,7 +11100,7 @@
                 <w:sz w:val="21"/>
                 <w:szCs w:val="21"/>
               </w:rPr>
-              <w:t>健康数据录入</w:t>
+              <w:t>资讯评论</w:t>
             </w:r>
           </w:p>
         </w:tc>
@@ -11205,7 +11124,7 @@
                 <w:sz w:val="21"/>
                 <w:szCs w:val="21"/>
               </w:rPr>
-              <w:t>填写血压值、日期并点击保存按钮</w:t>
+              <w:t>在资讯详情页输入评论并点击发布</w:t>
             </w:r>
           </w:p>
         </w:tc>
@@ -11223,13 +11142,23 @@
                 <w:szCs w:val="21"/>
               </w:rPr>
             </w:pPr>
-            <w:r>
-              <w:rPr>
-                <w:rFonts w:ascii="宋体" w:eastAsia="宋体" w:hAnsi="宋体"/>
-                <w:sz w:val="21"/>
-                <w:szCs w:val="21"/>
-              </w:rPr>
-              <w:t>提示保存成功，图表区域更新数据点</w:t>
+            <w:proofErr w:type="gramStart"/>
+            <w:r>
+              <w:rPr>
+                <w:rFonts w:ascii="宋体" w:eastAsia="宋体" w:hAnsi="宋体"/>
+                <w:sz w:val="21"/>
+                <w:szCs w:val="21"/>
+              </w:rPr>
+              <w:t>评论区</w:t>
+            </w:r>
+            <w:proofErr w:type="gramEnd"/>
+            <w:r>
+              <w:rPr>
+                <w:rFonts w:ascii="宋体" w:eastAsia="宋体" w:hAnsi="宋体"/>
+                <w:sz w:val="21"/>
+                <w:szCs w:val="21"/>
+              </w:rPr>
+              <w:t>新增该评论，显示用户名与时间</w:t>
             </w:r>
           </w:p>
         </w:tc>
@@ -11253,7 +11182,7 @@
                 <w:sz w:val="21"/>
                 <w:szCs w:val="21"/>
               </w:rPr>
-              <w:t>页面提示保存成功，图表刷新</w:t>
+              <w:t>评论显示在页面底部，附带时间戳</w:t>
             </w:r>
           </w:p>
         </w:tc>
@@ -11295,7 +11224,7 @@
                 <w:sz w:val="21"/>
                 <w:szCs w:val="21"/>
               </w:rPr>
-              <w:t>c3</w:t>
+              <w:t>b2</w:t>
             </w:r>
           </w:p>
         </w:tc>
@@ -11313,14 +11242,16 @@
                 <w:szCs w:val="21"/>
               </w:rPr>
             </w:pPr>
-            <w:r>
-              <w:rPr>
-                <w:rFonts w:ascii="宋体" w:eastAsia="宋体" w:hAnsi="宋体"/>
-                <w:sz w:val="21"/>
-                <w:szCs w:val="21"/>
-              </w:rPr>
-              <w:t>健康图表展示</w:t>
-            </w:r>
+            <w:proofErr w:type="gramStart"/>
+            <w:r>
+              <w:rPr>
+                <w:rFonts w:ascii="宋体" w:eastAsia="宋体" w:hAnsi="宋体"/>
+                <w:sz w:val="21"/>
+                <w:szCs w:val="21"/>
+              </w:rPr>
+              <w:t>资讯点赞</w:t>
+            </w:r>
+            <w:proofErr w:type="gramEnd"/>
           </w:p>
         </w:tc>
         <w:tc>
@@ -11343,8 +11274,18 @@
                 <w:sz w:val="21"/>
                 <w:szCs w:val="21"/>
               </w:rPr>
-              <w:t>进入健康记录页面</w:t>
-            </w:r>
+              <w:t>点击资讯评论下</w:t>
+            </w:r>
+            <w:proofErr w:type="gramStart"/>
+            <w:r>
+              <w:rPr>
+                <w:rFonts w:ascii="宋体" w:eastAsia="宋体" w:hAnsi="宋体"/>
+                <w:sz w:val="21"/>
+                <w:szCs w:val="21"/>
+              </w:rPr>
+              <w:t>的点赞按钮</w:t>
+            </w:r>
+            <w:proofErr w:type="gramEnd"/>
           </w:p>
         </w:tc>
         <w:tc>
@@ -11361,13 +11302,23 @@
                 <w:szCs w:val="21"/>
               </w:rPr>
             </w:pPr>
-            <w:r>
-              <w:rPr>
-                <w:rFonts w:ascii="宋体" w:eastAsia="宋体" w:hAnsi="宋体"/>
-                <w:sz w:val="21"/>
-                <w:szCs w:val="21"/>
-              </w:rPr>
-              <w:t>展示折线图与柱状图，数据按时间排序</w:t>
+            <w:proofErr w:type="gramStart"/>
+            <w:r>
+              <w:rPr>
+                <w:rFonts w:ascii="宋体" w:eastAsia="宋体" w:hAnsi="宋体"/>
+                <w:sz w:val="21"/>
+                <w:szCs w:val="21"/>
+              </w:rPr>
+              <w:t>点赞数</w:t>
+            </w:r>
+            <w:proofErr w:type="gramEnd"/>
+            <w:r>
+              <w:rPr>
+                <w:rFonts w:ascii="宋体" w:eastAsia="宋体" w:hAnsi="宋体"/>
+                <w:sz w:val="21"/>
+                <w:szCs w:val="21"/>
+              </w:rPr>
+              <w:t>加一，按钮状态变化</w:t>
             </w:r>
           </w:p>
         </w:tc>
@@ -11385,13 +11336,23 @@
                 <w:szCs w:val="21"/>
               </w:rPr>
             </w:pPr>
-            <w:r>
-              <w:rPr>
-                <w:rFonts w:ascii="宋体" w:eastAsia="宋体" w:hAnsi="宋体"/>
-                <w:sz w:val="21"/>
-                <w:szCs w:val="21"/>
-              </w:rPr>
-              <w:t>图表正常加载，数据趋势清晰</w:t>
+            <w:proofErr w:type="gramStart"/>
+            <w:r>
+              <w:rPr>
+                <w:rFonts w:ascii="宋体" w:eastAsia="宋体" w:hAnsi="宋体"/>
+                <w:sz w:val="21"/>
+                <w:szCs w:val="21"/>
+              </w:rPr>
+              <w:t>点赞数</w:t>
+            </w:r>
+            <w:proofErr w:type="gramEnd"/>
+            <w:r>
+              <w:rPr>
+                <w:rFonts w:ascii="宋体" w:eastAsia="宋体" w:hAnsi="宋体"/>
+                <w:sz w:val="21"/>
+                <w:szCs w:val="21"/>
+              </w:rPr>
+              <w:t>更新，按钮图标变色</w:t>
             </w:r>
           </w:p>
         </w:tc>
@@ -11433,7 +11394,7 @@
                 <w:sz w:val="21"/>
                 <w:szCs w:val="21"/>
               </w:rPr>
-              <w:t>d1</w:t>
+              <w:t>b3</w:t>
             </w:r>
           </w:p>
         </w:tc>
@@ -11457,7 +11418,7 @@
                 <w:sz w:val="21"/>
                 <w:szCs w:val="21"/>
               </w:rPr>
-              <w:t>消息接收与阅读</w:t>
+              <w:t>资讯收藏</w:t>
             </w:r>
           </w:p>
         </w:tc>
@@ -11481,7 +11442,7 @@
                 <w:sz w:val="21"/>
                 <w:szCs w:val="21"/>
               </w:rPr>
-              <w:t>登录后收到一条新消息并点击消息图标</w:t>
+              <w:t>点击资讯详情页收藏按钮</w:t>
             </w:r>
           </w:p>
         </w:tc>
@@ -11505,7 +11466,7 @@
                 <w:sz w:val="21"/>
                 <w:szCs w:val="21"/>
               </w:rPr>
-              <w:t>跳转至消息详情页面，消息标记为已读</w:t>
+              <w:t>提示收藏成功，资讯加入个人收藏列表</w:t>
             </w:r>
           </w:p>
         </w:tc>
@@ -11529,7 +11490,7 @@
                 <w:sz w:val="21"/>
                 <w:szCs w:val="21"/>
               </w:rPr>
-              <w:t>成功跳转，红点消失，消息状态更新</w:t>
+              <w:t>收藏按钮状态改变，提示收藏成功</w:t>
             </w:r>
           </w:p>
         </w:tc>
@@ -11571,7 +11532,7 @@
                 <w:sz w:val="21"/>
                 <w:szCs w:val="21"/>
               </w:rPr>
-              <w:t>d2</w:t>
+              <w:t>b4</w:t>
             </w:r>
           </w:p>
         </w:tc>
@@ -11595,7 +11556,7 @@
                 <w:sz w:val="21"/>
                 <w:szCs w:val="21"/>
               </w:rPr>
-              <w:t>实时消息提醒</w:t>
+              <w:t>资讯搜索</w:t>
             </w:r>
           </w:p>
         </w:tc>
@@ -11619,7 +11580,7 @@
                 <w:sz w:val="21"/>
                 <w:szCs w:val="21"/>
               </w:rPr>
-              <w:t>使用两个浏览器用户 A 回复用户 B 评论</w:t>
+              <w:t>在搜索框输入关键词后点击搜索</w:t>
             </w:r>
           </w:p>
         </w:tc>
@@ -11643,7 +11604,7 @@
                 <w:sz w:val="21"/>
                 <w:szCs w:val="21"/>
               </w:rPr>
-              <w:t>用户 B 页面右上角弹出红点提醒</w:t>
+              <w:t>返回匹配的资讯标题列表</w:t>
             </w:r>
           </w:p>
         </w:tc>
@@ -11667,7 +11628,7 @@
                 <w:sz w:val="21"/>
                 <w:szCs w:val="21"/>
               </w:rPr>
-              <w:t>页面立即显示红点并弹出提示</w:t>
+              <w:t>成功加载含关键词资讯条目</w:t>
             </w:r>
           </w:p>
         </w:tc>
@@ -11709,7 +11670,7 @@
                 <w:sz w:val="21"/>
                 <w:szCs w:val="21"/>
               </w:rPr>
-              <w:t>d3</w:t>
+              <w:t>b4</w:t>
             </w:r>
           </w:p>
         </w:tc>
@@ -11733,7 +11694,7 @@
                 <w:sz w:val="21"/>
                 <w:szCs w:val="21"/>
               </w:rPr>
-              <w:t>消息分页浏览</w:t>
+              <w:t>标签筛选</w:t>
             </w:r>
           </w:p>
         </w:tc>
@@ -11751,13 +11712,23 @@
                 <w:szCs w:val="21"/>
               </w:rPr>
             </w:pPr>
-            <w:r>
-              <w:rPr>
-                <w:rFonts w:ascii="宋体" w:eastAsia="宋体" w:hAnsi="宋体"/>
-                <w:sz w:val="21"/>
-                <w:szCs w:val="21"/>
-              </w:rPr>
-              <w:t>滚动消息列表到底部</w:t>
+            <w:proofErr w:type="gramStart"/>
+            <w:r>
+              <w:rPr>
+                <w:rFonts w:ascii="宋体" w:eastAsia="宋体" w:hAnsi="宋体"/>
+                <w:sz w:val="21"/>
+                <w:szCs w:val="21"/>
+              </w:rPr>
+              <w:t>点击某</w:t>
+            </w:r>
+            <w:proofErr w:type="gramEnd"/>
+            <w:r>
+              <w:rPr>
+                <w:rFonts w:ascii="宋体" w:eastAsia="宋体" w:hAnsi="宋体"/>
+                <w:sz w:val="21"/>
+                <w:szCs w:val="21"/>
+              </w:rPr>
+              <w:t>一资讯标签</w:t>
             </w:r>
           </w:p>
         </w:tc>
@@ -11781,7 +11752,7 @@
                 <w:sz w:val="21"/>
                 <w:szCs w:val="21"/>
               </w:rPr>
-              <w:t>加载更多消息并追加显示</w:t>
+              <w:t>展示该标签下的全部相关资讯</w:t>
             </w:r>
           </w:p>
         </w:tc>
@@ -11805,7 +11776,7 @@
                 <w:sz w:val="21"/>
                 <w:szCs w:val="21"/>
               </w:rPr>
-              <w:t>成功加载新消息内容</w:t>
+              <w:t>展示相应分类资讯列表</w:t>
             </w:r>
           </w:p>
         </w:tc>
@@ -11847,7 +11818,7 @@
                 <w:sz w:val="21"/>
                 <w:szCs w:val="21"/>
               </w:rPr>
-              <w:t>e1</w:t>
+              <w:t>c2</w:t>
             </w:r>
           </w:p>
         </w:tc>
@@ -11871,7 +11842,7 @@
                 <w:sz w:val="21"/>
                 <w:szCs w:val="21"/>
               </w:rPr>
-              <w:t>AI 问答提交问题</w:t>
+              <w:t>健康数据录入</w:t>
             </w:r>
           </w:p>
         </w:tc>
@@ -11895,7 +11866,7 @@
                 <w:sz w:val="21"/>
                 <w:szCs w:val="21"/>
               </w:rPr>
-              <w:t>输入“什么是健康饮食”并点击发送</w:t>
+              <w:t>填写血压值、日期并点击保存按钮</w:t>
             </w:r>
           </w:p>
         </w:tc>
@@ -11919,7 +11890,7 @@
                 <w:sz w:val="21"/>
                 <w:szCs w:val="21"/>
               </w:rPr>
-              <w:t>系统流式展示AI回复内容</w:t>
+              <w:t>提示保存成功，图表区域更新数据点</w:t>
             </w:r>
           </w:p>
         </w:tc>
@@ -11943,7 +11914,7 @@
                 <w:sz w:val="21"/>
                 <w:szCs w:val="21"/>
               </w:rPr>
-              <w:t>回答逐字展示，效果流畅</w:t>
+              <w:t>页面提示保存成功，图表刷新</w:t>
             </w:r>
           </w:p>
         </w:tc>
@@ -11985,6 +11956,735 @@
                 <w:sz w:val="21"/>
                 <w:szCs w:val="21"/>
               </w:rPr>
+              <w:t>c3</w:t>
+            </w:r>
+          </w:p>
+        </w:tc>
+        <w:tc>
+          <w:tcPr>
+            <w:tcW w:w="0" w:type="auto"/>
+            <w:hideMark/>
+          </w:tcPr>
+          <w:p>
+            <w:pPr>
+              <w:spacing w:after="0" w:line="240" w:lineRule="auto"/>
+              <w:rPr>
+                <w:rFonts w:ascii="宋体" w:eastAsia="宋体" w:hAnsi="宋体" w:hint="eastAsia"/>
+                <w:sz w:val="21"/>
+                <w:szCs w:val="21"/>
+              </w:rPr>
+            </w:pPr>
+            <w:r>
+              <w:rPr>
+                <w:rFonts w:ascii="宋体" w:eastAsia="宋体" w:hAnsi="宋体"/>
+                <w:sz w:val="21"/>
+                <w:szCs w:val="21"/>
+              </w:rPr>
+              <w:t>健康图表展示</w:t>
+            </w:r>
+          </w:p>
+        </w:tc>
+        <w:tc>
+          <w:tcPr>
+            <w:tcW w:w="0" w:type="auto"/>
+            <w:hideMark/>
+          </w:tcPr>
+          <w:p>
+            <w:pPr>
+              <w:spacing w:after="0" w:line="240" w:lineRule="auto"/>
+              <w:rPr>
+                <w:rFonts w:ascii="宋体" w:eastAsia="宋体" w:hAnsi="宋体" w:hint="eastAsia"/>
+                <w:sz w:val="21"/>
+                <w:szCs w:val="21"/>
+              </w:rPr>
+            </w:pPr>
+            <w:r>
+              <w:rPr>
+                <w:rFonts w:ascii="宋体" w:eastAsia="宋体" w:hAnsi="宋体"/>
+                <w:sz w:val="21"/>
+                <w:szCs w:val="21"/>
+              </w:rPr>
+              <w:t>进入健康记录页面</w:t>
+            </w:r>
+          </w:p>
+        </w:tc>
+        <w:tc>
+          <w:tcPr>
+            <w:tcW w:w="0" w:type="auto"/>
+            <w:hideMark/>
+          </w:tcPr>
+          <w:p>
+            <w:pPr>
+              <w:spacing w:after="0" w:line="240" w:lineRule="auto"/>
+              <w:rPr>
+                <w:rFonts w:ascii="宋体" w:eastAsia="宋体" w:hAnsi="宋体" w:hint="eastAsia"/>
+                <w:sz w:val="21"/>
+                <w:szCs w:val="21"/>
+              </w:rPr>
+            </w:pPr>
+            <w:r>
+              <w:rPr>
+                <w:rFonts w:ascii="宋体" w:eastAsia="宋体" w:hAnsi="宋体"/>
+                <w:sz w:val="21"/>
+                <w:szCs w:val="21"/>
+              </w:rPr>
+              <w:t>展示折线图与柱状图，数据按时间排序</w:t>
+            </w:r>
+          </w:p>
+        </w:tc>
+        <w:tc>
+          <w:tcPr>
+            <w:tcW w:w="0" w:type="auto"/>
+            <w:hideMark/>
+          </w:tcPr>
+          <w:p>
+            <w:pPr>
+              <w:spacing w:after="0" w:line="240" w:lineRule="auto"/>
+              <w:rPr>
+                <w:rFonts w:ascii="宋体" w:eastAsia="宋体" w:hAnsi="宋体" w:hint="eastAsia"/>
+                <w:sz w:val="21"/>
+                <w:szCs w:val="21"/>
+              </w:rPr>
+            </w:pPr>
+            <w:r>
+              <w:rPr>
+                <w:rFonts w:ascii="宋体" w:eastAsia="宋体" w:hAnsi="宋体"/>
+                <w:sz w:val="21"/>
+                <w:szCs w:val="21"/>
+              </w:rPr>
+              <w:t>图表正常加载，数据趋势清晰</w:t>
+            </w:r>
+          </w:p>
+        </w:tc>
+        <w:tc>
+          <w:tcPr>
+            <w:tcW w:w="0" w:type="auto"/>
+            <w:hideMark/>
+          </w:tcPr>
+          <w:p>
+            <w:pPr>
+              <w:spacing w:after="0" w:line="240" w:lineRule="auto"/>
+              <w:rPr>
+                <w:rFonts w:ascii="宋体" w:eastAsia="宋体" w:hAnsi="宋体" w:hint="eastAsia"/>
+                <w:sz w:val="21"/>
+                <w:szCs w:val="21"/>
+              </w:rPr>
+            </w:pPr>
+          </w:p>
+        </w:tc>
+      </w:tr>
+      <w:tr>
+        <w:tc>
+          <w:tcPr>
+            <w:tcW w:w="0" w:type="auto"/>
+            <w:hideMark/>
+          </w:tcPr>
+          <w:p>
+            <w:pPr>
+              <w:spacing w:after="0" w:line="240" w:lineRule="auto"/>
+              <w:rPr>
+                <w:rFonts w:ascii="宋体" w:eastAsia="宋体" w:hAnsi="宋体" w:hint="eastAsia"/>
+                <w:sz w:val="21"/>
+                <w:szCs w:val="21"/>
+              </w:rPr>
+            </w:pPr>
+            <w:r>
+              <w:rPr>
+                <w:rFonts w:ascii="宋体" w:eastAsia="宋体" w:hAnsi="宋体" w:hint="eastAsia"/>
+                <w:sz w:val="21"/>
+                <w:szCs w:val="21"/>
+              </w:rPr>
+              <w:t>d1</w:t>
+            </w:r>
+          </w:p>
+        </w:tc>
+        <w:tc>
+          <w:tcPr>
+            <w:tcW w:w="0" w:type="auto"/>
+            <w:hideMark/>
+          </w:tcPr>
+          <w:p>
+            <w:pPr>
+              <w:spacing w:after="0" w:line="240" w:lineRule="auto"/>
+              <w:rPr>
+                <w:rFonts w:ascii="宋体" w:eastAsia="宋体" w:hAnsi="宋体" w:hint="eastAsia"/>
+                <w:sz w:val="21"/>
+                <w:szCs w:val="21"/>
+              </w:rPr>
+            </w:pPr>
+            <w:r>
+              <w:rPr>
+                <w:rFonts w:ascii="宋体" w:eastAsia="宋体" w:hAnsi="宋体"/>
+                <w:sz w:val="21"/>
+                <w:szCs w:val="21"/>
+              </w:rPr>
+              <w:t>消息接</w:t>
+            </w:r>
+            <w:r>
+              <w:rPr>
+                <w:rFonts w:ascii="宋体" w:eastAsia="宋体" w:hAnsi="宋体"/>
+                <w:sz w:val="21"/>
+                <w:szCs w:val="21"/>
+              </w:rPr>
+              <w:lastRenderedPageBreak/>
+              <w:t>收与阅读</w:t>
+            </w:r>
+          </w:p>
+        </w:tc>
+        <w:tc>
+          <w:tcPr>
+            <w:tcW w:w="0" w:type="auto"/>
+            <w:hideMark/>
+          </w:tcPr>
+          <w:p>
+            <w:pPr>
+              <w:spacing w:after="0" w:line="240" w:lineRule="auto"/>
+              <w:rPr>
+                <w:rFonts w:ascii="宋体" w:eastAsia="宋体" w:hAnsi="宋体" w:hint="eastAsia"/>
+                <w:sz w:val="21"/>
+                <w:szCs w:val="21"/>
+              </w:rPr>
+            </w:pPr>
+            <w:r>
+              <w:rPr>
+                <w:rFonts w:ascii="宋体" w:eastAsia="宋体" w:hAnsi="宋体"/>
+                <w:sz w:val="21"/>
+                <w:szCs w:val="21"/>
+              </w:rPr>
+              <w:lastRenderedPageBreak/>
+              <w:t>登录后收到一条新消息</w:t>
+            </w:r>
+            <w:r>
+              <w:rPr>
+                <w:rFonts w:ascii="宋体" w:eastAsia="宋体" w:hAnsi="宋体"/>
+                <w:sz w:val="21"/>
+                <w:szCs w:val="21"/>
+              </w:rPr>
+              <w:lastRenderedPageBreak/>
+              <w:t>并点击消息图标</w:t>
+            </w:r>
+          </w:p>
+        </w:tc>
+        <w:tc>
+          <w:tcPr>
+            <w:tcW w:w="0" w:type="auto"/>
+            <w:hideMark/>
+          </w:tcPr>
+          <w:p>
+            <w:pPr>
+              <w:spacing w:after="0" w:line="240" w:lineRule="auto"/>
+              <w:rPr>
+                <w:rFonts w:ascii="宋体" w:eastAsia="宋体" w:hAnsi="宋体" w:hint="eastAsia"/>
+                <w:sz w:val="21"/>
+                <w:szCs w:val="21"/>
+              </w:rPr>
+            </w:pPr>
+            <w:r>
+              <w:rPr>
+                <w:rFonts w:ascii="宋体" w:eastAsia="宋体" w:hAnsi="宋体"/>
+                <w:sz w:val="21"/>
+                <w:szCs w:val="21"/>
+              </w:rPr>
+              <w:lastRenderedPageBreak/>
+              <w:t>跳转至消息详情页</w:t>
+            </w:r>
+            <w:r>
+              <w:rPr>
+                <w:rFonts w:ascii="宋体" w:eastAsia="宋体" w:hAnsi="宋体"/>
+                <w:sz w:val="21"/>
+                <w:szCs w:val="21"/>
+              </w:rPr>
+              <w:lastRenderedPageBreak/>
+              <w:t>面，消息标记为已读</w:t>
+            </w:r>
+          </w:p>
+        </w:tc>
+        <w:tc>
+          <w:tcPr>
+            <w:tcW w:w="0" w:type="auto"/>
+            <w:hideMark/>
+          </w:tcPr>
+          <w:p>
+            <w:pPr>
+              <w:spacing w:after="0" w:line="240" w:lineRule="auto"/>
+              <w:rPr>
+                <w:rFonts w:ascii="宋体" w:eastAsia="宋体" w:hAnsi="宋体" w:hint="eastAsia"/>
+                <w:sz w:val="21"/>
+                <w:szCs w:val="21"/>
+              </w:rPr>
+            </w:pPr>
+            <w:r>
+              <w:rPr>
+                <w:rFonts w:ascii="宋体" w:eastAsia="宋体" w:hAnsi="宋体"/>
+                <w:sz w:val="21"/>
+                <w:szCs w:val="21"/>
+              </w:rPr>
+              <w:lastRenderedPageBreak/>
+              <w:t>成功跳转，红点</w:t>
+            </w:r>
+            <w:r>
+              <w:rPr>
+                <w:rFonts w:ascii="宋体" w:eastAsia="宋体" w:hAnsi="宋体"/>
+                <w:sz w:val="21"/>
+                <w:szCs w:val="21"/>
+              </w:rPr>
+              <w:lastRenderedPageBreak/>
+              <w:t>消失，消息状态更新</w:t>
+            </w:r>
+          </w:p>
+        </w:tc>
+        <w:tc>
+          <w:tcPr>
+            <w:tcW w:w="0" w:type="auto"/>
+            <w:hideMark/>
+          </w:tcPr>
+          <w:p>
+            <w:pPr>
+              <w:spacing w:after="0" w:line="240" w:lineRule="auto"/>
+              <w:rPr>
+                <w:rFonts w:ascii="宋体" w:eastAsia="宋体" w:hAnsi="宋体" w:hint="eastAsia"/>
+                <w:sz w:val="21"/>
+                <w:szCs w:val="21"/>
+              </w:rPr>
+            </w:pPr>
+          </w:p>
+        </w:tc>
+      </w:tr>
+      <w:tr>
+        <w:tc>
+          <w:tcPr>
+            <w:tcW w:w="0" w:type="auto"/>
+            <w:hideMark/>
+          </w:tcPr>
+          <w:p>
+            <w:pPr>
+              <w:spacing w:after="0" w:line="240" w:lineRule="auto"/>
+              <w:rPr>
+                <w:rFonts w:ascii="宋体" w:eastAsia="宋体" w:hAnsi="宋体" w:hint="eastAsia"/>
+                <w:sz w:val="21"/>
+                <w:szCs w:val="21"/>
+              </w:rPr>
+            </w:pPr>
+            <w:r>
+              <w:rPr>
+                <w:rFonts w:ascii="宋体" w:eastAsia="宋体" w:hAnsi="宋体" w:hint="eastAsia"/>
+                <w:sz w:val="21"/>
+                <w:szCs w:val="21"/>
+              </w:rPr>
+              <w:t>d2</w:t>
+            </w:r>
+          </w:p>
+        </w:tc>
+        <w:tc>
+          <w:tcPr>
+            <w:tcW w:w="0" w:type="auto"/>
+            <w:hideMark/>
+          </w:tcPr>
+          <w:p>
+            <w:pPr>
+              <w:spacing w:after="0" w:line="240" w:lineRule="auto"/>
+              <w:rPr>
+                <w:rFonts w:ascii="宋体" w:eastAsia="宋体" w:hAnsi="宋体" w:hint="eastAsia"/>
+                <w:sz w:val="21"/>
+                <w:szCs w:val="21"/>
+              </w:rPr>
+            </w:pPr>
+            <w:r>
+              <w:rPr>
+                <w:rFonts w:ascii="宋体" w:eastAsia="宋体" w:hAnsi="宋体"/>
+                <w:sz w:val="21"/>
+                <w:szCs w:val="21"/>
+              </w:rPr>
+              <w:t>实时消息提醒</w:t>
+            </w:r>
+          </w:p>
+        </w:tc>
+        <w:tc>
+          <w:tcPr>
+            <w:tcW w:w="0" w:type="auto"/>
+            <w:hideMark/>
+          </w:tcPr>
+          <w:p>
+            <w:pPr>
+              <w:spacing w:after="0" w:line="240" w:lineRule="auto"/>
+              <w:rPr>
+                <w:rFonts w:ascii="宋体" w:eastAsia="宋体" w:hAnsi="宋体" w:hint="eastAsia"/>
+                <w:sz w:val="21"/>
+                <w:szCs w:val="21"/>
+              </w:rPr>
+            </w:pPr>
+            <w:r>
+              <w:rPr>
+                <w:rFonts w:ascii="宋体" w:eastAsia="宋体" w:hAnsi="宋体"/>
+                <w:sz w:val="21"/>
+                <w:szCs w:val="21"/>
+              </w:rPr>
+              <w:t>使用两个浏览器用户 A 回复用户 B 评论</w:t>
+            </w:r>
+          </w:p>
+        </w:tc>
+        <w:tc>
+          <w:tcPr>
+            <w:tcW w:w="0" w:type="auto"/>
+            <w:hideMark/>
+          </w:tcPr>
+          <w:p>
+            <w:pPr>
+              <w:spacing w:after="0" w:line="240" w:lineRule="auto"/>
+              <w:rPr>
+                <w:rFonts w:ascii="宋体" w:eastAsia="宋体" w:hAnsi="宋体" w:hint="eastAsia"/>
+                <w:sz w:val="21"/>
+                <w:szCs w:val="21"/>
+              </w:rPr>
+            </w:pPr>
+            <w:r>
+              <w:rPr>
+                <w:rFonts w:ascii="宋体" w:eastAsia="宋体" w:hAnsi="宋体"/>
+                <w:sz w:val="21"/>
+                <w:szCs w:val="21"/>
+              </w:rPr>
+              <w:t>用户 B 页面右上角弹出红点提醒</w:t>
+            </w:r>
+          </w:p>
+        </w:tc>
+        <w:tc>
+          <w:tcPr>
+            <w:tcW w:w="0" w:type="auto"/>
+            <w:hideMark/>
+          </w:tcPr>
+          <w:p>
+            <w:pPr>
+              <w:spacing w:after="0" w:line="240" w:lineRule="auto"/>
+              <w:rPr>
+                <w:rFonts w:ascii="宋体" w:eastAsia="宋体" w:hAnsi="宋体" w:hint="eastAsia"/>
+                <w:sz w:val="21"/>
+                <w:szCs w:val="21"/>
+              </w:rPr>
+            </w:pPr>
+            <w:r>
+              <w:rPr>
+                <w:rFonts w:ascii="宋体" w:eastAsia="宋体" w:hAnsi="宋体"/>
+                <w:sz w:val="21"/>
+                <w:szCs w:val="21"/>
+              </w:rPr>
+              <w:t>页面立即显示红点并弹出提示</w:t>
+            </w:r>
+          </w:p>
+        </w:tc>
+        <w:tc>
+          <w:tcPr>
+            <w:tcW w:w="0" w:type="auto"/>
+            <w:hideMark/>
+          </w:tcPr>
+          <w:p>
+            <w:pPr>
+              <w:spacing w:after="0" w:line="240" w:lineRule="auto"/>
+              <w:rPr>
+                <w:rFonts w:ascii="宋体" w:eastAsia="宋体" w:hAnsi="宋体" w:hint="eastAsia"/>
+                <w:sz w:val="21"/>
+                <w:szCs w:val="21"/>
+              </w:rPr>
+            </w:pPr>
+          </w:p>
+        </w:tc>
+      </w:tr>
+      <w:tr>
+        <w:tc>
+          <w:tcPr>
+            <w:tcW w:w="0" w:type="auto"/>
+            <w:hideMark/>
+          </w:tcPr>
+          <w:p>
+            <w:pPr>
+              <w:spacing w:after="0" w:line="240" w:lineRule="auto"/>
+              <w:rPr>
+                <w:rFonts w:ascii="宋体" w:eastAsia="宋体" w:hAnsi="宋体" w:hint="eastAsia"/>
+                <w:sz w:val="21"/>
+                <w:szCs w:val="21"/>
+              </w:rPr>
+            </w:pPr>
+            <w:r>
+              <w:rPr>
+                <w:rFonts w:ascii="宋体" w:eastAsia="宋体" w:hAnsi="宋体" w:hint="eastAsia"/>
+                <w:sz w:val="21"/>
+                <w:szCs w:val="21"/>
+              </w:rPr>
+              <w:t>d3</w:t>
+            </w:r>
+          </w:p>
+        </w:tc>
+        <w:tc>
+          <w:tcPr>
+            <w:tcW w:w="0" w:type="auto"/>
+            <w:hideMark/>
+          </w:tcPr>
+          <w:p>
+            <w:pPr>
+              <w:spacing w:after="0" w:line="240" w:lineRule="auto"/>
+              <w:rPr>
+                <w:rFonts w:ascii="宋体" w:eastAsia="宋体" w:hAnsi="宋体" w:hint="eastAsia"/>
+                <w:sz w:val="21"/>
+                <w:szCs w:val="21"/>
+              </w:rPr>
+            </w:pPr>
+            <w:r>
+              <w:rPr>
+                <w:rFonts w:ascii="宋体" w:eastAsia="宋体" w:hAnsi="宋体"/>
+                <w:sz w:val="21"/>
+                <w:szCs w:val="21"/>
+              </w:rPr>
+              <w:t>消息分页浏览</w:t>
+            </w:r>
+          </w:p>
+        </w:tc>
+        <w:tc>
+          <w:tcPr>
+            <w:tcW w:w="0" w:type="auto"/>
+            <w:hideMark/>
+          </w:tcPr>
+          <w:p>
+            <w:pPr>
+              <w:spacing w:after="0" w:line="240" w:lineRule="auto"/>
+              <w:rPr>
+                <w:rFonts w:ascii="宋体" w:eastAsia="宋体" w:hAnsi="宋体" w:hint="eastAsia"/>
+                <w:sz w:val="21"/>
+                <w:szCs w:val="21"/>
+              </w:rPr>
+            </w:pPr>
+            <w:r>
+              <w:rPr>
+                <w:rFonts w:ascii="宋体" w:eastAsia="宋体" w:hAnsi="宋体"/>
+                <w:sz w:val="21"/>
+                <w:szCs w:val="21"/>
+              </w:rPr>
+              <w:t>滚动消息列表到底部</w:t>
+            </w:r>
+          </w:p>
+        </w:tc>
+        <w:tc>
+          <w:tcPr>
+            <w:tcW w:w="0" w:type="auto"/>
+            <w:hideMark/>
+          </w:tcPr>
+          <w:p>
+            <w:pPr>
+              <w:spacing w:after="0" w:line="240" w:lineRule="auto"/>
+              <w:rPr>
+                <w:rFonts w:ascii="宋体" w:eastAsia="宋体" w:hAnsi="宋体" w:hint="eastAsia"/>
+                <w:sz w:val="21"/>
+                <w:szCs w:val="21"/>
+              </w:rPr>
+            </w:pPr>
+            <w:r>
+              <w:rPr>
+                <w:rFonts w:ascii="宋体" w:eastAsia="宋体" w:hAnsi="宋体"/>
+                <w:sz w:val="21"/>
+                <w:szCs w:val="21"/>
+              </w:rPr>
+              <w:t>加载更多消息并追加显示</w:t>
+            </w:r>
+          </w:p>
+        </w:tc>
+        <w:tc>
+          <w:tcPr>
+            <w:tcW w:w="0" w:type="auto"/>
+            <w:hideMark/>
+          </w:tcPr>
+          <w:p>
+            <w:pPr>
+              <w:spacing w:after="0" w:line="240" w:lineRule="auto"/>
+              <w:rPr>
+                <w:rFonts w:ascii="宋体" w:eastAsia="宋体" w:hAnsi="宋体" w:hint="eastAsia"/>
+                <w:sz w:val="21"/>
+                <w:szCs w:val="21"/>
+              </w:rPr>
+            </w:pPr>
+            <w:r>
+              <w:rPr>
+                <w:rFonts w:ascii="宋体" w:eastAsia="宋体" w:hAnsi="宋体"/>
+                <w:sz w:val="21"/>
+                <w:szCs w:val="21"/>
+              </w:rPr>
+              <w:t>成功加载新消息内容</w:t>
+            </w:r>
+          </w:p>
+        </w:tc>
+        <w:tc>
+          <w:tcPr>
+            <w:tcW w:w="0" w:type="auto"/>
+            <w:hideMark/>
+          </w:tcPr>
+          <w:p>
+            <w:pPr>
+              <w:spacing w:after="0" w:line="240" w:lineRule="auto"/>
+              <w:rPr>
+                <w:rFonts w:ascii="宋体" w:eastAsia="宋体" w:hAnsi="宋体" w:hint="eastAsia"/>
+                <w:sz w:val="21"/>
+                <w:szCs w:val="21"/>
+              </w:rPr>
+            </w:pPr>
+          </w:p>
+        </w:tc>
+      </w:tr>
+      <w:tr>
+        <w:tc>
+          <w:tcPr>
+            <w:tcW w:w="0" w:type="auto"/>
+            <w:hideMark/>
+          </w:tcPr>
+          <w:p>
+            <w:pPr>
+              <w:spacing w:after="0" w:line="240" w:lineRule="auto"/>
+              <w:rPr>
+                <w:rFonts w:ascii="宋体" w:eastAsia="宋体" w:hAnsi="宋体" w:hint="eastAsia"/>
+                <w:sz w:val="21"/>
+                <w:szCs w:val="21"/>
+              </w:rPr>
+            </w:pPr>
+            <w:r>
+              <w:rPr>
+                <w:rFonts w:ascii="宋体" w:eastAsia="宋体" w:hAnsi="宋体" w:hint="eastAsia"/>
+                <w:sz w:val="21"/>
+                <w:szCs w:val="21"/>
+              </w:rPr>
+              <w:t>e1</w:t>
+            </w:r>
+          </w:p>
+        </w:tc>
+        <w:tc>
+          <w:tcPr>
+            <w:tcW w:w="0" w:type="auto"/>
+            <w:hideMark/>
+          </w:tcPr>
+          <w:p>
+            <w:pPr>
+              <w:spacing w:after="0" w:line="240" w:lineRule="auto"/>
+              <w:rPr>
+                <w:rFonts w:ascii="宋体" w:eastAsia="宋体" w:hAnsi="宋体" w:hint="eastAsia"/>
+                <w:sz w:val="21"/>
+                <w:szCs w:val="21"/>
+              </w:rPr>
+            </w:pPr>
+            <w:r>
+              <w:rPr>
+                <w:rFonts w:ascii="宋体" w:eastAsia="宋体" w:hAnsi="宋体"/>
+                <w:sz w:val="21"/>
+                <w:szCs w:val="21"/>
+              </w:rPr>
+              <w:t>AI 问答提交问题</w:t>
+            </w:r>
+          </w:p>
+        </w:tc>
+        <w:tc>
+          <w:tcPr>
+            <w:tcW w:w="0" w:type="auto"/>
+            <w:hideMark/>
+          </w:tcPr>
+          <w:p>
+            <w:pPr>
+              <w:spacing w:after="0" w:line="240" w:lineRule="auto"/>
+              <w:rPr>
+                <w:rFonts w:ascii="宋体" w:eastAsia="宋体" w:hAnsi="宋体" w:hint="eastAsia"/>
+                <w:sz w:val="21"/>
+                <w:szCs w:val="21"/>
+              </w:rPr>
+            </w:pPr>
+            <w:r>
+              <w:rPr>
+                <w:rFonts w:ascii="宋体" w:eastAsia="宋体" w:hAnsi="宋体"/>
+                <w:sz w:val="21"/>
+                <w:szCs w:val="21"/>
+              </w:rPr>
+              <w:t>输入“什么是健康饮食”并点击发送</w:t>
+            </w:r>
+          </w:p>
+        </w:tc>
+        <w:tc>
+          <w:tcPr>
+            <w:tcW w:w="0" w:type="auto"/>
+            <w:hideMark/>
+          </w:tcPr>
+          <w:p>
+            <w:pPr>
+              <w:spacing w:after="0" w:line="240" w:lineRule="auto"/>
+              <w:rPr>
+                <w:rFonts w:ascii="宋体" w:eastAsia="宋体" w:hAnsi="宋体" w:hint="eastAsia"/>
+                <w:sz w:val="21"/>
+                <w:szCs w:val="21"/>
+              </w:rPr>
+            </w:pPr>
+            <w:r>
+              <w:rPr>
+                <w:rFonts w:ascii="宋体" w:eastAsia="宋体" w:hAnsi="宋体"/>
+                <w:sz w:val="21"/>
+                <w:szCs w:val="21"/>
+              </w:rPr>
+              <w:t>系统流式展示AI回复内容</w:t>
+            </w:r>
+          </w:p>
+        </w:tc>
+        <w:tc>
+          <w:tcPr>
+            <w:tcW w:w="0" w:type="auto"/>
+            <w:hideMark/>
+          </w:tcPr>
+          <w:p>
+            <w:pPr>
+              <w:spacing w:after="0" w:line="240" w:lineRule="auto"/>
+              <w:rPr>
+                <w:rFonts w:ascii="宋体" w:eastAsia="宋体" w:hAnsi="宋体" w:hint="eastAsia"/>
+                <w:sz w:val="21"/>
+                <w:szCs w:val="21"/>
+              </w:rPr>
+            </w:pPr>
+            <w:r>
+              <w:rPr>
+                <w:rFonts w:ascii="宋体" w:eastAsia="宋体" w:hAnsi="宋体"/>
+                <w:sz w:val="21"/>
+                <w:szCs w:val="21"/>
+              </w:rPr>
+              <w:t>回答逐字展示，效果流畅</w:t>
+            </w:r>
+          </w:p>
+        </w:tc>
+        <w:tc>
+          <w:tcPr>
+            <w:tcW w:w="0" w:type="auto"/>
+            <w:hideMark/>
+          </w:tcPr>
+          <w:p>
+            <w:pPr>
+              <w:spacing w:after="0" w:line="240" w:lineRule="auto"/>
+              <w:rPr>
+                <w:rFonts w:ascii="宋体" w:eastAsia="宋体" w:hAnsi="宋体" w:hint="eastAsia"/>
+                <w:sz w:val="21"/>
+                <w:szCs w:val="21"/>
+              </w:rPr>
+            </w:pPr>
+          </w:p>
+        </w:tc>
+      </w:tr>
+      <w:tr>
+        <w:tc>
+          <w:tcPr>
+            <w:tcW w:w="0" w:type="auto"/>
+            <w:hideMark/>
+          </w:tcPr>
+          <w:p>
+            <w:pPr>
+              <w:spacing w:after="0" w:line="240" w:lineRule="auto"/>
+              <w:rPr>
+                <w:rFonts w:ascii="宋体" w:eastAsia="宋体" w:hAnsi="宋体" w:hint="eastAsia"/>
+                <w:sz w:val="21"/>
+                <w:szCs w:val="21"/>
+              </w:rPr>
+            </w:pPr>
+            <w:r>
+              <w:rPr>
+                <w:rFonts w:ascii="宋体" w:eastAsia="宋体" w:hAnsi="宋体" w:hint="eastAsia"/>
+                <w:sz w:val="21"/>
+                <w:szCs w:val="21"/>
+              </w:rPr>
               <w:t>e2</w:t>
             </w:r>
           </w:p>
@@ -12009,16 +12709,7 @@
                 <w:sz w:val="21"/>
                 <w:szCs w:val="21"/>
               </w:rPr>
-              <w:t>AI 历史记录</w:t>
-            </w:r>
-            <w:r>
-              <w:rPr>
-                <w:rFonts w:ascii="宋体" w:eastAsia="宋体" w:hAnsi="宋体"/>
-                <w:sz w:val="21"/>
-                <w:szCs w:val="21"/>
-              </w:rPr>
-              <w:lastRenderedPageBreak/>
-              <w:t>查看</w:t>
+              <w:t>AI 历史记录查看</w:t>
             </w:r>
           </w:p>
         </w:tc>
@@ -12042,7 +12733,6 @@
                 <w:sz w:val="21"/>
                 <w:szCs w:val="21"/>
               </w:rPr>
-              <w:lastRenderedPageBreak/>
               <w:t>进入历史问答记录页面</w:t>
             </w:r>
           </w:p>
@@ -13318,6 +14008,7 @@
               </w:rPr>
             </w:pPr>
             <w:r>
+              <w:lastRenderedPageBreak/>
               <w:t>2</w:t>
             </w:r>
           </w:p>
@@ -13493,11 +14184,7 @@
               </w:rPr>
             </w:pPr>
             <w:r>
-              <w:t>最大响应时间 2.5s，系统无错误响</w:t>
-            </w:r>
-            <w:r>
-              <w:lastRenderedPageBreak/>
-              <w:t>应</w:t>
+              <w:t>最大响应时间 2.5s，系统无错误响应</w:t>
             </w:r>
           </w:p>
         </w:tc>
@@ -14626,6 +15313,7 @@
                 <w:sz w:val="21"/>
                 <w:szCs w:val="21"/>
               </w:rPr>
+              <w:lastRenderedPageBreak/>
               <w:t>4</w:t>
             </w:r>
           </w:p>
@@ -14859,7 +15547,6 @@
                 <w:sz w:val="21"/>
                 <w:szCs w:val="21"/>
               </w:rPr>
-              <w:lastRenderedPageBreak/>
               <w:t>5</w:t>
             </w:r>
           </w:p>
@@ -16043,6 +16730,7 @@
                 <w:sz w:val="21"/>
                 <w:szCs w:val="21"/>
               </w:rPr>
+              <w:lastRenderedPageBreak/>
               <w:t>11</w:t>
             </w:r>
           </w:p>
@@ -16222,7 +16910,6 @@
                 <w:sz w:val="21"/>
                 <w:szCs w:val="21"/>
               </w:rPr>
-              <w:lastRenderedPageBreak/>
               <w:t>12</w:t>
             </w:r>
           </w:p>
@@ -17349,6 +18036,7 @@
           <w:sz w:val="28"/>
           <w:szCs w:val="28"/>
         </w:rPr>
+        <w:lastRenderedPageBreak/>
         <w:t xml:space="preserve">3.5 </w:t>
       </w:r>
       <w:r>
@@ -17660,16 +18348,7 @@
                 <w:sz w:val="21"/>
                 <w:szCs w:val="21"/>
               </w:rPr>
-              <w:t>与系统实际界面字段、交互</w:t>
-            </w:r>
-            <w:r>
-              <w:rPr>
-                <w:rFonts w:ascii="宋体" w:eastAsia="宋体" w:hAnsi="宋体"/>
-                <w:sz w:val="21"/>
-                <w:szCs w:val="21"/>
-              </w:rPr>
-              <w:lastRenderedPageBreak/>
-              <w:t>一致</w:t>
+              <w:t>与系统实际界面字段、交互一致</w:t>
             </w:r>
           </w:p>
         </w:tc>
@@ -17693,7 +18372,6 @@
                 <w:sz w:val="21"/>
                 <w:szCs w:val="21"/>
               </w:rPr>
-              <w:lastRenderedPageBreak/>
               <w:t>描述与系统界面字段一致</w:t>
             </w:r>
           </w:p>
@@ -17847,25 +18525,16 @@
         <w:tc>
           <w:tcPr>
             <w:tcW w:w="644" w:type="dxa"/>
-            <w:hideMark/>
-          </w:tcPr>
-          <w:p>
-            <w:pPr>
-              <w:spacing w:after="0" w:line="240" w:lineRule="auto"/>
-              <w:rPr>
-                <w:rFonts w:ascii="宋体" w:eastAsia="宋体" w:hAnsi="宋体" w:hint="eastAsia"/>
-                <w:sz w:val="21"/>
-                <w:szCs w:val="21"/>
-              </w:rPr>
-            </w:pPr>
-            <w:r>
-              <w:rPr>
-                <w:rFonts w:ascii="宋体" w:eastAsia="宋体" w:hAnsi="宋体"/>
-                <w:sz w:val="21"/>
-                <w:szCs w:val="21"/>
-              </w:rPr>
-              <w:t>通过</w:t>
-            </w:r>
+          </w:tcPr>
+          <w:p>
+            <w:pPr>
+              <w:spacing w:after="0" w:line="240" w:lineRule="auto"/>
+              <w:rPr>
+                <w:rFonts w:ascii="宋体" w:eastAsia="宋体" w:hAnsi="宋体" w:hint="eastAsia"/>
+                <w:sz w:val="21"/>
+                <w:szCs w:val="21"/>
+              </w:rPr>
+            </w:pPr>
           </w:p>
         </w:tc>
       </w:tr>
@@ -18011,25 +18680,16 @@
         <w:tc>
           <w:tcPr>
             <w:tcW w:w="644" w:type="dxa"/>
-            <w:hideMark/>
-          </w:tcPr>
-          <w:p>
-            <w:pPr>
-              <w:spacing w:after="0" w:line="240" w:lineRule="auto"/>
-              <w:rPr>
-                <w:rFonts w:ascii="宋体" w:eastAsia="宋体" w:hAnsi="宋体" w:hint="eastAsia"/>
-                <w:sz w:val="21"/>
-                <w:szCs w:val="21"/>
-              </w:rPr>
-            </w:pPr>
-            <w:r>
-              <w:rPr>
-                <w:rFonts w:ascii="宋体" w:eastAsia="宋体" w:hAnsi="宋体"/>
-                <w:sz w:val="21"/>
-                <w:szCs w:val="21"/>
-              </w:rPr>
-              <w:t>通过</w:t>
-            </w:r>
+          </w:tcPr>
+          <w:p>
+            <w:pPr>
+              <w:spacing w:after="0" w:line="240" w:lineRule="auto"/>
+              <w:rPr>
+                <w:rFonts w:ascii="宋体" w:eastAsia="宋体" w:hAnsi="宋体" w:hint="eastAsia"/>
+                <w:sz w:val="21"/>
+                <w:szCs w:val="21"/>
+              </w:rPr>
+            </w:pPr>
           </w:p>
         </w:tc>
       </w:tr>
@@ -18175,25 +18835,16 @@
         <w:tc>
           <w:tcPr>
             <w:tcW w:w="644" w:type="dxa"/>
-            <w:hideMark/>
-          </w:tcPr>
-          <w:p>
-            <w:pPr>
-              <w:spacing w:after="0" w:line="240" w:lineRule="auto"/>
-              <w:rPr>
-                <w:rFonts w:ascii="宋体" w:eastAsia="宋体" w:hAnsi="宋体" w:hint="eastAsia"/>
-                <w:sz w:val="21"/>
-                <w:szCs w:val="21"/>
-              </w:rPr>
-            </w:pPr>
-            <w:r>
-              <w:rPr>
-                <w:rFonts w:ascii="宋体" w:eastAsia="宋体" w:hAnsi="宋体"/>
-                <w:sz w:val="21"/>
-                <w:szCs w:val="21"/>
-              </w:rPr>
-              <w:t>通过</w:t>
-            </w:r>
+          </w:tcPr>
+          <w:p>
+            <w:pPr>
+              <w:spacing w:after="0" w:line="240" w:lineRule="auto"/>
+              <w:rPr>
+                <w:rFonts w:ascii="宋体" w:eastAsia="宋体" w:hAnsi="宋体" w:hint="eastAsia"/>
+                <w:sz w:val="21"/>
+                <w:szCs w:val="21"/>
+              </w:rPr>
+            </w:pPr>
           </w:p>
         </w:tc>
       </w:tr>
@@ -18321,25 +18972,16 @@
         <w:tc>
           <w:tcPr>
             <w:tcW w:w="644" w:type="dxa"/>
-            <w:hideMark/>
-          </w:tcPr>
-          <w:p>
-            <w:pPr>
-              <w:spacing w:after="0" w:line="240" w:lineRule="auto"/>
-              <w:rPr>
-                <w:rFonts w:ascii="宋体" w:eastAsia="宋体" w:hAnsi="宋体" w:hint="eastAsia"/>
-                <w:sz w:val="21"/>
-                <w:szCs w:val="21"/>
-              </w:rPr>
-            </w:pPr>
-            <w:r>
-              <w:rPr>
-                <w:rFonts w:ascii="宋体" w:eastAsia="宋体" w:hAnsi="宋体"/>
-                <w:sz w:val="21"/>
-                <w:szCs w:val="21"/>
-              </w:rPr>
-              <w:t>通过</w:t>
-            </w:r>
+          </w:tcPr>
+          <w:p>
+            <w:pPr>
+              <w:spacing w:after="0" w:line="240" w:lineRule="auto"/>
+              <w:rPr>
+                <w:rFonts w:ascii="宋体" w:eastAsia="宋体" w:hAnsi="宋体" w:hint="eastAsia"/>
+                <w:sz w:val="21"/>
+                <w:szCs w:val="21"/>
+              </w:rPr>
+            </w:pPr>
           </w:p>
         </w:tc>
       </w:tr>
@@ -18467,25 +19109,16 @@
         <w:tc>
           <w:tcPr>
             <w:tcW w:w="644" w:type="dxa"/>
-            <w:hideMark/>
-          </w:tcPr>
-          <w:p>
-            <w:pPr>
-              <w:spacing w:after="0" w:line="240" w:lineRule="auto"/>
-              <w:rPr>
-                <w:rFonts w:ascii="宋体" w:eastAsia="宋体" w:hAnsi="宋体" w:hint="eastAsia"/>
-                <w:sz w:val="21"/>
-                <w:szCs w:val="21"/>
-              </w:rPr>
-            </w:pPr>
-            <w:r>
-              <w:rPr>
-                <w:rFonts w:ascii="宋体" w:eastAsia="宋体" w:hAnsi="宋体"/>
-                <w:sz w:val="21"/>
-                <w:szCs w:val="21"/>
-              </w:rPr>
-              <w:t>通过</w:t>
-            </w:r>
+          </w:tcPr>
+          <w:p>
+            <w:pPr>
+              <w:spacing w:after="0" w:line="240" w:lineRule="auto"/>
+              <w:rPr>
+                <w:rFonts w:ascii="宋体" w:eastAsia="宋体" w:hAnsi="宋体" w:hint="eastAsia"/>
+                <w:sz w:val="21"/>
+                <w:szCs w:val="21"/>
+              </w:rPr>
+            </w:pPr>
           </w:p>
         </w:tc>
       </w:tr>
@@ -18631,25 +19264,16 @@
         <w:tc>
           <w:tcPr>
             <w:tcW w:w="644" w:type="dxa"/>
-            <w:hideMark/>
-          </w:tcPr>
-          <w:p>
-            <w:pPr>
-              <w:spacing w:after="0" w:line="240" w:lineRule="auto"/>
-              <w:rPr>
-                <w:rFonts w:ascii="宋体" w:eastAsia="宋体" w:hAnsi="宋体" w:hint="eastAsia"/>
-                <w:sz w:val="21"/>
-                <w:szCs w:val="21"/>
-              </w:rPr>
-            </w:pPr>
-            <w:r>
-              <w:rPr>
-                <w:rFonts w:ascii="宋体" w:eastAsia="宋体" w:hAnsi="宋体"/>
-                <w:sz w:val="21"/>
-                <w:szCs w:val="21"/>
-              </w:rPr>
-              <w:t>通过</w:t>
-            </w:r>
+          </w:tcPr>
+          <w:p>
+            <w:pPr>
+              <w:spacing w:after="0" w:line="240" w:lineRule="auto"/>
+              <w:rPr>
+                <w:rFonts w:ascii="宋体" w:eastAsia="宋体" w:hAnsi="宋体" w:hint="eastAsia"/>
+                <w:sz w:val="21"/>
+                <w:szCs w:val="21"/>
+              </w:rPr>
+            </w:pPr>
           </w:p>
         </w:tc>
       </w:tr>
@@ -18725,7 +19349,7 @@
       <w:pPr>
         <w:spacing w:after="0" w:line="240" w:lineRule="auto"/>
         <w:rPr>
-          <w:rFonts w:ascii="黑体" w:eastAsia="黑体" w:hAnsi="黑体"/>
+          <w:rFonts w:ascii="黑体" w:eastAsia="黑体" w:hAnsi="黑体" w:hint="eastAsia"/>
           <w:sz w:val="21"/>
           <w:szCs w:val="21"/>
         </w:rPr>
@@ -18740,7 +19364,7 @@
         </w:numPr>
         <w:spacing w:after="0" w:line="240" w:lineRule="auto"/>
         <w:rPr>
-          <w:rFonts w:ascii="黑体" w:eastAsia="黑体" w:hAnsi="黑体"/>
+          <w:rFonts w:ascii="黑体" w:eastAsia="黑体" w:hAnsi="黑体" w:hint="eastAsia"/>
           <w:sz w:val="21"/>
           <w:szCs w:val="21"/>
         </w:rPr>
@@ -19208,25 +19832,16 @@
         <w:tc>
           <w:tcPr>
             <w:tcW w:w="795" w:type="dxa"/>
-            <w:hideMark/>
-          </w:tcPr>
-          <w:p>
-            <w:pPr>
-              <w:spacing w:after="0" w:line="240" w:lineRule="auto"/>
-              <w:rPr>
-                <w:rFonts w:ascii="宋体" w:eastAsia="宋体" w:hAnsi="宋体" w:hint="eastAsia"/>
-                <w:sz w:val="21"/>
-                <w:szCs w:val="21"/>
-              </w:rPr>
-            </w:pPr>
-            <w:r>
-              <w:rPr>
-                <w:rFonts w:ascii="宋体" w:eastAsia="宋体" w:hAnsi="宋体"/>
-                <w:sz w:val="21"/>
-                <w:szCs w:val="21"/>
-              </w:rPr>
-              <w:t>是</w:t>
-            </w:r>
+          </w:tcPr>
+          <w:p>
+            <w:pPr>
+              <w:spacing w:after="0" w:line="240" w:lineRule="auto"/>
+              <w:rPr>
+                <w:rFonts w:ascii="宋体" w:eastAsia="宋体" w:hAnsi="宋体" w:hint="eastAsia"/>
+                <w:sz w:val="21"/>
+                <w:szCs w:val="21"/>
+              </w:rPr>
+            </w:pPr>
           </w:p>
         </w:tc>
       </w:tr>
@@ -19433,25 +20048,16 @@
         <w:tc>
           <w:tcPr>
             <w:tcW w:w="795" w:type="dxa"/>
-            <w:hideMark/>
-          </w:tcPr>
-          <w:p>
-            <w:pPr>
-              <w:spacing w:after="0" w:line="240" w:lineRule="auto"/>
-              <w:rPr>
-                <w:rFonts w:ascii="宋体" w:eastAsia="宋体" w:hAnsi="宋体" w:hint="eastAsia"/>
-                <w:sz w:val="21"/>
-                <w:szCs w:val="21"/>
-              </w:rPr>
-            </w:pPr>
-            <w:r>
-              <w:rPr>
-                <w:rFonts w:ascii="宋体" w:eastAsia="宋体" w:hAnsi="宋体"/>
-                <w:sz w:val="21"/>
-                <w:szCs w:val="21"/>
-              </w:rPr>
-              <w:t>是</w:t>
-            </w:r>
+          </w:tcPr>
+          <w:p>
+            <w:pPr>
+              <w:spacing w:after="0" w:line="240" w:lineRule="auto"/>
+              <w:rPr>
+                <w:rFonts w:ascii="宋体" w:eastAsia="宋体" w:hAnsi="宋体" w:hint="eastAsia"/>
+                <w:sz w:val="21"/>
+                <w:szCs w:val="21"/>
+              </w:rPr>
+            </w:pPr>
           </w:p>
         </w:tc>
       </w:tr>
@@ -19580,25 +20186,16 @@
         <w:tc>
           <w:tcPr>
             <w:tcW w:w="795" w:type="dxa"/>
-            <w:hideMark/>
-          </w:tcPr>
-          <w:p>
-            <w:pPr>
-              <w:spacing w:after="0" w:line="240" w:lineRule="auto"/>
-              <w:rPr>
-                <w:rFonts w:ascii="宋体" w:eastAsia="宋体" w:hAnsi="宋体" w:hint="eastAsia"/>
-                <w:sz w:val="21"/>
-                <w:szCs w:val="21"/>
-              </w:rPr>
-            </w:pPr>
-            <w:r>
-              <w:rPr>
-                <w:rFonts w:ascii="宋体" w:eastAsia="宋体" w:hAnsi="宋体"/>
-                <w:sz w:val="21"/>
-                <w:szCs w:val="21"/>
-              </w:rPr>
-              <w:t>是</w:t>
-            </w:r>
+          </w:tcPr>
+          <w:p>
+            <w:pPr>
+              <w:spacing w:after="0" w:line="240" w:lineRule="auto"/>
+              <w:rPr>
+                <w:rFonts w:ascii="宋体" w:eastAsia="宋体" w:hAnsi="宋体" w:hint="eastAsia"/>
+                <w:sz w:val="21"/>
+                <w:szCs w:val="21"/>
+              </w:rPr>
+            </w:pPr>
           </w:p>
         </w:tc>
       </w:tr>
@@ -19624,6 +20221,7 @@
                 <w:sz w:val="21"/>
                 <w:szCs w:val="21"/>
               </w:rPr>
+              <w:lastRenderedPageBreak/>
               <w:t>4</w:t>
             </w:r>
           </w:p>
@@ -19761,25 +20359,16 @@
         <w:tc>
           <w:tcPr>
             <w:tcW w:w="795" w:type="dxa"/>
-            <w:hideMark/>
-          </w:tcPr>
-          <w:p>
-            <w:pPr>
-              <w:spacing w:after="0" w:line="240" w:lineRule="auto"/>
-              <w:rPr>
-                <w:rFonts w:ascii="宋体" w:eastAsia="宋体" w:hAnsi="宋体" w:hint="eastAsia"/>
-                <w:sz w:val="21"/>
-                <w:szCs w:val="21"/>
-              </w:rPr>
-            </w:pPr>
-            <w:r>
-              <w:rPr>
-                <w:rFonts w:ascii="宋体" w:eastAsia="宋体" w:hAnsi="宋体"/>
-                <w:sz w:val="21"/>
-                <w:szCs w:val="21"/>
-              </w:rPr>
-              <w:t>是</w:t>
-            </w:r>
+          </w:tcPr>
+          <w:p>
+            <w:pPr>
+              <w:spacing w:after="0" w:line="240" w:lineRule="auto"/>
+              <w:rPr>
+                <w:rFonts w:ascii="宋体" w:eastAsia="宋体" w:hAnsi="宋体" w:hint="eastAsia"/>
+                <w:sz w:val="21"/>
+                <w:szCs w:val="21"/>
+              </w:rPr>
+            </w:pPr>
           </w:p>
         </w:tc>
       </w:tr>
@@ -19916,25 +20505,16 @@
         <w:tc>
           <w:tcPr>
             <w:tcW w:w="795" w:type="dxa"/>
-            <w:hideMark/>
-          </w:tcPr>
-          <w:p>
-            <w:pPr>
-              <w:spacing w:after="0" w:line="240" w:lineRule="auto"/>
-              <w:rPr>
-                <w:rFonts w:ascii="宋体" w:eastAsia="宋体" w:hAnsi="宋体" w:hint="eastAsia"/>
-                <w:sz w:val="21"/>
-                <w:szCs w:val="21"/>
-              </w:rPr>
-            </w:pPr>
-            <w:r>
-              <w:rPr>
-                <w:rFonts w:ascii="宋体" w:eastAsia="宋体" w:hAnsi="宋体"/>
-                <w:sz w:val="21"/>
-                <w:szCs w:val="21"/>
-              </w:rPr>
-              <w:t>是</w:t>
-            </w:r>
+          </w:tcPr>
+          <w:p>
+            <w:pPr>
+              <w:spacing w:after="0" w:line="240" w:lineRule="auto"/>
+              <w:rPr>
+                <w:rFonts w:ascii="宋体" w:eastAsia="宋体" w:hAnsi="宋体" w:hint="eastAsia"/>
+                <w:sz w:val="21"/>
+                <w:szCs w:val="21"/>
+              </w:rPr>
+            </w:pPr>
           </w:p>
         </w:tc>
       </w:tr>
@@ -19960,7 +20540,6 @@
                 <w:sz w:val="21"/>
                 <w:szCs w:val="21"/>
               </w:rPr>
-              <w:lastRenderedPageBreak/>
               <w:t>6</w:t>
             </w:r>
           </w:p>
@@ -20064,25 +20643,16 @@
         <w:tc>
           <w:tcPr>
             <w:tcW w:w="795" w:type="dxa"/>
-            <w:hideMark/>
-          </w:tcPr>
-          <w:p>
-            <w:pPr>
-              <w:spacing w:after="0" w:line="240" w:lineRule="auto"/>
-              <w:rPr>
-                <w:rFonts w:ascii="宋体" w:eastAsia="宋体" w:hAnsi="宋体" w:hint="eastAsia"/>
-                <w:sz w:val="21"/>
-                <w:szCs w:val="21"/>
-              </w:rPr>
-            </w:pPr>
-            <w:r>
-              <w:rPr>
-                <w:rFonts w:ascii="宋体" w:eastAsia="宋体" w:hAnsi="宋体"/>
-                <w:sz w:val="21"/>
-                <w:szCs w:val="21"/>
-              </w:rPr>
-              <w:t>是</w:t>
-            </w:r>
+          </w:tcPr>
+          <w:p>
+            <w:pPr>
+              <w:spacing w:after="0" w:line="240" w:lineRule="auto"/>
+              <w:rPr>
+                <w:rFonts w:ascii="宋体" w:eastAsia="宋体" w:hAnsi="宋体" w:hint="eastAsia"/>
+                <w:sz w:val="21"/>
+                <w:szCs w:val="21"/>
+              </w:rPr>
+            </w:pPr>
           </w:p>
         </w:tc>
       </w:tr>
@@ -20211,25 +20781,16 @@
         <w:tc>
           <w:tcPr>
             <w:tcW w:w="795" w:type="dxa"/>
-            <w:hideMark/>
-          </w:tcPr>
-          <w:p>
-            <w:pPr>
-              <w:spacing w:after="0" w:line="240" w:lineRule="auto"/>
-              <w:rPr>
-                <w:rFonts w:ascii="宋体" w:eastAsia="宋体" w:hAnsi="宋体" w:hint="eastAsia"/>
-                <w:sz w:val="21"/>
-                <w:szCs w:val="21"/>
-              </w:rPr>
-            </w:pPr>
-            <w:r>
-              <w:rPr>
-                <w:rFonts w:ascii="宋体" w:eastAsia="宋体" w:hAnsi="宋体"/>
-                <w:sz w:val="21"/>
-                <w:szCs w:val="21"/>
-              </w:rPr>
-              <w:t>是</w:t>
-            </w:r>
+          </w:tcPr>
+          <w:p>
+            <w:pPr>
+              <w:spacing w:after="0" w:line="240" w:lineRule="auto"/>
+              <w:rPr>
+                <w:rFonts w:ascii="宋体" w:eastAsia="宋体" w:hAnsi="宋体" w:hint="eastAsia"/>
+                <w:sz w:val="21"/>
+                <w:szCs w:val="21"/>
+              </w:rPr>
+            </w:pPr>
           </w:p>
         </w:tc>
       </w:tr>
@@ -20368,25 +20929,16 @@
         <w:tc>
           <w:tcPr>
             <w:tcW w:w="795" w:type="dxa"/>
-            <w:hideMark/>
-          </w:tcPr>
-          <w:p>
-            <w:pPr>
-              <w:spacing w:after="0" w:line="240" w:lineRule="auto"/>
-              <w:rPr>
-                <w:rFonts w:ascii="宋体" w:eastAsia="宋体" w:hAnsi="宋体" w:hint="eastAsia"/>
-                <w:sz w:val="21"/>
-                <w:szCs w:val="21"/>
-              </w:rPr>
-            </w:pPr>
-            <w:r>
-              <w:rPr>
-                <w:rFonts w:ascii="宋体" w:eastAsia="宋体" w:hAnsi="宋体"/>
-                <w:sz w:val="21"/>
-                <w:szCs w:val="21"/>
-              </w:rPr>
-              <w:t>是</w:t>
-            </w:r>
+          </w:tcPr>
+          <w:p>
+            <w:pPr>
+              <w:spacing w:after="0" w:line="240" w:lineRule="auto"/>
+              <w:rPr>
+                <w:rFonts w:ascii="宋体" w:eastAsia="宋体" w:hAnsi="宋体" w:hint="eastAsia"/>
+                <w:sz w:val="21"/>
+                <w:szCs w:val="21"/>
+              </w:rPr>
+            </w:pPr>
           </w:p>
         </w:tc>
       </w:tr>
@@ -20515,25 +21067,16 @@
         <w:tc>
           <w:tcPr>
             <w:tcW w:w="795" w:type="dxa"/>
-            <w:hideMark/>
-          </w:tcPr>
-          <w:p>
-            <w:pPr>
-              <w:spacing w:after="0" w:line="240" w:lineRule="auto"/>
-              <w:rPr>
-                <w:rFonts w:ascii="宋体" w:eastAsia="宋体" w:hAnsi="宋体" w:hint="eastAsia"/>
-                <w:sz w:val="21"/>
-                <w:szCs w:val="21"/>
-              </w:rPr>
-            </w:pPr>
-            <w:r>
-              <w:rPr>
-                <w:rFonts w:ascii="宋体" w:eastAsia="宋体" w:hAnsi="宋体"/>
-                <w:sz w:val="21"/>
-                <w:szCs w:val="21"/>
-              </w:rPr>
-              <w:t>是</w:t>
-            </w:r>
+          </w:tcPr>
+          <w:p>
+            <w:pPr>
+              <w:spacing w:after="0" w:line="240" w:lineRule="auto"/>
+              <w:rPr>
+                <w:rFonts w:ascii="宋体" w:eastAsia="宋体" w:hAnsi="宋体" w:hint="eastAsia"/>
+                <w:sz w:val="21"/>
+                <w:szCs w:val="21"/>
+              </w:rPr>
+            </w:pPr>
           </w:p>
         </w:tc>
       </w:tr>
@@ -20680,25 +21223,16 @@
         <w:tc>
           <w:tcPr>
             <w:tcW w:w="795" w:type="dxa"/>
-            <w:hideMark/>
-          </w:tcPr>
-          <w:p>
-            <w:pPr>
-              <w:spacing w:after="0" w:line="240" w:lineRule="auto"/>
-              <w:rPr>
-                <w:rFonts w:ascii="宋体" w:eastAsia="宋体" w:hAnsi="宋体" w:hint="eastAsia"/>
-                <w:sz w:val="21"/>
-                <w:szCs w:val="21"/>
-              </w:rPr>
-            </w:pPr>
-            <w:r>
-              <w:rPr>
-                <w:rFonts w:ascii="宋体" w:eastAsia="宋体" w:hAnsi="宋体"/>
-                <w:sz w:val="21"/>
-                <w:szCs w:val="21"/>
-              </w:rPr>
-              <w:t>是</w:t>
-            </w:r>
+          </w:tcPr>
+          <w:p>
+            <w:pPr>
+              <w:spacing w:after="0" w:line="240" w:lineRule="auto"/>
+              <w:rPr>
+                <w:rFonts w:ascii="宋体" w:eastAsia="宋体" w:hAnsi="宋体" w:hint="eastAsia"/>
+                <w:sz w:val="21"/>
+                <w:szCs w:val="21"/>
+              </w:rPr>
+            </w:pPr>
           </w:p>
         </w:tc>
       </w:tr>
@@ -21216,6 +21750,7 @@
           <w:color w:val="000000"/>
           <w:sz w:val="24"/>
         </w:rPr>
+        <w:lastRenderedPageBreak/>
         <w:t>处理：开发人员进行修复，提交更新代码；</w:t>
       </w:r>
     </w:p>
@@ -21508,7 +22043,6 @@
                 <w:sz w:val="21"/>
                 <w:szCs w:val="21"/>
               </w:rPr>
-              <w:lastRenderedPageBreak/>
               <w:t>严重</w:t>
             </w:r>
           </w:p>
@@ -21754,14 +22288,14 @@
         <w:spacing w:after="0" w:line="240" w:lineRule="auto"/>
         <w:jc w:val="center"/>
         <w:rPr>
-          <w:rFonts w:ascii="宋体" w:eastAsia="宋体" w:hAnsi="宋体" w:hint="eastAsia"/>
+          <w:rFonts w:ascii="黑体" w:eastAsia="黑体" w:hAnsi="黑体" w:hint="eastAsia"/>
           <w:sz w:val="21"/>
           <w:szCs w:val="21"/>
         </w:rPr>
       </w:pPr>
       <w:r>
         <w:rPr>
-          <w:rFonts w:ascii="宋体" w:eastAsia="宋体" w:hAnsi="宋体" w:hint="eastAsia"/>
+          <w:rFonts w:ascii="黑体" w:eastAsia="黑体" w:hAnsi="黑体" w:hint="eastAsia"/>
           <w:sz w:val="21"/>
           <w:szCs w:val="21"/>
         </w:rPr>
@@ -21811,12 +22345,8 @@
       </w:pPr>
     </w:p>
     <w:sectPr>
-      <w:headerReference w:type="even" r:id="rId10"/>
-      <w:headerReference w:type="default" r:id="rId11"/>
-      <w:footerReference w:type="even" r:id="rId12"/>
-      <w:footerReference w:type="default" r:id="rId13"/>
-      <w:headerReference w:type="first" r:id="rId14"/>
-      <w:footerReference w:type="first" r:id="rId15"/>
+      <w:headerReference w:type="default" r:id="rId10"/>
+      <w:footerReference w:type="default" r:id="rId11"/>
       <w:pgSz w:w="11906" w:h="16838"/>
       <w:pgMar w:top="1440" w:right="1800" w:bottom="1440" w:left="1800" w:header="794" w:footer="567" w:gutter="0"/>
       <w:cols w:space="425"/>
@@ -21858,19 +22388,6 @@
 </file>
 
 <file path=word/footer1.xml><?xml version="1.0" encoding="utf-8"?>
-<w:ftr xmlns:wpc="http://schemas.microsoft.com/office/word/2010/wordprocessingCanvas" xmlns:cx="http://schemas.microsoft.com/office/drawing/2014/chartex" xmlns:cx1="http://schemas.microsoft.com/office/drawing/2015/9/8/chartex" xmlns:cx2="http://schemas.microsoft.com/office/drawing/2015/10/21/chartex" xmlns:cx3="http://schemas.microsoft.com/office/drawing/2016/5/9/chartex" xmlns:cx4="http://schemas.microsoft.com/office/drawing/2016/5/10/chartex" xmlns:cx5="http://schemas.microsoft.com/office/drawing/2016/5/11/chartex" xmlns:cx6="http://schemas.microsoft.com/office/drawing/2016/5/12/chartex" xmlns:cx7="http://schemas.microsoft.com/office/drawing/2016/5/13/chartex" xmlns:cx8="http://schemas.microsoft.com/office/drawing/2016/5/14/chartex" xmlns:mc="http://schemas.openxmlformats.org/markup-compatibility/2006" xmlns:aink="http://schemas.microsoft.com/office/drawing/2016/ink" xmlns:am3d="http://schemas.microsoft.com/office/drawing/2017/model3d" xmlns:o="urn:schemas-microsoft-com:office:office" xmlns:oel="http://schemas.microsoft.com/office/2019/extlst" xmlns:r="http://schemas.openxmlformats.org/officeDocument/2006/relationships" xmlns:m="http://schemas.openxmlformats.org/officeDocument/2006/math" xmlns:v="urn:schemas-microsoft-com:vml" xmlns:wp14="http://schemas.microsoft.com/office/word/2010/wordprocessingDrawing" xmlns:wp="http://schemas.openxmlformats.org/drawingml/2006/wordprocessingDrawing" xmlns:w10="urn:schemas-microsoft-com:office:word" xmlns:w="http://schemas.openxmlformats.org/wordprocessingml/2006/main" xmlns:w14="http://schemas.microsoft.com/office/word/2010/wordml" xmlns:w15="http://schemas.microsoft.com/office/word/2012/wordml" xmlns:w16cex="http://schemas.microsoft.com/office/word/2018/wordml/cex" xmlns:w16cid="http://schemas.microsoft.com/office/word/2016/wordml/cid" xmlns:w16="http://schemas.microsoft.com/office/word/2018/wordml" xmlns:w16du="http://schemas.microsoft.com/office/word/2023/wordml/word16du" xmlns:w16sdtdh="http://schemas.microsoft.com/office/word/2020/wordml/sdtdatahash" xmlns:w16sdtfl="http://schemas.microsoft.com/office/word/2024/wordml/sdtformatlock" xmlns:w16se="http://schemas.microsoft.com/office/word/2015/wordml/symex" xmlns:wpg="http://schemas.microsoft.com/office/word/2010/wordprocessingGroup" xmlns:wpi="http://schemas.microsoft.com/office/word/2010/wordprocessingInk" xmlns:wne="http://schemas.microsoft.com/office/word/2006/wordml" xmlns:wps="http://schemas.microsoft.com/office/word/2010/wordprocessingShape" mc:Ignorable="w14 w15 w16se w16cid w16 w16cex w16sdtdh w16sdtfl w16du wp14">
-  <w:p>
-    <w:pPr>
-      <w:pStyle w:val="af0"/>
-      <w:rPr>
-        <w:rFonts w:hint="eastAsia"/>
-      </w:rPr>
-    </w:pPr>
-  </w:p>
-</w:ftr>
-</file>
-
-<file path=word/footer2.xml><?xml version="1.0" encoding="utf-8"?>
 <w:ftr xmlns:wpc="http://schemas.microsoft.com/office/word/2010/wordprocessingCanvas" xmlns:cx="http://schemas.microsoft.com/office/drawing/2014/chartex" xmlns:cx1="http://schemas.microsoft.com/office/drawing/2015/9/8/chartex" xmlns:cx2="http://schemas.microsoft.com/office/drawing/2015/10/21/chartex" xmlns:cx3="http://schemas.microsoft.com/office/drawing/2016/5/9/chartex" xmlns:cx4="http://schemas.microsoft.com/office/drawing/2016/5/10/chartex" xmlns:cx5="http://schemas.microsoft.com/office/drawing/2016/5/11/chartex" xmlns:cx6="http://schemas.microsoft.com/office/drawing/2016/5/12/chartex" xmlns:cx7="http://schemas.microsoft.com/office/drawing/2016/5/13/chartex" xmlns:cx8="http://schemas.microsoft.com/office/drawing/2016/5/14/chartex" xmlns:mc="http://schemas.openxmlformats.org/markup-compatibility/2006" xmlns:aink="http://schemas.microsoft.com/office/drawing/2016/ink" xmlns:am3d="http://schemas.microsoft.com/office/drawing/2017/model3d" xmlns:o="urn:schemas-microsoft-com:office:office" xmlns:oel="http://schemas.microsoft.com/office/2019/extlst" xmlns:r="http://schemas.openxmlformats.org/officeDocument/2006/relationships" xmlns:m="http://schemas.openxmlformats.org/officeDocument/2006/math" xmlns:v="urn:schemas-microsoft-com:vml" xmlns:wp14="http://schemas.microsoft.com/office/word/2010/wordprocessingDrawing" xmlns:wp="http://schemas.openxmlformats.org/drawingml/2006/wordprocessingDrawing" xmlns:w10="urn:schemas-microsoft-com:office:word" xmlns:w="http://schemas.openxmlformats.org/wordprocessingml/2006/main" xmlns:w14="http://schemas.microsoft.com/office/word/2010/wordml" xmlns:w15="http://schemas.microsoft.com/office/word/2012/wordml" xmlns:w16cex="http://schemas.microsoft.com/office/word/2018/wordml/cex" xmlns:w16cid="http://schemas.microsoft.com/office/word/2016/wordml/cid" xmlns:w16="http://schemas.microsoft.com/office/word/2018/wordml" xmlns:w16du="http://schemas.microsoft.com/office/word/2023/wordml/word16du" xmlns:w16sdtdh="http://schemas.microsoft.com/office/word/2020/wordml/sdtdatahash" xmlns:w16sdtfl="http://schemas.microsoft.com/office/word/2024/wordml/sdtformatlock" xmlns:w16se="http://schemas.microsoft.com/office/word/2015/wordml/symex" xmlns:wpg="http://schemas.microsoft.com/office/word/2010/wordprocessingGroup" xmlns:wpi="http://schemas.microsoft.com/office/word/2010/wordprocessingInk" xmlns:wne="http://schemas.microsoft.com/office/word/2006/wordml" xmlns:wps="http://schemas.microsoft.com/office/word/2010/wordprocessingShape" mc:Ignorable="w14 w15 w16se w16cid w16 w16cex w16sdtdh w16sdtfl w16du wp14">
   <w:sdt>
     <w:sdtPr>
@@ -21922,19 +22439,6 @@
 </w:ftr>
 </file>
 
-<file path=word/footer3.xml><?xml version="1.0" encoding="utf-8"?>
-<w:ftr xmlns:wpc="http://schemas.microsoft.com/office/word/2010/wordprocessingCanvas" xmlns:cx="http://schemas.microsoft.com/office/drawing/2014/chartex" xmlns:cx1="http://schemas.microsoft.com/office/drawing/2015/9/8/chartex" xmlns:cx2="http://schemas.microsoft.com/office/drawing/2015/10/21/chartex" xmlns:cx3="http://schemas.microsoft.com/office/drawing/2016/5/9/chartex" xmlns:cx4="http://schemas.microsoft.com/office/drawing/2016/5/10/chartex" xmlns:cx5="http://schemas.microsoft.com/office/drawing/2016/5/11/chartex" xmlns:cx6="http://schemas.microsoft.com/office/drawing/2016/5/12/chartex" xmlns:cx7="http://schemas.microsoft.com/office/drawing/2016/5/13/chartex" xmlns:cx8="http://schemas.microsoft.com/office/drawing/2016/5/14/chartex" xmlns:mc="http://schemas.openxmlformats.org/markup-compatibility/2006" xmlns:aink="http://schemas.microsoft.com/office/drawing/2016/ink" xmlns:am3d="http://schemas.microsoft.com/office/drawing/2017/model3d" xmlns:o="urn:schemas-microsoft-com:office:office" xmlns:oel="http://schemas.microsoft.com/office/2019/extlst" xmlns:r="http://schemas.openxmlformats.org/officeDocument/2006/relationships" xmlns:m="http://schemas.openxmlformats.org/officeDocument/2006/math" xmlns:v="urn:schemas-microsoft-com:vml" xmlns:wp14="http://schemas.microsoft.com/office/word/2010/wordprocessingDrawing" xmlns:wp="http://schemas.openxmlformats.org/drawingml/2006/wordprocessingDrawing" xmlns:w10="urn:schemas-microsoft-com:office:word" xmlns:w="http://schemas.openxmlformats.org/wordprocessingml/2006/main" xmlns:w14="http://schemas.microsoft.com/office/word/2010/wordml" xmlns:w15="http://schemas.microsoft.com/office/word/2012/wordml" xmlns:w16cex="http://schemas.microsoft.com/office/word/2018/wordml/cex" xmlns:w16cid="http://schemas.microsoft.com/office/word/2016/wordml/cid" xmlns:w16="http://schemas.microsoft.com/office/word/2018/wordml" xmlns:w16du="http://schemas.microsoft.com/office/word/2023/wordml/word16du" xmlns:w16sdtdh="http://schemas.microsoft.com/office/word/2020/wordml/sdtdatahash" xmlns:w16sdtfl="http://schemas.microsoft.com/office/word/2024/wordml/sdtformatlock" xmlns:w16se="http://schemas.microsoft.com/office/word/2015/wordml/symex" xmlns:wpg="http://schemas.microsoft.com/office/word/2010/wordprocessingGroup" xmlns:wpi="http://schemas.microsoft.com/office/word/2010/wordprocessingInk" xmlns:wne="http://schemas.microsoft.com/office/word/2006/wordml" xmlns:wps="http://schemas.microsoft.com/office/word/2010/wordprocessingShape" mc:Ignorable="w14 w15 w16se w16cid w16 w16cex w16sdtdh w16sdtfl w16du wp14">
-  <w:p>
-    <w:pPr>
-      <w:pStyle w:val="af0"/>
-      <w:rPr>
-        <w:rFonts w:hint="eastAsia"/>
-      </w:rPr>
-    </w:pPr>
-  </w:p>
-</w:ftr>
-</file>
-
 <file path=word/footnotes.xml><?xml version="1.0" encoding="utf-8"?>
 <w:footnotes xmlns:wpc="http://schemas.microsoft.com/office/word/2010/wordprocessingCanvas" xmlns:cx="http://schemas.microsoft.com/office/drawing/2014/chartex" xmlns:cx1="http://schemas.microsoft.com/office/drawing/2015/9/8/chartex" xmlns:cx2="http://schemas.microsoft.com/office/drawing/2015/10/21/chartex" xmlns:cx3="http://schemas.microsoft.com/office/drawing/2016/5/9/chartex" xmlns:cx4="http://schemas.microsoft.com/office/drawing/2016/5/10/chartex" xmlns:cx5="http://schemas.microsoft.com/office/drawing/2016/5/11/chartex" xmlns:cx6="http://schemas.microsoft.com/office/drawing/2016/5/12/chartex" xmlns:cx7="http://schemas.microsoft.com/office/drawing/2016/5/13/chartex" xmlns:cx8="http://schemas.microsoft.com/office/drawing/2016/5/14/chartex" xmlns:mc="http://schemas.openxmlformats.org/markup-compatibility/2006" xmlns:aink="http://schemas.microsoft.com/office/drawing/2016/ink" xmlns:am3d="http://schemas.microsoft.com/office/drawing/2017/model3d" xmlns:o="urn:schemas-microsoft-com:office:office" xmlns:oel="http://schemas.microsoft.com/office/2019/extlst" xmlns:r="http://schemas.openxmlformats.org/officeDocument/2006/relationships" xmlns:m="http://schemas.openxmlformats.org/officeDocument/2006/math" xmlns:v="urn:schemas-microsoft-com:vml" xmlns:wp14="http://schemas.microsoft.com/office/word/2010/wordprocessingDrawing" xmlns:wp="http://schemas.openxmlformats.org/drawingml/2006/wordprocessingDrawing" xmlns:w10="urn:schemas-microsoft-com:office:word" xmlns:w="http://schemas.openxmlformats.org/wordprocessingml/2006/main" xmlns:w14="http://schemas.microsoft.com/office/word/2010/wordml" xmlns:w15="http://schemas.microsoft.com/office/word/2012/wordml" xmlns:w16cex="http://schemas.microsoft.com/office/word/2018/wordml/cex" xmlns:w16cid="http://schemas.microsoft.com/office/word/2016/wordml/cid" xmlns:w16="http://schemas.microsoft.com/office/word/2018/wordml" xmlns:w16du="http://schemas.microsoft.com/office/word/2023/wordml/word16du" xmlns:w16sdtdh="http://schemas.microsoft.com/office/word/2020/wordml/sdtdatahash" xmlns:w16sdtfl="http://schemas.microsoft.com/office/word/2024/wordml/sdtformatlock" xmlns:w16se="http://schemas.microsoft.com/office/word/2015/wordml/symex" xmlns:wpg="http://schemas.microsoft.com/office/word/2010/wordprocessingGroup" xmlns:wpi="http://schemas.microsoft.com/office/word/2010/wordprocessingInk" xmlns:wne="http://schemas.microsoft.com/office/word/2006/wordml" xmlns:wps="http://schemas.microsoft.com/office/word/2010/wordprocessingShape" mc:Ignorable="w14 w15 w16se w16cid w16 w16cex w16sdtdh w16sdtfl w16du wp14">
   <w:footnote w:type="separator" w:id="-1">
@@ -21971,19 +22475,6 @@
   <w:p>
     <w:pPr>
       <w:pStyle w:val="ae"/>
-      <w:rPr>
-        <w:rFonts w:hint="eastAsia"/>
-      </w:rPr>
-    </w:pPr>
-  </w:p>
-</w:hdr>
-</file>
-
-<file path=word/header2.xml><?xml version="1.0" encoding="utf-8"?>
-<w:hdr xmlns:wpc="http://schemas.microsoft.com/office/word/2010/wordprocessingCanvas" xmlns:cx="http://schemas.microsoft.com/office/drawing/2014/chartex" xmlns:cx1="http://schemas.microsoft.com/office/drawing/2015/9/8/chartex" xmlns:cx2="http://schemas.microsoft.com/office/drawing/2015/10/21/chartex" xmlns:cx3="http://schemas.microsoft.com/office/drawing/2016/5/9/chartex" xmlns:cx4="http://schemas.microsoft.com/office/drawing/2016/5/10/chartex" xmlns:cx5="http://schemas.microsoft.com/office/drawing/2016/5/11/chartex" xmlns:cx6="http://schemas.microsoft.com/office/drawing/2016/5/12/chartex" xmlns:cx7="http://schemas.microsoft.com/office/drawing/2016/5/13/chartex" xmlns:cx8="http://schemas.microsoft.com/office/drawing/2016/5/14/chartex" xmlns:mc="http://schemas.openxmlformats.org/markup-compatibility/2006" xmlns:aink="http://schemas.microsoft.com/office/drawing/2016/ink" xmlns:am3d="http://schemas.microsoft.com/office/drawing/2017/model3d" xmlns:o="urn:schemas-microsoft-com:office:office" xmlns:oel="http://schemas.microsoft.com/office/2019/extlst" xmlns:r="http://schemas.openxmlformats.org/officeDocument/2006/relationships" xmlns:m="http://schemas.openxmlformats.org/officeDocument/2006/math" xmlns:v="urn:schemas-microsoft-com:vml" xmlns:wp14="http://schemas.microsoft.com/office/word/2010/wordprocessingDrawing" xmlns:wp="http://schemas.openxmlformats.org/drawingml/2006/wordprocessingDrawing" xmlns:w10="urn:schemas-microsoft-com:office:word" xmlns:w="http://schemas.openxmlformats.org/wordprocessingml/2006/main" xmlns:w14="http://schemas.microsoft.com/office/word/2010/wordml" xmlns:w15="http://schemas.microsoft.com/office/word/2012/wordml" xmlns:w16cex="http://schemas.microsoft.com/office/word/2018/wordml/cex" xmlns:w16cid="http://schemas.microsoft.com/office/word/2016/wordml/cid" xmlns:w16="http://schemas.microsoft.com/office/word/2018/wordml" xmlns:w16du="http://schemas.microsoft.com/office/word/2023/wordml/word16du" xmlns:w16sdtdh="http://schemas.microsoft.com/office/word/2020/wordml/sdtdatahash" xmlns:w16sdtfl="http://schemas.microsoft.com/office/word/2024/wordml/sdtformatlock" xmlns:w16se="http://schemas.microsoft.com/office/word/2015/wordml/symex" xmlns:wpg="http://schemas.microsoft.com/office/word/2010/wordprocessingGroup" xmlns:wpi="http://schemas.microsoft.com/office/word/2010/wordprocessingInk" xmlns:wne="http://schemas.microsoft.com/office/word/2006/wordml" xmlns:wps="http://schemas.microsoft.com/office/word/2010/wordprocessingShape" mc:Ignorable="w14 w15 w16se w16cid w16 w16cex w16sdtdh w16sdtfl w16du wp14">
-  <w:p>
-    <w:pPr>
-      <w:pStyle w:val="ae"/>
       <w:ind w:right="540"/>
       <w:jc w:val="right"/>
       <w:rPr>
@@ -21996,19 +22487,6 @@
       </w:rPr>
       <w:t>测试文档</w:t>
     </w:r>
-  </w:p>
-</w:hdr>
-</file>
-
-<file path=word/header3.xml><?xml version="1.0" encoding="utf-8"?>
-<w:hdr xmlns:wpc="http://schemas.microsoft.com/office/word/2010/wordprocessingCanvas" xmlns:cx="http://schemas.microsoft.com/office/drawing/2014/chartex" xmlns:cx1="http://schemas.microsoft.com/office/drawing/2015/9/8/chartex" xmlns:cx2="http://schemas.microsoft.com/office/drawing/2015/10/21/chartex" xmlns:cx3="http://schemas.microsoft.com/office/drawing/2016/5/9/chartex" xmlns:cx4="http://schemas.microsoft.com/office/drawing/2016/5/10/chartex" xmlns:cx5="http://schemas.microsoft.com/office/drawing/2016/5/11/chartex" xmlns:cx6="http://schemas.microsoft.com/office/drawing/2016/5/12/chartex" xmlns:cx7="http://schemas.microsoft.com/office/drawing/2016/5/13/chartex" xmlns:cx8="http://schemas.microsoft.com/office/drawing/2016/5/14/chartex" xmlns:mc="http://schemas.openxmlformats.org/markup-compatibility/2006" xmlns:aink="http://schemas.microsoft.com/office/drawing/2016/ink" xmlns:am3d="http://schemas.microsoft.com/office/drawing/2017/model3d" xmlns:o="urn:schemas-microsoft-com:office:office" xmlns:oel="http://schemas.microsoft.com/office/2019/extlst" xmlns:r="http://schemas.openxmlformats.org/officeDocument/2006/relationships" xmlns:m="http://schemas.openxmlformats.org/officeDocument/2006/math" xmlns:v="urn:schemas-microsoft-com:vml" xmlns:wp14="http://schemas.microsoft.com/office/word/2010/wordprocessingDrawing" xmlns:wp="http://schemas.openxmlformats.org/drawingml/2006/wordprocessingDrawing" xmlns:w10="urn:schemas-microsoft-com:office:word" xmlns:w="http://schemas.openxmlformats.org/wordprocessingml/2006/main" xmlns:w14="http://schemas.microsoft.com/office/word/2010/wordml" xmlns:w15="http://schemas.microsoft.com/office/word/2012/wordml" xmlns:w16cex="http://schemas.microsoft.com/office/word/2018/wordml/cex" xmlns:w16cid="http://schemas.microsoft.com/office/word/2016/wordml/cid" xmlns:w16="http://schemas.microsoft.com/office/word/2018/wordml" xmlns:w16du="http://schemas.microsoft.com/office/word/2023/wordml/word16du" xmlns:w16sdtdh="http://schemas.microsoft.com/office/word/2020/wordml/sdtdatahash" xmlns:w16sdtfl="http://schemas.microsoft.com/office/word/2024/wordml/sdtformatlock" xmlns:w16se="http://schemas.microsoft.com/office/word/2015/wordml/symex" xmlns:wpg="http://schemas.microsoft.com/office/word/2010/wordprocessingGroup" xmlns:wpi="http://schemas.microsoft.com/office/word/2010/wordprocessingInk" xmlns:wne="http://schemas.microsoft.com/office/word/2006/wordml" xmlns:wps="http://schemas.microsoft.com/office/word/2010/wordprocessingShape" mc:Ignorable="w14 w15 w16se w16cid w16 w16cex w16sdtdh w16sdtfl w16du wp14">
-  <w:p>
-    <w:pPr>
-      <w:pStyle w:val="ae"/>
-      <w:rPr>
-        <w:rFonts w:hint="eastAsia"/>
-      </w:rPr>
-    </w:pPr>
   </w:p>
 </w:hdr>
 </file>

--- a/项目文档/测试文档.docx
+++ b/项目文档/测试文档.docx
@@ -3687,27 +3687,7 @@
           <w:sz w:val="21"/>
           <w:szCs w:val="21"/>
         </w:rPr>
-        <w:t>此外，平台还提供丰富的健康资讯内容，用户可浏览、收藏、评论、</w:t>
-      </w:r>
-      <w:proofErr w:type="gramStart"/>
-      <w:r>
-        <w:rPr>
-          <w:rFonts w:ascii="宋体" w:eastAsia="宋体" w:hAnsi="宋体" w:cs="宋体"/>
-          <w:kern w:val="0"/>
-          <w:sz w:val="21"/>
-          <w:szCs w:val="21"/>
-        </w:rPr>
-        <w:t>点赞文章</w:t>
-      </w:r>
-      <w:proofErr w:type="gramEnd"/>
-      <w:r>
-        <w:rPr>
-          <w:rFonts w:ascii="宋体" w:eastAsia="宋体" w:hAnsi="宋体" w:cs="宋体"/>
-          <w:kern w:val="0"/>
-          <w:sz w:val="21"/>
-          <w:szCs w:val="21"/>
-        </w:rPr>
-        <w:t>，参与健康话题讨论；配合</w:t>
+        <w:t>此外，平台还提供丰富的健康资讯内容，用户可浏览、收藏、评论、点赞文章，参与健康话题讨论；配合</w:t>
       </w:r>
       <w:r>
         <w:rPr>
@@ -3964,35 +3944,23 @@
           <w:sz w:val="21"/>
           <w:szCs w:val="21"/>
         </w:rPr>
-        <w:t xml:space="preserve"> </w:t>
+        <w:t xml:space="preserve"> SpringMVC</w:t>
       </w:r>
-      <w:proofErr w:type="spellStart"/>
+      <w:r>
+        <w:rPr>
+          <w:sz w:val="21"/>
+          <w:szCs w:val="21"/>
+        </w:rPr>
+        <w:t xml:space="preserve"> 和 </w:t>
+      </w:r>
       <w:r>
         <w:rPr>
           <w:rFonts w:ascii="Times New Roman" w:hAnsi="Times New Roman" w:cs="Times New Roman"/>
           <w:sz w:val="21"/>
           <w:szCs w:val="21"/>
         </w:rPr>
-        <w:t>SpringMVC</w:t>
-      </w:r>
-      <w:proofErr w:type="spellEnd"/>
-      <w:r>
-        <w:rPr>
-          <w:sz w:val="21"/>
-          <w:szCs w:val="21"/>
-        </w:rPr>
-        <w:t xml:space="preserve"> 和 </w:t>
-      </w:r>
-      <w:proofErr w:type="spellStart"/>
-      <w:r>
-        <w:rPr>
-          <w:rFonts w:ascii="Times New Roman" w:hAnsi="Times New Roman" w:cs="Times New Roman"/>
-          <w:sz w:val="21"/>
-          <w:szCs w:val="21"/>
-        </w:rPr>
         <w:t>MyBatis</w:t>
       </w:r>
-      <w:proofErr w:type="spellEnd"/>
       <w:r>
         <w:rPr>
           <w:sz w:val="21"/>
@@ -4405,21 +4373,12 @@
               </w:rPr>
               <w:t>-</w:t>
             </w:r>
-            <w:proofErr w:type="spellStart"/>
             <w:r>
               <w:rPr>
                 <w:b/>
                 <w:bCs/>
               </w:rPr>
-              <w:t>monstration</w:t>
-            </w:r>
-            <w:proofErr w:type="spellEnd"/>
-            <w:r>
-              <w:rPr>
-                <w:b/>
-                <w:bCs/>
-              </w:rPr>
-              <w:t>）</w:t>
+              <w:t>monstration）</w:t>
             </w:r>
           </w:p>
         </w:tc>
@@ -4970,25 +4929,7 @@
                 <w:sz w:val="21"/>
                 <w:szCs w:val="21"/>
               </w:rPr>
-              <w:t>输入错误原密码</w:t>
-            </w:r>
-            <w:proofErr w:type="gramStart"/>
-            <w:r>
-              <w:rPr>
-                <w:rFonts w:ascii="宋体" w:eastAsia="宋体" w:hAnsi="宋体"/>
-                <w:sz w:val="21"/>
-                <w:szCs w:val="21"/>
-              </w:rPr>
-              <w:t>或弱新密码</w:t>
-            </w:r>
-            <w:proofErr w:type="gramEnd"/>
-            <w:r>
-              <w:rPr>
-                <w:rFonts w:ascii="宋体" w:eastAsia="宋体" w:hAnsi="宋体"/>
-                <w:sz w:val="21"/>
-                <w:szCs w:val="21"/>
-              </w:rPr>
-              <w:t>，应提示并拒绝更新，验证加密结果是否更新入库</w:t>
+              <w:t>输入错误原密码或弱新密码，应提示并拒绝更新，验证加密结果是否更新入库</w:t>
             </w:r>
           </w:p>
         </w:tc>
@@ -5208,25 +5149,7 @@
                 <w:sz w:val="21"/>
                 <w:szCs w:val="21"/>
               </w:rPr>
-              <w:t>管理员可访问后台页面，普通用户受限，</w:t>
-            </w:r>
-            <w:proofErr w:type="gramStart"/>
-            <w:r>
-              <w:rPr>
-                <w:rFonts w:ascii="宋体" w:eastAsia="宋体" w:hAnsi="宋体"/>
-                <w:sz w:val="21"/>
-                <w:szCs w:val="21"/>
-              </w:rPr>
-              <w:t>仅访问</w:t>
-            </w:r>
-            <w:proofErr w:type="gramEnd"/>
-            <w:r>
-              <w:rPr>
-                <w:rFonts w:ascii="宋体" w:eastAsia="宋体" w:hAnsi="宋体"/>
-                <w:sz w:val="21"/>
-                <w:szCs w:val="21"/>
-              </w:rPr>
-              <w:t>健康记录等模块</w:t>
+              <w:t>管理员可访问后台页面，普通用户受限，仅访问健康记录等模块</w:t>
             </w:r>
           </w:p>
         </w:tc>
@@ -5432,41 +5355,13 @@
                 <w:szCs w:val="21"/>
               </w:rPr>
             </w:pPr>
-            <w:proofErr w:type="gramStart"/>
-            <w:r>
-              <w:rPr>
-                <w:rFonts w:ascii="宋体" w:eastAsia="宋体" w:hAnsi="宋体"/>
-                <w:sz w:val="21"/>
-                <w:szCs w:val="21"/>
-              </w:rPr>
-              <w:t>评论区</w:t>
-            </w:r>
-            <w:proofErr w:type="gramEnd"/>
-            <w:r>
-              <w:rPr>
-                <w:rFonts w:ascii="宋体" w:eastAsia="宋体" w:hAnsi="宋体"/>
-                <w:sz w:val="21"/>
-                <w:szCs w:val="21"/>
-              </w:rPr>
-              <w:t>样式、输入框响应与交互按钮（</w:t>
-            </w:r>
-            <w:proofErr w:type="gramStart"/>
-            <w:r>
-              <w:rPr>
-                <w:rFonts w:ascii="宋体" w:eastAsia="宋体" w:hAnsi="宋体"/>
-                <w:sz w:val="21"/>
-                <w:szCs w:val="21"/>
-              </w:rPr>
-              <w:t>点赞</w:t>
-            </w:r>
-            <w:proofErr w:type="gramEnd"/>
-            <w:r>
-              <w:rPr>
-                <w:rFonts w:ascii="宋体" w:eastAsia="宋体" w:hAnsi="宋体"/>
-                <w:sz w:val="21"/>
-                <w:szCs w:val="21"/>
-              </w:rPr>
-              <w:t>/回复）是否清晰</w:t>
+            <w:r>
+              <w:rPr>
+                <w:rFonts w:ascii="宋体" w:eastAsia="宋体" w:hAnsi="宋体"/>
+                <w:sz w:val="21"/>
+                <w:szCs w:val="21"/>
+              </w:rPr>
+              <w:t>评论区样式、输入框响应与交互按钮（点赞/回复）是否清晰</w:t>
             </w:r>
           </w:p>
         </w:tc>
@@ -5490,43 +5385,7 @@
                 <w:sz w:val="21"/>
                 <w:szCs w:val="21"/>
               </w:rPr>
-              <w:t xml:space="preserve">评论树结构设计与 </w:t>
-            </w:r>
-            <w:proofErr w:type="spellStart"/>
-            <w:r>
-              <w:rPr>
-                <w:rFonts w:ascii="宋体" w:eastAsia="宋体" w:hAnsi="宋体"/>
-                <w:sz w:val="21"/>
-                <w:szCs w:val="21"/>
-              </w:rPr>
-              <w:t>parent_id</w:t>
-            </w:r>
-            <w:proofErr w:type="spellEnd"/>
-            <w:r>
-              <w:rPr>
-                <w:rFonts w:ascii="宋体" w:eastAsia="宋体" w:hAnsi="宋体"/>
-                <w:sz w:val="21"/>
-                <w:szCs w:val="21"/>
-              </w:rPr>
-              <w:t xml:space="preserve"> 关联逻辑，</w:t>
-            </w:r>
-            <w:proofErr w:type="gramStart"/>
-            <w:r>
-              <w:rPr>
-                <w:rFonts w:ascii="宋体" w:eastAsia="宋体" w:hAnsi="宋体"/>
-                <w:sz w:val="21"/>
-                <w:szCs w:val="21"/>
-              </w:rPr>
-              <w:t>点赞频率</w:t>
-            </w:r>
-            <w:proofErr w:type="gramEnd"/>
-            <w:r>
-              <w:rPr>
-                <w:rFonts w:ascii="宋体" w:eastAsia="宋体" w:hAnsi="宋体"/>
-                <w:sz w:val="21"/>
-                <w:szCs w:val="21"/>
-              </w:rPr>
-              <w:t>控制是否合理</w:t>
+              <w:t>评论树结构设计与 parent_id 关联逻辑，点赞频率控制是否合理</w:t>
             </w:r>
           </w:p>
         </w:tc>
@@ -5550,25 +5409,7 @@
                 <w:sz w:val="21"/>
                 <w:szCs w:val="21"/>
               </w:rPr>
-              <w:t>用户发布评论并收到实时更新，点击</w:t>
-            </w:r>
-            <w:proofErr w:type="gramStart"/>
-            <w:r>
-              <w:rPr>
-                <w:rFonts w:ascii="宋体" w:eastAsia="宋体" w:hAnsi="宋体"/>
-                <w:sz w:val="21"/>
-                <w:szCs w:val="21"/>
-              </w:rPr>
-              <w:t>点赞数</w:t>
-            </w:r>
-            <w:proofErr w:type="gramEnd"/>
-            <w:r>
-              <w:rPr>
-                <w:rFonts w:ascii="宋体" w:eastAsia="宋体" w:hAnsi="宋体"/>
-                <w:sz w:val="21"/>
-                <w:szCs w:val="21"/>
-              </w:rPr>
-              <w:t>即时刷新，回复评论后结构正常嵌套</w:t>
+              <w:t>用户发布评论并收到实时更新，点击点赞数即时刷新，回复评论后结构正常嵌套</w:t>
             </w:r>
           </w:p>
         </w:tc>
@@ -5592,25 +5433,7 @@
                 <w:sz w:val="21"/>
                 <w:szCs w:val="21"/>
               </w:rPr>
-              <w:t>空评论、恶意脚本应被过滤，频繁</w:t>
-            </w:r>
-            <w:proofErr w:type="gramStart"/>
-            <w:r>
-              <w:rPr>
-                <w:rFonts w:ascii="宋体" w:eastAsia="宋体" w:hAnsi="宋体"/>
-                <w:sz w:val="21"/>
-                <w:szCs w:val="21"/>
-              </w:rPr>
-              <w:t>点赞应</w:t>
-            </w:r>
-            <w:proofErr w:type="gramEnd"/>
-            <w:r>
-              <w:rPr>
-                <w:rFonts w:ascii="宋体" w:eastAsia="宋体" w:hAnsi="宋体"/>
-                <w:sz w:val="21"/>
-                <w:szCs w:val="21"/>
-              </w:rPr>
-              <w:t>限制频率，数据应持久保存</w:t>
+              <w:t>空评论、恶意脚本应被过滤，频繁点赞应限制频率，数据应持久保存</w:t>
             </w:r>
           </w:p>
         </w:tc>
@@ -5660,25 +5483,7 @@
                 <w:sz w:val="21"/>
                 <w:szCs w:val="21"/>
               </w:rPr>
-              <w:t>收藏按钮显示、状态切换与个人中心收藏</w:t>
-            </w:r>
-            <w:proofErr w:type="gramStart"/>
-            <w:r>
-              <w:rPr>
-                <w:rFonts w:ascii="宋体" w:eastAsia="宋体" w:hAnsi="宋体"/>
-                <w:sz w:val="21"/>
-                <w:szCs w:val="21"/>
-              </w:rPr>
-              <w:t>页展示</w:t>
-            </w:r>
-            <w:proofErr w:type="gramEnd"/>
-            <w:r>
-              <w:rPr>
-                <w:rFonts w:ascii="宋体" w:eastAsia="宋体" w:hAnsi="宋体"/>
-                <w:sz w:val="21"/>
-                <w:szCs w:val="21"/>
-              </w:rPr>
-              <w:t>是否完整</w:t>
+              <w:t>收藏按钮显示、状态切换与个人中心收藏页展示是否完整</w:t>
             </w:r>
           </w:p>
         </w:tc>
@@ -5800,25 +5605,7 @@
                 <w:sz w:val="21"/>
                 <w:szCs w:val="21"/>
               </w:rPr>
-              <w:t>标签显示样式、搜索输入</w:t>
-            </w:r>
-            <w:proofErr w:type="gramStart"/>
-            <w:r>
-              <w:rPr>
-                <w:rFonts w:ascii="宋体" w:eastAsia="宋体" w:hAnsi="宋体"/>
-                <w:sz w:val="21"/>
-                <w:szCs w:val="21"/>
-              </w:rPr>
-              <w:t>框功能</w:t>
-            </w:r>
-            <w:proofErr w:type="gramEnd"/>
-            <w:r>
-              <w:rPr>
-                <w:rFonts w:ascii="宋体" w:eastAsia="宋体" w:hAnsi="宋体"/>
-                <w:sz w:val="21"/>
-                <w:szCs w:val="21"/>
-              </w:rPr>
-              <w:t>是否直观</w:t>
+              <w:t>标签显示样式、搜索输入框功能是否直观</w:t>
             </w:r>
           </w:p>
         </w:tc>
@@ -5900,25 +5687,7 @@
                 <w:sz w:val="21"/>
                 <w:szCs w:val="21"/>
               </w:rPr>
-              <w:t>测试不存在标签、无效关键词是否返回</w:t>
-            </w:r>
-            <w:proofErr w:type="gramStart"/>
-            <w:r>
-              <w:rPr>
-                <w:rFonts w:ascii="宋体" w:eastAsia="宋体" w:hAnsi="宋体"/>
-                <w:sz w:val="21"/>
-                <w:szCs w:val="21"/>
-              </w:rPr>
-              <w:t>空内容</w:t>
-            </w:r>
-            <w:proofErr w:type="gramEnd"/>
-            <w:r>
-              <w:rPr>
-                <w:rFonts w:ascii="宋体" w:eastAsia="宋体" w:hAnsi="宋体"/>
-                <w:sz w:val="21"/>
-                <w:szCs w:val="21"/>
-              </w:rPr>
-              <w:t>或错误提示</w:t>
+              <w:t>测试不存在标签、无效关键词是否返回空内容或错误提示</w:t>
             </w:r>
           </w:p>
         </w:tc>
@@ -5938,17 +5707,14 @@
                 <w:szCs w:val="21"/>
               </w:rPr>
             </w:pPr>
-            <w:proofErr w:type="gramStart"/>
-            <w:r>
-              <w:rPr>
-                <w:rFonts w:ascii="宋体" w:eastAsia="宋体" w:hAnsi="宋体"/>
-                <w:sz w:val="21"/>
-                <w:szCs w:val="21"/>
-              </w:rPr>
-              <w:lastRenderedPageBreak/>
+            <w:r>
+              <w:rPr>
+                <w:rFonts w:ascii="宋体" w:eastAsia="宋体" w:hAnsi="宋体"/>
+                <w:sz w:val="21"/>
+                <w:szCs w:val="21"/>
+              </w:rPr>
               <w:t>推荐与置顶</w:t>
             </w:r>
-            <w:proofErr w:type="gramEnd"/>
           </w:p>
         </w:tc>
         <w:tc>
@@ -5965,23 +5731,13 @@
                 <w:szCs w:val="21"/>
               </w:rPr>
             </w:pPr>
-            <w:proofErr w:type="gramStart"/>
-            <w:r>
-              <w:rPr>
-                <w:rFonts w:ascii="宋体" w:eastAsia="宋体" w:hAnsi="宋体"/>
-                <w:sz w:val="21"/>
-                <w:szCs w:val="21"/>
-              </w:rPr>
-              <w:t>推荐与置顶</w:t>
-            </w:r>
-            <w:proofErr w:type="gramEnd"/>
-            <w:r>
-              <w:rPr>
-                <w:rFonts w:ascii="宋体" w:eastAsia="宋体" w:hAnsi="宋体"/>
-                <w:sz w:val="21"/>
-                <w:szCs w:val="21"/>
-              </w:rPr>
-              <w:t>标识在列表中是否明显，首页排序是否正确</w:t>
+            <w:r>
+              <w:rPr>
+                <w:rFonts w:ascii="宋体" w:eastAsia="宋体" w:hAnsi="宋体"/>
+                <w:sz w:val="21"/>
+                <w:szCs w:val="21"/>
+              </w:rPr>
+              <w:t>推荐与置顶标识在列表中是否明显，首页排序是否正确</w:t>
             </w:r>
           </w:p>
         </w:tc>
@@ -6005,18 +5761,8 @@
                 <w:sz w:val="21"/>
                 <w:szCs w:val="21"/>
               </w:rPr>
-              <w:t>推荐权重、置顶优先逻辑是否会影响正常排序及分</w:t>
-            </w:r>
-            <w:proofErr w:type="gramStart"/>
-            <w:r>
-              <w:rPr>
-                <w:rFonts w:ascii="宋体" w:eastAsia="宋体" w:hAnsi="宋体"/>
-                <w:sz w:val="21"/>
-                <w:szCs w:val="21"/>
-              </w:rPr>
-              <w:t>页显示</w:t>
-            </w:r>
-            <w:proofErr w:type="gramEnd"/>
+              <w:t>推荐权重、置顶优先逻辑是否会影响正常排序及分页显示</w:t>
+            </w:r>
           </w:p>
         </w:tc>
         <w:tc>
@@ -6063,25 +5809,7 @@
                 <w:sz w:val="21"/>
                 <w:szCs w:val="21"/>
               </w:rPr>
-              <w:t>同时设置多条置顶资讯，检查排序一致性，撤销推荐或置</w:t>
-            </w:r>
-            <w:proofErr w:type="gramStart"/>
-            <w:r>
-              <w:rPr>
-                <w:rFonts w:ascii="宋体" w:eastAsia="宋体" w:hAnsi="宋体"/>
-                <w:sz w:val="21"/>
-                <w:szCs w:val="21"/>
-              </w:rPr>
-              <w:t>顶是否</w:t>
-            </w:r>
-            <w:proofErr w:type="gramEnd"/>
-            <w:r>
-              <w:rPr>
-                <w:rFonts w:ascii="宋体" w:eastAsia="宋体" w:hAnsi="宋体"/>
-                <w:sz w:val="21"/>
-                <w:szCs w:val="21"/>
-              </w:rPr>
-              <w:t>即时更新</w:t>
+              <w:t>同时设置多条置顶资讯，检查排序一致性，撤销推荐或置顶是否即时更新</w:t>
             </w:r>
           </w:p>
         </w:tc>
@@ -6277,25 +6005,7 @@
                 <w:sz w:val="21"/>
                 <w:szCs w:val="21"/>
               </w:rPr>
-              <w:t>表单校验逻辑（数值范围、时间</w:t>
-            </w:r>
-            <w:proofErr w:type="gramStart"/>
-            <w:r>
-              <w:rPr>
-                <w:rFonts w:ascii="宋体" w:eastAsia="宋体" w:hAnsi="宋体"/>
-                <w:sz w:val="21"/>
-                <w:szCs w:val="21"/>
-              </w:rPr>
-              <w:t>戳处理</w:t>
-            </w:r>
-            <w:proofErr w:type="gramEnd"/>
-            <w:r>
-              <w:rPr>
-                <w:rFonts w:ascii="宋体" w:eastAsia="宋体" w:hAnsi="宋体"/>
-                <w:sz w:val="21"/>
-                <w:szCs w:val="21"/>
-              </w:rPr>
-              <w:t>等）是否覆盖主要异常情况</w:t>
+              <w:t>表单校验逻辑（数值范围、时间戳处理等）是否覆盖主要异常情况</w:t>
             </w:r>
           </w:p>
         </w:tc>
@@ -6637,25 +6347,7 @@
                 <w:sz w:val="21"/>
                 <w:szCs w:val="21"/>
               </w:rPr>
-              <w:t>WebSocket 通道建立与断开重</w:t>
-            </w:r>
-            <w:proofErr w:type="gramStart"/>
-            <w:r>
-              <w:rPr>
-                <w:rFonts w:ascii="宋体" w:eastAsia="宋体" w:hAnsi="宋体"/>
-                <w:sz w:val="21"/>
-                <w:szCs w:val="21"/>
-              </w:rPr>
-              <w:t>连机制</w:t>
-            </w:r>
-            <w:proofErr w:type="gramEnd"/>
-            <w:r>
-              <w:rPr>
-                <w:rFonts w:ascii="宋体" w:eastAsia="宋体" w:hAnsi="宋体"/>
-                <w:sz w:val="21"/>
-                <w:szCs w:val="21"/>
-              </w:rPr>
-              <w:t>是否健全</w:t>
+              <w:t>WebSocket 通道建立与断开重连机制是否健全</w:t>
             </w:r>
           </w:p>
         </w:tc>
@@ -6703,25 +6395,7 @@
                 <w:sz w:val="21"/>
                 <w:szCs w:val="21"/>
               </w:rPr>
-              <w:t>评论被回复后，实时</w:t>
-            </w:r>
-            <w:proofErr w:type="gramStart"/>
-            <w:r>
-              <w:rPr>
-                <w:rFonts w:ascii="宋体" w:eastAsia="宋体" w:hAnsi="宋体"/>
-                <w:sz w:val="21"/>
-                <w:szCs w:val="21"/>
-              </w:rPr>
-              <w:t>收到弹窗提示</w:t>
-            </w:r>
-            <w:proofErr w:type="gramEnd"/>
-            <w:r>
-              <w:rPr>
-                <w:rFonts w:ascii="宋体" w:eastAsia="宋体" w:hAnsi="宋体"/>
-                <w:sz w:val="21"/>
-                <w:szCs w:val="21"/>
-              </w:rPr>
-              <w:t>，红点标记显示未读数量</w:t>
+              <w:t>评论被回复后，实时收到弹窗提示，红点标记显示未读数量</w:t>
             </w:r>
           </w:p>
         </w:tc>
@@ -6795,25 +6469,7 @@
                 <w:sz w:val="21"/>
                 <w:szCs w:val="21"/>
               </w:rPr>
-              <w:t>消息分</w:t>
-            </w:r>
-            <w:proofErr w:type="gramStart"/>
-            <w:r>
-              <w:rPr>
-                <w:rFonts w:ascii="宋体" w:eastAsia="宋体" w:hAnsi="宋体"/>
-                <w:sz w:val="21"/>
-                <w:szCs w:val="21"/>
-              </w:rPr>
-              <w:t>页展示</w:t>
-            </w:r>
-            <w:proofErr w:type="gramEnd"/>
-            <w:r>
-              <w:rPr>
-                <w:rFonts w:ascii="宋体" w:eastAsia="宋体" w:hAnsi="宋体"/>
-                <w:sz w:val="21"/>
-                <w:szCs w:val="21"/>
-              </w:rPr>
-              <w:t>是否流畅，详情页跳转是否准确</w:t>
+              <w:t>消息分页展示是否流畅，详情页跳转是否准确</w:t>
             </w:r>
           </w:p>
         </w:tc>
@@ -6885,25 +6541,7 @@
                 <w:sz w:val="21"/>
                 <w:szCs w:val="21"/>
               </w:rPr>
-              <w:t>快速翻页操作测试性能，查看历史</w:t>
-            </w:r>
-            <w:proofErr w:type="gramStart"/>
-            <w:r>
-              <w:rPr>
-                <w:rFonts w:ascii="宋体" w:eastAsia="宋体" w:hAnsi="宋体"/>
-                <w:sz w:val="21"/>
-                <w:szCs w:val="21"/>
-              </w:rPr>
-              <w:t>消息时链接应</w:t>
-            </w:r>
-            <w:proofErr w:type="gramEnd"/>
-            <w:r>
-              <w:rPr>
-                <w:rFonts w:ascii="宋体" w:eastAsia="宋体" w:hAnsi="宋体"/>
-                <w:sz w:val="21"/>
-                <w:szCs w:val="21"/>
-              </w:rPr>
-              <w:t>仍可访问</w:t>
+              <w:t>快速翻页操作测试性能，查看历史消息时链接应仍可访问</w:t>
             </w:r>
           </w:p>
         </w:tc>
@@ -7025,25 +6663,7 @@
                 <w:sz w:val="21"/>
                 <w:szCs w:val="21"/>
               </w:rPr>
-              <w:t>中断网络后是否重连、提交</w:t>
-            </w:r>
-            <w:proofErr w:type="gramStart"/>
-            <w:r>
-              <w:rPr>
-                <w:rFonts w:ascii="宋体" w:eastAsia="宋体" w:hAnsi="宋体"/>
-                <w:sz w:val="21"/>
-                <w:szCs w:val="21"/>
-              </w:rPr>
-              <w:t>空问题</w:t>
-            </w:r>
-            <w:proofErr w:type="gramEnd"/>
-            <w:r>
-              <w:rPr>
-                <w:rFonts w:ascii="宋体" w:eastAsia="宋体" w:hAnsi="宋体"/>
-                <w:sz w:val="21"/>
-                <w:szCs w:val="21"/>
-              </w:rPr>
-              <w:t>时系统是否拦截，连续对话记录能否正确保存</w:t>
+              <w:t>中断网络后是否重连、提交空问题时系统是否拦截，连续对话记录能否正确保存</w:t>
             </w:r>
           </w:p>
         </w:tc>
@@ -7581,25 +7201,7 @@
                 <w:sz w:val="21"/>
                 <w:szCs w:val="21"/>
               </w:rPr>
-              <w:t>删除资讯应从前端消失</w:t>
-            </w:r>
-            <w:proofErr w:type="gramStart"/>
-            <w:r>
-              <w:rPr>
-                <w:rFonts w:ascii="宋体" w:eastAsia="宋体" w:hAnsi="宋体"/>
-                <w:sz w:val="21"/>
-                <w:szCs w:val="21"/>
-              </w:rPr>
-              <w:t>且数据</w:t>
-            </w:r>
-            <w:proofErr w:type="gramEnd"/>
-            <w:r>
-              <w:rPr>
-                <w:rFonts w:ascii="宋体" w:eastAsia="宋体" w:hAnsi="宋体"/>
-                <w:sz w:val="21"/>
-                <w:szCs w:val="21"/>
-              </w:rPr>
-              <w:t>移除，编辑后应立即更新展示内容</w:t>
+              <w:t>删除资讯应从前端消失且数据移除，编辑后应立即更新展示内容</w:t>
             </w:r>
           </w:p>
         </w:tc>
@@ -8239,23 +7841,7 @@
           <w:sz w:val="21"/>
           <w:szCs w:val="21"/>
         </w:rPr>
-        <w:t>测试人员根据不同类型的测试用例，手动输入边界数据、无效数据以及正常数据，检查系统是否按照预期响应。接口测试使用 Postman 发送各种请求，验证请求参数和返回结果的正确性。性能测试使用 JMeter 模拟多用户访问接口，观察系统响应时间和并发处理能力。前端页面通过实际点击与操作，验证跳转逻辑、按钮响应、表单校验是否符合设计要求。WebSocket 长连接场景中，通过</w:t>
-      </w:r>
-      <w:proofErr w:type="gramStart"/>
-      <w:r>
-        <w:rPr>
-          <w:sz w:val="21"/>
-          <w:szCs w:val="21"/>
-        </w:rPr>
-        <w:t>断网重连</w:t>
-      </w:r>
-      <w:proofErr w:type="gramEnd"/>
-      <w:r>
-        <w:rPr>
-          <w:sz w:val="21"/>
-          <w:szCs w:val="21"/>
-        </w:rPr>
-        <w:t>、消息发送与接收操作检验连接稳定性与数据同步机制。</w:t>
+        <w:t>测试人员根据不同类型的测试用例，手动输入边界数据、无效数据以及正常数据，检查系统是否按照预期响应。接口测试使用 Postman 发送各种请求，验证请求参数和返回结果的正确性。性能测试使用 JMeter 模拟多用户访问接口，观察系统响应时间和并发处理能力。前端页面通过实际点击与操作，验证跳转逻辑、按钮响应、表单校验是否符合设计要求。WebSocket 长连接场景中，通过断网重连、消息发送与接收操作检验连接稳定性与数据同步机制。</w:t>
       </w:r>
     </w:p>
     <w:p>
@@ -8275,39 +7861,7 @@
           <w:szCs w:val="21"/>
         </w:rPr>
         <w:lastRenderedPageBreak/>
-        <w:t>缺陷发现</w:t>
-      </w:r>
-      <w:proofErr w:type="gramStart"/>
-      <w:r>
-        <w:rPr>
-          <w:sz w:val="21"/>
-          <w:szCs w:val="21"/>
-        </w:rPr>
-        <w:t>后记录至</w:t>
-      </w:r>
-      <w:proofErr w:type="gramEnd"/>
-      <w:r>
-        <w:rPr>
-          <w:sz w:val="21"/>
-          <w:szCs w:val="21"/>
-        </w:rPr>
-        <w:t>缺陷跟踪系统，明确缺陷描述、重现步骤与影响模块，提交</w:t>
-      </w:r>
-      <w:proofErr w:type="gramStart"/>
-      <w:r>
-        <w:rPr>
-          <w:sz w:val="21"/>
-          <w:szCs w:val="21"/>
-        </w:rPr>
-        <w:t>至开发</w:t>
-      </w:r>
-      <w:proofErr w:type="gramEnd"/>
-      <w:r>
-        <w:rPr>
-          <w:sz w:val="21"/>
-          <w:szCs w:val="21"/>
-        </w:rPr>
-        <w:t>人员处理。缺陷修复后再次执行相关测试用例，验证是否恢复正常并观察是否产生新的问题。测试过程保持日志记录与状态更新，确保每一个测试行为均有可溯路径与责任人。各类测试任务按模块和时间分工执行，确保实施过程持续、有序开展。</w:t>
+        <w:t>缺陷发现后记录至缺陷跟踪系统，明确缺陷描述、重现步骤与影响模块，提交至开发人员处理。缺陷修复后再次执行相关测试用例，验证是否恢复正常并观察是否产生新的问题。测试过程保持日志记录与状态更新，确保每一个测试行为均有可溯路径与责任人。各类测试任务按模块和时间分工执行，确保实施过程持续、有序开展。</w:t>
       </w:r>
     </w:p>
     <w:tbl>
@@ -8807,27 +8361,7 @@
           <w:sz w:val="21"/>
           <w:szCs w:val="21"/>
         </w:rPr>
-        <w:t>所有 IADT 分解中列出的</w:t>
-      </w:r>
-      <w:proofErr w:type="gramStart"/>
-      <w:r>
-        <w:rPr>
-          <w:rFonts w:ascii="宋体" w:eastAsia="宋体" w:hAnsi="宋体" w:cs="宋体"/>
-          <w:kern w:val="0"/>
-          <w:sz w:val="21"/>
-          <w:szCs w:val="21"/>
-        </w:rPr>
-        <w:t>用例均</w:t>
-      </w:r>
-      <w:proofErr w:type="gramEnd"/>
-      <w:r>
-        <w:rPr>
-          <w:rFonts w:ascii="宋体" w:eastAsia="宋体" w:hAnsi="宋体" w:cs="宋体"/>
-          <w:kern w:val="0"/>
-          <w:sz w:val="21"/>
-          <w:szCs w:val="21"/>
-        </w:rPr>
-        <w:t>已执行且结果通过，无阻塞性缺陷（Severity=</w:t>
+        <w:t>所有 IADT 分解中列出的用例均已执行且结果通过，无阻塞性缺陷（Severity=</w:t>
       </w:r>
       <w:r>
         <w:rPr>
@@ -9034,27 +8568,7 @@
           <w:sz w:val="21"/>
           <w:szCs w:val="21"/>
         </w:rPr>
-        <w:t>并发压力测试（1000 RPS）无服务崩溃、内存泄漏或严重超时，核心业务接口（查询列表、健康记录录入）</w:t>
-      </w:r>
-      <w:proofErr w:type="gramStart"/>
-      <w:r>
-        <w:rPr>
-          <w:rFonts w:ascii="宋体" w:eastAsia="宋体" w:hAnsi="宋体" w:cs="宋体"/>
-          <w:kern w:val="0"/>
-          <w:sz w:val="21"/>
-          <w:szCs w:val="21"/>
-        </w:rPr>
-        <w:t>平均响应</w:t>
-      </w:r>
-      <w:proofErr w:type="gramEnd"/>
-      <w:r>
-        <w:rPr>
-          <w:rFonts w:ascii="宋体" w:eastAsia="宋体" w:hAnsi="宋体" w:cs="宋体"/>
-          <w:kern w:val="0"/>
-          <w:sz w:val="21"/>
-          <w:szCs w:val="21"/>
-        </w:rPr>
-        <w:t xml:space="preserve"> ≤ 800ms。</w:t>
+        <w:t>并发压力测试（1000 RPS）无服务崩溃、内存泄漏或严重超时，核心业务接口（查询列表、健康记录录入）平均响应 ≤ 800ms。</w:t>
       </w:r>
     </w:p>
     <w:p>
@@ -9198,9 +8712,20 @@
           <w:sz w:val="21"/>
           <w:szCs w:val="21"/>
         </w:rPr>
-        <w:t>JWT 验证、密码加盐加密（</w:t>
+        <w:t>JWT 验证、密码加盐加密（bcrypt）和 HTTPS 传输生效，通过自动化扫描和手工渗透测试验证。</w:t>
       </w:r>
-      <w:proofErr w:type="spellStart"/>
+    </w:p>
+    <w:p>
+      <w:pPr>
+        <w:spacing w:after="0" w:line="240" w:lineRule="auto"/>
+        <w:ind w:firstLine="360"/>
+        <w:rPr>
+          <w:rFonts w:ascii="宋体" w:eastAsia="宋体" w:hAnsi="宋体" w:cs="宋体" w:hint="eastAsia"/>
+          <w:kern w:val="0"/>
+          <w:sz w:val="21"/>
+          <w:szCs w:val="21"/>
+        </w:rPr>
+      </w:pPr>
       <w:r>
         <w:rPr>
           <w:rFonts w:ascii="宋体" w:eastAsia="宋体" w:hAnsi="宋体" w:cs="宋体"/>
@@ -9208,58 +8733,7 @@
           <w:sz w:val="21"/>
           <w:szCs w:val="21"/>
         </w:rPr>
-        <w:t>bcrypt</w:t>
-      </w:r>
-      <w:proofErr w:type="spellEnd"/>
-      <w:r>
-        <w:rPr>
-          <w:rFonts w:ascii="宋体" w:eastAsia="宋体" w:hAnsi="宋体" w:cs="宋体"/>
-          <w:kern w:val="0"/>
-          <w:sz w:val="21"/>
-          <w:szCs w:val="21"/>
-        </w:rPr>
-        <w:t>）和 HTTPS 传输生效，通过自动化扫描和手工渗透测试验证。</w:t>
-      </w:r>
-    </w:p>
-    <w:p>
-      <w:pPr>
-        <w:spacing w:after="0" w:line="240" w:lineRule="auto"/>
-        <w:ind w:firstLine="360"/>
-        <w:rPr>
-          <w:rFonts w:ascii="宋体" w:eastAsia="宋体" w:hAnsi="宋体" w:cs="宋体" w:hint="eastAsia"/>
-          <w:kern w:val="0"/>
-          <w:sz w:val="21"/>
-          <w:szCs w:val="21"/>
-        </w:rPr>
-      </w:pPr>
-      <w:r>
-        <w:rPr>
-          <w:rFonts w:ascii="宋体" w:eastAsia="宋体" w:hAnsi="宋体" w:cs="宋体"/>
-          <w:kern w:val="0"/>
-          <w:sz w:val="21"/>
-          <w:szCs w:val="21"/>
-        </w:rPr>
-        <w:t>前端单页应用无内存泄漏、路由切换无页面残留、WebSocket 断线重</w:t>
-      </w:r>
-      <w:proofErr w:type="gramStart"/>
-      <w:r>
-        <w:rPr>
-          <w:rFonts w:ascii="宋体" w:eastAsia="宋体" w:hAnsi="宋体" w:cs="宋体"/>
-          <w:kern w:val="0"/>
-          <w:sz w:val="21"/>
-          <w:szCs w:val="21"/>
-        </w:rPr>
-        <w:t>连机制</w:t>
-      </w:r>
-      <w:proofErr w:type="gramEnd"/>
-      <w:r>
-        <w:rPr>
-          <w:rFonts w:ascii="宋体" w:eastAsia="宋体" w:hAnsi="宋体" w:cs="宋体"/>
-          <w:kern w:val="0"/>
-          <w:sz w:val="21"/>
-          <w:szCs w:val="21"/>
-        </w:rPr>
-        <w:t>稳定。</w:t>
+        <w:t>前端单页应用无内存泄漏、路由切换无页面残留、WebSocket 断线重连机制稳定。</w:t>
       </w:r>
     </w:p>
     <w:p>
@@ -9347,47 +8821,7 @@
           <w:szCs w:val="21"/>
         </w:rPr>
         <w:lastRenderedPageBreak/>
-        <w:t>主要页面加载首</w:t>
-      </w:r>
-      <w:proofErr w:type="gramStart"/>
-      <w:r>
-        <w:rPr>
-          <w:rFonts w:ascii="宋体" w:eastAsia="宋体" w:hAnsi="宋体" w:cs="宋体"/>
-          <w:kern w:val="0"/>
-          <w:sz w:val="21"/>
-          <w:szCs w:val="21"/>
-        </w:rPr>
-        <w:t>屏时间</w:t>
-      </w:r>
-      <w:proofErr w:type="gramEnd"/>
-      <w:r>
-        <w:rPr>
-          <w:rFonts w:ascii="宋体" w:eastAsia="宋体" w:hAnsi="宋体" w:cs="宋体"/>
-          <w:kern w:val="0"/>
-          <w:sz w:val="21"/>
-          <w:szCs w:val="21"/>
-        </w:rPr>
-        <w:t xml:space="preserve"> ≤ 1 s，路由切换 ≤ 300 </w:t>
-      </w:r>
-      <w:proofErr w:type="spellStart"/>
-      <w:r>
-        <w:rPr>
-          <w:rFonts w:ascii="宋体" w:eastAsia="宋体" w:hAnsi="宋体" w:cs="宋体"/>
-          <w:kern w:val="0"/>
-          <w:sz w:val="21"/>
-          <w:szCs w:val="21"/>
-        </w:rPr>
-        <w:t>ms</w:t>
-      </w:r>
-      <w:proofErr w:type="spellEnd"/>
-      <w:r>
-        <w:rPr>
-          <w:rFonts w:ascii="宋体" w:eastAsia="宋体" w:hAnsi="宋体" w:cs="宋体"/>
-          <w:kern w:val="0"/>
-          <w:sz w:val="21"/>
-          <w:szCs w:val="21"/>
-        </w:rPr>
-        <w:t>；页面自适应主流</w:t>
+        <w:t>主要页面加载首屏时间 ≤ 1 s，路由切换 ≤ 300 ms；页面自适应主流</w:t>
       </w:r>
       <w:r>
         <w:rPr>
@@ -9533,25 +8967,7 @@
           <w:sz w:val="21"/>
           <w:szCs w:val="21"/>
         </w:rPr>
-        <w:t>功能测试侧重验证系统各模块是否按需求文档正常运行，确保用户登录、数据录入、信息展示等核心功能在各种输入条件下表现一致。性能测试评估系统在不同负载下的响应时间、并发处理能力及资源消耗情况，识别可能存在的性能瓶颈。接口测试关注前后端、系统与第三</w:t>
-      </w:r>
-      <w:proofErr w:type="gramStart"/>
-      <w:r>
-        <w:rPr>
-          <w:rFonts w:ascii="宋体" w:eastAsia="宋体" w:hAnsi="宋体"/>
-          <w:sz w:val="21"/>
-          <w:szCs w:val="21"/>
-        </w:rPr>
-        <w:t>方服务</w:t>
-      </w:r>
-      <w:proofErr w:type="gramEnd"/>
-      <w:r>
-        <w:rPr>
-          <w:rFonts w:ascii="宋体" w:eastAsia="宋体" w:hAnsi="宋体"/>
-          <w:sz w:val="21"/>
-          <w:szCs w:val="21"/>
-        </w:rPr>
-        <w:t>之间的数据交互，确保接口请求格式正确、参数校验到位、返回结果稳定可靠。文档与介质一致性测试用于检查部署系统与说明文档是否一致，保证使用者按照文档步骤能顺利完成安装与操作。自由操作测试在非预设路径下由测试人员随意操作系统，以发现隐藏的异常行为和使用上的不便之处，提高系统的健壮性和用户友好性。</w:t>
+        <w:t>功能测试侧重验证系统各模块是否按需求文档正常运行，确保用户登录、数据录入、信息展示等核心功能在各种输入条件下表现一致。性能测试评估系统在不同负载下的响应时间、并发处理能力及资源消耗情况，识别可能存在的性能瓶颈。接口测试关注前后端、系统与第三方服务之间的数据交互，确保接口请求格式正确、参数校验到位、返回结果稳定可靠。文档与介质一致性测试用于检查部署系统与说明文档是否一致，保证使用者按照文档步骤能顺利完成安装与操作。自由操作测试在非预设路径下由测试人员随意操作系统，以发现隐藏的异常行为和使用上的不便之处，提高系统的健壮性和用户友好性。</w:t>
       </w:r>
     </w:p>
     <w:p>
@@ -10193,15 +9609,7 @@
                 <w:sz w:val="21"/>
                 <w:szCs w:val="21"/>
               </w:rPr>
-              <w:t>无法注册，提示用户输入</w:t>
-            </w:r>
-            <w:r>
-              <w:rPr>
-                <w:rFonts w:ascii="宋体" w:eastAsia="宋体" w:hAnsi="宋体" w:hint="eastAsia"/>
-                <w:sz w:val="21"/>
-                <w:szCs w:val="21"/>
-              </w:rPr>
-              <w:t>用户名</w:t>
+              <w:t>无法注册，提示用户输入用户名</w:t>
             </w:r>
           </w:p>
         </w:tc>
@@ -10325,15 +9733,7 @@
                 <w:sz w:val="21"/>
                 <w:szCs w:val="21"/>
               </w:rPr>
-              <w:t>无法注册</w:t>
-            </w:r>
-            <w:r>
-              <w:rPr>
-                <w:rFonts w:ascii="宋体" w:eastAsia="宋体" w:hAnsi="宋体" w:hint="eastAsia"/>
-                <w:sz w:val="21"/>
-                <w:szCs w:val="21"/>
-              </w:rPr>
-              <w:t>，提示应户名或密码不能为空</w:t>
+              <w:t>无法注册，提示应户名或密码不能为空</w:t>
             </w:r>
           </w:p>
         </w:tc>
@@ -10858,15 +10258,7 @@
                 <w:sz w:val="21"/>
                 <w:szCs w:val="21"/>
               </w:rPr>
-              <w:t>无法登录，提示用户</w:t>
-            </w:r>
-            <w:r>
-              <w:rPr>
-                <w:rFonts w:ascii="宋体" w:eastAsia="宋体" w:hAnsi="宋体" w:hint="eastAsia"/>
-                <w:sz w:val="21"/>
-                <w:szCs w:val="21"/>
-              </w:rPr>
-              <w:t>密码错误</w:t>
+              <w:t>无法登录，提示用户密码错误</w:t>
             </w:r>
           </w:p>
         </w:tc>
@@ -11668,23 +11060,13 @@
                 <w:szCs w:val="21"/>
               </w:rPr>
             </w:pPr>
-            <w:proofErr w:type="gramStart"/>
-            <w:r>
-              <w:rPr>
-                <w:rFonts w:ascii="宋体" w:eastAsia="宋体" w:hAnsi="宋体"/>
-                <w:sz w:val="21"/>
-                <w:szCs w:val="21"/>
-              </w:rPr>
-              <w:t>评论区</w:t>
-            </w:r>
-            <w:proofErr w:type="gramEnd"/>
-            <w:r>
-              <w:rPr>
-                <w:rFonts w:ascii="宋体" w:eastAsia="宋体" w:hAnsi="宋体"/>
-                <w:sz w:val="21"/>
-                <w:szCs w:val="21"/>
-              </w:rPr>
-              <w:t>新增该评论，显示用户名与时间</w:t>
+            <w:r>
+              <w:rPr>
+                <w:rFonts w:ascii="宋体" w:eastAsia="宋体" w:hAnsi="宋体"/>
+                <w:sz w:val="21"/>
+                <w:szCs w:val="21"/>
+              </w:rPr>
+              <w:t>评论区新增该评论，显示用户名与时间</w:t>
             </w:r>
           </w:p>
         </w:tc>
@@ -11759,7 +11141,6 @@
                 <w:szCs w:val="21"/>
               </w:rPr>
             </w:pPr>
-            <w:proofErr w:type="gramStart"/>
             <w:r>
               <w:rPr>
                 <w:rFonts w:ascii="宋体" w:eastAsia="宋体" w:hAnsi="宋体"/>
@@ -11768,74 +11149,53 @@
               </w:rPr>
               <w:t>资讯点赞</w:t>
             </w:r>
-            <w:proofErr w:type="gramEnd"/>
-          </w:p>
-        </w:tc>
-        <w:tc>
-          <w:tcPr>
-            <w:tcW w:w="0" w:type="auto"/>
-            <w:hideMark/>
-          </w:tcPr>
-          <w:p>
-            <w:pPr>
-              <w:spacing w:after="0" w:line="240" w:lineRule="auto"/>
-              <w:rPr>
-                <w:rFonts w:ascii="宋体" w:eastAsia="宋体" w:hAnsi="宋体" w:hint="eastAsia"/>
-                <w:sz w:val="21"/>
-                <w:szCs w:val="21"/>
-              </w:rPr>
-            </w:pPr>
-            <w:r>
-              <w:rPr>
-                <w:rFonts w:ascii="宋体" w:eastAsia="宋体" w:hAnsi="宋体"/>
-                <w:sz w:val="21"/>
-                <w:szCs w:val="21"/>
-              </w:rPr>
-              <w:t>点击资讯评论下</w:t>
-            </w:r>
-            <w:proofErr w:type="gramStart"/>
-            <w:r>
-              <w:rPr>
-                <w:rFonts w:ascii="宋体" w:eastAsia="宋体" w:hAnsi="宋体"/>
-                <w:sz w:val="21"/>
-                <w:szCs w:val="21"/>
-              </w:rPr>
-              <w:t>的点赞按钮</w:t>
-            </w:r>
-            <w:proofErr w:type="gramEnd"/>
-          </w:p>
-        </w:tc>
-        <w:tc>
-          <w:tcPr>
-            <w:tcW w:w="0" w:type="auto"/>
-            <w:hideMark/>
-          </w:tcPr>
-          <w:p>
-            <w:pPr>
-              <w:spacing w:after="0" w:line="240" w:lineRule="auto"/>
-              <w:rPr>
-                <w:rFonts w:ascii="宋体" w:eastAsia="宋体" w:hAnsi="宋体" w:hint="eastAsia"/>
-                <w:sz w:val="21"/>
-                <w:szCs w:val="21"/>
-              </w:rPr>
-            </w:pPr>
-            <w:proofErr w:type="gramStart"/>
-            <w:r>
-              <w:rPr>
-                <w:rFonts w:ascii="宋体" w:eastAsia="宋体" w:hAnsi="宋体"/>
-                <w:sz w:val="21"/>
-                <w:szCs w:val="21"/>
-              </w:rPr>
-              <w:t>点赞数</w:t>
-            </w:r>
-            <w:proofErr w:type="gramEnd"/>
-            <w:r>
-              <w:rPr>
-                <w:rFonts w:ascii="宋体" w:eastAsia="宋体" w:hAnsi="宋体"/>
-                <w:sz w:val="21"/>
-                <w:szCs w:val="21"/>
-              </w:rPr>
-              <w:t>加一，按钮状态变化</w:t>
+          </w:p>
+        </w:tc>
+        <w:tc>
+          <w:tcPr>
+            <w:tcW w:w="0" w:type="auto"/>
+            <w:hideMark/>
+          </w:tcPr>
+          <w:p>
+            <w:pPr>
+              <w:spacing w:after="0" w:line="240" w:lineRule="auto"/>
+              <w:rPr>
+                <w:rFonts w:ascii="宋体" w:eastAsia="宋体" w:hAnsi="宋体" w:hint="eastAsia"/>
+                <w:sz w:val="21"/>
+                <w:szCs w:val="21"/>
+              </w:rPr>
+            </w:pPr>
+            <w:r>
+              <w:rPr>
+                <w:rFonts w:ascii="宋体" w:eastAsia="宋体" w:hAnsi="宋体"/>
+                <w:sz w:val="21"/>
+                <w:szCs w:val="21"/>
+              </w:rPr>
+              <w:t>点击资讯评论下的点赞按钮</w:t>
+            </w:r>
+          </w:p>
+        </w:tc>
+        <w:tc>
+          <w:tcPr>
+            <w:tcW w:w="0" w:type="auto"/>
+            <w:hideMark/>
+          </w:tcPr>
+          <w:p>
+            <w:pPr>
+              <w:spacing w:after="0" w:line="240" w:lineRule="auto"/>
+              <w:rPr>
+                <w:rFonts w:ascii="宋体" w:eastAsia="宋体" w:hAnsi="宋体" w:hint="eastAsia"/>
+                <w:sz w:val="21"/>
+                <w:szCs w:val="21"/>
+              </w:rPr>
+            </w:pPr>
+            <w:r>
+              <w:rPr>
+                <w:rFonts w:ascii="宋体" w:eastAsia="宋体" w:hAnsi="宋体"/>
+                <w:sz w:val="21"/>
+                <w:szCs w:val="21"/>
+              </w:rPr>
+              <w:t>点赞数加一，按钮状态变化</w:t>
             </w:r>
           </w:p>
         </w:tc>
@@ -12192,23 +11552,13 @@
                 <w:szCs w:val="21"/>
               </w:rPr>
             </w:pPr>
-            <w:proofErr w:type="gramStart"/>
-            <w:r>
-              <w:rPr>
-                <w:rFonts w:ascii="宋体" w:eastAsia="宋体" w:hAnsi="宋体"/>
-                <w:sz w:val="21"/>
-                <w:szCs w:val="21"/>
-              </w:rPr>
-              <w:t>点击某</w:t>
-            </w:r>
-            <w:proofErr w:type="gramEnd"/>
-            <w:r>
-              <w:rPr>
-                <w:rFonts w:ascii="宋体" w:eastAsia="宋体" w:hAnsi="宋体"/>
-                <w:sz w:val="21"/>
-                <w:szCs w:val="21"/>
-              </w:rPr>
-              <w:t>一资讯标签</w:t>
+            <w:r>
+              <w:rPr>
+                <w:rFonts w:ascii="宋体" w:eastAsia="宋体" w:hAnsi="宋体"/>
+                <w:sz w:val="21"/>
+                <w:szCs w:val="21"/>
+              </w:rPr>
+              <w:t>点击某一资讯标签</w:t>
             </w:r>
           </w:p>
         </w:tc>
@@ -14273,23 +13623,7 @@
               </w:rPr>
             </w:pPr>
             <w:r>
-              <w:t>使用 JMeter 向 /</w:t>
-            </w:r>
-            <w:proofErr w:type="spellStart"/>
-            <w:r>
-              <w:t>api</w:t>
-            </w:r>
-            <w:proofErr w:type="spellEnd"/>
-            <w:r>
-              <w:t xml:space="preserve">/news/list 接口并发发送 100 </w:t>
-            </w:r>
-            <w:proofErr w:type="gramStart"/>
-            <w:r>
-              <w:t>个</w:t>
-            </w:r>
-            <w:proofErr w:type="gramEnd"/>
-            <w:r>
-              <w:t>请求</w:t>
+              <w:t>使用 JMeter 向 /api/news/list 接口并发发送 100 个请求</w:t>
             </w:r>
           </w:p>
         </w:tc>
@@ -14380,15 +13714,7 @@
               </w:rPr>
             </w:pPr>
             <w:r>
-              <w:t>使用 JMeter 模拟 50 用户同时调用 /</w:t>
-            </w:r>
-            <w:proofErr w:type="spellStart"/>
-            <w:r>
-              <w:t>api</w:t>
-            </w:r>
-            <w:proofErr w:type="spellEnd"/>
-            <w:r>
-              <w:t>/user/login 接口</w:t>
+              <w:t>使用 JMeter 模拟 50 用户同时调用 /api/user/login 接口</w:t>
             </w:r>
           </w:p>
         </w:tc>
@@ -14479,15 +13805,7 @@
               </w:rPr>
             </w:pPr>
             <w:r>
-              <w:t>使用 JMeter 循环向 /</w:t>
-            </w:r>
-            <w:proofErr w:type="spellStart"/>
-            <w:r>
-              <w:t>api</w:t>
-            </w:r>
-            <w:proofErr w:type="spellEnd"/>
-            <w:r>
-              <w:t>/ai/chat 提交问题，模拟实时回答</w:t>
+              <w:t>使用 JMeter 循环向 /api/ai/chat 提交问题，模拟实时回答</w:t>
             </w:r>
           </w:p>
         </w:tc>
@@ -14578,15 +13896,7 @@
               </w:rPr>
             </w:pPr>
             <w:r>
-              <w:t>使用 JMeter 向 /</w:t>
-            </w:r>
-            <w:proofErr w:type="spellStart"/>
-            <w:r>
-              <w:t>api</w:t>
-            </w:r>
-            <w:proofErr w:type="spellEnd"/>
-            <w:r>
-              <w:t>/dashboard/overview 接口发送 500 请求</w:t>
+              <w:t>使用 JMeter 向 /api/dashboard/overview 接口发送 500 请求</w:t>
             </w:r>
           </w:p>
         </w:tc>
@@ -14677,15 +13987,7 @@
               </w:rPr>
             </w:pPr>
             <w:r>
-              <w:t>使用 JMeter 向 /</w:t>
-            </w:r>
-            <w:proofErr w:type="spellStart"/>
-            <w:r>
-              <w:t>api</w:t>
-            </w:r>
-            <w:proofErr w:type="spellEnd"/>
-            <w:r>
-              <w:t>/</w:t>
+              <w:t>使用 JMeter 向 /api/</w:t>
             </w:r>
             <w:r>
               <w:rPr>
@@ -15108,23 +14410,13 @@
               </w:rPr>
               <w:t xml:space="preserve">使用 Postman 向 </w:t>
             </w:r>
-            <w:proofErr w:type="spellStart"/>
-            <w:r>
-              <w:rPr>
-                <w:rFonts w:ascii="宋体" w:eastAsia="宋体" w:hAnsi="宋体" w:hint="eastAsia"/>
-                <w:sz w:val="21"/>
-                <w:szCs w:val="21"/>
-              </w:rPr>
-              <w:t>api</w:t>
-            </w:r>
-            <w:proofErr w:type="spellEnd"/>
-            <w:r>
-              <w:rPr>
-                <w:rFonts w:ascii="宋体" w:eastAsia="宋体" w:hAnsi="宋体" w:hint="eastAsia"/>
-                <w:sz w:val="21"/>
-                <w:szCs w:val="21"/>
-              </w:rPr>
-              <w:t>/personal-heath/v1.0</w:t>
+            <w:r>
+              <w:rPr>
+                <w:rFonts w:ascii="宋体" w:eastAsia="宋体" w:hAnsi="宋体" w:hint="eastAsia"/>
+                <w:sz w:val="21"/>
+                <w:szCs w:val="21"/>
+              </w:rPr>
+              <w:t>api/personal-heath/v1.0</w:t>
             </w:r>
             <w:r>
               <w:rPr>
@@ -15182,7 +14474,6 @@
               </w:rPr>
               <w:t>和</w:t>
             </w:r>
-            <w:proofErr w:type="spellStart"/>
             <w:r>
               <w:rPr>
                 <w:rFonts w:ascii="宋体" w:eastAsia="宋体" w:hAnsi="宋体" w:hint="eastAsia"/>
@@ -15191,7 +14482,6 @@
               </w:rPr>
               <w:t>UserRole</w:t>
             </w:r>
-            <w:proofErr w:type="spellEnd"/>
             <w:r>
               <w:rPr>
                 <w:rFonts w:ascii="宋体" w:eastAsia="宋体" w:hAnsi="宋体"/>
@@ -15308,23 +14598,13 @@
               </w:rPr>
               <w:t xml:space="preserve">携带 token 向 </w:t>
             </w:r>
-            <w:proofErr w:type="spellStart"/>
-            <w:r>
-              <w:rPr>
-                <w:rFonts w:ascii="宋体" w:eastAsia="宋体" w:hAnsi="宋体" w:hint="eastAsia"/>
-                <w:sz w:val="21"/>
-                <w:szCs w:val="21"/>
-              </w:rPr>
-              <w:t>api</w:t>
-            </w:r>
-            <w:proofErr w:type="spellEnd"/>
-            <w:r>
-              <w:rPr>
-                <w:rFonts w:ascii="宋体" w:eastAsia="宋体" w:hAnsi="宋体" w:hint="eastAsia"/>
-                <w:sz w:val="21"/>
-                <w:szCs w:val="21"/>
-              </w:rPr>
-              <w:t>/personal-heath/v1.0/</w:t>
+            <w:r>
+              <w:rPr>
+                <w:rFonts w:ascii="宋体" w:eastAsia="宋体" w:hAnsi="宋体" w:hint="eastAsia"/>
+                <w:sz w:val="21"/>
+                <w:szCs w:val="21"/>
+              </w:rPr>
+              <w:t>api/personal-heath/v1.0/</w:t>
             </w:r>
             <w:r>
               <w:rPr>
@@ -15480,23 +14760,13 @@
               </w:rPr>
               <w:t>向</w:t>
             </w:r>
-            <w:proofErr w:type="spellStart"/>
-            <w:r>
-              <w:rPr>
-                <w:rFonts w:ascii="宋体" w:eastAsia="宋体" w:hAnsi="宋体" w:hint="eastAsia"/>
-                <w:sz w:val="21"/>
-                <w:szCs w:val="21"/>
-              </w:rPr>
-              <w:t>api</w:t>
-            </w:r>
-            <w:proofErr w:type="spellEnd"/>
-            <w:r>
-              <w:rPr>
-                <w:rFonts w:ascii="宋体" w:eastAsia="宋体" w:hAnsi="宋体" w:hint="eastAsia"/>
-                <w:sz w:val="21"/>
-                <w:szCs w:val="21"/>
-              </w:rPr>
-              <w:t>/personal-heath/v1.0/</w:t>
+            <w:r>
+              <w:rPr>
+                <w:rFonts w:ascii="宋体" w:eastAsia="宋体" w:hAnsi="宋体" w:hint="eastAsia"/>
+                <w:sz w:val="21"/>
+                <w:szCs w:val="21"/>
+              </w:rPr>
+              <w:t>api/personal-heath/v1.0/</w:t>
             </w:r>
             <w:r>
               <w:rPr>
@@ -15652,23 +14922,13 @@
               </w:rPr>
               <w:t xml:space="preserve">向 </w:t>
             </w:r>
-            <w:proofErr w:type="spellStart"/>
-            <w:r>
-              <w:rPr>
-                <w:rFonts w:ascii="宋体" w:eastAsia="宋体" w:hAnsi="宋体" w:hint="eastAsia"/>
-                <w:sz w:val="21"/>
-                <w:szCs w:val="21"/>
-              </w:rPr>
-              <w:t>api</w:t>
-            </w:r>
-            <w:proofErr w:type="spellEnd"/>
-            <w:r>
-              <w:rPr>
-                <w:rFonts w:ascii="宋体" w:eastAsia="宋体" w:hAnsi="宋体" w:hint="eastAsia"/>
-                <w:sz w:val="21"/>
-                <w:szCs w:val="21"/>
-              </w:rPr>
-              <w:t>/personal-heath/v1.0/</w:t>
+            <w:r>
+              <w:rPr>
+                <w:rFonts w:ascii="宋体" w:eastAsia="宋体" w:hAnsi="宋体" w:hint="eastAsia"/>
+                <w:sz w:val="21"/>
+                <w:szCs w:val="21"/>
+              </w:rPr>
+              <w:t>api/personal-heath/v1.0/</w:t>
             </w:r>
             <w:r>
               <w:rPr>
@@ -15740,33 +15000,15 @@
                 <w:sz w:val="21"/>
                 <w:szCs w:val="21"/>
               </w:rPr>
-              <w:t>返回状态码 200，消息列表为 JSON 格式，</w:t>
-            </w:r>
-            <w:proofErr w:type="gramStart"/>
-            <w:r>
-              <w:rPr>
-                <w:rFonts w:ascii="宋体" w:eastAsia="宋体" w:hAnsi="宋体"/>
-                <w:sz w:val="21"/>
-                <w:szCs w:val="21"/>
-              </w:rPr>
-              <w:t>含</w:t>
-            </w:r>
-            <w:r>
-              <w:rPr>
-                <w:rFonts w:ascii="宋体" w:eastAsia="宋体" w:hAnsi="宋体" w:hint="eastAsia"/>
-                <w:sz w:val="21"/>
-                <w:szCs w:val="21"/>
-              </w:rPr>
-              <w:t>满足</w:t>
-            </w:r>
-            <w:proofErr w:type="gramEnd"/>
-            <w:r>
-              <w:rPr>
-                <w:rFonts w:ascii="宋体" w:eastAsia="宋体" w:hAnsi="宋体" w:hint="eastAsia"/>
-                <w:sz w:val="21"/>
-                <w:szCs w:val="21"/>
-              </w:rPr>
-              <w:t>条件的所有消息</w:t>
+              <w:t>返回状态码 200，消息列表为 JSON 格式，含</w:t>
+            </w:r>
+            <w:r>
+              <w:rPr>
+                <w:rFonts w:ascii="宋体" w:eastAsia="宋体" w:hAnsi="宋体" w:hint="eastAsia"/>
+                <w:sz w:val="21"/>
+                <w:szCs w:val="21"/>
+              </w:rPr>
+              <w:t>满足条件的所有消息</w:t>
             </w:r>
           </w:p>
         </w:tc>
@@ -15902,23 +15144,13 @@
               </w:rPr>
               <w:t xml:space="preserve">向 </w:t>
             </w:r>
-            <w:proofErr w:type="spellStart"/>
-            <w:r>
-              <w:rPr>
-                <w:rFonts w:ascii="宋体" w:eastAsia="宋体" w:hAnsi="宋体" w:hint="eastAsia"/>
-                <w:sz w:val="21"/>
-                <w:szCs w:val="21"/>
-              </w:rPr>
-              <w:t>api</w:t>
-            </w:r>
-            <w:proofErr w:type="spellEnd"/>
-            <w:r>
-              <w:rPr>
-                <w:rFonts w:ascii="宋体" w:eastAsia="宋体" w:hAnsi="宋体" w:hint="eastAsia"/>
-                <w:sz w:val="21"/>
-                <w:szCs w:val="21"/>
-              </w:rPr>
-              <w:t>/personal-heath/v1.0/</w:t>
+            <w:r>
+              <w:rPr>
+                <w:rFonts w:ascii="宋体" w:eastAsia="宋体" w:hAnsi="宋体" w:hint="eastAsia"/>
+                <w:sz w:val="21"/>
+                <w:szCs w:val="21"/>
+              </w:rPr>
+              <w:t>api/personal-heath/v1.0/</w:t>
             </w:r>
             <w:r>
               <w:rPr>
@@ -16073,23 +15305,13 @@
               </w:rPr>
               <w:t>管理员登录向</w:t>
             </w:r>
-            <w:proofErr w:type="spellStart"/>
-            <w:r>
-              <w:rPr>
-                <w:rFonts w:ascii="宋体" w:eastAsia="宋体" w:hAnsi="宋体" w:hint="eastAsia"/>
-                <w:sz w:val="21"/>
-                <w:szCs w:val="21"/>
-              </w:rPr>
-              <w:t>api</w:t>
-            </w:r>
-            <w:proofErr w:type="spellEnd"/>
-            <w:r>
-              <w:rPr>
-                <w:rFonts w:ascii="宋体" w:eastAsia="宋体" w:hAnsi="宋体" w:hint="eastAsia"/>
-                <w:sz w:val="21"/>
-                <w:szCs w:val="21"/>
-              </w:rPr>
-              <w:t>/personal-heath/v1.0/</w:t>
+            <w:r>
+              <w:rPr>
+                <w:rFonts w:ascii="宋体" w:eastAsia="宋体" w:hAnsi="宋体" w:hint="eastAsia"/>
+                <w:sz w:val="21"/>
+                <w:szCs w:val="21"/>
+              </w:rPr>
+              <w:t>api/personal-heath/v1.0/</w:t>
             </w:r>
             <w:r>
               <w:rPr>
@@ -16099,7 +15321,6 @@
               </w:rPr>
               <w:t>message/</w:t>
             </w:r>
-            <w:proofErr w:type="spellStart"/>
             <w:r>
               <w:rPr>
                 <w:rFonts w:ascii="宋体" w:eastAsia="宋体" w:hAnsi="宋体" w:hint="eastAsia"/>
@@ -16108,7 +15329,6 @@
               </w:rPr>
               <w:t>systemInfoUsersSave</w:t>
             </w:r>
-            <w:proofErr w:type="spellEnd"/>
           </w:p>
           <w:p>
             <w:pPr>
@@ -16265,23 +15485,13 @@
               </w:rPr>
               <w:t xml:space="preserve">管理员登录后向 </w:t>
             </w:r>
-            <w:proofErr w:type="spellStart"/>
-            <w:r>
-              <w:rPr>
-                <w:rFonts w:ascii="宋体" w:eastAsia="宋体" w:hAnsi="宋体" w:hint="eastAsia"/>
-                <w:sz w:val="21"/>
-                <w:szCs w:val="21"/>
-              </w:rPr>
-              <w:t>api</w:t>
-            </w:r>
-            <w:proofErr w:type="spellEnd"/>
-            <w:r>
-              <w:rPr>
-                <w:rFonts w:ascii="宋体" w:eastAsia="宋体" w:hAnsi="宋体" w:hint="eastAsia"/>
-                <w:sz w:val="21"/>
-                <w:szCs w:val="21"/>
-              </w:rPr>
-              <w:t>/personal-heath/v1.0/</w:t>
+            <w:r>
+              <w:rPr>
+                <w:rFonts w:ascii="宋体" w:eastAsia="宋体" w:hAnsi="宋体" w:hint="eastAsia"/>
+                <w:sz w:val="21"/>
+                <w:szCs w:val="21"/>
+              </w:rPr>
+              <w:t>api/personal-heath/v1.0/</w:t>
             </w:r>
             <w:r>
               <w:rPr>
@@ -16455,23 +15665,13 @@
               </w:rPr>
               <w:t xml:space="preserve">向 </w:t>
             </w:r>
-            <w:proofErr w:type="spellStart"/>
-            <w:r>
-              <w:rPr>
-                <w:rFonts w:ascii="宋体" w:eastAsia="宋体" w:hAnsi="宋体" w:hint="eastAsia"/>
-                <w:sz w:val="21"/>
-                <w:szCs w:val="21"/>
-              </w:rPr>
-              <w:t>api</w:t>
-            </w:r>
-            <w:proofErr w:type="spellEnd"/>
-            <w:r>
-              <w:rPr>
-                <w:rFonts w:ascii="宋体" w:eastAsia="宋体" w:hAnsi="宋体" w:hint="eastAsia"/>
-                <w:sz w:val="21"/>
-                <w:szCs w:val="21"/>
-              </w:rPr>
-              <w:t>/personal-heath/v1.0/</w:t>
+            <w:r>
+              <w:rPr>
+                <w:rFonts w:ascii="宋体" w:eastAsia="宋体" w:hAnsi="宋体" w:hint="eastAsia"/>
+                <w:sz w:val="21"/>
+                <w:szCs w:val="21"/>
+              </w:rPr>
+              <w:t>api/personal-heath/v1.0/</w:t>
             </w:r>
             <w:r>
               <w:rPr>
@@ -16637,23 +15837,13 @@
               </w:rPr>
               <w:t xml:space="preserve">向 </w:t>
             </w:r>
-            <w:proofErr w:type="spellStart"/>
-            <w:r>
-              <w:rPr>
-                <w:rFonts w:ascii="宋体" w:eastAsia="宋体" w:hAnsi="宋体" w:hint="eastAsia"/>
-                <w:sz w:val="21"/>
-                <w:szCs w:val="21"/>
-              </w:rPr>
-              <w:t>api</w:t>
-            </w:r>
-            <w:proofErr w:type="spellEnd"/>
-            <w:r>
-              <w:rPr>
-                <w:rFonts w:ascii="宋体" w:eastAsia="宋体" w:hAnsi="宋体" w:hint="eastAsia"/>
-                <w:sz w:val="21"/>
-                <w:szCs w:val="21"/>
-              </w:rPr>
-              <w:t>/personal-heath/v1.0/</w:t>
+            <w:r>
+              <w:rPr>
+                <w:rFonts w:ascii="宋体" w:eastAsia="宋体" w:hAnsi="宋体" w:hint="eastAsia"/>
+                <w:sz w:val="21"/>
+                <w:szCs w:val="21"/>
+              </w:rPr>
+              <w:t>api/personal-heath/v1.0/</w:t>
             </w:r>
             <w:r>
               <w:rPr>
@@ -16808,23 +15998,13 @@
               </w:rPr>
               <w:t>向</w:t>
             </w:r>
-            <w:proofErr w:type="spellStart"/>
-            <w:r>
-              <w:rPr>
-                <w:rFonts w:ascii="宋体" w:eastAsia="宋体" w:hAnsi="宋体" w:hint="eastAsia"/>
-                <w:sz w:val="21"/>
-                <w:szCs w:val="21"/>
-              </w:rPr>
-              <w:t>api</w:t>
-            </w:r>
-            <w:proofErr w:type="spellEnd"/>
-            <w:r>
-              <w:rPr>
-                <w:rFonts w:ascii="宋体" w:eastAsia="宋体" w:hAnsi="宋体" w:hint="eastAsia"/>
-                <w:sz w:val="21"/>
-                <w:szCs w:val="21"/>
-              </w:rPr>
-              <w:t>/personal-heath/v1.0/</w:t>
+            <w:r>
+              <w:rPr>
+                <w:rFonts w:ascii="宋体" w:eastAsia="宋体" w:hAnsi="宋体" w:hint="eastAsia"/>
+                <w:sz w:val="21"/>
+                <w:szCs w:val="21"/>
+              </w:rPr>
+              <w:t>api/personal-heath/v1.0/</w:t>
             </w:r>
             <w:r>
               <w:rPr>
@@ -16840,25 +16020,7 @@
                 <w:sz w:val="21"/>
                 <w:szCs w:val="21"/>
               </w:rPr>
-              <w:t>/</w:t>
-            </w:r>
-            <w:proofErr w:type="spellStart"/>
-            <w:r>
-              <w:rPr>
-                <w:rFonts w:ascii="宋体" w:eastAsia="宋体" w:hAnsi="宋体" w:hint="eastAsia"/>
-                <w:sz w:val="21"/>
-                <w:szCs w:val="21"/>
-              </w:rPr>
-              <w:t>strem</w:t>
-            </w:r>
-            <w:proofErr w:type="spellEnd"/>
-            <w:r>
-              <w:rPr>
-                <w:rFonts w:ascii="宋体" w:eastAsia="宋体" w:hAnsi="宋体" w:hint="eastAsia"/>
-                <w:sz w:val="21"/>
-                <w:szCs w:val="21"/>
-              </w:rPr>
-              <w:t>发送GET请求，负载AI模型名称，消息</w:t>
+              <w:t>/strem发送GET请求，负载AI模型名称，消息</w:t>
             </w:r>
           </w:p>
         </w:tc>
@@ -16987,23 +16149,13 @@
               </w:rPr>
               <w:t xml:space="preserve">使用 Postman 向 </w:t>
             </w:r>
-            <w:proofErr w:type="spellStart"/>
-            <w:r>
-              <w:rPr>
-                <w:rFonts w:ascii="宋体" w:eastAsia="宋体" w:hAnsi="宋体" w:hint="eastAsia"/>
-                <w:sz w:val="21"/>
-                <w:szCs w:val="21"/>
-              </w:rPr>
-              <w:t>api</w:t>
-            </w:r>
-            <w:proofErr w:type="spellEnd"/>
-            <w:r>
-              <w:rPr>
-                <w:rFonts w:ascii="宋体" w:eastAsia="宋体" w:hAnsi="宋体" w:hint="eastAsia"/>
-                <w:sz w:val="21"/>
-                <w:szCs w:val="21"/>
-              </w:rPr>
-              <w:t>/personal-heath/v1.0/</w:t>
+            <w:r>
+              <w:rPr>
+                <w:rFonts w:ascii="宋体" w:eastAsia="宋体" w:hAnsi="宋体" w:hint="eastAsia"/>
+                <w:sz w:val="21"/>
+                <w:szCs w:val="21"/>
+              </w:rPr>
+              <w:t>api/personal-heath/v1.0/</w:t>
             </w:r>
             <w:r>
               <w:rPr>
@@ -17034,25 +16186,7 @@
                 <w:sz w:val="21"/>
                 <w:szCs w:val="21"/>
               </w:rPr>
-              <w:t>返回 200 状态码，data 字段为</w:t>
-            </w:r>
-            <w:proofErr w:type="gramStart"/>
-            <w:r>
-              <w:rPr>
-                <w:rFonts w:ascii="宋体" w:eastAsia="宋体" w:hAnsi="宋体" w:hint="eastAsia"/>
-                <w:sz w:val="21"/>
-                <w:szCs w:val="21"/>
-              </w:rPr>
-              <w:t>完整访问</w:t>
-            </w:r>
-            <w:proofErr w:type="gramEnd"/>
-            <w:r>
-              <w:rPr>
-                <w:rFonts w:ascii="宋体" w:eastAsia="宋体" w:hAnsi="宋体" w:hint="eastAsia"/>
-                <w:sz w:val="21"/>
-                <w:szCs w:val="21"/>
-              </w:rPr>
-              <w:t xml:space="preserve"> URL</w:t>
+              <w:t>返回 200 状态码，data 字段为完整访问 URL</w:t>
             </w:r>
           </w:p>
         </w:tc>
@@ -17158,23 +16292,13 @@
               </w:rPr>
               <w:t xml:space="preserve">使用 Postman 向 </w:t>
             </w:r>
-            <w:proofErr w:type="spellStart"/>
-            <w:r>
-              <w:rPr>
-                <w:rFonts w:ascii="宋体" w:eastAsia="宋体" w:hAnsi="宋体" w:hint="eastAsia"/>
-                <w:sz w:val="21"/>
-                <w:szCs w:val="21"/>
-              </w:rPr>
-              <w:t>api</w:t>
-            </w:r>
-            <w:proofErr w:type="spellEnd"/>
-            <w:r>
-              <w:rPr>
-                <w:rFonts w:ascii="宋体" w:eastAsia="宋体" w:hAnsi="宋体" w:hint="eastAsia"/>
-                <w:sz w:val="21"/>
-                <w:szCs w:val="21"/>
-              </w:rPr>
-              <w:t>/personal-heath/v1.0/</w:t>
+            <w:r>
+              <w:rPr>
+                <w:rFonts w:ascii="宋体" w:eastAsia="宋体" w:hAnsi="宋体" w:hint="eastAsia"/>
+                <w:sz w:val="21"/>
+                <w:szCs w:val="21"/>
+              </w:rPr>
+              <w:t>api/personal-heath/v1.0/</w:t>
             </w:r>
             <w:r>
               <w:rPr>
@@ -17205,25 +16329,7 @@
                 <w:sz w:val="21"/>
                 <w:szCs w:val="21"/>
               </w:rPr>
-              <w:t>返回 200 状态码，data 字段为 /file/</w:t>
-            </w:r>
-            <w:proofErr w:type="spellStart"/>
-            <w:r>
-              <w:rPr>
-                <w:rFonts w:ascii="宋体" w:eastAsia="宋体" w:hAnsi="宋体" w:hint="eastAsia"/>
-                <w:sz w:val="21"/>
-                <w:szCs w:val="21"/>
-              </w:rPr>
-              <w:t>getFile?fileName</w:t>
-            </w:r>
-            <w:proofErr w:type="spellEnd"/>
-            <w:r>
-              <w:rPr>
-                <w:rFonts w:ascii="宋体" w:eastAsia="宋体" w:hAnsi="宋体" w:hint="eastAsia"/>
-                <w:sz w:val="21"/>
-                <w:szCs w:val="21"/>
-              </w:rPr>
-              <w:t>=xxx 的相对路径</w:t>
+              <w:t>返回 200 状态码，data 字段为 /file/getFile?fileName=xxx 的相对路径</w:t>
             </w:r>
           </w:p>
         </w:tc>
@@ -17324,44 +16430,19 @@
               </w:rPr>
               <w:t xml:space="preserve">浏览器访问 </w:t>
             </w:r>
-            <w:proofErr w:type="spellStart"/>
             <w:r>
               <w:rPr>
                 <w:rFonts w:ascii="宋体" w:eastAsia="宋体" w:hAnsi="宋体" w:hint="eastAsia"/>
                 <w:szCs w:val="22"/>
               </w:rPr>
-              <w:t>api</w:t>
-            </w:r>
-            <w:proofErr w:type="spellEnd"/>
+              <w:t>api/personal-heath/v1.0/</w:t>
+            </w:r>
             <w:r>
               <w:rPr>
                 <w:rFonts w:ascii="宋体" w:eastAsia="宋体" w:hAnsi="宋体" w:hint="eastAsia"/>
                 <w:szCs w:val="22"/>
               </w:rPr>
-              <w:t>/personal-heath/v1.0/</w:t>
-            </w:r>
-            <w:r>
-              <w:rPr>
-                <w:rFonts w:ascii="宋体" w:eastAsia="宋体" w:hAnsi="宋体" w:hint="eastAsia"/>
-                <w:szCs w:val="22"/>
-              </w:rPr>
-              <w:t>file/</w:t>
-            </w:r>
-            <w:proofErr w:type="spellStart"/>
-            <w:r>
-              <w:rPr>
-                <w:rFonts w:ascii="宋体" w:eastAsia="宋体" w:hAnsi="宋体" w:hint="eastAsia"/>
-                <w:szCs w:val="22"/>
-              </w:rPr>
-              <w:t>getFile?fileName</w:t>
-            </w:r>
-            <w:proofErr w:type="spellEnd"/>
-            <w:r>
-              <w:rPr>
-                <w:rFonts w:ascii="宋体" w:eastAsia="宋体" w:hAnsi="宋体" w:hint="eastAsia"/>
-                <w:szCs w:val="22"/>
-              </w:rPr>
-              <w:t>=xxx.jpg</w:t>
+              <w:t>file/getFile?fileName=xxx.jpg</w:t>
             </w:r>
           </w:p>
         </w:tc>
@@ -17480,75 +16561,41 @@
               </w:rPr>
               <w:t xml:space="preserve">向 </w:t>
             </w:r>
-            <w:proofErr w:type="spellStart"/>
             <w:r>
               <w:rPr>
                 <w:rFonts w:ascii="宋体" w:eastAsia="宋体" w:hAnsi="宋体" w:hint="eastAsia"/>
                 <w:szCs w:val="22"/>
               </w:rPr>
-              <w:t>api</w:t>
-            </w:r>
-            <w:proofErr w:type="spellEnd"/>
+              <w:t>api/personal-heath/v1.0/</w:t>
+            </w:r>
             <w:r>
               <w:rPr>
                 <w:rFonts w:ascii="宋体" w:eastAsia="宋体" w:hAnsi="宋体" w:hint="eastAsia"/>
                 <w:szCs w:val="22"/>
               </w:rPr>
-              <w:t>/personal-heath/v1.0/</w:t>
-            </w:r>
-            <w:r>
+              <w:t>user-health/query 发送 POST 请求，Body 为查询条件 DTO（如用户 ID、模型 ID 等）</w:t>
+            </w:r>
+          </w:p>
+        </w:tc>
+        <w:tc>
+          <w:tcPr>
+            <w:tcW w:w="1984" w:type="dxa"/>
+          </w:tcPr>
+          <w:p>
+            <w:pPr>
+              <w:spacing w:after="0" w:line="240" w:lineRule="auto"/>
               <w:rPr>
                 <w:rFonts w:ascii="宋体" w:eastAsia="宋体" w:hAnsi="宋体" w:hint="eastAsia"/>
                 <w:szCs w:val="22"/>
               </w:rPr>
-              <w:t>user-health/query 发送 POST 请求，Body 为查询条件 DTO（如用户 ID、模型 ID 等）</w:t>
-            </w:r>
-          </w:p>
-        </w:tc>
-        <w:tc>
-          <w:tcPr>
-            <w:tcW w:w="1984" w:type="dxa"/>
-          </w:tcPr>
-          <w:p>
-            <w:pPr>
-              <w:spacing w:after="0" w:line="240" w:lineRule="auto"/>
+            </w:pPr>
+            <w:r>
               <w:rPr>
                 <w:rFonts w:ascii="宋体" w:eastAsia="宋体" w:hAnsi="宋体" w:hint="eastAsia"/>
                 <w:szCs w:val="22"/>
               </w:rPr>
-            </w:pPr>
-            <w:r>
-              <w:rPr>
-                <w:rFonts w:ascii="宋体" w:eastAsia="宋体" w:hAnsi="宋体" w:hint="eastAsia"/>
-                <w:szCs w:val="22"/>
-              </w:rPr>
-              <w:t xml:space="preserve">返回 200 状态码，data 为 </w:t>
-            </w:r>
-            <w:proofErr w:type="spellStart"/>
-            <w:r>
-              <w:rPr>
-                <w:rFonts w:ascii="宋体" w:eastAsia="宋体" w:hAnsi="宋体" w:hint="eastAsia"/>
-                <w:szCs w:val="22"/>
-              </w:rPr>
-              <w:t>UserHealthVO</w:t>
-            </w:r>
-            <w:proofErr w:type="spellEnd"/>
-            <w:r>
-              <w:rPr>
-                <w:rFonts w:ascii="宋体" w:eastAsia="宋体" w:hAnsi="宋体" w:hint="eastAsia"/>
-                <w:szCs w:val="22"/>
-              </w:rPr>
-              <w:t xml:space="preserve"> 列表，</w:t>
-            </w:r>
-            <w:proofErr w:type="gramStart"/>
-            <w:r>
-              <w:rPr>
-                <w:rFonts w:ascii="宋体" w:eastAsia="宋体" w:hAnsi="宋体" w:hint="eastAsia"/>
-                <w:szCs w:val="22"/>
-              </w:rPr>
-              <w:t>含分页信息</w:t>
-            </w:r>
-            <w:proofErr w:type="gramEnd"/>
+              <w:t>返回 200 状态码，data 为 UserHealthVO 列表，含分页信息</w:t>
+            </w:r>
           </w:p>
         </w:tc>
         <w:tc>
@@ -17655,75 +16702,41 @@
               </w:rPr>
               <w:t xml:space="preserve">向 </w:t>
             </w:r>
-            <w:proofErr w:type="spellStart"/>
             <w:r>
               <w:rPr>
                 <w:rFonts w:ascii="宋体" w:eastAsia="宋体" w:hAnsi="宋体" w:hint="eastAsia"/>
                 <w:szCs w:val="22"/>
               </w:rPr>
-              <w:t>api</w:t>
-            </w:r>
-            <w:proofErr w:type="spellEnd"/>
+              <w:t>api/personal-heath/v1.0/</w:t>
+            </w:r>
             <w:r>
               <w:rPr>
                 <w:rFonts w:ascii="宋体" w:eastAsia="宋体" w:hAnsi="宋体" w:hint="eastAsia"/>
                 <w:szCs w:val="22"/>
               </w:rPr>
-              <w:t>/personal-heath/v1.0/</w:t>
-            </w:r>
-            <w:r>
+              <w:t>user-health/queryUser 发送 POST 请求，Body 可为空或带过滤参数</w:t>
+            </w:r>
+          </w:p>
+        </w:tc>
+        <w:tc>
+          <w:tcPr>
+            <w:tcW w:w="1984" w:type="dxa"/>
+          </w:tcPr>
+          <w:p>
+            <w:pPr>
+              <w:spacing w:after="0" w:line="240" w:lineRule="auto"/>
               <w:rPr>
                 <w:rFonts w:ascii="宋体" w:eastAsia="宋体" w:hAnsi="宋体" w:hint="eastAsia"/>
                 <w:szCs w:val="22"/>
               </w:rPr>
-              <w:t>user-health/</w:t>
-            </w:r>
-            <w:proofErr w:type="spellStart"/>
+            </w:pPr>
             <w:r>
               <w:rPr>
                 <w:rFonts w:ascii="宋体" w:eastAsia="宋体" w:hAnsi="宋体" w:hint="eastAsia"/>
                 <w:szCs w:val="22"/>
               </w:rPr>
-              <w:t>queryUser</w:t>
-            </w:r>
-            <w:proofErr w:type="spellEnd"/>
-            <w:r>
-              <w:rPr>
-                <w:rFonts w:ascii="宋体" w:eastAsia="宋体" w:hAnsi="宋体" w:hint="eastAsia"/>
-                <w:szCs w:val="22"/>
-              </w:rPr>
-              <w:t xml:space="preserve"> 发送 POST 请求，Body 可为空或带过滤参数</w:t>
-            </w:r>
-          </w:p>
-        </w:tc>
-        <w:tc>
-          <w:tcPr>
-            <w:tcW w:w="1984" w:type="dxa"/>
-          </w:tcPr>
-          <w:p>
-            <w:pPr>
-              <w:spacing w:after="0" w:line="240" w:lineRule="auto"/>
-              <w:rPr>
-                <w:rFonts w:ascii="宋体" w:eastAsia="宋体" w:hAnsi="宋体" w:hint="eastAsia"/>
-                <w:szCs w:val="22"/>
-              </w:rPr>
-            </w:pPr>
-            <w:r>
-              <w:rPr>
-                <w:rFonts w:ascii="宋体" w:eastAsia="宋体" w:hAnsi="宋体" w:hint="eastAsia"/>
-                <w:szCs w:val="22"/>
-              </w:rPr>
-              <w:t>返回当前登录用户的健康</w:t>
-            </w:r>
-            <w:proofErr w:type="gramStart"/>
-            <w:r>
-              <w:rPr>
-                <w:rFonts w:ascii="宋体" w:eastAsia="宋体" w:hAnsi="宋体" w:hint="eastAsia"/>
-                <w:szCs w:val="22"/>
-              </w:rPr>
-              <w:t>记录分页数据</w:t>
-            </w:r>
-            <w:proofErr w:type="gramEnd"/>
+              <w:t>返回当前登录用户的健康记录分页数据</w:t>
+            </w:r>
           </w:p>
         </w:tc>
         <w:tc>
@@ -17792,81 +16805,47 @@
                 <w:szCs w:val="22"/>
               </w:rPr>
             </w:pPr>
-            <w:proofErr w:type="gramStart"/>
             <w:r>
               <w:rPr>
                 <w:rFonts w:ascii="宋体" w:eastAsia="宋体" w:hAnsi="宋体" w:hint="eastAsia"/>
                 <w:szCs w:val="22"/>
               </w:rPr>
-              <w:t>查询近</w:t>
-            </w:r>
-            <w:proofErr w:type="gramEnd"/>
-            <w:r>
+              <w:t>查询近几日指定模型记录</w:t>
+            </w:r>
+          </w:p>
+        </w:tc>
+        <w:tc>
+          <w:tcPr>
+            <w:tcW w:w="3119" w:type="dxa"/>
+          </w:tcPr>
+          <w:p>
+            <w:pPr>
+              <w:spacing w:after="0" w:line="240" w:lineRule="auto"/>
               <w:rPr>
                 <w:rFonts w:ascii="宋体" w:eastAsia="宋体" w:hAnsi="宋体" w:hint="eastAsia"/>
                 <w:szCs w:val="22"/>
               </w:rPr>
-              <w:t>几日指定模型记录</w:t>
-            </w:r>
-          </w:p>
-        </w:tc>
-        <w:tc>
-          <w:tcPr>
-            <w:tcW w:w="3119" w:type="dxa"/>
-          </w:tcPr>
-          <w:p>
-            <w:pPr>
-              <w:spacing w:after="0" w:line="240" w:lineRule="auto"/>
+            </w:pPr>
+            <w:r>
               <w:rPr>
                 <w:rFonts w:ascii="宋体" w:eastAsia="宋体" w:hAnsi="宋体" w:hint="eastAsia"/>
                 <w:szCs w:val="22"/>
               </w:rPr>
-            </w:pPr>
+              <w:t xml:space="preserve">向 </w:t>
+            </w:r>
             <w:r>
               <w:rPr>
                 <w:rFonts w:ascii="宋体" w:eastAsia="宋体" w:hAnsi="宋体" w:hint="eastAsia"/>
                 <w:szCs w:val="22"/>
               </w:rPr>
-              <w:t xml:space="preserve">向 </w:t>
-            </w:r>
-            <w:proofErr w:type="spellStart"/>
+              <w:t>api/personal-heath/v1.0/</w:t>
+            </w:r>
             <w:r>
               <w:rPr>
                 <w:rFonts w:ascii="宋体" w:eastAsia="宋体" w:hAnsi="宋体" w:hint="eastAsia"/>
                 <w:szCs w:val="22"/>
               </w:rPr>
-              <w:t>api</w:t>
-            </w:r>
-            <w:proofErr w:type="spellEnd"/>
-            <w:r>
-              <w:rPr>
-                <w:rFonts w:ascii="宋体" w:eastAsia="宋体" w:hAnsi="宋体" w:hint="eastAsia"/>
-                <w:szCs w:val="22"/>
-              </w:rPr>
-              <w:t>/personal-heath/v1.0/</w:t>
-            </w:r>
-            <w:r>
-              <w:rPr>
-                <w:rFonts w:ascii="宋体" w:eastAsia="宋体" w:hAnsi="宋体" w:hint="eastAsia"/>
-                <w:szCs w:val="22"/>
-              </w:rPr>
-              <w:t>user-health/</w:t>
-            </w:r>
-            <w:proofErr w:type="spellStart"/>
-            <w:r>
-              <w:rPr>
-                <w:rFonts w:ascii="宋体" w:eastAsia="宋体" w:hAnsi="宋体" w:hint="eastAsia"/>
-                <w:szCs w:val="22"/>
-              </w:rPr>
-              <w:t>timeQuery</w:t>
-            </w:r>
-            <w:proofErr w:type="spellEnd"/>
-            <w:r>
-              <w:rPr>
-                <w:rFonts w:ascii="宋体" w:eastAsia="宋体" w:hAnsi="宋体" w:hint="eastAsia"/>
-                <w:szCs w:val="22"/>
-              </w:rPr>
-              <w:t>/{id}/{day} 发送 GET 请求</w:t>
+              <w:t>user-health/timeQuery/{id}/{day} 发送 GET 请求</w:t>
             </w:r>
           </w:p>
         </w:tc>
@@ -17957,81 +16936,47 @@
                 <w:szCs w:val="22"/>
               </w:rPr>
             </w:pPr>
-            <w:proofErr w:type="gramStart"/>
             <w:r>
               <w:rPr>
                 <w:rFonts w:ascii="宋体" w:eastAsia="宋体" w:hAnsi="宋体" w:hint="eastAsia"/>
                 <w:szCs w:val="22"/>
               </w:rPr>
-              <w:t>查询近</w:t>
-            </w:r>
-            <w:proofErr w:type="gramEnd"/>
-            <w:r>
+              <w:t>查询近几日图表统计数据</w:t>
+            </w:r>
+          </w:p>
+        </w:tc>
+        <w:tc>
+          <w:tcPr>
+            <w:tcW w:w="3119" w:type="dxa"/>
+          </w:tcPr>
+          <w:p>
+            <w:pPr>
+              <w:spacing w:after="0" w:line="240" w:lineRule="auto"/>
               <w:rPr>
                 <w:rFonts w:ascii="宋体" w:eastAsia="宋体" w:hAnsi="宋体" w:hint="eastAsia"/>
                 <w:szCs w:val="22"/>
               </w:rPr>
-              <w:t>几日图表统计数据</w:t>
-            </w:r>
-          </w:p>
-        </w:tc>
-        <w:tc>
-          <w:tcPr>
-            <w:tcW w:w="3119" w:type="dxa"/>
-          </w:tcPr>
-          <w:p>
-            <w:pPr>
-              <w:spacing w:after="0" w:line="240" w:lineRule="auto"/>
+            </w:pPr>
+            <w:r>
               <w:rPr>
                 <w:rFonts w:ascii="宋体" w:eastAsia="宋体" w:hAnsi="宋体" w:hint="eastAsia"/>
                 <w:szCs w:val="22"/>
               </w:rPr>
-            </w:pPr>
+              <w:t xml:space="preserve">向 </w:t>
+            </w:r>
             <w:r>
               <w:rPr>
                 <w:rFonts w:ascii="宋体" w:eastAsia="宋体" w:hAnsi="宋体" w:hint="eastAsia"/>
                 <w:szCs w:val="22"/>
               </w:rPr>
-              <w:t xml:space="preserve">向 </w:t>
-            </w:r>
-            <w:proofErr w:type="spellStart"/>
+              <w:t>api/personal-heath/v1.0/</w:t>
+            </w:r>
             <w:r>
               <w:rPr>
                 <w:rFonts w:ascii="宋体" w:eastAsia="宋体" w:hAnsi="宋体" w:hint="eastAsia"/>
                 <w:szCs w:val="22"/>
               </w:rPr>
-              <w:t>api</w:t>
-            </w:r>
-            <w:proofErr w:type="spellEnd"/>
-            <w:r>
-              <w:rPr>
-                <w:rFonts w:ascii="宋体" w:eastAsia="宋体" w:hAnsi="宋体" w:hint="eastAsia"/>
-                <w:szCs w:val="22"/>
-              </w:rPr>
-              <w:t>/personal-heath/v1.0/</w:t>
-            </w:r>
-            <w:r>
-              <w:rPr>
-                <w:rFonts w:ascii="宋体" w:eastAsia="宋体" w:hAnsi="宋体" w:hint="eastAsia"/>
-                <w:szCs w:val="22"/>
-              </w:rPr>
-              <w:t>user-health/</w:t>
-            </w:r>
-            <w:proofErr w:type="spellStart"/>
-            <w:r>
-              <w:rPr>
-                <w:rFonts w:ascii="宋体" w:eastAsia="宋体" w:hAnsi="宋体" w:hint="eastAsia"/>
-                <w:szCs w:val="22"/>
-              </w:rPr>
-              <w:t>daysQuery</w:t>
-            </w:r>
-            <w:proofErr w:type="spellEnd"/>
-            <w:r>
-              <w:rPr>
-                <w:rFonts w:ascii="宋体" w:eastAsia="宋体" w:hAnsi="宋体" w:hint="eastAsia"/>
-                <w:szCs w:val="22"/>
-              </w:rPr>
-              <w:t>/{day} 发送 GET 请求</w:t>
+              <w:t>user-health/daysQuery/{day} 发送 GET 请求</w:t>
             </w:r>
           </w:p>
         </w:tc>
@@ -18787,25 +17732,7 @@
                 <w:sz w:val="21"/>
                 <w:szCs w:val="21"/>
               </w:rPr>
-              <w:t>字段、按钮及</w:t>
-            </w:r>
-            <w:proofErr w:type="gramStart"/>
-            <w:r>
-              <w:rPr>
-                <w:rFonts w:ascii="宋体" w:eastAsia="宋体" w:hAnsi="宋体"/>
-                <w:sz w:val="21"/>
-                <w:szCs w:val="21"/>
-              </w:rPr>
-              <w:t>交互与</w:t>
-            </w:r>
-            <w:proofErr w:type="gramEnd"/>
-            <w:r>
-              <w:rPr>
-                <w:rFonts w:ascii="宋体" w:eastAsia="宋体" w:hAnsi="宋体"/>
-                <w:sz w:val="21"/>
-                <w:szCs w:val="21"/>
-              </w:rPr>
-              <w:t>系统保持一致</w:t>
+              <w:t>字段、按钮及交互与系统保持一致</w:t>
             </w:r>
           </w:p>
         </w:tc>
@@ -18894,25 +17821,7 @@
                 <w:sz w:val="21"/>
                 <w:szCs w:val="21"/>
               </w:rPr>
-              <w:t>使用Postman验证“/</w:t>
-            </w:r>
-            <w:proofErr w:type="spellStart"/>
-            <w:r>
-              <w:rPr>
-                <w:rFonts w:ascii="宋体" w:eastAsia="宋体" w:hAnsi="宋体"/>
-                <w:sz w:val="21"/>
-                <w:szCs w:val="21"/>
-              </w:rPr>
-              <w:t>api</w:t>
-            </w:r>
-            <w:proofErr w:type="spellEnd"/>
-            <w:r>
-              <w:rPr>
-                <w:rFonts w:ascii="宋体" w:eastAsia="宋体" w:hAnsi="宋体"/>
-                <w:sz w:val="21"/>
-                <w:szCs w:val="21"/>
-              </w:rPr>
-              <w:t>/message/unread”接口说明与响应格式一致</w:t>
+              <w:t>使用Postman验证“/api/message/unread”接口说明与响应格式一致</w:t>
             </w:r>
           </w:p>
         </w:tc>
@@ -19386,25 +18295,7 @@
                 <w:sz w:val="21"/>
                 <w:szCs w:val="21"/>
               </w:rPr>
-              <w:t>所有实体、主键、</w:t>
-            </w:r>
-            <w:proofErr w:type="gramStart"/>
-            <w:r>
-              <w:rPr>
-                <w:rFonts w:ascii="宋体" w:eastAsia="宋体" w:hAnsi="宋体"/>
-                <w:sz w:val="21"/>
-                <w:szCs w:val="21"/>
-              </w:rPr>
-              <w:t>外键定义</w:t>
-            </w:r>
-            <w:proofErr w:type="gramEnd"/>
-            <w:r>
-              <w:rPr>
-                <w:rFonts w:ascii="宋体" w:eastAsia="宋体" w:hAnsi="宋体"/>
-                <w:sz w:val="21"/>
-                <w:szCs w:val="21"/>
-              </w:rPr>
-              <w:t>一致</w:t>
+              <w:t>所有实体、主键、外键定义一致</w:t>
             </w:r>
           </w:p>
         </w:tc>
@@ -20081,23 +18972,13 @@
               </w:rPr>
               <w:t>输入</w:t>
             </w:r>
-            <w:proofErr w:type="gramStart"/>
-            <w:r>
-              <w:rPr>
-                <w:rFonts w:ascii="宋体" w:eastAsia="宋体" w:hAnsi="宋体" w:hint="eastAsia"/>
-                <w:sz w:val="21"/>
-                <w:szCs w:val="21"/>
-              </w:rPr>
-              <w:t>‘</w:t>
-            </w:r>
-            <w:proofErr w:type="gramEnd"/>
-            <w:r>
-              <w:rPr>
-                <w:rFonts w:ascii="宋体" w:eastAsia="宋体" w:hAnsi="宋体" w:hint="eastAsia"/>
-                <w:sz w:val="21"/>
-                <w:szCs w:val="21"/>
-              </w:rPr>
-              <w:t xml:space="preserve"> or 1=1#</w:t>
+            <w:r>
+              <w:rPr>
+                <w:rFonts w:ascii="宋体" w:eastAsia="宋体" w:hAnsi="宋体" w:hint="eastAsia"/>
+                <w:sz w:val="21"/>
+                <w:szCs w:val="21"/>
+              </w:rPr>
+              <w:t>‘ or 1=1#</w:t>
             </w:r>
             <w:r>
               <w:rPr>
@@ -20371,25 +19252,7 @@
                 <w:sz w:val="21"/>
                 <w:szCs w:val="21"/>
               </w:rPr>
-              <w:t>输入一个</w:t>
-            </w:r>
-            <w:proofErr w:type="gramStart"/>
-            <w:r>
-              <w:rPr>
-                <w:rFonts w:ascii="宋体" w:eastAsia="宋体" w:hAnsi="宋体"/>
-                <w:sz w:val="21"/>
-                <w:szCs w:val="21"/>
-              </w:rPr>
-              <w:t>极端高</w:t>
-            </w:r>
-            <w:proofErr w:type="gramEnd"/>
-            <w:r>
-              <w:rPr>
-                <w:rFonts w:ascii="宋体" w:eastAsia="宋体" w:hAnsi="宋体"/>
-                <w:sz w:val="21"/>
-                <w:szCs w:val="21"/>
-              </w:rPr>
-              <w:t>的血压值如“1000”点击保存</w:t>
+              <w:t>输入一个极端高的血压值如“1000”点击保存</w:t>
             </w:r>
           </w:p>
         </w:tc>
@@ -21508,7 +20371,6 @@
         </w:rPr>
         <w:t>测试通过</w:t>
       </w:r>
-      <w:proofErr w:type="spellStart"/>
       <w:r>
         <w:rPr>
           <w:rFonts w:ascii="Times New Roman" w:eastAsia="宋体" w:hAnsi="Times New Roman"/>
@@ -21518,7 +20380,6 @@
         </w:rPr>
         <w:t>Junit,Mockito</w:t>
       </w:r>
-      <w:proofErr w:type="spellEnd"/>
       <w:r>
         <w:rPr>
           <w:rFonts w:ascii="宋体" w:eastAsia="宋体" w:hAnsi="宋体"/>
@@ -21564,19 +20425,19 @@
         <w:spacing w:after="0" w:line="240" w:lineRule="auto"/>
         <w:ind w:firstLine="360"/>
         <w:rPr>
+          <w:rFonts w:ascii="宋体" w:eastAsia="宋体" w:hAnsi="宋体" w:hint="eastAsia"/>
+          <w:bCs/>
+          <w:color w:val="000000"/>
+          <w:sz w:val="24"/>
+        </w:rPr>
+      </w:pPr>
+      <w:r>
+        <w:rPr>
           <w:rFonts w:ascii="宋体" w:eastAsia="宋体" w:hAnsi="宋体"/>
           <w:bCs/>
           <w:color w:val="000000"/>
           <w:sz w:val="24"/>
         </w:rPr>
-      </w:pPr>
-      <w:r>
-        <w:rPr>
-          <w:rFonts w:ascii="宋体" w:eastAsia="宋体" w:hAnsi="宋体"/>
-          <w:bCs/>
-          <w:color w:val="000000"/>
-          <w:sz w:val="24"/>
-        </w:rPr>
         <w:t>测试过程中，每条测试用例的执行结果将被详细记录在测试报告中，并标注是否通过。如发现问题，将立即生成缺陷记录，并提交至缺陷管理平台进行处理。</w:t>
       </w:r>
     </w:p>
@@ -21597,31 +20458,7 @@
           <w:sz w:val="24"/>
           <w:szCs w:val="24"/>
         </w:rPr>
-        <w:t>4</w:t>
-      </w:r>
-      <w:r>
-        <w:rPr>
-          <w:rFonts w:hint="eastAsia"/>
-          <w:sz w:val="24"/>
-          <w:szCs w:val="24"/>
-        </w:rPr>
-        <w:t>.</w:t>
-      </w:r>
-      <w:r>
-        <w:rPr>
-          <w:rFonts w:hint="eastAsia"/>
-          <w:sz w:val="24"/>
-          <w:szCs w:val="24"/>
-        </w:rPr>
-        <w:t>1</w:t>
-      </w:r>
-      <w:r>
-        <w:rPr>
-          <w:rFonts w:hint="eastAsia"/>
-          <w:sz w:val="24"/>
-          <w:szCs w:val="24"/>
-        </w:rPr>
-        <w:t>.</w:t>
+        <w:t>4.1.</w:t>
       </w:r>
       <w:r>
         <w:rPr>
@@ -23821,23 +22658,13 @@
                 <w:szCs w:val="21"/>
               </w:rPr>
             </w:pPr>
-            <w:proofErr w:type="gramStart"/>
-            <w:r>
-              <w:rPr>
-                <w:rFonts w:ascii="宋体" w:eastAsia="宋体" w:hAnsi="宋体"/>
-                <w:sz w:val="21"/>
-                <w:szCs w:val="21"/>
-              </w:rPr>
-              <w:t>评论区</w:t>
-            </w:r>
-            <w:proofErr w:type="gramEnd"/>
-            <w:r>
-              <w:rPr>
-                <w:rFonts w:ascii="宋体" w:eastAsia="宋体" w:hAnsi="宋体"/>
-                <w:sz w:val="21"/>
-                <w:szCs w:val="21"/>
-              </w:rPr>
-              <w:t>新增该评论，显示用户名与时间</w:t>
+            <w:r>
+              <w:rPr>
+                <w:rFonts w:ascii="宋体" w:eastAsia="宋体" w:hAnsi="宋体"/>
+                <w:sz w:val="21"/>
+                <w:szCs w:val="21"/>
+              </w:rPr>
+              <w:t>评论区新增该评论，显示用户名与时间</w:t>
             </w:r>
           </w:p>
         </w:tc>
@@ -23929,7 +22756,6 @@
                 <w:szCs w:val="21"/>
               </w:rPr>
             </w:pPr>
-            <w:proofErr w:type="gramStart"/>
             <w:r>
               <w:rPr>
                 <w:rFonts w:ascii="宋体" w:eastAsia="宋体" w:hAnsi="宋体"/>
@@ -23938,108 +22764,77 @@
               </w:rPr>
               <w:t>资讯点赞</w:t>
             </w:r>
-            <w:proofErr w:type="gramEnd"/>
-          </w:p>
-        </w:tc>
-        <w:tc>
-          <w:tcPr>
-            <w:tcW w:w="0" w:type="auto"/>
-            <w:hideMark/>
-          </w:tcPr>
-          <w:p>
-            <w:pPr>
-              <w:spacing w:after="0" w:line="240" w:lineRule="auto"/>
-              <w:rPr>
-                <w:rFonts w:ascii="宋体" w:eastAsia="宋体" w:hAnsi="宋体" w:hint="eastAsia"/>
-                <w:sz w:val="21"/>
-                <w:szCs w:val="21"/>
-              </w:rPr>
-            </w:pPr>
-            <w:r>
-              <w:rPr>
-                <w:rFonts w:ascii="宋体" w:eastAsia="宋体" w:hAnsi="宋体"/>
-                <w:sz w:val="21"/>
-                <w:szCs w:val="21"/>
-              </w:rPr>
-              <w:t>点击资讯评论下</w:t>
-            </w:r>
-            <w:proofErr w:type="gramStart"/>
-            <w:r>
-              <w:rPr>
-                <w:rFonts w:ascii="宋体" w:eastAsia="宋体" w:hAnsi="宋体"/>
-                <w:sz w:val="21"/>
-                <w:szCs w:val="21"/>
-              </w:rPr>
-              <w:t>的点赞按钮</w:t>
-            </w:r>
-            <w:proofErr w:type="gramEnd"/>
-          </w:p>
-        </w:tc>
-        <w:tc>
-          <w:tcPr>
-            <w:tcW w:w="0" w:type="auto"/>
-            <w:hideMark/>
-          </w:tcPr>
-          <w:p>
-            <w:pPr>
-              <w:spacing w:after="0" w:line="240" w:lineRule="auto"/>
-              <w:rPr>
-                <w:rFonts w:ascii="宋体" w:eastAsia="宋体" w:hAnsi="宋体" w:hint="eastAsia"/>
-                <w:sz w:val="21"/>
-                <w:szCs w:val="21"/>
-              </w:rPr>
-            </w:pPr>
-            <w:proofErr w:type="gramStart"/>
-            <w:r>
-              <w:rPr>
-                <w:rFonts w:ascii="宋体" w:eastAsia="宋体" w:hAnsi="宋体"/>
-                <w:sz w:val="21"/>
-                <w:szCs w:val="21"/>
-              </w:rPr>
-              <w:t>点赞数</w:t>
-            </w:r>
-            <w:proofErr w:type="gramEnd"/>
-            <w:r>
-              <w:rPr>
-                <w:rFonts w:ascii="宋体" w:eastAsia="宋体" w:hAnsi="宋体"/>
-                <w:sz w:val="21"/>
-                <w:szCs w:val="21"/>
-              </w:rPr>
-              <w:t>加一，按钮状态变化</w:t>
-            </w:r>
-          </w:p>
-        </w:tc>
-        <w:tc>
-          <w:tcPr>
-            <w:tcW w:w="0" w:type="auto"/>
-            <w:hideMark/>
-          </w:tcPr>
-          <w:p>
-            <w:pPr>
-              <w:spacing w:after="0" w:line="240" w:lineRule="auto"/>
-              <w:rPr>
-                <w:rFonts w:ascii="宋体" w:eastAsia="宋体" w:hAnsi="宋体" w:hint="eastAsia"/>
-                <w:sz w:val="21"/>
-                <w:szCs w:val="21"/>
-              </w:rPr>
-            </w:pPr>
-            <w:proofErr w:type="gramStart"/>
-            <w:r>
-              <w:rPr>
-                <w:rFonts w:ascii="宋体" w:eastAsia="宋体" w:hAnsi="宋体"/>
-                <w:sz w:val="21"/>
-                <w:szCs w:val="21"/>
-              </w:rPr>
-              <w:t>点赞数</w:t>
-            </w:r>
-            <w:proofErr w:type="gramEnd"/>
-            <w:r>
-              <w:rPr>
-                <w:rFonts w:ascii="宋体" w:eastAsia="宋体" w:hAnsi="宋体"/>
-                <w:sz w:val="21"/>
-                <w:szCs w:val="21"/>
-              </w:rPr>
-              <w:t>更新，按钮图标变色</w:t>
+          </w:p>
+        </w:tc>
+        <w:tc>
+          <w:tcPr>
+            <w:tcW w:w="0" w:type="auto"/>
+            <w:hideMark/>
+          </w:tcPr>
+          <w:p>
+            <w:pPr>
+              <w:spacing w:after="0" w:line="240" w:lineRule="auto"/>
+              <w:rPr>
+                <w:rFonts w:ascii="宋体" w:eastAsia="宋体" w:hAnsi="宋体" w:hint="eastAsia"/>
+                <w:sz w:val="21"/>
+                <w:szCs w:val="21"/>
+              </w:rPr>
+            </w:pPr>
+            <w:r>
+              <w:rPr>
+                <w:rFonts w:ascii="宋体" w:eastAsia="宋体" w:hAnsi="宋体"/>
+                <w:sz w:val="21"/>
+                <w:szCs w:val="21"/>
+              </w:rPr>
+              <w:t>点击资讯评论下的点赞按钮</w:t>
+            </w:r>
+          </w:p>
+        </w:tc>
+        <w:tc>
+          <w:tcPr>
+            <w:tcW w:w="0" w:type="auto"/>
+            <w:hideMark/>
+          </w:tcPr>
+          <w:p>
+            <w:pPr>
+              <w:spacing w:after="0" w:line="240" w:lineRule="auto"/>
+              <w:rPr>
+                <w:rFonts w:ascii="宋体" w:eastAsia="宋体" w:hAnsi="宋体" w:hint="eastAsia"/>
+                <w:sz w:val="21"/>
+                <w:szCs w:val="21"/>
+              </w:rPr>
+            </w:pPr>
+            <w:r>
+              <w:rPr>
+                <w:rFonts w:ascii="宋体" w:eastAsia="宋体" w:hAnsi="宋体"/>
+                <w:sz w:val="21"/>
+                <w:szCs w:val="21"/>
+              </w:rPr>
+              <w:t>点赞数加一，按钮状态变化</w:t>
+            </w:r>
+          </w:p>
+        </w:tc>
+        <w:tc>
+          <w:tcPr>
+            <w:tcW w:w="0" w:type="auto"/>
+            <w:hideMark/>
+          </w:tcPr>
+          <w:p>
+            <w:pPr>
+              <w:spacing w:after="0" w:line="240" w:lineRule="auto"/>
+              <w:rPr>
+                <w:rFonts w:ascii="宋体" w:eastAsia="宋体" w:hAnsi="宋体" w:hint="eastAsia"/>
+                <w:sz w:val="21"/>
+                <w:szCs w:val="21"/>
+              </w:rPr>
+            </w:pPr>
+            <w:r>
+              <w:rPr>
+                <w:rFonts w:ascii="宋体" w:eastAsia="宋体" w:hAnsi="宋体"/>
+                <w:sz w:val="21"/>
+                <w:szCs w:val="21"/>
+              </w:rPr>
+              <w:t>点赞数更新，按钮图标变色</w:t>
             </w:r>
           </w:p>
         </w:tc>
@@ -24423,23 +23218,13 @@
                 <w:szCs w:val="21"/>
               </w:rPr>
             </w:pPr>
-            <w:proofErr w:type="gramStart"/>
-            <w:r>
-              <w:rPr>
-                <w:rFonts w:ascii="宋体" w:eastAsia="宋体" w:hAnsi="宋体"/>
-                <w:sz w:val="21"/>
-                <w:szCs w:val="21"/>
-              </w:rPr>
-              <w:t>点击某</w:t>
-            </w:r>
-            <w:proofErr w:type="gramEnd"/>
-            <w:r>
-              <w:rPr>
-                <w:rFonts w:ascii="宋体" w:eastAsia="宋体" w:hAnsi="宋体"/>
-                <w:sz w:val="21"/>
-                <w:szCs w:val="21"/>
-              </w:rPr>
-              <w:t>一资讯标签</w:t>
+            <w:r>
+              <w:rPr>
+                <w:rFonts w:ascii="宋体" w:eastAsia="宋体" w:hAnsi="宋体"/>
+                <w:sz w:val="21"/>
+                <w:szCs w:val="21"/>
+              </w:rPr>
+              <w:t>点击某一资讯标签</w:t>
             </w:r>
           </w:p>
         </w:tc>
@@ -26508,7 +25293,7 @@
           <w:sz w:val="24"/>
           <w:szCs w:val="24"/>
         </w:rPr>
-        <w:t>4</w:t>
+        <w:t>4.1.2</w:t>
       </w:r>
       <w:r>
         <w:rPr>
@@ -26516,7 +25301,7 @@
           <w:sz w:val="24"/>
           <w:szCs w:val="24"/>
         </w:rPr>
-        <w:t>.1.</w:t>
+        <w:t xml:space="preserve"> </w:t>
       </w:r>
       <w:r>
         <w:rPr>
@@ -26524,39 +25309,7 @@
           <w:sz w:val="24"/>
           <w:szCs w:val="24"/>
         </w:rPr>
-        <w:t>2</w:t>
-      </w:r>
-      <w:r>
-        <w:rPr>
-          <w:rFonts w:hint="eastAsia"/>
-          <w:sz w:val="24"/>
-          <w:szCs w:val="24"/>
-        </w:rPr>
-        <w:t xml:space="preserve"> </w:t>
-      </w:r>
-      <w:r>
-        <w:rPr>
-          <w:rFonts w:hint="eastAsia"/>
-          <w:sz w:val="24"/>
-          <w:szCs w:val="24"/>
-        </w:rPr>
-        <w:t>性</w:t>
-      </w:r>
-      <w:r>
-        <w:rPr>
-          <w:rFonts w:hint="eastAsia"/>
-          <w:sz w:val="24"/>
-          <w:szCs w:val="24"/>
-        </w:rPr>
-        <w:t>能测试</w:t>
-      </w:r>
-      <w:r>
-        <w:rPr>
-          <w:rFonts w:hint="eastAsia"/>
-          <w:sz w:val="24"/>
-          <w:szCs w:val="24"/>
-        </w:rPr>
-        <w:t>报告</w:t>
+        <w:t>性能测试报告</w:t>
       </w:r>
       <w:bookmarkEnd w:id="27"/>
     </w:p>
@@ -26753,23 +25506,7 @@
               </w:rPr>
             </w:pPr>
             <w:r>
-              <w:t>使用 JMeter 向 /</w:t>
-            </w:r>
-            <w:proofErr w:type="spellStart"/>
-            <w:r>
-              <w:t>api</w:t>
-            </w:r>
-            <w:proofErr w:type="spellEnd"/>
-            <w:r>
-              <w:t xml:space="preserve">/news/list 接口并发发送 100 </w:t>
-            </w:r>
-            <w:proofErr w:type="gramStart"/>
-            <w:r>
-              <w:t>个</w:t>
-            </w:r>
-            <w:proofErr w:type="gramEnd"/>
-            <w:r>
-              <w:t>请求</w:t>
+              <w:t>使用 JMeter 向 /api/news/list 接口并发发送 100 个请求</w:t>
             </w:r>
           </w:p>
         </w:tc>
@@ -26872,15 +25609,7 @@
               </w:rPr>
             </w:pPr>
             <w:r>
-              <w:t>使用 JMeter 模拟 50 用户同时调用 /</w:t>
-            </w:r>
-            <w:proofErr w:type="spellStart"/>
-            <w:r>
-              <w:t>api</w:t>
-            </w:r>
-            <w:proofErr w:type="spellEnd"/>
-            <w:r>
-              <w:t>/user/login 接口</w:t>
+              <w:t>使用 JMeter 模拟 50 用户同时调用 /api/user/login 接口</w:t>
             </w:r>
           </w:p>
         </w:tc>
@@ -26983,15 +25712,7 @@
               </w:rPr>
             </w:pPr>
             <w:r>
-              <w:t>使用 JMeter 循环向 /</w:t>
-            </w:r>
-            <w:proofErr w:type="spellStart"/>
-            <w:r>
-              <w:t>api</w:t>
-            </w:r>
-            <w:proofErr w:type="spellEnd"/>
-            <w:r>
-              <w:t>/ai/chat 提交问题，模拟实时回答</w:t>
+              <w:t>使用 JMeter 循环向 /api/ai/chat 提交问题，模拟实时回答</w:t>
             </w:r>
           </w:p>
         </w:tc>
@@ -27094,15 +25815,7 @@
               </w:rPr>
             </w:pPr>
             <w:r>
-              <w:t>使用 JMeter 向 /</w:t>
-            </w:r>
-            <w:proofErr w:type="spellStart"/>
-            <w:r>
-              <w:t>api</w:t>
-            </w:r>
-            <w:proofErr w:type="spellEnd"/>
-            <w:r>
-              <w:t>/dashboard/overview 接口发送 500 请求</w:t>
+              <w:t>使用 JMeter 向 /api/dashboard/overview 接口发送 500 请求</w:t>
             </w:r>
           </w:p>
         </w:tc>
@@ -27205,15 +25918,7 @@
               </w:rPr>
             </w:pPr>
             <w:r>
-              <w:t>使用 JMeter 向 /</w:t>
-            </w:r>
-            <w:proofErr w:type="spellStart"/>
-            <w:r>
-              <w:t>api</w:t>
-            </w:r>
-            <w:proofErr w:type="spellEnd"/>
-            <w:r>
-              <w:t>/comment/add 同时发送 200 条评论数据请</w:t>
+              <w:t>使用 JMeter 向 /api/comment/add 同时发送 200 条评论数据请</w:t>
             </w:r>
             <w:r>
               <w:lastRenderedPageBreak/>
@@ -27317,15 +26022,7 @@
           <w:sz w:val="21"/>
           <w:szCs w:val="21"/>
         </w:rPr>
-        <w:t>性</w:t>
-      </w:r>
-      <w:r>
-        <w:rPr>
-          <w:rFonts w:ascii="黑体" w:eastAsia="黑体" w:hAnsi="黑体" w:hint="eastAsia"/>
-          <w:sz w:val="21"/>
-          <w:szCs w:val="21"/>
-        </w:rPr>
-        <w:t>能</w:t>
+        <w:t>性能</w:t>
       </w:r>
       <w:r>
         <w:rPr>
@@ -27369,7 +26066,7 @@
           <w:sz w:val="24"/>
           <w:szCs w:val="24"/>
         </w:rPr>
-        <w:t>4</w:t>
+        <w:t>4.1.3</w:t>
       </w:r>
       <w:r>
         <w:rPr>
@@ -27377,7 +26074,7 @@
           <w:sz w:val="24"/>
           <w:szCs w:val="24"/>
         </w:rPr>
-        <w:t>.1.</w:t>
+        <w:t xml:space="preserve"> </w:t>
       </w:r>
       <w:r>
         <w:rPr>
@@ -27385,39 +26082,7 @@
           <w:sz w:val="24"/>
           <w:szCs w:val="24"/>
         </w:rPr>
-        <w:t>3</w:t>
-      </w:r>
-      <w:r>
-        <w:rPr>
-          <w:rFonts w:hint="eastAsia"/>
-          <w:sz w:val="24"/>
-          <w:szCs w:val="24"/>
-        </w:rPr>
-        <w:t xml:space="preserve"> </w:t>
-      </w:r>
-      <w:r>
-        <w:rPr>
-          <w:rFonts w:hint="eastAsia"/>
-          <w:sz w:val="24"/>
-          <w:szCs w:val="24"/>
-        </w:rPr>
-        <w:t>接口</w:t>
-      </w:r>
-      <w:r>
-        <w:rPr>
-          <w:rFonts w:hint="eastAsia"/>
-          <w:sz w:val="24"/>
-          <w:szCs w:val="24"/>
-        </w:rPr>
-        <w:t>测试</w:t>
-      </w:r>
-      <w:r>
-        <w:rPr>
-          <w:rFonts w:hint="eastAsia"/>
-          <w:sz w:val="24"/>
-          <w:szCs w:val="24"/>
-        </w:rPr>
-        <w:t>报告</w:t>
+        <w:t>接口测试报告</w:t>
       </w:r>
       <w:bookmarkEnd w:id="28"/>
     </w:p>
@@ -27683,23 +26348,13 @@
               </w:rPr>
               <w:t xml:space="preserve">使用 Postman 向 </w:t>
             </w:r>
-            <w:proofErr w:type="spellStart"/>
-            <w:r>
-              <w:rPr>
-                <w:rFonts w:ascii="宋体" w:eastAsia="宋体" w:hAnsi="宋体" w:hint="eastAsia"/>
-                <w:sz w:val="21"/>
-                <w:szCs w:val="21"/>
-              </w:rPr>
-              <w:t>api</w:t>
-            </w:r>
-            <w:proofErr w:type="spellEnd"/>
-            <w:r>
-              <w:rPr>
-                <w:rFonts w:ascii="宋体" w:eastAsia="宋体" w:hAnsi="宋体" w:hint="eastAsia"/>
-                <w:sz w:val="21"/>
-                <w:szCs w:val="21"/>
-              </w:rPr>
-              <w:t>/personal-heath/v1.0</w:t>
+            <w:r>
+              <w:rPr>
+                <w:rFonts w:ascii="宋体" w:eastAsia="宋体" w:hAnsi="宋体" w:hint="eastAsia"/>
+                <w:sz w:val="21"/>
+                <w:szCs w:val="21"/>
+              </w:rPr>
+              <w:t>api/personal-heath/v1.0</w:t>
             </w:r>
             <w:r>
               <w:rPr>
@@ -27757,7 +26412,6 @@
               </w:rPr>
               <w:t>和</w:t>
             </w:r>
-            <w:proofErr w:type="spellStart"/>
             <w:r>
               <w:rPr>
                 <w:rFonts w:ascii="宋体" w:eastAsia="宋体" w:hAnsi="宋体" w:hint="eastAsia"/>
@@ -27766,7 +26420,6 @@
               </w:rPr>
               <w:t>UserRole</w:t>
             </w:r>
-            <w:proofErr w:type="spellEnd"/>
             <w:r>
               <w:rPr>
                 <w:rFonts w:ascii="宋体" w:eastAsia="宋体" w:hAnsi="宋体"/>
@@ -27807,7 +26460,6 @@
               </w:rPr>
               <w:t>和</w:t>
             </w:r>
-            <w:proofErr w:type="spellStart"/>
             <w:r>
               <w:rPr>
                 <w:rFonts w:ascii="宋体" w:eastAsia="宋体" w:hAnsi="宋体" w:hint="eastAsia"/>
@@ -27816,7 +26468,6 @@
               </w:rPr>
               <w:t>UserRole</w:t>
             </w:r>
-            <w:proofErr w:type="spellEnd"/>
             <w:r>
               <w:rPr>
                 <w:rFonts w:ascii="宋体" w:eastAsia="宋体" w:hAnsi="宋体"/>
@@ -27926,23 +26577,13 @@
               </w:rPr>
               <w:t xml:space="preserve">携带 token 向 </w:t>
             </w:r>
-            <w:proofErr w:type="spellStart"/>
-            <w:r>
-              <w:rPr>
-                <w:rFonts w:ascii="宋体" w:eastAsia="宋体" w:hAnsi="宋体" w:hint="eastAsia"/>
-                <w:sz w:val="21"/>
-                <w:szCs w:val="21"/>
-              </w:rPr>
-              <w:t>api</w:t>
-            </w:r>
-            <w:proofErr w:type="spellEnd"/>
-            <w:r>
-              <w:rPr>
-                <w:rFonts w:ascii="宋体" w:eastAsia="宋体" w:hAnsi="宋体" w:hint="eastAsia"/>
-                <w:sz w:val="21"/>
-                <w:szCs w:val="21"/>
-              </w:rPr>
-              <w:t>/personal-heath/v1.0/</w:t>
+            <w:r>
+              <w:rPr>
+                <w:rFonts w:ascii="宋体" w:eastAsia="宋体" w:hAnsi="宋体" w:hint="eastAsia"/>
+                <w:sz w:val="21"/>
+                <w:szCs w:val="21"/>
+              </w:rPr>
+              <w:t>api/personal-heath/v1.0/</w:t>
             </w:r>
             <w:r>
               <w:rPr>
@@ -28114,23 +26755,13 @@
               </w:rPr>
               <w:t>向</w:t>
             </w:r>
-            <w:proofErr w:type="spellStart"/>
-            <w:r>
-              <w:rPr>
-                <w:rFonts w:ascii="宋体" w:eastAsia="宋体" w:hAnsi="宋体" w:hint="eastAsia"/>
-                <w:sz w:val="21"/>
-                <w:szCs w:val="21"/>
-              </w:rPr>
-              <w:t>api</w:t>
-            </w:r>
-            <w:proofErr w:type="spellEnd"/>
-            <w:r>
-              <w:rPr>
-                <w:rFonts w:ascii="宋体" w:eastAsia="宋体" w:hAnsi="宋体" w:hint="eastAsia"/>
-                <w:sz w:val="21"/>
-                <w:szCs w:val="21"/>
-              </w:rPr>
-              <w:t>/personal-heath/v1.0/</w:t>
+            <w:r>
+              <w:rPr>
+                <w:rFonts w:ascii="宋体" w:eastAsia="宋体" w:hAnsi="宋体" w:hint="eastAsia"/>
+                <w:sz w:val="21"/>
+                <w:szCs w:val="21"/>
+              </w:rPr>
+              <w:t>api/personal-heath/v1.0/</w:t>
             </w:r>
             <w:r>
               <w:rPr>
@@ -28302,23 +26933,13 @@
               </w:rPr>
               <w:t xml:space="preserve">向 </w:t>
             </w:r>
-            <w:proofErr w:type="spellStart"/>
-            <w:r>
-              <w:rPr>
-                <w:rFonts w:ascii="宋体" w:eastAsia="宋体" w:hAnsi="宋体" w:hint="eastAsia"/>
-                <w:sz w:val="21"/>
-                <w:szCs w:val="21"/>
-              </w:rPr>
-              <w:t>api</w:t>
-            </w:r>
-            <w:proofErr w:type="spellEnd"/>
-            <w:r>
-              <w:rPr>
-                <w:rFonts w:ascii="宋体" w:eastAsia="宋体" w:hAnsi="宋体" w:hint="eastAsia"/>
-                <w:sz w:val="21"/>
-                <w:szCs w:val="21"/>
-              </w:rPr>
-              <w:t>/personal-heath/v1.0/</w:t>
+            <w:r>
+              <w:rPr>
+                <w:rFonts w:ascii="宋体" w:eastAsia="宋体" w:hAnsi="宋体" w:hint="eastAsia"/>
+                <w:sz w:val="21"/>
+                <w:szCs w:val="21"/>
+              </w:rPr>
+              <w:t>api/personal-heath/v1.0/</w:t>
             </w:r>
             <w:r>
               <w:rPr>
@@ -28390,33 +27011,15 @@
                 <w:sz w:val="21"/>
                 <w:szCs w:val="21"/>
               </w:rPr>
-              <w:t>返回状态码 200，消息列表为 JSON 格式，</w:t>
-            </w:r>
-            <w:proofErr w:type="gramStart"/>
-            <w:r>
-              <w:rPr>
-                <w:rFonts w:ascii="宋体" w:eastAsia="宋体" w:hAnsi="宋体"/>
-                <w:sz w:val="21"/>
-                <w:szCs w:val="21"/>
-              </w:rPr>
-              <w:t>含</w:t>
-            </w:r>
-            <w:r>
-              <w:rPr>
-                <w:rFonts w:ascii="宋体" w:eastAsia="宋体" w:hAnsi="宋体" w:hint="eastAsia"/>
-                <w:sz w:val="21"/>
-                <w:szCs w:val="21"/>
-              </w:rPr>
-              <w:t>满足</w:t>
-            </w:r>
-            <w:proofErr w:type="gramEnd"/>
-            <w:r>
-              <w:rPr>
-                <w:rFonts w:ascii="宋体" w:eastAsia="宋体" w:hAnsi="宋体" w:hint="eastAsia"/>
-                <w:sz w:val="21"/>
-                <w:szCs w:val="21"/>
-              </w:rPr>
-              <w:t>条件的所有消息</w:t>
+              <w:t>返回状态码 200，消息列表为 JSON 格式，含</w:t>
+            </w:r>
+            <w:r>
+              <w:rPr>
+                <w:rFonts w:ascii="宋体" w:eastAsia="宋体" w:hAnsi="宋体" w:hint="eastAsia"/>
+                <w:sz w:val="21"/>
+                <w:szCs w:val="21"/>
+              </w:rPr>
+              <w:t>满足条件的所有消息</w:t>
             </w:r>
           </w:p>
         </w:tc>
@@ -28569,31 +27172,43 @@
               </w:rPr>
               <w:t xml:space="preserve">向 </w:t>
             </w:r>
-            <w:proofErr w:type="spellStart"/>
-            <w:r>
-              <w:rPr>
-                <w:rFonts w:ascii="宋体" w:eastAsia="宋体" w:hAnsi="宋体" w:hint="eastAsia"/>
-                <w:sz w:val="21"/>
-                <w:szCs w:val="21"/>
-              </w:rPr>
-              <w:t>api</w:t>
-            </w:r>
-            <w:proofErr w:type="spellEnd"/>
-            <w:r>
-              <w:rPr>
-                <w:rFonts w:ascii="宋体" w:eastAsia="宋体" w:hAnsi="宋体" w:hint="eastAsia"/>
-                <w:sz w:val="21"/>
-                <w:szCs w:val="21"/>
-              </w:rPr>
-              <w:t>/personal-heath/v1.0/</w:t>
-            </w:r>
-            <w:r>
-              <w:rPr>
-                <w:rFonts w:ascii="宋体" w:eastAsia="宋体" w:hAnsi="宋体"/>
-                <w:sz w:val="21"/>
-                <w:szCs w:val="21"/>
-              </w:rPr>
-              <w:t>message/mark-read 发送 PUT 请求，</w:t>
+            <w:r>
+              <w:rPr>
+                <w:rFonts w:ascii="宋体" w:eastAsia="宋体" w:hAnsi="宋体" w:hint="eastAsia"/>
+                <w:sz w:val="21"/>
+                <w:szCs w:val="21"/>
+              </w:rPr>
+              <w:t>api/personal-heath/v1.0/</w:t>
+            </w:r>
+            <w:r>
+              <w:rPr>
+                <w:rFonts w:ascii="宋体" w:eastAsia="宋体" w:hAnsi="宋体"/>
+                <w:sz w:val="21"/>
+                <w:szCs w:val="21"/>
+              </w:rPr>
+              <w:t>message/</w:t>
+            </w:r>
+            <w:r>
+              <w:rPr>
+                <w:rFonts w:hint="eastAsia"/>
+              </w:rPr>
+              <w:t xml:space="preserve"> </w:t>
+            </w:r>
+            <w:r>
+              <w:rPr>
+                <w:rFonts w:ascii="宋体" w:eastAsia="宋体" w:hAnsi="宋体" w:hint="eastAsia"/>
+                <w:sz w:val="21"/>
+                <w:szCs w:val="21"/>
+              </w:rPr>
+              <w:t>clearMessage</w:t>
+            </w:r>
+            <w:r>
+              <w:rPr>
+                <w:rFonts w:ascii="宋体" w:eastAsia="宋体" w:hAnsi="宋体"/>
+                <w:sz w:val="21"/>
+                <w:szCs w:val="21"/>
+              </w:rPr>
+              <w:t xml:space="preserve"> 发送 PUT 请求，</w:t>
             </w:r>
             <w:r>
               <w:rPr>
@@ -28758,23 +27373,13 @@
               </w:rPr>
               <w:t>管理员登录向</w:t>
             </w:r>
-            <w:proofErr w:type="spellStart"/>
-            <w:r>
-              <w:rPr>
-                <w:rFonts w:ascii="宋体" w:eastAsia="宋体" w:hAnsi="宋体" w:hint="eastAsia"/>
-                <w:sz w:val="21"/>
-                <w:szCs w:val="21"/>
-              </w:rPr>
-              <w:t>api</w:t>
-            </w:r>
-            <w:proofErr w:type="spellEnd"/>
-            <w:r>
-              <w:rPr>
-                <w:rFonts w:ascii="宋体" w:eastAsia="宋体" w:hAnsi="宋体" w:hint="eastAsia"/>
-                <w:sz w:val="21"/>
-                <w:szCs w:val="21"/>
-              </w:rPr>
-              <w:t>/personal-heath/v1.0/</w:t>
+            <w:r>
+              <w:rPr>
+                <w:rFonts w:ascii="宋体" w:eastAsia="宋体" w:hAnsi="宋体" w:hint="eastAsia"/>
+                <w:sz w:val="21"/>
+                <w:szCs w:val="21"/>
+              </w:rPr>
+              <w:t>api/personal-heath/v1.0/</w:t>
             </w:r>
             <w:r>
               <w:rPr>
@@ -28784,7 +27389,6 @@
               </w:rPr>
               <w:t>message/</w:t>
             </w:r>
-            <w:proofErr w:type="spellStart"/>
             <w:r>
               <w:rPr>
                 <w:rFonts w:ascii="宋体" w:eastAsia="宋体" w:hAnsi="宋体" w:hint="eastAsia"/>
@@ -28793,7 +27397,6 @@
               </w:rPr>
               <w:t>systemInfoUsersSave</w:t>
             </w:r>
-            <w:proofErr w:type="spellEnd"/>
           </w:p>
           <w:p>
             <w:pPr>
@@ -28958,23 +27561,13 @@
               </w:rPr>
               <w:t xml:space="preserve">管理员登录后向 </w:t>
             </w:r>
-            <w:proofErr w:type="spellStart"/>
-            <w:r>
-              <w:rPr>
-                <w:rFonts w:ascii="宋体" w:eastAsia="宋体" w:hAnsi="宋体" w:hint="eastAsia"/>
-                <w:sz w:val="21"/>
-                <w:szCs w:val="21"/>
-              </w:rPr>
-              <w:t>api</w:t>
-            </w:r>
-            <w:proofErr w:type="spellEnd"/>
-            <w:r>
-              <w:rPr>
-                <w:rFonts w:ascii="宋体" w:eastAsia="宋体" w:hAnsi="宋体" w:hint="eastAsia"/>
-                <w:sz w:val="21"/>
-                <w:szCs w:val="21"/>
-              </w:rPr>
-              <w:t>/personal-heath/v1.0/</w:t>
+            <w:r>
+              <w:rPr>
+                <w:rFonts w:ascii="宋体" w:eastAsia="宋体" w:hAnsi="宋体" w:hint="eastAsia"/>
+                <w:sz w:val="21"/>
+                <w:szCs w:val="21"/>
+              </w:rPr>
+              <w:t>api/personal-heath/v1.0/</w:t>
             </w:r>
             <w:r>
               <w:rPr>
@@ -28986,11 +27579,17 @@
             </w:r>
             <w:r>
               <w:rPr>
-                <w:rFonts w:ascii="宋体" w:eastAsia="宋体" w:hAnsi="宋体" w:hint="eastAsia"/>
-                <w:sz w:val="21"/>
-                <w:szCs w:val="21"/>
-              </w:rPr>
-              <w:t>save</w:t>
+                <w:rFonts w:hint="eastAsia"/>
+              </w:rPr>
+              <w:t xml:space="preserve"> </w:t>
+            </w:r>
+            <w:r>
+              <w:rPr>
+                <w:rFonts w:ascii="宋体" w:eastAsia="宋体" w:hAnsi="宋体" w:hint="eastAsia"/>
+                <w:sz w:val="21"/>
+                <w:szCs w:val="21"/>
+              </w:rPr>
+              <w:t>query</w:t>
             </w:r>
             <w:r>
               <w:rPr>
@@ -29165,23 +27764,13 @@
               </w:rPr>
               <w:t xml:space="preserve">向 </w:t>
             </w:r>
-            <w:proofErr w:type="spellStart"/>
-            <w:r>
-              <w:rPr>
-                <w:rFonts w:ascii="宋体" w:eastAsia="宋体" w:hAnsi="宋体" w:hint="eastAsia"/>
-                <w:sz w:val="21"/>
-                <w:szCs w:val="21"/>
-              </w:rPr>
-              <w:t>api</w:t>
-            </w:r>
-            <w:proofErr w:type="spellEnd"/>
-            <w:r>
-              <w:rPr>
-                <w:rFonts w:ascii="宋体" w:eastAsia="宋体" w:hAnsi="宋体" w:hint="eastAsia"/>
-                <w:sz w:val="21"/>
-                <w:szCs w:val="21"/>
-              </w:rPr>
-              <w:t>/personal-heath/v1.0/</w:t>
+            <w:r>
+              <w:rPr>
+                <w:rFonts w:ascii="宋体" w:eastAsia="宋体" w:hAnsi="宋体" w:hint="eastAsia"/>
+                <w:sz w:val="21"/>
+                <w:szCs w:val="21"/>
+              </w:rPr>
+              <w:t>api/personal-heath/v1.0/</w:t>
             </w:r>
             <w:r>
               <w:rPr>
@@ -29261,25 +27850,7 @@
                 <w:sz w:val="21"/>
                 <w:szCs w:val="21"/>
               </w:rPr>
-              <w:t>返回分</w:t>
-            </w:r>
-            <w:proofErr w:type="gramStart"/>
-            <w:r>
-              <w:rPr>
-                <w:rFonts w:ascii="宋体" w:eastAsia="宋体" w:hAnsi="宋体"/>
-                <w:sz w:val="21"/>
-                <w:szCs w:val="21"/>
-              </w:rPr>
-              <w:t>页数据</w:t>
-            </w:r>
-            <w:proofErr w:type="gramEnd"/>
-            <w:r>
-              <w:rPr>
-                <w:rFonts w:ascii="宋体" w:eastAsia="宋体" w:hAnsi="宋体"/>
-                <w:sz w:val="21"/>
-                <w:szCs w:val="21"/>
-              </w:rPr>
-              <w:t>正确，字段完整</w:t>
+              <w:t>返回分页数据正确，字段完整</w:t>
             </w:r>
           </w:p>
         </w:tc>
@@ -29382,23 +27953,13 @@
               </w:rPr>
               <w:t xml:space="preserve">向 </w:t>
             </w:r>
-            <w:proofErr w:type="spellStart"/>
-            <w:r>
-              <w:rPr>
-                <w:rFonts w:ascii="宋体" w:eastAsia="宋体" w:hAnsi="宋体" w:hint="eastAsia"/>
-                <w:sz w:val="21"/>
-                <w:szCs w:val="21"/>
-              </w:rPr>
-              <w:t>api</w:t>
-            </w:r>
-            <w:proofErr w:type="spellEnd"/>
-            <w:r>
-              <w:rPr>
-                <w:rFonts w:ascii="宋体" w:eastAsia="宋体" w:hAnsi="宋体" w:hint="eastAsia"/>
-                <w:sz w:val="21"/>
-                <w:szCs w:val="21"/>
-              </w:rPr>
-              <w:t>/personal-heath/v1.0/</w:t>
+            <w:r>
+              <w:rPr>
+                <w:rFonts w:ascii="宋体" w:eastAsia="宋体" w:hAnsi="宋体" w:hint="eastAsia"/>
+                <w:sz w:val="21"/>
+                <w:szCs w:val="21"/>
+              </w:rPr>
+              <w:t>api/personal-heath/v1.0/</w:t>
             </w:r>
             <w:r>
               <w:rPr>
@@ -29570,23 +28131,13 @@
               </w:rPr>
               <w:t>向</w:t>
             </w:r>
-            <w:proofErr w:type="spellStart"/>
-            <w:r>
-              <w:rPr>
-                <w:rFonts w:ascii="宋体" w:eastAsia="宋体" w:hAnsi="宋体" w:hint="eastAsia"/>
-                <w:sz w:val="21"/>
-                <w:szCs w:val="21"/>
-              </w:rPr>
-              <w:t>api</w:t>
-            </w:r>
-            <w:proofErr w:type="spellEnd"/>
-            <w:r>
-              <w:rPr>
-                <w:rFonts w:ascii="宋体" w:eastAsia="宋体" w:hAnsi="宋体" w:hint="eastAsia"/>
-                <w:sz w:val="21"/>
-                <w:szCs w:val="21"/>
-              </w:rPr>
-              <w:t>/personal-heath/v1.0/</w:t>
+            <w:r>
+              <w:rPr>
+                <w:rFonts w:ascii="宋体" w:eastAsia="宋体" w:hAnsi="宋体" w:hint="eastAsia"/>
+                <w:sz w:val="21"/>
+                <w:szCs w:val="21"/>
+              </w:rPr>
+              <w:t>api/personal-heath/v1.0/</w:t>
             </w:r>
             <w:r>
               <w:rPr>
@@ -29602,25 +28153,7 @@
                 <w:sz w:val="21"/>
                 <w:szCs w:val="21"/>
               </w:rPr>
-              <w:t>/</w:t>
-            </w:r>
-            <w:proofErr w:type="spellStart"/>
-            <w:r>
-              <w:rPr>
-                <w:rFonts w:ascii="宋体" w:eastAsia="宋体" w:hAnsi="宋体" w:hint="eastAsia"/>
-                <w:sz w:val="21"/>
-                <w:szCs w:val="21"/>
-              </w:rPr>
-              <w:t>strem</w:t>
-            </w:r>
-            <w:proofErr w:type="spellEnd"/>
-            <w:r>
-              <w:rPr>
-                <w:rFonts w:ascii="宋体" w:eastAsia="宋体" w:hAnsi="宋体" w:hint="eastAsia"/>
-                <w:sz w:val="21"/>
-                <w:szCs w:val="21"/>
-              </w:rPr>
-              <w:t>发送GET请求，负载AI模型名称，消息</w:t>
+              <w:t>/strem发送GET请求，负载AI模型名称，消息</w:t>
             </w:r>
           </w:p>
         </w:tc>
@@ -29765,23 +28298,13 @@
               </w:rPr>
               <w:t xml:space="preserve">使用 Postman 向 </w:t>
             </w:r>
-            <w:proofErr w:type="spellStart"/>
-            <w:r>
-              <w:rPr>
-                <w:rFonts w:ascii="宋体" w:eastAsia="宋体" w:hAnsi="宋体" w:hint="eastAsia"/>
-                <w:sz w:val="21"/>
-                <w:szCs w:val="21"/>
-              </w:rPr>
-              <w:t>api</w:t>
-            </w:r>
-            <w:proofErr w:type="spellEnd"/>
-            <w:r>
-              <w:rPr>
-                <w:rFonts w:ascii="宋体" w:eastAsia="宋体" w:hAnsi="宋体" w:hint="eastAsia"/>
-                <w:sz w:val="21"/>
-                <w:szCs w:val="21"/>
-              </w:rPr>
-              <w:t>/personal-heath/v1.0/</w:t>
+            <w:r>
+              <w:rPr>
+                <w:rFonts w:ascii="宋体" w:eastAsia="宋体" w:hAnsi="宋体" w:hint="eastAsia"/>
+                <w:sz w:val="21"/>
+                <w:szCs w:val="21"/>
+              </w:rPr>
+              <w:t>api/personal-heath/v1.0/</w:t>
             </w:r>
             <w:r>
               <w:rPr>
@@ -29812,25 +28335,7 @@
                 <w:sz w:val="21"/>
                 <w:szCs w:val="21"/>
               </w:rPr>
-              <w:t>返回 200 状态码，data 字段为</w:t>
-            </w:r>
-            <w:proofErr w:type="gramStart"/>
-            <w:r>
-              <w:rPr>
-                <w:rFonts w:ascii="宋体" w:eastAsia="宋体" w:hAnsi="宋体" w:hint="eastAsia"/>
-                <w:sz w:val="21"/>
-                <w:szCs w:val="21"/>
-              </w:rPr>
-              <w:t>完整访问</w:t>
-            </w:r>
-            <w:proofErr w:type="gramEnd"/>
-            <w:r>
-              <w:rPr>
-                <w:rFonts w:ascii="宋体" w:eastAsia="宋体" w:hAnsi="宋体" w:hint="eastAsia"/>
-                <w:sz w:val="21"/>
-                <w:szCs w:val="21"/>
-              </w:rPr>
-              <w:t xml:space="preserve"> URL</w:t>
+              <w:t>返回 200 状态码，data 字段为完整访问 URL</w:t>
             </w:r>
           </w:p>
         </w:tc>
@@ -29952,23 +28457,13 @@
               </w:rPr>
               <w:t xml:space="preserve">使用 Postman 向 </w:t>
             </w:r>
-            <w:proofErr w:type="spellStart"/>
-            <w:r>
-              <w:rPr>
-                <w:rFonts w:ascii="宋体" w:eastAsia="宋体" w:hAnsi="宋体" w:hint="eastAsia"/>
-                <w:sz w:val="21"/>
-                <w:szCs w:val="21"/>
-              </w:rPr>
-              <w:t>api</w:t>
-            </w:r>
-            <w:proofErr w:type="spellEnd"/>
-            <w:r>
-              <w:rPr>
-                <w:rFonts w:ascii="宋体" w:eastAsia="宋体" w:hAnsi="宋体" w:hint="eastAsia"/>
-                <w:sz w:val="21"/>
-                <w:szCs w:val="21"/>
-              </w:rPr>
-              <w:t>/personal-heath/v1.0/</w:t>
+            <w:r>
+              <w:rPr>
+                <w:rFonts w:ascii="宋体" w:eastAsia="宋体" w:hAnsi="宋体" w:hint="eastAsia"/>
+                <w:sz w:val="21"/>
+                <w:szCs w:val="21"/>
+              </w:rPr>
+              <w:t>api/personal-heath/v1.0/</w:t>
             </w:r>
             <w:r>
               <w:rPr>
@@ -29999,25 +28494,7 @@
                 <w:sz w:val="21"/>
                 <w:szCs w:val="21"/>
               </w:rPr>
-              <w:t>返回 200 状态码，data 字段为 /file/</w:t>
-            </w:r>
-            <w:proofErr w:type="spellStart"/>
-            <w:r>
-              <w:rPr>
-                <w:rFonts w:ascii="宋体" w:eastAsia="宋体" w:hAnsi="宋体" w:hint="eastAsia"/>
-                <w:sz w:val="21"/>
-                <w:szCs w:val="21"/>
-              </w:rPr>
-              <w:t>getFile?fileName</w:t>
-            </w:r>
-            <w:proofErr w:type="spellEnd"/>
-            <w:r>
-              <w:rPr>
-                <w:rFonts w:ascii="宋体" w:eastAsia="宋体" w:hAnsi="宋体" w:hint="eastAsia"/>
-                <w:sz w:val="21"/>
-                <w:szCs w:val="21"/>
-              </w:rPr>
-              <w:t>=xxx 的相对路径</w:t>
+              <w:t>返回 200 状态码，data 字段为 /file/getFile?fileName=xxx 的相对路径</w:t>
             </w:r>
           </w:p>
         </w:tc>
@@ -30134,44 +28611,19 @@
               </w:rPr>
               <w:t xml:space="preserve">浏览器访问 </w:t>
             </w:r>
-            <w:proofErr w:type="spellStart"/>
             <w:r>
               <w:rPr>
                 <w:rFonts w:ascii="宋体" w:eastAsia="宋体" w:hAnsi="宋体" w:hint="eastAsia"/>
                 <w:szCs w:val="22"/>
               </w:rPr>
-              <w:t>api</w:t>
-            </w:r>
-            <w:proofErr w:type="spellEnd"/>
+              <w:t>api/personal-heath/v1.0/</w:t>
+            </w:r>
             <w:r>
               <w:rPr>
                 <w:rFonts w:ascii="宋体" w:eastAsia="宋体" w:hAnsi="宋体" w:hint="eastAsia"/>
                 <w:szCs w:val="22"/>
               </w:rPr>
-              <w:t>/personal-heath/v1.0/</w:t>
-            </w:r>
-            <w:r>
-              <w:rPr>
-                <w:rFonts w:ascii="宋体" w:eastAsia="宋体" w:hAnsi="宋体" w:hint="eastAsia"/>
-                <w:szCs w:val="22"/>
-              </w:rPr>
-              <w:t>file/</w:t>
-            </w:r>
-            <w:proofErr w:type="spellStart"/>
-            <w:r>
-              <w:rPr>
-                <w:rFonts w:ascii="宋体" w:eastAsia="宋体" w:hAnsi="宋体" w:hint="eastAsia"/>
-                <w:szCs w:val="22"/>
-              </w:rPr>
-              <w:t>getFile?fileName</w:t>
-            </w:r>
-            <w:proofErr w:type="spellEnd"/>
-            <w:r>
-              <w:rPr>
-                <w:rFonts w:ascii="宋体" w:eastAsia="宋体" w:hAnsi="宋体" w:hint="eastAsia"/>
-                <w:szCs w:val="22"/>
-              </w:rPr>
-              <w:t>=xxx.jpg</w:t>
+              <w:t>file/getFile?fileName=xxx.jpg</w:t>
             </w:r>
           </w:p>
         </w:tc>
@@ -30305,105 +28757,62 @@
               </w:rPr>
               <w:t xml:space="preserve">向 </w:t>
             </w:r>
-            <w:proofErr w:type="spellStart"/>
             <w:r>
               <w:rPr>
                 <w:rFonts w:ascii="宋体" w:eastAsia="宋体" w:hAnsi="宋体" w:hint="eastAsia"/>
                 <w:szCs w:val="22"/>
               </w:rPr>
-              <w:t>api</w:t>
-            </w:r>
-            <w:proofErr w:type="spellEnd"/>
+              <w:t>api/personal-heath/v1.0/</w:t>
+            </w:r>
             <w:r>
               <w:rPr>
                 <w:rFonts w:ascii="宋体" w:eastAsia="宋体" w:hAnsi="宋体" w:hint="eastAsia"/>
                 <w:szCs w:val="22"/>
               </w:rPr>
-              <w:t>/personal-heath/v1.0/</w:t>
-            </w:r>
-            <w:r>
+              <w:t>user-health/query 发送 POST 请求，Body 为查询条件 DTO（如用户 ID、模型 ID 等）</w:t>
+            </w:r>
+          </w:p>
+        </w:tc>
+        <w:tc>
+          <w:tcPr>
+            <w:tcW w:w="1490" w:type="dxa"/>
+          </w:tcPr>
+          <w:p>
+            <w:pPr>
+              <w:spacing w:after="0" w:line="240" w:lineRule="auto"/>
               <w:rPr>
                 <w:rFonts w:ascii="宋体" w:eastAsia="宋体" w:hAnsi="宋体" w:hint="eastAsia"/>
                 <w:szCs w:val="22"/>
               </w:rPr>
-              <w:t>user-health/query 发送 POST 请求，Body 为查询条件 DTO（如用户 ID、模型 ID 等）</w:t>
-            </w:r>
-          </w:p>
-        </w:tc>
-        <w:tc>
-          <w:tcPr>
-            <w:tcW w:w="1490" w:type="dxa"/>
-          </w:tcPr>
-          <w:p>
-            <w:pPr>
-              <w:spacing w:after="0" w:line="240" w:lineRule="auto"/>
+            </w:pPr>
+            <w:r>
               <w:rPr>
                 <w:rFonts w:ascii="宋体" w:eastAsia="宋体" w:hAnsi="宋体" w:hint="eastAsia"/>
                 <w:szCs w:val="22"/>
               </w:rPr>
-            </w:pPr>
-            <w:r>
+              <w:t>返回 200 状态码，data 为 UserHealthVO 列表，含分页信息</w:t>
+            </w:r>
+          </w:p>
+        </w:tc>
+        <w:tc>
+          <w:tcPr>
+            <w:tcW w:w="1701" w:type="dxa"/>
+          </w:tcPr>
+          <w:p>
+            <w:pPr>
+              <w:spacing w:after="0" w:line="240" w:lineRule="auto"/>
               <w:rPr>
                 <w:rFonts w:ascii="宋体" w:eastAsia="宋体" w:hAnsi="宋体" w:hint="eastAsia"/>
                 <w:szCs w:val="22"/>
               </w:rPr>
-              <w:t xml:space="preserve">返回 200 状态码，data 为 </w:t>
-            </w:r>
-            <w:proofErr w:type="spellStart"/>
+            </w:pPr>
             <w:r>
               <w:rPr>
                 <w:rFonts w:ascii="宋体" w:eastAsia="宋体" w:hAnsi="宋体" w:hint="eastAsia"/>
                 <w:szCs w:val="22"/>
               </w:rPr>
-              <w:t>UserHealthVO</w:t>
-            </w:r>
-            <w:proofErr w:type="spellEnd"/>
-            <w:r>
-              <w:rPr>
-                <w:rFonts w:ascii="宋体" w:eastAsia="宋体" w:hAnsi="宋体" w:hint="eastAsia"/>
-                <w:szCs w:val="22"/>
-              </w:rPr>
-              <w:t xml:space="preserve"> 列表，</w:t>
-            </w:r>
-            <w:proofErr w:type="gramStart"/>
-            <w:r>
-              <w:rPr>
-                <w:rFonts w:ascii="宋体" w:eastAsia="宋体" w:hAnsi="宋体" w:hint="eastAsia"/>
-                <w:szCs w:val="22"/>
-              </w:rPr>
-              <w:t>含分页信息</w:t>
-            </w:r>
-            <w:proofErr w:type="gramEnd"/>
-          </w:p>
-        </w:tc>
-        <w:tc>
-          <w:tcPr>
-            <w:tcW w:w="1701" w:type="dxa"/>
-          </w:tcPr>
-          <w:p>
-            <w:pPr>
-              <w:spacing w:after="0" w:line="240" w:lineRule="auto"/>
-              <w:rPr>
-                <w:rFonts w:ascii="宋体" w:eastAsia="宋体" w:hAnsi="宋体" w:hint="eastAsia"/>
-                <w:szCs w:val="22"/>
-              </w:rPr>
-            </w:pPr>
-            <w:r>
-              <w:rPr>
-                <w:rFonts w:ascii="宋体" w:eastAsia="宋体" w:hAnsi="宋体" w:hint="eastAsia"/>
-                <w:szCs w:val="22"/>
-              </w:rPr>
-              <w:t>状态码 200，返回分</w:t>
-            </w:r>
-            <w:proofErr w:type="gramStart"/>
-            <w:r>
-              <w:rPr>
-                <w:rFonts w:ascii="宋体" w:eastAsia="宋体" w:hAnsi="宋体" w:hint="eastAsia"/>
-                <w:szCs w:val="22"/>
-              </w:rPr>
-              <w:t>页数据</w:t>
-            </w:r>
-            <w:proofErr w:type="gramEnd"/>
+              <w:t>状态码 200，返回分页数据</w:t>
+            </w:r>
           </w:p>
         </w:tc>
         <w:tc>
@@ -30504,112 +28913,69 @@
               </w:rPr>
               <w:t xml:space="preserve">向 </w:t>
             </w:r>
-            <w:proofErr w:type="spellStart"/>
             <w:r>
               <w:rPr>
                 <w:rFonts w:ascii="宋体" w:eastAsia="宋体" w:hAnsi="宋体" w:hint="eastAsia"/>
                 <w:szCs w:val="22"/>
               </w:rPr>
-              <w:t>api</w:t>
-            </w:r>
-            <w:proofErr w:type="spellEnd"/>
+              <w:t>api/personal-heath/v1.0/</w:t>
+            </w:r>
             <w:r>
               <w:rPr>
                 <w:rFonts w:ascii="宋体" w:eastAsia="宋体" w:hAnsi="宋体" w:hint="eastAsia"/>
                 <w:szCs w:val="22"/>
               </w:rPr>
-              <w:t>/personal-heath/v1.0/</w:t>
-            </w:r>
-            <w:r>
+              <w:t>user-health/queryUser 发送 POST 请求，Body 可为空或带过滤参数</w:t>
+            </w:r>
+          </w:p>
+        </w:tc>
+        <w:tc>
+          <w:tcPr>
+            <w:tcW w:w="1490" w:type="dxa"/>
+          </w:tcPr>
+          <w:p>
+            <w:pPr>
+              <w:spacing w:after="0" w:line="240" w:lineRule="auto"/>
               <w:rPr>
                 <w:rFonts w:ascii="宋体" w:eastAsia="宋体" w:hAnsi="宋体" w:hint="eastAsia"/>
                 <w:szCs w:val="22"/>
               </w:rPr>
-              <w:t>user-health/</w:t>
-            </w:r>
-            <w:proofErr w:type="spellStart"/>
+            </w:pPr>
             <w:r>
               <w:rPr>
                 <w:rFonts w:ascii="宋体" w:eastAsia="宋体" w:hAnsi="宋体" w:hint="eastAsia"/>
                 <w:szCs w:val="22"/>
               </w:rPr>
-              <w:t>queryUser</w:t>
-            </w:r>
-            <w:proofErr w:type="spellEnd"/>
-            <w:r>
+              <w:t>返回当前登录用户的健康记录分页数据</w:t>
+            </w:r>
+          </w:p>
+        </w:tc>
+        <w:tc>
+          <w:tcPr>
+            <w:tcW w:w="1701" w:type="dxa"/>
+          </w:tcPr>
+          <w:p>
+            <w:pPr>
+              <w:spacing w:after="0" w:line="240" w:lineRule="auto"/>
               <w:rPr>
                 <w:rFonts w:ascii="宋体" w:eastAsia="宋体" w:hAnsi="宋体" w:hint="eastAsia"/>
                 <w:szCs w:val="22"/>
               </w:rPr>
-              <w:t xml:space="preserve"> 发送 POST 请求，Body 可为空或带过滤参数</w:t>
-            </w:r>
-          </w:p>
-        </w:tc>
-        <w:tc>
-          <w:tcPr>
-            <w:tcW w:w="1490" w:type="dxa"/>
-          </w:tcPr>
-          <w:p>
-            <w:pPr>
-              <w:spacing w:after="0" w:line="240" w:lineRule="auto"/>
+            </w:pPr>
+            <w:r>
               <w:rPr>
                 <w:rFonts w:ascii="宋体" w:eastAsia="宋体" w:hAnsi="宋体" w:hint="eastAsia"/>
                 <w:szCs w:val="22"/>
               </w:rPr>
-            </w:pPr>
+              <w:t>状态码 200，返回该用户健康记录</w:t>
+            </w:r>
             <w:r>
               <w:rPr>
                 <w:rFonts w:ascii="宋体" w:eastAsia="宋体" w:hAnsi="宋体" w:hint="eastAsia"/>
                 <w:szCs w:val="22"/>
               </w:rPr>
-              <w:t>返回当前登录用户的健康</w:t>
-            </w:r>
-            <w:proofErr w:type="gramStart"/>
-            <w:r>
-              <w:rPr>
-                <w:rFonts w:ascii="宋体" w:eastAsia="宋体" w:hAnsi="宋体" w:hint="eastAsia"/>
-                <w:szCs w:val="22"/>
-              </w:rPr>
-              <w:t>记录分页数据</w:t>
-            </w:r>
-            <w:proofErr w:type="gramEnd"/>
-          </w:p>
-        </w:tc>
-        <w:tc>
-          <w:tcPr>
-            <w:tcW w:w="1701" w:type="dxa"/>
-          </w:tcPr>
-          <w:p>
-            <w:pPr>
-              <w:spacing w:after="0" w:line="240" w:lineRule="auto"/>
-              <w:rPr>
-                <w:rFonts w:ascii="宋体" w:eastAsia="宋体" w:hAnsi="宋体" w:hint="eastAsia"/>
-                <w:szCs w:val="22"/>
-              </w:rPr>
-            </w:pPr>
-            <w:r>
-              <w:rPr>
-                <w:rFonts w:ascii="宋体" w:eastAsia="宋体" w:hAnsi="宋体" w:hint="eastAsia"/>
-                <w:szCs w:val="22"/>
-              </w:rPr>
-              <w:t>状态码 200，返回该用户健康记录</w:t>
-            </w:r>
-            <w:r>
-              <w:rPr>
-                <w:rFonts w:ascii="宋体" w:eastAsia="宋体" w:hAnsi="宋体" w:hint="eastAsia"/>
-                <w:szCs w:val="22"/>
-              </w:rPr>
-              <w:t>和分</w:t>
-            </w:r>
-            <w:proofErr w:type="gramStart"/>
-            <w:r>
-              <w:rPr>
-                <w:rFonts w:ascii="宋体" w:eastAsia="宋体" w:hAnsi="宋体" w:hint="eastAsia"/>
-                <w:szCs w:val="22"/>
-              </w:rPr>
-              <w:t>页信息</w:t>
-            </w:r>
-            <w:proofErr w:type="gramEnd"/>
+              <w:t>和分页信息</w:t>
+            </w:r>
           </w:p>
         </w:tc>
         <w:tc>
@@ -30672,81 +29038,47 @@
                 <w:szCs w:val="22"/>
               </w:rPr>
             </w:pPr>
-            <w:proofErr w:type="gramStart"/>
             <w:r>
               <w:rPr>
                 <w:rFonts w:ascii="宋体" w:eastAsia="宋体" w:hAnsi="宋体" w:hint="eastAsia"/>
                 <w:szCs w:val="22"/>
               </w:rPr>
-              <w:t>查询近</w:t>
-            </w:r>
-            <w:proofErr w:type="gramEnd"/>
-            <w:r>
+              <w:t>查询近几日指定模型记录</w:t>
+            </w:r>
+          </w:p>
+        </w:tc>
+        <w:tc>
+          <w:tcPr>
+            <w:tcW w:w="2054" w:type="dxa"/>
+          </w:tcPr>
+          <w:p>
+            <w:pPr>
+              <w:spacing w:after="0" w:line="240" w:lineRule="auto"/>
               <w:rPr>
                 <w:rFonts w:ascii="宋体" w:eastAsia="宋体" w:hAnsi="宋体" w:hint="eastAsia"/>
                 <w:szCs w:val="22"/>
               </w:rPr>
-              <w:t>几日指定模型记录</w:t>
-            </w:r>
-          </w:p>
-        </w:tc>
-        <w:tc>
-          <w:tcPr>
-            <w:tcW w:w="2054" w:type="dxa"/>
-          </w:tcPr>
-          <w:p>
-            <w:pPr>
-              <w:spacing w:after="0" w:line="240" w:lineRule="auto"/>
+            </w:pPr>
+            <w:r>
               <w:rPr>
                 <w:rFonts w:ascii="宋体" w:eastAsia="宋体" w:hAnsi="宋体" w:hint="eastAsia"/>
                 <w:szCs w:val="22"/>
               </w:rPr>
-            </w:pPr>
+              <w:t xml:space="preserve">向 </w:t>
+            </w:r>
             <w:r>
               <w:rPr>
                 <w:rFonts w:ascii="宋体" w:eastAsia="宋体" w:hAnsi="宋体" w:hint="eastAsia"/>
                 <w:szCs w:val="22"/>
               </w:rPr>
-              <w:t xml:space="preserve">向 </w:t>
-            </w:r>
-            <w:proofErr w:type="spellStart"/>
+              <w:t>api/personal-heath/v1.0/</w:t>
+            </w:r>
             <w:r>
               <w:rPr>
                 <w:rFonts w:ascii="宋体" w:eastAsia="宋体" w:hAnsi="宋体" w:hint="eastAsia"/>
                 <w:szCs w:val="22"/>
               </w:rPr>
-              <w:t>api</w:t>
-            </w:r>
-            <w:proofErr w:type="spellEnd"/>
-            <w:r>
-              <w:rPr>
-                <w:rFonts w:ascii="宋体" w:eastAsia="宋体" w:hAnsi="宋体" w:hint="eastAsia"/>
-                <w:szCs w:val="22"/>
-              </w:rPr>
-              <w:t>/personal-heath/v1.0/</w:t>
-            </w:r>
-            <w:r>
-              <w:rPr>
-                <w:rFonts w:ascii="宋体" w:eastAsia="宋体" w:hAnsi="宋体" w:hint="eastAsia"/>
-                <w:szCs w:val="22"/>
-              </w:rPr>
-              <w:t>user-health/</w:t>
-            </w:r>
-            <w:proofErr w:type="spellStart"/>
-            <w:r>
-              <w:rPr>
-                <w:rFonts w:ascii="宋体" w:eastAsia="宋体" w:hAnsi="宋体" w:hint="eastAsia"/>
-                <w:szCs w:val="22"/>
-              </w:rPr>
-              <w:t>timeQuery</w:t>
-            </w:r>
-            <w:proofErr w:type="spellEnd"/>
-            <w:r>
-              <w:rPr>
-                <w:rFonts w:ascii="宋体" w:eastAsia="宋体" w:hAnsi="宋体" w:hint="eastAsia"/>
-                <w:szCs w:val="22"/>
-              </w:rPr>
-              <w:t>/{id}/{day} 发送 GET 请求</w:t>
+              <w:t>user-health/timeQuery/{id}/{day} 发送 GET 请求</w:t>
             </w:r>
           </w:p>
         </w:tc>
@@ -30852,81 +29184,47 @@
                 <w:szCs w:val="22"/>
               </w:rPr>
             </w:pPr>
-            <w:proofErr w:type="gramStart"/>
             <w:r>
               <w:rPr>
                 <w:rFonts w:ascii="宋体" w:eastAsia="宋体" w:hAnsi="宋体" w:hint="eastAsia"/>
                 <w:szCs w:val="22"/>
               </w:rPr>
-              <w:t>查询近</w:t>
-            </w:r>
-            <w:proofErr w:type="gramEnd"/>
-            <w:r>
+              <w:t>查询近几日图表统计数据</w:t>
+            </w:r>
+          </w:p>
+        </w:tc>
+        <w:tc>
+          <w:tcPr>
+            <w:tcW w:w="2054" w:type="dxa"/>
+          </w:tcPr>
+          <w:p>
+            <w:pPr>
+              <w:spacing w:after="0" w:line="240" w:lineRule="auto"/>
               <w:rPr>
                 <w:rFonts w:ascii="宋体" w:eastAsia="宋体" w:hAnsi="宋体" w:hint="eastAsia"/>
                 <w:szCs w:val="22"/>
               </w:rPr>
-              <w:t>几日图表统计数据</w:t>
-            </w:r>
-          </w:p>
-        </w:tc>
-        <w:tc>
-          <w:tcPr>
-            <w:tcW w:w="2054" w:type="dxa"/>
-          </w:tcPr>
-          <w:p>
-            <w:pPr>
-              <w:spacing w:after="0" w:line="240" w:lineRule="auto"/>
+            </w:pPr>
+            <w:r>
               <w:rPr>
                 <w:rFonts w:ascii="宋体" w:eastAsia="宋体" w:hAnsi="宋体" w:hint="eastAsia"/>
                 <w:szCs w:val="22"/>
               </w:rPr>
-            </w:pPr>
+              <w:t xml:space="preserve">向 </w:t>
+            </w:r>
             <w:r>
               <w:rPr>
                 <w:rFonts w:ascii="宋体" w:eastAsia="宋体" w:hAnsi="宋体" w:hint="eastAsia"/>
                 <w:szCs w:val="22"/>
               </w:rPr>
-              <w:t xml:space="preserve">向 </w:t>
-            </w:r>
-            <w:proofErr w:type="spellStart"/>
+              <w:t>api/personal-heath/v1.0/</w:t>
+            </w:r>
             <w:r>
               <w:rPr>
                 <w:rFonts w:ascii="宋体" w:eastAsia="宋体" w:hAnsi="宋体" w:hint="eastAsia"/>
                 <w:szCs w:val="22"/>
               </w:rPr>
-              <w:t>api</w:t>
-            </w:r>
-            <w:proofErr w:type="spellEnd"/>
-            <w:r>
-              <w:rPr>
-                <w:rFonts w:ascii="宋体" w:eastAsia="宋体" w:hAnsi="宋体" w:hint="eastAsia"/>
-                <w:szCs w:val="22"/>
-              </w:rPr>
-              <w:t>/personal-heath/v1.0/</w:t>
-            </w:r>
-            <w:r>
-              <w:rPr>
-                <w:rFonts w:ascii="宋体" w:eastAsia="宋体" w:hAnsi="宋体" w:hint="eastAsia"/>
-                <w:szCs w:val="22"/>
-              </w:rPr>
-              <w:t>user-health/</w:t>
-            </w:r>
-            <w:proofErr w:type="spellStart"/>
-            <w:r>
-              <w:rPr>
-                <w:rFonts w:ascii="宋体" w:eastAsia="宋体" w:hAnsi="宋体" w:hint="eastAsia"/>
-                <w:szCs w:val="22"/>
-              </w:rPr>
-              <w:t>daysQuery</w:t>
-            </w:r>
-            <w:proofErr w:type="spellEnd"/>
-            <w:r>
-              <w:rPr>
-                <w:rFonts w:ascii="宋体" w:eastAsia="宋体" w:hAnsi="宋体" w:hint="eastAsia"/>
-                <w:szCs w:val="22"/>
-              </w:rPr>
-              <w:t>/{day} 发送 GET 请求</w:t>
+              <w:t>user-health/daysQuery/{day} 发送 GET 请求</w:t>
             </w:r>
           </w:p>
         </w:tc>
@@ -31091,23 +29389,7 @@
           <w:sz w:val="24"/>
           <w:szCs w:val="24"/>
         </w:rPr>
-        <w:t>4</w:t>
-      </w:r>
-      <w:r>
-        <w:rPr>
-          <w:rFonts w:hint="eastAsia"/>
-          <w:sz w:val="24"/>
-          <w:szCs w:val="24"/>
-        </w:rPr>
-        <w:t>.1.</w:t>
-      </w:r>
-      <w:r>
-        <w:rPr>
-          <w:rFonts w:hint="eastAsia"/>
-          <w:sz w:val="24"/>
-          <w:szCs w:val="24"/>
-        </w:rPr>
-        <w:t>4</w:t>
+        <w:t>4.1.4</w:t>
       </w:r>
       <w:r>
         <w:rPr>
@@ -31133,23 +29415,7 @@
           <w:sz w:val="24"/>
           <w:szCs w:val="24"/>
         </w:rPr>
-        <w:t>测试</w:t>
-      </w:r>
-      <w:r>
-        <w:rPr>
-          <w:rFonts w:hint="eastAsia"/>
-          <w:sz w:val="24"/>
-          <w:szCs w:val="24"/>
-        </w:rPr>
-        <w:t>测试</w:t>
-      </w:r>
-      <w:r>
-        <w:rPr>
-          <w:rFonts w:hint="eastAsia"/>
-          <w:sz w:val="24"/>
-          <w:szCs w:val="24"/>
-        </w:rPr>
-        <w:t>报告</w:t>
+        <w:t>测试测试报告</w:t>
       </w:r>
       <w:bookmarkEnd w:id="29"/>
     </w:p>
@@ -31264,15 +29530,7 @@
           <w:sz w:val="24"/>
           <w:szCs w:val="24"/>
         </w:rPr>
-        <w:t>自由</w:t>
-      </w:r>
-      <w:r>
-        <w:rPr>
-          <w:rFonts w:hint="eastAsia"/>
-          <w:sz w:val="24"/>
-          <w:szCs w:val="24"/>
-        </w:rPr>
-        <w:t>测试报告</w:t>
+        <w:t>自由测试报告</w:t>
       </w:r>
       <w:bookmarkEnd w:id="31"/>
     </w:p>
@@ -31754,23 +30012,13 @@
               <w:lastRenderedPageBreak/>
               <w:t>输入</w:t>
             </w:r>
-            <w:proofErr w:type="gramStart"/>
-            <w:r>
-              <w:rPr>
-                <w:rFonts w:ascii="宋体" w:eastAsia="宋体" w:hAnsi="宋体" w:hint="eastAsia"/>
-                <w:sz w:val="21"/>
-                <w:szCs w:val="21"/>
-              </w:rPr>
-              <w:t>‘</w:t>
-            </w:r>
-            <w:proofErr w:type="gramEnd"/>
-            <w:r>
-              <w:rPr>
-                <w:rFonts w:ascii="宋体" w:eastAsia="宋体" w:hAnsi="宋体" w:hint="eastAsia"/>
-                <w:sz w:val="21"/>
-                <w:szCs w:val="21"/>
-              </w:rPr>
-              <w:t xml:space="preserve"> or 1=1#</w:t>
+            <w:r>
+              <w:rPr>
+                <w:rFonts w:ascii="宋体" w:eastAsia="宋体" w:hAnsi="宋体" w:hint="eastAsia"/>
+                <w:sz w:val="21"/>
+                <w:szCs w:val="21"/>
+              </w:rPr>
+              <w:t>‘ or 1=1#</w:t>
             </w:r>
             <w:r>
               <w:rPr>
@@ -31847,7 +30095,6 @@
                 <w:szCs w:val="21"/>
               </w:rPr>
             </w:pPr>
-            <w:proofErr w:type="gramStart"/>
             <w:r>
               <w:rPr>
                 <w:rFonts w:ascii="宋体" w:eastAsia="宋体" w:hAnsi="宋体"/>
@@ -31873,7 +30120,6 @@
               </w:rPr>
               <w:t>提示</w:t>
             </w:r>
-            <w:proofErr w:type="gramEnd"/>
             <w:r>
               <w:rPr>
                 <w:rFonts w:ascii="宋体" w:eastAsia="宋体" w:hAnsi="宋体" w:hint="eastAsia"/>
@@ -32134,25 +30380,7 @@
                 <w:sz w:val="21"/>
                 <w:szCs w:val="21"/>
               </w:rPr>
-              <w:t>输入一个</w:t>
-            </w:r>
-            <w:proofErr w:type="gramStart"/>
-            <w:r>
-              <w:rPr>
-                <w:rFonts w:ascii="宋体" w:eastAsia="宋体" w:hAnsi="宋体"/>
-                <w:sz w:val="21"/>
-                <w:szCs w:val="21"/>
-              </w:rPr>
-              <w:t>极端高</w:t>
-            </w:r>
-            <w:proofErr w:type="gramEnd"/>
-            <w:r>
-              <w:rPr>
-                <w:rFonts w:ascii="宋体" w:eastAsia="宋体" w:hAnsi="宋体"/>
-                <w:sz w:val="21"/>
-                <w:szCs w:val="21"/>
-              </w:rPr>
-              <w:t>的血压值如“1000”点击保存</w:t>
+              <w:t>输入一个极端高的血压值如“1000”点击保存</w:t>
             </w:r>
           </w:p>
         </w:tc>
@@ -32802,23 +31030,13 @@
                 <w:szCs w:val="21"/>
               </w:rPr>
             </w:pPr>
-            <w:proofErr w:type="gramStart"/>
-            <w:r>
-              <w:rPr>
-                <w:rFonts w:ascii="宋体" w:eastAsia="宋体" w:hAnsi="宋体"/>
-                <w:sz w:val="21"/>
-                <w:szCs w:val="21"/>
-              </w:rPr>
-              <w:t>弹窗显示</w:t>
-            </w:r>
-            <w:proofErr w:type="gramEnd"/>
-            <w:r>
-              <w:rPr>
-                <w:rFonts w:ascii="宋体" w:eastAsia="宋体" w:hAnsi="宋体"/>
-                <w:sz w:val="21"/>
-                <w:szCs w:val="21"/>
-              </w:rPr>
-              <w:t>正常</w:t>
+            <w:r>
+              <w:rPr>
+                <w:rFonts w:ascii="宋体" w:eastAsia="宋体" w:hAnsi="宋体"/>
+                <w:sz w:val="21"/>
+                <w:szCs w:val="21"/>
+              </w:rPr>
+              <w:t>弹窗显示正常</w:t>
             </w:r>
           </w:p>
         </w:tc>
@@ -33110,25 +31328,7 @@
                 <w:sz w:val="21"/>
                 <w:szCs w:val="21"/>
               </w:rPr>
-              <w:t>收藏状态</w:t>
-            </w:r>
-            <w:proofErr w:type="gramStart"/>
-            <w:r>
-              <w:rPr>
-                <w:rFonts w:ascii="宋体" w:eastAsia="宋体" w:hAnsi="宋体"/>
-                <w:sz w:val="21"/>
-                <w:szCs w:val="21"/>
-              </w:rPr>
-              <w:t>随操作</w:t>
-            </w:r>
-            <w:proofErr w:type="gramEnd"/>
-            <w:r>
-              <w:rPr>
-                <w:rFonts w:ascii="宋体" w:eastAsia="宋体" w:hAnsi="宋体"/>
-                <w:sz w:val="21"/>
-                <w:szCs w:val="21"/>
-              </w:rPr>
-              <w:t>正确切换</w:t>
+              <w:t>收藏状态随操作正确切换</w:t>
             </w:r>
           </w:p>
         </w:tc>
